--- a/data/outputs/v2/Core_Mathematics/SS2.5_Area_of_Polygons/Core_Mathematics_Area_of_Polygons_CBE_LessonSequence.docx
+++ b/data/outputs/v2/Core_Mathematics/SS2.5_Area_of_Polygons/Core_Mathematics_Area_of_Polygons_CBE_LessonSequence.docx
@@ -3225,7 +3225,7 @@
             <w:pPr>
               <w:spacing w:after="20" w:before="0"/>
             </w:pPr>
-            <w:hyperlink w:history="1" r:id="rIdl1l6a0bftcfeoc8bnqias">
+            <w:hyperlink w:history="1" r:id="rIduri8ks-ikrgbhiadx-zj7">
               <w:r>
                 <w:rPr>
                   <w:rFonts w:ascii="Arial" w:cs="Arial" w:eastAsia="Arial" w:hAnsi="Arial"/>
@@ -3234,7 +3234,7 @@
                   <w:szCs w:val="16"/>
                   <w:u w:val="single" w:color="2E75B6"/>
                 </w:rPr>
-                <w:t xml:space="preserve">Overview of Ellipses, Trapezoids, Rhombi, and Polygons</w:t>
+                <w:t xml:space="preserve">Manipulating formulas: area</w:t>
               </w:r>
             </w:hyperlink>
           </w:p>
@@ -3250,7 +3250,7 @@
                 <w:sz w:val="14"/>
                 <w:szCs w:val="14"/>
               </w:rPr>
-              <w:t xml:space="preserve">Source: CK-12</w:t>
+              <w:t xml:space="preserve">Source: Khan Academy (English - US curriculum)</w:t>
             </w:r>
           </w:p>
           <w:p>
@@ -3258,7 +3258,7 @@
               <w:spacing w:after="10" w:before="0"/>
               <w:ind w:left="120"/>
             </w:pPr>
-            <w:hyperlink w:history="1" r:id="rIdn5agopba57stmdacldfqk">
+            <w:hyperlink w:history="1" r:id="rId--jqo6yme5rtgngxk_ovy">
               <w:r>
                 <w:rPr>
                   <w:rFonts w:ascii="Arial" w:cs="Arial" w:eastAsia="Arial" w:hAnsi="Arial"/>
@@ -3303,7 +3303,7 @@
             <w:pPr>
               <w:spacing w:after="20" w:before="0"/>
             </w:pPr>
-            <w:hyperlink w:history="1" r:id="rIdvi73idvdajmabakvnyb58">
+            <w:hyperlink w:history="1" r:id="rIde8tyqvbeae75cjezz2odo">
               <w:r>
                 <w:rPr>
                   <w:rFonts w:ascii="Arial" w:cs="Arial" w:eastAsia="Arial" w:hAnsi="Arial"/>
@@ -3312,7 +3312,7 @@
                   <w:szCs w:val="16"/>
                   <w:u w:val="single" w:color="2E75B6"/>
                 </w:rPr>
-                <w:t xml:space="preserve">Area Models for Decimal Multiplication (Flexbook)</w:t>
+                <w:t xml:space="preserve">Derivation of the Triangle Area Formula (Flexbook)</w:t>
               </w:r>
             </w:hyperlink>
           </w:p>
@@ -3336,7 +3336,7 @@
               <w:spacing w:after="10" w:before="0"/>
               <w:ind w:left="120"/>
             </w:pPr>
-            <w:hyperlink w:history="1" r:id="rIdlvgtpusnto2nmtf8ujdng">
+            <w:hyperlink w:history="1" r:id="rIduhg6ggvidhgf9r4by-nro">
               <w:r>
                 <w:rPr>
                   <w:rFonts w:ascii="Arial" w:cs="Arial" w:eastAsia="Arial" w:hAnsi="Arial"/>
@@ -3531,7 +3531,7 @@
             <w:pPr>
               <w:spacing w:after="20" w:before="0"/>
             </w:pPr>
-            <w:hyperlink w:history="1" r:id="rIddhhvy_npkbiyrnookryp4">
+            <w:hyperlink w:history="1" r:id="rId9iovza3seqtoni01dcq8f">
               <w:r>
                 <w:rPr>
                   <w:rFonts w:ascii="Arial" w:cs="Arial" w:eastAsia="Arial" w:hAnsi="Arial"/>
@@ -3540,7 +3540,7 @@
                   <w:szCs w:val="16"/>
                   <w:u w:val="single" w:color="2E75B6"/>
                 </w:rPr>
-                <w:t xml:space="preserve">Overview of Ellipses, Trapezoids, Rhombi, and Polygons</w:t>
+                <w:t xml:space="preserve">Area of a triangle</w:t>
               </w:r>
             </w:hyperlink>
           </w:p>
@@ -3556,7 +3556,7 @@
                 <w:sz w:val="14"/>
                 <w:szCs w:val="14"/>
               </w:rPr>
-              <w:t xml:space="preserve">Source: CK-12</w:t>
+              <w:t xml:space="preserve">Source: Khan Academy (English - US curriculum)</w:t>
             </w:r>
           </w:p>
           <w:p>
@@ -3564,7 +3564,7 @@
               <w:spacing w:after="10" w:before="0"/>
               <w:ind w:left="120"/>
             </w:pPr>
-            <w:hyperlink w:history="1" r:id="rId4tjz89h9pzuobys2pq-1x">
+            <w:hyperlink w:history="1" r:id="rIdi60yvdcb7f-o8yollrovm">
               <w:r>
                 <w:rPr>
                   <w:rFonts w:ascii="Arial" w:cs="Arial" w:eastAsia="Arial" w:hAnsi="Arial"/>
@@ -3602,14 +3602,14 @@
                 <w:sz w:val="16"/>
                 <w:szCs w:val="16"/>
               </w:rPr>
-              <w:t xml:space="preserve">📖 HTML:</w:t>
+              <w:t xml:space="preserve">📖 EXERCISE:</w:t>
             </w:r>
           </w:p>
           <w:p>
             <w:pPr>
               <w:spacing w:after="20" w:before="0"/>
             </w:pPr>
-            <w:hyperlink w:history="1" r:id="rIdahfxzvlmgs8ucvcel-pqq">
+            <w:hyperlink w:history="1" r:id="rIdo1wy-9hhjlv-bnl4iulef">
               <w:r>
                 <w:rPr>
                   <w:rFonts w:ascii="Arial" w:cs="Arial" w:eastAsia="Arial" w:hAnsi="Arial"/>
@@ -3618,7 +3618,7 @@
                   <w:szCs w:val="16"/>
                   <w:u w:val="single" w:color="2E75B6"/>
                 </w:rPr>
-                <w:t xml:space="preserve">Area Models for Decimal Multiplication (Flexbook)</w:t>
+                <w:t xml:space="preserve">Derivation of the Triangle Area Formula Practice</w:t>
               </w:r>
             </w:hyperlink>
           </w:p>
@@ -3642,7 +3642,7 @@
               <w:spacing w:after="10" w:before="0"/>
               <w:ind w:left="120"/>
             </w:pPr>
-            <w:hyperlink w:history="1" r:id="rId_0owdtyn9qfybr-lv3s3f">
+            <w:hyperlink w:history="1" r:id="rIdmolcerkuxqoirli9lzywl">
               <w:r>
                 <w:rPr>
                   <w:rFonts w:ascii="Arial" w:cs="Arial" w:eastAsia="Arial" w:hAnsi="Arial"/>
@@ -3837,7 +3837,7 @@
             <w:pPr>
               <w:spacing w:after="20" w:before="0"/>
             </w:pPr>
-            <w:hyperlink w:history="1" r:id="rId1q68mfcc_bhh981dqhzfx">
+            <w:hyperlink w:history="1" r:id="rIdvlydj7jzakbewyqh3wo8p">
               <w:r>
                 <w:rPr>
                   <w:rFonts w:ascii="Arial" w:cs="Arial" w:eastAsia="Arial" w:hAnsi="Arial"/>
@@ -3846,7 +3846,7 @@
                   <w:szCs w:val="16"/>
                   <w:u w:val="single" w:color="2E75B6"/>
                 </w:rPr>
-                <w:t xml:space="preserve">Overview of Ellipses, Trapezoids, Rhombi, and Polygons</w:t>
+                <w:t xml:space="preserve">Finding area of triangles</w:t>
               </w:r>
             </w:hyperlink>
           </w:p>
@@ -3862,7 +3862,7 @@
                 <w:sz w:val="14"/>
                 <w:szCs w:val="14"/>
               </w:rPr>
-              <w:t xml:space="preserve">Source: CK-12</w:t>
+              <w:t xml:space="preserve">Source: Khan Academy (English - US curriculum)</w:t>
             </w:r>
           </w:p>
           <w:p>
@@ -3870,7 +3870,7 @@
               <w:spacing w:after="10" w:before="0"/>
               <w:ind w:left="120"/>
             </w:pPr>
-            <w:hyperlink w:history="1" r:id="rIdmmscwrxehm3xk6ojltpuw">
+            <w:hyperlink w:history="1" r:id="rIdv7kgfw0okeraycw3rimbk">
               <w:r>
                 <w:rPr>
                   <w:rFonts w:ascii="Arial" w:cs="Arial" w:eastAsia="Arial" w:hAnsi="Arial"/>
@@ -3915,7 +3915,7 @@
             <w:pPr>
               <w:spacing w:after="20" w:before="0"/>
             </w:pPr>
-            <w:hyperlink w:history="1" r:id="rIdmzmlpid7swvn8ogunmvt7">
+            <w:hyperlink w:history="1" r:id="rId2o1q_k1bvivxnuhbphs3t">
               <w:r>
                 <w:rPr>
                   <w:rFonts w:ascii="Arial" w:cs="Arial" w:eastAsia="Arial" w:hAnsi="Arial"/>
@@ -3924,7 +3924,7 @@
                   <w:szCs w:val="16"/>
                   <w:u w:val="single" w:color="2E75B6"/>
                 </w:rPr>
-                <w:t xml:space="preserve">Area Models for Decimal Multiplication (Flexbook)</w:t>
+                <w:t xml:space="preserve">Alternate Formula for the Area of a Triangle (Flexbook)</w:t>
               </w:r>
             </w:hyperlink>
           </w:p>
@@ -3948,7 +3948,7 @@
               <w:spacing w:after="10" w:before="0"/>
               <w:ind w:left="120"/>
             </w:pPr>
-            <w:hyperlink w:history="1" r:id="rIdndd4zbuocy6nw8bkk2jfo">
+            <w:hyperlink w:history="1" r:id="rIdybth8w4denecaotrgp5m1">
               <w:r>
                 <w:rPr>
                   <w:rFonts w:ascii="Arial" w:cs="Arial" w:eastAsia="Arial" w:hAnsi="Arial"/>
@@ -4143,7 +4143,7 @@
             <w:pPr>
               <w:spacing w:after="20" w:before="0"/>
             </w:pPr>
-            <w:hyperlink w:history="1" r:id="rIdl9ekwrg2ufbri-ckdg3pz">
+            <w:hyperlink w:history="1" r:id="rId0fsixuyjd747merlna14i">
               <w:r>
                 <w:rPr>
                   <w:rFonts w:ascii="Arial" w:cs="Arial" w:eastAsia="Arial" w:hAnsi="Arial"/>
@@ -4152,7 +4152,7 @@
                   <w:szCs w:val="16"/>
                   <w:u w:val="single" w:color="2E75B6"/>
                 </w:rPr>
-                <w:t xml:space="preserve">Overview of Ellipses, Trapezoids, Rhombi, and Polygons</w:t>
+                <w:t xml:space="preserve">Manipulating formulas: area</w:t>
               </w:r>
             </w:hyperlink>
           </w:p>
@@ -4168,7 +4168,7 @@
                 <w:sz w:val="14"/>
                 <w:szCs w:val="14"/>
               </w:rPr>
-              <w:t xml:space="preserve">Source: CK-12</w:t>
+              <w:t xml:space="preserve">Source: Khan Academy (English - US curriculum)</w:t>
             </w:r>
           </w:p>
           <w:p>
@@ -4176,7 +4176,7 @@
               <w:spacing w:after="10" w:before="0"/>
               <w:ind w:left="120"/>
             </w:pPr>
-            <w:hyperlink w:history="1" r:id="rIdwv5db2basn25uy0det8ic">
+            <w:hyperlink w:history="1" r:id="rIdg1ohtbtxfxw25dbqqwmyt">
               <w:r>
                 <w:rPr>
                   <w:rFonts w:ascii="Arial" w:cs="Arial" w:eastAsia="Arial" w:hAnsi="Arial"/>
@@ -4214,14 +4214,14 @@
                 <w:sz w:val="16"/>
                 <w:szCs w:val="16"/>
               </w:rPr>
-              <w:t xml:space="preserve">📖 HTML:</w:t>
+              <w:t xml:space="preserve">📖 EXERCISE:</w:t>
             </w:r>
           </w:p>
           <w:p>
             <w:pPr>
               <w:spacing w:after="20" w:before="0"/>
             </w:pPr>
-            <w:hyperlink w:history="1" r:id="rIdwnobgj5e6ycrgv5tpmiut">
+            <w:hyperlink w:history="1" r:id="rIdapgx1r-cuzcxxbo4nx2m7">
               <w:r>
                 <w:rPr>
                   <w:rFonts w:ascii="Arial" w:cs="Arial" w:eastAsia="Arial" w:hAnsi="Arial"/>
@@ -4230,7 +4230,7 @@
                   <w:szCs w:val="16"/>
                   <w:u w:val="single" w:color="2E75B6"/>
                 </w:rPr>
-                <w:t xml:space="preserve">Area Models for Decimal Multiplication (Flexbook)</w:t>
+                <w:t xml:space="preserve">Alternate Formula for the Area of a Triangle Practice</w:t>
               </w:r>
             </w:hyperlink>
           </w:p>
@@ -4254,7 +4254,7 @@
               <w:spacing w:after="10" w:before="0"/>
               <w:ind w:left="120"/>
             </w:pPr>
-            <w:hyperlink w:history="1" r:id="rIdmnyoeze_w4vd8nqkmxnkj">
+            <w:hyperlink w:history="1" r:id="rIdv7zbeo7-v6ebjeozn41l1">
               <w:r>
                 <w:rPr>
                   <w:rFonts w:ascii="Arial" w:cs="Arial" w:eastAsia="Arial" w:hAnsi="Arial"/>
@@ -4449,7 +4449,7 @@
             <w:pPr>
               <w:spacing w:after="20" w:before="0"/>
             </w:pPr>
-            <w:hyperlink w:history="1" r:id="rIdnu-mz7u7uizgcuznv8tjy">
+            <w:hyperlink w:history="1" r:id="rIduguant6wjzhe3nruuw01h">
               <w:r>
                 <w:rPr>
                   <w:rFonts w:ascii="Arial" w:cs="Arial" w:eastAsia="Arial" w:hAnsi="Arial"/>
@@ -4458,7 +4458,7 @@
                   <w:szCs w:val="16"/>
                   <w:u w:val="single" w:color="2E75B6"/>
                 </w:rPr>
-                <w:t xml:space="preserve">Overview of Ellipses, Trapezoids, Rhombi, and Polygons</w:t>
+                <w:t xml:space="preserve">Manipulating formulas: area</w:t>
               </w:r>
             </w:hyperlink>
           </w:p>
@@ -4474,7 +4474,7 @@
                 <w:sz w:val="14"/>
                 <w:szCs w:val="14"/>
               </w:rPr>
-              <w:t xml:space="preserve">Source: CK-12</w:t>
+              <w:t xml:space="preserve">Source: Khan Academy (English - US curriculum)</w:t>
             </w:r>
           </w:p>
           <w:p>
@@ -4482,7 +4482,7 @@
               <w:spacing w:after="10" w:before="0"/>
               <w:ind w:left="120"/>
             </w:pPr>
-            <w:hyperlink w:history="1" r:id="rId37aqguqezty6gmnmvnn2h">
+            <w:hyperlink w:history="1" r:id="rIdpdylp75kannjusmgcmbja">
               <w:r>
                 <w:rPr>
                   <w:rFonts w:ascii="Arial" w:cs="Arial" w:eastAsia="Arial" w:hAnsi="Arial"/>
@@ -4527,7 +4527,7 @@
             <w:pPr>
               <w:spacing w:after="20" w:before="0"/>
             </w:pPr>
-            <w:hyperlink w:history="1" r:id="rIddjvorlesifm5q2-j365pt">
+            <w:hyperlink w:history="1" r:id="rId18ik7jfrnqg4l2oocnow3">
               <w:r>
                 <w:rPr>
                   <w:rFonts w:ascii="Arial" w:cs="Arial" w:eastAsia="Arial" w:hAnsi="Arial"/>
@@ -4536,7 +4536,7 @@
                   <w:szCs w:val="16"/>
                   <w:u w:val="single" w:color="2E75B6"/>
                 </w:rPr>
-                <w:t xml:space="preserve">Area Models for Decimal Multiplication (Flexbook)</w:t>
+                <w:t xml:space="preserve">Derivation of the Triangle Area Formula (Flexbook)</w:t>
               </w:r>
             </w:hyperlink>
           </w:p>
@@ -4560,7 +4560,7 @@
               <w:spacing w:after="10" w:before="0"/>
               <w:ind w:left="120"/>
             </w:pPr>
-            <w:hyperlink w:history="1" r:id="rIdtryj9bztp83htnn7yuful">
+            <w:hyperlink w:history="1" r:id="rIdc4cxzk_9ujfjhvrhp-zfq">
               <w:r>
                 <w:rPr>
                   <w:rFonts w:ascii="Arial" w:cs="Arial" w:eastAsia="Arial" w:hAnsi="Arial"/>
@@ -6047,7 +6047,7 @@
             <w:pPr>
               <w:spacing w:after="20" w:before="0"/>
             </w:pPr>
-            <w:hyperlink w:history="1" r:id="rId_8ysn7c1pins7ag8tt0ug">
+            <w:hyperlink w:history="1" r:id="rIdjl6zsjlng6l-vova3xhqs">
               <w:r>
                 <w:rPr>
                   <w:rFonts w:ascii="Arial" w:cs="Arial" w:eastAsia="Arial" w:hAnsi="Arial"/>
@@ -6056,7 +6056,7 @@
                   <w:szCs w:val="16"/>
                   <w:u w:val="single" w:color="2E75B6"/>
                 </w:rPr>
-                <w:t xml:space="preserve">Area of a parallelogram on the coordinate plane</w:t>
+                <w:t xml:space="preserve">Area of kites</w:t>
               </w:r>
             </w:hyperlink>
           </w:p>
@@ -6080,7 +6080,7 @@
               <w:spacing w:after="10" w:before="0"/>
               <w:ind w:left="120"/>
             </w:pPr>
-            <w:hyperlink w:history="1" r:id="rId1nfbm80zpyq38quqmpleh">
+            <w:hyperlink w:history="1" r:id="rIdnaky4oscy2qwfr9tls7hj">
               <w:r>
                 <w:rPr>
                   <w:rFonts w:ascii="Arial" w:cs="Arial" w:eastAsia="Arial" w:hAnsi="Arial"/>
@@ -6125,7 +6125,7 @@
             <w:pPr>
               <w:spacing w:after="20" w:before="0"/>
             </w:pPr>
-            <w:hyperlink w:history="1" r:id="rIdojbs7o3mqcu_nd6y4nxhn">
+            <w:hyperlink w:history="1" r:id="rIdqnuv2bh_5skiesd6s7tiz">
               <w:r>
                 <w:rPr>
                   <w:rFonts w:ascii="Arial" w:cs="Arial" w:eastAsia="Arial" w:hAnsi="Arial"/>
@@ -6134,7 +6134,7 @@
                   <w:szCs w:val="16"/>
                   <w:u w:val="single" w:color="2E75B6"/>
                 </w:rPr>
-                <w:t xml:space="preserve">Area Models for Decimal Multiplication (Flexbook)</w:t>
+                <w:t xml:space="preserve">Area of a Parallelogram: Rhombus (PLIX)</w:t>
               </w:r>
             </w:hyperlink>
           </w:p>
@@ -6158,7 +6158,7 @@
               <w:spacing w:after="10" w:before="0"/>
               <w:ind w:left="120"/>
             </w:pPr>
-            <w:hyperlink w:history="1" r:id="rIdg4e3l_rxj1v6vqes9teb1">
+            <w:hyperlink w:history="1" r:id="rIdb1ndrudin3mwriemkajnw">
               <w:r>
                 <w:rPr>
                   <w:rFonts w:ascii="Arial" w:cs="Arial" w:eastAsia="Arial" w:hAnsi="Arial"/>
@@ -6429,7 +6429,7 @@
             <w:pPr>
               <w:spacing w:after="20" w:before="0"/>
             </w:pPr>
-            <w:hyperlink w:history="1" r:id="rIdob9drfa5yfae6kbm3xvv6">
+            <w:hyperlink w:history="1" r:id="rIdczpyudu6xmogzggiw8ca-">
               <w:r>
                 <w:rPr>
                   <w:rFonts w:ascii="Arial" w:cs="Arial" w:eastAsia="Arial" w:hAnsi="Arial"/>
@@ -6438,7 +6438,7 @@
                   <w:szCs w:val="16"/>
                   <w:u w:val="single" w:color="2E75B6"/>
                 </w:rPr>
-                <w:t xml:space="preserve">Area of a parallelogram on the coordinate plane</w:t>
+                <w:t xml:space="preserve">Quadrilateral types</w:t>
               </w:r>
             </w:hyperlink>
           </w:p>
@@ -6462,7 +6462,7 @@
               <w:spacing w:after="10" w:before="0"/>
               <w:ind w:left="120"/>
             </w:pPr>
-            <w:hyperlink w:history="1" r:id="rId6s8ddpb57kkm9cibkdbq4">
+            <w:hyperlink w:history="1" r:id="rIdaap1ktm2dpxxfscyc_k1l">
               <w:r>
                 <w:rPr>
                   <w:rFonts w:ascii="Arial" w:cs="Arial" w:eastAsia="Arial" w:hAnsi="Arial"/>
@@ -6507,7 +6507,7 @@
             <w:pPr>
               <w:spacing w:after="20" w:before="0"/>
             </w:pPr>
-            <w:hyperlink w:history="1" r:id="rId7xijs4ppxcwaeihghw0cv">
+            <w:hyperlink w:history="1" r:id="rId6_imlmx6eh_v7aovifx-q">
               <w:r>
                 <w:rPr>
                   <w:rFonts w:ascii="Arial" w:cs="Arial" w:eastAsia="Arial" w:hAnsi="Arial"/>
@@ -6516,7 +6516,7 @@
                   <w:szCs w:val="16"/>
                   <w:u w:val="single" w:color="2E75B6"/>
                 </w:rPr>
-                <w:t xml:space="preserve">Area Models for Decimal Multiplication (Flexbook)</w:t>
+                <w:t xml:space="preserve">Area of a Parallelogram: Rhombus (PLIX)</w:t>
               </w:r>
             </w:hyperlink>
           </w:p>
@@ -6540,7 +6540,7 @@
               <w:spacing w:after="10" w:before="0"/>
               <w:ind w:left="120"/>
             </w:pPr>
-            <w:hyperlink w:history="1" r:id="rIdds9pvm_ofqyifgdhune1r">
+            <w:hyperlink w:history="1" r:id="rIdms-7c9-uenj6tt0882mhq">
               <w:r>
                 <w:rPr>
                   <w:rFonts w:ascii="Arial" w:cs="Arial" w:eastAsia="Arial" w:hAnsi="Arial"/>
@@ -6811,7 +6811,7 @@
             <w:pPr>
               <w:spacing w:after="20" w:before="0"/>
             </w:pPr>
-            <w:hyperlink w:history="1" r:id="rId6vkqjpgavyrlvtqcg-eml">
+            <w:hyperlink w:history="1" r:id="rIdtaohzpbjcmvb37tmc6r5m">
               <w:r>
                 <w:rPr>
                   <w:rFonts w:ascii="Arial" w:cs="Arial" w:eastAsia="Arial" w:hAnsi="Arial"/>
@@ -6820,7 +6820,7 @@
                   <w:szCs w:val="16"/>
                   <w:u w:val="single" w:color="2E75B6"/>
                 </w:rPr>
-                <w:t xml:space="preserve">Area of a parallelogram on the coordinate plane</w:t>
+                <w:t xml:space="preserve">Area of kites</w:t>
               </w:r>
             </w:hyperlink>
           </w:p>
@@ -6844,7 +6844,7 @@
               <w:spacing w:after="10" w:before="0"/>
               <w:ind w:left="120"/>
             </w:pPr>
-            <w:hyperlink w:history="1" r:id="rId69j21ahtv-wienhjwiuo3">
+            <w:hyperlink w:history="1" r:id="rIdx5wtnrzdeal-zifjgz8fm">
               <w:r>
                 <w:rPr>
                   <w:rFonts w:ascii="Arial" w:cs="Arial" w:eastAsia="Arial" w:hAnsi="Arial"/>
@@ -6889,7 +6889,7 @@
             <w:pPr>
               <w:spacing w:after="20" w:before="0"/>
             </w:pPr>
-            <w:hyperlink w:history="1" r:id="rIddkvzqtqrzzbm64vwjibhp">
+            <w:hyperlink w:history="1" r:id="rIdljzxrbyq48xesz0cyplw0">
               <w:r>
                 <w:rPr>
                   <w:rFonts w:ascii="Arial" w:cs="Arial" w:eastAsia="Arial" w:hAnsi="Arial"/>
@@ -6898,7 +6898,7 @@
                   <w:szCs w:val="16"/>
                   <w:u w:val="single" w:color="2E75B6"/>
                 </w:rPr>
-                <w:t xml:space="preserve">Area Models for Decimal Multiplication (Flexbook)</w:t>
+                <w:t xml:space="preserve">Area of a Parallelogram: Rhombus (PLIX)</w:t>
               </w:r>
             </w:hyperlink>
           </w:p>
@@ -6922,7 +6922,7 @@
               <w:spacing w:after="10" w:before="0"/>
               <w:ind w:left="120"/>
             </w:pPr>
-            <w:hyperlink w:history="1" r:id="rIdxmtng4a-py47zxsjxdczx">
+            <w:hyperlink w:history="1" r:id="rId2pch4qgf-uo2qwfxxoyaf">
               <w:r>
                 <w:rPr>
                   <w:rFonts w:ascii="Arial" w:cs="Arial" w:eastAsia="Arial" w:hAnsi="Arial"/>
@@ -7212,7 +7212,7 @@
             <w:pPr>
               <w:spacing w:after="20" w:before="0"/>
             </w:pPr>
-            <w:hyperlink w:history="1" r:id="rIdruqzup0drivyvkcvlu1xh">
+            <w:hyperlink w:history="1" r:id="rIdjhkhuq91ck2fwzusdugcl">
               <w:r>
                 <w:rPr>
                   <w:rFonts w:ascii="Arial" w:cs="Arial" w:eastAsia="Arial" w:hAnsi="Arial"/>
@@ -7221,7 +7221,7 @@
                   <w:szCs w:val="16"/>
                   <w:u w:val="single" w:color="2E75B6"/>
                 </w:rPr>
-                <w:t xml:space="preserve">Area of a parallelogram on the coordinate plane</w:t>
+                <w:t xml:space="preserve">Area of kites</w:t>
               </w:r>
             </w:hyperlink>
           </w:p>
@@ -7245,7 +7245,7 @@
               <w:spacing w:after="10" w:before="0"/>
               <w:ind w:left="120"/>
             </w:pPr>
-            <w:hyperlink w:history="1" r:id="rIdy3plesukitdy2_bre7xmn">
+            <w:hyperlink w:history="1" r:id="rIdxyby9el2te9m2aopf7lde">
               <w:r>
                 <w:rPr>
                   <w:rFonts w:ascii="Arial" w:cs="Arial" w:eastAsia="Arial" w:hAnsi="Arial"/>
@@ -7290,7 +7290,7 @@
             <w:pPr>
               <w:spacing w:after="20" w:before="0"/>
             </w:pPr>
-            <w:hyperlink w:history="1" r:id="rIdtzilo9k5mqwnjl-yf5cct">
+            <w:hyperlink w:history="1" r:id="rIdtfvqj2z-pqrtgaf-imo3g">
               <w:r>
                 <w:rPr>
                   <w:rFonts w:ascii="Arial" w:cs="Arial" w:eastAsia="Arial" w:hAnsi="Arial"/>
@@ -7299,7 +7299,7 @@
                   <w:szCs w:val="16"/>
                   <w:u w:val="single" w:color="2E75B6"/>
                 </w:rPr>
-                <w:t xml:space="preserve">Area Models for Decimal Multiplication (Flexbook)</w:t>
+                <w:t xml:space="preserve">Area of a Parallelogram: Rhombus (PLIX)</w:t>
               </w:r>
             </w:hyperlink>
           </w:p>
@@ -7323,7 +7323,7 @@
               <w:spacing w:after="10" w:before="0"/>
               <w:ind w:left="120"/>
             </w:pPr>
-            <w:hyperlink w:history="1" r:id="rIdp4z4drtc_r4l5k53l4j2o">
+            <w:hyperlink w:history="1" r:id="rIdzikkc7dfucxkix9qcpkrj">
               <w:r>
                 <w:rPr>
                   <w:rFonts w:ascii="Arial" w:cs="Arial" w:eastAsia="Arial" w:hAnsi="Arial"/>
@@ -7575,7 +7575,7 @@
             <w:pPr>
               <w:spacing w:after="20" w:before="0"/>
             </w:pPr>
-            <w:hyperlink w:history="1" r:id="rIdtcfq68kvj-fa4oxy9l7jm">
+            <w:hyperlink w:history="1" r:id="rIdr2wj0kafektexlivmvr83">
               <w:r>
                 <w:rPr>
                   <w:rFonts w:ascii="Arial" w:cs="Arial" w:eastAsia="Arial" w:hAnsi="Arial"/>
@@ -7584,7 +7584,7 @@
                   <w:szCs w:val="16"/>
                   <w:u w:val="single" w:color="2E75B6"/>
                 </w:rPr>
-                <w:t xml:space="preserve">Area of a parallelogram on the coordinate plane</w:t>
+                <w:t xml:space="preserve">Area of kites</w:t>
               </w:r>
             </w:hyperlink>
           </w:p>
@@ -7608,7 +7608,7 @@
               <w:spacing w:after="10" w:before="0"/>
               <w:ind w:left="120"/>
             </w:pPr>
-            <w:hyperlink w:history="1" r:id="rIda2brlao2twmplotkkrrec">
+            <w:hyperlink w:history="1" r:id="rId2hvlekmiruer303sfavxz">
               <w:r>
                 <w:rPr>
                   <w:rFonts w:ascii="Arial" w:cs="Arial" w:eastAsia="Arial" w:hAnsi="Arial"/>
@@ -7653,7 +7653,7 @@
             <w:pPr>
               <w:spacing w:after="20" w:before="0"/>
             </w:pPr>
-            <w:hyperlink w:history="1" r:id="rIdeiktxw6l-fh7ilg4wrmda">
+            <w:hyperlink w:history="1" r:id="rIdl3l3pswytb1f0got64q7v">
               <w:r>
                 <w:rPr>
                   <w:rFonts w:ascii="Arial" w:cs="Arial" w:eastAsia="Arial" w:hAnsi="Arial"/>
@@ -7662,7 +7662,7 @@
                   <w:szCs w:val="16"/>
                   <w:u w:val="single" w:color="2E75B6"/>
                 </w:rPr>
-                <w:t xml:space="preserve">Area Models for Decimal Multiplication (Flexbook)</w:t>
+                <w:t xml:space="preserve">Area of a Parallelogram: Rhombus (PLIX)</w:t>
               </w:r>
             </w:hyperlink>
           </w:p>
@@ -7686,7 +7686,7 @@
               <w:spacing w:after="10" w:before="0"/>
               <w:ind w:left="120"/>
             </w:pPr>
-            <w:hyperlink w:history="1" r:id="rIduvfggb5amizvzwlnfm6is">
+            <w:hyperlink w:history="1" r:id="rId5kiyjz616xc2znclmujae">
               <w:r>
                 <w:rPr>
                   <w:rFonts w:ascii="Arial" w:cs="Arial" w:eastAsia="Arial" w:hAnsi="Arial"/>
@@ -9467,7 +9467,7 @@
             <w:pPr>
               <w:spacing w:after="20" w:before="0"/>
             </w:pPr>
-            <w:hyperlink w:history="1" r:id="rIdsz53plr1gvhzjt9tfsdyn">
+            <w:hyperlink w:history="1" r:id="rId4icyvmphe8nxch3gicz0u">
               <w:r>
                 <w:rPr>
                   <w:rFonts w:ascii="Arial" w:cs="Arial" w:eastAsia="Arial" w:hAnsi="Arial"/>
@@ -9476,7 +9476,7 @@
                   <w:szCs w:val="16"/>
                   <w:u w:val="single" w:color="2E75B6"/>
                 </w:rPr>
-                <w:t xml:space="preserve">Genetics vocabulary</w:t>
+                <w:t xml:space="preserve">Manipulating formulas: area</w:t>
               </w:r>
             </w:hyperlink>
           </w:p>
@@ -9500,7 +9500,7 @@
               <w:spacing w:after="10" w:before="0"/>
               <w:ind w:left="120"/>
             </w:pPr>
-            <w:hyperlink w:history="1" r:id="rIdtd0tycd_necgotbqf1knb">
+            <w:hyperlink w:history="1" r:id="rIdcl1trrwuulmsbbv_nips_">
               <w:r>
                 <w:rPr>
                   <w:rFonts w:ascii="Arial" w:cs="Arial" w:eastAsia="Arial" w:hAnsi="Arial"/>
@@ -9545,7 +9545,7 @@
             <w:pPr>
               <w:spacing w:after="20" w:before="0"/>
             </w:pPr>
-            <w:hyperlink w:history="1" r:id="rIdfe22thiguery5dpwro8qx">
+            <w:hyperlink w:history="1" r:id="rIdszgqs41sntcb3r6hdgxxp">
               <w:r>
                 <w:rPr>
                   <w:rFonts w:ascii="Arial" w:cs="Arial" w:eastAsia="Arial" w:hAnsi="Arial"/>
@@ -9554,7 +9554,7 @@
                   <w:szCs w:val="16"/>
                   <w:u w:val="single" w:color="2E75B6"/>
                 </w:rPr>
-                <w:t xml:space="preserve">Trigonometric Ratios with a Calculator (Flexbook)</w:t>
+                <w:t xml:space="preserve">Derivation of the Triangle Area Formula (Flexbook)</w:t>
               </w:r>
             </w:hyperlink>
           </w:p>
@@ -9578,7 +9578,7 @@
               <w:spacing w:after="10" w:before="0"/>
               <w:ind w:left="120"/>
             </w:pPr>
-            <w:hyperlink w:history="1" r:id="rId1myik2sslin6craipg04e">
+            <w:hyperlink w:history="1" r:id="rId_uhehljfsj9hlbdkhbqzy">
               <w:r>
                 <w:rPr>
                   <w:rFonts w:ascii="Arial" w:cs="Arial" w:eastAsia="Arial" w:hAnsi="Arial"/>
@@ -9773,7 +9773,7 @@
             <w:pPr>
               <w:spacing w:after="20" w:before="0"/>
             </w:pPr>
-            <w:hyperlink w:history="1" r:id="rIdst8s-sz_ipxt0nb3lnpai">
+            <w:hyperlink w:history="1" r:id="rId8z_yu8nkzxmqf-s3d2rnb">
               <w:r>
                 <w:rPr>
                   <w:rFonts w:ascii="Arial" w:cs="Arial" w:eastAsia="Arial" w:hAnsi="Arial"/>
@@ -9782,7 +9782,7 @@
                   <w:szCs w:val="16"/>
                   <w:u w:val="single" w:color="2E75B6"/>
                 </w:rPr>
-                <w:t xml:space="preserve">Genetics vocabulary</w:t>
+                <w:t xml:space="preserve">Dividing triangles with medians</w:t>
               </w:r>
             </w:hyperlink>
           </w:p>
@@ -9806,7 +9806,7 @@
               <w:spacing w:after="10" w:before="0"/>
               <w:ind w:left="120"/>
             </w:pPr>
-            <w:hyperlink w:history="1" r:id="rIdenvjgddwgi5xj8peojsir">
+            <w:hyperlink w:history="1" r:id="rIdnaehdbccnv0cvgo_0g9dj">
               <w:r>
                 <w:rPr>
                   <w:rFonts w:ascii="Arial" w:cs="Arial" w:eastAsia="Arial" w:hAnsi="Arial"/>
@@ -9844,14 +9844,14 @@
                 <w:sz w:val="16"/>
                 <w:szCs w:val="16"/>
               </w:rPr>
-              <w:t xml:space="preserve">📖 HTML:</w:t>
+              <w:t xml:space="preserve">📖 EXERCISE:</w:t>
             </w:r>
           </w:p>
           <w:p>
             <w:pPr>
               <w:spacing w:after="20" w:before="0"/>
             </w:pPr>
-            <w:hyperlink w:history="1" r:id="rIdt444du3yao8aozjxga03m">
+            <w:hyperlink w:history="1" r:id="rId68zkz6hr_ouumzkkslhoj">
               <w:r>
                 <w:rPr>
                   <w:rFonts w:ascii="Arial" w:cs="Arial" w:eastAsia="Arial" w:hAnsi="Arial"/>
@@ -9860,7 +9860,7 @@
                   <w:szCs w:val="16"/>
                   <w:u w:val="single" w:color="2E75B6"/>
                 </w:rPr>
-                <w:t xml:space="preserve">Trigonometric Ratios with a Calculator (Flexbook)</w:t>
+                <w:t xml:space="preserve">Derivation of the Triangle Area Formula Practice</w:t>
               </w:r>
             </w:hyperlink>
           </w:p>
@@ -9884,7 +9884,7 @@
               <w:spacing w:after="10" w:before="0"/>
               <w:ind w:left="120"/>
             </w:pPr>
-            <w:hyperlink w:history="1" r:id="rIdtehafk1bmlkmt7rrlb1r2">
+            <w:hyperlink w:history="1" r:id="rIdphdhfwkhwgczxnmxpnp3m">
               <w:r>
                 <w:rPr>
                   <w:rFonts w:ascii="Arial" w:cs="Arial" w:eastAsia="Arial" w:hAnsi="Arial"/>
@@ -10079,7 +10079,7 @@
             <w:pPr>
               <w:spacing w:after="20" w:before="0"/>
             </w:pPr>
-            <w:hyperlink w:history="1" r:id="rIdpfjslfdnaaftkmlwdddca">
+            <w:hyperlink w:history="1" r:id="rIdet5wkwsodxszji2bwmiti">
               <w:r>
                 <w:rPr>
                   <w:rFonts w:ascii="Arial" w:cs="Arial" w:eastAsia="Arial" w:hAnsi="Arial"/>
@@ -10088,7 +10088,7 @@
                   <w:szCs w:val="16"/>
                   <w:u w:val="single" w:color="2E75B6"/>
                 </w:rPr>
-                <w:t xml:space="preserve">Genetics vocabulary</w:t>
+                <w:t xml:space="preserve">Manipulating formulas: area</w:t>
               </w:r>
             </w:hyperlink>
           </w:p>
@@ -10112,7 +10112,7 @@
               <w:spacing w:after="10" w:before="0"/>
               <w:ind w:left="120"/>
             </w:pPr>
-            <w:hyperlink w:history="1" r:id="rIduylm1hptmffvz2cmo5xc7">
+            <w:hyperlink w:history="1" r:id="rIddzqgzximlrcvk1knkgurp">
               <w:r>
                 <w:rPr>
                   <w:rFonts w:ascii="Arial" w:cs="Arial" w:eastAsia="Arial" w:hAnsi="Arial"/>
@@ -10150,14 +10150,14 @@
                 <w:sz w:val="16"/>
                 <w:szCs w:val="16"/>
               </w:rPr>
-              <w:t xml:space="preserve">📖 HTML:</w:t>
+              <w:t xml:space="preserve">📖 EXERCISE:</w:t>
             </w:r>
           </w:p>
           <w:p>
             <w:pPr>
               <w:spacing w:after="20" w:before="0"/>
             </w:pPr>
-            <w:hyperlink w:history="1" r:id="rIdqyfc1xg47al96fz__qr8m">
+            <w:hyperlink w:history="1" r:id="rIdmoj5h2d-xugzqqt1rhsre">
               <w:r>
                 <w:rPr>
                   <w:rFonts w:ascii="Arial" w:cs="Arial" w:eastAsia="Arial" w:hAnsi="Arial"/>
@@ -10166,7 +10166,7 @@
                   <w:szCs w:val="16"/>
                   <w:u w:val="single" w:color="2E75B6"/>
                 </w:rPr>
-                <w:t xml:space="preserve">Trigonometric Ratios with a Calculator (Flexbook)</w:t>
+                <w:t xml:space="preserve">Decompose area with triangles</w:t>
               </w:r>
             </w:hyperlink>
           </w:p>
@@ -10182,7 +10182,7 @@
                 <w:sz w:val="14"/>
                 <w:szCs w:val="14"/>
               </w:rPr>
-              <w:t xml:space="preserve">Source: CK-12</w:t>
+              <w:t xml:space="preserve">Source: Khan Academy (English - US curriculum)</w:t>
             </w:r>
           </w:p>
           <w:p>
@@ -10190,7 +10190,7 @@
               <w:spacing w:after="10" w:before="0"/>
               <w:ind w:left="120"/>
             </w:pPr>
-            <w:hyperlink w:history="1" r:id="rIdmb1iqxsh2gipykg7qy3qu">
+            <w:hyperlink w:history="1" r:id="rId9a1cndkjzy2tqw1cxteyh">
               <w:r>
                 <w:rPr>
                   <w:rFonts w:ascii="Arial" w:cs="Arial" w:eastAsia="Arial" w:hAnsi="Arial"/>
@@ -10385,7 +10385,7 @@
             <w:pPr>
               <w:spacing w:after="20" w:before="0"/>
             </w:pPr>
-            <w:hyperlink w:history="1" r:id="rIde7-4ppvxessgi2vvwviv2">
+            <w:hyperlink w:history="1" r:id="rIdqvhpujzgvnomkfhs_kcs0">
               <w:r>
                 <w:rPr>
                   <w:rFonts w:ascii="Arial" w:cs="Arial" w:eastAsia="Arial" w:hAnsi="Arial"/>
@@ -10394,7 +10394,7 @@
                   <w:szCs w:val="16"/>
                   <w:u w:val="single" w:color="2E75B6"/>
                 </w:rPr>
-                <w:t xml:space="preserve">Genetics vocabulary</w:t>
+                <w:t xml:space="preserve">Manipulating formulas: area</w:t>
               </w:r>
             </w:hyperlink>
           </w:p>
@@ -10418,7 +10418,7 @@
               <w:spacing w:after="10" w:before="0"/>
               <w:ind w:left="120"/>
             </w:pPr>
-            <w:hyperlink w:history="1" r:id="rIdrq7m04naxj82t1nkymii3">
+            <w:hyperlink w:history="1" r:id="rId8r6iot5dizf_-i0lneury">
               <w:r>
                 <w:rPr>
                   <w:rFonts w:ascii="Arial" w:cs="Arial" w:eastAsia="Arial" w:hAnsi="Arial"/>
@@ -10463,7 +10463,7 @@
             <w:pPr>
               <w:spacing w:after="20" w:before="0"/>
             </w:pPr>
-            <w:hyperlink w:history="1" r:id="rIdamtgb-h7dft_zygob0tku">
+            <w:hyperlink w:history="1" r:id="rIdbsbs6y2qu7var49g9rt1w">
               <w:r>
                 <w:rPr>
                   <w:rFonts w:ascii="Arial" w:cs="Arial" w:eastAsia="Arial" w:hAnsi="Arial"/>
@@ -10472,7 +10472,7 @@
                   <w:szCs w:val="16"/>
                   <w:u w:val="single" w:color="2E75B6"/>
                 </w:rPr>
-                <w:t xml:space="preserve">Trigonometric Ratios with a Calculator (Flexbook)</w:t>
+                <w:t xml:space="preserve">Triangle Area (Flexbook)</w:t>
               </w:r>
             </w:hyperlink>
           </w:p>
@@ -10496,7 +10496,7 @@
               <w:spacing w:after="10" w:before="0"/>
               <w:ind w:left="120"/>
             </w:pPr>
-            <w:hyperlink w:history="1" r:id="rIdedmybhsowxtbghhwcoivg">
+            <w:hyperlink w:history="1" r:id="rIdsqu9c-edhpujelf9pvrr-">
               <w:r>
                 <w:rPr>
                   <w:rFonts w:ascii="Arial" w:cs="Arial" w:eastAsia="Arial" w:hAnsi="Arial"/>
@@ -10691,7 +10691,7 @@
             <w:pPr>
               <w:spacing w:after="20" w:before="0"/>
             </w:pPr>
-            <w:hyperlink w:history="1" r:id="rIdhq4kt59g6escsrcu1_b3u">
+            <w:hyperlink w:history="1" r:id="rIdjzfvsocckpsquxr5jvxta">
               <w:r>
                 <w:rPr>
                   <w:rFonts w:ascii="Arial" w:cs="Arial" w:eastAsia="Arial" w:hAnsi="Arial"/>
@@ -10700,7 +10700,7 @@
                   <w:szCs w:val="16"/>
                   <w:u w:val="single" w:color="2E75B6"/>
                 </w:rPr>
-                <w:t xml:space="preserve">Genetics vocabulary</w:t>
+                <w:t xml:space="preserve">Manipulating formulas: area</w:t>
               </w:r>
             </w:hyperlink>
           </w:p>
@@ -10724,7 +10724,7 @@
               <w:spacing w:after="10" w:before="0"/>
               <w:ind w:left="120"/>
             </w:pPr>
-            <w:hyperlink w:history="1" r:id="rIdz7voxg9-kuygjhv61fax8">
+            <w:hyperlink w:history="1" r:id="rId0tyarh9m0crvy8edbg-lp">
               <w:r>
                 <w:rPr>
                   <w:rFonts w:ascii="Arial" w:cs="Arial" w:eastAsia="Arial" w:hAnsi="Arial"/>
@@ -10762,14 +10762,14 @@
                 <w:sz w:val="16"/>
                 <w:szCs w:val="16"/>
               </w:rPr>
-              <w:t xml:space="preserve">📖 HTML:</w:t>
+              <w:t xml:space="preserve">📖 EXERCISE:</w:t>
             </w:r>
           </w:p>
           <w:p>
             <w:pPr>
               <w:spacing w:after="20" w:before="0"/>
             </w:pPr>
-            <w:hyperlink w:history="1" r:id="rIdcva8sdbkpj-uxf8nfh68s">
+            <w:hyperlink w:history="1" r:id="rIdlngxtr98lygayxupl6ikn">
               <w:r>
                 <w:rPr>
                   <w:rFonts w:ascii="Arial" w:cs="Arial" w:eastAsia="Arial" w:hAnsi="Arial"/>
@@ -10778,7 +10778,7 @@
                   <w:szCs w:val="16"/>
                   <w:u w:val="single" w:color="2E75B6"/>
                 </w:rPr>
-                <w:t xml:space="preserve">Trigonometric Ratios with a Calculator (Flexbook)</w:t>
+                <w:t xml:space="preserve">Triangle Area Practice</w:t>
               </w:r>
             </w:hyperlink>
           </w:p>
@@ -10802,7 +10802,7 @@
               <w:spacing w:after="10" w:before="0"/>
               <w:ind w:left="120"/>
             </w:pPr>
-            <w:hyperlink w:history="1" r:id="rIdi9fwc7wtuznsmrhharjuo">
+            <w:hyperlink w:history="1" r:id="rIdy_lisggdjum6cmuuy435l">
               <w:r>
                 <w:rPr>
                   <w:rFonts w:ascii="Arial" w:cs="Arial" w:eastAsia="Arial" w:hAnsi="Arial"/>
@@ -12365,7 +12365,7 @@
             <w:pPr>
               <w:spacing w:after="20" w:before="0"/>
             </w:pPr>
-            <w:hyperlink w:history="1" r:id="rId1bfc6fzvwpastwpkqiqht">
+            <w:hyperlink w:history="1" r:id="rIdzoznxrlpfvvghylzr5pxi">
               <w:r>
                 <w:rPr>
                   <w:rFonts w:ascii="Arial" w:cs="Arial" w:eastAsia="Arial" w:hAnsi="Arial"/>
@@ -12374,7 +12374,7 @@
                   <w:szCs w:val="16"/>
                   <w:u w:val="single" w:color="2E75B6"/>
                 </w:rPr>
-                <w:t xml:space="preserve">Overview of Ellipses, Trapezoids, Rhombi, and Polygons</w:t>
+                <w:t xml:space="preserve">Finding area of triangles</w:t>
               </w:r>
             </w:hyperlink>
           </w:p>
@@ -12390,7 +12390,7 @@
                 <w:sz w:val="14"/>
                 <w:szCs w:val="14"/>
               </w:rPr>
-              <w:t xml:space="preserve">Source: CK-12</w:t>
+              <w:t xml:space="preserve">Source: Khan Academy (English - US curriculum)</w:t>
             </w:r>
           </w:p>
           <w:p>
@@ -12398,7 +12398,7 @@
               <w:spacing w:after="10" w:before="0"/>
               <w:ind w:left="120"/>
             </w:pPr>
-            <w:hyperlink w:history="1" r:id="rIdkbonvf2tfgfee-r9l59sh">
+            <w:hyperlink w:history="1" r:id="rId5okixedsn4iutkq6wamgg">
               <w:r>
                 <w:rPr>
                   <w:rFonts w:ascii="Arial" w:cs="Arial" w:eastAsia="Arial" w:hAnsi="Arial"/>
@@ -12436,14 +12436,14 @@
                 <w:sz w:val="16"/>
                 <w:szCs w:val="16"/>
               </w:rPr>
-              <w:t xml:space="preserve">📖 HTML:</w:t>
+              <w:t xml:space="preserve">📖 EXERCISE:</w:t>
             </w:r>
           </w:p>
           <w:p>
             <w:pPr>
               <w:spacing w:after="20" w:before="0"/>
             </w:pPr>
-            <w:hyperlink w:history="1" r:id="rId9i2mnkc-o8q_2vgkwkrkp">
+            <w:hyperlink w:history="1" r:id="rIdr2jjj5tf6uf2dujeufvj2">
               <w:r>
                 <w:rPr>
                   <w:rFonts w:ascii="Arial" w:cs="Arial" w:eastAsia="Arial" w:hAnsi="Arial"/>
@@ -12452,7 +12452,7 @@
                   <w:szCs w:val="16"/>
                   <w:u w:val="single" w:color="2E75B6"/>
                 </w:rPr>
-                <w:t xml:space="preserve">Area Models for Decimal Multiplication (Flexbook)</w:t>
+                <w:t xml:space="preserve">Decompose area with triangles</w:t>
               </w:r>
             </w:hyperlink>
           </w:p>
@@ -12468,7 +12468,7 @@
                 <w:sz w:val="14"/>
                 <w:szCs w:val="14"/>
               </w:rPr>
-              <w:t xml:space="preserve">Source: CK-12</w:t>
+              <w:t xml:space="preserve">Source: Khan Academy (English - US curriculum)</w:t>
             </w:r>
           </w:p>
           <w:p>
@@ -12476,7 +12476,7 @@
               <w:spacing w:after="10" w:before="0"/>
               <w:ind w:left="120"/>
             </w:pPr>
-            <w:hyperlink w:history="1" r:id="rIdnwxrj1pdqa9ec6tdltem-">
+            <w:hyperlink w:history="1" r:id="rIdvhrdpeywtnyvlvarkhtiw">
               <w:r>
                 <w:rPr>
                   <w:rFonts w:ascii="Arial" w:cs="Arial" w:eastAsia="Arial" w:hAnsi="Arial"/>
@@ -12671,7 +12671,7 @@
             <w:pPr>
               <w:spacing w:after="20" w:before="0"/>
             </w:pPr>
-            <w:hyperlink w:history="1" r:id="rIdutywjcqwssjbwyatcimwu">
+            <w:hyperlink w:history="1" r:id="rIdtb4qj2zfymjbajsxhz5bb">
               <w:r>
                 <w:rPr>
                   <w:rFonts w:ascii="Arial" w:cs="Arial" w:eastAsia="Arial" w:hAnsi="Arial"/>
@@ -12680,7 +12680,7 @@
                   <w:szCs w:val="16"/>
                   <w:u w:val="single" w:color="2E75B6"/>
                 </w:rPr>
-                <w:t xml:space="preserve">Overview of Ellipses, Trapezoids, Rhombi, and Polygons</w:t>
+                <w:t xml:space="preserve">Manipulating formulas: area</w:t>
               </w:r>
             </w:hyperlink>
           </w:p>
@@ -12696,7 +12696,7 @@
                 <w:sz w:val="14"/>
                 <w:szCs w:val="14"/>
               </w:rPr>
-              <w:t xml:space="preserve">Source: CK-12</w:t>
+              <w:t xml:space="preserve">Source: Khan Academy (English - US curriculum)</w:t>
             </w:r>
           </w:p>
           <w:p>
@@ -12704,7 +12704,7 @@
               <w:spacing w:after="10" w:before="0"/>
               <w:ind w:left="120"/>
             </w:pPr>
-            <w:hyperlink w:history="1" r:id="rId7a6ald39rrt4wvydzhilx">
+            <w:hyperlink w:history="1" r:id="rIdwcq76t8ynvltonivohrjx">
               <w:r>
                 <w:rPr>
                   <w:rFonts w:ascii="Arial" w:cs="Arial" w:eastAsia="Arial" w:hAnsi="Arial"/>
@@ -12749,7 +12749,7 @@
             <w:pPr>
               <w:spacing w:after="20" w:before="0"/>
             </w:pPr>
-            <w:hyperlink w:history="1" r:id="rIdg1yfrparuym8gjjwdq8id">
+            <w:hyperlink w:history="1" r:id="rIdir7wvlh4p46o390iehups">
               <w:r>
                 <w:rPr>
                   <w:rFonts w:ascii="Arial" w:cs="Arial" w:eastAsia="Arial" w:hAnsi="Arial"/>
@@ -12758,7 +12758,7 @@
                   <w:szCs w:val="16"/>
                   <w:u w:val="single" w:color="2E75B6"/>
                 </w:rPr>
-                <w:t xml:space="preserve">Area Models for Decimal Multiplication (Flexbook)</w:t>
+                <w:t xml:space="preserve">Triangle Area (Flexbook)</w:t>
               </w:r>
             </w:hyperlink>
           </w:p>
@@ -12782,7 +12782,7 @@
               <w:spacing w:after="10" w:before="0"/>
               <w:ind w:left="120"/>
             </w:pPr>
-            <w:hyperlink w:history="1" r:id="rId2cmqen56jazwgdqzstmvr">
+            <w:hyperlink w:history="1" r:id="rIdguswr7ibhe-5v4vcscc0c">
               <w:r>
                 <w:rPr>
                   <w:rFonts w:ascii="Arial" w:cs="Arial" w:eastAsia="Arial" w:hAnsi="Arial"/>
@@ -12977,7 +12977,7 @@
             <w:pPr>
               <w:spacing w:after="20" w:before="0"/>
             </w:pPr>
-            <w:hyperlink w:history="1" r:id="rIdxr5ofxecrgfv429ocbvgy">
+            <w:hyperlink w:history="1" r:id="rIdm_2xbf2xg_sf2azwuuz-i">
               <w:r>
                 <w:rPr>
                   <w:rFonts w:ascii="Arial" w:cs="Arial" w:eastAsia="Arial" w:hAnsi="Arial"/>
@@ -12986,7 +12986,7 @@
                   <w:szCs w:val="16"/>
                   <w:u w:val="single" w:color="2E75B6"/>
                 </w:rPr>
-                <w:t xml:space="preserve">Overview of Ellipses, Trapezoids, Rhombi, and Polygons</w:t>
+                <w:t xml:space="preserve">Triangle missing side example</w:t>
               </w:r>
             </w:hyperlink>
           </w:p>
@@ -13002,7 +13002,7 @@
                 <w:sz w:val="14"/>
                 <w:szCs w:val="14"/>
               </w:rPr>
-              <w:t xml:space="preserve">Source: CK-12</w:t>
+              <w:t xml:space="preserve">Source: Khan Academy (English - US curriculum)</w:t>
             </w:r>
           </w:p>
           <w:p>
@@ -13010,7 +13010,7 @@
               <w:spacing w:after="10" w:before="0"/>
               <w:ind w:left="120"/>
             </w:pPr>
-            <w:hyperlink w:history="1" r:id="rId80pdievig4nxtkj1pe660">
+            <w:hyperlink w:history="1" r:id="rIdjkx5nrpogu2kxd_rhezh7">
               <w:r>
                 <w:rPr>
                   <w:rFonts w:ascii="Arial" w:cs="Arial" w:eastAsia="Arial" w:hAnsi="Arial"/>
@@ -13048,14 +13048,14 @@
                 <w:sz w:val="16"/>
                 <w:szCs w:val="16"/>
               </w:rPr>
-              <w:t xml:space="preserve">📖 HTML:</w:t>
+              <w:t xml:space="preserve">📖 EXERCISE:</w:t>
             </w:r>
           </w:p>
           <w:p>
             <w:pPr>
               <w:spacing w:after="20" w:before="0"/>
             </w:pPr>
-            <w:hyperlink w:history="1" r:id="rIdmg1mffvssig6-xxokjacz">
+            <w:hyperlink w:history="1" r:id="rId39yhxkhjhhpfnxumw5xxc">
               <w:r>
                 <w:rPr>
                   <w:rFonts w:ascii="Arial" w:cs="Arial" w:eastAsia="Arial" w:hAnsi="Arial"/>
@@ -13064,7 +13064,7 @@
                   <w:szCs w:val="16"/>
                   <w:u w:val="single" w:color="2E75B6"/>
                 </w:rPr>
-                <w:t xml:space="preserve">Area Models for Decimal Multiplication (Flexbook)</w:t>
+                <w:t xml:space="preserve">Triangle Area Practice</w:t>
               </w:r>
             </w:hyperlink>
           </w:p>
@@ -13088,7 +13088,7 @@
               <w:spacing w:after="10" w:before="0"/>
               <w:ind w:left="120"/>
             </w:pPr>
-            <w:hyperlink w:history="1" r:id="rIdqx8bfzk_ks8a6-kdcqwnd">
+            <w:hyperlink w:history="1" r:id="rIdulbiexfmuf73nstiug7fr">
               <w:r>
                 <w:rPr>
                   <w:rFonts w:ascii="Arial" w:cs="Arial" w:eastAsia="Arial" w:hAnsi="Arial"/>
@@ -13283,7 +13283,7 @@
             <w:pPr>
               <w:spacing w:after="20" w:before="0"/>
             </w:pPr>
-            <w:hyperlink w:history="1" r:id="rId630uwbag2sz_jogyjpk3f">
+            <w:hyperlink w:history="1" r:id="rIdwbg3ih3kqapalm4adpxvo">
               <w:r>
                 <w:rPr>
                   <w:rFonts w:ascii="Arial" w:cs="Arial" w:eastAsia="Arial" w:hAnsi="Arial"/>
@@ -13292,7 +13292,7 @@
                   <w:szCs w:val="16"/>
                   <w:u w:val="single" w:color="2E75B6"/>
                 </w:rPr>
-                <w:t xml:space="preserve">Overview of Ellipses, Trapezoids, Rhombi, and Polygons</w:t>
+                <w:t xml:space="preserve">Using similar &amp; congruent triangles</w:t>
               </w:r>
             </w:hyperlink>
           </w:p>
@@ -13308,7 +13308,7 @@
                 <w:sz w:val="14"/>
                 <w:szCs w:val="14"/>
               </w:rPr>
-              <w:t xml:space="preserve">Source: CK-12</w:t>
+              <w:t xml:space="preserve">Source: Khan Academy (English - US curriculum)</w:t>
             </w:r>
           </w:p>
           <w:p>
@@ -13316,7 +13316,7 @@
               <w:spacing w:after="10" w:before="0"/>
               <w:ind w:left="120"/>
             </w:pPr>
-            <w:hyperlink w:history="1" r:id="rIdxux1csmn52-xbk7svkc7r">
+            <w:hyperlink w:history="1" r:id="rIdt6ueqyiof2oy_vjjijaic">
               <w:r>
                 <w:rPr>
                   <w:rFonts w:ascii="Arial" w:cs="Arial" w:eastAsia="Arial" w:hAnsi="Arial"/>
@@ -13361,7 +13361,7 @@
             <w:pPr>
               <w:spacing w:after="20" w:before="0"/>
             </w:pPr>
-            <w:hyperlink w:history="1" r:id="rIdkbaqa7ccdrk72lliaqhyp">
+            <w:hyperlink w:history="1" r:id="rIdayqy21xbjutciw5utjxob">
               <w:r>
                 <w:rPr>
                   <w:rFonts w:ascii="Arial" w:cs="Arial" w:eastAsia="Arial" w:hAnsi="Arial"/>
@@ -13370,7 +13370,7 @@
                   <w:szCs w:val="16"/>
                   <w:u w:val="single" w:color="2E75B6"/>
                 </w:rPr>
-                <w:t xml:space="preserve">Area Models for Decimal Multiplication (Flexbook)</w:t>
+                <w:t xml:space="preserve">Derivation of the Triangle Area Formula (Flexbook)</w:t>
               </w:r>
             </w:hyperlink>
           </w:p>
@@ -13394,7 +13394,7 @@
               <w:spacing w:after="10" w:before="0"/>
               <w:ind w:left="120"/>
             </w:pPr>
-            <w:hyperlink w:history="1" r:id="rIdeevtffb3mhniu_e7-6qai">
+            <w:hyperlink w:history="1" r:id="rIddxolnqh2wuej0vseixwfn">
               <w:r>
                 <w:rPr>
                   <w:rFonts w:ascii="Arial" w:cs="Arial" w:eastAsia="Arial" w:hAnsi="Arial"/>
@@ -13589,7 +13589,7 @@
             <w:pPr>
               <w:spacing w:after="20" w:before="0"/>
             </w:pPr>
-            <w:hyperlink w:history="1" r:id="rId3wllple2f4um3hqdbqlb8">
+            <w:hyperlink w:history="1" r:id="rId2keechglj8n-fsg0knwpk">
               <w:r>
                 <w:rPr>
                   <w:rFonts w:ascii="Arial" w:cs="Arial" w:eastAsia="Arial" w:hAnsi="Arial"/>
@@ -13598,7 +13598,7 @@
                   <w:szCs w:val="16"/>
                   <w:u w:val="single" w:color="2E75B6"/>
                 </w:rPr>
-                <w:t xml:space="preserve">Overview of Ellipses, Trapezoids, Rhombi, and Polygons</w:t>
+                <w:t xml:space="preserve">Using similar &amp; congruent triangles -dubbed(KY)</w:t>
               </w:r>
             </w:hyperlink>
           </w:p>
@@ -13614,7 +13614,7 @@
                 <w:sz w:val="14"/>
                 <w:szCs w:val="14"/>
               </w:rPr>
-              <w:t xml:space="preserve">Source: CK-12</w:t>
+              <w:t xml:space="preserve">Source: Khan Academy (Kiswahili)</w:t>
             </w:r>
           </w:p>
           <w:p>
@@ -13622,7 +13622,7 @@
               <w:spacing w:after="10" w:before="0"/>
               <w:ind w:left="120"/>
             </w:pPr>
-            <w:hyperlink w:history="1" r:id="rIdep8psa3ypauu5ziumlupd">
+            <w:hyperlink w:history="1" r:id="rId0kr6c6ahhsuug7nds2xvw">
               <w:r>
                 <w:rPr>
                   <w:rFonts w:ascii="Arial" w:cs="Arial" w:eastAsia="Arial" w:hAnsi="Arial"/>
@@ -13660,14 +13660,14 @@
                 <w:sz w:val="16"/>
                 <w:szCs w:val="16"/>
               </w:rPr>
-              <w:t xml:space="preserve">📖 HTML:</w:t>
+              <w:t xml:space="preserve">📖 EXERCISE:</w:t>
             </w:r>
           </w:p>
           <w:p>
             <w:pPr>
               <w:spacing w:after="20" w:before="0"/>
             </w:pPr>
-            <w:hyperlink w:history="1" r:id="rIdllghpqzhrj5edghfqxtga">
+            <w:hyperlink w:history="1" r:id="rIdvf3tk-1xa5pagl-tkx9ju">
               <w:r>
                 <w:rPr>
                   <w:rFonts w:ascii="Arial" w:cs="Arial" w:eastAsia="Arial" w:hAnsi="Arial"/>
@@ -13676,7 +13676,7 @@
                   <w:szCs w:val="16"/>
                   <w:u w:val="single" w:color="2E75B6"/>
                 </w:rPr>
-                <w:t xml:space="preserve">Area Models for Decimal Multiplication (Flexbook)</w:t>
+                <w:t xml:space="preserve">Derivation of the Triangle Area Formula Practice</w:t>
               </w:r>
             </w:hyperlink>
           </w:p>
@@ -13700,7 +13700,7 @@
               <w:spacing w:after="10" w:before="0"/>
               <w:ind w:left="120"/>
             </w:pPr>
-            <w:hyperlink w:history="1" r:id="rId_qhdvpnywlbtu4oph6fgo">
+            <w:hyperlink w:history="1" r:id="rIdvpojrvv15rj4xbfz7bfjx">
               <w:r>
                 <w:rPr>
                   <w:rFonts w:ascii="Arial" w:cs="Arial" w:eastAsia="Arial" w:hAnsi="Arial"/>
@@ -15187,40 +15187,24 @@
             <w:pPr>
               <w:spacing w:after="20" w:before="0"/>
             </w:pPr>
-            <w:hyperlink w:history="1" r:id="rId9shcd9qjcmihcnbmbdofe">
-              <w:r>
-                <w:rPr>
-                  <w:rFonts w:ascii="Arial" w:cs="Arial" w:eastAsia="Arial" w:hAnsi="Arial"/>
-                  <w:color w:val="2E75B6"/>
-                  <w:sz w:val="16"/>
-                  <w:szCs w:val="16"/>
-                  <w:u w:val="single" w:color="2E75B6"/>
-                </w:rPr>
-                <w:t xml:space="preserve">Sinan, Rüstem Pasha Mosque</w:t>
-              </w:r>
-            </w:hyperlink>
+            <w:r>
+              <w:rPr>
+                <w:rFonts w:ascii="Arial" w:cs="Arial" w:eastAsia="Arial" w:hAnsi="Arial"/>
+                <w:i/>
+                <w:iCs/>
+                <w:color w:val="595959"/>
+                <w:sz w:val="16"/>
+                <w:szCs w:val="16"/>
+              </w:rPr>
+              <w:t xml:space="preserve">No closely matching video in the ARES library for this activity.</w:t>
+            </w:r>
           </w:p>
           <w:p>
             <w:pPr>
               <w:spacing w:after="10" w:before="0"/>
               <w:ind w:left="120"/>
             </w:pPr>
-            <w:r>
-              <w:rPr>
-                <w:rFonts w:ascii="Arial" w:cs="Arial" w:eastAsia="Arial" w:hAnsi="Arial"/>
-                <w:color w:val="595959"/>
-                <w:sz w:val="14"/>
-                <w:szCs w:val="14"/>
-              </w:rPr>
-              <w:t xml:space="preserve">Source: Khan Academy (English - US curriculum)</w:t>
-            </w:r>
-          </w:p>
-          <w:p>
-            <w:pPr>
-              <w:spacing w:after="10" w:before="0"/>
-              <w:ind w:left="120"/>
-            </w:pPr>
-            <w:hyperlink w:history="1" r:id="rId2amckfd7eiwtonxlupzpp">
+            <w:hyperlink w:history="1" r:id="rIdzhcblcf3hhjfmtjusy0ty">
               <w:r>
                 <w:rPr>
                   <w:rFonts w:ascii="Arial" w:cs="Arial" w:eastAsia="Arial" w:hAnsi="Arial"/>
@@ -15229,9 +15213,24 @@
                   <w:szCs w:val="14"/>
                   <w:u w:val="single" w:color="595959"/>
                 </w:rPr>
-                <w:t xml:space="preserve">🔍 Search ARES for similar videos</w:t>
+                <w:t xml:space="preserve">🔍 Search ARES for videos</w:t>
               </w:r>
             </w:hyperlink>
+          </w:p>
+          <w:p>
+            <w:pPr>
+              <w:spacing w:after="10" w:before="0"/>
+              <w:ind w:left="120"/>
+            </w:pPr>
+            <w:r>
+              <w:rPr>
+                <w:rFonts w:ascii="Arial" w:cs="Arial" w:eastAsia="Arial" w:hAnsi="Arial"/>
+                <w:color w:val="595959"/>
+                <w:sz w:val="14"/>
+                <w:szCs w:val="14"/>
+              </w:rPr>
+              <w:t xml:space="preserve">Search terms: area polygons octagon regular</w:t>
+            </w:r>
           </w:p>
           <w:p>
             <w:pPr>
@@ -15258,47 +15257,31 @@
                 <w:sz w:val="16"/>
                 <w:szCs w:val="16"/>
               </w:rPr>
-              <w:t xml:space="preserve">📖 HTML:</w:t>
+              <w:t xml:space="preserve">📖 READING:</w:t>
             </w:r>
           </w:p>
           <w:p>
             <w:pPr>
               <w:spacing w:after="20" w:before="0"/>
             </w:pPr>
-            <w:hyperlink w:history="1" r:id="rIdqiwsxapfg8l42ecq3spyn">
-              <w:r>
-                <w:rPr>
-                  <w:rFonts w:ascii="Arial" w:cs="Arial" w:eastAsia="Arial" w:hAnsi="Arial"/>
-                  <w:color w:val="2E75B6"/>
-                  <w:sz w:val="16"/>
-                  <w:szCs w:val="16"/>
-                  <w:u w:val="single" w:color="2E75B6"/>
-                </w:rPr>
-                <w:t xml:space="preserve">Area Models for Decimal Multiplication (Flexbook)</w:t>
-              </w:r>
-            </w:hyperlink>
+            <w:r>
+              <w:rPr>
+                <w:rFonts w:ascii="Arial" w:cs="Arial" w:eastAsia="Arial" w:hAnsi="Arial"/>
+                <w:i/>
+                <w:iCs/>
+                <w:color w:val="595959"/>
+                <w:sz w:val="16"/>
+                <w:szCs w:val="16"/>
+              </w:rPr>
+              <w:t xml:space="preserve">No closely matching reading in the ARES library for this activity.</w:t>
+            </w:r>
           </w:p>
           <w:p>
             <w:pPr>
               <w:spacing w:after="10" w:before="0"/>
               <w:ind w:left="120"/>
             </w:pPr>
-            <w:r>
-              <w:rPr>
-                <w:rFonts w:ascii="Arial" w:cs="Arial" w:eastAsia="Arial" w:hAnsi="Arial"/>
-                <w:color w:val="595959"/>
-                <w:sz w:val="14"/>
-                <w:szCs w:val="14"/>
-              </w:rPr>
-              <w:t xml:space="preserve">Source: CK-12</w:t>
-            </w:r>
-          </w:p>
-          <w:p>
-            <w:pPr>
-              <w:spacing w:after="10" w:before="0"/>
-              <w:ind w:left="120"/>
-            </w:pPr>
-            <w:hyperlink w:history="1" r:id="rIdnrkn1vgk-9aawsfhuxk1n">
+            <w:hyperlink w:history="1" r:id="rIdyso6fby6gdmmv-oonoynf">
               <w:r>
                 <w:rPr>
                   <w:rFonts w:ascii="Arial" w:cs="Arial" w:eastAsia="Arial" w:hAnsi="Arial"/>
@@ -15307,9 +15290,24 @@
                   <w:szCs w:val="14"/>
                   <w:u w:val="single" w:color="595959"/>
                 </w:rPr>
-                <w:t xml:space="preserve">🔍 Search ARES for similar readings</w:t>
+                <w:t xml:space="preserve">🔍 Search ARES for readings</w:t>
               </w:r>
             </w:hyperlink>
+          </w:p>
+          <w:p>
+            <w:pPr>
+              <w:spacing w:after="10" w:before="0"/>
+              <w:ind w:left="120"/>
+            </w:pPr>
+            <w:r>
+              <w:rPr>
+                <w:rFonts w:ascii="Arial" w:cs="Arial" w:eastAsia="Arial" w:hAnsi="Arial"/>
+                <w:color w:val="595959"/>
+                <w:sz w:val="14"/>
+                <w:szCs w:val="14"/>
+              </w:rPr>
+              <w:t xml:space="preserve">Search terms: area polygons octagon regular</w:t>
+            </w:r>
           </w:p>
         </w:tc>
         <w:tc>
@@ -15493,40 +15491,24 @@
             <w:pPr>
               <w:spacing w:after="20" w:before="0"/>
             </w:pPr>
-            <w:hyperlink w:history="1" r:id="rIdct61t_mijfwraflxrsk-z">
-              <w:r>
-                <w:rPr>
-                  <w:rFonts w:ascii="Arial" w:cs="Arial" w:eastAsia="Arial" w:hAnsi="Arial"/>
-                  <w:color w:val="2E75B6"/>
-                  <w:sz w:val="16"/>
-                  <w:szCs w:val="16"/>
-                  <w:u w:val="single" w:color="2E75B6"/>
-                </w:rPr>
-                <w:t xml:space="preserve">Sinan, Rüstem Pasha Mosque</w:t>
-              </w:r>
-            </w:hyperlink>
+            <w:r>
+              <w:rPr>
+                <w:rFonts w:ascii="Arial" w:cs="Arial" w:eastAsia="Arial" w:hAnsi="Arial"/>
+                <w:i/>
+                <w:iCs/>
+                <w:color w:val="595959"/>
+                <w:sz w:val="16"/>
+                <w:szCs w:val="16"/>
+              </w:rPr>
+              <w:t xml:space="preserve">No closely matching video in the ARES library for this activity.</w:t>
+            </w:r>
           </w:p>
           <w:p>
             <w:pPr>
               <w:spacing w:after="10" w:before="0"/>
               <w:ind w:left="120"/>
             </w:pPr>
-            <w:r>
-              <w:rPr>
-                <w:rFonts w:ascii="Arial" w:cs="Arial" w:eastAsia="Arial" w:hAnsi="Arial"/>
-                <w:color w:val="595959"/>
-                <w:sz w:val="14"/>
-                <w:szCs w:val="14"/>
-              </w:rPr>
-              <w:t xml:space="preserve">Source: Khan Academy (English - US curriculum)</w:t>
-            </w:r>
-          </w:p>
-          <w:p>
-            <w:pPr>
-              <w:spacing w:after="10" w:before="0"/>
-              <w:ind w:left="120"/>
-            </w:pPr>
-            <w:hyperlink w:history="1" r:id="rIdsmdelmw1jpkft0zmed8gi">
+            <w:hyperlink w:history="1" r:id="rId14vucsywbfncf9i8_hhfp">
               <w:r>
                 <w:rPr>
                   <w:rFonts w:ascii="Arial" w:cs="Arial" w:eastAsia="Arial" w:hAnsi="Arial"/>
@@ -15535,9 +15517,24 @@
                   <w:szCs w:val="14"/>
                   <w:u w:val="single" w:color="595959"/>
                 </w:rPr>
-                <w:t xml:space="preserve">🔍 Search ARES for similar videos</w:t>
+                <w:t xml:space="preserve">🔍 Search ARES for videos</w:t>
               </w:r>
             </w:hyperlink>
+          </w:p>
+          <w:p>
+            <w:pPr>
+              <w:spacing w:after="10" w:before="0"/>
+              <w:ind w:left="120"/>
+            </w:pPr>
+            <w:r>
+              <w:rPr>
+                <w:rFonts w:ascii="Arial" w:cs="Arial" w:eastAsia="Arial" w:hAnsi="Arial"/>
+                <w:color w:val="595959"/>
+                <w:sz w:val="14"/>
+                <w:szCs w:val="14"/>
+              </w:rPr>
+              <w:t xml:space="preserve">Search terms: area polygons octagon regular</w:t>
+            </w:r>
           </w:p>
           <w:p>
             <w:pPr>
@@ -15564,47 +15561,31 @@
                 <w:sz w:val="16"/>
                 <w:szCs w:val="16"/>
               </w:rPr>
-              <w:t xml:space="preserve">📖 HTML:</w:t>
+              <w:t xml:space="preserve">📖 READING:</w:t>
             </w:r>
           </w:p>
           <w:p>
             <w:pPr>
               <w:spacing w:after="20" w:before="0"/>
             </w:pPr>
-            <w:hyperlink w:history="1" r:id="rIdkk4gg5oihhujhpfulysit">
-              <w:r>
-                <w:rPr>
-                  <w:rFonts w:ascii="Arial" w:cs="Arial" w:eastAsia="Arial" w:hAnsi="Arial"/>
-                  <w:color w:val="2E75B6"/>
-                  <w:sz w:val="16"/>
-                  <w:szCs w:val="16"/>
-                  <w:u w:val="single" w:color="2E75B6"/>
-                </w:rPr>
-                <w:t xml:space="preserve">Area Models for Decimal Multiplication (Flexbook)</w:t>
-              </w:r>
-            </w:hyperlink>
+            <w:r>
+              <w:rPr>
+                <w:rFonts w:ascii="Arial" w:cs="Arial" w:eastAsia="Arial" w:hAnsi="Arial"/>
+                <w:i/>
+                <w:iCs/>
+                <w:color w:val="595959"/>
+                <w:sz w:val="16"/>
+                <w:szCs w:val="16"/>
+              </w:rPr>
+              <w:t xml:space="preserve">No closely matching reading in the ARES library for this activity.</w:t>
+            </w:r>
           </w:p>
           <w:p>
             <w:pPr>
               <w:spacing w:after="10" w:before="0"/>
               <w:ind w:left="120"/>
             </w:pPr>
-            <w:r>
-              <w:rPr>
-                <w:rFonts w:ascii="Arial" w:cs="Arial" w:eastAsia="Arial" w:hAnsi="Arial"/>
-                <w:color w:val="595959"/>
-                <w:sz w:val="14"/>
-                <w:szCs w:val="14"/>
-              </w:rPr>
-              <w:t xml:space="preserve">Source: CK-12</w:t>
-            </w:r>
-          </w:p>
-          <w:p>
-            <w:pPr>
-              <w:spacing w:after="10" w:before="0"/>
-              <w:ind w:left="120"/>
-            </w:pPr>
-            <w:hyperlink w:history="1" r:id="rId6jzwfa6xq1uaike5sp3ot">
+            <w:hyperlink w:history="1" r:id="rId9bojy_nywydosolldq1l0">
               <w:r>
                 <w:rPr>
                   <w:rFonts w:ascii="Arial" w:cs="Arial" w:eastAsia="Arial" w:hAnsi="Arial"/>
@@ -15613,9 +15594,24 @@
                   <w:szCs w:val="14"/>
                   <w:u w:val="single" w:color="595959"/>
                 </w:rPr>
-                <w:t xml:space="preserve">🔍 Search ARES for similar readings</w:t>
+                <w:t xml:space="preserve">🔍 Search ARES for readings</w:t>
               </w:r>
             </w:hyperlink>
+          </w:p>
+          <w:p>
+            <w:pPr>
+              <w:spacing w:after="10" w:before="0"/>
+              <w:ind w:left="120"/>
+            </w:pPr>
+            <w:r>
+              <w:rPr>
+                <w:rFonts w:ascii="Arial" w:cs="Arial" w:eastAsia="Arial" w:hAnsi="Arial"/>
+                <w:color w:val="595959"/>
+                <w:sz w:val="14"/>
+                <w:szCs w:val="14"/>
+              </w:rPr>
+              <w:t xml:space="preserve">Search terms: area polygons octagon regular</w:t>
+            </w:r>
           </w:p>
         </w:tc>
         <w:tc>
@@ -15799,40 +15795,24 @@
             <w:pPr>
               <w:spacing w:after="20" w:before="0"/>
             </w:pPr>
-            <w:hyperlink w:history="1" r:id="rIdgyqkf6mo1g10a_mxddbtt">
-              <w:r>
-                <w:rPr>
-                  <w:rFonts w:ascii="Arial" w:cs="Arial" w:eastAsia="Arial" w:hAnsi="Arial"/>
-                  <w:color w:val="2E75B6"/>
-                  <w:sz w:val="16"/>
-                  <w:szCs w:val="16"/>
-                  <w:u w:val="single" w:color="2E75B6"/>
-                </w:rPr>
-                <w:t xml:space="preserve">Sinan, Rüstem Pasha Mosque</w:t>
-              </w:r>
-            </w:hyperlink>
+            <w:r>
+              <w:rPr>
+                <w:rFonts w:ascii="Arial" w:cs="Arial" w:eastAsia="Arial" w:hAnsi="Arial"/>
+                <w:i/>
+                <w:iCs/>
+                <w:color w:val="595959"/>
+                <w:sz w:val="16"/>
+                <w:szCs w:val="16"/>
+              </w:rPr>
+              <w:t xml:space="preserve">No closely matching video in the ARES library for this activity.</w:t>
+            </w:r>
           </w:p>
           <w:p>
             <w:pPr>
               <w:spacing w:after="10" w:before="0"/>
               <w:ind w:left="120"/>
             </w:pPr>
-            <w:r>
-              <w:rPr>
-                <w:rFonts w:ascii="Arial" w:cs="Arial" w:eastAsia="Arial" w:hAnsi="Arial"/>
-                <w:color w:val="595959"/>
-                <w:sz w:val="14"/>
-                <w:szCs w:val="14"/>
-              </w:rPr>
-              <w:t xml:space="preserve">Source: Khan Academy (English - US curriculum)</w:t>
-            </w:r>
-          </w:p>
-          <w:p>
-            <w:pPr>
-              <w:spacing w:after="10" w:before="0"/>
-              <w:ind w:left="120"/>
-            </w:pPr>
-            <w:hyperlink w:history="1" r:id="rIde4ezkft5vtbn4er5ac93f">
+            <w:hyperlink w:history="1" r:id="rIdoe_svdlk3bnqukeovt6yb">
               <w:r>
                 <w:rPr>
                   <w:rFonts w:ascii="Arial" w:cs="Arial" w:eastAsia="Arial" w:hAnsi="Arial"/>
@@ -15841,9 +15821,24 @@
                   <w:szCs w:val="14"/>
                   <w:u w:val="single" w:color="595959"/>
                 </w:rPr>
-                <w:t xml:space="preserve">🔍 Search ARES for similar videos</w:t>
+                <w:t xml:space="preserve">🔍 Search ARES for videos</w:t>
               </w:r>
             </w:hyperlink>
+          </w:p>
+          <w:p>
+            <w:pPr>
+              <w:spacing w:after="10" w:before="0"/>
+              <w:ind w:left="120"/>
+            </w:pPr>
+            <w:r>
+              <w:rPr>
+                <w:rFonts w:ascii="Arial" w:cs="Arial" w:eastAsia="Arial" w:hAnsi="Arial"/>
+                <w:color w:val="595959"/>
+                <w:sz w:val="14"/>
+                <w:szCs w:val="14"/>
+              </w:rPr>
+              <w:t xml:space="preserve">Search terms: area polygons octagon regular</w:t>
+            </w:r>
           </w:p>
           <w:p>
             <w:pPr>
@@ -15870,47 +15865,31 @@
                 <w:sz w:val="16"/>
                 <w:szCs w:val="16"/>
               </w:rPr>
-              <w:t xml:space="preserve">📖 HTML:</w:t>
+              <w:t xml:space="preserve">📖 READING:</w:t>
             </w:r>
           </w:p>
           <w:p>
             <w:pPr>
               <w:spacing w:after="20" w:before="0"/>
             </w:pPr>
-            <w:hyperlink w:history="1" r:id="rId17otwe-vdab1qqpjwalvv">
-              <w:r>
-                <w:rPr>
-                  <w:rFonts w:ascii="Arial" w:cs="Arial" w:eastAsia="Arial" w:hAnsi="Arial"/>
-                  <w:color w:val="2E75B6"/>
-                  <w:sz w:val="16"/>
-                  <w:szCs w:val="16"/>
-                  <w:u w:val="single" w:color="2E75B6"/>
-                </w:rPr>
-                <w:t xml:space="preserve">Area Models for Decimal Multiplication (Flexbook)</w:t>
-              </w:r>
-            </w:hyperlink>
+            <w:r>
+              <w:rPr>
+                <w:rFonts w:ascii="Arial" w:cs="Arial" w:eastAsia="Arial" w:hAnsi="Arial"/>
+                <w:i/>
+                <w:iCs/>
+                <w:color w:val="595959"/>
+                <w:sz w:val="16"/>
+                <w:szCs w:val="16"/>
+              </w:rPr>
+              <w:t xml:space="preserve">No closely matching reading in the ARES library for this activity.</w:t>
+            </w:r>
           </w:p>
           <w:p>
             <w:pPr>
               <w:spacing w:after="10" w:before="0"/>
               <w:ind w:left="120"/>
             </w:pPr>
-            <w:r>
-              <w:rPr>
-                <w:rFonts w:ascii="Arial" w:cs="Arial" w:eastAsia="Arial" w:hAnsi="Arial"/>
-                <w:color w:val="595959"/>
-                <w:sz w:val="14"/>
-                <w:szCs w:val="14"/>
-              </w:rPr>
-              <w:t xml:space="preserve">Source: CK-12</w:t>
-            </w:r>
-          </w:p>
-          <w:p>
-            <w:pPr>
-              <w:spacing w:after="10" w:before="0"/>
-              <w:ind w:left="120"/>
-            </w:pPr>
-            <w:hyperlink w:history="1" r:id="rIdjxp1a5zoqj1oh0lyvekqi">
+            <w:hyperlink w:history="1" r:id="rId-yqgc0cx459o2q5vknlzy">
               <w:r>
                 <w:rPr>
                   <w:rFonts w:ascii="Arial" w:cs="Arial" w:eastAsia="Arial" w:hAnsi="Arial"/>
@@ -15919,9 +15898,24 @@
                   <w:szCs w:val="14"/>
                   <w:u w:val="single" w:color="595959"/>
                 </w:rPr>
-                <w:t xml:space="preserve">🔍 Search ARES for similar readings</w:t>
+                <w:t xml:space="preserve">🔍 Search ARES for readings</w:t>
               </w:r>
             </w:hyperlink>
+          </w:p>
+          <w:p>
+            <w:pPr>
+              <w:spacing w:after="10" w:before="0"/>
+              <w:ind w:left="120"/>
+            </w:pPr>
+            <w:r>
+              <w:rPr>
+                <w:rFonts w:ascii="Arial" w:cs="Arial" w:eastAsia="Arial" w:hAnsi="Arial"/>
+                <w:color w:val="595959"/>
+                <w:sz w:val="14"/>
+                <w:szCs w:val="14"/>
+              </w:rPr>
+              <w:t xml:space="preserve">Search terms: area polygons octagon regular</w:t>
+            </w:r>
           </w:p>
         </w:tc>
         <w:tc>
@@ -16105,40 +16099,24 @@
             <w:pPr>
               <w:spacing w:after="20" w:before="0"/>
             </w:pPr>
-            <w:hyperlink w:history="1" r:id="rId9ktr3r_dfvna1dhx4xofl">
-              <w:r>
-                <w:rPr>
-                  <w:rFonts w:ascii="Arial" w:cs="Arial" w:eastAsia="Arial" w:hAnsi="Arial"/>
-                  <w:color w:val="2E75B6"/>
-                  <w:sz w:val="16"/>
-                  <w:szCs w:val="16"/>
-                  <w:u w:val="single" w:color="2E75B6"/>
-                </w:rPr>
-                <w:t xml:space="preserve">Sinan, Rüstem Pasha Mosque</w:t>
-              </w:r>
-            </w:hyperlink>
+            <w:r>
+              <w:rPr>
+                <w:rFonts w:ascii="Arial" w:cs="Arial" w:eastAsia="Arial" w:hAnsi="Arial"/>
+                <w:i/>
+                <w:iCs/>
+                <w:color w:val="595959"/>
+                <w:sz w:val="16"/>
+                <w:szCs w:val="16"/>
+              </w:rPr>
+              <w:t xml:space="preserve">No closely matching video in the ARES library for this activity.</w:t>
+            </w:r>
           </w:p>
           <w:p>
             <w:pPr>
               <w:spacing w:after="10" w:before="0"/>
               <w:ind w:left="120"/>
             </w:pPr>
-            <w:r>
-              <w:rPr>
-                <w:rFonts w:ascii="Arial" w:cs="Arial" w:eastAsia="Arial" w:hAnsi="Arial"/>
-                <w:color w:val="595959"/>
-                <w:sz w:val="14"/>
-                <w:szCs w:val="14"/>
-              </w:rPr>
-              <w:t xml:space="preserve">Source: Khan Academy (English - US curriculum)</w:t>
-            </w:r>
-          </w:p>
-          <w:p>
-            <w:pPr>
-              <w:spacing w:after="10" w:before="0"/>
-              <w:ind w:left="120"/>
-            </w:pPr>
-            <w:hyperlink w:history="1" r:id="rId8gtpky2hwp_an5os0ee_g">
+            <w:hyperlink w:history="1" r:id="rIdg175la20nzc15vqxvovus">
               <w:r>
                 <w:rPr>
                   <w:rFonts w:ascii="Arial" w:cs="Arial" w:eastAsia="Arial" w:hAnsi="Arial"/>
@@ -16147,9 +16125,24 @@
                   <w:szCs w:val="14"/>
                   <w:u w:val="single" w:color="595959"/>
                 </w:rPr>
-                <w:t xml:space="preserve">🔍 Search ARES for similar videos</w:t>
+                <w:t xml:space="preserve">🔍 Search ARES for videos</w:t>
               </w:r>
             </w:hyperlink>
+          </w:p>
+          <w:p>
+            <w:pPr>
+              <w:spacing w:after="10" w:before="0"/>
+              <w:ind w:left="120"/>
+            </w:pPr>
+            <w:r>
+              <w:rPr>
+                <w:rFonts w:ascii="Arial" w:cs="Arial" w:eastAsia="Arial" w:hAnsi="Arial"/>
+                <w:color w:val="595959"/>
+                <w:sz w:val="14"/>
+                <w:szCs w:val="14"/>
+              </w:rPr>
+              <w:t xml:space="preserve">Search terms: area polygons octagon regular</w:t>
+            </w:r>
           </w:p>
           <w:p>
             <w:pPr>
@@ -16176,47 +16169,31 @@
                 <w:sz w:val="16"/>
                 <w:szCs w:val="16"/>
               </w:rPr>
-              <w:t xml:space="preserve">📖 HTML:</w:t>
+              <w:t xml:space="preserve">📖 READING:</w:t>
             </w:r>
           </w:p>
           <w:p>
             <w:pPr>
               <w:spacing w:after="20" w:before="0"/>
             </w:pPr>
-            <w:hyperlink w:history="1" r:id="rIdhcoecujzejyqjpucwp8mz">
-              <w:r>
-                <w:rPr>
-                  <w:rFonts w:ascii="Arial" w:cs="Arial" w:eastAsia="Arial" w:hAnsi="Arial"/>
-                  <w:color w:val="2E75B6"/>
-                  <w:sz w:val="16"/>
-                  <w:szCs w:val="16"/>
-                  <w:u w:val="single" w:color="2E75B6"/>
-                </w:rPr>
-                <w:t xml:space="preserve">Area Models for Decimal Multiplication (Flexbook)</w:t>
-              </w:r>
-            </w:hyperlink>
+            <w:r>
+              <w:rPr>
+                <w:rFonts w:ascii="Arial" w:cs="Arial" w:eastAsia="Arial" w:hAnsi="Arial"/>
+                <w:i/>
+                <w:iCs/>
+                <w:color w:val="595959"/>
+                <w:sz w:val="16"/>
+                <w:szCs w:val="16"/>
+              </w:rPr>
+              <w:t xml:space="preserve">No closely matching reading in the ARES library for this activity.</w:t>
+            </w:r>
           </w:p>
           <w:p>
             <w:pPr>
               <w:spacing w:after="10" w:before="0"/>
               <w:ind w:left="120"/>
             </w:pPr>
-            <w:r>
-              <w:rPr>
-                <w:rFonts w:ascii="Arial" w:cs="Arial" w:eastAsia="Arial" w:hAnsi="Arial"/>
-                <w:color w:val="595959"/>
-                <w:sz w:val="14"/>
-                <w:szCs w:val="14"/>
-              </w:rPr>
-              <w:t xml:space="preserve">Source: CK-12</w:t>
-            </w:r>
-          </w:p>
-          <w:p>
-            <w:pPr>
-              <w:spacing w:after="10" w:before="0"/>
-              <w:ind w:left="120"/>
-            </w:pPr>
-            <w:hyperlink w:history="1" r:id="rId64mk_u8utphxp39uinyso">
+            <w:hyperlink w:history="1" r:id="rIdcw2f2iueusz9yjj76a2t_">
               <w:r>
                 <w:rPr>
                   <w:rFonts w:ascii="Arial" w:cs="Arial" w:eastAsia="Arial" w:hAnsi="Arial"/>
@@ -16225,9 +16202,24 @@
                   <w:szCs w:val="14"/>
                   <w:u w:val="single" w:color="595959"/>
                 </w:rPr>
-                <w:t xml:space="preserve">🔍 Search ARES for similar readings</w:t>
+                <w:t xml:space="preserve">🔍 Search ARES for readings</w:t>
               </w:r>
             </w:hyperlink>
+          </w:p>
+          <w:p>
+            <w:pPr>
+              <w:spacing w:after="10" w:before="0"/>
+              <w:ind w:left="120"/>
+            </w:pPr>
+            <w:r>
+              <w:rPr>
+                <w:rFonts w:ascii="Arial" w:cs="Arial" w:eastAsia="Arial" w:hAnsi="Arial"/>
+                <w:color w:val="595959"/>
+                <w:sz w:val="14"/>
+                <w:szCs w:val="14"/>
+              </w:rPr>
+              <w:t xml:space="preserve">Search terms: area polygons octagon regular</w:t>
+            </w:r>
           </w:p>
         </w:tc>
         <w:tc>
@@ -16411,40 +16403,24 @@
             <w:pPr>
               <w:spacing w:after="20" w:before="0"/>
             </w:pPr>
-            <w:hyperlink w:history="1" r:id="rIdn26ijwrcw7uup1bsbflio">
-              <w:r>
-                <w:rPr>
-                  <w:rFonts w:ascii="Arial" w:cs="Arial" w:eastAsia="Arial" w:hAnsi="Arial"/>
-                  <w:color w:val="2E75B6"/>
-                  <w:sz w:val="16"/>
-                  <w:szCs w:val="16"/>
-                  <w:u w:val="single" w:color="2E75B6"/>
-                </w:rPr>
-                <w:t xml:space="preserve">Sinan, Rüstem Pasha Mosque</w:t>
-              </w:r>
-            </w:hyperlink>
+            <w:r>
+              <w:rPr>
+                <w:rFonts w:ascii="Arial" w:cs="Arial" w:eastAsia="Arial" w:hAnsi="Arial"/>
+                <w:i/>
+                <w:iCs/>
+                <w:color w:val="595959"/>
+                <w:sz w:val="16"/>
+                <w:szCs w:val="16"/>
+              </w:rPr>
+              <w:t xml:space="preserve">No closely matching video in the ARES library for this activity.</w:t>
+            </w:r>
           </w:p>
           <w:p>
             <w:pPr>
               <w:spacing w:after="10" w:before="0"/>
               <w:ind w:left="120"/>
             </w:pPr>
-            <w:r>
-              <w:rPr>
-                <w:rFonts w:ascii="Arial" w:cs="Arial" w:eastAsia="Arial" w:hAnsi="Arial"/>
-                <w:color w:val="595959"/>
-                <w:sz w:val="14"/>
-                <w:szCs w:val="14"/>
-              </w:rPr>
-              <w:t xml:space="preserve">Source: Khan Academy (English - US curriculum)</w:t>
-            </w:r>
-          </w:p>
-          <w:p>
-            <w:pPr>
-              <w:spacing w:after="10" w:before="0"/>
-              <w:ind w:left="120"/>
-            </w:pPr>
-            <w:hyperlink w:history="1" r:id="rIdsamjdf4gqzy32s--a5mff">
+            <w:hyperlink w:history="1" r:id="rIdlmiw6pc-acvy9unnajeck">
               <w:r>
                 <w:rPr>
                   <w:rFonts w:ascii="Arial" w:cs="Arial" w:eastAsia="Arial" w:hAnsi="Arial"/>
@@ -16453,9 +16429,24 @@
                   <w:szCs w:val="14"/>
                   <w:u w:val="single" w:color="595959"/>
                 </w:rPr>
-                <w:t xml:space="preserve">🔍 Search ARES for similar videos</w:t>
+                <w:t xml:space="preserve">🔍 Search ARES for videos</w:t>
               </w:r>
             </w:hyperlink>
+          </w:p>
+          <w:p>
+            <w:pPr>
+              <w:spacing w:after="10" w:before="0"/>
+              <w:ind w:left="120"/>
+            </w:pPr>
+            <w:r>
+              <w:rPr>
+                <w:rFonts w:ascii="Arial" w:cs="Arial" w:eastAsia="Arial" w:hAnsi="Arial"/>
+                <w:color w:val="595959"/>
+                <w:sz w:val="14"/>
+                <w:szCs w:val="14"/>
+              </w:rPr>
+              <w:t xml:space="preserve">Search terms: area polygons octagon regular</w:t>
+            </w:r>
           </w:p>
           <w:p>
             <w:pPr>
@@ -16482,47 +16473,31 @@
                 <w:sz w:val="16"/>
                 <w:szCs w:val="16"/>
               </w:rPr>
-              <w:t xml:space="preserve">📖 HTML:</w:t>
+              <w:t xml:space="preserve">📖 READING:</w:t>
             </w:r>
           </w:p>
           <w:p>
             <w:pPr>
               <w:spacing w:after="20" w:before="0"/>
             </w:pPr>
-            <w:hyperlink w:history="1" r:id="rIdpa1etrsii85djx-ldbybc">
-              <w:r>
-                <w:rPr>
-                  <w:rFonts w:ascii="Arial" w:cs="Arial" w:eastAsia="Arial" w:hAnsi="Arial"/>
-                  <w:color w:val="2E75B6"/>
-                  <w:sz w:val="16"/>
-                  <w:szCs w:val="16"/>
-                  <w:u w:val="single" w:color="2E75B6"/>
-                </w:rPr>
-                <w:t xml:space="preserve">Area Models for Decimal Multiplication (Flexbook)</w:t>
-              </w:r>
-            </w:hyperlink>
+            <w:r>
+              <w:rPr>
+                <w:rFonts w:ascii="Arial" w:cs="Arial" w:eastAsia="Arial" w:hAnsi="Arial"/>
+                <w:i/>
+                <w:iCs/>
+                <w:color w:val="595959"/>
+                <w:sz w:val="16"/>
+                <w:szCs w:val="16"/>
+              </w:rPr>
+              <w:t xml:space="preserve">No closely matching reading in the ARES library for this activity.</w:t>
+            </w:r>
           </w:p>
           <w:p>
             <w:pPr>
               <w:spacing w:after="10" w:before="0"/>
               <w:ind w:left="120"/>
             </w:pPr>
-            <w:r>
-              <w:rPr>
-                <w:rFonts w:ascii="Arial" w:cs="Arial" w:eastAsia="Arial" w:hAnsi="Arial"/>
-                <w:color w:val="595959"/>
-                <w:sz w:val="14"/>
-                <w:szCs w:val="14"/>
-              </w:rPr>
-              <w:t xml:space="preserve">Source: CK-12</w:t>
-            </w:r>
-          </w:p>
-          <w:p>
-            <w:pPr>
-              <w:spacing w:after="10" w:before="0"/>
-              <w:ind w:left="120"/>
-            </w:pPr>
-            <w:hyperlink w:history="1" r:id="rIdw-teyy98ldcmma68s2fye">
+            <w:hyperlink w:history="1" r:id="rIdlvdp7cvbrwnamuadde1mh">
               <w:r>
                 <w:rPr>
                   <w:rFonts w:ascii="Arial" w:cs="Arial" w:eastAsia="Arial" w:hAnsi="Arial"/>
@@ -16531,9 +16506,24 @@
                   <w:szCs w:val="14"/>
                   <w:u w:val="single" w:color="595959"/>
                 </w:rPr>
-                <w:t xml:space="preserve">🔍 Search ARES for similar readings</w:t>
+                <w:t xml:space="preserve">🔍 Search ARES for readings</w:t>
               </w:r>
             </w:hyperlink>
+          </w:p>
+          <w:p>
+            <w:pPr>
+              <w:spacing w:after="10" w:before="0"/>
+              <w:ind w:left="120"/>
+            </w:pPr>
+            <w:r>
+              <w:rPr>
+                <w:rFonts w:ascii="Arial" w:cs="Arial" w:eastAsia="Arial" w:hAnsi="Arial"/>
+                <w:color w:val="595959"/>
+                <w:sz w:val="14"/>
+                <w:szCs w:val="14"/>
+              </w:rPr>
+              <w:t xml:space="preserve">Search terms: area polygons octagon regular</w:t>
+            </w:r>
           </w:p>
         </w:tc>
         <w:tc>
@@ -18009,7 +17999,84 @@
             <w:pPr>
               <w:spacing w:after="20" w:before="0"/>
             </w:pPr>
-            <w:hyperlink w:history="1" r:id="rIdsnxxoyquinr6y6-okore-">
+            <w:r>
+              <w:rPr>
+                <w:rFonts w:ascii="Arial" w:cs="Arial" w:eastAsia="Arial" w:hAnsi="Arial"/>
+                <w:i/>
+                <w:iCs/>
+                <w:color w:val="595959"/>
+                <w:sz w:val="16"/>
+                <w:szCs w:val="16"/>
+              </w:rPr>
+              <w:t xml:space="preserve">No closely matching video in the ARES library for this activity.</w:t>
+            </w:r>
+          </w:p>
+          <w:p>
+            <w:pPr>
+              <w:spacing w:after="10" w:before="0"/>
+              <w:ind w:left="120"/>
+            </w:pPr>
+            <w:hyperlink w:history="1" r:id="rIdyqye9za30tlwvqvcpmhfn">
+              <w:r>
+                <w:rPr>
+                  <w:rFonts w:ascii="Arial" w:cs="Arial" w:eastAsia="Arial" w:hAnsi="Arial"/>
+                  <w:color w:val="595959"/>
+                  <w:sz w:val="14"/>
+                  <w:szCs w:val="14"/>
+                  <w:u w:val="single" w:color="595959"/>
+                </w:rPr>
+                <w:t xml:space="preserve">🔍 Search ARES for videos</w:t>
+              </w:r>
+            </w:hyperlink>
+          </w:p>
+          <w:p>
+            <w:pPr>
+              <w:spacing w:after="10" w:before="0"/>
+              <w:ind w:left="120"/>
+            </w:pPr>
+            <w:r>
+              <w:rPr>
+                <w:rFonts w:ascii="Arial" w:cs="Arial" w:eastAsia="Arial" w:hAnsi="Arial"/>
+                <w:color w:val="595959"/>
+                <w:sz w:val="14"/>
+                <w:szCs w:val="14"/>
+              </w:rPr>
+              <w:t xml:space="preserve">Search terms: area polygons irregular triangulation</w:t>
+            </w:r>
+          </w:p>
+          <w:p>
+            <w:pPr>
+              <w:spacing w:after="40" w:before="0"/>
+            </w:pPr>
+            <w:r>
+              <w:rPr>
+                <w:sz w:val="14"/>
+                <w:szCs w:val="14"/>
+              </w:rPr>
+              <w:t xml:space="preserve"/>
+            </w:r>
+          </w:p>
+          <w:p>
+            <w:pPr>
+              <w:spacing w:after="20" w:before="0"/>
+            </w:pPr>
+            <w:r>
+              <w:rPr>
+                <w:rFonts w:ascii="Arial" w:cs="Arial" w:eastAsia="Arial" w:hAnsi="Arial"/>
+                <w:b/>
+                <w:bCs/>
+                <w:color w:val="1F3864"/>
+                <w:sz w:val="16"/>
+                <w:szCs w:val="16"/>
+              </w:rPr>
+              <w:t xml:space="preserve">📖 HTML:</w:t>
+            </w:r>
+          </w:p>
+          <w:p>
+            <w:pPr>
+              <w:spacing w:after="20" w:before="0"/>
+            </w:pPr>
+            <w:hyperlink w:history="1" r:id="rIdoyeyc4kwg-qrudm9hot0x">
               <w:r>
                 <w:rPr>
                   <w:rFonts w:ascii="Arial" w:cs="Arial" w:eastAsia="Arial" w:hAnsi="Arial"/>
@@ -18018,7 +18085,7 @@
                   <w:szCs w:val="16"/>
                   <w:u w:val="single" w:color="2E75B6"/>
                 </w:rPr>
-                <w:t xml:space="preserve">Parallelogram on the coordinate plane</w:t>
+                <w:t xml:space="preserve">Regular and Irregular Polygons: Polygon States (PLIX)</w:t>
               </w:r>
             </w:hyperlink>
           </w:p>
@@ -18034,7 +18101,7 @@
                 <w:sz w:val="14"/>
                 <w:szCs w:val="14"/>
               </w:rPr>
-              <w:t xml:space="preserve">Source: Khan Academy (English - US curriculum)</w:t>
+              <w:t xml:space="preserve">Source: CK-12</w:t>
             </w:r>
           </w:p>
           <w:p>
@@ -18042,7 +18109,7 @@
               <w:spacing w:after="10" w:before="0"/>
               <w:ind w:left="120"/>
             </w:pPr>
-            <w:hyperlink w:history="1" r:id="rIdhddzid4t3jccolqdfdtf6">
+            <w:hyperlink w:history="1" r:id="rIdoi2c36bv8yblrgzwgqvyi">
               <w:r>
                 <w:rPr>
                   <w:rFonts w:ascii="Arial" w:cs="Arial" w:eastAsia="Arial" w:hAnsi="Arial"/>
@@ -18051,20 +18118,170 @@
                   <w:szCs w:val="14"/>
                   <w:u w:val="single" w:color="595959"/>
                 </w:rPr>
-                <w:t xml:space="preserve">🔍 Search ARES for similar videos</w:t>
+                <w:t xml:space="preserve">🔍 Search ARES for similar readings</w:t>
               </w:r>
             </w:hyperlink>
           </w:p>
-          <w:p>
-            <w:pPr>
-              <w:spacing w:after="40" w:before="0"/>
-            </w:pPr>
-            <w:r>
-              <w:rPr>
-                <w:sz w:val="14"/>
-                <w:szCs w:val="14"/>
-              </w:rPr>
-              <w:t xml:space="preserve"/>
+        </w:tc>
+        <w:tc>
+          <w:tcPr>
+            <w:tcW w:type="dxa" w:w="3040"/>
+            <w:shd w:fill="FFFFFF" w:color="auto" w:val="clear"/>
+            <w:tcMar>
+              <w:top w:type="dxa" w:w="60"/>
+              <w:left w:type="dxa" w:w="120"/>
+              <w:bottom w:type="dxa" w:w="60"/>
+              <w:right w:type="dxa" w:w="120"/>
+            </w:tcMar>
+            <w:vAlign w:val="top"/>
+          </w:tcPr>
+          <w:p>
+            <w:pPr>
+              <w:spacing w:after="40" w:before="0"/>
+              <w:jc w:val="left"/>
+            </w:pPr>
+            <w:r>
+              <w:rPr>
+                <w:rFonts w:ascii="Arial" w:cs="Arial" w:eastAsia="Arial" w:hAnsi="Arial"/>
+                <w:b w:val="false"/>
+                <w:bCs w:val="false"/>
+                <w:i w:val="false"/>
+                <w:iCs w:val="false"/>
+                <w:color w:val="000000"/>
+                <w:sz w:val="18"/>
+                <w:szCs w:val="18"/>
+              </w:rPr>
+              <w:t xml:space="preserve">Each learner individually receives a single printed sheet showing: (i) the Kericho seven-sided community plot boundary (from the phenomenon introduction) and (ii) a new five-sided irregular polygon labelled 'Nakuru Shamba Boundary — Scale 1 cm : 4 m'. Without measuring or calculating, learners write in their exercise books: (a) a rough estimate of the shamba's total area in square metres, (b) a prediction of HOW MANY triangles they think can be drawn inside the five-sided shape if they draw lines from one corner, and (c) whether they think their estimate will be an over-estimate or under-estimate once they actually calculate — and why. Learners then share predictions with a shoulder partner for 2 minutes.</w:t>
+            </w:r>
+          </w:p>
+        </w:tc>
+        <w:tc>
+          <w:tcPr>
+            <w:tcW w:type="dxa" w:w="3040"/>
+            <w:shd w:fill="F2F2F2" w:color="auto" w:val="clear"/>
+            <w:tcMar>
+              <w:top w:type="dxa" w:w="60"/>
+              <w:left w:type="dxa" w:w="120"/>
+              <w:bottom w:type="dxa" w:w="60"/>
+              <w:right w:type="dxa" w:w="120"/>
+            </w:tcMar>
+            <w:vAlign w:val="top"/>
+          </w:tcPr>
+          <w:p>
+            <w:pPr>
+              <w:spacing w:after="40" w:before="0"/>
+              <w:jc w:val="left"/>
+            </w:pPr>
+            <w:r>
+              <w:rPr>
+                <w:rFonts w:ascii="Arial" w:cs="Arial" w:eastAsia="Arial" w:hAnsi="Arial"/>
+                <w:b w:val="false"/>
+                <w:bCs w:val="false"/>
+                <w:i w:val="false"/>
+                <w:iCs w:val="false"/>
+                <w:color w:val="000000"/>
+                <w:sz w:val="18"/>
+                <w:szCs w:val="18"/>
+              </w:rPr>
+              <w:t xml:space="preserve">Distribute worksheets face-down. Say: 'Do NOT flip your sheet yet.' After 30 seconds of suspense, say: 'Turn over. Look only at the Nakuru shamba — the five-sided shape at the bottom. Before any measuring, write your best estimate of the total area of this shamba in square metres. You have 3 minutes — work alone.' [WAIT 3 minutes silently.] Then: 'Now write: if I draw lines from one corner to every non-adjacent corner inside this shape, how many triangles will I get? Predict and justify.' [WAIT 90 seconds.] Cold-call 4 learners for estimates (select one very low, one very high, two middle estimates). Record all four on the board under 'OUR PREDICTIONS'. Ask: 'Why do our estimates differ so much? What does that tell us about measuring irregular shapes by eye?' [WAIT 10 seconds.] Accept 2–3 responses. Then say: 'Today we will find the exact answer using a method that works for ANY polygon — and by the end of this lesson, you will be ready to solve the Kericho plot.'</w:t>
+            </w:r>
+          </w:p>
+        </w:tc>
+        <w:tc>
+          <w:tcPr>
+            <w:tcW w:type="dxa" w:w="3040"/>
+            <w:shd w:fill="FFFFFF" w:color="auto" w:val="clear"/>
+            <w:tcMar>
+              <w:top w:type="dxa" w:w="60"/>
+              <w:left w:type="dxa" w:w="120"/>
+              <w:bottom w:type="dxa" w:w="60"/>
+              <w:right w:type="dxa" w:w="120"/>
+            </w:tcMar>
+            <w:vAlign w:val="top"/>
+          </w:tcPr>
+          <w:p>
+            <w:pPr>
+              <w:spacing w:after="40" w:before="0"/>
+              <w:jc w:val="left"/>
+            </w:pPr>
+            <w:r>
+              <w:rPr>
+                <w:rFonts w:ascii="Arial" w:cs="Arial" w:eastAsia="Arial" w:hAnsi="Arial"/>
+                <w:b w:val="false"/>
+                <w:bCs w:val="false"/>
+                <w:i w:val="false"/>
+                <w:iCs w:val="false"/>
+                <w:color w:val="000000"/>
+                <w:sz w:val="18"/>
+                <w:szCs w:val="18"/>
+              </w:rPr>
+              <w:t xml:space="preserve">Prediction with justification (Predict-then-Justify): By committing to an estimate and a reasoning before instruction, learners activate prior area knowledge, surface misconceptions about irregular shapes, and create cognitive investment in the outcome. Recording all estimates publicly ensures the Observe phase has a concrete target to confirm or refute.</w:t>
+            </w:r>
+          </w:p>
+        </w:tc>
+        <w:tc>
+          <w:tcPr>
+            <w:tcW w:type="dxa" w:w="3040"/>
+            <w:shd w:fill="F2F2F2" w:color="auto" w:val="clear"/>
+            <w:tcMar>
+              <w:top w:type="dxa" w:w="60"/>
+              <w:left w:type="dxa" w:w="120"/>
+              <w:bottom w:type="dxa" w:w="60"/>
+              <w:right w:type="dxa" w:w="120"/>
+            </w:tcMar>
+            <w:vAlign w:val="top"/>
+          </w:tcPr>
+          <w:p>
+            <w:pPr>
+              <w:spacing w:after="40" w:before="0"/>
+              <w:jc w:val="left"/>
+            </w:pPr>
+            <w:r>
+              <w:rPr>
+                <w:rFonts w:ascii="Arial" w:cs="Arial" w:eastAsia="Arial" w:hAnsi="Arial"/>
+                <w:b w:val="false"/>
+                <w:bCs w:val="false"/>
+                <w:i w:val="false"/>
+                <w:iCs w:val="false"/>
+                <w:color w:val="000000"/>
+                <w:sz w:val="18"/>
+                <w:szCs w:val="18"/>
+              </w:rPr>
+              <w:t xml:space="preserve">Circulate during the 3-minute prediction window. Observable indicators: (1) Learner can write a numerical estimate with square-metre units — if a learner writes only a bare number without units, probe: 'What units should area be in?' (2) At least 3 of 4 cold-called learners predict 3 triangles from one vertex of a pentagon — this reveals whether learners recall or can reason the (n−2) triangle rule. (3) Listen for the phrase 'I think it will be an over-estimate because I rounded up' — this shows proportional reasoning. Flag learners who leave parts (b) or (c) blank for targeted support in Phase 2.</w:t>
+            </w:r>
+          </w:p>
+        </w:tc>
+      </w:tr>
+      <w:tr>
+        <w:tc>
+          <w:tcPr>
+            <w:tcW w:type="dxa" w:w="1520"/>
+            <w:shd w:fill="D9EEF1" w:color="auto" w:val="clear"/>
+            <w:tcMar>
+              <w:top w:type="dxa" w:w="60"/>
+              <w:left w:type="dxa" w:w="120"/>
+              <w:bottom w:type="dxa" w:w="60"/>
+              <w:right w:type="dxa" w:w="120"/>
+            </w:tcMar>
+            <w:vAlign w:val="top"/>
+          </w:tcPr>
+          <w:p>
+            <w:pPr>
+              <w:spacing w:after="40" w:before="0"/>
+              <w:jc w:val="left"/>
+            </w:pPr>
+            <w:r>
+              <w:rPr>
+                <w:rFonts w:ascii="Arial" w:cs="Arial" w:eastAsia="Arial" w:hAnsi="Arial"/>
+                <w:b/>
+                <w:bCs/>
+                <w:i w:val="false"/>
+                <w:iCs w:val="false"/>
+                <w:color w:val="000000"/>
+                <w:sz w:val="18"/>
+                <w:szCs w:val="18"/>
+              </w:rPr>
+              <w:t xml:space="preserve">Observe Phase</w:t>
             </w:r>
           </w:p>
           <w:p>
@@ -18080,6 +18297,83 @@
                 <w:sz w:val="16"/>
                 <w:szCs w:val="16"/>
               </w:rPr>
+              <w:t xml:space="preserve">📹 VIDEO:</w:t>
+            </w:r>
+          </w:p>
+          <w:p>
+            <w:pPr>
+              <w:spacing w:after="20" w:before="0"/>
+            </w:pPr>
+            <w:r>
+              <w:rPr>
+                <w:rFonts w:ascii="Arial" w:cs="Arial" w:eastAsia="Arial" w:hAnsi="Arial"/>
+                <w:i/>
+                <w:iCs/>
+                <w:color w:val="595959"/>
+                <w:sz w:val="16"/>
+                <w:szCs w:val="16"/>
+              </w:rPr>
+              <w:t xml:space="preserve">No closely matching video in the ARES library for this activity.</w:t>
+            </w:r>
+          </w:p>
+          <w:p>
+            <w:pPr>
+              <w:spacing w:after="10" w:before="0"/>
+              <w:ind w:left="120"/>
+            </w:pPr>
+            <w:hyperlink w:history="1" r:id="rIdy1xrwhqm7dd_twpxgvqu8">
+              <w:r>
+                <w:rPr>
+                  <w:rFonts w:ascii="Arial" w:cs="Arial" w:eastAsia="Arial" w:hAnsi="Arial"/>
+                  <w:color w:val="595959"/>
+                  <w:sz w:val="14"/>
+                  <w:szCs w:val="14"/>
+                  <w:u w:val="single" w:color="595959"/>
+                </w:rPr>
+                <w:t xml:space="preserve">🔍 Search ARES for videos</w:t>
+              </w:r>
+            </w:hyperlink>
+          </w:p>
+          <w:p>
+            <w:pPr>
+              <w:spacing w:after="10" w:before="0"/>
+              <w:ind w:left="120"/>
+            </w:pPr>
+            <w:r>
+              <w:rPr>
+                <w:rFonts w:ascii="Arial" w:cs="Arial" w:eastAsia="Arial" w:hAnsi="Arial"/>
+                <w:color w:val="595959"/>
+                <w:sz w:val="14"/>
+                <w:szCs w:val="14"/>
+              </w:rPr>
+              <w:t xml:space="preserve">Search terms: area polygons irregular triangulation</w:t>
+            </w:r>
+          </w:p>
+          <w:p>
+            <w:pPr>
+              <w:spacing w:after="40" w:before="0"/>
+            </w:pPr>
+            <w:r>
+              <w:rPr>
+                <w:sz w:val="14"/>
+                <w:szCs w:val="14"/>
+              </w:rPr>
+              <w:t xml:space="preserve"/>
+            </w:r>
+          </w:p>
+          <w:p>
+            <w:pPr>
+              <w:spacing w:after="20" w:before="0"/>
+            </w:pPr>
+            <w:r>
+              <w:rPr>
+                <w:rFonts w:ascii="Arial" w:cs="Arial" w:eastAsia="Arial" w:hAnsi="Arial"/>
+                <w:b/>
+                <w:bCs/>
+                <w:color w:val="1F3864"/>
+                <w:sz w:val="16"/>
+                <w:szCs w:val="16"/>
+              </w:rPr>
               <w:t xml:space="preserve">📖 HTML:</w:t>
             </w:r>
           </w:p>
@@ -18087,7 +18381,7 @@
             <w:pPr>
               <w:spacing w:after="20" w:before="0"/>
             </w:pPr>
-            <w:hyperlink w:history="1" r:id="rId3-k6q-gqjkpxhsuxbiqsp">
+            <w:hyperlink w:history="1" r:id="rId9gtlbwbq-imvg8fglmbbi">
               <w:r>
                 <w:rPr>
                   <w:rFonts w:ascii="Arial" w:cs="Arial" w:eastAsia="Arial" w:hAnsi="Arial"/>
@@ -18120,7 +18414,7 @@
               <w:spacing w:after="10" w:before="0"/>
               <w:ind w:left="120"/>
             </w:pPr>
-            <w:hyperlink w:history="1" r:id="rIdqrh7bhl5qng6cyci6xwsy">
+            <w:hyperlink w:history="1" r:id="rIdbnyr6biaisv8dlvkqwfdc">
               <w:r>
                 <w:rPr>
                   <w:rFonts w:ascii="Arial" w:cs="Arial" w:eastAsia="Arial" w:hAnsi="Arial"/>
@@ -18162,7 +18456,7 @@
                 <w:sz w:val="18"/>
                 <w:szCs w:val="18"/>
               </w:rPr>
-              <w:t xml:space="preserve">Each learner individually receives a single printed sheet showing: (i) the Kericho seven-sided community plot boundary (from the phenomenon introduction) and (ii) a new five-sided irregular polygon labelled 'Nakuru Shamba Boundary — Scale 1 cm : 4 m'. Without measuring or calculating, learners write in their exercise books: (a) a rough estimate of the shamba's total area in square metres, (b) a prediction of HOW MANY triangles they think can be drawn inside the five-sided shape if they draw lines from one corner, and (c) whether they think their estimate will be an over-estimate or under-estimate once they actually calculate — and why. Learners then share predictions with a shoulder partner for 2 minutes.</w:t>
+              <w:t xml:space="preserve">Groups of 4 receive: the same scaled shamba worksheet (pentagon, vertices labelled A–B–C–D–E, grid lines at 1 cm intervals, scale 1 cm : 4 m), a geometrical set (ruler, protractor, set square), and a group recording table with columns: Triangle Name | Base (cm) | Height (cm) | Area (cm²) | Area (m²). Step 1 — Triangulation: Each group chooses vertex A as the reference point and draws diagonals AC and AD, partitioning the pentagon into triangles ABC, ACD, and ADE. Learners sketch the triangulation on their worksheet, clearly labelling each triangle. Step 2 — Measure: Each group member is assigned one triangle and measures its base and perpendicular height using ruler and set square. All measurements are recorded in the table. Step 3 — Calculate: Each learner computes area of their assigned triangle (½ × base × height), converts from cm² to m² using the scale factor (1 cm² = 16 m²), and enters the result. Step 4 — Sum: The group sums all three triangle areas to find total shamba area in m². Step 5 — Cross-check: Each group writes their total on a sticky note and posts it on the 'Evidence Wall' at the front of the room.</w:t>
             </w:r>
           </w:p>
         </w:tc>
@@ -18194,7 +18488,7 @@
                 <w:sz w:val="18"/>
                 <w:szCs w:val="18"/>
               </w:rPr>
-              <w:t xml:space="preserve">Distribute worksheets face-down. Say: 'Do NOT flip your sheet yet.' After 30 seconds of suspense, say: 'Turn over. Look only at the Nakuru shamba — the five-sided shape at the bottom. Before any measuring, write your best estimate of the total area of this shamba in square metres. You have 3 minutes — work alone.' [WAIT 3 minutes silently.] Then: 'Now write: if I draw lines from one corner to every non-adjacent corner inside this shape, how many triangles will I get? Predict and justify.' [WAIT 90 seconds.] Cold-call 4 learners for estimates (select one very low, one very high, two middle estimates). Record all four on the board under 'OUR PREDICTIONS'. Ask: 'Why do our estimates differ so much? What does that tell us about measuring irregular shapes by eye?' [WAIT 10 seconds.] Accept 2–3 responses. Then say: 'Today we will find the exact answer using a method that works for ANY polygon — and by the end of this lesson, you will be ready to solve the Kericho plot.'</w:t>
+              <w:t xml:space="preserve">Before groups begin, hold up the pentagon worksheet and ask: 'How many triangles do we expect from vertex A in a five-sided polygon? Use the rule we discussed.' [WAIT 10 seconds.] Cold-call 2 learners — confirm answer is 3 (= n − 2 = 5 − 2). Say: 'Your job is to decompose, measure, compute, and total. Every person in the group MUST measure at least one triangle. Record everything — including any measurement you are unsure about.' While groups work (~20 minutes), circulate using these specific probing questions: (1) To any group drawing diagonals incorrectly: 'Does that diagonal stay inside the polygon? Check if it crosses a boundary line.' (2) To any group measuring slant height: 'Is that the PERPENDICULAR height? Use your set square to confirm it meets the base at 90°.' (3) To a fast-finishing group: 'Try choosing vertex C as your reference point instead of A. Do you get the same three triangles? Will the total area change?' After all sticky notes are posted, pause the class: 'Look at the Evidence Wall. Are all totals the same? Which groups are close? Which are far apart? We will investigate why in Phase 3.'</w:t>
             </w:r>
           </w:p>
         </w:tc>
@@ -18226,7 +18520,7 @@
                 <w:sz w:val="18"/>
                 <w:szCs w:val="18"/>
               </w:rPr>
-              <w:t xml:space="preserve">Prediction with justification (Predict-then-Justify): By committing to an estimate and a reasoning before instruction, learners activate prior area knowledge, surface misconceptions about irregular shapes, and create cognitive investment in the outcome. Recording all estimates publicly ensures the Observe phase has a concrete target to confirm or refute.</w:t>
+              <w:t xml:space="preserve">Structured group decomposition with public evidence posting: Breaking the task into explicit steps (triangulate → measure → calculate → sum → post) mirrors the scientific practice of Planning and Carrying Out Investigations (NGSS SEP 3). Public posting of all group answers turns individual results into class-level data, making discrepancies visible and motivating the reconciliation discussion in Phase 3.</w:t>
             </w:r>
           </w:p>
         </w:tc>
@@ -18258,7 +18552,7 @@
                 <w:sz w:val="18"/>
                 <w:szCs w:val="18"/>
               </w:rPr>
-              <w:t xml:space="preserve">Circulate during the 3-minute prediction window. Observable indicators: (1) Learner can write a numerical estimate with square-metre units — if a learner writes only a bare number without units, probe: 'What units should area be in?' (2) At least 3 of 4 cold-called learners predict 3 triangles from one vertex of a pentagon — this reveals whether learners recall or can reason the (n−2) triangle rule. (3) Listen for the phrase 'I think it will be an over-estimate because I rounded up' — this shows proportional reasoning. Flag learners who leave parts (b) or (c) blank for targeted support in Phase 2.</w:t>
+              <w:t xml:space="preserve">Observable indicators during circulation: (1) All groups correctly draw exactly 3 non-overlapping, non-boundary-crossing diagonals from vertex A — if a group draws only 2 diagonals, their polygon is not fully triangulated; intervene immediately. (2) Each learner can state the area formula A = ½bh without prompting — if a learner writes A = b × h, redirect: 'What shape is this? How does the triangle formula differ from the rectangle formula?' (3) Conversion from cm² to m² is correct: since scale is 1 cm : 4 m, 1 cm² = 16 m² — a common error is multiplying by 4 instead of 16; identify these groups for targeted Phase 3 correction. (4) Sticky-note totals: teacher notes the range of posted answers to calibrate the depth of reconciliation needed.</w:t>
             </w:r>
           </w:p>
         </w:tc>
@@ -18267,32 +18561,32 @@
         <w:tc>
           <w:tcPr>
             <w:tcW w:type="dxa" w:w="1520"/>
-            <w:shd w:fill="D9EEF1" w:color="auto" w:val="clear"/>
-            <w:tcMar>
-              <w:top w:type="dxa" w:w="60"/>
-              <w:left w:type="dxa" w:w="120"/>
-              <w:bottom w:type="dxa" w:w="60"/>
-              <w:right w:type="dxa" w:w="120"/>
-            </w:tcMar>
-            <w:vAlign w:val="top"/>
-          </w:tcPr>
-          <w:p>
-            <w:pPr>
-              <w:spacing w:after="40" w:before="0"/>
-              <w:jc w:val="left"/>
-            </w:pPr>
-            <w:r>
-              <w:rPr>
-                <w:rFonts w:ascii="Arial" w:cs="Arial" w:eastAsia="Arial" w:hAnsi="Arial"/>
-                <w:b/>
-                <w:bCs/>
-                <w:i w:val="false"/>
-                <w:iCs w:val="false"/>
-                <w:color w:val="000000"/>
-                <w:sz w:val="18"/>
-                <w:szCs w:val="18"/>
-              </w:rPr>
-              <w:t xml:space="preserve">Observe Phase</w:t>
+            <w:shd w:fill="E2EFDA" w:color="auto" w:val="clear"/>
+            <w:tcMar>
+              <w:top w:type="dxa" w:w="60"/>
+              <w:left w:type="dxa" w:w="120"/>
+              <w:bottom w:type="dxa" w:w="60"/>
+              <w:right w:type="dxa" w:w="120"/>
+            </w:tcMar>
+            <w:vAlign w:val="top"/>
+          </w:tcPr>
+          <w:p>
+            <w:pPr>
+              <w:spacing w:after="40" w:before="0"/>
+              <w:jc w:val="left"/>
+            </w:pPr>
+            <w:r>
+              <w:rPr>
+                <w:rFonts w:ascii="Arial" w:cs="Arial" w:eastAsia="Arial" w:hAnsi="Arial"/>
+                <w:b/>
+                <w:bCs/>
+                <w:i w:val="false"/>
+                <w:iCs w:val="false"/>
+                <w:color w:val="000000"/>
+                <w:sz w:val="18"/>
+                <w:szCs w:val="18"/>
+              </w:rPr>
+              <w:t xml:space="preserve">Explain Phase</w:t>
             </w:r>
           </w:p>
           <w:p>
@@ -18315,7 +18609,84 @@
             <w:pPr>
               <w:spacing w:after="20" w:before="0"/>
             </w:pPr>
-            <w:hyperlink w:history="1" r:id="rIdu8j1nbopqtp5xebg0puud">
+            <w:r>
+              <w:rPr>
+                <w:rFonts w:ascii="Arial" w:cs="Arial" w:eastAsia="Arial" w:hAnsi="Arial"/>
+                <w:i/>
+                <w:iCs/>
+                <w:color w:val="595959"/>
+                <w:sz w:val="16"/>
+                <w:szCs w:val="16"/>
+              </w:rPr>
+              <w:t xml:space="preserve">No closely matching video in the ARES library for this activity.</w:t>
+            </w:r>
+          </w:p>
+          <w:p>
+            <w:pPr>
+              <w:spacing w:after="10" w:before="0"/>
+              <w:ind w:left="120"/>
+            </w:pPr>
+            <w:hyperlink w:history="1" r:id="rIdas5zfbqybwvannq8wgqhb">
+              <w:r>
+                <w:rPr>
+                  <w:rFonts w:ascii="Arial" w:cs="Arial" w:eastAsia="Arial" w:hAnsi="Arial"/>
+                  <w:color w:val="595959"/>
+                  <w:sz w:val="14"/>
+                  <w:szCs w:val="14"/>
+                  <w:u w:val="single" w:color="595959"/>
+                </w:rPr>
+                <w:t xml:space="preserve">🔍 Search ARES for videos</w:t>
+              </w:r>
+            </w:hyperlink>
+          </w:p>
+          <w:p>
+            <w:pPr>
+              <w:spacing w:after="10" w:before="0"/>
+              <w:ind w:left="120"/>
+            </w:pPr>
+            <w:r>
+              <w:rPr>
+                <w:rFonts w:ascii="Arial" w:cs="Arial" w:eastAsia="Arial" w:hAnsi="Arial"/>
+                <w:color w:val="595959"/>
+                <w:sz w:val="14"/>
+                <w:szCs w:val="14"/>
+              </w:rPr>
+              <w:t xml:space="preserve">Search terms: area polygons irregular triangulation</w:t>
+            </w:r>
+          </w:p>
+          <w:p>
+            <w:pPr>
+              <w:spacing w:after="40" w:before="0"/>
+            </w:pPr>
+            <w:r>
+              <w:rPr>
+                <w:sz w:val="14"/>
+                <w:szCs w:val="14"/>
+              </w:rPr>
+              <w:t xml:space="preserve"/>
+            </w:r>
+          </w:p>
+          <w:p>
+            <w:pPr>
+              <w:spacing w:after="20" w:before="0"/>
+            </w:pPr>
+            <w:r>
+              <w:rPr>
+                <w:rFonts w:ascii="Arial" w:cs="Arial" w:eastAsia="Arial" w:hAnsi="Arial"/>
+                <w:b/>
+                <w:bCs/>
+                <w:color w:val="1F3864"/>
+                <w:sz w:val="16"/>
+                <w:szCs w:val="16"/>
+              </w:rPr>
+              <w:t xml:space="preserve">📖 EXERCISE:</w:t>
+            </w:r>
+          </w:p>
+          <w:p>
+            <w:pPr>
+              <w:spacing w:after="20" w:before="0"/>
+            </w:pPr>
+            <w:hyperlink w:history="1" r:id="rIdcmbsr6lk3n6x917mtj9ly">
               <w:r>
                 <w:rPr>
                   <w:rFonts w:ascii="Arial" w:cs="Arial" w:eastAsia="Arial" w:hAnsi="Arial"/>
@@ -18324,7 +18695,7 @@
                   <w:szCs w:val="16"/>
                   <w:u w:val="single" w:color="2E75B6"/>
                 </w:rPr>
-                <w:t xml:space="preserve">Parallelogram on the coordinate plane</w:t>
+                <w:t xml:space="preserve">Regular and Irregular Polygons Practice</w:t>
               </w:r>
             </w:hyperlink>
           </w:p>
@@ -18340,7 +18711,7 @@
                 <w:sz w:val="14"/>
                 <w:szCs w:val="14"/>
               </w:rPr>
-              <w:t xml:space="preserve">Source: Khan Academy (English - US curriculum)</w:t>
+              <w:t xml:space="preserve">Source: CK-12</w:t>
             </w:r>
           </w:p>
           <w:p>
@@ -18348,85 +18719,7 @@
               <w:spacing w:after="10" w:before="0"/>
               <w:ind w:left="120"/>
             </w:pPr>
-            <w:hyperlink w:history="1" r:id="rIdylumx3pjrwmiu_7ggxdcd">
-              <w:r>
-                <w:rPr>
-                  <w:rFonts w:ascii="Arial" w:cs="Arial" w:eastAsia="Arial" w:hAnsi="Arial"/>
-                  <w:color w:val="595959"/>
-                  <w:sz w:val="14"/>
-                  <w:szCs w:val="14"/>
-                  <w:u w:val="single" w:color="595959"/>
-                </w:rPr>
-                <w:t xml:space="preserve">🔍 Search ARES for similar videos</w:t>
-              </w:r>
-            </w:hyperlink>
-          </w:p>
-          <w:p>
-            <w:pPr>
-              <w:spacing w:after="40" w:before="0"/>
-            </w:pPr>
-            <w:r>
-              <w:rPr>
-                <w:sz w:val="14"/>
-                <w:szCs w:val="14"/>
-              </w:rPr>
-              <w:t xml:space="preserve"/>
-            </w:r>
-          </w:p>
-          <w:p>
-            <w:pPr>
-              <w:spacing w:after="20" w:before="0"/>
-            </w:pPr>
-            <w:r>
-              <w:rPr>
-                <w:rFonts w:ascii="Arial" w:cs="Arial" w:eastAsia="Arial" w:hAnsi="Arial"/>
-                <w:b/>
-                <w:bCs/>
-                <w:color w:val="1F3864"/>
-                <w:sz w:val="16"/>
-                <w:szCs w:val="16"/>
-              </w:rPr>
-              <w:t xml:space="preserve">📖 HTML:</w:t>
-            </w:r>
-          </w:p>
-          <w:p>
-            <w:pPr>
-              <w:spacing w:after="20" w:before="0"/>
-            </w:pPr>
-            <w:hyperlink w:history="1" r:id="rIdxhisatxvxazpu91qu1-kh">
-              <w:r>
-                <w:rPr>
-                  <w:rFonts w:ascii="Arial" w:cs="Arial" w:eastAsia="Arial" w:hAnsi="Arial"/>
-                  <w:color w:val="2E75B6"/>
-                  <w:sz w:val="16"/>
-                  <w:szCs w:val="16"/>
-                  <w:u w:val="single" w:color="2E75B6"/>
-                </w:rPr>
-                <w:t xml:space="preserve">Regular and Irregular Polygons (Flexbook)</w:t>
-              </w:r>
-            </w:hyperlink>
-          </w:p>
-          <w:p>
-            <w:pPr>
-              <w:spacing w:after="10" w:before="0"/>
-              <w:ind w:left="120"/>
-            </w:pPr>
-            <w:r>
-              <w:rPr>
-                <w:rFonts w:ascii="Arial" w:cs="Arial" w:eastAsia="Arial" w:hAnsi="Arial"/>
-                <w:color w:val="595959"/>
-                <w:sz w:val="14"/>
-                <w:szCs w:val="14"/>
-              </w:rPr>
-              <w:t xml:space="preserve">Source: CK-12</w:t>
-            </w:r>
-          </w:p>
-          <w:p>
-            <w:pPr>
-              <w:spacing w:after="10" w:before="0"/>
-              <w:ind w:left="120"/>
-            </w:pPr>
-            <w:hyperlink w:history="1" r:id="rIdm2klbnzvwtzlzn5zp7ew0">
+            <w:hyperlink w:history="1" r:id="rIdlopeyxbu5qnsoakbs_uya">
               <w:r>
                 <w:rPr>
                   <w:rFonts w:ascii="Arial" w:cs="Arial" w:eastAsia="Arial" w:hAnsi="Arial"/>
@@ -18468,7 +18761,7 @@
                 <w:sz w:val="18"/>
                 <w:szCs w:val="18"/>
               </w:rPr>
-              <w:t xml:space="preserve">Groups of 4 receive: the same scaled shamba worksheet (pentagon, vertices labelled A–B–C–D–E, grid lines at 1 cm intervals, scale 1 cm : 4 m), a geometrical set (ruler, protractor, set square), and a group recording table with columns: Triangle Name | Base (cm) | Height (cm) | Area (cm²) | Area (m²). Step 1 — Triangulation: Each group chooses vertex A as the reference point and draws diagonals AC and AD, partitioning the pentagon into triangles ABC, ACD, and ADE. Learners sketch the triangulation on their worksheet, clearly labelling each triangle. Step 2 — Measure: Each group member is assigned one triangle and measures its base and perpendicular height using ruler and set square. All measurements are recorded in the table. Step 3 — Calculate: Each learner computes area of their assigned triangle (½ × base × height), converts from cm² to m² using the scale factor (1 cm² = 16 m²), and enters the result. Step 4 — Sum: The group sums all three triangle areas to find total shamba area in m². Step 5 — Cross-check: Each group writes their total on a sticky note and posts it on the 'Evidence Wall' at the front of the room.</w:t>
+              <w:t xml:space="preserve">Whole-class gallery walk (3 minutes): All learners walk past the Evidence Wall and record the lowest and highest group total in their books. Return to seats. Class discusses: Why do different groups get different answers for the SAME shape? Learners identify three possible reasons: measurement error (ruler misread), perpendicular height error (slant used instead of true height), and conversion error (scale factor applied incorrectly). Teacher facilitates a step-by-step worked reconciliation on the board using one group's data, correcting each error type. Learners recalculate their own group total if needed and agree on a class consensus value. Extension segment (~10 minutes, flagged as 'Challenge for Fast Finishers and Future Surveyors'): Teacher introduces the coordinate/shoelace formula. The five pentagon vertices are given coordinates on a grid: A(0,0), B(3,0), C(5,2), D(4,5), E(1,4) (in cm on the scale diagram). Teacher writes the shoelace formula on the board: Area = ½|Σ(xᵢyᵢ₊₁ − xᵢ₊₁yᵢ)|. Teacher demonstrates ONE full worked example with these coordinates, showing the tabular method. Learners who finish early verify their triangulation answer using the shoelace result.</w:t>
             </w:r>
           </w:p>
         </w:tc>
@@ -18500,7 +18793,7 @@
                 <w:sz w:val="18"/>
                 <w:szCs w:val="18"/>
               </w:rPr>
-              <w:t xml:space="preserve">Before groups begin, hold up the pentagon worksheet and ask: 'How many triangles do we expect from vertex A in a five-sided polygon? Use the rule we discussed.' [WAIT 10 seconds.] Cold-call 2 learners — confirm answer is 3 (= n − 2 = 5 − 2). Say: 'Your job is to decompose, measure, compute, and total. Every person in the group MUST measure at least one triangle. Record everything — including any measurement you are unsure about.' While groups work (~20 minutes), circulate using these specific probing questions: (1) To any group drawing diagonals incorrectly: 'Does that diagonal stay inside the polygon? Check if it crosses a boundary line.' (2) To any group measuring slant height: 'Is that the PERPENDICULAR height? Use your set square to confirm it meets the base at 90°.' (3) To a fast-finishing group: 'Try choosing vertex C as your reference point instead of A. Do you get the same three triangles? Will the total area change?' After all sticky notes are posted, pause the class: 'Look at the Evidence Wall. Are all totals the same? Which groups are close? Which are far apart? We will investigate why in Phase 3.'</w:t>
+              <w:t xml:space="preserve">After gallery walk, ask: 'Hands up if your group's answer is within 5 m² of the class highest value? Within 20 m²? More than 20 m² away?' Count hands publicly — this creates a self-assessment moment. Then say: 'Let us diagnose the errors systematically. I will use Group 3's numbers — Group 3, bring your worksheet to the visualiser.' Work through on board: (1) 'Group 3 measured this height as 3.8 cm — let me show you why it should be 3.2 cm using the set square.' (2) 'Group 3 converted area by multiplying by 4 — can someone explain why we must multiply by 16?' [WAIT 10 seconds.] Cold-call 1 learner. (3) Confirm corrected total. Say: 'Everyone, re-check your group's conversion step right now — multiply each cm² area by 16, not 4.' [Allow 2 minutes.] Then connect to the phenomenon: 'If the Kericho elder used the wrong scale factor, the land division would be unfair. Precision matters for people's livelihoods.' For the extension, say: 'Surveyors in Kenya, including those at the National Land Commission, use a formula called the Shoelace Formula — it skips all the triangle drawing. Watch me apply it to our exact pentagon.' Demonstrate the tabular shoelace calculation step by step. Ask: 'Does the shoelace answer match our triangulation answer?' [WAIT 10 seconds.] Cold-call 1 learner to confirm. Say: 'This is one more tool we can use to verify our Kericho plot calculation next lesson.'</w:t>
             </w:r>
           </w:p>
         </w:tc>
@@ -18532,7 +18825,7 @@
                 <w:sz w:val="18"/>
                 <w:szCs w:val="18"/>
               </w:rPr>
-              <w:t xml:space="preserve">Structured group decomposition with public evidence posting: Breaking the task into explicit steps (triangulate → measure → calculate → sum → post) mirrors the scientific practice of Planning and Carrying Out Investigations (NGSS SEP 3). Public posting of all group answers turns individual results into class-level data, making discrepancies visible and motivating the reconciliation discussion in Phase 3.</w:t>
+              <w:t xml:space="preserve">Error-diagnosis reconciliation followed by expert-method extension (Constructing Explanations — NGSS SEP 6): Reconciling discrepancies through systematic error-type diagnosis deepens understanding of WHY precision matters, not just HOW to calculate. Introducing the shoelace formula as a 'professional surveyor's tool' positions mathematics as a living practice used by Kenyan professionals, bridging the classroom to real land administration contexts at the National Land Commission.</w:t>
             </w:r>
           </w:p>
         </w:tc>
@@ -18564,7 +18857,7 @@
                 <w:sz w:val="18"/>
                 <w:szCs w:val="18"/>
               </w:rPr>
-              <w:t xml:space="preserve">Observable indicators during circulation: (1) All groups correctly draw exactly 3 non-overlapping, non-boundary-crossing diagonals from vertex A — if a group draws only 2 diagonals, their polygon is not fully triangulated; intervene immediately. (2) Each learner can state the area formula A = ½bh without prompting — if a learner writes A = b × h, redirect: 'What shape is this? How does the triangle formula differ from the rectangle formula?' (3) Conversion from cm² to m² is correct: since scale is 1 cm : 4 m, 1 cm² = 16 m² — a common error is multiplying by 4 instead of 16; identify these groups for targeted Phase 3 correction. (4) Sticky-note totals: teacher notes the range of posted answers to calibrate the depth of reconciliation needed.</w:t>
+              <w:t xml:space="preserve">Observable indicators: (1) After reconciliation, every group's written total should fall within ±8 m² of the class consensus — if a group is still outside this range, identify their specific step error. (2) When asked 'why do we multiply by 16 not 4?', at least 4 learners should be able to explain: 'because area scales by the square of the linear scale factor (4² = 16)' — this is a key conceptual checkpoint connecting to earlier Sub-Strand 2.1 (Similarity and Enlargement). (3) Extension learners who apply the shoelace formula: check that they correctly alternate sign of products (xᵢyᵢ₊₁ − xᵢ₊₁yᵢ) and take the absolute value — a correct final answer within ±1 cm² of the triangulation answer confirms mastery.</w:t>
             </w:r>
           </w:p>
         </w:tc>
@@ -18573,32 +18866,32 @@
         <w:tc>
           <w:tcPr>
             <w:tcW w:type="dxa" w:w="1520"/>
-            <w:shd w:fill="E2EFDA" w:color="auto" w:val="clear"/>
-            <w:tcMar>
-              <w:top w:type="dxa" w:w="60"/>
-              <w:left w:type="dxa" w:w="120"/>
-              <w:bottom w:type="dxa" w:w="60"/>
-              <w:right w:type="dxa" w:w="120"/>
-            </w:tcMar>
-            <w:vAlign w:val="top"/>
-          </w:tcPr>
-          <w:p>
-            <w:pPr>
-              <w:spacing w:after="40" w:before="0"/>
-              <w:jc w:val="left"/>
-            </w:pPr>
-            <w:r>
-              <w:rPr>
-                <w:rFonts w:ascii="Arial" w:cs="Arial" w:eastAsia="Arial" w:hAnsi="Arial"/>
-                <w:b/>
-                <w:bCs/>
-                <w:i w:val="false"/>
-                <w:iCs w:val="false"/>
-                <w:color w:val="000000"/>
-                <w:sz w:val="18"/>
-                <w:szCs w:val="18"/>
-              </w:rPr>
-              <w:t xml:space="preserve">Explain Phase</w:t>
+            <w:shd w:fill="FCE4D6" w:color="auto" w:val="clear"/>
+            <w:tcMar>
+              <w:top w:type="dxa" w:w="60"/>
+              <w:left w:type="dxa" w:w="120"/>
+              <w:bottom w:type="dxa" w:w="60"/>
+              <w:right w:type="dxa" w:w="120"/>
+            </w:tcMar>
+            <w:vAlign w:val="top"/>
+          </w:tcPr>
+          <w:p>
+            <w:pPr>
+              <w:spacing w:after="40" w:before="0"/>
+              <w:jc w:val="left"/>
+            </w:pPr>
+            <w:r>
+              <w:rPr>
+                <w:rFonts w:ascii="Arial" w:cs="Arial" w:eastAsia="Arial" w:hAnsi="Arial"/>
+                <w:b/>
+                <w:bCs/>
+                <w:i w:val="false"/>
+                <w:iCs w:val="false"/>
+                <w:color w:val="000000"/>
+                <w:sz w:val="18"/>
+                <w:szCs w:val="18"/>
+              </w:rPr>
+              <w:t xml:space="preserve">Driving Question Board (DQB) Creation</w:t>
             </w:r>
           </w:p>
           <w:p>
@@ -18621,7 +18914,84 @@
             <w:pPr>
               <w:spacing w:after="20" w:before="0"/>
             </w:pPr>
-            <w:hyperlink w:history="1" r:id="rIdqtgkc3oc-z1gqrlbxxraa">
+            <w:r>
+              <w:rPr>
+                <w:rFonts w:ascii="Arial" w:cs="Arial" w:eastAsia="Arial" w:hAnsi="Arial"/>
+                <w:i/>
+                <w:iCs/>
+                <w:color w:val="595959"/>
+                <w:sz w:val="16"/>
+                <w:szCs w:val="16"/>
+              </w:rPr>
+              <w:t xml:space="preserve">No closely matching video in the ARES library for this activity.</w:t>
+            </w:r>
+          </w:p>
+          <w:p>
+            <w:pPr>
+              <w:spacing w:after="10" w:before="0"/>
+              <w:ind w:left="120"/>
+            </w:pPr>
+            <w:hyperlink w:history="1" r:id="rIdrz58fupqvy6pnvlq1mxj8">
+              <w:r>
+                <w:rPr>
+                  <w:rFonts w:ascii="Arial" w:cs="Arial" w:eastAsia="Arial" w:hAnsi="Arial"/>
+                  <w:color w:val="595959"/>
+                  <w:sz w:val="14"/>
+                  <w:szCs w:val="14"/>
+                  <w:u w:val="single" w:color="595959"/>
+                </w:rPr>
+                <w:t xml:space="preserve">🔍 Search ARES for videos</w:t>
+              </w:r>
+            </w:hyperlink>
+          </w:p>
+          <w:p>
+            <w:pPr>
+              <w:spacing w:after="10" w:before="0"/>
+              <w:ind w:left="120"/>
+            </w:pPr>
+            <w:r>
+              <w:rPr>
+                <w:rFonts w:ascii="Arial" w:cs="Arial" w:eastAsia="Arial" w:hAnsi="Arial"/>
+                <w:color w:val="595959"/>
+                <w:sz w:val="14"/>
+                <w:szCs w:val="14"/>
+              </w:rPr>
+              <w:t xml:space="preserve">Search terms: area polygons irregular triangulation</w:t>
+            </w:r>
+          </w:p>
+          <w:p>
+            <w:pPr>
+              <w:spacing w:after="40" w:before="0"/>
+            </w:pPr>
+            <w:r>
+              <w:rPr>
+                <w:sz w:val="14"/>
+                <w:szCs w:val="14"/>
+              </w:rPr>
+              <w:t xml:space="preserve"/>
+            </w:r>
+          </w:p>
+          <w:p>
+            <w:pPr>
+              <w:spacing w:after="20" w:before="0"/>
+            </w:pPr>
+            <w:r>
+              <w:rPr>
+                <w:rFonts w:ascii="Arial" w:cs="Arial" w:eastAsia="Arial" w:hAnsi="Arial"/>
+                <w:b/>
+                <w:bCs/>
+                <w:color w:val="1F3864"/>
+                <w:sz w:val="16"/>
+                <w:szCs w:val="16"/>
+              </w:rPr>
+              <w:t xml:space="preserve">📖 HTML:</w:t>
+            </w:r>
+          </w:p>
+          <w:p>
+            <w:pPr>
+              <w:spacing w:after="20" w:before="0"/>
+            </w:pPr>
+            <w:hyperlink w:history="1" r:id="rIdtsaqcul1wqaprfquwqwdh">
               <w:r>
                 <w:rPr>
                   <w:rFonts w:ascii="Arial" w:cs="Arial" w:eastAsia="Arial" w:hAnsi="Arial"/>
@@ -18630,7 +19000,7 @@
                   <w:szCs w:val="16"/>
                   <w:u w:val="single" w:color="2E75B6"/>
                 </w:rPr>
-                <w:t xml:space="preserve">Parallelogram on the coordinate plane</w:t>
+                <w:t xml:space="preserve">Regular and Irregular Polygons: Polygon States (PLIX)</w:t>
               </w:r>
             </w:hyperlink>
           </w:p>
@@ -18646,7 +19016,7 @@
                 <w:sz w:val="14"/>
                 <w:szCs w:val="14"/>
               </w:rPr>
-              <w:t xml:space="preserve">Source: Khan Academy (English - US curriculum)</w:t>
+              <w:t xml:space="preserve">Source: CK-12</w:t>
             </w:r>
           </w:p>
           <w:p>
@@ -18654,85 +19024,7 @@
               <w:spacing w:after="10" w:before="0"/>
               <w:ind w:left="120"/>
             </w:pPr>
-            <w:hyperlink w:history="1" r:id="rId3idtvnbfqif-4liubwy80">
-              <w:r>
-                <w:rPr>
-                  <w:rFonts w:ascii="Arial" w:cs="Arial" w:eastAsia="Arial" w:hAnsi="Arial"/>
-                  <w:color w:val="595959"/>
-                  <w:sz w:val="14"/>
-                  <w:szCs w:val="14"/>
-                  <w:u w:val="single" w:color="595959"/>
-                </w:rPr>
-                <w:t xml:space="preserve">🔍 Search ARES for similar videos</w:t>
-              </w:r>
-            </w:hyperlink>
-          </w:p>
-          <w:p>
-            <w:pPr>
-              <w:spacing w:after="40" w:before="0"/>
-            </w:pPr>
-            <w:r>
-              <w:rPr>
-                <w:sz w:val="14"/>
-                <w:szCs w:val="14"/>
-              </w:rPr>
-              <w:t xml:space="preserve"/>
-            </w:r>
-          </w:p>
-          <w:p>
-            <w:pPr>
-              <w:spacing w:after="20" w:before="0"/>
-            </w:pPr>
-            <w:r>
-              <w:rPr>
-                <w:rFonts w:ascii="Arial" w:cs="Arial" w:eastAsia="Arial" w:hAnsi="Arial"/>
-                <w:b/>
-                <w:bCs/>
-                <w:color w:val="1F3864"/>
-                <w:sz w:val="16"/>
-                <w:szCs w:val="16"/>
-              </w:rPr>
-              <w:t xml:space="preserve">📖 HTML:</w:t>
-            </w:r>
-          </w:p>
-          <w:p>
-            <w:pPr>
-              <w:spacing w:after="20" w:before="0"/>
-            </w:pPr>
-            <w:hyperlink w:history="1" r:id="rIdzswid36r8ncnz59gjyuxb">
-              <w:r>
-                <w:rPr>
-                  <w:rFonts w:ascii="Arial" w:cs="Arial" w:eastAsia="Arial" w:hAnsi="Arial"/>
-                  <w:color w:val="2E75B6"/>
-                  <w:sz w:val="16"/>
-                  <w:szCs w:val="16"/>
-                  <w:u w:val="single" w:color="2E75B6"/>
-                </w:rPr>
-                <w:t xml:space="preserve">Regular and Irregular Polygons (Flexbook)</w:t>
-              </w:r>
-            </w:hyperlink>
-          </w:p>
-          <w:p>
-            <w:pPr>
-              <w:spacing w:after="10" w:before="0"/>
-              <w:ind w:left="120"/>
-            </w:pPr>
-            <w:r>
-              <w:rPr>
-                <w:rFonts w:ascii="Arial" w:cs="Arial" w:eastAsia="Arial" w:hAnsi="Arial"/>
-                <w:color w:val="595959"/>
-                <w:sz w:val="14"/>
-                <w:szCs w:val="14"/>
-              </w:rPr>
-              <w:t xml:space="preserve">Source: CK-12</w:t>
-            </w:r>
-          </w:p>
-          <w:p>
-            <w:pPr>
-              <w:spacing w:after="10" w:before="0"/>
-              <w:ind w:left="120"/>
-            </w:pPr>
-            <w:hyperlink w:history="1" r:id="rIdsz1e31x_os3nkhkan7anb">
+            <w:hyperlink w:history="1" r:id="rIddudw6736b1gciogpbdwm8">
               <w:r>
                 <w:rPr>
                   <w:rFonts w:ascii="Arial" w:cs="Arial" w:eastAsia="Arial" w:hAnsi="Arial"/>
@@ -18774,7 +19066,7 @@
                 <w:sz w:val="18"/>
                 <w:szCs w:val="18"/>
               </w:rPr>
-              <w:t xml:space="preserve">Whole-class gallery walk (3 minutes): All learners walk past the Evidence Wall and record the lowest and highest group total in their books. Return to seats. Class discusses: Why do different groups get different answers for the SAME shape? Learners identify three possible reasons: measurement error (ruler misread), perpendicular height error (slant used instead of true height), and conversion error (scale factor applied incorrectly). Teacher facilitates a step-by-step worked reconciliation on the board using one group's data, correcting each error type. Learners recalculate their own group total if needed and agree on a class consensus value. Extension segment (~10 minutes, flagged as 'Challenge for Fast Finishers and Future Surveyors'): Teacher introduces the coordinate/shoelace formula. The five pentagon vertices are given coordinates on a grid: A(0,0), B(3,0), C(5,2), D(4,5), E(1,4) (in cm on the scale diagram). Teacher writes the shoelace formula on the board: Area = ½|Σ(xᵢyᵢ₊₁ − xᵢ₊₁yᵢ)|. Teacher demonstrates ONE full worked example with these coordinates, showing the tabular method. Learners who finish early verify their triangulation answer using the shoelace result.</w:t>
+              <w:t xml:space="preserve">Each group reviews the class Driving Question Board. They write responses to two prompts on colour-coded sticky notes: GREEN note — 'What new evidence from today helps us solve the Kericho land-division problem?' (e.g., 'We can break the 7-sided plot into 5 triangles using diagonals from one vertex'); ORANGE note — 'What do we still need to figure out before we can fairly divide the Kericho plot?' (e.g., 'We need the actual measurements of each side and diagonal of the Kericho plot' or 'We need to confirm the scale factor for the Kericho boundary drawing'). Groups post their sticky notes under the DQB columns 'Evidence We Now Have' and 'Still Need to Investigate'. The class reads the new notes aloud (rotating reader, one note per group) and the teacher annotates the DQB to show the cumulative progress across Lessons 1–6.</w:t>
             </w:r>
           </w:p>
         </w:tc>
@@ -18806,7 +19098,7 @@
                 <w:sz w:val="18"/>
                 <w:szCs w:val="18"/>
               </w:rPr>
-              <w:t xml:space="preserve">After gallery walk, ask: 'Hands up if your group's answer is within 5 m² of the class highest value? Within 20 m²? More than 20 m² away?' Count hands publicly — this creates a self-assessment moment. Then say: 'Let us diagnose the errors systematically. I will use Group 3's numbers — Group 3, bring your worksheet to the visualiser.' Work through on board: (1) 'Group 3 measured this height as 3.8 cm — let me show you why it should be 3.2 cm using the set square.' (2) 'Group 3 converted area by multiplying by 4 — can someone explain why we must multiply by 16?' [WAIT 10 seconds.] Cold-call 1 learner. (3) Confirm corrected total. Say: 'Everyone, re-check your group's conversion step right now — multiply each cm² area by 16, not 4.' [Allow 2 minutes.] Then connect to the phenomenon: 'If the Kericho elder used the wrong scale factor, the land division would be unfair. Precision matters for people's livelihoods.' For the extension, say: 'Surveyors in Kenya, including those at the National Land Commission, use a formula called the Shoelace Formula — it skips all the triangle drawing. Watch me apply it to our exact pentagon.' Demonstrate the tabular shoelace calculation step by step. Ask: 'Does the shoelace answer match our triangulation answer?' [WAIT 10 seconds.] Cold-call 1 learner to confirm. Say: 'This is one more tool we can use to verify our Kericho plot calculation next lesson.'</w:t>
+              <w:t xml:space="preserve">Say: 'We have been building toward one goal since Lesson 1 — solving the Kericho community land problem. Take 4 minutes: your group writes one GREEN note and one ORANGE note for the DQB.' [WAIT 4 minutes.] Circulate and prompt any group writing a vague GREEN note: 'Can you be more specific — how exactly does today's method apply to the seven-sided Kericho plot?' After posting, rotate reader: 'Amara, read Group 2's green note aloud. Does everyone agree this is valid evidence?' After all notes are read, draw a large arrow on the DQB connecting today's lesson marker to the Lesson 7 slot and say: 'Next lesson we go back to Kericho — seven sides, three families, equal shares. You now have the tool. What remains is applying it carefully.' Ask one final cold-call question to the class: 'If we can break any polygon into triangles, does our method work for the Kericho plot even if its sides are all different lengths?' [WAIT 10 seconds.] Accept 2 responses — confirm: 'Yes — the triangulation method does not require any equal sides or regular angles. That is its power.'</w:t>
             </w:r>
           </w:p>
         </w:tc>
@@ -18838,7 +19130,7 @@
                 <w:sz w:val="18"/>
                 <w:szCs w:val="18"/>
               </w:rPr>
-              <w:t xml:space="preserve">Error-diagnosis reconciliation followed by expert-method extension (Constructing Explanations — NGSS SEP 6): Reconciling discrepancies through systematic error-type diagnosis deepens understanding of WHY precision matters, not just HOW to calculate. Introducing the shoelace formula as a 'professional surveyor's tool' positions mathematics as a living practice used by Kenyan professionals, bridging the classroom to real land administration contexts at the National Land Commission.</w:t>
+              <w:t xml:space="preserve">Cumulative DQB annotation (Obtaining, Evaluating, and Communicating Information — NGSS SEP 8): The DQB makes the class's growing understanding visible as a shared artefact. Separating 'Evidence We Now Have' from 'Still Need to Investigate' mirrors scientific practice, helping learners distinguish established claims from open questions — a metacognitive habit that supports independent problem-solving on the Kericho plot.</w:t>
             </w:r>
           </w:p>
         </w:tc>
@@ -18870,7 +19162,7 @@
                 <w:sz w:val="18"/>
                 <w:szCs w:val="18"/>
               </w:rPr>
-              <w:t xml:space="preserve">Observable indicators: (1) After reconciliation, every group's written total should fall within ±8 m² of the class consensus — if a group is still outside this range, identify their specific step error. (2) When asked 'why do we multiply by 16 not 4?', at least 4 learners should be able to explain: 'because area scales by the square of the linear scale factor (4² = 16)' — this is a key conceptual checkpoint connecting to earlier Sub-Strand 2.1 (Similarity and Enlargement). (3) Extension learners who apply the shoelace formula: check that they correctly alternate sign of products (xᵢyᵢ₊₁ − xᵢ₊₁yᵢ) and take the absolute value — a correct final answer within ±1 cm² of the triangulation answer confirms mastery.</w:t>
+              <w:t xml:space="preserve">Observable indicators: (1) GREEN notes contain specific methodological claims ('triangulate from vertex A into n−2 triangles', 'convert area using scale²') rather than vague statements ('we learned about triangles') — vague notes indicate surface-level processing; prompt those groups to revise. (2) ORANGE notes reveal genuine remaining gaps: if a group writes 'we need to know what a polygon is', this indicates they have not consolidated prior lessons and need targeted review before Lesson 7. (3) Teacher tallies how many groups independently mention the scale factor squared — this informs whether a brief recap is needed at the start of Lesson 7.</w:t>
             </w:r>
           </w:p>
         </w:tc>
@@ -18879,32 +19171,32 @@
         <w:tc>
           <w:tcPr>
             <w:tcW w:type="dxa" w:w="1520"/>
-            <w:shd w:fill="FCE4D6" w:color="auto" w:val="clear"/>
-            <w:tcMar>
-              <w:top w:type="dxa" w:w="60"/>
-              <w:left w:type="dxa" w:w="120"/>
-              <w:bottom w:type="dxa" w:w="60"/>
-              <w:right w:type="dxa" w:w="120"/>
-            </w:tcMar>
-            <w:vAlign w:val="top"/>
-          </w:tcPr>
-          <w:p>
-            <w:pPr>
-              <w:spacing w:after="40" w:before="0"/>
-              <w:jc w:val="left"/>
-            </w:pPr>
-            <w:r>
-              <w:rPr>
-                <w:rFonts w:ascii="Arial" w:cs="Arial" w:eastAsia="Arial" w:hAnsi="Arial"/>
-                <w:b/>
-                <w:bCs/>
-                <w:i w:val="false"/>
-                <w:iCs w:val="false"/>
-                <w:color w:val="000000"/>
-                <w:sz w:val="18"/>
-                <w:szCs w:val="18"/>
-              </w:rPr>
-              <w:t xml:space="preserve">Driving Question Board (DQB) Creation</w:t>
+            <w:shd w:fill="D5E8F0" w:color="auto" w:val="clear"/>
+            <w:tcMar>
+              <w:top w:type="dxa" w:w="60"/>
+              <w:left w:type="dxa" w:w="120"/>
+              <w:bottom w:type="dxa" w:w="60"/>
+              <w:right w:type="dxa" w:w="120"/>
+            </w:tcMar>
+            <w:vAlign w:val="top"/>
+          </w:tcPr>
+          <w:p>
+            <w:pPr>
+              <w:spacing w:after="40" w:before="0"/>
+              <w:jc w:val="left"/>
+            </w:pPr>
+            <w:r>
+              <w:rPr>
+                <w:rFonts w:ascii="Arial" w:cs="Arial" w:eastAsia="Arial" w:hAnsi="Arial"/>
+                <w:b/>
+                <w:bCs/>
+                <w:i w:val="false"/>
+                <w:iCs w:val="false"/>
+                <w:color w:val="000000"/>
+                <w:sz w:val="18"/>
+                <w:szCs w:val="18"/>
+              </w:rPr>
+              <w:t xml:space="preserve">Model Building Phase</w:t>
             </w:r>
           </w:p>
           <w:p>
@@ -18927,7 +19219,84 @@
             <w:pPr>
               <w:spacing w:after="20" w:before="0"/>
             </w:pPr>
-            <w:hyperlink w:history="1" r:id="rIdzb0ynj0pfzwqj24lloxo_">
+            <w:r>
+              <w:rPr>
+                <w:rFonts w:ascii="Arial" w:cs="Arial" w:eastAsia="Arial" w:hAnsi="Arial"/>
+                <w:i/>
+                <w:iCs/>
+                <w:color w:val="595959"/>
+                <w:sz w:val="16"/>
+                <w:szCs w:val="16"/>
+              </w:rPr>
+              <w:t xml:space="preserve">No closely matching video in the ARES library for this activity.</w:t>
+            </w:r>
+          </w:p>
+          <w:p>
+            <w:pPr>
+              <w:spacing w:after="10" w:before="0"/>
+              <w:ind w:left="120"/>
+            </w:pPr>
+            <w:hyperlink w:history="1" r:id="rIdor1gsveuszwyi8fliqpzh">
+              <w:r>
+                <w:rPr>
+                  <w:rFonts w:ascii="Arial" w:cs="Arial" w:eastAsia="Arial" w:hAnsi="Arial"/>
+                  <w:color w:val="595959"/>
+                  <w:sz w:val="14"/>
+                  <w:szCs w:val="14"/>
+                  <w:u w:val="single" w:color="595959"/>
+                </w:rPr>
+                <w:t xml:space="preserve">🔍 Search ARES for videos</w:t>
+              </w:r>
+            </w:hyperlink>
+          </w:p>
+          <w:p>
+            <w:pPr>
+              <w:spacing w:after="10" w:before="0"/>
+              <w:ind w:left="120"/>
+            </w:pPr>
+            <w:r>
+              <w:rPr>
+                <w:rFonts w:ascii="Arial" w:cs="Arial" w:eastAsia="Arial" w:hAnsi="Arial"/>
+                <w:color w:val="595959"/>
+                <w:sz w:val="14"/>
+                <w:szCs w:val="14"/>
+              </w:rPr>
+              <w:t xml:space="preserve">Search terms: area polygons irregular triangulation</w:t>
+            </w:r>
+          </w:p>
+          <w:p>
+            <w:pPr>
+              <w:spacing w:after="40" w:before="0"/>
+            </w:pPr>
+            <w:r>
+              <w:rPr>
+                <w:sz w:val="14"/>
+                <w:szCs w:val="14"/>
+              </w:rPr>
+              <w:t xml:space="preserve"/>
+            </w:r>
+          </w:p>
+          <w:p>
+            <w:pPr>
+              <w:spacing w:after="20" w:before="0"/>
+            </w:pPr>
+            <w:r>
+              <w:rPr>
+                <w:rFonts w:ascii="Arial" w:cs="Arial" w:eastAsia="Arial" w:hAnsi="Arial"/>
+                <w:b/>
+                <w:bCs/>
+                <w:color w:val="1F3864"/>
+                <w:sz w:val="16"/>
+                <w:szCs w:val="16"/>
+              </w:rPr>
+              <w:t xml:space="preserve">📖 HTML:</w:t>
+            </w:r>
+          </w:p>
+          <w:p>
+            <w:pPr>
+              <w:spacing w:after="20" w:before="0"/>
+            </w:pPr>
+            <w:hyperlink w:history="1" r:id="rIdlwsekry04f28oo8afnegr">
               <w:r>
                 <w:rPr>
                   <w:rFonts w:ascii="Arial" w:cs="Arial" w:eastAsia="Arial" w:hAnsi="Arial"/>
@@ -18936,7 +19305,7 @@
                   <w:szCs w:val="16"/>
                   <w:u w:val="single" w:color="2E75B6"/>
                 </w:rPr>
-                <w:t xml:space="preserve">Parallelogram on the coordinate plane</w:t>
+                <w:t xml:space="preserve">Regular and Irregular Polygons: Polygon States (PLIX)</w:t>
               </w:r>
             </w:hyperlink>
           </w:p>
@@ -18952,7 +19321,7 @@
                 <w:sz w:val="14"/>
                 <w:szCs w:val="14"/>
               </w:rPr>
-              <w:t xml:space="preserve">Source: Khan Academy (English - US curriculum)</w:t>
+              <w:t xml:space="preserve">Source: CK-12</w:t>
             </w:r>
           </w:p>
           <w:p>
@@ -18960,391 +19329,7 @@
               <w:spacing w:after="10" w:before="0"/>
               <w:ind w:left="120"/>
             </w:pPr>
-            <w:hyperlink w:history="1" r:id="rIdjuvl04pwcijpza-exuf6e">
-              <w:r>
-                <w:rPr>
-                  <w:rFonts w:ascii="Arial" w:cs="Arial" w:eastAsia="Arial" w:hAnsi="Arial"/>
-                  <w:color w:val="595959"/>
-                  <w:sz w:val="14"/>
-                  <w:szCs w:val="14"/>
-                  <w:u w:val="single" w:color="595959"/>
-                </w:rPr>
-                <w:t xml:space="preserve">🔍 Search ARES for similar videos</w:t>
-              </w:r>
-            </w:hyperlink>
-          </w:p>
-          <w:p>
-            <w:pPr>
-              <w:spacing w:after="40" w:before="0"/>
-            </w:pPr>
-            <w:r>
-              <w:rPr>
-                <w:sz w:val="14"/>
-                <w:szCs w:val="14"/>
-              </w:rPr>
-              <w:t xml:space="preserve"/>
-            </w:r>
-          </w:p>
-          <w:p>
-            <w:pPr>
-              <w:spacing w:after="20" w:before="0"/>
-            </w:pPr>
-            <w:r>
-              <w:rPr>
-                <w:rFonts w:ascii="Arial" w:cs="Arial" w:eastAsia="Arial" w:hAnsi="Arial"/>
-                <w:b/>
-                <w:bCs/>
-                <w:color w:val="1F3864"/>
-                <w:sz w:val="16"/>
-                <w:szCs w:val="16"/>
-              </w:rPr>
-              <w:t xml:space="preserve">📖 HTML:</w:t>
-            </w:r>
-          </w:p>
-          <w:p>
-            <w:pPr>
-              <w:spacing w:after="20" w:before="0"/>
-            </w:pPr>
-            <w:hyperlink w:history="1" r:id="rIdthtnwg2jiav88qysou8ga">
-              <w:r>
-                <w:rPr>
-                  <w:rFonts w:ascii="Arial" w:cs="Arial" w:eastAsia="Arial" w:hAnsi="Arial"/>
-                  <w:color w:val="2E75B6"/>
-                  <w:sz w:val="16"/>
-                  <w:szCs w:val="16"/>
-                  <w:u w:val="single" w:color="2E75B6"/>
-                </w:rPr>
-                <w:t xml:space="preserve">Regular and Irregular Polygons (Flexbook)</w:t>
-              </w:r>
-            </w:hyperlink>
-          </w:p>
-          <w:p>
-            <w:pPr>
-              <w:spacing w:after="10" w:before="0"/>
-              <w:ind w:left="120"/>
-            </w:pPr>
-            <w:r>
-              <w:rPr>
-                <w:rFonts w:ascii="Arial" w:cs="Arial" w:eastAsia="Arial" w:hAnsi="Arial"/>
-                <w:color w:val="595959"/>
-                <w:sz w:val="14"/>
-                <w:szCs w:val="14"/>
-              </w:rPr>
-              <w:t xml:space="preserve">Source: CK-12</w:t>
-            </w:r>
-          </w:p>
-          <w:p>
-            <w:pPr>
-              <w:spacing w:after="10" w:before="0"/>
-              <w:ind w:left="120"/>
-            </w:pPr>
-            <w:hyperlink w:history="1" r:id="rIdkzzkrmblzapk9otlycgu8">
-              <w:r>
-                <w:rPr>
-                  <w:rFonts w:ascii="Arial" w:cs="Arial" w:eastAsia="Arial" w:hAnsi="Arial"/>
-                  <w:color w:val="595959"/>
-                  <w:sz w:val="14"/>
-                  <w:szCs w:val="14"/>
-                  <w:u w:val="single" w:color="595959"/>
-                </w:rPr>
-                <w:t xml:space="preserve">🔍 Search ARES for similar readings</w:t>
-              </w:r>
-            </w:hyperlink>
-          </w:p>
-        </w:tc>
-        <w:tc>
-          <w:tcPr>
-            <w:tcW w:type="dxa" w:w="3040"/>
-            <w:shd w:fill="FFFFFF" w:color="auto" w:val="clear"/>
-            <w:tcMar>
-              <w:top w:type="dxa" w:w="60"/>
-              <w:left w:type="dxa" w:w="120"/>
-              <w:bottom w:type="dxa" w:w="60"/>
-              <w:right w:type="dxa" w:w="120"/>
-            </w:tcMar>
-            <w:vAlign w:val="top"/>
-          </w:tcPr>
-          <w:p>
-            <w:pPr>
-              <w:spacing w:after="40" w:before="0"/>
-              <w:jc w:val="left"/>
-            </w:pPr>
-            <w:r>
-              <w:rPr>
-                <w:rFonts w:ascii="Arial" w:cs="Arial" w:eastAsia="Arial" w:hAnsi="Arial"/>
-                <w:b w:val="false"/>
-                <w:bCs w:val="false"/>
-                <w:i w:val="false"/>
-                <w:iCs w:val="false"/>
-                <w:color w:val="000000"/>
-                <w:sz w:val="18"/>
-                <w:szCs w:val="18"/>
-              </w:rPr>
-              <w:t xml:space="preserve">Each group reviews the class Driving Question Board. They write responses to two prompts on colour-coded sticky notes: GREEN note — 'What new evidence from today helps us solve the Kericho land-division problem?' (e.g., 'We can break the 7-sided plot into 5 triangles using diagonals from one vertex'); ORANGE note — 'What do we still need to figure out before we can fairly divide the Kericho plot?' (e.g., 'We need the actual measurements of each side and diagonal of the Kericho plot' or 'We need to confirm the scale factor for the Kericho boundary drawing'). Groups post their sticky notes under the DQB columns 'Evidence We Now Have' and 'Still Need to Investigate'. The class reads the new notes aloud (rotating reader, one note per group) and the teacher annotates the DQB to show the cumulative progress across Lessons 1–6.</w:t>
-            </w:r>
-          </w:p>
-        </w:tc>
-        <w:tc>
-          <w:tcPr>
-            <w:tcW w:type="dxa" w:w="3040"/>
-            <w:shd w:fill="F2F2F2" w:color="auto" w:val="clear"/>
-            <w:tcMar>
-              <w:top w:type="dxa" w:w="60"/>
-              <w:left w:type="dxa" w:w="120"/>
-              <w:bottom w:type="dxa" w:w="60"/>
-              <w:right w:type="dxa" w:w="120"/>
-            </w:tcMar>
-            <w:vAlign w:val="top"/>
-          </w:tcPr>
-          <w:p>
-            <w:pPr>
-              <w:spacing w:after="40" w:before="0"/>
-              <w:jc w:val="left"/>
-            </w:pPr>
-            <w:r>
-              <w:rPr>
-                <w:rFonts w:ascii="Arial" w:cs="Arial" w:eastAsia="Arial" w:hAnsi="Arial"/>
-                <w:b w:val="false"/>
-                <w:bCs w:val="false"/>
-                <w:i w:val="false"/>
-                <w:iCs w:val="false"/>
-                <w:color w:val="000000"/>
-                <w:sz w:val="18"/>
-                <w:szCs w:val="18"/>
-              </w:rPr>
-              <w:t xml:space="preserve">Say: 'We have been building toward one goal since Lesson 1 — solving the Kericho community land problem. Take 4 minutes: your group writes one GREEN note and one ORANGE note for the DQB.' [WAIT 4 minutes.] Circulate and prompt any group writing a vague GREEN note: 'Can you be more specific — how exactly does today's method apply to the seven-sided Kericho plot?' After posting, rotate reader: 'Amara, read Group 2's green note aloud. Does everyone agree this is valid evidence?' After all notes are read, draw a large arrow on the DQB connecting today's lesson marker to the Lesson 7 slot and say: 'Next lesson we go back to Kericho — seven sides, three families, equal shares. You now have the tool. What remains is applying it carefully.' Ask one final cold-call question to the class: 'If we can break any polygon into triangles, does our method work for the Kericho plot even if its sides are all different lengths?' [WAIT 10 seconds.] Accept 2 responses — confirm: 'Yes — the triangulation method does not require any equal sides or regular angles. That is its power.'</w:t>
-            </w:r>
-          </w:p>
-        </w:tc>
-        <w:tc>
-          <w:tcPr>
-            <w:tcW w:type="dxa" w:w="3040"/>
-            <w:shd w:fill="FFFFFF" w:color="auto" w:val="clear"/>
-            <w:tcMar>
-              <w:top w:type="dxa" w:w="60"/>
-              <w:left w:type="dxa" w:w="120"/>
-              <w:bottom w:type="dxa" w:w="60"/>
-              <w:right w:type="dxa" w:w="120"/>
-            </w:tcMar>
-            <w:vAlign w:val="top"/>
-          </w:tcPr>
-          <w:p>
-            <w:pPr>
-              <w:spacing w:after="40" w:before="0"/>
-              <w:jc w:val="left"/>
-            </w:pPr>
-            <w:r>
-              <w:rPr>
-                <w:rFonts w:ascii="Arial" w:cs="Arial" w:eastAsia="Arial" w:hAnsi="Arial"/>
-                <w:b w:val="false"/>
-                <w:bCs w:val="false"/>
-                <w:i w:val="false"/>
-                <w:iCs w:val="false"/>
-                <w:color w:val="000000"/>
-                <w:sz w:val="18"/>
-                <w:szCs w:val="18"/>
-              </w:rPr>
-              <w:t xml:space="preserve">Cumulative DQB annotation (Obtaining, Evaluating, and Communicating Information — NGSS SEP 8): The DQB makes the class's growing understanding visible as a shared artefact. Separating 'Evidence We Now Have' from 'Still Need to Investigate' mirrors scientific practice, helping learners distinguish established claims from open questions — a metacognitive habit that supports independent problem-solving on the Kericho plot.</w:t>
-            </w:r>
-          </w:p>
-        </w:tc>
-        <w:tc>
-          <w:tcPr>
-            <w:tcW w:type="dxa" w:w="3040"/>
-            <w:shd w:fill="F2F2F2" w:color="auto" w:val="clear"/>
-            <w:tcMar>
-              <w:top w:type="dxa" w:w="60"/>
-              <w:left w:type="dxa" w:w="120"/>
-              <w:bottom w:type="dxa" w:w="60"/>
-              <w:right w:type="dxa" w:w="120"/>
-            </w:tcMar>
-            <w:vAlign w:val="top"/>
-          </w:tcPr>
-          <w:p>
-            <w:pPr>
-              <w:spacing w:after="40" w:before="0"/>
-              <w:jc w:val="left"/>
-            </w:pPr>
-            <w:r>
-              <w:rPr>
-                <w:rFonts w:ascii="Arial" w:cs="Arial" w:eastAsia="Arial" w:hAnsi="Arial"/>
-                <w:b w:val="false"/>
-                <w:bCs w:val="false"/>
-                <w:i w:val="false"/>
-                <w:iCs w:val="false"/>
-                <w:color w:val="000000"/>
-                <w:sz w:val="18"/>
-                <w:szCs w:val="18"/>
-              </w:rPr>
-              <w:t xml:space="preserve">Observable indicators: (1) GREEN notes contain specific methodological claims ('triangulate from vertex A into n−2 triangles', 'convert area using scale²') rather than vague statements ('we learned about triangles') — vague notes indicate surface-level processing; prompt those groups to revise. (2) ORANGE notes reveal genuine remaining gaps: if a group writes 'we need to know what a polygon is', this indicates they have not consolidated prior lessons and need targeted review before Lesson 7. (3) Teacher tallies how many groups independently mention the scale factor squared — this informs whether a brief recap is needed at the start of Lesson 7.</w:t>
-            </w:r>
-          </w:p>
-        </w:tc>
-      </w:tr>
-      <w:tr>
-        <w:tc>
-          <w:tcPr>
-            <w:tcW w:type="dxa" w:w="1520"/>
-            <w:shd w:fill="D5E8F0" w:color="auto" w:val="clear"/>
-            <w:tcMar>
-              <w:top w:type="dxa" w:w="60"/>
-              <w:left w:type="dxa" w:w="120"/>
-              <w:bottom w:type="dxa" w:w="60"/>
-              <w:right w:type="dxa" w:w="120"/>
-            </w:tcMar>
-            <w:vAlign w:val="top"/>
-          </w:tcPr>
-          <w:p>
-            <w:pPr>
-              <w:spacing w:after="40" w:before="0"/>
-              <w:jc w:val="left"/>
-            </w:pPr>
-            <w:r>
-              <w:rPr>
-                <w:rFonts w:ascii="Arial" w:cs="Arial" w:eastAsia="Arial" w:hAnsi="Arial"/>
-                <w:b/>
-                <w:bCs/>
-                <w:i w:val="false"/>
-                <w:iCs w:val="false"/>
-                <w:color w:val="000000"/>
-                <w:sz w:val="18"/>
-                <w:szCs w:val="18"/>
-              </w:rPr>
-              <w:t xml:space="preserve">Model Building Phase</w:t>
-            </w:r>
-          </w:p>
-          <w:p>
-            <w:pPr>
-              <w:spacing w:after="20" w:before="0"/>
-            </w:pPr>
-            <w:r>
-              <w:rPr>
-                <w:rFonts w:ascii="Arial" w:cs="Arial" w:eastAsia="Arial" w:hAnsi="Arial"/>
-                <w:b/>
-                <w:bCs/>
-                <w:color w:val="1F3864"/>
-                <w:sz w:val="16"/>
-                <w:szCs w:val="16"/>
-              </w:rPr>
-              <w:t xml:space="preserve">📹 VIDEO:</w:t>
-            </w:r>
-          </w:p>
-          <w:p>
-            <w:pPr>
-              <w:spacing w:after="20" w:before="0"/>
-            </w:pPr>
-            <w:hyperlink w:history="1" r:id="rIdmfdhvsje4ou3mts0r76fk">
-              <w:r>
-                <w:rPr>
-                  <w:rFonts w:ascii="Arial" w:cs="Arial" w:eastAsia="Arial" w:hAnsi="Arial"/>
-                  <w:color w:val="2E75B6"/>
-                  <w:sz w:val="16"/>
-                  <w:szCs w:val="16"/>
-                  <w:u w:val="single" w:color="2E75B6"/>
-                </w:rPr>
-                <w:t xml:space="preserve">Parallelogram on the coordinate plane</w:t>
-              </w:r>
-            </w:hyperlink>
-          </w:p>
-          <w:p>
-            <w:pPr>
-              <w:spacing w:after="10" w:before="0"/>
-              <w:ind w:left="120"/>
-            </w:pPr>
-            <w:r>
-              <w:rPr>
-                <w:rFonts w:ascii="Arial" w:cs="Arial" w:eastAsia="Arial" w:hAnsi="Arial"/>
-                <w:color w:val="595959"/>
-                <w:sz w:val="14"/>
-                <w:szCs w:val="14"/>
-              </w:rPr>
-              <w:t xml:space="preserve">Source: Khan Academy (English - US curriculum)</w:t>
-            </w:r>
-          </w:p>
-          <w:p>
-            <w:pPr>
-              <w:spacing w:after="10" w:before="0"/>
-              <w:ind w:left="120"/>
-            </w:pPr>
-            <w:hyperlink w:history="1" r:id="rIdcpujtmaq3kwmztcvrghn2">
-              <w:r>
-                <w:rPr>
-                  <w:rFonts w:ascii="Arial" w:cs="Arial" w:eastAsia="Arial" w:hAnsi="Arial"/>
-                  <w:color w:val="595959"/>
-                  <w:sz w:val="14"/>
-                  <w:szCs w:val="14"/>
-                  <w:u w:val="single" w:color="595959"/>
-                </w:rPr>
-                <w:t xml:space="preserve">🔍 Search ARES for similar videos</w:t>
-              </w:r>
-            </w:hyperlink>
-          </w:p>
-          <w:p>
-            <w:pPr>
-              <w:spacing w:after="40" w:before="0"/>
-            </w:pPr>
-            <w:r>
-              <w:rPr>
-                <w:sz w:val="14"/>
-                <w:szCs w:val="14"/>
-              </w:rPr>
-              <w:t xml:space="preserve"/>
-            </w:r>
-          </w:p>
-          <w:p>
-            <w:pPr>
-              <w:spacing w:after="20" w:before="0"/>
-            </w:pPr>
-            <w:r>
-              <w:rPr>
-                <w:rFonts w:ascii="Arial" w:cs="Arial" w:eastAsia="Arial" w:hAnsi="Arial"/>
-                <w:b/>
-                <w:bCs/>
-                <w:color w:val="1F3864"/>
-                <w:sz w:val="16"/>
-                <w:szCs w:val="16"/>
-              </w:rPr>
-              <w:t xml:space="preserve">📖 HTML:</w:t>
-            </w:r>
-          </w:p>
-          <w:p>
-            <w:pPr>
-              <w:spacing w:after="20" w:before="0"/>
-            </w:pPr>
-            <w:hyperlink w:history="1" r:id="rIdtqubqfrr95swmfl5tujgw">
-              <w:r>
-                <w:rPr>
-                  <w:rFonts w:ascii="Arial" w:cs="Arial" w:eastAsia="Arial" w:hAnsi="Arial"/>
-                  <w:color w:val="2E75B6"/>
-                  <w:sz w:val="16"/>
-                  <w:szCs w:val="16"/>
-                  <w:u w:val="single" w:color="2E75B6"/>
-                </w:rPr>
-                <w:t xml:space="preserve">Regular and Irregular Polygons (Flexbook)</w:t>
-              </w:r>
-            </w:hyperlink>
-          </w:p>
-          <w:p>
-            <w:pPr>
-              <w:spacing w:after="10" w:before="0"/>
-              <w:ind w:left="120"/>
-            </w:pPr>
-            <w:r>
-              <w:rPr>
-                <w:rFonts w:ascii="Arial" w:cs="Arial" w:eastAsia="Arial" w:hAnsi="Arial"/>
-                <w:color w:val="595959"/>
-                <w:sz w:val="14"/>
-                <w:szCs w:val="14"/>
-              </w:rPr>
-              <w:t xml:space="preserve">Source: CK-12</w:t>
-            </w:r>
-          </w:p>
-          <w:p>
-            <w:pPr>
-              <w:spacing w:after="10" w:before="0"/>
-              <w:ind w:left="120"/>
-            </w:pPr>
-            <w:hyperlink w:history="1" r:id="rId418sccz0tewmb8qsfphh9">
+            <w:hyperlink w:history="1" r:id="rIdqf1bylkmzpmaorz3anire">
               <w:r>
                 <w:rPr>
                   <w:rFonts w:ascii="Arial" w:cs="Arial" w:eastAsia="Arial" w:hAnsi="Arial"/>
@@ -20831,7 +20816,7 @@
             <w:pPr>
               <w:spacing w:after="20" w:before="0"/>
             </w:pPr>
-            <w:hyperlink w:history="1" r:id="rIdoizk_usu7n8mbri2pp65d">
+            <w:hyperlink w:history="1" r:id="rId6_nlwpeqlog8emx0a_i5d">
               <w:r>
                 <w:rPr>
                   <w:rFonts w:ascii="Arial" w:cs="Arial" w:eastAsia="Arial" w:hAnsi="Arial"/>
@@ -20840,7 +20825,7 @@
                   <w:szCs w:val="16"/>
                   <w:u w:val="single" w:color="2E75B6"/>
                 </w:rPr>
-                <w:t xml:space="preserve">Parallelogram on the coordinate plane</w:t>
+                <w:t xml:space="preserve">Perimeter &amp; area of composite shapes</w:t>
               </w:r>
             </w:hyperlink>
           </w:p>
@@ -20864,7 +20849,7 @@
               <w:spacing w:after="10" w:before="0"/>
               <w:ind w:left="120"/>
             </w:pPr>
-            <w:hyperlink w:history="1" r:id="rIdtgsppkz1pt1xrq7s7a7gs">
+            <w:hyperlink w:history="1" r:id="rIdln2ghooxjqh5vmtrlssrx">
               <w:r>
                 <w:rPr>
                   <w:rFonts w:ascii="Arial" w:cs="Arial" w:eastAsia="Arial" w:hAnsi="Arial"/>
@@ -20902,14 +20887,14 @@
                 <w:sz w:val="16"/>
                 <w:szCs w:val="16"/>
               </w:rPr>
-              <w:t xml:space="preserve">📖 HTML:</w:t>
+              <w:t xml:space="preserve">📖 EXERCISE:</w:t>
             </w:r>
           </w:p>
           <w:p>
             <w:pPr>
               <w:spacing w:after="20" w:before="0"/>
             </w:pPr>
-            <w:hyperlink w:history="1" r:id="rId5p4lpqwazddc25ccgse0s">
+            <w:hyperlink w:history="1" r:id="rIdhncu-opldefwrmfwehsbs">
               <w:r>
                 <w:rPr>
                   <w:rFonts w:ascii="Arial" w:cs="Arial" w:eastAsia="Arial" w:hAnsi="Arial"/>
@@ -20918,7 +20903,7 @@
                   <w:szCs w:val="16"/>
                   <w:u w:val="single" w:color="2E75B6"/>
                 </w:rPr>
-                <w:t xml:space="preserve">Prime and Composite Numbers (Flexbook)</w:t>
+                <w:t xml:space="preserve">Area challenge</w:t>
               </w:r>
             </w:hyperlink>
           </w:p>
@@ -20934,7 +20919,7 @@
                 <w:sz w:val="14"/>
                 <w:szCs w:val="14"/>
               </w:rPr>
-              <w:t xml:space="preserve">Source: CK-12</w:t>
+              <w:t xml:space="preserve">Source: Khan Academy (English - US curriculum)</w:t>
             </w:r>
           </w:p>
           <w:p>
@@ -20942,7 +20927,7 @@
               <w:spacing w:after="10" w:before="0"/>
               <w:ind w:left="120"/>
             </w:pPr>
-            <w:hyperlink w:history="1" r:id="rIdkqsbtbwnz7ekn7sylhr9c">
+            <w:hyperlink w:history="1" r:id="rIdmysizhtekxtv4l-pvhpt3">
               <w:r>
                 <w:rPr>
                   <w:rFonts w:ascii="Arial" w:cs="Arial" w:eastAsia="Arial" w:hAnsi="Arial"/>
@@ -21137,7 +21122,7 @@
             <w:pPr>
               <w:spacing w:after="20" w:before="0"/>
             </w:pPr>
-            <w:hyperlink w:history="1" r:id="rId6qls_wgekyz-tk3hzoj7-">
+            <w:hyperlink w:history="1" r:id="rIdjwynl19szy3ajtba3_ef0">
               <w:r>
                 <w:rPr>
                   <w:rFonts w:ascii="Arial" w:cs="Arial" w:eastAsia="Arial" w:hAnsi="Arial"/>
@@ -21146,7 +21131,7 @@
                   <w:szCs w:val="16"/>
                   <w:u w:val="single" w:color="2E75B6"/>
                 </w:rPr>
-                <w:t xml:space="preserve">Parallelogram on the coordinate plane</w:t>
+                <w:t xml:space="preserve">Using similar &amp; congruent triangles</w:t>
               </w:r>
             </w:hyperlink>
           </w:p>
@@ -21170,7 +21155,7 @@
               <w:spacing w:after="10" w:before="0"/>
               <w:ind w:left="120"/>
             </w:pPr>
-            <w:hyperlink w:history="1" r:id="rIdcgm_54lueaahyshib_s6j">
+            <w:hyperlink w:history="1" r:id="rIdg1vhm6mlwcimj78eltlmd">
               <w:r>
                 <w:rPr>
                   <w:rFonts w:ascii="Arial" w:cs="Arial" w:eastAsia="Arial" w:hAnsi="Arial"/>
@@ -21208,14 +21193,14 @@
                 <w:sz w:val="16"/>
                 <w:szCs w:val="16"/>
               </w:rPr>
-              <w:t xml:space="preserve">📖 HTML:</w:t>
+              <w:t xml:space="preserve">📖 EXERCISE:</w:t>
             </w:r>
           </w:p>
           <w:p>
             <w:pPr>
               <w:spacing w:after="20" w:before="0"/>
             </w:pPr>
-            <w:hyperlink w:history="1" r:id="rIdnyoia3vhm_qbpmgk9ks0b">
+            <w:hyperlink w:history="1" r:id="rIdvcpvzf3pjeazkszzyqb_q">
               <w:r>
                 <w:rPr>
                   <w:rFonts w:ascii="Arial" w:cs="Arial" w:eastAsia="Arial" w:hAnsi="Arial"/>
@@ -21224,7 +21209,7 @@
                   <w:szCs w:val="16"/>
                   <w:u w:val="single" w:color="2E75B6"/>
                 </w:rPr>
-                <w:t xml:space="preserve">Prime and Composite Numbers (Flexbook)</w:t>
+                <w:t xml:space="preserve">Coordinate plane word problems: polygons</w:t>
               </w:r>
             </w:hyperlink>
           </w:p>
@@ -21240,7 +21225,7 @@
                 <w:sz w:val="14"/>
                 <w:szCs w:val="14"/>
               </w:rPr>
-              <w:t xml:space="preserve">Source: CK-12</w:t>
+              <w:t xml:space="preserve">Source: Khan Academy (English - US curriculum)</w:t>
             </w:r>
           </w:p>
           <w:p>
@@ -21248,7 +21233,7 @@
               <w:spacing w:after="10" w:before="0"/>
               <w:ind w:left="120"/>
             </w:pPr>
-            <w:hyperlink w:history="1" r:id="rIdoolmuh7yrsg4sbraqqw0l">
+            <w:hyperlink w:history="1" r:id="rId3ur1pcbaukpfsxevapov-">
               <w:r>
                 <w:rPr>
                   <w:rFonts w:ascii="Arial" w:cs="Arial" w:eastAsia="Arial" w:hAnsi="Arial"/>
@@ -21443,7 +21428,7 @@
             <w:pPr>
               <w:spacing w:after="20" w:before="0"/>
             </w:pPr>
-            <w:hyperlink w:history="1" r:id="rIdamqt0qxklkklai-yj_bfk">
+            <w:hyperlink w:history="1" r:id="rIdbdayyogicwlalv3j98sb9">
               <w:r>
                 <w:rPr>
                   <w:rFonts w:ascii="Arial" w:cs="Arial" w:eastAsia="Arial" w:hAnsi="Arial"/>
@@ -21452,7 +21437,7 @@
                   <w:szCs w:val="16"/>
                   <w:u w:val="single" w:color="2E75B6"/>
                 </w:rPr>
-                <w:t xml:space="preserve">Parallelogram on the coordinate plane</w:t>
+                <w:t xml:space="preserve">Using similar &amp; congruent triangles -dubbed(KY)</w:t>
               </w:r>
             </w:hyperlink>
           </w:p>
@@ -21468,7 +21453,7 @@
                 <w:sz w:val="14"/>
                 <w:szCs w:val="14"/>
               </w:rPr>
-              <w:t xml:space="preserve">Source: Khan Academy (English - US curriculum)</w:t>
+              <w:t xml:space="preserve">Source: Khan Academy (Kiswahili)</w:t>
             </w:r>
           </w:p>
           <w:p>
@@ -21476,7 +21461,7 @@
               <w:spacing w:after="10" w:before="0"/>
               <w:ind w:left="120"/>
             </w:pPr>
-            <w:hyperlink w:history="1" r:id="rIdv8z-3yztzfu76f9yb9n0m">
+            <w:hyperlink w:history="1" r:id="rIdrz-3bj-sgedk51k6xmelp">
               <w:r>
                 <w:rPr>
                   <w:rFonts w:ascii="Arial" w:cs="Arial" w:eastAsia="Arial" w:hAnsi="Arial"/>
@@ -21514,14 +21499,14 @@
                 <w:sz w:val="16"/>
                 <w:szCs w:val="16"/>
               </w:rPr>
-              <w:t xml:space="preserve">📖 HTML:</w:t>
+              <w:t xml:space="preserve">📖 EXERCISE:</w:t>
             </w:r>
           </w:p>
           <w:p>
             <w:pPr>
               <w:spacing w:after="20" w:before="0"/>
             </w:pPr>
-            <w:hyperlink w:history="1" r:id="rIdg1ns9jll62r0iewg9e-qu">
+            <w:hyperlink w:history="1" r:id="rIdkxfwt98ktnv-uh7wtllcp">
               <w:r>
                 <w:rPr>
                   <w:rFonts w:ascii="Arial" w:cs="Arial" w:eastAsia="Arial" w:hAnsi="Arial"/>
@@ -21530,7 +21515,7 @@
                   <w:szCs w:val="16"/>
                   <w:u w:val="single" w:color="2E75B6"/>
                 </w:rPr>
-                <w:t xml:space="preserve">Prime and Composite Numbers (Flexbook)</w:t>
+                <w:t xml:space="preserve">Area and perimeter word problems</w:t>
               </w:r>
             </w:hyperlink>
           </w:p>
@@ -21546,7 +21531,7 @@
                 <w:sz w:val="14"/>
                 <w:szCs w:val="14"/>
               </w:rPr>
-              <w:t xml:space="preserve">Source: CK-12</w:t>
+              <w:t xml:space="preserve">Source: Khan Academy (English - US curriculum)</w:t>
             </w:r>
           </w:p>
           <w:p>
@@ -21554,7 +21539,7 @@
               <w:spacing w:after="10" w:before="0"/>
               <w:ind w:left="120"/>
             </w:pPr>
-            <w:hyperlink w:history="1" r:id="rIdd2fmfxvtmtfmbqyqcqb1j">
+            <w:hyperlink w:history="1" r:id="rId_ae9qgzow1iwwxwwvi41l">
               <w:r>
                 <w:rPr>
                   <w:rFonts w:ascii="Arial" w:cs="Arial" w:eastAsia="Arial" w:hAnsi="Arial"/>
@@ -21749,7 +21734,7 @@
             <w:pPr>
               <w:spacing w:after="20" w:before="0"/>
             </w:pPr>
-            <w:hyperlink w:history="1" r:id="rIdumtl3bk3yepdruuzqvrpf">
+            <w:hyperlink w:history="1" r:id="rIdafmh_p5vimy0ag4awrngt">
               <w:r>
                 <w:rPr>
                   <w:rFonts w:ascii="Arial" w:cs="Arial" w:eastAsia="Arial" w:hAnsi="Arial"/>
@@ -21758,7 +21743,7 @@
                   <w:szCs w:val="16"/>
                   <w:u w:val="single" w:color="2E75B6"/>
                 </w:rPr>
-                <w:t xml:space="preserve">Parallelogram on the coordinate plane</w:t>
+                <w:t xml:space="preserve">Perimeter &amp; area of composite shapes</w:t>
               </w:r>
             </w:hyperlink>
           </w:p>
@@ -21782,7 +21767,7 @@
               <w:spacing w:after="10" w:before="0"/>
               <w:ind w:left="120"/>
             </w:pPr>
-            <w:hyperlink w:history="1" r:id="rIdxadpxzv8ovl-876p-0lap">
+            <w:hyperlink w:history="1" r:id="rIdasuv-qsv0vbf1-02xr2rw">
               <w:r>
                 <w:rPr>
                   <w:rFonts w:ascii="Arial" w:cs="Arial" w:eastAsia="Arial" w:hAnsi="Arial"/>
@@ -21820,14 +21805,14 @@
                 <w:sz w:val="16"/>
                 <w:szCs w:val="16"/>
               </w:rPr>
-              <w:t xml:space="preserve">📖 HTML:</w:t>
+              <w:t xml:space="preserve">📖 EXERCISE:</w:t>
             </w:r>
           </w:p>
           <w:p>
             <w:pPr>
               <w:spacing w:after="20" w:before="0"/>
             </w:pPr>
-            <w:hyperlink w:history="1" r:id="rIdvjlzhfgq6buthxscx43kh">
+            <w:hyperlink w:history="1" r:id="rIdqgug3ao423czkwflqzos0">
               <w:r>
                 <w:rPr>
                   <w:rFonts w:ascii="Arial" w:cs="Arial" w:eastAsia="Arial" w:hAnsi="Arial"/>
@@ -21836,7 +21821,7 @@
                   <w:szCs w:val="16"/>
                   <w:u w:val="single" w:color="2E75B6"/>
                 </w:rPr>
-                <w:t xml:space="preserve">Prime and Composite Numbers (Flexbook)</w:t>
+                <w:t xml:space="preserve">Area challenge</w:t>
               </w:r>
             </w:hyperlink>
           </w:p>
@@ -21852,7 +21837,7 @@
                 <w:sz w:val="14"/>
                 <w:szCs w:val="14"/>
               </w:rPr>
-              <w:t xml:space="preserve">Source: CK-12</w:t>
+              <w:t xml:space="preserve">Source: Khan Academy (English - US curriculum)</w:t>
             </w:r>
           </w:p>
           <w:p>
@@ -21860,7 +21845,7 @@
               <w:spacing w:after="10" w:before="0"/>
               <w:ind w:left="120"/>
             </w:pPr>
-            <w:hyperlink w:history="1" r:id="rIdef1g8h6nrbklct__gwgad">
+            <w:hyperlink w:history="1" r:id="rId3jkdep5xejadsl0f4vlpt">
               <w:r>
                 <w:rPr>
                   <w:rFonts w:ascii="Arial" w:cs="Arial" w:eastAsia="Arial" w:hAnsi="Arial"/>
@@ -22055,7 +22040,7 @@
             <w:pPr>
               <w:spacing w:after="20" w:before="0"/>
             </w:pPr>
-            <w:hyperlink w:history="1" r:id="rId2unqbehptbdewui5q7kdz">
+            <w:hyperlink w:history="1" r:id="rIdb7ufsrh0ti15hx2t1qnzu">
               <w:r>
                 <w:rPr>
                   <w:rFonts w:ascii="Arial" w:cs="Arial" w:eastAsia="Arial" w:hAnsi="Arial"/>
@@ -22064,7 +22049,7 @@
                   <w:szCs w:val="16"/>
                   <w:u w:val="single" w:color="2E75B6"/>
                 </w:rPr>
-                <w:t xml:space="preserve">Parallelogram on the coordinate plane</w:t>
+                <w:t xml:space="preserve">Perimeter &amp; area of composite shapes</w:t>
               </w:r>
             </w:hyperlink>
           </w:p>
@@ -22088,7 +22073,7 @@
               <w:spacing w:after="10" w:before="0"/>
               <w:ind w:left="120"/>
             </w:pPr>
-            <w:hyperlink w:history="1" r:id="rId6nbugoh_uklt1sqmeyfho">
+            <w:hyperlink w:history="1" r:id="rIdf-xjkgilx0qesgukjjlq9">
               <w:r>
                 <w:rPr>
                   <w:rFonts w:ascii="Arial" w:cs="Arial" w:eastAsia="Arial" w:hAnsi="Arial"/>
@@ -22126,14 +22111,14 @@
                 <w:sz w:val="16"/>
                 <w:szCs w:val="16"/>
               </w:rPr>
-              <w:t xml:space="preserve">📖 HTML:</w:t>
+              <w:t xml:space="preserve">📖 EXERCISE:</w:t>
             </w:r>
           </w:p>
           <w:p>
             <w:pPr>
               <w:spacing w:after="20" w:before="0"/>
             </w:pPr>
-            <w:hyperlink w:history="1" r:id="rId7cnq4jvncutxxrzoqffaj">
+            <w:hyperlink w:history="1" r:id="rIdynvgqys_swis6yfb3dni-">
               <w:r>
                 <w:rPr>
                   <w:rFonts w:ascii="Arial" w:cs="Arial" w:eastAsia="Arial" w:hAnsi="Arial"/>
@@ -22142,7 +22127,7 @@
                   <w:szCs w:val="16"/>
                   <w:u w:val="single" w:color="2E75B6"/>
                 </w:rPr>
-                <w:t xml:space="preserve">Prime and Composite Numbers (Flexbook)</w:t>
+                <w:t xml:space="preserve">Area challenge</w:t>
               </w:r>
             </w:hyperlink>
           </w:p>
@@ -22158,7 +22143,7 @@
                 <w:sz w:val="14"/>
                 <w:szCs w:val="14"/>
               </w:rPr>
-              <w:t xml:space="preserve">Source: CK-12</w:t>
+              <w:t xml:space="preserve">Source: Khan Academy (English - US curriculum)</w:t>
             </w:r>
           </w:p>
           <w:p>
@@ -22166,7 +22151,7 @@
               <w:spacing w:after="10" w:before="0"/>
               <w:ind w:left="120"/>
             </w:pPr>
-            <w:hyperlink w:history="1" r:id="rIdlipohivg2bx2pugnsjndr">
+            <w:hyperlink w:history="1" r:id="rIdpowka1sftcoadfckxfbwq">
               <w:r>
                 <w:rPr>
                   <w:rFonts w:ascii="Arial" w:cs="Arial" w:eastAsia="Arial" w:hAnsi="Arial"/>
@@ -23748,7 +23733,7 @@
             <w:pPr>
               <w:spacing w:after="20" w:before="0"/>
             </w:pPr>
-            <w:hyperlink w:history="1" r:id="rIdai7cqnyox0chdc1zef2tn">
+            <w:hyperlink w:history="1" r:id="rIdsvvdnix2mld2tt_g7uen4">
               <w:r>
                 <w:rPr>
                   <w:rFonts w:ascii="Arial" w:cs="Arial" w:eastAsia="Arial" w:hAnsi="Arial"/>
@@ -23757,7 +23742,7 @@
                   <w:szCs w:val="16"/>
                   <w:u w:val="single" w:color="2E75B6"/>
                 </w:rPr>
-                <w:t xml:space="preserve">Overview of Ellipses, Trapezoids, Rhombi, and Polygons</w:t>
+                <w:t xml:space="preserve">Area of composite shapes</w:t>
               </w:r>
             </w:hyperlink>
           </w:p>
@@ -23773,7 +23758,7 @@
                 <w:sz w:val="14"/>
                 <w:szCs w:val="14"/>
               </w:rPr>
-              <w:t xml:space="preserve">Source: CK-12</w:t>
+              <w:t xml:space="preserve">Source: Khan Academy (English - US curriculum)</w:t>
             </w:r>
           </w:p>
           <w:p>
@@ -23781,7 +23766,7 @@
               <w:spacing w:after="10" w:before="0"/>
               <w:ind w:left="120"/>
             </w:pPr>
-            <w:hyperlink w:history="1" r:id="rIdj4b0hnr_i14x6azj9q-jt">
+            <w:hyperlink w:history="1" r:id="rIdrdzjmqmro9yklxdxw9foo">
               <w:r>
                 <w:rPr>
                   <w:rFonts w:ascii="Arial" w:cs="Arial" w:eastAsia="Arial" w:hAnsi="Arial"/>
@@ -23826,7 +23811,7 @@
             <w:pPr>
               <w:spacing w:after="20" w:before="0"/>
             </w:pPr>
-            <w:hyperlink w:history="1" r:id="rIdxc3ee8z4bqprt9onwtq_h">
+            <w:hyperlink w:history="1" r:id="rIdfpvtd3meahcwiam6megh7">
               <w:r>
                 <w:rPr>
                   <w:rFonts w:ascii="Arial" w:cs="Arial" w:eastAsia="Arial" w:hAnsi="Arial"/>
@@ -23835,7 +23820,7 @@
                   <w:szCs w:val="16"/>
                   <w:u w:val="single" w:color="2E75B6"/>
                 </w:rPr>
-                <w:t xml:space="preserve">Area Models for Decimal Multiplication (Flexbook)</w:t>
+                <w:t xml:space="preserve">Area of Composite Shapes: Triangle and Parallelogram (PLIX)</w:t>
               </w:r>
             </w:hyperlink>
           </w:p>
@@ -23859,7 +23844,7 @@
               <w:spacing w:after="10" w:before="0"/>
               <w:ind w:left="120"/>
             </w:pPr>
-            <w:hyperlink w:history="1" r:id="rIdys-8ngy-hjmwrtt5o0kdc">
+            <w:hyperlink w:history="1" r:id="rId4odc9bffo0b7h7shcxoct">
               <w:r>
                 <w:rPr>
                   <w:rFonts w:ascii="Arial" w:cs="Arial" w:eastAsia="Arial" w:hAnsi="Arial"/>
@@ -24054,7 +24039,7 @@
             <w:pPr>
               <w:spacing w:after="20" w:before="0"/>
             </w:pPr>
-            <w:hyperlink w:history="1" r:id="rIdpwqz24txcfjsmquejnuwr">
+            <w:hyperlink w:history="1" r:id="rIdow2ismrfgrdve3gbmvo6g">
               <w:r>
                 <w:rPr>
                   <w:rFonts w:ascii="Arial" w:cs="Arial" w:eastAsia="Arial" w:hAnsi="Arial"/>
@@ -24063,7 +24048,7 @@
                   <w:szCs w:val="16"/>
                   <w:u w:val="single" w:color="2E75B6"/>
                 </w:rPr>
-                <w:t xml:space="preserve">Overview of Ellipses, Trapezoids, Rhombi, and Polygons</w:t>
+                <w:t xml:space="preserve">Perimeter &amp; area of composite shapes</w:t>
               </w:r>
             </w:hyperlink>
           </w:p>
@@ -24079,7 +24064,7 @@
                 <w:sz w:val="14"/>
                 <w:szCs w:val="14"/>
               </w:rPr>
-              <w:t xml:space="preserve">Source: CK-12</w:t>
+              <w:t xml:space="preserve">Source: Khan Academy (English - US curriculum)</w:t>
             </w:r>
           </w:p>
           <w:p>
@@ -24087,7 +24072,7 @@
               <w:spacing w:after="10" w:before="0"/>
               <w:ind w:left="120"/>
             </w:pPr>
-            <w:hyperlink w:history="1" r:id="rIduu98yqv-vqbopmhykhmmo">
+            <w:hyperlink w:history="1" r:id="rId7qoddsaw91o4bp8gaabmj">
               <w:r>
                 <w:rPr>
                   <w:rFonts w:ascii="Arial" w:cs="Arial" w:eastAsia="Arial" w:hAnsi="Arial"/>
@@ -24132,7 +24117,7 @@
             <w:pPr>
               <w:spacing w:after="20" w:before="0"/>
             </w:pPr>
-            <w:hyperlink w:history="1" r:id="rIdiucytt5is_sqic5kuypk1">
+            <w:hyperlink w:history="1" r:id="rIdxd6crg0lcq85barnzcnn8">
               <w:r>
                 <w:rPr>
                   <w:rFonts w:ascii="Arial" w:cs="Arial" w:eastAsia="Arial" w:hAnsi="Arial"/>
@@ -24141,7 +24126,7 @@
                   <w:szCs w:val="16"/>
                   <w:u w:val="single" w:color="2E75B6"/>
                 </w:rPr>
-                <w:t xml:space="preserve">Area Models for Decimal Multiplication (Flexbook)</w:t>
+                <w:t xml:space="preserve">Area of Composite Shapes Involving Triangles (Flexbook)</w:t>
               </w:r>
             </w:hyperlink>
           </w:p>
@@ -24165,7 +24150,7 @@
               <w:spacing w:after="10" w:before="0"/>
               <w:ind w:left="120"/>
             </w:pPr>
-            <w:hyperlink w:history="1" r:id="rIdw3jss-80otdc0d3wel08m">
+            <w:hyperlink w:history="1" r:id="rIdz3kwxa6ngto7nf2cq31lf">
               <w:r>
                 <w:rPr>
                   <w:rFonts w:ascii="Arial" w:cs="Arial" w:eastAsia="Arial" w:hAnsi="Arial"/>
@@ -24360,7 +24345,7 @@
             <w:pPr>
               <w:spacing w:after="20" w:before="0"/>
             </w:pPr>
-            <w:hyperlink w:history="1" r:id="rId6rxwfddag428rx_c78tvn">
+            <w:hyperlink w:history="1" r:id="rIdkhgx2zgpi3rhehq5u2v4x">
               <w:r>
                 <w:rPr>
                   <w:rFonts w:ascii="Arial" w:cs="Arial" w:eastAsia="Arial" w:hAnsi="Arial"/>
@@ -24369,7 +24354,7 @@
                   <w:szCs w:val="16"/>
                   <w:u w:val="single" w:color="2E75B6"/>
                 </w:rPr>
-                <w:t xml:space="preserve">Overview of Ellipses, Trapezoids, Rhombi, and Polygons</w:t>
+                <w:t xml:space="preserve">Using similar &amp; congruent triangles</w:t>
               </w:r>
             </w:hyperlink>
           </w:p>
@@ -24385,7 +24370,7 @@
                 <w:sz w:val="14"/>
                 <w:szCs w:val="14"/>
               </w:rPr>
-              <w:t xml:space="preserve">Source: CK-12</w:t>
+              <w:t xml:space="preserve">Source: Khan Academy (English - US curriculum)</w:t>
             </w:r>
           </w:p>
           <w:p>
@@ -24393,7 +24378,7 @@
               <w:spacing w:after="10" w:before="0"/>
               <w:ind w:left="120"/>
             </w:pPr>
-            <w:hyperlink w:history="1" r:id="rIdypqvkc0tiwiqj8xky6zxv">
+            <w:hyperlink w:history="1" r:id="rIdl1sxrjvwtcbchheutdocw">
               <w:r>
                 <w:rPr>
                   <w:rFonts w:ascii="Arial" w:cs="Arial" w:eastAsia="Arial" w:hAnsi="Arial"/>
@@ -24431,14 +24416,14 @@
                 <w:sz w:val="16"/>
                 <w:szCs w:val="16"/>
               </w:rPr>
-              <w:t xml:space="preserve">📖 HTML:</w:t>
+              <w:t xml:space="preserve">📖 EXERCISE:</w:t>
             </w:r>
           </w:p>
           <w:p>
             <w:pPr>
               <w:spacing w:after="20" w:before="0"/>
             </w:pPr>
-            <w:hyperlink w:history="1" r:id="rIdf4_9njeqzc-f_aelkdavx">
+            <w:hyperlink w:history="1" r:id="rIdu5dpx7i2ymew6scleaymz">
               <w:r>
                 <w:rPr>
                   <w:rFonts w:ascii="Arial" w:cs="Arial" w:eastAsia="Arial" w:hAnsi="Arial"/>
@@ -24447,7 +24432,7 @@
                   <w:szCs w:val="16"/>
                   <w:u w:val="single" w:color="2E75B6"/>
                 </w:rPr>
-                <w:t xml:space="preserve">Area Models for Decimal Multiplication (Flexbook)</w:t>
+                <w:t xml:space="preserve">Area of Composite Shapes Involving Triangles Practice</w:t>
               </w:r>
             </w:hyperlink>
           </w:p>
@@ -24471,7 +24456,7 @@
               <w:spacing w:after="10" w:before="0"/>
               <w:ind w:left="120"/>
             </w:pPr>
-            <w:hyperlink w:history="1" r:id="rIdene_mg-ur6psq8ds7rdk6">
+            <w:hyperlink w:history="1" r:id="rIdoyp43_aue0q-n6odlt7jl">
               <w:r>
                 <w:rPr>
                   <w:rFonts w:ascii="Arial" w:cs="Arial" w:eastAsia="Arial" w:hAnsi="Arial"/>
@@ -24666,7 +24651,7 @@
             <w:pPr>
               <w:spacing w:after="20" w:before="0"/>
             </w:pPr>
-            <w:hyperlink w:history="1" r:id="rId5qgg2nhcawceczzzg2gpk">
+            <w:hyperlink w:history="1" r:id="rIdbbjcsohirscx7g1x9_9fl">
               <w:r>
                 <w:rPr>
                   <w:rFonts w:ascii="Arial" w:cs="Arial" w:eastAsia="Arial" w:hAnsi="Arial"/>
@@ -24675,7 +24660,7 @@
                   <w:szCs w:val="16"/>
                   <w:u w:val="single" w:color="2E75B6"/>
                 </w:rPr>
-                <w:t xml:space="preserve">Overview of Ellipses, Trapezoids, Rhombi, and Polygons</w:t>
+                <w:t xml:space="preserve">Using similar &amp; congruent triangles -dubbed(KY)</w:t>
               </w:r>
             </w:hyperlink>
           </w:p>
@@ -24691,7 +24676,7 @@
                 <w:sz w:val="14"/>
                 <w:szCs w:val="14"/>
               </w:rPr>
-              <w:t xml:space="preserve">Source: CK-12</w:t>
+              <w:t xml:space="preserve">Source: Khan Academy (Kiswahili)</w:t>
             </w:r>
           </w:p>
           <w:p>
@@ -24699,7 +24684,7 @@
               <w:spacing w:after="10" w:before="0"/>
               <w:ind w:left="120"/>
             </w:pPr>
-            <w:hyperlink w:history="1" r:id="rIdifhrn0kofktalfwm647xo">
+            <w:hyperlink w:history="1" r:id="rIdto-if3v7fexwwzwlq3gms">
               <w:r>
                 <w:rPr>
                   <w:rFonts w:ascii="Arial" w:cs="Arial" w:eastAsia="Arial" w:hAnsi="Arial"/>
@@ -24737,14 +24722,14 @@
                 <w:sz w:val="16"/>
                 <w:szCs w:val="16"/>
               </w:rPr>
-              <w:t xml:space="preserve">📖 HTML:</w:t>
+              <w:t xml:space="preserve">📖 EXERCISE:</w:t>
             </w:r>
           </w:p>
           <w:p>
             <w:pPr>
               <w:spacing w:after="20" w:before="0"/>
             </w:pPr>
-            <w:hyperlink w:history="1" r:id="rIdlitwvjhmrruwk8znyzxdr">
+            <w:hyperlink w:history="1" r:id="rIdbg8jubvdza2vcs5jox9id">
               <w:r>
                 <w:rPr>
                   <w:rFonts w:ascii="Arial" w:cs="Arial" w:eastAsia="Arial" w:hAnsi="Arial"/>
@@ -24753,7 +24738,7 @@
                   <w:szCs w:val="16"/>
                   <w:u w:val="single" w:color="2E75B6"/>
                 </w:rPr>
-                <w:t xml:space="preserve">Area Models for Decimal Multiplication (Flexbook)</w:t>
+                <w:t xml:space="preserve">Area challenge</w:t>
               </w:r>
             </w:hyperlink>
           </w:p>
@@ -24769,7 +24754,7 @@
                 <w:sz w:val="14"/>
                 <w:szCs w:val="14"/>
               </w:rPr>
-              <w:t xml:space="preserve">Source: CK-12</w:t>
+              <w:t xml:space="preserve">Source: Khan Academy (English - US curriculum)</w:t>
             </w:r>
           </w:p>
           <w:p>
@@ -24777,7 +24762,7 @@
               <w:spacing w:after="10" w:before="0"/>
               <w:ind w:left="120"/>
             </w:pPr>
-            <w:hyperlink w:history="1" r:id="rIdhvqrmixsckdn4e2f79fkf">
+            <w:hyperlink w:history="1" r:id="rId14kdka0axckkfx7baonwn">
               <w:r>
                 <w:rPr>
                   <w:rFonts w:ascii="Arial" w:cs="Arial" w:eastAsia="Arial" w:hAnsi="Arial"/>
@@ -24972,7 +24957,7 @@
             <w:pPr>
               <w:spacing w:after="20" w:before="0"/>
             </w:pPr>
-            <w:hyperlink w:history="1" r:id="rId1ltzd25aoxirc5i3iapch">
+            <w:hyperlink w:history="1" r:id="rIdyhqj5lgksqawwd8-dnmx7">
               <w:r>
                 <w:rPr>
                   <w:rFonts w:ascii="Arial" w:cs="Arial" w:eastAsia="Arial" w:hAnsi="Arial"/>
@@ -24981,7 +24966,7 @@
                   <w:szCs w:val="16"/>
                   <w:u w:val="single" w:color="2E75B6"/>
                 </w:rPr>
-                <w:t xml:space="preserve">Overview of Ellipses, Trapezoids, Rhombi, and Polygons</w:t>
+                <w:t xml:space="preserve">Area of composite shapes</w:t>
               </w:r>
             </w:hyperlink>
           </w:p>
@@ -24997,7 +24982,7 @@
                 <w:sz w:val="14"/>
                 <w:szCs w:val="14"/>
               </w:rPr>
-              <w:t xml:space="preserve">Source: CK-12</w:t>
+              <w:t xml:space="preserve">Source: Khan Academy (English - US curriculum)</w:t>
             </w:r>
           </w:p>
           <w:p>
@@ -25005,7 +24990,7 @@
               <w:spacing w:after="10" w:before="0"/>
               <w:ind w:left="120"/>
             </w:pPr>
-            <w:hyperlink w:history="1" r:id="rIdcdoq5tnrnqwvkc21ws_w5">
+            <w:hyperlink w:history="1" r:id="rIdqyn1xiejop-kgedulkz4s">
               <w:r>
                 <w:rPr>
                   <w:rFonts w:ascii="Arial" w:cs="Arial" w:eastAsia="Arial" w:hAnsi="Arial"/>
@@ -25050,7 +25035,7 @@
             <w:pPr>
               <w:spacing w:after="20" w:before="0"/>
             </w:pPr>
-            <w:hyperlink w:history="1" r:id="rIdp5bxnom19vz0hmbb9nkzz">
+            <w:hyperlink w:history="1" r:id="rIdpeq0upol_wovbgg56qf8v">
               <w:r>
                 <w:rPr>
                   <w:rFonts w:ascii="Arial" w:cs="Arial" w:eastAsia="Arial" w:hAnsi="Arial"/>
@@ -25059,7 +25044,7 @@
                   <w:szCs w:val="16"/>
                   <w:u w:val="single" w:color="2E75B6"/>
                 </w:rPr>
-                <w:t xml:space="preserve">Area Models for Decimal Multiplication (Flexbook)</w:t>
+                <w:t xml:space="preserve">Area of Composite Shapes: Triangle and Parallelogram (PLIX)</w:t>
               </w:r>
             </w:hyperlink>
           </w:p>
@@ -25083,7 +25068,7 @@
               <w:spacing w:after="10" w:before="0"/>
               <w:ind w:left="120"/>
             </w:pPr>
-            <w:hyperlink w:history="1" r:id="rIdmrsuxziynvlwvh9ubmuws">
+            <w:hyperlink w:history="1" r:id="rIdwqhbeku9ootq82qni5sga">
               <w:r>
                 <w:rPr>
                   <w:rFonts w:ascii="Arial" w:cs="Arial" w:eastAsia="Arial" w:hAnsi="Arial"/>

--- a/data/outputs/v2/Core_Mathematics/SS2.5_Area_of_Polygons/Core_Mathematics_Area_of_Polygons_CBE_LessonSequence.docx
+++ b/data/outputs/v2/Core_Mathematics/SS2.5_Area_of_Polygons/Core_Mathematics_Area_of_Polygons_CBE_LessonSequence.docx
@@ -3225,7 +3225,313 @@
             <w:pPr>
               <w:spacing w:after="20" w:before="0"/>
             </w:pPr>
-            <w:hyperlink w:history="1" r:id="rIduri8ks-ikrgbhiadx-zj7">
+            <w:hyperlink w:history="1" r:id="rIdmdur7nzxgu49sozds8n5z">
+              <w:r>
+                <w:rPr>
+                  <w:rFonts w:ascii="Arial" w:cs="Arial" w:eastAsia="Arial" w:hAnsi="Arial"/>
+                  <w:color w:val="2E75B6"/>
+                  <w:sz w:val="16"/>
+                  <w:szCs w:val="16"/>
+                  <w:u w:val="single" w:color="2E75B6"/>
+                </w:rPr>
+                <w:t xml:space="preserve">Area of a triangle</w:t>
+              </w:r>
+            </w:hyperlink>
+          </w:p>
+          <w:p>
+            <w:pPr>
+              <w:spacing w:after="10" w:before="0"/>
+              <w:ind w:left="120"/>
+            </w:pPr>
+            <w:r>
+              <w:rPr>
+                <w:rFonts w:ascii="Arial" w:cs="Arial" w:eastAsia="Arial" w:hAnsi="Arial"/>
+                <w:color w:val="595959"/>
+                <w:sz w:val="14"/>
+                <w:szCs w:val="14"/>
+              </w:rPr>
+              <w:t xml:space="preserve">Source: Khan Academy (English - US curriculum)</w:t>
+            </w:r>
+          </w:p>
+          <w:p>
+            <w:pPr>
+              <w:spacing w:after="10" w:before="0"/>
+              <w:ind w:left="120"/>
+            </w:pPr>
+            <w:hyperlink w:history="1" r:id="rId_6lvs3ufgqmblnwkqyhhq">
+              <w:r>
+                <w:rPr>
+                  <w:rFonts w:ascii="Arial" w:cs="Arial" w:eastAsia="Arial" w:hAnsi="Arial"/>
+                  <w:color w:val="595959"/>
+                  <w:sz w:val="14"/>
+                  <w:szCs w:val="14"/>
+                  <w:u w:val="single" w:color="595959"/>
+                </w:rPr>
+                <w:t xml:space="preserve">🔍 Search ARES for similar videos</w:t>
+              </w:r>
+            </w:hyperlink>
+          </w:p>
+          <w:p>
+            <w:pPr>
+              <w:spacing w:after="40" w:before="0"/>
+            </w:pPr>
+            <w:r>
+              <w:rPr>
+                <w:sz w:val="14"/>
+                <w:szCs w:val="14"/>
+              </w:rPr>
+              <w:t xml:space="preserve"/>
+            </w:r>
+          </w:p>
+          <w:p>
+            <w:pPr>
+              <w:spacing w:after="20" w:before="0"/>
+            </w:pPr>
+            <w:r>
+              <w:rPr>
+                <w:rFonts w:ascii="Arial" w:cs="Arial" w:eastAsia="Arial" w:hAnsi="Arial"/>
+                <w:b/>
+                <w:bCs/>
+                <w:color w:val="1F3864"/>
+                <w:sz w:val="16"/>
+                <w:szCs w:val="16"/>
+              </w:rPr>
+              <w:t xml:space="preserve">📖 HTML:</w:t>
+            </w:r>
+          </w:p>
+          <w:p>
+            <w:pPr>
+              <w:spacing w:after="20" w:before="0"/>
+            </w:pPr>
+            <w:hyperlink w:history="1" r:id="rIdykcipt3pz2msrlhhw9ncl">
+              <w:r>
+                <w:rPr>
+                  <w:rFonts w:ascii="Arial" w:cs="Arial" w:eastAsia="Arial" w:hAnsi="Arial"/>
+                  <w:color w:val="2E75B6"/>
+                  <w:sz w:val="16"/>
+                  <w:szCs w:val="16"/>
+                  <w:u w:val="single" w:color="2E75B6"/>
+                </w:rPr>
+                <w:t xml:space="preserve">Derivation of the Triangle Area Formula (Flexbook)</w:t>
+              </w:r>
+            </w:hyperlink>
+          </w:p>
+          <w:p>
+            <w:pPr>
+              <w:spacing w:after="10" w:before="0"/>
+              <w:ind w:left="120"/>
+            </w:pPr>
+            <w:r>
+              <w:rPr>
+                <w:rFonts w:ascii="Arial" w:cs="Arial" w:eastAsia="Arial" w:hAnsi="Arial"/>
+                <w:color w:val="595959"/>
+                <w:sz w:val="14"/>
+                <w:szCs w:val="14"/>
+              </w:rPr>
+              <w:t xml:space="preserve">Source: CK-12</w:t>
+            </w:r>
+          </w:p>
+          <w:p>
+            <w:pPr>
+              <w:spacing w:after="10" w:before="0"/>
+              <w:ind w:left="120"/>
+            </w:pPr>
+            <w:hyperlink w:history="1" r:id="rIdetz8enk83cmynyocr2qkg">
+              <w:r>
+                <w:rPr>
+                  <w:rFonts w:ascii="Arial" w:cs="Arial" w:eastAsia="Arial" w:hAnsi="Arial"/>
+                  <w:color w:val="595959"/>
+                  <w:sz w:val="14"/>
+                  <w:szCs w:val="14"/>
+                  <w:u w:val="single" w:color="595959"/>
+                </w:rPr>
+                <w:t xml:space="preserve">🔍 Search ARES for similar readings</w:t>
+              </w:r>
+            </w:hyperlink>
+          </w:p>
+        </w:tc>
+        <w:tc>
+          <w:tcPr>
+            <w:tcW w:type="dxa" w:w="3040"/>
+            <w:shd w:fill="FFFFFF" w:color="auto" w:val="clear"/>
+            <w:tcMar>
+              <w:top w:type="dxa" w:w="60"/>
+              <w:left w:type="dxa" w:w="120"/>
+              <w:bottom w:type="dxa" w:w="60"/>
+              <w:right w:type="dxa" w:w="120"/>
+            </w:tcMar>
+            <w:vAlign w:val="top"/>
+          </w:tcPr>
+          <w:p>
+            <w:pPr>
+              <w:spacing w:after="40" w:before="0"/>
+              <w:jc w:val="left"/>
+            </w:pPr>
+            <w:r>
+              <w:rPr>
+                <w:rFonts w:ascii="Arial" w:cs="Arial" w:eastAsia="Arial" w:hAnsi="Arial"/>
+                <w:b w:val="false"/>
+                <w:bCs w:val="false"/>
+                <w:i w:val="false"/>
+                <w:iCs w:val="false"/>
+                <w:color w:val="000000"/>
+                <w:sz w:val="18"/>
+                <w:szCs w:val="18"/>
+              </w:rPr>
+              <w:t xml:space="preserve">Each learner receives a printed scaled drawing of the Kericho heptagonal land plot (scale 1 cm : 5 m; total plot approximately 1 400 m²). The drawing shows the seven boundary pegs labelled A–G, a north arrow, and a scale bar. Learners study the plot silently for 2 minutes, then write in their exercise books: (a) their individual estimate of the total area in square metres, and (b) one sentence explaining their reasoning strategy. Pairs then compare estimates and discuss: 'Did you use a surrounding rectangle? Did you count grid squares? Did you use a known shape inside the plot?' After pair discussion, the teacher takes a quick show-of-hands poll of estimate ranges (under 800 m², 800–1 200 m², 1 200–1 600 m², over 1 600 m²) and records tallies on the board. A class dot-plot of estimates is sketched, showing the spread and uncertainty. Learners record the class spread in their books alongside their own estimate.</w:t>
+            </w:r>
+          </w:p>
+        </w:tc>
+        <w:tc>
+          <w:tcPr>
+            <w:tcW w:type="dxa" w:w="3040"/>
+            <w:shd w:fill="F2F2F2" w:color="auto" w:val="clear"/>
+            <w:tcMar>
+              <w:top w:type="dxa" w:w="60"/>
+              <w:left w:type="dxa" w:w="120"/>
+              <w:bottom w:type="dxa" w:w="60"/>
+              <w:right w:type="dxa" w:w="120"/>
+            </w:tcMar>
+            <w:vAlign w:val="top"/>
+          </w:tcPr>
+          <w:p>
+            <w:pPr>
+              <w:spacing w:after="40" w:before="0"/>
+              <w:jc w:val="left"/>
+            </w:pPr>
+            <w:r>
+              <w:rPr>
+                <w:rFonts w:ascii="Arial" w:cs="Arial" w:eastAsia="Arial" w:hAnsi="Arial"/>
+                <w:b w:val="false"/>
+                <w:bCs w:val="false"/>
+                <w:i w:val="false"/>
+                <w:iCs w:val="false"/>
+                <w:color w:val="000000"/>
+                <w:sz w:val="18"/>
+                <w:szCs w:val="18"/>
+              </w:rPr>
+              <w:t xml:space="preserve">1. Distribute the scaled plot sheets face-down. Say: 'Do NOT turn over until I say go. When you turn it over, you will see a piece of land near Kericho — the same land the families in our story are trying to share. Your job right now is NOT to calculate — just to look and make your best guess.' (Pause 5 seconds.) 'Turn over — GO.' Allow 2 minutes of silent individual thinking. 2. After 2 minutes say: 'Write your estimate and your reasoning in your book. You have 3 minutes. I am not looking for a correct answer — I want YOUR thinking.' Circulate silently; note 3–4 students with contrasting strategies for later cold-calling. 3. Say: 'Now turn to the person next to you. You have 90 seconds — compare your estimates and tell each other HOW you thought about it.' 4. After pair discussion, conduct the show-of-hands poll. As you record tallies say: 'Interesting — we have estimates ranging from [X] to [Y] square metres. That is a difference of [Z] m². For a family whose entire food supply depends on getting an equal share, that uncertainty matters enormously.' 5. Cold-call 3 students with visibly different strategies: 'Amina — walk us through your reasoning.' (WAIT 10 seconds after posing the question before accepting a response.) 'Korir, yours looks different — what did you do?' 'Wanjiku, you got a very different number — can you explain why?' Record the three strategies as labels on the board dot-plot: 'bounding rectangle,' 'grid squares,' 'familiar shape inside.' 6. Close the predict phase: 'None of us can be sure yet. That is exactly the problem the village elder faces. Let us find out what we already know — and what we still need to learn.'</w:t>
+            </w:r>
+          </w:p>
+        </w:tc>
+        <w:tc>
+          <w:tcPr>
+            <w:tcW w:type="dxa" w:w="3040"/>
+            <w:shd w:fill="FFFFFF" w:color="auto" w:val="clear"/>
+            <w:tcMar>
+              <w:top w:type="dxa" w:w="60"/>
+              <w:left w:type="dxa" w:w="120"/>
+              <w:bottom w:type="dxa" w:w="60"/>
+              <w:right w:type="dxa" w:w="120"/>
+            </w:tcMar>
+            <w:vAlign w:val="top"/>
+          </w:tcPr>
+          <w:p>
+            <w:pPr>
+              <w:spacing w:after="40" w:before="0"/>
+              <w:jc w:val="left"/>
+            </w:pPr>
+            <w:r>
+              <w:rPr>
+                <w:rFonts w:ascii="Arial" w:cs="Arial" w:eastAsia="Arial" w:hAnsi="Arial"/>
+                <w:b w:val="false"/>
+                <w:bCs w:val="false"/>
+                <w:i w:val="false"/>
+                <w:iCs w:val="false"/>
+                <w:color w:val="000000"/>
+                <w:sz w:val="18"/>
+                <w:szCs w:val="18"/>
+              </w:rPr>
+              <w:t xml:space="preserve">Strategy: PREDICTION WITH PUBLIC COMMITMENT. By writing and then publicly sharing estimates before any instruction, learners activate prior knowledge of area concepts and commit to a position they will later revise. The class dot-plot makes the range of uncertainty visible, motivating the need for a reliable method. Recording reasoning strategies (bounding rectangle, grid-count, known-shape fitting) surfaces the intuitive decomposition idea the unit will formalise.</w:t>
+            </w:r>
+          </w:p>
+        </w:tc>
+        <w:tc>
+          <w:tcPr>
+            <w:tcW w:type="dxa" w:w="3040"/>
+            <w:shd w:fill="F2F2F2" w:color="auto" w:val="clear"/>
+            <w:tcMar>
+              <w:top w:type="dxa" w:w="60"/>
+              <w:left w:type="dxa" w:w="120"/>
+              <w:bottom w:type="dxa" w:w="60"/>
+              <w:right w:type="dxa" w:w="120"/>
+            </w:tcMar>
+            <w:vAlign w:val="top"/>
+          </w:tcPr>
+          <w:p>
+            <w:pPr>
+              <w:spacing w:after="40" w:before="0"/>
+              <w:jc w:val="left"/>
+            </w:pPr>
+            <w:r>
+              <w:rPr>
+                <w:rFonts w:ascii="Arial" w:cs="Arial" w:eastAsia="Arial" w:hAnsi="Arial"/>
+                <w:b w:val="false"/>
+                <w:bCs w:val="false"/>
+                <w:i w:val="false"/>
+                <w:iCs w:val="false"/>
+                <w:color w:val="000000"/>
+                <w:sz w:val="18"/>
+                <w:szCs w:val="18"/>
+              </w:rPr>
+              <w:t xml:space="preserve">OBSERVABLE INDICATOR: Every learner has a written estimate and a reasoning sentence in their book before pair-share begins. During cold-calls, listen for whether learners spontaneously reference familiar shapes (rectangle, triangle) inside the polygon — this reveals their readiness for decomposition. CHECKPOINT QUESTION (ask silently during circulation): 'Can the learner articulate why their method might over- or under-estimate the area?' Flag any learner who cannot write any reasoning for targeted support in Phase 3.</w:t>
+            </w:r>
+          </w:p>
+        </w:tc>
+      </w:tr>
+      <w:tr>
+        <w:tc>
+          <w:tcPr>
+            <w:tcW w:type="dxa" w:w="1520"/>
+            <w:shd w:fill="D9EEF1" w:color="auto" w:val="clear"/>
+            <w:tcMar>
+              <w:top w:type="dxa" w:w="60"/>
+              <w:left w:type="dxa" w:w="120"/>
+              <w:bottom w:type="dxa" w:w="60"/>
+              <w:right w:type="dxa" w:w="120"/>
+            </w:tcMar>
+            <w:vAlign w:val="top"/>
+          </w:tcPr>
+          <w:p>
+            <w:pPr>
+              <w:spacing w:after="40" w:before="0"/>
+              <w:jc w:val="left"/>
+            </w:pPr>
+            <w:r>
+              <w:rPr>
+                <w:rFonts w:ascii="Arial" w:cs="Arial" w:eastAsia="Arial" w:hAnsi="Arial"/>
+                <w:b/>
+                <w:bCs/>
+                <w:i w:val="false"/>
+                <w:iCs w:val="false"/>
+                <w:color w:val="000000"/>
+                <w:sz w:val="18"/>
+                <w:szCs w:val="18"/>
+              </w:rPr>
+              <w:t xml:space="preserve">Observe Phase</w:t>
+            </w:r>
+          </w:p>
+          <w:p>
+            <w:pPr>
+              <w:spacing w:after="20" w:before="0"/>
+            </w:pPr>
+            <w:r>
+              <w:rPr>
+                <w:rFonts w:ascii="Arial" w:cs="Arial" w:eastAsia="Arial" w:hAnsi="Arial"/>
+                <w:b/>
+                <w:bCs/>
+                <w:color w:val="1F3864"/>
+                <w:sz w:val="16"/>
+                <w:szCs w:val="16"/>
+              </w:rPr>
+              <w:t xml:space="preserve">📹 VIDEO:</w:t>
+            </w:r>
+          </w:p>
+          <w:p>
+            <w:pPr>
+              <w:spacing w:after="20" w:before="0"/>
+            </w:pPr>
+            <w:hyperlink w:history="1" r:id="rIdgsyiujzfe2qlwmbg4t3kx">
               <w:r>
                 <w:rPr>
                   <w:rFonts w:ascii="Arial" w:cs="Arial" w:eastAsia="Arial" w:hAnsi="Arial"/>
@@ -3258,7 +3564,7 @@
               <w:spacing w:after="10" w:before="0"/>
               <w:ind w:left="120"/>
             </w:pPr>
-            <w:hyperlink w:history="1" r:id="rId--jqo6yme5rtgngxk_ovy">
+            <w:hyperlink w:history="1" r:id="rIdhclrcmzxjezbdgiz87h_t">
               <w:r>
                 <w:rPr>
                   <w:rFonts w:ascii="Arial" w:cs="Arial" w:eastAsia="Arial" w:hAnsi="Arial"/>
@@ -3296,6 +3602,312 @@
                 <w:sz w:val="16"/>
                 <w:szCs w:val="16"/>
               </w:rPr>
+              <w:t xml:space="preserve">📖 EXERCISE:</w:t>
+            </w:r>
+          </w:p>
+          <w:p>
+            <w:pPr>
+              <w:spacing w:after="20" w:before="0"/>
+            </w:pPr>
+            <w:hyperlink w:history="1" r:id="rIdgtasm2ukmsubks4atbolj">
+              <w:r>
+                <w:rPr>
+                  <w:rFonts w:ascii="Arial" w:cs="Arial" w:eastAsia="Arial" w:hAnsi="Arial"/>
+                  <w:color w:val="2E75B6"/>
+                  <w:sz w:val="16"/>
+                  <w:szCs w:val="16"/>
+                  <w:u w:val="single" w:color="2E75B6"/>
+                </w:rPr>
+                <w:t xml:space="preserve">Derivation of the Triangle Area Formula Practice</w:t>
+              </w:r>
+            </w:hyperlink>
+          </w:p>
+          <w:p>
+            <w:pPr>
+              <w:spacing w:after="10" w:before="0"/>
+              <w:ind w:left="120"/>
+            </w:pPr>
+            <w:r>
+              <w:rPr>
+                <w:rFonts w:ascii="Arial" w:cs="Arial" w:eastAsia="Arial" w:hAnsi="Arial"/>
+                <w:color w:val="595959"/>
+                <w:sz w:val="14"/>
+                <w:szCs w:val="14"/>
+              </w:rPr>
+              <w:t xml:space="preserve">Source: CK-12</w:t>
+            </w:r>
+          </w:p>
+          <w:p>
+            <w:pPr>
+              <w:spacing w:after="10" w:before="0"/>
+              <w:ind w:left="120"/>
+            </w:pPr>
+            <w:hyperlink w:history="1" r:id="rIdbdsyuuyi92qe5ddzep5ar">
+              <w:r>
+                <w:rPr>
+                  <w:rFonts w:ascii="Arial" w:cs="Arial" w:eastAsia="Arial" w:hAnsi="Arial"/>
+                  <w:color w:val="595959"/>
+                  <w:sz w:val="14"/>
+                  <w:szCs w:val="14"/>
+                  <w:u w:val="single" w:color="595959"/>
+                </w:rPr>
+                <w:t xml:space="preserve">🔍 Search ARES for similar readings</w:t>
+              </w:r>
+            </w:hyperlink>
+          </w:p>
+        </w:tc>
+        <w:tc>
+          <w:tcPr>
+            <w:tcW w:type="dxa" w:w="3040"/>
+            <w:shd w:fill="FFFFFF" w:color="auto" w:val="clear"/>
+            <w:tcMar>
+              <w:top w:type="dxa" w:w="60"/>
+              <w:left w:type="dxa" w:w="120"/>
+              <w:bottom w:type="dxa" w:w="60"/>
+              <w:right w:type="dxa" w:w="120"/>
+            </w:tcMar>
+            <w:vAlign w:val="top"/>
+          </w:tcPr>
+          <w:p>
+            <w:pPr>
+              <w:spacing w:after="40" w:before="0"/>
+              <w:jc w:val="left"/>
+            </w:pPr>
+            <w:r>
+              <w:rPr>
+                <w:rFonts w:ascii="Arial" w:cs="Arial" w:eastAsia="Arial" w:hAnsi="Arial"/>
+                <w:b w:val="false"/>
+                <w:bCs w:val="false"/>
+                <w:i w:val="false"/>
+                <w:iCs w:val="false"/>
+                <w:color w:val="000000"/>
+                <w:sz w:val="18"/>
+                <w:szCs w:val="18"/>
+              </w:rPr>
+              <w:t xml:space="preserve">The teacher projects or reads aloud the full phenomenon narrative: a community meeting in a village near Kericho; three farming families (the Chepkemoi family — tea, the Mwangi family — maize, and the Otieno family — mixed crops); the village elder's hand-drawn boundary; the community's disagreement about how to calculate the area. Learners follow along on their scaled drawings. The teacher then displays a short annotated diagram showing the seven boundary measurements (sides of 18 m, 22 m, 15 m, 20 m, 25 m, 17 m, 19 m) and the interior angles, pointing out that no two sides are equal and no angle is 90°. Learners spend 5 minutes in groups of four completing an 'Observation Record' in their books: (i) List every standard area formula you know (rectangle, square, triangle, circle, etc.). (ii) Put a tick next to any formula that could directly give you the area of this plot. (iii) Write one sentence: 'This plot is puzzling because ___.' Groups then do a gallery-walk-style rapid share: each group reads their 'puzzling because' sentence aloud in turn (30 seconds each).</w:t>
+            </w:r>
+          </w:p>
+        </w:tc>
+        <w:tc>
+          <w:tcPr>
+            <w:tcW w:type="dxa" w:w="3040"/>
+            <w:shd w:fill="F2F2F2" w:color="auto" w:val="clear"/>
+            <w:tcMar>
+              <w:top w:type="dxa" w:w="60"/>
+              <w:left w:type="dxa" w:w="120"/>
+              <w:bottom w:type="dxa" w:w="60"/>
+              <w:right w:type="dxa" w:w="120"/>
+            </w:tcMar>
+            <w:vAlign w:val="top"/>
+          </w:tcPr>
+          <w:p>
+            <w:pPr>
+              <w:spacing w:after="40" w:before="0"/>
+              <w:jc w:val="left"/>
+            </w:pPr>
+            <w:r>
+              <w:rPr>
+                <w:rFonts w:ascii="Arial" w:cs="Arial" w:eastAsia="Arial" w:hAnsi="Arial"/>
+                <w:b w:val="false"/>
+                <w:bCs w:val="false"/>
+                <w:i w:val="false"/>
+                <w:iCs w:val="false"/>
+                <w:color w:val="000000"/>
+                <w:sz w:val="18"/>
+                <w:szCs w:val="18"/>
+              </w:rPr>
+              <w:t xml:space="preserve">1. Read the phenomenon narrative with expression, pausing at key emotional details: 'The Chepkemoi family has farmed this land for three generations. The Mwangi family moved here after the 2022 drought pushed them out of Baringo. The Otieno family includes a widow raising five children on what she grows. Getting the area wrong does not just mean a calculation error — it means one family goes hungry.' 2. Display the annotated heptagon measurements. Ask: 'Looking at your list of formulae — raise your hand if you found one that works directly for this shape.' (WAIT 12 seconds.) Expected result: no hands, or very few tentative ones. Say: 'That silence tells us something important. We have a real problem that our current toolkit cannot solve — yet.' 3. Circulate during group work. Prompt groups that are stuck: 'Think about the shapes you studied in Grades 7 and 8 — rectangle, triangle, circle. Which of those could you cut OUT of this land plot?' 4. During the gallery walk of 'puzzling because' sentences, cold-call 4 groups. After each, ask the class: 'Does your group agree? Thumbs up, sideways, or down.' Record the most powerful 'puzzling' sentences on a strip of paper — these will go directly onto the DQB in Phase 3. 5. Synthesise: 'Every group has identified the same core puzzle: this plot does not match any single formula we know. So our driving question for this entire unit is —' (reveal the posted driving question banner): 'How can we calculate the area of ANY polygon — no matter how many sides or how irregular — so that we can fairly divide the Kericho community land plot and solve other real Kenyan land and design problems?'</w:t>
+            </w:r>
+          </w:p>
+        </w:tc>
+        <w:tc>
+          <w:tcPr>
+            <w:tcW w:type="dxa" w:w="3040"/>
+            <w:shd w:fill="FFFFFF" w:color="auto" w:val="clear"/>
+            <w:tcMar>
+              <w:top w:type="dxa" w:w="60"/>
+              <w:left w:type="dxa" w:w="120"/>
+              <w:bottom w:type="dxa" w:w="60"/>
+              <w:right w:type="dxa" w:w="120"/>
+            </w:tcMar>
+            <w:vAlign w:val="top"/>
+          </w:tcPr>
+          <w:p>
+            <w:pPr>
+              <w:spacing w:after="40" w:before="0"/>
+              <w:jc w:val="left"/>
+            </w:pPr>
+            <w:r>
+              <w:rPr>
+                <w:rFonts w:ascii="Arial" w:cs="Arial" w:eastAsia="Arial" w:hAnsi="Arial"/>
+                <w:b w:val="false"/>
+                <w:bCs w:val="false"/>
+                <w:i w:val="false"/>
+                <w:iCs w:val="false"/>
+                <w:color w:val="000000"/>
+                <w:sz w:val="18"/>
+                <w:szCs w:val="18"/>
+              </w:rPr>
+              <w:t xml:space="preserve">Strategy: PHENOMENON DECONSTRUCTION WITH FORMULA AUDIT. By listing known formulae and auditing which ones apply (none do directly), learners experience the productive knowledge gap firsthand. The emotional context of the three Kenyan farming families makes the mathematical problem feel urgent and real, increasing engagement with the driving question. The 'puzzling because' sentence forces learners to articulate precisely what makes the problem hard — a metacognitive move that primes them for sensemaking.</w:t>
+            </w:r>
+          </w:p>
+        </w:tc>
+        <w:tc>
+          <w:tcPr>
+            <w:tcW w:type="dxa" w:w="3040"/>
+            <w:shd w:fill="F2F2F2" w:color="auto" w:val="clear"/>
+            <w:tcMar>
+              <w:top w:type="dxa" w:w="60"/>
+              <w:left w:type="dxa" w:w="120"/>
+              <w:bottom w:type="dxa" w:w="60"/>
+              <w:right w:type="dxa" w:w="120"/>
+            </w:tcMar>
+            <w:vAlign w:val="top"/>
+          </w:tcPr>
+          <w:p>
+            <w:pPr>
+              <w:spacing w:after="40" w:before="0"/>
+              <w:jc w:val="left"/>
+            </w:pPr>
+            <w:r>
+              <w:rPr>
+                <w:rFonts w:ascii="Arial" w:cs="Arial" w:eastAsia="Arial" w:hAnsi="Arial"/>
+                <w:b w:val="false"/>
+                <w:bCs w:val="false"/>
+                <w:i w:val="false"/>
+                <w:iCs w:val="false"/>
+                <w:color w:val="000000"/>
+                <w:sz w:val="18"/>
+                <w:szCs w:val="18"/>
+              </w:rPr>
+              <w:t xml:space="preserve">OBSERVABLE INDICATOR: Each group's Observation Record shows a list of ≥3 formulae, zero or very few ticked as directly applicable, and a 'puzzling because' sentence that references the irregular shape (not just 'it is hard'). LISTEN FOR: any group that ticks 'triangle formula' as applicable — this is a high-readiness group who may already be thinking about decomposition; use them as anchor voices in Phase 3. RED FLAG: any group that cannot list more than one formula — note for pair-support during Phase 3 cut-out activity.</w:t>
+            </w:r>
+          </w:p>
+        </w:tc>
+      </w:tr>
+      <w:tr>
+        <w:tc>
+          <w:tcPr>
+            <w:tcW w:type="dxa" w:w="1520"/>
+            <w:shd w:fill="E2EFDA" w:color="auto" w:val="clear"/>
+            <w:tcMar>
+              <w:top w:type="dxa" w:w="60"/>
+              <w:left w:type="dxa" w:w="120"/>
+              <w:bottom w:type="dxa" w:w="60"/>
+              <w:right w:type="dxa" w:w="120"/>
+            </w:tcMar>
+            <w:vAlign w:val="top"/>
+          </w:tcPr>
+          <w:p>
+            <w:pPr>
+              <w:spacing w:after="40" w:before="0"/>
+              <w:jc w:val="left"/>
+            </w:pPr>
+            <w:r>
+              <w:rPr>
+                <w:rFonts w:ascii="Arial" w:cs="Arial" w:eastAsia="Arial" w:hAnsi="Arial"/>
+                <w:b/>
+                <w:bCs/>
+                <w:i w:val="false"/>
+                <w:iCs w:val="false"/>
+                <w:color w:val="000000"/>
+                <w:sz w:val="18"/>
+                <w:szCs w:val="18"/>
+              </w:rPr>
+              <w:t xml:space="preserve">Explain Phase</w:t>
+            </w:r>
+          </w:p>
+          <w:p>
+            <w:pPr>
+              <w:spacing w:after="20" w:before="0"/>
+            </w:pPr>
+            <w:r>
+              <w:rPr>
+                <w:rFonts w:ascii="Arial" w:cs="Arial" w:eastAsia="Arial" w:hAnsi="Arial"/>
+                <w:b/>
+                <w:bCs/>
+                <w:color w:val="1F3864"/>
+                <w:sz w:val="16"/>
+                <w:szCs w:val="16"/>
+              </w:rPr>
+              <w:t xml:space="preserve">📹 VIDEO:</w:t>
+            </w:r>
+          </w:p>
+          <w:p>
+            <w:pPr>
+              <w:spacing w:after="20" w:before="0"/>
+            </w:pPr>
+            <w:hyperlink w:history="1" r:id="rIdvoaj5sthhgcndxmpunv4j">
+              <w:r>
+                <w:rPr>
+                  <w:rFonts w:ascii="Arial" w:cs="Arial" w:eastAsia="Arial" w:hAnsi="Arial"/>
+                  <w:color w:val="2E75B6"/>
+                  <w:sz w:val="16"/>
+                  <w:szCs w:val="16"/>
+                  <w:u w:val="single" w:color="2E75B6"/>
+                </w:rPr>
+                <w:t xml:space="preserve">Finding area of triangles</w:t>
+              </w:r>
+            </w:hyperlink>
+          </w:p>
+          <w:p>
+            <w:pPr>
+              <w:spacing w:after="10" w:before="0"/>
+              <w:ind w:left="120"/>
+            </w:pPr>
+            <w:r>
+              <w:rPr>
+                <w:rFonts w:ascii="Arial" w:cs="Arial" w:eastAsia="Arial" w:hAnsi="Arial"/>
+                <w:color w:val="595959"/>
+                <w:sz w:val="14"/>
+                <w:szCs w:val="14"/>
+              </w:rPr>
+              <w:t xml:space="preserve">Source: Khan Academy (English - US curriculum)</w:t>
+            </w:r>
+          </w:p>
+          <w:p>
+            <w:pPr>
+              <w:spacing w:after="10" w:before="0"/>
+              <w:ind w:left="120"/>
+            </w:pPr>
+            <w:hyperlink w:history="1" r:id="rIdg5ukhwqtrep6mtqmydc4i">
+              <w:r>
+                <w:rPr>
+                  <w:rFonts w:ascii="Arial" w:cs="Arial" w:eastAsia="Arial" w:hAnsi="Arial"/>
+                  <w:color w:val="595959"/>
+                  <w:sz w:val="14"/>
+                  <w:szCs w:val="14"/>
+                  <w:u w:val="single" w:color="595959"/>
+                </w:rPr>
+                <w:t xml:space="preserve">🔍 Search ARES for similar videos</w:t>
+              </w:r>
+            </w:hyperlink>
+          </w:p>
+          <w:p>
+            <w:pPr>
+              <w:spacing w:after="40" w:before="0"/>
+            </w:pPr>
+            <w:r>
+              <w:rPr>
+                <w:sz w:val="14"/>
+                <w:szCs w:val="14"/>
+              </w:rPr>
+              <w:t xml:space="preserve"/>
+            </w:r>
+          </w:p>
+          <w:p>
+            <w:pPr>
+              <w:spacing w:after="20" w:before="0"/>
+            </w:pPr>
+            <w:r>
+              <w:rPr>
+                <w:rFonts w:ascii="Arial" w:cs="Arial" w:eastAsia="Arial" w:hAnsi="Arial"/>
+                <w:b/>
+                <w:bCs/>
+                <w:color w:val="1F3864"/>
+                <w:sz w:val="16"/>
+                <w:szCs w:val="16"/>
+              </w:rPr>
               <w:t xml:space="preserve">📖 HTML:</w:t>
             </w:r>
           </w:p>
@@ -3303,7 +3915,619 @@
             <w:pPr>
               <w:spacing w:after="20" w:before="0"/>
             </w:pPr>
-            <w:hyperlink w:history="1" r:id="rIde8tyqvbeae75cjezz2odo">
+            <w:hyperlink w:history="1" r:id="rIdbjo42ged5tvuu8debkjj6">
+              <w:r>
+                <w:rPr>
+                  <w:rFonts w:ascii="Arial" w:cs="Arial" w:eastAsia="Arial" w:hAnsi="Arial"/>
+                  <w:color w:val="2E75B6"/>
+                  <w:sz w:val="16"/>
+                  <w:szCs w:val="16"/>
+                  <w:u w:val="single" w:color="2E75B6"/>
+                </w:rPr>
+                <w:t xml:space="preserve">Alternate Formula for the Area of a Triangle (Flexbook)</w:t>
+              </w:r>
+            </w:hyperlink>
+          </w:p>
+          <w:p>
+            <w:pPr>
+              <w:spacing w:after="10" w:before="0"/>
+              <w:ind w:left="120"/>
+            </w:pPr>
+            <w:r>
+              <w:rPr>
+                <w:rFonts w:ascii="Arial" w:cs="Arial" w:eastAsia="Arial" w:hAnsi="Arial"/>
+                <w:color w:val="595959"/>
+                <w:sz w:val="14"/>
+                <w:szCs w:val="14"/>
+              </w:rPr>
+              <w:t xml:space="preserve">Source: CK-12</w:t>
+            </w:r>
+          </w:p>
+          <w:p>
+            <w:pPr>
+              <w:spacing w:after="10" w:before="0"/>
+              <w:ind w:left="120"/>
+            </w:pPr>
+            <w:hyperlink w:history="1" r:id="rIdortmxw__njjqbjcczfeqv">
+              <w:r>
+                <w:rPr>
+                  <w:rFonts w:ascii="Arial" w:cs="Arial" w:eastAsia="Arial" w:hAnsi="Arial"/>
+                  <w:color w:val="595959"/>
+                  <w:sz w:val="14"/>
+                  <w:szCs w:val="14"/>
+                  <w:u w:val="single" w:color="595959"/>
+                </w:rPr>
+                <w:t xml:space="preserve">🔍 Search ARES for similar readings</w:t>
+              </w:r>
+            </w:hyperlink>
+          </w:p>
+        </w:tc>
+        <w:tc>
+          <w:tcPr>
+            <w:tcW w:type="dxa" w:w="3040"/>
+            <w:shd w:fill="FFFFFF" w:color="auto" w:val="clear"/>
+            <w:tcMar>
+              <w:top w:type="dxa" w:w="60"/>
+              <w:left w:type="dxa" w:w="120"/>
+              <w:bottom w:type="dxa" w:w="60"/>
+              <w:right w:type="dxa" w:w="120"/>
+            </w:tcMar>
+            <w:vAlign w:val="top"/>
+          </w:tcPr>
+          <w:p>
+            <w:pPr>
+              <w:spacing w:after="40" w:before="0"/>
+              <w:jc w:val="left"/>
+            </w:pPr>
+            <w:r>
+              <w:rPr>
+                <w:rFonts w:ascii="Arial" w:cs="Arial" w:eastAsia="Arial" w:hAnsi="Arial"/>
+                <w:b w:val="false"/>
+                <w:bCs w:val="false"/>
+                <w:i w:val="false"/>
+                <w:iCs w:val="false"/>
+                <w:color w:val="000000"/>
+                <w:sz w:val="18"/>
+                <w:szCs w:val="18"/>
+              </w:rPr>
+              <w:t xml:space="preserve">PART A — TRIANGLE AREA REVIEW (10 min): Each learner receives two pre-cut card triangles — one right-angled (base 8 cm, height 6 cm) and one acute (base 10 cm, height 5 cm). Learners measure the base and perpendicular height of each using a ruler, then calculate the area using A = ½bh, recording working in their books. They compare answers with their partner. The teacher then demonstrates on the board: for the acute triangle, shows explicitly that the HEIGHT is the perpendicular distance from the base to the opposite vertex — NOT the slant side — and draws the altitude line with a dashed red marker, labelling it h. Learners correct any errors in their own working. PART B — CONNECTING TO THE PHENOMENON (15 min): The teacher draws a simplified version of the Kericho heptagon on the board and says: 'What if we drew lines from ONE vertex — say, peg A — to every other non-adjacent vertex? What shapes would we create inside the plot?' Learners discuss in pairs for 2 minutes, then the teacher draws the diagonals from vertex A, creating five triangles. Learners count: 'A heptagon cut this way gives us FIVE triangles.' Each learner then attempts to identify the base and height of the first triangle (triangle A-B-C) on their scaled drawing, marking them with pencil. Pairs check each other's markings. Learners record in their books: 'If I can find the area of each triangle, I can add them up to find the total area of the plot. This means the area of a triangle is the BUILDING BLOCK for finding the area of any polygon.'</w:t>
+            </w:r>
+          </w:p>
+        </w:tc>
+        <w:tc>
+          <w:tcPr>
+            <w:tcW w:type="dxa" w:w="3040"/>
+            <w:shd w:fill="F2F2F2" w:color="auto" w:val="clear"/>
+            <w:tcMar>
+              <w:top w:type="dxa" w:w="60"/>
+              <w:left w:type="dxa" w:w="120"/>
+              <w:bottom w:type="dxa" w:w="60"/>
+              <w:right w:type="dxa" w:w="120"/>
+            </w:tcMar>
+            <w:vAlign w:val="top"/>
+          </w:tcPr>
+          <w:p>
+            <w:pPr>
+              <w:spacing w:after="40" w:before="0"/>
+              <w:jc w:val="left"/>
+            </w:pPr>
+            <w:r>
+              <w:rPr>
+                <w:rFonts w:ascii="Arial" w:cs="Arial" w:eastAsia="Arial" w:hAnsi="Arial"/>
+                <w:b w:val="false"/>
+                <w:bCs w:val="false"/>
+                <w:i w:val="false"/>
+                <w:iCs w:val="false"/>
+                <w:color w:val="000000"/>
+                <w:sz w:val="18"/>
+                <w:szCs w:val="18"/>
+              </w:rPr>
+              <w:t xml:space="preserve">1. Distribute triangle cut-outs. Say: 'You have 4 minutes — measure base and height of each triangle, calculate the area using A = ½bh, show all working. This is individual work — no sharing yet.' Set a visible timer. 2. After 4 minutes: 'Check with your partner — do your answers match? If they differ, find the error together. You have 90 seconds.' 3. At the board, hold up a large card acute triangle. Ask: 'Baraka — which measurement is the HEIGHT of this triangle?' (WAIT 12 seconds. Cold-call.) After response: 'Show me on the triangle. Come and draw the height line.' Reinforce: 'The height is ALWAYS perpendicular to the base — it makes a 90-degree angle. If you measure the slant side instead, your answer will be wrong — and the Chepkemoi family will get the wrong size plot.' 4. Draw the heptagon on the board. Ask: 'I am going to draw a line from vertex A to vertex C. What shape have I just cut off?' (WAIT 10 seconds.) 'Chiamaka?' After: 'And if I draw A to D?' Continue until all five triangles are visible. Count aloud with class: 'One, two, three, four, five triangles. A seven-sided polygon breaks into five triangles.' 5. Say: 'On your scaled drawing, find triangle A-B-C. Use your ruler to mark the base and the perpendicular height. Work with your partner.' Circulate for 3 minutes; correct any learner who marks the slant side as height. 6. Cold-call one pair to explain their markings to the class. 7. Ask the class to complete the 'building block' sentence in their books. Read it aloud together: 'If I can find the area of each triangle, I can add them up to find the total area of the plot.'</w:t>
+            </w:r>
+          </w:p>
+        </w:tc>
+        <w:tc>
+          <w:tcPr>
+            <w:tcW w:type="dxa" w:w="3040"/>
+            <w:shd w:fill="FFFFFF" w:color="auto" w:val="clear"/>
+            <w:tcMar>
+              <w:top w:type="dxa" w:w="60"/>
+              <w:left w:type="dxa" w:w="120"/>
+              <w:bottom w:type="dxa" w:w="60"/>
+              <w:right w:type="dxa" w:w="120"/>
+            </w:tcMar>
+            <w:vAlign w:val="top"/>
+          </w:tcPr>
+          <w:p>
+            <w:pPr>
+              <w:spacing w:after="40" w:before="0"/>
+              <w:jc w:val="left"/>
+            </w:pPr>
+            <w:r>
+              <w:rPr>
+                <w:rFonts w:ascii="Arial" w:cs="Arial" w:eastAsia="Arial" w:hAnsi="Arial"/>
+                <w:b w:val="false"/>
+                <w:bCs w:val="false"/>
+                <w:i w:val="false"/>
+                <w:iCs w:val="false"/>
+                <w:color w:val="000000"/>
+                <w:sz w:val="18"/>
+                <w:szCs w:val="18"/>
+              </w:rPr>
+              <w:t xml:space="preserve">Strategy: CONCRETE-TO-ABSTRACT BRIDGING WITH DIRECT CONNECTION TO PHENOMENON. Learners physically handle triangle cut-outs (concrete), apply the formula (abstract), and then immediately see the triangle appear inside the Kericho heptagon (connection to phenomenon). The explicit 'building block' sentence at the end of Phase 3 is a sensemaking anchor — a single written claim that learners will test and refine over the coming lessons. Naming the altitude explicitly and distinguishing it from the slant side addresses the most common procedural error before it becomes entrenched.</w:t>
+            </w:r>
+          </w:p>
+        </w:tc>
+        <w:tc>
+          <w:tcPr>
+            <w:tcW w:type="dxa" w:w="3040"/>
+            <w:shd w:fill="F2F2F2" w:color="auto" w:val="clear"/>
+            <w:tcMar>
+              <w:top w:type="dxa" w:w="60"/>
+              <w:left w:type="dxa" w:w="120"/>
+              <w:bottom w:type="dxa" w:w="60"/>
+              <w:right w:type="dxa" w:w="120"/>
+            </w:tcMar>
+            <w:vAlign w:val="top"/>
+          </w:tcPr>
+          <w:p>
+            <w:pPr>
+              <w:spacing w:after="40" w:before="0"/>
+              <w:jc w:val="left"/>
+            </w:pPr>
+            <w:r>
+              <w:rPr>
+                <w:rFonts w:ascii="Arial" w:cs="Arial" w:eastAsia="Arial" w:hAnsi="Arial"/>
+                <w:b w:val="false"/>
+                <w:bCs w:val="false"/>
+                <w:i w:val="false"/>
+                <w:iCs w:val="false"/>
+                <w:color w:val="000000"/>
+                <w:sz w:val="18"/>
+                <w:szCs w:val="18"/>
+              </w:rPr>
+              <w:t xml:space="preserve">OBSERVABLE INDICATOR: Both triangle area calculations are correct in learner books with working shown (right-angled: 24 cm²; acute: 25 cm²). The perpendicular height is correctly identified and marked on the acute triangle cut-out. On the scaled heptagon drawing, the base and perpendicular height of triangle A-B-C are correctly marked (height drawn as a dashed line from B perpendicular to line AC, or its extension). MISCONCEPTION CHECKPOINT: If more than 30% of the class marks the slant side as the height on the acute triangle, pause all activity, hold up both a right-angled and an acute triangle side by side, and re-teach the altitude concept using the 'flagpole' analogy: 'The height is like a flagpole standing straight up from the ground — it never leans.'</w:t>
+            </w:r>
+          </w:p>
+        </w:tc>
+      </w:tr>
+      <w:tr>
+        <w:tc>
+          <w:tcPr>
+            <w:tcW w:type="dxa" w:w="1520"/>
+            <w:shd w:fill="FCE4D6" w:color="auto" w:val="clear"/>
+            <w:tcMar>
+              <w:top w:type="dxa" w:w="60"/>
+              <w:left w:type="dxa" w:w="120"/>
+              <w:bottom w:type="dxa" w:w="60"/>
+              <w:right w:type="dxa" w:w="120"/>
+            </w:tcMar>
+            <w:vAlign w:val="top"/>
+          </w:tcPr>
+          <w:p>
+            <w:pPr>
+              <w:spacing w:after="40" w:before="0"/>
+              <w:jc w:val="left"/>
+            </w:pPr>
+            <w:r>
+              <w:rPr>
+                <w:rFonts w:ascii="Arial" w:cs="Arial" w:eastAsia="Arial" w:hAnsi="Arial"/>
+                <w:b/>
+                <w:bCs/>
+                <w:i w:val="false"/>
+                <w:iCs w:val="false"/>
+                <w:color w:val="000000"/>
+                <w:sz w:val="18"/>
+                <w:szCs w:val="18"/>
+              </w:rPr>
+              <w:t xml:space="preserve">Driving Question Board (DQB) Creation</w:t>
+            </w:r>
+          </w:p>
+          <w:p>
+            <w:pPr>
+              <w:spacing w:after="20" w:before="0"/>
+            </w:pPr>
+            <w:r>
+              <w:rPr>
+                <w:rFonts w:ascii="Arial" w:cs="Arial" w:eastAsia="Arial" w:hAnsi="Arial"/>
+                <w:b/>
+                <w:bCs/>
+                <w:color w:val="1F3864"/>
+                <w:sz w:val="16"/>
+                <w:szCs w:val="16"/>
+              </w:rPr>
+              <w:t xml:space="preserve">📹 VIDEO:</w:t>
+            </w:r>
+          </w:p>
+          <w:p>
+            <w:pPr>
+              <w:spacing w:after="20" w:before="0"/>
+            </w:pPr>
+            <w:hyperlink w:history="1" r:id="rId14ek0f_ebznqfglbppovt">
+              <w:r>
+                <w:rPr>
+                  <w:rFonts w:ascii="Arial" w:cs="Arial" w:eastAsia="Arial" w:hAnsi="Arial"/>
+                  <w:color w:val="2E75B6"/>
+                  <w:sz w:val="16"/>
+                  <w:szCs w:val="16"/>
+                  <w:u w:val="single" w:color="2E75B6"/>
+                </w:rPr>
+                <w:t xml:space="preserve">Area of a triangle</w:t>
+              </w:r>
+            </w:hyperlink>
+          </w:p>
+          <w:p>
+            <w:pPr>
+              <w:spacing w:after="10" w:before="0"/>
+              <w:ind w:left="120"/>
+            </w:pPr>
+            <w:r>
+              <w:rPr>
+                <w:rFonts w:ascii="Arial" w:cs="Arial" w:eastAsia="Arial" w:hAnsi="Arial"/>
+                <w:color w:val="595959"/>
+                <w:sz w:val="14"/>
+                <w:szCs w:val="14"/>
+              </w:rPr>
+              <w:t xml:space="preserve">Source: Khan Academy (English - US curriculum)</w:t>
+            </w:r>
+          </w:p>
+          <w:p>
+            <w:pPr>
+              <w:spacing w:after="10" w:before="0"/>
+              <w:ind w:left="120"/>
+            </w:pPr>
+            <w:hyperlink w:history="1" r:id="rIdfuwmj3ei469kluxm_fubx">
+              <w:r>
+                <w:rPr>
+                  <w:rFonts w:ascii="Arial" w:cs="Arial" w:eastAsia="Arial" w:hAnsi="Arial"/>
+                  <w:color w:val="595959"/>
+                  <w:sz w:val="14"/>
+                  <w:szCs w:val="14"/>
+                  <w:u w:val="single" w:color="595959"/>
+                </w:rPr>
+                <w:t xml:space="preserve">🔍 Search ARES for similar videos</w:t>
+              </w:r>
+            </w:hyperlink>
+          </w:p>
+          <w:p>
+            <w:pPr>
+              <w:spacing w:after="40" w:before="0"/>
+            </w:pPr>
+            <w:r>
+              <w:rPr>
+                <w:sz w:val="14"/>
+                <w:szCs w:val="14"/>
+              </w:rPr>
+              <w:t xml:space="preserve"/>
+            </w:r>
+          </w:p>
+          <w:p>
+            <w:pPr>
+              <w:spacing w:after="20" w:before="0"/>
+            </w:pPr>
+            <w:r>
+              <w:rPr>
+                <w:rFonts w:ascii="Arial" w:cs="Arial" w:eastAsia="Arial" w:hAnsi="Arial"/>
+                <w:b/>
+                <w:bCs/>
+                <w:color w:val="1F3864"/>
+                <w:sz w:val="16"/>
+                <w:szCs w:val="16"/>
+              </w:rPr>
+              <w:t xml:space="preserve">📖 EXERCISE:</w:t>
+            </w:r>
+          </w:p>
+          <w:p>
+            <w:pPr>
+              <w:spacing w:after="20" w:before="0"/>
+            </w:pPr>
+            <w:hyperlink w:history="1" r:id="rIdevcu7urtc8vibgwykvelf">
+              <w:r>
+                <w:rPr>
+                  <w:rFonts w:ascii="Arial" w:cs="Arial" w:eastAsia="Arial" w:hAnsi="Arial"/>
+                  <w:color w:val="2E75B6"/>
+                  <w:sz w:val="16"/>
+                  <w:szCs w:val="16"/>
+                  <w:u w:val="single" w:color="2E75B6"/>
+                </w:rPr>
+                <w:t xml:space="preserve">Alternate Formula for the Area of a Triangle Practice</w:t>
+              </w:r>
+            </w:hyperlink>
+          </w:p>
+          <w:p>
+            <w:pPr>
+              <w:spacing w:after="10" w:before="0"/>
+              <w:ind w:left="120"/>
+            </w:pPr>
+            <w:r>
+              <w:rPr>
+                <w:rFonts w:ascii="Arial" w:cs="Arial" w:eastAsia="Arial" w:hAnsi="Arial"/>
+                <w:color w:val="595959"/>
+                <w:sz w:val="14"/>
+                <w:szCs w:val="14"/>
+              </w:rPr>
+              <w:t xml:space="preserve">Source: CK-12</w:t>
+            </w:r>
+          </w:p>
+          <w:p>
+            <w:pPr>
+              <w:spacing w:after="10" w:before="0"/>
+              <w:ind w:left="120"/>
+            </w:pPr>
+            <w:hyperlink w:history="1" r:id="rIdjcrpmc1o2peluf1zdgpkh">
+              <w:r>
+                <w:rPr>
+                  <w:rFonts w:ascii="Arial" w:cs="Arial" w:eastAsia="Arial" w:hAnsi="Arial"/>
+                  <w:color w:val="595959"/>
+                  <w:sz w:val="14"/>
+                  <w:szCs w:val="14"/>
+                  <w:u w:val="single" w:color="595959"/>
+                </w:rPr>
+                <w:t xml:space="preserve">🔍 Search ARES for similar readings</w:t>
+              </w:r>
+            </w:hyperlink>
+          </w:p>
+        </w:tc>
+        <w:tc>
+          <w:tcPr>
+            <w:tcW w:type="dxa" w:w="3040"/>
+            <w:shd w:fill="FFFFFF" w:color="auto" w:val="clear"/>
+            <w:tcMar>
+              <w:top w:type="dxa" w:w="60"/>
+              <w:left w:type="dxa" w:w="120"/>
+              <w:bottom w:type="dxa" w:w="60"/>
+              <w:right w:type="dxa" w:w="120"/>
+            </w:tcMar>
+            <w:vAlign w:val="top"/>
+          </w:tcPr>
+          <w:p>
+            <w:pPr>
+              <w:spacing w:after="40" w:before="0"/>
+              <w:jc w:val="left"/>
+            </w:pPr>
+            <w:r>
+              <w:rPr>
+                <w:rFonts w:ascii="Arial" w:cs="Arial" w:eastAsia="Arial" w:hAnsi="Arial"/>
+                <w:b w:val="false"/>
+                <w:bCs w:val="false"/>
+                <w:i w:val="false"/>
+                <w:iCs w:val="false"/>
+                <w:color w:val="000000"/>
+                <w:sz w:val="18"/>
+                <w:szCs w:val="18"/>
+              </w:rPr>
+              <w:t xml:space="preserve">The class constructs the unit's Driving Question Board together on a large sheet of manila paper or a designated section of the classroom wall. The DQB has three columns: WHAT WE KNOW | WHAT WE NEED TO KNOW | WHAT WE WONDER. Each learner receives three sticky notes (or writes three items in their book if physical notes are unavailable). They write: one 'know' item, one 'need to know' item, and one 'wonder' item — all connected to the Kericho land plot phenomenon. Learners post their sticky notes (or the teacher collects and posts representative ones). The class reads through the DQB together, and the teacher organises the 'need to know' items into clusters: (i) How to find area of triangles [already partially answered today], (ii) How to break any polygon into triangles, (iii) How to handle polygons that are not easy to decompose, (iv) How to divide the total area equally among three families. The driving question is posted at the top of the DQB and will remain visible for every lesson in the unit.</w:t>
+            </w:r>
+          </w:p>
+        </w:tc>
+        <w:tc>
+          <w:tcPr>
+            <w:tcW w:type="dxa" w:w="3040"/>
+            <w:shd w:fill="F2F2F2" w:color="auto" w:val="clear"/>
+            <w:tcMar>
+              <w:top w:type="dxa" w:w="60"/>
+              <w:left w:type="dxa" w:w="120"/>
+              <w:bottom w:type="dxa" w:w="60"/>
+              <w:right w:type="dxa" w:w="120"/>
+            </w:tcMar>
+            <w:vAlign w:val="top"/>
+          </w:tcPr>
+          <w:p>
+            <w:pPr>
+              <w:spacing w:after="40" w:before="0"/>
+              <w:jc w:val="left"/>
+            </w:pPr>
+            <w:r>
+              <w:rPr>
+                <w:rFonts w:ascii="Arial" w:cs="Arial" w:eastAsia="Arial" w:hAnsi="Arial"/>
+                <w:b w:val="false"/>
+                <w:bCs w:val="false"/>
+                <w:i w:val="false"/>
+                <w:iCs w:val="false"/>
+                <w:color w:val="000000"/>
+                <w:sz w:val="18"/>
+                <w:szCs w:val="18"/>
+              </w:rPr>
+              <w:t xml:space="preserve">1. Introduce the DQB: 'This board is the memory of our class investigation. Every time we learn something new about the Kericho plot, we will update it. Today we start it.' 2. Give thinking time: 'In silence, write your three sticky notes — one KNOW, one NEED TO KNOW, one WONDER. You have 2 minutes.' (WAIT and allow silence.) 3. Invite learners to post. As they post, read each one aloud and ask 'Does everyone agree this belongs in this column? Thumbs up or move?' Correct any that are in the wrong column collaboratively. 4. Cluster the 'need to know' items into 3–4 groups using a coloured marker circle. Name each cluster: 'This group of questions is all about triangle area — we started answering those today. These are all about breaking up polygons — that is the next step. These are about dividing fairly — that will come near the end of our unit.' 5. Point to the driving question banner: 'Every lesson, we will come back to this board and move sticky notes from NEED TO KNOW to KNOW. The day we can answer every question on this board is the day we can finally help the Chepkemoi, Mwangi, and Otieno families.' 6. Cold-call one learner: 'Zawadi — if you had to explain to the village elder what we achieved today, what would you say?' (WAIT 12 seconds.) Affirm and extend the response.</w:t>
+            </w:r>
+          </w:p>
+        </w:tc>
+        <w:tc>
+          <w:tcPr>
+            <w:tcW w:type="dxa" w:w="3040"/>
+            <w:shd w:fill="FFFFFF" w:color="auto" w:val="clear"/>
+            <w:tcMar>
+              <w:top w:type="dxa" w:w="60"/>
+              <w:left w:type="dxa" w:w="120"/>
+              <w:bottom w:type="dxa" w:w="60"/>
+              <w:right w:type="dxa" w:w="120"/>
+            </w:tcMar>
+            <w:vAlign w:val="top"/>
+          </w:tcPr>
+          <w:p>
+            <w:pPr>
+              <w:spacing w:after="40" w:before="0"/>
+              <w:jc w:val="left"/>
+            </w:pPr>
+            <w:r>
+              <w:rPr>
+                <w:rFonts w:ascii="Arial" w:cs="Arial" w:eastAsia="Arial" w:hAnsi="Arial"/>
+                <w:b w:val="false"/>
+                <w:bCs w:val="false"/>
+                <w:i w:val="false"/>
+                <w:iCs w:val="false"/>
+                <w:color w:val="000000"/>
+                <w:sz w:val="18"/>
+                <w:szCs w:val="18"/>
+              </w:rPr>
+              <w:t xml:space="preserve">Strategy: DRIVING QUESTION BOARD AS A LIVING KNOWLEDGE TRACKER. The DQB externalises metacognition — learners can see what the class collectively knows and does not know. By physically moving sticky notes across the board in future lessons, learners experience knowledge growth as a tangible, visible process. Clustering the 'need to know' questions previews the unit structure and gives learners a sense of agency over the learning trajectory.</w:t>
+            </w:r>
+          </w:p>
+        </w:tc>
+        <w:tc>
+          <w:tcPr>
+            <w:tcW w:type="dxa" w:w="3040"/>
+            <w:shd w:fill="F2F2F2" w:color="auto" w:val="clear"/>
+            <w:tcMar>
+              <w:top w:type="dxa" w:w="60"/>
+              <w:left w:type="dxa" w:w="120"/>
+              <w:bottom w:type="dxa" w:w="60"/>
+              <w:right w:type="dxa" w:w="120"/>
+            </w:tcMar>
+            <w:vAlign w:val="top"/>
+          </w:tcPr>
+          <w:p>
+            <w:pPr>
+              <w:spacing w:after="40" w:before="0"/>
+              <w:jc w:val="left"/>
+            </w:pPr>
+            <w:r>
+              <w:rPr>
+                <w:rFonts w:ascii="Arial" w:cs="Arial" w:eastAsia="Arial" w:hAnsi="Arial"/>
+                <w:b w:val="false"/>
+                <w:bCs w:val="false"/>
+                <w:i w:val="false"/>
+                <w:iCs w:val="false"/>
+                <w:color w:val="000000"/>
+                <w:sz w:val="18"/>
+                <w:szCs w:val="18"/>
+              </w:rPr>
+              <w:t xml:space="preserve">OBSERVABLE INDICATOR: Every learner has contributed at least one sticky note (or written entry) in each column. The 'know' entries reference triangle area, polygon sides, or the phenomenon context — not generic statements like 'I know mathematics.' The 'need to know' entries are specific enough to point toward a lesson topic (e.g., 'how do I find the height of a triangle that is not right-angled?' or 'what if I cannot draw a straight line from one vertex to another?'). TEACHER NOTE: Photograph the DQB at the end of this lesson as a baseline. Compare with the DQB at the end of Lesson 6 to document unit-level learning progression for formative records.</w:t>
+            </w:r>
+          </w:p>
+        </w:tc>
+      </w:tr>
+      <w:tr>
+        <w:tc>
+          <w:tcPr>
+            <w:tcW w:type="dxa" w:w="1520"/>
+            <w:shd w:fill="D5E8F0" w:color="auto" w:val="clear"/>
+            <w:tcMar>
+              <w:top w:type="dxa" w:w="60"/>
+              <w:left w:type="dxa" w:w="120"/>
+              <w:bottom w:type="dxa" w:w="60"/>
+              <w:right w:type="dxa" w:w="120"/>
+            </w:tcMar>
+            <w:vAlign w:val="top"/>
+          </w:tcPr>
+          <w:p>
+            <w:pPr>
+              <w:spacing w:after="40" w:before="0"/>
+              <w:jc w:val="left"/>
+            </w:pPr>
+            <w:r>
+              <w:rPr>
+                <w:rFonts w:ascii="Arial" w:cs="Arial" w:eastAsia="Arial" w:hAnsi="Arial"/>
+                <w:b/>
+                <w:bCs/>
+                <w:i w:val="false"/>
+                <w:iCs w:val="false"/>
+                <w:color w:val="000000"/>
+                <w:sz w:val="18"/>
+                <w:szCs w:val="18"/>
+              </w:rPr>
+              <w:t xml:space="preserve">Model Building Phase</w:t>
+            </w:r>
+          </w:p>
+          <w:p>
+            <w:pPr>
+              <w:spacing w:after="20" w:before="0"/>
+            </w:pPr>
+            <w:r>
+              <w:rPr>
+                <w:rFonts w:ascii="Arial" w:cs="Arial" w:eastAsia="Arial" w:hAnsi="Arial"/>
+                <w:b/>
+                <w:bCs/>
+                <w:color w:val="1F3864"/>
+                <w:sz w:val="16"/>
+                <w:szCs w:val="16"/>
+              </w:rPr>
+              <w:t xml:space="preserve">📹 VIDEO:</w:t>
+            </w:r>
+          </w:p>
+          <w:p>
+            <w:pPr>
+              <w:spacing w:after="20" w:before="0"/>
+            </w:pPr>
+            <w:hyperlink w:history="1" r:id="rId7v7pt0wqguquigy7big09">
+              <w:r>
+                <w:rPr>
+                  <w:rFonts w:ascii="Arial" w:cs="Arial" w:eastAsia="Arial" w:hAnsi="Arial"/>
+                  <w:color w:val="2E75B6"/>
+                  <w:sz w:val="16"/>
+                  <w:szCs w:val="16"/>
+                  <w:u w:val="single" w:color="2E75B6"/>
+                </w:rPr>
+                <w:t xml:space="preserve">Area of a triangle</w:t>
+              </w:r>
+            </w:hyperlink>
+          </w:p>
+          <w:p>
+            <w:pPr>
+              <w:spacing w:after="10" w:before="0"/>
+              <w:ind w:left="120"/>
+            </w:pPr>
+            <w:r>
+              <w:rPr>
+                <w:rFonts w:ascii="Arial" w:cs="Arial" w:eastAsia="Arial" w:hAnsi="Arial"/>
+                <w:color w:val="595959"/>
+                <w:sz w:val="14"/>
+                <w:szCs w:val="14"/>
+              </w:rPr>
+              <w:t xml:space="preserve">Source: Khan Academy (English - US curriculum)</w:t>
+            </w:r>
+          </w:p>
+          <w:p>
+            <w:pPr>
+              <w:spacing w:after="10" w:before="0"/>
+              <w:ind w:left="120"/>
+            </w:pPr>
+            <w:hyperlink w:history="1" r:id="rId_zukgeq7l-oeomxrkjgcx">
+              <w:r>
+                <w:rPr>
+                  <w:rFonts w:ascii="Arial" w:cs="Arial" w:eastAsia="Arial" w:hAnsi="Arial"/>
+                  <w:color w:val="595959"/>
+                  <w:sz w:val="14"/>
+                  <w:szCs w:val="14"/>
+                  <w:u w:val="single" w:color="595959"/>
+                </w:rPr>
+                <w:t xml:space="preserve">🔍 Search ARES for similar videos</w:t>
+              </w:r>
+            </w:hyperlink>
+          </w:p>
+          <w:p>
+            <w:pPr>
+              <w:spacing w:after="40" w:before="0"/>
+            </w:pPr>
+            <w:r>
+              <w:rPr>
+                <w:sz w:val="14"/>
+                <w:szCs w:val="14"/>
+              </w:rPr>
+              <w:t xml:space="preserve"/>
+            </w:r>
+          </w:p>
+          <w:p>
+            <w:pPr>
+              <w:spacing w:after="20" w:before="0"/>
+            </w:pPr>
+            <w:r>
+              <w:rPr>
+                <w:rFonts w:ascii="Arial" w:cs="Arial" w:eastAsia="Arial" w:hAnsi="Arial"/>
+                <w:b/>
+                <w:bCs/>
+                <w:color w:val="1F3864"/>
+                <w:sz w:val="16"/>
+                <w:szCs w:val="16"/>
+              </w:rPr>
+              <w:t xml:space="preserve">📖 HTML:</w:t>
+            </w:r>
+          </w:p>
+          <w:p>
+            <w:pPr>
+              <w:spacing w:after="20" w:before="0"/>
+            </w:pPr>
+            <w:hyperlink w:history="1" r:id="rIdgdllnybkhfergp0wlykwt">
               <w:r>
                 <w:rPr>
                   <w:rFonts w:ascii="Arial" w:cs="Arial" w:eastAsia="Arial" w:hAnsi="Arial"/>
@@ -3336,1231 +4560,7 @@
               <w:spacing w:after="10" w:before="0"/>
               <w:ind w:left="120"/>
             </w:pPr>
-            <w:hyperlink w:history="1" r:id="rIduhg6ggvidhgf9r4by-nro">
-              <w:r>
-                <w:rPr>
-                  <w:rFonts w:ascii="Arial" w:cs="Arial" w:eastAsia="Arial" w:hAnsi="Arial"/>
-                  <w:color w:val="595959"/>
-                  <w:sz w:val="14"/>
-                  <w:szCs w:val="14"/>
-                  <w:u w:val="single" w:color="595959"/>
-                </w:rPr>
-                <w:t xml:space="preserve">🔍 Search ARES for similar readings</w:t>
-              </w:r>
-            </w:hyperlink>
-          </w:p>
-        </w:tc>
-        <w:tc>
-          <w:tcPr>
-            <w:tcW w:type="dxa" w:w="3040"/>
-            <w:shd w:fill="FFFFFF" w:color="auto" w:val="clear"/>
-            <w:tcMar>
-              <w:top w:type="dxa" w:w="60"/>
-              <w:left w:type="dxa" w:w="120"/>
-              <w:bottom w:type="dxa" w:w="60"/>
-              <w:right w:type="dxa" w:w="120"/>
-            </w:tcMar>
-            <w:vAlign w:val="top"/>
-          </w:tcPr>
-          <w:p>
-            <w:pPr>
-              <w:spacing w:after="40" w:before="0"/>
-              <w:jc w:val="left"/>
-            </w:pPr>
-            <w:r>
-              <w:rPr>
-                <w:rFonts w:ascii="Arial" w:cs="Arial" w:eastAsia="Arial" w:hAnsi="Arial"/>
-                <w:b w:val="false"/>
-                <w:bCs w:val="false"/>
-                <w:i w:val="false"/>
-                <w:iCs w:val="false"/>
-                <w:color w:val="000000"/>
-                <w:sz w:val="18"/>
-                <w:szCs w:val="18"/>
-              </w:rPr>
-              <w:t xml:space="preserve">Each learner receives a printed scaled drawing of the Kericho heptagonal land plot (scale 1 cm : 5 m; total plot approximately 1 400 m²). The drawing shows the seven boundary pegs labelled A–G, a north arrow, and a scale bar. Learners study the plot silently for 2 minutes, then write in their exercise books: (a) their individual estimate of the total area in square metres, and (b) one sentence explaining their reasoning strategy. Pairs then compare estimates and discuss: 'Did you use a surrounding rectangle? Did you count grid squares? Did you use a known shape inside the plot?' After pair discussion, the teacher takes a quick show-of-hands poll of estimate ranges (under 800 m², 800–1 200 m², 1 200–1 600 m², over 1 600 m²) and records tallies on the board. A class dot-plot of estimates is sketched, showing the spread and uncertainty. Learners record the class spread in their books alongside their own estimate.</w:t>
-            </w:r>
-          </w:p>
-        </w:tc>
-        <w:tc>
-          <w:tcPr>
-            <w:tcW w:type="dxa" w:w="3040"/>
-            <w:shd w:fill="F2F2F2" w:color="auto" w:val="clear"/>
-            <w:tcMar>
-              <w:top w:type="dxa" w:w="60"/>
-              <w:left w:type="dxa" w:w="120"/>
-              <w:bottom w:type="dxa" w:w="60"/>
-              <w:right w:type="dxa" w:w="120"/>
-            </w:tcMar>
-            <w:vAlign w:val="top"/>
-          </w:tcPr>
-          <w:p>
-            <w:pPr>
-              <w:spacing w:after="40" w:before="0"/>
-              <w:jc w:val="left"/>
-            </w:pPr>
-            <w:r>
-              <w:rPr>
-                <w:rFonts w:ascii="Arial" w:cs="Arial" w:eastAsia="Arial" w:hAnsi="Arial"/>
-                <w:b w:val="false"/>
-                <w:bCs w:val="false"/>
-                <w:i w:val="false"/>
-                <w:iCs w:val="false"/>
-                <w:color w:val="000000"/>
-                <w:sz w:val="18"/>
-                <w:szCs w:val="18"/>
-              </w:rPr>
-              <w:t xml:space="preserve">1. Distribute the scaled plot sheets face-down. Say: 'Do NOT turn over until I say go. When you turn it over, you will see a piece of land near Kericho — the same land the families in our story are trying to share. Your job right now is NOT to calculate — just to look and make your best guess.' (Pause 5 seconds.) 'Turn over — GO.' Allow 2 minutes of silent individual thinking. 2. After 2 minutes say: 'Write your estimate and your reasoning in your book. You have 3 minutes. I am not looking for a correct answer — I want YOUR thinking.' Circulate silently; note 3–4 students with contrasting strategies for later cold-calling. 3. Say: 'Now turn to the person next to you. You have 90 seconds — compare your estimates and tell each other HOW you thought about it.' 4. After pair discussion, conduct the show-of-hands poll. As you record tallies say: 'Interesting — we have estimates ranging from [X] to [Y] square metres. That is a difference of [Z] m². For a family whose entire food supply depends on getting an equal share, that uncertainty matters enormously.' 5. Cold-call 3 students with visibly different strategies: 'Amina — walk us through your reasoning.' (WAIT 10 seconds after posing the question before accepting a response.) 'Korir, yours looks different — what did you do?' 'Wanjiku, you got a very different number — can you explain why?' Record the three strategies as labels on the board dot-plot: 'bounding rectangle,' 'grid squares,' 'familiar shape inside.' 6. Close the predict phase: 'None of us can be sure yet. That is exactly the problem the village elder faces. Let us find out what we already know — and what we still need to learn.'</w:t>
-            </w:r>
-          </w:p>
-        </w:tc>
-        <w:tc>
-          <w:tcPr>
-            <w:tcW w:type="dxa" w:w="3040"/>
-            <w:shd w:fill="FFFFFF" w:color="auto" w:val="clear"/>
-            <w:tcMar>
-              <w:top w:type="dxa" w:w="60"/>
-              <w:left w:type="dxa" w:w="120"/>
-              <w:bottom w:type="dxa" w:w="60"/>
-              <w:right w:type="dxa" w:w="120"/>
-            </w:tcMar>
-            <w:vAlign w:val="top"/>
-          </w:tcPr>
-          <w:p>
-            <w:pPr>
-              <w:spacing w:after="40" w:before="0"/>
-              <w:jc w:val="left"/>
-            </w:pPr>
-            <w:r>
-              <w:rPr>
-                <w:rFonts w:ascii="Arial" w:cs="Arial" w:eastAsia="Arial" w:hAnsi="Arial"/>
-                <w:b w:val="false"/>
-                <w:bCs w:val="false"/>
-                <w:i w:val="false"/>
-                <w:iCs w:val="false"/>
-                <w:color w:val="000000"/>
-                <w:sz w:val="18"/>
-                <w:szCs w:val="18"/>
-              </w:rPr>
-              <w:t xml:space="preserve">Strategy: PREDICTION WITH PUBLIC COMMITMENT. By writing and then publicly sharing estimates before any instruction, learners activate prior knowledge of area concepts and commit to a position they will later revise. The class dot-plot makes the range of uncertainty visible, motivating the need for a reliable method. Recording reasoning strategies (bounding rectangle, grid-count, known-shape fitting) surfaces the intuitive decomposition idea the unit will formalise.</w:t>
-            </w:r>
-          </w:p>
-        </w:tc>
-        <w:tc>
-          <w:tcPr>
-            <w:tcW w:type="dxa" w:w="3040"/>
-            <w:shd w:fill="F2F2F2" w:color="auto" w:val="clear"/>
-            <w:tcMar>
-              <w:top w:type="dxa" w:w="60"/>
-              <w:left w:type="dxa" w:w="120"/>
-              <w:bottom w:type="dxa" w:w="60"/>
-              <w:right w:type="dxa" w:w="120"/>
-            </w:tcMar>
-            <w:vAlign w:val="top"/>
-          </w:tcPr>
-          <w:p>
-            <w:pPr>
-              <w:spacing w:after="40" w:before="0"/>
-              <w:jc w:val="left"/>
-            </w:pPr>
-            <w:r>
-              <w:rPr>
-                <w:rFonts w:ascii="Arial" w:cs="Arial" w:eastAsia="Arial" w:hAnsi="Arial"/>
-                <w:b w:val="false"/>
-                <w:bCs w:val="false"/>
-                <w:i w:val="false"/>
-                <w:iCs w:val="false"/>
-                <w:color w:val="000000"/>
-                <w:sz w:val="18"/>
-                <w:szCs w:val="18"/>
-              </w:rPr>
-              <w:t xml:space="preserve">OBSERVABLE INDICATOR: Every learner has a written estimate and a reasoning sentence in their book before pair-share begins. During cold-calls, listen for whether learners spontaneously reference familiar shapes (rectangle, triangle) inside the polygon — this reveals their readiness for decomposition. CHECKPOINT QUESTION (ask silently during circulation): 'Can the learner articulate why their method might over- or under-estimate the area?' Flag any learner who cannot write any reasoning for targeted support in Phase 3.</w:t>
-            </w:r>
-          </w:p>
-        </w:tc>
-      </w:tr>
-      <w:tr>
-        <w:tc>
-          <w:tcPr>
-            <w:tcW w:type="dxa" w:w="1520"/>
-            <w:shd w:fill="D9EEF1" w:color="auto" w:val="clear"/>
-            <w:tcMar>
-              <w:top w:type="dxa" w:w="60"/>
-              <w:left w:type="dxa" w:w="120"/>
-              <w:bottom w:type="dxa" w:w="60"/>
-              <w:right w:type="dxa" w:w="120"/>
-            </w:tcMar>
-            <w:vAlign w:val="top"/>
-          </w:tcPr>
-          <w:p>
-            <w:pPr>
-              <w:spacing w:after="40" w:before="0"/>
-              <w:jc w:val="left"/>
-            </w:pPr>
-            <w:r>
-              <w:rPr>
-                <w:rFonts w:ascii="Arial" w:cs="Arial" w:eastAsia="Arial" w:hAnsi="Arial"/>
-                <w:b/>
-                <w:bCs/>
-                <w:i w:val="false"/>
-                <w:iCs w:val="false"/>
-                <w:color w:val="000000"/>
-                <w:sz w:val="18"/>
-                <w:szCs w:val="18"/>
-              </w:rPr>
-              <w:t xml:space="preserve">Observe Phase</w:t>
-            </w:r>
-          </w:p>
-          <w:p>
-            <w:pPr>
-              <w:spacing w:after="20" w:before="0"/>
-            </w:pPr>
-            <w:r>
-              <w:rPr>
-                <w:rFonts w:ascii="Arial" w:cs="Arial" w:eastAsia="Arial" w:hAnsi="Arial"/>
-                <w:b/>
-                <w:bCs/>
-                <w:color w:val="1F3864"/>
-                <w:sz w:val="16"/>
-                <w:szCs w:val="16"/>
-              </w:rPr>
-              <w:t xml:space="preserve">📹 VIDEO:</w:t>
-            </w:r>
-          </w:p>
-          <w:p>
-            <w:pPr>
-              <w:spacing w:after="20" w:before="0"/>
-            </w:pPr>
-            <w:hyperlink w:history="1" r:id="rId9iovza3seqtoni01dcq8f">
-              <w:r>
-                <w:rPr>
-                  <w:rFonts w:ascii="Arial" w:cs="Arial" w:eastAsia="Arial" w:hAnsi="Arial"/>
-                  <w:color w:val="2E75B6"/>
-                  <w:sz w:val="16"/>
-                  <w:szCs w:val="16"/>
-                  <w:u w:val="single" w:color="2E75B6"/>
-                </w:rPr>
-                <w:t xml:space="preserve">Area of a triangle</w:t>
-              </w:r>
-            </w:hyperlink>
-          </w:p>
-          <w:p>
-            <w:pPr>
-              <w:spacing w:after="10" w:before="0"/>
-              <w:ind w:left="120"/>
-            </w:pPr>
-            <w:r>
-              <w:rPr>
-                <w:rFonts w:ascii="Arial" w:cs="Arial" w:eastAsia="Arial" w:hAnsi="Arial"/>
-                <w:color w:val="595959"/>
-                <w:sz w:val="14"/>
-                <w:szCs w:val="14"/>
-              </w:rPr>
-              <w:t xml:space="preserve">Source: Khan Academy (English - US curriculum)</w:t>
-            </w:r>
-          </w:p>
-          <w:p>
-            <w:pPr>
-              <w:spacing w:after="10" w:before="0"/>
-              <w:ind w:left="120"/>
-            </w:pPr>
-            <w:hyperlink w:history="1" r:id="rIdi60yvdcb7f-o8yollrovm">
-              <w:r>
-                <w:rPr>
-                  <w:rFonts w:ascii="Arial" w:cs="Arial" w:eastAsia="Arial" w:hAnsi="Arial"/>
-                  <w:color w:val="595959"/>
-                  <w:sz w:val="14"/>
-                  <w:szCs w:val="14"/>
-                  <w:u w:val="single" w:color="595959"/>
-                </w:rPr>
-                <w:t xml:space="preserve">🔍 Search ARES for similar videos</w:t>
-              </w:r>
-            </w:hyperlink>
-          </w:p>
-          <w:p>
-            <w:pPr>
-              <w:spacing w:after="40" w:before="0"/>
-            </w:pPr>
-            <w:r>
-              <w:rPr>
-                <w:sz w:val="14"/>
-                <w:szCs w:val="14"/>
-              </w:rPr>
-              <w:t xml:space="preserve"/>
-            </w:r>
-          </w:p>
-          <w:p>
-            <w:pPr>
-              <w:spacing w:after="20" w:before="0"/>
-            </w:pPr>
-            <w:r>
-              <w:rPr>
-                <w:rFonts w:ascii="Arial" w:cs="Arial" w:eastAsia="Arial" w:hAnsi="Arial"/>
-                <w:b/>
-                <w:bCs/>
-                <w:color w:val="1F3864"/>
-                <w:sz w:val="16"/>
-                <w:szCs w:val="16"/>
-              </w:rPr>
-              <w:t xml:space="preserve">📖 EXERCISE:</w:t>
-            </w:r>
-          </w:p>
-          <w:p>
-            <w:pPr>
-              <w:spacing w:after="20" w:before="0"/>
-            </w:pPr>
-            <w:hyperlink w:history="1" r:id="rIdo1wy-9hhjlv-bnl4iulef">
-              <w:r>
-                <w:rPr>
-                  <w:rFonts w:ascii="Arial" w:cs="Arial" w:eastAsia="Arial" w:hAnsi="Arial"/>
-                  <w:color w:val="2E75B6"/>
-                  <w:sz w:val="16"/>
-                  <w:szCs w:val="16"/>
-                  <w:u w:val="single" w:color="2E75B6"/>
-                </w:rPr>
-                <w:t xml:space="preserve">Derivation of the Triangle Area Formula Practice</w:t>
-              </w:r>
-            </w:hyperlink>
-          </w:p>
-          <w:p>
-            <w:pPr>
-              <w:spacing w:after="10" w:before="0"/>
-              <w:ind w:left="120"/>
-            </w:pPr>
-            <w:r>
-              <w:rPr>
-                <w:rFonts w:ascii="Arial" w:cs="Arial" w:eastAsia="Arial" w:hAnsi="Arial"/>
-                <w:color w:val="595959"/>
-                <w:sz w:val="14"/>
-                <w:szCs w:val="14"/>
-              </w:rPr>
-              <w:t xml:space="preserve">Source: CK-12</w:t>
-            </w:r>
-          </w:p>
-          <w:p>
-            <w:pPr>
-              <w:spacing w:after="10" w:before="0"/>
-              <w:ind w:left="120"/>
-            </w:pPr>
-            <w:hyperlink w:history="1" r:id="rIdmolcerkuxqoirli9lzywl">
-              <w:r>
-                <w:rPr>
-                  <w:rFonts w:ascii="Arial" w:cs="Arial" w:eastAsia="Arial" w:hAnsi="Arial"/>
-                  <w:color w:val="595959"/>
-                  <w:sz w:val="14"/>
-                  <w:szCs w:val="14"/>
-                  <w:u w:val="single" w:color="595959"/>
-                </w:rPr>
-                <w:t xml:space="preserve">🔍 Search ARES for similar readings</w:t>
-              </w:r>
-            </w:hyperlink>
-          </w:p>
-        </w:tc>
-        <w:tc>
-          <w:tcPr>
-            <w:tcW w:type="dxa" w:w="3040"/>
-            <w:shd w:fill="FFFFFF" w:color="auto" w:val="clear"/>
-            <w:tcMar>
-              <w:top w:type="dxa" w:w="60"/>
-              <w:left w:type="dxa" w:w="120"/>
-              <w:bottom w:type="dxa" w:w="60"/>
-              <w:right w:type="dxa" w:w="120"/>
-            </w:tcMar>
-            <w:vAlign w:val="top"/>
-          </w:tcPr>
-          <w:p>
-            <w:pPr>
-              <w:spacing w:after="40" w:before="0"/>
-              <w:jc w:val="left"/>
-            </w:pPr>
-            <w:r>
-              <w:rPr>
-                <w:rFonts w:ascii="Arial" w:cs="Arial" w:eastAsia="Arial" w:hAnsi="Arial"/>
-                <w:b w:val="false"/>
-                <w:bCs w:val="false"/>
-                <w:i w:val="false"/>
-                <w:iCs w:val="false"/>
-                <w:color w:val="000000"/>
-                <w:sz w:val="18"/>
-                <w:szCs w:val="18"/>
-              </w:rPr>
-              <w:t xml:space="preserve">The teacher projects or reads aloud the full phenomenon narrative: a community meeting in a village near Kericho; three farming families (the Chepkemoi family — tea, the Mwangi family — maize, and the Otieno family — mixed crops); the village elder's hand-drawn boundary; the community's disagreement about how to calculate the area. Learners follow along on their scaled drawings. The teacher then displays a short annotated diagram showing the seven boundary measurements (sides of 18 m, 22 m, 15 m, 20 m, 25 m, 17 m, 19 m) and the interior angles, pointing out that no two sides are equal and no angle is 90°. Learners spend 5 minutes in groups of four completing an 'Observation Record' in their books: (i) List every standard area formula you know (rectangle, square, triangle, circle, etc.). (ii) Put a tick next to any formula that could directly give you the area of this plot. (iii) Write one sentence: 'This plot is puzzling because ___.' Groups then do a gallery-walk-style rapid share: each group reads their 'puzzling because' sentence aloud in turn (30 seconds each).</w:t>
-            </w:r>
-          </w:p>
-        </w:tc>
-        <w:tc>
-          <w:tcPr>
-            <w:tcW w:type="dxa" w:w="3040"/>
-            <w:shd w:fill="F2F2F2" w:color="auto" w:val="clear"/>
-            <w:tcMar>
-              <w:top w:type="dxa" w:w="60"/>
-              <w:left w:type="dxa" w:w="120"/>
-              <w:bottom w:type="dxa" w:w="60"/>
-              <w:right w:type="dxa" w:w="120"/>
-            </w:tcMar>
-            <w:vAlign w:val="top"/>
-          </w:tcPr>
-          <w:p>
-            <w:pPr>
-              <w:spacing w:after="40" w:before="0"/>
-              <w:jc w:val="left"/>
-            </w:pPr>
-            <w:r>
-              <w:rPr>
-                <w:rFonts w:ascii="Arial" w:cs="Arial" w:eastAsia="Arial" w:hAnsi="Arial"/>
-                <w:b w:val="false"/>
-                <w:bCs w:val="false"/>
-                <w:i w:val="false"/>
-                <w:iCs w:val="false"/>
-                <w:color w:val="000000"/>
-                <w:sz w:val="18"/>
-                <w:szCs w:val="18"/>
-              </w:rPr>
-              <w:t xml:space="preserve">1. Read the phenomenon narrative with expression, pausing at key emotional details: 'The Chepkemoi family has farmed this land for three generations. The Mwangi family moved here after the 2022 drought pushed them out of Baringo. The Otieno family includes a widow raising five children on what she grows. Getting the area wrong does not just mean a calculation error — it means one family goes hungry.' 2. Display the annotated heptagon measurements. Ask: 'Looking at your list of formulae — raise your hand if you found one that works directly for this shape.' (WAIT 12 seconds.) Expected result: no hands, or very few tentative ones. Say: 'That silence tells us something important. We have a real problem that our current toolkit cannot solve — yet.' 3. Circulate during group work. Prompt groups that are stuck: 'Think about the shapes you studied in Grades 7 and 8 — rectangle, triangle, circle. Which of those could you cut OUT of this land plot?' 4. During the gallery walk of 'puzzling because' sentences, cold-call 4 groups. After each, ask the class: 'Does your group agree? Thumbs up, sideways, or down.' Record the most powerful 'puzzling' sentences on a strip of paper — these will go directly onto the DQB in Phase 3. 5. Synthesise: 'Every group has identified the same core puzzle: this plot does not match any single formula we know. So our driving question for this entire unit is —' (reveal the posted driving question banner): 'How can we calculate the area of ANY polygon — no matter how many sides or how irregular — so that we can fairly divide the Kericho community land plot and solve other real Kenyan land and design problems?'</w:t>
-            </w:r>
-          </w:p>
-        </w:tc>
-        <w:tc>
-          <w:tcPr>
-            <w:tcW w:type="dxa" w:w="3040"/>
-            <w:shd w:fill="FFFFFF" w:color="auto" w:val="clear"/>
-            <w:tcMar>
-              <w:top w:type="dxa" w:w="60"/>
-              <w:left w:type="dxa" w:w="120"/>
-              <w:bottom w:type="dxa" w:w="60"/>
-              <w:right w:type="dxa" w:w="120"/>
-            </w:tcMar>
-            <w:vAlign w:val="top"/>
-          </w:tcPr>
-          <w:p>
-            <w:pPr>
-              <w:spacing w:after="40" w:before="0"/>
-              <w:jc w:val="left"/>
-            </w:pPr>
-            <w:r>
-              <w:rPr>
-                <w:rFonts w:ascii="Arial" w:cs="Arial" w:eastAsia="Arial" w:hAnsi="Arial"/>
-                <w:b w:val="false"/>
-                <w:bCs w:val="false"/>
-                <w:i w:val="false"/>
-                <w:iCs w:val="false"/>
-                <w:color w:val="000000"/>
-                <w:sz w:val="18"/>
-                <w:szCs w:val="18"/>
-              </w:rPr>
-              <w:t xml:space="preserve">Strategy: PHENOMENON DECONSTRUCTION WITH FORMULA AUDIT. By listing known formulae and auditing which ones apply (none do directly), learners experience the productive knowledge gap firsthand. The emotional context of the three Kenyan farming families makes the mathematical problem feel urgent and real, increasing engagement with the driving question. The 'puzzling because' sentence forces learners to articulate precisely what makes the problem hard — a metacognitive move that primes them for sensemaking.</w:t>
-            </w:r>
-          </w:p>
-        </w:tc>
-        <w:tc>
-          <w:tcPr>
-            <w:tcW w:type="dxa" w:w="3040"/>
-            <w:shd w:fill="F2F2F2" w:color="auto" w:val="clear"/>
-            <w:tcMar>
-              <w:top w:type="dxa" w:w="60"/>
-              <w:left w:type="dxa" w:w="120"/>
-              <w:bottom w:type="dxa" w:w="60"/>
-              <w:right w:type="dxa" w:w="120"/>
-            </w:tcMar>
-            <w:vAlign w:val="top"/>
-          </w:tcPr>
-          <w:p>
-            <w:pPr>
-              <w:spacing w:after="40" w:before="0"/>
-              <w:jc w:val="left"/>
-            </w:pPr>
-            <w:r>
-              <w:rPr>
-                <w:rFonts w:ascii="Arial" w:cs="Arial" w:eastAsia="Arial" w:hAnsi="Arial"/>
-                <w:b w:val="false"/>
-                <w:bCs w:val="false"/>
-                <w:i w:val="false"/>
-                <w:iCs w:val="false"/>
-                <w:color w:val="000000"/>
-                <w:sz w:val="18"/>
-                <w:szCs w:val="18"/>
-              </w:rPr>
-              <w:t xml:space="preserve">OBSERVABLE INDICATOR: Each group's Observation Record shows a list of ≥3 formulae, zero or very few ticked as directly applicable, and a 'puzzling because' sentence that references the irregular shape (not just 'it is hard'). LISTEN FOR: any group that ticks 'triangle formula' as applicable — this is a high-readiness group who may already be thinking about decomposition; use them as anchor voices in Phase 3. RED FLAG: any group that cannot list more than one formula — note for pair-support during Phase 3 cut-out activity.</w:t>
-            </w:r>
-          </w:p>
-        </w:tc>
-      </w:tr>
-      <w:tr>
-        <w:tc>
-          <w:tcPr>
-            <w:tcW w:type="dxa" w:w="1520"/>
-            <w:shd w:fill="E2EFDA" w:color="auto" w:val="clear"/>
-            <w:tcMar>
-              <w:top w:type="dxa" w:w="60"/>
-              <w:left w:type="dxa" w:w="120"/>
-              <w:bottom w:type="dxa" w:w="60"/>
-              <w:right w:type="dxa" w:w="120"/>
-            </w:tcMar>
-            <w:vAlign w:val="top"/>
-          </w:tcPr>
-          <w:p>
-            <w:pPr>
-              <w:spacing w:after="40" w:before="0"/>
-              <w:jc w:val="left"/>
-            </w:pPr>
-            <w:r>
-              <w:rPr>
-                <w:rFonts w:ascii="Arial" w:cs="Arial" w:eastAsia="Arial" w:hAnsi="Arial"/>
-                <w:b/>
-                <w:bCs/>
-                <w:i w:val="false"/>
-                <w:iCs w:val="false"/>
-                <w:color w:val="000000"/>
-                <w:sz w:val="18"/>
-                <w:szCs w:val="18"/>
-              </w:rPr>
-              <w:t xml:space="preserve">Explain Phase</w:t>
-            </w:r>
-          </w:p>
-          <w:p>
-            <w:pPr>
-              <w:spacing w:after="20" w:before="0"/>
-            </w:pPr>
-            <w:r>
-              <w:rPr>
-                <w:rFonts w:ascii="Arial" w:cs="Arial" w:eastAsia="Arial" w:hAnsi="Arial"/>
-                <w:b/>
-                <w:bCs/>
-                <w:color w:val="1F3864"/>
-                <w:sz w:val="16"/>
-                <w:szCs w:val="16"/>
-              </w:rPr>
-              <w:t xml:space="preserve">📹 VIDEO:</w:t>
-            </w:r>
-          </w:p>
-          <w:p>
-            <w:pPr>
-              <w:spacing w:after="20" w:before="0"/>
-            </w:pPr>
-            <w:hyperlink w:history="1" r:id="rIdvlydj7jzakbewyqh3wo8p">
-              <w:r>
-                <w:rPr>
-                  <w:rFonts w:ascii="Arial" w:cs="Arial" w:eastAsia="Arial" w:hAnsi="Arial"/>
-                  <w:color w:val="2E75B6"/>
-                  <w:sz w:val="16"/>
-                  <w:szCs w:val="16"/>
-                  <w:u w:val="single" w:color="2E75B6"/>
-                </w:rPr>
-                <w:t xml:space="preserve">Finding area of triangles</w:t>
-              </w:r>
-            </w:hyperlink>
-          </w:p>
-          <w:p>
-            <w:pPr>
-              <w:spacing w:after="10" w:before="0"/>
-              <w:ind w:left="120"/>
-            </w:pPr>
-            <w:r>
-              <w:rPr>
-                <w:rFonts w:ascii="Arial" w:cs="Arial" w:eastAsia="Arial" w:hAnsi="Arial"/>
-                <w:color w:val="595959"/>
-                <w:sz w:val="14"/>
-                <w:szCs w:val="14"/>
-              </w:rPr>
-              <w:t xml:space="preserve">Source: Khan Academy (English - US curriculum)</w:t>
-            </w:r>
-          </w:p>
-          <w:p>
-            <w:pPr>
-              <w:spacing w:after="10" w:before="0"/>
-              <w:ind w:left="120"/>
-            </w:pPr>
-            <w:hyperlink w:history="1" r:id="rIdv7kgfw0okeraycw3rimbk">
-              <w:r>
-                <w:rPr>
-                  <w:rFonts w:ascii="Arial" w:cs="Arial" w:eastAsia="Arial" w:hAnsi="Arial"/>
-                  <w:color w:val="595959"/>
-                  <w:sz w:val="14"/>
-                  <w:szCs w:val="14"/>
-                  <w:u w:val="single" w:color="595959"/>
-                </w:rPr>
-                <w:t xml:space="preserve">🔍 Search ARES for similar videos</w:t>
-              </w:r>
-            </w:hyperlink>
-          </w:p>
-          <w:p>
-            <w:pPr>
-              <w:spacing w:after="40" w:before="0"/>
-            </w:pPr>
-            <w:r>
-              <w:rPr>
-                <w:sz w:val="14"/>
-                <w:szCs w:val="14"/>
-              </w:rPr>
-              <w:t xml:space="preserve"/>
-            </w:r>
-          </w:p>
-          <w:p>
-            <w:pPr>
-              <w:spacing w:after="20" w:before="0"/>
-            </w:pPr>
-            <w:r>
-              <w:rPr>
-                <w:rFonts w:ascii="Arial" w:cs="Arial" w:eastAsia="Arial" w:hAnsi="Arial"/>
-                <w:b/>
-                <w:bCs/>
-                <w:color w:val="1F3864"/>
-                <w:sz w:val="16"/>
-                <w:szCs w:val="16"/>
-              </w:rPr>
-              <w:t xml:space="preserve">📖 HTML:</w:t>
-            </w:r>
-          </w:p>
-          <w:p>
-            <w:pPr>
-              <w:spacing w:after="20" w:before="0"/>
-            </w:pPr>
-            <w:hyperlink w:history="1" r:id="rId2o1q_k1bvivxnuhbphs3t">
-              <w:r>
-                <w:rPr>
-                  <w:rFonts w:ascii="Arial" w:cs="Arial" w:eastAsia="Arial" w:hAnsi="Arial"/>
-                  <w:color w:val="2E75B6"/>
-                  <w:sz w:val="16"/>
-                  <w:szCs w:val="16"/>
-                  <w:u w:val="single" w:color="2E75B6"/>
-                </w:rPr>
-                <w:t xml:space="preserve">Alternate Formula for the Area of a Triangle (Flexbook)</w:t>
-              </w:r>
-            </w:hyperlink>
-          </w:p>
-          <w:p>
-            <w:pPr>
-              <w:spacing w:after="10" w:before="0"/>
-              <w:ind w:left="120"/>
-            </w:pPr>
-            <w:r>
-              <w:rPr>
-                <w:rFonts w:ascii="Arial" w:cs="Arial" w:eastAsia="Arial" w:hAnsi="Arial"/>
-                <w:color w:val="595959"/>
-                <w:sz w:val="14"/>
-                <w:szCs w:val="14"/>
-              </w:rPr>
-              <w:t xml:space="preserve">Source: CK-12</w:t>
-            </w:r>
-          </w:p>
-          <w:p>
-            <w:pPr>
-              <w:spacing w:after="10" w:before="0"/>
-              <w:ind w:left="120"/>
-            </w:pPr>
-            <w:hyperlink w:history="1" r:id="rIdybth8w4denecaotrgp5m1">
-              <w:r>
-                <w:rPr>
-                  <w:rFonts w:ascii="Arial" w:cs="Arial" w:eastAsia="Arial" w:hAnsi="Arial"/>
-                  <w:color w:val="595959"/>
-                  <w:sz w:val="14"/>
-                  <w:szCs w:val="14"/>
-                  <w:u w:val="single" w:color="595959"/>
-                </w:rPr>
-                <w:t xml:space="preserve">🔍 Search ARES for similar readings</w:t>
-              </w:r>
-            </w:hyperlink>
-          </w:p>
-        </w:tc>
-        <w:tc>
-          <w:tcPr>
-            <w:tcW w:type="dxa" w:w="3040"/>
-            <w:shd w:fill="FFFFFF" w:color="auto" w:val="clear"/>
-            <w:tcMar>
-              <w:top w:type="dxa" w:w="60"/>
-              <w:left w:type="dxa" w:w="120"/>
-              <w:bottom w:type="dxa" w:w="60"/>
-              <w:right w:type="dxa" w:w="120"/>
-            </w:tcMar>
-            <w:vAlign w:val="top"/>
-          </w:tcPr>
-          <w:p>
-            <w:pPr>
-              <w:spacing w:after="40" w:before="0"/>
-              <w:jc w:val="left"/>
-            </w:pPr>
-            <w:r>
-              <w:rPr>
-                <w:rFonts w:ascii="Arial" w:cs="Arial" w:eastAsia="Arial" w:hAnsi="Arial"/>
-                <w:b w:val="false"/>
-                <w:bCs w:val="false"/>
-                <w:i w:val="false"/>
-                <w:iCs w:val="false"/>
-                <w:color w:val="000000"/>
-                <w:sz w:val="18"/>
-                <w:szCs w:val="18"/>
-              </w:rPr>
-              <w:t xml:space="preserve">PART A — TRIANGLE AREA REVIEW (10 min): Each learner receives two pre-cut card triangles — one right-angled (base 8 cm, height 6 cm) and one acute (base 10 cm, height 5 cm). Learners measure the base and perpendicular height of each using a ruler, then calculate the area using A = ½bh, recording working in their books. They compare answers with their partner. The teacher then demonstrates on the board: for the acute triangle, shows explicitly that the HEIGHT is the perpendicular distance from the base to the opposite vertex — NOT the slant side — and draws the altitude line with a dashed red marker, labelling it h. Learners correct any errors in their own working. PART B — CONNECTING TO THE PHENOMENON (15 min): The teacher draws a simplified version of the Kericho heptagon on the board and says: 'What if we drew lines from ONE vertex — say, peg A — to every other non-adjacent vertex? What shapes would we create inside the plot?' Learners discuss in pairs for 2 minutes, then the teacher draws the diagonals from vertex A, creating five triangles. Learners count: 'A heptagon cut this way gives us FIVE triangles.' Each learner then attempts to identify the base and height of the first triangle (triangle A-B-C) on their scaled drawing, marking them with pencil. Pairs check each other's markings. Learners record in their books: 'If I can find the area of each triangle, I can add them up to find the total area of the plot. This means the area of a triangle is the BUILDING BLOCK for finding the area of any polygon.'</w:t>
-            </w:r>
-          </w:p>
-        </w:tc>
-        <w:tc>
-          <w:tcPr>
-            <w:tcW w:type="dxa" w:w="3040"/>
-            <w:shd w:fill="F2F2F2" w:color="auto" w:val="clear"/>
-            <w:tcMar>
-              <w:top w:type="dxa" w:w="60"/>
-              <w:left w:type="dxa" w:w="120"/>
-              <w:bottom w:type="dxa" w:w="60"/>
-              <w:right w:type="dxa" w:w="120"/>
-            </w:tcMar>
-            <w:vAlign w:val="top"/>
-          </w:tcPr>
-          <w:p>
-            <w:pPr>
-              <w:spacing w:after="40" w:before="0"/>
-              <w:jc w:val="left"/>
-            </w:pPr>
-            <w:r>
-              <w:rPr>
-                <w:rFonts w:ascii="Arial" w:cs="Arial" w:eastAsia="Arial" w:hAnsi="Arial"/>
-                <w:b w:val="false"/>
-                <w:bCs w:val="false"/>
-                <w:i w:val="false"/>
-                <w:iCs w:val="false"/>
-                <w:color w:val="000000"/>
-                <w:sz w:val="18"/>
-                <w:szCs w:val="18"/>
-              </w:rPr>
-              <w:t xml:space="preserve">1. Distribute triangle cut-outs. Say: 'You have 4 minutes — measure base and height of each triangle, calculate the area using A = ½bh, show all working. This is individual work — no sharing yet.' Set a visible timer. 2. After 4 minutes: 'Check with your partner — do your answers match? If they differ, find the error together. You have 90 seconds.' 3. At the board, hold up a large card acute triangle. Ask: 'Baraka — which measurement is the HEIGHT of this triangle?' (WAIT 12 seconds. Cold-call.) After response: 'Show me on the triangle. Come and draw the height line.' Reinforce: 'The height is ALWAYS perpendicular to the base — it makes a 90-degree angle. If you measure the slant side instead, your answer will be wrong — and the Chepkemoi family will get the wrong size plot.' 4. Draw the heptagon on the board. Ask: 'I am going to draw a line from vertex A to vertex C. What shape have I just cut off?' (WAIT 10 seconds.) 'Chiamaka?' After: 'And if I draw A to D?' Continue until all five triangles are visible. Count aloud with class: 'One, two, three, four, five triangles. A seven-sided polygon breaks into five triangles.' 5. Say: 'On your scaled drawing, find triangle A-B-C. Use your ruler to mark the base and the perpendicular height. Work with your partner.' Circulate for 3 minutes; correct any learner who marks the slant side as height. 6. Cold-call one pair to explain their markings to the class. 7. Ask the class to complete the 'building block' sentence in their books. Read it aloud together: 'If I can find the area of each triangle, I can add them up to find the total area of the plot.'</w:t>
-            </w:r>
-          </w:p>
-        </w:tc>
-        <w:tc>
-          <w:tcPr>
-            <w:tcW w:type="dxa" w:w="3040"/>
-            <w:shd w:fill="FFFFFF" w:color="auto" w:val="clear"/>
-            <w:tcMar>
-              <w:top w:type="dxa" w:w="60"/>
-              <w:left w:type="dxa" w:w="120"/>
-              <w:bottom w:type="dxa" w:w="60"/>
-              <w:right w:type="dxa" w:w="120"/>
-            </w:tcMar>
-            <w:vAlign w:val="top"/>
-          </w:tcPr>
-          <w:p>
-            <w:pPr>
-              <w:spacing w:after="40" w:before="0"/>
-              <w:jc w:val="left"/>
-            </w:pPr>
-            <w:r>
-              <w:rPr>
-                <w:rFonts w:ascii="Arial" w:cs="Arial" w:eastAsia="Arial" w:hAnsi="Arial"/>
-                <w:b w:val="false"/>
-                <w:bCs w:val="false"/>
-                <w:i w:val="false"/>
-                <w:iCs w:val="false"/>
-                <w:color w:val="000000"/>
-                <w:sz w:val="18"/>
-                <w:szCs w:val="18"/>
-              </w:rPr>
-              <w:t xml:space="preserve">Strategy: CONCRETE-TO-ABSTRACT BRIDGING WITH DIRECT CONNECTION TO PHENOMENON. Learners physically handle triangle cut-outs (concrete), apply the formula (abstract), and then immediately see the triangle appear inside the Kericho heptagon (connection to phenomenon). The explicit 'building block' sentence at the end of Phase 3 is a sensemaking anchor — a single written claim that learners will test and refine over the coming lessons. Naming the altitude explicitly and distinguishing it from the slant side addresses the most common procedural error before it becomes entrenched.</w:t>
-            </w:r>
-          </w:p>
-        </w:tc>
-        <w:tc>
-          <w:tcPr>
-            <w:tcW w:type="dxa" w:w="3040"/>
-            <w:shd w:fill="F2F2F2" w:color="auto" w:val="clear"/>
-            <w:tcMar>
-              <w:top w:type="dxa" w:w="60"/>
-              <w:left w:type="dxa" w:w="120"/>
-              <w:bottom w:type="dxa" w:w="60"/>
-              <w:right w:type="dxa" w:w="120"/>
-            </w:tcMar>
-            <w:vAlign w:val="top"/>
-          </w:tcPr>
-          <w:p>
-            <w:pPr>
-              <w:spacing w:after="40" w:before="0"/>
-              <w:jc w:val="left"/>
-            </w:pPr>
-            <w:r>
-              <w:rPr>
-                <w:rFonts w:ascii="Arial" w:cs="Arial" w:eastAsia="Arial" w:hAnsi="Arial"/>
-                <w:b w:val="false"/>
-                <w:bCs w:val="false"/>
-                <w:i w:val="false"/>
-                <w:iCs w:val="false"/>
-                <w:color w:val="000000"/>
-                <w:sz w:val="18"/>
-                <w:szCs w:val="18"/>
-              </w:rPr>
-              <w:t xml:space="preserve">OBSERVABLE INDICATOR: Both triangle area calculations are correct in learner books with working shown (right-angled: 24 cm²; acute: 25 cm²). The perpendicular height is correctly identified and marked on the acute triangle cut-out. On the scaled heptagon drawing, the base and perpendicular height of triangle A-B-C are correctly marked (height drawn as a dashed line from B perpendicular to line AC, or its extension). MISCONCEPTION CHECKPOINT: If more than 30% of the class marks the slant side as the height on the acute triangle, pause all activity, hold up both a right-angled and an acute triangle side by side, and re-teach the altitude concept using the 'flagpole' analogy: 'The height is like a flagpole standing straight up from the ground — it never leans.'</w:t>
-            </w:r>
-          </w:p>
-        </w:tc>
-      </w:tr>
-      <w:tr>
-        <w:tc>
-          <w:tcPr>
-            <w:tcW w:type="dxa" w:w="1520"/>
-            <w:shd w:fill="FCE4D6" w:color="auto" w:val="clear"/>
-            <w:tcMar>
-              <w:top w:type="dxa" w:w="60"/>
-              <w:left w:type="dxa" w:w="120"/>
-              <w:bottom w:type="dxa" w:w="60"/>
-              <w:right w:type="dxa" w:w="120"/>
-            </w:tcMar>
-            <w:vAlign w:val="top"/>
-          </w:tcPr>
-          <w:p>
-            <w:pPr>
-              <w:spacing w:after="40" w:before="0"/>
-              <w:jc w:val="left"/>
-            </w:pPr>
-            <w:r>
-              <w:rPr>
-                <w:rFonts w:ascii="Arial" w:cs="Arial" w:eastAsia="Arial" w:hAnsi="Arial"/>
-                <w:b/>
-                <w:bCs/>
-                <w:i w:val="false"/>
-                <w:iCs w:val="false"/>
-                <w:color w:val="000000"/>
-                <w:sz w:val="18"/>
-                <w:szCs w:val="18"/>
-              </w:rPr>
-              <w:t xml:space="preserve">Driving Question Board (DQB) Creation</w:t>
-            </w:r>
-          </w:p>
-          <w:p>
-            <w:pPr>
-              <w:spacing w:after="20" w:before="0"/>
-            </w:pPr>
-            <w:r>
-              <w:rPr>
-                <w:rFonts w:ascii="Arial" w:cs="Arial" w:eastAsia="Arial" w:hAnsi="Arial"/>
-                <w:b/>
-                <w:bCs/>
-                <w:color w:val="1F3864"/>
-                <w:sz w:val="16"/>
-                <w:szCs w:val="16"/>
-              </w:rPr>
-              <w:t xml:space="preserve">📹 VIDEO:</w:t>
-            </w:r>
-          </w:p>
-          <w:p>
-            <w:pPr>
-              <w:spacing w:after="20" w:before="0"/>
-            </w:pPr>
-            <w:hyperlink w:history="1" r:id="rId0fsixuyjd747merlna14i">
-              <w:r>
-                <w:rPr>
-                  <w:rFonts w:ascii="Arial" w:cs="Arial" w:eastAsia="Arial" w:hAnsi="Arial"/>
-                  <w:color w:val="2E75B6"/>
-                  <w:sz w:val="16"/>
-                  <w:szCs w:val="16"/>
-                  <w:u w:val="single" w:color="2E75B6"/>
-                </w:rPr>
-                <w:t xml:space="preserve">Manipulating formulas: area</w:t>
-              </w:r>
-            </w:hyperlink>
-          </w:p>
-          <w:p>
-            <w:pPr>
-              <w:spacing w:after="10" w:before="0"/>
-              <w:ind w:left="120"/>
-            </w:pPr>
-            <w:r>
-              <w:rPr>
-                <w:rFonts w:ascii="Arial" w:cs="Arial" w:eastAsia="Arial" w:hAnsi="Arial"/>
-                <w:color w:val="595959"/>
-                <w:sz w:val="14"/>
-                <w:szCs w:val="14"/>
-              </w:rPr>
-              <w:t xml:space="preserve">Source: Khan Academy (English - US curriculum)</w:t>
-            </w:r>
-          </w:p>
-          <w:p>
-            <w:pPr>
-              <w:spacing w:after="10" w:before="0"/>
-              <w:ind w:left="120"/>
-            </w:pPr>
-            <w:hyperlink w:history="1" r:id="rIdg1ohtbtxfxw25dbqqwmyt">
-              <w:r>
-                <w:rPr>
-                  <w:rFonts w:ascii="Arial" w:cs="Arial" w:eastAsia="Arial" w:hAnsi="Arial"/>
-                  <w:color w:val="595959"/>
-                  <w:sz w:val="14"/>
-                  <w:szCs w:val="14"/>
-                  <w:u w:val="single" w:color="595959"/>
-                </w:rPr>
-                <w:t xml:space="preserve">🔍 Search ARES for similar videos</w:t>
-              </w:r>
-            </w:hyperlink>
-          </w:p>
-          <w:p>
-            <w:pPr>
-              <w:spacing w:after="40" w:before="0"/>
-            </w:pPr>
-            <w:r>
-              <w:rPr>
-                <w:sz w:val="14"/>
-                <w:szCs w:val="14"/>
-              </w:rPr>
-              <w:t xml:space="preserve"/>
-            </w:r>
-          </w:p>
-          <w:p>
-            <w:pPr>
-              <w:spacing w:after="20" w:before="0"/>
-            </w:pPr>
-            <w:r>
-              <w:rPr>
-                <w:rFonts w:ascii="Arial" w:cs="Arial" w:eastAsia="Arial" w:hAnsi="Arial"/>
-                <w:b/>
-                <w:bCs/>
-                <w:color w:val="1F3864"/>
-                <w:sz w:val="16"/>
-                <w:szCs w:val="16"/>
-              </w:rPr>
-              <w:t xml:space="preserve">📖 EXERCISE:</w:t>
-            </w:r>
-          </w:p>
-          <w:p>
-            <w:pPr>
-              <w:spacing w:after="20" w:before="0"/>
-            </w:pPr>
-            <w:hyperlink w:history="1" r:id="rIdapgx1r-cuzcxxbo4nx2m7">
-              <w:r>
-                <w:rPr>
-                  <w:rFonts w:ascii="Arial" w:cs="Arial" w:eastAsia="Arial" w:hAnsi="Arial"/>
-                  <w:color w:val="2E75B6"/>
-                  <w:sz w:val="16"/>
-                  <w:szCs w:val="16"/>
-                  <w:u w:val="single" w:color="2E75B6"/>
-                </w:rPr>
-                <w:t xml:space="preserve">Alternate Formula for the Area of a Triangle Practice</w:t>
-              </w:r>
-            </w:hyperlink>
-          </w:p>
-          <w:p>
-            <w:pPr>
-              <w:spacing w:after="10" w:before="0"/>
-              <w:ind w:left="120"/>
-            </w:pPr>
-            <w:r>
-              <w:rPr>
-                <w:rFonts w:ascii="Arial" w:cs="Arial" w:eastAsia="Arial" w:hAnsi="Arial"/>
-                <w:color w:val="595959"/>
-                <w:sz w:val="14"/>
-                <w:szCs w:val="14"/>
-              </w:rPr>
-              <w:t xml:space="preserve">Source: CK-12</w:t>
-            </w:r>
-          </w:p>
-          <w:p>
-            <w:pPr>
-              <w:spacing w:after="10" w:before="0"/>
-              <w:ind w:left="120"/>
-            </w:pPr>
-            <w:hyperlink w:history="1" r:id="rIdv7zbeo7-v6ebjeozn41l1">
-              <w:r>
-                <w:rPr>
-                  <w:rFonts w:ascii="Arial" w:cs="Arial" w:eastAsia="Arial" w:hAnsi="Arial"/>
-                  <w:color w:val="595959"/>
-                  <w:sz w:val="14"/>
-                  <w:szCs w:val="14"/>
-                  <w:u w:val="single" w:color="595959"/>
-                </w:rPr>
-                <w:t xml:space="preserve">🔍 Search ARES for similar readings</w:t>
-              </w:r>
-            </w:hyperlink>
-          </w:p>
-        </w:tc>
-        <w:tc>
-          <w:tcPr>
-            <w:tcW w:type="dxa" w:w="3040"/>
-            <w:shd w:fill="FFFFFF" w:color="auto" w:val="clear"/>
-            <w:tcMar>
-              <w:top w:type="dxa" w:w="60"/>
-              <w:left w:type="dxa" w:w="120"/>
-              <w:bottom w:type="dxa" w:w="60"/>
-              <w:right w:type="dxa" w:w="120"/>
-            </w:tcMar>
-            <w:vAlign w:val="top"/>
-          </w:tcPr>
-          <w:p>
-            <w:pPr>
-              <w:spacing w:after="40" w:before="0"/>
-              <w:jc w:val="left"/>
-            </w:pPr>
-            <w:r>
-              <w:rPr>
-                <w:rFonts w:ascii="Arial" w:cs="Arial" w:eastAsia="Arial" w:hAnsi="Arial"/>
-                <w:b w:val="false"/>
-                <w:bCs w:val="false"/>
-                <w:i w:val="false"/>
-                <w:iCs w:val="false"/>
-                <w:color w:val="000000"/>
-                <w:sz w:val="18"/>
-                <w:szCs w:val="18"/>
-              </w:rPr>
-              <w:t xml:space="preserve">The class constructs the unit's Driving Question Board together on a large sheet of manila paper or a designated section of the classroom wall. The DQB has three columns: WHAT WE KNOW | WHAT WE NEED TO KNOW | WHAT WE WONDER. Each learner receives three sticky notes (or writes three items in their book if physical notes are unavailable). They write: one 'know' item, one 'need to know' item, and one 'wonder' item — all connected to the Kericho land plot phenomenon. Learners post their sticky notes (or the teacher collects and posts representative ones). The class reads through the DQB together, and the teacher organises the 'need to know' items into clusters: (i) How to find area of triangles [already partially answered today], (ii) How to break any polygon into triangles, (iii) How to handle polygons that are not easy to decompose, (iv) How to divide the total area equally among three families. The driving question is posted at the top of the DQB and will remain visible for every lesson in the unit.</w:t>
-            </w:r>
-          </w:p>
-        </w:tc>
-        <w:tc>
-          <w:tcPr>
-            <w:tcW w:type="dxa" w:w="3040"/>
-            <w:shd w:fill="F2F2F2" w:color="auto" w:val="clear"/>
-            <w:tcMar>
-              <w:top w:type="dxa" w:w="60"/>
-              <w:left w:type="dxa" w:w="120"/>
-              <w:bottom w:type="dxa" w:w="60"/>
-              <w:right w:type="dxa" w:w="120"/>
-            </w:tcMar>
-            <w:vAlign w:val="top"/>
-          </w:tcPr>
-          <w:p>
-            <w:pPr>
-              <w:spacing w:after="40" w:before="0"/>
-              <w:jc w:val="left"/>
-            </w:pPr>
-            <w:r>
-              <w:rPr>
-                <w:rFonts w:ascii="Arial" w:cs="Arial" w:eastAsia="Arial" w:hAnsi="Arial"/>
-                <w:b w:val="false"/>
-                <w:bCs w:val="false"/>
-                <w:i w:val="false"/>
-                <w:iCs w:val="false"/>
-                <w:color w:val="000000"/>
-                <w:sz w:val="18"/>
-                <w:szCs w:val="18"/>
-              </w:rPr>
-              <w:t xml:space="preserve">1. Introduce the DQB: 'This board is the memory of our class investigation. Every time we learn something new about the Kericho plot, we will update it. Today we start it.' 2. Give thinking time: 'In silence, write your three sticky notes — one KNOW, one NEED TO KNOW, one WONDER. You have 2 minutes.' (WAIT and allow silence.) 3. Invite learners to post. As they post, read each one aloud and ask 'Does everyone agree this belongs in this column? Thumbs up or move?' Correct any that are in the wrong column collaboratively. 4. Cluster the 'need to know' items into 3–4 groups using a coloured marker circle. Name each cluster: 'This group of questions is all about triangle area — we started answering those today. These are all about breaking up polygons — that is the next step. These are about dividing fairly — that will come near the end of our unit.' 5. Point to the driving question banner: 'Every lesson, we will come back to this board and move sticky notes from NEED TO KNOW to KNOW. The day we can answer every question on this board is the day we can finally help the Chepkemoi, Mwangi, and Otieno families.' 6. Cold-call one learner: 'Zawadi — if you had to explain to the village elder what we achieved today, what would you say?' (WAIT 12 seconds.) Affirm and extend the response.</w:t>
-            </w:r>
-          </w:p>
-        </w:tc>
-        <w:tc>
-          <w:tcPr>
-            <w:tcW w:type="dxa" w:w="3040"/>
-            <w:shd w:fill="FFFFFF" w:color="auto" w:val="clear"/>
-            <w:tcMar>
-              <w:top w:type="dxa" w:w="60"/>
-              <w:left w:type="dxa" w:w="120"/>
-              <w:bottom w:type="dxa" w:w="60"/>
-              <w:right w:type="dxa" w:w="120"/>
-            </w:tcMar>
-            <w:vAlign w:val="top"/>
-          </w:tcPr>
-          <w:p>
-            <w:pPr>
-              <w:spacing w:after="40" w:before="0"/>
-              <w:jc w:val="left"/>
-            </w:pPr>
-            <w:r>
-              <w:rPr>
-                <w:rFonts w:ascii="Arial" w:cs="Arial" w:eastAsia="Arial" w:hAnsi="Arial"/>
-                <w:b w:val="false"/>
-                <w:bCs w:val="false"/>
-                <w:i w:val="false"/>
-                <w:iCs w:val="false"/>
-                <w:color w:val="000000"/>
-                <w:sz w:val="18"/>
-                <w:szCs w:val="18"/>
-              </w:rPr>
-              <w:t xml:space="preserve">Strategy: DRIVING QUESTION BOARD AS A LIVING KNOWLEDGE TRACKER. The DQB externalises metacognition — learners can see what the class collectively knows and does not know. By physically moving sticky notes across the board in future lessons, learners experience knowledge growth as a tangible, visible process. Clustering the 'need to know' questions previews the unit structure and gives learners a sense of agency over the learning trajectory.</w:t>
-            </w:r>
-          </w:p>
-        </w:tc>
-        <w:tc>
-          <w:tcPr>
-            <w:tcW w:type="dxa" w:w="3040"/>
-            <w:shd w:fill="F2F2F2" w:color="auto" w:val="clear"/>
-            <w:tcMar>
-              <w:top w:type="dxa" w:w="60"/>
-              <w:left w:type="dxa" w:w="120"/>
-              <w:bottom w:type="dxa" w:w="60"/>
-              <w:right w:type="dxa" w:w="120"/>
-            </w:tcMar>
-            <w:vAlign w:val="top"/>
-          </w:tcPr>
-          <w:p>
-            <w:pPr>
-              <w:spacing w:after="40" w:before="0"/>
-              <w:jc w:val="left"/>
-            </w:pPr>
-            <w:r>
-              <w:rPr>
-                <w:rFonts w:ascii="Arial" w:cs="Arial" w:eastAsia="Arial" w:hAnsi="Arial"/>
-                <w:b w:val="false"/>
-                <w:bCs w:val="false"/>
-                <w:i w:val="false"/>
-                <w:iCs w:val="false"/>
-                <w:color w:val="000000"/>
-                <w:sz w:val="18"/>
-                <w:szCs w:val="18"/>
-              </w:rPr>
-              <w:t xml:space="preserve">OBSERVABLE INDICATOR: Every learner has contributed at least one sticky note (or written entry) in each column. The 'know' entries reference triangle area, polygon sides, or the phenomenon context — not generic statements like 'I know mathematics.' The 'need to know' entries are specific enough to point toward a lesson topic (e.g., 'how do I find the height of a triangle that is not right-angled?' or 'what if I cannot draw a straight line from one vertex to another?'). TEACHER NOTE: Photograph the DQB at the end of this lesson as a baseline. Compare with the DQB at the end of Lesson 6 to document unit-level learning progression for formative records.</w:t>
-            </w:r>
-          </w:p>
-        </w:tc>
-      </w:tr>
-      <w:tr>
-        <w:tc>
-          <w:tcPr>
-            <w:tcW w:type="dxa" w:w="1520"/>
-            <w:shd w:fill="D5E8F0" w:color="auto" w:val="clear"/>
-            <w:tcMar>
-              <w:top w:type="dxa" w:w="60"/>
-              <w:left w:type="dxa" w:w="120"/>
-              <w:bottom w:type="dxa" w:w="60"/>
-              <w:right w:type="dxa" w:w="120"/>
-            </w:tcMar>
-            <w:vAlign w:val="top"/>
-          </w:tcPr>
-          <w:p>
-            <w:pPr>
-              <w:spacing w:after="40" w:before="0"/>
-              <w:jc w:val="left"/>
-            </w:pPr>
-            <w:r>
-              <w:rPr>
-                <w:rFonts w:ascii="Arial" w:cs="Arial" w:eastAsia="Arial" w:hAnsi="Arial"/>
-                <w:b/>
-                <w:bCs/>
-                <w:i w:val="false"/>
-                <w:iCs w:val="false"/>
-                <w:color w:val="000000"/>
-                <w:sz w:val="18"/>
-                <w:szCs w:val="18"/>
-              </w:rPr>
-              <w:t xml:space="preserve">Model Building Phase</w:t>
-            </w:r>
-          </w:p>
-          <w:p>
-            <w:pPr>
-              <w:spacing w:after="20" w:before="0"/>
-            </w:pPr>
-            <w:r>
-              <w:rPr>
-                <w:rFonts w:ascii="Arial" w:cs="Arial" w:eastAsia="Arial" w:hAnsi="Arial"/>
-                <w:b/>
-                <w:bCs/>
-                <w:color w:val="1F3864"/>
-                <w:sz w:val="16"/>
-                <w:szCs w:val="16"/>
-              </w:rPr>
-              <w:t xml:space="preserve">📹 VIDEO:</w:t>
-            </w:r>
-          </w:p>
-          <w:p>
-            <w:pPr>
-              <w:spacing w:after="20" w:before="0"/>
-            </w:pPr>
-            <w:hyperlink w:history="1" r:id="rIduguant6wjzhe3nruuw01h">
-              <w:r>
-                <w:rPr>
-                  <w:rFonts w:ascii="Arial" w:cs="Arial" w:eastAsia="Arial" w:hAnsi="Arial"/>
-                  <w:color w:val="2E75B6"/>
-                  <w:sz w:val="16"/>
-                  <w:szCs w:val="16"/>
-                  <w:u w:val="single" w:color="2E75B6"/>
-                </w:rPr>
-                <w:t xml:space="preserve">Manipulating formulas: area</w:t>
-              </w:r>
-            </w:hyperlink>
-          </w:p>
-          <w:p>
-            <w:pPr>
-              <w:spacing w:after="10" w:before="0"/>
-              <w:ind w:left="120"/>
-            </w:pPr>
-            <w:r>
-              <w:rPr>
-                <w:rFonts w:ascii="Arial" w:cs="Arial" w:eastAsia="Arial" w:hAnsi="Arial"/>
-                <w:color w:val="595959"/>
-                <w:sz w:val="14"/>
-                <w:szCs w:val="14"/>
-              </w:rPr>
-              <w:t xml:space="preserve">Source: Khan Academy (English - US curriculum)</w:t>
-            </w:r>
-          </w:p>
-          <w:p>
-            <w:pPr>
-              <w:spacing w:after="10" w:before="0"/>
-              <w:ind w:left="120"/>
-            </w:pPr>
-            <w:hyperlink w:history="1" r:id="rIdpdylp75kannjusmgcmbja">
-              <w:r>
-                <w:rPr>
-                  <w:rFonts w:ascii="Arial" w:cs="Arial" w:eastAsia="Arial" w:hAnsi="Arial"/>
-                  <w:color w:val="595959"/>
-                  <w:sz w:val="14"/>
-                  <w:szCs w:val="14"/>
-                  <w:u w:val="single" w:color="595959"/>
-                </w:rPr>
-                <w:t xml:space="preserve">🔍 Search ARES for similar videos</w:t>
-              </w:r>
-            </w:hyperlink>
-          </w:p>
-          <w:p>
-            <w:pPr>
-              <w:spacing w:after="40" w:before="0"/>
-            </w:pPr>
-            <w:r>
-              <w:rPr>
-                <w:sz w:val="14"/>
-                <w:szCs w:val="14"/>
-              </w:rPr>
-              <w:t xml:space="preserve"/>
-            </w:r>
-          </w:p>
-          <w:p>
-            <w:pPr>
-              <w:spacing w:after="20" w:before="0"/>
-            </w:pPr>
-            <w:r>
-              <w:rPr>
-                <w:rFonts w:ascii="Arial" w:cs="Arial" w:eastAsia="Arial" w:hAnsi="Arial"/>
-                <w:b/>
-                <w:bCs/>
-                <w:color w:val="1F3864"/>
-                <w:sz w:val="16"/>
-                <w:szCs w:val="16"/>
-              </w:rPr>
-              <w:t xml:space="preserve">📖 HTML:</w:t>
-            </w:r>
-          </w:p>
-          <w:p>
-            <w:pPr>
-              <w:spacing w:after="20" w:before="0"/>
-            </w:pPr>
-            <w:hyperlink w:history="1" r:id="rId18ik7jfrnqg4l2oocnow3">
-              <w:r>
-                <w:rPr>
-                  <w:rFonts w:ascii="Arial" w:cs="Arial" w:eastAsia="Arial" w:hAnsi="Arial"/>
-                  <w:color w:val="2E75B6"/>
-                  <w:sz w:val="16"/>
-                  <w:szCs w:val="16"/>
-                  <w:u w:val="single" w:color="2E75B6"/>
-                </w:rPr>
-                <w:t xml:space="preserve">Derivation of the Triangle Area Formula (Flexbook)</w:t>
-              </w:r>
-            </w:hyperlink>
-          </w:p>
-          <w:p>
-            <w:pPr>
-              <w:spacing w:after="10" w:before="0"/>
-              <w:ind w:left="120"/>
-            </w:pPr>
-            <w:r>
-              <w:rPr>
-                <w:rFonts w:ascii="Arial" w:cs="Arial" w:eastAsia="Arial" w:hAnsi="Arial"/>
-                <w:color w:val="595959"/>
-                <w:sz w:val="14"/>
-                <w:szCs w:val="14"/>
-              </w:rPr>
-              <w:t xml:space="preserve">Source: CK-12</w:t>
-            </w:r>
-          </w:p>
-          <w:p>
-            <w:pPr>
-              <w:spacing w:after="10" w:before="0"/>
-              <w:ind w:left="120"/>
-            </w:pPr>
-            <w:hyperlink w:history="1" r:id="rIdc4cxzk_9ujfjhvrhp-zfq">
+            <w:hyperlink w:history="1" r:id="rIdlkupambrnb6rvzrv-nyho">
               <w:r>
                 <w:rPr>
                   <w:rFonts w:ascii="Arial" w:cs="Arial" w:eastAsia="Arial" w:hAnsi="Arial"/>
@@ -6047,7 +6047,7 @@
             <w:pPr>
               <w:spacing w:after="20" w:before="0"/>
             </w:pPr>
-            <w:hyperlink w:history="1" r:id="rIdjl6zsjlng6l-vova3xhqs">
+            <w:hyperlink w:history="1" r:id="rIdlwi8ltsk8tiphl1uke0wn">
               <w:r>
                 <w:rPr>
                   <w:rFonts w:ascii="Arial" w:cs="Arial" w:eastAsia="Arial" w:hAnsi="Arial"/>
@@ -6080,7 +6080,7 @@
               <w:spacing w:after="10" w:before="0"/>
               <w:ind w:left="120"/>
             </w:pPr>
-            <w:hyperlink w:history="1" r:id="rIdnaky4oscy2qwfr9tls7hj">
+            <w:hyperlink w:history="1" r:id="rIdtdehtfdjaqomgxujd4i-k">
               <w:r>
                 <w:rPr>
                   <w:rFonts w:ascii="Arial" w:cs="Arial" w:eastAsia="Arial" w:hAnsi="Arial"/>
@@ -6125,7 +6125,7 @@
             <w:pPr>
               <w:spacing w:after="20" w:before="0"/>
             </w:pPr>
-            <w:hyperlink w:history="1" r:id="rIdqnuv2bh_5skiesd6s7tiz">
+            <w:hyperlink w:history="1" r:id="rIdaenvbnchmivn5yt6ocd3g">
               <w:r>
                 <w:rPr>
                   <w:rFonts w:ascii="Arial" w:cs="Arial" w:eastAsia="Arial" w:hAnsi="Arial"/>
@@ -6158,7 +6158,7 @@
               <w:spacing w:after="10" w:before="0"/>
               <w:ind w:left="120"/>
             </w:pPr>
-            <w:hyperlink w:history="1" r:id="rIdb1ndrudin3mwriemkajnw">
+            <w:hyperlink w:history="1" r:id="rIdaooug6xd-6wm1ooxo3p_y">
               <w:r>
                 <w:rPr>
                   <w:rFonts w:ascii="Arial" w:cs="Arial" w:eastAsia="Arial" w:hAnsi="Arial"/>
@@ -6429,7 +6429,7 @@
             <w:pPr>
               <w:spacing w:after="20" w:before="0"/>
             </w:pPr>
-            <w:hyperlink w:history="1" r:id="rIdczpyudu6xmogzggiw8ca-">
+            <w:hyperlink w:history="1" r:id="rIdqxfzdryewmox-_l4wt6yx">
               <w:r>
                 <w:rPr>
                   <w:rFonts w:ascii="Arial" w:cs="Arial" w:eastAsia="Arial" w:hAnsi="Arial"/>
@@ -6462,7 +6462,7 @@
               <w:spacing w:after="10" w:before="0"/>
               <w:ind w:left="120"/>
             </w:pPr>
-            <w:hyperlink w:history="1" r:id="rIdaap1ktm2dpxxfscyc_k1l">
+            <w:hyperlink w:history="1" r:id="rIdz_rznxpsqt24ksncjpzxe">
               <w:r>
                 <w:rPr>
                   <w:rFonts w:ascii="Arial" w:cs="Arial" w:eastAsia="Arial" w:hAnsi="Arial"/>
@@ -6507,7 +6507,7 @@
             <w:pPr>
               <w:spacing w:after="20" w:before="0"/>
             </w:pPr>
-            <w:hyperlink w:history="1" r:id="rId6_imlmx6eh_v7aovifx-q">
+            <w:hyperlink w:history="1" r:id="rIdpn5i2oyxvzvmvpvsuyz-k">
               <w:r>
                 <w:rPr>
                   <w:rFonts w:ascii="Arial" w:cs="Arial" w:eastAsia="Arial" w:hAnsi="Arial"/>
@@ -6540,7 +6540,7 @@
               <w:spacing w:after="10" w:before="0"/>
               <w:ind w:left="120"/>
             </w:pPr>
-            <w:hyperlink w:history="1" r:id="rIdms-7c9-uenj6tt0882mhq">
+            <w:hyperlink w:history="1" r:id="rIdjetz9ffckqlq-ttgms11f">
               <w:r>
                 <w:rPr>
                   <w:rFonts w:ascii="Arial" w:cs="Arial" w:eastAsia="Arial" w:hAnsi="Arial"/>
@@ -6811,7 +6811,771 @@
             <w:pPr>
               <w:spacing w:after="20" w:before="0"/>
             </w:pPr>
-            <w:hyperlink w:history="1" r:id="rIdtaohzpbjcmvb37tmc6r5m">
+            <w:hyperlink w:history="1" r:id="rId7wh69jo21cu6nuozmmu3u">
+              <w:r>
+                <w:rPr>
+                  <w:rFonts w:ascii="Arial" w:cs="Arial" w:eastAsia="Arial" w:hAnsi="Arial"/>
+                  <w:color w:val="2E75B6"/>
+                  <w:sz w:val="16"/>
+                  <w:szCs w:val="16"/>
+                  <w:u w:val="single" w:color="2E75B6"/>
+                </w:rPr>
+                <w:t xml:space="preserve">Quadrilateral properties</w:t>
+              </w:r>
+            </w:hyperlink>
+          </w:p>
+          <w:p>
+            <w:pPr>
+              <w:spacing w:after="10" w:before="0"/>
+              <w:ind w:left="120"/>
+            </w:pPr>
+            <w:r>
+              <w:rPr>
+                <w:rFonts w:ascii="Arial" w:cs="Arial" w:eastAsia="Arial" w:hAnsi="Arial"/>
+                <w:color w:val="595959"/>
+                <w:sz w:val="14"/>
+                <w:szCs w:val="14"/>
+              </w:rPr>
+              <w:t xml:space="preserve">Source: Khan Academy (English - US curriculum)</w:t>
+            </w:r>
+          </w:p>
+          <w:p>
+            <w:pPr>
+              <w:spacing w:after="10" w:before="0"/>
+              <w:ind w:left="120"/>
+            </w:pPr>
+            <w:hyperlink w:history="1" r:id="rId9_87xjqrnbqvkittadiac">
+              <w:r>
+                <w:rPr>
+                  <w:rFonts w:ascii="Arial" w:cs="Arial" w:eastAsia="Arial" w:hAnsi="Arial"/>
+                  <w:color w:val="595959"/>
+                  <w:sz w:val="14"/>
+                  <w:szCs w:val="14"/>
+                  <w:u w:val="single" w:color="595959"/>
+                </w:rPr>
+                <w:t xml:space="preserve">🔍 Search ARES for similar videos</w:t>
+              </w:r>
+            </w:hyperlink>
+          </w:p>
+          <w:p>
+            <w:pPr>
+              <w:spacing w:after="40" w:before="0"/>
+            </w:pPr>
+            <w:r>
+              <w:rPr>
+                <w:sz w:val="14"/>
+                <w:szCs w:val="14"/>
+              </w:rPr>
+              <w:t xml:space="preserve"/>
+            </w:r>
+          </w:p>
+          <w:p>
+            <w:pPr>
+              <w:spacing w:after="20" w:before="0"/>
+            </w:pPr>
+            <w:r>
+              <w:rPr>
+                <w:rFonts w:ascii="Arial" w:cs="Arial" w:eastAsia="Arial" w:hAnsi="Arial"/>
+                <w:b/>
+                <w:bCs/>
+                <w:color w:val="1F3864"/>
+                <w:sz w:val="16"/>
+                <w:szCs w:val="16"/>
+              </w:rPr>
+              <w:t xml:space="preserve">📖 HTML:</w:t>
+            </w:r>
+          </w:p>
+          <w:p>
+            <w:pPr>
+              <w:spacing w:after="20" w:before="0"/>
+            </w:pPr>
+            <w:hyperlink w:history="1" r:id="rIdemab9e1udz0_1kpps9nkz">
+              <w:r>
+                <w:rPr>
+                  <w:rFonts w:ascii="Arial" w:cs="Arial" w:eastAsia="Arial" w:hAnsi="Arial"/>
+                  <w:color w:val="2E75B6"/>
+                  <w:sz w:val="16"/>
+                  <w:szCs w:val="16"/>
+                  <w:u w:val="single" w:color="2E75B6"/>
+                </w:rPr>
+                <w:t xml:space="preserve">Area of a Parallelogram: Rhombus (PLIX)</w:t>
+              </w:r>
+            </w:hyperlink>
+          </w:p>
+          <w:p>
+            <w:pPr>
+              <w:spacing w:after="10" w:before="0"/>
+              <w:ind w:left="120"/>
+            </w:pPr>
+            <w:r>
+              <w:rPr>
+                <w:rFonts w:ascii="Arial" w:cs="Arial" w:eastAsia="Arial" w:hAnsi="Arial"/>
+                <w:color w:val="595959"/>
+                <w:sz w:val="14"/>
+                <w:szCs w:val="14"/>
+              </w:rPr>
+              <w:t xml:space="preserve">Source: CK-12</w:t>
+            </w:r>
+          </w:p>
+          <w:p>
+            <w:pPr>
+              <w:spacing w:after="10" w:before="0"/>
+              <w:ind w:left="120"/>
+            </w:pPr>
+            <w:hyperlink w:history="1" r:id="rIdzsuotofx0qh2exeb1gkvk">
+              <w:r>
+                <w:rPr>
+                  <w:rFonts w:ascii="Arial" w:cs="Arial" w:eastAsia="Arial" w:hAnsi="Arial"/>
+                  <w:color w:val="595959"/>
+                  <w:sz w:val="14"/>
+                  <w:szCs w:val="14"/>
+                  <w:u w:val="single" w:color="595959"/>
+                </w:rPr>
+                <w:t xml:space="preserve">🔍 Search ARES for similar readings</w:t>
+              </w:r>
+            </w:hyperlink>
+          </w:p>
+        </w:tc>
+        <w:tc>
+          <w:tcPr>
+            <w:tcW w:type="dxa" w:w="3040"/>
+            <w:shd w:fill="FFFFFF" w:color="auto" w:val="clear"/>
+            <w:tcMar>
+              <w:top w:type="dxa" w:w="60"/>
+              <w:left w:type="dxa" w:w="120"/>
+              <w:bottom w:type="dxa" w:w="60"/>
+              <w:right w:type="dxa" w:w="120"/>
+            </w:tcMar>
+            <w:vAlign w:val="top"/>
+          </w:tcPr>
+          <w:p>
+            <w:pPr>
+              <w:spacing w:after="40" w:before="0"/>
+              <w:jc w:val="left"/>
+            </w:pPr>
+            <w:r>
+              <w:rPr>
+                <w:rFonts w:ascii="Arial" w:cs="Arial" w:eastAsia="Arial" w:hAnsi="Arial"/>
+                <w:b w:val="false"/>
+                <w:bCs w:val="false"/>
+                <w:i w:val="false"/>
+                <w:iCs w:val="false"/>
+                <w:color w:val="000000"/>
+                <w:sz w:val="18"/>
+                <w:szCs w:val="18"/>
+              </w:rPr>
+              <w:t xml:space="preserve">Using their Dimensions Table from Phase 2, groups derive the area formula for each quadrilateral and calculate the area of their specific cut-out. They record: 'The area of a parallelogram = __ because when we rearranged it we got a rectangle of base __ and height __.' Similarly for the rhombus (each diagonal halves the other, giving four right-angle triangles), trapezium (two triangles with bases a and b sharing height h), and kite (same logic as rhombus). Groups then apply their derived formulae to two contextualised problems on the worksheet: (1) A parallelogram-shaped cattle pen near Naivasha has a base of 24 m and a perpendicular height of 15 m. What is its area? (2) A tea-farm terrace in Kericho has a trapezoidal cross-section with parallel widths of 3.6 m and 2.2 m and a depth of 1.4 m. What is the cross-sectional area? Groups write solutions and present findings. The teacher formalises all four formulae on the board with derivation diagrams and connects back to the Kericho land plot.</w:t>
+            </w:r>
+          </w:p>
+        </w:tc>
+        <w:tc>
+          <w:tcPr>
+            <w:tcW w:type="dxa" w:w="3040"/>
+            <w:shd w:fill="F2F2F2" w:color="auto" w:val="clear"/>
+            <w:tcMar>
+              <w:top w:type="dxa" w:w="60"/>
+              <w:left w:type="dxa" w:w="120"/>
+              <w:bottom w:type="dxa" w:w="60"/>
+              <w:right w:type="dxa" w:w="120"/>
+            </w:tcMar>
+            <w:vAlign w:val="top"/>
+          </w:tcPr>
+          <w:p>
+            <w:pPr>
+              <w:spacing w:after="40" w:before="0"/>
+              <w:jc w:val="left"/>
+            </w:pPr>
+            <w:r>
+              <w:rPr>
+                <w:rFonts w:ascii="Arial" w:cs="Arial" w:eastAsia="Arial" w:hAnsi="Arial"/>
+                <w:b w:val="false"/>
+                <w:bCs w:val="false"/>
+                <w:i w:val="false"/>
+                <w:iCs w:val="false"/>
+                <w:color w:val="000000"/>
+                <w:sz w:val="18"/>
+                <w:szCs w:val="18"/>
+              </w:rPr>
+              <w:t xml:space="preserve">1. Begin group formula derivation: 'Using what you saw when you rearranged your shapes, write the formula for each shape's area in the box on your worksheet. Use the letters b, h, a, d₁, d₂. You have 6 minutes.' [Circulate — prompt groups who are stuck with: 'What shape did your parallelogram become? What is the area formula for that shape?']</w:t>
+            </w:r>
+          </w:p>
+          <w:p>
+            <w:pPr>
+              <w:spacing w:after="40" w:before="0"/>
+              <w:jc w:val="left"/>
+            </w:pPr>
+            <w:r>
+              <w:rPr>
+                <w:rFonts w:ascii="Arial" w:cs="Arial" w:eastAsia="Arial" w:hAnsi="Arial"/>
+                <w:b w:val="false"/>
+                <w:bCs w:val="false"/>
+                <w:i w:val="false"/>
+                <w:iCs w:val="false"/>
+                <w:color w:val="000000"/>
+                <w:sz w:val="18"/>
+                <w:szCs w:val="18"/>
+              </w:rPr>
+              <w:t xml:space="preserve">2. After 6 minutes, cold-call one group per formula (4 cold-calls). For each: 'Group 3, what formula did you derive for the trapezium, and how did you arrive at it?' [WAIT 12 seconds.] Write each derived formula on the board.</w:t>
+            </w:r>
+          </w:p>
+          <w:p>
+            <w:pPr>
+              <w:spacing w:after="40" w:before="0"/>
+              <w:jc w:val="left"/>
+            </w:pPr>
+            <w:r>
+              <w:rPr>
+                <w:rFonts w:ascii="Arial" w:cs="Arial" w:eastAsia="Arial" w:hAnsi="Arial"/>
+                <w:b w:val="false"/>
+                <w:bCs w:val="false"/>
+                <w:i w:val="false"/>
+                <w:iCs w:val="false"/>
+                <w:color w:val="000000"/>
+                <w:sz w:val="18"/>
+                <w:szCs w:val="18"/>
+              </w:rPr>
+              <w:t xml:space="preserve">3. After all four are on the board, formalise with diagrams: 'Let us confirm. For the parallelogram…' [Draw parallelogram, show the cut, show the rectangle.] Repeat for all four. Say: 'Notice that rhombus and kite share the same formula — A = ½d₁d₂. Why? Raise your hand.' [WAIT 15 seconds.] Cold-call: 'Wanjiku, can you explain why?' [If no correct answer after 15 s, guide: 'Look at the diagonals in both shapes. What do both diagonals do in both shapes?']</w:t>
+            </w:r>
+          </w:p>
+          <w:p>
+            <w:pPr>
+              <w:spacing w:after="40" w:before="0"/>
+              <w:jc w:val="left"/>
+            </w:pPr>
+            <w:r>
+              <w:rPr>
+                <w:rFonts w:ascii="Arial" w:cs="Arial" w:eastAsia="Arial" w:hAnsi="Arial"/>
+                <w:b w:val="false"/>
+                <w:bCs w:val="false"/>
+                <w:i w:val="false"/>
+                <w:iCs w:val="false"/>
+                <w:color w:val="000000"/>
+                <w:sz w:val="18"/>
+                <w:szCs w:val="18"/>
+              </w:rPr>
+              <w:t xml:space="preserve">4. Direct learners to the two contextualised problems. Say: 'Problem 1 — a cattle pen in Naivasha. Problem 2 — a tea terrace in Kericho. Solve both individually, then check with your partner. You have 5 minutes.'</w:t>
+            </w:r>
+          </w:p>
+          <w:p>
+            <w:pPr>
+              <w:spacing w:after="40" w:before="0"/>
+              <w:jc w:val="left"/>
+            </w:pPr>
+            <w:r>
+              <w:rPr>
+                <w:rFonts w:ascii="Arial" w:cs="Arial" w:eastAsia="Arial" w:hAnsi="Arial"/>
+                <w:b w:val="false"/>
+                <w:bCs w:val="false"/>
+                <w:i w:val="false"/>
+                <w:iCs w:val="false"/>
+                <w:color w:val="000000"/>
+                <w:sz w:val="18"/>
+                <w:szCs w:val="18"/>
+              </w:rPr>
+              <w:t xml:space="preserve">5. Cold-call two different learners (one per problem) to present solutions. Require them to state: formula used, substitution, and final answer with units. Correct any unit errors.</w:t>
+            </w:r>
+          </w:p>
+          <w:p>
+            <w:pPr>
+              <w:spacing w:after="40" w:before="0"/>
+              <w:jc w:val="left"/>
+            </w:pPr>
+            <w:r>
+              <w:rPr>
+                <w:rFonts w:ascii="Arial" w:cs="Arial" w:eastAsia="Arial" w:hAnsi="Arial"/>
+                <w:b w:val="false"/>
+                <w:bCs w:val="false"/>
+                <w:i w:val="false"/>
+                <w:iCs w:val="false"/>
+                <w:color w:val="000000"/>
+                <w:sz w:val="18"/>
+                <w:szCs w:val="18"/>
+              </w:rPr>
+              <w:t xml:space="preserve">6. Connect to phenomenon: 'Look at the Kericho land plot diagram from Lesson 1. Can you now see any sides of the seven-sided plot that, when we draw internal lines, might create a trapezium or parallelogram? Discuss with your group for 1 minute.' [Take 2 responses.] Say: 'Our toolkit is growing. Let us update the board.'</w:t>
+            </w:r>
+          </w:p>
+        </w:tc>
+        <w:tc>
+          <w:tcPr>
+            <w:tcW w:type="dxa" w:w="3040"/>
+            <w:shd w:fill="FFFFFF" w:color="auto" w:val="clear"/>
+            <w:tcMar>
+              <w:top w:type="dxa" w:w="60"/>
+              <w:left w:type="dxa" w:w="120"/>
+              <w:bottom w:type="dxa" w:w="60"/>
+              <w:right w:type="dxa" w:w="120"/>
+            </w:tcMar>
+            <w:vAlign w:val="top"/>
+          </w:tcPr>
+          <w:p>
+            <w:pPr>
+              <w:spacing w:after="40" w:before="0"/>
+              <w:jc w:val="left"/>
+            </w:pPr>
+            <w:r>
+              <w:rPr>
+                <w:rFonts w:ascii="Arial" w:cs="Arial" w:eastAsia="Arial" w:hAnsi="Arial"/>
+                <w:b w:val="false"/>
+                <w:bCs w:val="false"/>
+                <w:i w:val="false"/>
+                <w:iCs w:val="false"/>
+                <w:color w:val="000000"/>
+                <w:sz w:val="18"/>
+                <w:szCs w:val="18"/>
+              </w:rPr>
+              <w:t xml:space="preserve">Derive-Before-Apply (NGSS SEP-6: Constructing Explanations): Learners construct the formula from their own dissection evidence before applying it, which deepens retention and conceptual understanding compared to formula-first teaching. The 'connect back to phenomenon' prompt at the end of Phase 3 ensures sensemaking is always anchored to the driving question. The dual context problems (Naivasha cattle pen + Kericho tea terrace) reinforce that these formulae are tools for real Kenyan land and agricultural problems.</w:t>
+            </w:r>
+          </w:p>
+        </w:tc>
+        <w:tc>
+          <w:tcPr>
+            <w:tcW w:type="dxa" w:w="3040"/>
+            <w:shd w:fill="F2F2F2" w:color="auto" w:val="clear"/>
+            <w:tcMar>
+              <w:top w:type="dxa" w:w="60"/>
+              <w:left w:type="dxa" w:w="120"/>
+              <w:bottom w:type="dxa" w:w="60"/>
+              <w:right w:type="dxa" w:w="120"/>
+            </w:tcMar>
+            <w:vAlign w:val="top"/>
+          </w:tcPr>
+          <w:p>
+            <w:pPr>
+              <w:spacing w:after="40" w:before="0"/>
+              <w:jc w:val="left"/>
+            </w:pPr>
+            <w:r>
+              <w:rPr>
+                <w:rFonts w:ascii="Arial" w:cs="Arial" w:eastAsia="Arial" w:hAnsi="Arial"/>
+                <w:b w:val="false"/>
+                <w:bCs w:val="false"/>
+                <w:i w:val="false"/>
+                <w:iCs w:val="false"/>
+                <w:color w:val="000000"/>
+                <w:sz w:val="18"/>
+                <w:szCs w:val="18"/>
+              </w:rPr>
+              <w:t xml:space="preserve">Observable indicators: (a) Each learner's worksheet shows a correct formula for all four quadrilaterals with a brief written justification referencing the dissection. (b) Problem 1 answer: 360 m². (c) Problem 2 answer: 4.06 m² (accept 4.1 m²). Teacher scans worksheets during circulation. Red flag: If more than one third of learners cannot set up Problem 2, teacher pauses and models the substitution step: 'What are our two parallel sides? What is our height? Let us substitute together.'</w:t>
+            </w:r>
+          </w:p>
+        </w:tc>
+      </w:tr>
+      <w:tr>
+        <w:tc>
+          <w:tcPr>
+            <w:tcW w:type="dxa" w:w="1520"/>
+            <w:shd w:fill="FCE4D6" w:color="auto" w:val="clear"/>
+            <w:tcMar>
+              <w:top w:type="dxa" w:w="60"/>
+              <w:left w:type="dxa" w:w="120"/>
+              <w:bottom w:type="dxa" w:w="60"/>
+              <w:right w:type="dxa" w:w="120"/>
+            </w:tcMar>
+            <w:vAlign w:val="top"/>
+          </w:tcPr>
+          <w:p>
+            <w:pPr>
+              <w:spacing w:after="40" w:before="0"/>
+              <w:jc w:val="left"/>
+            </w:pPr>
+            <w:r>
+              <w:rPr>
+                <w:rFonts w:ascii="Arial" w:cs="Arial" w:eastAsia="Arial" w:hAnsi="Arial"/>
+                <w:b/>
+                <w:bCs/>
+                <w:i w:val="false"/>
+                <w:iCs w:val="false"/>
+                <w:color w:val="000000"/>
+                <w:sz w:val="18"/>
+                <w:szCs w:val="18"/>
+              </w:rPr>
+              <w:t xml:space="preserve">Driving Question Board (DQB) Creation</w:t>
+            </w:r>
+          </w:p>
+          <w:p>
+            <w:pPr>
+              <w:spacing w:after="20" w:before="0"/>
+            </w:pPr>
+            <w:r>
+              <w:rPr>
+                <w:rFonts w:ascii="Arial" w:cs="Arial" w:eastAsia="Arial" w:hAnsi="Arial"/>
+                <w:b/>
+                <w:bCs/>
+                <w:color w:val="1F3864"/>
+                <w:sz w:val="16"/>
+                <w:szCs w:val="16"/>
+              </w:rPr>
+              <w:t xml:space="preserve">📹 VIDEO:</w:t>
+            </w:r>
+          </w:p>
+          <w:p>
+            <w:pPr>
+              <w:spacing w:after="20" w:before="0"/>
+            </w:pPr>
+            <w:hyperlink w:history="1" r:id="rIdetxyhxhv_xb90w0ez4gqc">
+              <w:r>
+                <w:rPr>
+                  <w:rFonts w:ascii="Arial" w:cs="Arial" w:eastAsia="Arial" w:hAnsi="Arial"/>
+                  <w:color w:val="2E75B6"/>
+                  <w:sz w:val="16"/>
+                  <w:szCs w:val="16"/>
+                  <w:u w:val="single" w:color="2E75B6"/>
+                </w:rPr>
+                <w:t xml:space="preserve">Area of a parallelogram</w:t>
+              </w:r>
+            </w:hyperlink>
+          </w:p>
+          <w:p>
+            <w:pPr>
+              <w:spacing w:after="10" w:before="0"/>
+              <w:ind w:left="120"/>
+            </w:pPr>
+            <w:r>
+              <w:rPr>
+                <w:rFonts w:ascii="Arial" w:cs="Arial" w:eastAsia="Arial" w:hAnsi="Arial"/>
+                <w:color w:val="595959"/>
+                <w:sz w:val="14"/>
+                <w:szCs w:val="14"/>
+              </w:rPr>
+              <w:t xml:space="preserve">Source: Khan Academy (English - US curriculum)</w:t>
+            </w:r>
+          </w:p>
+          <w:p>
+            <w:pPr>
+              <w:spacing w:after="10" w:before="0"/>
+              <w:ind w:left="120"/>
+            </w:pPr>
+            <w:hyperlink w:history="1" r:id="rIdnicbxeoql_7hsivlskhog">
+              <w:r>
+                <w:rPr>
+                  <w:rFonts w:ascii="Arial" w:cs="Arial" w:eastAsia="Arial" w:hAnsi="Arial"/>
+                  <w:color w:val="595959"/>
+                  <w:sz w:val="14"/>
+                  <w:szCs w:val="14"/>
+                  <w:u w:val="single" w:color="595959"/>
+                </w:rPr>
+                <w:t xml:space="preserve">🔍 Search ARES for similar videos</w:t>
+              </w:r>
+            </w:hyperlink>
+          </w:p>
+          <w:p>
+            <w:pPr>
+              <w:spacing w:after="40" w:before="0"/>
+            </w:pPr>
+            <w:r>
+              <w:rPr>
+                <w:sz w:val="14"/>
+                <w:szCs w:val="14"/>
+              </w:rPr>
+              <w:t xml:space="preserve"/>
+            </w:r>
+          </w:p>
+          <w:p>
+            <w:pPr>
+              <w:spacing w:after="20" w:before="0"/>
+            </w:pPr>
+            <w:r>
+              <w:rPr>
+                <w:rFonts w:ascii="Arial" w:cs="Arial" w:eastAsia="Arial" w:hAnsi="Arial"/>
+                <w:b/>
+                <w:bCs/>
+                <w:color w:val="1F3864"/>
+                <w:sz w:val="16"/>
+                <w:szCs w:val="16"/>
+              </w:rPr>
+              <w:t xml:space="preserve">📖 HTML:</w:t>
+            </w:r>
+          </w:p>
+          <w:p>
+            <w:pPr>
+              <w:spacing w:after="20" w:before="0"/>
+            </w:pPr>
+            <w:hyperlink w:history="1" r:id="rIdzm_gqge5mjoc5p6pwcpp7">
+              <w:r>
+                <w:rPr>
+                  <w:rFonts w:ascii="Arial" w:cs="Arial" w:eastAsia="Arial" w:hAnsi="Arial"/>
+                  <w:color w:val="2E75B6"/>
+                  <w:sz w:val="16"/>
+                  <w:szCs w:val="16"/>
+                  <w:u w:val="single" w:color="2E75B6"/>
+                </w:rPr>
+                <w:t xml:space="preserve">Area of a Parallelogram: Rhombus (PLIX)</w:t>
+              </w:r>
+            </w:hyperlink>
+          </w:p>
+          <w:p>
+            <w:pPr>
+              <w:spacing w:after="10" w:before="0"/>
+              <w:ind w:left="120"/>
+            </w:pPr>
+            <w:r>
+              <w:rPr>
+                <w:rFonts w:ascii="Arial" w:cs="Arial" w:eastAsia="Arial" w:hAnsi="Arial"/>
+                <w:color w:val="595959"/>
+                <w:sz w:val="14"/>
+                <w:szCs w:val="14"/>
+              </w:rPr>
+              <w:t xml:space="preserve">Source: CK-12</w:t>
+            </w:r>
+          </w:p>
+          <w:p>
+            <w:pPr>
+              <w:spacing w:after="10" w:before="0"/>
+              <w:ind w:left="120"/>
+            </w:pPr>
+            <w:hyperlink w:history="1" r:id="rIdkbbtoex7dyruvo5dn1pvh">
+              <w:r>
+                <w:rPr>
+                  <w:rFonts w:ascii="Arial" w:cs="Arial" w:eastAsia="Arial" w:hAnsi="Arial"/>
+                  <w:color w:val="595959"/>
+                  <w:sz w:val="14"/>
+                  <w:szCs w:val="14"/>
+                  <w:u w:val="single" w:color="595959"/>
+                </w:rPr>
+                <w:t xml:space="preserve">🔍 Search ARES for similar readings</w:t>
+              </w:r>
+            </w:hyperlink>
+          </w:p>
+        </w:tc>
+        <w:tc>
+          <w:tcPr>
+            <w:tcW w:type="dxa" w:w="3040"/>
+            <w:shd w:fill="FFFFFF" w:color="auto" w:val="clear"/>
+            <w:tcMar>
+              <w:top w:type="dxa" w:w="60"/>
+              <w:left w:type="dxa" w:w="120"/>
+              <w:bottom w:type="dxa" w:w="60"/>
+              <w:right w:type="dxa" w:w="120"/>
+            </w:tcMar>
+            <w:vAlign w:val="top"/>
+          </w:tcPr>
+          <w:p>
+            <w:pPr>
+              <w:spacing w:after="40" w:before="0"/>
+              <w:jc w:val="left"/>
+            </w:pPr>
+            <w:r>
+              <w:rPr>
+                <w:rFonts w:ascii="Arial" w:cs="Arial" w:eastAsia="Arial" w:hAnsi="Arial"/>
+                <w:b w:val="false"/>
+                <w:bCs w:val="false"/>
+                <w:i w:val="false"/>
+                <w:iCs w:val="false"/>
+                <w:color w:val="000000"/>
+                <w:sz w:val="18"/>
+                <w:szCs w:val="18"/>
+              </w:rPr>
+              <w:t xml:space="preserve">Each group receives four colour-coded formula cards (pre-printed or hand-written during the lesson): a blue card for the parallelogram formula, a green card for the rhombus, a yellow card for the trapezium, and a red card for the kite. Groups add these four cards to the class DQB in the 'Area Toolkit' column alongside the triangle formula cards from Lesson 1. Each group also writes one new question that today's lesson has raised — for example: 'Can the Kericho plot be divided into only trapeziums and triangles?' or 'What happens if the quadrilateral is irregular — no parallel sides and no equal diagonals?' — and posts it in the 'New Questions' column of the DQB.</w:t>
+            </w:r>
+          </w:p>
+        </w:tc>
+        <w:tc>
+          <w:tcPr>
+            <w:tcW w:type="dxa" w:w="3040"/>
+            <w:shd w:fill="F2F2F2" w:color="auto" w:val="clear"/>
+            <w:tcMar>
+              <w:top w:type="dxa" w:w="60"/>
+              <w:left w:type="dxa" w:w="120"/>
+              <w:bottom w:type="dxa" w:w="60"/>
+              <w:right w:type="dxa" w:w="120"/>
+            </w:tcMar>
+            <w:vAlign w:val="top"/>
+          </w:tcPr>
+          <w:p>
+            <w:pPr>
+              <w:spacing w:after="40" w:before="0"/>
+              <w:jc w:val="left"/>
+            </w:pPr>
+            <w:r>
+              <w:rPr>
+                <w:rFonts w:ascii="Arial" w:cs="Arial" w:eastAsia="Arial" w:hAnsi="Arial"/>
+                <w:b w:val="false"/>
+                <w:bCs w:val="false"/>
+                <w:i w:val="false"/>
+                <w:iCs w:val="false"/>
+                <w:color w:val="000000"/>
+                <w:sz w:val="18"/>
+                <w:szCs w:val="18"/>
+              </w:rPr>
+              <w:t xml:space="preserve">1. Point to the DQB. Say: 'In Lesson 1 we added triangle formulas to our toolkit. Today we add four more tools. Come and place your formula cards in the toolkit column.' [Invite one representative per group.]</w:t>
+            </w:r>
+          </w:p>
+          <w:p>
+            <w:pPr>
+              <w:spacing w:after="40" w:before="0"/>
+              <w:jc w:val="left"/>
+            </w:pPr>
+            <w:r>
+              <w:rPr>
+                <w:rFonts w:ascii="Arial" w:cs="Arial" w:eastAsia="Arial" w:hAnsi="Arial"/>
+                <w:b w:val="false"/>
+                <w:bCs w:val="false"/>
+                <w:i w:val="false"/>
+                <w:iCs w:val="false"/>
+                <w:color w:val="000000"/>
+                <w:sz w:val="18"/>
+                <w:szCs w:val="18"/>
+              </w:rPr>
+              <w:t xml:space="preserve">2. Read the driving question aloud: 'How can we calculate the area of any polygon so that we can fairly divide the Kericho community land plot?' Ask: 'How many tools do we now have in our toolkit? [Count: triangle + parallelogram + rhombus + trapezium + kite = 5.] Is that enough to decompose a seven-sided polygon?' [WAIT 10 seconds.] Accept 2–3 responses.</w:t>
+            </w:r>
+          </w:p>
+          <w:p>
+            <w:pPr>
+              <w:spacing w:after="40" w:before="0"/>
+              <w:jc w:val="left"/>
+            </w:pPr>
+            <w:r>
+              <w:rPr>
+                <w:rFonts w:ascii="Arial" w:cs="Arial" w:eastAsia="Arial" w:hAnsi="Arial"/>
+                <w:b w:val="false"/>
+                <w:bCs w:val="false"/>
+                <w:i w:val="false"/>
+                <w:iCs w:val="false"/>
+                <w:color w:val="000000"/>
+                <w:sz w:val="18"/>
+                <w:szCs w:val="18"/>
+              </w:rPr>
+              <w:t xml:space="preserve">3. Say: 'Post your new question card. Read the questions from Lesson 1 that are still unanswered. Does today's lesson answer any of them? Give a thumbs-up if yes.' [Briefly review 2 Lesson 1 questions.]</w:t>
+            </w:r>
+          </w:p>
+          <w:p>
+            <w:pPr>
+              <w:spacing w:after="40" w:before="0"/>
+              <w:jc w:val="left"/>
+            </w:pPr>
+            <w:r>
+              <w:rPr>
+                <w:rFonts w:ascii="Arial" w:cs="Arial" w:eastAsia="Arial" w:hAnsi="Arial"/>
+                <w:b w:val="false"/>
+                <w:bCs w:val="false"/>
+                <w:i w:val="false"/>
+                <w:iCs w:val="false"/>
+                <w:color w:val="000000"/>
+                <w:sz w:val="18"/>
+                <w:szCs w:val="18"/>
+              </w:rPr>
+              <w:t xml:space="preserve">4. Preview Lesson 3: 'Next lesson we look at irregular polygons with more sides — hexagons and heptagons. Will our current toolkit be enough, or do we need new strategies? Keep that question in mind.'</w:t>
+            </w:r>
+          </w:p>
+        </w:tc>
+        <w:tc>
+          <w:tcPr>
+            <w:tcW w:type="dxa" w:w="3040"/>
+            <w:shd w:fill="FFFFFF" w:color="auto" w:val="clear"/>
+            <w:tcMar>
+              <w:top w:type="dxa" w:w="60"/>
+              <w:left w:type="dxa" w:w="120"/>
+              <w:bottom w:type="dxa" w:w="60"/>
+              <w:right w:type="dxa" w:w="120"/>
+            </w:tcMar>
+            <w:vAlign w:val="top"/>
+          </w:tcPr>
+          <w:p>
+            <w:pPr>
+              <w:spacing w:after="40" w:before="0"/>
+              <w:jc w:val="left"/>
+            </w:pPr>
+            <w:r>
+              <w:rPr>
+                <w:rFonts w:ascii="Arial" w:cs="Arial" w:eastAsia="Arial" w:hAnsi="Arial"/>
+                <w:b w:val="false"/>
+                <w:bCs w:val="false"/>
+                <w:i w:val="false"/>
+                <w:iCs w:val="false"/>
+                <w:color w:val="000000"/>
+                <w:sz w:val="18"/>
+                <w:szCs w:val="18"/>
+              </w:rPr>
+              <w:t xml:space="preserve">Public Knowledge Construction (DQB Protocol): Making the growing toolkit visible on a shared board externalises the cumulative logic of the unit — learners can literally see their understanding accumulate lesson by lesson. New questions validate intellectual curiosity and model the scientific practice that answering one question always generates new ones (NGSS SEP-1: Asking Questions).</w:t>
+            </w:r>
+          </w:p>
+        </w:tc>
+        <w:tc>
+          <w:tcPr>
+            <w:tcW w:type="dxa" w:w="3040"/>
+            <w:shd w:fill="F2F2F2" w:color="auto" w:val="clear"/>
+            <w:tcMar>
+              <w:top w:type="dxa" w:w="60"/>
+              <w:left w:type="dxa" w:w="120"/>
+              <w:bottom w:type="dxa" w:w="60"/>
+              <w:right w:type="dxa" w:w="120"/>
+            </w:tcMar>
+            <w:vAlign w:val="top"/>
+          </w:tcPr>
+          <w:p>
+            <w:pPr>
+              <w:spacing w:after="40" w:before="0"/>
+              <w:jc w:val="left"/>
+            </w:pPr>
+            <w:r>
+              <w:rPr>
+                <w:rFonts w:ascii="Arial" w:cs="Arial" w:eastAsia="Arial" w:hAnsi="Arial"/>
+                <w:b w:val="false"/>
+                <w:bCs w:val="false"/>
+                <w:i w:val="false"/>
+                <w:iCs w:val="false"/>
+                <w:color w:val="000000"/>
+                <w:sz w:val="18"/>
+                <w:szCs w:val="18"/>
+              </w:rPr>
+              <w:t xml:space="preserve">Observable indicator: Each group successfully places all four formula cards in the correct column and the formula written on the card matches the correct algebraic form (e.g., trapezium card reads A = ½(a+b)h, not A = (a+b)h). Teacher verifies each card as it is posted. New question cards are checked for mathematical relevance — vague questions ('What is area?') are redirected: 'Can you make that question more specific to the Kericho plot?'</w:t>
+            </w:r>
+          </w:p>
+        </w:tc>
+      </w:tr>
+      <w:tr>
+        <w:tc>
+          <w:tcPr>
+            <w:tcW w:type="dxa" w:w="1520"/>
+            <w:shd w:fill="D5E8F0" w:color="auto" w:val="clear"/>
+            <w:tcMar>
+              <w:top w:type="dxa" w:w="60"/>
+              <w:left w:type="dxa" w:w="120"/>
+              <w:bottom w:type="dxa" w:w="60"/>
+              <w:right w:type="dxa" w:w="120"/>
+            </w:tcMar>
+            <w:vAlign w:val="top"/>
+          </w:tcPr>
+          <w:p>
+            <w:pPr>
+              <w:spacing w:after="40" w:before="0"/>
+              <w:jc w:val="left"/>
+            </w:pPr>
+            <w:r>
+              <w:rPr>
+                <w:rFonts w:ascii="Arial" w:cs="Arial" w:eastAsia="Arial" w:hAnsi="Arial"/>
+                <w:b/>
+                <w:bCs/>
+                <w:i w:val="false"/>
+                <w:iCs w:val="false"/>
+                <w:color w:val="000000"/>
+                <w:sz w:val="18"/>
+                <w:szCs w:val="18"/>
+              </w:rPr>
+              <w:t xml:space="preserve">Model Building Phase</w:t>
+            </w:r>
+          </w:p>
+          <w:p>
+            <w:pPr>
+              <w:spacing w:after="20" w:before="0"/>
+            </w:pPr>
+            <w:r>
+              <w:rPr>
+                <w:rFonts w:ascii="Arial" w:cs="Arial" w:eastAsia="Arial" w:hAnsi="Arial"/>
+                <w:b/>
+                <w:bCs/>
+                <w:color w:val="1F3864"/>
+                <w:sz w:val="16"/>
+                <w:szCs w:val="16"/>
+              </w:rPr>
+              <w:t xml:space="preserve">📹 VIDEO:</w:t>
+            </w:r>
+          </w:p>
+          <w:p>
+            <w:pPr>
+              <w:spacing w:after="20" w:before="0"/>
+            </w:pPr>
+            <w:hyperlink w:history="1" r:id="rIdstqaqjejmipwiapf8dy5z">
               <w:r>
                 <w:rPr>
                   <w:rFonts w:ascii="Arial" w:cs="Arial" w:eastAsia="Arial" w:hAnsi="Arial"/>
@@ -6844,7 +7608,7 @@
               <w:spacing w:after="10" w:before="0"/>
               <w:ind w:left="120"/>
             </w:pPr>
-            <w:hyperlink w:history="1" r:id="rIdx5wtnrzdeal-zifjgz8fm">
+            <w:hyperlink w:history="1" r:id="rIdxxhu2acytkmdei_8mccgv">
               <w:r>
                 <w:rPr>
                   <w:rFonts w:ascii="Arial" w:cs="Arial" w:eastAsia="Arial" w:hAnsi="Arial"/>
@@ -6889,7 +7653,7 @@
             <w:pPr>
               <w:spacing w:after="20" w:before="0"/>
             </w:pPr>
-            <w:hyperlink w:history="1" r:id="rIdljzxrbyq48xesz0cyplw0">
+            <w:hyperlink w:history="1" r:id="rIdnk_fr60dis0unuolzqdgg">
               <w:r>
                 <w:rPr>
                   <w:rFonts w:ascii="Arial" w:cs="Arial" w:eastAsia="Arial" w:hAnsi="Arial"/>
@@ -6922,771 +7686,7 @@
               <w:spacing w:after="10" w:before="0"/>
               <w:ind w:left="120"/>
             </w:pPr>
-            <w:hyperlink w:history="1" r:id="rId2pch4qgf-uo2qwfxxoyaf">
-              <w:r>
-                <w:rPr>
-                  <w:rFonts w:ascii="Arial" w:cs="Arial" w:eastAsia="Arial" w:hAnsi="Arial"/>
-                  <w:color w:val="595959"/>
-                  <w:sz w:val="14"/>
-                  <w:szCs w:val="14"/>
-                  <w:u w:val="single" w:color="595959"/>
-                </w:rPr>
-                <w:t xml:space="preserve">🔍 Search ARES for similar readings</w:t>
-              </w:r>
-            </w:hyperlink>
-          </w:p>
-        </w:tc>
-        <w:tc>
-          <w:tcPr>
-            <w:tcW w:type="dxa" w:w="3040"/>
-            <w:shd w:fill="FFFFFF" w:color="auto" w:val="clear"/>
-            <w:tcMar>
-              <w:top w:type="dxa" w:w="60"/>
-              <w:left w:type="dxa" w:w="120"/>
-              <w:bottom w:type="dxa" w:w="60"/>
-              <w:right w:type="dxa" w:w="120"/>
-            </w:tcMar>
-            <w:vAlign w:val="top"/>
-          </w:tcPr>
-          <w:p>
-            <w:pPr>
-              <w:spacing w:after="40" w:before="0"/>
-              <w:jc w:val="left"/>
-            </w:pPr>
-            <w:r>
-              <w:rPr>
-                <w:rFonts w:ascii="Arial" w:cs="Arial" w:eastAsia="Arial" w:hAnsi="Arial"/>
-                <w:b w:val="false"/>
-                <w:bCs w:val="false"/>
-                <w:i w:val="false"/>
-                <w:iCs w:val="false"/>
-                <w:color w:val="000000"/>
-                <w:sz w:val="18"/>
-                <w:szCs w:val="18"/>
-              </w:rPr>
-              <w:t xml:space="preserve">Using their Dimensions Table from Phase 2, groups derive the area formula for each quadrilateral and calculate the area of their specific cut-out. They record: 'The area of a parallelogram = __ because when we rearranged it we got a rectangle of base __ and height __.' Similarly for the rhombus (each diagonal halves the other, giving four right-angle triangles), trapezium (two triangles with bases a and b sharing height h), and kite (same logic as rhombus). Groups then apply their derived formulae to two contextualised problems on the worksheet: (1) A parallelogram-shaped cattle pen near Naivasha has a base of 24 m and a perpendicular height of 15 m. What is its area? (2) A tea-farm terrace in Kericho has a trapezoidal cross-section with parallel widths of 3.6 m and 2.2 m and a depth of 1.4 m. What is the cross-sectional area? Groups write solutions and present findings. The teacher formalises all four formulae on the board with derivation diagrams and connects back to the Kericho land plot.</w:t>
-            </w:r>
-          </w:p>
-        </w:tc>
-        <w:tc>
-          <w:tcPr>
-            <w:tcW w:type="dxa" w:w="3040"/>
-            <w:shd w:fill="F2F2F2" w:color="auto" w:val="clear"/>
-            <w:tcMar>
-              <w:top w:type="dxa" w:w="60"/>
-              <w:left w:type="dxa" w:w="120"/>
-              <w:bottom w:type="dxa" w:w="60"/>
-              <w:right w:type="dxa" w:w="120"/>
-            </w:tcMar>
-            <w:vAlign w:val="top"/>
-          </w:tcPr>
-          <w:p>
-            <w:pPr>
-              <w:spacing w:after="40" w:before="0"/>
-              <w:jc w:val="left"/>
-            </w:pPr>
-            <w:r>
-              <w:rPr>
-                <w:rFonts w:ascii="Arial" w:cs="Arial" w:eastAsia="Arial" w:hAnsi="Arial"/>
-                <w:b w:val="false"/>
-                <w:bCs w:val="false"/>
-                <w:i w:val="false"/>
-                <w:iCs w:val="false"/>
-                <w:color w:val="000000"/>
-                <w:sz w:val="18"/>
-                <w:szCs w:val="18"/>
-              </w:rPr>
-              <w:t xml:space="preserve">1. Begin group formula derivation: 'Using what you saw when you rearranged your shapes, write the formula for each shape's area in the box on your worksheet. Use the letters b, h, a, d₁, d₂. You have 6 minutes.' [Circulate — prompt groups who are stuck with: 'What shape did your parallelogram become? What is the area formula for that shape?']</w:t>
-            </w:r>
-          </w:p>
-          <w:p>
-            <w:pPr>
-              <w:spacing w:after="40" w:before="0"/>
-              <w:jc w:val="left"/>
-            </w:pPr>
-            <w:r>
-              <w:rPr>
-                <w:rFonts w:ascii="Arial" w:cs="Arial" w:eastAsia="Arial" w:hAnsi="Arial"/>
-                <w:b w:val="false"/>
-                <w:bCs w:val="false"/>
-                <w:i w:val="false"/>
-                <w:iCs w:val="false"/>
-                <w:color w:val="000000"/>
-                <w:sz w:val="18"/>
-                <w:szCs w:val="18"/>
-              </w:rPr>
-              <w:t xml:space="preserve">2. After 6 minutes, cold-call one group per formula (4 cold-calls). For each: 'Group 3, what formula did you derive for the trapezium, and how did you arrive at it?' [WAIT 12 seconds.] Write each derived formula on the board.</w:t>
-            </w:r>
-          </w:p>
-          <w:p>
-            <w:pPr>
-              <w:spacing w:after="40" w:before="0"/>
-              <w:jc w:val="left"/>
-            </w:pPr>
-            <w:r>
-              <w:rPr>
-                <w:rFonts w:ascii="Arial" w:cs="Arial" w:eastAsia="Arial" w:hAnsi="Arial"/>
-                <w:b w:val="false"/>
-                <w:bCs w:val="false"/>
-                <w:i w:val="false"/>
-                <w:iCs w:val="false"/>
-                <w:color w:val="000000"/>
-                <w:sz w:val="18"/>
-                <w:szCs w:val="18"/>
-              </w:rPr>
-              <w:t xml:space="preserve">3. After all four are on the board, formalise with diagrams: 'Let us confirm. For the parallelogram…' [Draw parallelogram, show the cut, show the rectangle.] Repeat for all four. Say: 'Notice that rhombus and kite share the same formula — A = ½d₁d₂. Why? Raise your hand.' [WAIT 15 seconds.] Cold-call: 'Wanjiku, can you explain why?' [If no correct answer after 15 s, guide: 'Look at the diagonals in both shapes. What do both diagonals do in both shapes?']</w:t>
-            </w:r>
-          </w:p>
-          <w:p>
-            <w:pPr>
-              <w:spacing w:after="40" w:before="0"/>
-              <w:jc w:val="left"/>
-            </w:pPr>
-            <w:r>
-              <w:rPr>
-                <w:rFonts w:ascii="Arial" w:cs="Arial" w:eastAsia="Arial" w:hAnsi="Arial"/>
-                <w:b w:val="false"/>
-                <w:bCs w:val="false"/>
-                <w:i w:val="false"/>
-                <w:iCs w:val="false"/>
-                <w:color w:val="000000"/>
-                <w:sz w:val="18"/>
-                <w:szCs w:val="18"/>
-              </w:rPr>
-              <w:t xml:space="preserve">4. Direct learners to the two contextualised problems. Say: 'Problem 1 — a cattle pen in Naivasha. Problem 2 — a tea terrace in Kericho. Solve both individually, then check with your partner. You have 5 minutes.'</w:t>
-            </w:r>
-          </w:p>
-          <w:p>
-            <w:pPr>
-              <w:spacing w:after="40" w:before="0"/>
-              <w:jc w:val="left"/>
-            </w:pPr>
-            <w:r>
-              <w:rPr>
-                <w:rFonts w:ascii="Arial" w:cs="Arial" w:eastAsia="Arial" w:hAnsi="Arial"/>
-                <w:b w:val="false"/>
-                <w:bCs w:val="false"/>
-                <w:i w:val="false"/>
-                <w:iCs w:val="false"/>
-                <w:color w:val="000000"/>
-                <w:sz w:val="18"/>
-                <w:szCs w:val="18"/>
-              </w:rPr>
-              <w:t xml:space="preserve">5. Cold-call two different learners (one per problem) to present solutions. Require them to state: formula used, substitution, and final answer with units. Correct any unit errors.</w:t>
-            </w:r>
-          </w:p>
-          <w:p>
-            <w:pPr>
-              <w:spacing w:after="40" w:before="0"/>
-              <w:jc w:val="left"/>
-            </w:pPr>
-            <w:r>
-              <w:rPr>
-                <w:rFonts w:ascii="Arial" w:cs="Arial" w:eastAsia="Arial" w:hAnsi="Arial"/>
-                <w:b w:val="false"/>
-                <w:bCs w:val="false"/>
-                <w:i w:val="false"/>
-                <w:iCs w:val="false"/>
-                <w:color w:val="000000"/>
-                <w:sz w:val="18"/>
-                <w:szCs w:val="18"/>
-              </w:rPr>
-              <w:t xml:space="preserve">6. Connect to phenomenon: 'Look at the Kericho land plot diagram from Lesson 1. Can you now see any sides of the seven-sided plot that, when we draw internal lines, might create a trapezium or parallelogram? Discuss with your group for 1 minute.' [Take 2 responses.] Say: 'Our toolkit is growing. Let us update the board.'</w:t>
-            </w:r>
-          </w:p>
-        </w:tc>
-        <w:tc>
-          <w:tcPr>
-            <w:tcW w:type="dxa" w:w="3040"/>
-            <w:shd w:fill="FFFFFF" w:color="auto" w:val="clear"/>
-            <w:tcMar>
-              <w:top w:type="dxa" w:w="60"/>
-              <w:left w:type="dxa" w:w="120"/>
-              <w:bottom w:type="dxa" w:w="60"/>
-              <w:right w:type="dxa" w:w="120"/>
-            </w:tcMar>
-            <w:vAlign w:val="top"/>
-          </w:tcPr>
-          <w:p>
-            <w:pPr>
-              <w:spacing w:after="40" w:before="0"/>
-              <w:jc w:val="left"/>
-            </w:pPr>
-            <w:r>
-              <w:rPr>
-                <w:rFonts w:ascii="Arial" w:cs="Arial" w:eastAsia="Arial" w:hAnsi="Arial"/>
-                <w:b w:val="false"/>
-                <w:bCs w:val="false"/>
-                <w:i w:val="false"/>
-                <w:iCs w:val="false"/>
-                <w:color w:val="000000"/>
-                <w:sz w:val="18"/>
-                <w:szCs w:val="18"/>
-              </w:rPr>
-              <w:t xml:space="preserve">Derive-Before-Apply (NGSS SEP-6: Constructing Explanations): Learners construct the formula from their own dissection evidence before applying it, which deepens retention and conceptual understanding compared to formula-first teaching. The 'connect back to phenomenon' prompt at the end of Phase 3 ensures sensemaking is always anchored to the driving question. The dual context problems (Naivasha cattle pen + Kericho tea terrace) reinforce that these formulae are tools for real Kenyan land and agricultural problems.</w:t>
-            </w:r>
-          </w:p>
-        </w:tc>
-        <w:tc>
-          <w:tcPr>
-            <w:tcW w:type="dxa" w:w="3040"/>
-            <w:shd w:fill="F2F2F2" w:color="auto" w:val="clear"/>
-            <w:tcMar>
-              <w:top w:type="dxa" w:w="60"/>
-              <w:left w:type="dxa" w:w="120"/>
-              <w:bottom w:type="dxa" w:w="60"/>
-              <w:right w:type="dxa" w:w="120"/>
-            </w:tcMar>
-            <w:vAlign w:val="top"/>
-          </w:tcPr>
-          <w:p>
-            <w:pPr>
-              <w:spacing w:after="40" w:before="0"/>
-              <w:jc w:val="left"/>
-            </w:pPr>
-            <w:r>
-              <w:rPr>
-                <w:rFonts w:ascii="Arial" w:cs="Arial" w:eastAsia="Arial" w:hAnsi="Arial"/>
-                <w:b w:val="false"/>
-                <w:bCs w:val="false"/>
-                <w:i w:val="false"/>
-                <w:iCs w:val="false"/>
-                <w:color w:val="000000"/>
-                <w:sz w:val="18"/>
-                <w:szCs w:val="18"/>
-              </w:rPr>
-              <w:t xml:space="preserve">Observable indicators: (a) Each learner's worksheet shows a correct formula for all four quadrilaterals with a brief written justification referencing the dissection. (b) Problem 1 answer: 360 m². (c) Problem 2 answer: 4.06 m² (accept 4.1 m²). Teacher scans worksheets during circulation. Red flag: If more than one third of learners cannot set up Problem 2, teacher pauses and models the substitution step: 'What are our two parallel sides? What is our height? Let us substitute together.'</w:t>
-            </w:r>
-          </w:p>
-        </w:tc>
-      </w:tr>
-      <w:tr>
-        <w:tc>
-          <w:tcPr>
-            <w:tcW w:type="dxa" w:w="1520"/>
-            <w:shd w:fill="FCE4D6" w:color="auto" w:val="clear"/>
-            <w:tcMar>
-              <w:top w:type="dxa" w:w="60"/>
-              <w:left w:type="dxa" w:w="120"/>
-              <w:bottom w:type="dxa" w:w="60"/>
-              <w:right w:type="dxa" w:w="120"/>
-            </w:tcMar>
-            <w:vAlign w:val="top"/>
-          </w:tcPr>
-          <w:p>
-            <w:pPr>
-              <w:spacing w:after="40" w:before="0"/>
-              <w:jc w:val="left"/>
-            </w:pPr>
-            <w:r>
-              <w:rPr>
-                <w:rFonts w:ascii="Arial" w:cs="Arial" w:eastAsia="Arial" w:hAnsi="Arial"/>
-                <w:b/>
-                <w:bCs/>
-                <w:i w:val="false"/>
-                <w:iCs w:val="false"/>
-                <w:color w:val="000000"/>
-                <w:sz w:val="18"/>
-                <w:szCs w:val="18"/>
-              </w:rPr>
-              <w:t xml:space="preserve">Driving Question Board (DQB) Creation</w:t>
-            </w:r>
-          </w:p>
-          <w:p>
-            <w:pPr>
-              <w:spacing w:after="20" w:before="0"/>
-            </w:pPr>
-            <w:r>
-              <w:rPr>
-                <w:rFonts w:ascii="Arial" w:cs="Arial" w:eastAsia="Arial" w:hAnsi="Arial"/>
-                <w:b/>
-                <w:bCs/>
-                <w:color w:val="1F3864"/>
-                <w:sz w:val="16"/>
-                <w:szCs w:val="16"/>
-              </w:rPr>
-              <w:t xml:space="preserve">📹 VIDEO:</w:t>
-            </w:r>
-          </w:p>
-          <w:p>
-            <w:pPr>
-              <w:spacing w:after="20" w:before="0"/>
-            </w:pPr>
-            <w:hyperlink w:history="1" r:id="rIdjhkhuq91ck2fwzusdugcl">
-              <w:r>
-                <w:rPr>
-                  <w:rFonts w:ascii="Arial" w:cs="Arial" w:eastAsia="Arial" w:hAnsi="Arial"/>
-                  <w:color w:val="2E75B6"/>
-                  <w:sz w:val="16"/>
-                  <w:szCs w:val="16"/>
-                  <w:u w:val="single" w:color="2E75B6"/>
-                </w:rPr>
-                <w:t xml:space="preserve">Area of kites</w:t>
-              </w:r>
-            </w:hyperlink>
-          </w:p>
-          <w:p>
-            <w:pPr>
-              <w:spacing w:after="10" w:before="0"/>
-              <w:ind w:left="120"/>
-            </w:pPr>
-            <w:r>
-              <w:rPr>
-                <w:rFonts w:ascii="Arial" w:cs="Arial" w:eastAsia="Arial" w:hAnsi="Arial"/>
-                <w:color w:val="595959"/>
-                <w:sz w:val="14"/>
-                <w:szCs w:val="14"/>
-              </w:rPr>
-              <w:t xml:space="preserve">Source: Khan Academy (English - US curriculum)</w:t>
-            </w:r>
-          </w:p>
-          <w:p>
-            <w:pPr>
-              <w:spacing w:after="10" w:before="0"/>
-              <w:ind w:left="120"/>
-            </w:pPr>
-            <w:hyperlink w:history="1" r:id="rIdxyby9el2te9m2aopf7lde">
-              <w:r>
-                <w:rPr>
-                  <w:rFonts w:ascii="Arial" w:cs="Arial" w:eastAsia="Arial" w:hAnsi="Arial"/>
-                  <w:color w:val="595959"/>
-                  <w:sz w:val="14"/>
-                  <w:szCs w:val="14"/>
-                  <w:u w:val="single" w:color="595959"/>
-                </w:rPr>
-                <w:t xml:space="preserve">🔍 Search ARES for similar videos</w:t>
-              </w:r>
-            </w:hyperlink>
-          </w:p>
-          <w:p>
-            <w:pPr>
-              <w:spacing w:after="40" w:before="0"/>
-            </w:pPr>
-            <w:r>
-              <w:rPr>
-                <w:sz w:val="14"/>
-                <w:szCs w:val="14"/>
-              </w:rPr>
-              <w:t xml:space="preserve"/>
-            </w:r>
-          </w:p>
-          <w:p>
-            <w:pPr>
-              <w:spacing w:after="20" w:before="0"/>
-            </w:pPr>
-            <w:r>
-              <w:rPr>
-                <w:rFonts w:ascii="Arial" w:cs="Arial" w:eastAsia="Arial" w:hAnsi="Arial"/>
-                <w:b/>
-                <w:bCs/>
-                <w:color w:val="1F3864"/>
-                <w:sz w:val="16"/>
-                <w:szCs w:val="16"/>
-              </w:rPr>
-              <w:t xml:space="preserve">📖 HTML:</w:t>
-            </w:r>
-          </w:p>
-          <w:p>
-            <w:pPr>
-              <w:spacing w:after="20" w:before="0"/>
-            </w:pPr>
-            <w:hyperlink w:history="1" r:id="rIdtfvqj2z-pqrtgaf-imo3g">
-              <w:r>
-                <w:rPr>
-                  <w:rFonts w:ascii="Arial" w:cs="Arial" w:eastAsia="Arial" w:hAnsi="Arial"/>
-                  <w:color w:val="2E75B6"/>
-                  <w:sz w:val="16"/>
-                  <w:szCs w:val="16"/>
-                  <w:u w:val="single" w:color="2E75B6"/>
-                </w:rPr>
-                <w:t xml:space="preserve">Area of a Parallelogram: Rhombus (PLIX)</w:t>
-              </w:r>
-            </w:hyperlink>
-          </w:p>
-          <w:p>
-            <w:pPr>
-              <w:spacing w:after="10" w:before="0"/>
-              <w:ind w:left="120"/>
-            </w:pPr>
-            <w:r>
-              <w:rPr>
-                <w:rFonts w:ascii="Arial" w:cs="Arial" w:eastAsia="Arial" w:hAnsi="Arial"/>
-                <w:color w:val="595959"/>
-                <w:sz w:val="14"/>
-                <w:szCs w:val="14"/>
-              </w:rPr>
-              <w:t xml:space="preserve">Source: CK-12</w:t>
-            </w:r>
-          </w:p>
-          <w:p>
-            <w:pPr>
-              <w:spacing w:after="10" w:before="0"/>
-              <w:ind w:left="120"/>
-            </w:pPr>
-            <w:hyperlink w:history="1" r:id="rIdzikkc7dfucxkix9qcpkrj">
-              <w:r>
-                <w:rPr>
-                  <w:rFonts w:ascii="Arial" w:cs="Arial" w:eastAsia="Arial" w:hAnsi="Arial"/>
-                  <w:color w:val="595959"/>
-                  <w:sz w:val="14"/>
-                  <w:szCs w:val="14"/>
-                  <w:u w:val="single" w:color="595959"/>
-                </w:rPr>
-                <w:t xml:space="preserve">🔍 Search ARES for similar readings</w:t>
-              </w:r>
-            </w:hyperlink>
-          </w:p>
-        </w:tc>
-        <w:tc>
-          <w:tcPr>
-            <w:tcW w:type="dxa" w:w="3040"/>
-            <w:shd w:fill="FFFFFF" w:color="auto" w:val="clear"/>
-            <w:tcMar>
-              <w:top w:type="dxa" w:w="60"/>
-              <w:left w:type="dxa" w:w="120"/>
-              <w:bottom w:type="dxa" w:w="60"/>
-              <w:right w:type="dxa" w:w="120"/>
-            </w:tcMar>
-            <w:vAlign w:val="top"/>
-          </w:tcPr>
-          <w:p>
-            <w:pPr>
-              <w:spacing w:after="40" w:before="0"/>
-              <w:jc w:val="left"/>
-            </w:pPr>
-            <w:r>
-              <w:rPr>
-                <w:rFonts w:ascii="Arial" w:cs="Arial" w:eastAsia="Arial" w:hAnsi="Arial"/>
-                <w:b w:val="false"/>
-                <w:bCs w:val="false"/>
-                <w:i w:val="false"/>
-                <w:iCs w:val="false"/>
-                <w:color w:val="000000"/>
-                <w:sz w:val="18"/>
-                <w:szCs w:val="18"/>
-              </w:rPr>
-              <w:t xml:space="preserve">Each group receives four colour-coded formula cards (pre-printed or hand-written during the lesson): a blue card for the parallelogram formula, a green card for the rhombus, a yellow card for the trapezium, and a red card for the kite. Groups add these four cards to the class DQB in the 'Area Toolkit' column alongside the triangle formula cards from Lesson 1. Each group also writes one new question that today's lesson has raised — for example: 'Can the Kericho plot be divided into only trapeziums and triangles?' or 'What happens if the quadrilateral is irregular — no parallel sides and no equal diagonals?' — and posts it in the 'New Questions' column of the DQB.</w:t>
-            </w:r>
-          </w:p>
-        </w:tc>
-        <w:tc>
-          <w:tcPr>
-            <w:tcW w:type="dxa" w:w="3040"/>
-            <w:shd w:fill="F2F2F2" w:color="auto" w:val="clear"/>
-            <w:tcMar>
-              <w:top w:type="dxa" w:w="60"/>
-              <w:left w:type="dxa" w:w="120"/>
-              <w:bottom w:type="dxa" w:w="60"/>
-              <w:right w:type="dxa" w:w="120"/>
-            </w:tcMar>
-            <w:vAlign w:val="top"/>
-          </w:tcPr>
-          <w:p>
-            <w:pPr>
-              <w:spacing w:after="40" w:before="0"/>
-              <w:jc w:val="left"/>
-            </w:pPr>
-            <w:r>
-              <w:rPr>
-                <w:rFonts w:ascii="Arial" w:cs="Arial" w:eastAsia="Arial" w:hAnsi="Arial"/>
-                <w:b w:val="false"/>
-                <w:bCs w:val="false"/>
-                <w:i w:val="false"/>
-                <w:iCs w:val="false"/>
-                <w:color w:val="000000"/>
-                <w:sz w:val="18"/>
-                <w:szCs w:val="18"/>
-              </w:rPr>
-              <w:t xml:space="preserve">1. Point to the DQB. Say: 'In Lesson 1 we added triangle formulas to our toolkit. Today we add four more tools. Come and place your formula cards in the toolkit column.' [Invite one representative per group.]</w:t>
-            </w:r>
-          </w:p>
-          <w:p>
-            <w:pPr>
-              <w:spacing w:after="40" w:before="0"/>
-              <w:jc w:val="left"/>
-            </w:pPr>
-            <w:r>
-              <w:rPr>
-                <w:rFonts w:ascii="Arial" w:cs="Arial" w:eastAsia="Arial" w:hAnsi="Arial"/>
-                <w:b w:val="false"/>
-                <w:bCs w:val="false"/>
-                <w:i w:val="false"/>
-                <w:iCs w:val="false"/>
-                <w:color w:val="000000"/>
-                <w:sz w:val="18"/>
-                <w:szCs w:val="18"/>
-              </w:rPr>
-              <w:t xml:space="preserve">2. Read the driving question aloud: 'How can we calculate the area of any polygon so that we can fairly divide the Kericho community land plot?' Ask: 'How many tools do we now have in our toolkit? [Count: triangle + parallelogram + rhombus + trapezium + kite = 5.] Is that enough to decompose a seven-sided polygon?' [WAIT 10 seconds.] Accept 2–3 responses.</w:t>
-            </w:r>
-          </w:p>
-          <w:p>
-            <w:pPr>
-              <w:spacing w:after="40" w:before="0"/>
-              <w:jc w:val="left"/>
-            </w:pPr>
-            <w:r>
-              <w:rPr>
-                <w:rFonts w:ascii="Arial" w:cs="Arial" w:eastAsia="Arial" w:hAnsi="Arial"/>
-                <w:b w:val="false"/>
-                <w:bCs w:val="false"/>
-                <w:i w:val="false"/>
-                <w:iCs w:val="false"/>
-                <w:color w:val="000000"/>
-                <w:sz w:val="18"/>
-                <w:szCs w:val="18"/>
-              </w:rPr>
-              <w:t xml:space="preserve">3. Say: 'Post your new question card. Read the questions from Lesson 1 that are still unanswered. Does today's lesson answer any of them? Give a thumbs-up if yes.' [Briefly review 2 Lesson 1 questions.]</w:t>
-            </w:r>
-          </w:p>
-          <w:p>
-            <w:pPr>
-              <w:spacing w:after="40" w:before="0"/>
-              <w:jc w:val="left"/>
-            </w:pPr>
-            <w:r>
-              <w:rPr>
-                <w:rFonts w:ascii="Arial" w:cs="Arial" w:eastAsia="Arial" w:hAnsi="Arial"/>
-                <w:b w:val="false"/>
-                <w:bCs w:val="false"/>
-                <w:i w:val="false"/>
-                <w:iCs w:val="false"/>
-                <w:color w:val="000000"/>
-                <w:sz w:val="18"/>
-                <w:szCs w:val="18"/>
-              </w:rPr>
-              <w:t xml:space="preserve">4. Preview Lesson 3: 'Next lesson we look at irregular polygons with more sides — hexagons and heptagons. Will our current toolkit be enough, or do we need new strategies? Keep that question in mind.'</w:t>
-            </w:r>
-          </w:p>
-        </w:tc>
-        <w:tc>
-          <w:tcPr>
-            <w:tcW w:type="dxa" w:w="3040"/>
-            <w:shd w:fill="FFFFFF" w:color="auto" w:val="clear"/>
-            <w:tcMar>
-              <w:top w:type="dxa" w:w="60"/>
-              <w:left w:type="dxa" w:w="120"/>
-              <w:bottom w:type="dxa" w:w="60"/>
-              <w:right w:type="dxa" w:w="120"/>
-            </w:tcMar>
-            <w:vAlign w:val="top"/>
-          </w:tcPr>
-          <w:p>
-            <w:pPr>
-              <w:spacing w:after="40" w:before="0"/>
-              <w:jc w:val="left"/>
-            </w:pPr>
-            <w:r>
-              <w:rPr>
-                <w:rFonts w:ascii="Arial" w:cs="Arial" w:eastAsia="Arial" w:hAnsi="Arial"/>
-                <w:b w:val="false"/>
-                <w:bCs w:val="false"/>
-                <w:i w:val="false"/>
-                <w:iCs w:val="false"/>
-                <w:color w:val="000000"/>
-                <w:sz w:val="18"/>
-                <w:szCs w:val="18"/>
-              </w:rPr>
-              <w:t xml:space="preserve">Public Knowledge Construction (DQB Protocol): Making the growing toolkit visible on a shared board externalises the cumulative logic of the unit — learners can literally see their understanding accumulate lesson by lesson. New questions validate intellectual curiosity and model the scientific practice that answering one question always generates new ones (NGSS SEP-1: Asking Questions).</w:t>
-            </w:r>
-          </w:p>
-        </w:tc>
-        <w:tc>
-          <w:tcPr>
-            <w:tcW w:type="dxa" w:w="3040"/>
-            <w:shd w:fill="F2F2F2" w:color="auto" w:val="clear"/>
-            <w:tcMar>
-              <w:top w:type="dxa" w:w="60"/>
-              <w:left w:type="dxa" w:w="120"/>
-              <w:bottom w:type="dxa" w:w="60"/>
-              <w:right w:type="dxa" w:w="120"/>
-            </w:tcMar>
-            <w:vAlign w:val="top"/>
-          </w:tcPr>
-          <w:p>
-            <w:pPr>
-              <w:spacing w:after="40" w:before="0"/>
-              <w:jc w:val="left"/>
-            </w:pPr>
-            <w:r>
-              <w:rPr>
-                <w:rFonts w:ascii="Arial" w:cs="Arial" w:eastAsia="Arial" w:hAnsi="Arial"/>
-                <w:b w:val="false"/>
-                <w:bCs w:val="false"/>
-                <w:i w:val="false"/>
-                <w:iCs w:val="false"/>
-                <w:color w:val="000000"/>
-                <w:sz w:val="18"/>
-                <w:szCs w:val="18"/>
-              </w:rPr>
-              <w:t xml:space="preserve">Observable indicator: Each group successfully places all four formula cards in the correct column and the formula written on the card matches the correct algebraic form (e.g., trapezium card reads A = ½(a+b)h, not A = (a+b)h). Teacher verifies each card as it is posted. New question cards are checked for mathematical relevance — vague questions ('What is area?') are redirected: 'Can you make that question more specific to the Kericho plot?'</w:t>
-            </w:r>
-          </w:p>
-        </w:tc>
-      </w:tr>
-      <w:tr>
-        <w:tc>
-          <w:tcPr>
-            <w:tcW w:type="dxa" w:w="1520"/>
-            <w:shd w:fill="D5E8F0" w:color="auto" w:val="clear"/>
-            <w:tcMar>
-              <w:top w:type="dxa" w:w="60"/>
-              <w:left w:type="dxa" w:w="120"/>
-              <w:bottom w:type="dxa" w:w="60"/>
-              <w:right w:type="dxa" w:w="120"/>
-            </w:tcMar>
-            <w:vAlign w:val="top"/>
-          </w:tcPr>
-          <w:p>
-            <w:pPr>
-              <w:spacing w:after="40" w:before="0"/>
-              <w:jc w:val="left"/>
-            </w:pPr>
-            <w:r>
-              <w:rPr>
-                <w:rFonts w:ascii="Arial" w:cs="Arial" w:eastAsia="Arial" w:hAnsi="Arial"/>
-                <w:b/>
-                <w:bCs/>
-                <w:i w:val="false"/>
-                <w:iCs w:val="false"/>
-                <w:color w:val="000000"/>
-                <w:sz w:val="18"/>
-                <w:szCs w:val="18"/>
-              </w:rPr>
-              <w:t xml:space="preserve">Model Building Phase</w:t>
-            </w:r>
-          </w:p>
-          <w:p>
-            <w:pPr>
-              <w:spacing w:after="20" w:before="0"/>
-            </w:pPr>
-            <w:r>
-              <w:rPr>
-                <w:rFonts w:ascii="Arial" w:cs="Arial" w:eastAsia="Arial" w:hAnsi="Arial"/>
-                <w:b/>
-                <w:bCs/>
-                <w:color w:val="1F3864"/>
-                <w:sz w:val="16"/>
-                <w:szCs w:val="16"/>
-              </w:rPr>
-              <w:t xml:space="preserve">📹 VIDEO:</w:t>
-            </w:r>
-          </w:p>
-          <w:p>
-            <w:pPr>
-              <w:spacing w:after="20" w:before="0"/>
-            </w:pPr>
-            <w:hyperlink w:history="1" r:id="rIdr2wj0kafektexlivmvr83">
-              <w:r>
-                <w:rPr>
-                  <w:rFonts w:ascii="Arial" w:cs="Arial" w:eastAsia="Arial" w:hAnsi="Arial"/>
-                  <w:color w:val="2E75B6"/>
-                  <w:sz w:val="16"/>
-                  <w:szCs w:val="16"/>
-                  <w:u w:val="single" w:color="2E75B6"/>
-                </w:rPr>
-                <w:t xml:space="preserve">Area of kites</w:t>
-              </w:r>
-            </w:hyperlink>
-          </w:p>
-          <w:p>
-            <w:pPr>
-              <w:spacing w:after="10" w:before="0"/>
-              <w:ind w:left="120"/>
-            </w:pPr>
-            <w:r>
-              <w:rPr>
-                <w:rFonts w:ascii="Arial" w:cs="Arial" w:eastAsia="Arial" w:hAnsi="Arial"/>
-                <w:color w:val="595959"/>
-                <w:sz w:val="14"/>
-                <w:szCs w:val="14"/>
-              </w:rPr>
-              <w:t xml:space="preserve">Source: Khan Academy (English - US curriculum)</w:t>
-            </w:r>
-          </w:p>
-          <w:p>
-            <w:pPr>
-              <w:spacing w:after="10" w:before="0"/>
-              <w:ind w:left="120"/>
-            </w:pPr>
-            <w:hyperlink w:history="1" r:id="rId2hvlekmiruer303sfavxz">
-              <w:r>
-                <w:rPr>
-                  <w:rFonts w:ascii="Arial" w:cs="Arial" w:eastAsia="Arial" w:hAnsi="Arial"/>
-                  <w:color w:val="595959"/>
-                  <w:sz w:val="14"/>
-                  <w:szCs w:val="14"/>
-                  <w:u w:val="single" w:color="595959"/>
-                </w:rPr>
-                <w:t xml:space="preserve">🔍 Search ARES for similar videos</w:t>
-              </w:r>
-            </w:hyperlink>
-          </w:p>
-          <w:p>
-            <w:pPr>
-              <w:spacing w:after="40" w:before="0"/>
-            </w:pPr>
-            <w:r>
-              <w:rPr>
-                <w:sz w:val="14"/>
-                <w:szCs w:val="14"/>
-              </w:rPr>
-              <w:t xml:space="preserve"/>
-            </w:r>
-          </w:p>
-          <w:p>
-            <w:pPr>
-              <w:spacing w:after="20" w:before="0"/>
-            </w:pPr>
-            <w:r>
-              <w:rPr>
-                <w:rFonts w:ascii="Arial" w:cs="Arial" w:eastAsia="Arial" w:hAnsi="Arial"/>
-                <w:b/>
-                <w:bCs/>
-                <w:color w:val="1F3864"/>
-                <w:sz w:val="16"/>
-                <w:szCs w:val="16"/>
-              </w:rPr>
-              <w:t xml:space="preserve">📖 HTML:</w:t>
-            </w:r>
-          </w:p>
-          <w:p>
-            <w:pPr>
-              <w:spacing w:after="20" w:before="0"/>
-            </w:pPr>
-            <w:hyperlink w:history="1" r:id="rIdl3l3pswytb1f0got64q7v">
-              <w:r>
-                <w:rPr>
-                  <w:rFonts w:ascii="Arial" w:cs="Arial" w:eastAsia="Arial" w:hAnsi="Arial"/>
-                  <w:color w:val="2E75B6"/>
-                  <w:sz w:val="16"/>
-                  <w:szCs w:val="16"/>
-                  <w:u w:val="single" w:color="2E75B6"/>
-                </w:rPr>
-                <w:t xml:space="preserve">Area of a Parallelogram: Rhombus (PLIX)</w:t>
-              </w:r>
-            </w:hyperlink>
-          </w:p>
-          <w:p>
-            <w:pPr>
-              <w:spacing w:after="10" w:before="0"/>
-              <w:ind w:left="120"/>
-            </w:pPr>
-            <w:r>
-              <w:rPr>
-                <w:rFonts w:ascii="Arial" w:cs="Arial" w:eastAsia="Arial" w:hAnsi="Arial"/>
-                <w:color w:val="595959"/>
-                <w:sz w:val="14"/>
-                <w:szCs w:val="14"/>
-              </w:rPr>
-              <w:t xml:space="preserve">Source: CK-12</w:t>
-            </w:r>
-          </w:p>
-          <w:p>
-            <w:pPr>
-              <w:spacing w:after="10" w:before="0"/>
-              <w:ind w:left="120"/>
-            </w:pPr>
-            <w:hyperlink w:history="1" r:id="rId5kiyjz616xc2znclmujae">
+            <w:hyperlink w:history="1" r:id="rIdt5w4lqh7x6m4oyuqy7dlx">
               <w:r>
                 <w:rPr>
                   <w:rFonts w:ascii="Arial" w:cs="Arial" w:eastAsia="Arial" w:hAnsi="Arial"/>
@@ -9467,7 +9467,7 @@
             <w:pPr>
               <w:spacing w:after="20" w:before="0"/>
             </w:pPr>
-            <w:hyperlink w:history="1" r:id="rId4icyvmphe8nxch3gicz0u">
+            <w:hyperlink w:history="1" r:id="rIdlu9sqhbzghgvw2ujcb3cr">
               <w:r>
                 <w:rPr>
                   <w:rFonts w:ascii="Arial" w:cs="Arial" w:eastAsia="Arial" w:hAnsi="Arial"/>
@@ -9500,7 +9500,7 @@
               <w:spacing w:after="10" w:before="0"/>
               <w:ind w:left="120"/>
             </w:pPr>
-            <w:hyperlink w:history="1" r:id="rIdcl1trrwuulmsbbv_nips_">
+            <w:hyperlink w:history="1" r:id="rIddjnrkaepcsbkwmaz3qz3h">
               <w:r>
                 <w:rPr>
                   <w:rFonts w:ascii="Arial" w:cs="Arial" w:eastAsia="Arial" w:hAnsi="Arial"/>
@@ -9545,7 +9545,7 @@
             <w:pPr>
               <w:spacing w:after="20" w:before="0"/>
             </w:pPr>
-            <w:hyperlink w:history="1" r:id="rIdszgqs41sntcb3r6hdgxxp">
+            <w:hyperlink w:history="1" r:id="rId1utywir1jdyoc5v1j4meb">
               <w:r>
                 <w:rPr>
                   <w:rFonts w:ascii="Arial" w:cs="Arial" w:eastAsia="Arial" w:hAnsi="Arial"/>
@@ -9578,7 +9578,7 @@
               <w:spacing w:after="10" w:before="0"/>
               <w:ind w:left="120"/>
             </w:pPr>
-            <w:hyperlink w:history="1" r:id="rId_uhehljfsj9hlbdkhbqzy">
+            <w:hyperlink w:history="1" r:id="rIdyi4gaqasqbbitqfxtfiwh">
               <w:r>
                 <w:rPr>
                   <w:rFonts w:ascii="Arial" w:cs="Arial" w:eastAsia="Arial" w:hAnsi="Arial"/>
@@ -9773,7 +9773,619 @@
             <w:pPr>
               <w:spacing w:after="20" w:before="0"/>
             </w:pPr>
-            <w:hyperlink w:history="1" r:id="rId8z_yu8nkzxmqf-s3d2rnb">
+            <w:hyperlink w:history="1" r:id="rIdvntfmjnauzaxr1wsj8c_d">
+              <w:r>
+                <w:rPr>
+                  <w:rFonts w:ascii="Arial" w:cs="Arial" w:eastAsia="Arial" w:hAnsi="Arial"/>
+                  <w:color w:val="2E75B6"/>
+                  <w:sz w:val="16"/>
+                  <w:szCs w:val="16"/>
+                  <w:u w:val="single" w:color="2E75B6"/>
+                </w:rPr>
+                <w:t xml:space="preserve">Area of a triangle</w:t>
+              </w:r>
+            </w:hyperlink>
+          </w:p>
+          <w:p>
+            <w:pPr>
+              <w:spacing w:after="10" w:before="0"/>
+              <w:ind w:left="120"/>
+            </w:pPr>
+            <w:r>
+              <w:rPr>
+                <w:rFonts w:ascii="Arial" w:cs="Arial" w:eastAsia="Arial" w:hAnsi="Arial"/>
+                <w:color w:val="595959"/>
+                <w:sz w:val="14"/>
+                <w:szCs w:val="14"/>
+              </w:rPr>
+              <w:t xml:space="preserve">Source: Khan Academy (English - US curriculum)</w:t>
+            </w:r>
+          </w:p>
+          <w:p>
+            <w:pPr>
+              <w:spacing w:after="10" w:before="0"/>
+              <w:ind w:left="120"/>
+            </w:pPr>
+            <w:hyperlink w:history="1" r:id="rIdaj70xbd8ch6lk1lubejwl">
+              <w:r>
+                <w:rPr>
+                  <w:rFonts w:ascii="Arial" w:cs="Arial" w:eastAsia="Arial" w:hAnsi="Arial"/>
+                  <w:color w:val="595959"/>
+                  <w:sz w:val="14"/>
+                  <w:szCs w:val="14"/>
+                  <w:u w:val="single" w:color="595959"/>
+                </w:rPr>
+                <w:t xml:space="preserve">🔍 Search ARES for similar videos</w:t>
+              </w:r>
+            </w:hyperlink>
+          </w:p>
+          <w:p>
+            <w:pPr>
+              <w:spacing w:after="40" w:before="0"/>
+            </w:pPr>
+            <w:r>
+              <w:rPr>
+                <w:sz w:val="14"/>
+                <w:szCs w:val="14"/>
+              </w:rPr>
+              <w:t xml:space="preserve"/>
+            </w:r>
+          </w:p>
+          <w:p>
+            <w:pPr>
+              <w:spacing w:after="20" w:before="0"/>
+            </w:pPr>
+            <w:r>
+              <w:rPr>
+                <w:rFonts w:ascii="Arial" w:cs="Arial" w:eastAsia="Arial" w:hAnsi="Arial"/>
+                <w:b/>
+                <w:bCs/>
+                <w:color w:val="1F3864"/>
+                <w:sz w:val="16"/>
+                <w:szCs w:val="16"/>
+              </w:rPr>
+              <w:t xml:space="preserve">📖 EXERCISE:</w:t>
+            </w:r>
+          </w:p>
+          <w:p>
+            <w:pPr>
+              <w:spacing w:after="20" w:before="0"/>
+            </w:pPr>
+            <w:hyperlink w:history="1" r:id="rIdpiicvpqkzksxaaby3rzar">
+              <w:r>
+                <w:rPr>
+                  <w:rFonts w:ascii="Arial" w:cs="Arial" w:eastAsia="Arial" w:hAnsi="Arial"/>
+                  <w:color w:val="2E75B6"/>
+                  <w:sz w:val="16"/>
+                  <w:szCs w:val="16"/>
+                  <w:u w:val="single" w:color="2E75B6"/>
+                </w:rPr>
+                <w:t xml:space="preserve">Derivation of the Triangle Area Formula Practice</w:t>
+              </w:r>
+            </w:hyperlink>
+          </w:p>
+          <w:p>
+            <w:pPr>
+              <w:spacing w:after="10" w:before="0"/>
+              <w:ind w:left="120"/>
+            </w:pPr>
+            <w:r>
+              <w:rPr>
+                <w:rFonts w:ascii="Arial" w:cs="Arial" w:eastAsia="Arial" w:hAnsi="Arial"/>
+                <w:color w:val="595959"/>
+                <w:sz w:val="14"/>
+                <w:szCs w:val="14"/>
+              </w:rPr>
+              <w:t xml:space="preserve">Source: CK-12</w:t>
+            </w:r>
+          </w:p>
+          <w:p>
+            <w:pPr>
+              <w:spacing w:after="10" w:before="0"/>
+              <w:ind w:left="120"/>
+            </w:pPr>
+            <w:hyperlink w:history="1" r:id="rIdlpihvhmq5bcahtxq2mjkn">
+              <w:r>
+                <w:rPr>
+                  <w:rFonts w:ascii="Arial" w:cs="Arial" w:eastAsia="Arial" w:hAnsi="Arial"/>
+                  <w:color w:val="595959"/>
+                  <w:sz w:val="14"/>
+                  <w:szCs w:val="14"/>
+                  <w:u w:val="single" w:color="595959"/>
+                </w:rPr>
+                <w:t xml:space="preserve">🔍 Search ARES for similar readings</w:t>
+              </w:r>
+            </w:hyperlink>
+          </w:p>
+        </w:tc>
+        <w:tc>
+          <w:tcPr>
+            <w:tcW w:type="dxa" w:w="3040"/>
+            <w:shd w:fill="FFFFFF" w:color="auto" w:val="clear"/>
+            <w:tcMar>
+              <w:top w:type="dxa" w:w="60"/>
+              <w:left w:type="dxa" w:w="120"/>
+              <w:bottom w:type="dxa" w:w="60"/>
+              <w:right w:type="dxa" w:w="120"/>
+            </w:tcMar>
+            <w:vAlign w:val="top"/>
+          </w:tcPr>
+          <w:p>
+            <w:pPr>
+              <w:spacing w:after="40" w:before="0"/>
+              <w:jc w:val="left"/>
+            </w:pPr>
+            <w:r>
+              <w:rPr>
+                <w:rFonts w:ascii="Arial" w:cs="Arial" w:eastAsia="Arial" w:hAnsi="Arial"/>
+                <w:b w:val="false"/>
+                <w:bCs w:val="false"/>
+                <w:i w:val="false"/>
+                <w:iCs w:val="false"/>
+                <w:color w:val="000000"/>
+                <w:sz w:val="18"/>
+                <w:szCs w:val="18"/>
+              </w:rPr>
+              <w:t xml:space="preserve">Learners work in pairs on a structured derivation worksheet. The worksheet presents a generic triangle ABC with sides a (opposite A), b (opposite B), c (opposite C), and angle C between sides a and b. Step 1 asks learners to draw the perpendicular height h from vertex A down to side b (extended if necessary) and label it. Step 2 asks: 'Using trigonometry from Lesson 2.4, write an expression for sin C in terms of h and a.' Step 3 asks: 'Rearrange to make h the subject.' Step 4 asks: 'Substitute your expression for h into A = ½bh and simplify.' Step 5 asks: 'Write the final formula.' Learners record every step, then verify by applying their derived formula to the Kisumu solar panel triangle (a = 5 m, b = 7 m, C = 58°) using both a scientific calculator and the mathematical tables on the back of the worksheet. They record both answers and check they match to 2 decimal places.</w:t>
+            </w:r>
+          </w:p>
+        </w:tc>
+        <w:tc>
+          <w:tcPr>
+            <w:tcW w:type="dxa" w:w="3040"/>
+            <w:shd w:fill="F2F2F2" w:color="auto" w:val="clear"/>
+            <w:tcMar>
+              <w:top w:type="dxa" w:w="60"/>
+              <w:left w:type="dxa" w:w="120"/>
+              <w:bottom w:type="dxa" w:w="60"/>
+              <w:right w:type="dxa" w:w="120"/>
+            </w:tcMar>
+            <w:vAlign w:val="top"/>
+          </w:tcPr>
+          <w:p>
+            <w:pPr>
+              <w:spacing w:after="40" w:before="0"/>
+              <w:jc w:val="left"/>
+            </w:pPr>
+            <w:r>
+              <w:rPr>
+                <w:rFonts w:ascii="Arial" w:cs="Arial" w:eastAsia="Arial" w:hAnsi="Arial"/>
+                <w:b w:val="false"/>
+                <w:bCs w:val="false"/>
+                <w:i w:val="false"/>
+                <w:iCs w:val="false"/>
+                <w:color w:val="000000"/>
+                <w:sz w:val="18"/>
+                <w:szCs w:val="18"/>
+              </w:rPr>
+              <w:t xml:space="preserve">Distribute the worksheet. Say: 'Work through Steps 1 to 4 with your partner. The only tools you need are what you already know from Trigonometry 1 — specifically the definition of sine in a right-angled triangle, and the formula A = ½bh from Lesson 1. You have 8 minutes.' [Circulate immediately. Do NOT explain the derivation first.] Watch for two specific errors: (A) learners who write sin C = h/b instead of sin C = h/a — these learners have confused which side the height is drawn from; whisper: 'Which side is the height dropped FROM? Label the right-angled triangle you have created.' (B) learners who cannot rearrange to make h the subject — redirect: 'If sin C = h/a, multiply both sides by a. What do you get?' [After 8 minutes, pause whole class.] Cold-call one pair to describe Step 3 aloud. [10 seconds WAIT TIME.] Cold-call a second pair to state the final formula. Write on the board in large text: A = ½ab sin C. Say: 'Now apply this formula to the Kisumu solar panel. Use your calculator first, then the tables. You have 4 minutes.' [Circulate and check calculations.] After 4 minutes, cold-call one pair for their calculator answer and one pair for their table answer. If they differ by more than 0.5 m², pause and model the table reading: 'Find sin 58° in the sine column — what row, what column?' Confirm: sin 58° ≈ 0.8480, so A = ½ × 5 × 7 × 0.8480 ≈ 14.84 m².</w:t>
+            </w:r>
+          </w:p>
+        </w:tc>
+        <w:tc>
+          <w:tcPr>
+            <w:tcW w:type="dxa" w:w="3040"/>
+            <w:shd w:fill="FFFFFF" w:color="auto" w:val="clear"/>
+            <w:tcMar>
+              <w:top w:type="dxa" w:w="60"/>
+              <w:left w:type="dxa" w:w="120"/>
+              <w:bottom w:type="dxa" w:w="60"/>
+              <w:right w:type="dxa" w:w="120"/>
+            </w:tcMar>
+            <w:vAlign w:val="top"/>
+          </w:tcPr>
+          <w:p>
+            <w:pPr>
+              <w:spacing w:after="40" w:before="0"/>
+              <w:jc w:val="left"/>
+            </w:pPr>
+            <w:r>
+              <w:rPr>
+                <w:rFonts w:ascii="Arial" w:cs="Arial" w:eastAsia="Arial" w:hAnsi="Arial"/>
+                <w:b w:val="false"/>
+                <w:bCs w:val="false"/>
+                <w:i w:val="false"/>
+                <w:iCs w:val="false"/>
+                <w:color w:val="000000"/>
+                <w:sz w:val="18"/>
+                <w:szCs w:val="18"/>
+              </w:rPr>
+              <w:t xml:space="preserve">Structured Derivation (Guided Inquiry): Rather than presenting the formula, the worksheet leads learners through the logical steps using only knowledge they already possess (sine definition from Trig 1 + A = ½bh from Lesson 1). This is a 'knowledge-bridging' strategy — the new formula is not received but reconstructed, which greatly improves retention and conceptual understanding. The dual calculation (calculator + tables) builds procedural fluency and confirms that both methods yield the same result, reinforcing trust in the formula.</w:t>
+            </w:r>
+          </w:p>
+        </w:tc>
+        <w:tc>
+          <w:tcPr>
+            <w:tcW w:type="dxa" w:w="3040"/>
+            <w:shd w:fill="F2F2F2" w:color="auto" w:val="clear"/>
+            <w:tcMar>
+              <w:top w:type="dxa" w:w="60"/>
+              <w:left w:type="dxa" w:w="120"/>
+              <w:bottom w:type="dxa" w:w="60"/>
+              <w:right w:type="dxa" w:w="120"/>
+            </w:tcMar>
+            <w:vAlign w:val="top"/>
+          </w:tcPr>
+          <w:p>
+            <w:pPr>
+              <w:spacing w:after="40" w:before="0"/>
+              <w:jc w:val="left"/>
+            </w:pPr>
+            <w:r>
+              <w:rPr>
+                <w:rFonts w:ascii="Arial" w:cs="Arial" w:eastAsia="Arial" w:hAnsi="Arial"/>
+                <w:b w:val="false"/>
+                <w:bCs w:val="false"/>
+                <w:i w:val="false"/>
+                <w:iCs w:val="false"/>
+                <w:color w:val="000000"/>
+                <w:sz w:val="18"/>
+                <w:szCs w:val="18"/>
+              </w:rPr>
+              <w:t xml:space="preserve">Circulating teacher checks Step 2 on each pair's worksheet — the key diagnostic is whether sin C = h/a (correct) or sin C = h/b (incorrect side identified). After the whole-class cold-call, teacher checks that the formula written on learners' worksheets matches the board: A = ½ab sin C. For the numerical application, teacher checks: (1) Is sin 58° read correctly from tables (0.8480)? (2) Is the multiplication order correct: ½ × 5 × 7 × sin 58°? (3) Is the final answer approximately 14.84 m²? Pairs whose answers differ between calculator and table by more than 0.5 m² have a table-reading error and should be identified for follow-up.</w:t>
+            </w:r>
+          </w:p>
+        </w:tc>
+      </w:tr>
+      <w:tr>
+        <w:tc>
+          <w:tcPr>
+            <w:tcW w:type="dxa" w:w="1520"/>
+            <w:shd w:fill="E2EFDA" w:color="auto" w:val="clear"/>
+            <w:tcMar>
+              <w:top w:type="dxa" w:w="60"/>
+              <w:left w:type="dxa" w:w="120"/>
+              <w:bottom w:type="dxa" w:w="60"/>
+              <w:right w:type="dxa" w:w="120"/>
+            </w:tcMar>
+            <w:vAlign w:val="top"/>
+          </w:tcPr>
+          <w:p>
+            <w:pPr>
+              <w:spacing w:after="40" w:before="0"/>
+              <w:jc w:val="left"/>
+            </w:pPr>
+            <w:r>
+              <w:rPr>
+                <w:rFonts w:ascii="Arial" w:cs="Arial" w:eastAsia="Arial" w:hAnsi="Arial"/>
+                <w:b/>
+                <w:bCs/>
+                <w:i w:val="false"/>
+                <w:iCs w:val="false"/>
+                <w:color w:val="000000"/>
+                <w:sz w:val="18"/>
+                <w:szCs w:val="18"/>
+              </w:rPr>
+              <w:t xml:space="preserve">Explain Phase</w:t>
+            </w:r>
+          </w:p>
+          <w:p>
+            <w:pPr>
+              <w:spacing w:after="20" w:before="0"/>
+            </w:pPr>
+            <w:r>
+              <w:rPr>
+                <w:rFonts w:ascii="Arial" w:cs="Arial" w:eastAsia="Arial" w:hAnsi="Arial"/>
+                <w:b/>
+                <w:bCs/>
+                <w:color w:val="1F3864"/>
+                <w:sz w:val="16"/>
+                <w:szCs w:val="16"/>
+              </w:rPr>
+              <w:t xml:space="preserve">📹 VIDEO:</w:t>
+            </w:r>
+          </w:p>
+          <w:p>
+            <w:pPr>
+              <w:spacing w:after="20" w:before="0"/>
+            </w:pPr>
+            <w:hyperlink w:history="1" r:id="rIdscpwnhedugscfyjtmtwyc">
+              <w:r>
+                <w:rPr>
+                  <w:rFonts w:ascii="Arial" w:cs="Arial" w:eastAsia="Arial" w:hAnsi="Arial"/>
+                  <w:color w:val="2E75B6"/>
+                  <w:sz w:val="16"/>
+                  <w:szCs w:val="16"/>
+                  <w:u w:val="single" w:color="2E75B6"/>
+                </w:rPr>
+                <w:t xml:space="preserve">Finding area of triangles</w:t>
+              </w:r>
+            </w:hyperlink>
+          </w:p>
+          <w:p>
+            <w:pPr>
+              <w:spacing w:after="10" w:before="0"/>
+              <w:ind w:left="120"/>
+            </w:pPr>
+            <w:r>
+              <w:rPr>
+                <w:rFonts w:ascii="Arial" w:cs="Arial" w:eastAsia="Arial" w:hAnsi="Arial"/>
+                <w:color w:val="595959"/>
+                <w:sz w:val="14"/>
+                <w:szCs w:val="14"/>
+              </w:rPr>
+              <w:t xml:space="preserve">Source: Khan Academy (English - US curriculum)</w:t>
+            </w:r>
+          </w:p>
+          <w:p>
+            <w:pPr>
+              <w:spacing w:after="10" w:before="0"/>
+              <w:ind w:left="120"/>
+            </w:pPr>
+            <w:hyperlink w:history="1" r:id="rIdcb27yh74lelic5arzao4s">
+              <w:r>
+                <w:rPr>
+                  <w:rFonts w:ascii="Arial" w:cs="Arial" w:eastAsia="Arial" w:hAnsi="Arial"/>
+                  <w:color w:val="595959"/>
+                  <w:sz w:val="14"/>
+                  <w:szCs w:val="14"/>
+                  <w:u w:val="single" w:color="595959"/>
+                </w:rPr>
+                <w:t xml:space="preserve">🔍 Search ARES for similar videos</w:t>
+              </w:r>
+            </w:hyperlink>
+          </w:p>
+          <w:p>
+            <w:pPr>
+              <w:spacing w:after="40" w:before="0"/>
+            </w:pPr>
+            <w:r>
+              <w:rPr>
+                <w:sz w:val="14"/>
+                <w:szCs w:val="14"/>
+              </w:rPr>
+              <w:t xml:space="preserve"/>
+            </w:r>
+          </w:p>
+          <w:p>
+            <w:pPr>
+              <w:spacing w:after="20" w:before="0"/>
+            </w:pPr>
+            <w:r>
+              <w:rPr>
+                <w:rFonts w:ascii="Arial" w:cs="Arial" w:eastAsia="Arial" w:hAnsi="Arial"/>
+                <w:b/>
+                <w:bCs/>
+                <w:color w:val="1F3864"/>
+                <w:sz w:val="16"/>
+                <w:szCs w:val="16"/>
+              </w:rPr>
+              <w:t xml:space="preserve">📖 EXERCISE:</w:t>
+            </w:r>
+          </w:p>
+          <w:p>
+            <w:pPr>
+              <w:spacing w:after="20" w:before="0"/>
+            </w:pPr>
+            <w:hyperlink w:history="1" r:id="rIdp0m8sctuv0krdfch5clrz">
+              <w:r>
+                <w:rPr>
+                  <w:rFonts w:ascii="Arial" w:cs="Arial" w:eastAsia="Arial" w:hAnsi="Arial"/>
+                  <w:color w:val="2E75B6"/>
+                  <w:sz w:val="16"/>
+                  <w:szCs w:val="16"/>
+                  <w:u w:val="single" w:color="2E75B6"/>
+                </w:rPr>
+                <w:t xml:space="preserve">Decompose area with triangles</w:t>
+              </w:r>
+            </w:hyperlink>
+          </w:p>
+          <w:p>
+            <w:pPr>
+              <w:spacing w:after="10" w:before="0"/>
+              <w:ind w:left="120"/>
+            </w:pPr>
+            <w:r>
+              <w:rPr>
+                <w:rFonts w:ascii="Arial" w:cs="Arial" w:eastAsia="Arial" w:hAnsi="Arial"/>
+                <w:color w:val="595959"/>
+                <w:sz w:val="14"/>
+                <w:szCs w:val="14"/>
+              </w:rPr>
+              <w:t xml:space="preserve">Source: Khan Academy (English - US curriculum)</w:t>
+            </w:r>
+          </w:p>
+          <w:p>
+            <w:pPr>
+              <w:spacing w:after="10" w:before="0"/>
+              <w:ind w:left="120"/>
+            </w:pPr>
+            <w:hyperlink w:history="1" r:id="rIdxoviz4s7sticuqocfkmtm">
+              <w:r>
+                <w:rPr>
+                  <w:rFonts w:ascii="Arial" w:cs="Arial" w:eastAsia="Arial" w:hAnsi="Arial"/>
+                  <w:color w:val="595959"/>
+                  <w:sz w:val="14"/>
+                  <w:szCs w:val="14"/>
+                  <w:u w:val="single" w:color="595959"/>
+                </w:rPr>
+                <w:t xml:space="preserve">🔍 Search ARES for similar readings</w:t>
+              </w:r>
+            </w:hyperlink>
+          </w:p>
+        </w:tc>
+        <w:tc>
+          <w:tcPr>
+            <w:tcW w:type="dxa" w:w="3040"/>
+            <w:shd w:fill="FFFFFF" w:color="auto" w:val="clear"/>
+            <w:tcMar>
+              <w:top w:type="dxa" w:w="60"/>
+              <w:left w:type="dxa" w:w="120"/>
+              <w:bottom w:type="dxa" w:w="60"/>
+              <w:right w:type="dxa" w:w="120"/>
+            </w:tcMar>
+            <w:vAlign w:val="top"/>
+          </w:tcPr>
+          <w:p>
+            <w:pPr>
+              <w:spacing w:after="40" w:before="0"/>
+              <w:jc w:val="left"/>
+            </w:pPr>
+            <w:r>
+              <w:rPr>
+                <w:rFonts w:ascii="Arial" w:cs="Arial" w:eastAsia="Arial" w:hAnsi="Arial"/>
+                <w:b w:val="false"/>
+                <w:bCs w:val="false"/>
+                <w:i w:val="false"/>
+                <w:iCs w:val="false"/>
+                <w:color w:val="000000"/>
+                <w:sz w:val="18"/>
+                <w:szCs w:val="18"/>
+              </w:rPr>
+              <w:t xml:space="preserve">Learners work individually on three application problems, each set in a Kenyan context and each progressively harder. Problem 1 (Direct): A triangular maize plot near Kericho has two sides of 12 m and 9 m with an included angle of 72°. Find its area. Problem 2 (Embedded in polygon decomposition): The same Kericho land plot diagram from Lesson 1 is shown. One of the five decomposed triangles has two marked sides (8.4 m and 11.2 m) and a marked included angle of 65° — but no height. Find its area using A = ½ab sin C. Problem 3 (Challenge — connecting to storyline): If the entire Kericho land plot is to be divided equally among three farming families, and the triangle in Problem 2 is ONE of the five triangles making up the plot, explain why knowing A = ½ab sin C is essential for solving the original driving question. Learners write a full explanation in words for Problem 3.</w:t>
+            </w:r>
+          </w:p>
+        </w:tc>
+        <w:tc>
+          <w:tcPr>
+            <w:tcW w:type="dxa" w:w="3040"/>
+            <w:shd w:fill="F2F2F2" w:color="auto" w:val="clear"/>
+            <w:tcMar>
+              <w:top w:type="dxa" w:w="60"/>
+              <w:left w:type="dxa" w:w="120"/>
+              <w:bottom w:type="dxa" w:w="60"/>
+              <w:right w:type="dxa" w:w="120"/>
+            </w:tcMar>
+            <w:vAlign w:val="top"/>
+          </w:tcPr>
+          <w:p>
+            <w:pPr>
+              <w:spacing w:after="40" w:before="0"/>
+              <w:jc w:val="left"/>
+            </w:pPr>
+            <w:r>
+              <w:rPr>
+                <w:rFonts w:ascii="Arial" w:cs="Arial" w:eastAsia="Arial" w:hAnsi="Arial"/>
+                <w:b w:val="false"/>
+                <w:bCs w:val="false"/>
+                <w:i w:val="false"/>
+                <w:iCs w:val="false"/>
+                <w:color w:val="000000"/>
+                <w:sz w:val="18"/>
+                <w:szCs w:val="18"/>
+              </w:rPr>
+              <w:t xml:space="preserve">Say: 'Work through Problems 1 and 2 individually — show every step: write the formula, substitute the values, evaluate using your calculator or tables, and state the answer with units. Problem 3 is a written explanation — not a calculation. You have 10 minutes.' [Allow individual working. Circulate and look specifically at unit usage — many learners drop m² — and at whether learners are correctly identifying which two sides and which angle to use.] After 8 minutes, say: 'Finish your sentence for Problem 3.' [2 minutes.] Cold-call one learner to read their answer to Problem 1 aloud — ask the class: 'Thumbs up if you agree, thumbs sideways if you are unsure.' [10 seconds WAIT TIME.] If any thumbs sideways, cold-call that learner: 'What is different about your answer?' Confirm correct answer: A = ½ × 12 × 9 × sin 72° = ½ × 12 × 9 × 0.9511 ≈ 51.36 m². Cold-call a different learner for Problem 2. Confirm: A = ½ × 8.4 × 11.2 × sin 65° = ½ × 8.4 × 11.2 × 0.9063 ≈ 42.63 m². For Problem 3, cold-call 2 learners to read their written explanations. Prompt with: 'What would happen to the Kericho land division calculation if we could NOT find the area of that triangle?' [10 seconds WAIT TIME.] Reinforce: 'The whole decomposition strategy from Lesson 1 breaks down if even ONE triangle has an unmeasurable height. Today's formula fills that gap.' Write on the board: 'KEY INSIGHT: Every triangle in a decomposed polygon CAN now be solved — either with A = ½bh (when h is known) or A = ½ab sin C (when two sides and the included angle are known).'</w:t>
+            </w:r>
+          </w:p>
+        </w:tc>
+        <w:tc>
+          <w:tcPr>
+            <w:tcW w:type="dxa" w:w="3040"/>
+            <w:shd w:fill="FFFFFF" w:color="auto" w:val="clear"/>
+            <w:tcMar>
+              <w:top w:type="dxa" w:w="60"/>
+              <w:left w:type="dxa" w:w="120"/>
+              <w:bottom w:type="dxa" w:w="60"/>
+              <w:right w:type="dxa" w:w="120"/>
+            </w:tcMar>
+            <w:vAlign w:val="top"/>
+          </w:tcPr>
+          <w:p>
+            <w:pPr>
+              <w:spacing w:after="40" w:before="0"/>
+              <w:jc w:val="left"/>
+            </w:pPr>
+            <w:r>
+              <w:rPr>
+                <w:rFonts w:ascii="Arial" w:cs="Arial" w:eastAsia="Arial" w:hAnsi="Arial"/>
+                <w:b w:val="false"/>
+                <w:bCs w:val="false"/>
+                <w:i w:val="false"/>
+                <w:iCs w:val="false"/>
+                <w:color w:val="000000"/>
+                <w:sz w:val="18"/>
+                <w:szCs w:val="18"/>
+              </w:rPr>
+              <w:t xml:space="preserve">Progressive Contextualisation (Abstract → Concrete → Metacognitive): Problem 1 is a clean calculation to build procedural confidence. Problem 2 embeds the formula directly into the Kericho polygon-decomposition context, forcing learners to see the formula as a tool within the larger storyline. Problem 3 is a metacognitive writing task — learners must articulate WHY the formula matters, which deepens conceptual understanding beyond mechanical application. This three-level structure ensures both procedural fluency and conceptual ownership.</w:t>
+            </w:r>
+          </w:p>
+        </w:tc>
+        <w:tc>
+          <w:tcPr>
+            <w:tcW w:type="dxa" w:w="3040"/>
+            <w:shd w:fill="F2F2F2" w:color="auto" w:val="clear"/>
+            <w:tcMar>
+              <w:top w:type="dxa" w:w="60"/>
+              <w:left w:type="dxa" w:w="120"/>
+              <w:bottom w:type="dxa" w:w="60"/>
+              <w:right w:type="dxa" w:w="120"/>
+            </w:tcMar>
+            <w:vAlign w:val="top"/>
+          </w:tcPr>
+          <w:p>
+            <w:pPr>
+              <w:spacing w:after="40" w:before="0"/>
+              <w:jc w:val="left"/>
+            </w:pPr>
+            <w:r>
+              <w:rPr>
+                <w:rFonts w:ascii="Arial" w:cs="Arial" w:eastAsia="Arial" w:hAnsi="Arial"/>
+                <w:b w:val="false"/>
+                <w:bCs w:val="false"/>
+                <w:i w:val="false"/>
+                <w:iCs w:val="false"/>
+                <w:color w:val="000000"/>
+                <w:sz w:val="18"/>
+                <w:szCs w:val="18"/>
+              </w:rPr>
+              <w:t xml:space="preserve">Teacher looks for four quality indicators during circulation: (1) Is the formula written correctly before substitution? (2) Are the correct values substituted for a, b, and C? (3) Is the sine value looked up or calculated correctly? (4) Is the answer given in m² with an appropriate number of decimal places? For Problem 3, teacher assesses whether learners make the explicit connection to the polygon-decomposition strategy — the explanation should mention that not all heights are measurable and that the formula allows them to complete the total area calculation. Collect 5–6 Problem 3 written responses as an exit-ticket sample.</w:t>
+            </w:r>
+          </w:p>
+        </w:tc>
+      </w:tr>
+      <w:tr>
+        <w:tc>
+          <w:tcPr>
+            <w:tcW w:type="dxa" w:w="1520"/>
+            <w:shd w:fill="FCE4D6" w:color="auto" w:val="clear"/>
+            <w:tcMar>
+              <w:top w:type="dxa" w:w="60"/>
+              <w:left w:type="dxa" w:w="120"/>
+              <w:bottom w:type="dxa" w:w="60"/>
+              <w:right w:type="dxa" w:w="120"/>
+            </w:tcMar>
+            <w:vAlign w:val="top"/>
+          </w:tcPr>
+          <w:p>
+            <w:pPr>
+              <w:spacing w:after="40" w:before="0"/>
+              <w:jc w:val="left"/>
+            </w:pPr>
+            <w:r>
+              <w:rPr>
+                <w:rFonts w:ascii="Arial" w:cs="Arial" w:eastAsia="Arial" w:hAnsi="Arial"/>
+                <w:b/>
+                <w:bCs/>
+                <w:i w:val="false"/>
+                <w:iCs w:val="false"/>
+                <w:color w:val="000000"/>
+                <w:sz w:val="18"/>
+                <w:szCs w:val="18"/>
+              </w:rPr>
+              <w:t xml:space="preserve">Driving Question Board (DQB) Creation</w:t>
+            </w:r>
+          </w:p>
+          <w:p>
+            <w:pPr>
+              <w:spacing w:after="20" w:before="0"/>
+            </w:pPr>
+            <w:r>
+              <w:rPr>
+                <w:rFonts w:ascii="Arial" w:cs="Arial" w:eastAsia="Arial" w:hAnsi="Arial"/>
+                <w:b/>
+                <w:bCs/>
+                <w:color w:val="1F3864"/>
+                <w:sz w:val="16"/>
+                <w:szCs w:val="16"/>
+              </w:rPr>
+              <w:t xml:space="preserve">📹 VIDEO:</w:t>
+            </w:r>
+          </w:p>
+          <w:p>
+            <w:pPr>
+              <w:spacing w:after="20" w:before="0"/>
+            </w:pPr>
+            <w:hyperlink w:history="1" r:id="rIdop1cl20qbz3cghedyshg7">
               <w:r>
                 <w:rPr>
                   <w:rFonts w:ascii="Arial" w:cs="Arial" w:eastAsia="Arial" w:hAnsi="Arial"/>
@@ -9806,7 +10418,7 @@
               <w:spacing w:after="10" w:before="0"/>
               <w:ind w:left="120"/>
             </w:pPr>
-            <w:hyperlink w:history="1" r:id="rIdnaehdbccnv0cvgo_0g9dj">
+            <w:hyperlink w:history="1" r:id="rId6yvujvvj3bc9yzh_mzyrh">
               <w:r>
                 <w:rPr>
                   <w:rFonts w:ascii="Arial" w:cs="Arial" w:eastAsia="Arial" w:hAnsi="Arial"/>
@@ -9844,14 +10456,14 @@
                 <w:sz w:val="16"/>
                 <w:szCs w:val="16"/>
               </w:rPr>
-              <w:t xml:space="preserve">📖 EXERCISE:</w:t>
+              <w:t xml:space="preserve">📖 HTML:</w:t>
             </w:r>
           </w:p>
           <w:p>
             <w:pPr>
               <w:spacing w:after="20" w:before="0"/>
             </w:pPr>
-            <w:hyperlink w:history="1" r:id="rId68zkz6hr_ouumzkkslhoj">
+            <w:hyperlink w:history="1" r:id="rIdcdjm9m3sfjh169sa8e-hs">
               <w:r>
                 <w:rPr>
                   <w:rFonts w:ascii="Arial" w:cs="Arial" w:eastAsia="Arial" w:hAnsi="Arial"/>
@@ -9860,7 +10472,7 @@
                   <w:szCs w:val="16"/>
                   <w:u w:val="single" w:color="2E75B6"/>
                 </w:rPr>
-                <w:t xml:space="preserve">Derivation of the Triangle Area Formula Practice</w:t>
+                <w:t xml:space="preserve">Triangle Area (Flexbook)</w:t>
               </w:r>
             </w:hyperlink>
           </w:p>
@@ -9884,7 +10496,7 @@
               <w:spacing w:after="10" w:before="0"/>
               <w:ind w:left="120"/>
             </w:pPr>
-            <w:hyperlink w:history="1" r:id="rIdphdhfwkhwgczxnmxpnp3m">
+            <w:hyperlink w:history="1" r:id="rIdafwghlm80ddg3ubre5ijw">
               <w:r>
                 <w:rPr>
                   <w:rFonts w:ascii="Arial" w:cs="Arial" w:eastAsia="Arial" w:hAnsi="Arial"/>
@@ -9926,7 +10538,7 @@
                 <w:sz w:val="18"/>
                 <w:szCs w:val="18"/>
               </w:rPr>
-              <w:t xml:space="preserve">Learners work in pairs on a structured derivation worksheet. The worksheet presents a generic triangle ABC with sides a (opposite A), b (opposite B), c (opposite C), and angle C between sides a and b. Step 1 asks learners to draw the perpendicular height h from vertex A down to side b (extended if necessary) and label it. Step 2 asks: 'Using trigonometry from Lesson 2.4, write an expression for sin C in terms of h and a.' Step 3 asks: 'Rearrange to make h the subject.' Step 4 asks: 'Substitute your expression for h into A = ½bh and simplify.' Step 5 asks: 'Write the final formula.' Learners record every step, then verify by applying their derived formula to the Kisumu solar panel triangle (a = 5 m, b = 7 m, C = 58°) using both a scientific calculator and the mathematical tables on the back of the worksheet. They record both answers and check they match to 2 decimal places.</w:t>
+              <w:t xml:space="preserve">The class returns to the Driving Question Board displayed at the front of the room. The board already has cards from Lessons 1 and 2 capturing: 'A = ½bh for triangles', 'polygon = sum of triangles', 'parallelogram A = bh', 'trapezium A = ½(a+b)h', 'rhombus/kite A = ½d₁d₂'. Learners individually write two new cards: one GREEN card stating what they have LEARNED today (the new formula and when to use it) and one ORANGE card stating a NEW QUESTION this lesson has raised for them about the Kericho land plot or about area in general. They post their cards on the board in 2 minutes. The teacher reads 3–4 orange question cards aloud and briefly comments on which will be addressed in upcoming lessons.</w:t>
             </w:r>
           </w:p>
         </w:tc>
@@ -9958,7 +10570,7 @@
                 <w:sz w:val="18"/>
                 <w:szCs w:val="18"/>
               </w:rPr>
-              <w:t xml:space="preserve">Distribute the worksheet. Say: 'Work through Steps 1 to 4 with your partner. The only tools you need are what you already know from Trigonometry 1 — specifically the definition of sine in a right-angled triangle, and the formula A = ½bh from Lesson 1. You have 8 minutes.' [Circulate immediately. Do NOT explain the derivation first.] Watch for two specific errors: (A) learners who write sin C = h/b instead of sin C = h/a — these learners have confused which side the height is drawn from; whisper: 'Which side is the height dropped FROM? Label the right-angled triangle you have created.' (B) learners who cannot rearrange to make h the subject — redirect: 'If sin C = h/a, multiply both sides by a. What do you get?' [After 8 minutes, pause whole class.] Cold-call one pair to describe Step 3 aloud. [10 seconds WAIT TIME.] Cold-call a second pair to state the final formula. Write on the board in large text: A = ½ab sin C. Say: 'Now apply this formula to the Kisumu solar panel. Use your calculator first, then the tables. You have 4 minutes.' [Circulate and check calculations.] After 4 minutes, cold-call one pair for their calculator answer and one pair for their table answer. If they differ by more than 0.5 m², pause and model the table reading: 'Find sin 58° in the sine column — what row, what column?' Confirm: sin 58° ≈ 0.8480, so A = ½ × 5 × 7 × 0.8480 ≈ 14.84 m².</w:t>
+              <w:t xml:space="preserve">Give each learner one green card and one orange card (or two different-coloured sticky notes / paper strips). Say: 'Green card: in ONE sentence, write the new mathematical tool you gained today and when to use it. Orange card: write ONE new question this lesson has raised — either about the Kericho land plot or about area more generally. You have 2 minutes.' [Allow 2 minutes.] Call two learners to read their green cards aloud. After each, ask: 'Does anyone have a different way of saying the same thing?' [10 seconds WAIT TIME.] Ensure the board now displays: 'A = ½ab sin C — use when two sides and the included angle are known, but height cannot be measured.' Read 3 orange cards aloud. Likely questions will include: 'What if we know the area but not the angle?', 'Can we use this for all five triangles in the Kericho plot?', 'What if we only know one side and some angles?' Respond: 'These questions point us exactly toward Lessons 4 and 5 — the Sine Rule and Cosine Rule. Your questions are driving our sequence forward.' Point to the DQB and say: 'Notice how our board is building a complete toolkit for the Kericho problem — each lesson adds one new tool.'</w:t>
             </w:r>
           </w:p>
         </w:tc>
@@ -9990,7 +10602,7 @@
                 <w:sz w:val="18"/>
                 <w:szCs w:val="18"/>
               </w:rPr>
-              <w:t xml:space="preserve">Structured Derivation (Guided Inquiry): Rather than presenting the formula, the worksheet leads learners through the logical steps using only knowledge they already possess (sine definition from Trig 1 + A = ½bh from Lesson 1). This is a 'knowledge-bridging' strategy — the new formula is not received but reconstructed, which greatly improves retention and conceptual understanding. The dual calculation (calculator + tables) builds procedural fluency and confirms that both methods yield the same result, reinforcing trust in the formula.</w:t>
+              <w:t xml:space="preserve">Driving Question Board as Living Knowledge Record: The DQB functions as a public, cumulative knowledge artefact. Green cards make new learning explicit and shareable; orange cards ensure learner-generated inquiry drives the sequence forward rather than teacher-imposed sequencing. Physically posting cards onto the board creates a visible narrative of growing understanding — learners can see their progress toward the driving question across all three lessons so far.</w:t>
             </w:r>
           </w:p>
         </w:tc>
@@ -10022,7 +10634,7 @@
                 <w:sz w:val="18"/>
                 <w:szCs w:val="18"/>
               </w:rPr>
-              <w:t xml:space="preserve">Circulating teacher checks Step 2 on each pair's worksheet — the key diagnostic is whether sin C = h/a (correct) or sin C = h/b (incorrect side identified). After the whole-class cold-call, teacher checks that the formula written on learners' worksheets matches the board: A = ½ab sin C. For the numerical application, teacher checks: (1) Is sin 58° read correctly from tables (0.8480)? (2) Is the multiplication order correct: ½ × 5 × 7 × sin 58°? (3) Is the final answer approximately 14.84 m²? Pairs whose answers differ between calculator and table by more than 0.5 m² have a table-reading error and should be identified for follow-up.</w:t>
+              <w:t xml:space="preserve">Teacher reads ALL green cards during the 2-minute posting window (or collects them after the lesson). Key indicator: Does the green card correctly state BOTH the formula (A = ½ab sin C) AND the condition for its use (when height is not directly measurable / two sides and included angle are known)? Cards that only state the formula without the condition reveal surface-level learning. Orange cards are assessed for sophistication — questions that push toward the Sine Rule, Cosine Rule, or general polygon methods indicate strong conceptual progress beyond today's lesson.</w:t>
             </w:r>
           </w:p>
         </w:tc>
@@ -10031,32 +10643,32 @@
         <w:tc>
           <w:tcPr>
             <w:tcW w:type="dxa" w:w="1520"/>
-            <w:shd w:fill="E2EFDA" w:color="auto" w:val="clear"/>
-            <w:tcMar>
-              <w:top w:type="dxa" w:w="60"/>
-              <w:left w:type="dxa" w:w="120"/>
-              <w:bottom w:type="dxa" w:w="60"/>
-              <w:right w:type="dxa" w:w="120"/>
-            </w:tcMar>
-            <w:vAlign w:val="top"/>
-          </w:tcPr>
-          <w:p>
-            <w:pPr>
-              <w:spacing w:after="40" w:before="0"/>
-              <w:jc w:val="left"/>
-            </w:pPr>
-            <w:r>
-              <w:rPr>
-                <w:rFonts w:ascii="Arial" w:cs="Arial" w:eastAsia="Arial" w:hAnsi="Arial"/>
-                <w:b/>
-                <w:bCs/>
-                <w:i w:val="false"/>
-                <w:iCs w:val="false"/>
-                <w:color w:val="000000"/>
-                <w:sz w:val="18"/>
-                <w:szCs w:val="18"/>
-              </w:rPr>
-              <w:t xml:space="preserve">Explain Phase</w:t>
+            <w:shd w:fill="D5E8F0" w:color="auto" w:val="clear"/>
+            <w:tcMar>
+              <w:top w:type="dxa" w:w="60"/>
+              <w:left w:type="dxa" w:w="120"/>
+              <w:bottom w:type="dxa" w:w="60"/>
+              <w:right w:type="dxa" w:w="120"/>
+            </w:tcMar>
+            <w:vAlign w:val="top"/>
+          </w:tcPr>
+          <w:p>
+            <w:pPr>
+              <w:spacing w:after="40" w:before="0"/>
+              <w:jc w:val="left"/>
+            </w:pPr>
+            <w:r>
+              <w:rPr>
+                <w:rFonts w:ascii="Arial" w:cs="Arial" w:eastAsia="Arial" w:hAnsi="Arial"/>
+                <w:b/>
+                <w:bCs/>
+                <w:i w:val="false"/>
+                <w:iCs w:val="false"/>
+                <w:color w:val="000000"/>
+                <w:sz w:val="18"/>
+                <w:szCs w:val="18"/>
+              </w:rPr>
+              <w:t xml:space="preserve">Model Building Phase</w:t>
             </w:r>
           </w:p>
           <w:p>
@@ -10079,7 +10691,7 @@
             <w:pPr>
               <w:spacing w:after="20" w:before="0"/>
             </w:pPr>
-            <w:hyperlink w:history="1" r:id="rIdet5wkwsodxszji2bwmiti">
+            <w:hyperlink w:history="1" r:id="rIdhl2qk2fbwwtbj2lr7f6p9">
               <w:r>
                 <w:rPr>
                   <w:rFonts w:ascii="Arial" w:cs="Arial" w:eastAsia="Arial" w:hAnsi="Arial"/>
@@ -10112,7 +10724,7 @@
               <w:spacing w:after="10" w:before="0"/>
               <w:ind w:left="120"/>
             </w:pPr>
-            <w:hyperlink w:history="1" r:id="rIddzqgzximlrcvk1knkgurp">
+            <w:hyperlink w:history="1" r:id="rIdgyf5wjch8e99l03cz6voq">
               <w:r>
                 <w:rPr>
                   <w:rFonts w:ascii="Arial" w:cs="Arial" w:eastAsia="Arial" w:hAnsi="Arial"/>
@@ -10157,619 +10769,7 @@
             <w:pPr>
               <w:spacing w:after="20" w:before="0"/>
             </w:pPr>
-            <w:hyperlink w:history="1" r:id="rIdmoj5h2d-xugzqqt1rhsre">
-              <w:r>
-                <w:rPr>
-                  <w:rFonts w:ascii="Arial" w:cs="Arial" w:eastAsia="Arial" w:hAnsi="Arial"/>
-                  <w:color w:val="2E75B6"/>
-                  <w:sz w:val="16"/>
-                  <w:szCs w:val="16"/>
-                  <w:u w:val="single" w:color="2E75B6"/>
-                </w:rPr>
-                <w:t xml:space="preserve">Decompose area with triangles</w:t>
-              </w:r>
-            </w:hyperlink>
-          </w:p>
-          <w:p>
-            <w:pPr>
-              <w:spacing w:after="10" w:before="0"/>
-              <w:ind w:left="120"/>
-            </w:pPr>
-            <w:r>
-              <w:rPr>
-                <w:rFonts w:ascii="Arial" w:cs="Arial" w:eastAsia="Arial" w:hAnsi="Arial"/>
-                <w:color w:val="595959"/>
-                <w:sz w:val="14"/>
-                <w:szCs w:val="14"/>
-              </w:rPr>
-              <w:t xml:space="preserve">Source: Khan Academy (English - US curriculum)</w:t>
-            </w:r>
-          </w:p>
-          <w:p>
-            <w:pPr>
-              <w:spacing w:after="10" w:before="0"/>
-              <w:ind w:left="120"/>
-            </w:pPr>
-            <w:hyperlink w:history="1" r:id="rId9a1cndkjzy2tqw1cxteyh">
-              <w:r>
-                <w:rPr>
-                  <w:rFonts w:ascii="Arial" w:cs="Arial" w:eastAsia="Arial" w:hAnsi="Arial"/>
-                  <w:color w:val="595959"/>
-                  <w:sz w:val="14"/>
-                  <w:szCs w:val="14"/>
-                  <w:u w:val="single" w:color="595959"/>
-                </w:rPr>
-                <w:t xml:space="preserve">🔍 Search ARES for similar readings</w:t>
-              </w:r>
-            </w:hyperlink>
-          </w:p>
-        </w:tc>
-        <w:tc>
-          <w:tcPr>
-            <w:tcW w:type="dxa" w:w="3040"/>
-            <w:shd w:fill="FFFFFF" w:color="auto" w:val="clear"/>
-            <w:tcMar>
-              <w:top w:type="dxa" w:w="60"/>
-              <w:left w:type="dxa" w:w="120"/>
-              <w:bottom w:type="dxa" w:w="60"/>
-              <w:right w:type="dxa" w:w="120"/>
-            </w:tcMar>
-            <w:vAlign w:val="top"/>
-          </w:tcPr>
-          <w:p>
-            <w:pPr>
-              <w:spacing w:after="40" w:before="0"/>
-              <w:jc w:val="left"/>
-            </w:pPr>
-            <w:r>
-              <w:rPr>
-                <w:rFonts w:ascii="Arial" w:cs="Arial" w:eastAsia="Arial" w:hAnsi="Arial"/>
-                <w:b w:val="false"/>
-                <w:bCs w:val="false"/>
-                <w:i w:val="false"/>
-                <w:iCs w:val="false"/>
-                <w:color w:val="000000"/>
-                <w:sz w:val="18"/>
-                <w:szCs w:val="18"/>
-              </w:rPr>
-              <w:t xml:space="preserve">Learners work individually on three application problems, each set in a Kenyan context and each progressively harder. Problem 1 (Direct): A triangular maize plot near Kericho has two sides of 12 m and 9 m with an included angle of 72°. Find its area. Problem 2 (Embedded in polygon decomposition): The same Kericho land plot diagram from Lesson 1 is shown. One of the five decomposed triangles has two marked sides (8.4 m and 11.2 m) and a marked included angle of 65° — but no height. Find its area using A = ½ab sin C. Problem 3 (Challenge — connecting to storyline): If the entire Kericho land plot is to be divided equally among three farming families, and the triangle in Problem 2 is ONE of the five triangles making up the plot, explain why knowing A = ½ab sin C is essential for solving the original driving question. Learners write a full explanation in words for Problem 3.</w:t>
-            </w:r>
-          </w:p>
-        </w:tc>
-        <w:tc>
-          <w:tcPr>
-            <w:tcW w:type="dxa" w:w="3040"/>
-            <w:shd w:fill="F2F2F2" w:color="auto" w:val="clear"/>
-            <w:tcMar>
-              <w:top w:type="dxa" w:w="60"/>
-              <w:left w:type="dxa" w:w="120"/>
-              <w:bottom w:type="dxa" w:w="60"/>
-              <w:right w:type="dxa" w:w="120"/>
-            </w:tcMar>
-            <w:vAlign w:val="top"/>
-          </w:tcPr>
-          <w:p>
-            <w:pPr>
-              <w:spacing w:after="40" w:before="0"/>
-              <w:jc w:val="left"/>
-            </w:pPr>
-            <w:r>
-              <w:rPr>
-                <w:rFonts w:ascii="Arial" w:cs="Arial" w:eastAsia="Arial" w:hAnsi="Arial"/>
-                <w:b w:val="false"/>
-                <w:bCs w:val="false"/>
-                <w:i w:val="false"/>
-                <w:iCs w:val="false"/>
-                <w:color w:val="000000"/>
-                <w:sz w:val="18"/>
-                <w:szCs w:val="18"/>
-              </w:rPr>
-              <w:t xml:space="preserve">Say: 'Work through Problems 1 and 2 individually — show every step: write the formula, substitute the values, evaluate using your calculator or tables, and state the answer with units. Problem 3 is a written explanation — not a calculation. You have 10 minutes.' [Allow individual working. Circulate and look specifically at unit usage — many learners drop m² — and at whether learners are correctly identifying which two sides and which angle to use.] After 8 minutes, say: 'Finish your sentence for Problem 3.' [2 minutes.] Cold-call one learner to read their answer to Problem 1 aloud — ask the class: 'Thumbs up if you agree, thumbs sideways if you are unsure.' [10 seconds WAIT TIME.] If any thumbs sideways, cold-call that learner: 'What is different about your answer?' Confirm correct answer: A = ½ × 12 × 9 × sin 72° = ½ × 12 × 9 × 0.9511 ≈ 51.36 m². Cold-call a different learner for Problem 2. Confirm: A = ½ × 8.4 × 11.2 × sin 65° = ½ × 8.4 × 11.2 × 0.9063 ≈ 42.63 m². For Problem 3, cold-call 2 learners to read their written explanations. Prompt with: 'What would happen to the Kericho land division calculation if we could NOT find the area of that triangle?' [10 seconds WAIT TIME.] Reinforce: 'The whole decomposition strategy from Lesson 1 breaks down if even ONE triangle has an unmeasurable height. Today's formula fills that gap.' Write on the board: 'KEY INSIGHT: Every triangle in a decomposed polygon CAN now be solved — either with A = ½bh (when h is known) or A = ½ab sin C (when two sides and the included angle are known).'</w:t>
-            </w:r>
-          </w:p>
-        </w:tc>
-        <w:tc>
-          <w:tcPr>
-            <w:tcW w:type="dxa" w:w="3040"/>
-            <w:shd w:fill="FFFFFF" w:color="auto" w:val="clear"/>
-            <w:tcMar>
-              <w:top w:type="dxa" w:w="60"/>
-              <w:left w:type="dxa" w:w="120"/>
-              <w:bottom w:type="dxa" w:w="60"/>
-              <w:right w:type="dxa" w:w="120"/>
-            </w:tcMar>
-            <w:vAlign w:val="top"/>
-          </w:tcPr>
-          <w:p>
-            <w:pPr>
-              <w:spacing w:after="40" w:before="0"/>
-              <w:jc w:val="left"/>
-            </w:pPr>
-            <w:r>
-              <w:rPr>
-                <w:rFonts w:ascii="Arial" w:cs="Arial" w:eastAsia="Arial" w:hAnsi="Arial"/>
-                <w:b w:val="false"/>
-                <w:bCs w:val="false"/>
-                <w:i w:val="false"/>
-                <w:iCs w:val="false"/>
-                <w:color w:val="000000"/>
-                <w:sz w:val="18"/>
-                <w:szCs w:val="18"/>
-              </w:rPr>
-              <w:t xml:space="preserve">Progressive Contextualisation (Abstract → Concrete → Metacognitive): Problem 1 is a clean calculation to build procedural confidence. Problem 2 embeds the formula directly into the Kericho polygon-decomposition context, forcing learners to see the formula as a tool within the larger storyline. Problem 3 is a metacognitive writing task — learners must articulate WHY the formula matters, which deepens conceptual understanding beyond mechanical application. This three-level structure ensures both procedural fluency and conceptual ownership.</w:t>
-            </w:r>
-          </w:p>
-        </w:tc>
-        <w:tc>
-          <w:tcPr>
-            <w:tcW w:type="dxa" w:w="3040"/>
-            <w:shd w:fill="F2F2F2" w:color="auto" w:val="clear"/>
-            <w:tcMar>
-              <w:top w:type="dxa" w:w="60"/>
-              <w:left w:type="dxa" w:w="120"/>
-              <w:bottom w:type="dxa" w:w="60"/>
-              <w:right w:type="dxa" w:w="120"/>
-            </w:tcMar>
-            <w:vAlign w:val="top"/>
-          </w:tcPr>
-          <w:p>
-            <w:pPr>
-              <w:spacing w:after="40" w:before="0"/>
-              <w:jc w:val="left"/>
-            </w:pPr>
-            <w:r>
-              <w:rPr>
-                <w:rFonts w:ascii="Arial" w:cs="Arial" w:eastAsia="Arial" w:hAnsi="Arial"/>
-                <w:b w:val="false"/>
-                <w:bCs w:val="false"/>
-                <w:i w:val="false"/>
-                <w:iCs w:val="false"/>
-                <w:color w:val="000000"/>
-                <w:sz w:val="18"/>
-                <w:szCs w:val="18"/>
-              </w:rPr>
-              <w:t xml:space="preserve">Teacher looks for four quality indicators during circulation: (1) Is the formula written correctly before substitution? (2) Are the correct values substituted for a, b, and C? (3) Is the sine value looked up or calculated correctly? (4) Is the answer given in m² with an appropriate number of decimal places? For Problem 3, teacher assesses whether learners make the explicit connection to the polygon-decomposition strategy — the explanation should mention that not all heights are measurable and that the formula allows them to complete the total area calculation. Collect 5–6 Problem 3 written responses as an exit-ticket sample.</w:t>
-            </w:r>
-          </w:p>
-        </w:tc>
-      </w:tr>
-      <w:tr>
-        <w:tc>
-          <w:tcPr>
-            <w:tcW w:type="dxa" w:w="1520"/>
-            <w:shd w:fill="FCE4D6" w:color="auto" w:val="clear"/>
-            <w:tcMar>
-              <w:top w:type="dxa" w:w="60"/>
-              <w:left w:type="dxa" w:w="120"/>
-              <w:bottom w:type="dxa" w:w="60"/>
-              <w:right w:type="dxa" w:w="120"/>
-            </w:tcMar>
-            <w:vAlign w:val="top"/>
-          </w:tcPr>
-          <w:p>
-            <w:pPr>
-              <w:spacing w:after="40" w:before="0"/>
-              <w:jc w:val="left"/>
-            </w:pPr>
-            <w:r>
-              <w:rPr>
-                <w:rFonts w:ascii="Arial" w:cs="Arial" w:eastAsia="Arial" w:hAnsi="Arial"/>
-                <w:b/>
-                <w:bCs/>
-                <w:i w:val="false"/>
-                <w:iCs w:val="false"/>
-                <w:color w:val="000000"/>
-                <w:sz w:val="18"/>
-                <w:szCs w:val="18"/>
-              </w:rPr>
-              <w:t xml:space="preserve">Driving Question Board (DQB) Creation</w:t>
-            </w:r>
-          </w:p>
-          <w:p>
-            <w:pPr>
-              <w:spacing w:after="20" w:before="0"/>
-            </w:pPr>
-            <w:r>
-              <w:rPr>
-                <w:rFonts w:ascii="Arial" w:cs="Arial" w:eastAsia="Arial" w:hAnsi="Arial"/>
-                <w:b/>
-                <w:bCs/>
-                <w:color w:val="1F3864"/>
-                <w:sz w:val="16"/>
-                <w:szCs w:val="16"/>
-              </w:rPr>
-              <w:t xml:space="preserve">📹 VIDEO:</w:t>
-            </w:r>
-          </w:p>
-          <w:p>
-            <w:pPr>
-              <w:spacing w:after="20" w:before="0"/>
-            </w:pPr>
-            <w:hyperlink w:history="1" r:id="rIdqvhpujzgvnomkfhs_kcs0">
-              <w:r>
-                <w:rPr>
-                  <w:rFonts w:ascii="Arial" w:cs="Arial" w:eastAsia="Arial" w:hAnsi="Arial"/>
-                  <w:color w:val="2E75B6"/>
-                  <w:sz w:val="16"/>
-                  <w:szCs w:val="16"/>
-                  <w:u w:val="single" w:color="2E75B6"/>
-                </w:rPr>
-                <w:t xml:space="preserve">Manipulating formulas: area</w:t>
-              </w:r>
-            </w:hyperlink>
-          </w:p>
-          <w:p>
-            <w:pPr>
-              <w:spacing w:after="10" w:before="0"/>
-              <w:ind w:left="120"/>
-            </w:pPr>
-            <w:r>
-              <w:rPr>
-                <w:rFonts w:ascii="Arial" w:cs="Arial" w:eastAsia="Arial" w:hAnsi="Arial"/>
-                <w:color w:val="595959"/>
-                <w:sz w:val="14"/>
-                <w:szCs w:val="14"/>
-              </w:rPr>
-              <w:t xml:space="preserve">Source: Khan Academy (English - US curriculum)</w:t>
-            </w:r>
-          </w:p>
-          <w:p>
-            <w:pPr>
-              <w:spacing w:after="10" w:before="0"/>
-              <w:ind w:left="120"/>
-            </w:pPr>
-            <w:hyperlink w:history="1" r:id="rId8r6iot5dizf_-i0lneury">
-              <w:r>
-                <w:rPr>
-                  <w:rFonts w:ascii="Arial" w:cs="Arial" w:eastAsia="Arial" w:hAnsi="Arial"/>
-                  <w:color w:val="595959"/>
-                  <w:sz w:val="14"/>
-                  <w:szCs w:val="14"/>
-                  <w:u w:val="single" w:color="595959"/>
-                </w:rPr>
-                <w:t xml:space="preserve">🔍 Search ARES for similar videos</w:t>
-              </w:r>
-            </w:hyperlink>
-          </w:p>
-          <w:p>
-            <w:pPr>
-              <w:spacing w:after="40" w:before="0"/>
-            </w:pPr>
-            <w:r>
-              <w:rPr>
-                <w:sz w:val="14"/>
-                <w:szCs w:val="14"/>
-              </w:rPr>
-              <w:t xml:space="preserve"/>
-            </w:r>
-          </w:p>
-          <w:p>
-            <w:pPr>
-              <w:spacing w:after="20" w:before="0"/>
-            </w:pPr>
-            <w:r>
-              <w:rPr>
-                <w:rFonts w:ascii="Arial" w:cs="Arial" w:eastAsia="Arial" w:hAnsi="Arial"/>
-                <w:b/>
-                <w:bCs/>
-                <w:color w:val="1F3864"/>
-                <w:sz w:val="16"/>
-                <w:szCs w:val="16"/>
-              </w:rPr>
-              <w:t xml:space="preserve">📖 HTML:</w:t>
-            </w:r>
-          </w:p>
-          <w:p>
-            <w:pPr>
-              <w:spacing w:after="20" w:before="0"/>
-            </w:pPr>
-            <w:hyperlink w:history="1" r:id="rIdbsbs6y2qu7var49g9rt1w">
-              <w:r>
-                <w:rPr>
-                  <w:rFonts w:ascii="Arial" w:cs="Arial" w:eastAsia="Arial" w:hAnsi="Arial"/>
-                  <w:color w:val="2E75B6"/>
-                  <w:sz w:val="16"/>
-                  <w:szCs w:val="16"/>
-                  <w:u w:val="single" w:color="2E75B6"/>
-                </w:rPr>
-                <w:t xml:space="preserve">Triangle Area (Flexbook)</w:t>
-              </w:r>
-            </w:hyperlink>
-          </w:p>
-          <w:p>
-            <w:pPr>
-              <w:spacing w:after="10" w:before="0"/>
-              <w:ind w:left="120"/>
-            </w:pPr>
-            <w:r>
-              <w:rPr>
-                <w:rFonts w:ascii="Arial" w:cs="Arial" w:eastAsia="Arial" w:hAnsi="Arial"/>
-                <w:color w:val="595959"/>
-                <w:sz w:val="14"/>
-                <w:szCs w:val="14"/>
-              </w:rPr>
-              <w:t xml:space="preserve">Source: CK-12</w:t>
-            </w:r>
-          </w:p>
-          <w:p>
-            <w:pPr>
-              <w:spacing w:after="10" w:before="0"/>
-              <w:ind w:left="120"/>
-            </w:pPr>
-            <w:hyperlink w:history="1" r:id="rIdsqu9c-edhpujelf9pvrr-">
-              <w:r>
-                <w:rPr>
-                  <w:rFonts w:ascii="Arial" w:cs="Arial" w:eastAsia="Arial" w:hAnsi="Arial"/>
-                  <w:color w:val="595959"/>
-                  <w:sz w:val="14"/>
-                  <w:szCs w:val="14"/>
-                  <w:u w:val="single" w:color="595959"/>
-                </w:rPr>
-                <w:t xml:space="preserve">🔍 Search ARES for similar readings</w:t>
-              </w:r>
-            </w:hyperlink>
-          </w:p>
-        </w:tc>
-        <w:tc>
-          <w:tcPr>
-            <w:tcW w:type="dxa" w:w="3040"/>
-            <w:shd w:fill="FFFFFF" w:color="auto" w:val="clear"/>
-            <w:tcMar>
-              <w:top w:type="dxa" w:w="60"/>
-              <w:left w:type="dxa" w:w="120"/>
-              <w:bottom w:type="dxa" w:w="60"/>
-              <w:right w:type="dxa" w:w="120"/>
-            </w:tcMar>
-            <w:vAlign w:val="top"/>
-          </w:tcPr>
-          <w:p>
-            <w:pPr>
-              <w:spacing w:after="40" w:before="0"/>
-              <w:jc w:val="left"/>
-            </w:pPr>
-            <w:r>
-              <w:rPr>
-                <w:rFonts w:ascii="Arial" w:cs="Arial" w:eastAsia="Arial" w:hAnsi="Arial"/>
-                <w:b w:val="false"/>
-                <w:bCs w:val="false"/>
-                <w:i w:val="false"/>
-                <w:iCs w:val="false"/>
-                <w:color w:val="000000"/>
-                <w:sz w:val="18"/>
-                <w:szCs w:val="18"/>
-              </w:rPr>
-              <w:t xml:space="preserve">The class returns to the Driving Question Board displayed at the front of the room. The board already has cards from Lessons 1 and 2 capturing: 'A = ½bh for triangles', 'polygon = sum of triangles', 'parallelogram A = bh', 'trapezium A = ½(a+b)h', 'rhombus/kite A = ½d₁d₂'. Learners individually write two new cards: one GREEN card stating what they have LEARNED today (the new formula and when to use it) and one ORANGE card stating a NEW QUESTION this lesson has raised for them about the Kericho land plot or about area in general. They post their cards on the board in 2 minutes. The teacher reads 3–4 orange question cards aloud and briefly comments on which will be addressed in upcoming lessons.</w:t>
-            </w:r>
-          </w:p>
-        </w:tc>
-        <w:tc>
-          <w:tcPr>
-            <w:tcW w:type="dxa" w:w="3040"/>
-            <w:shd w:fill="F2F2F2" w:color="auto" w:val="clear"/>
-            <w:tcMar>
-              <w:top w:type="dxa" w:w="60"/>
-              <w:left w:type="dxa" w:w="120"/>
-              <w:bottom w:type="dxa" w:w="60"/>
-              <w:right w:type="dxa" w:w="120"/>
-            </w:tcMar>
-            <w:vAlign w:val="top"/>
-          </w:tcPr>
-          <w:p>
-            <w:pPr>
-              <w:spacing w:after="40" w:before="0"/>
-              <w:jc w:val="left"/>
-            </w:pPr>
-            <w:r>
-              <w:rPr>
-                <w:rFonts w:ascii="Arial" w:cs="Arial" w:eastAsia="Arial" w:hAnsi="Arial"/>
-                <w:b w:val="false"/>
-                <w:bCs w:val="false"/>
-                <w:i w:val="false"/>
-                <w:iCs w:val="false"/>
-                <w:color w:val="000000"/>
-                <w:sz w:val="18"/>
-                <w:szCs w:val="18"/>
-              </w:rPr>
-              <w:t xml:space="preserve">Give each learner one green card and one orange card (or two different-coloured sticky notes / paper strips). Say: 'Green card: in ONE sentence, write the new mathematical tool you gained today and when to use it. Orange card: write ONE new question this lesson has raised — either about the Kericho land plot or about area more generally. You have 2 minutes.' [Allow 2 minutes.] Call two learners to read their green cards aloud. After each, ask: 'Does anyone have a different way of saying the same thing?' [10 seconds WAIT TIME.] Ensure the board now displays: 'A = ½ab sin C — use when two sides and the included angle are known, but height cannot be measured.' Read 3 orange cards aloud. Likely questions will include: 'What if we know the area but not the angle?', 'Can we use this for all five triangles in the Kericho plot?', 'What if we only know one side and some angles?' Respond: 'These questions point us exactly toward Lessons 4 and 5 — the Sine Rule and Cosine Rule. Your questions are driving our sequence forward.' Point to the DQB and say: 'Notice how our board is building a complete toolkit for the Kericho problem — each lesson adds one new tool.'</w:t>
-            </w:r>
-          </w:p>
-        </w:tc>
-        <w:tc>
-          <w:tcPr>
-            <w:tcW w:type="dxa" w:w="3040"/>
-            <w:shd w:fill="FFFFFF" w:color="auto" w:val="clear"/>
-            <w:tcMar>
-              <w:top w:type="dxa" w:w="60"/>
-              <w:left w:type="dxa" w:w="120"/>
-              <w:bottom w:type="dxa" w:w="60"/>
-              <w:right w:type="dxa" w:w="120"/>
-            </w:tcMar>
-            <w:vAlign w:val="top"/>
-          </w:tcPr>
-          <w:p>
-            <w:pPr>
-              <w:spacing w:after="40" w:before="0"/>
-              <w:jc w:val="left"/>
-            </w:pPr>
-            <w:r>
-              <w:rPr>
-                <w:rFonts w:ascii="Arial" w:cs="Arial" w:eastAsia="Arial" w:hAnsi="Arial"/>
-                <w:b w:val="false"/>
-                <w:bCs w:val="false"/>
-                <w:i w:val="false"/>
-                <w:iCs w:val="false"/>
-                <w:color w:val="000000"/>
-                <w:sz w:val="18"/>
-                <w:szCs w:val="18"/>
-              </w:rPr>
-              <w:t xml:space="preserve">Driving Question Board as Living Knowledge Record: The DQB functions as a public, cumulative knowledge artefact. Green cards make new learning explicit and shareable; orange cards ensure learner-generated inquiry drives the sequence forward rather than teacher-imposed sequencing. Physically posting cards onto the board creates a visible narrative of growing understanding — learners can see their progress toward the driving question across all three lessons so far.</w:t>
-            </w:r>
-          </w:p>
-        </w:tc>
-        <w:tc>
-          <w:tcPr>
-            <w:tcW w:type="dxa" w:w="3040"/>
-            <w:shd w:fill="F2F2F2" w:color="auto" w:val="clear"/>
-            <w:tcMar>
-              <w:top w:type="dxa" w:w="60"/>
-              <w:left w:type="dxa" w:w="120"/>
-              <w:bottom w:type="dxa" w:w="60"/>
-              <w:right w:type="dxa" w:w="120"/>
-            </w:tcMar>
-            <w:vAlign w:val="top"/>
-          </w:tcPr>
-          <w:p>
-            <w:pPr>
-              <w:spacing w:after="40" w:before="0"/>
-              <w:jc w:val="left"/>
-            </w:pPr>
-            <w:r>
-              <w:rPr>
-                <w:rFonts w:ascii="Arial" w:cs="Arial" w:eastAsia="Arial" w:hAnsi="Arial"/>
-                <w:b w:val="false"/>
-                <w:bCs w:val="false"/>
-                <w:i w:val="false"/>
-                <w:iCs w:val="false"/>
-                <w:color w:val="000000"/>
-                <w:sz w:val="18"/>
-                <w:szCs w:val="18"/>
-              </w:rPr>
-              <w:t xml:space="preserve">Teacher reads ALL green cards during the 2-minute posting window (or collects them after the lesson). Key indicator: Does the green card correctly state BOTH the formula (A = ½ab sin C) AND the condition for its use (when height is not directly measurable / two sides and included angle are known)? Cards that only state the formula without the condition reveal surface-level learning. Orange cards are assessed for sophistication — questions that push toward the Sine Rule, Cosine Rule, or general polygon methods indicate strong conceptual progress beyond today's lesson.</w:t>
-            </w:r>
-          </w:p>
-        </w:tc>
-      </w:tr>
-      <w:tr>
-        <w:tc>
-          <w:tcPr>
-            <w:tcW w:type="dxa" w:w="1520"/>
-            <w:shd w:fill="D5E8F0" w:color="auto" w:val="clear"/>
-            <w:tcMar>
-              <w:top w:type="dxa" w:w="60"/>
-              <w:left w:type="dxa" w:w="120"/>
-              <w:bottom w:type="dxa" w:w="60"/>
-              <w:right w:type="dxa" w:w="120"/>
-            </w:tcMar>
-            <w:vAlign w:val="top"/>
-          </w:tcPr>
-          <w:p>
-            <w:pPr>
-              <w:spacing w:after="40" w:before="0"/>
-              <w:jc w:val="left"/>
-            </w:pPr>
-            <w:r>
-              <w:rPr>
-                <w:rFonts w:ascii="Arial" w:cs="Arial" w:eastAsia="Arial" w:hAnsi="Arial"/>
-                <w:b/>
-                <w:bCs/>
-                <w:i w:val="false"/>
-                <w:iCs w:val="false"/>
-                <w:color w:val="000000"/>
-                <w:sz w:val="18"/>
-                <w:szCs w:val="18"/>
-              </w:rPr>
-              <w:t xml:space="preserve">Model Building Phase</w:t>
-            </w:r>
-          </w:p>
-          <w:p>
-            <w:pPr>
-              <w:spacing w:after="20" w:before="0"/>
-            </w:pPr>
-            <w:r>
-              <w:rPr>
-                <w:rFonts w:ascii="Arial" w:cs="Arial" w:eastAsia="Arial" w:hAnsi="Arial"/>
-                <w:b/>
-                <w:bCs/>
-                <w:color w:val="1F3864"/>
-                <w:sz w:val="16"/>
-                <w:szCs w:val="16"/>
-              </w:rPr>
-              <w:t xml:space="preserve">📹 VIDEO:</w:t>
-            </w:r>
-          </w:p>
-          <w:p>
-            <w:pPr>
-              <w:spacing w:after="20" w:before="0"/>
-            </w:pPr>
-            <w:hyperlink w:history="1" r:id="rIdjzfvsocckpsquxr5jvxta">
-              <w:r>
-                <w:rPr>
-                  <w:rFonts w:ascii="Arial" w:cs="Arial" w:eastAsia="Arial" w:hAnsi="Arial"/>
-                  <w:color w:val="2E75B6"/>
-                  <w:sz w:val="16"/>
-                  <w:szCs w:val="16"/>
-                  <w:u w:val="single" w:color="2E75B6"/>
-                </w:rPr>
-                <w:t xml:space="preserve">Manipulating formulas: area</w:t>
-              </w:r>
-            </w:hyperlink>
-          </w:p>
-          <w:p>
-            <w:pPr>
-              <w:spacing w:after="10" w:before="0"/>
-              <w:ind w:left="120"/>
-            </w:pPr>
-            <w:r>
-              <w:rPr>
-                <w:rFonts w:ascii="Arial" w:cs="Arial" w:eastAsia="Arial" w:hAnsi="Arial"/>
-                <w:color w:val="595959"/>
-                <w:sz w:val="14"/>
-                <w:szCs w:val="14"/>
-              </w:rPr>
-              <w:t xml:space="preserve">Source: Khan Academy (English - US curriculum)</w:t>
-            </w:r>
-          </w:p>
-          <w:p>
-            <w:pPr>
-              <w:spacing w:after="10" w:before="0"/>
-              <w:ind w:left="120"/>
-            </w:pPr>
-            <w:hyperlink w:history="1" r:id="rId0tyarh9m0crvy8edbg-lp">
-              <w:r>
-                <w:rPr>
-                  <w:rFonts w:ascii="Arial" w:cs="Arial" w:eastAsia="Arial" w:hAnsi="Arial"/>
-                  <w:color w:val="595959"/>
-                  <w:sz w:val="14"/>
-                  <w:szCs w:val="14"/>
-                  <w:u w:val="single" w:color="595959"/>
-                </w:rPr>
-                <w:t xml:space="preserve">🔍 Search ARES for similar videos</w:t>
-              </w:r>
-            </w:hyperlink>
-          </w:p>
-          <w:p>
-            <w:pPr>
-              <w:spacing w:after="40" w:before="0"/>
-            </w:pPr>
-            <w:r>
-              <w:rPr>
-                <w:sz w:val="14"/>
-                <w:szCs w:val="14"/>
-              </w:rPr>
-              <w:t xml:space="preserve"/>
-            </w:r>
-          </w:p>
-          <w:p>
-            <w:pPr>
-              <w:spacing w:after="20" w:before="0"/>
-            </w:pPr>
-            <w:r>
-              <w:rPr>
-                <w:rFonts w:ascii="Arial" w:cs="Arial" w:eastAsia="Arial" w:hAnsi="Arial"/>
-                <w:b/>
-                <w:bCs/>
-                <w:color w:val="1F3864"/>
-                <w:sz w:val="16"/>
-                <w:szCs w:val="16"/>
-              </w:rPr>
-              <w:t xml:space="preserve">📖 EXERCISE:</w:t>
-            </w:r>
-          </w:p>
-          <w:p>
-            <w:pPr>
-              <w:spacing w:after="20" w:before="0"/>
-            </w:pPr>
-            <w:hyperlink w:history="1" r:id="rIdlngxtr98lygayxupl6ikn">
+            <w:hyperlink w:history="1" r:id="rIdexrikqtgqzngogvajzew-">
               <w:r>
                 <w:rPr>
                   <w:rFonts w:ascii="Arial" w:cs="Arial" w:eastAsia="Arial" w:hAnsi="Arial"/>
@@ -10802,7 +10802,7 @@
               <w:spacing w:after="10" w:before="0"/>
               <w:ind w:left="120"/>
             </w:pPr>
-            <w:hyperlink w:history="1" r:id="rIdy_lisggdjum6cmuuy435l">
+            <w:hyperlink w:history="1" r:id="rIdootxfwbf_7svyzdv1iwnj">
               <w:r>
                 <w:rPr>
                   <w:rFonts w:ascii="Arial" w:cs="Arial" w:eastAsia="Arial" w:hAnsi="Arial"/>
@@ -12365,7 +12365,7 @@
             <w:pPr>
               <w:spacing w:after="20" w:before="0"/>
             </w:pPr>
-            <w:hyperlink w:history="1" r:id="rIdzoznxrlpfvvghylzr5pxi">
+            <w:hyperlink w:history="1" r:id="rIdcxfbehng5lytiltacj0_d">
               <w:r>
                 <w:rPr>
                   <w:rFonts w:ascii="Arial" w:cs="Arial" w:eastAsia="Arial" w:hAnsi="Arial"/>
@@ -12398,7 +12398,7 @@
               <w:spacing w:after="10" w:before="0"/>
               <w:ind w:left="120"/>
             </w:pPr>
-            <w:hyperlink w:history="1" r:id="rId5okixedsn4iutkq6wamgg">
+            <w:hyperlink w:history="1" r:id="rIdmxsa-eeesp_y5x4it91vj">
               <w:r>
                 <w:rPr>
                   <w:rFonts w:ascii="Arial" w:cs="Arial" w:eastAsia="Arial" w:hAnsi="Arial"/>
@@ -12443,7 +12443,619 @@
             <w:pPr>
               <w:spacing w:after="20" w:before="0"/>
             </w:pPr>
-            <w:hyperlink w:history="1" r:id="rIdr2jjj5tf6uf2dujeufvj2">
+            <w:hyperlink w:history="1" r:id="rIdsudgses1xocxq71a35iqg">
+              <w:r>
+                <w:rPr>
+                  <w:rFonts w:ascii="Arial" w:cs="Arial" w:eastAsia="Arial" w:hAnsi="Arial"/>
+                  <w:color w:val="2E75B6"/>
+                  <w:sz w:val="16"/>
+                  <w:szCs w:val="16"/>
+                  <w:u w:val="single" w:color="2E75B6"/>
+                </w:rPr>
+                <w:t xml:space="preserve">Find base and height on a triangle</w:t>
+              </w:r>
+            </w:hyperlink>
+          </w:p>
+          <w:p>
+            <w:pPr>
+              <w:spacing w:after="10" w:before="0"/>
+              <w:ind w:left="120"/>
+            </w:pPr>
+            <w:r>
+              <w:rPr>
+                <w:rFonts w:ascii="Arial" w:cs="Arial" w:eastAsia="Arial" w:hAnsi="Arial"/>
+                <w:color w:val="595959"/>
+                <w:sz w:val="14"/>
+                <w:szCs w:val="14"/>
+              </w:rPr>
+              <w:t xml:space="preserve">Source: Khan Academy (English - US curriculum)</w:t>
+            </w:r>
+          </w:p>
+          <w:p>
+            <w:pPr>
+              <w:spacing w:after="10" w:before="0"/>
+              <w:ind w:left="120"/>
+            </w:pPr>
+            <w:hyperlink w:history="1" r:id="rIdebwk7gos38hxhbtxmfgpp">
+              <w:r>
+                <w:rPr>
+                  <w:rFonts w:ascii="Arial" w:cs="Arial" w:eastAsia="Arial" w:hAnsi="Arial"/>
+                  <w:color w:val="595959"/>
+                  <w:sz w:val="14"/>
+                  <w:szCs w:val="14"/>
+                  <w:u w:val="single" w:color="595959"/>
+                </w:rPr>
+                <w:t xml:space="preserve">🔍 Search ARES for similar readings</w:t>
+              </w:r>
+            </w:hyperlink>
+          </w:p>
+        </w:tc>
+        <w:tc>
+          <w:tcPr>
+            <w:tcW w:type="dxa" w:w="3040"/>
+            <w:shd w:fill="FFFFFF" w:color="auto" w:val="clear"/>
+            <w:tcMar>
+              <w:top w:type="dxa" w:w="60"/>
+              <w:left w:type="dxa" w:w="120"/>
+              <w:bottom w:type="dxa" w:w="60"/>
+              <w:right w:type="dxa" w:w="120"/>
+            </w:tcMar>
+            <w:vAlign w:val="top"/>
+          </w:tcPr>
+          <w:p>
+            <w:pPr>
+              <w:spacing w:after="40" w:before="0"/>
+              <w:jc w:val="left"/>
+            </w:pPr>
+            <w:r>
+              <w:rPr>
+                <w:rFonts w:ascii="Arial" w:cs="Arial" w:eastAsia="Arial" w:hAnsi="Arial"/>
+                <w:b w:val="false"/>
+                <w:bCs w:val="false"/>
+                <w:i w:val="false"/>
+                <w:iCs w:val="false"/>
+                <w:color w:val="000000"/>
+                <w:sz w:val="18"/>
+                <w:szCs w:val="18"/>
+              </w:rPr>
+              <w:t xml:space="preserve">Each learner receives a fresh printed copy of the scaled heptagon (the Kericho land plot boundary, scale 1 cm = 10 m). Working individually and silently for 3 minutes, learners write a prediction in their exercise books: (a) 'How many non-overlapping triangles do you think you can fit inside this heptagon?' and (b) 'Will your answer today be closer to, or further from, your Lesson 1 estimate? Why?' Learners also circle the vertex on the heptagon from which they plan to draw diagonals.</w:t>
+            </w:r>
+          </w:p>
+        </w:tc>
+        <w:tc>
+          <w:tcPr>
+            <w:tcW w:type="dxa" w:w="3040"/>
+            <w:shd w:fill="F2F2F2" w:color="auto" w:val="clear"/>
+            <w:tcMar>
+              <w:top w:type="dxa" w:w="60"/>
+              <w:left w:type="dxa" w:w="120"/>
+              <w:bottom w:type="dxa" w:w="60"/>
+              <w:right w:type="dxa" w:w="120"/>
+            </w:tcMar>
+            <w:vAlign w:val="top"/>
+          </w:tcPr>
+          <w:p>
+            <w:pPr>
+              <w:spacing w:after="40" w:before="0"/>
+              <w:jc w:val="left"/>
+            </w:pPr>
+            <w:r>
+              <w:rPr>
+                <w:rFonts w:ascii="Arial" w:cs="Arial" w:eastAsia="Arial" w:hAnsi="Arial"/>
+                <w:b w:val="false"/>
+                <w:bCs w:val="false"/>
+                <w:i w:val="false"/>
+                <w:iCs w:val="false"/>
+                <w:color w:val="000000"/>
+                <w:sz w:val="18"/>
+                <w:szCs w:val="18"/>
+              </w:rPr>
+              <w:t xml:space="preserve">Display the heptagon on the board (large poster or projected image). Say: 'This is the same Kericho land plot we first saw in Lesson 1. The village elder is still waiting — the three farming families still cannot agree. Today we are going to get them a precise answer.' Pause 5 seconds. Then say: 'Before you touch a ruler, I want you to predict — silently, individually — how many triangles you think you can cut this shape into, and write one sentence explaining your thinking. You have 3 minutes.' Set a visible timer. After 3 minutes, cold-call 3 learners (select one high-confidence, one mid-level, one quiet learner) to share predictions. Record all three predictions on the board without evaluating them. Say: 'We will come back to these predictions at the end of the lesson.'</w:t>
+            </w:r>
+          </w:p>
+        </w:tc>
+        <w:tc>
+          <w:tcPr>
+            <w:tcW w:type="dxa" w:w="3040"/>
+            <w:shd w:fill="FFFFFF" w:color="auto" w:val="clear"/>
+            <w:tcMar>
+              <w:top w:type="dxa" w:w="60"/>
+              <w:left w:type="dxa" w:w="120"/>
+              <w:bottom w:type="dxa" w:w="60"/>
+              <w:right w:type="dxa" w:w="120"/>
+            </w:tcMar>
+            <w:vAlign w:val="top"/>
+          </w:tcPr>
+          <w:p>
+            <w:pPr>
+              <w:spacing w:after="40" w:before="0"/>
+              <w:jc w:val="left"/>
+            </w:pPr>
+            <w:r>
+              <w:rPr>
+                <w:rFonts w:ascii="Arial" w:cs="Arial" w:eastAsia="Arial" w:hAnsi="Arial"/>
+                <w:b w:val="false"/>
+                <w:bCs w:val="false"/>
+                <w:i w:val="false"/>
+                <w:iCs w:val="false"/>
+                <w:color w:val="000000"/>
+                <w:sz w:val="18"/>
+                <w:szCs w:val="18"/>
+              </w:rPr>
+              <w:t xml:space="preserve">Individual written prediction (Predict-Before-Observe). This activates prior knowledge of triangles from Lessons 2–3, surfaces misconceptions about the minimum number of triangles needed, and creates cognitive dissonance that motivates the hands-on evidence activity.</w:t>
+            </w:r>
+          </w:p>
+        </w:tc>
+        <w:tc>
+          <w:tcPr>
+            <w:tcW w:type="dxa" w:w="3040"/>
+            <w:shd w:fill="F2F2F2" w:color="auto" w:val="clear"/>
+            <w:tcMar>
+              <w:top w:type="dxa" w:w="60"/>
+              <w:left w:type="dxa" w:w="120"/>
+              <w:bottom w:type="dxa" w:w="60"/>
+              <w:right w:type="dxa" w:w="120"/>
+            </w:tcMar>
+            <w:vAlign w:val="top"/>
+          </w:tcPr>
+          <w:p>
+            <w:pPr>
+              <w:spacing w:after="40" w:before="0"/>
+              <w:jc w:val="left"/>
+            </w:pPr>
+            <w:r>
+              <w:rPr>
+                <w:rFonts w:ascii="Arial" w:cs="Arial" w:eastAsia="Arial" w:hAnsi="Arial"/>
+                <w:b w:val="false"/>
+                <w:bCs w:val="false"/>
+                <w:i w:val="false"/>
+                <w:iCs w:val="false"/>
+                <w:color w:val="000000"/>
+                <w:sz w:val="18"/>
+                <w:szCs w:val="18"/>
+              </w:rPr>
+              <w:t xml:space="preserve">Observable indicator: Every learner has a written prediction with a number (3–7) and at least one sentence of reasoning. Circulate and note learners who write fewer than 3 or more than 7 — these learners need targeted support in Phase 2. Listen for the misconception that 'you need as many triangles as the number of sides' — address this gently in the whole-class share-out.</w:t>
+            </w:r>
+          </w:p>
+        </w:tc>
+      </w:tr>
+      <w:tr>
+        <w:tc>
+          <w:tcPr>
+            <w:tcW w:type="dxa" w:w="1520"/>
+            <w:shd w:fill="D9EEF1" w:color="auto" w:val="clear"/>
+            <w:tcMar>
+              <w:top w:type="dxa" w:w="60"/>
+              <w:left w:type="dxa" w:w="120"/>
+              <w:bottom w:type="dxa" w:w="60"/>
+              <w:right w:type="dxa" w:w="120"/>
+            </w:tcMar>
+            <w:vAlign w:val="top"/>
+          </w:tcPr>
+          <w:p>
+            <w:pPr>
+              <w:spacing w:after="40" w:before="0"/>
+              <w:jc w:val="left"/>
+            </w:pPr>
+            <w:r>
+              <w:rPr>
+                <w:rFonts w:ascii="Arial" w:cs="Arial" w:eastAsia="Arial" w:hAnsi="Arial"/>
+                <w:b/>
+                <w:bCs/>
+                <w:i w:val="false"/>
+                <w:iCs w:val="false"/>
+                <w:color w:val="000000"/>
+                <w:sz w:val="18"/>
+                <w:szCs w:val="18"/>
+              </w:rPr>
+              <w:t xml:space="preserve">Observe Phase</w:t>
+            </w:r>
+          </w:p>
+          <w:p>
+            <w:pPr>
+              <w:spacing w:after="20" w:before="0"/>
+            </w:pPr>
+            <w:r>
+              <w:rPr>
+                <w:rFonts w:ascii="Arial" w:cs="Arial" w:eastAsia="Arial" w:hAnsi="Arial"/>
+                <w:b/>
+                <w:bCs/>
+                <w:color w:val="1F3864"/>
+                <w:sz w:val="16"/>
+                <w:szCs w:val="16"/>
+              </w:rPr>
+              <w:t xml:space="preserve">📹 VIDEO:</w:t>
+            </w:r>
+          </w:p>
+          <w:p>
+            <w:pPr>
+              <w:spacing w:after="20" w:before="0"/>
+            </w:pPr>
+            <w:hyperlink w:history="1" r:id="rIde9yeyz6gyxlbsrhpo2ct8">
+              <w:r>
+                <w:rPr>
+                  <w:rFonts w:ascii="Arial" w:cs="Arial" w:eastAsia="Arial" w:hAnsi="Arial"/>
+                  <w:color w:val="2E75B6"/>
+                  <w:sz w:val="16"/>
+                  <w:szCs w:val="16"/>
+                  <w:u w:val="single" w:color="2E75B6"/>
+                </w:rPr>
+                <w:t xml:space="preserve">Triangle missing side example</w:t>
+              </w:r>
+            </w:hyperlink>
+          </w:p>
+          <w:p>
+            <w:pPr>
+              <w:spacing w:after="10" w:before="0"/>
+              <w:ind w:left="120"/>
+            </w:pPr>
+            <w:r>
+              <w:rPr>
+                <w:rFonts w:ascii="Arial" w:cs="Arial" w:eastAsia="Arial" w:hAnsi="Arial"/>
+                <w:color w:val="595959"/>
+                <w:sz w:val="14"/>
+                <w:szCs w:val="14"/>
+              </w:rPr>
+              <w:t xml:space="preserve">Source: Khan Academy (English - US curriculum)</w:t>
+            </w:r>
+          </w:p>
+          <w:p>
+            <w:pPr>
+              <w:spacing w:after="10" w:before="0"/>
+              <w:ind w:left="120"/>
+            </w:pPr>
+            <w:hyperlink w:history="1" r:id="rIdrwe5tz9rhait1zvgeyne4">
+              <w:r>
+                <w:rPr>
+                  <w:rFonts w:ascii="Arial" w:cs="Arial" w:eastAsia="Arial" w:hAnsi="Arial"/>
+                  <w:color w:val="595959"/>
+                  <w:sz w:val="14"/>
+                  <w:szCs w:val="14"/>
+                  <w:u w:val="single" w:color="595959"/>
+                </w:rPr>
+                <w:t xml:space="preserve">🔍 Search ARES for similar videos</w:t>
+              </w:r>
+            </w:hyperlink>
+          </w:p>
+          <w:p>
+            <w:pPr>
+              <w:spacing w:after="40" w:before="0"/>
+            </w:pPr>
+            <w:r>
+              <w:rPr>
+                <w:sz w:val="14"/>
+                <w:szCs w:val="14"/>
+              </w:rPr>
+              <w:t xml:space="preserve"/>
+            </w:r>
+          </w:p>
+          <w:p>
+            <w:pPr>
+              <w:spacing w:after="20" w:before="0"/>
+            </w:pPr>
+            <w:r>
+              <w:rPr>
+                <w:rFonts w:ascii="Arial" w:cs="Arial" w:eastAsia="Arial" w:hAnsi="Arial"/>
+                <w:b/>
+                <w:bCs/>
+                <w:color w:val="1F3864"/>
+                <w:sz w:val="16"/>
+                <w:szCs w:val="16"/>
+              </w:rPr>
+              <w:t xml:space="preserve">📖 EXERCISE:</w:t>
+            </w:r>
+          </w:p>
+          <w:p>
+            <w:pPr>
+              <w:spacing w:after="20" w:before="0"/>
+            </w:pPr>
+            <w:hyperlink w:history="1" r:id="rIdzaat-rnmbvxd4onazbqbl">
+              <w:r>
+                <w:rPr>
+                  <w:rFonts w:ascii="Arial" w:cs="Arial" w:eastAsia="Arial" w:hAnsi="Arial"/>
+                  <w:color w:val="2E75B6"/>
+                  <w:sz w:val="16"/>
+                  <w:szCs w:val="16"/>
+                  <w:u w:val="single" w:color="2E75B6"/>
+                </w:rPr>
+                <w:t xml:space="preserve">Find missing length when given area of a triangle</w:t>
+              </w:r>
+            </w:hyperlink>
+          </w:p>
+          <w:p>
+            <w:pPr>
+              <w:spacing w:after="10" w:before="0"/>
+              <w:ind w:left="120"/>
+            </w:pPr>
+            <w:r>
+              <w:rPr>
+                <w:rFonts w:ascii="Arial" w:cs="Arial" w:eastAsia="Arial" w:hAnsi="Arial"/>
+                <w:color w:val="595959"/>
+                <w:sz w:val="14"/>
+                <w:szCs w:val="14"/>
+              </w:rPr>
+              <w:t xml:space="preserve">Source: Khan Academy (English - US curriculum)</w:t>
+            </w:r>
+          </w:p>
+          <w:p>
+            <w:pPr>
+              <w:spacing w:after="10" w:before="0"/>
+              <w:ind w:left="120"/>
+            </w:pPr>
+            <w:hyperlink w:history="1" r:id="rIdeqgqs8hq3fyblmd3anyyn">
+              <w:r>
+                <w:rPr>
+                  <w:rFonts w:ascii="Arial" w:cs="Arial" w:eastAsia="Arial" w:hAnsi="Arial"/>
+                  <w:color w:val="595959"/>
+                  <w:sz w:val="14"/>
+                  <w:szCs w:val="14"/>
+                  <w:u w:val="single" w:color="595959"/>
+                </w:rPr>
+                <w:t xml:space="preserve">🔍 Search ARES for similar readings</w:t>
+              </w:r>
+            </w:hyperlink>
+          </w:p>
+        </w:tc>
+        <w:tc>
+          <w:tcPr>
+            <w:tcW w:type="dxa" w:w="3040"/>
+            <w:shd w:fill="FFFFFF" w:color="auto" w:val="clear"/>
+            <w:tcMar>
+              <w:top w:type="dxa" w:w="60"/>
+              <w:left w:type="dxa" w:w="120"/>
+              <w:bottom w:type="dxa" w:w="60"/>
+              <w:right w:type="dxa" w:w="120"/>
+            </w:tcMar>
+            <w:vAlign w:val="top"/>
+          </w:tcPr>
+          <w:p>
+            <w:pPr>
+              <w:spacing w:after="40" w:before="0"/>
+              <w:jc w:val="left"/>
+            </w:pPr>
+            <w:r>
+              <w:rPr>
+                <w:rFonts w:ascii="Arial" w:cs="Arial" w:eastAsia="Arial" w:hAnsi="Arial"/>
+                <w:b w:val="false"/>
+                <w:bCs w:val="false"/>
+                <w:i w:val="false"/>
+                <w:iCs w:val="false"/>
+                <w:color w:val="000000"/>
+                <w:sz w:val="18"/>
+                <w:szCs w:val="18"/>
+              </w:rPr>
+              <w:t xml:space="preserve">Groups of four receive: one large printed heptagon (scale 1 cm = 10 m), a set of 5 pre-cut blank triangular card cut-outs (labelled T1–T5), a 30 cm ruler, a sharp pencil, and a recording table (columns: Triangle | Base (cm) | Height (cm) | Area (cm²)). Step 1 (5 min): Groups discuss and agree on one interior vertex from which to draw all diagonals. They draw four diagonals, dividing the heptagon into exactly five triangles, and label them T1–T5. Step 2 (10 min): For each triangle, learners place the triangular card cut-out over it to confirm non-overlap and full coverage, then measure the base (any side) and the corresponding perpendicular height with the ruler, recording values to the nearest millimetre. Step 3 (5 min): Each group member independently calculates the area of at least one triangle using A = ½ × base × height, recording in cm². Step 4 (5 min): The group collectively sums the five triangle areas to get the total heptagon area in cm², then applies the scale conversion (1 cm = 10 m, so 1 cm² = 100 m²) to find the real plot area in m². Learners record the final answer prominently on their poster sheet.</w:t>
+            </w:r>
+          </w:p>
+        </w:tc>
+        <w:tc>
+          <w:tcPr>
+            <w:tcW w:type="dxa" w:w="3040"/>
+            <w:shd w:fill="F2F2F2" w:color="auto" w:val="clear"/>
+            <w:tcMar>
+              <w:top w:type="dxa" w:w="60"/>
+              <w:left w:type="dxa" w:w="120"/>
+              <w:bottom w:type="dxa" w:w="60"/>
+              <w:right w:type="dxa" w:w="120"/>
+            </w:tcMar>
+            <w:vAlign w:val="top"/>
+          </w:tcPr>
+          <w:p>
+            <w:pPr>
+              <w:spacing w:after="40" w:before="0"/>
+              <w:jc w:val="left"/>
+            </w:pPr>
+            <w:r>
+              <w:rPr>
+                <w:rFonts w:ascii="Arial" w:cs="Arial" w:eastAsia="Arial" w:hAnsi="Arial"/>
+                <w:b w:val="false"/>
+                <w:bCs w:val="false"/>
+                <w:i w:val="false"/>
+                <w:iCs w:val="false"/>
+                <w:color w:val="000000"/>
+                <w:sz w:val="18"/>
+                <w:szCs w:val="18"/>
+              </w:rPr>
+              <w:t xml:space="preserve">Circulate continuously. At the 3-minute mark after groups start drawing, pause the class and ask: 'Raise your hand if you chose vertex A as your starting point. Now raise your hand if you chose a different vertex.' Acknowledge variety and say: 'Interesting — let's see if the choice of vertex changes the total area. That itself is a mathematical question worth watching.' At the 8-minute mark, cold-call one group: 'Group 3, tell me — which triangle did you measure first, and what base length did you get?' (Wait 10 seconds after posing the question before accepting the answer.) If any group is drawing overlapping triangles, crouch to their level and say: 'Place your five cut-outs flat on the shape right now. Do any of them overlap? Do they cover every part of the heptagon? Adjust until they do.' For the scale conversion, prompt: 'Your area is in cm². The families need to know their land in m². What does the scale 1 cm = 10 m tell you about areas?' Wait 12 seconds. If no response, say: 'If 1 cm in length equals 10 m in real life, what does 1 cm × 1 cm equal in real life?' Key safety reminder at start of this phase: 'Rulers are tools, not toys — keep them flat on the paper at all times.'</w:t>
+            </w:r>
+          </w:p>
+        </w:tc>
+        <w:tc>
+          <w:tcPr>
+            <w:tcW w:type="dxa" w:w="3040"/>
+            <w:shd w:fill="FFFFFF" w:color="auto" w:val="clear"/>
+            <w:tcMar>
+              <w:top w:type="dxa" w:w="60"/>
+              <w:left w:type="dxa" w:w="120"/>
+              <w:bottom w:type="dxa" w:w="60"/>
+              <w:right w:type="dxa" w:w="120"/>
+            </w:tcMar>
+            <w:vAlign w:val="top"/>
+          </w:tcPr>
+          <w:p>
+            <w:pPr>
+              <w:spacing w:after="40" w:before="0"/>
+              <w:jc w:val="left"/>
+            </w:pPr>
+            <w:r>
+              <w:rPr>
+                <w:rFonts w:ascii="Arial" w:cs="Arial" w:eastAsia="Arial" w:hAnsi="Arial"/>
+                <w:b w:val="false"/>
+                <w:bCs w:val="false"/>
+                <w:i w:val="false"/>
+                <w:iCs w:val="false"/>
+                <w:color w:val="000000"/>
+                <w:sz w:val="18"/>
+                <w:szCs w:val="18"/>
+              </w:rPr>
+              <w:t xml:space="preserve">Decomposition with Physical Manipulatives (Cut-Out Triangulation). Providing pre-cut triangular card cut-outs makes the abstract concept of polygon decomposition concrete and tactile. The non-overlap/full-coverage check forces learners to confront partitioning rigorously. Recording in a structured table scaffolds the transition from measurement to calculation.</w:t>
+            </w:r>
+          </w:p>
+        </w:tc>
+        <w:tc>
+          <w:tcPr>
+            <w:tcW w:type="dxa" w:w="3040"/>
+            <w:shd w:fill="F2F2F2" w:color="auto" w:val="clear"/>
+            <w:tcMar>
+              <w:top w:type="dxa" w:w="60"/>
+              <w:left w:type="dxa" w:w="120"/>
+              <w:bottom w:type="dxa" w:w="60"/>
+              <w:right w:type="dxa" w:w="120"/>
+            </w:tcMar>
+            <w:vAlign w:val="top"/>
+          </w:tcPr>
+          <w:p>
+            <w:pPr>
+              <w:spacing w:after="40" w:before="0"/>
+              <w:jc w:val="left"/>
+            </w:pPr>
+            <w:r>
+              <w:rPr>
+                <w:rFonts w:ascii="Arial" w:cs="Arial" w:eastAsia="Arial" w:hAnsi="Arial"/>
+                <w:b w:val="false"/>
+                <w:bCs w:val="false"/>
+                <w:i w:val="false"/>
+                <w:iCs w:val="false"/>
+                <w:color w:val="000000"/>
+                <w:sz w:val="18"/>
+                <w:szCs w:val="18"/>
+              </w:rPr>
+              <w:t xml:space="preserve">Observable indicators: (1) Each group has exactly five labelled, non-overlapping triangles that tile the heptagon with no gaps. (2) Each row of the recording table has a base, a height, and a correctly computed area (½bh). (3) The five areas sum to a value between 3 500 m² and 6 500 m² (reasonable range for the scaled polygon used). Flag any group whose total is outside this range for immediate one-on-one support. (4) The scale conversion is written explicitly as: 'Area in m² = Area in cm² × 100'.</w:t>
+            </w:r>
+          </w:p>
+        </w:tc>
+      </w:tr>
+      <w:tr>
+        <w:tc>
+          <w:tcPr>
+            <w:tcW w:type="dxa" w:w="1520"/>
+            <w:shd w:fill="E2EFDA" w:color="auto" w:val="clear"/>
+            <w:tcMar>
+              <w:top w:type="dxa" w:w="60"/>
+              <w:left w:type="dxa" w:w="120"/>
+              <w:bottom w:type="dxa" w:w="60"/>
+              <w:right w:type="dxa" w:w="120"/>
+            </w:tcMar>
+            <w:vAlign w:val="top"/>
+          </w:tcPr>
+          <w:p>
+            <w:pPr>
+              <w:spacing w:after="40" w:before="0"/>
+              <w:jc w:val="left"/>
+            </w:pPr>
+            <w:r>
+              <w:rPr>
+                <w:rFonts w:ascii="Arial" w:cs="Arial" w:eastAsia="Arial" w:hAnsi="Arial"/>
+                <w:b/>
+                <w:bCs/>
+                <w:i w:val="false"/>
+                <w:iCs w:val="false"/>
+                <w:color w:val="000000"/>
+                <w:sz w:val="18"/>
+                <w:szCs w:val="18"/>
+              </w:rPr>
+              <w:t xml:space="preserve">Explain Phase</w:t>
+            </w:r>
+          </w:p>
+          <w:p>
+            <w:pPr>
+              <w:spacing w:after="20" w:before="0"/>
+            </w:pPr>
+            <w:r>
+              <w:rPr>
+                <w:rFonts w:ascii="Arial" w:cs="Arial" w:eastAsia="Arial" w:hAnsi="Arial"/>
+                <w:b/>
+                <w:bCs/>
+                <w:color w:val="1F3864"/>
+                <w:sz w:val="16"/>
+                <w:szCs w:val="16"/>
+              </w:rPr>
+              <w:t xml:space="preserve">📹 VIDEO:</w:t>
+            </w:r>
+          </w:p>
+          <w:p>
+            <w:pPr>
+              <w:spacing w:after="20" w:before="0"/>
+            </w:pPr>
+            <w:hyperlink w:history="1" r:id="rIdpjn8nubpgzhfs9vv6aoyp">
+              <w:r>
+                <w:rPr>
+                  <w:rFonts w:ascii="Arial" w:cs="Arial" w:eastAsia="Arial" w:hAnsi="Arial"/>
+                  <w:color w:val="2E75B6"/>
+                  <w:sz w:val="16"/>
+                  <w:szCs w:val="16"/>
+                  <w:u w:val="single" w:color="2E75B6"/>
+                </w:rPr>
+                <w:t xml:space="preserve">Area of a triangle</w:t>
+              </w:r>
+            </w:hyperlink>
+          </w:p>
+          <w:p>
+            <w:pPr>
+              <w:spacing w:after="10" w:before="0"/>
+              <w:ind w:left="120"/>
+            </w:pPr>
+            <w:r>
+              <w:rPr>
+                <w:rFonts w:ascii="Arial" w:cs="Arial" w:eastAsia="Arial" w:hAnsi="Arial"/>
+                <w:color w:val="595959"/>
+                <w:sz w:val="14"/>
+                <w:szCs w:val="14"/>
+              </w:rPr>
+              <w:t xml:space="preserve">Source: Khan Academy (English - US curriculum)</w:t>
+            </w:r>
+          </w:p>
+          <w:p>
+            <w:pPr>
+              <w:spacing w:after="10" w:before="0"/>
+              <w:ind w:left="120"/>
+            </w:pPr>
+            <w:hyperlink w:history="1" r:id="rIdim5x4uwoowowynlyzhab9">
+              <w:r>
+                <w:rPr>
+                  <w:rFonts w:ascii="Arial" w:cs="Arial" w:eastAsia="Arial" w:hAnsi="Arial"/>
+                  <w:color w:val="595959"/>
+                  <w:sz w:val="14"/>
+                  <w:szCs w:val="14"/>
+                  <w:u w:val="single" w:color="595959"/>
+                </w:rPr>
+                <w:t xml:space="preserve">🔍 Search ARES for similar videos</w:t>
+              </w:r>
+            </w:hyperlink>
+          </w:p>
+          <w:p>
+            <w:pPr>
+              <w:spacing w:after="40" w:before="0"/>
+            </w:pPr>
+            <w:r>
+              <w:rPr>
+                <w:sz w:val="14"/>
+                <w:szCs w:val="14"/>
+              </w:rPr>
+              <w:t xml:space="preserve"/>
+            </w:r>
+          </w:p>
+          <w:p>
+            <w:pPr>
+              <w:spacing w:after="20" w:before="0"/>
+            </w:pPr>
+            <w:r>
+              <w:rPr>
+                <w:rFonts w:ascii="Arial" w:cs="Arial" w:eastAsia="Arial" w:hAnsi="Arial"/>
+                <w:b/>
+                <w:bCs/>
+                <w:color w:val="1F3864"/>
+                <w:sz w:val="16"/>
+                <w:szCs w:val="16"/>
+              </w:rPr>
+              <w:t xml:space="preserve">📖 EXERCISE:</w:t>
+            </w:r>
+          </w:p>
+          <w:p>
+            <w:pPr>
+              <w:spacing w:after="20" w:before="0"/>
+            </w:pPr>
+            <w:hyperlink w:history="1" r:id="rIdfnffvm4-u06njbs79mlpf">
               <w:r>
                 <w:rPr>
                   <w:rFonts w:ascii="Arial" w:cs="Arial" w:eastAsia="Arial" w:hAnsi="Arial"/>
@@ -12476,7 +13088,7 @@
               <w:spacing w:after="10" w:before="0"/>
               <w:ind w:left="120"/>
             </w:pPr>
-            <w:hyperlink w:history="1" r:id="rIdvhrdpeywtnyvlvarkhtiw">
+            <w:hyperlink w:history="1" r:id="rIdr067lngyb1kes2zynkm7v">
               <w:r>
                 <w:rPr>
                   <w:rFonts w:ascii="Arial" w:cs="Arial" w:eastAsia="Arial" w:hAnsi="Arial"/>
@@ -12518,7 +13130,7 @@
                 <w:sz w:val="18"/>
                 <w:szCs w:val="18"/>
               </w:rPr>
-              <w:t xml:space="preserve">Each learner receives a fresh printed copy of the scaled heptagon (the Kericho land plot boundary, scale 1 cm = 10 m). Working individually and silently for 3 minutes, learners write a prediction in their exercise books: (a) 'How many non-overlapping triangles do you think you can fit inside this heptagon?' and (b) 'Will your answer today be closer to, or further from, your Lesson 1 estimate? Why?' Learners also circle the vertex on the heptagon from which they plan to draw diagonals.</w:t>
+              <w:t xml:space="preserve">Each group nominates a 'land surveyor' spokesperson who presents their group's decomposition to the class (2 minutes per group), explaining: how they chose the starting vertex, the five triangle areas, the total, and the converted real-world area. After all groups have shared, learners individually answer three written sensemaking questions in their exercise books: (Q1) 'The minimum number of non-overlapping triangles needed to fill any heptagon is always 5. Why — not 6, not 4?' (Q2) 'Group A got a total of 4 800 m² and Group B got 5 100 m². Both measured the same polygon. What could explain the difference?' (Q3) 'One farming family should receive one-third of the total. Using your group's answer, calculate the area each family should receive.' A class discussion then surfaces the generalisation: for any n-gon, decomposition from one vertex gives (n – 2) triangles.</w:t>
             </w:r>
           </w:p>
         </w:tc>
@@ -12550,7 +13162,7 @@
                 <w:sz w:val="18"/>
                 <w:szCs w:val="18"/>
               </w:rPr>
-              <w:t xml:space="preserve">Display the heptagon on the board (large poster or projected image). Say: 'This is the same Kericho land plot we first saw in Lesson 1. The village elder is still waiting — the three farming families still cannot agree. Today we are going to get them a precise answer.' Pause 5 seconds. Then say: 'Before you touch a ruler, I want you to predict — silently, individually — how many triangles you think you can cut this shape into, and write one sentence explaining your thinking. You have 3 minutes.' Set a visible timer. After 3 minutes, cold-call 3 learners (select one high-confidence, one mid-level, one quiet learner) to share predictions. Record all three predictions on the board without evaluating them. Say: 'We will come back to these predictions at the end of the lesson.'</w:t>
+              <w:t xml:space="preserve">Before group presentations, say: 'You are presenting to the village elder and the three families. Be precise — lives and livelihoods depend on your number.' During presentations, use the following cold-call protocol for Q1: 'I am going to give you 10 seconds of thinking time. Then I will choose someone to explain why 5 triangles and not 4.' Count silently to 10, then cold-call a mid-level learner. After their response, cold-call a second learner: 'Do you agree? Add something or challenge it.' For Q2 (sources of error), after 12 seconds of wait time ask: 'What are three possible sources of measurement error when using a ruler on a printed polygon?' Accept: parallax error, ruler not aligned to perpendicular height, printed scale distortion. Record these on the board under the heading 'Why our answers differ.' For the generalisation, write on the board: heptagon → 5 triangles; hexagon → 4 triangles (Lesson 3); pentagon → 3 triangles (Lesson 3). Ask: 'What pattern do you see? Write it as a formula.' Wait 15 seconds. Cold-call 3 learners. Guide toward: number of triangles = n – 2. Say: 'This is the key insight. Write it and box it in your notes.'</w:t>
             </w:r>
           </w:p>
         </w:tc>
@@ -12582,7 +13194,7 @@
                 <w:sz w:val="18"/>
                 <w:szCs w:val="18"/>
               </w:rPr>
-              <w:t xml:space="preserve">Individual written prediction (Predict-Before-Observe). This activates prior knowledge of triangles from Lessons 2–3, surfaces misconceptions about the minimum number of triangles needed, and creates cognitive dissonance that motivates the hands-on evidence activity.</w:t>
+              <w:t xml:space="preserve">Pattern Generalisation via Data from Multiple Lessons (Cross-Lesson Evidence Comparison). By deliberately tabulating results from Lessons 2–4 on the board, the teacher helps learners inductively derive the (n – 2) rule. The three written sensemaking questions scaffold progression from recall (Q1) to error analysis (Q2) to application (Q3), aligned with NGSS Science and Engineering Practice 6 (Constructing Explanations) and Practice 4 (Analysing and Interpreting Data).</w:t>
             </w:r>
           </w:p>
         </w:tc>
@@ -12614,7 +13226,7 @@
                 <w:sz w:val="18"/>
                 <w:szCs w:val="18"/>
               </w:rPr>
-              <w:t xml:space="preserve">Observable indicator: Every learner has a written prediction with a number (3–7) and at least one sentence of reasoning. Circulate and note learners who write fewer than 3 or more than 7 — these learners need targeted support in Phase 2. Listen for the misconception that 'you need as many triangles as the number of sides' — address this gently in the whole-class share-out.</w:t>
+              <w:t xml:space="preserve">Observable indicators: (1) Written answer to Q1 includes the phrase or equivalent of 'n – 2 triangles for an n-gon' or a correct numerical justification for 7 – 2 = 5. (2) Written answer to Q2 names at least two legitimate sources of measurement error. (3) Written answer to Q3 shows correct division of the group's total area by 3 with appropriate units (m²). Exit check: teacher collects Q3 answers from three random learners before moving to Phase 4.</w:t>
             </w:r>
           </w:p>
         </w:tc>
@@ -12623,32 +13235,32 @@
         <w:tc>
           <w:tcPr>
             <w:tcW w:type="dxa" w:w="1520"/>
-            <w:shd w:fill="D9EEF1" w:color="auto" w:val="clear"/>
-            <w:tcMar>
-              <w:top w:type="dxa" w:w="60"/>
-              <w:left w:type="dxa" w:w="120"/>
-              <w:bottom w:type="dxa" w:w="60"/>
-              <w:right w:type="dxa" w:w="120"/>
-            </w:tcMar>
-            <w:vAlign w:val="top"/>
-          </w:tcPr>
-          <w:p>
-            <w:pPr>
-              <w:spacing w:after="40" w:before="0"/>
-              <w:jc w:val="left"/>
-            </w:pPr>
-            <w:r>
-              <w:rPr>
-                <w:rFonts w:ascii="Arial" w:cs="Arial" w:eastAsia="Arial" w:hAnsi="Arial"/>
-                <w:b/>
-                <w:bCs/>
-                <w:i w:val="false"/>
-                <w:iCs w:val="false"/>
-                <w:color w:val="000000"/>
-                <w:sz w:val="18"/>
-                <w:szCs w:val="18"/>
-              </w:rPr>
-              <w:t xml:space="preserve">Observe Phase</w:t>
+            <w:shd w:fill="FCE4D6" w:color="auto" w:val="clear"/>
+            <w:tcMar>
+              <w:top w:type="dxa" w:w="60"/>
+              <w:left w:type="dxa" w:w="120"/>
+              <w:bottom w:type="dxa" w:w="60"/>
+              <w:right w:type="dxa" w:w="120"/>
+            </w:tcMar>
+            <w:vAlign w:val="top"/>
+          </w:tcPr>
+          <w:p>
+            <w:pPr>
+              <w:spacing w:after="40" w:before="0"/>
+              <w:jc w:val="left"/>
+            </w:pPr>
+            <w:r>
+              <w:rPr>
+                <w:rFonts w:ascii="Arial" w:cs="Arial" w:eastAsia="Arial" w:hAnsi="Arial"/>
+                <w:b/>
+                <w:bCs/>
+                <w:i w:val="false"/>
+                <w:iCs w:val="false"/>
+                <w:color w:val="000000"/>
+                <w:sz w:val="18"/>
+                <w:szCs w:val="18"/>
+              </w:rPr>
+              <w:t xml:space="preserve">Driving Question Board (DQB) Creation</w:t>
             </w:r>
           </w:p>
           <w:p>
@@ -12671,7 +13283,7 @@
             <w:pPr>
               <w:spacing w:after="20" w:before="0"/>
             </w:pPr>
-            <w:hyperlink w:history="1" r:id="rIdtb4qj2zfymjbajsxhz5bb">
+            <w:hyperlink w:history="1" r:id="rIdbfgu5ozyig0ykrieinkyo">
               <w:r>
                 <w:rPr>
                   <w:rFonts w:ascii="Arial" w:cs="Arial" w:eastAsia="Arial" w:hAnsi="Arial"/>
@@ -12680,7 +13292,7 @@
                   <w:szCs w:val="16"/>
                   <w:u w:val="single" w:color="2E75B6"/>
                 </w:rPr>
-                <w:t xml:space="preserve">Manipulating formulas: area</w:t>
+                <w:t xml:space="preserve">Area of quadrilateral with 2 parallel sides</w:t>
               </w:r>
             </w:hyperlink>
           </w:p>
@@ -12704,7 +13316,7 @@
               <w:spacing w:after="10" w:before="0"/>
               <w:ind w:left="120"/>
             </w:pPr>
-            <w:hyperlink w:history="1" r:id="rIdwcq76t8ynvltonivohrjx">
+            <w:hyperlink w:history="1" r:id="rIdfww-oyg44yvmqxhkyinyj">
               <w:r>
                 <w:rPr>
                   <w:rFonts w:ascii="Arial" w:cs="Arial" w:eastAsia="Arial" w:hAnsi="Arial"/>
@@ -12749,7 +13361,7 @@
             <w:pPr>
               <w:spacing w:after="20" w:before="0"/>
             </w:pPr>
-            <w:hyperlink w:history="1" r:id="rIdir7wvlh4p46o390iehups">
+            <w:hyperlink w:history="1" r:id="rIdiuylljggnk3saewvx39vv">
               <w:r>
                 <w:rPr>
                   <w:rFonts w:ascii="Arial" w:cs="Arial" w:eastAsia="Arial" w:hAnsi="Arial"/>
@@ -12782,7 +13394,7 @@
               <w:spacing w:after="10" w:before="0"/>
               <w:ind w:left="120"/>
             </w:pPr>
-            <w:hyperlink w:history="1" r:id="rIdguswr7ibhe-5v4vcscc0c">
+            <w:hyperlink w:history="1" r:id="rId87sxlyrhl65sg0djohkch">
               <w:r>
                 <w:rPr>
                   <w:rFonts w:ascii="Arial" w:cs="Arial" w:eastAsia="Arial" w:hAnsi="Arial"/>
@@ -12824,7 +13436,7 @@
                 <w:sz w:val="18"/>
                 <w:szCs w:val="18"/>
               </w:rPr>
-              <w:t xml:space="preserve">Groups of four receive: one large printed heptagon (scale 1 cm = 10 m), a set of 5 pre-cut blank triangular card cut-outs (labelled T1–T5), a 30 cm ruler, a sharp pencil, and a recording table (columns: Triangle | Base (cm) | Height (cm) | Area (cm²)). Step 1 (5 min): Groups discuss and agree on one interior vertex from which to draw all diagonals. They draw four diagonals, dividing the heptagon into exactly five triangles, and label them T1–T5. Step 2 (10 min): For each triangle, learners place the triangular card cut-out over it to confirm non-overlap and full coverage, then measure the base (any side) and the corresponding perpendicular height with the ruler, recording values to the nearest millimetre. Step 3 (5 min): Each group member independently calculates the area of at least one triangle using A = ½ × base × height, recording in cm². Step 4 (5 min): The group collectively sums the five triangle areas to get the total heptagon area in cm², then applies the scale conversion (1 cm = 10 m, so 1 cm² = 100 m²) to find the real plot area in m². Learners record the final answer prominently on their poster sheet.</w:t>
+              <w:t xml:space="preserve">Each group receives two sticky notes. On the GREEN sticky note they write one thing they now know that they did not know in Lesson 1 (a 'We CAN now...' statement). On the ORANGE sticky note they write one new question that has emerged (a 'We still wonder...' statement). Groups post both sticky notes on the class DQB under the columns 'NEW EVIDENCE' and 'NEW QUESTIONS'. The teacher then reads aloud three green notes and three orange notes, and the class votes (thumbs up) for the green statement that best captures today's big idea. The winning statement — expected to be a variation of 'We can decompose any polygon into triangles!' — is written in large letters on a dedicated DQB card and pinned at the centre of the board. Learners also annotate their personal DQB worksheet (running record from Lesson 1) to record: today's lesson number, the key finding, and the updated best estimate of the plot area.</w:t>
             </w:r>
           </w:p>
         </w:tc>
@@ -12856,7 +13468,7 @@
                 <w:sz w:val="18"/>
                 <w:szCs w:val="18"/>
               </w:rPr>
-              <w:t xml:space="preserve">Circulate continuously. At the 3-minute mark after groups start drawing, pause the class and ask: 'Raise your hand if you chose vertex A as your starting point. Now raise your hand if you chose a different vertex.' Acknowledge variety and say: 'Interesting — let's see if the choice of vertex changes the total area. That itself is a mathematical question worth watching.' At the 8-minute mark, cold-call one group: 'Group 3, tell me — which triangle did you measure first, and what base length did you get?' (Wait 10 seconds after posing the question before accepting the answer.) If any group is drawing overlapping triangles, crouch to their level and say: 'Place your five cut-outs flat on the shape right now. Do any of them overlap? Do they cover every part of the heptagon? Adjust until they do.' For the scale conversion, prompt: 'Your area is in cm². The families need to know their land in m². What does the scale 1 cm = 10 m tell you about areas?' Wait 12 seconds. If no response, say: 'If 1 cm in length equals 10 m in real life, what does 1 cm × 1 cm equal in real life?' Key safety reminder at start of this phase: 'Rulers are tools, not toys — keep them flat on the paper at all times.'</w:t>
+              <w:t xml:space="preserve">Distribute sticky notes. Say: 'Green note: finish the sentence — We CAN now... Orange note: finish the sentence — We still wonder... You have 2 minutes.' After posting, read three green notes aloud using a dramatic voice as if addressing the village elder: 'The elder hears from Group 1: [read note].' After the vote, hold up the winning card and say: 'This is our DQB headline for today. Does everyone agree this is what we proved?' Wait 8 seconds for any dissent. Then say: 'Notice how far we have come from Lesson 1 — then we could only estimate. Now we can calculate. What changed?' Cold-call 2 learners. Finally, point to remaining orange sticky notes and say: 'These are our questions for Lessons 5 and 6. We are not done yet — the plot is irregular, and next we will deal with truly irregular polygons.'</w:t>
             </w:r>
           </w:p>
         </w:tc>
@@ -12888,7 +13500,7 @@
                 <w:sz w:val="18"/>
                 <w:szCs w:val="18"/>
               </w:rPr>
-              <w:t xml:space="preserve">Decomposition with Physical Manipulatives (Cut-Out Triangulation). Providing pre-cut triangular card cut-outs makes the abstract concept of polygon decomposition concrete and tactile. The non-overlap/full-coverage check forces learners to confront partitioning rigorously. Recording in a structured table scaffolds the transition from measurement to calculation.</w:t>
+              <w:t xml:space="preserve">Driving Question Board — Cumulative Evidence Tracking. The DQB functions as a public, shared record of the class's growing understanding. Green/orange differentiation trains learners to distinguish settled knowledge from open questions, a core scientific practice (NGSS Practice 1: Asking Questions). Linking today's DQB update explicitly to Lesson 1 estimates reinforces the storyline arc.</w:t>
             </w:r>
           </w:p>
         </w:tc>
@@ -12920,7 +13532,7 @@
                 <w:sz w:val="18"/>
                 <w:szCs w:val="18"/>
               </w:rPr>
-              <w:t xml:space="preserve">Observable indicators: (1) Each group has exactly five labelled, non-overlapping triangles that tile the heptagon with no gaps. (2) Each row of the recording table has a base, a height, and a correctly computed area (½bh). (3) The five areas sum to a value between 3 500 m² and 6 500 m² (reasonable range for the scaled polygon used). Flag any group whose total is outside this range for immediate one-on-one support. (4) The scale conversion is written explicitly as: 'Area in m² = Area in cm² × 100'.</w:t>
+              <w:t xml:space="preserve">Observable indicators: (1) Every group has posted both a green and an orange sticky note with complete sentences. (2) Green notes reference either the triangulation method or the (n – 2) rule — not vague statements like 'we learned about heptagons.' (3) Orange notes reveal productive next-step thinking (e.g., 'What if we cannot draw a perpendicular height easily?' or 'What about a polygon with a dent — a concave shape?'). Teacher photographs the DQB for the digital lesson record.</w:t>
             </w:r>
           </w:p>
         </w:tc>
@@ -12929,32 +13541,32 @@
         <w:tc>
           <w:tcPr>
             <w:tcW w:type="dxa" w:w="1520"/>
-            <w:shd w:fill="E2EFDA" w:color="auto" w:val="clear"/>
-            <w:tcMar>
-              <w:top w:type="dxa" w:w="60"/>
-              <w:left w:type="dxa" w:w="120"/>
-              <w:bottom w:type="dxa" w:w="60"/>
-              <w:right w:type="dxa" w:w="120"/>
-            </w:tcMar>
-            <w:vAlign w:val="top"/>
-          </w:tcPr>
-          <w:p>
-            <w:pPr>
-              <w:spacing w:after="40" w:before="0"/>
-              <w:jc w:val="left"/>
-            </w:pPr>
-            <w:r>
-              <w:rPr>
-                <w:rFonts w:ascii="Arial" w:cs="Arial" w:eastAsia="Arial" w:hAnsi="Arial"/>
-                <w:b/>
-                <w:bCs/>
-                <w:i w:val="false"/>
-                <w:iCs w:val="false"/>
-                <w:color w:val="000000"/>
-                <w:sz w:val="18"/>
-                <w:szCs w:val="18"/>
-              </w:rPr>
-              <w:t xml:space="preserve">Explain Phase</w:t>
+            <w:shd w:fill="D5E8F0" w:color="auto" w:val="clear"/>
+            <w:tcMar>
+              <w:top w:type="dxa" w:w="60"/>
+              <w:left w:type="dxa" w:w="120"/>
+              <w:bottom w:type="dxa" w:w="60"/>
+              <w:right w:type="dxa" w:w="120"/>
+            </w:tcMar>
+            <w:vAlign w:val="top"/>
+          </w:tcPr>
+          <w:p>
+            <w:pPr>
+              <w:spacing w:after="40" w:before="0"/>
+              <w:jc w:val="left"/>
+            </w:pPr>
+            <w:r>
+              <w:rPr>
+                <w:rFonts w:ascii="Arial" w:cs="Arial" w:eastAsia="Arial" w:hAnsi="Arial"/>
+                <w:b/>
+                <w:bCs/>
+                <w:i w:val="false"/>
+                <w:iCs w:val="false"/>
+                <w:color w:val="000000"/>
+                <w:sz w:val="18"/>
+                <w:szCs w:val="18"/>
+              </w:rPr>
+              <w:t xml:space="preserve">Model Building Phase</w:t>
             </w:r>
           </w:p>
           <w:p>
@@ -12977,7 +13589,7 @@
             <w:pPr>
               <w:spacing w:after="20" w:before="0"/>
             </w:pPr>
-            <w:hyperlink w:history="1" r:id="rIdm_2xbf2xg_sf2azwuuz-i">
+            <w:hyperlink w:history="1" r:id="rIdv-d-yz5ypt13nvqperfr-">
               <w:r>
                 <w:rPr>
                   <w:rFonts w:ascii="Arial" w:cs="Arial" w:eastAsia="Arial" w:hAnsi="Arial"/>
@@ -12986,7 +13598,7 @@
                   <w:szCs w:val="16"/>
                   <w:u w:val="single" w:color="2E75B6"/>
                 </w:rPr>
-                <w:t xml:space="preserve">Triangle missing side example</w:t>
+                <w:t xml:space="preserve">Finding area of triangles</w:t>
               </w:r>
             </w:hyperlink>
           </w:p>
@@ -13010,7 +13622,7 @@
               <w:spacing w:after="10" w:before="0"/>
               <w:ind w:left="120"/>
             </w:pPr>
-            <w:hyperlink w:history="1" r:id="rIdjkx5nrpogu2kxd_rhezh7">
+            <w:hyperlink w:history="1" r:id="rIdbhw6aoklvonqtlmrp-s1t">
               <w:r>
                 <w:rPr>
                   <w:rFonts w:ascii="Arial" w:cs="Arial" w:eastAsia="Arial" w:hAnsi="Arial"/>
@@ -13055,7 +13667,7 @@
             <w:pPr>
               <w:spacing w:after="20" w:before="0"/>
             </w:pPr>
-            <w:hyperlink w:history="1" r:id="rId39yhxkhjhhpfnxumw5xxc">
+            <w:hyperlink w:history="1" r:id="rIdq5q_tp1xmaggmqzxpdakd">
               <w:r>
                 <w:rPr>
                   <w:rFonts w:ascii="Arial" w:cs="Arial" w:eastAsia="Arial" w:hAnsi="Arial"/>
@@ -13088,619 +13700,7 @@
               <w:spacing w:after="10" w:before="0"/>
               <w:ind w:left="120"/>
             </w:pPr>
-            <w:hyperlink w:history="1" r:id="rIdulbiexfmuf73nstiug7fr">
-              <w:r>
-                <w:rPr>
-                  <w:rFonts w:ascii="Arial" w:cs="Arial" w:eastAsia="Arial" w:hAnsi="Arial"/>
-                  <w:color w:val="595959"/>
-                  <w:sz w:val="14"/>
-                  <w:szCs w:val="14"/>
-                  <w:u w:val="single" w:color="595959"/>
-                </w:rPr>
-                <w:t xml:space="preserve">🔍 Search ARES for similar readings</w:t>
-              </w:r>
-            </w:hyperlink>
-          </w:p>
-        </w:tc>
-        <w:tc>
-          <w:tcPr>
-            <w:tcW w:type="dxa" w:w="3040"/>
-            <w:shd w:fill="FFFFFF" w:color="auto" w:val="clear"/>
-            <w:tcMar>
-              <w:top w:type="dxa" w:w="60"/>
-              <w:left w:type="dxa" w:w="120"/>
-              <w:bottom w:type="dxa" w:w="60"/>
-              <w:right w:type="dxa" w:w="120"/>
-            </w:tcMar>
-            <w:vAlign w:val="top"/>
-          </w:tcPr>
-          <w:p>
-            <w:pPr>
-              <w:spacing w:after="40" w:before="0"/>
-              <w:jc w:val="left"/>
-            </w:pPr>
-            <w:r>
-              <w:rPr>
-                <w:rFonts w:ascii="Arial" w:cs="Arial" w:eastAsia="Arial" w:hAnsi="Arial"/>
-                <w:b w:val="false"/>
-                <w:bCs w:val="false"/>
-                <w:i w:val="false"/>
-                <w:iCs w:val="false"/>
-                <w:color w:val="000000"/>
-                <w:sz w:val="18"/>
-                <w:szCs w:val="18"/>
-              </w:rPr>
-              <w:t xml:space="preserve">Each group nominates a 'land surveyor' spokesperson who presents their group's decomposition to the class (2 minutes per group), explaining: how they chose the starting vertex, the five triangle areas, the total, and the converted real-world area. After all groups have shared, learners individually answer three written sensemaking questions in their exercise books: (Q1) 'The minimum number of non-overlapping triangles needed to fill any heptagon is always 5. Why — not 6, not 4?' (Q2) 'Group A got a total of 4 800 m² and Group B got 5 100 m². Both measured the same polygon. What could explain the difference?' (Q3) 'One farming family should receive one-third of the total. Using your group's answer, calculate the area each family should receive.' A class discussion then surfaces the generalisation: for any n-gon, decomposition from one vertex gives (n – 2) triangles.</w:t>
-            </w:r>
-          </w:p>
-        </w:tc>
-        <w:tc>
-          <w:tcPr>
-            <w:tcW w:type="dxa" w:w="3040"/>
-            <w:shd w:fill="F2F2F2" w:color="auto" w:val="clear"/>
-            <w:tcMar>
-              <w:top w:type="dxa" w:w="60"/>
-              <w:left w:type="dxa" w:w="120"/>
-              <w:bottom w:type="dxa" w:w="60"/>
-              <w:right w:type="dxa" w:w="120"/>
-            </w:tcMar>
-            <w:vAlign w:val="top"/>
-          </w:tcPr>
-          <w:p>
-            <w:pPr>
-              <w:spacing w:after="40" w:before="0"/>
-              <w:jc w:val="left"/>
-            </w:pPr>
-            <w:r>
-              <w:rPr>
-                <w:rFonts w:ascii="Arial" w:cs="Arial" w:eastAsia="Arial" w:hAnsi="Arial"/>
-                <w:b w:val="false"/>
-                <w:bCs w:val="false"/>
-                <w:i w:val="false"/>
-                <w:iCs w:val="false"/>
-                <w:color w:val="000000"/>
-                <w:sz w:val="18"/>
-                <w:szCs w:val="18"/>
-              </w:rPr>
-              <w:t xml:space="preserve">Before group presentations, say: 'You are presenting to the village elder and the three families. Be precise — lives and livelihoods depend on your number.' During presentations, use the following cold-call protocol for Q1: 'I am going to give you 10 seconds of thinking time. Then I will choose someone to explain why 5 triangles and not 4.' Count silently to 10, then cold-call a mid-level learner. After their response, cold-call a second learner: 'Do you agree? Add something or challenge it.' For Q2 (sources of error), after 12 seconds of wait time ask: 'What are three possible sources of measurement error when using a ruler on a printed polygon?' Accept: parallax error, ruler not aligned to perpendicular height, printed scale distortion. Record these on the board under the heading 'Why our answers differ.' For the generalisation, write on the board: heptagon → 5 triangles; hexagon → 4 triangles (Lesson 3); pentagon → 3 triangles (Lesson 3). Ask: 'What pattern do you see? Write it as a formula.' Wait 15 seconds. Cold-call 3 learners. Guide toward: number of triangles = n – 2. Say: 'This is the key insight. Write it and box it in your notes.'</w:t>
-            </w:r>
-          </w:p>
-        </w:tc>
-        <w:tc>
-          <w:tcPr>
-            <w:tcW w:type="dxa" w:w="3040"/>
-            <w:shd w:fill="FFFFFF" w:color="auto" w:val="clear"/>
-            <w:tcMar>
-              <w:top w:type="dxa" w:w="60"/>
-              <w:left w:type="dxa" w:w="120"/>
-              <w:bottom w:type="dxa" w:w="60"/>
-              <w:right w:type="dxa" w:w="120"/>
-            </w:tcMar>
-            <w:vAlign w:val="top"/>
-          </w:tcPr>
-          <w:p>
-            <w:pPr>
-              <w:spacing w:after="40" w:before="0"/>
-              <w:jc w:val="left"/>
-            </w:pPr>
-            <w:r>
-              <w:rPr>
-                <w:rFonts w:ascii="Arial" w:cs="Arial" w:eastAsia="Arial" w:hAnsi="Arial"/>
-                <w:b w:val="false"/>
-                <w:bCs w:val="false"/>
-                <w:i w:val="false"/>
-                <w:iCs w:val="false"/>
-                <w:color w:val="000000"/>
-                <w:sz w:val="18"/>
-                <w:szCs w:val="18"/>
-              </w:rPr>
-              <w:t xml:space="preserve">Pattern Generalisation via Data from Multiple Lessons (Cross-Lesson Evidence Comparison). By deliberately tabulating results from Lessons 2–4 on the board, the teacher helps learners inductively derive the (n – 2) rule. The three written sensemaking questions scaffold progression from recall (Q1) to error analysis (Q2) to application (Q3), aligned with NGSS Science and Engineering Practice 6 (Constructing Explanations) and Practice 4 (Analysing and Interpreting Data).</w:t>
-            </w:r>
-          </w:p>
-        </w:tc>
-        <w:tc>
-          <w:tcPr>
-            <w:tcW w:type="dxa" w:w="3040"/>
-            <w:shd w:fill="F2F2F2" w:color="auto" w:val="clear"/>
-            <w:tcMar>
-              <w:top w:type="dxa" w:w="60"/>
-              <w:left w:type="dxa" w:w="120"/>
-              <w:bottom w:type="dxa" w:w="60"/>
-              <w:right w:type="dxa" w:w="120"/>
-            </w:tcMar>
-            <w:vAlign w:val="top"/>
-          </w:tcPr>
-          <w:p>
-            <w:pPr>
-              <w:spacing w:after="40" w:before="0"/>
-              <w:jc w:val="left"/>
-            </w:pPr>
-            <w:r>
-              <w:rPr>
-                <w:rFonts w:ascii="Arial" w:cs="Arial" w:eastAsia="Arial" w:hAnsi="Arial"/>
-                <w:b w:val="false"/>
-                <w:bCs w:val="false"/>
-                <w:i w:val="false"/>
-                <w:iCs w:val="false"/>
-                <w:color w:val="000000"/>
-                <w:sz w:val="18"/>
-                <w:szCs w:val="18"/>
-              </w:rPr>
-              <w:t xml:space="preserve">Observable indicators: (1) Written answer to Q1 includes the phrase or equivalent of 'n – 2 triangles for an n-gon' or a correct numerical justification for 7 – 2 = 5. (2) Written answer to Q2 names at least two legitimate sources of measurement error. (3) Written answer to Q3 shows correct division of the group's total area by 3 with appropriate units (m²). Exit check: teacher collects Q3 answers from three random learners before moving to Phase 4.</w:t>
-            </w:r>
-          </w:p>
-        </w:tc>
-      </w:tr>
-      <w:tr>
-        <w:tc>
-          <w:tcPr>
-            <w:tcW w:type="dxa" w:w="1520"/>
-            <w:shd w:fill="FCE4D6" w:color="auto" w:val="clear"/>
-            <w:tcMar>
-              <w:top w:type="dxa" w:w="60"/>
-              <w:left w:type="dxa" w:w="120"/>
-              <w:bottom w:type="dxa" w:w="60"/>
-              <w:right w:type="dxa" w:w="120"/>
-            </w:tcMar>
-            <w:vAlign w:val="top"/>
-          </w:tcPr>
-          <w:p>
-            <w:pPr>
-              <w:spacing w:after="40" w:before="0"/>
-              <w:jc w:val="left"/>
-            </w:pPr>
-            <w:r>
-              <w:rPr>
-                <w:rFonts w:ascii="Arial" w:cs="Arial" w:eastAsia="Arial" w:hAnsi="Arial"/>
-                <w:b/>
-                <w:bCs/>
-                <w:i w:val="false"/>
-                <w:iCs w:val="false"/>
-                <w:color w:val="000000"/>
-                <w:sz w:val="18"/>
-                <w:szCs w:val="18"/>
-              </w:rPr>
-              <w:t xml:space="preserve">Driving Question Board (DQB) Creation</w:t>
-            </w:r>
-          </w:p>
-          <w:p>
-            <w:pPr>
-              <w:spacing w:after="20" w:before="0"/>
-            </w:pPr>
-            <w:r>
-              <w:rPr>
-                <w:rFonts w:ascii="Arial" w:cs="Arial" w:eastAsia="Arial" w:hAnsi="Arial"/>
-                <w:b/>
-                <w:bCs/>
-                <w:color w:val="1F3864"/>
-                <w:sz w:val="16"/>
-                <w:szCs w:val="16"/>
-              </w:rPr>
-              <w:t xml:space="preserve">📹 VIDEO:</w:t>
-            </w:r>
-          </w:p>
-          <w:p>
-            <w:pPr>
-              <w:spacing w:after="20" w:before="0"/>
-            </w:pPr>
-            <w:hyperlink w:history="1" r:id="rIdwbg3ih3kqapalm4adpxvo">
-              <w:r>
-                <w:rPr>
-                  <w:rFonts w:ascii="Arial" w:cs="Arial" w:eastAsia="Arial" w:hAnsi="Arial"/>
-                  <w:color w:val="2E75B6"/>
-                  <w:sz w:val="16"/>
-                  <w:szCs w:val="16"/>
-                  <w:u w:val="single" w:color="2E75B6"/>
-                </w:rPr>
-                <w:t xml:space="preserve">Using similar &amp; congruent triangles</w:t>
-              </w:r>
-            </w:hyperlink>
-          </w:p>
-          <w:p>
-            <w:pPr>
-              <w:spacing w:after="10" w:before="0"/>
-              <w:ind w:left="120"/>
-            </w:pPr>
-            <w:r>
-              <w:rPr>
-                <w:rFonts w:ascii="Arial" w:cs="Arial" w:eastAsia="Arial" w:hAnsi="Arial"/>
-                <w:color w:val="595959"/>
-                <w:sz w:val="14"/>
-                <w:szCs w:val="14"/>
-              </w:rPr>
-              <w:t xml:space="preserve">Source: Khan Academy (English - US curriculum)</w:t>
-            </w:r>
-          </w:p>
-          <w:p>
-            <w:pPr>
-              <w:spacing w:after="10" w:before="0"/>
-              <w:ind w:left="120"/>
-            </w:pPr>
-            <w:hyperlink w:history="1" r:id="rIdt6ueqyiof2oy_vjjijaic">
-              <w:r>
-                <w:rPr>
-                  <w:rFonts w:ascii="Arial" w:cs="Arial" w:eastAsia="Arial" w:hAnsi="Arial"/>
-                  <w:color w:val="595959"/>
-                  <w:sz w:val="14"/>
-                  <w:szCs w:val="14"/>
-                  <w:u w:val="single" w:color="595959"/>
-                </w:rPr>
-                <w:t xml:space="preserve">🔍 Search ARES for similar videos</w:t>
-              </w:r>
-            </w:hyperlink>
-          </w:p>
-          <w:p>
-            <w:pPr>
-              <w:spacing w:after="40" w:before="0"/>
-            </w:pPr>
-            <w:r>
-              <w:rPr>
-                <w:sz w:val="14"/>
-                <w:szCs w:val="14"/>
-              </w:rPr>
-              <w:t xml:space="preserve"/>
-            </w:r>
-          </w:p>
-          <w:p>
-            <w:pPr>
-              <w:spacing w:after="20" w:before="0"/>
-            </w:pPr>
-            <w:r>
-              <w:rPr>
-                <w:rFonts w:ascii="Arial" w:cs="Arial" w:eastAsia="Arial" w:hAnsi="Arial"/>
-                <w:b/>
-                <w:bCs/>
-                <w:color w:val="1F3864"/>
-                <w:sz w:val="16"/>
-                <w:szCs w:val="16"/>
-              </w:rPr>
-              <w:t xml:space="preserve">📖 HTML:</w:t>
-            </w:r>
-          </w:p>
-          <w:p>
-            <w:pPr>
-              <w:spacing w:after="20" w:before="0"/>
-            </w:pPr>
-            <w:hyperlink w:history="1" r:id="rIdayqy21xbjutciw5utjxob">
-              <w:r>
-                <w:rPr>
-                  <w:rFonts w:ascii="Arial" w:cs="Arial" w:eastAsia="Arial" w:hAnsi="Arial"/>
-                  <w:color w:val="2E75B6"/>
-                  <w:sz w:val="16"/>
-                  <w:szCs w:val="16"/>
-                  <w:u w:val="single" w:color="2E75B6"/>
-                </w:rPr>
-                <w:t xml:space="preserve">Derivation of the Triangle Area Formula (Flexbook)</w:t>
-              </w:r>
-            </w:hyperlink>
-          </w:p>
-          <w:p>
-            <w:pPr>
-              <w:spacing w:after="10" w:before="0"/>
-              <w:ind w:left="120"/>
-            </w:pPr>
-            <w:r>
-              <w:rPr>
-                <w:rFonts w:ascii="Arial" w:cs="Arial" w:eastAsia="Arial" w:hAnsi="Arial"/>
-                <w:color w:val="595959"/>
-                <w:sz w:val="14"/>
-                <w:szCs w:val="14"/>
-              </w:rPr>
-              <w:t xml:space="preserve">Source: CK-12</w:t>
-            </w:r>
-          </w:p>
-          <w:p>
-            <w:pPr>
-              <w:spacing w:after="10" w:before="0"/>
-              <w:ind w:left="120"/>
-            </w:pPr>
-            <w:hyperlink w:history="1" r:id="rIddxolnqh2wuej0vseixwfn">
-              <w:r>
-                <w:rPr>
-                  <w:rFonts w:ascii="Arial" w:cs="Arial" w:eastAsia="Arial" w:hAnsi="Arial"/>
-                  <w:color w:val="595959"/>
-                  <w:sz w:val="14"/>
-                  <w:szCs w:val="14"/>
-                  <w:u w:val="single" w:color="595959"/>
-                </w:rPr>
-                <w:t xml:space="preserve">🔍 Search ARES for similar readings</w:t>
-              </w:r>
-            </w:hyperlink>
-          </w:p>
-        </w:tc>
-        <w:tc>
-          <w:tcPr>
-            <w:tcW w:type="dxa" w:w="3040"/>
-            <w:shd w:fill="FFFFFF" w:color="auto" w:val="clear"/>
-            <w:tcMar>
-              <w:top w:type="dxa" w:w="60"/>
-              <w:left w:type="dxa" w:w="120"/>
-              <w:bottom w:type="dxa" w:w="60"/>
-              <w:right w:type="dxa" w:w="120"/>
-            </w:tcMar>
-            <w:vAlign w:val="top"/>
-          </w:tcPr>
-          <w:p>
-            <w:pPr>
-              <w:spacing w:after="40" w:before="0"/>
-              <w:jc w:val="left"/>
-            </w:pPr>
-            <w:r>
-              <w:rPr>
-                <w:rFonts w:ascii="Arial" w:cs="Arial" w:eastAsia="Arial" w:hAnsi="Arial"/>
-                <w:b w:val="false"/>
-                <w:bCs w:val="false"/>
-                <w:i w:val="false"/>
-                <w:iCs w:val="false"/>
-                <w:color w:val="000000"/>
-                <w:sz w:val="18"/>
-                <w:szCs w:val="18"/>
-              </w:rPr>
-              <w:t xml:space="preserve">Each group receives two sticky notes. On the GREEN sticky note they write one thing they now know that they did not know in Lesson 1 (a 'We CAN now...' statement). On the ORANGE sticky note they write one new question that has emerged (a 'We still wonder...' statement). Groups post both sticky notes on the class DQB under the columns 'NEW EVIDENCE' and 'NEW QUESTIONS'. The teacher then reads aloud three green notes and three orange notes, and the class votes (thumbs up) for the green statement that best captures today's big idea. The winning statement — expected to be a variation of 'We can decompose any polygon into triangles!' — is written in large letters on a dedicated DQB card and pinned at the centre of the board. Learners also annotate their personal DQB worksheet (running record from Lesson 1) to record: today's lesson number, the key finding, and the updated best estimate of the plot area.</w:t>
-            </w:r>
-          </w:p>
-        </w:tc>
-        <w:tc>
-          <w:tcPr>
-            <w:tcW w:type="dxa" w:w="3040"/>
-            <w:shd w:fill="F2F2F2" w:color="auto" w:val="clear"/>
-            <w:tcMar>
-              <w:top w:type="dxa" w:w="60"/>
-              <w:left w:type="dxa" w:w="120"/>
-              <w:bottom w:type="dxa" w:w="60"/>
-              <w:right w:type="dxa" w:w="120"/>
-            </w:tcMar>
-            <w:vAlign w:val="top"/>
-          </w:tcPr>
-          <w:p>
-            <w:pPr>
-              <w:spacing w:after="40" w:before="0"/>
-              <w:jc w:val="left"/>
-            </w:pPr>
-            <w:r>
-              <w:rPr>
-                <w:rFonts w:ascii="Arial" w:cs="Arial" w:eastAsia="Arial" w:hAnsi="Arial"/>
-                <w:b w:val="false"/>
-                <w:bCs w:val="false"/>
-                <w:i w:val="false"/>
-                <w:iCs w:val="false"/>
-                <w:color w:val="000000"/>
-                <w:sz w:val="18"/>
-                <w:szCs w:val="18"/>
-              </w:rPr>
-              <w:t xml:space="preserve">Distribute sticky notes. Say: 'Green note: finish the sentence — We CAN now... Orange note: finish the sentence — We still wonder... You have 2 minutes.' After posting, read three green notes aloud using a dramatic voice as if addressing the village elder: 'The elder hears from Group 1: [read note].' After the vote, hold up the winning card and say: 'This is our DQB headline for today. Does everyone agree this is what we proved?' Wait 8 seconds for any dissent. Then say: 'Notice how far we have come from Lesson 1 — then we could only estimate. Now we can calculate. What changed?' Cold-call 2 learners. Finally, point to remaining orange sticky notes and say: 'These are our questions for Lessons 5 and 6. We are not done yet — the plot is irregular, and next we will deal with truly irregular polygons.'</w:t>
-            </w:r>
-          </w:p>
-        </w:tc>
-        <w:tc>
-          <w:tcPr>
-            <w:tcW w:type="dxa" w:w="3040"/>
-            <w:shd w:fill="FFFFFF" w:color="auto" w:val="clear"/>
-            <w:tcMar>
-              <w:top w:type="dxa" w:w="60"/>
-              <w:left w:type="dxa" w:w="120"/>
-              <w:bottom w:type="dxa" w:w="60"/>
-              <w:right w:type="dxa" w:w="120"/>
-            </w:tcMar>
-            <w:vAlign w:val="top"/>
-          </w:tcPr>
-          <w:p>
-            <w:pPr>
-              <w:spacing w:after="40" w:before="0"/>
-              <w:jc w:val="left"/>
-            </w:pPr>
-            <w:r>
-              <w:rPr>
-                <w:rFonts w:ascii="Arial" w:cs="Arial" w:eastAsia="Arial" w:hAnsi="Arial"/>
-                <w:b w:val="false"/>
-                <w:bCs w:val="false"/>
-                <w:i w:val="false"/>
-                <w:iCs w:val="false"/>
-                <w:color w:val="000000"/>
-                <w:sz w:val="18"/>
-                <w:szCs w:val="18"/>
-              </w:rPr>
-              <w:t xml:space="preserve">Driving Question Board — Cumulative Evidence Tracking. The DQB functions as a public, shared record of the class's growing understanding. Green/orange differentiation trains learners to distinguish settled knowledge from open questions, a core scientific practice (NGSS Practice 1: Asking Questions). Linking today's DQB update explicitly to Lesson 1 estimates reinforces the storyline arc.</w:t>
-            </w:r>
-          </w:p>
-        </w:tc>
-        <w:tc>
-          <w:tcPr>
-            <w:tcW w:type="dxa" w:w="3040"/>
-            <w:shd w:fill="F2F2F2" w:color="auto" w:val="clear"/>
-            <w:tcMar>
-              <w:top w:type="dxa" w:w="60"/>
-              <w:left w:type="dxa" w:w="120"/>
-              <w:bottom w:type="dxa" w:w="60"/>
-              <w:right w:type="dxa" w:w="120"/>
-            </w:tcMar>
-            <w:vAlign w:val="top"/>
-          </w:tcPr>
-          <w:p>
-            <w:pPr>
-              <w:spacing w:after="40" w:before="0"/>
-              <w:jc w:val="left"/>
-            </w:pPr>
-            <w:r>
-              <w:rPr>
-                <w:rFonts w:ascii="Arial" w:cs="Arial" w:eastAsia="Arial" w:hAnsi="Arial"/>
-                <w:b w:val="false"/>
-                <w:bCs w:val="false"/>
-                <w:i w:val="false"/>
-                <w:iCs w:val="false"/>
-                <w:color w:val="000000"/>
-                <w:sz w:val="18"/>
-                <w:szCs w:val="18"/>
-              </w:rPr>
-              <w:t xml:space="preserve">Observable indicators: (1) Every group has posted both a green and an orange sticky note with complete sentences. (2) Green notes reference either the triangulation method or the (n – 2) rule — not vague statements like 'we learned about heptagons.' (3) Orange notes reveal productive next-step thinking (e.g., 'What if we cannot draw a perpendicular height easily?' or 'What about a polygon with a dent — a concave shape?'). Teacher photographs the DQB for the digital lesson record.</w:t>
-            </w:r>
-          </w:p>
-        </w:tc>
-      </w:tr>
-      <w:tr>
-        <w:tc>
-          <w:tcPr>
-            <w:tcW w:type="dxa" w:w="1520"/>
-            <w:shd w:fill="D5E8F0" w:color="auto" w:val="clear"/>
-            <w:tcMar>
-              <w:top w:type="dxa" w:w="60"/>
-              <w:left w:type="dxa" w:w="120"/>
-              <w:bottom w:type="dxa" w:w="60"/>
-              <w:right w:type="dxa" w:w="120"/>
-            </w:tcMar>
-            <w:vAlign w:val="top"/>
-          </w:tcPr>
-          <w:p>
-            <w:pPr>
-              <w:spacing w:after="40" w:before="0"/>
-              <w:jc w:val="left"/>
-            </w:pPr>
-            <w:r>
-              <w:rPr>
-                <w:rFonts w:ascii="Arial" w:cs="Arial" w:eastAsia="Arial" w:hAnsi="Arial"/>
-                <w:b/>
-                <w:bCs/>
-                <w:i w:val="false"/>
-                <w:iCs w:val="false"/>
-                <w:color w:val="000000"/>
-                <w:sz w:val="18"/>
-                <w:szCs w:val="18"/>
-              </w:rPr>
-              <w:t xml:space="preserve">Model Building Phase</w:t>
-            </w:r>
-          </w:p>
-          <w:p>
-            <w:pPr>
-              <w:spacing w:after="20" w:before="0"/>
-            </w:pPr>
-            <w:r>
-              <w:rPr>
-                <w:rFonts w:ascii="Arial" w:cs="Arial" w:eastAsia="Arial" w:hAnsi="Arial"/>
-                <w:b/>
-                <w:bCs/>
-                <w:color w:val="1F3864"/>
-                <w:sz w:val="16"/>
-                <w:szCs w:val="16"/>
-              </w:rPr>
-              <w:t xml:space="preserve">📹 VIDEO:</w:t>
-            </w:r>
-          </w:p>
-          <w:p>
-            <w:pPr>
-              <w:spacing w:after="20" w:before="0"/>
-            </w:pPr>
-            <w:hyperlink w:history="1" r:id="rId2keechglj8n-fsg0knwpk">
-              <w:r>
-                <w:rPr>
-                  <w:rFonts w:ascii="Arial" w:cs="Arial" w:eastAsia="Arial" w:hAnsi="Arial"/>
-                  <w:color w:val="2E75B6"/>
-                  <w:sz w:val="16"/>
-                  <w:szCs w:val="16"/>
-                  <w:u w:val="single" w:color="2E75B6"/>
-                </w:rPr>
-                <w:t xml:space="preserve">Using similar &amp; congruent triangles -dubbed(KY)</w:t>
-              </w:r>
-            </w:hyperlink>
-          </w:p>
-          <w:p>
-            <w:pPr>
-              <w:spacing w:after="10" w:before="0"/>
-              <w:ind w:left="120"/>
-            </w:pPr>
-            <w:r>
-              <w:rPr>
-                <w:rFonts w:ascii="Arial" w:cs="Arial" w:eastAsia="Arial" w:hAnsi="Arial"/>
-                <w:color w:val="595959"/>
-                <w:sz w:val="14"/>
-                <w:szCs w:val="14"/>
-              </w:rPr>
-              <w:t xml:space="preserve">Source: Khan Academy (Kiswahili)</w:t>
-            </w:r>
-          </w:p>
-          <w:p>
-            <w:pPr>
-              <w:spacing w:after="10" w:before="0"/>
-              <w:ind w:left="120"/>
-            </w:pPr>
-            <w:hyperlink w:history="1" r:id="rId0kr6c6ahhsuug7nds2xvw">
-              <w:r>
-                <w:rPr>
-                  <w:rFonts w:ascii="Arial" w:cs="Arial" w:eastAsia="Arial" w:hAnsi="Arial"/>
-                  <w:color w:val="595959"/>
-                  <w:sz w:val="14"/>
-                  <w:szCs w:val="14"/>
-                  <w:u w:val="single" w:color="595959"/>
-                </w:rPr>
-                <w:t xml:space="preserve">🔍 Search ARES for similar videos</w:t>
-              </w:r>
-            </w:hyperlink>
-          </w:p>
-          <w:p>
-            <w:pPr>
-              <w:spacing w:after="40" w:before="0"/>
-            </w:pPr>
-            <w:r>
-              <w:rPr>
-                <w:sz w:val="14"/>
-                <w:szCs w:val="14"/>
-              </w:rPr>
-              <w:t xml:space="preserve"/>
-            </w:r>
-          </w:p>
-          <w:p>
-            <w:pPr>
-              <w:spacing w:after="20" w:before="0"/>
-            </w:pPr>
-            <w:r>
-              <w:rPr>
-                <w:rFonts w:ascii="Arial" w:cs="Arial" w:eastAsia="Arial" w:hAnsi="Arial"/>
-                <w:b/>
-                <w:bCs/>
-                <w:color w:val="1F3864"/>
-                <w:sz w:val="16"/>
-                <w:szCs w:val="16"/>
-              </w:rPr>
-              <w:t xml:space="preserve">📖 EXERCISE:</w:t>
-            </w:r>
-          </w:p>
-          <w:p>
-            <w:pPr>
-              <w:spacing w:after="20" w:before="0"/>
-            </w:pPr>
-            <w:hyperlink w:history="1" r:id="rIdvf3tk-1xa5pagl-tkx9ju">
-              <w:r>
-                <w:rPr>
-                  <w:rFonts w:ascii="Arial" w:cs="Arial" w:eastAsia="Arial" w:hAnsi="Arial"/>
-                  <w:color w:val="2E75B6"/>
-                  <w:sz w:val="16"/>
-                  <w:szCs w:val="16"/>
-                  <w:u w:val="single" w:color="2E75B6"/>
-                </w:rPr>
-                <w:t xml:space="preserve">Derivation of the Triangle Area Formula Practice</w:t>
-              </w:r>
-            </w:hyperlink>
-          </w:p>
-          <w:p>
-            <w:pPr>
-              <w:spacing w:after="10" w:before="0"/>
-              <w:ind w:left="120"/>
-            </w:pPr>
-            <w:r>
-              <w:rPr>
-                <w:rFonts w:ascii="Arial" w:cs="Arial" w:eastAsia="Arial" w:hAnsi="Arial"/>
-                <w:color w:val="595959"/>
-                <w:sz w:val="14"/>
-                <w:szCs w:val="14"/>
-              </w:rPr>
-              <w:t xml:space="preserve">Source: CK-12</w:t>
-            </w:r>
-          </w:p>
-          <w:p>
-            <w:pPr>
-              <w:spacing w:after="10" w:before="0"/>
-              <w:ind w:left="120"/>
-            </w:pPr>
-            <w:hyperlink w:history="1" r:id="rIdvpojrvv15rj4xbfz7bfjx">
+            <w:hyperlink w:history="1" r:id="rIdcoez8jumaq_ip1r8fqh_r">
               <w:r>
                 <w:rPr>
                   <w:rFonts w:ascii="Arial" w:cs="Arial" w:eastAsia="Arial" w:hAnsi="Arial"/>
@@ -15204,7 +15204,7 @@
               <w:spacing w:after="10" w:before="0"/>
               <w:ind w:left="120"/>
             </w:pPr>
-            <w:hyperlink w:history="1" r:id="rIdzhcblcf3hhjfmtjusy0ty">
+            <w:hyperlink w:history="1" r:id="rIdqpim1mh7wub6lkn6tr8ai">
               <w:r>
                 <w:rPr>
                   <w:rFonts w:ascii="Arial" w:cs="Arial" w:eastAsia="Arial" w:hAnsi="Arial"/>
@@ -15281,7 +15281,7 @@
               <w:spacing w:after="10" w:before="0"/>
               <w:ind w:left="120"/>
             </w:pPr>
-            <w:hyperlink w:history="1" r:id="rIdyso6fby6gdmmv-oonoynf">
+            <w:hyperlink w:history="1" r:id="rId643uuuxkctesu6bka-b14">
               <w:r>
                 <w:rPr>
                   <w:rFonts w:ascii="Arial" w:cs="Arial" w:eastAsia="Arial" w:hAnsi="Arial"/>
@@ -15508,7 +15508,7 @@
               <w:spacing w:after="10" w:before="0"/>
               <w:ind w:left="120"/>
             </w:pPr>
-            <w:hyperlink w:history="1" r:id="rId14vucsywbfncf9i8_hhfp">
+            <w:hyperlink w:history="1" r:id="rIdkb-rbos7iag2ikjknnmdu">
               <w:r>
                 <w:rPr>
                   <w:rFonts w:ascii="Arial" w:cs="Arial" w:eastAsia="Arial" w:hAnsi="Arial"/>
@@ -15585,7 +15585,7 @@
               <w:spacing w:after="10" w:before="0"/>
               <w:ind w:left="120"/>
             </w:pPr>
-            <w:hyperlink w:history="1" r:id="rId9bojy_nywydosolldq1l0">
+            <w:hyperlink w:history="1" r:id="rId6rhdkj0s3q0agi-crncd6">
               <w:r>
                 <w:rPr>
                   <w:rFonts w:ascii="Arial" w:cs="Arial" w:eastAsia="Arial" w:hAnsi="Arial"/>
@@ -15812,7 +15812,7 @@
               <w:spacing w:after="10" w:before="0"/>
               <w:ind w:left="120"/>
             </w:pPr>
-            <w:hyperlink w:history="1" r:id="rIdoe_svdlk3bnqukeovt6yb">
+            <w:hyperlink w:history="1" r:id="rIdzsvcncxsr3sexz_nqdavw">
               <w:r>
                 <w:rPr>
                   <w:rFonts w:ascii="Arial" w:cs="Arial" w:eastAsia="Arial" w:hAnsi="Arial"/>
@@ -15889,7 +15889,7 @@
               <w:spacing w:after="10" w:before="0"/>
               <w:ind w:left="120"/>
             </w:pPr>
-            <w:hyperlink w:history="1" r:id="rId-yqgc0cx459o2q5vknlzy">
+            <w:hyperlink w:history="1" r:id="rId2oammufctkcyahhsslsz3">
               <w:r>
                 <w:rPr>
                   <w:rFonts w:ascii="Arial" w:cs="Arial" w:eastAsia="Arial" w:hAnsi="Arial"/>
@@ -16116,7 +16116,7 @@
               <w:spacing w:after="10" w:before="0"/>
               <w:ind w:left="120"/>
             </w:pPr>
-            <w:hyperlink w:history="1" r:id="rIdg175la20nzc15vqxvovus">
+            <w:hyperlink w:history="1" r:id="rIdydvldc9e2howin1aitux5">
               <w:r>
                 <w:rPr>
                   <w:rFonts w:ascii="Arial" w:cs="Arial" w:eastAsia="Arial" w:hAnsi="Arial"/>
@@ -16193,7 +16193,7 @@
               <w:spacing w:after="10" w:before="0"/>
               <w:ind w:left="120"/>
             </w:pPr>
-            <w:hyperlink w:history="1" r:id="rIdcw2f2iueusz9yjj76a2t_">
+            <w:hyperlink w:history="1" r:id="rIdcm6vawsxtogr3o3mgbv0d">
               <w:r>
                 <w:rPr>
                   <w:rFonts w:ascii="Arial" w:cs="Arial" w:eastAsia="Arial" w:hAnsi="Arial"/>
@@ -16420,7 +16420,7 @@
               <w:spacing w:after="10" w:before="0"/>
               <w:ind w:left="120"/>
             </w:pPr>
-            <w:hyperlink w:history="1" r:id="rIdlmiw6pc-acvy9unnajeck">
+            <w:hyperlink w:history="1" r:id="rIdrnemhh9iv_-1ynsyxiur7">
               <w:r>
                 <w:rPr>
                   <w:rFonts w:ascii="Arial" w:cs="Arial" w:eastAsia="Arial" w:hAnsi="Arial"/>
@@ -16497,7 +16497,7 @@
               <w:spacing w:after="10" w:before="0"/>
               <w:ind w:left="120"/>
             </w:pPr>
-            <w:hyperlink w:history="1" r:id="rIdlvdp7cvbrwnamuadde1mh">
+            <w:hyperlink w:history="1" r:id="rIdaxezs9xhgyez0yqjfbjza">
               <w:r>
                 <w:rPr>
                   <w:rFonts w:ascii="Arial" w:cs="Arial" w:eastAsia="Arial" w:hAnsi="Arial"/>
@@ -18016,7 +18016,7 @@
               <w:spacing w:after="10" w:before="0"/>
               <w:ind w:left="120"/>
             </w:pPr>
-            <w:hyperlink w:history="1" r:id="rIdyqye9za30tlwvqvcpmhfn">
+            <w:hyperlink w:history="1" r:id="rIdy39ih8gsy6fdyilkqg7bk">
               <w:r>
                 <w:rPr>
                   <w:rFonts w:ascii="Arial" w:cs="Arial" w:eastAsia="Arial" w:hAnsi="Arial"/>
@@ -18076,7 +18076,7 @@
             <w:pPr>
               <w:spacing w:after="20" w:before="0"/>
             </w:pPr>
-            <w:hyperlink w:history="1" r:id="rIdoyeyc4kwg-qrudm9hot0x">
+            <w:hyperlink w:history="1" r:id="rIdp71qi2shqs86idlwl-cvd">
               <w:r>
                 <w:rPr>
                   <w:rFonts w:ascii="Arial" w:cs="Arial" w:eastAsia="Arial" w:hAnsi="Arial"/>
@@ -18109,7 +18109,7 @@
               <w:spacing w:after="10" w:before="0"/>
               <w:ind w:left="120"/>
             </w:pPr>
-            <w:hyperlink w:history="1" r:id="rIdoi2c36bv8yblrgzwgqvyi">
+            <w:hyperlink w:history="1" r:id="rIdg_de9xccwnb9co6xh8in_">
               <w:r>
                 <w:rPr>
                   <w:rFonts w:ascii="Arial" w:cs="Arial" w:eastAsia="Arial" w:hAnsi="Arial"/>
@@ -18321,7 +18321,7 @@
               <w:spacing w:after="10" w:before="0"/>
               <w:ind w:left="120"/>
             </w:pPr>
-            <w:hyperlink w:history="1" r:id="rIdy1xrwhqm7dd_twpxgvqu8">
+            <w:hyperlink w:history="1" r:id="rIdjuzs3gshl14y9hl0xehzs">
               <w:r>
                 <w:rPr>
                   <w:rFonts w:ascii="Arial" w:cs="Arial" w:eastAsia="Arial" w:hAnsi="Arial"/>
@@ -18381,7 +18381,7 @@
             <w:pPr>
               <w:spacing w:after="20" w:before="0"/>
             </w:pPr>
-            <w:hyperlink w:history="1" r:id="rId9gtlbwbq-imvg8fglmbbi">
+            <w:hyperlink w:history="1" r:id="rIdujahww95fqiknip5_kgzq">
               <w:r>
                 <w:rPr>
                   <w:rFonts w:ascii="Arial" w:cs="Arial" w:eastAsia="Arial" w:hAnsi="Arial"/>
@@ -18414,7 +18414,7 @@
               <w:spacing w:after="10" w:before="0"/>
               <w:ind w:left="120"/>
             </w:pPr>
-            <w:hyperlink w:history="1" r:id="rIdbnyr6biaisv8dlvkqwfdc">
+            <w:hyperlink w:history="1" r:id="rIdthpufuqgcjiwwuqtoqkol">
               <w:r>
                 <w:rPr>
                   <w:rFonts w:ascii="Arial" w:cs="Arial" w:eastAsia="Arial" w:hAnsi="Arial"/>
@@ -18626,7 +18626,7 @@
               <w:spacing w:after="10" w:before="0"/>
               <w:ind w:left="120"/>
             </w:pPr>
-            <w:hyperlink w:history="1" r:id="rIdas5zfbqybwvannq8wgqhb">
+            <w:hyperlink w:history="1" r:id="rIdgox1eatubadlqpkdemom2">
               <w:r>
                 <w:rPr>
                   <w:rFonts w:ascii="Arial" w:cs="Arial" w:eastAsia="Arial" w:hAnsi="Arial"/>
@@ -18686,7 +18686,7 @@
             <w:pPr>
               <w:spacing w:after="20" w:before="0"/>
             </w:pPr>
-            <w:hyperlink w:history="1" r:id="rIdcmbsr6lk3n6x917mtj9ly">
+            <w:hyperlink w:history="1" r:id="rIdmpfatiborenm5_la91u0u">
               <w:r>
                 <w:rPr>
                   <w:rFonts w:ascii="Arial" w:cs="Arial" w:eastAsia="Arial" w:hAnsi="Arial"/>
@@ -18719,7 +18719,7 @@
               <w:spacing w:after="10" w:before="0"/>
               <w:ind w:left="120"/>
             </w:pPr>
-            <w:hyperlink w:history="1" r:id="rIdlopeyxbu5qnsoakbs_uya">
+            <w:hyperlink w:history="1" r:id="rIdezrhnabnog6lzxjo-amf6">
               <w:r>
                 <w:rPr>
                   <w:rFonts w:ascii="Arial" w:cs="Arial" w:eastAsia="Arial" w:hAnsi="Arial"/>
@@ -18931,7 +18931,7 @@
               <w:spacing w:after="10" w:before="0"/>
               <w:ind w:left="120"/>
             </w:pPr>
-            <w:hyperlink w:history="1" r:id="rIdrz58fupqvy6pnvlq1mxj8">
+            <w:hyperlink w:history="1" r:id="rIdjnl0rthjuytjodgoufwyl">
               <w:r>
                 <w:rPr>
                   <w:rFonts w:ascii="Arial" w:cs="Arial" w:eastAsia="Arial" w:hAnsi="Arial"/>
@@ -18991,7 +18991,7 @@
             <w:pPr>
               <w:spacing w:after="20" w:before="0"/>
             </w:pPr>
-            <w:hyperlink w:history="1" r:id="rIdtsaqcul1wqaprfquwqwdh">
+            <w:hyperlink w:history="1" r:id="rId91vid0rtdamhtewxgtoas">
               <w:r>
                 <w:rPr>
                   <w:rFonts w:ascii="Arial" w:cs="Arial" w:eastAsia="Arial" w:hAnsi="Arial"/>
@@ -19024,7 +19024,7 @@
               <w:spacing w:after="10" w:before="0"/>
               <w:ind w:left="120"/>
             </w:pPr>
-            <w:hyperlink w:history="1" r:id="rIddudw6736b1gciogpbdwm8">
+            <w:hyperlink w:history="1" r:id="rId4sq-hd3djxcc0bzo_uvbv">
               <w:r>
                 <w:rPr>
                   <w:rFonts w:ascii="Arial" w:cs="Arial" w:eastAsia="Arial" w:hAnsi="Arial"/>
@@ -19236,7 +19236,7 @@
               <w:spacing w:after="10" w:before="0"/>
               <w:ind w:left="120"/>
             </w:pPr>
-            <w:hyperlink w:history="1" r:id="rIdor1gsveuszwyi8fliqpzh">
+            <w:hyperlink w:history="1" r:id="rId4mpukw25oyxrrmhs93xub">
               <w:r>
                 <w:rPr>
                   <w:rFonts w:ascii="Arial" w:cs="Arial" w:eastAsia="Arial" w:hAnsi="Arial"/>
@@ -19296,7 +19296,7 @@
             <w:pPr>
               <w:spacing w:after="20" w:before="0"/>
             </w:pPr>
-            <w:hyperlink w:history="1" r:id="rIdlwsekry04f28oo8afnegr">
+            <w:hyperlink w:history="1" r:id="rIdhapfnkcyiz14u6g8ipjrf">
               <w:r>
                 <w:rPr>
                   <w:rFonts w:ascii="Arial" w:cs="Arial" w:eastAsia="Arial" w:hAnsi="Arial"/>
@@ -19329,7 +19329,7 @@
               <w:spacing w:after="10" w:before="0"/>
               <w:ind w:left="120"/>
             </w:pPr>
-            <w:hyperlink w:history="1" r:id="rIdqf1bylkmzpmaorz3anire">
+            <w:hyperlink w:history="1" r:id="rIdjjtbf_nww8zda-l1_4bim">
               <w:r>
                 <w:rPr>
                   <w:rFonts w:ascii="Arial" w:cs="Arial" w:eastAsia="Arial" w:hAnsi="Arial"/>
@@ -20816,7 +20816,7 @@
             <w:pPr>
               <w:spacing w:after="20" w:before="0"/>
             </w:pPr>
-            <w:hyperlink w:history="1" r:id="rId6_nlwpeqlog8emx0a_i5d">
+            <w:hyperlink w:history="1" r:id="rIdpnxtkncbtyzxtbhi9er4u">
               <w:r>
                 <w:rPr>
                   <w:rFonts w:ascii="Arial" w:cs="Arial" w:eastAsia="Arial" w:hAnsi="Arial"/>
@@ -20849,7 +20849,7 @@
               <w:spacing w:after="10" w:before="0"/>
               <w:ind w:left="120"/>
             </w:pPr>
-            <w:hyperlink w:history="1" r:id="rIdln2ghooxjqh5vmtrlssrx">
+            <w:hyperlink w:history="1" r:id="rIduypuqnvpmr2irl69zxjem">
               <w:r>
                 <w:rPr>
                   <w:rFonts w:ascii="Arial" w:cs="Arial" w:eastAsia="Arial" w:hAnsi="Arial"/>
@@ -20894,7 +20894,7 @@
             <w:pPr>
               <w:spacing w:after="20" w:before="0"/>
             </w:pPr>
-            <w:hyperlink w:history="1" r:id="rIdhncu-opldefwrmfwehsbs">
+            <w:hyperlink w:history="1" r:id="rIdgfgt6y6kcs4jx-nqjkq8-">
               <w:r>
                 <w:rPr>
                   <w:rFonts w:ascii="Arial" w:cs="Arial" w:eastAsia="Arial" w:hAnsi="Arial"/>
@@ -20927,7 +20927,7 @@
               <w:spacing w:after="10" w:before="0"/>
               <w:ind w:left="120"/>
             </w:pPr>
-            <w:hyperlink w:history="1" r:id="rIdmysizhtekxtv4l-pvhpt3">
+            <w:hyperlink w:history="1" r:id="rIdoum8hu1zdhgluzkdxzwby">
               <w:r>
                 <w:rPr>
                   <w:rFonts w:ascii="Arial" w:cs="Arial" w:eastAsia="Arial" w:hAnsi="Arial"/>
@@ -21122,7 +21122,7 @@
             <w:pPr>
               <w:spacing w:after="20" w:before="0"/>
             </w:pPr>
-            <w:hyperlink w:history="1" r:id="rIdjwynl19szy3ajtba3_ef0">
+            <w:hyperlink w:history="1" r:id="rIdhgjvjkoykyeglzjpivw_u">
               <w:r>
                 <w:rPr>
                   <w:rFonts w:ascii="Arial" w:cs="Arial" w:eastAsia="Arial" w:hAnsi="Arial"/>
@@ -21155,7 +21155,7 @@
               <w:spacing w:after="10" w:before="0"/>
               <w:ind w:left="120"/>
             </w:pPr>
-            <w:hyperlink w:history="1" r:id="rIdg1vhm6mlwcimj78eltlmd">
+            <w:hyperlink w:history="1" r:id="rIdsgqruqkwk-6qzg_uz-prb">
               <w:r>
                 <w:rPr>
                   <w:rFonts w:ascii="Arial" w:cs="Arial" w:eastAsia="Arial" w:hAnsi="Arial"/>
@@ -21200,7 +21200,7 @@
             <w:pPr>
               <w:spacing w:after="20" w:before="0"/>
             </w:pPr>
-            <w:hyperlink w:history="1" r:id="rIdvcpvzf3pjeazkszzyqb_q">
+            <w:hyperlink w:history="1" r:id="rId9vzaueqek7asoehapiz4s">
               <w:r>
                 <w:rPr>
                   <w:rFonts w:ascii="Arial" w:cs="Arial" w:eastAsia="Arial" w:hAnsi="Arial"/>
@@ -21233,7 +21233,7 @@
               <w:spacing w:after="10" w:before="0"/>
               <w:ind w:left="120"/>
             </w:pPr>
-            <w:hyperlink w:history="1" r:id="rId3ur1pcbaukpfsxevapov-">
+            <w:hyperlink w:history="1" r:id="rIdkjcsxy2axvqhgozmh37ed">
               <w:r>
                 <w:rPr>
                   <w:rFonts w:ascii="Arial" w:cs="Arial" w:eastAsia="Arial" w:hAnsi="Arial"/>
@@ -21428,7 +21428,7 @@
             <w:pPr>
               <w:spacing w:after="20" w:before="0"/>
             </w:pPr>
-            <w:hyperlink w:history="1" r:id="rIdbdayyogicwlalv3j98sb9">
+            <w:hyperlink w:history="1" r:id="rIdwsfiiubvyu4mgaxgtxxmm">
               <w:r>
                 <w:rPr>
                   <w:rFonts w:ascii="Arial" w:cs="Arial" w:eastAsia="Arial" w:hAnsi="Arial"/>
@@ -21461,7 +21461,7 @@
               <w:spacing w:after="10" w:before="0"/>
               <w:ind w:left="120"/>
             </w:pPr>
-            <w:hyperlink w:history="1" r:id="rIdrz-3bj-sgedk51k6xmelp">
+            <w:hyperlink w:history="1" r:id="rIdzszxbdqg4assnxcqxtyeq">
               <w:r>
                 <w:rPr>
                   <w:rFonts w:ascii="Arial" w:cs="Arial" w:eastAsia="Arial" w:hAnsi="Arial"/>
@@ -21506,7 +21506,7 @@
             <w:pPr>
               <w:spacing w:after="20" w:before="0"/>
             </w:pPr>
-            <w:hyperlink w:history="1" r:id="rIdkxfwt98ktnv-uh7wtllcp">
+            <w:hyperlink w:history="1" r:id="rIdm355qnkrvetloowr3po-l">
               <w:r>
                 <w:rPr>
                   <w:rFonts w:ascii="Arial" w:cs="Arial" w:eastAsia="Arial" w:hAnsi="Arial"/>
@@ -21539,7 +21539,7 @@
               <w:spacing w:after="10" w:before="0"/>
               <w:ind w:left="120"/>
             </w:pPr>
-            <w:hyperlink w:history="1" r:id="rId_ae9qgzow1iwwxwwvi41l">
+            <w:hyperlink w:history="1" r:id="rIds13sz9w_gv25awdyh61yf">
               <w:r>
                 <w:rPr>
                   <w:rFonts w:ascii="Arial" w:cs="Arial" w:eastAsia="Arial" w:hAnsi="Arial"/>
@@ -21734,7 +21734,7 @@
             <w:pPr>
               <w:spacing w:after="20" w:before="0"/>
             </w:pPr>
-            <w:hyperlink w:history="1" r:id="rIdafmh_p5vimy0ag4awrngt">
+            <w:hyperlink w:history="1" r:id="rIdnygy9xffl-i1d0zvui9pm">
               <w:r>
                 <w:rPr>
                   <w:rFonts w:ascii="Arial" w:cs="Arial" w:eastAsia="Arial" w:hAnsi="Arial"/>
@@ -21767,7 +21767,7 @@
               <w:spacing w:after="10" w:before="0"/>
               <w:ind w:left="120"/>
             </w:pPr>
-            <w:hyperlink w:history="1" r:id="rIdasuv-qsv0vbf1-02xr2rw">
+            <w:hyperlink w:history="1" r:id="rIdi06pilcm9pwl6ntxqywrv">
               <w:r>
                 <w:rPr>
                   <w:rFonts w:ascii="Arial" w:cs="Arial" w:eastAsia="Arial" w:hAnsi="Arial"/>
@@ -21812,7 +21812,7 @@
             <w:pPr>
               <w:spacing w:after="20" w:before="0"/>
             </w:pPr>
-            <w:hyperlink w:history="1" r:id="rIdqgug3ao423czkwflqzos0">
+            <w:hyperlink w:history="1" r:id="rIdq0-mvuaednnd9k_7k2zms">
               <w:r>
                 <w:rPr>
                   <w:rFonts w:ascii="Arial" w:cs="Arial" w:eastAsia="Arial" w:hAnsi="Arial"/>
@@ -21845,7 +21845,7 @@
               <w:spacing w:after="10" w:before="0"/>
               <w:ind w:left="120"/>
             </w:pPr>
-            <w:hyperlink w:history="1" r:id="rId3jkdep5xejadsl0f4vlpt">
+            <w:hyperlink w:history="1" r:id="rIdtzsl7jflyzql738aiuh2t">
               <w:r>
                 <w:rPr>
                   <w:rFonts w:ascii="Arial" w:cs="Arial" w:eastAsia="Arial" w:hAnsi="Arial"/>
@@ -22040,7 +22040,7 @@
             <w:pPr>
               <w:spacing w:after="20" w:before="0"/>
             </w:pPr>
-            <w:hyperlink w:history="1" r:id="rIdb7ufsrh0ti15hx2t1qnzu">
+            <w:hyperlink w:history="1" r:id="rIdn0ps2foquljo5zhjkib0n">
               <w:r>
                 <w:rPr>
                   <w:rFonts w:ascii="Arial" w:cs="Arial" w:eastAsia="Arial" w:hAnsi="Arial"/>
@@ -22073,7 +22073,7 @@
               <w:spacing w:after="10" w:before="0"/>
               <w:ind w:left="120"/>
             </w:pPr>
-            <w:hyperlink w:history="1" r:id="rIdf-xjkgilx0qesgukjjlq9">
+            <w:hyperlink w:history="1" r:id="rIdnmzxulg8wdldldp0zicem">
               <w:r>
                 <w:rPr>
                   <w:rFonts w:ascii="Arial" w:cs="Arial" w:eastAsia="Arial" w:hAnsi="Arial"/>
@@ -22118,7 +22118,7 @@
             <w:pPr>
               <w:spacing w:after="20" w:before="0"/>
             </w:pPr>
-            <w:hyperlink w:history="1" r:id="rIdynvgqys_swis6yfb3dni-">
+            <w:hyperlink w:history="1" r:id="rId2dqcxht99rdagvlcvcz2d">
               <w:r>
                 <w:rPr>
                   <w:rFonts w:ascii="Arial" w:cs="Arial" w:eastAsia="Arial" w:hAnsi="Arial"/>
@@ -22151,7 +22151,7 @@
               <w:spacing w:after="10" w:before="0"/>
               <w:ind w:left="120"/>
             </w:pPr>
-            <w:hyperlink w:history="1" r:id="rIdpowka1sftcoadfckxfbwq">
+            <w:hyperlink w:history="1" r:id="rIdkvawjlsb96f5chbmfp8rj">
               <w:r>
                 <w:rPr>
                   <w:rFonts w:ascii="Arial" w:cs="Arial" w:eastAsia="Arial" w:hAnsi="Arial"/>
@@ -23733,7 +23733,7 @@
             <w:pPr>
               <w:spacing w:after="20" w:before="0"/>
             </w:pPr>
-            <w:hyperlink w:history="1" r:id="rIdsvvdnix2mld2tt_g7uen4">
+            <w:hyperlink w:history="1" r:id="rIdeqaaqncmh2_4kckrednhl">
               <w:r>
                 <w:rPr>
                   <w:rFonts w:ascii="Arial" w:cs="Arial" w:eastAsia="Arial" w:hAnsi="Arial"/>
@@ -23766,7 +23766,7 @@
               <w:spacing w:after="10" w:before="0"/>
               <w:ind w:left="120"/>
             </w:pPr>
-            <w:hyperlink w:history="1" r:id="rIdrdzjmqmro9yklxdxw9foo">
+            <w:hyperlink w:history="1" r:id="rIdvmw7fsngukmvda9u7vnjk">
               <w:r>
                 <w:rPr>
                   <w:rFonts w:ascii="Arial" w:cs="Arial" w:eastAsia="Arial" w:hAnsi="Arial"/>
@@ -23811,7 +23811,7 @@
             <w:pPr>
               <w:spacing w:after="20" w:before="0"/>
             </w:pPr>
-            <w:hyperlink w:history="1" r:id="rIdfpvtd3meahcwiam6megh7">
+            <w:hyperlink w:history="1" r:id="rIdkt-bvsgafuxfr-iyq41wt">
               <w:r>
                 <w:rPr>
                   <w:rFonts w:ascii="Arial" w:cs="Arial" w:eastAsia="Arial" w:hAnsi="Arial"/>
@@ -23844,7 +23844,7 @@
               <w:spacing w:after="10" w:before="0"/>
               <w:ind w:left="120"/>
             </w:pPr>
-            <w:hyperlink w:history="1" r:id="rId4odc9bffo0b7h7shcxoct">
+            <w:hyperlink w:history="1" r:id="rIdear48bu5ah8ryzzujqgmf">
               <w:r>
                 <w:rPr>
                   <w:rFonts w:ascii="Arial" w:cs="Arial" w:eastAsia="Arial" w:hAnsi="Arial"/>
@@ -24039,7 +24039,7 @@
             <w:pPr>
               <w:spacing w:after="20" w:before="0"/>
             </w:pPr>
-            <w:hyperlink w:history="1" r:id="rIdow2ismrfgrdve3gbmvo6g">
+            <w:hyperlink w:history="1" r:id="rIdxcasw17jbtpom7gbvegug">
               <w:r>
                 <w:rPr>
                   <w:rFonts w:ascii="Arial" w:cs="Arial" w:eastAsia="Arial" w:hAnsi="Arial"/>
@@ -24072,7 +24072,7 @@
               <w:spacing w:after="10" w:before="0"/>
               <w:ind w:left="120"/>
             </w:pPr>
-            <w:hyperlink w:history="1" r:id="rId7qoddsaw91o4bp8gaabmj">
+            <w:hyperlink w:history="1" r:id="rIdqzzx3-sk-9-_rw-bgrlew">
               <w:r>
                 <w:rPr>
                   <w:rFonts w:ascii="Arial" w:cs="Arial" w:eastAsia="Arial" w:hAnsi="Arial"/>
@@ -24117,7 +24117,7 @@
             <w:pPr>
               <w:spacing w:after="20" w:before="0"/>
             </w:pPr>
-            <w:hyperlink w:history="1" r:id="rIdxd6crg0lcq85barnzcnn8">
+            <w:hyperlink w:history="1" r:id="rId4xr9sc7stdc3mg24jg5bn">
               <w:r>
                 <w:rPr>
                   <w:rFonts w:ascii="Arial" w:cs="Arial" w:eastAsia="Arial" w:hAnsi="Arial"/>
@@ -24150,7 +24150,7 @@
               <w:spacing w:after="10" w:before="0"/>
               <w:ind w:left="120"/>
             </w:pPr>
-            <w:hyperlink w:history="1" r:id="rIdz3kwxa6ngto7nf2cq31lf">
+            <w:hyperlink w:history="1" r:id="rIdcpycaqkdsi7lzjv3edsqf">
               <w:r>
                 <w:rPr>
                   <w:rFonts w:ascii="Arial" w:cs="Arial" w:eastAsia="Arial" w:hAnsi="Arial"/>
@@ -24345,7 +24345,7 @@
             <w:pPr>
               <w:spacing w:after="20" w:before="0"/>
             </w:pPr>
-            <w:hyperlink w:history="1" r:id="rIdkhgx2zgpi3rhehq5u2v4x">
+            <w:hyperlink w:history="1" r:id="rIdrxmmts_oozxdzs2b4rcjj">
               <w:r>
                 <w:rPr>
                   <w:rFonts w:ascii="Arial" w:cs="Arial" w:eastAsia="Arial" w:hAnsi="Arial"/>
@@ -24354,7 +24354,7 @@
                   <w:szCs w:val="16"/>
                   <w:u w:val="single" w:color="2E75B6"/>
                 </w:rPr>
-                <w:t xml:space="preserve">Using similar &amp; congruent triangles</w:t>
+                <w:t xml:space="preserve">Area of composite shapes</w:t>
               </w:r>
             </w:hyperlink>
           </w:p>
@@ -24378,7 +24378,7 @@
               <w:spacing w:after="10" w:before="0"/>
               <w:ind w:left="120"/>
             </w:pPr>
-            <w:hyperlink w:history="1" r:id="rIdl1sxrjvwtcbchheutdocw">
+            <w:hyperlink w:history="1" r:id="rIdqcvtmhehfoqhvth2ufqtz">
               <w:r>
                 <w:rPr>
                   <w:rFonts w:ascii="Arial" w:cs="Arial" w:eastAsia="Arial" w:hAnsi="Arial"/>
@@ -24423,7 +24423,7 @@
             <w:pPr>
               <w:spacing w:after="20" w:before="0"/>
             </w:pPr>
-            <w:hyperlink w:history="1" r:id="rIdu5dpx7i2ymew6scleaymz">
+            <w:hyperlink w:history="1" r:id="rIdsegdwi6sukqv--mfboxk-">
               <w:r>
                 <w:rPr>
                   <w:rFonts w:ascii="Arial" w:cs="Arial" w:eastAsia="Arial" w:hAnsi="Arial"/>
@@ -24456,7 +24456,7 @@
               <w:spacing w:after="10" w:before="0"/>
               <w:ind w:left="120"/>
             </w:pPr>
-            <w:hyperlink w:history="1" r:id="rIdoyp43_aue0q-n6odlt7jl">
+            <w:hyperlink w:history="1" r:id="rIdbkoweky8wvqmh2bgvqenm">
               <w:r>
                 <w:rPr>
                   <w:rFonts w:ascii="Arial" w:cs="Arial" w:eastAsia="Arial" w:hAnsi="Arial"/>
@@ -24651,7 +24651,7 @@
             <w:pPr>
               <w:spacing w:after="20" w:before="0"/>
             </w:pPr>
-            <w:hyperlink w:history="1" r:id="rIdbbjcsohirscx7g1x9_9fl">
+            <w:hyperlink w:history="1" r:id="rIdnr3jx_mhqgn3ulr4glwvr">
               <w:r>
                 <w:rPr>
                   <w:rFonts w:ascii="Arial" w:cs="Arial" w:eastAsia="Arial" w:hAnsi="Arial"/>
@@ -24660,7 +24660,7 @@
                   <w:szCs w:val="16"/>
                   <w:u w:val="single" w:color="2E75B6"/>
                 </w:rPr>
-                <w:t xml:space="preserve">Using similar &amp; congruent triangles -dubbed(KY)</w:t>
+                <w:t xml:space="preserve">Area of composite shapes</w:t>
               </w:r>
             </w:hyperlink>
           </w:p>
@@ -24676,7 +24676,7 @@
                 <w:sz w:val="14"/>
                 <w:szCs w:val="14"/>
               </w:rPr>
-              <w:t xml:space="preserve">Source: Khan Academy (Kiswahili)</w:t>
+              <w:t xml:space="preserve">Source: Khan Academy (English - US curriculum)</w:t>
             </w:r>
           </w:p>
           <w:p>
@@ -24684,7 +24684,7 @@
               <w:spacing w:after="10" w:before="0"/>
               <w:ind w:left="120"/>
             </w:pPr>
-            <w:hyperlink w:history="1" r:id="rIdto-if3v7fexwwzwlq3gms">
+            <w:hyperlink w:history="1" r:id="rId5aohkg19jyauda6pvrhdb">
               <w:r>
                 <w:rPr>
                   <w:rFonts w:ascii="Arial" w:cs="Arial" w:eastAsia="Arial" w:hAnsi="Arial"/>
@@ -24729,7 +24729,7 @@
             <w:pPr>
               <w:spacing w:after="20" w:before="0"/>
             </w:pPr>
-            <w:hyperlink w:history="1" r:id="rIdbg8jubvdza2vcs5jox9id">
+            <w:hyperlink w:history="1" r:id="rIda0horebxkc0n8qanlj4sm">
               <w:r>
                 <w:rPr>
                   <w:rFonts w:ascii="Arial" w:cs="Arial" w:eastAsia="Arial" w:hAnsi="Arial"/>
@@ -24762,7 +24762,7 @@
               <w:spacing w:after="10" w:before="0"/>
               <w:ind w:left="120"/>
             </w:pPr>
-            <w:hyperlink w:history="1" r:id="rId14kdka0axckkfx7baonwn">
+            <w:hyperlink w:history="1" r:id="rIdsqnsitpdcy7onchrsdf6v">
               <w:r>
                 <w:rPr>
                   <w:rFonts w:ascii="Arial" w:cs="Arial" w:eastAsia="Arial" w:hAnsi="Arial"/>
@@ -24957,7 +24957,7 @@
             <w:pPr>
               <w:spacing w:after="20" w:before="0"/>
             </w:pPr>
-            <w:hyperlink w:history="1" r:id="rIdyhqj5lgksqawwd8-dnmx7">
+            <w:hyperlink w:history="1" r:id="rIdvvdzqibyg-c0sqc4mhumz">
               <w:r>
                 <w:rPr>
                   <w:rFonts w:ascii="Arial" w:cs="Arial" w:eastAsia="Arial" w:hAnsi="Arial"/>
@@ -24990,7 +24990,7 @@
               <w:spacing w:after="10" w:before="0"/>
               <w:ind w:left="120"/>
             </w:pPr>
-            <w:hyperlink w:history="1" r:id="rIdqyn1xiejop-kgedulkz4s">
+            <w:hyperlink w:history="1" r:id="rIdc-jqwx1mghndczepbsa3l">
               <w:r>
                 <w:rPr>
                   <w:rFonts w:ascii="Arial" w:cs="Arial" w:eastAsia="Arial" w:hAnsi="Arial"/>
@@ -25035,7 +25035,7 @@
             <w:pPr>
               <w:spacing w:after="20" w:before="0"/>
             </w:pPr>
-            <w:hyperlink w:history="1" r:id="rIdpeq0upol_wovbgg56qf8v">
+            <w:hyperlink w:history="1" r:id="rIdyymw6qssfanw1ytefyitj">
               <w:r>
                 <w:rPr>
                   <w:rFonts w:ascii="Arial" w:cs="Arial" w:eastAsia="Arial" w:hAnsi="Arial"/>
@@ -25068,7 +25068,7 @@
               <w:spacing w:after="10" w:before="0"/>
               <w:ind w:left="120"/>
             </w:pPr>
-            <w:hyperlink w:history="1" r:id="rIdwqhbeku9ootq82qni5sga">
+            <w:hyperlink w:history="1" r:id="rIdeebqqahk0mui-fng94ryp">
               <w:r>
                 <w:rPr>
                   <w:rFonts w:ascii="Arial" w:cs="Arial" w:eastAsia="Arial" w:hAnsi="Arial"/>

--- a/data/outputs/v2/Core_Mathematics/SS2.5_Area_of_Polygons/Core_Mathematics_Area_of_Polygons_CBE_LessonSequence.docx
+++ b/data/outputs/v2/Core_Mathematics/SS2.5_Area_of_Polygons/Core_Mathematics_Area_of_Polygons_CBE_LessonSequence.docx
@@ -42,6 +42,177 @@
     </w:p>
     <w:p>
       <w:pPr>
+        <w:spacing w:after="80" w:before="120"/>
+      </w:pPr>
+      <w:r>
+        <w:rPr>
+          <w:rFonts w:ascii="Arial" w:cs="Arial" w:eastAsia="Arial" w:hAnsi="Arial"/>
+          <w:b/>
+          <w:bCs/>
+          <w:color w:val="1F3864"/>
+          <w:sz w:val="20"/>
+          <w:szCs w:val="20"/>
+        </w:rPr>
+        <w:t xml:space="preserve">ATTRIBUTION AND LICENSING</w:t>
+      </w:r>
+    </w:p>
+    <w:p>
+      <w:pPr>
+        <w:spacing w:after="60" w:before="0"/>
+      </w:pPr>
+      <w:r>
+        <w:rPr>
+          <w:rFonts w:ascii="Arial" w:cs="Arial" w:eastAsia="Arial" w:hAnsi="Arial"/>
+          <w:b/>
+          <w:bCs/>
+          <w:sz w:val="17"/>
+          <w:szCs w:val="17"/>
+        </w:rPr>
+        <w:t xml:space="preserve">Curriculum Alignment: </w:t>
+      </w:r>
+      <w:r>
+        <w:rPr>
+          <w:rFonts w:ascii="Arial" w:cs="Arial" w:eastAsia="Arial" w:hAnsi="Arial"/>
+          <w:sz w:val="17"/>
+          <w:szCs w:val="17"/>
+        </w:rPr>
+        <w:t xml:space="preserve">Structured in pedagogical alignment with the competence-based curriculum format and learning outcomes established by the Kenya Institute of Curriculum Development (KICD). This material is independently developed and is not officially endorsed or published by KICD.</w:t>
+      </w:r>
+    </w:p>
+    <w:p>
+      <w:pPr>
+        <w:spacing w:after="60" w:before="0"/>
+      </w:pPr>
+      <w:r>
+        <w:rPr>
+          <w:rFonts w:ascii="Arial" w:cs="Arial" w:eastAsia="Arial" w:hAnsi="Arial"/>
+          <w:b/>
+          <w:bCs/>
+          <w:sz w:val="17"/>
+          <w:szCs w:val="17"/>
+        </w:rPr>
+        <w:t xml:space="preserve">Content &amp; Pedagogy: </w:t>
+      </w:r>
+      <w:r>
+        <w:rPr>
+          <w:rFonts w:ascii="Arial" w:cs="Arial" w:eastAsia="Arial" w:hAnsi="Arial"/>
+          <w:sz w:val="17"/>
+          <w:szCs w:val="17"/>
+        </w:rPr>
+        <w:t xml:space="preserve">Developed and adapted by the educator team at SeaVuria (registered 501(c)(3) in the United States and registered NGO in Kenya, No. 872-850A-BF11), who designed the pedagogical framework, lesson templates and exemplar lessons on which this material is based.</w:t>
+      </w:r>
+    </w:p>
+    <w:p>
+      <w:pPr>
+        <w:spacing w:after="60" w:before="0"/>
+      </w:pPr>
+      <w:r>
+        <w:rPr>
+          <w:rFonts w:ascii="Arial" w:cs="Arial" w:eastAsia="Arial" w:hAnsi="Arial"/>
+          <w:b/>
+          <w:bCs/>
+          <w:sz w:val="17"/>
+          <w:szCs w:val="17"/>
+        </w:rPr>
+        <w:t xml:space="preserve">Production &amp; Layout: </w:t>
+      </w:r>
+      <w:r>
+        <w:rPr>
+          <w:rFonts w:ascii="Arial" w:cs="Arial" w:eastAsia="Arial" w:hAnsi="Arial"/>
+          <w:sz w:val="17"/>
+          <w:szCs w:val="17"/>
+        </w:rPr>
+        <w:t xml:space="preserve">Educational design and curriculum sequencing by SeaVuria. Technical layout, structural formatting, and digital optimization/implementation executed in partnership with ARES Education (registered 501(c)(3) in the United States and Canada (as Afretech Aid) and registered NGO in Kenya), with lesson drafting and compilation assisted by AI (Claude, Anthropic).</w:t>
+      </w:r>
+    </w:p>
+    <w:p>
+      <w:pPr>
+        <w:pBdr>
+          <w:bottom w:val="single" w:color="1F3864" w:sz="6" w:space="6"/>
+        </w:pBdr>
+        <w:spacing w:after="60" w:before="0"/>
+      </w:pPr>
+      <w:r>
+        <w:rPr>
+          <w:rFonts w:ascii="Arial" w:cs="Arial" w:eastAsia="Arial" w:hAnsi="Arial"/>
+          <w:b/>
+          <w:bCs/>
+          <w:sz w:val="17"/>
+          <w:szCs w:val="17"/>
+        </w:rPr>
+        <w:t xml:space="preserve">Licensing &amp; Copyright: </w:t>
+      </w:r>
+      <w:r>
+        <w:rPr>
+          <w:rFonts w:ascii="Arial" w:cs="Arial" w:eastAsia="Arial" w:hAnsi="Arial"/>
+          <w:sz w:val="17"/>
+          <w:szCs w:val="17"/>
+        </w:rPr>
+        <w:t xml:space="preserve">© 2026 SeaVuria and ARES. This work is licensed under a </w:t>
+      </w:r>
+      <w:hyperlink w:history="1" r:id="rIdqjunx6h-krl64hhgqi4eq">
+        <w:r>
+          <w:rPr>
+            <w:rFonts w:ascii="Arial" w:cs="Arial" w:eastAsia="Arial" w:hAnsi="Arial"/>
+            <w:color w:val="1F6B75"/>
+            <w:sz w:val="17"/>
+            <w:szCs w:val="17"/>
+            <w:u w:val="single" w:color="1F6B75"/>
+          </w:rPr>
+          <w:t xml:space="preserve">Creative Commons Attribution-NonCommercial 4.0 International License</w:t>
+        </w:r>
+      </w:hyperlink>
+      <w:r>
+        <w:rPr>
+          <w:rFonts w:ascii="Arial" w:cs="Arial" w:eastAsia="Arial" w:hAnsi="Arial"/>
+          <w:sz w:val="17"/>
+          <w:szCs w:val="17"/>
+        </w:rPr>
+        <w:t xml:space="preserve"> (</w:t>
+      </w:r>
+      <w:hyperlink w:history="1" r:id="rIdjm6nrmj3wyasgezphdx9v">
+        <w:r>
+          <w:rPr>
+            <w:rFonts w:ascii="Arial" w:cs="Arial" w:eastAsia="Arial" w:hAnsi="Arial"/>
+            <w:color w:val="1F6B75"/>
+            <w:sz w:val="17"/>
+            <w:szCs w:val="17"/>
+            <w:u w:val="single" w:color="1F6B75"/>
+          </w:rPr>
+          <w:t xml:space="preserve">CC BY-NC 4.0</w:t>
+        </w:r>
+      </w:hyperlink>
+      <w:r>
+        <w:rPr>
+          <w:rFonts w:ascii="Arial" w:cs="Arial" w:eastAsia="Arial" w:hAnsi="Arial"/>
+          <w:sz w:val="17"/>
+          <w:szCs w:val="17"/>
+        </w:rPr>
+        <w:t xml:space="preserve">). To view a copy of this license, visit </w:t>
+      </w:r>
+      <w:hyperlink w:history="1" r:id="rIdzxqmxs2bscinpurojofeb">
+        <w:r>
+          <w:rPr>
+            <w:rFonts w:ascii="Arial" w:cs="Arial" w:eastAsia="Arial" w:hAnsi="Arial"/>
+            <w:color w:val="1F6B75"/>
+            <w:sz w:val="17"/>
+            <w:szCs w:val="17"/>
+            <w:u w:val="single" w:color="1F6B75"/>
+          </w:rPr>
+          <w:t xml:space="preserve">https://creativecommons.org/licenses/by-nc/4.0/</w:t>
+        </w:r>
+      </w:hyperlink>
+      <w:r>
+        <w:rPr>
+          <w:rFonts w:ascii="Arial" w:cs="Arial" w:eastAsia="Arial" w:hAnsi="Arial"/>
+          <w:sz w:val="17"/>
+          <w:szCs w:val="17"/>
+        </w:rPr>
+        <w:t xml:space="preserve">. You are free to copy, redistribute, and adapt this material in any medium or format, provided appropriate credit is given and the material is not used for commercial purposes. KICD learning outcomes and curriculum designations reproduced here for alignment purposes remain the property of KICD and are not covered by this license. Linked external resources (e.g. CK-12, Khan Academy, PhET) are subject to their own licenses.</w:t>
+      </w:r>
+    </w:p>
+    <w:p>
+      <w:pPr>
         <w:spacing w:after="120"/>
       </w:pPr>
       <w:r>
@@ -3225,7 +3396,7 @@
             <w:pPr>
               <w:spacing w:after="20" w:before="0"/>
             </w:pPr>
-            <w:hyperlink w:history="1" r:id="rIdmdur7nzxgu49sozds8n5z">
+            <w:hyperlink w:history="1" r:id="rIdrhwi_viaqjmy7tcnheahr">
               <w:r>
                 <w:rPr>
                   <w:rFonts w:ascii="Arial" w:cs="Arial" w:eastAsia="Arial" w:hAnsi="Arial"/>
@@ -3258,7 +3429,7 @@
               <w:spacing w:after="10" w:before="0"/>
               <w:ind w:left="120"/>
             </w:pPr>
-            <w:hyperlink w:history="1" r:id="rId_6lvs3ufgqmblnwkqyhhq">
+            <w:hyperlink w:history="1" r:id="rIdpjvo_5jedgzepuw_0pftt">
               <w:r>
                 <w:rPr>
                   <w:rFonts w:ascii="Arial" w:cs="Arial" w:eastAsia="Arial" w:hAnsi="Arial"/>
@@ -3303,7 +3474,7 @@
             <w:pPr>
               <w:spacing w:after="20" w:before="0"/>
             </w:pPr>
-            <w:hyperlink w:history="1" r:id="rIdykcipt3pz2msrlhhw9ncl">
+            <w:hyperlink w:history="1" r:id="rIdo-mu2gix3_xznqitloahb">
               <w:r>
                 <w:rPr>
                   <w:rFonts w:ascii="Arial" w:cs="Arial" w:eastAsia="Arial" w:hAnsi="Arial"/>
@@ -3336,7 +3507,7 @@
               <w:spacing w:after="10" w:before="0"/>
               <w:ind w:left="120"/>
             </w:pPr>
-            <w:hyperlink w:history="1" r:id="rIdetz8enk83cmynyocr2qkg">
+            <w:hyperlink w:history="1" r:id="rIdlm3w_zg6qgsp5swwonhm-">
               <w:r>
                 <w:rPr>
                   <w:rFonts w:ascii="Arial" w:cs="Arial" w:eastAsia="Arial" w:hAnsi="Arial"/>
@@ -3531,7 +3702,7 @@
             <w:pPr>
               <w:spacing w:after="20" w:before="0"/>
             </w:pPr>
-            <w:hyperlink w:history="1" r:id="rIdgsyiujzfe2qlwmbg4t3kx">
+            <w:hyperlink w:history="1" r:id="rId4rlortxlcjnw8ged3ffxd">
               <w:r>
                 <w:rPr>
                   <w:rFonts w:ascii="Arial" w:cs="Arial" w:eastAsia="Arial" w:hAnsi="Arial"/>
@@ -3564,7 +3735,7 @@
               <w:spacing w:after="10" w:before="0"/>
               <w:ind w:left="120"/>
             </w:pPr>
-            <w:hyperlink w:history="1" r:id="rIdhclrcmzxjezbdgiz87h_t">
+            <w:hyperlink w:history="1" r:id="rId8svvhgahgfmz-fdhozz4x">
               <w:r>
                 <w:rPr>
                   <w:rFonts w:ascii="Arial" w:cs="Arial" w:eastAsia="Arial" w:hAnsi="Arial"/>
@@ -3609,7 +3780,7 @@
             <w:pPr>
               <w:spacing w:after="20" w:before="0"/>
             </w:pPr>
-            <w:hyperlink w:history="1" r:id="rIdgtasm2ukmsubks4atbolj">
+            <w:hyperlink w:history="1" r:id="rIdmlr-siyfr3fk8lzxlpwwe">
               <w:r>
                 <w:rPr>
                   <w:rFonts w:ascii="Arial" w:cs="Arial" w:eastAsia="Arial" w:hAnsi="Arial"/>
@@ -3642,7 +3813,7 @@
               <w:spacing w:after="10" w:before="0"/>
               <w:ind w:left="120"/>
             </w:pPr>
-            <w:hyperlink w:history="1" r:id="rIdbdsyuuyi92qe5ddzep5ar">
+            <w:hyperlink w:history="1" r:id="rIdrycuy7gqnx2s8cbvcmxef">
               <w:r>
                 <w:rPr>
                   <w:rFonts w:ascii="Arial" w:cs="Arial" w:eastAsia="Arial" w:hAnsi="Arial"/>
@@ -3837,7 +4008,7 @@
             <w:pPr>
               <w:spacing w:after="20" w:before="0"/>
             </w:pPr>
-            <w:hyperlink w:history="1" r:id="rIdvoaj5sthhgcndxmpunv4j">
+            <w:hyperlink w:history="1" r:id="rIduq_-rnxew-1_wrrvrs1-f">
               <w:r>
                 <w:rPr>
                   <w:rFonts w:ascii="Arial" w:cs="Arial" w:eastAsia="Arial" w:hAnsi="Arial"/>
@@ -3870,7 +4041,7 @@
               <w:spacing w:after="10" w:before="0"/>
               <w:ind w:left="120"/>
             </w:pPr>
-            <w:hyperlink w:history="1" r:id="rIdg5ukhwqtrep6mtqmydc4i">
+            <w:hyperlink w:history="1" r:id="rIdfxcuxo1hoagahq5utb7uq">
               <w:r>
                 <w:rPr>
                   <w:rFonts w:ascii="Arial" w:cs="Arial" w:eastAsia="Arial" w:hAnsi="Arial"/>
@@ -3915,7 +4086,7 @@
             <w:pPr>
               <w:spacing w:after="20" w:before="0"/>
             </w:pPr>
-            <w:hyperlink w:history="1" r:id="rIdbjo42ged5tvuu8debkjj6">
+            <w:hyperlink w:history="1" r:id="rIdqxy3u0_zoi71jq3tsci-0">
               <w:r>
                 <w:rPr>
                   <w:rFonts w:ascii="Arial" w:cs="Arial" w:eastAsia="Arial" w:hAnsi="Arial"/>
@@ -3948,7 +4119,7 @@
               <w:spacing w:after="10" w:before="0"/>
               <w:ind w:left="120"/>
             </w:pPr>
-            <w:hyperlink w:history="1" r:id="rIdortmxw__njjqbjcczfeqv">
+            <w:hyperlink w:history="1" r:id="rIdc7xcqtq3mqdaolvuvhida">
               <w:r>
                 <w:rPr>
                   <w:rFonts w:ascii="Arial" w:cs="Arial" w:eastAsia="Arial" w:hAnsi="Arial"/>
@@ -4143,7 +4314,7 @@
             <w:pPr>
               <w:spacing w:after="20" w:before="0"/>
             </w:pPr>
-            <w:hyperlink w:history="1" r:id="rId14ek0f_ebznqfglbppovt">
+            <w:hyperlink w:history="1" r:id="rIdu7g5tyj-q4wrwhbftf0qi">
               <w:r>
                 <w:rPr>
                   <w:rFonts w:ascii="Arial" w:cs="Arial" w:eastAsia="Arial" w:hAnsi="Arial"/>
@@ -4176,7 +4347,7 @@
               <w:spacing w:after="10" w:before="0"/>
               <w:ind w:left="120"/>
             </w:pPr>
-            <w:hyperlink w:history="1" r:id="rIdfuwmj3ei469kluxm_fubx">
+            <w:hyperlink w:history="1" r:id="rIdhpkiweaskwy1ksik4ikyz">
               <w:r>
                 <w:rPr>
                   <w:rFonts w:ascii="Arial" w:cs="Arial" w:eastAsia="Arial" w:hAnsi="Arial"/>
@@ -4221,7 +4392,7 @@
             <w:pPr>
               <w:spacing w:after="20" w:before="0"/>
             </w:pPr>
-            <w:hyperlink w:history="1" r:id="rIdevcu7urtc8vibgwykvelf">
+            <w:hyperlink w:history="1" r:id="rId-bhobmh3mnka9vsyp04jx">
               <w:r>
                 <w:rPr>
                   <w:rFonts w:ascii="Arial" w:cs="Arial" w:eastAsia="Arial" w:hAnsi="Arial"/>
@@ -4254,7 +4425,7 @@
               <w:spacing w:after="10" w:before="0"/>
               <w:ind w:left="120"/>
             </w:pPr>
-            <w:hyperlink w:history="1" r:id="rIdjcrpmc1o2peluf1zdgpkh">
+            <w:hyperlink w:history="1" r:id="rIdoobtnhh3extmc5q6yufjn">
               <w:r>
                 <w:rPr>
                   <w:rFonts w:ascii="Arial" w:cs="Arial" w:eastAsia="Arial" w:hAnsi="Arial"/>
@@ -4449,7 +4620,7 @@
             <w:pPr>
               <w:spacing w:after="20" w:before="0"/>
             </w:pPr>
-            <w:hyperlink w:history="1" r:id="rId7v7pt0wqguquigy7big09">
+            <w:hyperlink w:history="1" r:id="rIdan2hutoluszlvyf6_tyf_">
               <w:r>
                 <w:rPr>
                   <w:rFonts w:ascii="Arial" w:cs="Arial" w:eastAsia="Arial" w:hAnsi="Arial"/>
@@ -4482,7 +4653,7 @@
               <w:spacing w:after="10" w:before="0"/>
               <w:ind w:left="120"/>
             </w:pPr>
-            <w:hyperlink w:history="1" r:id="rId_zukgeq7l-oeomxrkjgcx">
+            <w:hyperlink w:history="1" r:id="rIdje-ndrtpkxleqlbknkrwl">
               <w:r>
                 <w:rPr>
                   <w:rFonts w:ascii="Arial" w:cs="Arial" w:eastAsia="Arial" w:hAnsi="Arial"/>
@@ -4527,7 +4698,7 @@
             <w:pPr>
               <w:spacing w:after="20" w:before="0"/>
             </w:pPr>
-            <w:hyperlink w:history="1" r:id="rIdgdllnybkhfergp0wlykwt">
+            <w:hyperlink w:history="1" r:id="rIdtvu_vnhyiitv4z0fmjnv_">
               <w:r>
                 <w:rPr>
                   <w:rFonts w:ascii="Arial" w:cs="Arial" w:eastAsia="Arial" w:hAnsi="Arial"/>
@@ -4560,7 +4731,7 @@
               <w:spacing w:after="10" w:before="0"/>
               <w:ind w:left="120"/>
             </w:pPr>
-            <w:hyperlink w:history="1" r:id="rIdlkupambrnb6rvzrv-nyho">
+            <w:hyperlink w:history="1" r:id="rIdkfo7s08f9gw1lylseorrk">
               <w:r>
                 <w:rPr>
                   <w:rFonts w:ascii="Arial" w:cs="Arial" w:eastAsia="Arial" w:hAnsi="Arial"/>
@@ -5056,6 +5227,65 @@
         </w:tc>
       </w:tr>
     </w:tbl>
+    <w:p>
+      <w:pPr>
+        <w:pBdr>
+          <w:top w:val="single" w:color="BBBBBB" w:sz="4" w:space="4"/>
+        </w:pBdr>
+        <w:spacing w:after="0" w:before="160"/>
+      </w:pPr>
+      <w:r>
+        <w:rPr>
+          <w:rFonts w:ascii="Arial" w:cs="Arial" w:eastAsia="Arial" w:hAnsi="Arial"/>
+          <w:color w:val="666666"/>
+          <w:sz w:val="14"/>
+          <w:szCs w:val="14"/>
+        </w:rPr>
+        <w:t xml:space="preserve">© 2026 SeaVuria and ARES. Aligned with KICD objectives. Developed by SeaVuria; technical implementation by ARES (with AI assistance from Claude). Licensed under </w:t>
+      </w:r>
+      <w:hyperlink w:history="1" r:id="rIdrm2wkmcvz-otqmyrnouzf">
+        <w:r>
+          <w:rPr>
+            <w:rFonts w:ascii="Arial" w:cs="Arial" w:eastAsia="Arial" w:hAnsi="Arial"/>
+            <w:color w:val="1F6B75"/>
+            <w:sz w:val="14"/>
+            <w:szCs w:val="14"/>
+            <w:u w:val="single" w:color="1F6B75"/>
+          </w:rPr>
+          <w:t xml:space="preserve">CC BY-NC 4.0</w:t>
+        </w:r>
+      </w:hyperlink>
+      <w:r>
+        <w:rPr>
+          <w:rFonts w:ascii="Arial" w:cs="Arial" w:eastAsia="Arial" w:hAnsi="Arial"/>
+          <w:color w:val="666666"/>
+          <w:sz w:val="14"/>
+          <w:szCs w:val="14"/>
+        </w:rPr>
+        <w:t xml:space="preserve"> (</w:t>
+      </w:r>
+      <w:hyperlink w:history="1" r:id="rIdbiq2kiu4jhxofr7lmqcpz">
+        <w:r>
+          <w:rPr>
+            <w:rFonts w:ascii="Arial" w:cs="Arial" w:eastAsia="Arial" w:hAnsi="Arial"/>
+            <w:color w:val="1F6B75"/>
+            <w:sz w:val="14"/>
+            <w:szCs w:val="14"/>
+            <w:u w:val="single" w:color="1F6B75"/>
+          </w:rPr>
+          <w:t xml:space="preserve">https://creativecommons.org/licenses/by-nc/4.0/</w:t>
+        </w:r>
+      </w:hyperlink>
+      <w:r>
+        <w:rPr>
+          <w:rFonts w:ascii="Arial" w:cs="Arial" w:eastAsia="Arial" w:hAnsi="Arial"/>
+          <w:color w:val="666666"/>
+          <w:sz w:val="14"/>
+          <w:szCs w:val="14"/>
+        </w:rPr>
+        <w:t xml:space="preserve">).</w:t>
+      </w:r>
+    </w:p>
     <w:p>
       <w:r>
         <w:br w:type="page"/>
@@ -6047,7 +6277,7 @@
             <w:pPr>
               <w:spacing w:after="20" w:before="0"/>
             </w:pPr>
-            <w:hyperlink w:history="1" r:id="rIdlwi8ltsk8tiphl1uke0wn">
+            <w:hyperlink w:history="1" r:id="rIdpws-xewzetau_-4nolycm">
               <w:r>
                 <w:rPr>
                   <w:rFonts w:ascii="Arial" w:cs="Arial" w:eastAsia="Arial" w:hAnsi="Arial"/>
@@ -6080,7 +6310,7 @@
               <w:spacing w:after="10" w:before="0"/>
               <w:ind w:left="120"/>
             </w:pPr>
-            <w:hyperlink w:history="1" r:id="rIdtdehtfdjaqomgxujd4i-k">
+            <w:hyperlink w:history="1" r:id="rIdtsn40sf_afvi1tlwykblg">
               <w:r>
                 <w:rPr>
                   <w:rFonts w:ascii="Arial" w:cs="Arial" w:eastAsia="Arial" w:hAnsi="Arial"/>
@@ -6125,7 +6355,7 @@
             <w:pPr>
               <w:spacing w:after="20" w:before="0"/>
             </w:pPr>
-            <w:hyperlink w:history="1" r:id="rIdaenvbnchmivn5yt6ocd3g">
+            <w:hyperlink w:history="1" r:id="rIdwbwpryoc8-y2szo51qtxv">
               <w:r>
                 <w:rPr>
                   <w:rFonts w:ascii="Arial" w:cs="Arial" w:eastAsia="Arial" w:hAnsi="Arial"/>
@@ -6158,7 +6388,7 @@
               <w:spacing w:after="10" w:before="0"/>
               <w:ind w:left="120"/>
             </w:pPr>
-            <w:hyperlink w:history="1" r:id="rIdaooug6xd-6wm1ooxo3p_y">
+            <w:hyperlink w:history="1" r:id="rIdpuglxsxpncsezr-ehldba">
               <w:r>
                 <w:rPr>
                   <w:rFonts w:ascii="Arial" w:cs="Arial" w:eastAsia="Arial" w:hAnsi="Arial"/>
@@ -6429,7 +6659,7 @@
             <w:pPr>
               <w:spacing w:after="20" w:before="0"/>
             </w:pPr>
-            <w:hyperlink w:history="1" r:id="rIdqxfzdryewmox-_l4wt6yx">
+            <w:hyperlink w:history="1" r:id="rId3u84qtjrfrudhvcusuqem">
               <w:r>
                 <w:rPr>
                   <w:rFonts w:ascii="Arial" w:cs="Arial" w:eastAsia="Arial" w:hAnsi="Arial"/>
@@ -6462,7 +6692,7 @@
               <w:spacing w:after="10" w:before="0"/>
               <w:ind w:left="120"/>
             </w:pPr>
-            <w:hyperlink w:history="1" r:id="rIdz_rznxpsqt24ksncjpzxe">
+            <w:hyperlink w:history="1" r:id="rIde1txktqzwcrt61rs06abx">
               <w:r>
                 <w:rPr>
                   <w:rFonts w:ascii="Arial" w:cs="Arial" w:eastAsia="Arial" w:hAnsi="Arial"/>
@@ -6507,7 +6737,7 @@
             <w:pPr>
               <w:spacing w:after="20" w:before="0"/>
             </w:pPr>
-            <w:hyperlink w:history="1" r:id="rIdpn5i2oyxvzvmvpvsuyz-k">
+            <w:hyperlink w:history="1" r:id="rIdlkgojbpm9lqdmbzyszky3">
               <w:r>
                 <w:rPr>
                   <w:rFonts w:ascii="Arial" w:cs="Arial" w:eastAsia="Arial" w:hAnsi="Arial"/>
@@ -6540,7 +6770,7 @@
               <w:spacing w:after="10" w:before="0"/>
               <w:ind w:left="120"/>
             </w:pPr>
-            <w:hyperlink w:history="1" r:id="rIdjetz9ffckqlq-ttgms11f">
+            <w:hyperlink w:history="1" r:id="rIdy2dfzzgjqrw5yfccxyst2">
               <w:r>
                 <w:rPr>
                   <w:rFonts w:ascii="Arial" w:cs="Arial" w:eastAsia="Arial" w:hAnsi="Arial"/>
@@ -6811,7 +7041,7 @@
             <w:pPr>
               <w:spacing w:after="20" w:before="0"/>
             </w:pPr>
-            <w:hyperlink w:history="1" r:id="rId7wh69jo21cu6nuozmmu3u">
+            <w:hyperlink w:history="1" r:id="rIdehqbe2xdw2q5ewkqwe3ml">
               <w:r>
                 <w:rPr>
                   <w:rFonts w:ascii="Arial" w:cs="Arial" w:eastAsia="Arial" w:hAnsi="Arial"/>
@@ -6844,7 +7074,7 @@
               <w:spacing w:after="10" w:before="0"/>
               <w:ind w:left="120"/>
             </w:pPr>
-            <w:hyperlink w:history="1" r:id="rId9_87xjqrnbqvkittadiac">
+            <w:hyperlink w:history="1" r:id="rIdlds_uljt20oicv_3rkdbm">
               <w:r>
                 <w:rPr>
                   <w:rFonts w:ascii="Arial" w:cs="Arial" w:eastAsia="Arial" w:hAnsi="Arial"/>
@@ -6889,7 +7119,7 @@
             <w:pPr>
               <w:spacing w:after="20" w:before="0"/>
             </w:pPr>
-            <w:hyperlink w:history="1" r:id="rIdemab9e1udz0_1kpps9nkz">
+            <w:hyperlink w:history="1" r:id="rIdujc5_21rplbsfxayquqgd">
               <w:r>
                 <w:rPr>
                   <w:rFonts w:ascii="Arial" w:cs="Arial" w:eastAsia="Arial" w:hAnsi="Arial"/>
@@ -6922,7 +7152,7 @@
               <w:spacing w:after="10" w:before="0"/>
               <w:ind w:left="120"/>
             </w:pPr>
-            <w:hyperlink w:history="1" r:id="rIdzsuotofx0qh2exeb1gkvk">
+            <w:hyperlink w:history="1" r:id="rIdzbsc-6zhyqtyagsu66uah">
               <w:r>
                 <w:rPr>
                   <w:rFonts w:ascii="Arial" w:cs="Arial" w:eastAsia="Arial" w:hAnsi="Arial"/>
@@ -7212,7 +7442,7 @@
             <w:pPr>
               <w:spacing w:after="20" w:before="0"/>
             </w:pPr>
-            <w:hyperlink w:history="1" r:id="rIdetxyhxhv_xb90w0ez4gqc">
+            <w:hyperlink w:history="1" r:id="rId8vxxqaxlfpq7civ1jyipx">
               <w:r>
                 <w:rPr>
                   <w:rFonts w:ascii="Arial" w:cs="Arial" w:eastAsia="Arial" w:hAnsi="Arial"/>
@@ -7245,7 +7475,7 @@
               <w:spacing w:after="10" w:before="0"/>
               <w:ind w:left="120"/>
             </w:pPr>
-            <w:hyperlink w:history="1" r:id="rIdnicbxeoql_7hsivlskhog">
+            <w:hyperlink w:history="1" r:id="rIdcduuaemsllv_uvkgcbb2p">
               <w:r>
                 <w:rPr>
                   <w:rFonts w:ascii="Arial" w:cs="Arial" w:eastAsia="Arial" w:hAnsi="Arial"/>
@@ -7290,7 +7520,7 @@
             <w:pPr>
               <w:spacing w:after="20" w:before="0"/>
             </w:pPr>
-            <w:hyperlink w:history="1" r:id="rIdzm_gqge5mjoc5p6pwcpp7">
+            <w:hyperlink w:history="1" r:id="rId1-ef9durtjrkin6huxt_5">
               <w:r>
                 <w:rPr>
                   <w:rFonts w:ascii="Arial" w:cs="Arial" w:eastAsia="Arial" w:hAnsi="Arial"/>
@@ -7323,7 +7553,7 @@
               <w:spacing w:after="10" w:before="0"/>
               <w:ind w:left="120"/>
             </w:pPr>
-            <w:hyperlink w:history="1" r:id="rIdkbbtoex7dyruvo5dn1pvh">
+            <w:hyperlink w:history="1" r:id="rId3a6lq61m7ituf8e7t7rlu">
               <w:r>
                 <w:rPr>
                   <w:rFonts w:ascii="Arial" w:cs="Arial" w:eastAsia="Arial" w:hAnsi="Arial"/>
@@ -7575,7 +7805,7 @@
             <w:pPr>
               <w:spacing w:after="20" w:before="0"/>
             </w:pPr>
-            <w:hyperlink w:history="1" r:id="rIdstqaqjejmipwiapf8dy5z">
+            <w:hyperlink w:history="1" r:id="rIdqkjcttzh9epunz9vyo3_4">
               <w:r>
                 <w:rPr>
                   <w:rFonts w:ascii="Arial" w:cs="Arial" w:eastAsia="Arial" w:hAnsi="Arial"/>
@@ -7608,7 +7838,7 @@
               <w:spacing w:after="10" w:before="0"/>
               <w:ind w:left="120"/>
             </w:pPr>
-            <w:hyperlink w:history="1" r:id="rIdxxhu2acytkmdei_8mccgv">
+            <w:hyperlink w:history="1" r:id="rIdixgfdue0rwtkijtphly52">
               <w:r>
                 <w:rPr>
                   <w:rFonts w:ascii="Arial" w:cs="Arial" w:eastAsia="Arial" w:hAnsi="Arial"/>
@@ -7653,7 +7883,7 @@
             <w:pPr>
               <w:spacing w:after="20" w:before="0"/>
             </w:pPr>
-            <w:hyperlink w:history="1" r:id="rIdnk_fr60dis0unuolzqdgg">
+            <w:hyperlink w:history="1" r:id="rIdmyray5zl5jtonygbgsbe4">
               <w:r>
                 <w:rPr>
                   <w:rFonts w:ascii="Arial" w:cs="Arial" w:eastAsia="Arial" w:hAnsi="Arial"/>
@@ -7686,7 +7916,7 @@
               <w:spacing w:after="10" w:before="0"/>
               <w:ind w:left="120"/>
             </w:pPr>
-            <w:hyperlink w:history="1" r:id="rIdt5w4lqh7x6m4oyuqy7dlx">
+            <w:hyperlink w:history="1" r:id="rId0r488gbq7axubnrgbvwty">
               <w:r>
                 <w:rPr>
                   <w:rFonts w:ascii="Arial" w:cs="Arial" w:eastAsia="Arial" w:hAnsi="Arial"/>
@@ -8277,6 +8507,65 @@
         </w:tc>
       </w:tr>
     </w:tbl>
+    <w:p>
+      <w:pPr>
+        <w:pBdr>
+          <w:top w:val="single" w:color="BBBBBB" w:sz="4" w:space="4"/>
+        </w:pBdr>
+        <w:spacing w:after="0" w:before="160"/>
+      </w:pPr>
+      <w:r>
+        <w:rPr>
+          <w:rFonts w:ascii="Arial" w:cs="Arial" w:eastAsia="Arial" w:hAnsi="Arial"/>
+          <w:color w:val="666666"/>
+          <w:sz w:val="14"/>
+          <w:szCs w:val="14"/>
+        </w:rPr>
+        <w:t xml:space="preserve">© 2026 SeaVuria and ARES. Aligned with KICD objectives. Developed by SeaVuria; technical implementation by ARES (with AI assistance from Claude). Licensed under </w:t>
+      </w:r>
+      <w:hyperlink w:history="1" r:id="rIdm6x6vs7xxzzexvhmk9g0p">
+        <w:r>
+          <w:rPr>
+            <w:rFonts w:ascii="Arial" w:cs="Arial" w:eastAsia="Arial" w:hAnsi="Arial"/>
+            <w:color w:val="1F6B75"/>
+            <w:sz w:val="14"/>
+            <w:szCs w:val="14"/>
+            <w:u w:val="single" w:color="1F6B75"/>
+          </w:rPr>
+          <w:t xml:space="preserve">CC BY-NC 4.0</w:t>
+        </w:r>
+      </w:hyperlink>
+      <w:r>
+        <w:rPr>
+          <w:rFonts w:ascii="Arial" w:cs="Arial" w:eastAsia="Arial" w:hAnsi="Arial"/>
+          <w:color w:val="666666"/>
+          <w:sz w:val="14"/>
+          <w:szCs w:val="14"/>
+        </w:rPr>
+        <w:t xml:space="preserve"> (</w:t>
+      </w:r>
+      <w:hyperlink w:history="1" r:id="rIdjz6m_xj06dqwr52nuyqwb">
+        <w:r>
+          <w:rPr>
+            <w:rFonts w:ascii="Arial" w:cs="Arial" w:eastAsia="Arial" w:hAnsi="Arial"/>
+            <w:color w:val="1F6B75"/>
+            <w:sz w:val="14"/>
+            <w:szCs w:val="14"/>
+            <w:u w:val="single" w:color="1F6B75"/>
+          </w:rPr>
+          <w:t xml:space="preserve">https://creativecommons.org/licenses/by-nc/4.0/</w:t>
+        </w:r>
+      </w:hyperlink>
+      <w:r>
+        <w:rPr>
+          <w:rFonts w:ascii="Arial" w:cs="Arial" w:eastAsia="Arial" w:hAnsi="Arial"/>
+          <w:color w:val="666666"/>
+          <w:sz w:val="14"/>
+          <w:szCs w:val="14"/>
+        </w:rPr>
+        <w:t xml:space="preserve">).</w:t>
+      </w:r>
+    </w:p>
     <w:p>
       <w:r>
         <w:br w:type="page"/>
@@ -9467,7 +9756,7 @@
             <w:pPr>
               <w:spacing w:after="20" w:before="0"/>
             </w:pPr>
-            <w:hyperlink w:history="1" r:id="rIdlu9sqhbzghgvw2ujcb3cr">
+            <w:hyperlink w:history="1" r:id="rIdxmpcszcglk9akgveunchp">
               <w:r>
                 <w:rPr>
                   <w:rFonts w:ascii="Arial" w:cs="Arial" w:eastAsia="Arial" w:hAnsi="Arial"/>
@@ -9500,7 +9789,7 @@
               <w:spacing w:after="10" w:before="0"/>
               <w:ind w:left="120"/>
             </w:pPr>
-            <w:hyperlink w:history="1" r:id="rIddjnrkaepcsbkwmaz3qz3h">
+            <w:hyperlink w:history="1" r:id="rIdx9x1d180gff6kyhoet6db">
               <w:r>
                 <w:rPr>
                   <w:rFonts w:ascii="Arial" w:cs="Arial" w:eastAsia="Arial" w:hAnsi="Arial"/>
@@ -9545,7 +9834,7 @@
             <w:pPr>
               <w:spacing w:after="20" w:before="0"/>
             </w:pPr>
-            <w:hyperlink w:history="1" r:id="rId1utywir1jdyoc5v1j4meb">
+            <w:hyperlink w:history="1" r:id="rIdmhumcgzn4ioej0tzgzvzq">
               <w:r>
                 <w:rPr>
                   <w:rFonts w:ascii="Arial" w:cs="Arial" w:eastAsia="Arial" w:hAnsi="Arial"/>
@@ -9578,7 +9867,7 @@
               <w:spacing w:after="10" w:before="0"/>
               <w:ind w:left="120"/>
             </w:pPr>
-            <w:hyperlink w:history="1" r:id="rIdyi4gaqasqbbitqfxtfiwh">
+            <w:hyperlink w:history="1" r:id="rIdajao4qge1yddhst6ny0mj">
               <w:r>
                 <w:rPr>
                   <w:rFonts w:ascii="Arial" w:cs="Arial" w:eastAsia="Arial" w:hAnsi="Arial"/>
@@ -9773,7 +10062,7 @@
             <w:pPr>
               <w:spacing w:after="20" w:before="0"/>
             </w:pPr>
-            <w:hyperlink w:history="1" r:id="rIdvntfmjnauzaxr1wsj8c_d">
+            <w:hyperlink w:history="1" r:id="rIdgxdcqm5zmuoyhv73kfmwy">
               <w:r>
                 <w:rPr>
                   <w:rFonts w:ascii="Arial" w:cs="Arial" w:eastAsia="Arial" w:hAnsi="Arial"/>
@@ -9806,7 +10095,7 @@
               <w:spacing w:after="10" w:before="0"/>
               <w:ind w:left="120"/>
             </w:pPr>
-            <w:hyperlink w:history="1" r:id="rIdaj70xbd8ch6lk1lubejwl">
+            <w:hyperlink w:history="1" r:id="rIddusktenmvbpenzeqrspba">
               <w:r>
                 <w:rPr>
                   <w:rFonts w:ascii="Arial" w:cs="Arial" w:eastAsia="Arial" w:hAnsi="Arial"/>
@@ -9851,7 +10140,7 @@
             <w:pPr>
               <w:spacing w:after="20" w:before="0"/>
             </w:pPr>
-            <w:hyperlink w:history="1" r:id="rIdpiicvpqkzksxaaby3rzar">
+            <w:hyperlink w:history="1" r:id="rIdmcxh0ontdh5upxp3enhqh">
               <w:r>
                 <w:rPr>
                   <w:rFonts w:ascii="Arial" w:cs="Arial" w:eastAsia="Arial" w:hAnsi="Arial"/>
@@ -9884,7 +10173,7 @@
               <w:spacing w:after="10" w:before="0"/>
               <w:ind w:left="120"/>
             </w:pPr>
-            <w:hyperlink w:history="1" r:id="rIdlpihvhmq5bcahtxq2mjkn">
+            <w:hyperlink w:history="1" r:id="rId698hskwyfhb-tljg9e4vd">
               <w:r>
                 <w:rPr>
                   <w:rFonts w:ascii="Arial" w:cs="Arial" w:eastAsia="Arial" w:hAnsi="Arial"/>
@@ -10079,7 +10368,7 @@
             <w:pPr>
               <w:spacing w:after="20" w:before="0"/>
             </w:pPr>
-            <w:hyperlink w:history="1" r:id="rIdscpwnhedugscfyjtmtwyc">
+            <w:hyperlink w:history="1" r:id="rIdlchimxjjact2zmtpwykog">
               <w:r>
                 <w:rPr>
                   <w:rFonts w:ascii="Arial" w:cs="Arial" w:eastAsia="Arial" w:hAnsi="Arial"/>
@@ -10112,7 +10401,7 @@
               <w:spacing w:after="10" w:before="0"/>
               <w:ind w:left="120"/>
             </w:pPr>
-            <w:hyperlink w:history="1" r:id="rIdcb27yh74lelic5arzao4s">
+            <w:hyperlink w:history="1" r:id="rIdroosn6nirns5iwnwm7kx0">
               <w:r>
                 <w:rPr>
                   <w:rFonts w:ascii="Arial" w:cs="Arial" w:eastAsia="Arial" w:hAnsi="Arial"/>
@@ -10157,7 +10446,7 @@
             <w:pPr>
               <w:spacing w:after="20" w:before="0"/>
             </w:pPr>
-            <w:hyperlink w:history="1" r:id="rIdp0m8sctuv0krdfch5clrz">
+            <w:hyperlink w:history="1" r:id="rId8tpa7ouipmnjs3_y3w-tb">
               <w:r>
                 <w:rPr>
                   <w:rFonts w:ascii="Arial" w:cs="Arial" w:eastAsia="Arial" w:hAnsi="Arial"/>
@@ -10190,7 +10479,7 @@
               <w:spacing w:after="10" w:before="0"/>
               <w:ind w:left="120"/>
             </w:pPr>
-            <w:hyperlink w:history="1" r:id="rIdxoviz4s7sticuqocfkmtm">
+            <w:hyperlink w:history="1" r:id="rIdqlzygblwbftr5qmk7wj01">
               <w:r>
                 <w:rPr>
                   <w:rFonts w:ascii="Arial" w:cs="Arial" w:eastAsia="Arial" w:hAnsi="Arial"/>
@@ -10385,7 +10674,7 @@
             <w:pPr>
               <w:spacing w:after="20" w:before="0"/>
             </w:pPr>
-            <w:hyperlink w:history="1" r:id="rIdop1cl20qbz3cghedyshg7">
+            <w:hyperlink w:history="1" r:id="rIdvjzyux9ltxwicxyuegazv">
               <w:r>
                 <w:rPr>
                   <w:rFonts w:ascii="Arial" w:cs="Arial" w:eastAsia="Arial" w:hAnsi="Arial"/>
@@ -10418,7 +10707,7 @@
               <w:spacing w:after="10" w:before="0"/>
               <w:ind w:left="120"/>
             </w:pPr>
-            <w:hyperlink w:history="1" r:id="rId6yvujvvj3bc9yzh_mzyrh">
+            <w:hyperlink w:history="1" r:id="rIdg5zgrvli3mr2k4f9ql73d">
               <w:r>
                 <w:rPr>
                   <w:rFonts w:ascii="Arial" w:cs="Arial" w:eastAsia="Arial" w:hAnsi="Arial"/>
@@ -10463,7 +10752,7 @@
             <w:pPr>
               <w:spacing w:after="20" w:before="0"/>
             </w:pPr>
-            <w:hyperlink w:history="1" r:id="rIdcdjm9m3sfjh169sa8e-hs">
+            <w:hyperlink w:history="1" r:id="rId8osho9wfjzg_pgrfji0tg">
               <w:r>
                 <w:rPr>
                   <w:rFonts w:ascii="Arial" w:cs="Arial" w:eastAsia="Arial" w:hAnsi="Arial"/>
@@ -10496,7 +10785,7 @@
               <w:spacing w:after="10" w:before="0"/>
               <w:ind w:left="120"/>
             </w:pPr>
-            <w:hyperlink w:history="1" r:id="rIdafwghlm80ddg3ubre5ijw">
+            <w:hyperlink w:history="1" r:id="rIdymml3psh8zjlicjbwnlbr">
               <w:r>
                 <w:rPr>
                   <w:rFonts w:ascii="Arial" w:cs="Arial" w:eastAsia="Arial" w:hAnsi="Arial"/>
@@ -10691,7 +10980,7 @@
             <w:pPr>
               <w:spacing w:after="20" w:before="0"/>
             </w:pPr>
-            <w:hyperlink w:history="1" r:id="rIdhl2qk2fbwwtbj2lr7f6p9">
+            <w:hyperlink w:history="1" r:id="rIdco33rm9ckmnxkqxiepsjo">
               <w:r>
                 <w:rPr>
                   <w:rFonts w:ascii="Arial" w:cs="Arial" w:eastAsia="Arial" w:hAnsi="Arial"/>
@@ -10724,7 +11013,7 @@
               <w:spacing w:after="10" w:before="0"/>
               <w:ind w:left="120"/>
             </w:pPr>
-            <w:hyperlink w:history="1" r:id="rIdgyf5wjch8e99l03cz6voq">
+            <w:hyperlink w:history="1" r:id="rIdl9mjyhfq8n_4uxqjznylq">
               <w:r>
                 <w:rPr>
                   <w:rFonts w:ascii="Arial" w:cs="Arial" w:eastAsia="Arial" w:hAnsi="Arial"/>
@@ -10769,7 +11058,7 @@
             <w:pPr>
               <w:spacing w:after="20" w:before="0"/>
             </w:pPr>
-            <w:hyperlink w:history="1" r:id="rIdexrikqtgqzngogvajzew-">
+            <w:hyperlink w:history="1" r:id="rIds5ckgfyxfl8ptfz5f5lho">
               <w:r>
                 <w:rPr>
                   <w:rFonts w:ascii="Arial" w:cs="Arial" w:eastAsia="Arial" w:hAnsi="Arial"/>
@@ -10802,7 +11091,7 @@
               <w:spacing w:after="10" w:before="0"/>
               <w:ind w:left="120"/>
             </w:pPr>
-            <w:hyperlink w:history="1" r:id="rIdootxfwbf_7svyzdv1iwnj">
+            <w:hyperlink w:history="1" r:id="rIdd2f5eq20rvotxyepjlq7u">
               <w:r>
                 <w:rPr>
                   <w:rFonts w:ascii="Arial" w:cs="Arial" w:eastAsia="Arial" w:hAnsi="Arial"/>
@@ -11374,6 +11663,65 @@
         </w:tc>
       </w:tr>
     </w:tbl>
+    <w:p>
+      <w:pPr>
+        <w:pBdr>
+          <w:top w:val="single" w:color="BBBBBB" w:sz="4" w:space="4"/>
+        </w:pBdr>
+        <w:spacing w:after="0" w:before="160"/>
+      </w:pPr>
+      <w:r>
+        <w:rPr>
+          <w:rFonts w:ascii="Arial" w:cs="Arial" w:eastAsia="Arial" w:hAnsi="Arial"/>
+          <w:color w:val="666666"/>
+          <w:sz w:val="14"/>
+          <w:szCs w:val="14"/>
+        </w:rPr>
+        <w:t xml:space="preserve">© 2026 SeaVuria and ARES. Aligned with KICD objectives. Developed by SeaVuria; technical implementation by ARES (with AI assistance from Claude). Licensed under </w:t>
+      </w:r>
+      <w:hyperlink w:history="1" r:id="rIdvxbyyjwi4vnubazwyx0vq">
+        <w:r>
+          <w:rPr>
+            <w:rFonts w:ascii="Arial" w:cs="Arial" w:eastAsia="Arial" w:hAnsi="Arial"/>
+            <w:color w:val="1F6B75"/>
+            <w:sz w:val="14"/>
+            <w:szCs w:val="14"/>
+            <w:u w:val="single" w:color="1F6B75"/>
+          </w:rPr>
+          <w:t xml:space="preserve">CC BY-NC 4.0</w:t>
+        </w:r>
+      </w:hyperlink>
+      <w:r>
+        <w:rPr>
+          <w:rFonts w:ascii="Arial" w:cs="Arial" w:eastAsia="Arial" w:hAnsi="Arial"/>
+          <w:color w:val="666666"/>
+          <w:sz w:val="14"/>
+          <w:szCs w:val="14"/>
+        </w:rPr>
+        <w:t xml:space="preserve"> (</w:t>
+      </w:r>
+      <w:hyperlink w:history="1" r:id="rIdmj13hqxlwfeqniha-rvtb">
+        <w:r>
+          <w:rPr>
+            <w:rFonts w:ascii="Arial" w:cs="Arial" w:eastAsia="Arial" w:hAnsi="Arial"/>
+            <w:color w:val="1F6B75"/>
+            <w:sz w:val="14"/>
+            <w:szCs w:val="14"/>
+            <w:u w:val="single" w:color="1F6B75"/>
+          </w:rPr>
+          <w:t xml:space="preserve">https://creativecommons.org/licenses/by-nc/4.0/</w:t>
+        </w:r>
+      </w:hyperlink>
+      <w:r>
+        <w:rPr>
+          <w:rFonts w:ascii="Arial" w:cs="Arial" w:eastAsia="Arial" w:hAnsi="Arial"/>
+          <w:color w:val="666666"/>
+          <w:sz w:val="14"/>
+          <w:szCs w:val="14"/>
+        </w:rPr>
+        <w:t xml:space="preserve">).</w:t>
+      </w:r>
+    </w:p>
     <w:p>
       <w:r>
         <w:br w:type="page"/>
@@ -12365,7 +12713,7 @@
             <w:pPr>
               <w:spacing w:after="20" w:before="0"/>
             </w:pPr>
-            <w:hyperlink w:history="1" r:id="rIdcxfbehng5lytiltacj0_d">
+            <w:hyperlink w:history="1" r:id="rIdhea7h1gf5jtpvemeiu_c6">
               <w:r>
                 <w:rPr>
                   <w:rFonts w:ascii="Arial" w:cs="Arial" w:eastAsia="Arial" w:hAnsi="Arial"/>
@@ -12398,7 +12746,7 @@
               <w:spacing w:after="10" w:before="0"/>
               <w:ind w:left="120"/>
             </w:pPr>
-            <w:hyperlink w:history="1" r:id="rIdmxsa-eeesp_y5x4it91vj">
+            <w:hyperlink w:history="1" r:id="rIdlo_iebcvrfwo9tjwdzc90">
               <w:r>
                 <w:rPr>
                   <w:rFonts w:ascii="Arial" w:cs="Arial" w:eastAsia="Arial" w:hAnsi="Arial"/>
@@ -12443,7 +12791,7 @@
             <w:pPr>
               <w:spacing w:after="20" w:before="0"/>
             </w:pPr>
-            <w:hyperlink w:history="1" r:id="rIdsudgses1xocxq71a35iqg">
+            <w:hyperlink w:history="1" r:id="rIdqiflapd5xcutq3n7a5t3g">
               <w:r>
                 <w:rPr>
                   <w:rFonts w:ascii="Arial" w:cs="Arial" w:eastAsia="Arial" w:hAnsi="Arial"/>
@@ -12476,7 +12824,7 @@
               <w:spacing w:after="10" w:before="0"/>
               <w:ind w:left="120"/>
             </w:pPr>
-            <w:hyperlink w:history="1" r:id="rIdebwk7gos38hxhbtxmfgpp">
+            <w:hyperlink w:history="1" r:id="rIdl4j8ghtmwd7tlxtnnl5ch">
               <w:r>
                 <w:rPr>
                   <w:rFonts w:ascii="Arial" w:cs="Arial" w:eastAsia="Arial" w:hAnsi="Arial"/>
@@ -12671,7 +13019,7 @@
             <w:pPr>
               <w:spacing w:after="20" w:before="0"/>
             </w:pPr>
-            <w:hyperlink w:history="1" r:id="rIde9yeyz6gyxlbsrhpo2ct8">
+            <w:hyperlink w:history="1" r:id="rIdchf-usdttbfsqosiz-7q2">
               <w:r>
                 <w:rPr>
                   <w:rFonts w:ascii="Arial" w:cs="Arial" w:eastAsia="Arial" w:hAnsi="Arial"/>
@@ -12704,7 +13052,7 @@
               <w:spacing w:after="10" w:before="0"/>
               <w:ind w:left="120"/>
             </w:pPr>
-            <w:hyperlink w:history="1" r:id="rIdrwe5tz9rhait1zvgeyne4">
+            <w:hyperlink w:history="1" r:id="rIdzt6-h_s19rbymlso_xva8">
               <w:r>
                 <w:rPr>
                   <w:rFonts w:ascii="Arial" w:cs="Arial" w:eastAsia="Arial" w:hAnsi="Arial"/>
@@ -12749,7 +13097,7 @@
             <w:pPr>
               <w:spacing w:after="20" w:before="0"/>
             </w:pPr>
-            <w:hyperlink w:history="1" r:id="rIdzaat-rnmbvxd4onazbqbl">
+            <w:hyperlink w:history="1" r:id="rIdlvmroqdjo0jtyoxivjhuh">
               <w:r>
                 <w:rPr>
                   <w:rFonts w:ascii="Arial" w:cs="Arial" w:eastAsia="Arial" w:hAnsi="Arial"/>
@@ -12782,7 +13130,7 @@
               <w:spacing w:after="10" w:before="0"/>
               <w:ind w:left="120"/>
             </w:pPr>
-            <w:hyperlink w:history="1" r:id="rIdeqgqs8hq3fyblmd3anyyn">
+            <w:hyperlink w:history="1" r:id="rId5i3kadgk8-kn0j_psiq8y">
               <w:r>
                 <w:rPr>
                   <w:rFonts w:ascii="Arial" w:cs="Arial" w:eastAsia="Arial" w:hAnsi="Arial"/>
@@ -12977,7 +13325,7 @@
             <w:pPr>
               <w:spacing w:after="20" w:before="0"/>
             </w:pPr>
-            <w:hyperlink w:history="1" r:id="rIdpjn8nubpgzhfs9vv6aoyp">
+            <w:hyperlink w:history="1" r:id="rIdeovlu9dbudkxx9pwtdk66">
               <w:r>
                 <w:rPr>
                   <w:rFonts w:ascii="Arial" w:cs="Arial" w:eastAsia="Arial" w:hAnsi="Arial"/>
@@ -13010,7 +13358,7 @@
               <w:spacing w:after="10" w:before="0"/>
               <w:ind w:left="120"/>
             </w:pPr>
-            <w:hyperlink w:history="1" r:id="rIdim5x4uwoowowynlyzhab9">
+            <w:hyperlink w:history="1" r:id="rId1o61nayzm5c7rbgx126km">
               <w:r>
                 <w:rPr>
                   <w:rFonts w:ascii="Arial" w:cs="Arial" w:eastAsia="Arial" w:hAnsi="Arial"/>
@@ -13055,7 +13403,7 @@
             <w:pPr>
               <w:spacing w:after="20" w:before="0"/>
             </w:pPr>
-            <w:hyperlink w:history="1" r:id="rIdfnffvm4-u06njbs79mlpf">
+            <w:hyperlink w:history="1" r:id="rIdi0gf6mpwq455udxeyscbm">
               <w:r>
                 <w:rPr>
                   <w:rFonts w:ascii="Arial" w:cs="Arial" w:eastAsia="Arial" w:hAnsi="Arial"/>
@@ -13088,7 +13436,7 @@
               <w:spacing w:after="10" w:before="0"/>
               <w:ind w:left="120"/>
             </w:pPr>
-            <w:hyperlink w:history="1" r:id="rIdr067lngyb1kes2zynkm7v">
+            <w:hyperlink w:history="1" r:id="rIdkzmbdeigbwjsrnwnvavte">
               <w:r>
                 <w:rPr>
                   <w:rFonts w:ascii="Arial" w:cs="Arial" w:eastAsia="Arial" w:hAnsi="Arial"/>
@@ -13283,7 +13631,7 @@
             <w:pPr>
               <w:spacing w:after="20" w:before="0"/>
             </w:pPr>
-            <w:hyperlink w:history="1" r:id="rIdbfgu5ozyig0ykrieinkyo">
+            <w:hyperlink w:history="1" r:id="rId8xpa84adc_fqra2b68_zu">
               <w:r>
                 <w:rPr>
                   <w:rFonts w:ascii="Arial" w:cs="Arial" w:eastAsia="Arial" w:hAnsi="Arial"/>
@@ -13316,7 +13664,7 @@
               <w:spacing w:after="10" w:before="0"/>
               <w:ind w:left="120"/>
             </w:pPr>
-            <w:hyperlink w:history="1" r:id="rIdfww-oyg44yvmqxhkyinyj">
+            <w:hyperlink w:history="1" r:id="rIdmeeawh-ug9kdmoqrrbfdr">
               <w:r>
                 <w:rPr>
                   <w:rFonts w:ascii="Arial" w:cs="Arial" w:eastAsia="Arial" w:hAnsi="Arial"/>
@@ -13361,7 +13709,7 @@
             <w:pPr>
               <w:spacing w:after="20" w:before="0"/>
             </w:pPr>
-            <w:hyperlink w:history="1" r:id="rIdiuylljggnk3saewvx39vv">
+            <w:hyperlink w:history="1" r:id="rIdirpjldhxh-reehsbn5vd9">
               <w:r>
                 <w:rPr>
                   <w:rFonts w:ascii="Arial" w:cs="Arial" w:eastAsia="Arial" w:hAnsi="Arial"/>
@@ -13394,7 +13742,7 @@
               <w:spacing w:after="10" w:before="0"/>
               <w:ind w:left="120"/>
             </w:pPr>
-            <w:hyperlink w:history="1" r:id="rId87sxlyrhl65sg0djohkch">
+            <w:hyperlink w:history="1" r:id="rIdoag_0txfg-qgh3db1jcit">
               <w:r>
                 <w:rPr>
                   <w:rFonts w:ascii="Arial" w:cs="Arial" w:eastAsia="Arial" w:hAnsi="Arial"/>
@@ -13589,7 +13937,7 @@
             <w:pPr>
               <w:spacing w:after="20" w:before="0"/>
             </w:pPr>
-            <w:hyperlink w:history="1" r:id="rIdv-d-yz5ypt13nvqperfr-">
+            <w:hyperlink w:history="1" r:id="rIdvbb22s-lhtebip2bvhxep">
               <w:r>
                 <w:rPr>
                   <w:rFonts w:ascii="Arial" w:cs="Arial" w:eastAsia="Arial" w:hAnsi="Arial"/>
@@ -13622,7 +13970,7 @@
               <w:spacing w:after="10" w:before="0"/>
               <w:ind w:left="120"/>
             </w:pPr>
-            <w:hyperlink w:history="1" r:id="rIdbhw6aoklvonqtlmrp-s1t">
+            <w:hyperlink w:history="1" r:id="rIduknio_2_0ti57jdw2dxu6">
               <w:r>
                 <w:rPr>
                   <w:rFonts w:ascii="Arial" w:cs="Arial" w:eastAsia="Arial" w:hAnsi="Arial"/>
@@ -13667,7 +14015,7 @@
             <w:pPr>
               <w:spacing w:after="20" w:before="0"/>
             </w:pPr>
-            <w:hyperlink w:history="1" r:id="rIdq5q_tp1xmaggmqzxpdakd">
+            <w:hyperlink w:history="1" r:id="rId57nggnmjupxormmtyi3mr">
               <w:r>
                 <w:rPr>
                   <w:rFonts w:ascii="Arial" w:cs="Arial" w:eastAsia="Arial" w:hAnsi="Arial"/>
@@ -13700,7 +14048,7 @@
               <w:spacing w:after="10" w:before="0"/>
               <w:ind w:left="120"/>
             </w:pPr>
-            <w:hyperlink w:history="1" r:id="rIdcoez8jumaq_ip1r8fqh_r">
+            <w:hyperlink w:history="1" r:id="rIdpsvwkhy4npolqhq9xd21h">
               <w:r>
                 <w:rPr>
                   <w:rFonts w:ascii="Arial" w:cs="Arial" w:eastAsia="Arial" w:hAnsi="Arial"/>
@@ -14196,6 +14544,65 @@
         </w:tc>
       </w:tr>
     </w:tbl>
+    <w:p>
+      <w:pPr>
+        <w:pBdr>
+          <w:top w:val="single" w:color="BBBBBB" w:sz="4" w:space="4"/>
+        </w:pBdr>
+        <w:spacing w:after="0" w:before="160"/>
+      </w:pPr>
+      <w:r>
+        <w:rPr>
+          <w:rFonts w:ascii="Arial" w:cs="Arial" w:eastAsia="Arial" w:hAnsi="Arial"/>
+          <w:color w:val="666666"/>
+          <w:sz w:val="14"/>
+          <w:szCs w:val="14"/>
+        </w:rPr>
+        <w:t xml:space="preserve">© 2026 SeaVuria and ARES. Aligned with KICD objectives. Developed by SeaVuria; technical implementation by ARES (with AI assistance from Claude). Licensed under </w:t>
+      </w:r>
+      <w:hyperlink w:history="1" r:id="rId7iy60zctatesqwfyv1c4p">
+        <w:r>
+          <w:rPr>
+            <w:rFonts w:ascii="Arial" w:cs="Arial" w:eastAsia="Arial" w:hAnsi="Arial"/>
+            <w:color w:val="1F6B75"/>
+            <w:sz w:val="14"/>
+            <w:szCs w:val="14"/>
+            <w:u w:val="single" w:color="1F6B75"/>
+          </w:rPr>
+          <w:t xml:space="preserve">CC BY-NC 4.0</w:t>
+        </w:r>
+      </w:hyperlink>
+      <w:r>
+        <w:rPr>
+          <w:rFonts w:ascii="Arial" w:cs="Arial" w:eastAsia="Arial" w:hAnsi="Arial"/>
+          <w:color w:val="666666"/>
+          <w:sz w:val="14"/>
+          <w:szCs w:val="14"/>
+        </w:rPr>
+        <w:t xml:space="preserve"> (</w:t>
+      </w:r>
+      <w:hyperlink w:history="1" r:id="rId9dpujhzv6-nfgungyja0p">
+        <w:r>
+          <w:rPr>
+            <w:rFonts w:ascii="Arial" w:cs="Arial" w:eastAsia="Arial" w:hAnsi="Arial"/>
+            <w:color w:val="1F6B75"/>
+            <w:sz w:val="14"/>
+            <w:szCs w:val="14"/>
+            <w:u w:val="single" w:color="1F6B75"/>
+          </w:rPr>
+          <w:t xml:space="preserve">https://creativecommons.org/licenses/by-nc/4.0/</w:t>
+        </w:r>
+      </w:hyperlink>
+      <w:r>
+        <w:rPr>
+          <w:rFonts w:ascii="Arial" w:cs="Arial" w:eastAsia="Arial" w:hAnsi="Arial"/>
+          <w:color w:val="666666"/>
+          <w:sz w:val="14"/>
+          <w:szCs w:val="14"/>
+        </w:rPr>
+        <w:t xml:space="preserve">).</w:t>
+      </w:r>
+    </w:p>
     <w:p>
       <w:r>
         <w:br w:type="page"/>
@@ -15204,7 +15611,7 @@
               <w:spacing w:after="10" w:before="0"/>
               <w:ind w:left="120"/>
             </w:pPr>
-            <w:hyperlink w:history="1" r:id="rIdqpim1mh7wub6lkn6tr8ai">
+            <w:hyperlink w:history="1" r:id="rIdutupn_40vmgwurupc5j9p">
               <w:r>
                 <w:rPr>
                   <w:rFonts w:ascii="Arial" w:cs="Arial" w:eastAsia="Arial" w:hAnsi="Arial"/>
@@ -15281,7 +15688,7 @@
               <w:spacing w:after="10" w:before="0"/>
               <w:ind w:left="120"/>
             </w:pPr>
-            <w:hyperlink w:history="1" r:id="rId643uuuxkctesu6bka-b14">
+            <w:hyperlink w:history="1" r:id="rIdcqxhteihga24feyra_gcs">
               <w:r>
                 <w:rPr>
                   <w:rFonts w:ascii="Arial" w:cs="Arial" w:eastAsia="Arial" w:hAnsi="Arial"/>
@@ -15508,7 +15915,7 @@
               <w:spacing w:after="10" w:before="0"/>
               <w:ind w:left="120"/>
             </w:pPr>
-            <w:hyperlink w:history="1" r:id="rIdkb-rbos7iag2ikjknnmdu">
+            <w:hyperlink w:history="1" r:id="rIdjvciqmbdjinikzufe22if">
               <w:r>
                 <w:rPr>
                   <w:rFonts w:ascii="Arial" w:cs="Arial" w:eastAsia="Arial" w:hAnsi="Arial"/>
@@ -15585,7 +15992,7 @@
               <w:spacing w:after="10" w:before="0"/>
               <w:ind w:left="120"/>
             </w:pPr>
-            <w:hyperlink w:history="1" r:id="rId6rhdkj0s3q0agi-crncd6">
+            <w:hyperlink w:history="1" r:id="rIdbg-2e_dx7xxwz0-cwpbar">
               <w:r>
                 <w:rPr>
                   <w:rFonts w:ascii="Arial" w:cs="Arial" w:eastAsia="Arial" w:hAnsi="Arial"/>
@@ -15812,7 +16219,7 @@
               <w:spacing w:after="10" w:before="0"/>
               <w:ind w:left="120"/>
             </w:pPr>
-            <w:hyperlink w:history="1" r:id="rIdzsvcncxsr3sexz_nqdavw">
+            <w:hyperlink w:history="1" r:id="rIdwn68ubuktt2hejnscmuyp">
               <w:r>
                 <w:rPr>
                   <w:rFonts w:ascii="Arial" w:cs="Arial" w:eastAsia="Arial" w:hAnsi="Arial"/>
@@ -15889,7 +16296,7 @@
               <w:spacing w:after="10" w:before="0"/>
               <w:ind w:left="120"/>
             </w:pPr>
-            <w:hyperlink w:history="1" r:id="rId2oammufctkcyahhsslsz3">
+            <w:hyperlink w:history="1" r:id="rIdw3aajycvqe7-kxndtk7ib">
               <w:r>
                 <w:rPr>
                   <w:rFonts w:ascii="Arial" w:cs="Arial" w:eastAsia="Arial" w:hAnsi="Arial"/>
@@ -16116,7 +16523,7 @@
               <w:spacing w:after="10" w:before="0"/>
               <w:ind w:left="120"/>
             </w:pPr>
-            <w:hyperlink w:history="1" r:id="rIdydvldc9e2howin1aitux5">
+            <w:hyperlink w:history="1" r:id="rId4yme5wzy3bnarl4csrdzc">
               <w:r>
                 <w:rPr>
                   <w:rFonts w:ascii="Arial" w:cs="Arial" w:eastAsia="Arial" w:hAnsi="Arial"/>
@@ -16193,7 +16600,7 @@
               <w:spacing w:after="10" w:before="0"/>
               <w:ind w:left="120"/>
             </w:pPr>
-            <w:hyperlink w:history="1" r:id="rIdcm6vawsxtogr3o3mgbv0d">
+            <w:hyperlink w:history="1" r:id="rIdgwwd6bscvaiymhyoapaou">
               <w:r>
                 <w:rPr>
                   <w:rFonts w:ascii="Arial" w:cs="Arial" w:eastAsia="Arial" w:hAnsi="Arial"/>
@@ -16420,7 +16827,7 @@
               <w:spacing w:after="10" w:before="0"/>
               <w:ind w:left="120"/>
             </w:pPr>
-            <w:hyperlink w:history="1" r:id="rIdrnemhh9iv_-1ynsyxiur7">
+            <w:hyperlink w:history="1" r:id="rIdk4r7lwbuupkqu8k163dcj">
               <w:r>
                 <w:rPr>
                   <w:rFonts w:ascii="Arial" w:cs="Arial" w:eastAsia="Arial" w:hAnsi="Arial"/>
@@ -16497,7 +16904,7 @@
               <w:spacing w:after="10" w:before="0"/>
               <w:ind w:left="120"/>
             </w:pPr>
-            <w:hyperlink w:history="1" r:id="rIdaxezs9xhgyez0yqjfbjza">
+            <w:hyperlink w:history="1" r:id="rIdquo1_3ma4tzyy7tvn-thq">
               <w:r>
                 <w:rPr>
                   <w:rFonts w:ascii="Arial" w:cs="Arial" w:eastAsia="Arial" w:hAnsi="Arial"/>
@@ -17008,6 +17415,65 @@
         </w:tc>
       </w:tr>
     </w:tbl>
+    <w:p>
+      <w:pPr>
+        <w:pBdr>
+          <w:top w:val="single" w:color="BBBBBB" w:sz="4" w:space="4"/>
+        </w:pBdr>
+        <w:spacing w:after="0" w:before="160"/>
+      </w:pPr>
+      <w:r>
+        <w:rPr>
+          <w:rFonts w:ascii="Arial" w:cs="Arial" w:eastAsia="Arial" w:hAnsi="Arial"/>
+          <w:color w:val="666666"/>
+          <w:sz w:val="14"/>
+          <w:szCs w:val="14"/>
+        </w:rPr>
+        <w:t xml:space="preserve">© 2026 SeaVuria and ARES. Aligned with KICD objectives. Developed by SeaVuria; technical implementation by ARES (with AI assistance from Claude). Licensed under </w:t>
+      </w:r>
+      <w:hyperlink w:history="1" r:id="rIdxzwu1xsqwdijybad3cprv">
+        <w:r>
+          <w:rPr>
+            <w:rFonts w:ascii="Arial" w:cs="Arial" w:eastAsia="Arial" w:hAnsi="Arial"/>
+            <w:color w:val="1F6B75"/>
+            <w:sz w:val="14"/>
+            <w:szCs w:val="14"/>
+            <w:u w:val="single" w:color="1F6B75"/>
+          </w:rPr>
+          <w:t xml:space="preserve">CC BY-NC 4.0</w:t>
+        </w:r>
+      </w:hyperlink>
+      <w:r>
+        <w:rPr>
+          <w:rFonts w:ascii="Arial" w:cs="Arial" w:eastAsia="Arial" w:hAnsi="Arial"/>
+          <w:color w:val="666666"/>
+          <w:sz w:val="14"/>
+          <w:szCs w:val="14"/>
+        </w:rPr>
+        <w:t xml:space="preserve"> (</w:t>
+      </w:r>
+      <w:hyperlink w:history="1" r:id="rIded_usbta1ytebx2jmgnz0">
+        <w:r>
+          <w:rPr>
+            <w:rFonts w:ascii="Arial" w:cs="Arial" w:eastAsia="Arial" w:hAnsi="Arial"/>
+            <w:color w:val="1F6B75"/>
+            <w:sz w:val="14"/>
+            <w:szCs w:val="14"/>
+            <w:u w:val="single" w:color="1F6B75"/>
+          </w:rPr>
+          <w:t xml:space="preserve">https://creativecommons.org/licenses/by-nc/4.0/</w:t>
+        </w:r>
+      </w:hyperlink>
+      <w:r>
+        <w:rPr>
+          <w:rFonts w:ascii="Arial" w:cs="Arial" w:eastAsia="Arial" w:hAnsi="Arial"/>
+          <w:color w:val="666666"/>
+          <w:sz w:val="14"/>
+          <w:szCs w:val="14"/>
+        </w:rPr>
+        <w:t xml:space="preserve">).</w:t>
+      </w:r>
+    </w:p>
     <w:p>
       <w:r>
         <w:br w:type="page"/>
@@ -18016,7 +18482,7 @@
               <w:spacing w:after="10" w:before="0"/>
               <w:ind w:left="120"/>
             </w:pPr>
-            <w:hyperlink w:history="1" r:id="rIdy39ih8gsy6fdyilkqg7bk">
+            <w:hyperlink w:history="1" r:id="rIdlx-iobgn4wjokf9qsxvqo">
               <w:r>
                 <w:rPr>
                   <w:rFonts w:ascii="Arial" w:cs="Arial" w:eastAsia="Arial" w:hAnsi="Arial"/>
@@ -18076,7 +18542,7 @@
             <w:pPr>
               <w:spacing w:after="20" w:before="0"/>
             </w:pPr>
-            <w:hyperlink w:history="1" r:id="rIdp71qi2shqs86idlwl-cvd">
+            <w:hyperlink w:history="1" r:id="rIdyagid21oksgbkzixh4noj">
               <w:r>
                 <w:rPr>
                   <w:rFonts w:ascii="Arial" w:cs="Arial" w:eastAsia="Arial" w:hAnsi="Arial"/>
@@ -18109,7 +18575,7 @@
               <w:spacing w:after="10" w:before="0"/>
               <w:ind w:left="120"/>
             </w:pPr>
-            <w:hyperlink w:history="1" r:id="rIdg_de9xccwnb9co6xh8in_">
+            <w:hyperlink w:history="1" r:id="rIdscbkkxvj3xywdfy2yml5r">
               <w:r>
                 <w:rPr>
                   <w:rFonts w:ascii="Arial" w:cs="Arial" w:eastAsia="Arial" w:hAnsi="Arial"/>
@@ -18321,7 +18787,7 @@
               <w:spacing w:after="10" w:before="0"/>
               <w:ind w:left="120"/>
             </w:pPr>
-            <w:hyperlink w:history="1" r:id="rIdjuzs3gshl14y9hl0xehzs">
+            <w:hyperlink w:history="1" r:id="rIdiqzu1fxvajap8ypkhlfjb">
               <w:r>
                 <w:rPr>
                   <w:rFonts w:ascii="Arial" w:cs="Arial" w:eastAsia="Arial" w:hAnsi="Arial"/>
@@ -18381,7 +18847,7 @@
             <w:pPr>
               <w:spacing w:after="20" w:before="0"/>
             </w:pPr>
-            <w:hyperlink w:history="1" r:id="rIdujahww95fqiknip5_kgzq">
+            <w:hyperlink w:history="1" r:id="rIdlqwlt3nuybjqip-qaohwx">
               <w:r>
                 <w:rPr>
                   <w:rFonts w:ascii="Arial" w:cs="Arial" w:eastAsia="Arial" w:hAnsi="Arial"/>
@@ -18414,7 +18880,7 @@
               <w:spacing w:after="10" w:before="0"/>
               <w:ind w:left="120"/>
             </w:pPr>
-            <w:hyperlink w:history="1" r:id="rIdthpufuqgcjiwwuqtoqkol">
+            <w:hyperlink w:history="1" r:id="rIdbgnkfwkiq9iyb5mfffgyv">
               <w:r>
                 <w:rPr>
                   <w:rFonts w:ascii="Arial" w:cs="Arial" w:eastAsia="Arial" w:hAnsi="Arial"/>
@@ -18626,7 +19092,7 @@
               <w:spacing w:after="10" w:before="0"/>
               <w:ind w:left="120"/>
             </w:pPr>
-            <w:hyperlink w:history="1" r:id="rIdgox1eatubadlqpkdemom2">
+            <w:hyperlink w:history="1" r:id="rIdyxeysmuejigqosqq4uqbn">
               <w:r>
                 <w:rPr>
                   <w:rFonts w:ascii="Arial" w:cs="Arial" w:eastAsia="Arial" w:hAnsi="Arial"/>
@@ -18686,7 +19152,7 @@
             <w:pPr>
               <w:spacing w:after="20" w:before="0"/>
             </w:pPr>
-            <w:hyperlink w:history="1" r:id="rIdmpfatiborenm5_la91u0u">
+            <w:hyperlink w:history="1" r:id="rIdrpx1udqawmpcblllcnr_6">
               <w:r>
                 <w:rPr>
                   <w:rFonts w:ascii="Arial" w:cs="Arial" w:eastAsia="Arial" w:hAnsi="Arial"/>
@@ -18719,7 +19185,7 @@
               <w:spacing w:after="10" w:before="0"/>
               <w:ind w:left="120"/>
             </w:pPr>
-            <w:hyperlink w:history="1" r:id="rIdezrhnabnog6lzxjo-amf6">
+            <w:hyperlink w:history="1" r:id="rId8npzvky8afcm-ii3iboog">
               <w:r>
                 <w:rPr>
                   <w:rFonts w:ascii="Arial" w:cs="Arial" w:eastAsia="Arial" w:hAnsi="Arial"/>
@@ -18931,7 +19397,7 @@
               <w:spacing w:after="10" w:before="0"/>
               <w:ind w:left="120"/>
             </w:pPr>
-            <w:hyperlink w:history="1" r:id="rIdjnl0rthjuytjodgoufwyl">
+            <w:hyperlink w:history="1" r:id="rIdjaeq2raxosc_n8jffquvd">
               <w:r>
                 <w:rPr>
                   <w:rFonts w:ascii="Arial" w:cs="Arial" w:eastAsia="Arial" w:hAnsi="Arial"/>
@@ -18991,7 +19457,7 @@
             <w:pPr>
               <w:spacing w:after="20" w:before="0"/>
             </w:pPr>
-            <w:hyperlink w:history="1" r:id="rId91vid0rtdamhtewxgtoas">
+            <w:hyperlink w:history="1" r:id="rId0edslellyocy-ttf74xr8">
               <w:r>
                 <w:rPr>
                   <w:rFonts w:ascii="Arial" w:cs="Arial" w:eastAsia="Arial" w:hAnsi="Arial"/>
@@ -19024,7 +19490,7 @@
               <w:spacing w:after="10" w:before="0"/>
               <w:ind w:left="120"/>
             </w:pPr>
-            <w:hyperlink w:history="1" r:id="rId4sq-hd3djxcc0bzo_uvbv">
+            <w:hyperlink w:history="1" r:id="rIdk1s5c2_plureyk85owpj2">
               <w:r>
                 <w:rPr>
                   <w:rFonts w:ascii="Arial" w:cs="Arial" w:eastAsia="Arial" w:hAnsi="Arial"/>
@@ -19236,7 +19702,7 @@
               <w:spacing w:after="10" w:before="0"/>
               <w:ind w:left="120"/>
             </w:pPr>
-            <w:hyperlink w:history="1" r:id="rId4mpukw25oyxrrmhs93xub">
+            <w:hyperlink w:history="1" r:id="rIdgzyvm6zutqtx6se4lmzep">
               <w:r>
                 <w:rPr>
                   <w:rFonts w:ascii="Arial" w:cs="Arial" w:eastAsia="Arial" w:hAnsi="Arial"/>
@@ -19296,7 +19762,7 @@
             <w:pPr>
               <w:spacing w:after="20" w:before="0"/>
             </w:pPr>
-            <w:hyperlink w:history="1" r:id="rIdhapfnkcyiz14u6g8ipjrf">
+            <w:hyperlink w:history="1" r:id="rIdr2bsk-edjanhec_o3kxrh">
               <w:r>
                 <w:rPr>
                   <w:rFonts w:ascii="Arial" w:cs="Arial" w:eastAsia="Arial" w:hAnsi="Arial"/>
@@ -19329,7 +19795,7 @@
               <w:spacing w:after="10" w:before="0"/>
               <w:ind w:left="120"/>
             </w:pPr>
-            <w:hyperlink w:history="1" r:id="rIdjjtbf_nww8zda-l1_4bim">
+            <w:hyperlink w:history="1" r:id="rId3v3e-yk15nh8h6rasvomw">
               <w:r>
                 <w:rPr>
                   <w:rFonts w:ascii="Arial" w:cs="Arial" w:eastAsia="Arial" w:hAnsi="Arial"/>
@@ -19825,6 +20291,65 @@
         </w:tc>
       </w:tr>
     </w:tbl>
+    <w:p>
+      <w:pPr>
+        <w:pBdr>
+          <w:top w:val="single" w:color="BBBBBB" w:sz="4" w:space="4"/>
+        </w:pBdr>
+        <w:spacing w:after="0" w:before="160"/>
+      </w:pPr>
+      <w:r>
+        <w:rPr>
+          <w:rFonts w:ascii="Arial" w:cs="Arial" w:eastAsia="Arial" w:hAnsi="Arial"/>
+          <w:color w:val="666666"/>
+          <w:sz w:val="14"/>
+          <w:szCs w:val="14"/>
+        </w:rPr>
+        <w:t xml:space="preserve">© 2026 SeaVuria and ARES. Aligned with KICD objectives. Developed by SeaVuria; technical implementation by ARES (with AI assistance from Claude). Licensed under </w:t>
+      </w:r>
+      <w:hyperlink w:history="1" r:id="rIdgeflw4yjbdmrwjvaxzhtw">
+        <w:r>
+          <w:rPr>
+            <w:rFonts w:ascii="Arial" w:cs="Arial" w:eastAsia="Arial" w:hAnsi="Arial"/>
+            <w:color w:val="1F6B75"/>
+            <w:sz w:val="14"/>
+            <w:szCs w:val="14"/>
+            <w:u w:val="single" w:color="1F6B75"/>
+          </w:rPr>
+          <w:t xml:space="preserve">CC BY-NC 4.0</w:t>
+        </w:r>
+      </w:hyperlink>
+      <w:r>
+        <w:rPr>
+          <w:rFonts w:ascii="Arial" w:cs="Arial" w:eastAsia="Arial" w:hAnsi="Arial"/>
+          <w:color w:val="666666"/>
+          <w:sz w:val="14"/>
+          <w:szCs w:val="14"/>
+        </w:rPr>
+        <w:t xml:space="preserve"> (</w:t>
+      </w:r>
+      <w:hyperlink w:history="1" r:id="rIdvznpmz-pmvfk34vrfzkul">
+        <w:r>
+          <w:rPr>
+            <w:rFonts w:ascii="Arial" w:cs="Arial" w:eastAsia="Arial" w:hAnsi="Arial"/>
+            <w:color w:val="1F6B75"/>
+            <w:sz w:val="14"/>
+            <w:szCs w:val="14"/>
+            <w:u w:val="single" w:color="1F6B75"/>
+          </w:rPr>
+          <w:t xml:space="preserve">https://creativecommons.org/licenses/by-nc/4.0/</w:t>
+        </w:r>
+      </w:hyperlink>
+      <w:r>
+        <w:rPr>
+          <w:rFonts w:ascii="Arial" w:cs="Arial" w:eastAsia="Arial" w:hAnsi="Arial"/>
+          <w:color w:val="666666"/>
+          <w:sz w:val="14"/>
+          <w:szCs w:val="14"/>
+        </w:rPr>
+        <w:t xml:space="preserve">).</w:t>
+      </w:r>
+    </w:p>
     <w:p>
       <w:r>
         <w:br w:type="page"/>
@@ -20816,7 +21341,7 @@
             <w:pPr>
               <w:spacing w:after="20" w:before="0"/>
             </w:pPr>
-            <w:hyperlink w:history="1" r:id="rIdpnxtkncbtyzxtbhi9er4u">
+            <w:hyperlink w:history="1" r:id="rIdlemoix8zeerbtwmixbepy">
               <w:r>
                 <w:rPr>
                   <w:rFonts w:ascii="Arial" w:cs="Arial" w:eastAsia="Arial" w:hAnsi="Arial"/>
@@ -20849,7 +21374,7 @@
               <w:spacing w:after="10" w:before="0"/>
               <w:ind w:left="120"/>
             </w:pPr>
-            <w:hyperlink w:history="1" r:id="rIduypuqnvpmr2irl69zxjem">
+            <w:hyperlink w:history="1" r:id="rIdn0norh4sbvfehsc7sk1xl">
               <w:r>
                 <w:rPr>
                   <w:rFonts w:ascii="Arial" w:cs="Arial" w:eastAsia="Arial" w:hAnsi="Arial"/>
@@ -20894,7 +21419,7 @@
             <w:pPr>
               <w:spacing w:after="20" w:before="0"/>
             </w:pPr>
-            <w:hyperlink w:history="1" r:id="rIdgfgt6y6kcs4jx-nqjkq8-">
+            <w:hyperlink w:history="1" r:id="rId-w9albgee766qfkdhxiij">
               <w:r>
                 <w:rPr>
                   <w:rFonts w:ascii="Arial" w:cs="Arial" w:eastAsia="Arial" w:hAnsi="Arial"/>
@@ -20927,7 +21452,7 @@
               <w:spacing w:after="10" w:before="0"/>
               <w:ind w:left="120"/>
             </w:pPr>
-            <w:hyperlink w:history="1" r:id="rIdoum8hu1zdhgluzkdxzwby">
+            <w:hyperlink w:history="1" r:id="rIdupiru3i2sim08v12qhil5">
               <w:r>
                 <w:rPr>
                   <w:rFonts w:ascii="Arial" w:cs="Arial" w:eastAsia="Arial" w:hAnsi="Arial"/>
@@ -21122,7 +21647,7 @@
             <w:pPr>
               <w:spacing w:after="20" w:before="0"/>
             </w:pPr>
-            <w:hyperlink w:history="1" r:id="rIdhgjvjkoykyeglzjpivw_u">
+            <w:hyperlink w:history="1" r:id="rIdrriugfvaidfvvdyackbvp">
               <w:r>
                 <w:rPr>
                   <w:rFonts w:ascii="Arial" w:cs="Arial" w:eastAsia="Arial" w:hAnsi="Arial"/>
@@ -21155,7 +21680,7 @@
               <w:spacing w:after="10" w:before="0"/>
               <w:ind w:left="120"/>
             </w:pPr>
-            <w:hyperlink w:history="1" r:id="rIdsgqruqkwk-6qzg_uz-prb">
+            <w:hyperlink w:history="1" r:id="rIdoxkacdpa6qsgoelfbnhmv">
               <w:r>
                 <w:rPr>
                   <w:rFonts w:ascii="Arial" w:cs="Arial" w:eastAsia="Arial" w:hAnsi="Arial"/>
@@ -21200,7 +21725,7 @@
             <w:pPr>
               <w:spacing w:after="20" w:before="0"/>
             </w:pPr>
-            <w:hyperlink w:history="1" r:id="rId9vzaueqek7asoehapiz4s">
+            <w:hyperlink w:history="1" r:id="rId7hlw9i67pvbim0a54r1fq">
               <w:r>
                 <w:rPr>
                   <w:rFonts w:ascii="Arial" w:cs="Arial" w:eastAsia="Arial" w:hAnsi="Arial"/>
@@ -21233,7 +21758,7 @@
               <w:spacing w:after="10" w:before="0"/>
               <w:ind w:left="120"/>
             </w:pPr>
-            <w:hyperlink w:history="1" r:id="rIdkjcsxy2axvqhgozmh37ed">
+            <w:hyperlink w:history="1" r:id="rIdhxaubm9v6rhge7giftfnq">
               <w:r>
                 <w:rPr>
                   <w:rFonts w:ascii="Arial" w:cs="Arial" w:eastAsia="Arial" w:hAnsi="Arial"/>
@@ -21428,7 +21953,7 @@
             <w:pPr>
               <w:spacing w:after="20" w:before="0"/>
             </w:pPr>
-            <w:hyperlink w:history="1" r:id="rIdwsfiiubvyu4mgaxgtxxmm">
+            <w:hyperlink w:history="1" r:id="rIdfl0hy4s6983nnk_flgaqo">
               <w:r>
                 <w:rPr>
                   <w:rFonts w:ascii="Arial" w:cs="Arial" w:eastAsia="Arial" w:hAnsi="Arial"/>
@@ -21461,7 +21986,7 @@
               <w:spacing w:after="10" w:before="0"/>
               <w:ind w:left="120"/>
             </w:pPr>
-            <w:hyperlink w:history="1" r:id="rIdzszxbdqg4assnxcqxtyeq">
+            <w:hyperlink w:history="1" r:id="rIdpfrs4dymdhb-akd9mstiz">
               <w:r>
                 <w:rPr>
                   <w:rFonts w:ascii="Arial" w:cs="Arial" w:eastAsia="Arial" w:hAnsi="Arial"/>
@@ -21506,7 +22031,7 @@
             <w:pPr>
               <w:spacing w:after="20" w:before="0"/>
             </w:pPr>
-            <w:hyperlink w:history="1" r:id="rIdm355qnkrvetloowr3po-l">
+            <w:hyperlink w:history="1" r:id="rIdoycctj9wfz3mg36rynrgh">
               <w:r>
                 <w:rPr>
                   <w:rFonts w:ascii="Arial" w:cs="Arial" w:eastAsia="Arial" w:hAnsi="Arial"/>
@@ -21539,7 +22064,7 @@
               <w:spacing w:after="10" w:before="0"/>
               <w:ind w:left="120"/>
             </w:pPr>
-            <w:hyperlink w:history="1" r:id="rIds13sz9w_gv25awdyh61yf">
+            <w:hyperlink w:history="1" r:id="rIdww0nkdo2udd3wqdcpbtdl">
               <w:r>
                 <w:rPr>
                   <w:rFonts w:ascii="Arial" w:cs="Arial" w:eastAsia="Arial" w:hAnsi="Arial"/>
@@ -21734,7 +22259,7 @@
             <w:pPr>
               <w:spacing w:after="20" w:before="0"/>
             </w:pPr>
-            <w:hyperlink w:history="1" r:id="rIdnygy9xffl-i1d0zvui9pm">
+            <w:hyperlink w:history="1" r:id="rId6ijar4lxkaxgfqcm9anwu">
               <w:r>
                 <w:rPr>
                   <w:rFonts w:ascii="Arial" w:cs="Arial" w:eastAsia="Arial" w:hAnsi="Arial"/>
@@ -21767,7 +22292,7 @@
               <w:spacing w:after="10" w:before="0"/>
               <w:ind w:left="120"/>
             </w:pPr>
-            <w:hyperlink w:history="1" r:id="rIdi06pilcm9pwl6ntxqywrv">
+            <w:hyperlink w:history="1" r:id="rIdroxznau46vskxcsjosmuf">
               <w:r>
                 <w:rPr>
                   <w:rFonts w:ascii="Arial" w:cs="Arial" w:eastAsia="Arial" w:hAnsi="Arial"/>
@@ -21812,7 +22337,7 @@
             <w:pPr>
               <w:spacing w:after="20" w:before="0"/>
             </w:pPr>
-            <w:hyperlink w:history="1" r:id="rIdq0-mvuaednnd9k_7k2zms">
+            <w:hyperlink w:history="1" r:id="rIdsrlk5wwwcgfsnx7cw1nl7">
               <w:r>
                 <w:rPr>
                   <w:rFonts w:ascii="Arial" w:cs="Arial" w:eastAsia="Arial" w:hAnsi="Arial"/>
@@ -21845,7 +22370,7 @@
               <w:spacing w:after="10" w:before="0"/>
               <w:ind w:left="120"/>
             </w:pPr>
-            <w:hyperlink w:history="1" r:id="rIdtzsl7jflyzql738aiuh2t">
+            <w:hyperlink w:history="1" r:id="rIdkxqtjxelnbliylaxpwlaj">
               <w:r>
                 <w:rPr>
                   <w:rFonts w:ascii="Arial" w:cs="Arial" w:eastAsia="Arial" w:hAnsi="Arial"/>
@@ -22040,7 +22565,7 @@
             <w:pPr>
               <w:spacing w:after="20" w:before="0"/>
             </w:pPr>
-            <w:hyperlink w:history="1" r:id="rIdn0ps2foquljo5zhjkib0n">
+            <w:hyperlink w:history="1" r:id="rId-yuxlpkh-z77kc2un-abk">
               <w:r>
                 <w:rPr>
                   <w:rFonts w:ascii="Arial" w:cs="Arial" w:eastAsia="Arial" w:hAnsi="Arial"/>
@@ -22073,7 +22598,7 @@
               <w:spacing w:after="10" w:before="0"/>
               <w:ind w:left="120"/>
             </w:pPr>
-            <w:hyperlink w:history="1" r:id="rIdnmzxulg8wdldldp0zicem">
+            <w:hyperlink w:history="1" r:id="rIdzdlxczceei5whhuel4aub">
               <w:r>
                 <w:rPr>
                   <w:rFonts w:ascii="Arial" w:cs="Arial" w:eastAsia="Arial" w:hAnsi="Arial"/>
@@ -22118,7 +22643,7 @@
             <w:pPr>
               <w:spacing w:after="20" w:before="0"/>
             </w:pPr>
-            <w:hyperlink w:history="1" r:id="rId2dqcxht99rdagvlcvcz2d">
+            <w:hyperlink w:history="1" r:id="rId-qwrlujxll9bnqhvss4na">
               <w:r>
                 <w:rPr>
                   <w:rFonts w:ascii="Arial" w:cs="Arial" w:eastAsia="Arial" w:hAnsi="Arial"/>
@@ -22151,7 +22676,7 @@
               <w:spacing w:after="10" w:before="0"/>
               <w:ind w:left="120"/>
             </w:pPr>
-            <w:hyperlink w:history="1" r:id="rIdkvawjlsb96f5chbmfp8rj">
+            <w:hyperlink w:history="1" r:id="rId_lsfbh2rqoc-f7va5fhko">
               <w:r>
                 <w:rPr>
                   <w:rFonts w:ascii="Arial" w:cs="Arial" w:eastAsia="Arial" w:hAnsi="Arial"/>
@@ -22742,6 +23267,65 @@
         </w:tc>
       </w:tr>
     </w:tbl>
+    <w:p>
+      <w:pPr>
+        <w:pBdr>
+          <w:top w:val="single" w:color="BBBBBB" w:sz="4" w:space="4"/>
+        </w:pBdr>
+        <w:spacing w:after="0" w:before="160"/>
+      </w:pPr>
+      <w:r>
+        <w:rPr>
+          <w:rFonts w:ascii="Arial" w:cs="Arial" w:eastAsia="Arial" w:hAnsi="Arial"/>
+          <w:color w:val="666666"/>
+          <w:sz w:val="14"/>
+          <w:szCs w:val="14"/>
+        </w:rPr>
+        <w:t xml:space="preserve">© 2026 SeaVuria and ARES. Aligned with KICD objectives. Developed by SeaVuria; technical implementation by ARES (with AI assistance from Claude). Licensed under </w:t>
+      </w:r>
+      <w:hyperlink w:history="1" r:id="rIdeqyumkn_m2anolr64cgod">
+        <w:r>
+          <w:rPr>
+            <w:rFonts w:ascii="Arial" w:cs="Arial" w:eastAsia="Arial" w:hAnsi="Arial"/>
+            <w:color w:val="1F6B75"/>
+            <w:sz w:val="14"/>
+            <w:szCs w:val="14"/>
+            <w:u w:val="single" w:color="1F6B75"/>
+          </w:rPr>
+          <w:t xml:space="preserve">CC BY-NC 4.0</w:t>
+        </w:r>
+      </w:hyperlink>
+      <w:r>
+        <w:rPr>
+          <w:rFonts w:ascii="Arial" w:cs="Arial" w:eastAsia="Arial" w:hAnsi="Arial"/>
+          <w:color w:val="666666"/>
+          <w:sz w:val="14"/>
+          <w:szCs w:val="14"/>
+        </w:rPr>
+        <w:t xml:space="preserve"> (</w:t>
+      </w:r>
+      <w:hyperlink w:history="1" r:id="rIdnhvqm5nulkotmlaxdpc1j">
+        <w:r>
+          <w:rPr>
+            <w:rFonts w:ascii="Arial" w:cs="Arial" w:eastAsia="Arial" w:hAnsi="Arial"/>
+            <w:color w:val="1F6B75"/>
+            <w:sz w:val="14"/>
+            <w:szCs w:val="14"/>
+            <w:u w:val="single" w:color="1F6B75"/>
+          </w:rPr>
+          <w:t xml:space="preserve">https://creativecommons.org/licenses/by-nc/4.0/</w:t>
+        </w:r>
+      </w:hyperlink>
+      <w:r>
+        <w:rPr>
+          <w:rFonts w:ascii="Arial" w:cs="Arial" w:eastAsia="Arial" w:hAnsi="Arial"/>
+          <w:color w:val="666666"/>
+          <w:sz w:val="14"/>
+          <w:szCs w:val="14"/>
+        </w:rPr>
+        <w:t xml:space="preserve">).</w:t>
+      </w:r>
+    </w:p>
     <w:p>
       <w:r>
         <w:br w:type="page"/>
@@ -23733,7 +24317,7 @@
             <w:pPr>
               <w:spacing w:after="20" w:before="0"/>
             </w:pPr>
-            <w:hyperlink w:history="1" r:id="rIdeqaaqncmh2_4kckrednhl">
+            <w:hyperlink w:history="1" r:id="rIdc1cw6f2x6fupv5-lzmbha">
               <w:r>
                 <w:rPr>
                   <w:rFonts w:ascii="Arial" w:cs="Arial" w:eastAsia="Arial" w:hAnsi="Arial"/>
@@ -23766,7 +24350,7 @@
               <w:spacing w:after="10" w:before="0"/>
               <w:ind w:left="120"/>
             </w:pPr>
-            <w:hyperlink w:history="1" r:id="rIdvmw7fsngukmvda9u7vnjk">
+            <w:hyperlink w:history="1" r:id="rIdjsocxkmkmm0dnr6t1bckk">
               <w:r>
                 <w:rPr>
                   <w:rFonts w:ascii="Arial" w:cs="Arial" w:eastAsia="Arial" w:hAnsi="Arial"/>
@@ -23811,7 +24395,7 @@
             <w:pPr>
               <w:spacing w:after="20" w:before="0"/>
             </w:pPr>
-            <w:hyperlink w:history="1" r:id="rIdkt-bvsgafuxfr-iyq41wt">
+            <w:hyperlink w:history="1" r:id="rId5qsfcmfcb2lian1oioqm7">
               <w:r>
                 <w:rPr>
                   <w:rFonts w:ascii="Arial" w:cs="Arial" w:eastAsia="Arial" w:hAnsi="Arial"/>
@@ -23844,7 +24428,7 @@
               <w:spacing w:after="10" w:before="0"/>
               <w:ind w:left="120"/>
             </w:pPr>
-            <w:hyperlink w:history="1" r:id="rIdear48bu5ah8ryzzujqgmf">
+            <w:hyperlink w:history="1" r:id="rIdh0pjcim_8fj4ovcsq9ibl">
               <w:r>
                 <w:rPr>
                   <w:rFonts w:ascii="Arial" w:cs="Arial" w:eastAsia="Arial" w:hAnsi="Arial"/>
@@ -24039,7 +24623,7 @@
             <w:pPr>
               <w:spacing w:after="20" w:before="0"/>
             </w:pPr>
-            <w:hyperlink w:history="1" r:id="rIdxcasw17jbtpom7gbvegug">
+            <w:hyperlink w:history="1" r:id="rIdnomtn4ugtauk7awpd5smp">
               <w:r>
                 <w:rPr>
                   <w:rFonts w:ascii="Arial" w:cs="Arial" w:eastAsia="Arial" w:hAnsi="Arial"/>
@@ -24072,7 +24656,7 @@
               <w:spacing w:after="10" w:before="0"/>
               <w:ind w:left="120"/>
             </w:pPr>
-            <w:hyperlink w:history="1" r:id="rIdqzzx3-sk-9-_rw-bgrlew">
+            <w:hyperlink w:history="1" r:id="rIdbqnafedccwenv8vicvaii">
               <w:r>
                 <w:rPr>
                   <w:rFonts w:ascii="Arial" w:cs="Arial" w:eastAsia="Arial" w:hAnsi="Arial"/>
@@ -24117,7 +24701,7 @@
             <w:pPr>
               <w:spacing w:after="20" w:before="0"/>
             </w:pPr>
-            <w:hyperlink w:history="1" r:id="rId4xr9sc7stdc3mg24jg5bn">
+            <w:hyperlink w:history="1" r:id="rIdesaatcdxbrtvjgm3au3pi">
               <w:r>
                 <w:rPr>
                   <w:rFonts w:ascii="Arial" w:cs="Arial" w:eastAsia="Arial" w:hAnsi="Arial"/>
@@ -24150,7 +24734,7 @@
               <w:spacing w:after="10" w:before="0"/>
               <w:ind w:left="120"/>
             </w:pPr>
-            <w:hyperlink w:history="1" r:id="rIdcpycaqkdsi7lzjv3edsqf">
+            <w:hyperlink w:history="1" r:id="rIddd8kagwhtdbo2qnzo8fhc">
               <w:r>
                 <w:rPr>
                   <w:rFonts w:ascii="Arial" w:cs="Arial" w:eastAsia="Arial" w:hAnsi="Arial"/>
@@ -24345,7 +24929,7 @@
             <w:pPr>
               <w:spacing w:after="20" w:before="0"/>
             </w:pPr>
-            <w:hyperlink w:history="1" r:id="rIdrxmmts_oozxdzs2b4rcjj">
+            <w:hyperlink w:history="1" r:id="rId76dpjgjggpw7-vzd-gva1">
               <w:r>
                 <w:rPr>
                   <w:rFonts w:ascii="Arial" w:cs="Arial" w:eastAsia="Arial" w:hAnsi="Arial"/>
@@ -24378,7 +24962,7 @@
               <w:spacing w:after="10" w:before="0"/>
               <w:ind w:left="120"/>
             </w:pPr>
-            <w:hyperlink w:history="1" r:id="rIdqcvtmhehfoqhvth2ufqtz">
+            <w:hyperlink w:history="1" r:id="rIdvliy756giuqgfocqd5a1l">
               <w:r>
                 <w:rPr>
                   <w:rFonts w:ascii="Arial" w:cs="Arial" w:eastAsia="Arial" w:hAnsi="Arial"/>
@@ -24423,7 +25007,7 @@
             <w:pPr>
               <w:spacing w:after="20" w:before="0"/>
             </w:pPr>
-            <w:hyperlink w:history="1" r:id="rIdsegdwi6sukqv--mfboxk-">
+            <w:hyperlink w:history="1" r:id="rIdi8zkr9gdx_t4_x_jkh-cc">
               <w:r>
                 <w:rPr>
                   <w:rFonts w:ascii="Arial" w:cs="Arial" w:eastAsia="Arial" w:hAnsi="Arial"/>
@@ -24456,7 +25040,7 @@
               <w:spacing w:after="10" w:before="0"/>
               <w:ind w:left="120"/>
             </w:pPr>
-            <w:hyperlink w:history="1" r:id="rIdbkoweky8wvqmh2bgvqenm">
+            <w:hyperlink w:history="1" r:id="rIdcgchldpynkyqjhtz5ez21">
               <w:r>
                 <w:rPr>
                   <w:rFonts w:ascii="Arial" w:cs="Arial" w:eastAsia="Arial" w:hAnsi="Arial"/>
@@ -24651,7 +25235,7 @@
             <w:pPr>
               <w:spacing w:after="20" w:before="0"/>
             </w:pPr>
-            <w:hyperlink w:history="1" r:id="rIdnr3jx_mhqgn3ulr4glwvr">
+            <w:hyperlink w:history="1" r:id="rIdiiqwtu-q7vc1ddznoow0f">
               <w:r>
                 <w:rPr>
                   <w:rFonts w:ascii="Arial" w:cs="Arial" w:eastAsia="Arial" w:hAnsi="Arial"/>
@@ -24684,7 +25268,7 @@
               <w:spacing w:after="10" w:before="0"/>
               <w:ind w:left="120"/>
             </w:pPr>
-            <w:hyperlink w:history="1" r:id="rId5aohkg19jyauda6pvrhdb">
+            <w:hyperlink w:history="1" r:id="rIdzzoqzxcogb4np9dli1zgu">
               <w:r>
                 <w:rPr>
                   <w:rFonts w:ascii="Arial" w:cs="Arial" w:eastAsia="Arial" w:hAnsi="Arial"/>
@@ -24729,7 +25313,7 @@
             <w:pPr>
               <w:spacing w:after="20" w:before="0"/>
             </w:pPr>
-            <w:hyperlink w:history="1" r:id="rIda0horebxkc0n8qanlj4sm">
+            <w:hyperlink w:history="1" r:id="rId7kkmocsnzaialwrm5gb5z">
               <w:r>
                 <w:rPr>
                   <w:rFonts w:ascii="Arial" w:cs="Arial" w:eastAsia="Arial" w:hAnsi="Arial"/>
@@ -24762,7 +25346,7 @@
               <w:spacing w:after="10" w:before="0"/>
               <w:ind w:left="120"/>
             </w:pPr>
-            <w:hyperlink w:history="1" r:id="rIdsqnsitpdcy7onchrsdf6v">
+            <w:hyperlink w:history="1" r:id="rIdfh2hrza3le8tbbppn80za">
               <w:r>
                 <w:rPr>
                   <w:rFonts w:ascii="Arial" w:cs="Arial" w:eastAsia="Arial" w:hAnsi="Arial"/>
@@ -24957,7 +25541,7 @@
             <w:pPr>
               <w:spacing w:after="20" w:before="0"/>
             </w:pPr>
-            <w:hyperlink w:history="1" r:id="rIdvvdzqibyg-c0sqc4mhumz">
+            <w:hyperlink w:history="1" r:id="rIdynttlf8ai_26hzlefmktg">
               <w:r>
                 <w:rPr>
                   <w:rFonts w:ascii="Arial" w:cs="Arial" w:eastAsia="Arial" w:hAnsi="Arial"/>
@@ -24990,7 +25574,7 @@
               <w:spacing w:after="10" w:before="0"/>
               <w:ind w:left="120"/>
             </w:pPr>
-            <w:hyperlink w:history="1" r:id="rIdc-jqwx1mghndczepbsa3l">
+            <w:hyperlink w:history="1" r:id="rIdghjay5ovwvfldgg8tuvb5">
               <w:r>
                 <w:rPr>
                   <w:rFonts w:ascii="Arial" w:cs="Arial" w:eastAsia="Arial" w:hAnsi="Arial"/>
@@ -25035,7 +25619,7 @@
             <w:pPr>
               <w:spacing w:after="20" w:before="0"/>
             </w:pPr>
-            <w:hyperlink w:history="1" r:id="rIdyymw6qssfanw1ytefyitj">
+            <w:hyperlink w:history="1" r:id="rIdixoufrgtxwu7qez8a2n9d">
               <w:r>
                 <w:rPr>
                   <w:rFonts w:ascii="Arial" w:cs="Arial" w:eastAsia="Arial" w:hAnsi="Arial"/>
@@ -25068,7 +25652,7 @@
               <w:spacing w:after="10" w:before="0"/>
               <w:ind w:left="120"/>
             </w:pPr>
-            <w:hyperlink w:history="1" r:id="rIdeebqqahk0mui-fng94ryp">
+            <w:hyperlink w:history="1" r:id="rId6gire87wxzs4duaj8yndy">
               <w:r>
                 <w:rPr>
                   <w:rFonts w:ascii="Arial" w:cs="Arial" w:eastAsia="Arial" w:hAnsi="Arial"/>
@@ -25564,6 +26148,65 @@
         </w:tc>
       </w:tr>
     </w:tbl>
+    <w:p>
+      <w:pPr>
+        <w:pBdr>
+          <w:top w:val="single" w:color="BBBBBB" w:sz="4" w:space="4"/>
+        </w:pBdr>
+        <w:spacing w:after="0" w:before="160"/>
+      </w:pPr>
+      <w:r>
+        <w:rPr>
+          <w:rFonts w:ascii="Arial" w:cs="Arial" w:eastAsia="Arial" w:hAnsi="Arial"/>
+          <w:color w:val="666666"/>
+          <w:sz w:val="14"/>
+          <w:szCs w:val="14"/>
+        </w:rPr>
+        <w:t xml:space="preserve">© 2026 SeaVuria and ARES. Aligned with KICD objectives. Developed by SeaVuria; technical implementation by ARES (with AI assistance from Claude). Licensed under </w:t>
+      </w:r>
+      <w:hyperlink w:history="1" r:id="rIdn6nydglvmeo1exlq0jkbw">
+        <w:r>
+          <w:rPr>
+            <w:rFonts w:ascii="Arial" w:cs="Arial" w:eastAsia="Arial" w:hAnsi="Arial"/>
+            <w:color w:val="1F6B75"/>
+            <w:sz w:val="14"/>
+            <w:szCs w:val="14"/>
+            <w:u w:val="single" w:color="1F6B75"/>
+          </w:rPr>
+          <w:t xml:space="preserve">CC BY-NC 4.0</w:t>
+        </w:r>
+      </w:hyperlink>
+      <w:r>
+        <w:rPr>
+          <w:rFonts w:ascii="Arial" w:cs="Arial" w:eastAsia="Arial" w:hAnsi="Arial"/>
+          <w:color w:val="666666"/>
+          <w:sz w:val="14"/>
+          <w:szCs w:val="14"/>
+        </w:rPr>
+        <w:t xml:space="preserve"> (</w:t>
+      </w:r>
+      <w:hyperlink w:history="1" r:id="rId3ngbjge6qg2u6i5vwfbgu">
+        <w:r>
+          <w:rPr>
+            <w:rFonts w:ascii="Arial" w:cs="Arial" w:eastAsia="Arial" w:hAnsi="Arial"/>
+            <w:color w:val="1F6B75"/>
+            <w:sz w:val="14"/>
+            <w:szCs w:val="14"/>
+            <w:u w:val="single" w:color="1F6B75"/>
+          </w:rPr>
+          <w:t xml:space="preserve">https://creativecommons.org/licenses/by-nc/4.0/</w:t>
+        </w:r>
+      </w:hyperlink>
+      <w:r>
+        <w:rPr>
+          <w:rFonts w:ascii="Arial" w:cs="Arial" w:eastAsia="Arial" w:hAnsi="Arial"/>
+          <w:color w:val="666666"/>
+          <w:sz w:val="14"/>
+          <w:szCs w:val="14"/>
+        </w:rPr>
+        <w:t xml:space="preserve">).</w:t>
+      </w:r>
+    </w:p>
     <w:p>
       <w:r>
         <w:br w:type="page"/>

--- a/data/outputs/v2/Core_Mathematics/SS2.5_Area_of_Polygons/Core_Mathematics_Area_of_Polygons_CBE_LessonSequence.docx
+++ b/data/outputs/v2/Core_Mathematics/SS2.5_Area_of_Polygons/Core_Mathematics_Area_of_Polygons_CBE_LessonSequence.docx
@@ -38,6 +38,2200 @@
           <w:szCs w:val="22"/>
         </w:rPr>
         <w:t xml:space="preserve">CBE Phenomenon-Driven Lesson Sequence — Sub-Strand 2.5 (8 Lessons)</w:t>
+      </w:r>
+    </w:p>
+    <w:p>
+      <w:pPr>
+        <w:spacing w:after="120"/>
+      </w:pPr>
+      <w:r>
+        <w:t xml:space="preserve"/>
+      </w:r>
+    </w:p>
+    <w:tbl>
+      <w:tblPr>
+        <w:tblW w:type="dxa" w:w="13680"/>
+        <w:tblBorders>
+          <w:top w:val="single" w:color="AAAAAA" w:sz="4"/>
+          <w:left w:val="single" w:color="AAAAAA" w:sz="4"/>
+          <w:bottom w:val="single" w:color="AAAAAA" w:sz="4"/>
+          <w:right w:val="single" w:color="AAAAAA" w:sz="4"/>
+          <w:insideH w:val="single" w:color="auto" w:sz="4"/>
+          <w:insideV w:val="single" w:color="auto" w:sz="4"/>
+        </w:tblBorders>
+        <w:tblLayout w:type="fixed"/>
+      </w:tblPr>
+      <w:tblGrid>
+        <w:gridCol w:w="3000"/>
+        <w:gridCol w:w="10680"/>
+      </w:tblGrid>
+      <w:tr>
+        <w:tc>
+          <w:tcPr>
+            <w:tcW w:type="dxa" w:w="13680"/>
+            <w:gridSpan w:val="2"/>
+            <w:shd w:fill="1F3864" w:color="auto" w:val="clear"/>
+            <w:tcMar>
+              <w:top w:type="dxa" w:w="60"/>
+              <w:left w:type="dxa" w:w="120"/>
+              <w:bottom w:type="dxa" w:w="60"/>
+              <w:right w:type="dxa" w:w="120"/>
+            </w:tcMar>
+            <w:vAlign w:val="top"/>
+          </w:tcPr>
+          <w:p>
+            <w:pPr>
+              <w:spacing w:after="40" w:before="0"/>
+              <w:jc w:val="center"/>
+            </w:pPr>
+            <w:r>
+              <w:rPr>
+                <w:rFonts w:ascii="Arial" w:cs="Arial" w:eastAsia="Arial" w:hAnsi="Arial"/>
+                <w:b/>
+                <w:bCs/>
+                <w:i w:val="false"/>
+                <w:iCs w:val="false"/>
+                <w:color w:val="FFFFFF"/>
+                <w:sz w:val="22"/>
+                <w:szCs w:val="22"/>
+              </w:rPr>
+              <w:t xml:space="preserve">SUB-STRAND OVERVIEW</w:t>
+            </w:r>
+          </w:p>
+        </w:tc>
+      </w:tr>
+      <w:tr>
+        <w:tc>
+          <w:tcPr>
+            <w:tcW w:type="dxa" w:w="3000"/>
+            <w:shd w:fill="D5E8F0" w:color="auto" w:val="clear"/>
+            <w:tcMar>
+              <w:top w:type="dxa" w:w="60"/>
+              <w:left w:type="dxa" w:w="120"/>
+              <w:bottom w:type="dxa" w:w="60"/>
+              <w:right w:type="dxa" w:w="120"/>
+            </w:tcMar>
+            <w:vAlign w:val="top"/>
+          </w:tcPr>
+          <w:p>
+            <w:pPr>
+              <w:spacing w:after="40" w:before="0"/>
+              <w:jc w:val="left"/>
+            </w:pPr>
+            <w:r>
+              <w:rPr>
+                <w:rFonts w:ascii="Arial" w:cs="Arial" w:eastAsia="Arial" w:hAnsi="Arial"/>
+                <w:b/>
+                <w:bCs/>
+                <w:i w:val="false"/>
+                <w:iCs w:val="false"/>
+                <w:color w:val="000000"/>
+                <w:sz w:val="18"/>
+                <w:szCs w:val="18"/>
+              </w:rPr>
+              <w:t xml:space="preserve">Grade Level</w:t>
+            </w:r>
+          </w:p>
+        </w:tc>
+        <w:tc>
+          <w:tcPr>
+            <w:tcW w:type="dxa" w:w="10680"/>
+            <w:shd w:fill="FFFFFF" w:color="auto" w:val="clear"/>
+            <w:tcMar>
+              <w:top w:type="dxa" w:w="60"/>
+              <w:left w:type="dxa" w:w="120"/>
+              <w:bottom w:type="dxa" w:w="60"/>
+              <w:right w:type="dxa" w:w="120"/>
+            </w:tcMar>
+            <w:vAlign w:val="top"/>
+          </w:tcPr>
+          <w:p>
+            <w:pPr>
+              <w:spacing w:after="40" w:before="0"/>
+              <w:jc w:val="left"/>
+            </w:pPr>
+            <w:r>
+              <w:rPr>
+                <w:rFonts w:ascii="Arial" w:cs="Arial" w:eastAsia="Arial" w:hAnsi="Arial"/>
+                <w:b w:val="false"/>
+                <w:bCs w:val="false"/>
+                <w:i w:val="false"/>
+                <w:iCs w:val="false"/>
+                <w:color w:val="000000"/>
+                <w:sz w:val="18"/>
+                <w:szCs w:val="18"/>
+              </w:rPr>
+              <w:t xml:space="preserve">10</w:t>
+            </w:r>
+          </w:p>
+        </w:tc>
+      </w:tr>
+      <w:tr>
+        <w:tc>
+          <w:tcPr>
+            <w:tcW w:type="dxa" w:w="3000"/>
+            <w:shd w:fill="D5E8F0" w:color="auto" w:val="clear"/>
+            <w:tcMar>
+              <w:top w:type="dxa" w:w="60"/>
+              <w:left w:type="dxa" w:w="120"/>
+              <w:bottom w:type="dxa" w:w="60"/>
+              <w:right w:type="dxa" w:w="120"/>
+            </w:tcMar>
+            <w:vAlign w:val="top"/>
+          </w:tcPr>
+          <w:p>
+            <w:pPr>
+              <w:spacing w:after="40" w:before="0"/>
+              <w:jc w:val="left"/>
+            </w:pPr>
+            <w:r>
+              <w:rPr>
+                <w:rFonts w:ascii="Arial" w:cs="Arial" w:eastAsia="Arial" w:hAnsi="Arial"/>
+                <w:b/>
+                <w:bCs/>
+                <w:i w:val="false"/>
+                <w:iCs w:val="false"/>
+                <w:color w:val="000000"/>
+                <w:sz w:val="18"/>
+                <w:szCs w:val="18"/>
+              </w:rPr>
+              <w:t xml:space="preserve">Subject</w:t>
+            </w:r>
+          </w:p>
+        </w:tc>
+        <w:tc>
+          <w:tcPr>
+            <w:tcW w:type="dxa" w:w="10680"/>
+            <w:shd w:fill="FFFFFF" w:color="auto" w:val="clear"/>
+            <w:tcMar>
+              <w:top w:type="dxa" w:w="60"/>
+              <w:left w:type="dxa" w:w="120"/>
+              <w:bottom w:type="dxa" w:w="60"/>
+              <w:right w:type="dxa" w:w="120"/>
+            </w:tcMar>
+            <w:vAlign w:val="top"/>
+          </w:tcPr>
+          <w:p>
+            <w:pPr>
+              <w:spacing w:after="40" w:before="0"/>
+              <w:jc w:val="left"/>
+            </w:pPr>
+            <w:r>
+              <w:rPr>
+                <w:rFonts w:ascii="Arial" w:cs="Arial" w:eastAsia="Arial" w:hAnsi="Arial"/>
+                <w:b w:val="false"/>
+                <w:bCs w:val="false"/>
+                <w:i w:val="false"/>
+                <w:iCs w:val="false"/>
+                <w:color w:val="000000"/>
+                <w:sz w:val="18"/>
+                <w:szCs w:val="18"/>
+              </w:rPr>
+              <w:t xml:space="preserve">Core Mathematics</w:t>
+            </w:r>
+          </w:p>
+        </w:tc>
+      </w:tr>
+      <w:tr>
+        <w:tc>
+          <w:tcPr>
+            <w:tcW w:type="dxa" w:w="3000"/>
+            <w:shd w:fill="D5E8F0" w:color="auto" w:val="clear"/>
+            <w:tcMar>
+              <w:top w:type="dxa" w:w="60"/>
+              <w:left w:type="dxa" w:w="120"/>
+              <w:bottom w:type="dxa" w:w="60"/>
+              <w:right w:type="dxa" w:w="120"/>
+            </w:tcMar>
+            <w:vAlign w:val="top"/>
+          </w:tcPr>
+          <w:p>
+            <w:pPr>
+              <w:spacing w:after="40" w:before="0"/>
+              <w:jc w:val="left"/>
+            </w:pPr>
+            <w:r>
+              <w:rPr>
+                <w:rFonts w:ascii="Arial" w:cs="Arial" w:eastAsia="Arial" w:hAnsi="Arial"/>
+                <w:b/>
+                <w:bCs/>
+                <w:i w:val="false"/>
+                <w:iCs w:val="false"/>
+                <w:color w:val="000000"/>
+                <w:sz w:val="18"/>
+                <w:szCs w:val="18"/>
+              </w:rPr>
+              <w:t xml:space="preserve">Strand</w:t>
+            </w:r>
+          </w:p>
+        </w:tc>
+        <w:tc>
+          <w:tcPr>
+            <w:tcW w:type="dxa" w:w="10680"/>
+            <w:shd w:fill="FFFFFF" w:color="auto" w:val="clear"/>
+            <w:tcMar>
+              <w:top w:type="dxa" w:w="60"/>
+              <w:left w:type="dxa" w:w="120"/>
+              <w:bottom w:type="dxa" w:w="60"/>
+              <w:right w:type="dxa" w:w="120"/>
+            </w:tcMar>
+            <w:vAlign w:val="top"/>
+          </w:tcPr>
+          <w:p>
+            <w:pPr>
+              <w:spacing w:after="40" w:before="0"/>
+              <w:jc w:val="left"/>
+            </w:pPr>
+            <w:r>
+              <w:rPr>
+                <w:rFonts w:ascii="Arial" w:cs="Arial" w:eastAsia="Arial" w:hAnsi="Arial"/>
+                <w:b w:val="false"/>
+                <w:bCs w:val="false"/>
+                <w:i w:val="false"/>
+                <w:iCs w:val="false"/>
+                <w:color w:val="000000"/>
+                <w:sz w:val="18"/>
+                <w:szCs w:val="18"/>
+              </w:rPr>
+              <w:t xml:space="preserve">Strand 2.0: Measurements and Geometry</w:t>
+            </w:r>
+          </w:p>
+        </w:tc>
+      </w:tr>
+      <w:tr>
+        <w:tc>
+          <w:tcPr>
+            <w:tcW w:type="dxa" w:w="3000"/>
+            <w:shd w:fill="D5E8F0" w:color="auto" w:val="clear"/>
+            <w:tcMar>
+              <w:top w:type="dxa" w:w="60"/>
+              <w:left w:type="dxa" w:w="120"/>
+              <w:bottom w:type="dxa" w:w="60"/>
+              <w:right w:type="dxa" w:w="120"/>
+            </w:tcMar>
+            <w:vAlign w:val="top"/>
+          </w:tcPr>
+          <w:p>
+            <w:pPr>
+              <w:spacing w:after="40" w:before="0"/>
+              <w:jc w:val="left"/>
+            </w:pPr>
+            <w:r>
+              <w:rPr>
+                <w:rFonts w:ascii="Arial" w:cs="Arial" w:eastAsia="Arial" w:hAnsi="Arial"/>
+                <w:b/>
+                <w:bCs/>
+                <w:i w:val="false"/>
+                <w:iCs w:val="false"/>
+                <w:color w:val="000000"/>
+                <w:sz w:val="18"/>
+                <w:szCs w:val="18"/>
+              </w:rPr>
+              <w:t xml:space="preserve">Sub-Strand</w:t>
+            </w:r>
+          </w:p>
+        </w:tc>
+        <w:tc>
+          <w:tcPr>
+            <w:tcW w:type="dxa" w:w="10680"/>
+            <w:shd w:fill="FFFFFF" w:color="auto" w:val="clear"/>
+            <w:tcMar>
+              <w:top w:type="dxa" w:w="60"/>
+              <w:left w:type="dxa" w:w="120"/>
+              <w:bottom w:type="dxa" w:w="60"/>
+              <w:right w:type="dxa" w:w="120"/>
+            </w:tcMar>
+            <w:vAlign w:val="top"/>
+          </w:tcPr>
+          <w:p>
+            <w:pPr>
+              <w:spacing w:after="40" w:before="0"/>
+              <w:jc w:val="left"/>
+            </w:pPr>
+            <w:r>
+              <w:rPr>
+                <w:rFonts w:ascii="Arial" w:cs="Arial" w:eastAsia="Arial" w:hAnsi="Arial"/>
+                <w:b w:val="false"/>
+                <w:bCs w:val="false"/>
+                <w:i w:val="false"/>
+                <w:iCs w:val="false"/>
+                <w:color w:val="000000"/>
+                <w:sz w:val="18"/>
+                <w:szCs w:val="18"/>
+              </w:rPr>
+              <w:t xml:space="preserve">Sub-Strand 2.5: Area of Polygons</w:t>
+            </w:r>
+          </w:p>
+        </w:tc>
+      </w:tr>
+      <w:tr>
+        <w:tc>
+          <w:tcPr>
+            <w:tcW w:type="dxa" w:w="3000"/>
+            <w:shd w:fill="D5E8F0" w:color="auto" w:val="clear"/>
+            <w:tcMar>
+              <w:top w:type="dxa" w:w="60"/>
+              <w:left w:type="dxa" w:w="120"/>
+              <w:bottom w:type="dxa" w:w="60"/>
+              <w:right w:type="dxa" w:w="120"/>
+            </w:tcMar>
+            <w:vAlign w:val="top"/>
+          </w:tcPr>
+          <w:p>
+            <w:pPr>
+              <w:spacing w:after="40" w:before="0"/>
+              <w:jc w:val="left"/>
+            </w:pPr>
+            <w:r>
+              <w:rPr>
+                <w:rFonts w:ascii="Arial" w:cs="Arial" w:eastAsia="Arial" w:hAnsi="Arial"/>
+                <w:b/>
+                <w:bCs/>
+                <w:i w:val="false"/>
+                <w:iCs w:val="false"/>
+                <w:color w:val="000000"/>
+                <w:sz w:val="18"/>
+                <w:szCs w:val="18"/>
+              </w:rPr>
+              <w:t xml:space="preserve">Total Duration</w:t>
+            </w:r>
+          </w:p>
+        </w:tc>
+        <w:tc>
+          <w:tcPr>
+            <w:tcW w:type="dxa" w:w="10680"/>
+            <w:shd w:fill="FFFFFF" w:color="auto" w:val="clear"/>
+            <w:tcMar>
+              <w:top w:type="dxa" w:w="60"/>
+              <w:left w:type="dxa" w:w="120"/>
+              <w:bottom w:type="dxa" w:w="60"/>
+              <w:right w:type="dxa" w:w="120"/>
+            </w:tcMar>
+            <w:vAlign w:val="top"/>
+          </w:tcPr>
+          <w:p>
+            <w:pPr>
+              <w:spacing w:after="40" w:before="0"/>
+              <w:jc w:val="left"/>
+            </w:pPr>
+            <w:r>
+              <w:rPr>
+                <w:rFonts w:ascii="Arial" w:cs="Arial" w:eastAsia="Arial" w:hAnsi="Arial"/>
+                <w:b w:val="false"/>
+                <w:bCs w:val="false"/>
+                <w:i w:val="false"/>
+                <w:iCs w:val="false"/>
+                <w:color w:val="000000"/>
+                <w:sz w:val="18"/>
+                <w:szCs w:val="18"/>
+              </w:rPr>
+              <w:t xml:space="preserve">8 lessons × 40 minutes = 320 minutes total</w:t>
+            </w:r>
+          </w:p>
+        </w:tc>
+      </w:tr>
+      <w:tr>
+        <w:tc>
+          <w:tcPr>
+            <w:tcW w:type="dxa" w:w="3000"/>
+            <w:shd w:fill="D5E8F0" w:color="auto" w:val="clear"/>
+            <w:tcMar>
+              <w:top w:type="dxa" w:w="60"/>
+              <w:left w:type="dxa" w:w="120"/>
+              <w:bottom w:type="dxa" w:w="60"/>
+              <w:right w:type="dxa" w:w="120"/>
+            </w:tcMar>
+            <w:vAlign w:val="top"/>
+          </w:tcPr>
+          <w:p>
+            <w:pPr>
+              <w:spacing w:after="40" w:before="0"/>
+              <w:jc w:val="left"/>
+            </w:pPr>
+            <w:r>
+              <w:rPr>
+                <w:rFonts w:ascii="Arial" w:cs="Arial" w:eastAsia="Arial" w:hAnsi="Arial"/>
+                <w:b/>
+                <w:bCs/>
+                <w:i w:val="false"/>
+                <w:iCs w:val="false"/>
+                <w:color w:val="000000"/>
+                <w:sz w:val="18"/>
+                <w:szCs w:val="18"/>
+              </w:rPr>
+              <w:t xml:space="preserve">Sub-Strand Content</w:t>
+            </w:r>
+          </w:p>
+        </w:tc>
+        <w:tc>
+          <w:tcPr>
+            <w:tcW w:type="dxa" w:w="10680"/>
+            <w:shd w:fill="FFFFFF" w:color="auto" w:val="clear"/>
+            <w:tcMar>
+              <w:top w:type="dxa" w:w="60"/>
+              <w:left w:type="dxa" w:w="120"/>
+              <w:bottom w:type="dxa" w:w="60"/>
+              <w:right w:type="dxa" w:w="120"/>
+            </w:tcMar>
+            <w:vAlign w:val="top"/>
+          </w:tcPr>
+          <w:p>
+            <w:pPr>
+              <w:spacing w:after="30" w:before="0"/>
+              <w:ind w:left="360" w:hanging="180"/>
+              <w:jc w:val="left"/>
+            </w:pPr>
+            <w:r>
+              <w:rPr>
+                <w:rFonts w:ascii="Arial" w:cs="Arial" w:eastAsia="Arial" w:hAnsi="Arial"/>
+                <w:b w:val="false"/>
+                <w:bCs w:val="false"/>
+                <w:i w:val="false"/>
+                <w:iCs w:val="false"/>
+                <w:color w:val="000000"/>
+                <w:sz w:val="18"/>
+                <w:szCs w:val="18"/>
+              </w:rPr>
+              <w:t xml:space="preserve">–  Area of triangles (including the formula ½ × base × height and trigonometric form ½ab sin C)</w:t>
+            </w:r>
+          </w:p>
+          <w:p>
+            <w:pPr>
+              <w:spacing w:after="30" w:before="0"/>
+              <w:ind w:left="360" w:hanging="180"/>
+              <w:jc w:val="left"/>
+            </w:pPr>
+            <w:r>
+              <w:rPr>
+                <w:rFonts w:ascii="Arial" w:cs="Arial" w:eastAsia="Arial" w:hAnsi="Arial"/>
+                <w:b w:val="false"/>
+                <w:bCs w:val="false"/>
+                <w:i w:val="false"/>
+                <w:iCs w:val="false"/>
+                <w:color w:val="000000"/>
+                <w:sz w:val="18"/>
+                <w:szCs w:val="18"/>
+              </w:rPr>
+              <w:t xml:space="preserve">–  Area of quadrilaterals: parallelograms, rhombuses, trapeziums and kites</w:t>
+            </w:r>
+          </w:p>
+          <w:p>
+            <w:pPr>
+              <w:spacing w:after="30" w:before="0"/>
+              <w:ind w:left="360" w:hanging="180"/>
+              <w:jc w:val="left"/>
+            </w:pPr>
+            <w:r>
+              <w:rPr>
+                <w:rFonts w:ascii="Arial" w:cs="Arial" w:eastAsia="Arial" w:hAnsi="Arial"/>
+                <w:b w:val="false"/>
+                <w:bCs w:val="false"/>
+                <w:i w:val="false"/>
+                <w:iCs w:val="false"/>
+                <w:color w:val="000000"/>
+                <w:sz w:val="18"/>
+                <w:szCs w:val="18"/>
+              </w:rPr>
+              <w:t xml:space="preserve">–  Area of heptagons (7-sided polygons) using decomposition into triangles</w:t>
+            </w:r>
+          </w:p>
+          <w:p>
+            <w:pPr>
+              <w:spacing w:after="30" w:before="0"/>
+              <w:ind w:left="360" w:hanging="180"/>
+              <w:jc w:val="left"/>
+            </w:pPr>
+            <w:r>
+              <w:rPr>
+                <w:rFonts w:ascii="Arial" w:cs="Arial" w:eastAsia="Arial" w:hAnsi="Arial"/>
+                <w:b w:val="false"/>
+                <w:bCs w:val="false"/>
+                <w:i w:val="false"/>
+                <w:iCs w:val="false"/>
+                <w:color w:val="000000"/>
+                <w:sz w:val="18"/>
+                <w:szCs w:val="18"/>
+              </w:rPr>
+              <w:t xml:space="preserve">–  Area of octagons (8-sided polygons) using decomposition and formula methods</w:t>
+            </w:r>
+          </w:p>
+          <w:p>
+            <w:pPr>
+              <w:spacing w:after="30" w:before="0"/>
+              <w:ind w:left="360" w:hanging="180"/>
+              <w:jc w:val="left"/>
+            </w:pPr>
+            <w:r>
+              <w:rPr>
+                <w:rFonts w:ascii="Arial" w:cs="Arial" w:eastAsia="Arial" w:hAnsi="Arial"/>
+                <w:b w:val="false"/>
+                <w:bCs w:val="false"/>
+                <w:i w:val="false"/>
+                <w:iCs w:val="false"/>
+                <w:color w:val="000000"/>
+                <w:sz w:val="18"/>
+                <w:szCs w:val="18"/>
+              </w:rPr>
+              <w:t xml:space="preserve">–  Area of general irregular polygons using the decomposition/triangulation method</w:t>
+            </w:r>
+          </w:p>
+          <w:p>
+            <w:pPr>
+              <w:spacing w:after="30" w:before="0"/>
+              <w:ind w:left="360" w:hanging="180"/>
+              <w:jc w:val="left"/>
+            </w:pPr>
+            <w:r>
+              <w:rPr>
+                <w:rFonts w:ascii="Arial" w:cs="Arial" w:eastAsia="Arial" w:hAnsi="Arial"/>
+                <w:b w:val="false"/>
+                <w:bCs w:val="false"/>
+                <w:i w:val="false"/>
+                <w:iCs w:val="false"/>
+                <w:color w:val="000000"/>
+                <w:sz w:val="18"/>
+                <w:szCs w:val="18"/>
+              </w:rPr>
+              <w:t xml:space="preserve">–  Area of composite/compound polygons (combinations of standard shapes)</w:t>
+            </w:r>
+          </w:p>
+          <w:p>
+            <w:pPr>
+              <w:spacing w:after="30" w:before="0"/>
+              <w:ind w:left="360" w:hanging="180"/>
+              <w:jc w:val="left"/>
+            </w:pPr>
+            <w:r>
+              <w:rPr>
+                <w:rFonts w:ascii="Arial" w:cs="Arial" w:eastAsia="Arial" w:hAnsi="Arial"/>
+                <w:b w:val="false"/>
+                <w:bCs w:val="false"/>
+                <w:i w:val="false"/>
+                <w:iCs w:val="false"/>
+                <w:color w:val="000000"/>
+                <w:sz w:val="18"/>
+                <w:szCs w:val="18"/>
+              </w:rPr>
+              <w:t xml:space="preserve">–  Application of area of polygons to real-life situations (land surveying, tiling, farming plots)</w:t>
+            </w:r>
+          </w:p>
+          <w:p>
+            <w:pPr>
+              <w:spacing w:after="30" w:before="0"/>
+              <w:ind w:left="360" w:hanging="180"/>
+              <w:jc w:val="left"/>
+            </w:pPr>
+            <w:r>
+              <w:rPr>
+                <w:rFonts w:ascii="Arial" w:cs="Arial" w:eastAsia="Arial" w:hAnsi="Arial"/>
+                <w:b w:val="false"/>
+                <w:bCs w:val="false"/>
+                <w:i w:val="false"/>
+                <w:iCs w:val="false"/>
+                <w:color w:val="000000"/>
+                <w:sz w:val="18"/>
+                <w:szCs w:val="18"/>
+              </w:rPr>
+              <w:t xml:space="preserve">–  Use of geometrical sets, rulers, calculators and triangular cut-outs to measure and verify areas</w:t>
+            </w:r>
+          </w:p>
+        </w:tc>
+      </w:tr>
+      <w:tr>
+        <w:tc>
+          <w:tcPr>
+            <w:tcW w:type="dxa" w:w="3000"/>
+            <w:shd w:fill="D5E8F0" w:color="auto" w:val="clear"/>
+            <w:tcMar>
+              <w:top w:type="dxa" w:w="60"/>
+              <w:left w:type="dxa" w:w="120"/>
+              <w:bottom w:type="dxa" w:w="60"/>
+              <w:right w:type="dxa" w:w="120"/>
+            </w:tcMar>
+            <w:vAlign w:val="top"/>
+          </w:tcPr>
+          <w:p>
+            <w:pPr>
+              <w:spacing w:after="40" w:before="0"/>
+              <w:jc w:val="left"/>
+            </w:pPr>
+            <w:r>
+              <w:rPr>
+                <w:rFonts w:ascii="Arial" w:cs="Arial" w:eastAsia="Arial" w:hAnsi="Arial"/>
+                <w:b/>
+                <w:bCs/>
+                <w:i w:val="false"/>
+                <w:iCs w:val="false"/>
+                <w:color w:val="000000"/>
+                <w:sz w:val="18"/>
+                <w:szCs w:val="18"/>
+              </w:rPr>
+              <w:t xml:space="preserve">Learning Outcomes</w:t>
+            </w:r>
+          </w:p>
+        </w:tc>
+        <w:tc>
+          <w:tcPr>
+            <w:tcW w:type="dxa" w:w="10680"/>
+            <w:shd w:fill="FFFFFF" w:color="auto" w:val="clear"/>
+            <w:tcMar>
+              <w:top w:type="dxa" w:w="60"/>
+              <w:left w:type="dxa" w:w="120"/>
+              <w:bottom w:type="dxa" w:w="60"/>
+              <w:right w:type="dxa" w:w="120"/>
+            </w:tcMar>
+            <w:vAlign w:val="top"/>
+          </w:tcPr>
+          <w:p>
+            <w:pPr>
+              <w:spacing w:after="40" w:before="0"/>
+              <w:jc w:val="left"/>
+            </w:pPr>
+            <w:r>
+              <w:rPr>
+                <w:rFonts w:ascii="Arial" w:cs="Arial" w:eastAsia="Arial" w:hAnsi="Arial"/>
+                <w:b w:val="false"/>
+                <w:bCs w:val="false"/>
+                <w:i w:val="false"/>
+                <w:iCs w:val="false"/>
+                <w:color w:val="000000"/>
+                <w:sz w:val="18"/>
+                <w:szCs w:val="18"/>
+              </w:rPr>
+              <w:t xml:space="preserve">By the end of the sub-strand, the learner should be able to:</w:t>
+            </w:r>
+          </w:p>
+          <w:p>
+            <w:pPr>
+              <w:spacing w:after="40" w:before="0"/>
+              <w:jc w:val="left"/>
+            </w:pPr>
+            <w:r>
+              <w:rPr>
+                <w:rFonts w:ascii="Arial" w:cs="Arial" w:eastAsia="Arial" w:hAnsi="Arial"/>
+                <w:b w:val="false"/>
+                <w:bCs w:val="false"/>
+                <w:i w:val="false"/>
+                <w:iCs w:val="false"/>
+                <w:color w:val="000000"/>
+                <w:sz w:val="18"/>
+                <w:szCs w:val="18"/>
+              </w:rPr>
+              <w:t xml:space="preserve">a) determine the area of triangles using appropriate formulae including the trigonometric form,</w:t>
+            </w:r>
+          </w:p>
+          <w:p>
+            <w:pPr>
+              <w:spacing w:after="40" w:before="0"/>
+              <w:jc w:val="left"/>
+            </w:pPr>
+            <w:r>
+              <w:rPr>
+                <w:rFonts w:ascii="Arial" w:cs="Arial" w:eastAsia="Arial" w:hAnsi="Arial"/>
+                <w:b w:val="false"/>
+                <w:bCs w:val="false"/>
+                <w:i w:val="false"/>
+                <w:iCs w:val="false"/>
+                <w:color w:val="000000"/>
+                <w:sz w:val="18"/>
+                <w:szCs w:val="18"/>
+              </w:rPr>
+              <w:t xml:space="preserve">b) determine the area of quadrilaterals including parallelograms, rhombuses, trapeziums and kites,</w:t>
+            </w:r>
+          </w:p>
+          <w:p>
+            <w:pPr>
+              <w:spacing w:after="40" w:before="0"/>
+              <w:jc w:val="left"/>
+            </w:pPr>
+            <w:r>
+              <w:rPr>
+                <w:rFonts w:ascii="Arial" w:cs="Arial" w:eastAsia="Arial" w:hAnsi="Arial"/>
+                <w:b w:val="false"/>
+                <w:bCs w:val="false"/>
+                <w:i w:val="false"/>
+                <w:iCs w:val="false"/>
+                <w:color w:val="000000"/>
+                <w:sz w:val="18"/>
+                <w:szCs w:val="18"/>
+              </w:rPr>
+              <w:t xml:space="preserve">c) determine the area of heptagons and octagons using decomposition into triangles and standard formulae,</w:t>
+            </w:r>
+          </w:p>
+          <w:p>
+            <w:pPr>
+              <w:spacing w:after="40" w:before="0"/>
+              <w:jc w:val="left"/>
+            </w:pPr>
+            <w:r>
+              <w:rPr>
+                <w:rFonts w:ascii="Arial" w:cs="Arial" w:eastAsia="Arial" w:hAnsi="Arial"/>
+                <w:b w:val="false"/>
+                <w:bCs w:val="false"/>
+                <w:i w:val="false"/>
+                <w:iCs w:val="false"/>
+                <w:color w:val="000000"/>
+                <w:sz w:val="18"/>
+                <w:szCs w:val="18"/>
+              </w:rPr>
+              <w:t xml:space="preserve">d) determine the area of irregular polygons using the triangulation/decomposition method,</w:t>
+            </w:r>
+          </w:p>
+          <w:p>
+            <w:pPr>
+              <w:spacing w:after="40" w:before="0"/>
+              <w:jc w:val="left"/>
+            </w:pPr>
+            <w:r>
+              <w:rPr>
+                <w:rFonts w:ascii="Arial" w:cs="Arial" w:eastAsia="Arial" w:hAnsi="Arial"/>
+                <w:b w:val="false"/>
+                <w:bCs w:val="false"/>
+                <w:i w:val="false"/>
+                <w:iCs w:val="false"/>
+                <w:color w:val="000000"/>
+                <w:sz w:val="18"/>
+                <w:szCs w:val="18"/>
+              </w:rPr>
+              <w:t xml:space="preserve">e) apply knowledge of area of polygons to real-life situations such as land measurement, tiling and farming,</w:t>
+            </w:r>
+          </w:p>
+          <w:p>
+            <w:pPr>
+              <w:spacing w:after="40" w:before="0"/>
+              <w:jc w:val="left"/>
+            </w:pPr>
+            <w:r>
+              <w:rPr>
+                <w:rFonts w:ascii="Arial" w:cs="Arial" w:eastAsia="Arial" w:hAnsi="Arial"/>
+                <w:b w:val="false"/>
+                <w:bCs w:val="false"/>
+                <w:i w:val="false"/>
+                <w:iCs w:val="false"/>
+                <w:color w:val="000000"/>
+                <w:sz w:val="18"/>
+                <w:szCs w:val="18"/>
+              </w:rPr>
+              <w:t xml:space="preserve">f) appreciate the use of area of polygons in solving real-life problems in the Kenyan context.</w:t>
+            </w:r>
+          </w:p>
+        </w:tc>
+      </w:tr>
+      <w:tr>
+        <w:tc>
+          <w:tcPr>
+            <w:tcW w:type="dxa" w:w="3000"/>
+            <w:shd w:fill="D5E8F0" w:color="auto" w:val="clear"/>
+            <w:tcMar>
+              <w:top w:type="dxa" w:w="60"/>
+              <w:left w:type="dxa" w:w="120"/>
+              <w:bottom w:type="dxa" w:w="60"/>
+              <w:right w:type="dxa" w:w="120"/>
+            </w:tcMar>
+            <w:vAlign w:val="top"/>
+          </w:tcPr>
+          <w:p>
+            <w:pPr>
+              <w:spacing w:after="40" w:before="0"/>
+              <w:jc w:val="left"/>
+            </w:pPr>
+            <w:r>
+              <w:rPr>
+                <w:rFonts w:ascii="Arial" w:cs="Arial" w:eastAsia="Arial" w:hAnsi="Arial"/>
+                <w:b/>
+                <w:bCs/>
+                <w:i w:val="false"/>
+                <w:iCs w:val="false"/>
+                <w:color w:val="000000"/>
+                <w:sz w:val="18"/>
+                <w:szCs w:val="18"/>
+              </w:rPr>
+              <w:t xml:space="preserve">Core Competencies</w:t>
+            </w:r>
+          </w:p>
+        </w:tc>
+        <w:tc>
+          <w:tcPr>
+            <w:tcW w:type="dxa" w:w="10680"/>
+            <w:shd w:fill="FFFFFF" w:color="auto" w:val="clear"/>
+            <w:tcMar>
+              <w:top w:type="dxa" w:w="60"/>
+              <w:left w:type="dxa" w:w="120"/>
+              <w:bottom w:type="dxa" w:w="60"/>
+              <w:right w:type="dxa" w:w="120"/>
+            </w:tcMar>
+            <w:vAlign w:val="top"/>
+          </w:tcPr>
+          <w:p>
+            <w:pPr>
+              <w:spacing w:after="30" w:before="0"/>
+              <w:ind w:left="360" w:hanging="180"/>
+              <w:jc w:val="left"/>
+            </w:pPr>
+            <w:r>
+              <w:rPr>
+                <w:rFonts w:ascii="Arial" w:cs="Arial" w:eastAsia="Arial" w:hAnsi="Arial"/>
+                <w:b w:val="false"/>
+                <w:bCs w:val="false"/>
+                <w:i w:val="false"/>
+                <w:iCs w:val="false"/>
+                <w:color w:val="000000"/>
+                <w:sz w:val="18"/>
+                <w:szCs w:val="18"/>
+              </w:rPr>
+              <w:t xml:space="preserve">–  Critical Thinking and Problem Solving: the learner decomposes complex irregular polygons into triangles and standard shapes to determine their areas, and applies these skills to real-life land and tiling problems in Kenyan contexts.</w:t>
+            </w:r>
+          </w:p>
+          <w:p>
+            <w:pPr>
+              <w:spacing w:after="30" w:before="0"/>
+              <w:ind w:left="360" w:hanging="180"/>
+              <w:jc w:val="left"/>
+            </w:pPr>
+            <w:r>
+              <w:rPr>
+                <w:rFonts w:ascii="Arial" w:cs="Arial" w:eastAsia="Arial" w:hAnsi="Arial"/>
+                <w:b w:val="false"/>
+                <w:bCs w:val="false"/>
+                <w:i w:val="false"/>
+                <w:iCs w:val="false"/>
+                <w:color w:val="000000"/>
+                <w:sz w:val="18"/>
+                <w:szCs w:val="18"/>
+              </w:rPr>
+              <w:t xml:space="preserve">–  Communication and Collaboration: the learner works in groups to measure, cut out and compare polygon shapes, discusses strategies for decomposing irregular polygons, and presents findings to peers.</w:t>
+            </w:r>
+          </w:p>
+          <w:p>
+            <w:pPr>
+              <w:spacing w:after="30" w:before="0"/>
+              <w:ind w:left="360" w:hanging="180"/>
+              <w:jc w:val="left"/>
+            </w:pPr>
+            <w:r>
+              <w:rPr>
+                <w:rFonts w:ascii="Arial" w:cs="Arial" w:eastAsia="Arial" w:hAnsi="Arial"/>
+                <w:b w:val="false"/>
+                <w:bCs w:val="false"/>
+                <w:i w:val="false"/>
+                <w:iCs w:val="false"/>
+                <w:color w:val="000000"/>
+                <w:sz w:val="18"/>
+                <w:szCs w:val="18"/>
+              </w:rPr>
+              <w:t xml:space="preserve">–  Creativity and Imagination: the learner devises multiple methods (decomposition, formula, trigonometric) for finding the area of the same polygon and selects the most efficient approach.</w:t>
+            </w:r>
+          </w:p>
+          <w:p>
+            <w:pPr>
+              <w:spacing w:after="30" w:before="0"/>
+              <w:ind w:left="360" w:hanging="180"/>
+              <w:jc w:val="left"/>
+            </w:pPr>
+            <w:r>
+              <w:rPr>
+                <w:rFonts w:ascii="Arial" w:cs="Arial" w:eastAsia="Arial" w:hAnsi="Arial"/>
+                <w:b w:val="false"/>
+                <w:bCs w:val="false"/>
+                <w:i w:val="false"/>
+                <w:iCs w:val="false"/>
+                <w:color w:val="000000"/>
+                <w:sz w:val="18"/>
+                <w:szCs w:val="18"/>
+              </w:rPr>
+              <w:t xml:space="preserve">–  Learning to Learn: the learner connects prior knowledge of triangles and quadrilaterals to build understanding of more complex polygons, and uses rulers, geometrical sets and calculators to verify results independently.</w:t>
+            </w:r>
+          </w:p>
+          <w:p>
+            <w:pPr>
+              <w:spacing w:after="30" w:before="0"/>
+              <w:ind w:left="360" w:hanging="180"/>
+              <w:jc w:val="left"/>
+            </w:pPr>
+            <w:r>
+              <w:rPr>
+                <w:rFonts w:ascii="Arial" w:cs="Arial" w:eastAsia="Arial" w:hAnsi="Arial"/>
+                <w:b w:val="false"/>
+                <w:bCs w:val="false"/>
+                <w:i w:val="false"/>
+                <w:iCs w:val="false"/>
+                <w:color w:val="000000"/>
+                <w:sz w:val="18"/>
+                <w:szCs w:val="18"/>
+              </w:rPr>
+              <w:t xml:space="preserve">–  Digital Literacy: the learner uses calculators and available digital devices to compute areas efficiently and to explore polygon area concepts through interactive tools.</w:t>
+            </w:r>
+          </w:p>
+        </w:tc>
+      </w:tr>
+      <w:tr>
+        <w:tc>
+          <w:tcPr>
+            <w:tcW w:type="dxa" w:w="3000"/>
+            <w:shd w:fill="E2EFDA" w:color="auto" w:val="clear"/>
+            <w:tcMar>
+              <w:top w:type="dxa" w:w="60"/>
+              <w:left w:type="dxa" w:w="120"/>
+              <w:bottom w:type="dxa" w:w="60"/>
+              <w:right w:type="dxa" w:w="120"/>
+            </w:tcMar>
+            <w:vAlign w:val="top"/>
+          </w:tcPr>
+          <w:p>
+            <w:pPr>
+              <w:spacing w:after="40" w:before="0"/>
+              <w:jc w:val="left"/>
+            </w:pPr>
+            <w:r>
+              <w:rPr>
+                <w:rFonts w:ascii="Arial" w:cs="Arial" w:eastAsia="Arial" w:hAnsi="Arial"/>
+                <w:b/>
+                <w:bCs/>
+                <w:i w:val="false"/>
+                <w:iCs w:val="false"/>
+                <w:color w:val="000000"/>
+                <w:sz w:val="18"/>
+                <w:szCs w:val="18"/>
+              </w:rPr>
+              <w:t xml:space="preserve">Core Values</w:t>
+            </w:r>
+          </w:p>
+        </w:tc>
+        <w:tc>
+          <w:tcPr>
+            <w:tcW w:type="dxa" w:w="10680"/>
+            <w:shd w:fill="FFFFFF" w:color="auto" w:val="clear"/>
+            <w:tcMar>
+              <w:top w:type="dxa" w:w="60"/>
+              <w:left w:type="dxa" w:w="120"/>
+              <w:bottom w:type="dxa" w:w="60"/>
+              <w:right w:type="dxa" w:w="120"/>
+            </w:tcMar>
+            <w:vAlign w:val="top"/>
+          </w:tcPr>
+          <w:p>
+            <w:pPr>
+              <w:spacing w:after="30" w:before="0"/>
+              <w:ind w:left="360" w:hanging="180"/>
+              <w:jc w:val="left"/>
+            </w:pPr>
+            <w:r>
+              <w:rPr>
+                <w:rFonts w:ascii="Arial" w:cs="Arial" w:eastAsia="Arial" w:hAnsi="Arial"/>
+                <w:b w:val="false"/>
+                <w:bCs w:val="false"/>
+                <w:i w:val="false"/>
+                <w:iCs w:val="false"/>
+                <w:color w:val="000000"/>
+                <w:sz w:val="18"/>
+                <w:szCs w:val="18"/>
+              </w:rPr>
+              <w:t xml:space="preserve">–  Responsibility: the learner carefully handles geometrical sets, rulers and triangular cut-outs, and takes care of shared learning resources used to construct and measure polygons.</w:t>
+            </w:r>
+          </w:p>
+          <w:p>
+            <w:pPr>
+              <w:spacing w:after="30" w:before="0"/>
+              <w:ind w:left="360" w:hanging="180"/>
+              <w:jc w:val="left"/>
+            </w:pPr>
+            <w:r>
+              <w:rPr>
+                <w:rFonts w:ascii="Arial" w:cs="Arial" w:eastAsia="Arial" w:hAnsi="Arial"/>
+                <w:b w:val="false"/>
+                <w:bCs w:val="false"/>
+                <w:i w:val="false"/>
+                <w:iCs w:val="false"/>
+                <w:color w:val="000000"/>
+                <w:sz w:val="18"/>
+                <w:szCs w:val="18"/>
+              </w:rPr>
+              <w:t xml:space="preserve">–  Integrity: the learner takes accurate measurements and records honest calculations when determining areas of polygons, ensuring results are not fabricated or rounded carelessly.</w:t>
+            </w:r>
+          </w:p>
+          <w:p>
+            <w:pPr>
+              <w:spacing w:after="30" w:before="0"/>
+              <w:ind w:left="360" w:hanging="180"/>
+              <w:jc w:val="left"/>
+            </w:pPr>
+            <w:r>
+              <w:rPr>
+                <w:rFonts w:ascii="Arial" w:cs="Arial" w:eastAsia="Arial" w:hAnsi="Arial"/>
+                <w:b w:val="false"/>
+                <w:bCs w:val="false"/>
+                <w:i w:val="false"/>
+                <w:iCs w:val="false"/>
+                <w:color w:val="000000"/>
+                <w:sz w:val="18"/>
+                <w:szCs w:val="18"/>
+              </w:rPr>
+              <w:t xml:space="preserve">–  Respect: the learner appreciates the contributions of every group member during collaborative polygon-decomposition activities and listens to different problem-solving strategies shared by peers.</w:t>
+            </w:r>
+          </w:p>
+          <w:p>
+            <w:pPr>
+              <w:spacing w:after="30" w:before="0"/>
+              <w:ind w:left="360" w:hanging="180"/>
+              <w:jc w:val="left"/>
+            </w:pPr>
+            <w:r>
+              <w:rPr>
+                <w:rFonts w:ascii="Arial" w:cs="Arial" w:eastAsia="Arial" w:hAnsi="Arial"/>
+                <w:b w:val="false"/>
+                <w:bCs w:val="false"/>
+                <w:i w:val="false"/>
+                <w:iCs w:val="false"/>
+                <w:color w:val="000000"/>
+                <w:sz w:val="18"/>
+                <w:szCs w:val="18"/>
+              </w:rPr>
+              <w:t xml:space="preserve">–  Unity: the learner works cooperatively in groups to measure and compute areas of polygons representing community spaces such as school plots and farm fields, valuing collective effort.</w:t>
+            </w:r>
+          </w:p>
+        </w:tc>
+      </w:tr>
+      <w:tr>
+        <w:tc>
+          <w:tcPr>
+            <w:tcW w:type="dxa" w:w="3000"/>
+            <w:shd w:fill="D5E8F0" w:color="auto" w:val="clear"/>
+            <w:tcMar>
+              <w:top w:type="dxa" w:w="60"/>
+              <w:left w:type="dxa" w:w="120"/>
+              <w:bottom w:type="dxa" w:w="60"/>
+              <w:right w:type="dxa" w:w="120"/>
+            </w:tcMar>
+            <w:vAlign w:val="top"/>
+          </w:tcPr>
+          <w:p>
+            <w:pPr>
+              <w:spacing w:after="40" w:before="0"/>
+              <w:jc w:val="left"/>
+            </w:pPr>
+            <w:r>
+              <w:rPr>
+                <w:rFonts w:ascii="Arial" w:cs="Arial" w:eastAsia="Arial" w:hAnsi="Arial"/>
+                <w:b/>
+                <w:bCs/>
+                <w:i w:val="false"/>
+                <w:iCs w:val="false"/>
+                <w:color w:val="000000"/>
+                <w:sz w:val="18"/>
+                <w:szCs w:val="18"/>
+              </w:rPr>
+              <w:t xml:space="preserve">Science &amp; Engineering Practices</w:t>
+            </w:r>
+          </w:p>
+        </w:tc>
+        <w:tc>
+          <w:tcPr>
+            <w:tcW w:type="dxa" w:w="10680"/>
+            <w:shd w:fill="FFFFFF" w:color="auto" w:val="clear"/>
+            <w:tcMar>
+              <w:top w:type="dxa" w:w="60"/>
+              <w:left w:type="dxa" w:w="120"/>
+              <w:bottom w:type="dxa" w:w="60"/>
+              <w:right w:type="dxa" w:w="120"/>
+            </w:tcMar>
+            <w:vAlign w:val="top"/>
+          </w:tcPr>
+          <w:p>
+            <w:pPr>
+              <w:spacing w:after="30" w:before="0"/>
+              <w:ind w:left="360" w:hanging="180"/>
+              <w:jc w:val="left"/>
+            </w:pPr>
+            <w:r>
+              <w:rPr>
+                <w:rFonts w:ascii="Arial" w:cs="Arial" w:eastAsia="Arial" w:hAnsi="Arial"/>
+                <w:b w:val="false"/>
+                <w:bCs w:val="false"/>
+                <w:i w:val="false"/>
+                <w:iCs w:val="false"/>
+                <w:color w:val="000000"/>
+                <w:sz w:val="18"/>
+                <w:szCs w:val="18"/>
+              </w:rPr>
+              <w:t xml:space="preserve">–  Using Mathematics and Computational Thinking: the learner selects and applies appropriate area formulae (including trigonometric form) and uses systematic decomposition to compute areas of complex polygons, connecting mathematical reasoning to real-world measurement problems.</w:t>
+            </w:r>
+          </w:p>
+          <w:p>
+            <w:pPr>
+              <w:spacing w:after="30" w:before="0"/>
+              <w:ind w:left="360" w:hanging="180"/>
+              <w:jc w:val="left"/>
+            </w:pPr>
+            <w:r>
+              <w:rPr>
+                <w:rFonts w:ascii="Arial" w:cs="Arial" w:eastAsia="Arial" w:hAnsi="Arial"/>
+                <w:b w:val="false"/>
+                <w:bCs w:val="false"/>
+                <w:i w:val="false"/>
+                <w:iCs w:val="false"/>
+                <w:color w:val="000000"/>
+                <w:sz w:val="18"/>
+                <w:szCs w:val="18"/>
+              </w:rPr>
+              <w:t xml:space="preserve">–  Analysing and Interpreting Data: the learner measures polygon dimensions, records data in organised tables, computes areas using multiple methods, and compares results to check for consistency and accuracy.</w:t>
+            </w:r>
+          </w:p>
+          <w:p>
+            <w:pPr>
+              <w:spacing w:after="30" w:before="0"/>
+              <w:ind w:left="360" w:hanging="180"/>
+              <w:jc w:val="left"/>
+            </w:pPr>
+            <w:r>
+              <w:rPr>
+                <w:rFonts w:ascii="Arial" w:cs="Arial" w:eastAsia="Arial" w:hAnsi="Arial"/>
+                <w:b w:val="false"/>
+                <w:bCs w:val="false"/>
+                <w:i w:val="false"/>
+                <w:iCs w:val="false"/>
+                <w:color w:val="000000"/>
+                <w:sz w:val="18"/>
+                <w:szCs w:val="18"/>
+              </w:rPr>
+              <w:t xml:space="preserve">–  Constructing Explanations: the learner explains why a polygon can be decomposed into non-overlapping triangles and justifies which formula is most efficient for a given polygon type, communicating reasoning clearly to peers.</w:t>
+            </w:r>
+          </w:p>
+          <w:p>
+            <w:pPr>
+              <w:spacing w:after="30" w:before="0"/>
+              <w:ind w:left="360" w:hanging="180"/>
+              <w:jc w:val="left"/>
+            </w:pPr>
+            <w:r>
+              <w:rPr>
+                <w:rFonts w:ascii="Arial" w:cs="Arial" w:eastAsia="Arial" w:hAnsi="Arial"/>
+                <w:b w:val="false"/>
+                <w:bCs w:val="false"/>
+                <w:i w:val="false"/>
+                <w:iCs w:val="false"/>
+                <w:color w:val="000000"/>
+                <w:sz w:val="18"/>
+                <w:szCs w:val="18"/>
+              </w:rPr>
+              <w:t xml:space="preserve">–  Asking Questions and Defining Problems: the learner poses and investigates questions such as "How can I find the area of an irregular shamba boundary?" and defines the mathematical problem before selecting a solution strategy.</w:t>
+            </w:r>
+          </w:p>
+        </w:tc>
+      </w:tr>
+      <w:tr>
+        <w:tc>
+          <w:tcPr>
+            <w:tcW w:type="dxa" w:w="3000"/>
+            <w:shd w:fill="FCE4D6" w:color="auto" w:val="clear"/>
+            <w:tcMar>
+              <w:top w:type="dxa" w:w="60"/>
+              <w:left w:type="dxa" w:w="120"/>
+              <w:bottom w:type="dxa" w:w="60"/>
+              <w:right w:type="dxa" w:w="120"/>
+            </w:tcMar>
+            <w:vAlign w:val="top"/>
+          </w:tcPr>
+          <w:p>
+            <w:pPr>
+              <w:spacing w:after="40" w:before="0"/>
+              <w:jc w:val="left"/>
+            </w:pPr>
+            <w:r>
+              <w:rPr>
+                <w:rFonts w:ascii="Arial" w:cs="Arial" w:eastAsia="Arial" w:hAnsi="Arial"/>
+                <w:b/>
+                <w:bCs/>
+                <w:i w:val="false"/>
+                <w:iCs w:val="false"/>
+                <w:color w:val="000000"/>
+                <w:sz w:val="18"/>
+                <w:szCs w:val="18"/>
+              </w:rPr>
+              <w:t xml:space="preserve">Pertinent &amp; Contemporary Issues (PCIs)</w:t>
+            </w:r>
+          </w:p>
+        </w:tc>
+        <w:tc>
+          <w:tcPr>
+            <w:tcW w:type="dxa" w:w="10680"/>
+            <w:shd w:fill="FFFFFF" w:color="auto" w:val="clear"/>
+            <w:tcMar>
+              <w:top w:type="dxa" w:w="60"/>
+              <w:left w:type="dxa" w:w="120"/>
+              <w:bottom w:type="dxa" w:w="60"/>
+              <w:right w:type="dxa" w:w="120"/>
+            </w:tcMar>
+            <w:vAlign w:val="top"/>
+          </w:tcPr>
+          <w:p>
+            <w:pPr>
+              <w:spacing w:after="30" w:before="0"/>
+              <w:ind w:left="360" w:hanging="180"/>
+              <w:jc w:val="left"/>
+            </w:pPr>
+            <w:r>
+              <w:rPr>
+                <w:rFonts w:ascii="Arial" w:cs="Arial" w:eastAsia="Arial" w:hAnsi="Arial"/>
+                <w:b w:val="false"/>
+                <w:bCs w:val="false"/>
+                <w:i w:val="false"/>
+                <w:iCs w:val="false"/>
+                <w:color w:val="000000"/>
+                <w:sz w:val="18"/>
+                <w:szCs w:val="18"/>
+              </w:rPr>
+              <w:t xml:space="preserve">–  Education for Sustainable Development (Environmental Education): the learner applies area of polygons to calculate the size of farm plots (shamba), forest clearings and community gardens in the local environment, promoting responsible land use and stewardship.</w:t>
+            </w:r>
+          </w:p>
+          <w:p>
+            <w:pPr>
+              <w:spacing w:after="30" w:before="0"/>
+              <w:ind w:left="360" w:hanging="180"/>
+              <w:jc w:val="left"/>
+            </w:pPr>
+            <w:r>
+              <w:rPr>
+                <w:rFonts w:ascii="Arial" w:cs="Arial" w:eastAsia="Arial" w:hAnsi="Arial"/>
+                <w:b w:val="false"/>
+                <w:bCs w:val="false"/>
+                <w:i w:val="false"/>
+                <w:iCs w:val="false"/>
+                <w:color w:val="000000"/>
+                <w:sz w:val="18"/>
+                <w:szCs w:val="18"/>
+              </w:rPr>
+              <w:t xml:space="preserve">–  Social Cohesion: the learner works in mixed-ability groups to measure and compute areas of polygons representing shared community spaces, building teamwork and mutual respect across diverse backgrounds.</w:t>
+            </w:r>
+          </w:p>
+          <w:p>
+            <w:pPr>
+              <w:spacing w:after="30" w:before="0"/>
+              <w:ind w:left="360" w:hanging="180"/>
+              <w:jc w:val="left"/>
+            </w:pPr>
+            <w:r>
+              <w:rPr>
+                <w:rFonts w:ascii="Arial" w:cs="Arial" w:eastAsia="Arial" w:hAnsi="Arial"/>
+                <w:b w:val="false"/>
+                <w:bCs w:val="false"/>
+                <w:i w:val="false"/>
+                <w:iCs w:val="false"/>
+                <w:color w:val="000000"/>
+                <w:sz w:val="18"/>
+                <w:szCs w:val="18"/>
+              </w:rPr>
+              <w:t xml:space="preserve">–  Financial Literacy: the learner applies area calculations to real-life scenarios such as estimating the cost of tiling a floor in a Nairobi house or fencing a polygonal farm plot in the Rift Valley, connecting mathematics to economic decision-making.</w:t>
+            </w:r>
+          </w:p>
+          <w:p>
+            <w:pPr>
+              <w:spacing w:after="30" w:before="0"/>
+              <w:ind w:left="360" w:hanging="180"/>
+              <w:jc w:val="left"/>
+            </w:pPr>
+            <w:r>
+              <w:rPr>
+                <w:rFonts w:ascii="Arial" w:cs="Arial" w:eastAsia="Arial" w:hAnsi="Arial"/>
+                <w:b w:val="false"/>
+                <w:bCs w:val="false"/>
+                <w:i w:val="false"/>
+                <w:iCs w:val="false"/>
+                <w:color w:val="000000"/>
+                <w:sz w:val="18"/>
+                <w:szCs w:val="18"/>
+              </w:rPr>
+              <w:t xml:space="preserve">–  Life Skills (Problem Solving and Decision Making): the learner uses polygon area skills to make informed decisions about land allocation, construction planning and resource estimation in everyday Kenyan contexts.</w:t>
+            </w:r>
+          </w:p>
+        </w:tc>
+      </w:tr>
+      <w:tr>
+        <w:tc>
+          <w:tcPr>
+            <w:tcW w:type="dxa" w:w="3000"/>
+            <w:shd w:fill="D9EEF1" w:color="auto" w:val="clear"/>
+            <w:tcMar>
+              <w:top w:type="dxa" w:w="60"/>
+              <w:left w:type="dxa" w:w="120"/>
+              <w:bottom w:type="dxa" w:w="60"/>
+              <w:right w:type="dxa" w:w="120"/>
+            </w:tcMar>
+            <w:vAlign w:val="top"/>
+          </w:tcPr>
+          <w:p>
+            <w:pPr>
+              <w:spacing w:after="40" w:before="0"/>
+              <w:jc w:val="left"/>
+            </w:pPr>
+            <w:r>
+              <w:rPr>
+                <w:rFonts w:ascii="Arial" w:cs="Arial" w:eastAsia="Arial" w:hAnsi="Arial"/>
+                <w:b/>
+                <w:bCs/>
+                <w:i w:val="false"/>
+                <w:iCs w:val="false"/>
+                <w:color w:val="000000"/>
+                <w:sz w:val="18"/>
+                <w:szCs w:val="18"/>
+              </w:rPr>
+              <w:t xml:space="preserve">Career Connections</w:t>
+            </w:r>
+          </w:p>
+        </w:tc>
+        <w:tc>
+          <w:tcPr>
+            <w:tcW w:type="dxa" w:w="10680"/>
+            <w:shd w:fill="FFFFFF" w:color="auto" w:val="clear"/>
+            <w:tcMar>
+              <w:top w:type="dxa" w:w="60"/>
+              <w:left w:type="dxa" w:w="120"/>
+              <w:bottom w:type="dxa" w:w="60"/>
+              <w:right w:type="dxa" w:w="120"/>
+            </w:tcMar>
+            <w:vAlign w:val="top"/>
+          </w:tcPr>
+          <w:p>
+            <w:pPr>
+              <w:spacing w:after="30" w:before="0"/>
+              <w:ind w:left="360" w:hanging="180"/>
+              <w:jc w:val="left"/>
+            </w:pPr>
+            <w:r>
+              <w:rPr>
+                <w:rFonts w:ascii="Arial" w:cs="Arial" w:eastAsia="Arial" w:hAnsi="Arial"/>
+                <w:b w:val="false"/>
+                <w:bCs w:val="false"/>
+                <w:i w:val="false"/>
+                <w:iCs w:val="false"/>
+                <w:color w:val="000000"/>
+                <w:sz w:val="18"/>
+                <w:szCs w:val="18"/>
+              </w:rPr>
+              <w:t xml:space="preserve">–  Land Surveying and Cartography: surveyors in Kenya use polygon area calculations (including irregular boundary plots) when demarcating land in counties such as Nakuru, Kisumu and the Rift Valley; this sub-strand builds the foundational measurement skills required.</w:t>
+            </w:r>
+          </w:p>
+          <w:p>
+            <w:pPr>
+              <w:spacing w:after="30" w:before="0"/>
+              <w:ind w:left="360" w:hanging="180"/>
+              <w:jc w:val="left"/>
+            </w:pPr>
+            <w:r>
+              <w:rPr>
+                <w:rFonts w:ascii="Arial" w:cs="Arial" w:eastAsia="Arial" w:hAnsi="Arial"/>
+                <w:b w:val="false"/>
+                <w:bCs w:val="false"/>
+                <w:i w:val="false"/>
+                <w:iCs w:val="false"/>
+                <w:color w:val="000000"/>
+                <w:sz w:val="18"/>
+                <w:szCs w:val="18"/>
+              </w:rPr>
+              <w:t xml:space="preserve">–  Architecture and Construction: architects and builders apply area of polygons when designing floor plans, tiling patterns and roof structures for homes and public buildings across Kenya.</w:t>
+            </w:r>
+          </w:p>
+          <w:p>
+            <w:pPr>
+              <w:spacing w:after="30" w:before="0"/>
+              <w:ind w:left="360" w:hanging="180"/>
+              <w:jc w:val="left"/>
+            </w:pPr>
+            <w:r>
+              <w:rPr>
+                <w:rFonts w:ascii="Arial" w:cs="Arial" w:eastAsia="Arial" w:hAnsi="Arial"/>
+                <w:b w:val="false"/>
+                <w:bCs w:val="false"/>
+                <w:i w:val="false"/>
+                <w:iCs w:val="false"/>
+                <w:color w:val="000000"/>
+                <w:sz w:val="18"/>
+                <w:szCs w:val="18"/>
+              </w:rPr>
+              <w:t xml:space="preserve">–  Agriculture and Farm Management: Kenyan farmers and agricultural extension officers calculate the area of irregularly shaped shamba plots to plan planting, estimate yields of crops like maize and beans, and apply fertiliser accurately.</w:t>
+            </w:r>
+          </w:p>
+          <w:p>
+            <w:pPr>
+              <w:spacing w:after="30" w:before="0"/>
+              <w:ind w:left="360" w:hanging="180"/>
+              <w:jc w:val="left"/>
+            </w:pPr>
+            <w:r>
+              <w:rPr>
+                <w:rFonts w:ascii="Arial" w:cs="Arial" w:eastAsia="Arial" w:hAnsi="Arial"/>
+                <w:b w:val="false"/>
+                <w:bCs w:val="false"/>
+                <w:i w:val="false"/>
+                <w:iCs w:val="false"/>
+                <w:color w:val="000000"/>
+                <w:sz w:val="18"/>
+                <w:szCs w:val="18"/>
+              </w:rPr>
+              <w:t xml:space="preserve">–  Graphic Design and Art: designers use polygon area concepts when creating patterns, logos and decorative tile layouts, skills relevant to Kenya's growing creative economy.</w:t>
+            </w:r>
+          </w:p>
+          <w:p>
+            <w:pPr>
+              <w:spacing w:after="30" w:before="0"/>
+              <w:ind w:left="360" w:hanging="180"/>
+              <w:jc w:val="left"/>
+            </w:pPr>
+            <w:r>
+              <w:rPr>
+                <w:rFonts w:ascii="Arial" w:cs="Arial" w:eastAsia="Arial" w:hAnsi="Arial"/>
+                <w:b w:val="false"/>
+                <w:bCs w:val="false"/>
+                <w:i w:val="false"/>
+                <w:iCs w:val="false"/>
+                <w:color w:val="000000"/>
+                <w:sz w:val="18"/>
+                <w:szCs w:val="18"/>
+              </w:rPr>
+              <w:t xml:space="preserve">–  Urban Planning and Civil Engineering: planners working on road networks, parks and estates in cities like Nairobi and Mombasa use polygon area methods to allocate land and estimate material quantities.</w:t>
+            </w:r>
+          </w:p>
+        </w:tc>
+      </w:tr>
+      <w:tr>
+        <w:tc>
+          <w:tcPr>
+            <w:tcW w:type="dxa" w:w="3000"/>
+            <w:shd w:fill="D5E8F0" w:color="auto" w:val="clear"/>
+            <w:tcMar>
+              <w:top w:type="dxa" w:w="60"/>
+              <w:left w:type="dxa" w:w="120"/>
+              <w:bottom w:type="dxa" w:w="60"/>
+              <w:right w:type="dxa" w:w="120"/>
+            </w:tcMar>
+            <w:vAlign w:val="top"/>
+          </w:tcPr>
+          <w:p>
+            <w:pPr>
+              <w:spacing w:after="40" w:before="0"/>
+              <w:jc w:val="left"/>
+            </w:pPr>
+            <w:r>
+              <w:rPr>
+                <w:rFonts w:ascii="Arial" w:cs="Arial" w:eastAsia="Arial" w:hAnsi="Arial"/>
+                <w:b/>
+                <w:bCs/>
+                <w:i w:val="false"/>
+                <w:iCs w:val="false"/>
+                <w:color w:val="000000"/>
+                <w:sz w:val="18"/>
+                <w:szCs w:val="18"/>
+              </w:rPr>
+              <w:t xml:space="preserve">Focus for Lessons</w:t>
+            </w:r>
+          </w:p>
+        </w:tc>
+        <w:tc>
+          <w:tcPr>
+            <w:tcW w:type="dxa" w:w="10680"/>
+            <w:shd w:fill="FFFFFF" w:color="auto" w:val="clear"/>
+            <w:tcMar>
+              <w:top w:type="dxa" w:w="60"/>
+              <w:left w:type="dxa" w:w="120"/>
+              <w:bottom w:type="dxa" w:w="60"/>
+              <w:right w:type="dxa" w:w="120"/>
+            </w:tcMar>
+            <w:vAlign w:val="top"/>
+          </w:tcPr>
+          <w:p>
+            <w:pPr>
+              <w:spacing w:after="40" w:before="0"/>
+              <w:jc w:val="left"/>
+            </w:pPr>
+            <w:r>
+              <w:rPr>
+                <w:rFonts w:ascii="Arial" w:cs="Arial" w:eastAsia="Arial" w:hAnsi="Arial"/>
+                <w:b w:val="false"/>
+                <w:bCs w:val="false"/>
+                <w:i w:val="false"/>
+                <w:iCs w:val="false"/>
+                <w:color w:val="000000"/>
+                <w:sz w:val="18"/>
+                <w:szCs w:val="18"/>
+              </w:rPr>
+              <w:t xml:space="preserve">This unit develops learners' ability to calculate the area of a wide range of polygons — from triangles and standard quadrilaterals through to heptagons, octagons and irregular polygons — using decomposition, formula and trigonometric methods. Anchored in the Kenyan context of land measurement, tiling and urban design, learners move from familiar shapes toward increasingly complex polygonal boundaries, always connecting abstract formulae to tangible real-life situations such as measuring a shamba plot or designing a paving pattern. The pedagogical approach emphasises hands-on measurement with geometrical sets and cut-outs, collaborative group problem solving, and progressive model building in which each lesson's learning adds a new polygon type to a growing "area toolkit" that learners apply to an authentic culminating task.</w:t>
+            </w:r>
+          </w:p>
+        </w:tc>
+      </w:tr>
+      <w:tr>
+        <w:tc>
+          <w:tcPr>
+            <w:tcW w:type="dxa" w:w="3000"/>
+            <w:shd w:fill="EAD1F5" w:color="auto" w:val="clear"/>
+            <w:tcMar>
+              <w:top w:type="dxa" w:w="60"/>
+              <w:left w:type="dxa" w:w="120"/>
+              <w:bottom w:type="dxa" w:w="60"/>
+              <w:right w:type="dxa" w:w="120"/>
+            </w:tcMar>
+            <w:vAlign w:val="top"/>
+          </w:tcPr>
+          <w:p>
+            <w:pPr>
+              <w:spacing w:after="40" w:before="0"/>
+              <w:jc w:val="left"/>
+            </w:pPr>
+            <w:r>
+              <w:rPr>
+                <w:rFonts w:ascii="Arial" w:cs="Arial" w:eastAsia="Arial" w:hAnsi="Arial"/>
+                <w:b/>
+                <w:bCs/>
+                <w:i w:val="false"/>
+                <w:iCs w:val="false"/>
+                <w:color w:val="000000"/>
+                <w:sz w:val="18"/>
+                <w:szCs w:val="18"/>
+              </w:rPr>
+              <w:t xml:space="preserve">Driving Question / Key Inquiry Questions</w:t>
+            </w:r>
+          </w:p>
+        </w:tc>
+        <w:tc>
+          <w:tcPr>
+            <w:tcW w:type="dxa" w:w="10680"/>
+            <w:shd w:fill="FFFFFF" w:color="auto" w:val="clear"/>
+            <w:tcMar>
+              <w:top w:type="dxa" w:w="60"/>
+              <w:left w:type="dxa" w:w="120"/>
+              <w:bottom w:type="dxa" w:w="60"/>
+              <w:right w:type="dxa" w:w="120"/>
+            </w:tcMar>
+            <w:vAlign w:val="top"/>
+          </w:tcPr>
+          <w:p>
+            <w:pPr>
+              <w:spacing w:after="40" w:before="0"/>
+              <w:jc w:val="left"/>
+            </w:pPr>
+            <w:r>
+              <w:rPr>
+                <w:rFonts w:ascii="Arial" w:cs="Arial" w:eastAsia="Arial" w:hAnsi="Arial"/>
+                <w:b w:val="false"/>
+                <w:bCs w:val="false"/>
+                <w:i w:val="false"/>
+                <w:iCs w:val="false"/>
+                <w:color w:val="000000"/>
+                <w:sz w:val="18"/>
+                <w:szCs w:val="18"/>
+              </w:rPr>
+              <w:t xml:space="preserve">DRIVING QUESTION: How can we calculate the area of any polygon — no matter how many sides or how irregular — so that we can fairly divide the Kericho community land plot and solve other real Kenyan land and design problems?</w:t>
+            </w:r>
+          </w:p>
+          <w:p>
+            <w:pPr>
+              <w:spacing w:after="40" w:before="0"/>
+              <w:jc w:val="left"/>
+            </w:pPr>
+            <w:r>
+              <w:rPr>
+                <w:rFonts w:ascii="Arial" w:cs="Arial" w:eastAsia="Arial" w:hAnsi="Arial"/>
+                <w:b w:val="false"/>
+                <w:bCs w:val="false"/>
+                <w:i w:val="false"/>
+                <w:iCs w:val="false"/>
+                <w:color w:val="000000"/>
+                <w:sz w:val="18"/>
+                <w:szCs w:val="18"/>
+              </w:rPr>
+              <w:t xml:space="preserve"/>
+            </w:r>
+          </w:p>
+          <w:p>
+            <w:pPr>
+              <w:spacing w:after="40" w:before="0"/>
+              <w:jc w:val="left"/>
+            </w:pPr>
+            <w:r>
+              <w:rPr>
+                <w:rFonts w:ascii="Arial" w:cs="Arial" w:eastAsia="Arial" w:hAnsi="Arial"/>
+                <w:b w:val="false"/>
+                <w:bCs w:val="false"/>
+                <w:i w:val="false"/>
+                <w:iCs w:val="false"/>
+                <w:color w:val="000000"/>
+                <w:sz w:val="18"/>
+                <w:szCs w:val="18"/>
+              </w:rPr>
+              <w:t xml:space="preserve">KICD KEY INQUIRY QUESTIONS:</w:t>
+            </w:r>
+          </w:p>
+          <w:p>
+            <w:pPr>
+              <w:spacing w:after="40" w:before="0"/>
+              <w:jc w:val="left"/>
+            </w:pPr>
+            <w:r>
+              <w:rPr>
+                <w:rFonts w:ascii="Arial" w:cs="Arial" w:eastAsia="Arial" w:hAnsi="Arial"/>
+                <w:b w:val="false"/>
+                <w:bCs w:val="false"/>
+                <w:i w:val="false"/>
+                <w:iCs w:val="false"/>
+                <w:color w:val="000000"/>
+                <w:sz w:val="18"/>
+                <w:szCs w:val="18"/>
+              </w:rPr>
+              <w:t xml:space="preserve">1. How do we determine the area of polygons?</w:t>
+            </w:r>
+          </w:p>
+          <w:p>
+            <w:pPr>
+              <w:spacing w:after="40" w:before="0"/>
+              <w:jc w:val="left"/>
+            </w:pPr>
+            <w:r>
+              <w:rPr>
+                <w:rFonts w:ascii="Arial" w:cs="Arial" w:eastAsia="Arial" w:hAnsi="Arial"/>
+                <w:b w:val="false"/>
+                <w:bCs w:val="false"/>
+                <w:i w:val="false"/>
+                <w:iCs w:val="false"/>
+                <w:color w:val="000000"/>
+                <w:sz w:val="18"/>
+                <w:szCs w:val="18"/>
+              </w:rPr>
+              <w:t xml:space="preserve">2. How is the area of polygons applied in real-life situations?</w:t>
+            </w:r>
+          </w:p>
+        </w:tc>
+      </w:tr>
+      <w:tr>
+        <w:tc>
+          <w:tcPr>
+            <w:tcW w:type="dxa" w:w="3000"/>
+            <w:shd w:fill="EAD1F5" w:color="auto" w:val="clear"/>
+            <w:tcMar>
+              <w:top w:type="dxa" w:w="60"/>
+              <w:left w:type="dxa" w:w="120"/>
+              <w:bottom w:type="dxa" w:w="60"/>
+              <w:right w:type="dxa" w:w="120"/>
+            </w:tcMar>
+            <w:vAlign w:val="top"/>
+          </w:tcPr>
+          <w:p>
+            <w:pPr>
+              <w:spacing w:after="40" w:before="0"/>
+              <w:jc w:val="left"/>
+            </w:pPr>
+            <w:r>
+              <w:rPr>
+                <w:rFonts w:ascii="Arial" w:cs="Arial" w:eastAsia="Arial" w:hAnsi="Arial"/>
+                <w:b/>
+                <w:bCs/>
+                <w:i w:val="false"/>
+                <w:iCs w:val="false"/>
+                <w:color w:val="000000"/>
+                <w:sz w:val="18"/>
+                <w:szCs w:val="18"/>
+              </w:rPr>
+              <w:t xml:space="preserve">Anchoring Phenomenon</w:t>
+            </w:r>
+          </w:p>
+        </w:tc>
+        <w:tc>
+          <w:tcPr>
+            <w:tcW w:type="dxa" w:w="10680"/>
+            <w:shd w:fill="FFFFFF" w:color="auto" w:val="clear"/>
+            <w:tcMar>
+              <w:top w:type="dxa" w:w="60"/>
+              <w:left w:type="dxa" w:w="120"/>
+              <w:bottom w:type="dxa" w:w="60"/>
+              <w:right w:type="dxa" w:w="120"/>
+            </w:tcMar>
+            <w:vAlign w:val="top"/>
+          </w:tcPr>
+          <w:p>
+            <w:pPr>
+              <w:spacing w:after="40" w:before="0"/>
+              <w:jc w:val="left"/>
+            </w:pPr>
+            <w:r>
+              <w:rPr>
+                <w:rFonts w:ascii="Arial" w:cs="Arial" w:eastAsia="Arial" w:hAnsi="Arial"/>
+                <w:b w:val="false"/>
+                <w:bCs w:val="false"/>
+                <w:i w:val="false"/>
+                <w:iCs w:val="false"/>
+                <w:color w:val="000000"/>
+                <w:sz w:val="18"/>
+                <w:szCs w:val="18"/>
+              </w:rPr>
+              <w:t xml:space="preserve">A community meeting in a village near Kericho is trying to decide how to fairly divide an irregularly shaped piece of land — a polygonal plot with seven unequal sides — among three farming families so that each family receives an equal area for growing tea and maize. The village elder has drawn the boundary on paper, but nobody at the meeting can agree on how to calculate the total area of the plot, let alone divide it equally. The shape does not match any single standard formula the community members remember from school. Students are presented with the drawn polygon boundary (to scale) and asked: "How much land is there in total, and how could you divide it fairly?" This is puzzling because the plot is not a rectangle, triangle or any other single familiar shape — it has seven sides of different lengths and angles — yet the decision about livelihoods and food security depends entirely on getting the area calculation right. The phenomenon motivates learners to investigate whether any polygon, no matter how irregular, can be broken down into shapes whose areas they already know how to find.</w:t>
+            </w:r>
+          </w:p>
+        </w:tc>
+      </w:tr>
+      <w:tr>
+        <w:tc>
+          <w:tcPr>
+            <w:tcW w:type="dxa" w:w="3000"/>
+            <w:shd w:fill="D9EEF1" w:color="auto" w:val="clear"/>
+            <w:tcMar>
+              <w:top w:type="dxa" w:w="60"/>
+              <w:left w:type="dxa" w:w="120"/>
+              <w:bottom w:type="dxa" w:w="60"/>
+              <w:right w:type="dxa" w:w="120"/>
+            </w:tcMar>
+            <w:vAlign w:val="top"/>
+          </w:tcPr>
+          <w:p>
+            <w:pPr>
+              <w:spacing w:after="40" w:before="0"/>
+              <w:jc w:val="left"/>
+            </w:pPr>
+            <w:r>
+              <w:rPr>
+                <w:rFonts w:ascii="Arial" w:cs="Arial" w:eastAsia="Arial" w:hAnsi="Arial"/>
+                <w:b/>
+                <w:bCs/>
+                <w:i w:val="false"/>
+                <w:iCs w:val="false"/>
+                <w:color w:val="000000"/>
+                <w:sz w:val="18"/>
+                <w:szCs w:val="18"/>
+              </w:rPr>
+              <w:t xml:space="preserve">Storyline Thread</w:t>
+            </w:r>
+          </w:p>
+        </w:tc>
+        <w:tc>
+          <w:tcPr>
+            <w:tcW w:type="dxa" w:w="10680"/>
+            <w:shd w:fill="FFFFFF" w:color="auto" w:val="clear"/>
+            <w:tcMar>
+              <w:top w:type="dxa" w:w="60"/>
+              <w:left w:type="dxa" w:w="120"/>
+              <w:bottom w:type="dxa" w:w="60"/>
+              <w:right w:type="dxa" w:w="120"/>
+            </w:tcMar>
+            <w:vAlign w:val="top"/>
+          </w:tcPr>
+          <w:p>
+            <w:pPr>
+              <w:spacing w:after="40" w:before="0"/>
+              <w:jc w:val="left"/>
+            </w:pPr>
+            <w:r>
+              <w:rPr>
+                <w:rFonts w:ascii="Arial" w:cs="Arial" w:eastAsia="Arial" w:hAnsi="Arial"/>
+                <w:b w:val="false"/>
+                <w:bCs w:val="false"/>
+                <w:i w:val="false"/>
+                <w:iCs w:val="false"/>
+                <w:color w:val="000000"/>
+                <w:sz w:val="18"/>
+                <w:szCs w:val="18"/>
+              </w:rPr>
+              <w:t xml:space="preserve">Lesson 1: ANCHORING PHENOMENON — Students are presented with the Kericho heptagonal land plot. In the Predict Phase, they estimate the area by eye and record individual guesses. The class constructs the Driving Question Board (DQB) listing what they know, what they need to know, and what they wonder. Teacher reviews area of triangles (½bh) as the foundational "building block" tool and students practise on right-angled and acute triangles using cut-outs, connecting to the idea that any polygon can be "cut up."</w:t>
+            </w:r>
+          </w:p>
+          <w:p>
+            <w:pPr>
+              <w:spacing w:after="40" w:before="0"/>
+              <w:jc w:val="left"/>
+            </w:pPr>
+            <w:r>
+              <w:rPr>
+                <w:rFonts w:ascii="Arial" w:cs="Arial" w:eastAsia="Arial" w:hAnsi="Arial"/>
+                <w:b w:val="false"/>
+                <w:bCs w:val="false"/>
+                <w:i w:val="false"/>
+                <w:iCs w:val="false"/>
+                <w:color w:val="000000"/>
+                <w:sz w:val="18"/>
+                <w:szCs w:val="18"/>
+              </w:rPr>
+              <w:t xml:space="preserve"/>
+            </w:r>
+          </w:p>
+          <w:p>
+            <w:pPr>
+              <w:spacing w:after="40" w:before="0"/>
+              <w:jc w:val="left"/>
+            </w:pPr>
+            <w:r>
+              <w:rPr>
+                <w:rFonts w:ascii="Arial" w:cs="Arial" w:eastAsia="Arial" w:hAnsi="Arial"/>
+                <w:b w:val="false"/>
+                <w:bCs w:val="false"/>
+                <w:i w:val="false"/>
+                <w:iCs w:val="false"/>
+                <w:color w:val="000000"/>
+                <w:sz w:val="18"/>
+                <w:szCs w:val="18"/>
+              </w:rPr>
+              <w:t xml:space="preserve">Lesson 2: QUADRILATERALS — Students observe and measure parallelogram-shaped rooftop and kite-shaped tile cut-outs (supporting phenomena). They derive and apply the area formulae for parallelograms (A = bh), rhombuses (A = ½d₁d₂), trapeziums (A = ½(a+b)h) and kites (A = ½d₁d₂) through hands-on measurement activities with rulers and geometrical sets. Groups record results and update the DQB with new tools added to their "area toolkit."</w:t>
+            </w:r>
+          </w:p>
+          <w:p>
+            <w:pPr>
+              <w:spacing w:after="40" w:before="0"/>
+              <w:jc w:val="left"/>
+            </w:pPr>
+            <w:r>
+              <w:rPr>
+                <w:rFonts w:ascii="Arial" w:cs="Arial" w:eastAsia="Arial" w:hAnsi="Arial"/>
+                <w:b w:val="false"/>
+                <w:bCs w:val="false"/>
+                <w:i w:val="false"/>
+                <w:iCs w:val="false"/>
+                <w:color w:val="000000"/>
+                <w:sz w:val="18"/>
+                <w:szCs w:val="18"/>
+              </w:rPr>
+              <w:t xml:space="preserve"/>
+            </w:r>
+          </w:p>
+          <w:p>
+            <w:pPr>
+              <w:spacing w:after="40" w:before="0"/>
+              <w:jc w:val="left"/>
+            </w:pPr>
+            <w:r>
+              <w:rPr>
+                <w:rFonts w:ascii="Arial" w:cs="Arial" w:eastAsia="Arial" w:hAnsi="Arial"/>
+                <w:b w:val="false"/>
+                <w:bCs w:val="false"/>
+                <w:i w:val="false"/>
+                <w:iCs w:val="false"/>
+                <w:color w:val="000000"/>
+                <w:sz w:val="18"/>
+                <w:szCs w:val="18"/>
+              </w:rPr>
+              <w:t xml:space="preserve">Lesson 3: TRIGONOMETRIC AREA OF TRIANGLES — Students investigate the Kisumu rooftop solar panel problem (supporting phenomenon) where the height of a triangle is not directly measurable. They derive and apply the formula A = ½ab sin C using known side lengths and an included angle. Calculator and mathematical table skills are practised. Students explain why this formula is needed and update their cumulative polygon-area model.</w:t>
+            </w:r>
+          </w:p>
+          <w:p>
+            <w:pPr>
+              <w:spacing w:after="40" w:before="0"/>
+              <w:jc w:val="left"/>
+            </w:pPr>
+            <w:r>
+              <w:rPr>
+                <w:rFonts w:ascii="Arial" w:cs="Arial" w:eastAsia="Arial" w:hAnsi="Arial"/>
+                <w:b w:val="false"/>
+                <w:bCs w:val="false"/>
+                <w:i w:val="false"/>
+                <w:iCs w:val="false"/>
+                <w:color w:val="000000"/>
+                <w:sz w:val="18"/>
+                <w:szCs w:val="18"/>
+              </w:rPr>
+              <w:t xml:space="preserve"/>
+            </w:r>
+          </w:p>
+          <w:p>
+            <w:pPr>
+              <w:spacing w:after="40" w:before="0"/>
+              <w:jc w:val="left"/>
+            </w:pPr>
+            <w:r>
+              <w:rPr>
+                <w:rFonts w:ascii="Arial" w:cs="Arial" w:eastAsia="Arial" w:hAnsi="Arial"/>
+                <w:b w:val="false"/>
+                <w:bCs w:val="false"/>
+                <w:i w:val="false"/>
+                <w:iCs w:val="false"/>
+                <w:color w:val="000000"/>
+                <w:sz w:val="18"/>
+                <w:szCs w:val="18"/>
+              </w:rPr>
+              <w:t xml:space="preserve">Lesson 4: HEPTAGONS — Students return to the anchoring phenomenon (the seven-sided Kericho land plot). Using triangular cut-outs and rulers, they decompose the heptagon into five non-overlapping triangles, measure each triangle's base and height, compute individual triangle areas and sum them. They compare their computed total with their Lesson 1 estimates and discuss sources of error. DQB is updated: "We can decompose any polygon into triangles!"</w:t>
+            </w:r>
+          </w:p>
+          <w:p>
+            <w:pPr>
+              <w:spacing w:after="40" w:before="0"/>
+              <w:jc w:val="left"/>
+            </w:pPr>
+            <w:r>
+              <w:rPr>
+                <w:rFonts w:ascii="Arial" w:cs="Arial" w:eastAsia="Arial" w:hAnsi="Arial"/>
+                <w:b w:val="false"/>
+                <w:bCs w:val="false"/>
+                <w:i w:val="false"/>
+                <w:iCs w:val="false"/>
+                <w:color w:val="000000"/>
+                <w:sz w:val="18"/>
+                <w:szCs w:val="18"/>
+              </w:rPr>
+              <w:t xml:space="preserve"/>
+            </w:r>
+          </w:p>
+          <w:p>
+            <w:pPr>
+              <w:spacing w:after="40" w:before="0"/>
+              <w:jc w:val="left"/>
+            </w:pPr>
+            <w:r>
+              <w:rPr>
+                <w:rFonts w:ascii="Arial" w:cs="Arial" w:eastAsia="Arial" w:hAnsi="Arial"/>
+                <w:b w:val="false"/>
+                <w:bCs w:val="false"/>
+                <w:i w:val="false"/>
+                <w:iCs w:val="false"/>
+                <w:color w:val="000000"/>
+                <w:sz w:val="18"/>
+                <w:szCs w:val="18"/>
+              </w:rPr>
+              <w:t xml:space="preserve">Lesson 5: OCTAGONS — Students explore the Mombasa octagonal courtyard tiling problem (supporting phenomenon). They decompose a regular octagon into eight isosceles triangles and apply the formula method, then verify with decomposition. They calculate how many square tiles are needed and estimate the cost (integrating financial literacy). Students build an updated cumulative area model diagram showing triangles → quadrilaterals → heptagons → octagons.</w:t>
+            </w:r>
+          </w:p>
+          <w:p>
+            <w:pPr>
+              <w:spacing w:after="40" w:before="0"/>
+              <w:jc w:val="left"/>
+            </w:pPr>
+            <w:r>
+              <w:rPr>
+                <w:rFonts w:ascii="Arial" w:cs="Arial" w:eastAsia="Arial" w:hAnsi="Arial"/>
+                <w:b w:val="false"/>
+                <w:bCs w:val="false"/>
+                <w:i w:val="false"/>
+                <w:iCs w:val="false"/>
+                <w:color w:val="000000"/>
+                <w:sz w:val="18"/>
+                <w:szCs w:val="18"/>
+              </w:rPr>
+              <w:t xml:space="preserve"/>
+            </w:r>
+          </w:p>
+          <w:p>
+            <w:pPr>
+              <w:spacing w:after="40" w:before="0"/>
+              <w:jc w:val="left"/>
+            </w:pPr>
+            <w:r>
+              <w:rPr>
+                <w:rFonts w:ascii="Arial" w:cs="Arial" w:eastAsia="Arial" w:hAnsi="Arial"/>
+                <w:b w:val="false"/>
+                <w:bCs w:val="false"/>
+                <w:i w:val="false"/>
+                <w:iCs w:val="false"/>
+                <w:color w:val="000000"/>
+                <w:sz w:val="18"/>
+                <w:szCs w:val="18"/>
+              </w:rPr>
+              <w:t xml:space="preserve">Lesson 6: IRREGULAR POLYGONS — Students tackle a new irregular polygonal plot (5–6 sides, representing a school shamba boundary in Nakuru). They apply the general triangulation method systematically: choose an interior reference point or baseline, draw diagonals, identify triangles, measure and compute. Groups compare answers and reconcile differences. Teacher introduces the coordinate/surveyor's method as an extension for interested learners.</w:t>
+            </w:r>
+          </w:p>
+          <w:p>
+            <w:pPr>
+              <w:spacing w:after="40" w:before="0"/>
+              <w:jc w:val="left"/>
+            </w:pPr>
+            <w:r>
+              <w:rPr>
+                <w:rFonts w:ascii="Arial" w:cs="Arial" w:eastAsia="Arial" w:hAnsi="Arial"/>
+                <w:b w:val="false"/>
+                <w:bCs w:val="false"/>
+                <w:i w:val="false"/>
+                <w:iCs w:val="false"/>
+                <w:color w:val="000000"/>
+                <w:sz w:val="18"/>
+                <w:szCs w:val="18"/>
+              </w:rPr>
+              <w:t xml:space="preserve"/>
+            </w:r>
+          </w:p>
+          <w:p>
+            <w:pPr>
+              <w:spacing w:after="40" w:before="0"/>
+              <w:jc w:val="left"/>
+            </w:pPr>
+            <w:r>
+              <w:rPr>
+                <w:rFonts w:ascii="Arial" w:cs="Arial" w:eastAsia="Arial" w:hAnsi="Arial"/>
+                <w:b w:val="false"/>
+                <w:bCs w:val="false"/>
+                <w:i w:val="false"/>
+                <w:iCs w:val="false"/>
+                <w:color w:val="000000"/>
+                <w:sz w:val="18"/>
+                <w:szCs w:val="18"/>
+              </w:rPr>
+              <w:t xml:space="preserve">Lesson 7: COMPOSITE POLYGONS AND REAL-LIFE APPLICATION — Students work on composite polygon problems: an L-shaped school building footprint and a pentagonal community garden with a rectangular section removed. They combine and subtract standard polygon areas. Groups then return to the anchoring phenomenon and prepare a full, justified solution to the Kericho land-division problem — calculating total area and proposing a fair three-family split with labelled diagrams.</w:t>
+            </w:r>
+          </w:p>
+          <w:p>
+            <w:pPr>
+              <w:spacing w:after="40" w:before="0"/>
+              <w:jc w:val="left"/>
+            </w:pPr>
+            <w:r>
+              <w:rPr>
+                <w:rFonts w:ascii="Arial" w:cs="Arial" w:eastAsia="Arial" w:hAnsi="Arial"/>
+                <w:b w:val="false"/>
+                <w:bCs w:val="false"/>
+                <w:i w:val="false"/>
+                <w:iCs w:val="false"/>
+                <w:color w:val="000000"/>
+                <w:sz w:val="18"/>
+                <w:szCs w:val="18"/>
+              </w:rPr>
+              <w:t xml:space="preserve"/>
+            </w:r>
+          </w:p>
+          <w:p>
+            <w:pPr>
+              <w:spacing w:after="40" w:before="0"/>
+              <w:jc w:val="left"/>
+            </w:pPr>
+            <w:r>
+              <w:rPr>
+                <w:rFonts w:ascii="Arial" w:cs="Arial" w:eastAsia="Arial" w:hAnsi="Arial"/>
+                <w:b w:val="false"/>
+                <w:bCs w:val="false"/>
+                <w:i w:val="false"/>
+                <w:iCs w:val="false"/>
+                <w:color w:val="000000"/>
+                <w:sz w:val="18"/>
+                <w:szCs w:val="18"/>
+              </w:rPr>
+              <w:t xml:space="preserve">Lesson 8: MODEL BUILDING, DQB RESOLUTION AND ASSESSMENT — Groups present their Kericho land-division solutions and defend their decomposition strategies. The class finalises the cumulative area model (a visual "Area of Polygons Toolkit" poster showing all polygon types, formulae and the decomposition principle). The DQB is revisited: all original questions are answered and any remaining wonderings are noted for future learning (e.g., area of circles and sectors in Sub-Strand 2.6). A class written activity assesses individual mastery across all polygon types.</w:t>
+            </w:r>
+          </w:p>
+        </w:tc>
+      </w:tr>
+      <w:tr>
+        <w:tc>
+          <w:tcPr>
+            <w:tcW w:type="dxa" w:w="3000"/>
+            <w:shd w:fill="EAD1F5" w:color="auto" w:val="clear"/>
+            <w:tcMar>
+              <w:top w:type="dxa" w:w="60"/>
+              <w:left w:type="dxa" w:w="120"/>
+              <w:bottom w:type="dxa" w:w="60"/>
+              <w:right w:type="dxa" w:w="120"/>
+            </w:tcMar>
+            <w:vAlign w:val="top"/>
+          </w:tcPr>
+          <w:p>
+            <w:pPr>
+              <w:spacing w:after="40" w:before="0"/>
+              <w:jc w:val="left"/>
+            </w:pPr>
+            <w:r>
+              <w:rPr>
+                <w:rFonts w:ascii="Arial" w:cs="Arial" w:eastAsia="Arial" w:hAnsi="Arial"/>
+                <w:b/>
+                <w:bCs/>
+                <w:i w:val="false"/>
+                <w:iCs w:val="false"/>
+                <w:color w:val="000000"/>
+                <w:sz w:val="18"/>
+                <w:szCs w:val="18"/>
+              </w:rPr>
+              <w:t xml:space="preserve">Supporting Phenomena</w:t>
+            </w:r>
+          </w:p>
+        </w:tc>
+        <w:tc>
+          <w:tcPr>
+            <w:tcW w:type="dxa" w:w="10680"/>
+            <w:shd w:fill="FFFFFF" w:color="auto" w:val="clear"/>
+            <w:tcMar>
+              <w:top w:type="dxa" w:w="60"/>
+              <w:left w:type="dxa" w:w="120"/>
+              <w:bottom w:type="dxa" w:w="60"/>
+              <w:right w:type="dxa" w:w="120"/>
+            </w:tcMar>
+            <w:vAlign w:val="top"/>
+          </w:tcPr>
+          <w:p>
+            <w:pPr>
+              <w:spacing w:after="30" w:before="0"/>
+              <w:ind w:left="360" w:hanging="180"/>
+              <w:jc w:val="left"/>
+            </w:pPr>
+            <w:r>
+              <w:rPr>
+                <w:rFonts w:ascii="Arial" w:cs="Arial" w:eastAsia="Arial" w:hAnsi="Arial"/>
+                <w:b w:val="false"/>
+                <w:bCs w:val="false"/>
+                <w:i w:val="false"/>
+                <w:iCs w:val="false"/>
+                <w:color w:val="000000"/>
+                <w:sz w:val="18"/>
+                <w:szCs w:val="18"/>
+              </w:rPr>
+              <w:t xml:space="preserve">–  A tiler in Mombasa needs to cover an octagonal courtyard floor with square ceramic tiles and wants to know exactly how many tiles to buy — too few means an incomplete job; too many wastes money. How does he calculate the area of the octagonal floor?</w:t>
+            </w:r>
+          </w:p>
+          <w:p>
+            <w:pPr>
+              <w:spacing w:after="30" w:before="0"/>
+              <w:ind w:left="360" w:hanging="180"/>
+              <w:jc w:val="left"/>
+            </w:pPr>
+            <w:r>
+              <w:rPr>
+                <w:rFonts w:ascii="Arial" w:cs="Arial" w:eastAsia="Arial" w:hAnsi="Arial"/>
+                <w:b w:val="false"/>
+                <w:bCs w:val="false"/>
+                <w:i w:val="false"/>
+                <w:iCs w:val="false"/>
+                <w:color w:val="000000"/>
+                <w:sz w:val="18"/>
+                <w:szCs w:val="18"/>
+              </w:rPr>
+              <w:t xml:space="preserve">–  The Kenya National Highways Authority (KeNHA) is fencing off a trapezoidal road reserve along the Nairobi–Nakuru highway and needs to know its area to estimate the cost of grass planting. Why can't the engineers simply use length × width?</w:t>
+            </w:r>
+          </w:p>
+          <w:p>
+            <w:pPr>
+              <w:spacing w:after="30" w:before="0"/>
+              <w:ind w:left="360" w:hanging="180"/>
+              <w:jc w:val="left"/>
+            </w:pPr>
+            <w:r>
+              <w:rPr>
+                <w:rFonts w:ascii="Arial" w:cs="Arial" w:eastAsia="Arial" w:hAnsi="Arial"/>
+                <w:b w:val="false"/>
+                <w:bCs w:val="false"/>
+                <w:i w:val="false"/>
+                <w:iCs w:val="false"/>
+                <w:color w:val="000000"/>
+                <w:sz w:val="18"/>
+                <w:szCs w:val="18"/>
+              </w:rPr>
+              <w:t xml:space="preserve">–  A school in Kisumu wants to paint a decorative pattern on its wall made up of repeating irregular quadrilateral (kite-shaped) tiles in school colours. The art teacher needs the area of each kite shape to order the correct amount of paint.</w:t>
+            </w:r>
+          </w:p>
+          <w:p>
+            <w:pPr>
+              <w:spacing w:after="30" w:before="0"/>
+              <w:ind w:left="360" w:hanging="180"/>
+              <w:jc w:val="left"/>
+            </w:pPr>
+            <w:r>
+              <w:rPr>
+                <w:rFonts w:ascii="Arial" w:cs="Arial" w:eastAsia="Arial" w:hAnsi="Arial"/>
+                <w:b w:val="false"/>
+                <w:bCs w:val="false"/>
+                <w:i w:val="false"/>
+                <w:iCs w:val="false"/>
+                <w:color w:val="000000"/>
+                <w:sz w:val="18"/>
+                <w:szCs w:val="18"/>
+              </w:rPr>
+              <w:t xml:space="preserve">–  A solar energy company installing panels on a parallelogram-shaped rooftop in the Rift Valley needs to calculate the usable roof area accurately to determine how many panels will fit and the expected power output.</w:t>
+            </w:r>
+          </w:p>
+        </w:tc>
+      </w:tr>
+    </w:tbl>
+    <w:p>
+      <w:pPr>
+        <w:spacing w:after="120"/>
+      </w:pPr>
+      <w:r>
+        <w:t xml:space="preserve"/>
       </w:r>
     </w:p>
     <w:p>
@@ -150,7 +2344,7 @@
         </w:rPr>
         <w:t xml:space="preserve">© 2026 SeaVuria and ARES. This work is licensed under a </w:t>
       </w:r>
-      <w:hyperlink w:history="1" r:id="rIdqjunx6h-krl64hhgqi4eq">
+      <w:hyperlink w:history="1" r:id="rIdlhqvv1q32npwn4p5exmui">
         <w:r>
           <w:rPr>
             <w:rFonts w:ascii="Arial" w:cs="Arial" w:eastAsia="Arial" w:hAnsi="Arial"/>
@@ -170,7 +2364,7 @@
         </w:rPr>
         <w:t xml:space="preserve"> (</w:t>
       </w:r>
-      <w:hyperlink w:history="1" r:id="rIdjm6nrmj3wyasgezphdx9v">
+      <w:hyperlink w:history="1" r:id="rIdxoqrxij-hygxrzgc2ds0v">
         <w:r>
           <w:rPr>
             <w:rFonts w:ascii="Arial" w:cs="Arial" w:eastAsia="Arial" w:hAnsi="Arial"/>
@@ -190,7 +2384,7 @@
         </w:rPr>
         <w:t xml:space="preserve">). To view a copy of this license, visit </w:t>
       </w:r>
-      <w:hyperlink w:history="1" r:id="rIdzxqmxs2bscinpurojofeb">
+      <w:hyperlink w:history="1" r:id="rIdraceqlhg3zzi8jyz5atrx">
         <w:r>
           <w:rPr>
             <w:rFonts w:ascii="Arial" w:cs="Arial" w:eastAsia="Arial" w:hAnsi="Arial"/>
@@ -209,2200 +2403,6 @@
           <w:szCs w:val="17"/>
         </w:rPr>
         <w:t xml:space="preserve">. You are free to copy, redistribute, and adapt this material in any medium or format, provided appropriate credit is given and the material is not used for commercial purposes. KICD learning outcomes and curriculum designations reproduced here for alignment purposes remain the property of KICD and are not covered by this license. Linked external resources (e.g. CK-12, Khan Academy, PhET) are subject to their own licenses.</w:t>
-      </w:r>
-    </w:p>
-    <w:p>
-      <w:pPr>
-        <w:spacing w:after="120"/>
-      </w:pPr>
-      <w:r>
-        <w:t xml:space="preserve"/>
-      </w:r>
-    </w:p>
-    <w:tbl>
-      <w:tblPr>
-        <w:tblW w:type="dxa" w:w="13680"/>
-        <w:tblBorders>
-          <w:top w:val="single" w:color="AAAAAA" w:sz="4"/>
-          <w:left w:val="single" w:color="AAAAAA" w:sz="4"/>
-          <w:bottom w:val="single" w:color="AAAAAA" w:sz="4"/>
-          <w:right w:val="single" w:color="AAAAAA" w:sz="4"/>
-          <w:insideH w:val="single" w:color="auto" w:sz="4"/>
-          <w:insideV w:val="single" w:color="auto" w:sz="4"/>
-        </w:tblBorders>
-        <w:tblLayout w:type="fixed"/>
-      </w:tblPr>
-      <w:tblGrid>
-        <w:gridCol w:w="3000"/>
-        <w:gridCol w:w="10680"/>
-      </w:tblGrid>
-      <w:tr>
-        <w:tc>
-          <w:tcPr>
-            <w:tcW w:type="dxa" w:w="13680"/>
-            <w:gridSpan w:val="2"/>
-            <w:shd w:fill="1F3864" w:color="auto" w:val="clear"/>
-            <w:tcMar>
-              <w:top w:type="dxa" w:w="60"/>
-              <w:left w:type="dxa" w:w="120"/>
-              <w:bottom w:type="dxa" w:w="60"/>
-              <w:right w:type="dxa" w:w="120"/>
-            </w:tcMar>
-            <w:vAlign w:val="top"/>
-          </w:tcPr>
-          <w:p>
-            <w:pPr>
-              <w:spacing w:after="40" w:before="0"/>
-              <w:jc w:val="center"/>
-            </w:pPr>
-            <w:r>
-              <w:rPr>
-                <w:rFonts w:ascii="Arial" w:cs="Arial" w:eastAsia="Arial" w:hAnsi="Arial"/>
-                <w:b/>
-                <w:bCs/>
-                <w:i w:val="false"/>
-                <w:iCs w:val="false"/>
-                <w:color w:val="FFFFFF"/>
-                <w:sz w:val="22"/>
-                <w:szCs w:val="22"/>
-              </w:rPr>
-              <w:t xml:space="preserve">SUB-STRAND OVERVIEW</w:t>
-            </w:r>
-          </w:p>
-        </w:tc>
-      </w:tr>
-      <w:tr>
-        <w:tc>
-          <w:tcPr>
-            <w:tcW w:type="dxa" w:w="3000"/>
-            <w:shd w:fill="D5E8F0" w:color="auto" w:val="clear"/>
-            <w:tcMar>
-              <w:top w:type="dxa" w:w="60"/>
-              <w:left w:type="dxa" w:w="120"/>
-              <w:bottom w:type="dxa" w:w="60"/>
-              <w:right w:type="dxa" w:w="120"/>
-            </w:tcMar>
-            <w:vAlign w:val="top"/>
-          </w:tcPr>
-          <w:p>
-            <w:pPr>
-              <w:spacing w:after="40" w:before="0"/>
-              <w:jc w:val="left"/>
-            </w:pPr>
-            <w:r>
-              <w:rPr>
-                <w:rFonts w:ascii="Arial" w:cs="Arial" w:eastAsia="Arial" w:hAnsi="Arial"/>
-                <w:b/>
-                <w:bCs/>
-                <w:i w:val="false"/>
-                <w:iCs w:val="false"/>
-                <w:color w:val="000000"/>
-                <w:sz w:val="18"/>
-                <w:szCs w:val="18"/>
-              </w:rPr>
-              <w:t xml:space="preserve">Grade Level</w:t>
-            </w:r>
-          </w:p>
-        </w:tc>
-        <w:tc>
-          <w:tcPr>
-            <w:tcW w:type="dxa" w:w="10680"/>
-            <w:shd w:fill="FFFFFF" w:color="auto" w:val="clear"/>
-            <w:tcMar>
-              <w:top w:type="dxa" w:w="60"/>
-              <w:left w:type="dxa" w:w="120"/>
-              <w:bottom w:type="dxa" w:w="60"/>
-              <w:right w:type="dxa" w:w="120"/>
-            </w:tcMar>
-            <w:vAlign w:val="top"/>
-          </w:tcPr>
-          <w:p>
-            <w:pPr>
-              <w:spacing w:after="40" w:before="0"/>
-              <w:jc w:val="left"/>
-            </w:pPr>
-            <w:r>
-              <w:rPr>
-                <w:rFonts w:ascii="Arial" w:cs="Arial" w:eastAsia="Arial" w:hAnsi="Arial"/>
-                <w:b w:val="false"/>
-                <w:bCs w:val="false"/>
-                <w:i w:val="false"/>
-                <w:iCs w:val="false"/>
-                <w:color w:val="000000"/>
-                <w:sz w:val="18"/>
-                <w:szCs w:val="18"/>
-              </w:rPr>
-              <w:t xml:space="preserve">10</w:t>
-            </w:r>
-          </w:p>
-        </w:tc>
-      </w:tr>
-      <w:tr>
-        <w:tc>
-          <w:tcPr>
-            <w:tcW w:type="dxa" w:w="3000"/>
-            <w:shd w:fill="D5E8F0" w:color="auto" w:val="clear"/>
-            <w:tcMar>
-              <w:top w:type="dxa" w:w="60"/>
-              <w:left w:type="dxa" w:w="120"/>
-              <w:bottom w:type="dxa" w:w="60"/>
-              <w:right w:type="dxa" w:w="120"/>
-            </w:tcMar>
-            <w:vAlign w:val="top"/>
-          </w:tcPr>
-          <w:p>
-            <w:pPr>
-              <w:spacing w:after="40" w:before="0"/>
-              <w:jc w:val="left"/>
-            </w:pPr>
-            <w:r>
-              <w:rPr>
-                <w:rFonts w:ascii="Arial" w:cs="Arial" w:eastAsia="Arial" w:hAnsi="Arial"/>
-                <w:b/>
-                <w:bCs/>
-                <w:i w:val="false"/>
-                <w:iCs w:val="false"/>
-                <w:color w:val="000000"/>
-                <w:sz w:val="18"/>
-                <w:szCs w:val="18"/>
-              </w:rPr>
-              <w:t xml:space="preserve">Subject</w:t>
-            </w:r>
-          </w:p>
-        </w:tc>
-        <w:tc>
-          <w:tcPr>
-            <w:tcW w:type="dxa" w:w="10680"/>
-            <w:shd w:fill="FFFFFF" w:color="auto" w:val="clear"/>
-            <w:tcMar>
-              <w:top w:type="dxa" w:w="60"/>
-              <w:left w:type="dxa" w:w="120"/>
-              <w:bottom w:type="dxa" w:w="60"/>
-              <w:right w:type="dxa" w:w="120"/>
-            </w:tcMar>
-            <w:vAlign w:val="top"/>
-          </w:tcPr>
-          <w:p>
-            <w:pPr>
-              <w:spacing w:after="40" w:before="0"/>
-              <w:jc w:val="left"/>
-            </w:pPr>
-            <w:r>
-              <w:rPr>
-                <w:rFonts w:ascii="Arial" w:cs="Arial" w:eastAsia="Arial" w:hAnsi="Arial"/>
-                <w:b w:val="false"/>
-                <w:bCs w:val="false"/>
-                <w:i w:val="false"/>
-                <w:iCs w:val="false"/>
-                <w:color w:val="000000"/>
-                <w:sz w:val="18"/>
-                <w:szCs w:val="18"/>
-              </w:rPr>
-              <w:t xml:space="preserve">Core Mathematics</w:t>
-            </w:r>
-          </w:p>
-        </w:tc>
-      </w:tr>
-      <w:tr>
-        <w:tc>
-          <w:tcPr>
-            <w:tcW w:type="dxa" w:w="3000"/>
-            <w:shd w:fill="D5E8F0" w:color="auto" w:val="clear"/>
-            <w:tcMar>
-              <w:top w:type="dxa" w:w="60"/>
-              <w:left w:type="dxa" w:w="120"/>
-              <w:bottom w:type="dxa" w:w="60"/>
-              <w:right w:type="dxa" w:w="120"/>
-            </w:tcMar>
-            <w:vAlign w:val="top"/>
-          </w:tcPr>
-          <w:p>
-            <w:pPr>
-              <w:spacing w:after="40" w:before="0"/>
-              <w:jc w:val="left"/>
-            </w:pPr>
-            <w:r>
-              <w:rPr>
-                <w:rFonts w:ascii="Arial" w:cs="Arial" w:eastAsia="Arial" w:hAnsi="Arial"/>
-                <w:b/>
-                <w:bCs/>
-                <w:i w:val="false"/>
-                <w:iCs w:val="false"/>
-                <w:color w:val="000000"/>
-                <w:sz w:val="18"/>
-                <w:szCs w:val="18"/>
-              </w:rPr>
-              <w:t xml:space="preserve">Strand</w:t>
-            </w:r>
-          </w:p>
-        </w:tc>
-        <w:tc>
-          <w:tcPr>
-            <w:tcW w:type="dxa" w:w="10680"/>
-            <w:shd w:fill="FFFFFF" w:color="auto" w:val="clear"/>
-            <w:tcMar>
-              <w:top w:type="dxa" w:w="60"/>
-              <w:left w:type="dxa" w:w="120"/>
-              <w:bottom w:type="dxa" w:w="60"/>
-              <w:right w:type="dxa" w:w="120"/>
-            </w:tcMar>
-            <w:vAlign w:val="top"/>
-          </w:tcPr>
-          <w:p>
-            <w:pPr>
-              <w:spacing w:after="40" w:before="0"/>
-              <w:jc w:val="left"/>
-            </w:pPr>
-            <w:r>
-              <w:rPr>
-                <w:rFonts w:ascii="Arial" w:cs="Arial" w:eastAsia="Arial" w:hAnsi="Arial"/>
-                <w:b w:val="false"/>
-                <w:bCs w:val="false"/>
-                <w:i w:val="false"/>
-                <w:iCs w:val="false"/>
-                <w:color w:val="000000"/>
-                <w:sz w:val="18"/>
-                <w:szCs w:val="18"/>
-              </w:rPr>
-              <w:t xml:space="preserve">Strand 2.0: Measurements and Geometry</w:t>
-            </w:r>
-          </w:p>
-        </w:tc>
-      </w:tr>
-      <w:tr>
-        <w:tc>
-          <w:tcPr>
-            <w:tcW w:type="dxa" w:w="3000"/>
-            <w:shd w:fill="D5E8F0" w:color="auto" w:val="clear"/>
-            <w:tcMar>
-              <w:top w:type="dxa" w:w="60"/>
-              <w:left w:type="dxa" w:w="120"/>
-              <w:bottom w:type="dxa" w:w="60"/>
-              <w:right w:type="dxa" w:w="120"/>
-            </w:tcMar>
-            <w:vAlign w:val="top"/>
-          </w:tcPr>
-          <w:p>
-            <w:pPr>
-              <w:spacing w:after="40" w:before="0"/>
-              <w:jc w:val="left"/>
-            </w:pPr>
-            <w:r>
-              <w:rPr>
-                <w:rFonts w:ascii="Arial" w:cs="Arial" w:eastAsia="Arial" w:hAnsi="Arial"/>
-                <w:b/>
-                <w:bCs/>
-                <w:i w:val="false"/>
-                <w:iCs w:val="false"/>
-                <w:color w:val="000000"/>
-                <w:sz w:val="18"/>
-                <w:szCs w:val="18"/>
-              </w:rPr>
-              <w:t xml:space="preserve">Sub-Strand</w:t>
-            </w:r>
-          </w:p>
-        </w:tc>
-        <w:tc>
-          <w:tcPr>
-            <w:tcW w:type="dxa" w:w="10680"/>
-            <w:shd w:fill="FFFFFF" w:color="auto" w:val="clear"/>
-            <w:tcMar>
-              <w:top w:type="dxa" w:w="60"/>
-              <w:left w:type="dxa" w:w="120"/>
-              <w:bottom w:type="dxa" w:w="60"/>
-              <w:right w:type="dxa" w:w="120"/>
-            </w:tcMar>
-            <w:vAlign w:val="top"/>
-          </w:tcPr>
-          <w:p>
-            <w:pPr>
-              <w:spacing w:after="40" w:before="0"/>
-              <w:jc w:val="left"/>
-            </w:pPr>
-            <w:r>
-              <w:rPr>
-                <w:rFonts w:ascii="Arial" w:cs="Arial" w:eastAsia="Arial" w:hAnsi="Arial"/>
-                <w:b w:val="false"/>
-                <w:bCs w:val="false"/>
-                <w:i w:val="false"/>
-                <w:iCs w:val="false"/>
-                <w:color w:val="000000"/>
-                <w:sz w:val="18"/>
-                <w:szCs w:val="18"/>
-              </w:rPr>
-              <w:t xml:space="preserve">Sub-Strand 2.5: Area of Polygons</w:t>
-            </w:r>
-          </w:p>
-        </w:tc>
-      </w:tr>
-      <w:tr>
-        <w:tc>
-          <w:tcPr>
-            <w:tcW w:type="dxa" w:w="3000"/>
-            <w:shd w:fill="D5E8F0" w:color="auto" w:val="clear"/>
-            <w:tcMar>
-              <w:top w:type="dxa" w:w="60"/>
-              <w:left w:type="dxa" w:w="120"/>
-              <w:bottom w:type="dxa" w:w="60"/>
-              <w:right w:type="dxa" w:w="120"/>
-            </w:tcMar>
-            <w:vAlign w:val="top"/>
-          </w:tcPr>
-          <w:p>
-            <w:pPr>
-              <w:spacing w:after="40" w:before="0"/>
-              <w:jc w:val="left"/>
-            </w:pPr>
-            <w:r>
-              <w:rPr>
-                <w:rFonts w:ascii="Arial" w:cs="Arial" w:eastAsia="Arial" w:hAnsi="Arial"/>
-                <w:b/>
-                <w:bCs/>
-                <w:i w:val="false"/>
-                <w:iCs w:val="false"/>
-                <w:color w:val="000000"/>
-                <w:sz w:val="18"/>
-                <w:szCs w:val="18"/>
-              </w:rPr>
-              <w:t xml:space="preserve">Total Duration</w:t>
-            </w:r>
-          </w:p>
-        </w:tc>
-        <w:tc>
-          <w:tcPr>
-            <w:tcW w:type="dxa" w:w="10680"/>
-            <w:shd w:fill="FFFFFF" w:color="auto" w:val="clear"/>
-            <w:tcMar>
-              <w:top w:type="dxa" w:w="60"/>
-              <w:left w:type="dxa" w:w="120"/>
-              <w:bottom w:type="dxa" w:w="60"/>
-              <w:right w:type="dxa" w:w="120"/>
-            </w:tcMar>
-            <w:vAlign w:val="top"/>
-          </w:tcPr>
-          <w:p>
-            <w:pPr>
-              <w:spacing w:after="40" w:before="0"/>
-              <w:jc w:val="left"/>
-            </w:pPr>
-            <w:r>
-              <w:rPr>
-                <w:rFonts w:ascii="Arial" w:cs="Arial" w:eastAsia="Arial" w:hAnsi="Arial"/>
-                <w:b w:val="false"/>
-                <w:bCs w:val="false"/>
-                <w:i w:val="false"/>
-                <w:iCs w:val="false"/>
-                <w:color w:val="000000"/>
-                <w:sz w:val="18"/>
-                <w:szCs w:val="18"/>
-              </w:rPr>
-              <w:t xml:space="preserve">8 lessons × 40 minutes = 320 minutes total</w:t>
-            </w:r>
-          </w:p>
-        </w:tc>
-      </w:tr>
-      <w:tr>
-        <w:tc>
-          <w:tcPr>
-            <w:tcW w:type="dxa" w:w="3000"/>
-            <w:shd w:fill="D5E8F0" w:color="auto" w:val="clear"/>
-            <w:tcMar>
-              <w:top w:type="dxa" w:w="60"/>
-              <w:left w:type="dxa" w:w="120"/>
-              <w:bottom w:type="dxa" w:w="60"/>
-              <w:right w:type="dxa" w:w="120"/>
-            </w:tcMar>
-            <w:vAlign w:val="top"/>
-          </w:tcPr>
-          <w:p>
-            <w:pPr>
-              <w:spacing w:after="40" w:before="0"/>
-              <w:jc w:val="left"/>
-            </w:pPr>
-            <w:r>
-              <w:rPr>
-                <w:rFonts w:ascii="Arial" w:cs="Arial" w:eastAsia="Arial" w:hAnsi="Arial"/>
-                <w:b/>
-                <w:bCs/>
-                <w:i w:val="false"/>
-                <w:iCs w:val="false"/>
-                <w:color w:val="000000"/>
-                <w:sz w:val="18"/>
-                <w:szCs w:val="18"/>
-              </w:rPr>
-              <w:t xml:space="preserve">Sub-Strand Content</w:t>
-            </w:r>
-          </w:p>
-        </w:tc>
-        <w:tc>
-          <w:tcPr>
-            <w:tcW w:type="dxa" w:w="10680"/>
-            <w:shd w:fill="FFFFFF" w:color="auto" w:val="clear"/>
-            <w:tcMar>
-              <w:top w:type="dxa" w:w="60"/>
-              <w:left w:type="dxa" w:w="120"/>
-              <w:bottom w:type="dxa" w:w="60"/>
-              <w:right w:type="dxa" w:w="120"/>
-            </w:tcMar>
-            <w:vAlign w:val="top"/>
-          </w:tcPr>
-          <w:p>
-            <w:pPr>
-              <w:spacing w:after="30" w:before="0"/>
-              <w:ind w:left="360" w:hanging="180"/>
-              <w:jc w:val="left"/>
-            </w:pPr>
-            <w:r>
-              <w:rPr>
-                <w:rFonts w:ascii="Arial" w:cs="Arial" w:eastAsia="Arial" w:hAnsi="Arial"/>
-                <w:b w:val="false"/>
-                <w:bCs w:val="false"/>
-                <w:i w:val="false"/>
-                <w:iCs w:val="false"/>
-                <w:color w:val="000000"/>
-                <w:sz w:val="18"/>
-                <w:szCs w:val="18"/>
-              </w:rPr>
-              <w:t xml:space="preserve">–  Area of triangles (including the formula ½ × base × height and trigonometric form ½ab sin C)</w:t>
-            </w:r>
-          </w:p>
-          <w:p>
-            <w:pPr>
-              <w:spacing w:after="30" w:before="0"/>
-              <w:ind w:left="360" w:hanging="180"/>
-              <w:jc w:val="left"/>
-            </w:pPr>
-            <w:r>
-              <w:rPr>
-                <w:rFonts w:ascii="Arial" w:cs="Arial" w:eastAsia="Arial" w:hAnsi="Arial"/>
-                <w:b w:val="false"/>
-                <w:bCs w:val="false"/>
-                <w:i w:val="false"/>
-                <w:iCs w:val="false"/>
-                <w:color w:val="000000"/>
-                <w:sz w:val="18"/>
-                <w:szCs w:val="18"/>
-              </w:rPr>
-              <w:t xml:space="preserve">–  Area of quadrilaterals: parallelograms, rhombuses, trapeziums and kites</w:t>
-            </w:r>
-          </w:p>
-          <w:p>
-            <w:pPr>
-              <w:spacing w:after="30" w:before="0"/>
-              <w:ind w:left="360" w:hanging="180"/>
-              <w:jc w:val="left"/>
-            </w:pPr>
-            <w:r>
-              <w:rPr>
-                <w:rFonts w:ascii="Arial" w:cs="Arial" w:eastAsia="Arial" w:hAnsi="Arial"/>
-                <w:b w:val="false"/>
-                <w:bCs w:val="false"/>
-                <w:i w:val="false"/>
-                <w:iCs w:val="false"/>
-                <w:color w:val="000000"/>
-                <w:sz w:val="18"/>
-                <w:szCs w:val="18"/>
-              </w:rPr>
-              <w:t xml:space="preserve">–  Area of heptagons (7-sided polygons) using decomposition into triangles</w:t>
-            </w:r>
-          </w:p>
-          <w:p>
-            <w:pPr>
-              <w:spacing w:after="30" w:before="0"/>
-              <w:ind w:left="360" w:hanging="180"/>
-              <w:jc w:val="left"/>
-            </w:pPr>
-            <w:r>
-              <w:rPr>
-                <w:rFonts w:ascii="Arial" w:cs="Arial" w:eastAsia="Arial" w:hAnsi="Arial"/>
-                <w:b w:val="false"/>
-                <w:bCs w:val="false"/>
-                <w:i w:val="false"/>
-                <w:iCs w:val="false"/>
-                <w:color w:val="000000"/>
-                <w:sz w:val="18"/>
-                <w:szCs w:val="18"/>
-              </w:rPr>
-              <w:t xml:space="preserve">–  Area of octagons (8-sided polygons) using decomposition and formula methods</w:t>
-            </w:r>
-          </w:p>
-          <w:p>
-            <w:pPr>
-              <w:spacing w:after="30" w:before="0"/>
-              <w:ind w:left="360" w:hanging="180"/>
-              <w:jc w:val="left"/>
-            </w:pPr>
-            <w:r>
-              <w:rPr>
-                <w:rFonts w:ascii="Arial" w:cs="Arial" w:eastAsia="Arial" w:hAnsi="Arial"/>
-                <w:b w:val="false"/>
-                <w:bCs w:val="false"/>
-                <w:i w:val="false"/>
-                <w:iCs w:val="false"/>
-                <w:color w:val="000000"/>
-                <w:sz w:val="18"/>
-                <w:szCs w:val="18"/>
-              </w:rPr>
-              <w:t xml:space="preserve">–  Area of general irregular polygons using the decomposition/triangulation method</w:t>
-            </w:r>
-          </w:p>
-          <w:p>
-            <w:pPr>
-              <w:spacing w:after="30" w:before="0"/>
-              <w:ind w:left="360" w:hanging="180"/>
-              <w:jc w:val="left"/>
-            </w:pPr>
-            <w:r>
-              <w:rPr>
-                <w:rFonts w:ascii="Arial" w:cs="Arial" w:eastAsia="Arial" w:hAnsi="Arial"/>
-                <w:b w:val="false"/>
-                <w:bCs w:val="false"/>
-                <w:i w:val="false"/>
-                <w:iCs w:val="false"/>
-                <w:color w:val="000000"/>
-                <w:sz w:val="18"/>
-                <w:szCs w:val="18"/>
-              </w:rPr>
-              <w:t xml:space="preserve">–  Area of composite/compound polygons (combinations of standard shapes)</w:t>
-            </w:r>
-          </w:p>
-          <w:p>
-            <w:pPr>
-              <w:spacing w:after="30" w:before="0"/>
-              <w:ind w:left="360" w:hanging="180"/>
-              <w:jc w:val="left"/>
-            </w:pPr>
-            <w:r>
-              <w:rPr>
-                <w:rFonts w:ascii="Arial" w:cs="Arial" w:eastAsia="Arial" w:hAnsi="Arial"/>
-                <w:b w:val="false"/>
-                <w:bCs w:val="false"/>
-                <w:i w:val="false"/>
-                <w:iCs w:val="false"/>
-                <w:color w:val="000000"/>
-                <w:sz w:val="18"/>
-                <w:szCs w:val="18"/>
-              </w:rPr>
-              <w:t xml:space="preserve">–  Application of area of polygons to real-life situations (land surveying, tiling, farming plots)</w:t>
-            </w:r>
-          </w:p>
-          <w:p>
-            <w:pPr>
-              <w:spacing w:after="30" w:before="0"/>
-              <w:ind w:left="360" w:hanging="180"/>
-              <w:jc w:val="left"/>
-            </w:pPr>
-            <w:r>
-              <w:rPr>
-                <w:rFonts w:ascii="Arial" w:cs="Arial" w:eastAsia="Arial" w:hAnsi="Arial"/>
-                <w:b w:val="false"/>
-                <w:bCs w:val="false"/>
-                <w:i w:val="false"/>
-                <w:iCs w:val="false"/>
-                <w:color w:val="000000"/>
-                <w:sz w:val="18"/>
-                <w:szCs w:val="18"/>
-              </w:rPr>
-              <w:t xml:space="preserve">–  Use of geometrical sets, rulers, calculators and triangular cut-outs to measure and verify areas</w:t>
-            </w:r>
-          </w:p>
-        </w:tc>
-      </w:tr>
-      <w:tr>
-        <w:tc>
-          <w:tcPr>
-            <w:tcW w:type="dxa" w:w="3000"/>
-            <w:shd w:fill="D5E8F0" w:color="auto" w:val="clear"/>
-            <w:tcMar>
-              <w:top w:type="dxa" w:w="60"/>
-              <w:left w:type="dxa" w:w="120"/>
-              <w:bottom w:type="dxa" w:w="60"/>
-              <w:right w:type="dxa" w:w="120"/>
-            </w:tcMar>
-            <w:vAlign w:val="top"/>
-          </w:tcPr>
-          <w:p>
-            <w:pPr>
-              <w:spacing w:after="40" w:before="0"/>
-              <w:jc w:val="left"/>
-            </w:pPr>
-            <w:r>
-              <w:rPr>
-                <w:rFonts w:ascii="Arial" w:cs="Arial" w:eastAsia="Arial" w:hAnsi="Arial"/>
-                <w:b/>
-                <w:bCs/>
-                <w:i w:val="false"/>
-                <w:iCs w:val="false"/>
-                <w:color w:val="000000"/>
-                <w:sz w:val="18"/>
-                <w:szCs w:val="18"/>
-              </w:rPr>
-              <w:t xml:space="preserve">Learning Outcomes</w:t>
-            </w:r>
-          </w:p>
-        </w:tc>
-        <w:tc>
-          <w:tcPr>
-            <w:tcW w:type="dxa" w:w="10680"/>
-            <w:shd w:fill="FFFFFF" w:color="auto" w:val="clear"/>
-            <w:tcMar>
-              <w:top w:type="dxa" w:w="60"/>
-              <w:left w:type="dxa" w:w="120"/>
-              <w:bottom w:type="dxa" w:w="60"/>
-              <w:right w:type="dxa" w:w="120"/>
-            </w:tcMar>
-            <w:vAlign w:val="top"/>
-          </w:tcPr>
-          <w:p>
-            <w:pPr>
-              <w:spacing w:after="40" w:before="0"/>
-              <w:jc w:val="left"/>
-            </w:pPr>
-            <w:r>
-              <w:rPr>
-                <w:rFonts w:ascii="Arial" w:cs="Arial" w:eastAsia="Arial" w:hAnsi="Arial"/>
-                <w:b w:val="false"/>
-                <w:bCs w:val="false"/>
-                <w:i w:val="false"/>
-                <w:iCs w:val="false"/>
-                <w:color w:val="000000"/>
-                <w:sz w:val="18"/>
-                <w:szCs w:val="18"/>
-              </w:rPr>
-              <w:t xml:space="preserve">By the end of the sub-strand, the learner should be able to:</w:t>
-            </w:r>
-          </w:p>
-          <w:p>
-            <w:pPr>
-              <w:spacing w:after="40" w:before="0"/>
-              <w:jc w:val="left"/>
-            </w:pPr>
-            <w:r>
-              <w:rPr>
-                <w:rFonts w:ascii="Arial" w:cs="Arial" w:eastAsia="Arial" w:hAnsi="Arial"/>
-                <w:b w:val="false"/>
-                <w:bCs w:val="false"/>
-                <w:i w:val="false"/>
-                <w:iCs w:val="false"/>
-                <w:color w:val="000000"/>
-                <w:sz w:val="18"/>
-                <w:szCs w:val="18"/>
-              </w:rPr>
-              <w:t xml:space="preserve">a) determine the area of triangles using appropriate formulae including the trigonometric form,</w:t>
-            </w:r>
-          </w:p>
-          <w:p>
-            <w:pPr>
-              <w:spacing w:after="40" w:before="0"/>
-              <w:jc w:val="left"/>
-            </w:pPr>
-            <w:r>
-              <w:rPr>
-                <w:rFonts w:ascii="Arial" w:cs="Arial" w:eastAsia="Arial" w:hAnsi="Arial"/>
-                <w:b w:val="false"/>
-                <w:bCs w:val="false"/>
-                <w:i w:val="false"/>
-                <w:iCs w:val="false"/>
-                <w:color w:val="000000"/>
-                <w:sz w:val="18"/>
-                <w:szCs w:val="18"/>
-              </w:rPr>
-              <w:t xml:space="preserve">b) determine the area of quadrilaterals including parallelograms, rhombuses, trapeziums and kites,</w:t>
-            </w:r>
-          </w:p>
-          <w:p>
-            <w:pPr>
-              <w:spacing w:after="40" w:before="0"/>
-              <w:jc w:val="left"/>
-            </w:pPr>
-            <w:r>
-              <w:rPr>
-                <w:rFonts w:ascii="Arial" w:cs="Arial" w:eastAsia="Arial" w:hAnsi="Arial"/>
-                <w:b w:val="false"/>
-                <w:bCs w:val="false"/>
-                <w:i w:val="false"/>
-                <w:iCs w:val="false"/>
-                <w:color w:val="000000"/>
-                <w:sz w:val="18"/>
-                <w:szCs w:val="18"/>
-              </w:rPr>
-              <w:t xml:space="preserve">c) determine the area of heptagons and octagons using decomposition into triangles and standard formulae,</w:t>
-            </w:r>
-          </w:p>
-          <w:p>
-            <w:pPr>
-              <w:spacing w:after="40" w:before="0"/>
-              <w:jc w:val="left"/>
-            </w:pPr>
-            <w:r>
-              <w:rPr>
-                <w:rFonts w:ascii="Arial" w:cs="Arial" w:eastAsia="Arial" w:hAnsi="Arial"/>
-                <w:b w:val="false"/>
-                <w:bCs w:val="false"/>
-                <w:i w:val="false"/>
-                <w:iCs w:val="false"/>
-                <w:color w:val="000000"/>
-                <w:sz w:val="18"/>
-                <w:szCs w:val="18"/>
-              </w:rPr>
-              <w:t xml:space="preserve">d) determine the area of irregular polygons using the triangulation/decomposition method,</w:t>
-            </w:r>
-          </w:p>
-          <w:p>
-            <w:pPr>
-              <w:spacing w:after="40" w:before="0"/>
-              <w:jc w:val="left"/>
-            </w:pPr>
-            <w:r>
-              <w:rPr>
-                <w:rFonts w:ascii="Arial" w:cs="Arial" w:eastAsia="Arial" w:hAnsi="Arial"/>
-                <w:b w:val="false"/>
-                <w:bCs w:val="false"/>
-                <w:i w:val="false"/>
-                <w:iCs w:val="false"/>
-                <w:color w:val="000000"/>
-                <w:sz w:val="18"/>
-                <w:szCs w:val="18"/>
-              </w:rPr>
-              <w:t xml:space="preserve">e) apply knowledge of area of polygons to real-life situations such as land measurement, tiling and farming,</w:t>
-            </w:r>
-          </w:p>
-          <w:p>
-            <w:pPr>
-              <w:spacing w:after="40" w:before="0"/>
-              <w:jc w:val="left"/>
-            </w:pPr>
-            <w:r>
-              <w:rPr>
-                <w:rFonts w:ascii="Arial" w:cs="Arial" w:eastAsia="Arial" w:hAnsi="Arial"/>
-                <w:b w:val="false"/>
-                <w:bCs w:val="false"/>
-                <w:i w:val="false"/>
-                <w:iCs w:val="false"/>
-                <w:color w:val="000000"/>
-                <w:sz w:val="18"/>
-                <w:szCs w:val="18"/>
-              </w:rPr>
-              <w:t xml:space="preserve">f) appreciate the use of area of polygons in solving real-life problems in the Kenyan context.</w:t>
-            </w:r>
-          </w:p>
-        </w:tc>
-      </w:tr>
-      <w:tr>
-        <w:tc>
-          <w:tcPr>
-            <w:tcW w:type="dxa" w:w="3000"/>
-            <w:shd w:fill="D5E8F0" w:color="auto" w:val="clear"/>
-            <w:tcMar>
-              <w:top w:type="dxa" w:w="60"/>
-              <w:left w:type="dxa" w:w="120"/>
-              <w:bottom w:type="dxa" w:w="60"/>
-              <w:right w:type="dxa" w:w="120"/>
-            </w:tcMar>
-            <w:vAlign w:val="top"/>
-          </w:tcPr>
-          <w:p>
-            <w:pPr>
-              <w:spacing w:after="40" w:before="0"/>
-              <w:jc w:val="left"/>
-            </w:pPr>
-            <w:r>
-              <w:rPr>
-                <w:rFonts w:ascii="Arial" w:cs="Arial" w:eastAsia="Arial" w:hAnsi="Arial"/>
-                <w:b/>
-                <w:bCs/>
-                <w:i w:val="false"/>
-                <w:iCs w:val="false"/>
-                <w:color w:val="000000"/>
-                <w:sz w:val="18"/>
-                <w:szCs w:val="18"/>
-              </w:rPr>
-              <w:t xml:space="preserve">Core Competencies</w:t>
-            </w:r>
-          </w:p>
-        </w:tc>
-        <w:tc>
-          <w:tcPr>
-            <w:tcW w:type="dxa" w:w="10680"/>
-            <w:shd w:fill="FFFFFF" w:color="auto" w:val="clear"/>
-            <w:tcMar>
-              <w:top w:type="dxa" w:w="60"/>
-              <w:left w:type="dxa" w:w="120"/>
-              <w:bottom w:type="dxa" w:w="60"/>
-              <w:right w:type="dxa" w:w="120"/>
-            </w:tcMar>
-            <w:vAlign w:val="top"/>
-          </w:tcPr>
-          <w:p>
-            <w:pPr>
-              <w:spacing w:after="30" w:before="0"/>
-              <w:ind w:left="360" w:hanging="180"/>
-              <w:jc w:val="left"/>
-            </w:pPr>
-            <w:r>
-              <w:rPr>
-                <w:rFonts w:ascii="Arial" w:cs="Arial" w:eastAsia="Arial" w:hAnsi="Arial"/>
-                <w:b w:val="false"/>
-                <w:bCs w:val="false"/>
-                <w:i w:val="false"/>
-                <w:iCs w:val="false"/>
-                <w:color w:val="000000"/>
-                <w:sz w:val="18"/>
-                <w:szCs w:val="18"/>
-              </w:rPr>
-              <w:t xml:space="preserve">–  Critical Thinking and Problem Solving: the learner decomposes complex irregular polygons into triangles and standard shapes to determine their areas, and applies these skills to real-life land and tiling problems in Kenyan contexts.</w:t>
-            </w:r>
-          </w:p>
-          <w:p>
-            <w:pPr>
-              <w:spacing w:after="30" w:before="0"/>
-              <w:ind w:left="360" w:hanging="180"/>
-              <w:jc w:val="left"/>
-            </w:pPr>
-            <w:r>
-              <w:rPr>
-                <w:rFonts w:ascii="Arial" w:cs="Arial" w:eastAsia="Arial" w:hAnsi="Arial"/>
-                <w:b w:val="false"/>
-                <w:bCs w:val="false"/>
-                <w:i w:val="false"/>
-                <w:iCs w:val="false"/>
-                <w:color w:val="000000"/>
-                <w:sz w:val="18"/>
-                <w:szCs w:val="18"/>
-              </w:rPr>
-              <w:t xml:space="preserve">–  Communication and Collaboration: the learner works in groups to measure, cut out and compare polygon shapes, discusses strategies for decomposing irregular polygons, and presents findings to peers.</w:t>
-            </w:r>
-          </w:p>
-          <w:p>
-            <w:pPr>
-              <w:spacing w:after="30" w:before="0"/>
-              <w:ind w:left="360" w:hanging="180"/>
-              <w:jc w:val="left"/>
-            </w:pPr>
-            <w:r>
-              <w:rPr>
-                <w:rFonts w:ascii="Arial" w:cs="Arial" w:eastAsia="Arial" w:hAnsi="Arial"/>
-                <w:b w:val="false"/>
-                <w:bCs w:val="false"/>
-                <w:i w:val="false"/>
-                <w:iCs w:val="false"/>
-                <w:color w:val="000000"/>
-                <w:sz w:val="18"/>
-                <w:szCs w:val="18"/>
-              </w:rPr>
-              <w:t xml:space="preserve">–  Creativity and Imagination: the learner devises multiple methods (decomposition, formula, trigonometric) for finding the area of the same polygon and selects the most efficient approach.</w:t>
-            </w:r>
-          </w:p>
-          <w:p>
-            <w:pPr>
-              <w:spacing w:after="30" w:before="0"/>
-              <w:ind w:left="360" w:hanging="180"/>
-              <w:jc w:val="left"/>
-            </w:pPr>
-            <w:r>
-              <w:rPr>
-                <w:rFonts w:ascii="Arial" w:cs="Arial" w:eastAsia="Arial" w:hAnsi="Arial"/>
-                <w:b w:val="false"/>
-                <w:bCs w:val="false"/>
-                <w:i w:val="false"/>
-                <w:iCs w:val="false"/>
-                <w:color w:val="000000"/>
-                <w:sz w:val="18"/>
-                <w:szCs w:val="18"/>
-              </w:rPr>
-              <w:t xml:space="preserve">–  Learning to Learn: the learner connects prior knowledge of triangles and quadrilaterals to build understanding of more complex polygons, and uses rulers, geometrical sets and calculators to verify results independently.</w:t>
-            </w:r>
-          </w:p>
-          <w:p>
-            <w:pPr>
-              <w:spacing w:after="30" w:before="0"/>
-              <w:ind w:left="360" w:hanging="180"/>
-              <w:jc w:val="left"/>
-            </w:pPr>
-            <w:r>
-              <w:rPr>
-                <w:rFonts w:ascii="Arial" w:cs="Arial" w:eastAsia="Arial" w:hAnsi="Arial"/>
-                <w:b w:val="false"/>
-                <w:bCs w:val="false"/>
-                <w:i w:val="false"/>
-                <w:iCs w:val="false"/>
-                <w:color w:val="000000"/>
-                <w:sz w:val="18"/>
-                <w:szCs w:val="18"/>
-              </w:rPr>
-              <w:t xml:space="preserve">–  Digital Literacy: the learner uses calculators and available digital devices to compute areas efficiently and to explore polygon area concepts through interactive tools.</w:t>
-            </w:r>
-          </w:p>
-        </w:tc>
-      </w:tr>
-      <w:tr>
-        <w:tc>
-          <w:tcPr>
-            <w:tcW w:type="dxa" w:w="3000"/>
-            <w:shd w:fill="E2EFDA" w:color="auto" w:val="clear"/>
-            <w:tcMar>
-              <w:top w:type="dxa" w:w="60"/>
-              <w:left w:type="dxa" w:w="120"/>
-              <w:bottom w:type="dxa" w:w="60"/>
-              <w:right w:type="dxa" w:w="120"/>
-            </w:tcMar>
-            <w:vAlign w:val="top"/>
-          </w:tcPr>
-          <w:p>
-            <w:pPr>
-              <w:spacing w:after="40" w:before="0"/>
-              <w:jc w:val="left"/>
-            </w:pPr>
-            <w:r>
-              <w:rPr>
-                <w:rFonts w:ascii="Arial" w:cs="Arial" w:eastAsia="Arial" w:hAnsi="Arial"/>
-                <w:b/>
-                <w:bCs/>
-                <w:i w:val="false"/>
-                <w:iCs w:val="false"/>
-                <w:color w:val="000000"/>
-                <w:sz w:val="18"/>
-                <w:szCs w:val="18"/>
-              </w:rPr>
-              <w:t xml:space="preserve">Core Values</w:t>
-            </w:r>
-          </w:p>
-        </w:tc>
-        <w:tc>
-          <w:tcPr>
-            <w:tcW w:type="dxa" w:w="10680"/>
-            <w:shd w:fill="FFFFFF" w:color="auto" w:val="clear"/>
-            <w:tcMar>
-              <w:top w:type="dxa" w:w="60"/>
-              <w:left w:type="dxa" w:w="120"/>
-              <w:bottom w:type="dxa" w:w="60"/>
-              <w:right w:type="dxa" w:w="120"/>
-            </w:tcMar>
-            <w:vAlign w:val="top"/>
-          </w:tcPr>
-          <w:p>
-            <w:pPr>
-              <w:spacing w:after="30" w:before="0"/>
-              <w:ind w:left="360" w:hanging="180"/>
-              <w:jc w:val="left"/>
-            </w:pPr>
-            <w:r>
-              <w:rPr>
-                <w:rFonts w:ascii="Arial" w:cs="Arial" w:eastAsia="Arial" w:hAnsi="Arial"/>
-                <w:b w:val="false"/>
-                <w:bCs w:val="false"/>
-                <w:i w:val="false"/>
-                <w:iCs w:val="false"/>
-                <w:color w:val="000000"/>
-                <w:sz w:val="18"/>
-                <w:szCs w:val="18"/>
-              </w:rPr>
-              <w:t xml:space="preserve">–  Responsibility: the learner carefully handles geometrical sets, rulers and triangular cut-outs, and takes care of shared learning resources used to construct and measure polygons.</w:t>
-            </w:r>
-          </w:p>
-          <w:p>
-            <w:pPr>
-              <w:spacing w:after="30" w:before="0"/>
-              <w:ind w:left="360" w:hanging="180"/>
-              <w:jc w:val="left"/>
-            </w:pPr>
-            <w:r>
-              <w:rPr>
-                <w:rFonts w:ascii="Arial" w:cs="Arial" w:eastAsia="Arial" w:hAnsi="Arial"/>
-                <w:b w:val="false"/>
-                <w:bCs w:val="false"/>
-                <w:i w:val="false"/>
-                <w:iCs w:val="false"/>
-                <w:color w:val="000000"/>
-                <w:sz w:val="18"/>
-                <w:szCs w:val="18"/>
-              </w:rPr>
-              <w:t xml:space="preserve">–  Integrity: the learner takes accurate measurements and records honest calculations when determining areas of polygons, ensuring results are not fabricated or rounded carelessly.</w:t>
-            </w:r>
-          </w:p>
-          <w:p>
-            <w:pPr>
-              <w:spacing w:after="30" w:before="0"/>
-              <w:ind w:left="360" w:hanging="180"/>
-              <w:jc w:val="left"/>
-            </w:pPr>
-            <w:r>
-              <w:rPr>
-                <w:rFonts w:ascii="Arial" w:cs="Arial" w:eastAsia="Arial" w:hAnsi="Arial"/>
-                <w:b w:val="false"/>
-                <w:bCs w:val="false"/>
-                <w:i w:val="false"/>
-                <w:iCs w:val="false"/>
-                <w:color w:val="000000"/>
-                <w:sz w:val="18"/>
-                <w:szCs w:val="18"/>
-              </w:rPr>
-              <w:t xml:space="preserve">–  Respect: the learner appreciates the contributions of every group member during collaborative polygon-decomposition activities and listens to different problem-solving strategies shared by peers.</w:t>
-            </w:r>
-          </w:p>
-          <w:p>
-            <w:pPr>
-              <w:spacing w:after="30" w:before="0"/>
-              <w:ind w:left="360" w:hanging="180"/>
-              <w:jc w:val="left"/>
-            </w:pPr>
-            <w:r>
-              <w:rPr>
-                <w:rFonts w:ascii="Arial" w:cs="Arial" w:eastAsia="Arial" w:hAnsi="Arial"/>
-                <w:b w:val="false"/>
-                <w:bCs w:val="false"/>
-                <w:i w:val="false"/>
-                <w:iCs w:val="false"/>
-                <w:color w:val="000000"/>
-                <w:sz w:val="18"/>
-                <w:szCs w:val="18"/>
-              </w:rPr>
-              <w:t xml:space="preserve">–  Unity: the learner works cooperatively in groups to measure and compute areas of polygons representing community spaces such as school plots and farm fields, valuing collective effort.</w:t>
-            </w:r>
-          </w:p>
-        </w:tc>
-      </w:tr>
-      <w:tr>
-        <w:tc>
-          <w:tcPr>
-            <w:tcW w:type="dxa" w:w="3000"/>
-            <w:shd w:fill="D5E8F0" w:color="auto" w:val="clear"/>
-            <w:tcMar>
-              <w:top w:type="dxa" w:w="60"/>
-              <w:left w:type="dxa" w:w="120"/>
-              <w:bottom w:type="dxa" w:w="60"/>
-              <w:right w:type="dxa" w:w="120"/>
-            </w:tcMar>
-            <w:vAlign w:val="top"/>
-          </w:tcPr>
-          <w:p>
-            <w:pPr>
-              <w:spacing w:after="40" w:before="0"/>
-              <w:jc w:val="left"/>
-            </w:pPr>
-            <w:r>
-              <w:rPr>
-                <w:rFonts w:ascii="Arial" w:cs="Arial" w:eastAsia="Arial" w:hAnsi="Arial"/>
-                <w:b/>
-                <w:bCs/>
-                <w:i w:val="false"/>
-                <w:iCs w:val="false"/>
-                <w:color w:val="000000"/>
-                <w:sz w:val="18"/>
-                <w:szCs w:val="18"/>
-              </w:rPr>
-              <w:t xml:space="preserve">Science &amp; Engineering Practices</w:t>
-            </w:r>
-          </w:p>
-        </w:tc>
-        <w:tc>
-          <w:tcPr>
-            <w:tcW w:type="dxa" w:w="10680"/>
-            <w:shd w:fill="FFFFFF" w:color="auto" w:val="clear"/>
-            <w:tcMar>
-              <w:top w:type="dxa" w:w="60"/>
-              <w:left w:type="dxa" w:w="120"/>
-              <w:bottom w:type="dxa" w:w="60"/>
-              <w:right w:type="dxa" w:w="120"/>
-            </w:tcMar>
-            <w:vAlign w:val="top"/>
-          </w:tcPr>
-          <w:p>
-            <w:pPr>
-              <w:spacing w:after="30" w:before="0"/>
-              <w:ind w:left="360" w:hanging="180"/>
-              <w:jc w:val="left"/>
-            </w:pPr>
-            <w:r>
-              <w:rPr>
-                <w:rFonts w:ascii="Arial" w:cs="Arial" w:eastAsia="Arial" w:hAnsi="Arial"/>
-                <w:b w:val="false"/>
-                <w:bCs w:val="false"/>
-                <w:i w:val="false"/>
-                <w:iCs w:val="false"/>
-                <w:color w:val="000000"/>
-                <w:sz w:val="18"/>
-                <w:szCs w:val="18"/>
-              </w:rPr>
-              <w:t xml:space="preserve">–  Using Mathematics and Computational Thinking: the learner selects and applies appropriate area formulae (including trigonometric form) and uses systematic decomposition to compute areas of complex polygons, connecting mathematical reasoning to real-world measurement problems.</w:t>
-            </w:r>
-          </w:p>
-          <w:p>
-            <w:pPr>
-              <w:spacing w:after="30" w:before="0"/>
-              <w:ind w:left="360" w:hanging="180"/>
-              <w:jc w:val="left"/>
-            </w:pPr>
-            <w:r>
-              <w:rPr>
-                <w:rFonts w:ascii="Arial" w:cs="Arial" w:eastAsia="Arial" w:hAnsi="Arial"/>
-                <w:b w:val="false"/>
-                <w:bCs w:val="false"/>
-                <w:i w:val="false"/>
-                <w:iCs w:val="false"/>
-                <w:color w:val="000000"/>
-                <w:sz w:val="18"/>
-                <w:szCs w:val="18"/>
-              </w:rPr>
-              <w:t xml:space="preserve">–  Analysing and Interpreting Data: the learner measures polygon dimensions, records data in organised tables, computes areas using multiple methods, and compares results to check for consistency and accuracy.</w:t>
-            </w:r>
-          </w:p>
-          <w:p>
-            <w:pPr>
-              <w:spacing w:after="30" w:before="0"/>
-              <w:ind w:left="360" w:hanging="180"/>
-              <w:jc w:val="left"/>
-            </w:pPr>
-            <w:r>
-              <w:rPr>
-                <w:rFonts w:ascii="Arial" w:cs="Arial" w:eastAsia="Arial" w:hAnsi="Arial"/>
-                <w:b w:val="false"/>
-                <w:bCs w:val="false"/>
-                <w:i w:val="false"/>
-                <w:iCs w:val="false"/>
-                <w:color w:val="000000"/>
-                <w:sz w:val="18"/>
-                <w:szCs w:val="18"/>
-              </w:rPr>
-              <w:t xml:space="preserve">–  Constructing Explanations: the learner explains why a polygon can be decomposed into non-overlapping triangles and justifies which formula is most efficient for a given polygon type, communicating reasoning clearly to peers.</w:t>
-            </w:r>
-          </w:p>
-          <w:p>
-            <w:pPr>
-              <w:spacing w:after="30" w:before="0"/>
-              <w:ind w:left="360" w:hanging="180"/>
-              <w:jc w:val="left"/>
-            </w:pPr>
-            <w:r>
-              <w:rPr>
-                <w:rFonts w:ascii="Arial" w:cs="Arial" w:eastAsia="Arial" w:hAnsi="Arial"/>
-                <w:b w:val="false"/>
-                <w:bCs w:val="false"/>
-                <w:i w:val="false"/>
-                <w:iCs w:val="false"/>
-                <w:color w:val="000000"/>
-                <w:sz w:val="18"/>
-                <w:szCs w:val="18"/>
-              </w:rPr>
-              <w:t xml:space="preserve">–  Asking Questions and Defining Problems: the learner poses and investigates questions such as "How can I find the area of an irregular shamba boundary?" and defines the mathematical problem before selecting a solution strategy.</w:t>
-            </w:r>
-          </w:p>
-        </w:tc>
-      </w:tr>
-      <w:tr>
-        <w:tc>
-          <w:tcPr>
-            <w:tcW w:type="dxa" w:w="3000"/>
-            <w:shd w:fill="FCE4D6" w:color="auto" w:val="clear"/>
-            <w:tcMar>
-              <w:top w:type="dxa" w:w="60"/>
-              <w:left w:type="dxa" w:w="120"/>
-              <w:bottom w:type="dxa" w:w="60"/>
-              <w:right w:type="dxa" w:w="120"/>
-            </w:tcMar>
-            <w:vAlign w:val="top"/>
-          </w:tcPr>
-          <w:p>
-            <w:pPr>
-              <w:spacing w:after="40" w:before="0"/>
-              <w:jc w:val="left"/>
-            </w:pPr>
-            <w:r>
-              <w:rPr>
-                <w:rFonts w:ascii="Arial" w:cs="Arial" w:eastAsia="Arial" w:hAnsi="Arial"/>
-                <w:b/>
-                <w:bCs/>
-                <w:i w:val="false"/>
-                <w:iCs w:val="false"/>
-                <w:color w:val="000000"/>
-                <w:sz w:val="18"/>
-                <w:szCs w:val="18"/>
-              </w:rPr>
-              <w:t xml:space="preserve">Pertinent &amp; Contemporary Issues (PCIs)</w:t>
-            </w:r>
-          </w:p>
-        </w:tc>
-        <w:tc>
-          <w:tcPr>
-            <w:tcW w:type="dxa" w:w="10680"/>
-            <w:shd w:fill="FFFFFF" w:color="auto" w:val="clear"/>
-            <w:tcMar>
-              <w:top w:type="dxa" w:w="60"/>
-              <w:left w:type="dxa" w:w="120"/>
-              <w:bottom w:type="dxa" w:w="60"/>
-              <w:right w:type="dxa" w:w="120"/>
-            </w:tcMar>
-            <w:vAlign w:val="top"/>
-          </w:tcPr>
-          <w:p>
-            <w:pPr>
-              <w:spacing w:after="30" w:before="0"/>
-              <w:ind w:left="360" w:hanging="180"/>
-              <w:jc w:val="left"/>
-            </w:pPr>
-            <w:r>
-              <w:rPr>
-                <w:rFonts w:ascii="Arial" w:cs="Arial" w:eastAsia="Arial" w:hAnsi="Arial"/>
-                <w:b w:val="false"/>
-                <w:bCs w:val="false"/>
-                <w:i w:val="false"/>
-                <w:iCs w:val="false"/>
-                <w:color w:val="000000"/>
-                <w:sz w:val="18"/>
-                <w:szCs w:val="18"/>
-              </w:rPr>
-              <w:t xml:space="preserve">–  Education for Sustainable Development (Environmental Education): the learner applies area of polygons to calculate the size of farm plots (shamba), forest clearings and community gardens in the local environment, promoting responsible land use and stewardship.</w:t>
-            </w:r>
-          </w:p>
-          <w:p>
-            <w:pPr>
-              <w:spacing w:after="30" w:before="0"/>
-              <w:ind w:left="360" w:hanging="180"/>
-              <w:jc w:val="left"/>
-            </w:pPr>
-            <w:r>
-              <w:rPr>
-                <w:rFonts w:ascii="Arial" w:cs="Arial" w:eastAsia="Arial" w:hAnsi="Arial"/>
-                <w:b w:val="false"/>
-                <w:bCs w:val="false"/>
-                <w:i w:val="false"/>
-                <w:iCs w:val="false"/>
-                <w:color w:val="000000"/>
-                <w:sz w:val="18"/>
-                <w:szCs w:val="18"/>
-              </w:rPr>
-              <w:t xml:space="preserve">–  Social Cohesion: the learner works in mixed-ability groups to measure and compute areas of polygons representing shared community spaces, building teamwork and mutual respect across diverse backgrounds.</w:t>
-            </w:r>
-          </w:p>
-          <w:p>
-            <w:pPr>
-              <w:spacing w:after="30" w:before="0"/>
-              <w:ind w:left="360" w:hanging="180"/>
-              <w:jc w:val="left"/>
-            </w:pPr>
-            <w:r>
-              <w:rPr>
-                <w:rFonts w:ascii="Arial" w:cs="Arial" w:eastAsia="Arial" w:hAnsi="Arial"/>
-                <w:b w:val="false"/>
-                <w:bCs w:val="false"/>
-                <w:i w:val="false"/>
-                <w:iCs w:val="false"/>
-                <w:color w:val="000000"/>
-                <w:sz w:val="18"/>
-                <w:szCs w:val="18"/>
-              </w:rPr>
-              <w:t xml:space="preserve">–  Financial Literacy: the learner applies area calculations to real-life scenarios such as estimating the cost of tiling a floor in a Nairobi house or fencing a polygonal farm plot in the Rift Valley, connecting mathematics to economic decision-making.</w:t>
-            </w:r>
-          </w:p>
-          <w:p>
-            <w:pPr>
-              <w:spacing w:after="30" w:before="0"/>
-              <w:ind w:left="360" w:hanging="180"/>
-              <w:jc w:val="left"/>
-            </w:pPr>
-            <w:r>
-              <w:rPr>
-                <w:rFonts w:ascii="Arial" w:cs="Arial" w:eastAsia="Arial" w:hAnsi="Arial"/>
-                <w:b w:val="false"/>
-                <w:bCs w:val="false"/>
-                <w:i w:val="false"/>
-                <w:iCs w:val="false"/>
-                <w:color w:val="000000"/>
-                <w:sz w:val="18"/>
-                <w:szCs w:val="18"/>
-              </w:rPr>
-              <w:t xml:space="preserve">–  Life Skills (Problem Solving and Decision Making): the learner uses polygon area skills to make informed decisions about land allocation, construction planning and resource estimation in everyday Kenyan contexts.</w:t>
-            </w:r>
-          </w:p>
-        </w:tc>
-      </w:tr>
-      <w:tr>
-        <w:tc>
-          <w:tcPr>
-            <w:tcW w:type="dxa" w:w="3000"/>
-            <w:shd w:fill="D9EEF1" w:color="auto" w:val="clear"/>
-            <w:tcMar>
-              <w:top w:type="dxa" w:w="60"/>
-              <w:left w:type="dxa" w:w="120"/>
-              <w:bottom w:type="dxa" w:w="60"/>
-              <w:right w:type="dxa" w:w="120"/>
-            </w:tcMar>
-            <w:vAlign w:val="top"/>
-          </w:tcPr>
-          <w:p>
-            <w:pPr>
-              <w:spacing w:after="40" w:before="0"/>
-              <w:jc w:val="left"/>
-            </w:pPr>
-            <w:r>
-              <w:rPr>
-                <w:rFonts w:ascii="Arial" w:cs="Arial" w:eastAsia="Arial" w:hAnsi="Arial"/>
-                <w:b/>
-                <w:bCs/>
-                <w:i w:val="false"/>
-                <w:iCs w:val="false"/>
-                <w:color w:val="000000"/>
-                <w:sz w:val="18"/>
-                <w:szCs w:val="18"/>
-              </w:rPr>
-              <w:t xml:space="preserve">Career Connections</w:t>
-            </w:r>
-          </w:p>
-        </w:tc>
-        <w:tc>
-          <w:tcPr>
-            <w:tcW w:type="dxa" w:w="10680"/>
-            <w:shd w:fill="FFFFFF" w:color="auto" w:val="clear"/>
-            <w:tcMar>
-              <w:top w:type="dxa" w:w="60"/>
-              <w:left w:type="dxa" w:w="120"/>
-              <w:bottom w:type="dxa" w:w="60"/>
-              <w:right w:type="dxa" w:w="120"/>
-            </w:tcMar>
-            <w:vAlign w:val="top"/>
-          </w:tcPr>
-          <w:p>
-            <w:pPr>
-              <w:spacing w:after="30" w:before="0"/>
-              <w:ind w:left="360" w:hanging="180"/>
-              <w:jc w:val="left"/>
-            </w:pPr>
-            <w:r>
-              <w:rPr>
-                <w:rFonts w:ascii="Arial" w:cs="Arial" w:eastAsia="Arial" w:hAnsi="Arial"/>
-                <w:b w:val="false"/>
-                <w:bCs w:val="false"/>
-                <w:i w:val="false"/>
-                <w:iCs w:val="false"/>
-                <w:color w:val="000000"/>
-                <w:sz w:val="18"/>
-                <w:szCs w:val="18"/>
-              </w:rPr>
-              <w:t xml:space="preserve">–  Land Surveying and Cartography: surveyors in Kenya use polygon area calculations (including irregular boundary plots) when demarcating land in counties such as Nakuru, Kisumu and the Rift Valley; this sub-strand builds the foundational measurement skills required.</w:t>
-            </w:r>
-          </w:p>
-          <w:p>
-            <w:pPr>
-              <w:spacing w:after="30" w:before="0"/>
-              <w:ind w:left="360" w:hanging="180"/>
-              <w:jc w:val="left"/>
-            </w:pPr>
-            <w:r>
-              <w:rPr>
-                <w:rFonts w:ascii="Arial" w:cs="Arial" w:eastAsia="Arial" w:hAnsi="Arial"/>
-                <w:b w:val="false"/>
-                <w:bCs w:val="false"/>
-                <w:i w:val="false"/>
-                <w:iCs w:val="false"/>
-                <w:color w:val="000000"/>
-                <w:sz w:val="18"/>
-                <w:szCs w:val="18"/>
-              </w:rPr>
-              <w:t xml:space="preserve">–  Architecture and Construction: architects and builders apply area of polygons when designing floor plans, tiling patterns and roof structures for homes and public buildings across Kenya.</w:t>
-            </w:r>
-          </w:p>
-          <w:p>
-            <w:pPr>
-              <w:spacing w:after="30" w:before="0"/>
-              <w:ind w:left="360" w:hanging="180"/>
-              <w:jc w:val="left"/>
-            </w:pPr>
-            <w:r>
-              <w:rPr>
-                <w:rFonts w:ascii="Arial" w:cs="Arial" w:eastAsia="Arial" w:hAnsi="Arial"/>
-                <w:b w:val="false"/>
-                <w:bCs w:val="false"/>
-                <w:i w:val="false"/>
-                <w:iCs w:val="false"/>
-                <w:color w:val="000000"/>
-                <w:sz w:val="18"/>
-                <w:szCs w:val="18"/>
-              </w:rPr>
-              <w:t xml:space="preserve">–  Agriculture and Farm Management: Kenyan farmers and agricultural extension officers calculate the area of irregularly shaped shamba plots to plan planting, estimate yields of crops like maize and beans, and apply fertiliser accurately.</w:t>
-            </w:r>
-          </w:p>
-          <w:p>
-            <w:pPr>
-              <w:spacing w:after="30" w:before="0"/>
-              <w:ind w:left="360" w:hanging="180"/>
-              <w:jc w:val="left"/>
-            </w:pPr>
-            <w:r>
-              <w:rPr>
-                <w:rFonts w:ascii="Arial" w:cs="Arial" w:eastAsia="Arial" w:hAnsi="Arial"/>
-                <w:b w:val="false"/>
-                <w:bCs w:val="false"/>
-                <w:i w:val="false"/>
-                <w:iCs w:val="false"/>
-                <w:color w:val="000000"/>
-                <w:sz w:val="18"/>
-                <w:szCs w:val="18"/>
-              </w:rPr>
-              <w:t xml:space="preserve">–  Graphic Design and Art: designers use polygon area concepts when creating patterns, logos and decorative tile layouts, skills relevant to Kenya's growing creative economy.</w:t>
-            </w:r>
-          </w:p>
-          <w:p>
-            <w:pPr>
-              <w:spacing w:after="30" w:before="0"/>
-              <w:ind w:left="360" w:hanging="180"/>
-              <w:jc w:val="left"/>
-            </w:pPr>
-            <w:r>
-              <w:rPr>
-                <w:rFonts w:ascii="Arial" w:cs="Arial" w:eastAsia="Arial" w:hAnsi="Arial"/>
-                <w:b w:val="false"/>
-                <w:bCs w:val="false"/>
-                <w:i w:val="false"/>
-                <w:iCs w:val="false"/>
-                <w:color w:val="000000"/>
-                <w:sz w:val="18"/>
-                <w:szCs w:val="18"/>
-              </w:rPr>
-              <w:t xml:space="preserve">–  Urban Planning and Civil Engineering: planners working on road networks, parks and estates in cities like Nairobi and Mombasa use polygon area methods to allocate land and estimate material quantities.</w:t>
-            </w:r>
-          </w:p>
-        </w:tc>
-      </w:tr>
-      <w:tr>
-        <w:tc>
-          <w:tcPr>
-            <w:tcW w:type="dxa" w:w="3000"/>
-            <w:shd w:fill="D5E8F0" w:color="auto" w:val="clear"/>
-            <w:tcMar>
-              <w:top w:type="dxa" w:w="60"/>
-              <w:left w:type="dxa" w:w="120"/>
-              <w:bottom w:type="dxa" w:w="60"/>
-              <w:right w:type="dxa" w:w="120"/>
-            </w:tcMar>
-            <w:vAlign w:val="top"/>
-          </w:tcPr>
-          <w:p>
-            <w:pPr>
-              <w:spacing w:after="40" w:before="0"/>
-              <w:jc w:val="left"/>
-            </w:pPr>
-            <w:r>
-              <w:rPr>
-                <w:rFonts w:ascii="Arial" w:cs="Arial" w:eastAsia="Arial" w:hAnsi="Arial"/>
-                <w:b/>
-                <w:bCs/>
-                <w:i w:val="false"/>
-                <w:iCs w:val="false"/>
-                <w:color w:val="000000"/>
-                <w:sz w:val="18"/>
-                <w:szCs w:val="18"/>
-              </w:rPr>
-              <w:t xml:space="preserve">Focus for Lessons</w:t>
-            </w:r>
-          </w:p>
-        </w:tc>
-        <w:tc>
-          <w:tcPr>
-            <w:tcW w:type="dxa" w:w="10680"/>
-            <w:shd w:fill="FFFFFF" w:color="auto" w:val="clear"/>
-            <w:tcMar>
-              <w:top w:type="dxa" w:w="60"/>
-              <w:left w:type="dxa" w:w="120"/>
-              <w:bottom w:type="dxa" w:w="60"/>
-              <w:right w:type="dxa" w:w="120"/>
-            </w:tcMar>
-            <w:vAlign w:val="top"/>
-          </w:tcPr>
-          <w:p>
-            <w:pPr>
-              <w:spacing w:after="40" w:before="0"/>
-              <w:jc w:val="left"/>
-            </w:pPr>
-            <w:r>
-              <w:rPr>
-                <w:rFonts w:ascii="Arial" w:cs="Arial" w:eastAsia="Arial" w:hAnsi="Arial"/>
-                <w:b w:val="false"/>
-                <w:bCs w:val="false"/>
-                <w:i w:val="false"/>
-                <w:iCs w:val="false"/>
-                <w:color w:val="000000"/>
-                <w:sz w:val="18"/>
-                <w:szCs w:val="18"/>
-              </w:rPr>
-              <w:t xml:space="preserve">This unit develops learners' ability to calculate the area of a wide range of polygons — from triangles and standard quadrilaterals through to heptagons, octagons and irregular polygons — using decomposition, formula and trigonometric methods. Anchored in the Kenyan context of land measurement, tiling and urban design, learners move from familiar shapes toward increasingly complex polygonal boundaries, always connecting abstract formulae to tangible real-life situations such as measuring a shamba plot or designing a paving pattern. The pedagogical approach emphasises hands-on measurement with geometrical sets and cut-outs, collaborative group problem solving, and progressive model building in which each lesson's learning adds a new polygon type to a growing "area toolkit" that learners apply to an authentic culminating task.</w:t>
-            </w:r>
-          </w:p>
-        </w:tc>
-      </w:tr>
-      <w:tr>
-        <w:tc>
-          <w:tcPr>
-            <w:tcW w:type="dxa" w:w="3000"/>
-            <w:shd w:fill="EAD1F5" w:color="auto" w:val="clear"/>
-            <w:tcMar>
-              <w:top w:type="dxa" w:w="60"/>
-              <w:left w:type="dxa" w:w="120"/>
-              <w:bottom w:type="dxa" w:w="60"/>
-              <w:right w:type="dxa" w:w="120"/>
-            </w:tcMar>
-            <w:vAlign w:val="top"/>
-          </w:tcPr>
-          <w:p>
-            <w:pPr>
-              <w:spacing w:after="40" w:before="0"/>
-              <w:jc w:val="left"/>
-            </w:pPr>
-            <w:r>
-              <w:rPr>
-                <w:rFonts w:ascii="Arial" w:cs="Arial" w:eastAsia="Arial" w:hAnsi="Arial"/>
-                <w:b/>
-                <w:bCs/>
-                <w:i w:val="false"/>
-                <w:iCs w:val="false"/>
-                <w:color w:val="000000"/>
-                <w:sz w:val="18"/>
-                <w:szCs w:val="18"/>
-              </w:rPr>
-              <w:t xml:space="preserve">Driving Question / Key Inquiry Questions</w:t>
-            </w:r>
-          </w:p>
-        </w:tc>
-        <w:tc>
-          <w:tcPr>
-            <w:tcW w:type="dxa" w:w="10680"/>
-            <w:shd w:fill="FFFFFF" w:color="auto" w:val="clear"/>
-            <w:tcMar>
-              <w:top w:type="dxa" w:w="60"/>
-              <w:left w:type="dxa" w:w="120"/>
-              <w:bottom w:type="dxa" w:w="60"/>
-              <w:right w:type="dxa" w:w="120"/>
-            </w:tcMar>
-            <w:vAlign w:val="top"/>
-          </w:tcPr>
-          <w:p>
-            <w:pPr>
-              <w:spacing w:after="40" w:before="0"/>
-              <w:jc w:val="left"/>
-            </w:pPr>
-            <w:r>
-              <w:rPr>
-                <w:rFonts w:ascii="Arial" w:cs="Arial" w:eastAsia="Arial" w:hAnsi="Arial"/>
-                <w:b w:val="false"/>
-                <w:bCs w:val="false"/>
-                <w:i w:val="false"/>
-                <w:iCs w:val="false"/>
-                <w:color w:val="000000"/>
-                <w:sz w:val="18"/>
-                <w:szCs w:val="18"/>
-              </w:rPr>
-              <w:t xml:space="preserve">DRIVING QUESTION: How can we calculate the area of any polygon — no matter how many sides or how irregular — so that we can fairly divide the Kericho community land plot and solve other real Kenyan land and design problems?</w:t>
-            </w:r>
-          </w:p>
-          <w:p>
-            <w:pPr>
-              <w:spacing w:after="40" w:before="0"/>
-              <w:jc w:val="left"/>
-            </w:pPr>
-            <w:r>
-              <w:rPr>
-                <w:rFonts w:ascii="Arial" w:cs="Arial" w:eastAsia="Arial" w:hAnsi="Arial"/>
-                <w:b w:val="false"/>
-                <w:bCs w:val="false"/>
-                <w:i w:val="false"/>
-                <w:iCs w:val="false"/>
-                <w:color w:val="000000"/>
-                <w:sz w:val="18"/>
-                <w:szCs w:val="18"/>
-              </w:rPr>
-              <w:t xml:space="preserve"/>
-            </w:r>
-          </w:p>
-          <w:p>
-            <w:pPr>
-              <w:spacing w:after="40" w:before="0"/>
-              <w:jc w:val="left"/>
-            </w:pPr>
-            <w:r>
-              <w:rPr>
-                <w:rFonts w:ascii="Arial" w:cs="Arial" w:eastAsia="Arial" w:hAnsi="Arial"/>
-                <w:b w:val="false"/>
-                <w:bCs w:val="false"/>
-                <w:i w:val="false"/>
-                <w:iCs w:val="false"/>
-                <w:color w:val="000000"/>
-                <w:sz w:val="18"/>
-                <w:szCs w:val="18"/>
-              </w:rPr>
-              <w:t xml:space="preserve">KICD KEY INQUIRY QUESTIONS:</w:t>
-            </w:r>
-          </w:p>
-          <w:p>
-            <w:pPr>
-              <w:spacing w:after="40" w:before="0"/>
-              <w:jc w:val="left"/>
-            </w:pPr>
-            <w:r>
-              <w:rPr>
-                <w:rFonts w:ascii="Arial" w:cs="Arial" w:eastAsia="Arial" w:hAnsi="Arial"/>
-                <w:b w:val="false"/>
-                <w:bCs w:val="false"/>
-                <w:i w:val="false"/>
-                <w:iCs w:val="false"/>
-                <w:color w:val="000000"/>
-                <w:sz w:val="18"/>
-                <w:szCs w:val="18"/>
-              </w:rPr>
-              <w:t xml:space="preserve">1. How do we determine the area of polygons?</w:t>
-            </w:r>
-          </w:p>
-          <w:p>
-            <w:pPr>
-              <w:spacing w:after="40" w:before="0"/>
-              <w:jc w:val="left"/>
-            </w:pPr>
-            <w:r>
-              <w:rPr>
-                <w:rFonts w:ascii="Arial" w:cs="Arial" w:eastAsia="Arial" w:hAnsi="Arial"/>
-                <w:b w:val="false"/>
-                <w:bCs w:val="false"/>
-                <w:i w:val="false"/>
-                <w:iCs w:val="false"/>
-                <w:color w:val="000000"/>
-                <w:sz w:val="18"/>
-                <w:szCs w:val="18"/>
-              </w:rPr>
-              <w:t xml:space="preserve">2. How is the area of polygons applied in real-life situations?</w:t>
-            </w:r>
-          </w:p>
-        </w:tc>
-      </w:tr>
-      <w:tr>
-        <w:tc>
-          <w:tcPr>
-            <w:tcW w:type="dxa" w:w="3000"/>
-            <w:shd w:fill="EAD1F5" w:color="auto" w:val="clear"/>
-            <w:tcMar>
-              <w:top w:type="dxa" w:w="60"/>
-              <w:left w:type="dxa" w:w="120"/>
-              <w:bottom w:type="dxa" w:w="60"/>
-              <w:right w:type="dxa" w:w="120"/>
-            </w:tcMar>
-            <w:vAlign w:val="top"/>
-          </w:tcPr>
-          <w:p>
-            <w:pPr>
-              <w:spacing w:after="40" w:before="0"/>
-              <w:jc w:val="left"/>
-            </w:pPr>
-            <w:r>
-              <w:rPr>
-                <w:rFonts w:ascii="Arial" w:cs="Arial" w:eastAsia="Arial" w:hAnsi="Arial"/>
-                <w:b/>
-                <w:bCs/>
-                <w:i w:val="false"/>
-                <w:iCs w:val="false"/>
-                <w:color w:val="000000"/>
-                <w:sz w:val="18"/>
-                <w:szCs w:val="18"/>
-              </w:rPr>
-              <w:t xml:space="preserve">Anchoring Phenomenon</w:t>
-            </w:r>
-          </w:p>
-        </w:tc>
-        <w:tc>
-          <w:tcPr>
-            <w:tcW w:type="dxa" w:w="10680"/>
-            <w:shd w:fill="FFFFFF" w:color="auto" w:val="clear"/>
-            <w:tcMar>
-              <w:top w:type="dxa" w:w="60"/>
-              <w:left w:type="dxa" w:w="120"/>
-              <w:bottom w:type="dxa" w:w="60"/>
-              <w:right w:type="dxa" w:w="120"/>
-            </w:tcMar>
-            <w:vAlign w:val="top"/>
-          </w:tcPr>
-          <w:p>
-            <w:pPr>
-              <w:spacing w:after="40" w:before="0"/>
-              <w:jc w:val="left"/>
-            </w:pPr>
-            <w:r>
-              <w:rPr>
-                <w:rFonts w:ascii="Arial" w:cs="Arial" w:eastAsia="Arial" w:hAnsi="Arial"/>
-                <w:b w:val="false"/>
-                <w:bCs w:val="false"/>
-                <w:i w:val="false"/>
-                <w:iCs w:val="false"/>
-                <w:color w:val="000000"/>
-                <w:sz w:val="18"/>
-                <w:szCs w:val="18"/>
-              </w:rPr>
-              <w:t xml:space="preserve">A community meeting in a village near Kericho is trying to decide how to fairly divide an irregularly shaped piece of land — a polygonal plot with seven unequal sides — among three farming families so that each family receives an equal area for growing tea and maize. The village elder has drawn the boundary on paper, but nobody at the meeting can agree on how to calculate the total area of the plot, let alone divide it equally. The shape does not match any single standard formula the community members remember from school. Students are presented with the drawn polygon boundary (to scale) and asked: "How much land is there in total, and how could you divide it fairly?" This is puzzling because the plot is not a rectangle, triangle or any other single familiar shape — it has seven sides of different lengths and angles — yet the decision about livelihoods and food security depends entirely on getting the area calculation right. The phenomenon motivates learners to investigate whether any polygon, no matter how irregular, can be broken down into shapes whose areas they already know how to find.</w:t>
-            </w:r>
-          </w:p>
-        </w:tc>
-      </w:tr>
-      <w:tr>
-        <w:tc>
-          <w:tcPr>
-            <w:tcW w:type="dxa" w:w="3000"/>
-            <w:shd w:fill="D9EEF1" w:color="auto" w:val="clear"/>
-            <w:tcMar>
-              <w:top w:type="dxa" w:w="60"/>
-              <w:left w:type="dxa" w:w="120"/>
-              <w:bottom w:type="dxa" w:w="60"/>
-              <w:right w:type="dxa" w:w="120"/>
-            </w:tcMar>
-            <w:vAlign w:val="top"/>
-          </w:tcPr>
-          <w:p>
-            <w:pPr>
-              <w:spacing w:after="40" w:before="0"/>
-              <w:jc w:val="left"/>
-            </w:pPr>
-            <w:r>
-              <w:rPr>
-                <w:rFonts w:ascii="Arial" w:cs="Arial" w:eastAsia="Arial" w:hAnsi="Arial"/>
-                <w:b/>
-                <w:bCs/>
-                <w:i w:val="false"/>
-                <w:iCs w:val="false"/>
-                <w:color w:val="000000"/>
-                <w:sz w:val="18"/>
-                <w:szCs w:val="18"/>
-              </w:rPr>
-              <w:t xml:space="preserve">Storyline Thread</w:t>
-            </w:r>
-          </w:p>
-        </w:tc>
-        <w:tc>
-          <w:tcPr>
-            <w:tcW w:type="dxa" w:w="10680"/>
-            <w:shd w:fill="FFFFFF" w:color="auto" w:val="clear"/>
-            <w:tcMar>
-              <w:top w:type="dxa" w:w="60"/>
-              <w:left w:type="dxa" w:w="120"/>
-              <w:bottom w:type="dxa" w:w="60"/>
-              <w:right w:type="dxa" w:w="120"/>
-            </w:tcMar>
-            <w:vAlign w:val="top"/>
-          </w:tcPr>
-          <w:p>
-            <w:pPr>
-              <w:spacing w:after="40" w:before="0"/>
-              <w:jc w:val="left"/>
-            </w:pPr>
-            <w:r>
-              <w:rPr>
-                <w:rFonts w:ascii="Arial" w:cs="Arial" w:eastAsia="Arial" w:hAnsi="Arial"/>
-                <w:b w:val="false"/>
-                <w:bCs w:val="false"/>
-                <w:i w:val="false"/>
-                <w:iCs w:val="false"/>
-                <w:color w:val="000000"/>
-                <w:sz w:val="18"/>
-                <w:szCs w:val="18"/>
-              </w:rPr>
-              <w:t xml:space="preserve">Lesson 1: ANCHORING PHENOMENON — Students are presented with the Kericho heptagonal land plot. In the Predict Phase, they estimate the area by eye and record individual guesses. The class constructs the Driving Question Board (DQB) listing what they know, what they need to know, and what they wonder. Teacher reviews area of triangles (½bh) as the foundational "building block" tool and students practise on right-angled and acute triangles using cut-outs, connecting to the idea that any polygon can be "cut up."</w:t>
-            </w:r>
-          </w:p>
-          <w:p>
-            <w:pPr>
-              <w:spacing w:after="40" w:before="0"/>
-              <w:jc w:val="left"/>
-            </w:pPr>
-            <w:r>
-              <w:rPr>
-                <w:rFonts w:ascii="Arial" w:cs="Arial" w:eastAsia="Arial" w:hAnsi="Arial"/>
-                <w:b w:val="false"/>
-                <w:bCs w:val="false"/>
-                <w:i w:val="false"/>
-                <w:iCs w:val="false"/>
-                <w:color w:val="000000"/>
-                <w:sz w:val="18"/>
-                <w:szCs w:val="18"/>
-              </w:rPr>
-              <w:t xml:space="preserve"/>
-            </w:r>
-          </w:p>
-          <w:p>
-            <w:pPr>
-              <w:spacing w:after="40" w:before="0"/>
-              <w:jc w:val="left"/>
-            </w:pPr>
-            <w:r>
-              <w:rPr>
-                <w:rFonts w:ascii="Arial" w:cs="Arial" w:eastAsia="Arial" w:hAnsi="Arial"/>
-                <w:b w:val="false"/>
-                <w:bCs w:val="false"/>
-                <w:i w:val="false"/>
-                <w:iCs w:val="false"/>
-                <w:color w:val="000000"/>
-                <w:sz w:val="18"/>
-                <w:szCs w:val="18"/>
-              </w:rPr>
-              <w:t xml:space="preserve">Lesson 2: QUADRILATERALS — Students observe and measure parallelogram-shaped rooftop and kite-shaped tile cut-outs (supporting phenomena). They derive and apply the area formulae for parallelograms (A = bh), rhombuses (A = ½d₁d₂), trapeziums (A = ½(a+b)h) and kites (A = ½d₁d₂) through hands-on measurement activities with rulers and geometrical sets. Groups record results and update the DQB with new tools added to their "area toolkit."</w:t>
-            </w:r>
-          </w:p>
-          <w:p>
-            <w:pPr>
-              <w:spacing w:after="40" w:before="0"/>
-              <w:jc w:val="left"/>
-            </w:pPr>
-            <w:r>
-              <w:rPr>
-                <w:rFonts w:ascii="Arial" w:cs="Arial" w:eastAsia="Arial" w:hAnsi="Arial"/>
-                <w:b w:val="false"/>
-                <w:bCs w:val="false"/>
-                <w:i w:val="false"/>
-                <w:iCs w:val="false"/>
-                <w:color w:val="000000"/>
-                <w:sz w:val="18"/>
-                <w:szCs w:val="18"/>
-              </w:rPr>
-              <w:t xml:space="preserve"/>
-            </w:r>
-          </w:p>
-          <w:p>
-            <w:pPr>
-              <w:spacing w:after="40" w:before="0"/>
-              <w:jc w:val="left"/>
-            </w:pPr>
-            <w:r>
-              <w:rPr>
-                <w:rFonts w:ascii="Arial" w:cs="Arial" w:eastAsia="Arial" w:hAnsi="Arial"/>
-                <w:b w:val="false"/>
-                <w:bCs w:val="false"/>
-                <w:i w:val="false"/>
-                <w:iCs w:val="false"/>
-                <w:color w:val="000000"/>
-                <w:sz w:val="18"/>
-                <w:szCs w:val="18"/>
-              </w:rPr>
-              <w:t xml:space="preserve">Lesson 3: TRIGONOMETRIC AREA OF TRIANGLES — Students investigate the Kisumu rooftop solar panel problem (supporting phenomenon) where the height of a triangle is not directly measurable. They derive and apply the formula A = ½ab sin C using known side lengths and an included angle. Calculator and mathematical table skills are practised. Students explain why this formula is needed and update their cumulative polygon-area model.</w:t>
-            </w:r>
-          </w:p>
-          <w:p>
-            <w:pPr>
-              <w:spacing w:after="40" w:before="0"/>
-              <w:jc w:val="left"/>
-            </w:pPr>
-            <w:r>
-              <w:rPr>
-                <w:rFonts w:ascii="Arial" w:cs="Arial" w:eastAsia="Arial" w:hAnsi="Arial"/>
-                <w:b w:val="false"/>
-                <w:bCs w:val="false"/>
-                <w:i w:val="false"/>
-                <w:iCs w:val="false"/>
-                <w:color w:val="000000"/>
-                <w:sz w:val="18"/>
-                <w:szCs w:val="18"/>
-              </w:rPr>
-              <w:t xml:space="preserve"/>
-            </w:r>
-          </w:p>
-          <w:p>
-            <w:pPr>
-              <w:spacing w:after="40" w:before="0"/>
-              <w:jc w:val="left"/>
-            </w:pPr>
-            <w:r>
-              <w:rPr>
-                <w:rFonts w:ascii="Arial" w:cs="Arial" w:eastAsia="Arial" w:hAnsi="Arial"/>
-                <w:b w:val="false"/>
-                <w:bCs w:val="false"/>
-                <w:i w:val="false"/>
-                <w:iCs w:val="false"/>
-                <w:color w:val="000000"/>
-                <w:sz w:val="18"/>
-                <w:szCs w:val="18"/>
-              </w:rPr>
-              <w:t xml:space="preserve">Lesson 4: HEPTAGONS — Students return to the anchoring phenomenon (the seven-sided Kericho land plot). Using triangular cut-outs and rulers, they decompose the heptagon into five non-overlapping triangles, measure each triangle's base and height, compute individual triangle areas and sum them. They compare their computed total with their Lesson 1 estimates and discuss sources of error. DQB is updated: "We can decompose any polygon into triangles!"</w:t>
-            </w:r>
-          </w:p>
-          <w:p>
-            <w:pPr>
-              <w:spacing w:after="40" w:before="0"/>
-              <w:jc w:val="left"/>
-            </w:pPr>
-            <w:r>
-              <w:rPr>
-                <w:rFonts w:ascii="Arial" w:cs="Arial" w:eastAsia="Arial" w:hAnsi="Arial"/>
-                <w:b w:val="false"/>
-                <w:bCs w:val="false"/>
-                <w:i w:val="false"/>
-                <w:iCs w:val="false"/>
-                <w:color w:val="000000"/>
-                <w:sz w:val="18"/>
-                <w:szCs w:val="18"/>
-              </w:rPr>
-              <w:t xml:space="preserve"/>
-            </w:r>
-          </w:p>
-          <w:p>
-            <w:pPr>
-              <w:spacing w:after="40" w:before="0"/>
-              <w:jc w:val="left"/>
-            </w:pPr>
-            <w:r>
-              <w:rPr>
-                <w:rFonts w:ascii="Arial" w:cs="Arial" w:eastAsia="Arial" w:hAnsi="Arial"/>
-                <w:b w:val="false"/>
-                <w:bCs w:val="false"/>
-                <w:i w:val="false"/>
-                <w:iCs w:val="false"/>
-                <w:color w:val="000000"/>
-                <w:sz w:val="18"/>
-                <w:szCs w:val="18"/>
-              </w:rPr>
-              <w:t xml:space="preserve">Lesson 5: OCTAGONS — Students explore the Mombasa octagonal courtyard tiling problem (supporting phenomenon). They decompose a regular octagon into eight isosceles triangles and apply the formula method, then verify with decomposition. They calculate how many square tiles are needed and estimate the cost (integrating financial literacy). Students build an updated cumulative area model diagram showing triangles → quadrilaterals → heptagons → octagons.</w:t>
-            </w:r>
-          </w:p>
-          <w:p>
-            <w:pPr>
-              <w:spacing w:after="40" w:before="0"/>
-              <w:jc w:val="left"/>
-            </w:pPr>
-            <w:r>
-              <w:rPr>
-                <w:rFonts w:ascii="Arial" w:cs="Arial" w:eastAsia="Arial" w:hAnsi="Arial"/>
-                <w:b w:val="false"/>
-                <w:bCs w:val="false"/>
-                <w:i w:val="false"/>
-                <w:iCs w:val="false"/>
-                <w:color w:val="000000"/>
-                <w:sz w:val="18"/>
-                <w:szCs w:val="18"/>
-              </w:rPr>
-              <w:t xml:space="preserve"/>
-            </w:r>
-          </w:p>
-          <w:p>
-            <w:pPr>
-              <w:spacing w:after="40" w:before="0"/>
-              <w:jc w:val="left"/>
-            </w:pPr>
-            <w:r>
-              <w:rPr>
-                <w:rFonts w:ascii="Arial" w:cs="Arial" w:eastAsia="Arial" w:hAnsi="Arial"/>
-                <w:b w:val="false"/>
-                <w:bCs w:val="false"/>
-                <w:i w:val="false"/>
-                <w:iCs w:val="false"/>
-                <w:color w:val="000000"/>
-                <w:sz w:val="18"/>
-                <w:szCs w:val="18"/>
-              </w:rPr>
-              <w:t xml:space="preserve">Lesson 6: IRREGULAR POLYGONS — Students tackle a new irregular polygonal plot (5–6 sides, representing a school shamba boundary in Nakuru). They apply the general triangulation method systematically: choose an interior reference point or baseline, draw diagonals, identify triangles, measure and compute. Groups compare answers and reconcile differences. Teacher introduces the coordinate/surveyor's method as an extension for interested learners.</w:t>
-            </w:r>
-          </w:p>
-          <w:p>
-            <w:pPr>
-              <w:spacing w:after="40" w:before="0"/>
-              <w:jc w:val="left"/>
-            </w:pPr>
-            <w:r>
-              <w:rPr>
-                <w:rFonts w:ascii="Arial" w:cs="Arial" w:eastAsia="Arial" w:hAnsi="Arial"/>
-                <w:b w:val="false"/>
-                <w:bCs w:val="false"/>
-                <w:i w:val="false"/>
-                <w:iCs w:val="false"/>
-                <w:color w:val="000000"/>
-                <w:sz w:val="18"/>
-                <w:szCs w:val="18"/>
-              </w:rPr>
-              <w:t xml:space="preserve"/>
-            </w:r>
-          </w:p>
-          <w:p>
-            <w:pPr>
-              <w:spacing w:after="40" w:before="0"/>
-              <w:jc w:val="left"/>
-            </w:pPr>
-            <w:r>
-              <w:rPr>
-                <w:rFonts w:ascii="Arial" w:cs="Arial" w:eastAsia="Arial" w:hAnsi="Arial"/>
-                <w:b w:val="false"/>
-                <w:bCs w:val="false"/>
-                <w:i w:val="false"/>
-                <w:iCs w:val="false"/>
-                <w:color w:val="000000"/>
-                <w:sz w:val="18"/>
-                <w:szCs w:val="18"/>
-              </w:rPr>
-              <w:t xml:space="preserve">Lesson 7: COMPOSITE POLYGONS AND REAL-LIFE APPLICATION — Students work on composite polygon problems: an L-shaped school building footprint and a pentagonal community garden with a rectangular section removed. They combine and subtract standard polygon areas. Groups then return to the anchoring phenomenon and prepare a full, justified solution to the Kericho land-division problem — calculating total area and proposing a fair three-family split with labelled diagrams.</w:t>
-            </w:r>
-          </w:p>
-          <w:p>
-            <w:pPr>
-              <w:spacing w:after="40" w:before="0"/>
-              <w:jc w:val="left"/>
-            </w:pPr>
-            <w:r>
-              <w:rPr>
-                <w:rFonts w:ascii="Arial" w:cs="Arial" w:eastAsia="Arial" w:hAnsi="Arial"/>
-                <w:b w:val="false"/>
-                <w:bCs w:val="false"/>
-                <w:i w:val="false"/>
-                <w:iCs w:val="false"/>
-                <w:color w:val="000000"/>
-                <w:sz w:val="18"/>
-                <w:szCs w:val="18"/>
-              </w:rPr>
-              <w:t xml:space="preserve"/>
-            </w:r>
-          </w:p>
-          <w:p>
-            <w:pPr>
-              <w:spacing w:after="40" w:before="0"/>
-              <w:jc w:val="left"/>
-            </w:pPr>
-            <w:r>
-              <w:rPr>
-                <w:rFonts w:ascii="Arial" w:cs="Arial" w:eastAsia="Arial" w:hAnsi="Arial"/>
-                <w:b w:val="false"/>
-                <w:bCs w:val="false"/>
-                <w:i w:val="false"/>
-                <w:iCs w:val="false"/>
-                <w:color w:val="000000"/>
-                <w:sz w:val="18"/>
-                <w:szCs w:val="18"/>
-              </w:rPr>
-              <w:t xml:space="preserve">Lesson 8: MODEL BUILDING, DQB RESOLUTION AND ASSESSMENT — Groups present their Kericho land-division solutions and defend their decomposition strategies. The class finalises the cumulative area model (a visual "Area of Polygons Toolkit" poster showing all polygon types, formulae and the decomposition principle). The DQB is revisited: all original questions are answered and any remaining wonderings are noted for future learning (e.g., area of circles and sectors in Sub-Strand 2.6). A class written activity assesses individual mastery across all polygon types.</w:t>
-            </w:r>
-          </w:p>
-        </w:tc>
-      </w:tr>
-      <w:tr>
-        <w:tc>
-          <w:tcPr>
-            <w:tcW w:type="dxa" w:w="3000"/>
-            <w:shd w:fill="EAD1F5" w:color="auto" w:val="clear"/>
-            <w:tcMar>
-              <w:top w:type="dxa" w:w="60"/>
-              <w:left w:type="dxa" w:w="120"/>
-              <w:bottom w:type="dxa" w:w="60"/>
-              <w:right w:type="dxa" w:w="120"/>
-            </w:tcMar>
-            <w:vAlign w:val="top"/>
-          </w:tcPr>
-          <w:p>
-            <w:pPr>
-              <w:spacing w:after="40" w:before="0"/>
-              <w:jc w:val="left"/>
-            </w:pPr>
-            <w:r>
-              <w:rPr>
-                <w:rFonts w:ascii="Arial" w:cs="Arial" w:eastAsia="Arial" w:hAnsi="Arial"/>
-                <w:b/>
-                <w:bCs/>
-                <w:i w:val="false"/>
-                <w:iCs w:val="false"/>
-                <w:color w:val="000000"/>
-                <w:sz w:val="18"/>
-                <w:szCs w:val="18"/>
-              </w:rPr>
-              <w:t xml:space="preserve">Supporting Phenomena</w:t>
-            </w:r>
-          </w:p>
-        </w:tc>
-        <w:tc>
-          <w:tcPr>
-            <w:tcW w:type="dxa" w:w="10680"/>
-            <w:shd w:fill="FFFFFF" w:color="auto" w:val="clear"/>
-            <w:tcMar>
-              <w:top w:type="dxa" w:w="60"/>
-              <w:left w:type="dxa" w:w="120"/>
-              <w:bottom w:type="dxa" w:w="60"/>
-              <w:right w:type="dxa" w:w="120"/>
-            </w:tcMar>
-            <w:vAlign w:val="top"/>
-          </w:tcPr>
-          <w:p>
-            <w:pPr>
-              <w:spacing w:after="30" w:before="0"/>
-              <w:ind w:left="360" w:hanging="180"/>
-              <w:jc w:val="left"/>
-            </w:pPr>
-            <w:r>
-              <w:rPr>
-                <w:rFonts w:ascii="Arial" w:cs="Arial" w:eastAsia="Arial" w:hAnsi="Arial"/>
-                <w:b w:val="false"/>
-                <w:bCs w:val="false"/>
-                <w:i w:val="false"/>
-                <w:iCs w:val="false"/>
-                <w:color w:val="000000"/>
-                <w:sz w:val="18"/>
-                <w:szCs w:val="18"/>
-              </w:rPr>
-              <w:t xml:space="preserve">–  A tiler in Mombasa needs to cover an octagonal courtyard floor with square ceramic tiles and wants to know exactly how many tiles to buy — too few means an incomplete job; too many wastes money. How does he calculate the area of the octagonal floor?</w:t>
-            </w:r>
-          </w:p>
-          <w:p>
-            <w:pPr>
-              <w:spacing w:after="30" w:before="0"/>
-              <w:ind w:left="360" w:hanging="180"/>
-              <w:jc w:val="left"/>
-            </w:pPr>
-            <w:r>
-              <w:rPr>
-                <w:rFonts w:ascii="Arial" w:cs="Arial" w:eastAsia="Arial" w:hAnsi="Arial"/>
-                <w:b w:val="false"/>
-                <w:bCs w:val="false"/>
-                <w:i w:val="false"/>
-                <w:iCs w:val="false"/>
-                <w:color w:val="000000"/>
-                <w:sz w:val="18"/>
-                <w:szCs w:val="18"/>
-              </w:rPr>
-              <w:t xml:space="preserve">–  The Kenya National Highways Authority (KeNHA) is fencing off a trapezoidal road reserve along the Nairobi–Nakuru highway and needs to know its area to estimate the cost of grass planting. Why can't the engineers simply use length × width?</w:t>
-            </w:r>
-          </w:p>
-          <w:p>
-            <w:pPr>
-              <w:spacing w:after="30" w:before="0"/>
-              <w:ind w:left="360" w:hanging="180"/>
-              <w:jc w:val="left"/>
-            </w:pPr>
-            <w:r>
-              <w:rPr>
-                <w:rFonts w:ascii="Arial" w:cs="Arial" w:eastAsia="Arial" w:hAnsi="Arial"/>
-                <w:b w:val="false"/>
-                <w:bCs w:val="false"/>
-                <w:i w:val="false"/>
-                <w:iCs w:val="false"/>
-                <w:color w:val="000000"/>
-                <w:sz w:val="18"/>
-                <w:szCs w:val="18"/>
-              </w:rPr>
-              <w:t xml:space="preserve">–  A school in Kisumu wants to paint a decorative pattern on its wall made up of repeating irregular quadrilateral (kite-shaped) tiles in school colours. The art teacher needs the area of each kite shape to order the correct amount of paint.</w:t>
-            </w:r>
-          </w:p>
-          <w:p>
-            <w:pPr>
-              <w:spacing w:after="30" w:before="0"/>
-              <w:ind w:left="360" w:hanging="180"/>
-              <w:jc w:val="left"/>
-            </w:pPr>
-            <w:r>
-              <w:rPr>
-                <w:rFonts w:ascii="Arial" w:cs="Arial" w:eastAsia="Arial" w:hAnsi="Arial"/>
-                <w:b w:val="false"/>
-                <w:bCs w:val="false"/>
-                <w:i w:val="false"/>
-                <w:iCs w:val="false"/>
-                <w:color w:val="000000"/>
-                <w:sz w:val="18"/>
-                <w:szCs w:val="18"/>
-              </w:rPr>
-              <w:t xml:space="preserve">–  A solar energy company installing panels on a parallelogram-shaped rooftop in the Rift Valley needs to calculate the usable roof area accurately to determine how many panels will fit and the expected power output.</w:t>
-            </w:r>
-          </w:p>
-        </w:tc>
-      </w:tr>
-    </w:tbl>
-    <w:p>
-      <w:pPr>
-        <w:spacing w:after="120"/>
-      </w:pPr>
-      <w:r>
-        <w:t xml:space="preserve"/>
       </w:r>
     </w:p>
     <w:p>
@@ -3396,7 +3396,7 @@
             <w:pPr>
               <w:spacing w:after="20" w:before="0"/>
             </w:pPr>
-            <w:hyperlink w:history="1" r:id="rIdrhwi_viaqjmy7tcnheahr">
+            <w:hyperlink w:history="1" r:id="rIdb_klkcxr5hhr6265w1yz8">
               <w:r>
                 <w:rPr>
                   <w:rFonts w:ascii="Arial" w:cs="Arial" w:eastAsia="Arial" w:hAnsi="Arial"/>
@@ -3429,7 +3429,7 @@
               <w:spacing w:after="10" w:before="0"/>
               <w:ind w:left="120"/>
             </w:pPr>
-            <w:hyperlink w:history="1" r:id="rIdpjvo_5jedgzepuw_0pftt">
+            <w:hyperlink w:history="1" r:id="rIdtndaecaanc7pzxw_gb5rx">
               <w:r>
                 <w:rPr>
                   <w:rFonts w:ascii="Arial" w:cs="Arial" w:eastAsia="Arial" w:hAnsi="Arial"/>
@@ -3474,7 +3474,7 @@
             <w:pPr>
               <w:spacing w:after="20" w:before="0"/>
             </w:pPr>
-            <w:hyperlink w:history="1" r:id="rIdo-mu2gix3_xznqitloahb">
+            <w:hyperlink w:history="1" r:id="rIdhbc8zjyeyyhndcxnpwrn-">
               <w:r>
                 <w:rPr>
                   <w:rFonts w:ascii="Arial" w:cs="Arial" w:eastAsia="Arial" w:hAnsi="Arial"/>
@@ -3507,7 +3507,7 @@
               <w:spacing w:after="10" w:before="0"/>
               <w:ind w:left="120"/>
             </w:pPr>
-            <w:hyperlink w:history="1" r:id="rIdlm3w_zg6qgsp5swwonhm-">
+            <w:hyperlink w:history="1" r:id="rIdfl9fenry34u6yny-ku1wo">
               <w:r>
                 <w:rPr>
                   <w:rFonts w:ascii="Arial" w:cs="Arial" w:eastAsia="Arial" w:hAnsi="Arial"/>
@@ -3702,7 +3702,7 @@
             <w:pPr>
               <w:spacing w:after="20" w:before="0"/>
             </w:pPr>
-            <w:hyperlink w:history="1" r:id="rId4rlortxlcjnw8ged3ffxd">
+            <w:hyperlink w:history="1" r:id="rId2yfwt0awtpqmdej0vtmjx">
               <w:r>
                 <w:rPr>
                   <w:rFonts w:ascii="Arial" w:cs="Arial" w:eastAsia="Arial" w:hAnsi="Arial"/>
@@ -3735,7 +3735,7 @@
               <w:spacing w:after="10" w:before="0"/>
               <w:ind w:left="120"/>
             </w:pPr>
-            <w:hyperlink w:history="1" r:id="rId8svvhgahgfmz-fdhozz4x">
+            <w:hyperlink w:history="1" r:id="rIdtktdarifxdy_fzz5_nj1p">
               <w:r>
                 <w:rPr>
                   <w:rFonts w:ascii="Arial" w:cs="Arial" w:eastAsia="Arial" w:hAnsi="Arial"/>
@@ -3780,7 +3780,7 @@
             <w:pPr>
               <w:spacing w:after="20" w:before="0"/>
             </w:pPr>
-            <w:hyperlink w:history="1" r:id="rIdmlr-siyfr3fk8lzxlpwwe">
+            <w:hyperlink w:history="1" r:id="rIdleafoyl-_os-qcwfwf5pf">
               <w:r>
                 <w:rPr>
                   <w:rFonts w:ascii="Arial" w:cs="Arial" w:eastAsia="Arial" w:hAnsi="Arial"/>
@@ -3813,7 +3813,7 @@
               <w:spacing w:after="10" w:before="0"/>
               <w:ind w:left="120"/>
             </w:pPr>
-            <w:hyperlink w:history="1" r:id="rIdrycuy7gqnx2s8cbvcmxef">
+            <w:hyperlink w:history="1" r:id="rId-f5-3cy8ihdkmojcmni-c">
               <w:r>
                 <w:rPr>
                   <w:rFonts w:ascii="Arial" w:cs="Arial" w:eastAsia="Arial" w:hAnsi="Arial"/>
@@ -4008,7 +4008,7 @@
             <w:pPr>
               <w:spacing w:after="20" w:before="0"/>
             </w:pPr>
-            <w:hyperlink w:history="1" r:id="rIduq_-rnxew-1_wrrvrs1-f">
+            <w:hyperlink w:history="1" r:id="rIdqtvvxe16hc76oibl4pvho">
               <w:r>
                 <w:rPr>
                   <w:rFonts w:ascii="Arial" w:cs="Arial" w:eastAsia="Arial" w:hAnsi="Arial"/>
@@ -4041,7 +4041,7 @@
               <w:spacing w:after="10" w:before="0"/>
               <w:ind w:left="120"/>
             </w:pPr>
-            <w:hyperlink w:history="1" r:id="rIdfxcuxo1hoagahq5utb7uq">
+            <w:hyperlink w:history="1" r:id="rIdvn3uzx4mezhl39pl1rdg_">
               <w:r>
                 <w:rPr>
                   <w:rFonts w:ascii="Arial" w:cs="Arial" w:eastAsia="Arial" w:hAnsi="Arial"/>
@@ -4086,7 +4086,7 @@
             <w:pPr>
               <w:spacing w:after="20" w:before="0"/>
             </w:pPr>
-            <w:hyperlink w:history="1" r:id="rIdqxy3u0_zoi71jq3tsci-0">
+            <w:hyperlink w:history="1" r:id="rIdzqau9ym1k-iw8h3lclqc2">
               <w:r>
                 <w:rPr>
                   <w:rFonts w:ascii="Arial" w:cs="Arial" w:eastAsia="Arial" w:hAnsi="Arial"/>
@@ -4119,7 +4119,7 @@
               <w:spacing w:after="10" w:before="0"/>
               <w:ind w:left="120"/>
             </w:pPr>
-            <w:hyperlink w:history="1" r:id="rIdc7xcqtq3mqdaolvuvhida">
+            <w:hyperlink w:history="1" r:id="rIdbojjhqfhwip0rdugguecn">
               <w:r>
                 <w:rPr>
                   <w:rFonts w:ascii="Arial" w:cs="Arial" w:eastAsia="Arial" w:hAnsi="Arial"/>
@@ -4314,7 +4314,7 @@
             <w:pPr>
               <w:spacing w:after="20" w:before="0"/>
             </w:pPr>
-            <w:hyperlink w:history="1" r:id="rIdu7g5tyj-q4wrwhbftf0qi">
+            <w:hyperlink w:history="1" r:id="rIdvy3gbsj-pom5u_k_pytat">
               <w:r>
                 <w:rPr>
                   <w:rFonts w:ascii="Arial" w:cs="Arial" w:eastAsia="Arial" w:hAnsi="Arial"/>
@@ -4347,7 +4347,7 @@
               <w:spacing w:after="10" w:before="0"/>
               <w:ind w:left="120"/>
             </w:pPr>
-            <w:hyperlink w:history="1" r:id="rIdhpkiweaskwy1ksik4ikyz">
+            <w:hyperlink w:history="1" r:id="rIdt6ucu39mbinkoxr05xu7k">
               <w:r>
                 <w:rPr>
                   <w:rFonts w:ascii="Arial" w:cs="Arial" w:eastAsia="Arial" w:hAnsi="Arial"/>
@@ -4392,7 +4392,7 @@
             <w:pPr>
               <w:spacing w:after="20" w:before="0"/>
             </w:pPr>
-            <w:hyperlink w:history="1" r:id="rId-bhobmh3mnka9vsyp04jx">
+            <w:hyperlink w:history="1" r:id="rIdn16tozomz6ltdtybn3nn3">
               <w:r>
                 <w:rPr>
                   <w:rFonts w:ascii="Arial" w:cs="Arial" w:eastAsia="Arial" w:hAnsi="Arial"/>
@@ -4425,7 +4425,7 @@
               <w:spacing w:after="10" w:before="0"/>
               <w:ind w:left="120"/>
             </w:pPr>
-            <w:hyperlink w:history="1" r:id="rIdoobtnhh3extmc5q6yufjn">
+            <w:hyperlink w:history="1" r:id="rIdmuhf_tlu7vm-mtj-p2hbx">
               <w:r>
                 <w:rPr>
                   <w:rFonts w:ascii="Arial" w:cs="Arial" w:eastAsia="Arial" w:hAnsi="Arial"/>
@@ -4620,7 +4620,7 @@
             <w:pPr>
               <w:spacing w:after="20" w:before="0"/>
             </w:pPr>
-            <w:hyperlink w:history="1" r:id="rIdan2hutoluszlvyf6_tyf_">
+            <w:hyperlink w:history="1" r:id="rIdutnqfwxdopjwmafh3af0i">
               <w:r>
                 <w:rPr>
                   <w:rFonts w:ascii="Arial" w:cs="Arial" w:eastAsia="Arial" w:hAnsi="Arial"/>
@@ -4653,7 +4653,7 @@
               <w:spacing w:after="10" w:before="0"/>
               <w:ind w:left="120"/>
             </w:pPr>
-            <w:hyperlink w:history="1" r:id="rIdje-ndrtpkxleqlbknkrwl">
+            <w:hyperlink w:history="1" r:id="rIdcmlpcup5cvcvx2viqx9-f">
               <w:r>
                 <w:rPr>
                   <w:rFonts w:ascii="Arial" w:cs="Arial" w:eastAsia="Arial" w:hAnsi="Arial"/>
@@ -4698,7 +4698,7 @@
             <w:pPr>
               <w:spacing w:after="20" w:before="0"/>
             </w:pPr>
-            <w:hyperlink w:history="1" r:id="rIdtvu_vnhyiitv4z0fmjnv_">
+            <w:hyperlink w:history="1" r:id="rIdlu3rkqb7g4kgbftt4c1o3">
               <w:r>
                 <w:rPr>
                   <w:rFonts w:ascii="Arial" w:cs="Arial" w:eastAsia="Arial" w:hAnsi="Arial"/>
@@ -4731,7 +4731,7 @@
               <w:spacing w:after="10" w:before="0"/>
               <w:ind w:left="120"/>
             </w:pPr>
-            <w:hyperlink w:history="1" r:id="rIdkfo7s08f9gw1lylseorrk">
+            <w:hyperlink w:history="1" r:id="rId2kvloewxjqb6nyzinn-o4">
               <w:r>
                 <w:rPr>
                   <w:rFonts w:ascii="Arial" w:cs="Arial" w:eastAsia="Arial" w:hAnsi="Arial"/>
@@ -5243,7 +5243,7 @@
         </w:rPr>
         <w:t xml:space="preserve">© 2026 SeaVuria and ARES. Aligned with KICD objectives. Developed by SeaVuria; technical implementation by ARES (with AI assistance from Claude). Licensed under </w:t>
       </w:r>
-      <w:hyperlink w:history="1" r:id="rIdrm2wkmcvz-otqmyrnouzf">
+      <w:hyperlink w:history="1" r:id="rId1ifydobq3tgvxagpys1bh">
         <w:r>
           <w:rPr>
             <w:rFonts w:ascii="Arial" w:cs="Arial" w:eastAsia="Arial" w:hAnsi="Arial"/>
@@ -5264,7 +5264,7 @@
         </w:rPr>
         <w:t xml:space="preserve"> (</w:t>
       </w:r>
-      <w:hyperlink w:history="1" r:id="rIdbiq2kiu4jhxofr7lmqcpz">
+      <w:hyperlink w:history="1" r:id="rIdmjghccbjvyvk45u9cjru2">
         <w:r>
           <w:rPr>
             <w:rFonts w:ascii="Arial" w:cs="Arial" w:eastAsia="Arial" w:hAnsi="Arial"/>
@@ -6277,7 +6277,7 @@
             <w:pPr>
               <w:spacing w:after="20" w:before="0"/>
             </w:pPr>
-            <w:hyperlink w:history="1" r:id="rIdpws-xewzetau_-4nolycm">
+            <w:hyperlink w:history="1" r:id="rIdfooebxlck2bkvi_cyvo2z">
               <w:r>
                 <w:rPr>
                   <w:rFonts w:ascii="Arial" w:cs="Arial" w:eastAsia="Arial" w:hAnsi="Arial"/>
@@ -6310,7 +6310,7 @@
               <w:spacing w:after="10" w:before="0"/>
               <w:ind w:left="120"/>
             </w:pPr>
-            <w:hyperlink w:history="1" r:id="rIdtsn40sf_afvi1tlwykblg">
+            <w:hyperlink w:history="1" r:id="rIdzkm2mkuxmx7sm26dzxsrp">
               <w:r>
                 <w:rPr>
                   <w:rFonts w:ascii="Arial" w:cs="Arial" w:eastAsia="Arial" w:hAnsi="Arial"/>
@@ -6355,7 +6355,7 @@
             <w:pPr>
               <w:spacing w:after="20" w:before="0"/>
             </w:pPr>
-            <w:hyperlink w:history="1" r:id="rIdwbwpryoc8-y2szo51qtxv">
+            <w:hyperlink w:history="1" r:id="rIdh45gaopjwubgbw1dqne5p">
               <w:r>
                 <w:rPr>
                   <w:rFonts w:ascii="Arial" w:cs="Arial" w:eastAsia="Arial" w:hAnsi="Arial"/>
@@ -6388,7 +6388,7 @@
               <w:spacing w:after="10" w:before="0"/>
               <w:ind w:left="120"/>
             </w:pPr>
-            <w:hyperlink w:history="1" r:id="rIdpuglxsxpncsezr-ehldba">
+            <w:hyperlink w:history="1" r:id="rIdo8rvnbjuqe1rv6qchpaxv">
               <w:r>
                 <w:rPr>
                   <w:rFonts w:ascii="Arial" w:cs="Arial" w:eastAsia="Arial" w:hAnsi="Arial"/>
@@ -6659,7 +6659,7 @@
             <w:pPr>
               <w:spacing w:after="20" w:before="0"/>
             </w:pPr>
-            <w:hyperlink w:history="1" r:id="rId3u84qtjrfrudhvcusuqem">
+            <w:hyperlink w:history="1" r:id="rIdmvsxodbx1e1wevgs76jod">
               <w:r>
                 <w:rPr>
                   <w:rFonts w:ascii="Arial" w:cs="Arial" w:eastAsia="Arial" w:hAnsi="Arial"/>
@@ -6692,7 +6692,7 @@
               <w:spacing w:after="10" w:before="0"/>
               <w:ind w:left="120"/>
             </w:pPr>
-            <w:hyperlink w:history="1" r:id="rIde1txktqzwcrt61rs06abx">
+            <w:hyperlink w:history="1" r:id="rIdlqlprbil4yaywyg9dpen4">
               <w:r>
                 <w:rPr>
                   <w:rFonts w:ascii="Arial" w:cs="Arial" w:eastAsia="Arial" w:hAnsi="Arial"/>
@@ -6737,7 +6737,7 @@
             <w:pPr>
               <w:spacing w:after="20" w:before="0"/>
             </w:pPr>
-            <w:hyperlink w:history="1" r:id="rIdlkgojbpm9lqdmbzyszky3">
+            <w:hyperlink w:history="1" r:id="rIdzjg3blxxpqphkvbnj8dkq">
               <w:r>
                 <w:rPr>
                   <w:rFonts w:ascii="Arial" w:cs="Arial" w:eastAsia="Arial" w:hAnsi="Arial"/>
@@ -6770,7 +6770,7 @@
               <w:spacing w:after="10" w:before="0"/>
               <w:ind w:left="120"/>
             </w:pPr>
-            <w:hyperlink w:history="1" r:id="rIdy2dfzzgjqrw5yfccxyst2">
+            <w:hyperlink w:history="1" r:id="rIdqpbll9reutxrmhpsr4nzi">
               <w:r>
                 <w:rPr>
                   <w:rFonts w:ascii="Arial" w:cs="Arial" w:eastAsia="Arial" w:hAnsi="Arial"/>
@@ -7041,7 +7041,7 @@
             <w:pPr>
               <w:spacing w:after="20" w:before="0"/>
             </w:pPr>
-            <w:hyperlink w:history="1" r:id="rIdehqbe2xdw2q5ewkqwe3ml">
+            <w:hyperlink w:history="1" r:id="rIdg29clfsty_bvs9mupxg6p">
               <w:r>
                 <w:rPr>
                   <w:rFonts w:ascii="Arial" w:cs="Arial" w:eastAsia="Arial" w:hAnsi="Arial"/>
@@ -7074,7 +7074,7 @@
               <w:spacing w:after="10" w:before="0"/>
               <w:ind w:left="120"/>
             </w:pPr>
-            <w:hyperlink w:history="1" r:id="rIdlds_uljt20oicv_3rkdbm">
+            <w:hyperlink w:history="1" r:id="rId6kgsk1tnaqwlocmndeo7y">
               <w:r>
                 <w:rPr>
                   <w:rFonts w:ascii="Arial" w:cs="Arial" w:eastAsia="Arial" w:hAnsi="Arial"/>
@@ -7119,7 +7119,7 @@
             <w:pPr>
               <w:spacing w:after="20" w:before="0"/>
             </w:pPr>
-            <w:hyperlink w:history="1" r:id="rIdujc5_21rplbsfxayquqgd">
+            <w:hyperlink w:history="1" r:id="rId2msh_top0qcals5yfwl7t">
               <w:r>
                 <w:rPr>
                   <w:rFonts w:ascii="Arial" w:cs="Arial" w:eastAsia="Arial" w:hAnsi="Arial"/>
@@ -7152,7 +7152,7 @@
               <w:spacing w:after="10" w:before="0"/>
               <w:ind w:left="120"/>
             </w:pPr>
-            <w:hyperlink w:history="1" r:id="rIdzbsc-6zhyqtyagsu66uah">
+            <w:hyperlink w:history="1" r:id="rId21i_fpophyd2om9ybchzs">
               <w:r>
                 <w:rPr>
                   <w:rFonts w:ascii="Arial" w:cs="Arial" w:eastAsia="Arial" w:hAnsi="Arial"/>
@@ -7442,7 +7442,7 @@
             <w:pPr>
               <w:spacing w:after="20" w:before="0"/>
             </w:pPr>
-            <w:hyperlink w:history="1" r:id="rId8vxxqaxlfpq7civ1jyipx">
+            <w:hyperlink w:history="1" r:id="rIds2p38furaufcon_snjqri">
               <w:r>
                 <w:rPr>
                   <w:rFonts w:ascii="Arial" w:cs="Arial" w:eastAsia="Arial" w:hAnsi="Arial"/>
@@ -7475,7 +7475,7 @@
               <w:spacing w:after="10" w:before="0"/>
               <w:ind w:left="120"/>
             </w:pPr>
-            <w:hyperlink w:history="1" r:id="rIdcduuaemsllv_uvkgcbb2p">
+            <w:hyperlink w:history="1" r:id="rIddtzxf9zjfnorsr_d1kpsa">
               <w:r>
                 <w:rPr>
                   <w:rFonts w:ascii="Arial" w:cs="Arial" w:eastAsia="Arial" w:hAnsi="Arial"/>
@@ -7520,7 +7520,7 @@
             <w:pPr>
               <w:spacing w:after="20" w:before="0"/>
             </w:pPr>
-            <w:hyperlink w:history="1" r:id="rId1-ef9durtjrkin6huxt_5">
+            <w:hyperlink w:history="1" r:id="rId_tjok0ijivdxgltsyx5bn">
               <w:r>
                 <w:rPr>
                   <w:rFonts w:ascii="Arial" w:cs="Arial" w:eastAsia="Arial" w:hAnsi="Arial"/>
@@ -7553,7 +7553,7 @@
               <w:spacing w:after="10" w:before="0"/>
               <w:ind w:left="120"/>
             </w:pPr>
-            <w:hyperlink w:history="1" r:id="rId3a6lq61m7ituf8e7t7rlu">
+            <w:hyperlink w:history="1" r:id="rIdxa6xhftpxjx_sv0etk_hx">
               <w:r>
                 <w:rPr>
                   <w:rFonts w:ascii="Arial" w:cs="Arial" w:eastAsia="Arial" w:hAnsi="Arial"/>
@@ -7805,7 +7805,7 @@
             <w:pPr>
               <w:spacing w:after="20" w:before="0"/>
             </w:pPr>
-            <w:hyperlink w:history="1" r:id="rIdqkjcttzh9epunz9vyo3_4">
+            <w:hyperlink w:history="1" r:id="rIdalazguwdhwwwidnqth58t">
               <w:r>
                 <w:rPr>
                   <w:rFonts w:ascii="Arial" w:cs="Arial" w:eastAsia="Arial" w:hAnsi="Arial"/>
@@ -7838,7 +7838,7 @@
               <w:spacing w:after="10" w:before="0"/>
               <w:ind w:left="120"/>
             </w:pPr>
-            <w:hyperlink w:history="1" r:id="rIdixgfdue0rwtkijtphly52">
+            <w:hyperlink w:history="1" r:id="rIdzkgitrap15qr3qdyo15v9">
               <w:r>
                 <w:rPr>
                   <w:rFonts w:ascii="Arial" w:cs="Arial" w:eastAsia="Arial" w:hAnsi="Arial"/>
@@ -7883,7 +7883,7 @@
             <w:pPr>
               <w:spacing w:after="20" w:before="0"/>
             </w:pPr>
-            <w:hyperlink w:history="1" r:id="rIdmyray5zl5jtonygbgsbe4">
+            <w:hyperlink w:history="1" r:id="rIdqt-1aj2h57jodcyl6xwin">
               <w:r>
                 <w:rPr>
                   <w:rFonts w:ascii="Arial" w:cs="Arial" w:eastAsia="Arial" w:hAnsi="Arial"/>
@@ -7916,7 +7916,7 @@
               <w:spacing w:after="10" w:before="0"/>
               <w:ind w:left="120"/>
             </w:pPr>
-            <w:hyperlink w:history="1" r:id="rId0r488gbq7axubnrgbvwty">
+            <w:hyperlink w:history="1" r:id="rIdsjjvvo-49vx2p0neaxcxr">
               <w:r>
                 <w:rPr>
                   <w:rFonts w:ascii="Arial" w:cs="Arial" w:eastAsia="Arial" w:hAnsi="Arial"/>
@@ -8523,7 +8523,7 @@
         </w:rPr>
         <w:t xml:space="preserve">© 2026 SeaVuria and ARES. Aligned with KICD objectives. Developed by SeaVuria; technical implementation by ARES (with AI assistance from Claude). Licensed under </w:t>
       </w:r>
-      <w:hyperlink w:history="1" r:id="rIdm6x6vs7xxzzexvhmk9g0p">
+      <w:hyperlink w:history="1" r:id="rIdnc74mglrlox6dkthxhxkb">
         <w:r>
           <w:rPr>
             <w:rFonts w:ascii="Arial" w:cs="Arial" w:eastAsia="Arial" w:hAnsi="Arial"/>
@@ -8544,7 +8544,7 @@
         </w:rPr>
         <w:t xml:space="preserve"> (</w:t>
       </w:r>
-      <w:hyperlink w:history="1" r:id="rIdjz6m_xj06dqwr52nuyqwb">
+      <w:hyperlink w:history="1" r:id="rIdhjaoy4b5zlf1cbxgu-ffs">
         <w:r>
           <w:rPr>
             <w:rFonts w:ascii="Arial" w:cs="Arial" w:eastAsia="Arial" w:hAnsi="Arial"/>
@@ -9756,7 +9756,7 @@
             <w:pPr>
               <w:spacing w:after="20" w:before="0"/>
             </w:pPr>
-            <w:hyperlink w:history="1" r:id="rIdxmpcszcglk9akgveunchp">
+            <w:hyperlink w:history="1" r:id="rIdb10aotrggqdds_ecqkfv0">
               <w:r>
                 <w:rPr>
                   <w:rFonts w:ascii="Arial" w:cs="Arial" w:eastAsia="Arial" w:hAnsi="Arial"/>
@@ -9789,7 +9789,7 @@
               <w:spacing w:after="10" w:before="0"/>
               <w:ind w:left="120"/>
             </w:pPr>
-            <w:hyperlink w:history="1" r:id="rIdx9x1d180gff6kyhoet6db">
+            <w:hyperlink w:history="1" r:id="rId9ummdmp0nbtwwytaxlbey">
               <w:r>
                 <w:rPr>
                   <w:rFonts w:ascii="Arial" w:cs="Arial" w:eastAsia="Arial" w:hAnsi="Arial"/>
@@ -9834,7 +9834,7 @@
             <w:pPr>
               <w:spacing w:after="20" w:before="0"/>
             </w:pPr>
-            <w:hyperlink w:history="1" r:id="rIdmhumcgzn4ioej0tzgzvzq">
+            <w:hyperlink w:history="1" r:id="rIdtmgdn3bhqxmpkoeafjyyy">
               <w:r>
                 <w:rPr>
                   <w:rFonts w:ascii="Arial" w:cs="Arial" w:eastAsia="Arial" w:hAnsi="Arial"/>
@@ -9867,7 +9867,7 @@
               <w:spacing w:after="10" w:before="0"/>
               <w:ind w:left="120"/>
             </w:pPr>
-            <w:hyperlink w:history="1" r:id="rIdajao4qge1yddhst6ny0mj">
+            <w:hyperlink w:history="1" r:id="rIdrrjv6zvspdnq6wzkwf6_g">
               <w:r>
                 <w:rPr>
                   <w:rFonts w:ascii="Arial" w:cs="Arial" w:eastAsia="Arial" w:hAnsi="Arial"/>
@@ -10062,7 +10062,7 @@
             <w:pPr>
               <w:spacing w:after="20" w:before="0"/>
             </w:pPr>
-            <w:hyperlink w:history="1" r:id="rIdgxdcqm5zmuoyhv73kfmwy">
+            <w:hyperlink w:history="1" r:id="rId2jogmnlr9hpqjc0urbua8">
               <w:r>
                 <w:rPr>
                   <w:rFonts w:ascii="Arial" w:cs="Arial" w:eastAsia="Arial" w:hAnsi="Arial"/>
@@ -10095,7 +10095,7 @@
               <w:spacing w:after="10" w:before="0"/>
               <w:ind w:left="120"/>
             </w:pPr>
-            <w:hyperlink w:history="1" r:id="rIddusktenmvbpenzeqrspba">
+            <w:hyperlink w:history="1" r:id="rId_kuyyvcwxgzid0c4yvb2j">
               <w:r>
                 <w:rPr>
                   <w:rFonts w:ascii="Arial" w:cs="Arial" w:eastAsia="Arial" w:hAnsi="Arial"/>
@@ -10140,7 +10140,7 @@
             <w:pPr>
               <w:spacing w:after="20" w:before="0"/>
             </w:pPr>
-            <w:hyperlink w:history="1" r:id="rIdmcxh0ontdh5upxp3enhqh">
+            <w:hyperlink w:history="1" r:id="rIdpyjw0ywd_ylra4wyqacte">
               <w:r>
                 <w:rPr>
                   <w:rFonts w:ascii="Arial" w:cs="Arial" w:eastAsia="Arial" w:hAnsi="Arial"/>
@@ -10173,7 +10173,7 @@
               <w:spacing w:after="10" w:before="0"/>
               <w:ind w:left="120"/>
             </w:pPr>
-            <w:hyperlink w:history="1" r:id="rId698hskwyfhb-tljg9e4vd">
+            <w:hyperlink w:history="1" r:id="rIdsxr_8k5iplh5kmtt4ciux">
               <w:r>
                 <w:rPr>
                   <w:rFonts w:ascii="Arial" w:cs="Arial" w:eastAsia="Arial" w:hAnsi="Arial"/>
@@ -10368,7 +10368,7 @@
             <w:pPr>
               <w:spacing w:after="20" w:before="0"/>
             </w:pPr>
-            <w:hyperlink w:history="1" r:id="rIdlchimxjjact2zmtpwykog">
+            <w:hyperlink w:history="1" r:id="rIdmtou6zlfkxop3gngugy3a">
               <w:r>
                 <w:rPr>
                   <w:rFonts w:ascii="Arial" w:cs="Arial" w:eastAsia="Arial" w:hAnsi="Arial"/>
@@ -10401,7 +10401,7 @@
               <w:spacing w:after="10" w:before="0"/>
               <w:ind w:left="120"/>
             </w:pPr>
-            <w:hyperlink w:history="1" r:id="rIdroosn6nirns5iwnwm7kx0">
+            <w:hyperlink w:history="1" r:id="rIduxvytfnvnmu8phktyevtp">
               <w:r>
                 <w:rPr>
                   <w:rFonts w:ascii="Arial" w:cs="Arial" w:eastAsia="Arial" w:hAnsi="Arial"/>
@@ -10446,7 +10446,7 @@
             <w:pPr>
               <w:spacing w:after="20" w:before="0"/>
             </w:pPr>
-            <w:hyperlink w:history="1" r:id="rId8tpa7ouipmnjs3_y3w-tb">
+            <w:hyperlink w:history="1" r:id="rIdx-g1_2g2regfsxvjlwru4">
               <w:r>
                 <w:rPr>
                   <w:rFonts w:ascii="Arial" w:cs="Arial" w:eastAsia="Arial" w:hAnsi="Arial"/>
@@ -10479,7 +10479,7 @@
               <w:spacing w:after="10" w:before="0"/>
               <w:ind w:left="120"/>
             </w:pPr>
-            <w:hyperlink w:history="1" r:id="rIdqlzygblwbftr5qmk7wj01">
+            <w:hyperlink w:history="1" r:id="rIdkuetacu13y2hs8fcbquqb">
               <w:r>
                 <w:rPr>
                   <w:rFonts w:ascii="Arial" w:cs="Arial" w:eastAsia="Arial" w:hAnsi="Arial"/>
@@ -10674,7 +10674,7 @@
             <w:pPr>
               <w:spacing w:after="20" w:before="0"/>
             </w:pPr>
-            <w:hyperlink w:history="1" r:id="rIdvjzyux9ltxwicxyuegazv">
+            <w:hyperlink w:history="1" r:id="rIdrpjfuvh3r_pyb5azx4ybj">
               <w:r>
                 <w:rPr>
                   <w:rFonts w:ascii="Arial" w:cs="Arial" w:eastAsia="Arial" w:hAnsi="Arial"/>
@@ -10707,7 +10707,7 @@
               <w:spacing w:after="10" w:before="0"/>
               <w:ind w:left="120"/>
             </w:pPr>
-            <w:hyperlink w:history="1" r:id="rIdg5zgrvli3mr2k4f9ql73d">
+            <w:hyperlink w:history="1" r:id="rIdneqtsqxp6kdxwmgyw5lnv">
               <w:r>
                 <w:rPr>
                   <w:rFonts w:ascii="Arial" w:cs="Arial" w:eastAsia="Arial" w:hAnsi="Arial"/>
@@ -10752,7 +10752,7 @@
             <w:pPr>
               <w:spacing w:after="20" w:before="0"/>
             </w:pPr>
-            <w:hyperlink w:history="1" r:id="rId8osho9wfjzg_pgrfji0tg">
+            <w:hyperlink w:history="1" r:id="rIdprqrwksknk7bbqkrtbyen">
               <w:r>
                 <w:rPr>
                   <w:rFonts w:ascii="Arial" w:cs="Arial" w:eastAsia="Arial" w:hAnsi="Arial"/>
@@ -10785,7 +10785,7 @@
               <w:spacing w:after="10" w:before="0"/>
               <w:ind w:left="120"/>
             </w:pPr>
-            <w:hyperlink w:history="1" r:id="rIdymml3psh8zjlicjbwnlbr">
+            <w:hyperlink w:history="1" r:id="rId8lwuagw8a_y-q6ckhfhgk">
               <w:r>
                 <w:rPr>
                   <w:rFonts w:ascii="Arial" w:cs="Arial" w:eastAsia="Arial" w:hAnsi="Arial"/>
@@ -10980,7 +10980,7 @@
             <w:pPr>
               <w:spacing w:after="20" w:before="0"/>
             </w:pPr>
-            <w:hyperlink w:history="1" r:id="rIdco33rm9ckmnxkqxiepsjo">
+            <w:hyperlink w:history="1" r:id="rIdprgtykqan1ns4yx62s5a1">
               <w:r>
                 <w:rPr>
                   <w:rFonts w:ascii="Arial" w:cs="Arial" w:eastAsia="Arial" w:hAnsi="Arial"/>
@@ -11013,7 +11013,7 @@
               <w:spacing w:after="10" w:before="0"/>
               <w:ind w:left="120"/>
             </w:pPr>
-            <w:hyperlink w:history="1" r:id="rIdl9mjyhfq8n_4uxqjznylq">
+            <w:hyperlink w:history="1" r:id="rIdwjfwe0n2nveqpzuvluuza">
               <w:r>
                 <w:rPr>
                   <w:rFonts w:ascii="Arial" w:cs="Arial" w:eastAsia="Arial" w:hAnsi="Arial"/>
@@ -11058,7 +11058,7 @@
             <w:pPr>
               <w:spacing w:after="20" w:before="0"/>
             </w:pPr>
-            <w:hyperlink w:history="1" r:id="rIds5ckgfyxfl8ptfz5f5lho">
+            <w:hyperlink w:history="1" r:id="rIdcommzkhrojr3kqb_q93hn">
               <w:r>
                 <w:rPr>
                   <w:rFonts w:ascii="Arial" w:cs="Arial" w:eastAsia="Arial" w:hAnsi="Arial"/>
@@ -11091,7 +11091,7 @@
               <w:spacing w:after="10" w:before="0"/>
               <w:ind w:left="120"/>
             </w:pPr>
-            <w:hyperlink w:history="1" r:id="rIdd2f5eq20rvotxyepjlq7u">
+            <w:hyperlink w:history="1" r:id="rIdagsw-fvqlxtzqwokvo3bj">
               <w:r>
                 <w:rPr>
                   <w:rFonts w:ascii="Arial" w:cs="Arial" w:eastAsia="Arial" w:hAnsi="Arial"/>
@@ -11679,7 +11679,7 @@
         </w:rPr>
         <w:t xml:space="preserve">© 2026 SeaVuria and ARES. Aligned with KICD objectives. Developed by SeaVuria; technical implementation by ARES (with AI assistance from Claude). Licensed under </w:t>
       </w:r>
-      <w:hyperlink w:history="1" r:id="rIdvxbyyjwi4vnubazwyx0vq">
+      <w:hyperlink w:history="1" r:id="rId5lqjtck8u12m_xxnvp5xg">
         <w:r>
           <w:rPr>
             <w:rFonts w:ascii="Arial" w:cs="Arial" w:eastAsia="Arial" w:hAnsi="Arial"/>
@@ -11700,7 +11700,7 @@
         </w:rPr>
         <w:t xml:space="preserve"> (</w:t>
       </w:r>
-      <w:hyperlink w:history="1" r:id="rIdmj13hqxlwfeqniha-rvtb">
+      <w:hyperlink w:history="1" r:id="rIdt8abq5o9kyhrpge5w0hf7">
         <w:r>
           <w:rPr>
             <w:rFonts w:ascii="Arial" w:cs="Arial" w:eastAsia="Arial" w:hAnsi="Arial"/>
@@ -12713,7 +12713,7 @@
             <w:pPr>
               <w:spacing w:after="20" w:before="0"/>
             </w:pPr>
-            <w:hyperlink w:history="1" r:id="rIdhea7h1gf5jtpvemeiu_c6">
+            <w:hyperlink w:history="1" r:id="rIdq07erxhplderowws6hict">
               <w:r>
                 <w:rPr>
                   <w:rFonts w:ascii="Arial" w:cs="Arial" w:eastAsia="Arial" w:hAnsi="Arial"/>
@@ -12746,7 +12746,7 @@
               <w:spacing w:after="10" w:before="0"/>
               <w:ind w:left="120"/>
             </w:pPr>
-            <w:hyperlink w:history="1" r:id="rIdlo_iebcvrfwo9tjwdzc90">
+            <w:hyperlink w:history="1" r:id="rIds_anwlfmcoka8kafgfekm">
               <w:r>
                 <w:rPr>
                   <w:rFonts w:ascii="Arial" w:cs="Arial" w:eastAsia="Arial" w:hAnsi="Arial"/>
@@ -12791,7 +12791,7 @@
             <w:pPr>
               <w:spacing w:after="20" w:before="0"/>
             </w:pPr>
-            <w:hyperlink w:history="1" r:id="rIdqiflapd5xcutq3n7a5t3g">
+            <w:hyperlink w:history="1" r:id="rIdtqt8a-wps0javc5dukhhu">
               <w:r>
                 <w:rPr>
                   <w:rFonts w:ascii="Arial" w:cs="Arial" w:eastAsia="Arial" w:hAnsi="Arial"/>
@@ -12824,7 +12824,7 @@
               <w:spacing w:after="10" w:before="0"/>
               <w:ind w:left="120"/>
             </w:pPr>
-            <w:hyperlink w:history="1" r:id="rIdl4j8ghtmwd7tlxtnnl5ch">
+            <w:hyperlink w:history="1" r:id="rIdjpk-x4n8psigwcfy6qr1n">
               <w:r>
                 <w:rPr>
                   <w:rFonts w:ascii="Arial" w:cs="Arial" w:eastAsia="Arial" w:hAnsi="Arial"/>
@@ -13019,7 +13019,7 @@
             <w:pPr>
               <w:spacing w:after="20" w:before="0"/>
             </w:pPr>
-            <w:hyperlink w:history="1" r:id="rIdchf-usdttbfsqosiz-7q2">
+            <w:hyperlink w:history="1" r:id="rIde5edgh3ralgaat8ifhxex">
               <w:r>
                 <w:rPr>
                   <w:rFonts w:ascii="Arial" w:cs="Arial" w:eastAsia="Arial" w:hAnsi="Arial"/>
@@ -13052,7 +13052,7 @@
               <w:spacing w:after="10" w:before="0"/>
               <w:ind w:left="120"/>
             </w:pPr>
-            <w:hyperlink w:history="1" r:id="rIdzt6-h_s19rbymlso_xva8">
+            <w:hyperlink w:history="1" r:id="rIdhnz3djj4eacgjmippivii">
               <w:r>
                 <w:rPr>
                   <w:rFonts w:ascii="Arial" w:cs="Arial" w:eastAsia="Arial" w:hAnsi="Arial"/>
@@ -13097,7 +13097,7 @@
             <w:pPr>
               <w:spacing w:after="20" w:before="0"/>
             </w:pPr>
-            <w:hyperlink w:history="1" r:id="rIdlvmroqdjo0jtyoxivjhuh">
+            <w:hyperlink w:history="1" r:id="rId5hlhrhjo8v3_docewniu3">
               <w:r>
                 <w:rPr>
                   <w:rFonts w:ascii="Arial" w:cs="Arial" w:eastAsia="Arial" w:hAnsi="Arial"/>
@@ -13130,7 +13130,7 @@
               <w:spacing w:after="10" w:before="0"/>
               <w:ind w:left="120"/>
             </w:pPr>
-            <w:hyperlink w:history="1" r:id="rId5i3kadgk8-kn0j_psiq8y">
+            <w:hyperlink w:history="1" r:id="rIdxtrgugwi_a2l2d2uptxwo">
               <w:r>
                 <w:rPr>
                   <w:rFonts w:ascii="Arial" w:cs="Arial" w:eastAsia="Arial" w:hAnsi="Arial"/>
@@ -13325,7 +13325,7 @@
             <w:pPr>
               <w:spacing w:after="20" w:before="0"/>
             </w:pPr>
-            <w:hyperlink w:history="1" r:id="rIdeovlu9dbudkxx9pwtdk66">
+            <w:hyperlink w:history="1" r:id="rIdeizccp6svk8a2p27nrctf">
               <w:r>
                 <w:rPr>
                   <w:rFonts w:ascii="Arial" w:cs="Arial" w:eastAsia="Arial" w:hAnsi="Arial"/>
@@ -13358,7 +13358,7 @@
               <w:spacing w:after="10" w:before="0"/>
               <w:ind w:left="120"/>
             </w:pPr>
-            <w:hyperlink w:history="1" r:id="rId1o61nayzm5c7rbgx126km">
+            <w:hyperlink w:history="1" r:id="rIdskbt1-lw9g8ckjgwltgye">
               <w:r>
                 <w:rPr>
                   <w:rFonts w:ascii="Arial" w:cs="Arial" w:eastAsia="Arial" w:hAnsi="Arial"/>
@@ -13403,7 +13403,7 @@
             <w:pPr>
               <w:spacing w:after="20" w:before="0"/>
             </w:pPr>
-            <w:hyperlink w:history="1" r:id="rIdi0gf6mpwq455udxeyscbm">
+            <w:hyperlink w:history="1" r:id="rIdpaz0o7ku9mpycalwxqiyo">
               <w:r>
                 <w:rPr>
                   <w:rFonts w:ascii="Arial" w:cs="Arial" w:eastAsia="Arial" w:hAnsi="Arial"/>
@@ -13436,7 +13436,7 @@
               <w:spacing w:after="10" w:before="0"/>
               <w:ind w:left="120"/>
             </w:pPr>
-            <w:hyperlink w:history="1" r:id="rIdkzmbdeigbwjsrnwnvavte">
+            <w:hyperlink w:history="1" r:id="rIdp8lztuwihiietzhbfnjjl">
               <w:r>
                 <w:rPr>
                   <w:rFonts w:ascii="Arial" w:cs="Arial" w:eastAsia="Arial" w:hAnsi="Arial"/>
@@ -13631,7 +13631,7 @@
             <w:pPr>
               <w:spacing w:after="20" w:before="0"/>
             </w:pPr>
-            <w:hyperlink w:history="1" r:id="rId8xpa84adc_fqra2b68_zu">
+            <w:hyperlink w:history="1" r:id="rIdq_w_-y8psqq5cepniq8v-">
               <w:r>
                 <w:rPr>
                   <w:rFonts w:ascii="Arial" w:cs="Arial" w:eastAsia="Arial" w:hAnsi="Arial"/>
@@ -13664,7 +13664,7 @@
               <w:spacing w:after="10" w:before="0"/>
               <w:ind w:left="120"/>
             </w:pPr>
-            <w:hyperlink w:history="1" r:id="rIdmeeawh-ug9kdmoqrrbfdr">
+            <w:hyperlink w:history="1" r:id="rIdhf2pgkhkw9egipyrfzeq9">
               <w:r>
                 <w:rPr>
                   <w:rFonts w:ascii="Arial" w:cs="Arial" w:eastAsia="Arial" w:hAnsi="Arial"/>
@@ -13709,7 +13709,7 @@
             <w:pPr>
               <w:spacing w:after="20" w:before="0"/>
             </w:pPr>
-            <w:hyperlink w:history="1" r:id="rIdirpjldhxh-reehsbn5vd9">
+            <w:hyperlink w:history="1" r:id="rIds-kak7_uwz_-dwmwxzk-0">
               <w:r>
                 <w:rPr>
                   <w:rFonts w:ascii="Arial" w:cs="Arial" w:eastAsia="Arial" w:hAnsi="Arial"/>
@@ -13742,7 +13742,7 @@
               <w:spacing w:after="10" w:before="0"/>
               <w:ind w:left="120"/>
             </w:pPr>
-            <w:hyperlink w:history="1" r:id="rIdoag_0txfg-qgh3db1jcit">
+            <w:hyperlink w:history="1" r:id="rIde1sfochqb_tdie0sxumdv">
               <w:r>
                 <w:rPr>
                   <w:rFonts w:ascii="Arial" w:cs="Arial" w:eastAsia="Arial" w:hAnsi="Arial"/>
@@ -13937,7 +13937,7 @@
             <w:pPr>
               <w:spacing w:after="20" w:before="0"/>
             </w:pPr>
-            <w:hyperlink w:history="1" r:id="rIdvbb22s-lhtebip2bvhxep">
+            <w:hyperlink w:history="1" r:id="rIdky4yfr0ksbhvys8bgrs1q">
               <w:r>
                 <w:rPr>
                   <w:rFonts w:ascii="Arial" w:cs="Arial" w:eastAsia="Arial" w:hAnsi="Arial"/>
@@ -13970,7 +13970,7 @@
               <w:spacing w:after="10" w:before="0"/>
               <w:ind w:left="120"/>
             </w:pPr>
-            <w:hyperlink w:history="1" r:id="rIduknio_2_0ti57jdw2dxu6">
+            <w:hyperlink w:history="1" r:id="rIdga4ejnpw80usmptunjscw">
               <w:r>
                 <w:rPr>
                   <w:rFonts w:ascii="Arial" w:cs="Arial" w:eastAsia="Arial" w:hAnsi="Arial"/>
@@ -14015,7 +14015,7 @@
             <w:pPr>
               <w:spacing w:after="20" w:before="0"/>
             </w:pPr>
-            <w:hyperlink w:history="1" r:id="rId57nggnmjupxormmtyi3mr">
+            <w:hyperlink w:history="1" r:id="rIdi_xd9mtoq10aod-yxzc6d">
               <w:r>
                 <w:rPr>
                   <w:rFonts w:ascii="Arial" w:cs="Arial" w:eastAsia="Arial" w:hAnsi="Arial"/>
@@ -14048,7 +14048,7 @@
               <w:spacing w:after="10" w:before="0"/>
               <w:ind w:left="120"/>
             </w:pPr>
-            <w:hyperlink w:history="1" r:id="rIdpsvwkhy4npolqhq9xd21h">
+            <w:hyperlink w:history="1" r:id="rIdex61mvdlx26d1cylhxwke">
               <w:r>
                 <w:rPr>
                   <w:rFonts w:ascii="Arial" w:cs="Arial" w:eastAsia="Arial" w:hAnsi="Arial"/>
@@ -14560,7 +14560,7 @@
         </w:rPr>
         <w:t xml:space="preserve">© 2026 SeaVuria and ARES. Aligned with KICD objectives. Developed by SeaVuria; technical implementation by ARES (with AI assistance from Claude). Licensed under </w:t>
       </w:r>
-      <w:hyperlink w:history="1" r:id="rId7iy60zctatesqwfyv1c4p">
+      <w:hyperlink w:history="1" r:id="rId_8ghieuv8coxu0ei9jhf6">
         <w:r>
           <w:rPr>
             <w:rFonts w:ascii="Arial" w:cs="Arial" w:eastAsia="Arial" w:hAnsi="Arial"/>
@@ -14581,7 +14581,7 @@
         </w:rPr>
         <w:t xml:space="preserve"> (</w:t>
       </w:r>
-      <w:hyperlink w:history="1" r:id="rId9dpujhzv6-nfgungyja0p">
+      <w:hyperlink w:history="1" r:id="rIdbh23e5osraho99zgvjq0z">
         <w:r>
           <w:rPr>
             <w:rFonts w:ascii="Arial" w:cs="Arial" w:eastAsia="Arial" w:hAnsi="Arial"/>
@@ -15611,7 +15611,7 @@
               <w:spacing w:after="10" w:before="0"/>
               <w:ind w:left="120"/>
             </w:pPr>
-            <w:hyperlink w:history="1" r:id="rIdutupn_40vmgwurupc5j9p">
+            <w:hyperlink w:history="1" r:id="rIdpwtezooebbzsbqczb880k">
               <w:r>
                 <w:rPr>
                   <w:rFonts w:ascii="Arial" w:cs="Arial" w:eastAsia="Arial" w:hAnsi="Arial"/>
@@ -15688,7 +15688,7 @@
               <w:spacing w:after="10" w:before="0"/>
               <w:ind w:left="120"/>
             </w:pPr>
-            <w:hyperlink w:history="1" r:id="rIdcqxhteihga24feyra_gcs">
+            <w:hyperlink w:history="1" r:id="rIdmoh1seyyivuhaxis9lgrf">
               <w:r>
                 <w:rPr>
                   <w:rFonts w:ascii="Arial" w:cs="Arial" w:eastAsia="Arial" w:hAnsi="Arial"/>
@@ -15915,7 +15915,7 @@
               <w:spacing w:after="10" w:before="0"/>
               <w:ind w:left="120"/>
             </w:pPr>
-            <w:hyperlink w:history="1" r:id="rIdjvciqmbdjinikzufe22if">
+            <w:hyperlink w:history="1" r:id="rIdu8jhp_7soxac4qgn_9lnv">
               <w:r>
                 <w:rPr>
                   <w:rFonts w:ascii="Arial" w:cs="Arial" w:eastAsia="Arial" w:hAnsi="Arial"/>
@@ -15992,7 +15992,7 @@
               <w:spacing w:after="10" w:before="0"/>
               <w:ind w:left="120"/>
             </w:pPr>
-            <w:hyperlink w:history="1" r:id="rIdbg-2e_dx7xxwz0-cwpbar">
+            <w:hyperlink w:history="1" r:id="rIdbfskrr9o0bcgtlflw0-34">
               <w:r>
                 <w:rPr>
                   <w:rFonts w:ascii="Arial" w:cs="Arial" w:eastAsia="Arial" w:hAnsi="Arial"/>
@@ -16219,7 +16219,7 @@
               <w:spacing w:after="10" w:before="0"/>
               <w:ind w:left="120"/>
             </w:pPr>
-            <w:hyperlink w:history="1" r:id="rIdwn68ubuktt2hejnscmuyp">
+            <w:hyperlink w:history="1" r:id="rId0seshxt5vaz437d5x6l7t">
               <w:r>
                 <w:rPr>
                   <w:rFonts w:ascii="Arial" w:cs="Arial" w:eastAsia="Arial" w:hAnsi="Arial"/>
@@ -16296,7 +16296,7 @@
               <w:spacing w:after="10" w:before="0"/>
               <w:ind w:left="120"/>
             </w:pPr>
-            <w:hyperlink w:history="1" r:id="rIdw3aajycvqe7-kxndtk7ib">
+            <w:hyperlink w:history="1" r:id="rIdf9g1ruocdfo6xkdgdfqtx">
               <w:r>
                 <w:rPr>
                   <w:rFonts w:ascii="Arial" w:cs="Arial" w:eastAsia="Arial" w:hAnsi="Arial"/>
@@ -16523,7 +16523,7 @@
               <w:spacing w:after="10" w:before="0"/>
               <w:ind w:left="120"/>
             </w:pPr>
-            <w:hyperlink w:history="1" r:id="rId4yme5wzy3bnarl4csrdzc">
+            <w:hyperlink w:history="1" r:id="rIdwbti7ss6z8t8o4vgr2rtp">
               <w:r>
                 <w:rPr>
                   <w:rFonts w:ascii="Arial" w:cs="Arial" w:eastAsia="Arial" w:hAnsi="Arial"/>
@@ -16600,7 +16600,7 @@
               <w:spacing w:after="10" w:before="0"/>
               <w:ind w:left="120"/>
             </w:pPr>
-            <w:hyperlink w:history="1" r:id="rIdgwwd6bscvaiymhyoapaou">
+            <w:hyperlink w:history="1" r:id="rIdvgoq5lto5bwgqlqigswa-">
               <w:r>
                 <w:rPr>
                   <w:rFonts w:ascii="Arial" w:cs="Arial" w:eastAsia="Arial" w:hAnsi="Arial"/>
@@ -16827,7 +16827,7 @@
               <w:spacing w:after="10" w:before="0"/>
               <w:ind w:left="120"/>
             </w:pPr>
-            <w:hyperlink w:history="1" r:id="rIdk4r7lwbuupkqu8k163dcj">
+            <w:hyperlink w:history="1" r:id="rIdyuyyzmcqumvnnmm6ia7ab">
               <w:r>
                 <w:rPr>
                   <w:rFonts w:ascii="Arial" w:cs="Arial" w:eastAsia="Arial" w:hAnsi="Arial"/>
@@ -16904,7 +16904,7 @@
               <w:spacing w:after="10" w:before="0"/>
               <w:ind w:left="120"/>
             </w:pPr>
-            <w:hyperlink w:history="1" r:id="rIdquo1_3ma4tzyy7tvn-thq">
+            <w:hyperlink w:history="1" r:id="rIdlngkc-vpc7fur3bxg30rr">
               <w:r>
                 <w:rPr>
                   <w:rFonts w:ascii="Arial" w:cs="Arial" w:eastAsia="Arial" w:hAnsi="Arial"/>
@@ -17431,7 +17431,7 @@
         </w:rPr>
         <w:t xml:space="preserve">© 2026 SeaVuria and ARES. Aligned with KICD objectives. Developed by SeaVuria; technical implementation by ARES (with AI assistance from Claude). Licensed under </w:t>
       </w:r>
-      <w:hyperlink w:history="1" r:id="rIdxzwu1xsqwdijybad3cprv">
+      <w:hyperlink w:history="1" r:id="rIdy0hegnm54cqnodn3atjzv">
         <w:r>
           <w:rPr>
             <w:rFonts w:ascii="Arial" w:cs="Arial" w:eastAsia="Arial" w:hAnsi="Arial"/>
@@ -17452,7 +17452,7 @@
         </w:rPr>
         <w:t xml:space="preserve"> (</w:t>
       </w:r>
-      <w:hyperlink w:history="1" r:id="rIded_usbta1ytebx2jmgnz0">
+      <w:hyperlink w:history="1" r:id="rIdznv115mkqrfj2wcgflwce">
         <w:r>
           <w:rPr>
             <w:rFonts w:ascii="Arial" w:cs="Arial" w:eastAsia="Arial" w:hAnsi="Arial"/>
@@ -18482,7 +18482,7 @@
               <w:spacing w:after="10" w:before="0"/>
               <w:ind w:left="120"/>
             </w:pPr>
-            <w:hyperlink w:history="1" r:id="rIdlx-iobgn4wjokf9qsxvqo">
+            <w:hyperlink w:history="1" r:id="rId4nmrx2ay1x8ybpd0il7zu">
               <w:r>
                 <w:rPr>
                   <w:rFonts w:ascii="Arial" w:cs="Arial" w:eastAsia="Arial" w:hAnsi="Arial"/>
@@ -18542,7 +18542,7 @@
             <w:pPr>
               <w:spacing w:after="20" w:before="0"/>
             </w:pPr>
-            <w:hyperlink w:history="1" r:id="rIdyagid21oksgbkzixh4noj">
+            <w:hyperlink w:history="1" r:id="rIdbaoodfcz92b95mpk7_1vo">
               <w:r>
                 <w:rPr>
                   <w:rFonts w:ascii="Arial" w:cs="Arial" w:eastAsia="Arial" w:hAnsi="Arial"/>
@@ -18575,7 +18575,7 @@
               <w:spacing w:after="10" w:before="0"/>
               <w:ind w:left="120"/>
             </w:pPr>
-            <w:hyperlink w:history="1" r:id="rIdscbkkxvj3xywdfy2yml5r">
+            <w:hyperlink w:history="1" r:id="rIdaozyz-yyixyppyyfqsoit">
               <w:r>
                 <w:rPr>
                   <w:rFonts w:ascii="Arial" w:cs="Arial" w:eastAsia="Arial" w:hAnsi="Arial"/>
@@ -18787,7 +18787,7 @@
               <w:spacing w:after="10" w:before="0"/>
               <w:ind w:left="120"/>
             </w:pPr>
-            <w:hyperlink w:history="1" r:id="rIdiqzu1fxvajap8ypkhlfjb">
+            <w:hyperlink w:history="1" r:id="rIdzdyuigtmeapnxll5tl7jl">
               <w:r>
                 <w:rPr>
                   <w:rFonts w:ascii="Arial" w:cs="Arial" w:eastAsia="Arial" w:hAnsi="Arial"/>
@@ -18847,7 +18847,7 @@
             <w:pPr>
               <w:spacing w:after="20" w:before="0"/>
             </w:pPr>
-            <w:hyperlink w:history="1" r:id="rIdlqwlt3nuybjqip-qaohwx">
+            <w:hyperlink w:history="1" r:id="rIdmysiylsxt6argumm6ql1u">
               <w:r>
                 <w:rPr>
                   <w:rFonts w:ascii="Arial" w:cs="Arial" w:eastAsia="Arial" w:hAnsi="Arial"/>
@@ -18880,7 +18880,7 @@
               <w:spacing w:after="10" w:before="0"/>
               <w:ind w:left="120"/>
             </w:pPr>
-            <w:hyperlink w:history="1" r:id="rIdbgnkfwkiq9iyb5mfffgyv">
+            <w:hyperlink w:history="1" r:id="rId2gpxvhfzf0fjjxi5tdkqn">
               <w:r>
                 <w:rPr>
                   <w:rFonts w:ascii="Arial" w:cs="Arial" w:eastAsia="Arial" w:hAnsi="Arial"/>
@@ -19092,7 +19092,7 @@
               <w:spacing w:after="10" w:before="0"/>
               <w:ind w:left="120"/>
             </w:pPr>
-            <w:hyperlink w:history="1" r:id="rIdyxeysmuejigqosqq4uqbn">
+            <w:hyperlink w:history="1" r:id="rIdg6map54vyzldabw92qstl">
               <w:r>
                 <w:rPr>
                   <w:rFonts w:ascii="Arial" w:cs="Arial" w:eastAsia="Arial" w:hAnsi="Arial"/>
@@ -19152,7 +19152,7 @@
             <w:pPr>
               <w:spacing w:after="20" w:before="0"/>
             </w:pPr>
-            <w:hyperlink w:history="1" r:id="rIdrpx1udqawmpcblllcnr_6">
+            <w:hyperlink w:history="1" r:id="rIdj4dkqzqpdefsjz2efdhxu">
               <w:r>
                 <w:rPr>
                   <w:rFonts w:ascii="Arial" w:cs="Arial" w:eastAsia="Arial" w:hAnsi="Arial"/>
@@ -19185,7 +19185,7 @@
               <w:spacing w:after="10" w:before="0"/>
               <w:ind w:left="120"/>
             </w:pPr>
-            <w:hyperlink w:history="1" r:id="rId8npzvky8afcm-ii3iboog">
+            <w:hyperlink w:history="1" r:id="rId2-wajilnwxvntv3cr_mnp">
               <w:r>
                 <w:rPr>
                   <w:rFonts w:ascii="Arial" w:cs="Arial" w:eastAsia="Arial" w:hAnsi="Arial"/>
@@ -19397,7 +19397,7 @@
               <w:spacing w:after="10" w:before="0"/>
               <w:ind w:left="120"/>
             </w:pPr>
-            <w:hyperlink w:history="1" r:id="rIdjaeq2raxosc_n8jffquvd">
+            <w:hyperlink w:history="1" r:id="rIduflrrkhqfqs0nwk8jp7qn">
               <w:r>
                 <w:rPr>
                   <w:rFonts w:ascii="Arial" w:cs="Arial" w:eastAsia="Arial" w:hAnsi="Arial"/>
@@ -19457,7 +19457,7 @@
             <w:pPr>
               <w:spacing w:after="20" w:before="0"/>
             </w:pPr>
-            <w:hyperlink w:history="1" r:id="rId0edslellyocy-ttf74xr8">
+            <w:hyperlink w:history="1" r:id="rIde5r7-0cxeibp1ssn16doo">
               <w:r>
                 <w:rPr>
                   <w:rFonts w:ascii="Arial" w:cs="Arial" w:eastAsia="Arial" w:hAnsi="Arial"/>
@@ -19490,7 +19490,7 @@
               <w:spacing w:after="10" w:before="0"/>
               <w:ind w:left="120"/>
             </w:pPr>
-            <w:hyperlink w:history="1" r:id="rIdk1s5c2_plureyk85owpj2">
+            <w:hyperlink w:history="1" r:id="rId9xhe3n_ykk5fu0ewm1vdk">
               <w:r>
                 <w:rPr>
                   <w:rFonts w:ascii="Arial" w:cs="Arial" w:eastAsia="Arial" w:hAnsi="Arial"/>
@@ -19702,7 +19702,7 @@
               <w:spacing w:after="10" w:before="0"/>
               <w:ind w:left="120"/>
             </w:pPr>
-            <w:hyperlink w:history="1" r:id="rIdgzyvm6zutqtx6se4lmzep">
+            <w:hyperlink w:history="1" r:id="rId9wj0oj1jfpyxoelg13bm6">
               <w:r>
                 <w:rPr>
                   <w:rFonts w:ascii="Arial" w:cs="Arial" w:eastAsia="Arial" w:hAnsi="Arial"/>
@@ -19762,7 +19762,7 @@
             <w:pPr>
               <w:spacing w:after="20" w:before="0"/>
             </w:pPr>
-            <w:hyperlink w:history="1" r:id="rIdr2bsk-edjanhec_o3kxrh">
+            <w:hyperlink w:history="1" r:id="rIdj8scakjhifxri5mkjufez">
               <w:r>
                 <w:rPr>
                   <w:rFonts w:ascii="Arial" w:cs="Arial" w:eastAsia="Arial" w:hAnsi="Arial"/>
@@ -19795,7 +19795,7 @@
               <w:spacing w:after="10" w:before="0"/>
               <w:ind w:left="120"/>
             </w:pPr>
-            <w:hyperlink w:history="1" r:id="rId3v3e-yk15nh8h6rasvomw">
+            <w:hyperlink w:history="1" r:id="rIdymxylvvez3kb65r9sstsy">
               <w:r>
                 <w:rPr>
                   <w:rFonts w:ascii="Arial" w:cs="Arial" w:eastAsia="Arial" w:hAnsi="Arial"/>
@@ -20307,7 +20307,7 @@
         </w:rPr>
         <w:t xml:space="preserve">© 2026 SeaVuria and ARES. Aligned with KICD objectives. Developed by SeaVuria; technical implementation by ARES (with AI assistance from Claude). Licensed under </w:t>
       </w:r>
-      <w:hyperlink w:history="1" r:id="rIdgeflw4yjbdmrwjvaxzhtw">
+      <w:hyperlink w:history="1" r:id="rIdyf5nywr0shjxwieskmo9t">
         <w:r>
           <w:rPr>
             <w:rFonts w:ascii="Arial" w:cs="Arial" w:eastAsia="Arial" w:hAnsi="Arial"/>
@@ -20328,7 +20328,7 @@
         </w:rPr>
         <w:t xml:space="preserve"> (</w:t>
       </w:r>
-      <w:hyperlink w:history="1" r:id="rIdvznpmz-pmvfk34vrfzkul">
+      <w:hyperlink w:history="1" r:id="rIdkl5zbrhgeju2vccubhuqd">
         <w:r>
           <w:rPr>
             <w:rFonts w:ascii="Arial" w:cs="Arial" w:eastAsia="Arial" w:hAnsi="Arial"/>
@@ -21341,7 +21341,7 @@
             <w:pPr>
               <w:spacing w:after="20" w:before="0"/>
             </w:pPr>
-            <w:hyperlink w:history="1" r:id="rIdlemoix8zeerbtwmixbepy">
+            <w:hyperlink w:history="1" r:id="rIdwnb4to9zsdgcpa6irc-ty">
               <w:r>
                 <w:rPr>
                   <w:rFonts w:ascii="Arial" w:cs="Arial" w:eastAsia="Arial" w:hAnsi="Arial"/>
@@ -21374,7 +21374,7 @@
               <w:spacing w:after="10" w:before="0"/>
               <w:ind w:left="120"/>
             </w:pPr>
-            <w:hyperlink w:history="1" r:id="rIdn0norh4sbvfehsc7sk1xl">
+            <w:hyperlink w:history="1" r:id="rIdgsyykkvllpqxzokyhxxmp">
               <w:r>
                 <w:rPr>
                   <w:rFonts w:ascii="Arial" w:cs="Arial" w:eastAsia="Arial" w:hAnsi="Arial"/>
@@ -21419,7 +21419,7 @@
             <w:pPr>
               <w:spacing w:after="20" w:before="0"/>
             </w:pPr>
-            <w:hyperlink w:history="1" r:id="rId-w9albgee766qfkdhxiij">
+            <w:hyperlink w:history="1" r:id="rIdc--rfctzest1sxczjopcl">
               <w:r>
                 <w:rPr>
                   <w:rFonts w:ascii="Arial" w:cs="Arial" w:eastAsia="Arial" w:hAnsi="Arial"/>
@@ -21452,7 +21452,7 @@
               <w:spacing w:after="10" w:before="0"/>
               <w:ind w:left="120"/>
             </w:pPr>
-            <w:hyperlink w:history="1" r:id="rIdupiru3i2sim08v12qhil5">
+            <w:hyperlink w:history="1" r:id="rId6qajt3w9-ldk5ihzfwlhy">
               <w:r>
                 <w:rPr>
                   <w:rFonts w:ascii="Arial" w:cs="Arial" w:eastAsia="Arial" w:hAnsi="Arial"/>
@@ -21647,7 +21647,7 @@
             <w:pPr>
               <w:spacing w:after="20" w:before="0"/>
             </w:pPr>
-            <w:hyperlink w:history="1" r:id="rIdrriugfvaidfvvdyackbvp">
+            <w:hyperlink w:history="1" r:id="rIdxsirwjbj4avdugsj0zrer">
               <w:r>
                 <w:rPr>
                   <w:rFonts w:ascii="Arial" w:cs="Arial" w:eastAsia="Arial" w:hAnsi="Arial"/>
@@ -21680,7 +21680,7 @@
               <w:spacing w:after="10" w:before="0"/>
               <w:ind w:left="120"/>
             </w:pPr>
-            <w:hyperlink w:history="1" r:id="rIdoxkacdpa6qsgoelfbnhmv">
+            <w:hyperlink w:history="1" r:id="rIdwyyxys0eu37gbv_irylh-">
               <w:r>
                 <w:rPr>
                   <w:rFonts w:ascii="Arial" w:cs="Arial" w:eastAsia="Arial" w:hAnsi="Arial"/>
@@ -21725,7 +21725,7 @@
             <w:pPr>
               <w:spacing w:after="20" w:before="0"/>
             </w:pPr>
-            <w:hyperlink w:history="1" r:id="rId7hlw9i67pvbim0a54r1fq">
+            <w:hyperlink w:history="1" r:id="rIdi6-_yrgvzw8ydjzxoiau0">
               <w:r>
                 <w:rPr>
                   <w:rFonts w:ascii="Arial" w:cs="Arial" w:eastAsia="Arial" w:hAnsi="Arial"/>
@@ -21758,7 +21758,7 @@
               <w:spacing w:after="10" w:before="0"/>
               <w:ind w:left="120"/>
             </w:pPr>
-            <w:hyperlink w:history="1" r:id="rIdhxaubm9v6rhge7giftfnq">
+            <w:hyperlink w:history="1" r:id="rId9fl_pxkbm_eov9rb-dlwx">
               <w:r>
                 <w:rPr>
                   <w:rFonts w:ascii="Arial" w:cs="Arial" w:eastAsia="Arial" w:hAnsi="Arial"/>
@@ -21953,7 +21953,7 @@
             <w:pPr>
               <w:spacing w:after="20" w:before="0"/>
             </w:pPr>
-            <w:hyperlink w:history="1" r:id="rIdfl0hy4s6983nnk_flgaqo">
+            <w:hyperlink w:history="1" r:id="rIdsbt_b-wcubn9_vhsigkps">
               <w:r>
                 <w:rPr>
                   <w:rFonts w:ascii="Arial" w:cs="Arial" w:eastAsia="Arial" w:hAnsi="Arial"/>
@@ -21986,7 +21986,7 @@
               <w:spacing w:after="10" w:before="0"/>
               <w:ind w:left="120"/>
             </w:pPr>
-            <w:hyperlink w:history="1" r:id="rIdpfrs4dymdhb-akd9mstiz">
+            <w:hyperlink w:history="1" r:id="rIdgmqn2ok4zwu8eo8srdg_z">
               <w:r>
                 <w:rPr>
                   <w:rFonts w:ascii="Arial" w:cs="Arial" w:eastAsia="Arial" w:hAnsi="Arial"/>
@@ -22031,7 +22031,7 @@
             <w:pPr>
               <w:spacing w:after="20" w:before="0"/>
             </w:pPr>
-            <w:hyperlink w:history="1" r:id="rIdoycctj9wfz3mg36rynrgh">
+            <w:hyperlink w:history="1" r:id="rIdpdgjp2tsphdk9v5x_rtwm">
               <w:r>
                 <w:rPr>
                   <w:rFonts w:ascii="Arial" w:cs="Arial" w:eastAsia="Arial" w:hAnsi="Arial"/>
@@ -22064,7 +22064,7 @@
               <w:spacing w:after="10" w:before="0"/>
               <w:ind w:left="120"/>
             </w:pPr>
-            <w:hyperlink w:history="1" r:id="rIdww0nkdo2udd3wqdcpbtdl">
+            <w:hyperlink w:history="1" r:id="rIdtwcjc9fbavnddjzuht1kq">
               <w:r>
                 <w:rPr>
                   <w:rFonts w:ascii="Arial" w:cs="Arial" w:eastAsia="Arial" w:hAnsi="Arial"/>
@@ -22259,7 +22259,7 @@
             <w:pPr>
               <w:spacing w:after="20" w:before="0"/>
             </w:pPr>
-            <w:hyperlink w:history="1" r:id="rId6ijar4lxkaxgfqcm9anwu">
+            <w:hyperlink w:history="1" r:id="rIdkt46xgorvf1nbszxitjaq">
               <w:r>
                 <w:rPr>
                   <w:rFonts w:ascii="Arial" w:cs="Arial" w:eastAsia="Arial" w:hAnsi="Arial"/>
@@ -22292,7 +22292,7 @@
               <w:spacing w:after="10" w:before="0"/>
               <w:ind w:left="120"/>
             </w:pPr>
-            <w:hyperlink w:history="1" r:id="rIdroxznau46vskxcsjosmuf">
+            <w:hyperlink w:history="1" r:id="rId-rbmhnz5brgrtdmvepbrc">
               <w:r>
                 <w:rPr>
                   <w:rFonts w:ascii="Arial" w:cs="Arial" w:eastAsia="Arial" w:hAnsi="Arial"/>
@@ -22337,7 +22337,7 @@
             <w:pPr>
               <w:spacing w:after="20" w:before="0"/>
             </w:pPr>
-            <w:hyperlink w:history="1" r:id="rIdsrlk5wwwcgfsnx7cw1nl7">
+            <w:hyperlink w:history="1" r:id="rId5nusxxxp73dyyffcdklrv">
               <w:r>
                 <w:rPr>
                   <w:rFonts w:ascii="Arial" w:cs="Arial" w:eastAsia="Arial" w:hAnsi="Arial"/>
@@ -22370,7 +22370,7 @@
               <w:spacing w:after="10" w:before="0"/>
               <w:ind w:left="120"/>
             </w:pPr>
-            <w:hyperlink w:history="1" r:id="rIdkxqtjxelnbliylaxpwlaj">
+            <w:hyperlink w:history="1" r:id="rIdq7zmebjs59og7kt52jecy">
               <w:r>
                 <w:rPr>
                   <w:rFonts w:ascii="Arial" w:cs="Arial" w:eastAsia="Arial" w:hAnsi="Arial"/>
@@ -22565,7 +22565,7 @@
             <w:pPr>
               <w:spacing w:after="20" w:before="0"/>
             </w:pPr>
-            <w:hyperlink w:history="1" r:id="rId-yuxlpkh-z77kc2un-abk">
+            <w:hyperlink w:history="1" r:id="rIdeyg9jkwubkq4-rc1x8gyk">
               <w:r>
                 <w:rPr>
                   <w:rFonts w:ascii="Arial" w:cs="Arial" w:eastAsia="Arial" w:hAnsi="Arial"/>
@@ -22598,7 +22598,7 @@
               <w:spacing w:after="10" w:before="0"/>
               <w:ind w:left="120"/>
             </w:pPr>
-            <w:hyperlink w:history="1" r:id="rIdzdlxczceei5whhuel4aub">
+            <w:hyperlink w:history="1" r:id="rIdovbb0hdnupwij8fwotbir">
               <w:r>
                 <w:rPr>
                   <w:rFonts w:ascii="Arial" w:cs="Arial" w:eastAsia="Arial" w:hAnsi="Arial"/>
@@ -22643,7 +22643,7 @@
             <w:pPr>
               <w:spacing w:after="20" w:before="0"/>
             </w:pPr>
-            <w:hyperlink w:history="1" r:id="rId-qwrlujxll9bnqhvss4na">
+            <w:hyperlink w:history="1" r:id="rIdqacmdty0mls-gx7n5y0qi">
               <w:r>
                 <w:rPr>
                   <w:rFonts w:ascii="Arial" w:cs="Arial" w:eastAsia="Arial" w:hAnsi="Arial"/>
@@ -22676,7 +22676,7 @@
               <w:spacing w:after="10" w:before="0"/>
               <w:ind w:left="120"/>
             </w:pPr>
-            <w:hyperlink w:history="1" r:id="rId_lsfbh2rqoc-f7va5fhko">
+            <w:hyperlink w:history="1" r:id="rId5mbce-mnlqkurfgnkr-qz">
               <w:r>
                 <w:rPr>
                   <w:rFonts w:ascii="Arial" w:cs="Arial" w:eastAsia="Arial" w:hAnsi="Arial"/>
@@ -23283,7 +23283,7 @@
         </w:rPr>
         <w:t xml:space="preserve">© 2026 SeaVuria and ARES. Aligned with KICD objectives. Developed by SeaVuria; technical implementation by ARES (with AI assistance from Claude). Licensed under </w:t>
       </w:r>
-      <w:hyperlink w:history="1" r:id="rIdeqyumkn_m2anolr64cgod">
+      <w:hyperlink w:history="1" r:id="rIdcqz4bs403vrssejdacrqp">
         <w:r>
           <w:rPr>
             <w:rFonts w:ascii="Arial" w:cs="Arial" w:eastAsia="Arial" w:hAnsi="Arial"/>
@@ -23304,7 +23304,7 @@
         </w:rPr>
         <w:t xml:space="preserve"> (</w:t>
       </w:r>
-      <w:hyperlink w:history="1" r:id="rIdnhvqm5nulkotmlaxdpc1j">
+      <w:hyperlink w:history="1" r:id="rIdw_hgutbs7b1btfg4srgk5">
         <w:r>
           <w:rPr>
             <w:rFonts w:ascii="Arial" w:cs="Arial" w:eastAsia="Arial" w:hAnsi="Arial"/>
@@ -24317,7 +24317,7 @@
             <w:pPr>
               <w:spacing w:after="20" w:before="0"/>
             </w:pPr>
-            <w:hyperlink w:history="1" r:id="rIdc1cw6f2x6fupv5-lzmbha">
+            <w:hyperlink w:history="1" r:id="rIdk_6ilwjx2zi2xwwwqu0tw">
               <w:r>
                 <w:rPr>
                   <w:rFonts w:ascii="Arial" w:cs="Arial" w:eastAsia="Arial" w:hAnsi="Arial"/>
@@ -24350,7 +24350,7 @@
               <w:spacing w:after="10" w:before="0"/>
               <w:ind w:left="120"/>
             </w:pPr>
-            <w:hyperlink w:history="1" r:id="rIdjsocxkmkmm0dnr6t1bckk">
+            <w:hyperlink w:history="1" r:id="rId9qrnlkvgttepsk08tkcdi">
               <w:r>
                 <w:rPr>
                   <w:rFonts w:ascii="Arial" w:cs="Arial" w:eastAsia="Arial" w:hAnsi="Arial"/>
@@ -24395,7 +24395,7 @@
             <w:pPr>
               <w:spacing w:after="20" w:before="0"/>
             </w:pPr>
-            <w:hyperlink w:history="1" r:id="rId5qsfcmfcb2lian1oioqm7">
+            <w:hyperlink w:history="1" r:id="rIdhbixsmtgc2wjnoivnwqd9">
               <w:r>
                 <w:rPr>
                   <w:rFonts w:ascii="Arial" w:cs="Arial" w:eastAsia="Arial" w:hAnsi="Arial"/>
@@ -24428,7 +24428,7 @@
               <w:spacing w:after="10" w:before="0"/>
               <w:ind w:left="120"/>
             </w:pPr>
-            <w:hyperlink w:history="1" r:id="rIdh0pjcim_8fj4ovcsq9ibl">
+            <w:hyperlink w:history="1" r:id="rIdtv9r2upwm4wuqieuojtbj">
               <w:r>
                 <w:rPr>
                   <w:rFonts w:ascii="Arial" w:cs="Arial" w:eastAsia="Arial" w:hAnsi="Arial"/>
@@ -24623,7 +24623,7 @@
             <w:pPr>
               <w:spacing w:after="20" w:before="0"/>
             </w:pPr>
-            <w:hyperlink w:history="1" r:id="rIdnomtn4ugtauk7awpd5smp">
+            <w:hyperlink w:history="1" r:id="rIdpy0zn6vnu2trbw8qf6edb">
               <w:r>
                 <w:rPr>
                   <w:rFonts w:ascii="Arial" w:cs="Arial" w:eastAsia="Arial" w:hAnsi="Arial"/>
@@ -24656,7 +24656,7 @@
               <w:spacing w:after="10" w:before="0"/>
               <w:ind w:left="120"/>
             </w:pPr>
-            <w:hyperlink w:history="1" r:id="rIdbqnafedccwenv8vicvaii">
+            <w:hyperlink w:history="1" r:id="rIddwrmhqlhp0yhv6xhvajxo">
               <w:r>
                 <w:rPr>
                   <w:rFonts w:ascii="Arial" w:cs="Arial" w:eastAsia="Arial" w:hAnsi="Arial"/>
@@ -24701,7 +24701,7 @@
             <w:pPr>
               <w:spacing w:after="20" w:before="0"/>
             </w:pPr>
-            <w:hyperlink w:history="1" r:id="rIdesaatcdxbrtvjgm3au3pi">
+            <w:hyperlink w:history="1" r:id="rIdpszxjaeoxm9yajlctcyda">
               <w:r>
                 <w:rPr>
                   <w:rFonts w:ascii="Arial" w:cs="Arial" w:eastAsia="Arial" w:hAnsi="Arial"/>
@@ -24734,7 +24734,7 @@
               <w:spacing w:after="10" w:before="0"/>
               <w:ind w:left="120"/>
             </w:pPr>
-            <w:hyperlink w:history="1" r:id="rIddd8kagwhtdbo2qnzo8fhc">
+            <w:hyperlink w:history="1" r:id="rIdxr0fuyrp6kc9efycsvrx_">
               <w:r>
                 <w:rPr>
                   <w:rFonts w:ascii="Arial" w:cs="Arial" w:eastAsia="Arial" w:hAnsi="Arial"/>
@@ -24929,7 +24929,7 @@
             <w:pPr>
               <w:spacing w:after="20" w:before="0"/>
             </w:pPr>
-            <w:hyperlink w:history="1" r:id="rId76dpjgjggpw7-vzd-gva1">
+            <w:hyperlink w:history="1" r:id="rId1scvlz3f9tbz8tqbgbsfy">
               <w:r>
                 <w:rPr>
                   <w:rFonts w:ascii="Arial" w:cs="Arial" w:eastAsia="Arial" w:hAnsi="Arial"/>
@@ -24962,7 +24962,7 @@
               <w:spacing w:after="10" w:before="0"/>
               <w:ind w:left="120"/>
             </w:pPr>
-            <w:hyperlink w:history="1" r:id="rIdvliy756giuqgfocqd5a1l">
+            <w:hyperlink w:history="1" r:id="rIdefgzrsfq6-aufzmzpsvgo">
               <w:r>
                 <w:rPr>
                   <w:rFonts w:ascii="Arial" w:cs="Arial" w:eastAsia="Arial" w:hAnsi="Arial"/>
@@ -25007,7 +25007,7 @@
             <w:pPr>
               <w:spacing w:after="20" w:before="0"/>
             </w:pPr>
-            <w:hyperlink w:history="1" r:id="rIdi8zkr9gdx_t4_x_jkh-cc">
+            <w:hyperlink w:history="1" r:id="rIdhen5g6h5exuuoqvsw5cnc">
               <w:r>
                 <w:rPr>
                   <w:rFonts w:ascii="Arial" w:cs="Arial" w:eastAsia="Arial" w:hAnsi="Arial"/>
@@ -25040,7 +25040,7 @@
               <w:spacing w:after="10" w:before="0"/>
               <w:ind w:left="120"/>
             </w:pPr>
-            <w:hyperlink w:history="1" r:id="rIdcgchldpynkyqjhtz5ez21">
+            <w:hyperlink w:history="1" r:id="rIdv5y2arj63543xdzjrg3gv">
               <w:r>
                 <w:rPr>
                   <w:rFonts w:ascii="Arial" w:cs="Arial" w:eastAsia="Arial" w:hAnsi="Arial"/>
@@ -25235,7 +25235,7 @@
             <w:pPr>
               <w:spacing w:after="20" w:before="0"/>
             </w:pPr>
-            <w:hyperlink w:history="1" r:id="rIdiiqwtu-q7vc1ddznoow0f">
+            <w:hyperlink w:history="1" r:id="rIdgmq3ufclssy6t8-a3epsp">
               <w:r>
                 <w:rPr>
                   <w:rFonts w:ascii="Arial" w:cs="Arial" w:eastAsia="Arial" w:hAnsi="Arial"/>
@@ -25268,7 +25268,7 @@
               <w:spacing w:after="10" w:before="0"/>
               <w:ind w:left="120"/>
             </w:pPr>
-            <w:hyperlink w:history="1" r:id="rIdzzoqzxcogb4np9dli1zgu">
+            <w:hyperlink w:history="1" r:id="rIdbq5rntkookhbrtsyrlq0b">
               <w:r>
                 <w:rPr>
                   <w:rFonts w:ascii="Arial" w:cs="Arial" w:eastAsia="Arial" w:hAnsi="Arial"/>
@@ -25313,7 +25313,7 @@
             <w:pPr>
               <w:spacing w:after="20" w:before="0"/>
             </w:pPr>
-            <w:hyperlink w:history="1" r:id="rId7kkmocsnzaialwrm5gb5z">
+            <w:hyperlink w:history="1" r:id="rIdbepbbdg6be4xayj9-v9-7">
               <w:r>
                 <w:rPr>
                   <w:rFonts w:ascii="Arial" w:cs="Arial" w:eastAsia="Arial" w:hAnsi="Arial"/>
@@ -25346,7 +25346,7 @@
               <w:spacing w:after="10" w:before="0"/>
               <w:ind w:left="120"/>
             </w:pPr>
-            <w:hyperlink w:history="1" r:id="rIdfh2hrza3le8tbbppn80za">
+            <w:hyperlink w:history="1" r:id="rIdgvt9snqwzevvk8ewh4rz1">
               <w:r>
                 <w:rPr>
                   <w:rFonts w:ascii="Arial" w:cs="Arial" w:eastAsia="Arial" w:hAnsi="Arial"/>
@@ -25541,7 +25541,7 @@
             <w:pPr>
               <w:spacing w:after="20" w:before="0"/>
             </w:pPr>
-            <w:hyperlink w:history="1" r:id="rIdynttlf8ai_26hzlefmktg">
+            <w:hyperlink w:history="1" r:id="rIdzp-w0ypuhvu6cj69zh44u">
               <w:r>
                 <w:rPr>
                   <w:rFonts w:ascii="Arial" w:cs="Arial" w:eastAsia="Arial" w:hAnsi="Arial"/>
@@ -25574,7 +25574,7 @@
               <w:spacing w:after="10" w:before="0"/>
               <w:ind w:left="120"/>
             </w:pPr>
-            <w:hyperlink w:history="1" r:id="rIdghjay5ovwvfldgg8tuvb5">
+            <w:hyperlink w:history="1" r:id="rIdxi5_hglzwuopzjkmkj2px">
               <w:r>
                 <w:rPr>
                   <w:rFonts w:ascii="Arial" w:cs="Arial" w:eastAsia="Arial" w:hAnsi="Arial"/>
@@ -25619,7 +25619,7 @@
             <w:pPr>
               <w:spacing w:after="20" w:before="0"/>
             </w:pPr>
-            <w:hyperlink w:history="1" r:id="rIdixoufrgtxwu7qez8a2n9d">
+            <w:hyperlink w:history="1" r:id="rIdqtkujdurhii5pvlvi64py">
               <w:r>
                 <w:rPr>
                   <w:rFonts w:ascii="Arial" w:cs="Arial" w:eastAsia="Arial" w:hAnsi="Arial"/>
@@ -25652,7 +25652,7 @@
               <w:spacing w:after="10" w:before="0"/>
               <w:ind w:left="120"/>
             </w:pPr>
-            <w:hyperlink w:history="1" r:id="rId6gire87wxzs4duaj8yndy">
+            <w:hyperlink w:history="1" r:id="rIdzx95zvo79dpo0simryx5m">
               <w:r>
                 <w:rPr>
                   <w:rFonts w:ascii="Arial" w:cs="Arial" w:eastAsia="Arial" w:hAnsi="Arial"/>
@@ -26164,7 +26164,7 @@
         </w:rPr>
         <w:t xml:space="preserve">© 2026 SeaVuria and ARES. Aligned with KICD objectives. Developed by SeaVuria; technical implementation by ARES (with AI assistance from Claude). Licensed under </w:t>
       </w:r>
-      <w:hyperlink w:history="1" r:id="rIdn6nydglvmeo1exlq0jkbw">
+      <w:hyperlink w:history="1" r:id="rIdeac8mut0zwn5a7wct4ibc">
         <w:r>
           <w:rPr>
             <w:rFonts w:ascii="Arial" w:cs="Arial" w:eastAsia="Arial" w:hAnsi="Arial"/>
@@ -26185,7 +26185,7 @@
         </w:rPr>
         <w:t xml:space="preserve"> (</w:t>
       </w:r>
-      <w:hyperlink w:history="1" r:id="rId3ngbjge6qg2u6i5vwfbgu">
+      <w:hyperlink w:history="1" r:id="rIdyor2t1uobp_v9sffspwix">
         <w:r>
           <w:rPr>
             <w:rFonts w:ascii="Arial" w:cs="Arial" w:eastAsia="Arial" w:hAnsi="Arial"/>

--- a/data/outputs/v2/Core_Mathematics/SS2.5_Area_of_Polygons/Core_Mathematics_Area_of_Polygons_CBE_LessonSequence.docx
+++ b/data/outputs/v2/Core_Mathematics/SS2.5_Area_of_Polygons/Core_Mathematics_Area_of_Polygons_CBE_LessonSequence.docx
@@ -2344,7 +2344,7 @@
         </w:rPr>
         <w:t xml:space="preserve">© 2026 SeaVuria and ARES. This work is licensed under a </w:t>
       </w:r>
-      <w:hyperlink w:history="1" r:id="rIdlsv9ougmx_nqhu3ekbtvt">
+      <w:hyperlink w:history="1" r:id="rId6jbhq-i3bfab4zh4t_gyv">
         <w:r>
           <w:rPr>
             <w:rFonts w:ascii="Arial" w:cs="Arial" w:eastAsia="Arial" w:hAnsi="Arial"/>
@@ -2364,7 +2364,7 @@
         </w:rPr>
         <w:t xml:space="preserve"> (</w:t>
       </w:r>
-      <w:hyperlink w:history="1" r:id="rIdaw0teao2j-6skr5ho-th7">
+      <w:hyperlink w:history="1" r:id="rIddekpx-tpnbbhh6kemrdsq">
         <w:r>
           <w:rPr>
             <w:rFonts w:ascii="Arial" w:cs="Arial" w:eastAsia="Arial" w:hAnsi="Arial"/>
@@ -2384,7 +2384,7 @@
         </w:rPr>
         <w:t xml:space="preserve">). To view a copy of this license, visit </w:t>
       </w:r>
-      <w:hyperlink w:history="1" r:id="rIdkzktd6g6ywbjoqloz3z03">
+      <w:hyperlink w:history="1" r:id="rId9-6rfqmtfpd7lds8vk2pr">
         <w:r>
           <w:rPr>
             <w:rFonts w:ascii="Arial" w:cs="Arial" w:eastAsia="Arial" w:hAnsi="Arial"/>
@@ -3396,7 +3396,7 @@
             <w:pPr>
               <w:spacing w:after="20" w:before="0"/>
             </w:pPr>
-            <w:hyperlink w:history="1" r:id="rIdjdzihczit9ioihk1rshig">
+            <w:hyperlink w:history="1" r:id="rIdpszvbyh3apufl_y9m6wkl">
               <w:r>
                 <w:rPr>
                   <w:rFonts w:ascii="Arial" w:cs="Arial" w:eastAsia="Arial" w:hAnsi="Arial"/>
@@ -3429,7 +3429,7 @@
               <w:spacing w:after="10" w:before="0"/>
               <w:ind w:left="120"/>
             </w:pPr>
-            <w:hyperlink w:history="1" r:id="rId47-sgrvw6ywx7gkuwdcfb">
+            <w:hyperlink w:history="1" r:id="rIdkldcxdlcqz2kd2pam1qme">
               <w:r>
                 <w:rPr>
                   <w:rFonts w:ascii="Arial" w:cs="Arial" w:eastAsia="Arial" w:hAnsi="Arial"/>
@@ -3474,7 +3474,7 @@
             <w:pPr>
               <w:spacing w:after="20" w:before="0"/>
             </w:pPr>
-            <w:hyperlink w:history="1" r:id="rIdjma4rn9089ghik_i9ugbv">
+            <w:hyperlink w:history="1" r:id="rIdqoeyiegk7oqh9tpcyjeqo">
               <w:r>
                 <w:rPr>
                   <w:rFonts w:ascii="Arial" w:cs="Arial" w:eastAsia="Arial" w:hAnsi="Arial"/>
@@ -3507,7 +3507,7 @@
               <w:spacing w:after="10" w:before="0"/>
               <w:ind w:left="120"/>
             </w:pPr>
-            <w:hyperlink w:history="1" r:id="rIdf_yft0ru2a9bbf9jmghh8">
+            <w:hyperlink w:history="1" r:id="rIdibysxgcfpk13q0eo_zwr0">
               <w:r>
                 <w:rPr>
                   <w:rFonts w:ascii="Arial" w:cs="Arial" w:eastAsia="Arial" w:hAnsi="Arial"/>
@@ -3702,7 +3702,7 @@
             <w:pPr>
               <w:spacing w:after="20" w:before="0"/>
             </w:pPr>
-            <w:hyperlink w:history="1" r:id="rId08dvopph2pxi_3ut3losr">
+            <w:hyperlink w:history="1" r:id="rIdlwf2xmriioas7dwxrh1rc">
               <w:r>
                 <w:rPr>
                   <w:rFonts w:ascii="Arial" w:cs="Arial" w:eastAsia="Arial" w:hAnsi="Arial"/>
@@ -3735,7 +3735,7 @@
               <w:spacing w:after="10" w:before="0"/>
               <w:ind w:left="120"/>
             </w:pPr>
-            <w:hyperlink w:history="1" r:id="rId56kvqbvfvqugqhcui0pk9">
+            <w:hyperlink w:history="1" r:id="rIdafsmnfzpwslqenkaymhpa">
               <w:r>
                 <w:rPr>
                   <w:rFonts w:ascii="Arial" w:cs="Arial" w:eastAsia="Arial" w:hAnsi="Arial"/>
@@ -3780,7 +3780,7 @@
             <w:pPr>
               <w:spacing w:after="20" w:before="0"/>
             </w:pPr>
-            <w:hyperlink w:history="1" r:id="rIdob0z2zrbjlpuvprj2oqgw">
+            <w:hyperlink w:history="1" r:id="rIdfers69dybg8_vexuhwozk">
               <w:r>
                 <w:rPr>
                   <w:rFonts w:ascii="Arial" w:cs="Arial" w:eastAsia="Arial" w:hAnsi="Arial"/>
@@ -3813,7 +3813,7 @@
               <w:spacing w:after="10" w:before="0"/>
               <w:ind w:left="120"/>
             </w:pPr>
-            <w:hyperlink w:history="1" r:id="rIdkz_wtawtgo-sfjjewieci">
+            <w:hyperlink w:history="1" r:id="rIde5dzq7wagc1j2xsbt_dtl">
               <w:r>
                 <w:rPr>
                   <w:rFonts w:ascii="Arial" w:cs="Arial" w:eastAsia="Arial" w:hAnsi="Arial"/>
@@ -4008,7 +4008,7 @@
             <w:pPr>
               <w:spacing w:after="20" w:before="0"/>
             </w:pPr>
-            <w:hyperlink w:history="1" r:id="rId1rlx3tivlaj0sydi2tue3">
+            <w:hyperlink w:history="1" r:id="rIdrgxjpls4n99txpj-jrowb">
               <w:r>
                 <w:rPr>
                   <w:rFonts w:ascii="Arial" w:cs="Arial" w:eastAsia="Arial" w:hAnsi="Arial"/>
@@ -4041,7 +4041,7 @@
               <w:spacing w:after="10" w:before="0"/>
               <w:ind w:left="120"/>
             </w:pPr>
-            <w:hyperlink w:history="1" r:id="rIdox62-6xpdgrhya819eq2e">
+            <w:hyperlink w:history="1" r:id="rIdtfsranj8p6dfghf17zeyq">
               <w:r>
                 <w:rPr>
                   <w:rFonts w:ascii="Arial" w:cs="Arial" w:eastAsia="Arial" w:hAnsi="Arial"/>
@@ -4086,7 +4086,7 @@
             <w:pPr>
               <w:spacing w:after="20" w:before="0"/>
             </w:pPr>
-            <w:hyperlink w:history="1" r:id="rIdajpu070ctfbhhl-ysyybp">
+            <w:hyperlink w:history="1" r:id="rIdislrhzinzgqbx-x8hc5w6">
               <w:r>
                 <w:rPr>
                   <w:rFonts w:ascii="Arial" w:cs="Arial" w:eastAsia="Arial" w:hAnsi="Arial"/>
@@ -4119,7 +4119,7 @@
               <w:spacing w:after="10" w:before="0"/>
               <w:ind w:left="120"/>
             </w:pPr>
-            <w:hyperlink w:history="1" r:id="rIdhu8mc1pplasv38gdbgxhs">
+            <w:hyperlink w:history="1" r:id="rIdztvxx8gfttoizd3r5gnmf">
               <w:r>
                 <w:rPr>
                   <w:rFonts w:ascii="Arial" w:cs="Arial" w:eastAsia="Arial" w:hAnsi="Arial"/>
@@ -4314,7 +4314,7 @@
             <w:pPr>
               <w:spacing w:after="20" w:before="0"/>
             </w:pPr>
-            <w:hyperlink w:history="1" r:id="rIdlayzdrng4ubvbgyf9dhcu">
+            <w:hyperlink w:history="1" r:id="rIdzjqk1sm_yq_d3jklbxtrm">
               <w:r>
                 <w:rPr>
                   <w:rFonts w:ascii="Arial" w:cs="Arial" w:eastAsia="Arial" w:hAnsi="Arial"/>
@@ -4347,7 +4347,7 @@
               <w:spacing w:after="10" w:before="0"/>
               <w:ind w:left="120"/>
             </w:pPr>
-            <w:hyperlink w:history="1" r:id="rId9_xgdxr_0m8njxa4dagai">
+            <w:hyperlink w:history="1" r:id="rIdklu97talg6h5snag3xdgj">
               <w:r>
                 <w:rPr>
                   <w:rFonts w:ascii="Arial" w:cs="Arial" w:eastAsia="Arial" w:hAnsi="Arial"/>
@@ -4392,7 +4392,7 @@
             <w:pPr>
               <w:spacing w:after="20" w:before="0"/>
             </w:pPr>
-            <w:hyperlink w:history="1" r:id="rIduo-e-ibgqqsmsb00ke-sz">
+            <w:hyperlink w:history="1" r:id="rIdhevv-xp5qdgloziaztvjx">
               <w:r>
                 <w:rPr>
                   <w:rFonts w:ascii="Arial" w:cs="Arial" w:eastAsia="Arial" w:hAnsi="Arial"/>
@@ -4425,7 +4425,7 @@
               <w:spacing w:after="10" w:before="0"/>
               <w:ind w:left="120"/>
             </w:pPr>
-            <w:hyperlink w:history="1" r:id="rId_u8um1aezj38vtbckd1rn">
+            <w:hyperlink w:history="1" r:id="rIduaf0aopnxs5rehaf7yxc_">
               <w:r>
                 <w:rPr>
                   <w:rFonts w:ascii="Arial" w:cs="Arial" w:eastAsia="Arial" w:hAnsi="Arial"/>
@@ -4620,7 +4620,7 @@
             <w:pPr>
               <w:spacing w:after="20" w:before="0"/>
             </w:pPr>
-            <w:hyperlink w:history="1" r:id="rIdzcsamt9ud3a7r1-hkfvjp">
+            <w:hyperlink w:history="1" r:id="rIdnh4ncjxbjzq-3ilmat_le">
               <w:r>
                 <w:rPr>
                   <w:rFonts w:ascii="Arial" w:cs="Arial" w:eastAsia="Arial" w:hAnsi="Arial"/>
@@ -4669,7 +4669,7 @@
               <w:spacing w:after="10" w:before="0"/>
               <w:ind w:left="120"/>
             </w:pPr>
-            <w:hyperlink w:history="1" r:id="rIdludx1wuo9uwjog47kolxm">
+            <w:hyperlink w:history="1" r:id="rIdt5r6kx1wqxr2tboak353w">
               <w:r>
                 <w:rPr>
                   <w:rFonts w:ascii="Arial" w:cs="Arial" w:eastAsia="Arial" w:hAnsi="Arial"/>
@@ -4714,7 +4714,7 @@
             <w:pPr>
               <w:spacing w:after="20" w:before="0"/>
             </w:pPr>
-            <w:hyperlink w:history="1" r:id="rIdqrhwioxtrbrmeei6h5hkg">
+            <w:hyperlink w:history="1" r:id="rIduaw0alqobo84uucq6rp-f">
               <w:r>
                 <w:rPr>
                   <w:rFonts w:ascii="Arial" w:cs="Arial" w:eastAsia="Arial" w:hAnsi="Arial"/>
@@ -4763,7 +4763,7 @@
               <w:spacing w:after="10" w:before="0"/>
               <w:ind w:left="120"/>
             </w:pPr>
-            <w:hyperlink w:history="1" r:id="rIdspahnc0ukol2furtrneyt">
+            <w:hyperlink w:history="1" r:id="rIdzru1hg914l0vz7bvqn0y7">
               <w:r>
                 <w:rPr>
                   <w:rFonts w:ascii="Arial" w:cs="Arial" w:eastAsia="Arial" w:hAnsi="Arial"/>
@@ -5275,7 +5275,7 @@
         </w:rPr>
         <w:t xml:space="preserve">© 2026 SeaVuria and ARES. Aligned with KICD objectives. Developed by SeaVuria; technical implementation by ARES (with AI assistance from Claude). Licensed under </w:t>
       </w:r>
-      <w:hyperlink w:history="1" r:id="rIdvkxqpxd_y7jzbrhvijxua">
+      <w:hyperlink w:history="1" r:id="rIdbge6ahtlmantvp2_dwyx4">
         <w:r>
           <w:rPr>
             <w:rFonts w:ascii="Arial" w:cs="Arial" w:eastAsia="Arial" w:hAnsi="Arial"/>
@@ -5296,7 +5296,7 @@
         </w:rPr>
         <w:t xml:space="preserve"> (</w:t>
       </w:r>
-      <w:hyperlink w:history="1" r:id="rIdhllwjrgqw6sktuaweafvv">
+      <w:hyperlink w:history="1" r:id="rIdhm7qnt8lkqlj58pdukrul">
         <w:r>
           <w:rPr>
             <w:rFonts w:ascii="Arial" w:cs="Arial" w:eastAsia="Arial" w:hAnsi="Arial"/>
@@ -6309,7 +6309,7 @@
             <w:pPr>
               <w:spacing w:after="20" w:before="0"/>
             </w:pPr>
-            <w:hyperlink w:history="1" r:id="rIdvsddu8nyyweakbfltobax">
+            <w:hyperlink w:history="1" r:id="rIdtqiett-ibslqfdem-apzn">
               <w:r>
                 <w:rPr>
                   <w:rFonts w:ascii="Arial" w:cs="Arial" w:eastAsia="Arial" w:hAnsi="Arial"/>
@@ -6342,7 +6342,7 @@
               <w:spacing w:after="10" w:before="0"/>
               <w:ind w:left="120"/>
             </w:pPr>
-            <w:hyperlink w:history="1" r:id="rId12rzon3g7vptmevakiza5">
+            <w:hyperlink w:history="1" r:id="rIdmpyc3houg5qc-ydqu29ct">
               <w:r>
                 <w:rPr>
                   <w:rFonts w:ascii="Arial" w:cs="Arial" w:eastAsia="Arial" w:hAnsi="Arial"/>
@@ -6387,7 +6387,7 @@
             <w:pPr>
               <w:spacing w:after="20" w:before="0"/>
             </w:pPr>
-            <w:hyperlink w:history="1" r:id="rIdvjp0y76nqs8pdwjww0hjt">
+            <w:hyperlink w:history="1" r:id="rIdbz3hj_wcew_4z564n2kai">
               <w:r>
                 <w:rPr>
                   <w:rFonts w:ascii="Arial" w:cs="Arial" w:eastAsia="Arial" w:hAnsi="Arial"/>
@@ -6420,7 +6420,7 @@
               <w:spacing w:after="10" w:before="0"/>
               <w:ind w:left="120"/>
             </w:pPr>
-            <w:hyperlink w:history="1" r:id="rIdqngsitgwevjduxn5lisyq">
+            <w:hyperlink w:history="1" r:id="rIdjtlsiuh_wn7cg_wwshn3r">
               <w:r>
                 <w:rPr>
                   <w:rFonts w:ascii="Arial" w:cs="Arial" w:eastAsia="Arial" w:hAnsi="Arial"/>
@@ -6691,7 +6691,7 @@
             <w:pPr>
               <w:spacing w:after="20" w:before="0"/>
             </w:pPr>
-            <w:hyperlink w:history="1" r:id="rIdxkliqyanfguqelgbhjwkd">
+            <w:hyperlink w:history="1" r:id="rIdzfm_mnm8yhylxnbvdfn68">
               <w:r>
                 <w:rPr>
                   <w:rFonts w:ascii="Arial" w:cs="Arial" w:eastAsia="Arial" w:hAnsi="Arial"/>
@@ -6724,7 +6724,7 @@
               <w:spacing w:after="10" w:before="0"/>
               <w:ind w:left="120"/>
             </w:pPr>
-            <w:hyperlink w:history="1" r:id="rIdtxd-hzdbt4eq0iyu4dp-e">
+            <w:hyperlink w:history="1" r:id="rId_mz3ylifgvdsmj-qlmrdx">
               <w:r>
                 <w:rPr>
                   <w:rFonts w:ascii="Arial" w:cs="Arial" w:eastAsia="Arial" w:hAnsi="Arial"/>
@@ -6769,7 +6769,7 @@
             <w:pPr>
               <w:spacing w:after="20" w:before="0"/>
             </w:pPr>
-            <w:hyperlink w:history="1" r:id="rIdvnp5miwpnorwhe0ikfkgk">
+            <w:hyperlink w:history="1" r:id="rIdc4woo3vm-j_ut_0sklj0j">
               <w:r>
                 <w:rPr>
                   <w:rFonts w:ascii="Arial" w:cs="Arial" w:eastAsia="Arial" w:hAnsi="Arial"/>
@@ -6802,7 +6802,7 @@
               <w:spacing w:after="10" w:before="0"/>
               <w:ind w:left="120"/>
             </w:pPr>
-            <w:hyperlink w:history="1" r:id="rIdm6n2a2ozibyq7gnp0gcvr">
+            <w:hyperlink w:history="1" r:id="rIdsxhqyeapabmsig3bxfrzw">
               <w:r>
                 <w:rPr>
                   <w:rFonts w:ascii="Arial" w:cs="Arial" w:eastAsia="Arial" w:hAnsi="Arial"/>
@@ -7073,7 +7073,7 @@
             <w:pPr>
               <w:spacing w:after="20" w:before="0"/>
             </w:pPr>
-            <w:hyperlink w:history="1" r:id="rIdf5mvg-eiqod3onavp7edp">
+            <w:hyperlink w:history="1" r:id="rIdsl6yab17sg7wz5afzjuqi">
               <w:r>
                 <w:rPr>
                   <w:rFonts w:ascii="Arial" w:cs="Arial" w:eastAsia="Arial" w:hAnsi="Arial"/>
@@ -7106,7 +7106,7 @@
               <w:spacing w:after="10" w:before="0"/>
               <w:ind w:left="120"/>
             </w:pPr>
-            <w:hyperlink w:history="1" r:id="rId7oo4kgk5bvtnj93tluwop">
+            <w:hyperlink w:history="1" r:id="rIdyf8zyr4nsedfne31jaboy">
               <w:r>
                 <w:rPr>
                   <w:rFonts w:ascii="Arial" w:cs="Arial" w:eastAsia="Arial" w:hAnsi="Arial"/>
@@ -7151,7 +7151,7 @@
             <w:pPr>
               <w:spacing w:after="20" w:before="0"/>
             </w:pPr>
-            <w:hyperlink w:history="1" r:id="rId4murqt05uhim9h70l61_k">
+            <w:hyperlink w:history="1" r:id="rId-4n6rdgthczoievkfmtzg">
               <w:r>
                 <w:rPr>
                   <w:rFonts w:ascii="Arial" w:cs="Arial" w:eastAsia="Arial" w:hAnsi="Arial"/>
@@ -7200,7 +7200,7 @@
               <w:spacing w:after="10" w:before="0"/>
               <w:ind w:left="120"/>
             </w:pPr>
-            <w:hyperlink w:history="1" r:id="rIdeglbyn0x8jewaxhtkoojp">
+            <w:hyperlink w:history="1" r:id="rIdpprwsk-mfibg3djgu1uyg">
               <w:r>
                 <w:rPr>
                   <w:rFonts w:ascii="Arial" w:cs="Arial" w:eastAsia="Arial" w:hAnsi="Arial"/>
@@ -7490,7 +7490,7 @@
             <w:pPr>
               <w:spacing w:after="20" w:before="0"/>
             </w:pPr>
-            <w:hyperlink w:history="1" r:id="rIdcwlqgg07qobhxuflhgapo">
+            <w:hyperlink w:history="1" r:id="rIdqxl7bswwh8zgiywdqhjdk">
               <w:r>
                 <w:rPr>
                   <w:rFonts w:ascii="Arial" w:cs="Arial" w:eastAsia="Arial" w:hAnsi="Arial"/>
@@ -7523,7 +7523,7 @@
               <w:spacing w:after="10" w:before="0"/>
               <w:ind w:left="120"/>
             </w:pPr>
-            <w:hyperlink w:history="1" r:id="rId00gexzx7npbsgyuar1yv0">
+            <w:hyperlink w:history="1" r:id="rIdfisgu8jq7qhqa4l9e1duw">
               <w:r>
                 <w:rPr>
                   <w:rFonts w:ascii="Arial" w:cs="Arial" w:eastAsia="Arial" w:hAnsi="Arial"/>
@@ -7568,7 +7568,7 @@
             <w:pPr>
               <w:spacing w:after="20" w:before="0"/>
             </w:pPr>
-            <w:hyperlink w:history="1" r:id="rIdqeic2yrhljdtergybo8vn">
+            <w:hyperlink w:history="1" r:id="rId-brmlefnwexoqcdnrws64">
               <w:r>
                 <w:rPr>
                   <w:rFonts w:ascii="Arial" w:cs="Arial" w:eastAsia="Arial" w:hAnsi="Arial"/>
@@ -7617,7 +7617,7 @@
               <w:spacing w:after="10" w:before="0"/>
               <w:ind w:left="120"/>
             </w:pPr>
-            <w:hyperlink w:history="1" r:id="rIdlfskvbylsk692uklujx7u">
+            <w:hyperlink w:history="1" r:id="rIdv9li9ta4vgx2kyhxzzfiq">
               <w:r>
                 <w:rPr>
                   <w:rFonts w:ascii="Arial" w:cs="Arial" w:eastAsia="Arial" w:hAnsi="Arial"/>
@@ -7869,7 +7869,7 @@
             <w:pPr>
               <w:spacing w:after="20" w:before="0"/>
             </w:pPr>
-            <w:hyperlink w:history="1" r:id="rIdqks2xtwfpuyablfckiazh">
+            <w:hyperlink w:history="1" r:id="rId6ixahlgjmbk0kyzhzgx5h">
               <w:r>
                 <w:rPr>
                   <w:rFonts w:ascii="Arial" w:cs="Arial" w:eastAsia="Arial" w:hAnsi="Arial"/>
@@ -7902,7 +7902,7 @@
               <w:spacing w:after="10" w:before="0"/>
               <w:ind w:left="120"/>
             </w:pPr>
-            <w:hyperlink w:history="1" r:id="rIdblkdakem1odvww_6ruk1m">
+            <w:hyperlink w:history="1" r:id="rIdo_fv6kwl4w9-qvbgaikzp">
               <w:r>
                 <w:rPr>
                   <w:rFonts w:ascii="Arial" w:cs="Arial" w:eastAsia="Arial" w:hAnsi="Arial"/>
@@ -7947,7 +7947,7 @@
             <w:pPr>
               <w:spacing w:after="20" w:before="0"/>
             </w:pPr>
-            <w:hyperlink w:history="1" r:id="rIdivmgvoeotzug6zw71mhbc">
+            <w:hyperlink w:history="1" r:id="rIdwicxy4kmuxqf0d-sz5ozs">
               <w:r>
                 <w:rPr>
                   <w:rFonts w:ascii="Arial" w:cs="Arial" w:eastAsia="Arial" w:hAnsi="Arial"/>
@@ -7996,7 +7996,7 @@
               <w:spacing w:after="10" w:before="0"/>
               <w:ind w:left="120"/>
             </w:pPr>
-            <w:hyperlink w:history="1" r:id="rIdkrnyltkp8iipigvv7vsvk">
+            <w:hyperlink w:history="1" r:id="rId8hsu7ezmuiksw-u9sm3tk">
               <w:r>
                 <w:rPr>
                   <w:rFonts w:ascii="Arial" w:cs="Arial" w:eastAsia="Arial" w:hAnsi="Arial"/>
@@ -8603,7 +8603,7 @@
         </w:rPr>
         <w:t xml:space="preserve">© 2026 SeaVuria and ARES. Aligned with KICD objectives. Developed by SeaVuria; technical implementation by ARES (with AI assistance from Claude). Licensed under </w:t>
       </w:r>
-      <w:hyperlink w:history="1" r:id="rIdsqj5dkkacp0dpgcqds1qa">
+      <w:hyperlink w:history="1" r:id="rIdaim_kaiqlvq6ldpyvofzd">
         <w:r>
           <w:rPr>
             <w:rFonts w:ascii="Arial" w:cs="Arial" w:eastAsia="Arial" w:hAnsi="Arial"/>
@@ -8624,7 +8624,7 @@
         </w:rPr>
         <w:t xml:space="preserve"> (</w:t>
       </w:r>
-      <w:hyperlink w:history="1" r:id="rIdvntdcvauxbemd7_dvbwy_">
+      <w:hyperlink w:history="1" r:id="rIdtzjfx6zadtmqqm_udingz">
         <w:r>
           <w:rPr>
             <w:rFonts w:ascii="Arial" w:cs="Arial" w:eastAsia="Arial" w:hAnsi="Arial"/>
@@ -9836,7 +9836,7 @@
             <w:pPr>
               <w:spacing w:after="20" w:before="0"/>
             </w:pPr>
-            <w:hyperlink w:history="1" r:id="rIdaiowm-iz6prjsov-v6qvn">
+            <w:hyperlink w:history="1" r:id="rIdrllqodbw3r-unumk6fs3a">
               <w:r>
                 <w:rPr>
                   <w:rFonts w:ascii="Arial" w:cs="Arial" w:eastAsia="Arial" w:hAnsi="Arial"/>
@@ -9885,7 +9885,7 @@
               <w:spacing w:after="10" w:before="0"/>
               <w:ind w:left="120"/>
             </w:pPr>
-            <w:hyperlink w:history="1" r:id="rIduipfqkqyqporcaz85pyyq">
+            <w:hyperlink w:history="1" r:id="rId6bswbuifmjt2dvbrjdxih">
               <w:r>
                 <w:rPr>
                   <w:rFonts w:ascii="Arial" w:cs="Arial" w:eastAsia="Arial" w:hAnsi="Arial"/>
@@ -9930,7 +9930,7 @@
             <w:pPr>
               <w:spacing w:after="20" w:before="0"/>
             </w:pPr>
-            <w:hyperlink w:history="1" r:id="rIdxayrbvfjtvyftclyd-4kr">
+            <w:hyperlink w:history="1" r:id="rIdgpud-xcp26lp7ru9jcwn9">
               <w:r>
                 <w:rPr>
                   <w:rFonts w:ascii="Arial" w:cs="Arial" w:eastAsia="Arial" w:hAnsi="Arial"/>
@@ -9963,7 +9963,7 @@
               <w:spacing w:after="10" w:before="0"/>
               <w:ind w:left="120"/>
             </w:pPr>
-            <w:hyperlink w:history="1" r:id="rIdeeir0ywr_wzg8imo212eh">
+            <w:hyperlink w:history="1" r:id="rIdfwcbe7fof8cgpig-qlp06">
               <w:r>
                 <w:rPr>
                   <w:rFonts w:ascii="Arial" w:cs="Arial" w:eastAsia="Arial" w:hAnsi="Arial"/>
@@ -10158,7 +10158,7 @@
             <w:pPr>
               <w:spacing w:after="20" w:before="0"/>
             </w:pPr>
-            <w:hyperlink w:history="1" r:id="rIdvpoqtxid4l-qmwzrrw9gg">
+            <w:hyperlink w:history="1" r:id="rIdxus2ft1b4llz64xgnxfuo">
               <w:r>
                 <w:rPr>
                   <w:rFonts w:ascii="Arial" w:cs="Arial" w:eastAsia="Arial" w:hAnsi="Arial"/>
@@ -10207,7 +10207,7 @@
               <w:spacing w:after="10" w:before="0"/>
               <w:ind w:left="120"/>
             </w:pPr>
-            <w:hyperlink w:history="1" r:id="rIdx-erzvxg6wnnfyh93oqom">
+            <w:hyperlink w:history="1" r:id="rIddbofk87drod4cnvsir2c7">
               <w:r>
                 <w:rPr>
                   <w:rFonts w:ascii="Arial" w:cs="Arial" w:eastAsia="Arial" w:hAnsi="Arial"/>
@@ -10252,7 +10252,7 @@
             <w:pPr>
               <w:spacing w:after="20" w:before="0"/>
             </w:pPr>
-            <w:hyperlink w:history="1" r:id="rIdexcoo5ekwps-wedjbdhem">
+            <w:hyperlink w:history="1" r:id="rId03tbvbsqyfaxz6yedz-b3">
               <w:r>
                 <w:rPr>
                   <w:rFonts w:ascii="Arial" w:cs="Arial" w:eastAsia="Arial" w:hAnsi="Arial"/>
@@ -10285,7 +10285,7 @@
               <w:spacing w:after="10" w:before="0"/>
               <w:ind w:left="120"/>
             </w:pPr>
-            <w:hyperlink w:history="1" r:id="rIddskkdpnjzr1ttamqldoxg">
+            <w:hyperlink w:history="1" r:id="rId-jhofsdfnobfv6y9114xh">
               <w:r>
                 <w:rPr>
                   <w:rFonts w:ascii="Arial" w:cs="Arial" w:eastAsia="Arial" w:hAnsi="Arial"/>
@@ -10480,7 +10480,7 @@
             <w:pPr>
               <w:spacing w:after="20" w:before="0"/>
             </w:pPr>
-            <w:hyperlink w:history="1" r:id="rIdbvvijp2l1uqtk7jpxbsd8">
+            <w:hyperlink w:history="1" r:id="rIdifas1xjcsdwpfpjirvabg">
               <w:r>
                 <w:rPr>
                   <w:rFonts w:ascii="Arial" w:cs="Arial" w:eastAsia="Arial" w:hAnsi="Arial"/>
@@ -10529,7 +10529,7 @@
               <w:spacing w:after="10" w:before="0"/>
               <w:ind w:left="120"/>
             </w:pPr>
-            <w:hyperlink w:history="1" r:id="rIdj1rohbehxh4hdtlqzuafv">
+            <w:hyperlink w:history="1" r:id="rIdu5qiqwjkx_warydy_v_o0">
               <w:r>
                 <w:rPr>
                   <w:rFonts w:ascii="Arial" w:cs="Arial" w:eastAsia="Arial" w:hAnsi="Arial"/>
@@ -10574,7 +10574,7 @@
             <w:pPr>
               <w:spacing w:after="20" w:before="0"/>
             </w:pPr>
-            <w:hyperlink w:history="1" r:id="rIdvgnbpe4np0rlbggs68q2-">
+            <w:hyperlink w:history="1" r:id="rIdpfkwz2nzcxiigf2n5al-r">
               <w:r>
                 <w:rPr>
                   <w:rFonts w:ascii="Arial" w:cs="Arial" w:eastAsia="Arial" w:hAnsi="Arial"/>
@@ -10607,7 +10607,7 @@
               <w:spacing w:after="10" w:before="0"/>
               <w:ind w:left="120"/>
             </w:pPr>
-            <w:hyperlink w:history="1" r:id="rIds1eel8ssm8daxyr7ocdjw">
+            <w:hyperlink w:history="1" r:id="rId0cdo2tat6f5oyjwnaorhi">
               <w:r>
                 <w:rPr>
                   <w:rFonts w:ascii="Arial" w:cs="Arial" w:eastAsia="Arial" w:hAnsi="Arial"/>
@@ -10802,7 +10802,7 @@
             <w:pPr>
               <w:spacing w:after="20" w:before="0"/>
             </w:pPr>
-            <w:hyperlink w:history="1" r:id="rIdqcnptakrhmxox1p2m4tji">
+            <w:hyperlink w:history="1" r:id="rIdipf5fjigfmo9ivry0j8z7">
               <w:r>
                 <w:rPr>
                   <w:rFonts w:ascii="Arial" w:cs="Arial" w:eastAsia="Arial" w:hAnsi="Arial"/>
@@ -10851,7 +10851,7 @@
               <w:spacing w:after="10" w:before="0"/>
               <w:ind w:left="120"/>
             </w:pPr>
-            <w:hyperlink w:history="1" r:id="rIdajj6j8a5g1lkjfvgcxamf">
+            <w:hyperlink w:history="1" r:id="rIdtmlv6-ychoouvitnkire4">
               <w:r>
                 <w:rPr>
                   <w:rFonts w:ascii="Arial" w:cs="Arial" w:eastAsia="Arial" w:hAnsi="Arial"/>
@@ -10896,7 +10896,7 @@
             <w:pPr>
               <w:spacing w:after="20" w:before="0"/>
             </w:pPr>
-            <w:hyperlink w:history="1" r:id="rIdpuep5yy9e40lhrnhhpvwj">
+            <w:hyperlink w:history="1" r:id="rIdq12dezv_wp_vpxyhd32uy">
               <w:r>
                 <w:rPr>
                   <w:rFonts w:ascii="Arial" w:cs="Arial" w:eastAsia="Arial" w:hAnsi="Arial"/>
@@ -10929,7 +10929,7 @@
               <w:spacing w:after="10" w:before="0"/>
               <w:ind w:left="120"/>
             </w:pPr>
-            <w:hyperlink w:history="1" r:id="rIduc34jpmnngdr4d6vfzd57">
+            <w:hyperlink w:history="1" r:id="rIdvihvjx_1k3dgrznazh233">
               <w:r>
                 <w:rPr>
                   <w:rFonts w:ascii="Arial" w:cs="Arial" w:eastAsia="Arial" w:hAnsi="Arial"/>
@@ -11124,7 +11124,7 @@
             <w:pPr>
               <w:spacing w:after="20" w:before="0"/>
             </w:pPr>
-            <w:hyperlink w:history="1" r:id="rIdoo5lydhi1pwmok5hc6z8e">
+            <w:hyperlink w:history="1" r:id="rId95dvkmitmjfamz2k4iule">
               <w:r>
                 <w:rPr>
                   <w:rFonts w:ascii="Arial" w:cs="Arial" w:eastAsia="Arial" w:hAnsi="Arial"/>
@@ -11173,7 +11173,7 @@
               <w:spacing w:after="10" w:before="0"/>
               <w:ind w:left="120"/>
             </w:pPr>
-            <w:hyperlink w:history="1" r:id="rId7im67vm-outnqropgqut9">
+            <w:hyperlink w:history="1" r:id="rIdfiluzdtbtbvrf7hn456uk">
               <w:r>
                 <w:rPr>
                   <w:rFonts w:ascii="Arial" w:cs="Arial" w:eastAsia="Arial" w:hAnsi="Arial"/>
@@ -11218,7 +11218,7 @@
             <w:pPr>
               <w:spacing w:after="20" w:before="0"/>
             </w:pPr>
-            <w:hyperlink w:history="1" r:id="rIda0drspvu0cfdpedf44meq">
+            <w:hyperlink w:history="1" r:id="rIdbshyevoabvscc2iyqynzm">
               <w:r>
                 <w:rPr>
                   <w:rFonts w:ascii="Arial" w:cs="Arial" w:eastAsia="Arial" w:hAnsi="Arial"/>
@@ -11251,7 +11251,7 @@
               <w:spacing w:after="10" w:before="0"/>
               <w:ind w:left="120"/>
             </w:pPr>
-            <w:hyperlink w:history="1" r:id="rIdhvv8y8krxebid8qcstdbb">
+            <w:hyperlink w:history="1" r:id="rIdn4wwm7ileiyv8dczdgyrq">
               <w:r>
                 <w:rPr>
                   <w:rFonts w:ascii="Arial" w:cs="Arial" w:eastAsia="Arial" w:hAnsi="Arial"/>
@@ -11839,7 +11839,7 @@
         </w:rPr>
         <w:t xml:space="preserve">© 2026 SeaVuria and ARES. Aligned with KICD objectives. Developed by SeaVuria; technical implementation by ARES (with AI assistance from Claude). Licensed under </w:t>
       </w:r>
-      <w:hyperlink w:history="1" r:id="rIdwlcegukfduucoq1f3tk1l">
+      <w:hyperlink w:history="1" r:id="rId2oetnljsakwtnhgzgrj1k">
         <w:r>
           <w:rPr>
             <w:rFonts w:ascii="Arial" w:cs="Arial" w:eastAsia="Arial" w:hAnsi="Arial"/>
@@ -11860,7 +11860,7 @@
         </w:rPr>
         <w:t xml:space="preserve"> (</w:t>
       </w:r>
-      <w:hyperlink w:history="1" r:id="rIdulrmxvebktrjuayzc551a">
+      <w:hyperlink w:history="1" r:id="rIdeadyuxcfzpynmsutjpboy">
         <w:r>
           <w:rPr>
             <w:rFonts w:ascii="Arial" w:cs="Arial" w:eastAsia="Arial" w:hAnsi="Arial"/>
@@ -12873,7 +12873,7 @@
             <w:pPr>
               <w:spacing w:after="20" w:before="0"/>
             </w:pPr>
-            <w:hyperlink w:history="1" r:id="rIdjxno44soupbpwbnk3narq">
+            <w:hyperlink w:history="1" r:id="rIdfolx0engxmk3qcu8ui8ok">
               <w:r>
                 <w:rPr>
                   <w:rFonts w:ascii="Arial" w:cs="Arial" w:eastAsia="Arial" w:hAnsi="Arial"/>
@@ -12906,7 +12906,7 @@
               <w:spacing w:after="10" w:before="0"/>
               <w:ind w:left="120"/>
             </w:pPr>
-            <w:hyperlink w:history="1" r:id="rId5xb4rbg1nx1fdelnkqfhb">
+            <w:hyperlink w:history="1" r:id="rIdvesshdkx0mexnebupcyga">
               <w:r>
                 <w:rPr>
                   <w:rFonts w:ascii="Arial" w:cs="Arial" w:eastAsia="Arial" w:hAnsi="Arial"/>
@@ -12951,7 +12951,7 @@
             <w:pPr>
               <w:spacing w:after="20" w:before="0"/>
             </w:pPr>
-            <w:hyperlink w:history="1" r:id="rIdbf0xfhqezitbeylc4d2yn">
+            <w:hyperlink w:history="1" r:id="rId7dyi2ynlwaxrrbhbg6-gr">
               <w:r>
                 <w:rPr>
                   <w:rFonts w:ascii="Arial" w:cs="Arial" w:eastAsia="Arial" w:hAnsi="Arial"/>
@@ -12984,7 +12984,7 @@
               <w:spacing w:after="10" w:before="0"/>
               <w:ind w:left="120"/>
             </w:pPr>
-            <w:hyperlink w:history="1" r:id="rIduaeapw_fr66rbapukh0dy">
+            <w:hyperlink w:history="1" r:id="rIdgsq3hj42nkx4qh4pzzwv5">
               <w:r>
                 <w:rPr>
                   <w:rFonts w:ascii="Arial" w:cs="Arial" w:eastAsia="Arial" w:hAnsi="Arial"/>
@@ -13026,7 +13026,7 @@
                 <w:sz w:val="18"/>
                 <w:szCs w:val="18"/>
               </w:rPr>
-              <w:t xml:space="preserve">Each learner receives a fresh printed copy of the scaled heptagon (the Kericho land plot boundary, scale 1 cm = 10 m). Working individually and silently for 3 minutes, learners write a prediction in their exercise books: (a) 'How many non-overlapping triangles do you think you can fit inside this heptagon?' and (b) 'Will your answer today be closer to, or further from, your Lesson 1 estimate? Why?' Learners also circle the vertex on the heptagon from which they plan to draw diagonals.</w:t>
+              <w:t xml:space="preserve">Each learner receives a fresh printed copy of the scaled heptagon (the Kericho land plot boundary, scale 1 cm = 5 m). Working individually and silently for 3 minutes, learners write a prediction in their exercise books: (a) 'How many non-overlapping triangles do you think you can fit inside this heptagon?' and (b) 'Will your answer today be closer to, or further from, your Lesson 1 estimate? Why?' Learners also circle the vertex on the heptagon from which they plan to draw diagonals.</w:t>
             </w:r>
           </w:p>
         </w:tc>
@@ -13179,7 +13179,7 @@
             <w:pPr>
               <w:spacing w:after="20" w:before="0"/>
             </w:pPr>
-            <w:hyperlink w:history="1" r:id="rIdxrd8dz4tfwjid_f_pqgxy">
+            <w:hyperlink w:history="1" r:id="rIdasxwbdahjh9i0qmkgf4d3">
               <w:r>
                 <w:rPr>
                   <w:rFonts w:ascii="Arial" w:cs="Arial" w:eastAsia="Arial" w:hAnsi="Arial"/>
@@ -13212,7 +13212,7 @@
               <w:spacing w:after="10" w:before="0"/>
               <w:ind w:left="120"/>
             </w:pPr>
-            <w:hyperlink w:history="1" r:id="rIdqki2xw4xqqlfhqcaq6vuq">
+            <w:hyperlink w:history="1" r:id="rIdr9fnq9jgqu8z4nzxjhkwr">
               <w:r>
                 <w:rPr>
                   <w:rFonts w:ascii="Arial" w:cs="Arial" w:eastAsia="Arial" w:hAnsi="Arial"/>
@@ -13257,7 +13257,7 @@
             <w:pPr>
               <w:spacing w:after="20" w:before="0"/>
             </w:pPr>
-            <w:hyperlink w:history="1" r:id="rIdy3mjasmg5gejgnvsdoe5o">
+            <w:hyperlink w:history="1" r:id="rIdu6dlz1iut9jxc6hti3b-8">
               <w:r>
                 <w:rPr>
                   <w:rFonts w:ascii="Arial" w:cs="Arial" w:eastAsia="Arial" w:hAnsi="Arial"/>
@@ -13290,7 +13290,7 @@
               <w:spacing w:after="10" w:before="0"/>
               <w:ind w:left="120"/>
             </w:pPr>
-            <w:hyperlink w:history="1" r:id="rIdshnuqyxhs_xd17kb9brht">
+            <w:hyperlink w:history="1" r:id="rIdvzgio993nglzujjoicv5d">
               <w:r>
                 <w:rPr>
                   <w:rFonts w:ascii="Arial" w:cs="Arial" w:eastAsia="Arial" w:hAnsi="Arial"/>
@@ -13332,7 +13332,7 @@
                 <w:sz w:val="18"/>
                 <w:szCs w:val="18"/>
               </w:rPr>
-              <w:t xml:space="preserve">Groups of four receive: one large printed heptagon (scale 1 cm = 10 m), a set of 5 pre-cut blank triangular card cut-outs (labelled T1–T5), a 30 cm ruler, a sharp pencil, and a recording table (columns: Triangle | Base (cm) | Height (cm) | Area (cm²)). Step 1 (5 min): Groups discuss and agree on one interior vertex from which to draw all diagonals. They draw four diagonals, dividing the heptagon into exactly five triangles, and label them T1–T5. Step 2 (10 min): For each triangle, learners place the triangular card cut-out over it to confirm non-overlap and full coverage, then measure the base (any side) and the corresponding perpendicular height with the ruler, recording values to the nearest millimetre. Step 3 (5 min): Each group member independently calculates the area of at least one triangle using A = ½ × base × height, recording in cm². Step 4 (5 min): The group collectively sums the five triangle areas to get the total heptagon area in cm², then applies the scale conversion (1 cm = 10 m, so 1 cm² = 100 m²) to find the real plot area in m². Learners record the final answer prominently on their poster sheet.</w:t>
+              <w:t xml:space="preserve">Groups of four receive: one large printed heptagon (scale 1 cm = 5 m), a set of 5 pre-cut blank triangular card cut-outs (labelled T1–T5), a 30 cm ruler, a sharp pencil, and a recording table (columns: Triangle | Base (cm) | Height (cm) | Area (cm²)). Step 1 (5 min): Groups discuss and agree on one interior vertex from which to draw all diagonals. They draw four diagonals, dividing the heptagon into exactly five triangles, and label them T1–T5. Step 2 (10 min): For each triangle, learners place the triangular card cut-out over it to confirm non-overlap and full coverage, then measure the base (any side) and the corresponding perpendicular height with the ruler, recording values to the nearest millimetre. Step 3 (5 min): Each group member independently calculates the area of at least one triangle using A = ½ × base × height, recording in cm². Step 4 (5 min): The group collectively sums the five triangle areas to get the total heptagon area in cm², then applies the scale conversion (1 cm = 5 m, so 1 cm² = 25 m²) to find the real plot area in m². Learners record the final answer prominently on their poster sheet.</w:t>
             </w:r>
           </w:p>
         </w:tc>
@@ -13364,7 +13364,7 @@
                 <w:sz w:val="18"/>
                 <w:szCs w:val="18"/>
               </w:rPr>
-              <w:t xml:space="preserve">Circulate continuously. At the 3-minute mark after groups start drawing, pause the class and ask: 'Raise your hand if you chose vertex A as your starting point. Now raise your hand if you chose a different vertex.' Acknowledge variety and say: 'Interesting — let's see if the choice of vertex changes the total area. That itself is a mathematical question worth watching.' At the 8-minute mark, cold-call one group: 'Group 3, tell me — which triangle did you measure first, and what base length did you get?' (Wait 10 seconds after posing the question before accepting the answer.) If any group is drawing overlapping triangles, crouch to their level and say: 'Place your five cut-outs flat on the shape right now. Do any of them overlap? Do they cover every part of the heptagon? Adjust until they do.' For the scale conversion, prompt: 'Your area is in cm². The families need to know their land in m². What does the scale 1 cm = 10 m tell you about areas?' Wait 12 seconds. If no response, say: 'If 1 cm in length equals 10 m in real life, what does 1 cm × 1 cm equal in real life?' Key safety reminder at start of this phase: 'Rulers are tools, not toys — keep them flat on the paper at all times.'</w:t>
+              <w:t xml:space="preserve">Circulate continuously. At the 3-minute mark after groups start drawing, pause the class and ask: 'Raise your hand if you chose vertex A as your starting point. Now raise your hand if you chose a different vertex.' Acknowledge variety and say: 'Interesting — let's see if the choice of vertex changes the total area. That itself is a mathematical question worth watching.' At the 8-minute mark, cold-call one group: 'Group 3, tell me — which triangle did you measure first, and what base length did you get?' (Wait 10 seconds after posing the question before accepting the answer.) If any group is drawing overlapping triangles, crouch to their level and say: 'Place your five cut-outs flat on the shape right now. Do any of them overlap? Do they cover every part of the heptagon? Adjust until they do.' For the scale conversion, prompt: 'Your area is in cm². The families need to know their land in m². What does the scale 1 cm = 5 m tell you about areas?' Wait 12 seconds. If no response, say: 'If 1 cm in length equals 5 m in real life, what does 1 cm × 1 cm equal in real life?' Key safety reminder at start of this phase: 'Rulers are tools, not toys — keep them flat on the paper at all times.'</w:t>
             </w:r>
           </w:p>
         </w:tc>
@@ -13428,7 +13428,7 @@
                 <w:sz w:val="18"/>
                 <w:szCs w:val="18"/>
               </w:rPr>
-              <w:t xml:space="preserve">Observable indicators: (1) Each group has exactly five labelled, non-overlapping triangles that tile the heptagon with no gaps. (2) Each row of the recording table has a base, a height, and a correctly computed area (½bh). (3) The five areas sum to a value between 3 500 m² and 6 500 m² (reasonable range for the scaled polygon used). Flag any group whose total is outside this range for immediate one-on-one support. (4) The scale conversion is written explicitly as: 'Area in m² = Area in cm² × 100'.</w:t>
+              <w:t xml:space="preserve">Observable indicators: (1) Each group has exactly five labelled, non-overlapping triangles that tile the heptagon with no gaps. (2) Each row of the recording table has a base, a height, and a correctly computed area (½bh). (3) The five areas sum to a value between 1 000 m² and 1 800 m² (reasonable range for the scaled polygon used). Flag any group whose total is outside this range for immediate one-on-one support. (4) The scale conversion is written explicitly as: 'Area in m² = Area in cm² × 25'.</w:t>
             </w:r>
           </w:p>
         </w:tc>
@@ -13485,7 +13485,7 @@
             <w:pPr>
               <w:spacing w:after="20" w:before="0"/>
             </w:pPr>
-            <w:hyperlink w:history="1" r:id="rId8lubb6j-hidxva4nolf3t">
+            <w:hyperlink w:history="1" r:id="rIdncj3xo0oxqhlzypujcup7">
               <w:r>
                 <w:rPr>
                   <w:rFonts w:ascii="Arial" w:cs="Arial" w:eastAsia="Arial" w:hAnsi="Arial"/>
@@ -13518,7 +13518,7 @@
               <w:spacing w:after="10" w:before="0"/>
               <w:ind w:left="120"/>
             </w:pPr>
-            <w:hyperlink w:history="1" r:id="rId9ku0dqlir8szxw1zrmr0c">
+            <w:hyperlink w:history="1" r:id="rIdvdommxjhr-mp5ber3wimx">
               <w:r>
                 <w:rPr>
                   <w:rFonts w:ascii="Arial" w:cs="Arial" w:eastAsia="Arial" w:hAnsi="Arial"/>
@@ -13563,7 +13563,7 @@
             <w:pPr>
               <w:spacing w:after="20" w:before="0"/>
             </w:pPr>
-            <w:hyperlink w:history="1" r:id="rIdzn7nlvsphlhlhrchipc7k">
+            <w:hyperlink w:history="1" r:id="rIdvtyzzjhfzkc4wsibt_hhj">
               <w:r>
                 <w:rPr>
                   <w:rFonts w:ascii="Arial" w:cs="Arial" w:eastAsia="Arial" w:hAnsi="Arial"/>
@@ -13596,7 +13596,7 @@
               <w:spacing w:after="10" w:before="0"/>
               <w:ind w:left="120"/>
             </w:pPr>
-            <w:hyperlink w:history="1" r:id="rId_y7vxmowlhf_wxztoqitt">
+            <w:hyperlink w:history="1" r:id="rIdi0x3ytqiw8u02ap4fnk1g">
               <w:r>
                 <w:rPr>
                   <w:rFonts w:ascii="Arial" w:cs="Arial" w:eastAsia="Arial" w:hAnsi="Arial"/>
@@ -13638,7 +13638,7 @@
                 <w:sz w:val="18"/>
                 <w:szCs w:val="18"/>
               </w:rPr>
-              <w:t xml:space="preserve">Each group nominates a 'land surveyor' spokesperson who presents their group's decomposition to the class (2 minutes per group), explaining: how they chose the starting vertex, the five triangle areas, the total, and the converted real-world area. After all groups have shared, learners individually answer three written sensemaking questions in their exercise books: (Q1) 'The minimum number of non-overlapping triangles needed to fill any heptagon is always 5. Why — not 6, not 4?' (Q2) 'Group A got a total of 4 800 m² and Group B got 5 100 m². Both measured the same polygon. What could explain the difference?' (Q3) 'One farming family should receive one-third of the total. Using your group's answer, calculate the area each family should receive.' A class discussion then surfaces the generalisation: for any n-gon, decomposition from one vertex gives (n – 2) triangles.</w:t>
+              <w:t xml:space="preserve">Each group nominates a 'land surveyor' spokesperson who presents their group's decomposition to the class (2 minutes per group), explaining: how they chose the starting vertex, the five triangle areas, the total, and the converted real-world area. After all groups have shared, learners individually answer three written sensemaking questions in their exercise books: (Q1) 'The minimum number of non-overlapping triangles needed to fill any heptagon is always 5. Why — not 6, not 4?' (Q2) 'Group A got a total of 1 380 m² and Group B got 1 420 m². Both measured the same polygon. What could explain the difference?' (Q3) 'One farming family should receive one-third of the total. Using your group's answer, calculate the area each family should receive.' A class discussion then surfaces the generalisation: for any n-gon, decomposition from one vertex gives (n – 2) triangles.</w:t>
             </w:r>
           </w:p>
         </w:tc>
@@ -13791,7 +13791,7 @@
             <w:pPr>
               <w:spacing w:after="20" w:before="0"/>
             </w:pPr>
-            <w:hyperlink w:history="1" r:id="rIdwmhhckqiv6z3ozxysmwfu">
+            <w:hyperlink w:history="1" r:id="rIdaqqv7euk7fruopmhsztf0">
               <w:r>
                 <w:rPr>
                   <w:rFonts w:ascii="Arial" w:cs="Arial" w:eastAsia="Arial" w:hAnsi="Arial"/>
@@ -13824,7 +13824,7 @@
               <w:spacing w:after="10" w:before="0"/>
               <w:ind w:left="120"/>
             </w:pPr>
-            <w:hyperlink w:history="1" r:id="rIdbovcpcaal8o1n5qrdhb3s">
+            <w:hyperlink w:history="1" r:id="rIdhh66hpyrcrqepefl_fm7p">
               <w:r>
                 <w:rPr>
                   <w:rFonts w:ascii="Arial" w:cs="Arial" w:eastAsia="Arial" w:hAnsi="Arial"/>
@@ -13869,7 +13869,7 @@
             <w:pPr>
               <w:spacing w:after="20" w:before="0"/>
             </w:pPr>
-            <w:hyperlink w:history="1" r:id="rId1mi5aelibi_pccj-839sp">
+            <w:hyperlink w:history="1" r:id="rIdgq2bfkmi2zd3gdt4zpqr4">
               <w:r>
                 <w:rPr>
                   <w:rFonts w:ascii="Arial" w:cs="Arial" w:eastAsia="Arial" w:hAnsi="Arial"/>
@@ -13902,7 +13902,7 @@
               <w:spacing w:after="10" w:before="0"/>
               <w:ind w:left="120"/>
             </w:pPr>
-            <w:hyperlink w:history="1" r:id="rIddcnwkxhbe5bmq6m-9gk1c">
+            <w:hyperlink w:history="1" r:id="rIdvz3ye76s4crnuo81pquif">
               <w:r>
                 <w:rPr>
                   <w:rFonts w:ascii="Arial" w:cs="Arial" w:eastAsia="Arial" w:hAnsi="Arial"/>
@@ -14097,7 +14097,7 @@
             <w:pPr>
               <w:spacing w:after="20" w:before="0"/>
             </w:pPr>
-            <w:hyperlink w:history="1" r:id="rIddmhbp_q8upmbzj0qvxcyf">
+            <w:hyperlink w:history="1" r:id="rId3bvybp_hzvfhus2s4ahss">
               <w:r>
                 <w:rPr>
                   <w:rFonts w:ascii="Arial" w:cs="Arial" w:eastAsia="Arial" w:hAnsi="Arial"/>
@@ -14146,7 +14146,7 @@
               <w:spacing w:after="10" w:before="0"/>
               <w:ind w:left="120"/>
             </w:pPr>
-            <w:hyperlink w:history="1" r:id="rId0roprqpy0feoh-fjqemha">
+            <w:hyperlink w:history="1" r:id="rIdyvg9jcpvbeltpjkzmnwn5">
               <w:r>
                 <w:rPr>
                   <w:rFonts w:ascii="Arial" w:cs="Arial" w:eastAsia="Arial" w:hAnsi="Arial"/>
@@ -14191,7 +14191,7 @@
             <w:pPr>
               <w:spacing w:after="20" w:before="0"/>
             </w:pPr>
-            <w:hyperlink w:history="1" r:id="rIdwc4f2yumwlilrstkjebeh">
+            <w:hyperlink w:history="1" r:id="rId0jt4eexfcraplpycqbyxz">
               <w:r>
                 <w:rPr>
                   <w:rFonts w:ascii="Arial" w:cs="Arial" w:eastAsia="Arial" w:hAnsi="Arial"/>
@@ -14224,7 +14224,7 @@
               <w:spacing w:after="10" w:before="0"/>
               <w:ind w:left="120"/>
             </w:pPr>
-            <w:hyperlink w:history="1" r:id="rIdjz2xrh-4zyfbteqks9g-d">
+            <w:hyperlink w:history="1" r:id="rIdfncwm0d_r_z14jw809ua9">
               <w:r>
                 <w:rPr>
                   <w:rFonts w:ascii="Arial" w:cs="Arial" w:eastAsia="Arial" w:hAnsi="Arial"/>
@@ -14736,7 +14736,7 @@
         </w:rPr>
         <w:t xml:space="preserve">© 2026 SeaVuria and ARES. Aligned with KICD objectives. Developed by SeaVuria; technical implementation by ARES (with AI assistance from Claude). Licensed under </w:t>
       </w:r>
-      <w:hyperlink w:history="1" r:id="rIdorynv1zi_g-eer1886f8a">
+      <w:hyperlink w:history="1" r:id="rIdommr8ijvx_-7xw13qgp3p">
         <w:r>
           <w:rPr>
             <w:rFonts w:ascii="Arial" w:cs="Arial" w:eastAsia="Arial" w:hAnsi="Arial"/>
@@ -14757,7 +14757,7 @@
         </w:rPr>
         <w:t xml:space="preserve"> (</w:t>
       </w:r>
-      <w:hyperlink w:history="1" r:id="rIduepmbhln94kptzli9omjo">
+      <w:hyperlink w:history="1" r:id="rIdkfehakz-fhrg_561olzcf">
         <w:r>
           <w:rPr>
             <w:rFonts w:ascii="Arial" w:cs="Arial" w:eastAsia="Arial" w:hAnsi="Arial"/>
@@ -15770,7 +15770,7 @@
             <w:pPr>
               <w:spacing w:after="20" w:before="0"/>
             </w:pPr>
-            <w:hyperlink w:history="1" r:id="rIddk4fzqhdxhrpq6bbyqqoc">
+            <w:hyperlink w:history="1" r:id="rIdt1a8brvnwmahwc9idesse">
               <w:r>
                 <w:rPr>
                   <w:rFonts w:ascii="Arial" w:cs="Arial" w:eastAsia="Arial" w:hAnsi="Arial"/>
@@ -15803,7 +15803,7 @@
               <w:spacing w:after="10" w:before="0"/>
               <w:ind w:left="120"/>
             </w:pPr>
-            <w:hyperlink w:history="1" r:id="rId82-3t2_jai2uxmn85yjyr">
+            <w:hyperlink w:history="1" r:id="rIdlmay04xbkgw_dxhcw2sge">
               <w:r>
                 <w:rPr>
                   <w:rFonts w:ascii="Arial" w:cs="Arial" w:eastAsia="Arial" w:hAnsi="Arial"/>
@@ -15848,7 +15848,7 @@
             <w:pPr>
               <w:spacing w:after="20" w:before="0"/>
             </w:pPr>
-            <w:hyperlink w:history="1" r:id="rIdu2dgpld1dhgxvcst7vyqh">
+            <w:hyperlink w:history="1" r:id="rIdmixn78aobbkgmkjnpecl0">
               <w:r>
                 <w:rPr>
                   <w:rFonts w:ascii="Arial" w:cs="Arial" w:eastAsia="Arial" w:hAnsi="Arial"/>
@@ -15881,7 +15881,7 @@
               <w:spacing w:after="10" w:before="0"/>
               <w:ind w:left="120"/>
             </w:pPr>
-            <w:hyperlink w:history="1" r:id="rIdgtendiq6vdqiz1xubxekb">
+            <w:hyperlink w:history="1" r:id="rIddtjn3vx-nqvts7qe2qosw">
               <w:r>
                 <w:rPr>
                   <w:rFonts w:ascii="Arial" w:cs="Arial" w:eastAsia="Arial" w:hAnsi="Arial"/>
@@ -16076,7 +16076,7 @@
             <w:pPr>
               <w:spacing w:after="20" w:before="0"/>
             </w:pPr>
-            <w:hyperlink w:history="1" r:id="rId9e7xylxvon-cqqme3g3pp">
+            <w:hyperlink w:history="1" r:id="rIdmqxf5d16b0lan54u_9sjp">
               <w:r>
                 <w:rPr>
                   <w:rFonts w:ascii="Arial" w:cs="Arial" w:eastAsia="Arial" w:hAnsi="Arial"/>
@@ -16109,7 +16109,7 @@
               <w:spacing w:after="10" w:before="0"/>
               <w:ind w:left="120"/>
             </w:pPr>
-            <w:hyperlink w:history="1" r:id="rIdbxbl_gebp5e9rb2vzulvo">
+            <w:hyperlink w:history="1" r:id="rIdqrb7hk3ro3ifzrixzhefx">
               <w:r>
                 <w:rPr>
                   <w:rFonts w:ascii="Arial" w:cs="Arial" w:eastAsia="Arial" w:hAnsi="Arial"/>
@@ -16154,7 +16154,7 @@
             <w:pPr>
               <w:spacing w:after="20" w:before="0"/>
             </w:pPr>
-            <w:hyperlink w:history="1" r:id="rIdivb8dk0sfoswr54xmzqx2">
+            <w:hyperlink w:history="1" r:id="rId7agu7sa98qbzrjtjrqisg">
               <w:r>
                 <w:rPr>
                   <w:rFonts w:ascii="Arial" w:cs="Arial" w:eastAsia="Arial" w:hAnsi="Arial"/>
@@ -16187,7 +16187,7 @@
               <w:spacing w:after="10" w:before="0"/>
               <w:ind w:left="120"/>
             </w:pPr>
-            <w:hyperlink w:history="1" r:id="rIdgglg86ndmtl63obwmskn4">
+            <w:hyperlink w:history="1" r:id="rId7o1idp3bynh4durkpitrq">
               <w:r>
                 <w:rPr>
                   <w:rFonts w:ascii="Arial" w:cs="Arial" w:eastAsia="Arial" w:hAnsi="Arial"/>
@@ -16382,7 +16382,7 @@
             <w:pPr>
               <w:spacing w:after="20" w:before="0"/>
             </w:pPr>
-            <w:hyperlink w:history="1" r:id="rId-p_jrkb40fjh26squw2s9">
+            <w:hyperlink w:history="1" r:id="rIdetivdl8jobl5e2d95xv35">
               <w:r>
                 <w:rPr>
                   <w:rFonts w:ascii="Arial" w:cs="Arial" w:eastAsia="Arial" w:hAnsi="Arial"/>
@@ -16415,7 +16415,7 @@
               <w:spacing w:after="10" w:before="0"/>
               <w:ind w:left="120"/>
             </w:pPr>
-            <w:hyperlink w:history="1" r:id="rIdqlmh2jitaygzbkbkklv5b">
+            <w:hyperlink w:history="1" r:id="rIdkbuqqedon-3kf_slcgu2b">
               <w:r>
                 <w:rPr>
                   <w:rFonts w:ascii="Arial" w:cs="Arial" w:eastAsia="Arial" w:hAnsi="Arial"/>
@@ -16460,7 +16460,7 @@
             <w:pPr>
               <w:spacing w:after="20" w:before="0"/>
             </w:pPr>
-            <w:hyperlink w:history="1" r:id="rId-gaeh0xtyiqnwhw8fqxr9">
+            <w:hyperlink w:history="1" r:id="rIde-ddx5iq8euxkn3pblvz9">
               <w:r>
                 <w:rPr>
                   <w:rFonts w:ascii="Arial" w:cs="Arial" w:eastAsia="Arial" w:hAnsi="Arial"/>
@@ -16493,7 +16493,7 @@
               <w:spacing w:after="10" w:before="0"/>
               <w:ind w:left="120"/>
             </w:pPr>
-            <w:hyperlink w:history="1" r:id="rIdr4k1adwkdwzyjcqyfvmit">
+            <w:hyperlink w:history="1" r:id="rIdloid9b3wrzh2a13rradgl">
               <w:r>
                 <w:rPr>
                   <w:rFonts w:ascii="Arial" w:cs="Arial" w:eastAsia="Arial" w:hAnsi="Arial"/>
@@ -16688,7 +16688,7 @@
             <w:pPr>
               <w:spacing w:after="20" w:before="0"/>
             </w:pPr>
-            <w:hyperlink w:history="1" r:id="rIdgvg5texpdojfvnzmlor2f">
+            <w:hyperlink w:history="1" r:id="rIdrqrulek7ft7bpu13lezra">
               <w:r>
                 <w:rPr>
                   <w:rFonts w:ascii="Arial" w:cs="Arial" w:eastAsia="Arial" w:hAnsi="Arial"/>
@@ -16721,7 +16721,7 @@
               <w:spacing w:after="10" w:before="0"/>
               <w:ind w:left="120"/>
             </w:pPr>
-            <w:hyperlink w:history="1" r:id="rIduxxxcfe_snm8puiil33oo">
+            <w:hyperlink w:history="1" r:id="rIdopqughyl_1mrgop7vszyd">
               <w:r>
                 <w:rPr>
                   <w:rFonts w:ascii="Arial" w:cs="Arial" w:eastAsia="Arial" w:hAnsi="Arial"/>
@@ -16766,7 +16766,7 @@
             <w:pPr>
               <w:spacing w:after="20" w:before="0"/>
             </w:pPr>
-            <w:hyperlink w:history="1" r:id="rIdgwz9tdtvndi8thdmv5_6k">
+            <w:hyperlink w:history="1" r:id="rIdngazghbqdb4pl0k_2nvhj">
               <w:r>
                 <w:rPr>
                   <w:rFonts w:ascii="Arial" w:cs="Arial" w:eastAsia="Arial" w:hAnsi="Arial"/>
@@ -16799,7 +16799,7 @@
               <w:spacing w:after="10" w:before="0"/>
               <w:ind w:left="120"/>
             </w:pPr>
-            <w:hyperlink w:history="1" r:id="rId4chjdsr223vwpz69ggpmk">
+            <w:hyperlink w:history="1" r:id="rIdy47okpaca5tdwea4niwch">
               <w:r>
                 <w:rPr>
                   <w:rFonts w:ascii="Arial" w:cs="Arial" w:eastAsia="Arial" w:hAnsi="Arial"/>
@@ -16994,7 +16994,7 @@
             <w:pPr>
               <w:spacing w:after="20" w:before="0"/>
             </w:pPr>
-            <w:hyperlink w:history="1" r:id="rIdumr0yxhupdw1skyrquyzj">
+            <w:hyperlink w:history="1" r:id="rId8p65ib7kau6gnfdxfslro">
               <w:r>
                 <w:rPr>
                   <w:rFonts w:ascii="Arial" w:cs="Arial" w:eastAsia="Arial" w:hAnsi="Arial"/>
@@ -17027,7 +17027,7 @@
               <w:spacing w:after="10" w:before="0"/>
               <w:ind w:left="120"/>
             </w:pPr>
-            <w:hyperlink w:history="1" r:id="rIdj9xycb_ngi3sfdhlptcdr">
+            <w:hyperlink w:history="1" r:id="rIdpcrdmdkymrbnbbod_j7zi">
               <w:r>
                 <w:rPr>
                   <w:rFonts w:ascii="Arial" w:cs="Arial" w:eastAsia="Arial" w:hAnsi="Arial"/>
@@ -17072,7 +17072,7 @@
             <w:pPr>
               <w:spacing w:after="20" w:before="0"/>
             </w:pPr>
-            <w:hyperlink w:history="1" r:id="rIdhilpoedj34lrvrmbeipkp">
+            <w:hyperlink w:history="1" r:id="rIdajqxv_jfml0rmcozm1047">
               <w:r>
                 <w:rPr>
                   <w:rFonts w:ascii="Arial" w:cs="Arial" w:eastAsia="Arial" w:hAnsi="Arial"/>
@@ -17105,7 +17105,7 @@
               <w:spacing w:after="10" w:before="0"/>
               <w:ind w:left="120"/>
             </w:pPr>
-            <w:hyperlink w:history="1" r:id="rIdlfecuwqmxsghbkf8jwjm5">
+            <w:hyperlink w:history="1" r:id="rIdppe6qmbbc99pyagzjjocp">
               <w:r>
                 <w:rPr>
                   <w:rFonts w:ascii="Arial" w:cs="Arial" w:eastAsia="Arial" w:hAnsi="Arial"/>
@@ -17147,7 +17147,7 @@
                 <w:sz w:val="18"/>
                 <w:szCs w:val="18"/>
               </w:rPr>
-              <w:t xml:space="preserve">Students open their exercise books to their cumulative area model diagram (started in Lesson 1 and updated each lesson). They add a new branch for 'Regular Octagon' showing: (a) the octagon shape labelled with side s and apothem a; (b) an arrow labelled 'decompose from centre' pointing to '8 congruent isosceles triangles, each with central angle 45°'; (c) the formula A = 8 × (½ × s × a) = 2(1 + √2)s²; (d) a note: 'Mombasa courtyard: s = 3 m → A ≈ 43.45 m², 766 tiles @ Ksh 85 = Ksh 65,110.' Students then draw a horizontal timeline at the bottom of the model showing the sequence: Triangle (L1) → Rectangle/Parallelogram (L2) → Trapezium (L3) → Heptagon (L4) → Octagon (L5) → [?] (L6, L7) → Irregular Polygon: Kericho Plot (L8). Under the Kericho Plot box, students write: 'Strategy: decompose into triangles — same principle used in ALL previous shapes.' One student per group volunteers to share their updated model diagram with the class using the document camera (or by holding it up). Class gives one piece of specific positive feedback and one suggestion for improvement using the sentence frame: 'I notice you included ___. You might also add ___.'</w:t>
+              <w:t xml:space="preserve">Students open their exercise books to their cumulative area model diagram (started in Lesson 1 and updated each lesson). They add a new branch for 'Regular Octagon' showing: (a) the octagon shape labelled with side s and apothem a; (b) an arrow labelled 'decompose from centre' pointing to '8 congruent isosceles triangles, each with central angle 45°'; (c) the formula A = 8 × (½ × s × a) = 2(1 + √2)s²; (d) a note: 'Mombasa courtyard: s = 3 m → A ≈ 43.45 m², 766 tiles @ Ksh 85 = Ksh 65,110.' Students then draw a horizontal timeline at the bottom of the model showing the sequence: Triangle (L1) → Quadrilaterals (L2) → Triangle with hidden height (L3) → Heptagon (L4) → Octagon (L5) → [?] (L6, L7) → Irregular Polygon: Kericho Plot (L8). Under the Kericho Plot box, students write: 'Strategy: decompose into triangles — same principle used in ALL previous shapes.' One student per group volunteers to share their updated model diagram with the class using the document camera (or by holding it up). Class gives one piece of specific positive feedback and one suggestion for improvement using the sentence frame: 'I notice you included ___. You might also add ___.'</w:t>
             </w:r>
           </w:p>
         </w:tc>
@@ -17617,7 +17617,7 @@
         </w:rPr>
         <w:t xml:space="preserve">© 2026 SeaVuria and ARES. Aligned with KICD objectives. Developed by SeaVuria; technical implementation by ARES (with AI assistance from Claude). Licensed under </w:t>
       </w:r>
-      <w:hyperlink w:history="1" r:id="rIdq6loua2oepicfwdo2mz9z">
+      <w:hyperlink w:history="1" r:id="rId0rugh9jx0mq2amckhpfb6">
         <w:r>
           <w:rPr>
             <w:rFonts w:ascii="Arial" w:cs="Arial" w:eastAsia="Arial" w:hAnsi="Arial"/>
@@ -17638,7 +17638,7 @@
         </w:rPr>
         <w:t xml:space="preserve"> (</w:t>
       </w:r>
-      <w:hyperlink w:history="1" r:id="rIdjdg35tluj27essgklfmci">
+      <w:hyperlink w:history="1" r:id="rIdf-fljsc7gavec7mout31m">
         <w:r>
           <w:rPr>
             <w:rFonts w:ascii="Arial" w:cs="Arial" w:eastAsia="Arial" w:hAnsi="Arial"/>
@@ -18651,7 +18651,7 @@
             <w:pPr>
               <w:spacing w:after="20" w:before="0"/>
             </w:pPr>
-            <w:hyperlink w:history="1" r:id="rIdp2hozsbnfaw9xguezedzo">
+            <w:hyperlink w:history="1" r:id="rIdwlifpfrwk9oaxww8hex6t">
               <w:r>
                 <w:rPr>
                   <w:rFonts w:ascii="Arial" w:cs="Arial" w:eastAsia="Arial" w:hAnsi="Arial"/>
@@ -18700,7 +18700,7 @@
               <w:spacing w:after="10" w:before="0"/>
               <w:ind w:left="120"/>
             </w:pPr>
-            <w:hyperlink w:history="1" r:id="rIdpxxv4jgh-7fhaepk74mhx">
+            <w:hyperlink w:history="1" r:id="rId8kaaudaydbrofcwa5kfbp">
               <w:r>
                 <w:rPr>
                   <w:rFonts w:ascii="Arial" w:cs="Arial" w:eastAsia="Arial" w:hAnsi="Arial"/>
@@ -18745,7 +18745,7 @@
             <w:pPr>
               <w:spacing w:after="20" w:before="0"/>
             </w:pPr>
-            <w:hyperlink w:history="1" r:id="rIdzyhpo-dm0yctfic-xorwm">
+            <w:hyperlink w:history="1" r:id="rId6gkxqxciwtuxy-l9mprk8">
               <w:r>
                 <w:rPr>
                   <w:rFonts w:ascii="Arial" w:cs="Arial" w:eastAsia="Arial" w:hAnsi="Arial"/>
@@ -18778,7 +18778,7 @@
               <w:spacing w:after="10" w:before="0"/>
               <w:ind w:left="120"/>
             </w:pPr>
-            <w:hyperlink w:history="1" r:id="rId2dgd7rlkyk99ap7bnvpvd">
+            <w:hyperlink w:history="1" r:id="rIdgn1jrufaosmr279wh2app">
               <w:r>
                 <w:rPr>
                   <w:rFonts w:ascii="Arial" w:cs="Arial" w:eastAsia="Arial" w:hAnsi="Arial"/>
@@ -18973,7 +18973,7 @@
             <w:pPr>
               <w:spacing w:after="20" w:before="0"/>
             </w:pPr>
-            <w:hyperlink w:history="1" r:id="rIdmrv2seg-aqugw7re2fo55">
+            <w:hyperlink w:history="1" r:id="rIds3zatlfzbazkquc-slomu">
               <w:r>
                 <w:rPr>
                   <w:rFonts w:ascii="Arial" w:cs="Arial" w:eastAsia="Arial" w:hAnsi="Arial"/>
@@ -19022,7 +19022,7 @@
               <w:spacing w:after="10" w:before="0"/>
               <w:ind w:left="120"/>
             </w:pPr>
-            <w:hyperlink w:history="1" r:id="rIdaz241yoheglrl6culhwmy">
+            <w:hyperlink w:history="1" r:id="rIdrymcldmvjttaswn2e3uhf">
               <w:r>
                 <w:rPr>
                   <w:rFonts w:ascii="Arial" w:cs="Arial" w:eastAsia="Arial" w:hAnsi="Arial"/>
@@ -19067,7 +19067,7 @@
             <w:pPr>
               <w:spacing w:after="20" w:before="0"/>
             </w:pPr>
-            <w:hyperlink w:history="1" r:id="rIdjad-gzuyrqsdrxskixdkf">
+            <w:hyperlink w:history="1" r:id="rId2nv8rfvhgm3tgaobb6yvp">
               <w:r>
                 <w:rPr>
                   <w:rFonts w:ascii="Arial" w:cs="Arial" w:eastAsia="Arial" w:hAnsi="Arial"/>
@@ -19100,7 +19100,7 @@
               <w:spacing w:after="10" w:before="0"/>
               <w:ind w:left="120"/>
             </w:pPr>
-            <w:hyperlink w:history="1" r:id="rIdyunxqrr8zgxav5nurrmlc">
+            <w:hyperlink w:history="1" r:id="rId5jfzqmrbx04tyzpoq-rzf">
               <w:r>
                 <w:rPr>
                   <w:rFonts w:ascii="Arial" w:cs="Arial" w:eastAsia="Arial" w:hAnsi="Arial"/>
@@ -19295,7 +19295,7 @@
             <w:pPr>
               <w:spacing w:after="20" w:before="0"/>
             </w:pPr>
-            <w:hyperlink w:history="1" r:id="rId2ssjtysjd0vqqdscnasbr">
+            <w:hyperlink w:history="1" r:id="rIdg80wxej37355p6vs-gy9o">
               <w:r>
                 <w:rPr>
                   <w:rFonts w:ascii="Arial" w:cs="Arial" w:eastAsia="Arial" w:hAnsi="Arial"/>
@@ -19344,7 +19344,7 @@
               <w:spacing w:after="10" w:before="0"/>
               <w:ind w:left="120"/>
             </w:pPr>
-            <w:hyperlink w:history="1" r:id="rIdtynarpbocpjmzchul2iyy">
+            <w:hyperlink w:history="1" r:id="rIdkoh4zkpfk4222doea2dp2">
               <w:r>
                 <w:rPr>
                   <w:rFonts w:ascii="Arial" w:cs="Arial" w:eastAsia="Arial" w:hAnsi="Arial"/>
@@ -19389,7 +19389,7 @@
             <w:pPr>
               <w:spacing w:after="20" w:before="0"/>
             </w:pPr>
-            <w:hyperlink w:history="1" r:id="rIdpghm7-juu6nctovidaanx">
+            <w:hyperlink w:history="1" r:id="rIdpliqcqktw3ckhpz4tm0dv">
               <w:r>
                 <w:rPr>
                   <w:rFonts w:ascii="Arial" w:cs="Arial" w:eastAsia="Arial" w:hAnsi="Arial"/>
@@ -19422,7 +19422,7 @@
               <w:spacing w:after="10" w:before="0"/>
               <w:ind w:left="120"/>
             </w:pPr>
-            <w:hyperlink w:history="1" r:id="rId3we6nb4cwtrfcvcdykprg">
+            <w:hyperlink w:history="1" r:id="rId58qfaxtrvi4musyxatlux">
               <w:r>
                 <w:rPr>
                   <w:rFonts w:ascii="Arial" w:cs="Arial" w:eastAsia="Arial" w:hAnsi="Arial"/>
@@ -19617,7 +19617,7 @@
             <w:pPr>
               <w:spacing w:after="20" w:before="0"/>
             </w:pPr>
-            <w:hyperlink w:history="1" r:id="rIde43yw0r-wjs8nlfq3-zno">
+            <w:hyperlink w:history="1" r:id="rIdaqfdsso0uwteww7_th696">
               <w:r>
                 <w:rPr>
                   <w:rFonts w:ascii="Arial" w:cs="Arial" w:eastAsia="Arial" w:hAnsi="Arial"/>
@@ -19666,7 +19666,7 @@
               <w:spacing w:after="10" w:before="0"/>
               <w:ind w:left="120"/>
             </w:pPr>
-            <w:hyperlink w:history="1" r:id="rIdzantgscle4rmm6hjbclzr">
+            <w:hyperlink w:history="1" r:id="rIdifnfkmqoqtxdcbgquof8e">
               <w:r>
                 <w:rPr>
                   <w:rFonts w:ascii="Arial" w:cs="Arial" w:eastAsia="Arial" w:hAnsi="Arial"/>
@@ -19711,7 +19711,7 @@
             <w:pPr>
               <w:spacing w:after="20" w:before="0"/>
             </w:pPr>
-            <w:hyperlink w:history="1" r:id="rIdq-naffq-hvmsatgmiryns">
+            <w:hyperlink w:history="1" r:id="rIdcuqwikksjn_y69j78etad">
               <w:r>
                 <w:rPr>
                   <w:rFonts w:ascii="Arial" w:cs="Arial" w:eastAsia="Arial" w:hAnsi="Arial"/>
@@ -19744,7 +19744,7 @@
               <w:spacing w:after="10" w:before="0"/>
               <w:ind w:left="120"/>
             </w:pPr>
-            <w:hyperlink w:history="1" r:id="rIdevirvqodfchi11qxiabve">
+            <w:hyperlink w:history="1" r:id="rIdno8cupgw1rimp0nplhx_k">
               <w:r>
                 <w:rPr>
                   <w:rFonts w:ascii="Arial" w:cs="Arial" w:eastAsia="Arial" w:hAnsi="Arial"/>
@@ -19939,7 +19939,7 @@
             <w:pPr>
               <w:spacing w:after="20" w:before="0"/>
             </w:pPr>
-            <w:hyperlink w:history="1" r:id="rIda1knkcx98ky07rjkpvwf4">
+            <w:hyperlink w:history="1" r:id="rIdqucse-ltya7tv8iz6mlqh">
               <w:r>
                 <w:rPr>
                   <w:rFonts w:ascii="Arial" w:cs="Arial" w:eastAsia="Arial" w:hAnsi="Arial"/>
@@ -19988,7 +19988,7 @@
               <w:spacing w:after="10" w:before="0"/>
               <w:ind w:left="120"/>
             </w:pPr>
-            <w:hyperlink w:history="1" r:id="rIdsh3c052rfgb-6-hd5-udu">
+            <w:hyperlink w:history="1" r:id="rId0ghwj9zciwhywpliki67v">
               <w:r>
                 <w:rPr>
                   <w:rFonts w:ascii="Arial" w:cs="Arial" w:eastAsia="Arial" w:hAnsi="Arial"/>
@@ -20033,7 +20033,7 @@
             <w:pPr>
               <w:spacing w:after="20" w:before="0"/>
             </w:pPr>
-            <w:hyperlink w:history="1" r:id="rIdsaxosr4xnry2ojqlxsgq9">
+            <w:hyperlink w:history="1" r:id="rIdlbr957peonbhkq8cgbcof">
               <w:r>
                 <w:rPr>
                   <w:rFonts w:ascii="Arial" w:cs="Arial" w:eastAsia="Arial" w:hAnsi="Arial"/>
@@ -20082,7 +20082,7 @@
               <w:spacing w:after="10" w:before="0"/>
               <w:ind w:left="120"/>
             </w:pPr>
-            <w:hyperlink w:history="1" r:id="rIdl2v60lbew6q8xndxmioz-">
+            <w:hyperlink w:history="1" r:id="rId3cfjwkxg917qyhbzxp0sq">
               <w:r>
                 <w:rPr>
                   <w:rFonts w:ascii="Arial" w:cs="Arial" w:eastAsia="Arial" w:hAnsi="Arial"/>
@@ -20156,7 +20156,7 @@
                 <w:sz w:val="18"/>
                 <w:szCs w:val="18"/>
               </w:rPr>
-              <w:t xml:space="preserve">Say: 'Open your model-building page. You have 8 minutes to update your cumulative model with today's three additions — the pentagon sketch with shaded triangles, the generalisation statement, and the Lesson 7 prediction.' [WAIT 8 minutes — circulate silently, reading over shoulders.] After time is up, ask: 'How many triangles will you draw for the Kericho seven-sided plot in Lesson 7?' [WAIT 5 seconds.] Cold-call 3 learners — confirm answer is 5. Then ask: 'If each triangle has an average area of 120 m², give me a rough estimate of the total Kericho plot area.' [WAIT 10 seconds.] Cold-call 2 learners — accept any answer near 600 m² with correct reasoning (5 × 120). Say: 'Hold onto that estimate — we will check it against the real calculation next lesson. For homework, re-draw the Kericho plot from Lesson 1's worksheet, choose your reference vertex, draw all five diagonals, and label each of the five triangles. Do not calculate yet — just set up the triangulation. Bring it to Lesson 7.'</w:t>
+              <w:t xml:space="preserve">Say: 'Open your model-building page. You have 8 minutes to update your cumulative model with today's three additions — the pentagon sketch with shaded triangles, the generalisation statement, and the Lesson 7 prediction.' [WAIT 8 minutes — circulate silently, reading over shoulders.] After time is up, ask: 'How many triangles will you draw for the Kericho seven-sided plot in Lesson 7?' [WAIT 5 seconds.] Cold-call 3 learners — confirm answer is 5. Then ask: 'If each triangle has an average area of 280 m², give me a rough estimate of the total Kericho plot area.' [WAIT 10 seconds.] Cold-call 2 learners — accept any answer near 1 400 m² with correct reasoning (5 × 280). Say: 'Hold onto that estimate — we will check it against the real calculation next lesson. For homework, re-draw the Kericho plot from Lesson 1's worksheet, choose your reference vertex, draw all four diagonals, and label each of the five triangles. Do not calculate yet — just set up the triangulation. Bring it to Lesson 7.'</w:t>
             </w:r>
           </w:p>
         </w:tc>
@@ -20572,7 +20572,7 @@
                 <w:sz w:val="18"/>
                 <w:szCs w:val="18"/>
               </w:rPr>
-              <w:t xml:space="preserve">The triangulation method works for ANY polygon — regular or irregular, regardless of the number of sides — because every polygon can be decomposed into non-overlapping triangles, and we already know how to find the area of a triangle. This means the method discovered today can be applied directly to the seven-sided Kericho community plot: by drawing five diagonals from one vertex, we create five triangles whose areas sum to the total plot area, giving the village elder the precise measurement needed to divide the land fairly among the three farming families.</w:t>
+              <w:t xml:space="preserve">The triangulation method works for ANY polygon — regular or irregular, regardless of the number of sides — because every polygon can be decomposed into non-overlapping triangles, and we already know how to find the area of a triangle. This means the method discovered today can be applied directly to the seven-sided Kericho community plot: by drawing four diagonals from one vertex, we create five triangles whose areas sum to the total plot area, giving the village elder the precise measurement needed to divide the land fairly among the three farming families.</w:t>
             </w:r>
           </w:p>
         </w:tc>
@@ -20594,7 +20594,7 @@
         </w:rPr>
         <w:t xml:space="preserve">© 2026 SeaVuria and ARES. Aligned with KICD objectives. Developed by SeaVuria; technical implementation by ARES (with AI assistance from Claude). Licensed under </w:t>
       </w:r>
-      <w:hyperlink w:history="1" r:id="rIdeoag_o2v0aju52mlhfj3g">
+      <w:hyperlink w:history="1" r:id="rIdql1hxiud0waehpkkifdit">
         <w:r>
           <w:rPr>
             <w:rFonts w:ascii="Arial" w:cs="Arial" w:eastAsia="Arial" w:hAnsi="Arial"/>
@@ -20615,7 +20615,7 @@
         </w:rPr>
         <w:t xml:space="preserve"> (</w:t>
       </w:r>
-      <w:hyperlink w:history="1" r:id="rIdh4zbjjva9mq6kwu1-2hfb">
+      <w:hyperlink w:history="1" r:id="rIdrimbfuut-axuyf8bn9g9b">
         <w:r>
           <w:rPr>
             <w:rFonts w:ascii="Arial" w:cs="Arial" w:eastAsia="Arial" w:hAnsi="Arial"/>
@@ -21628,7 +21628,7 @@
             <w:pPr>
               <w:spacing w:after="20" w:before="0"/>
             </w:pPr>
-            <w:hyperlink w:history="1" r:id="rIdospubqzrxqfgup-tqabuo">
+            <w:hyperlink w:history="1" r:id="rIdq3nk1k1nflodewq0dfmi9">
               <w:r>
                 <w:rPr>
                   <w:rFonts w:ascii="Arial" w:cs="Arial" w:eastAsia="Arial" w:hAnsi="Arial"/>
@@ -21661,7 +21661,7 @@
               <w:spacing w:after="10" w:before="0"/>
               <w:ind w:left="120"/>
             </w:pPr>
-            <w:hyperlink w:history="1" r:id="rIdp2ihnc5caoacqqz0buq_z">
+            <w:hyperlink w:history="1" r:id="rId68-eagvvvooecxvyiwmxc">
               <w:r>
                 <w:rPr>
                   <w:rFonts w:ascii="Arial" w:cs="Arial" w:eastAsia="Arial" w:hAnsi="Arial"/>
@@ -21706,7 +21706,7 @@
             <w:pPr>
               <w:spacing w:after="20" w:before="0"/>
             </w:pPr>
-            <w:hyperlink w:history="1" r:id="rIdj6_sbuqxvkhg1smqm9m0d">
+            <w:hyperlink w:history="1" r:id="rIdgzc72y1wg56k8zrb3gxno">
               <w:r>
                 <w:rPr>
                   <w:rFonts w:ascii="Arial" w:cs="Arial" w:eastAsia="Arial" w:hAnsi="Arial"/>
@@ -21739,7 +21739,7 @@
               <w:spacing w:after="10" w:before="0"/>
               <w:ind w:left="120"/>
             </w:pPr>
-            <w:hyperlink w:history="1" r:id="rIdcfupzowm8kdqdvuwzikbf">
+            <w:hyperlink w:history="1" r:id="rIdg5qgbsqza9t6ynkmh8cly">
               <w:r>
                 <w:rPr>
                   <w:rFonts w:ascii="Arial" w:cs="Arial" w:eastAsia="Arial" w:hAnsi="Arial"/>
@@ -21934,7 +21934,7 @@
             <w:pPr>
               <w:spacing w:after="20" w:before="0"/>
             </w:pPr>
-            <w:hyperlink w:history="1" r:id="rIdmhmez6lu398gnlejldnjy">
+            <w:hyperlink w:history="1" r:id="rIddgiqplpzzv7rgo2mg5rlm">
               <w:r>
                 <w:rPr>
                   <w:rFonts w:ascii="Arial" w:cs="Arial" w:eastAsia="Arial" w:hAnsi="Arial"/>
@@ -21967,7 +21967,7 @@
               <w:spacing w:after="10" w:before="0"/>
               <w:ind w:left="120"/>
             </w:pPr>
-            <w:hyperlink w:history="1" r:id="rIdevk1oxf4pk5kbicl_xxg7">
+            <w:hyperlink w:history="1" r:id="rIdsrttwtxzbwo1uc3vd0sjg">
               <w:r>
                 <w:rPr>
                   <w:rFonts w:ascii="Arial" w:cs="Arial" w:eastAsia="Arial" w:hAnsi="Arial"/>
@@ -22012,7 +22012,7 @@
             <w:pPr>
               <w:spacing w:after="20" w:before="0"/>
             </w:pPr>
-            <w:hyperlink w:history="1" r:id="rId67lr6ccvf0mjt4xvaz55e">
+            <w:hyperlink w:history="1" r:id="rId3iwcfvkm6506hpwiwnqrl">
               <w:r>
                 <w:rPr>
                   <w:rFonts w:ascii="Arial" w:cs="Arial" w:eastAsia="Arial" w:hAnsi="Arial"/>
@@ -22045,7 +22045,7 @@
               <w:spacing w:after="10" w:before="0"/>
               <w:ind w:left="120"/>
             </w:pPr>
-            <w:hyperlink w:history="1" r:id="rIdyzn_jirnkmomz1humhtaa">
+            <w:hyperlink w:history="1" r:id="rIdz0lq1-5ccxqpywcr9ffqd">
               <w:r>
                 <w:rPr>
                   <w:rFonts w:ascii="Arial" w:cs="Arial" w:eastAsia="Arial" w:hAnsi="Arial"/>
@@ -22240,7 +22240,7 @@
             <w:pPr>
               <w:spacing w:after="20" w:before="0"/>
             </w:pPr>
-            <w:hyperlink w:history="1" r:id="rIds5-eyw0iic0kg4cut9yvj">
+            <w:hyperlink w:history="1" r:id="rIdcrq7esn-qutylmqjntphm">
               <w:r>
                 <w:rPr>
                   <w:rFonts w:ascii="Arial" w:cs="Arial" w:eastAsia="Arial" w:hAnsi="Arial"/>
@@ -22273,7 +22273,7 @@
               <w:spacing w:after="10" w:before="0"/>
               <w:ind w:left="120"/>
             </w:pPr>
-            <w:hyperlink w:history="1" r:id="rId-atzjzqlbapugjrzurr2l">
+            <w:hyperlink w:history="1" r:id="rId9cchveuxdq7j_xtqo60as">
               <w:r>
                 <w:rPr>
                   <w:rFonts w:ascii="Arial" w:cs="Arial" w:eastAsia="Arial" w:hAnsi="Arial"/>
@@ -22318,7 +22318,7 @@
             <w:pPr>
               <w:spacing w:after="20" w:before="0"/>
             </w:pPr>
-            <w:hyperlink w:history="1" r:id="rIditxfhivwq37g5dnusb152">
+            <w:hyperlink w:history="1" r:id="rIdu-eomprqqejslltcyfbyn">
               <w:r>
                 <w:rPr>
                   <w:rFonts w:ascii="Arial" w:cs="Arial" w:eastAsia="Arial" w:hAnsi="Arial"/>
@@ -22351,7 +22351,7 @@
               <w:spacing w:after="10" w:before="0"/>
               <w:ind w:left="120"/>
             </w:pPr>
-            <w:hyperlink w:history="1" r:id="rIde7lpqwpyvolqx9qvmo1nl">
+            <w:hyperlink w:history="1" r:id="rIdwtyne73zrhas8r9ps0pqs">
               <w:r>
                 <w:rPr>
                   <w:rFonts w:ascii="Arial" w:cs="Arial" w:eastAsia="Arial" w:hAnsi="Arial"/>
@@ -22546,7 +22546,7 @@
             <w:pPr>
               <w:spacing w:after="20" w:before="0"/>
             </w:pPr>
-            <w:hyperlink w:history="1" r:id="rIdlmvcaghe3owq_mvul0ryk">
+            <w:hyperlink w:history="1" r:id="rIdsx3cz-h_jt8bb3aaqftaw">
               <w:r>
                 <w:rPr>
                   <w:rFonts w:ascii="Arial" w:cs="Arial" w:eastAsia="Arial" w:hAnsi="Arial"/>
@@ -22579,7 +22579,7 @@
               <w:spacing w:after="10" w:before="0"/>
               <w:ind w:left="120"/>
             </w:pPr>
-            <w:hyperlink w:history="1" r:id="rIdytriq2_tzhi49dx19ec9w">
+            <w:hyperlink w:history="1" r:id="rId-l1j3xj1ruo6t5mqhgp8l">
               <w:r>
                 <w:rPr>
                   <w:rFonts w:ascii="Arial" w:cs="Arial" w:eastAsia="Arial" w:hAnsi="Arial"/>
@@ -22624,7 +22624,7 @@
             <w:pPr>
               <w:spacing w:after="20" w:before="0"/>
             </w:pPr>
-            <w:hyperlink w:history="1" r:id="rId0_stzwq0_h1oekl5vaij2">
+            <w:hyperlink w:history="1" r:id="rIdarij92-ylaxptacjmpt0i">
               <w:r>
                 <w:rPr>
                   <w:rFonts w:ascii="Arial" w:cs="Arial" w:eastAsia="Arial" w:hAnsi="Arial"/>
@@ -22657,7 +22657,7 @@
               <w:spacing w:after="10" w:before="0"/>
               <w:ind w:left="120"/>
             </w:pPr>
-            <w:hyperlink w:history="1" r:id="rId_ubfpdfuatsbikmjyrsak">
+            <w:hyperlink w:history="1" r:id="rIdyz7jw7porft5waevlc_gt">
               <w:r>
                 <w:rPr>
                   <w:rFonts w:ascii="Arial" w:cs="Arial" w:eastAsia="Arial" w:hAnsi="Arial"/>
@@ -22699,7 +22699,7 @@
                 <w:sz w:val="18"/>
                 <w:szCs w:val="18"/>
               </w:rPr>
-              <w:t xml:space="preserve">Groups return to the scaled Kericho plot worksheet from Phase 1. Each group now has 15 minutes to produce a complete, justified solution to the anchoring phenomenon: (1) Decompose the seven-sided plot into standard shapes using internal construction lines, labelling every sub-shape with its name, dimensions, and calculated area. (2) Sum the component areas to find the total plot area in m². (3) Divide the total area by 3 to find the equal share for each of the three farming families (the Wanjiku family for tea, the Otieno family for maize, and the Kosgei family for mixed crops). (4) On the same diagram, shade and label the three sections with each family's name and area. (5) Write two sentences justifying why the division is fair (equal area) and whether the shape of each section is practical for farming. At 15 minutes, each group nominates one spokesperson. Spokespersons stand and give a 30-second summary of their group's total area and proposed division. The class votes with thumbs: up (agree with total area), sideways (unsure), down (disagree with total). Groups with thumbs-down neighbours must note the discrepancy for Lesson 8. The teacher then updates the class Driving Question Board: moves the card 'Can any polygon be broken into shapes we know?' to the 'We Now Know' column, and adds a new card: 'Does the shape of each family's section affect its farming usefulness? (Lesson 8).'</w:t>
+              <w:t xml:space="preserve">Groups return to the scaled Kericho plot worksheet from Phase 1. Each group now has 15 minutes to produce a complete, justified solution to the anchoring phenomenon: (1) Decompose the seven-sided plot into standard shapes using internal construction lines, labelling every sub-shape with its name, dimensions, and calculated area. (2) Sum the component areas to find the total plot area in m². (3) Divide the total area by 3 to find the equal share for each of the three farming families (the Chepkemoi family for tea, the Mwangi family for maize, and the Otieno family for mixed crops). (4) On the same diagram, shade and label the three sections with each family's name and area. (5) Write two sentences justifying why the division is fair (equal area) and whether the shape of each section is practical for farming. At 15 minutes, each group nominates one spokesperson. Spokespersons stand and give a 30-second summary of their group's total area and proposed division. The class votes with thumbs: up (agree with total area), sideways (unsure), down (disagree with total). Groups with thumbs-down neighbours must note the discrepancy for Lesson 8. The teacher then updates the class Driving Question Board: moves the card 'Can any polygon be broken into shapes we know?' to the 'We Now Know' column, and adds a new card: 'Does the shape of each family's section affect its farming usefulness? (Lesson 8).'</w:t>
             </w:r>
           </w:p>
         </w:tc>
@@ -22731,7 +22731,7 @@
                 <w:sz w:val="18"/>
                 <w:szCs w:val="18"/>
               </w:rPr>
-              <w:t xml:space="preserve">Re-distribute Phase 1 worksheets (or fresh copies of the scaled Kericho plot). Say: 'You have 15 minutes. Everything you have built in Lessons 1 through 7 leads to this moment. The Wanjiku, Otieno, and Kosgei families are waiting for your answer. Show every step — a correct answer with no working cannot be trusted in a land dispute.' Circulate and check: at 5 minutes, verify that every group has drawn internal construction lines and is not trying to apply a single formula. If a group is stuck, ask: 'Achieng, which diagonal did you sketch in Phase 1? Start there — what two shapes does it create?' (Wait 10 seconds.) At 10 minutes, check that at least one group member is working on the equal-division calculation. Probe: 'If the total is 840 m², how much does each family get? Can you mark that boundary on your diagram?' After spokespersons summarise, facilitate the thumb vote. Do NOT announce a 'correct' total area — say: 'We have two groups with 840 m² and one with 856 m². In Lesson 8 we will find out where the 16 m² difference comes from, and the community will need to trust the most carefully justified calculation.' Update the DQB visibly and say: 'What question does this raise about the shapes of the three sections?' (Wait 12 seconds.) Cold-call 2 students.</w:t>
+              <w:t xml:space="preserve">Re-distribute Phase 1 worksheets (or fresh copies of the scaled Kericho plot). Say: 'You have 15 minutes. Everything you have built in Lessons 1 through 7 leads to this moment. The Chepkemoi, Mwangi, and Otieno families are waiting for your answer. Show every step — a correct answer with no working cannot be trusted in a land dispute.' Circulate and check: at 5 minutes, verify that every group has drawn internal construction lines and is not trying to apply a single formula. If a group is stuck, ask: 'Achieng, which diagonal did you sketch in Phase 1? Start there — what two shapes does it create?' (Wait 10 seconds.) At 10 minutes, check that at least one group member is working on the equal-division calculation. Probe: 'If the total is 1 400 m², how much does each family get? Can you mark that boundary on your diagram?' After spokespersons summarise, facilitate the thumb vote. Do NOT announce a 'correct' total area — say: 'We have two groups with 1 400 m² and one with 1 416 m². In Lesson 8 we will find out where the 16 m² difference comes from, and the community will need to trust the most carefully justified calculation.' Update the DQB visibly and say: 'What question does this raise about the shapes of the three sections?' (Wait 12 seconds.) Cold-call 2 students.</w:t>
             </w:r>
           </w:p>
         </w:tc>
@@ -22852,7 +22852,7 @@
             <w:pPr>
               <w:spacing w:after="20" w:before="0"/>
             </w:pPr>
-            <w:hyperlink w:history="1" r:id="rIdcrgfbch3mwe00htvd3-qk">
+            <w:hyperlink w:history="1" r:id="rIdqwxwjs3ofoznf6txbhzzs">
               <w:r>
                 <w:rPr>
                   <w:rFonts w:ascii="Arial" w:cs="Arial" w:eastAsia="Arial" w:hAnsi="Arial"/>
@@ -22885,7 +22885,7 @@
               <w:spacing w:after="10" w:before="0"/>
               <w:ind w:left="120"/>
             </w:pPr>
-            <w:hyperlink w:history="1" r:id="rIdg9wfshfuczripvbeap4ta">
+            <w:hyperlink w:history="1" r:id="rIdpaunrmvpnvgimp6abg28y">
               <w:r>
                 <w:rPr>
                   <w:rFonts w:ascii="Arial" w:cs="Arial" w:eastAsia="Arial" w:hAnsi="Arial"/>
@@ -22930,7 +22930,7 @@
             <w:pPr>
               <w:spacing w:after="20" w:before="0"/>
             </w:pPr>
-            <w:hyperlink w:history="1" r:id="rIdal4kym1ba4wnhwdbm8_gd">
+            <w:hyperlink w:history="1" r:id="rIdwwgydxnivafypq6rba0my">
               <w:r>
                 <w:rPr>
                   <w:rFonts w:ascii="Arial" w:cs="Arial" w:eastAsia="Arial" w:hAnsi="Arial"/>
@@ -22979,7 +22979,7 @@
               <w:spacing w:after="10" w:before="0"/>
               <w:ind w:left="120"/>
             </w:pPr>
-            <w:hyperlink w:history="1" r:id="rIdspbyupy5nmtibyatisew1">
+            <w:hyperlink w:history="1" r:id="rId0hrx2cgontra2fc28uvn8">
               <w:r>
                 <w:rPr>
                   <w:rFonts w:ascii="Arial" w:cs="Arial" w:eastAsia="Arial" w:hAnsi="Arial"/>
@@ -23286,7 +23286,7 @@
                 <w:sz w:val="18"/>
                 <w:szCs w:val="18"/>
               </w:rPr>
-              <w:t xml:space="preserve">4. KENYAN CONTEXT ENGAGEMENT — Did the Wanjiku/Otieno/Kosgei family names and the tea/maize framing increase learner engagement with the division problem? Note any learner comments that connected the mathematics to real land or food security concerns — these are evidence of the attitudes SLO being met and are worth sharing with the broader school community.</w:t>
+              <w:t xml:space="preserve">4. KENYAN CONTEXT ENGAGEMENT — Did the Chepkemoi/Mwangi/Otieno family names and the tea/maize framing increase learner engagement with the division problem? Note any learner comments that connected the mathematics to real land or food security concerns — these are evidence of the attitudes SLO being met and are worth sharing with the broader school community.</w:t>
             </w:r>
           </w:p>
           <w:p>
@@ -23564,7 +23564,7 @@
                 <w:sz w:val="18"/>
                 <w:szCs w:val="18"/>
               </w:rPr>
-              <w:t xml:space="preserve">Learners applied their full polygon-area toolkit (Lessons 1–7) to the anchoring phenomenon: they decomposed the Kericho seven-sided community plot into standard shapes, calculated the total area, divided it equally into three parts for the Wanjiku, Otieno, and Kosgei farming families, and produced a labelled diagram with a written justification of the fair division, preparing a complete solution for community presentation in Lesson 8.</w:t>
+              <w:t xml:space="preserve">Learners applied their full polygon-area toolkit (Lessons 1–7) to the anchoring phenomenon: they decomposed the Kericho seven-sided community plot into standard shapes, calculated the total area, divided it equally into three parts for the Chepkemoi, Mwangi, and Otieno farming families, and produced a labelled diagram with a written justification of the fair division, preparing a complete solution for community presentation in Lesson 8.</w:t>
             </w:r>
           </w:p>
         </w:tc>
@@ -23586,7 +23586,7 @@
         </w:rPr>
         <w:t xml:space="preserve">© 2026 SeaVuria and ARES. Aligned with KICD objectives. Developed by SeaVuria; technical implementation by ARES (with AI assistance from Claude). Licensed under </w:t>
       </w:r>
-      <w:hyperlink w:history="1" r:id="rIdojunopnvqas1wttm4mves">
+      <w:hyperlink w:history="1" r:id="rId4b7hkx9hmasu9rckykqnf">
         <w:r>
           <w:rPr>
             <w:rFonts w:ascii="Arial" w:cs="Arial" w:eastAsia="Arial" w:hAnsi="Arial"/>
@@ -23607,7 +23607,7 @@
         </w:rPr>
         <w:t xml:space="preserve"> (</w:t>
       </w:r>
-      <w:hyperlink w:history="1" r:id="rIdoe6gicbahgumiu6hxgts4">
+      <w:hyperlink w:history="1" r:id="rIdyofuhpswuvjds98vblfzq">
         <w:r>
           <w:rPr>
             <w:rFonts w:ascii="Arial" w:cs="Arial" w:eastAsia="Arial" w:hAnsi="Arial"/>
@@ -24620,7 +24620,7 @@
             <w:pPr>
               <w:spacing w:after="20" w:before="0"/>
             </w:pPr>
-            <w:hyperlink w:history="1" r:id="rId0q1hpauzj4a3ixpngq41r">
+            <w:hyperlink w:history="1" r:id="rId9vwmno5n3oczo3l20jbmp">
               <w:r>
                 <w:rPr>
                   <w:rFonts w:ascii="Arial" w:cs="Arial" w:eastAsia="Arial" w:hAnsi="Arial"/>
@@ -24653,7 +24653,7 @@
               <w:spacing w:after="10" w:before="0"/>
               <w:ind w:left="120"/>
             </w:pPr>
-            <w:hyperlink w:history="1" r:id="rId1qygfdeod6g8ylt8-lsl-">
+            <w:hyperlink w:history="1" r:id="rId4atdrueirhpdjber6rstn">
               <w:r>
                 <w:rPr>
                   <w:rFonts w:ascii="Arial" w:cs="Arial" w:eastAsia="Arial" w:hAnsi="Arial"/>
@@ -24698,7 +24698,7 @@
             <w:pPr>
               <w:spacing w:after="20" w:before="0"/>
             </w:pPr>
-            <w:hyperlink w:history="1" r:id="rIdqjutc6fcujumlwqpbngln">
+            <w:hyperlink w:history="1" r:id="rIdurxuidekmy624suxbkaw4">
               <w:r>
                 <w:rPr>
                   <w:rFonts w:ascii="Arial" w:cs="Arial" w:eastAsia="Arial" w:hAnsi="Arial"/>
@@ -24731,7 +24731,7 @@
               <w:spacing w:after="10" w:before="0"/>
               <w:ind w:left="120"/>
             </w:pPr>
-            <w:hyperlink w:history="1" r:id="rIdv6r02yomn2jiq7aitpmje">
+            <w:hyperlink w:history="1" r:id="rIdvnuj_osqyl5jt33iulqwm">
               <w:r>
                 <w:rPr>
                   <w:rFonts w:ascii="Arial" w:cs="Arial" w:eastAsia="Arial" w:hAnsi="Arial"/>
@@ -24926,7 +24926,7 @@
             <w:pPr>
               <w:spacing w:after="20" w:before="0"/>
             </w:pPr>
-            <w:hyperlink w:history="1" r:id="rId4wl3br3vwanphahhhxdh4">
+            <w:hyperlink w:history="1" r:id="rIdalo2tjkeof95_pntm-d_j">
               <w:r>
                 <w:rPr>
                   <w:rFonts w:ascii="Arial" w:cs="Arial" w:eastAsia="Arial" w:hAnsi="Arial"/>
@@ -24959,7 +24959,7 @@
               <w:spacing w:after="10" w:before="0"/>
               <w:ind w:left="120"/>
             </w:pPr>
-            <w:hyperlink w:history="1" r:id="rIdpiihlpd6m-ibzffkqew2z">
+            <w:hyperlink w:history="1" r:id="rIdyqgdedflzufsaqj6depqq">
               <w:r>
                 <w:rPr>
                   <w:rFonts w:ascii="Arial" w:cs="Arial" w:eastAsia="Arial" w:hAnsi="Arial"/>
@@ -25004,7 +25004,7 @@
             <w:pPr>
               <w:spacing w:after="20" w:before="0"/>
             </w:pPr>
-            <w:hyperlink w:history="1" r:id="rIdcv_afqoenlnn3gpwwljvc">
+            <w:hyperlink w:history="1" r:id="rIdjx2hgh0m1daffubmprkws">
               <w:r>
                 <w:rPr>
                   <w:rFonts w:ascii="Arial" w:cs="Arial" w:eastAsia="Arial" w:hAnsi="Arial"/>
@@ -25037,7 +25037,7 @@
               <w:spacing w:after="10" w:before="0"/>
               <w:ind w:left="120"/>
             </w:pPr>
-            <w:hyperlink w:history="1" r:id="rIdmogr1taxf1rbhhloo5nyn">
+            <w:hyperlink w:history="1" r:id="rId2u1xdqiktpuvrlg_cz168">
               <w:r>
                 <w:rPr>
                   <w:rFonts w:ascii="Arial" w:cs="Arial" w:eastAsia="Arial" w:hAnsi="Arial"/>
@@ -25232,7 +25232,7 @@
             <w:pPr>
               <w:spacing w:after="20" w:before="0"/>
             </w:pPr>
-            <w:hyperlink w:history="1" r:id="rIdbplxgibvaskgi2azymllc">
+            <w:hyperlink w:history="1" r:id="rIdfhl1lp-cky7w0jzqbftxa">
               <w:r>
                 <w:rPr>
                   <w:rFonts w:ascii="Arial" w:cs="Arial" w:eastAsia="Arial" w:hAnsi="Arial"/>
@@ -25281,7 +25281,7 @@
               <w:spacing w:after="10" w:before="0"/>
               <w:ind w:left="120"/>
             </w:pPr>
-            <w:hyperlink w:history="1" r:id="rIdxlsxhytfalpkezvza512q">
+            <w:hyperlink w:history="1" r:id="rIdtq5pudznqi6fya0n9tny7">
               <w:r>
                 <w:rPr>
                   <w:rFonts w:ascii="Arial" w:cs="Arial" w:eastAsia="Arial" w:hAnsi="Arial"/>
@@ -25326,7 +25326,7 @@
             <w:pPr>
               <w:spacing w:after="20" w:before="0"/>
             </w:pPr>
-            <w:hyperlink w:history="1" r:id="rIdch0htslrgshule7kmtpln">
+            <w:hyperlink w:history="1" r:id="rIdsjn1dyrrjplmu6ga_l7tz">
               <w:r>
                 <w:rPr>
                   <w:rFonts w:ascii="Arial" w:cs="Arial" w:eastAsia="Arial" w:hAnsi="Arial"/>
@@ -25359,7 +25359,7 @@
               <w:spacing w:after="10" w:before="0"/>
               <w:ind w:left="120"/>
             </w:pPr>
-            <w:hyperlink w:history="1" r:id="rIdxauj6apxn9r-bepy6bqxk">
+            <w:hyperlink w:history="1" r:id="rIde_iduokc6jqxi0fvi7kan">
               <w:r>
                 <w:rPr>
                   <w:rFonts w:ascii="Arial" w:cs="Arial" w:eastAsia="Arial" w:hAnsi="Arial"/>
@@ -25554,7 +25554,7 @@
             <w:pPr>
               <w:spacing w:after="20" w:before="0"/>
             </w:pPr>
-            <w:hyperlink w:history="1" r:id="rIdqnnqn3xuofrxswi9los-b">
+            <w:hyperlink w:history="1" r:id="rIdw9rsrhrihhti42kpf7cme">
               <w:r>
                 <w:rPr>
                   <w:rFonts w:ascii="Arial" w:cs="Arial" w:eastAsia="Arial" w:hAnsi="Arial"/>
@@ -25603,7 +25603,7 @@
               <w:spacing w:after="10" w:before="0"/>
               <w:ind w:left="120"/>
             </w:pPr>
-            <w:hyperlink w:history="1" r:id="rIdxmt0gg7xyhtxukiybo34j">
+            <w:hyperlink w:history="1" r:id="rIdwgcnbcl72h549elro-hl-">
               <w:r>
                 <w:rPr>
                   <w:rFonts w:ascii="Arial" w:cs="Arial" w:eastAsia="Arial" w:hAnsi="Arial"/>
@@ -25648,7 +25648,7 @@
             <w:pPr>
               <w:spacing w:after="20" w:before="0"/>
             </w:pPr>
-            <w:hyperlink w:history="1" r:id="rId6s-ftbf7bfx2m6l1msoir">
+            <w:hyperlink w:history="1" r:id="rIdahkqrblz4z64k1ge7rwzr">
               <w:r>
                 <w:rPr>
                   <w:rFonts w:ascii="Arial" w:cs="Arial" w:eastAsia="Arial" w:hAnsi="Arial"/>
@@ -25681,7 +25681,7 @@
               <w:spacing w:after="10" w:before="0"/>
               <w:ind w:left="120"/>
             </w:pPr>
-            <w:hyperlink w:history="1" r:id="rId_7qahillt-het7iclha7g">
+            <w:hyperlink w:history="1" r:id="rId1cbxt60saqyadydps-4tw">
               <w:r>
                 <w:rPr>
                   <w:rFonts w:ascii="Arial" w:cs="Arial" w:eastAsia="Arial" w:hAnsi="Arial"/>
@@ -25876,7 +25876,7 @@
             <w:pPr>
               <w:spacing w:after="20" w:before="0"/>
             </w:pPr>
-            <w:hyperlink w:history="1" r:id="rIdrua7tuaki-jvapdotn9fz">
+            <w:hyperlink w:history="1" r:id="rId1vvbcp-773wf_oocj8k0d">
               <w:r>
                 <w:rPr>
                   <w:rFonts w:ascii="Arial" w:cs="Arial" w:eastAsia="Arial" w:hAnsi="Arial"/>
@@ -25925,7 +25925,7 @@
               <w:spacing w:after="10" w:before="0"/>
               <w:ind w:left="120"/>
             </w:pPr>
-            <w:hyperlink w:history="1" r:id="rId5ly-xndnz617mlgg1ydbb">
+            <w:hyperlink w:history="1" r:id="rId4eon2cuknfsero5nvmgqy">
               <w:r>
                 <w:rPr>
                   <w:rFonts w:ascii="Arial" w:cs="Arial" w:eastAsia="Arial" w:hAnsi="Arial"/>
@@ -25970,7 +25970,7 @@
             <w:pPr>
               <w:spacing w:after="20" w:before="0"/>
             </w:pPr>
-            <w:hyperlink w:history="1" r:id="rIdqd87vzaqoy_uf8f8-mj-q">
+            <w:hyperlink w:history="1" r:id="rIdfoo6rt156pir4dgppzpvf">
               <w:r>
                 <w:rPr>
                   <w:rFonts w:ascii="Arial" w:cs="Arial" w:eastAsia="Arial" w:hAnsi="Arial"/>
@@ -26003,7 +26003,7 @@
               <w:spacing w:after="10" w:before="0"/>
               <w:ind w:left="120"/>
             </w:pPr>
-            <w:hyperlink w:history="1" r:id="rIdbf4bmqiqrcrafhexji2vk">
+            <w:hyperlink w:history="1" r:id="rIdzexraybelznrwoqcboyho">
               <w:r>
                 <w:rPr>
                   <w:rFonts w:ascii="Arial" w:cs="Arial" w:eastAsia="Arial" w:hAnsi="Arial"/>
@@ -26515,7 +26515,7 @@
         </w:rPr>
         <w:t xml:space="preserve">© 2026 SeaVuria and ARES. Aligned with KICD objectives. Developed by SeaVuria; technical implementation by ARES (with AI assistance from Claude). Licensed under </w:t>
       </w:r>
-      <w:hyperlink w:history="1" r:id="rIdisquheo1pgy36pcxpaou8">
+      <w:hyperlink w:history="1" r:id="rIdlq8ejrkbog9tst3gi-s6g">
         <w:r>
           <w:rPr>
             <w:rFonts w:ascii="Arial" w:cs="Arial" w:eastAsia="Arial" w:hAnsi="Arial"/>
@@ -26536,7 +26536,7 @@
         </w:rPr>
         <w:t xml:space="preserve"> (</w:t>
       </w:r>
-      <w:hyperlink w:history="1" r:id="rIdiuiwsc_twqe0wf9o4c31g">
+      <w:hyperlink w:history="1" r:id="rId4r14phshwgtlz6ckeue7h">
         <w:r>
           <w:rPr>
             <w:rFonts w:ascii="Arial" w:cs="Arial" w:eastAsia="Arial" w:hAnsi="Arial"/>

--- a/data/outputs/v2/Core_Mathematics/SS2.5_Area_of_Polygons/Core_Mathematics_Area_of_Polygons_CBE_LessonSequence.docx
+++ b/data/outputs/v2/Core_Mathematics/SS2.5_Area_of_Polygons/Core_Mathematics_Area_of_Polygons_CBE_LessonSequence.docx
@@ -2344,7 +2344,7 @@
         </w:rPr>
         <w:t xml:space="preserve">© 2026 SeaVuria and ARES. This work is licensed under a </w:t>
       </w:r>
-      <w:hyperlink w:history="1" r:id="rId6jbhq-i3bfab4zh4t_gyv">
+      <w:hyperlink w:history="1" r:id="rId60kff0dvgcdj0tc5g53ki">
         <w:r>
           <w:rPr>
             <w:rFonts w:ascii="Arial" w:cs="Arial" w:eastAsia="Arial" w:hAnsi="Arial"/>
@@ -2364,7 +2364,7 @@
         </w:rPr>
         <w:t xml:space="preserve"> (</w:t>
       </w:r>
-      <w:hyperlink w:history="1" r:id="rIddekpx-tpnbbhh6kemrdsq">
+      <w:hyperlink w:history="1" r:id="rId7wadtwphl6h97cq1g_fda">
         <w:r>
           <w:rPr>
             <w:rFonts w:ascii="Arial" w:cs="Arial" w:eastAsia="Arial" w:hAnsi="Arial"/>
@@ -2384,7 +2384,7 @@
         </w:rPr>
         <w:t xml:space="preserve">). To view a copy of this license, visit </w:t>
       </w:r>
-      <w:hyperlink w:history="1" r:id="rId9-6rfqmtfpd7lds8vk2pr">
+      <w:hyperlink w:history="1" r:id="rId--q3vvbtn4xx6nhcmyyjd">
         <w:r>
           <w:rPr>
             <w:rFonts w:ascii="Arial" w:cs="Arial" w:eastAsia="Arial" w:hAnsi="Arial"/>
@@ -3396,7 +3396,7 @@
             <w:pPr>
               <w:spacing w:after="20" w:before="0"/>
             </w:pPr>
-            <w:hyperlink w:history="1" r:id="rIdpszvbyh3apufl_y9m6wkl">
+            <w:hyperlink w:history="1" r:id="rIdinuozuttrqkivcdo8rwux">
               <w:r>
                 <w:rPr>
                   <w:rFonts w:ascii="Arial" w:cs="Arial" w:eastAsia="Arial" w:hAnsi="Arial"/>
@@ -3429,7 +3429,7 @@
               <w:spacing w:after="10" w:before="0"/>
               <w:ind w:left="120"/>
             </w:pPr>
-            <w:hyperlink w:history="1" r:id="rIdkldcxdlcqz2kd2pam1qme">
+            <w:hyperlink w:history="1" r:id="rId35wpfrxee-stj4y1-4ras">
               <w:r>
                 <w:rPr>
                   <w:rFonts w:ascii="Arial" w:cs="Arial" w:eastAsia="Arial" w:hAnsi="Arial"/>
@@ -3474,7 +3474,7 @@
             <w:pPr>
               <w:spacing w:after="20" w:before="0"/>
             </w:pPr>
-            <w:hyperlink w:history="1" r:id="rIdqoeyiegk7oqh9tpcyjeqo">
+            <w:hyperlink w:history="1" r:id="rIdcc42rlrskkknc2npviuy3">
               <w:r>
                 <w:rPr>
                   <w:rFonts w:ascii="Arial" w:cs="Arial" w:eastAsia="Arial" w:hAnsi="Arial"/>
@@ -3507,7 +3507,7 @@
               <w:spacing w:after="10" w:before="0"/>
               <w:ind w:left="120"/>
             </w:pPr>
-            <w:hyperlink w:history="1" r:id="rIdibysxgcfpk13q0eo_zwr0">
+            <w:hyperlink w:history="1" r:id="rIdpqibfzewuny7yxzawey7i">
               <w:r>
                 <w:rPr>
                   <w:rFonts w:ascii="Arial" w:cs="Arial" w:eastAsia="Arial" w:hAnsi="Arial"/>
@@ -3702,7 +3702,7 @@
             <w:pPr>
               <w:spacing w:after="20" w:before="0"/>
             </w:pPr>
-            <w:hyperlink w:history="1" r:id="rIdlwf2xmriioas7dwxrh1rc">
+            <w:hyperlink w:history="1" r:id="rIdjarv6dtavbo0b8my2klgr">
               <w:r>
                 <w:rPr>
                   <w:rFonts w:ascii="Arial" w:cs="Arial" w:eastAsia="Arial" w:hAnsi="Arial"/>
@@ -3735,7 +3735,7 @@
               <w:spacing w:after="10" w:before="0"/>
               <w:ind w:left="120"/>
             </w:pPr>
-            <w:hyperlink w:history="1" r:id="rIdafsmnfzpwslqenkaymhpa">
+            <w:hyperlink w:history="1" r:id="rIdtm4784l0ovwsa7b79ksii">
               <w:r>
                 <w:rPr>
                   <w:rFonts w:ascii="Arial" w:cs="Arial" w:eastAsia="Arial" w:hAnsi="Arial"/>
@@ -3780,7 +3780,7 @@
             <w:pPr>
               <w:spacing w:after="20" w:before="0"/>
             </w:pPr>
-            <w:hyperlink w:history="1" r:id="rIdfers69dybg8_vexuhwozk">
+            <w:hyperlink w:history="1" r:id="rIdtibi-ztdejjowmmudgcww">
               <w:r>
                 <w:rPr>
                   <w:rFonts w:ascii="Arial" w:cs="Arial" w:eastAsia="Arial" w:hAnsi="Arial"/>
@@ -3813,7 +3813,7 @@
               <w:spacing w:after="10" w:before="0"/>
               <w:ind w:left="120"/>
             </w:pPr>
-            <w:hyperlink w:history="1" r:id="rIde5dzq7wagc1j2xsbt_dtl">
+            <w:hyperlink w:history="1" r:id="rIdeyjta1ogrfer4pybxfiln">
               <w:r>
                 <w:rPr>
                   <w:rFonts w:ascii="Arial" w:cs="Arial" w:eastAsia="Arial" w:hAnsi="Arial"/>
@@ -4008,7 +4008,7 @@
             <w:pPr>
               <w:spacing w:after="20" w:before="0"/>
             </w:pPr>
-            <w:hyperlink w:history="1" r:id="rIdrgxjpls4n99txpj-jrowb">
+            <w:hyperlink w:history="1" r:id="rIdime-ofs5tgoadelekvkn1">
               <w:r>
                 <w:rPr>
                   <w:rFonts w:ascii="Arial" w:cs="Arial" w:eastAsia="Arial" w:hAnsi="Arial"/>
@@ -4041,7 +4041,7 @@
               <w:spacing w:after="10" w:before="0"/>
               <w:ind w:left="120"/>
             </w:pPr>
-            <w:hyperlink w:history="1" r:id="rIdtfsranj8p6dfghf17zeyq">
+            <w:hyperlink w:history="1" r:id="rId_nzezs633hlslvwf_-fa2">
               <w:r>
                 <w:rPr>
                   <w:rFonts w:ascii="Arial" w:cs="Arial" w:eastAsia="Arial" w:hAnsi="Arial"/>
@@ -4086,7 +4086,7 @@
             <w:pPr>
               <w:spacing w:after="20" w:before="0"/>
             </w:pPr>
-            <w:hyperlink w:history="1" r:id="rIdislrhzinzgqbx-x8hc5w6">
+            <w:hyperlink w:history="1" r:id="rIdg3593hxf01rzf3b3fqwch">
               <w:r>
                 <w:rPr>
                   <w:rFonts w:ascii="Arial" w:cs="Arial" w:eastAsia="Arial" w:hAnsi="Arial"/>
@@ -4119,7 +4119,7 @@
               <w:spacing w:after="10" w:before="0"/>
               <w:ind w:left="120"/>
             </w:pPr>
-            <w:hyperlink w:history="1" r:id="rIdztvxx8gfttoizd3r5gnmf">
+            <w:hyperlink w:history="1" r:id="rIdjfkgrtvvqeqo_imflxtpt">
               <w:r>
                 <w:rPr>
                   <w:rFonts w:ascii="Arial" w:cs="Arial" w:eastAsia="Arial" w:hAnsi="Arial"/>
@@ -4314,7 +4314,7 @@
             <w:pPr>
               <w:spacing w:after="20" w:before="0"/>
             </w:pPr>
-            <w:hyperlink w:history="1" r:id="rIdzjqk1sm_yq_d3jklbxtrm">
+            <w:hyperlink w:history="1" r:id="rIdo0_dh6xdxqnuj8xbnmini">
               <w:r>
                 <w:rPr>
                   <w:rFonts w:ascii="Arial" w:cs="Arial" w:eastAsia="Arial" w:hAnsi="Arial"/>
@@ -4347,7 +4347,7 @@
               <w:spacing w:after="10" w:before="0"/>
               <w:ind w:left="120"/>
             </w:pPr>
-            <w:hyperlink w:history="1" r:id="rIdklu97talg6h5snag3xdgj">
+            <w:hyperlink w:history="1" r:id="rIdqksjinrfztqbab-juwfcu">
               <w:r>
                 <w:rPr>
                   <w:rFonts w:ascii="Arial" w:cs="Arial" w:eastAsia="Arial" w:hAnsi="Arial"/>
@@ -4392,7 +4392,7 @@
             <w:pPr>
               <w:spacing w:after="20" w:before="0"/>
             </w:pPr>
-            <w:hyperlink w:history="1" r:id="rIdhevv-xp5qdgloziaztvjx">
+            <w:hyperlink w:history="1" r:id="rIdxtprqtjgns1mzua-ma0os">
               <w:r>
                 <w:rPr>
                   <w:rFonts w:ascii="Arial" w:cs="Arial" w:eastAsia="Arial" w:hAnsi="Arial"/>
@@ -4425,7 +4425,7 @@
               <w:spacing w:after="10" w:before="0"/>
               <w:ind w:left="120"/>
             </w:pPr>
-            <w:hyperlink w:history="1" r:id="rIduaf0aopnxs5rehaf7yxc_">
+            <w:hyperlink w:history="1" r:id="rIdlaukdgrm7oddm5ccgj0yk">
               <w:r>
                 <w:rPr>
                   <w:rFonts w:ascii="Arial" w:cs="Arial" w:eastAsia="Arial" w:hAnsi="Arial"/>
@@ -4620,7 +4620,7 @@
             <w:pPr>
               <w:spacing w:after="20" w:before="0"/>
             </w:pPr>
-            <w:hyperlink w:history="1" r:id="rIdnh4ncjxbjzq-3ilmat_le">
+            <w:hyperlink w:history="1" r:id="rId0pibjhs4tyqmtopyvpzme">
               <w:r>
                 <w:rPr>
                   <w:rFonts w:ascii="Arial" w:cs="Arial" w:eastAsia="Arial" w:hAnsi="Arial"/>
@@ -4669,7 +4669,7 @@
               <w:spacing w:after="10" w:before="0"/>
               <w:ind w:left="120"/>
             </w:pPr>
-            <w:hyperlink w:history="1" r:id="rIdt5r6kx1wqxr2tboak353w">
+            <w:hyperlink w:history="1" r:id="rId68r97_qu6cep_ivsywl-3">
               <w:r>
                 <w:rPr>
                   <w:rFonts w:ascii="Arial" w:cs="Arial" w:eastAsia="Arial" w:hAnsi="Arial"/>
@@ -4714,7 +4714,7 @@
             <w:pPr>
               <w:spacing w:after="20" w:before="0"/>
             </w:pPr>
-            <w:hyperlink w:history="1" r:id="rIduaw0alqobo84uucq6rp-f">
+            <w:hyperlink w:history="1" r:id="rId7sfwpen-h8hpruq3r0soy">
               <w:r>
                 <w:rPr>
                   <w:rFonts w:ascii="Arial" w:cs="Arial" w:eastAsia="Arial" w:hAnsi="Arial"/>
@@ -4763,7 +4763,7 @@
               <w:spacing w:after="10" w:before="0"/>
               <w:ind w:left="120"/>
             </w:pPr>
-            <w:hyperlink w:history="1" r:id="rIdzru1hg914l0vz7bvqn0y7">
+            <w:hyperlink w:history="1" r:id="rId1whevyhldp0frostz02el">
               <w:r>
                 <w:rPr>
                   <w:rFonts w:ascii="Arial" w:cs="Arial" w:eastAsia="Arial" w:hAnsi="Arial"/>
@@ -5275,7 +5275,7 @@
         </w:rPr>
         <w:t xml:space="preserve">© 2026 SeaVuria and ARES. Aligned with KICD objectives. Developed by SeaVuria; technical implementation by ARES (with AI assistance from Claude). Licensed under </w:t>
       </w:r>
-      <w:hyperlink w:history="1" r:id="rIdbge6ahtlmantvp2_dwyx4">
+      <w:hyperlink w:history="1" r:id="rIdn2b5w3hgy5vauf48tmvel">
         <w:r>
           <w:rPr>
             <w:rFonts w:ascii="Arial" w:cs="Arial" w:eastAsia="Arial" w:hAnsi="Arial"/>
@@ -5296,7 +5296,7 @@
         </w:rPr>
         <w:t xml:space="preserve"> (</w:t>
       </w:r>
-      <w:hyperlink w:history="1" r:id="rIdhm7qnt8lkqlj58pdukrul">
+      <w:hyperlink w:history="1" r:id="rIdxezt98jeur9dxidt_ja0o">
         <w:r>
           <w:rPr>
             <w:rFonts w:ascii="Arial" w:cs="Arial" w:eastAsia="Arial" w:hAnsi="Arial"/>
@@ -6309,7 +6309,7 @@
             <w:pPr>
               <w:spacing w:after="20" w:before="0"/>
             </w:pPr>
-            <w:hyperlink w:history="1" r:id="rIdtqiett-ibslqfdem-apzn">
+            <w:hyperlink w:history="1" r:id="rIdpyivlxpziepjt8d8ztlw0">
               <w:r>
                 <w:rPr>
                   <w:rFonts w:ascii="Arial" w:cs="Arial" w:eastAsia="Arial" w:hAnsi="Arial"/>
@@ -6342,7 +6342,7 @@
               <w:spacing w:after="10" w:before="0"/>
               <w:ind w:left="120"/>
             </w:pPr>
-            <w:hyperlink w:history="1" r:id="rIdmpyc3houg5qc-ydqu29ct">
+            <w:hyperlink w:history="1" r:id="rIdgd0vykfvlujzru9qyaq3b">
               <w:r>
                 <w:rPr>
                   <w:rFonts w:ascii="Arial" w:cs="Arial" w:eastAsia="Arial" w:hAnsi="Arial"/>
@@ -6387,7 +6387,7 @@
             <w:pPr>
               <w:spacing w:after="20" w:before="0"/>
             </w:pPr>
-            <w:hyperlink w:history="1" r:id="rIdbz3hj_wcew_4z564n2kai">
+            <w:hyperlink w:history="1" r:id="rIdz7oljn3dupykbmgxwfppl">
               <w:r>
                 <w:rPr>
                   <w:rFonts w:ascii="Arial" w:cs="Arial" w:eastAsia="Arial" w:hAnsi="Arial"/>
@@ -6420,7 +6420,7 @@
               <w:spacing w:after="10" w:before="0"/>
               <w:ind w:left="120"/>
             </w:pPr>
-            <w:hyperlink w:history="1" r:id="rIdjtlsiuh_wn7cg_wwshn3r">
+            <w:hyperlink w:history="1" r:id="rIdfg_u03zhze9f8jxsu14xe">
               <w:r>
                 <w:rPr>
                   <w:rFonts w:ascii="Arial" w:cs="Arial" w:eastAsia="Arial" w:hAnsi="Arial"/>
@@ -6691,7 +6691,7 @@
             <w:pPr>
               <w:spacing w:after="20" w:before="0"/>
             </w:pPr>
-            <w:hyperlink w:history="1" r:id="rIdzfm_mnm8yhylxnbvdfn68">
+            <w:hyperlink w:history="1" r:id="rIdk4ea_3vj7cib7vj618tgi">
               <w:r>
                 <w:rPr>
                   <w:rFonts w:ascii="Arial" w:cs="Arial" w:eastAsia="Arial" w:hAnsi="Arial"/>
@@ -6724,7 +6724,7 @@
               <w:spacing w:after="10" w:before="0"/>
               <w:ind w:left="120"/>
             </w:pPr>
-            <w:hyperlink w:history="1" r:id="rId_mz3ylifgvdsmj-qlmrdx">
+            <w:hyperlink w:history="1" r:id="rIdayvcfkv88b3mswurm_qo0">
               <w:r>
                 <w:rPr>
                   <w:rFonts w:ascii="Arial" w:cs="Arial" w:eastAsia="Arial" w:hAnsi="Arial"/>
@@ -6769,7 +6769,7 @@
             <w:pPr>
               <w:spacing w:after="20" w:before="0"/>
             </w:pPr>
-            <w:hyperlink w:history="1" r:id="rIdc4woo3vm-j_ut_0sklj0j">
+            <w:hyperlink w:history="1" r:id="rIdeuloj4mnduixoylper6jr">
               <w:r>
                 <w:rPr>
                   <w:rFonts w:ascii="Arial" w:cs="Arial" w:eastAsia="Arial" w:hAnsi="Arial"/>
@@ -6802,7 +6802,7 @@
               <w:spacing w:after="10" w:before="0"/>
               <w:ind w:left="120"/>
             </w:pPr>
-            <w:hyperlink w:history="1" r:id="rIdsxhqyeapabmsig3bxfrzw">
+            <w:hyperlink w:history="1" r:id="rIdbwazcc0wqvj2rwvx6kdpo">
               <w:r>
                 <w:rPr>
                   <w:rFonts w:ascii="Arial" w:cs="Arial" w:eastAsia="Arial" w:hAnsi="Arial"/>
@@ -7073,7 +7073,7 @@
             <w:pPr>
               <w:spacing w:after="20" w:before="0"/>
             </w:pPr>
-            <w:hyperlink w:history="1" r:id="rIdsl6yab17sg7wz5afzjuqi">
+            <w:hyperlink w:history="1" r:id="rIdgnzasl0beq-ntyrsdr6dp">
               <w:r>
                 <w:rPr>
                   <w:rFonts w:ascii="Arial" w:cs="Arial" w:eastAsia="Arial" w:hAnsi="Arial"/>
@@ -7106,7 +7106,7 @@
               <w:spacing w:after="10" w:before="0"/>
               <w:ind w:left="120"/>
             </w:pPr>
-            <w:hyperlink w:history="1" r:id="rIdyf8zyr4nsedfne31jaboy">
+            <w:hyperlink w:history="1" r:id="rIdaeakkpsewka5ebfyra4tl">
               <w:r>
                 <w:rPr>
                   <w:rFonts w:ascii="Arial" w:cs="Arial" w:eastAsia="Arial" w:hAnsi="Arial"/>
@@ -7151,7 +7151,7 @@
             <w:pPr>
               <w:spacing w:after="20" w:before="0"/>
             </w:pPr>
-            <w:hyperlink w:history="1" r:id="rId-4n6rdgthczoievkfmtzg">
+            <w:hyperlink w:history="1" r:id="rIdngc11ecatshhkim5w59ao">
               <w:r>
                 <w:rPr>
                   <w:rFonts w:ascii="Arial" w:cs="Arial" w:eastAsia="Arial" w:hAnsi="Arial"/>
@@ -7200,7 +7200,7 @@
               <w:spacing w:after="10" w:before="0"/>
               <w:ind w:left="120"/>
             </w:pPr>
-            <w:hyperlink w:history="1" r:id="rIdpprwsk-mfibg3djgu1uyg">
+            <w:hyperlink w:history="1" r:id="rIdresaj8xubqamxq2wis01w">
               <w:r>
                 <w:rPr>
                   <w:rFonts w:ascii="Arial" w:cs="Arial" w:eastAsia="Arial" w:hAnsi="Arial"/>
@@ -7490,7 +7490,7 @@
             <w:pPr>
               <w:spacing w:after="20" w:before="0"/>
             </w:pPr>
-            <w:hyperlink w:history="1" r:id="rIdqxl7bswwh8zgiywdqhjdk">
+            <w:hyperlink w:history="1" r:id="rId6fqa5no1ydewmondcnhw5">
               <w:r>
                 <w:rPr>
                   <w:rFonts w:ascii="Arial" w:cs="Arial" w:eastAsia="Arial" w:hAnsi="Arial"/>
@@ -7523,7 +7523,7 @@
               <w:spacing w:after="10" w:before="0"/>
               <w:ind w:left="120"/>
             </w:pPr>
-            <w:hyperlink w:history="1" r:id="rIdfisgu8jq7qhqa4l9e1duw">
+            <w:hyperlink w:history="1" r:id="rIdsz2trsxuvvnj8w9q3ak7h">
               <w:r>
                 <w:rPr>
                   <w:rFonts w:ascii="Arial" w:cs="Arial" w:eastAsia="Arial" w:hAnsi="Arial"/>
@@ -7568,7 +7568,7 @@
             <w:pPr>
               <w:spacing w:after="20" w:before="0"/>
             </w:pPr>
-            <w:hyperlink w:history="1" r:id="rId-brmlefnwexoqcdnrws64">
+            <w:hyperlink w:history="1" r:id="rIdphw_cmklag9djsj4svore">
               <w:r>
                 <w:rPr>
                   <w:rFonts w:ascii="Arial" w:cs="Arial" w:eastAsia="Arial" w:hAnsi="Arial"/>
@@ -7617,7 +7617,7 @@
               <w:spacing w:after="10" w:before="0"/>
               <w:ind w:left="120"/>
             </w:pPr>
-            <w:hyperlink w:history="1" r:id="rIdv9li9ta4vgx2kyhxzzfiq">
+            <w:hyperlink w:history="1" r:id="rIdahdpklejyyactiywucmin">
               <w:r>
                 <w:rPr>
                   <w:rFonts w:ascii="Arial" w:cs="Arial" w:eastAsia="Arial" w:hAnsi="Arial"/>
@@ -7869,7 +7869,7 @@
             <w:pPr>
               <w:spacing w:after="20" w:before="0"/>
             </w:pPr>
-            <w:hyperlink w:history="1" r:id="rId6ixahlgjmbk0kyzhzgx5h">
+            <w:hyperlink w:history="1" r:id="rIdmojicdzio-yetujnwqsqj">
               <w:r>
                 <w:rPr>
                   <w:rFonts w:ascii="Arial" w:cs="Arial" w:eastAsia="Arial" w:hAnsi="Arial"/>
@@ -7902,7 +7902,7 @@
               <w:spacing w:after="10" w:before="0"/>
               <w:ind w:left="120"/>
             </w:pPr>
-            <w:hyperlink w:history="1" r:id="rIdo_fv6kwl4w9-qvbgaikzp">
+            <w:hyperlink w:history="1" r:id="rIdxeuxk3xxivvoc_u4k3gbw">
               <w:r>
                 <w:rPr>
                   <w:rFonts w:ascii="Arial" w:cs="Arial" w:eastAsia="Arial" w:hAnsi="Arial"/>
@@ -7947,7 +7947,7 @@
             <w:pPr>
               <w:spacing w:after="20" w:before="0"/>
             </w:pPr>
-            <w:hyperlink w:history="1" r:id="rIdwicxy4kmuxqf0d-sz5ozs">
+            <w:hyperlink w:history="1" r:id="rIdymosk2oxx7jrpsudjej07">
               <w:r>
                 <w:rPr>
                   <w:rFonts w:ascii="Arial" w:cs="Arial" w:eastAsia="Arial" w:hAnsi="Arial"/>
@@ -7996,7 +7996,7 @@
               <w:spacing w:after="10" w:before="0"/>
               <w:ind w:left="120"/>
             </w:pPr>
-            <w:hyperlink w:history="1" r:id="rId8hsu7ezmuiksw-u9sm3tk">
+            <w:hyperlink w:history="1" r:id="rIdf2alyg2fhlvqx-3dp0lus">
               <w:r>
                 <w:rPr>
                   <w:rFonts w:ascii="Arial" w:cs="Arial" w:eastAsia="Arial" w:hAnsi="Arial"/>
@@ -8603,7 +8603,7 @@
         </w:rPr>
         <w:t xml:space="preserve">© 2026 SeaVuria and ARES. Aligned with KICD objectives. Developed by SeaVuria; technical implementation by ARES (with AI assistance from Claude). Licensed under </w:t>
       </w:r>
-      <w:hyperlink w:history="1" r:id="rIdaim_kaiqlvq6ldpyvofzd">
+      <w:hyperlink w:history="1" r:id="rIdhtggoojwqkr08bq8tlyhd">
         <w:r>
           <w:rPr>
             <w:rFonts w:ascii="Arial" w:cs="Arial" w:eastAsia="Arial" w:hAnsi="Arial"/>
@@ -8624,7 +8624,7 @@
         </w:rPr>
         <w:t xml:space="preserve"> (</w:t>
       </w:r>
-      <w:hyperlink w:history="1" r:id="rIdtzjfx6zadtmqqm_udingz">
+      <w:hyperlink w:history="1" r:id="rIdlvqgzrsv6o56q_podmaef">
         <w:r>
           <w:rPr>
             <w:rFonts w:ascii="Arial" w:cs="Arial" w:eastAsia="Arial" w:hAnsi="Arial"/>
@@ -9836,7 +9836,7 @@
             <w:pPr>
               <w:spacing w:after="20" w:before="0"/>
             </w:pPr>
-            <w:hyperlink w:history="1" r:id="rIdrllqodbw3r-unumk6fs3a">
+            <w:hyperlink w:history="1" r:id="rIdd7w5pal6tibavthbj9j1y">
               <w:r>
                 <w:rPr>
                   <w:rFonts w:ascii="Arial" w:cs="Arial" w:eastAsia="Arial" w:hAnsi="Arial"/>
@@ -9885,7 +9885,7 @@
               <w:spacing w:after="10" w:before="0"/>
               <w:ind w:left="120"/>
             </w:pPr>
-            <w:hyperlink w:history="1" r:id="rId6bswbuifmjt2dvbrjdxih">
+            <w:hyperlink w:history="1" r:id="rIdyr9jxsib5vfkbnoyoofps">
               <w:r>
                 <w:rPr>
                   <w:rFonts w:ascii="Arial" w:cs="Arial" w:eastAsia="Arial" w:hAnsi="Arial"/>
@@ -9930,7 +9930,7 @@
             <w:pPr>
               <w:spacing w:after="20" w:before="0"/>
             </w:pPr>
-            <w:hyperlink w:history="1" r:id="rIdgpud-xcp26lp7ru9jcwn9">
+            <w:hyperlink w:history="1" r:id="rIdirwa99elatktrsoznjxxy">
               <w:r>
                 <w:rPr>
                   <w:rFonts w:ascii="Arial" w:cs="Arial" w:eastAsia="Arial" w:hAnsi="Arial"/>
@@ -9963,7 +9963,7 @@
               <w:spacing w:after="10" w:before="0"/>
               <w:ind w:left="120"/>
             </w:pPr>
-            <w:hyperlink w:history="1" r:id="rIdfwcbe7fof8cgpig-qlp06">
+            <w:hyperlink w:history="1" r:id="rIdw5tyh24flocaaj4iepp7s">
               <w:r>
                 <w:rPr>
                   <w:rFonts w:ascii="Arial" w:cs="Arial" w:eastAsia="Arial" w:hAnsi="Arial"/>
@@ -10158,7 +10158,7 @@
             <w:pPr>
               <w:spacing w:after="20" w:before="0"/>
             </w:pPr>
-            <w:hyperlink w:history="1" r:id="rIdxus2ft1b4llz64xgnxfuo">
+            <w:hyperlink w:history="1" r:id="rIdkamaomuyczwbmoo0nkd1q">
               <w:r>
                 <w:rPr>
                   <w:rFonts w:ascii="Arial" w:cs="Arial" w:eastAsia="Arial" w:hAnsi="Arial"/>
@@ -10207,7 +10207,7 @@
               <w:spacing w:after="10" w:before="0"/>
               <w:ind w:left="120"/>
             </w:pPr>
-            <w:hyperlink w:history="1" r:id="rIddbofk87drod4cnvsir2c7">
+            <w:hyperlink w:history="1" r:id="rIdfi7fqfytphqfbeacwvlvh">
               <w:r>
                 <w:rPr>
                   <w:rFonts w:ascii="Arial" w:cs="Arial" w:eastAsia="Arial" w:hAnsi="Arial"/>
@@ -10252,7 +10252,7 @@
             <w:pPr>
               <w:spacing w:after="20" w:before="0"/>
             </w:pPr>
-            <w:hyperlink w:history="1" r:id="rId03tbvbsqyfaxz6yedz-b3">
+            <w:hyperlink w:history="1" r:id="rIdour1mwop1hs0koiemunmj">
               <w:r>
                 <w:rPr>
                   <w:rFonts w:ascii="Arial" w:cs="Arial" w:eastAsia="Arial" w:hAnsi="Arial"/>
@@ -10285,7 +10285,7 @@
               <w:spacing w:after="10" w:before="0"/>
               <w:ind w:left="120"/>
             </w:pPr>
-            <w:hyperlink w:history="1" r:id="rId-jhofsdfnobfv6y9114xh">
+            <w:hyperlink w:history="1" r:id="rIddyhuj257vviiu5whhpssl">
               <w:r>
                 <w:rPr>
                   <w:rFonts w:ascii="Arial" w:cs="Arial" w:eastAsia="Arial" w:hAnsi="Arial"/>
@@ -10480,7 +10480,7 @@
             <w:pPr>
               <w:spacing w:after="20" w:before="0"/>
             </w:pPr>
-            <w:hyperlink w:history="1" r:id="rIdifas1xjcsdwpfpjirvabg">
+            <w:hyperlink w:history="1" r:id="rIdeqdvif8aoucoikvgavny8">
               <w:r>
                 <w:rPr>
                   <w:rFonts w:ascii="Arial" w:cs="Arial" w:eastAsia="Arial" w:hAnsi="Arial"/>
@@ -10529,7 +10529,7 @@
               <w:spacing w:after="10" w:before="0"/>
               <w:ind w:left="120"/>
             </w:pPr>
-            <w:hyperlink w:history="1" r:id="rIdu5qiqwjkx_warydy_v_o0">
+            <w:hyperlink w:history="1" r:id="rId2mg18t68dvo69mvdya4ix">
               <w:r>
                 <w:rPr>
                   <w:rFonts w:ascii="Arial" w:cs="Arial" w:eastAsia="Arial" w:hAnsi="Arial"/>
@@ -10574,7 +10574,7 @@
             <w:pPr>
               <w:spacing w:after="20" w:before="0"/>
             </w:pPr>
-            <w:hyperlink w:history="1" r:id="rIdpfkwz2nzcxiigf2n5al-r">
+            <w:hyperlink w:history="1" r:id="rId9efpdqjozupcb3rsp4m3t">
               <w:r>
                 <w:rPr>
                   <w:rFonts w:ascii="Arial" w:cs="Arial" w:eastAsia="Arial" w:hAnsi="Arial"/>
@@ -10607,7 +10607,7 @@
               <w:spacing w:after="10" w:before="0"/>
               <w:ind w:left="120"/>
             </w:pPr>
-            <w:hyperlink w:history="1" r:id="rId0cdo2tat6f5oyjwnaorhi">
+            <w:hyperlink w:history="1" r:id="rIdzuzngi8ffovc63e1acxvi">
               <w:r>
                 <w:rPr>
                   <w:rFonts w:ascii="Arial" w:cs="Arial" w:eastAsia="Arial" w:hAnsi="Arial"/>
@@ -10802,7 +10802,7 @@
             <w:pPr>
               <w:spacing w:after="20" w:before="0"/>
             </w:pPr>
-            <w:hyperlink w:history="1" r:id="rIdipf5fjigfmo9ivry0j8z7">
+            <w:hyperlink w:history="1" r:id="rId3il1ad2a8smlwyit-lww_">
               <w:r>
                 <w:rPr>
                   <w:rFonts w:ascii="Arial" w:cs="Arial" w:eastAsia="Arial" w:hAnsi="Arial"/>
@@ -10851,7 +10851,7 @@
               <w:spacing w:after="10" w:before="0"/>
               <w:ind w:left="120"/>
             </w:pPr>
-            <w:hyperlink w:history="1" r:id="rIdtmlv6-ychoouvitnkire4">
+            <w:hyperlink w:history="1" r:id="rIdxu3gw7f7psvobcyc9mu9b">
               <w:r>
                 <w:rPr>
                   <w:rFonts w:ascii="Arial" w:cs="Arial" w:eastAsia="Arial" w:hAnsi="Arial"/>
@@ -10896,7 +10896,7 @@
             <w:pPr>
               <w:spacing w:after="20" w:before="0"/>
             </w:pPr>
-            <w:hyperlink w:history="1" r:id="rIdq12dezv_wp_vpxyhd32uy">
+            <w:hyperlink w:history="1" r:id="rIdiphxzb0hswoeptyifsmye">
               <w:r>
                 <w:rPr>
                   <w:rFonts w:ascii="Arial" w:cs="Arial" w:eastAsia="Arial" w:hAnsi="Arial"/>
@@ -10929,7 +10929,7 @@
               <w:spacing w:after="10" w:before="0"/>
               <w:ind w:left="120"/>
             </w:pPr>
-            <w:hyperlink w:history="1" r:id="rIdvihvjx_1k3dgrznazh233">
+            <w:hyperlink w:history="1" r:id="rIdz3-mmkz7m0gam2voqqc4o">
               <w:r>
                 <w:rPr>
                   <w:rFonts w:ascii="Arial" w:cs="Arial" w:eastAsia="Arial" w:hAnsi="Arial"/>
@@ -11124,7 +11124,7 @@
             <w:pPr>
               <w:spacing w:after="20" w:before="0"/>
             </w:pPr>
-            <w:hyperlink w:history="1" r:id="rId95dvkmitmjfamz2k4iule">
+            <w:hyperlink w:history="1" r:id="rId2fzs36dzhtfq1fvnzd8-m">
               <w:r>
                 <w:rPr>
                   <w:rFonts w:ascii="Arial" w:cs="Arial" w:eastAsia="Arial" w:hAnsi="Arial"/>
@@ -11173,7 +11173,7 @@
               <w:spacing w:after="10" w:before="0"/>
               <w:ind w:left="120"/>
             </w:pPr>
-            <w:hyperlink w:history="1" r:id="rIdfiluzdtbtbvrf7hn456uk">
+            <w:hyperlink w:history="1" r:id="rIds49vsfpsz6k1vyc7kodht">
               <w:r>
                 <w:rPr>
                   <w:rFonts w:ascii="Arial" w:cs="Arial" w:eastAsia="Arial" w:hAnsi="Arial"/>
@@ -11218,7 +11218,7 @@
             <w:pPr>
               <w:spacing w:after="20" w:before="0"/>
             </w:pPr>
-            <w:hyperlink w:history="1" r:id="rIdbshyevoabvscc2iyqynzm">
+            <w:hyperlink w:history="1" r:id="rIdj7jq_tjeel4pxa4nfzx0n">
               <w:r>
                 <w:rPr>
                   <w:rFonts w:ascii="Arial" w:cs="Arial" w:eastAsia="Arial" w:hAnsi="Arial"/>
@@ -11251,7 +11251,7 @@
               <w:spacing w:after="10" w:before="0"/>
               <w:ind w:left="120"/>
             </w:pPr>
-            <w:hyperlink w:history="1" r:id="rIdn4wwm7ileiyv8dczdgyrq">
+            <w:hyperlink w:history="1" r:id="rId_7nm-iciffuxedttem40g">
               <w:r>
                 <w:rPr>
                   <w:rFonts w:ascii="Arial" w:cs="Arial" w:eastAsia="Arial" w:hAnsi="Arial"/>
@@ -11839,7 +11839,7 @@
         </w:rPr>
         <w:t xml:space="preserve">© 2026 SeaVuria and ARES. Aligned with KICD objectives. Developed by SeaVuria; technical implementation by ARES (with AI assistance from Claude). Licensed under </w:t>
       </w:r>
-      <w:hyperlink w:history="1" r:id="rId2oetnljsakwtnhgzgrj1k">
+      <w:hyperlink w:history="1" r:id="rIdclj00kgn6mhxz37f7kqix">
         <w:r>
           <w:rPr>
             <w:rFonts w:ascii="Arial" w:cs="Arial" w:eastAsia="Arial" w:hAnsi="Arial"/>
@@ -11860,7 +11860,7 @@
         </w:rPr>
         <w:t xml:space="preserve"> (</w:t>
       </w:r>
-      <w:hyperlink w:history="1" r:id="rIdeadyuxcfzpynmsutjpboy">
+      <w:hyperlink w:history="1" r:id="rIdluxzp42q7xj-yt0xdlbug">
         <w:r>
           <w:rPr>
             <w:rFonts w:ascii="Arial" w:cs="Arial" w:eastAsia="Arial" w:hAnsi="Arial"/>
@@ -12873,7 +12873,7 @@
             <w:pPr>
               <w:spacing w:after="20" w:before="0"/>
             </w:pPr>
-            <w:hyperlink w:history="1" r:id="rIdfolx0engxmk3qcu8ui8ok">
+            <w:hyperlink w:history="1" r:id="rId_mea-joc_0l5hzsbz2ugy">
               <w:r>
                 <w:rPr>
                   <w:rFonts w:ascii="Arial" w:cs="Arial" w:eastAsia="Arial" w:hAnsi="Arial"/>
@@ -12906,7 +12906,7 @@
               <w:spacing w:after="10" w:before="0"/>
               <w:ind w:left="120"/>
             </w:pPr>
-            <w:hyperlink w:history="1" r:id="rIdvesshdkx0mexnebupcyga">
+            <w:hyperlink w:history="1" r:id="rIdeigsp8x6jjjxg6znhhjlv">
               <w:r>
                 <w:rPr>
                   <w:rFonts w:ascii="Arial" w:cs="Arial" w:eastAsia="Arial" w:hAnsi="Arial"/>
@@ -12951,7 +12951,7 @@
             <w:pPr>
               <w:spacing w:after="20" w:before="0"/>
             </w:pPr>
-            <w:hyperlink w:history="1" r:id="rId7dyi2ynlwaxrrbhbg6-gr">
+            <w:hyperlink w:history="1" r:id="rIdtjfknou_vkca7xad5ueut">
               <w:r>
                 <w:rPr>
                   <w:rFonts w:ascii="Arial" w:cs="Arial" w:eastAsia="Arial" w:hAnsi="Arial"/>
@@ -12984,7 +12984,7 @@
               <w:spacing w:after="10" w:before="0"/>
               <w:ind w:left="120"/>
             </w:pPr>
-            <w:hyperlink w:history="1" r:id="rIdgsq3hj42nkx4qh4pzzwv5">
+            <w:hyperlink w:history="1" r:id="rIdyt5tjyezjrfnpj7xesef6">
               <w:r>
                 <w:rPr>
                   <w:rFonts w:ascii="Arial" w:cs="Arial" w:eastAsia="Arial" w:hAnsi="Arial"/>
@@ -13179,7 +13179,7 @@
             <w:pPr>
               <w:spacing w:after="20" w:before="0"/>
             </w:pPr>
-            <w:hyperlink w:history="1" r:id="rIdasxwbdahjh9i0qmkgf4d3">
+            <w:hyperlink w:history="1" r:id="rIduir-y_k1n_gnj0penc1tm">
               <w:r>
                 <w:rPr>
                   <w:rFonts w:ascii="Arial" w:cs="Arial" w:eastAsia="Arial" w:hAnsi="Arial"/>
@@ -13212,7 +13212,7 @@
               <w:spacing w:after="10" w:before="0"/>
               <w:ind w:left="120"/>
             </w:pPr>
-            <w:hyperlink w:history="1" r:id="rIdr9fnq9jgqu8z4nzxjhkwr">
+            <w:hyperlink w:history="1" r:id="rIdc07_1o9pvnqgqbrufejge">
               <w:r>
                 <w:rPr>
                   <w:rFonts w:ascii="Arial" w:cs="Arial" w:eastAsia="Arial" w:hAnsi="Arial"/>
@@ -13257,7 +13257,7 @@
             <w:pPr>
               <w:spacing w:after="20" w:before="0"/>
             </w:pPr>
-            <w:hyperlink w:history="1" r:id="rIdu6dlz1iut9jxc6hti3b-8">
+            <w:hyperlink w:history="1" r:id="rIdnj0pfhzz3wytcf0wkhrpv">
               <w:r>
                 <w:rPr>
                   <w:rFonts w:ascii="Arial" w:cs="Arial" w:eastAsia="Arial" w:hAnsi="Arial"/>
@@ -13290,7 +13290,7 @@
               <w:spacing w:after="10" w:before="0"/>
               <w:ind w:left="120"/>
             </w:pPr>
-            <w:hyperlink w:history="1" r:id="rIdvzgio993nglzujjoicv5d">
+            <w:hyperlink w:history="1" r:id="rIdke0nnfzyek8vazubkvhc3">
               <w:r>
                 <w:rPr>
                   <w:rFonts w:ascii="Arial" w:cs="Arial" w:eastAsia="Arial" w:hAnsi="Arial"/>
@@ -13485,7 +13485,7 @@
             <w:pPr>
               <w:spacing w:after="20" w:before="0"/>
             </w:pPr>
-            <w:hyperlink w:history="1" r:id="rIdncj3xo0oxqhlzypujcup7">
+            <w:hyperlink w:history="1" r:id="rIdt-ytbfeq6xbuq4tjfhexn">
               <w:r>
                 <w:rPr>
                   <w:rFonts w:ascii="Arial" w:cs="Arial" w:eastAsia="Arial" w:hAnsi="Arial"/>
@@ -13518,7 +13518,7 @@
               <w:spacing w:after="10" w:before="0"/>
               <w:ind w:left="120"/>
             </w:pPr>
-            <w:hyperlink w:history="1" r:id="rIdvdommxjhr-mp5ber3wimx">
+            <w:hyperlink w:history="1" r:id="rId9kqvhbrbb9v7a6zdrk_ju">
               <w:r>
                 <w:rPr>
                   <w:rFonts w:ascii="Arial" w:cs="Arial" w:eastAsia="Arial" w:hAnsi="Arial"/>
@@ -13563,7 +13563,7 @@
             <w:pPr>
               <w:spacing w:after="20" w:before="0"/>
             </w:pPr>
-            <w:hyperlink w:history="1" r:id="rIdvtyzzjhfzkc4wsibt_hhj">
+            <w:hyperlink w:history="1" r:id="rIdkrzu-uuls67jmqk6kxzvh">
               <w:r>
                 <w:rPr>
                   <w:rFonts w:ascii="Arial" w:cs="Arial" w:eastAsia="Arial" w:hAnsi="Arial"/>
@@ -13596,7 +13596,7 @@
               <w:spacing w:after="10" w:before="0"/>
               <w:ind w:left="120"/>
             </w:pPr>
-            <w:hyperlink w:history="1" r:id="rIdi0x3ytqiw8u02ap4fnk1g">
+            <w:hyperlink w:history="1" r:id="rIdzxhamrltspwt3pgkjg1fk">
               <w:r>
                 <w:rPr>
                   <w:rFonts w:ascii="Arial" w:cs="Arial" w:eastAsia="Arial" w:hAnsi="Arial"/>
@@ -13791,7 +13791,7 @@
             <w:pPr>
               <w:spacing w:after="20" w:before="0"/>
             </w:pPr>
-            <w:hyperlink w:history="1" r:id="rIdaqqv7euk7fruopmhsztf0">
+            <w:hyperlink w:history="1" r:id="rIdqunqipfkrulypi-huyibl">
               <w:r>
                 <w:rPr>
                   <w:rFonts w:ascii="Arial" w:cs="Arial" w:eastAsia="Arial" w:hAnsi="Arial"/>
@@ -13824,7 +13824,7 @@
               <w:spacing w:after="10" w:before="0"/>
               <w:ind w:left="120"/>
             </w:pPr>
-            <w:hyperlink w:history="1" r:id="rIdhh66hpyrcrqepefl_fm7p">
+            <w:hyperlink w:history="1" r:id="rIdcyeqce4mq2vgarnxapu6s">
               <w:r>
                 <w:rPr>
                   <w:rFonts w:ascii="Arial" w:cs="Arial" w:eastAsia="Arial" w:hAnsi="Arial"/>
@@ -13869,7 +13869,7 @@
             <w:pPr>
               <w:spacing w:after="20" w:before="0"/>
             </w:pPr>
-            <w:hyperlink w:history="1" r:id="rIdgq2bfkmi2zd3gdt4zpqr4">
+            <w:hyperlink w:history="1" r:id="rIdrcfx7f7mzufyg6rz8grwg">
               <w:r>
                 <w:rPr>
                   <w:rFonts w:ascii="Arial" w:cs="Arial" w:eastAsia="Arial" w:hAnsi="Arial"/>
@@ -13902,7 +13902,7 @@
               <w:spacing w:after="10" w:before="0"/>
               <w:ind w:left="120"/>
             </w:pPr>
-            <w:hyperlink w:history="1" r:id="rIdvz3ye76s4crnuo81pquif">
+            <w:hyperlink w:history="1" r:id="rIdvusjtkytrxno2sbu4ytoq">
               <w:r>
                 <w:rPr>
                   <w:rFonts w:ascii="Arial" w:cs="Arial" w:eastAsia="Arial" w:hAnsi="Arial"/>
@@ -14097,7 +14097,7 @@
             <w:pPr>
               <w:spacing w:after="20" w:before="0"/>
             </w:pPr>
-            <w:hyperlink w:history="1" r:id="rId3bvybp_hzvfhus2s4ahss">
+            <w:hyperlink w:history="1" r:id="rIdq95in-wswhuy8rysebvzo">
               <w:r>
                 <w:rPr>
                   <w:rFonts w:ascii="Arial" w:cs="Arial" w:eastAsia="Arial" w:hAnsi="Arial"/>
@@ -14146,7 +14146,7 @@
               <w:spacing w:after="10" w:before="0"/>
               <w:ind w:left="120"/>
             </w:pPr>
-            <w:hyperlink w:history="1" r:id="rIdyvg9jcpvbeltpjkzmnwn5">
+            <w:hyperlink w:history="1" r:id="rIdypzjf-yryikltrxgshwzy">
               <w:r>
                 <w:rPr>
                   <w:rFonts w:ascii="Arial" w:cs="Arial" w:eastAsia="Arial" w:hAnsi="Arial"/>
@@ -14191,7 +14191,7 @@
             <w:pPr>
               <w:spacing w:after="20" w:before="0"/>
             </w:pPr>
-            <w:hyperlink w:history="1" r:id="rId0jt4eexfcraplpycqbyxz">
+            <w:hyperlink w:history="1" r:id="rIdaboqzuj0egj5bbmfixeej">
               <w:r>
                 <w:rPr>
                   <w:rFonts w:ascii="Arial" w:cs="Arial" w:eastAsia="Arial" w:hAnsi="Arial"/>
@@ -14224,7 +14224,7 @@
               <w:spacing w:after="10" w:before="0"/>
               <w:ind w:left="120"/>
             </w:pPr>
-            <w:hyperlink w:history="1" r:id="rIdfncwm0d_r_z14jw809ua9">
+            <w:hyperlink w:history="1" r:id="rIdvsazh3knjvt2rtp7smrva">
               <w:r>
                 <w:rPr>
                   <w:rFonts w:ascii="Arial" w:cs="Arial" w:eastAsia="Arial" w:hAnsi="Arial"/>
@@ -14736,7 +14736,7 @@
         </w:rPr>
         <w:t xml:space="preserve">© 2026 SeaVuria and ARES. Aligned with KICD objectives. Developed by SeaVuria; technical implementation by ARES (with AI assistance from Claude). Licensed under </w:t>
       </w:r>
-      <w:hyperlink w:history="1" r:id="rIdommr8ijvx_-7xw13qgp3p">
+      <w:hyperlink w:history="1" r:id="rIdzizpgmhoaaz7_ut941uyw">
         <w:r>
           <w:rPr>
             <w:rFonts w:ascii="Arial" w:cs="Arial" w:eastAsia="Arial" w:hAnsi="Arial"/>
@@ -14757,7 +14757,7 @@
         </w:rPr>
         <w:t xml:space="preserve"> (</w:t>
       </w:r>
-      <w:hyperlink w:history="1" r:id="rIdkfehakz-fhrg_561olzcf">
+      <w:hyperlink w:history="1" r:id="rIdmt6ht5u9hieloh1qtadtm">
         <w:r>
           <w:rPr>
             <w:rFonts w:ascii="Arial" w:cs="Arial" w:eastAsia="Arial" w:hAnsi="Arial"/>
@@ -15770,7 +15770,7 @@
             <w:pPr>
               <w:spacing w:after="20" w:before="0"/>
             </w:pPr>
-            <w:hyperlink w:history="1" r:id="rIdt1a8brvnwmahwc9idesse">
+            <w:hyperlink w:history="1" r:id="rIdnqyldvk6bl3t3typ5wva2">
               <w:r>
                 <w:rPr>
                   <w:rFonts w:ascii="Arial" w:cs="Arial" w:eastAsia="Arial" w:hAnsi="Arial"/>
@@ -15803,7 +15803,7 @@
               <w:spacing w:after="10" w:before="0"/>
               <w:ind w:left="120"/>
             </w:pPr>
-            <w:hyperlink w:history="1" r:id="rIdlmay04xbkgw_dxhcw2sge">
+            <w:hyperlink w:history="1" r:id="rIdbs28t_9xlwzxorkvazwp8">
               <w:r>
                 <w:rPr>
                   <w:rFonts w:ascii="Arial" w:cs="Arial" w:eastAsia="Arial" w:hAnsi="Arial"/>
@@ -15848,7 +15848,7 @@
             <w:pPr>
               <w:spacing w:after="20" w:before="0"/>
             </w:pPr>
-            <w:hyperlink w:history="1" r:id="rIdmixn78aobbkgmkjnpecl0">
+            <w:hyperlink w:history="1" r:id="rId9u8rihves9zq86w86kogw">
               <w:r>
                 <w:rPr>
                   <w:rFonts w:ascii="Arial" w:cs="Arial" w:eastAsia="Arial" w:hAnsi="Arial"/>
@@ -15881,7 +15881,7 @@
               <w:spacing w:after="10" w:before="0"/>
               <w:ind w:left="120"/>
             </w:pPr>
-            <w:hyperlink w:history="1" r:id="rIddtjn3vx-nqvts7qe2qosw">
+            <w:hyperlink w:history="1" r:id="rId0cyrhijqqxq6yith5edul">
               <w:r>
                 <w:rPr>
                   <w:rFonts w:ascii="Arial" w:cs="Arial" w:eastAsia="Arial" w:hAnsi="Arial"/>
@@ -16076,7 +16076,7 @@
             <w:pPr>
               <w:spacing w:after="20" w:before="0"/>
             </w:pPr>
-            <w:hyperlink w:history="1" r:id="rIdmqxf5d16b0lan54u_9sjp">
+            <w:hyperlink w:history="1" r:id="rIdf7vk_spbzvahfk4xa-fcx">
               <w:r>
                 <w:rPr>
                   <w:rFonts w:ascii="Arial" w:cs="Arial" w:eastAsia="Arial" w:hAnsi="Arial"/>
@@ -16109,7 +16109,7 @@
               <w:spacing w:after="10" w:before="0"/>
               <w:ind w:left="120"/>
             </w:pPr>
-            <w:hyperlink w:history="1" r:id="rIdqrb7hk3ro3ifzrixzhefx">
+            <w:hyperlink w:history="1" r:id="rIdkxfws7hruc_cnxc_iqrmq">
               <w:r>
                 <w:rPr>
                   <w:rFonts w:ascii="Arial" w:cs="Arial" w:eastAsia="Arial" w:hAnsi="Arial"/>
@@ -16154,7 +16154,7 @@
             <w:pPr>
               <w:spacing w:after="20" w:before="0"/>
             </w:pPr>
-            <w:hyperlink w:history="1" r:id="rId7agu7sa98qbzrjtjrqisg">
+            <w:hyperlink w:history="1" r:id="rId1dib9wrj1-tavyj6r0ffr">
               <w:r>
                 <w:rPr>
                   <w:rFonts w:ascii="Arial" w:cs="Arial" w:eastAsia="Arial" w:hAnsi="Arial"/>
@@ -16187,7 +16187,7 @@
               <w:spacing w:after="10" w:before="0"/>
               <w:ind w:left="120"/>
             </w:pPr>
-            <w:hyperlink w:history="1" r:id="rId7o1idp3bynh4durkpitrq">
+            <w:hyperlink w:history="1" r:id="rIdtvf-tm8mdic6c-zv9mrpu">
               <w:r>
                 <w:rPr>
                   <w:rFonts w:ascii="Arial" w:cs="Arial" w:eastAsia="Arial" w:hAnsi="Arial"/>
@@ -16382,7 +16382,7 @@
             <w:pPr>
               <w:spacing w:after="20" w:before="0"/>
             </w:pPr>
-            <w:hyperlink w:history="1" r:id="rIdetivdl8jobl5e2d95xv35">
+            <w:hyperlink w:history="1" r:id="rIdp_ppggtrxmcm5eq4ojijh">
               <w:r>
                 <w:rPr>
                   <w:rFonts w:ascii="Arial" w:cs="Arial" w:eastAsia="Arial" w:hAnsi="Arial"/>
@@ -16415,7 +16415,7 @@
               <w:spacing w:after="10" w:before="0"/>
               <w:ind w:left="120"/>
             </w:pPr>
-            <w:hyperlink w:history="1" r:id="rIdkbuqqedon-3kf_slcgu2b">
+            <w:hyperlink w:history="1" r:id="rIdxmkdhasgyrbmihewgoxhb">
               <w:r>
                 <w:rPr>
                   <w:rFonts w:ascii="Arial" w:cs="Arial" w:eastAsia="Arial" w:hAnsi="Arial"/>
@@ -16460,7 +16460,7 @@
             <w:pPr>
               <w:spacing w:after="20" w:before="0"/>
             </w:pPr>
-            <w:hyperlink w:history="1" r:id="rIde-ddx5iq8euxkn3pblvz9">
+            <w:hyperlink w:history="1" r:id="rIds4-5xoc3fyq3h-a59luse">
               <w:r>
                 <w:rPr>
                   <w:rFonts w:ascii="Arial" w:cs="Arial" w:eastAsia="Arial" w:hAnsi="Arial"/>
@@ -16493,7 +16493,7 @@
               <w:spacing w:after="10" w:before="0"/>
               <w:ind w:left="120"/>
             </w:pPr>
-            <w:hyperlink w:history="1" r:id="rIdloid9b3wrzh2a13rradgl">
+            <w:hyperlink w:history="1" r:id="rIdpuaxlwrqsn0czwykk8hfb">
               <w:r>
                 <w:rPr>
                   <w:rFonts w:ascii="Arial" w:cs="Arial" w:eastAsia="Arial" w:hAnsi="Arial"/>
@@ -16688,7 +16688,7 @@
             <w:pPr>
               <w:spacing w:after="20" w:before="0"/>
             </w:pPr>
-            <w:hyperlink w:history="1" r:id="rIdrqrulek7ft7bpu13lezra">
+            <w:hyperlink w:history="1" r:id="rIdlir8t5guv4nhbhqz1hmhy">
               <w:r>
                 <w:rPr>
                   <w:rFonts w:ascii="Arial" w:cs="Arial" w:eastAsia="Arial" w:hAnsi="Arial"/>
@@ -16721,7 +16721,7 @@
               <w:spacing w:after="10" w:before="0"/>
               <w:ind w:left="120"/>
             </w:pPr>
-            <w:hyperlink w:history="1" r:id="rIdopqughyl_1mrgop7vszyd">
+            <w:hyperlink w:history="1" r:id="rIdtiv0kfi4ueboytezrfmx9">
               <w:r>
                 <w:rPr>
                   <w:rFonts w:ascii="Arial" w:cs="Arial" w:eastAsia="Arial" w:hAnsi="Arial"/>
@@ -16766,7 +16766,7 @@
             <w:pPr>
               <w:spacing w:after="20" w:before="0"/>
             </w:pPr>
-            <w:hyperlink w:history="1" r:id="rIdngazghbqdb4pl0k_2nvhj">
+            <w:hyperlink w:history="1" r:id="rIdlfoubzcan2mr344u3zeyq">
               <w:r>
                 <w:rPr>
                   <w:rFonts w:ascii="Arial" w:cs="Arial" w:eastAsia="Arial" w:hAnsi="Arial"/>
@@ -16799,7 +16799,7 @@
               <w:spacing w:after="10" w:before="0"/>
               <w:ind w:left="120"/>
             </w:pPr>
-            <w:hyperlink w:history="1" r:id="rIdy47okpaca5tdwea4niwch">
+            <w:hyperlink w:history="1" r:id="rIdtlpyephiml1komyoa4i2x">
               <w:r>
                 <w:rPr>
                   <w:rFonts w:ascii="Arial" w:cs="Arial" w:eastAsia="Arial" w:hAnsi="Arial"/>
@@ -16994,7 +16994,7 @@
             <w:pPr>
               <w:spacing w:after="20" w:before="0"/>
             </w:pPr>
-            <w:hyperlink w:history="1" r:id="rId8p65ib7kau6gnfdxfslro">
+            <w:hyperlink w:history="1" r:id="rId3eivjrkwuymq1tgc41gnh">
               <w:r>
                 <w:rPr>
                   <w:rFonts w:ascii="Arial" w:cs="Arial" w:eastAsia="Arial" w:hAnsi="Arial"/>
@@ -17027,7 +17027,7 @@
               <w:spacing w:after="10" w:before="0"/>
               <w:ind w:left="120"/>
             </w:pPr>
-            <w:hyperlink w:history="1" r:id="rIdpcrdmdkymrbnbbod_j7zi">
+            <w:hyperlink w:history="1" r:id="rIdyi_ocxruuu2aqlzzyjtrl">
               <w:r>
                 <w:rPr>
                   <w:rFonts w:ascii="Arial" w:cs="Arial" w:eastAsia="Arial" w:hAnsi="Arial"/>
@@ -17072,7 +17072,7 @@
             <w:pPr>
               <w:spacing w:after="20" w:before="0"/>
             </w:pPr>
-            <w:hyperlink w:history="1" r:id="rIdajqxv_jfml0rmcozm1047">
+            <w:hyperlink w:history="1" r:id="rIdxo5bdlm2ogvgtjgzgpdjx">
               <w:r>
                 <w:rPr>
                   <w:rFonts w:ascii="Arial" w:cs="Arial" w:eastAsia="Arial" w:hAnsi="Arial"/>
@@ -17105,7 +17105,7 @@
               <w:spacing w:after="10" w:before="0"/>
               <w:ind w:left="120"/>
             </w:pPr>
-            <w:hyperlink w:history="1" r:id="rIdppe6qmbbc99pyagzjjocp">
+            <w:hyperlink w:history="1" r:id="rIdt6ry5cn5ugucrmij_r9ry">
               <w:r>
                 <w:rPr>
                   <w:rFonts w:ascii="Arial" w:cs="Arial" w:eastAsia="Arial" w:hAnsi="Arial"/>
@@ -17617,7 +17617,7 @@
         </w:rPr>
         <w:t xml:space="preserve">© 2026 SeaVuria and ARES. Aligned with KICD objectives. Developed by SeaVuria; technical implementation by ARES (with AI assistance from Claude). Licensed under </w:t>
       </w:r>
-      <w:hyperlink w:history="1" r:id="rId0rugh9jx0mq2amckhpfb6">
+      <w:hyperlink w:history="1" r:id="rId80izwg2ofeuaeajhijkkq">
         <w:r>
           <w:rPr>
             <w:rFonts w:ascii="Arial" w:cs="Arial" w:eastAsia="Arial" w:hAnsi="Arial"/>
@@ -17638,7 +17638,7 @@
         </w:rPr>
         <w:t xml:space="preserve"> (</w:t>
       </w:r>
-      <w:hyperlink w:history="1" r:id="rIdf-fljsc7gavec7mout31m">
+      <w:hyperlink w:history="1" r:id="rId2wkuyls7fmhmlg4cg3m-f">
         <w:r>
           <w:rPr>
             <w:rFonts w:ascii="Arial" w:cs="Arial" w:eastAsia="Arial" w:hAnsi="Arial"/>
@@ -18651,7 +18651,7 @@
             <w:pPr>
               <w:spacing w:after="20" w:before="0"/>
             </w:pPr>
-            <w:hyperlink w:history="1" r:id="rIdwlifpfrwk9oaxww8hex6t">
+            <w:hyperlink w:history="1" r:id="rIdh1r5phcffft4npvyphklk">
               <w:r>
                 <w:rPr>
                   <w:rFonts w:ascii="Arial" w:cs="Arial" w:eastAsia="Arial" w:hAnsi="Arial"/>
@@ -18700,7 +18700,7 @@
               <w:spacing w:after="10" w:before="0"/>
               <w:ind w:left="120"/>
             </w:pPr>
-            <w:hyperlink w:history="1" r:id="rId8kaaudaydbrofcwa5kfbp">
+            <w:hyperlink w:history="1" r:id="rIdegxi-ltcmynw7dzthacfc">
               <w:r>
                 <w:rPr>
                   <w:rFonts w:ascii="Arial" w:cs="Arial" w:eastAsia="Arial" w:hAnsi="Arial"/>
@@ -18745,7 +18745,7 @@
             <w:pPr>
               <w:spacing w:after="20" w:before="0"/>
             </w:pPr>
-            <w:hyperlink w:history="1" r:id="rId6gkxqxciwtuxy-l9mprk8">
+            <w:hyperlink w:history="1" r:id="rIdhdniaukpwyvwobp3bceyi">
               <w:r>
                 <w:rPr>
                   <w:rFonts w:ascii="Arial" w:cs="Arial" w:eastAsia="Arial" w:hAnsi="Arial"/>
@@ -18778,7 +18778,7 @@
               <w:spacing w:after="10" w:before="0"/>
               <w:ind w:left="120"/>
             </w:pPr>
-            <w:hyperlink w:history="1" r:id="rIdgn1jrufaosmr279wh2app">
+            <w:hyperlink w:history="1" r:id="rId0glq9srxyncjhazrshhwc">
               <w:r>
                 <w:rPr>
                   <w:rFonts w:ascii="Arial" w:cs="Arial" w:eastAsia="Arial" w:hAnsi="Arial"/>
@@ -18973,7 +18973,7 @@
             <w:pPr>
               <w:spacing w:after="20" w:before="0"/>
             </w:pPr>
-            <w:hyperlink w:history="1" r:id="rIds3zatlfzbazkquc-slomu">
+            <w:hyperlink w:history="1" r:id="rIdzas6i3dpj_g1ovdb-nq1-">
               <w:r>
                 <w:rPr>
                   <w:rFonts w:ascii="Arial" w:cs="Arial" w:eastAsia="Arial" w:hAnsi="Arial"/>
@@ -19022,7 +19022,7 @@
               <w:spacing w:after="10" w:before="0"/>
               <w:ind w:left="120"/>
             </w:pPr>
-            <w:hyperlink w:history="1" r:id="rIdrymcldmvjttaswn2e3uhf">
+            <w:hyperlink w:history="1" r:id="rIdojiwh8giubosfff11jsqp">
               <w:r>
                 <w:rPr>
                   <w:rFonts w:ascii="Arial" w:cs="Arial" w:eastAsia="Arial" w:hAnsi="Arial"/>
@@ -19067,7 +19067,7 @@
             <w:pPr>
               <w:spacing w:after="20" w:before="0"/>
             </w:pPr>
-            <w:hyperlink w:history="1" r:id="rId2nv8rfvhgm3tgaobb6yvp">
+            <w:hyperlink w:history="1" r:id="rId-g8ppy8xiiowhzny8fjuh">
               <w:r>
                 <w:rPr>
                   <w:rFonts w:ascii="Arial" w:cs="Arial" w:eastAsia="Arial" w:hAnsi="Arial"/>
@@ -19100,7 +19100,7 @@
               <w:spacing w:after="10" w:before="0"/>
               <w:ind w:left="120"/>
             </w:pPr>
-            <w:hyperlink w:history="1" r:id="rId5jfzqmrbx04tyzpoq-rzf">
+            <w:hyperlink w:history="1" r:id="rIdxzg4blv3mjuqc7rbp5bza">
               <w:r>
                 <w:rPr>
                   <w:rFonts w:ascii="Arial" w:cs="Arial" w:eastAsia="Arial" w:hAnsi="Arial"/>
@@ -19295,7 +19295,7 @@
             <w:pPr>
               <w:spacing w:after="20" w:before="0"/>
             </w:pPr>
-            <w:hyperlink w:history="1" r:id="rIdg80wxej37355p6vs-gy9o">
+            <w:hyperlink w:history="1" r:id="rId7pv4gjwdrnq1-cjtcx3vj">
               <w:r>
                 <w:rPr>
                   <w:rFonts w:ascii="Arial" w:cs="Arial" w:eastAsia="Arial" w:hAnsi="Arial"/>
@@ -19344,7 +19344,7 @@
               <w:spacing w:after="10" w:before="0"/>
               <w:ind w:left="120"/>
             </w:pPr>
-            <w:hyperlink w:history="1" r:id="rIdkoh4zkpfk4222doea2dp2">
+            <w:hyperlink w:history="1" r:id="rId5j9zbwdftmr6onqkq4rd4">
               <w:r>
                 <w:rPr>
                   <w:rFonts w:ascii="Arial" w:cs="Arial" w:eastAsia="Arial" w:hAnsi="Arial"/>
@@ -19389,7 +19389,7 @@
             <w:pPr>
               <w:spacing w:after="20" w:before="0"/>
             </w:pPr>
-            <w:hyperlink w:history="1" r:id="rIdpliqcqktw3ckhpz4tm0dv">
+            <w:hyperlink w:history="1" r:id="rId0ovldbuzffc4mggprngeo">
               <w:r>
                 <w:rPr>
                   <w:rFonts w:ascii="Arial" w:cs="Arial" w:eastAsia="Arial" w:hAnsi="Arial"/>
@@ -19422,7 +19422,7 @@
               <w:spacing w:after="10" w:before="0"/>
               <w:ind w:left="120"/>
             </w:pPr>
-            <w:hyperlink w:history="1" r:id="rId58qfaxtrvi4musyxatlux">
+            <w:hyperlink w:history="1" r:id="rIdcfskvffd1udbtp5mparhj">
               <w:r>
                 <w:rPr>
                   <w:rFonts w:ascii="Arial" w:cs="Arial" w:eastAsia="Arial" w:hAnsi="Arial"/>
@@ -19617,7 +19617,7 @@
             <w:pPr>
               <w:spacing w:after="20" w:before="0"/>
             </w:pPr>
-            <w:hyperlink w:history="1" r:id="rIdaqfdsso0uwteww7_th696">
+            <w:hyperlink w:history="1" r:id="rIdj1isppetokakhnvccbunu">
               <w:r>
                 <w:rPr>
                   <w:rFonts w:ascii="Arial" w:cs="Arial" w:eastAsia="Arial" w:hAnsi="Arial"/>
@@ -19666,7 +19666,7 @@
               <w:spacing w:after="10" w:before="0"/>
               <w:ind w:left="120"/>
             </w:pPr>
-            <w:hyperlink w:history="1" r:id="rIdifnfkmqoqtxdcbgquof8e">
+            <w:hyperlink w:history="1" r:id="rIdpabk9fc5bb5y2sc8g46_n">
               <w:r>
                 <w:rPr>
                   <w:rFonts w:ascii="Arial" w:cs="Arial" w:eastAsia="Arial" w:hAnsi="Arial"/>
@@ -19711,7 +19711,7 @@
             <w:pPr>
               <w:spacing w:after="20" w:before="0"/>
             </w:pPr>
-            <w:hyperlink w:history="1" r:id="rIdcuqwikksjn_y69j78etad">
+            <w:hyperlink w:history="1" r:id="rIdhk3pmeobcxbcgdi8oexrq">
               <w:r>
                 <w:rPr>
                   <w:rFonts w:ascii="Arial" w:cs="Arial" w:eastAsia="Arial" w:hAnsi="Arial"/>
@@ -19744,7 +19744,7 @@
               <w:spacing w:after="10" w:before="0"/>
               <w:ind w:left="120"/>
             </w:pPr>
-            <w:hyperlink w:history="1" r:id="rIdno8cupgw1rimp0nplhx_k">
+            <w:hyperlink w:history="1" r:id="rIdtsokgs7xbcu0rg_ue29sb">
               <w:r>
                 <w:rPr>
                   <w:rFonts w:ascii="Arial" w:cs="Arial" w:eastAsia="Arial" w:hAnsi="Arial"/>
@@ -19939,7 +19939,7 @@
             <w:pPr>
               <w:spacing w:after="20" w:before="0"/>
             </w:pPr>
-            <w:hyperlink w:history="1" r:id="rIdqucse-ltya7tv8iz6mlqh">
+            <w:hyperlink w:history="1" r:id="rIdisx9fldkmctlluxhmuicr">
               <w:r>
                 <w:rPr>
                   <w:rFonts w:ascii="Arial" w:cs="Arial" w:eastAsia="Arial" w:hAnsi="Arial"/>
@@ -19988,7 +19988,7 @@
               <w:spacing w:after="10" w:before="0"/>
               <w:ind w:left="120"/>
             </w:pPr>
-            <w:hyperlink w:history="1" r:id="rId0ghwj9zciwhywpliki67v">
+            <w:hyperlink w:history="1" r:id="rId-87lu_5uyrc7d7xjkvc8j">
               <w:r>
                 <w:rPr>
                   <w:rFonts w:ascii="Arial" w:cs="Arial" w:eastAsia="Arial" w:hAnsi="Arial"/>
@@ -20033,7 +20033,7 @@
             <w:pPr>
               <w:spacing w:after="20" w:before="0"/>
             </w:pPr>
-            <w:hyperlink w:history="1" r:id="rIdlbr957peonbhkq8cgbcof">
+            <w:hyperlink w:history="1" r:id="rId7ztm76dgoco0gulkkmy6h">
               <w:r>
                 <w:rPr>
                   <w:rFonts w:ascii="Arial" w:cs="Arial" w:eastAsia="Arial" w:hAnsi="Arial"/>
@@ -20082,7 +20082,7 @@
               <w:spacing w:after="10" w:before="0"/>
               <w:ind w:left="120"/>
             </w:pPr>
-            <w:hyperlink w:history="1" r:id="rId3cfjwkxg917qyhbzxp0sq">
+            <w:hyperlink w:history="1" r:id="rIdcnii3yzlwjsdzmok-vmbs">
               <w:r>
                 <w:rPr>
                   <w:rFonts w:ascii="Arial" w:cs="Arial" w:eastAsia="Arial" w:hAnsi="Arial"/>
@@ -20594,7 +20594,7 @@
         </w:rPr>
         <w:t xml:space="preserve">© 2026 SeaVuria and ARES. Aligned with KICD objectives. Developed by SeaVuria; technical implementation by ARES (with AI assistance from Claude). Licensed under </w:t>
       </w:r>
-      <w:hyperlink w:history="1" r:id="rIdql1hxiud0waehpkkifdit">
+      <w:hyperlink w:history="1" r:id="rIdbtnp0elfwbqc5tnw7jjx0">
         <w:r>
           <w:rPr>
             <w:rFonts w:ascii="Arial" w:cs="Arial" w:eastAsia="Arial" w:hAnsi="Arial"/>
@@ -20615,7 +20615,7 @@
         </w:rPr>
         <w:t xml:space="preserve"> (</w:t>
       </w:r>
-      <w:hyperlink w:history="1" r:id="rIdrimbfuut-axuyf8bn9g9b">
+      <w:hyperlink w:history="1" r:id="rId3apq4mtehkgae83h9pfd0">
         <w:r>
           <w:rPr>
             <w:rFonts w:ascii="Arial" w:cs="Arial" w:eastAsia="Arial" w:hAnsi="Arial"/>
@@ -21628,7 +21628,7 @@
             <w:pPr>
               <w:spacing w:after="20" w:before="0"/>
             </w:pPr>
-            <w:hyperlink w:history="1" r:id="rIdq3nk1k1nflodewq0dfmi9">
+            <w:hyperlink w:history="1" r:id="rIdbcdnr6ybhcyuoys_2o9zb">
               <w:r>
                 <w:rPr>
                   <w:rFonts w:ascii="Arial" w:cs="Arial" w:eastAsia="Arial" w:hAnsi="Arial"/>
@@ -21661,7 +21661,7 @@
               <w:spacing w:after="10" w:before="0"/>
               <w:ind w:left="120"/>
             </w:pPr>
-            <w:hyperlink w:history="1" r:id="rId68-eagvvvooecxvyiwmxc">
+            <w:hyperlink w:history="1" r:id="rId8tdglj6lss4gvuqqt3qgq">
               <w:r>
                 <w:rPr>
                   <w:rFonts w:ascii="Arial" w:cs="Arial" w:eastAsia="Arial" w:hAnsi="Arial"/>
@@ -21706,7 +21706,7 @@
             <w:pPr>
               <w:spacing w:after="20" w:before="0"/>
             </w:pPr>
-            <w:hyperlink w:history="1" r:id="rIdgzc72y1wg56k8zrb3gxno">
+            <w:hyperlink w:history="1" r:id="rIdlxxfqcqqyzbsgbvt5kxqf">
               <w:r>
                 <w:rPr>
                   <w:rFonts w:ascii="Arial" w:cs="Arial" w:eastAsia="Arial" w:hAnsi="Arial"/>
@@ -21739,7 +21739,7 @@
               <w:spacing w:after="10" w:before="0"/>
               <w:ind w:left="120"/>
             </w:pPr>
-            <w:hyperlink w:history="1" r:id="rIdg5qgbsqza9t6ynkmh8cly">
+            <w:hyperlink w:history="1" r:id="rIdpxezrz-sy6t70tm-7ti1e">
               <w:r>
                 <w:rPr>
                   <w:rFonts w:ascii="Arial" w:cs="Arial" w:eastAsia="Arial" w:hAnsi="Arial"/>
@@ -21934,7 +21934,7 @@
             <w:pPr>
               <w:spacing w:after="20" w:before="0"/>
             </w:pPr>
-            <w:hyperlink w:history="1" r:id="rIddgiqplpzzv7rgo2mg5rlm">
+            <w:hyperlink w:history="1" r:id="rIds85mn2yfd9qwhnahbbkfe">
               <w:r>
                 <w:rPr>
                   <w:rFonts w:ascii="Arial" w:cs="Arial" w:eastAsia="Arial" w:hAnsi="Arial"/>
@@ -21967,7 +21967,7 @@
               <w:spacing w:after="10" w:before="0"/>
               <w:ind w:left="120"/>
             </w:pPr>
-            <w:hyperlink w:history="1" r:id="rIdsrttwtxzbwo1uc3vd0sjg">
+            <w:hyperlink w:history="1" r:id="rIdaec2ka36xrc8gucnmzuvn">
               <w:r>
                 <w:rPr>
                   <w:rFonts w:ascii="Arial" w:cs="Arial" w:eastAsia="Arial" w:hAnsi="Arial"/>
@@ -22012,7 +22012,7 @@
             <w:pPr>
               <w:spacing w:after="20" w:before="0"/>
             </w:pPr>
-            <w:hyperlink w:history="1" r:id="rId3iwcfvkm6506hpwiwnqrl">
+            <w:hyperlink w:history="1" r:id="rId_q3bscx27-en2og95zymv">
               <w:r>
                 <w:rPr>
                   <w:rFonts w:ascii="Arial" w:cs="Arial" w:eastAsia="Arial" w:hAnsi="Arial"/>
@@ -22045,7 +22045,7 @@
               <w:spacing w:after="10" w:before="0"/>
               <w:ind w:left="120"/>
             </w:pPr>
-            <w:hyperlink w:history="1" r:id="rIdz0lq1-5ccxqpywcr9ffqd">
+            <w:hyperlink w:history="1" r:id="rIdjomivnjbufpeimgfvoo_p">
               <w:r>
                 <w:rPr>
                   <w:rFonts w:ascii="Arial" w:cs="Arial" w:eastAsia="Arial" w:hAnsi="Arial"/>
@@ -22240,7 +22240,7 @@
             <w:pPr>
               <w:spacing w:after="20" w:before="0"/>
             </w:pPr>
-            <w:hyperlink w:history="1" r:id="rIdcrq7esn-qutylmqjntphm">
+            <w:hyperlink w:history="1" r:id="rIdgf4hbwyo5ccsmo0dx1x78">
               <w:r>
                 <w:rPr>
                   <w:rFonts w:ascii="Arial" w:cs="Arial" w:eastAsia="Arial" w:hAnsi="Arial"/>
@@ -22273,7 +22273,7 @@
               <w:spacing w:after="10" w:before="0"/>
               <w:ind w:left="120"/>
             </w:pPr>
-            <w:hyperlink w:history="1" r:id="rId9cchveuxdq7j_xtqo60as">
+            <w:hyperlink w:history="1" r:id="rIdkamrwapg6ntflezbyx0au">
               <w:r>
                 <w:rPr>
                   <w:rFonts w:ascii="Arial" w:cs="Arial" w:eastAsia="Arial" w:hAnsi="Arial"/>
@@ -22318,7 +22318,7 @@
             <w:pPr>
               <w:spacing w:after="20" w:before="0"/>
             </w:pPr>
-            <w:hyperlink w:history="1" r:id="rIdu-eomprqqejslltcyfbyn">
+            <w:hyperlink w:history="1" r:id="rId46f7meaqt5cmqfqzhnwng">
               <w:r>
                 <w:rPr>
                   <w:rFonts w:ascii="Arial" w:cs="Arial" w:eastAsia="Arial" w:hAnsi="Arial"/>
@@ -22351,7 +22351,7 @@
               <w:spacing w:after="10" w:before="0"/>
               <w:ind w:left="120"/>
             </w:pPr>
-            <w:hyperlink w:history="1" r:id="rIdwtyne73zrhas8r9ps0pqs">
+            <w:hyperlink w:history="1" r:id="rIdvmamyuw5mucb_zehkd2qj">
               <w:r>
                 <w:rPr>
                   <w:rFonts w:ascii="Arial" w:cs="Arial" w:eastAsia="Arial" w:hAnsi="Arial"/>
@@ -22546,7 +22546,7 @@
             <w:pPr>
               <w:spacing w:after="20" w:before="0"/>
             </w:pPr>
-            <w:hyperlink w:history="1" r:id="rIdsx3cz-h_jt8bb3aaqftaw">
+            <w:hyperlink w:history="1" r:id="rId_or-gokg3_hmai1wsebje">
               <w:r>
                 <w:rPr>
                   <w:rFonts w:ascii="Arial" w:cs="Arial" w:eastAsia="Arial" w:hAnsi="Arial"/>
@@ -22579,7 +22579,7 @@
               <w:spacing w:after="10" w:before="0"/>
               <w:ind w:left="120"/>
             </w:pPr>
-            <w:hyperlink w:history="1" r:id="rId-l1j3xj1ruo6t5mqhgp8l">
+            <w:hyperlink w:history="1" r:id="rIdca5j3rqijlf2-r4vhl5yb">
               <w:r>
                 <w:rPr>
                   <w:rFonts w:ascii="Arial" w:cs="Arial" w:eastAsia="Arial" w:hAnsi="Arial"/>
@@ -22624,7 +22624,7 @@
             <w:pPr>
               <w:spacing w:after="20" w:before="0"/>
             </w:pPr>
-            <w:hyperlink w:history="1" r:id="rIdarij92-ylaxptacjmpt0i">
+            <w:hyperlink w:history="1" r:id="rId3-n1deroare8nqz_yzan7">
               <w:r>
                 <w:rPr>
                   <w:rFonts w:ascii="Arial" w:cs="Arial" w:eastAsia="Arial" w:hAnsi="Arial"/>
@@ -22657,7 +22657,7 @@
               <w:spacing w:after="10" w:before="0"/>
               <w:ind w:left="120"/>
             </w:pPr>
-            <w:hyperlink w:history="1" r:id="rIdyz7jw7porft5waevlc_gt">
+            <w:hyperlink w:history="1" r:id="rIdmalfmvfqehuff5eyytrcd">
               <w:r>
                 <w:rPr>
                   <w:rFonts w:ascii="Arial" w:cs="Arial" w:eastAsia="Arial" w:hAnsi="Arial"/>
@@ -22852,7 +22852,7 @@
             <w:pPr>
               <w:spacing w:after="20" w:before="0"/>
             </w:pPr>
-            <w:hyperlink w:history="1" r:id="rIdqwxwjs3ofoznf6txbhzzs">
+            <w:hyperlink w:history="1" r:id="rId4_fns4gxt1pixazg6mgsj">
               <w:r>
                 <w:rPr>
                   <w:rFonts w:ascii="Arial" w:cs="Arial" w:eastAsia="Arial" w:hAnsi="Arial"/>
@@ -22885,7 +22885,7 @@
               <w:spacing w:after="10" w:before="0"/>
               <w:ind w:left="120"/>
             </w:pPr>
-            <w:hyperlink w:history="1" r:id="rIdpaunrmvpnvgimp6abg28y">
+            <w:hyperlink w:history="1" r:id="rIdyy0y35nq50_aekzznb_go">
               <w:r>
                 <w:rPr>
                   <w:rFonts w:ascii="Arial" w:cs="Arial" w:eastAsia="Arial" w:hAnsi="Arial"/>
@@ -22930,7 +22930,7 @@
             <w:pPr>
               <w:spacing w:after="20" w:before="0"/>
             </w:pPr>
-            <w:hyperlink w:history="1" r:id="rIdwwgydxnivafypq6rba0my">
+            <w:hyperlink w:history="1" r:id="rIddmsvdd_s8sdtslgz2scha">
               <w:r>
                 <w:rPr>
                   <w:rFonts w:ascii="Arial" w:cs="Arial" w:eastAsia="Arial" w:hAnsi="Arial"/>
@@ -22979,7 +22979,7 @@
               <w:spacing w:after="10" w:before="0"/>
               <w:ind w:left="120"/>
             </w:pPr>
-            <w:hyperlink w:history="1" r:id="rId0hrx2cgontra2fc28uvn8">
+            <w:hyperlink w:history="1" r:id="rId_nlhsturz4egifv6qeej7">
               <w:r>
                 <w:rPr>
                   <w:rFonts w:ascii="Arial" w:cs="Arial" w:eastAsia="Arial" w:hAnsi="Arial"/>
@@ -23586,7 +23586,7 @@
         </w:rPr>
         <w:t xml:space="preserve">© 2026 SeaVuria and ARES. Aligned with KICD objectives. Developed by SeaVuria; technical implementation by ARES (with AI assistance from Claude). Licensed under </w:t>
       </w:r>
-      <w:hyperlink w:history="1" r:id="rId4b7hkx9hmasu9rckykqnf">
+      <w:hyperlink w:history="1" r:id="rIdpz1trtgucipt8znmvuhlu">
         <w:r>
           <w:rPr>
             <w:rFonts w:ascii="Arial" w:cs="Arial" w:eastAsia="Arial" w:hAnsi="Arial"/>
@@ -23607,7 +23607,7 @@
         </w:rPr>
         <w:t xml:space="preserve"> (</w:t>
       </w:r>
-      <w:hyperlink w:history="1" r:id="rIdyofuhpswuvjds98vblfzq">
+      <w:hyperlink w:history="1" r:id="rId9cazes8as9mvwlxrjujqs">
         <w:r>
           <w:rPr>
             <w:rFonts w:ascii="Arial" w:cs="Arial" w:eastAsia="Arial" w:hAnsi="Arial"/>
@@ -24620,7 +24620,7 @@
             <w:pPr>
               <w:spacing w:after="20" w:before="0"/>
             </w:pPr>
-            <w:hyperlink w:history="1" r:id="rId9vwmno5n3oczo3l20jbmp">
+            <w:hyperlink w:history="1" r:id="rId8qcu3y8gjj_swp1m0-czf">
               <w:r>
                 <w:rPr>
                   <w:rFonts w:ascii="Arial" w:cs="Arial" w:eastAsia="Arial" w:hAnsi="Arial"/>
@@ -24653,7 +24653,7 @@
               <w:spacing w:after="10" w:before="0"/>
               <w:ind w:left="120"/>
             </w:pPr>
-            <w:hyperlink w:history="1" r:id="rId4atdrueirhpdjber6rstn">
+            <w:hyperlink w:history="1" r:id="rId-ns1h16z2yfbun-0wmdpb">
               <w:r>
                 <w:rPr>
                   <w:rFonts w:ascii="Arial" w:cs="Arial" w:eastAsia="Arial" w:hAnsi="Arial"/>
@@ -24698,7 +24698,7 @@
             <w:pPr>
               <w:spacing w:after="20" w:before="0"/>
             </w:pPr>
-            <w:hyperlink w:history="1" r:id="rIdurxuidekmy624suxbkaw4">
+            <w:hyperlink w:history="1" r:id="rIdllxqgsfhxhtumogdzioyf">
               <w:r>
                 <w:rPr>
                   <w:rFonts w:ascii="Arial" w:cs="Arial" w:eastAsia="Arial" w:hAnsi="Arial"/>
@@ -24731,7 +24731,7 @@
               <w:spacing w:after="10" w:before="0"/>
               <w:ind w:left="120"/>
             </w:pPr>
-            <w:hyperlink w:history="1" r:id="rIdvnuj_osqyl5jt33iulqwm">
+            <w:hyperlink w:history="1" r:id="rIdea2feelcvt9cyvdk8_cae">
               <w:r>
                 <w:rPr>
                   <w:rFonts w:ascii="Arial" w:cs="Arial" w:eastAsia="Arial" w:hAnsi="Arial"/>
@@ -24926,7 +24926,7 @@
             <w:pPr>
               <w:spacing w:after="20" w:before="0"/>
             </w:pPr>
-            <w:hyperlink w:history="1" r:id="rIdalo2tjkeof95_pntm-d_j">
+            <w:hyperlink w:history="1" r:id="rId8rcrmcqle2d6mrspaaj4c">
               <w:r>
                 <w:rPr>
                   <w:rFonts w:ascii="Arial" w:cs="Arial" w:eastAsia="Arial" w:hAnsi="Arial"/>
@@ -24959,7 +24959,7 @@
               <w:spacing w:after="10" w:before="0"/>
               <w:ind w:left="120"/>
             </w:pPr>
-            <w:hyperlink w:history="1" r:id="rIdyqgdedflzufsaqj6depqq">
+            <w:hyperlink w:history="1" r:id="rIdbq8f7diypxszynifvdx_t">
               <w:r>
                 <w:rPr>
                   <w:rFonts w:ascii="Arial" w:cs="Arial" w:eastAsia="Arial" w:hAnsi="Arial"/>
@@ -25004,7 +25004,7 @@
             <w:pPr>
               <w:spacing w:after="20" w:before="0"/>
             </w:pPr>
-            <w:hyperlink w:history="1" r:id="rIdjx2hgh0m1daffubmprkws">
+            <w:hyperlink w:history="1" r:id="rIdzqb3frwexbwzb70p9b_vk">
               <w:r>
                 <w:rPr>
                   <w:rFonts w:ascii="Arial" w:cs="Arial" w:eastAsia="Arial" w:hAnsi="Arial"/>
@@ -25037,7 +25037,7 @@
               <w:spacing w:after="10" w:before="0"/>
               <w:ind w:left="120"/>
             </w:pPr>
-            <w:hyperlink w:history="1" r:id="rId2u1xdqiktpuvrlg_cz168">
+            <w:hyperlink w:history="1" r:id="rId3vplrbpcyi_2kxo6fyz6e">
               <w:r>
                 <w:rPr>
                   <w:rFonts w:ascii="Arial" w:cs="Arial" w:eastAsia="Arial" w:hAnsi="Arial"/>
@@ -25232,7 +25232,7 @@
             <w:pPr>
               <w:spacing w:after="20" w:before="0"/>
             </w:pPr>
-            <w:hyperlink w:history="1" r:id="rIdfhl1lp-cky7w0jzqbftxa">
+            <w:hyperlink w:history="1" r:id="rId0iksewoazzmztwrjbfxlr">
               <w:r>
                 <w:rPr>
                   <w:rFonts w:ascii="Arial" w:cs="Arial" w:eastAsia="Arial" w:hAnsi="Arial"/>
@@ -25281,7 +25281,7 @@
               <w:spacing w:after="10" w:before="0"/>
               <w:ind w:left="120"/>
             </w:pPr>
-            <w:hyperlink w:history="1" r:id="rIdtq5pudznqi6fya0n9tny7">
+            <w:hyperlink w:history="1" r:id="rIdija3d2gowwtsyexpj21hd">
               <w:r>
                 <w:rPr>
                   <w:rFonts w:ascii="Arial" w:cs="Arial" w:eastAsia="Arial" w:hAnsi="Arial"/>
@@ -25326,7 +25326,7 @@
             <w:pPr>
               <w:spacing w:after="20" w:before="0"/>
             </w:pPr>
-            <w:hyperlink w:history="1" r:id="rIdsjn1dyrrjplmu6ga_l7tz">
+            <w:hyperlink w:history="1" r:id="rIdhox9esrmhx4t3tgjmbtte">
               <w:r>
                 <w:rPr>
                   <w:rFonts w:ascii="Arial" w:cs="Arial" w:eastAsia="Arial" w:hAnsi="Arial"/>
@@ -25359,7 +25359,7 @@
               <w:spacing w:after="10" w:before="0"/>
               <w:ind w:left="120"/>
             </w:pPr>
-            <w:hyperlink w:history="1" r:id="rIde_iduokc6jqxi0fvi7kan">
+            <w:hyperlink w:history="1" r:id="rIdhidfgzbkzbjutc2haw5ni">
               <w:r>
                 <w:rPr>
                   <w:rFonts w:ascii="Arial" w:cs="Arial" w:eastAsia="Arial" w:hAnsi="Arial"/>
@@ -25554,7 +25554,7 @@
             <w:pPr>
               <w:spacing w:after="20" w:before="0"/>
             </w:pPr>
-            <w:hyperlink w:history="1" r:id="rIdw9rsrhrihhti42kpf7cme">
+            <w:hyperlink w:history="1" r:id="rIdas4t8iakyk54uxagcwejr">
               <w:r>
                 <w:rPr>
                   <w:rFonts w:ascii="Arial" w:cs="Arial" w:eastAsia="Arial" w:hAnsi="Arial"/>
@@ -25603,7 +25603,7 @@
               <w:spacing w:after="10" w:before="0"/>
               <w:ind w:left="120"/>
             </w:pPr>
-            <w:hyperlink w:history="1" r:id="rIdwgcnbcl72h549elro-hl-">
+            <w:hyperlink w:history="1" r:id="rIdvaimdepbevoeupupexwae">
               <w:r>
                 <w:rPr>
                   <w:rFonts w:ascii="Arial" w:cs="Arial" w:eastAsia="Arial" w:hAnsi="Arial"/>
@@ -25648,7 +25648,7 @@
             <w:pPr>
               <w:spacing w:after="20" w:before="0"/>
             </w:pPr>
-            <w:hyperlink w:history="1" r:id="rIdahkqrblz4z64k1ge7rwzr">
+            <w:hyperlink w:history="1" r:id="rIdxssaufvtwwbco6suxwu1h">
               <w:r>
                 <w:rPr>
                   <w:rFonts w:ascii="Arial" w:cs="Arial" w:eastAsia="Arial" w:hAnsi="Arial"/>
@@ -25681,7 +25681,7 @@
               <w:spacing w:after="10" w:before="0"/>
               <w:ind w:left="120"/>
             </w:pPr>
-            <w:hyperlink w:history="1" r:id="rId1cbxt60saqyadydps-4tw">
+            <w:hyperlink w:history="1" r:id="rIdqovpodj4u-hgdz6unu0rw">
               <w:r>
                 <w:rPr>
                   <w:rFonts w:ascii="Arial" w:cs="Arial" w:eastAsia="Arial" w:hAnsi="Arial"/>
@@ -25876,7 +25876,7 @@
             <w:pPr>
               <w:spacing w:after="20" w:before="0"/>
             </w:pPr>
-            <w:hyperlink w:history="1" r:id="rId1vvbcp-773wf_oocj8k0d">
+            <w:hyperlink w:history="1" r:id="rIdftcabr-tpe6xh8uzytp7w">
               <w:r>
                 <w:rPr>
                   <w:rFonts w:ascii="Arial" w:cs="Arial" w:eastAsia="Arial" w:hAnsi="Arial"/>
@@ -25925,7 +25925,7 @@
               <w:spacing w:after="10" w:before="0"/>
               <w:ind w:left="120"/>
             </w:pPr>
-            <w:hyperlink w:history="1" r:id="rId4eon2cuknfsero5nvmgqy">
+            <w:hyperlink w:history="1" r:id="rIdixs2bqfwmvzumoryi7ipu">
               <w:r>
                 <w:rPr>
                   <w:rFonts w:ascii="Arial" w:cs="Arial" w:eastAsia="Arial" w:hAnsi="Arial"/>
@@ -25970,7 +25970,7 @@
             <w:pPr>
               <w:spacing w:after="20" w:before="0"/>
             </w:pPr>
-            <w:hyperlink w:history="1" r:id="rIdfoo6rt156pir4dgppzpvf">
+            <w:hyperlink w:history="1" r:id="rIdc1pvmyymeka3arpsoips9">
               <w:r>
                 <w:rPr>
                   <w:rFonts w:ascii="Arial" w:cs="Arial" w:eastAsia="Arial" w:hAnsi="Arial"/>
@@ -26003,7 +26003,7 @@
               <w:spacing w:after="10" w:before="0"/>
               <w:ind w:left="120"/>
             </w:pPr>
-            <w:hyperlink w:history="1" r:id="rIdzexraybelznrwoqcboyho">
+            <w:hyperlink w:history="1" r:id="rIdigmux3wf04ee4hjzzgxcl">
               <w:r>
                 <w:rPr>
                   <w:rFonts w:ascii="Arial" w:cs="Arial" w:eastAsia="Arial" w:hAnsi="Arial"/>
@@ -26515,7 +26515,7 @@
         </w:rPr>
         <w:t xml:space="preserve">© 2026 SeaVuria and ARES. Aligned with KICD objectives. Developed by SeaVuria; technical implementation by ARES (with AI assistance from Claude). Licensed under </w:t>
       </w:r>
-      <w:hyperlink w:history="1" r:id="rIdlq8ejrkbog9tst3gi-s6g">
+      <w:hyperlink w:history="1" r:id="rIduxirnmh5was4_rf32gdvx">
         <w:r>
           <w:rPr>
             <w:rFonts w:ascii="Arial" w:cs="Arial" w:eastAsia="Arial" w:hAnsi="Arial"/>
@@ -26536,7 +26536,7 @@
         </w:rPr>
         <w:t xml:space="preserve"> (</w:t>
       </w:r>
-      <w:hyperlink w:history="1" r:id="rId4r14phshwgtlz6ckeue7h">
+      <w:hyperlink w:history="1" r:id="rIdtxr8bptuwf7sfrid6mjti">
         <w:r>
           <w:rPr>
             <w:rFonts w:ascii="Arial" w:cs="Arial" w:eastAsia="Arial" w:hAnsi="Arial"/>

--- a/data/outputs/v2/Core_Mathematics/SS2.5_Area_of_Polygons/Core_Mathematics_Area_of_Polygons_CBE_LessonSequence.docx
+++ b/data/outputs/v2/Core_Mathematics/SS2.5_Area_of_Polygons/Core_Mathematics_Area_of_Polygons_CBE_LessonSequence.docx
@@ -2344,7 +2344,7 @@
         </w:rPr>
         <w:t xml:space="preserve">© 2026 SeaVuria and ARES. This work is licensed under a </w:t>
       </w:r>
-      <w:hyperlink w:history="1" r:id="rId60kff0dvgcdj0tc5g53ki">
+      <w:hyperlink w:history="1" r:id="rIdjw2_m0mpkigkpbgqavd4-">
         <w:r>
           <w:rPr>
             <w:rFonts w:ascii="Arial" w:cs="Arial" w:eastAsia="Arial" w:hAnsi="Arial"/>
@@ -2364,7 +2364,7 @@
         </w:rPr>
         <w:t xml:space="preserve"> (</w:t>
       </w:r>
-      <w:hyperlink w:history="1" r:id="rId7wadtwphl6h97cq1g_fda">
+      <w:hyperlink w:history="1" r:id="rId6lcaaswadvtwqg3uvcimu">
         <w:r>
           <w:rPr>
             <w:rFonts w:ascii="Arial" w:cs="Arial" w:eastAsia="Arial" w:hAnsi="Arial"/>
@@ -2384,7 +2384,7 @@
         </w:rPr>
         <w:t xml:space="preserve">). To view a copy of this license, visit </w:t>
       </w:r>
-      <w:hyperlink w:history="1" r:id="rId--q3vvbtn4xx6nhcmyyjd">
+      <w:hyperlink w:history="1" r:id="rIdf_tplvsfxmsqlxsdbiuzh">
         <w:r>
           <w:rPr>
             <w:rFonts w:ascii="Arial" w:cs="Arial" w:eastAsia="Arial" w:hAnsi="Arial"/>
@@ -3396,7 +3396,7 @@
             <w:pPr>
               <w:spacing w:after="20" w:before="0"/>
             </w:pPr>
-            <w:hyperlink w:history="1" r:id="rIdinuozuttrqkivcdo8rwux">
+            <w:hyperlink w:history="1" r:id="rIdokeavahw1l0qdlroyoaoc">
               <w:r>
                 <w:rPr>
                   <w:rFonts w:ascii="Arial" w:cs="Arial" w:eastAsia="Arial" w:hAnsi="Arial"/>
@@ -3429,7 +3429,7 @@
               <w:spacing w:after="10" w:before="0"/>
               <w:ind w:left="120"/>
             </w:pPr>
-            <w:hyperlink w:history="1" r:id="rId35wpfrxee-stj4y1-4ras">
+            <w:hyperlink w:history="1" r:id="rIdez84yuvdztoen7v2opb8e">
               <w:r>
                 <w:rPr>
                   <w:rFonts w:ascii="Arial" w:cs="Arial" w:eastAsia="Arial" w:hAnsi="Arial"/>
@@ -3474,7 +3474,7 @@
             <w:pPr>
               <w:spacing w:after="20" w:before="0"/>
             </w:pPr>
-            <w:hyperlink w:history="1" r:id="rIdcc42rlrskkknc2npviuy3">
+            <w:hyperlink w:history="1" r:id="rIds6vgi5ub1hmtvgzivmeza">
               <w:r>
                 <w:rPr>
                   <w:rFonts w:ascii="Arial" w:cs="Arial" w:eastAsia="Arial" w:hAnsi="Arial"/>
@@ -3507,7 +3507,7 @@
               <w:spacing w:after="10" w:before="0"/>
               <w:ind w:left="120"/>
             </w:pPr>
-            <w:hyperlink w:history="1" r:id="rIdpqibfzewuny7yxzawey7i">
+            <w:hyperlink w:history="1" r:id="rIdminpwnae_5isaw-olddvs">
               <w:r>
                 <w:rPr>
                   <w:rFonts w:ascii="Arial" w:cs="Arial" w:eastAsia="Arial" w:hAnsi="Arial"/>
@@ -3702,7 +3702,7 @@
             <w:pPr>
               <w:spacing w:after="20" w:before="0"/>
             </w:pPr>
-            <w:hyperlink w:history="1" r:id="rIdjarv6dtavbo0b8my2klgr">
+            <w:hyperlink w:history="1" r:id="rIdknxf65pnzpdif3zmkttvj">
               <w:r>
                 <w:rPr>
                   <w:rFonts w:ascii="Arial" w:cs="Arial" w:eastAsia="Arial" w:hAnsi="Arial"/>
@@ -3735,7 +3735,7 @@
               <w:spacing w:after="10" w:before="0"/>
               <w:ind w:left="120"/>
             </w:pPr>
-            <w:hyperlink w:history="1" r:id="rIdtm4784l0ovwsa7b79ksii">
+            <w:hyperlink w:history="1" r:id="rIdr1tgufe1tnri3t6nu-19e">
               <w:r>
                 <w:rPr>
                   <w:rFonts w:ascii="Arial" w:cs="Arial" w:eastAsia="Arial" w:hAnsi="Arial"/>
@@ -3780,7 +3780,7 @@
             <w:pPr>
               <w:spacing w:after="20" w:before="0"/>
             </w:pPr>
-            <w:hyperlink w:history="1" r:id="rIdtibi-ztdejjowmmudgcww">
+            <w:hyperlink w:history="1" r:id="rId5wdnlpsuwehisuqhbbzyn">
               <w:r>
                 <w:rPr>
                   <w:rFonts w:ascii="Arial" w:cs="Arial" w:eastAsia="Arial" w:hAnsi="Arial"/>
@@ -3813,7 +3813,7 @@
               <w:spacing w:after="10" w:before="0"/>
               <w:ind w:left="120"/>
             </w:pPr>
-            <w:hyperlink w:history="1" r:id="rIdeyjta1ogrfer4pybxfiln">
+            <w:hyperlink w:history="1" r:id="rIdv7whf8s2o1c9qgiwvw6cz">
               <w:r>
                 <w:rPr>
                   <w:rFonts w:ascii="Arial" w:cs="Arial" w:eastAsia="Arial" w:hAnsi="Arial"/>
@@ -4008,7 +4008,7 @@
             <w:pPr>
               <w:spacing w:after="20" w:before="0"/>
             </w:pPr>
-            <w:hyperlink w:history="1" r:id="rIdime-ofs5tgoadelekvkn1">
+            <w:hyperlink w:history="1" r:id="rIdsojb_meztuyqoajyu0hgl">
               <w:r>
                 <w:rPr>
                   <w:rFonts w:ascii="Arial" w:cs="Arial" w:eastAsia="Arial" w:hAnsi="Arial"/>
@@ -4041,7 +4041,7 @@
               <w:spacing w:after="10" w:before="0"/>
               <w:ind w:left="120"/>
             </w:pPr>
-            <w:hyperlink w:history="1" r:id="rId_nzezs633hlslvwf_-fa2">
+            <w:hyperlink w:history="1" r:id="rIdo5z6mll-knr7sfvxenv_c">
               <w:r>
                 <w:rPr>
                   <w:rFonts w:ascii="Arial" w:cs="Arial" w:eastAsia="Arial" w:hAnsi="Arial"/>
@@ -4086,7 +4086,7 @@
             <w:pPr>
               <w:spacing w:after="20" w:before="0"/>
             </w:pPr>
-            <w:hyperlink w:history="1" r:id="rIdg3593hxf01rzf3b3fqwch">
+            <w:hyperlink w:history="1" r:id="rId-7f-rfdop4xobj3trpjvi">
               <w:r>
                 <w:rPr>
                   <w:rFonts w:ascii="Arial" w:cs="Arial" w:eastAsia="Arial" w:hAnsi="Arial"/>
@@ -4119,7 +4119,7 @@
               <w:spacing w:after="10" w:before="0"/>
               <w:ind w:left="120"/>
             </w:pPr>
-            <w:hyperlink w:history="1" r:id="rIdjfkgrtvvqeqo_imflxtpt">
+            <w:hyperlink w:history="1" r:id="rId-qkll5ix4ucdn7zsmael0">
               <w:r>
                 <w:rPr>
                   <w:rFonts w:ascii="Arial" w:cs="Arial" w:eastAsia="Arial" w:hAnsi="Arial"/>
@@ -4314,7 +4314,7 @@
             <w:pPr>
               <w:spacing w:after="20" w:before="0"/>
             </w:pPr>
-            <w:hyperlink w:history="1" r:id="rIdo0_dh6xdxqnuj8xbnmini">
+            <w:hyperlink w:history="1" r:id="rIdnqckxzserf50fh5b44eui">
               <w:r>
                 <w:rPr>
                   <w:rFonts w:ascii="Arial" w:cs="Arial" w:eastAsia="Arial" w:hAnsi="Arial"/>
@@ -4347,7 +4347,7 @@
               <w:spacing w:after="10" w:before="0"/>
               <w:ind w:left="120"/>
             </w:pPr>
-            <w:hyperlink w:history="1" r:id="rIdqksjinrfztqbab-juwfcu">
+            <w:hyperlink w:history="1" r:id="rId-g0sjij8itd8ywilr2j2b">
               <w:r>
                 <w:rPr>
                   <w:rFonts w:ascii="Arial" w:cs="Arial" w:eastAsia="Arial" w:hAnsi="Arial"/>
@@ -4392,7 +4392,7 @@
             <w:pPr>
               <w:spacing w:after="20" w:before="0"/>
             </w:pPr>
-            <w:hyperlink w:history="1" r:id="rIdxtprqtjgns1mzua-ma0os">
+            <w:hyperlink w:history="1" r:id="rIdvukd4lhgyhhjxsgovemqd">
               <w:r>
                 <w:rPr>
                   <w:rFonts w:ascii="Arial" w:cs="Arial" w:eastAsia="Arial" w:hAnsi="Arial"/>
@@ -4425,7 +4425,7 @@
               <w:spacing w:after="10" w:before="0"/>
               <w:ind w:left="120"/>
             </w:pPr>
-            <w:hyperlink w:history="1" r:id="rIdlaukdgrm7oddm5ccgj0yk">
+            <w:hyperlink w:history="1" r:id="rIdytyzixtzphpxf2drdkhda">
               <w:r>
                 <w:rPr>
                   <w:rFonts w:ascii="Arial" w:cs="Arial" w:eastAsia="Arial" w:hAnsi="Arial"/>
@@ -4620,7 +4620,7 @@
             <w:pPr>
               <w:spacing w:after="20" w:before="0"/>
             </w:pPr>
-            <w:hyperlink w:history="1" r:id="rId0pibjhs4tyqmtopyvpzme">
+            <w:hyperlink w:history="1" r:id="rIdnuplwbrgdhkyjx795hza9">
               <w:r>
                 <w:rPr>
                   <w:rFonts w:ascii="Arial" w:cs="Arial" w:eastAsia="Arial" w:hAnsi="Arial"/>
@@ -4669,7 +4669,7 @@
               <w:spacing w:after="10" w:before="0"/>
               <w:ind w:left="120"/>
             </w:pPr>
-            <w:hyperlink w:history="1" r:id="rId68r97_qu6cep_ivsywl-3">
+            <w:hyperlink w:history="1" r:id="rIdofxrzyzsx47vpxtdifu8q">
               <w:r>
                 <w:rPr>
                   <w:rFonts w:ascii="Arial" w:cs="Arial" w:eastAsia="Arial" w:hAnsi="Arial"/>
@@ -4714,7 +4714,7 @@
             <w:pPr>
               <w:spacing w:after="20" w:before="0"/>
             </w:pPr>
-            <w:hyperlink w:history="1" r:id="rId7sfwpen-h8hpruq3r0soy">
+            <w:hyperlink w:history="1" r:id="rIdylyyy1job4_tcqcbby4rh">
               <w:r>
                 <w:rPr>
                   <w:rFonts w:ascii="Arial" w:cs="Arial" w:eastAsia="Arial" w:hAnsi="Arial"/>
@@ -4763,7 +4763,7 @@
               <w:spacing w:after="10" w:before="0"/>
               <w:ind w:left="120"/>
             </w:pPr>
-            <w:hyperlink w:history="1" r:id="rId1whevyhldp0frostz02el">
+            <w:hyperlink w:history="1" r:id="rIdkuhsdryylf3kw8ueafapa">
               <w:r>
                 <w:rPr>
                   <w:rFonts w:ascii="Arial" w:cs="Arial" w:eastAsia="Arial" w:hAnsi="Arial"/>
@@ -5275,7 +5275,7 @@
         </w:rPr>
         <w:t xml:space="preserve">© 2026 SeaVuria and ARES. Aligned with KICD objectives. Developed by SeaVuria; technical implementation by ARES (with AI assistance from Claude). Licensed under </w:t>
       </w:r>
-      <w:hyperlink w:history="1" r:id="rIdn2b5w3hgy5vauf48tmvel">
+      <w:hyperlink w:history="1" r:id="rId7olicnfe0dzfpyztmverg">
         <w:r>
           <w:rPr>
             <w:rFonts w:ascii="Arial" w:cs="Arial" w:eastAsia="Arial" w:hAnsi="Arial"/>
@@ -5296,7 +5296,7 @@
         </w:rPr>
         <w:t xml:space="preserve"> (</w:t>
       </w:r>
-      <w:hyperlink w:history="1" r:id="rIdxezt98jeur9dxidt_ja0o">
+      <w:hyperlink w:history="1" r:id="rId7qwo6ai6d_patxwgn1prl">
         <w:r>
           <w:rPr>
             <w:rFonts w:ascii="Arial" w:cs="Arial" w:eastAsia="Arial" w:hAnsi="Arial"/>
@@ -6309,7 +6309,7 @@
             <w:pPr>
               <w:spacing w:after="20" w:before="0"/>
             </w:pPr>
-            <w:hyperlink w:history="1" r:id="rIdpyivlxpziepjt8d8ztlw0">
+            <w:hyperlink w:history="1" r:id="rIdv0_8pgycpdjm4vpbppr3j">
               <w:r>
                 <w:rPr>
                   <w:rFonts w:ascii="Arial" w:cs="Arial" w:eastAsia="Arial" w:hAnsi="Arial"/>
@@ -6342,7 +6342,7 @@
               <w:spacing w:after="10" w:before="0"/>
               <w:ind w:left="120"/>
             </w:pPr>
-            <w:hyperlink w:history="1" r:id="rIdgd0vykfvlujzru9qyaq3b">
+            <w:hyperlink w:history="1" r:id="rIdi6f9am8wcrdbmmzyvcadq">
               <w:r>
                 <w:rPr>
                   <w:rFonts w:ascii="Arial" w:cs="Arial" w:eastAsia="Arial" w:hAnsi="Arial"/>
@@ -6387,7 +6387,7 @@
             <w:pPr>
               <w:spacing w:after="20" w:before="0"/>
             </w:pPr>
-            <w:hyperlink w:history="1" r:id="rIdz7oljn3dupykbmgxwfppl">
+            <w:hyperlink w:history="1" r:id="rIdjacytvzcjv6jkpianf0ga">
               <w:r>
                 <w:rPr>
                   <w:rFonts w:ascii="Arial" w:cs="Arial" w:eastAsia="Arial" w:hAnsi="Arial"/>
@@ -6420,7 +6420,7 @@
               <w:spacing w:after="10" w:before="0"/>
               <w:ind w:left="120"/>
             </w:pPr>
-            <w:hyperlink w:history="1" r:id="rIdfg_u03zhze9f8jxsu14xe">
+            <w:hyperlink w:history="1" r:id="rIdzfe5h1y-qbc6fmv3eya_f">
               <w:r>
                 <w:rPr>
                   <w:rFonts w:ascii="Arial" w:cs="Arial" w:eastAsia="Arial" w:hAnsi="Arial"/>
@@ -6691,7 +6691,7 @@
             <w:pPr>
               <w:spacing w:after="20" w:before="0"/>
             </w:pPr>
-            <w:hyperlink w:history="1" r:id="rIdk4ea_3vj7cib7vj618tgi">
+            <w:hyperlink w:history="1" r:id="rIddvwj4gwpou6kbsfxu7r2t">
               <w:r>
                 <w:rPr>
                   <w:rFonts w:ascii="Arial" w:cs="Arial" w:eastAsia="Arial" w:hAnsi="Arial"/>
@@ -6724,7 +6724,7 @@
               <w:spacing w:after="10" w:before="0"/>
               <w:ind w:left="120"/>
             </w:pPr>
-            <w:hyperlink w:history="1" r:id="rIdayvcfkv88b3mswurm_qo0">
+            <w:hyperlink w:history="1" r:id="rId4j4i0_pcucgmpjdwldqh3">
               <w:r>
                 <w:rPr>
                   <w:rFonts w:ascii="Arial" w:cs="Arial" w:eastAsia="Arial" w:hAnsi="Arial"/>
@@ -6769,7 +6769,7 @@
             <w:pPr>
               <w:spacing w:after="20" w:before="0"/>
             </w:pPr>
-            <w:hyperlink w:history="1" r:id="rIdeuloj4mnduixoylper6jr">
+            <w:hyperlink w:history="1" r:id="rIdl_xi-zsfttoilvgqlhqvt">
               <w:r>
                 <w:rPr>
                   <w:rFonts w:ascii="Arial" w:cs="Arial" w:eastAsia="Arial" w:hAnsi="Arial"/>
@@ -6802,7 +6802,7 @@
               <w:spacing w:after="10" w:before="0"/>
               <w:ind w:left="120"/>
             </w:pPr>
-            <w:hyperlink w:history="1" r:id="rIdbwazcc0wqvj2rwvx6kdpo">
+            <w:hyperlink w:history="1" r:id="rIdrt3okk1ub2kgakcbbhpl7">
               <w:r>
                 <w:rPr>
                   <w:rFonts w:ascii="Arial" w:cs="Arial" w:eastAsia="Arial" w:hAnsi="Arial"/>
@@ -7073,7 +7073,7 @@
             <w:pPr>
               <w:spacing w:after="20" w:before="0"/>
             </w:pPr>
-            <w:hyperlink w:history="1" r:id="rIdgnzasl0beq-ntyrsdr6dp">
+            <w:hyperlink w:history="1" r:id="rIdnzx7enths9q08txh65da7">
               <w:r>
                 <w:rPr>
                   <w:rFonts w:ascii="Arial" w:cs="Arial" w:eastAsia="Arial" w:hAnsi="Arial"/>
@@ -7106,7 +7106,7 @@
               <w:spacing w:after="10" w:before="0"/>
               <w:ind w:left="120"/>
             </w:pPr>
-            <w:hyperlink w:history="1" r:id="rIdaeakkpsewka5ebfyra4tl">
+            <w:hyperlink w:history="1" r:id="rIdtqentvcb4ipcw_llkur7h">
               <w:r>
                 <w:rPr>
                   <w:rFonts w:ascii="Arial" w:cs="Arial" w:eastAsia="Arial" w:hAnsi="Arial"/>
@@ -7151,7 +7151,7 @@
             <w:pPr>
               <w:spacing w:after="20" w:before="0"/>
             </w:pPr>
-            <w:hyperlink w:history="1" r:id="rIdngc11ecatshhkim5w59ao">
+            <w:hyperlink w:history="1" r:id="rIdvftap83cftwkypkki56xw">
               <w:r>
                 <w:rPr>
                   <w:rFonts w:ascii="Arial" w:cs="Arial" w:eastAsia="Arial" w:hAnsi="Arial"/>
@@ -7200,7 +7200,7 @@
               <w:spacing w:after="10" w:before="0"/>
               <w:ind w:left="120"/>
             </w:pPr>
-            <w:hyperlink w:history="1" r:id="rIdresaj8xubqamxq2wis01w">
+            <w:hyperlink w:history="1" r:id="rIdsuvteiw6urbhfi9kxxsam">
               <w:r>
                 <w:rPr>
                   <w:rFonts w:ascii="Arial" w:cs="Arial" w:eastAsia="Arial" w:hAnsi="Arial"/>
@@ -7490,7 +7490,7 @@
             <w:pPr>
               <w:spacing w:after="20" w:before="0"/>
             </w:pPr>
-            <w:hyperlink w:history="1" r:id="rId6fqa5no1ydewmondcnhw5">
+            <w:hyperlink w:history="1" r:id="rIdklfdzqtjzqeifhwjumrfx">
               <w:r>
                 <w:rPr>
                   <w:rFonts w:ascii="Arial" w:cs="Arial" w:eastAsia="Arial" w:hAnsi="Arial"/>
@@ -7523,7 +7523,7 @@
               <w:spacing w:after="10" w:before="0"/>
               <w:ind w:left="120"/>
             </w:pPr>
-            <w:hyperlink w:history="1" r:id="rIdsz2trsxuvvnj8w9q3ak7h">
+            <w:hyperlink w:history="1" r:id="rIdugkzivhmmmpurtobx4i-x">
               <w:r>
                 <w:rPr>
                   <w:rFonts w:ascii="Arial" w:cs="Arial" w:eastAsia="Arial" w:hAnsi="Arial"/>
@@ -7568,7 +7568,7 @@
             <w:pPr>
               <w:spacing w:after="20" w:before="0"/>
             </w:pPr>
-            <w:hyperlink w:history="1" r:id="rIdphw_cmklag9djsj4svore">
+            <w:hyperlink w:history="1" r:id="rIdxfx3grn4ubt2dki9ok8tb">
               <w:r>
                 <w:rPr>
                   <w:rFonts w:ascii="Arial" w:cs="Arial" w:eastAsia="Arial" w:hAnsi="Arial"/>
@@ -7617,7 +7617,7 @@
               <w:spacing w:after="10" w:before="0"/>
               <w:ind w:left="120"/>
             </w:pPr>
-            <w:hyperlink w:history="1" r:id="rIdahdpklejyyactiywucmin">
+            <w:hyperlink w:history="1" r:id="rIdi_jt2xlvg0ushpyvu7pai">
               <w:r>
                 <w:rPr>
                   <w:rFonts w:ascii="Arial" w:cs="Arial" w:eastAsia="Arial" w:hAnsi="Arial"/>
@@ -7869,7 +7869,7 @@
             <w:pPr>
               <w:spacing w:after="20" w:before="0"/>
             </w:pPr>
-            <w:hyperlink w:history="1" r:id="rIdmojicdzio-yetujnwqsqj">
+            <w:hyperlink w:history="1" r:id="rId9azxpiobnebuheuexgpof">
               <w:r>
                 <w:rPr>
                   <w:rFonts w:ascii="Arial" w:cs="Arial" w:eastAsia="Arial" w:hAnsi="Arial"/>
@@ -7902,7 +7902,7 @@
               <w:spacing w:after="10" w:before="0"/>
               <w:ind w:left="120"/>
             </w:pPr>
-            <w:hyperlink w:history="1" r:id="rIdxeuxk3xxivvoc_u4k3gbw">
+            <w:hyperlink w:history="1" r:id="rIdud-8uqchflvojfp5objro">
               <w:r>
                 <w:rPr>
                   <w:rFonts w:ascii="Arial" w:cs="Arial" w:eastAsia="Arial" w:hAnsi="Arial"/>
@@ -7947,7 +7947,7 @@
             <w:pPr>
               <w:spacing w:after="20" w:before="0"/>
             </w:pPr>
-            <w:hyperlink w:history="1" r:id="rIdymosk2oxx7jrpsudjej07">
+            <w:hyperlink w:history="1" r:id="rIdbziphrkl3vjilwyza_7rj">
               <w:r>
                 <w:rPr>
                   <w:rFonts w:ascii="Arial" w:cs="Arial" w:eastAsia="Arial" w:hAnsi="Arial"/>
@@ -7996,7 +7996,7 @@
               <w:spacing w:after="10" w:before="0"/>
               <w:ind w:left="120"/>
             </w:pPr>
-            <w:hyperlink w:history="1" r:id="rIdf2alyg2fhlvqx-3dp0lus">
+            <w:hyperlink w:history="1" r:id="rIdfdcyuylpbznrsjzrf8nbp">
               <w:r>
                 <w:rPr>
                   <w:rFonts w:ascii="Arial" w:cs="Arial" w:eastAsia="Arial" w:hAnsi="Arial"/>
@@ -8603,7 +8603,7 @@
         </w:rPr>
         <w:t xml:space="preserve">© 2026 SeaVuria and ARES. Aligned with KICD objectives. Developed by SeaVuria; technical implementation by ARES (with AI assistance from Claude). Licensed under </w:t>
       </w:r>
-      <w:hyperlink w:history="1" r:id="rIdhtggoojwqkr08bq8tlyhd">
+      <w:hyperlink w:history="1" r:id="rId9rovj2y2d5cqub5ltvud8">
         <w:r>
           <w:rPr>
             <w:rFonts w:ascii="Arial" w:cs="Arial" w:eastAsia="Arial" w:hAnsi="Arial"/>
@@ -8624,7 +8624,7 @@
         </w:rPr>
         <w:t xml:space="preserve"> (</w:t>
       </w:r>
-      <w:hyperlink w:history="1" r:id="rIdlvqgzrsv6o56q_podmaef">
+      <w:hyperlink w:history="1" r:id="rIdkgnb4ys9bt7ipaqmelzmj">
         <w:r>
           <w:rPr>
             <w:rFonts w:ascii="Arial" w:cs="Arial" w:eastAsia="Arial" w:hAnsi="Arial"/>
@@ -9836,7 +9836,7 @@
             <w:pPr>
               <w:spacing w:after="20" w:before="0"/>
             </w:pPr>
-            <w:hyperlink w:history="1" r:id="rIdd7w5pal6tibavthbj9j1y">
+            <w:hyperlink w:history="1" r:id="rIdk9ypews2iv93af3gxbtj4">
               <w:r>
                 <w:rPr>
                   <w:rFonts w:ascii="Arial" w:cs="Arial" w:eastAsia="Arial" w:hAnsi="Arial"/>
@@ -9885,7 +9885,7 @@
               <w:spacing w:after="10" w:before="0"/>
               <w:ind w:left="120"/>
             </w:pPr>
-            <w:hyperlink w:history="1" r:id="rIdyr9jxsib5vfkbnoyoofps">
+            <w:hyperlink w:history="1" r:id="rIdmb36oseawtteyqybhk06n">
               <w:r>
                 <w:rPr>
                   <w:rFonts w:ascii="Arial" w:cs="Arial" w:eastAsia="Arial" w:hAnsi="Arial"/>
@@ -9930,7 +9930,7 @@
             <w:pPr>
               <w:spacing w:after="20" w:before="0"/>
             </w:pPr>
-            <w:hyperlink w:history="1" r:id="rIdirwa99elatktrsoznjxxy">
+            <w:hyperlink w:history="1" r:id="rIdojzawmxbm7xtg2oqho8zx">
               <w:r>
                 <w:rPr>
                   <w:rFonts w:ascii="Arial" w:cs="Arial" w:eastAsia="Arial" w:hAnsi="Arial"/>
@@ -9963,7 +9963,7 @@
               <w:spacing w:after="10" w:before="0"/>
               <w:ind w:left="120"/>
             </w:pPr>
-            <w:hyperlink w:history="1" r:id="rIdw5tyh24flocaaj4iepp7s">
+            <w:hyperlink w:history="1" r:id="rIdk-dfk-yiqueh5qlm4o3v-">
               <w:r>
                 <w:rPr>
                   <w:rFonts w:ascii="Arial" w:cs="Arial" w:eastAsia="Arial" w:hAnsi="Arial"/>
@@ -10158,7 +10158,7 @@
             <w:pPr>
               <w:spacing w:after="20" w:before="0"/>
             </w:pPr>
-            <w:hyperlink w:history="1" r:id="rIdkamaomuyczwbmoo0nkd1q">
+            <w:hyperlink w:history="1" r:id="rIdfc4ygpttmkovz0siofvgg">
               <w:r>
                 <w:rPr>
                   <w:rFonts w:ascii="Arial" w:cs="Arial" w:eastAsia="Arial" w:hAnsi="Arial"/>
@@ -10207,7 +10207,7 @@
               <w:spacing w:after="10" w:before="0"/>
               <w:ind w:left="120"/>
             </w:pPr>
-            <w:hyperlink w:history="1" r:id="rIdfi7fqfytphqfbeacwvlvh">
+            <w:hyperlink w:history="1" r:id="rIdm4qidoagreo8vup9euqel">
               <w:r>
                 <w:rPr>
                   <w:rFonts w:ascii="Arial" w:cs="Arial" w:eastAsia="Arial" w:hAnsi="Arial"/>
@@ -10252,7 +10252,7 @@
             <w:pPr>
               <w:spacing w:after="20" w:before="0"/>
             </w:pPr>
-            <w:hyperlink w:history="1" r:id="rIdour1mwop1hs0koiemunmj">
+            <w:hyperlink w:history="1" r:id="rIdq-rag2sdn5hnjmh0wl9ib">
               <w:r>
                 <w:rPr>
                   <w:rFonts w:ascii="Arial" w:cs="Arial" w:eastAsia="Arial" w:hAnsi="Arial"/>
@@ -10285,7 +10285,7 @@
               <w:spacing w:after="10" w:before="0"/>
               <w:ind w:left="120"/>
             </w:pPr>
-            <w:hyperlink w:history="1" r:id="rIddyhuj257vviiu5whhpssl">
+            <w:hyperlink w:history="1" r:id="rIdpc0ov6ujh1c-nmnizjspm">
               <w:r>
                 <w:rPr>
                   <w:rFonts w:ascii="Arial" w:cs="Arial" w:eastAsia="Arial" w:hAnsi="Arial"/>
@@ -10480,7 +10480,7 @@
             <w:pPr>
               <w:spacing w:after="20" w:before="0"/>
             </w:pPr>
-            <w:hyperlink w:history="1" r:id="rIdeqdvif8aoucoikvgavny8">
+            <w:hyperlink w:history="1" r:id="rIdcyipkztj3u9-whodtyhzp">
               <w:r>
                 <w:rPr>
                   <w:rFonts w:ascii="Arial" w:cs="Arial" w:eastAsia="Arial" w:hAnsi="Arial"/>
@@ -10529,7 +10529,7 @@
               <w:spacing w:after="10" w:before="0"/>
               <w:ind w:left="120"/>
             </w:pPr>
-            <w:hyperlink w:history="1" r:id="rId2mg18t68dvo69mvdya4ix">
+            <w:hyperlink w:history="1" r:id="rIdnwotrknvpwdogla326z8-">
               <w:r>
                 <w:rPr>
                   <w:rFonts w:ascii="Arial" w:cs="Arial" w:eastAsia="Arial" w:hAnsi="Arial"/>
@@ -10574,7 +10574,7 @@
             <w:pPr>
               <w:spacing w:after="20" w:before="0"/>
             </w:pPr>
-            <w:hyperlink w:history="1" r:id="rId9efpdqjozupcb3rsp4m3t">
+            <w:hyperlink w:history="1" r:id="rIdhlyfho67oc4p_3uki0hw9">
               <w:r>
                 <w:rPr>
                   <w:rFonts w:ascii="Arial" w:cs="Arial" w:eastAsia="Arial" w:hAnsi="Arial"/>
@@ -10607,7 +10607,7 @@
               <w:spacing w:after="10" w:before="0"/>
               <w:ind w:left="120"/>
             </w:pPr>
-            <w:hyperlink w:history="1" r:id="rIdzuzngi8ffovc63e1acxvi">
+            <w:hyperlink w:history="1" r:id="rIdarwmrpvm-g0-7mugjekwo">
               <w:r>
                 <w:rPr>
                   <w:rFonts w:ascii="Arial" w:cs="Arial" w:eastAsia="Arial" w:hAnsi="Arial"/>
@@ -10802,7 +10802,7 @@
             <w:pPr>
               <w:spacing w:after="20" w:before="0"/>
             </w:pPr>
-            <w:hyperlink w:history="1" r:id="rId3il1ad2a8smlwyit-lww_">
+            <w:hyperlink w:history="1" r:id="rId6y8aksi6fyic7ndsjio8o">
               <w:r>
                 <w:rPr>
                   <w:rFonts w:ascii="Arial" w:cs="Arial" w:eastAsia="Arial" w:hAnsi="Arial"/>
@@ -10851,7 +10851,7 @@
               <w:spacing w:after="10" w:before="0"/>
               <w:ind w:left="120"/>
             </w:pPr>
-            <w:hyperlink w:history="1" r:id="rIdxu3gw7f7psvobcyc9mu9b">
+            <w:hyperlink w:history="1" r:id="rId2ukgmbv0j8kq8hzt8zk52">
               <w:r>
                 <w:rPr>
                   <w:rFonts w:ascii="Arial" w:cs="Arial" w:eastAsia="Arial" w:hAnsi="Arial"/>
@@ -10896,7 +10896,7 @@
             <w:pPr>
               <w:spacing w:after="20" w:before="0"/>
             </w:pPr>
-            <w:hyperlink w:history="1" r:id="rIdiphxzb0hswoeptyifsmye">
+            <w:hyperlink w:history="1" r:id="rIdg65xokmfuzjy2odfmt-wa">
               <w:r>
                 <w:rPr>
                   <w:rFonts w:ascii="Arial" w:cs="Arial" w:eastAsia="Arial" w:hAnsi="Arial"/>
@@ -10929,7 +10929,7 @@
               <w:spacing w:after="10" w:before="0"/>
               <w:ind w:left="120"/>
             </w:pPr>
-            <w:hyperlink w:history="1" r:id="rIdz3-mmkz7m0gam2voqqc4o">
+            <w:hyperlink w:history="1" r:id="rIdatxqoog6mpfrdy84zzm9i">
               <w:r>
                 <w:rPr>
                   <w:rFonts w:ascii="Arial" w:cs="Arial" w:eastAsia="Arial" w:hAnsi="Arial"/>
@@ -11124,7 +11124,7 @@
             <w:pPr>
               <w:spacing w:after="20" w:before="0"/>
             </w:pPr>
-            <w:hyperlink w:history="1" r:id="rId2fzs36dzhtfq1fvnzd8-m">
+            <w:hyperlink w:history="1" r:id="rIdq0hhtychibdtiq8ekqyj5">
               <w:r>
                 <w:rPr>
                   <w:rFonts w:ascii="Arial" w:cs="Arial" w:eastAsia="Arial" w:hAnsi="Arial"/>
@@ -11173,7 +11173,7 @@
               <w:spacing w:after="10" w:before="0"/>
               <w:ind w:left="120"/>
             </w:pPr>
-            <w:hyperlink w:history="1" r:id="rIds49vsfpsz6k1vyc7kodht">
+            <w:hyperlink w:history="1" r:id="rIdqjg_8n2ypk9hnt0f0gbbz">
               <w:r>
                 <w:rPr>
                   <w:rFonts w:ascii="Arial" w:cs="Arial" w:eastAsia="Arial" w:hAnsi="Arial"/>
@@ -11218,7 +11218,7 @@
             <w:pPr>
               <w:spacing w:after="20" w:before="0"/>
             </w:pPr>
-            <w:hyperlink w:history="1" r:id="rIdj7jq_tjeel4pxa4nfzx0n">
+            <w:hyperlink w:history="1" r:id="rIdxoqiayepxdn2vrkvpyv1g">
               <w:r>
                 <w:rPr>
                   <w:rFonts w:ascii="Arial" w:cs="Arial" w:eastAsia="Arial" w:hAnsi="Arial"/>
@@ -11251,7 +11251,7 @@
               <w:spacing w:after="10" w:before="0"/>
               <w:ind w:left="120"/>
             </w:pPr>
-            <w:hyperlink w:history="1" r:id="rId_7nm-iciffuxedttem40g">
+            <w:hyperlink w:history="1" r:id="rIdhtfo3ykagzvnm3rye2ezf">
               <w:r>
                 <w:rPr>
                   <w:rFonts w:ascii="Arial" w:cs="Arial" w:eastAsia="Arial" w:hAnsi="Arial"/>
@@ -11839,7 +11839,7 @@
         </w:rPr>
         <w:t xml:space="preserve">© 2026 SeaVuria and ARES. Aligned with KICD objectives. Developed by SeaVuria; technical implementation by ARES (with AI assistance from Claude). Licensed under </w:t>
       </w:r>
-      <w:hyperlink w:history="1" r:id="rIdclj00kgn6mhxz37f7kqix">
+      <w:hyperlink w:history="1" r:id="rIdtqlh0qcdjqfngsqvfxbbp">
         <w:r>
           <w:rPr>
             <w:rFonts w:ascii="Arial" w:cs="Arial" w:eastAsia="Arial" w:hAnsi="Arial"/>
@@ -11860,7 +11860,7 @@
         </w:rPr>
         <w:t xml:space="preserve"> (</w:t>
       </w:r>
-      <w:hyperlink w:history="1" r:id="rIdluxzp42q7xj-yt0xdlbug">
+      <w:hyperlink w:history="1" r:id="rIdt2kw9xrhwrq_10gbvy8_x">
         <w:r>
           <w:rPr>
             <w:rFonts w:ascii="Arial" w:cs="Arial" w:eastAsia="Arial" w:hAnsi="Arial"/>
@@ -12873,7 +12873,7 @@
             <w:pPr>
               <w:spacing w:after="20" w:before="0"/>
             </w:pPr>
-            <w:hyperlink w:history="1" r:id="rId_mea-joc_0l5hzsbz2ugy">
+            <w:hyperlink w:history="1" r:id="rIdfctat_zlilzptm433jlic">
               <w:r>
                 <w:rPr>
                   <w:rFonts w:ascii="Arial" w:cs="Arial" w:eastAsia="Arial" w:hAnsi="Arial"/>
@@ -12906,7 +12906,7 @@
               <w:spacing w:after="10" w:before="0"/>
               <w:ind w:left="120"/>
             </w:pPr>
-            <w:hyperlink w:history="1" r:id="rIdeigsp8x6jjjxg6znhhjlv">
+            <w:hyperlink w:history="1" r:id="rIdw6wxbih9if_qltxagqw58">
               <w:r>
                 <w:rPr>
                   <w:rFonts w:ascii="Arial" w:cs="Arial" w:eastAsia="Arial" w:hAnsi="Arial"/>
@@ -12951,7 +12951,7 @@
             <w:pPr>
               <w:spacing w:after="20" w:before="0"/>
             </w:pPr>
-            <w:hyperlink w:history="1" r:id="rIdtjfknou_vkca7xad5ueut">
+            <w:hyperlink w:history="1" r:id="rIdspixqw7y9fy3o_scqgoel">
               <w:r>
                 <w:rPr>
                   <w:rFonts w:ascii="Arial" w:cs="Arial" w:eastAsia="Arial" w:hAnsi="Arial"/>
@@ -12984,7 +12984,7 @@
               <w:spacing w:after="10" w:before="0"/>
               <w:ind w:left="120"/>
             </w:pPr>
-            <w:hyperlink w:history="1" r:id="rIdyt5tjyezjrfnpj7xesef6">
+            <w:hyperlink w:history="1" r:id="rIdh18ryz1ym1ioqvwclbgrd">
               <w:r>
                 <w:rPr>
                   <w:rFonts w:ascii="Arial" w:cs="Arial" w:eastAsia="Arial" w:hAnsi="Arial"/>
@@ -13179,7 +13179,7 @@
             <w:pPr>
               <w:spacing w:after="20" w:before="0"/>
             </w:pPr>
-            <w:hyperlink w:history="1" r:id="rIduir-y_k1n_gnj0penc1tm">
+            <w:hyperlink w:history="1" r:id="rIdkddcxqyhfxaixy9osbc60">
               <w:r>
                 <w:rPr>
                   <w:rFonts w:ascii="Arial" w:cs="Arial" w:eastAsia="Arial" w:hAnsi="Arial"/>
@@ -13212,7 +13212,7 @@
               <w:spacing w:after="10" w:before="0"/>
               <w:ind w:left="120"/>
             </w:pPr>
-            <w:hyperlink w:history="1" r:id="rIdc07_1o9pvnqgqbrufejge">
+            <w:hyperlink w:history="1" r:id="rIdoxuaqpyrk5t83ko6o0vdz">
               <w:r>
                 <w:rPr>
                   <w:rFonts w:ascii="Arial" w:cs="Arial" w:eastAsia="Arial" w:hAnsi="Arial"/>
@@ -13257,7 +13257,7 @@
             <w:pPr>
               <w:spacing w:after="20" w:before="0"/>
             </w:pPr>
-            <w:hyperlink w:history="1" r:id="rIdnj0pfhzz3wytcf0wkhrpv">
+            <w:hyperlink w:history="1" r:id="rIdy831lowf2zymndcezbeb4">
               <w:r>
                 <w:rPr>
                   <w:rFonts w:ascii="Arial" w:cs="Arial" w:eastAsia="Arial" w:hAnsi="Arial"/>
@@ -13290,7 +13290,7 @@
               <w:spacing w:after="10" w:before="0"/>
               <w:ind w:left="120"/>
             </w:pPr>
-            <w:hyperlink w:history="1" r:id="rIdke0nnfzyek8vazubkvhc3">
+            <w:hyperlink w:history="1" r:id="rIdlcdidc4bcxbejijkprt2v">
               <w:r>
                 <w:rPr>
                   <w:rFonts w:ascii="Arial" w:cs="Arial" w:eastAsia="Arial" w:hAnsi="Arial"/>
@@ -13485,7 +13485,7 @@
             <w:pPr>
               <w:spacing w:after="20" w:before="0"/>
             </w:pPr>
-            <w:hyperlink w:history="1" r:id="rIdt-ytbfeq6xbuq4tjfhexn">
+            <w:hyperlink w:history="1" r:id="rIdienobcuvzqesa_lcei7dv">
               <w:r>
                 <w:rPr>
                   <w:rFonts w:ascii="Arial" w:cs="Arial" w:eastAsia="Arial" w:hAnsi="Arial"/>
@@ -13518,7 +13518,7 @@
               <w:spacing w:after="10" w:before="0"/>
               <w:ind w:left="120"/>
             </w:pPr>
-            <w:hyperlink w:history="1" r:id="rId9kqvhbrbb9v7a6zdrk_ju">
+            <w:hyperlink w:history="1" r:id="rIdczot6et1uj8yolnc_2ejm">
               <w:r>
                 <w:rPr>
                   <w:rFonts w:ascii="Arial" w:cs="Arial" w:eastAsia="Arial" w:hAnsi="Arial"/>
@@ -13563,7 +13563,7 @@
             <w:pPr>
               <w:spacing w:after="20" w:before="0"/>
             </w:pPr>
-            <w:hyperlink w:history="1" r:id="rIdkrzu-uuls67jmqk6kxzvh">
+            <w:hyperlink w:history="1" r:id="rIdmlstp47x3tz8v-nn_sndd">
               <w:r>
                 <w:rPr>
                   <w:rFonts w:ascii="Arial" w:cs="Arial" w:eastAsia="Arial" w:hAnsi="Arial"/>
@@ -13596,7 +13596,7 @@
               <w:spacing w:after="10" w:before="0"/>
               <w:ind w:left="120"/>
             </w:pPr>
-            <w:hyperlink w:history="1" r:id="rIdzxhamrltspwt3pgkjg1fk">
+            <w:hyperlink w:history="1" r:id="rIdemdesltw1tewexfczvcku">
               <w:r>
                 <w:rPr>
                   <w:rFonts w:ascii="Arial" w:cs="Arial" w:eastAsia="Arial" w:hAnsi="Arial"/>
@@ -13791,7 +13791,7 @@
             <w:pPr>
               <w:spacing w:after="20" w:before="0"/>
             </w:pPr>
-            <w:hyperlink w:history="1" r:id="rIdqunqipfkrulypi-huyibl">
+            <w:hyperlink w:history="1" r:id="rIdhfh0cl7cf88ifyhjghokk">
               <w:r>
                 <w:rPr>
                   <w:rFonts w:ascii="Arial" w:cs="Arial" w:eastAsia="Arial" w:hAnsi="Arial"/>
@@ -13824,7 +13824,7 @@
               <w:spacing w:after="10" w:before="0"/>
               <w:ind w:left="120"/>
             </w:pPr>
-            <w:hyperlink w:history="1" r:id="rIdcyeqce4mq2vgarnxapu6s">
+            <w:hyperlink w:history="1" r:id="rIdkkpaivasu7rybi9mjsczt">
               <w:r>
                 <w:rPr>
                   <w:rFonts w:ascii="Arial" w:cs="Arial" w:eastAsia="Arial" w:hAnsi="Arial"/>
@@ -13869,7 +13869,7 @@
             <w:pPr>
               <w:spacing w:after="20" w:before="0"/>
             </w:pPr>
-            <w:hyperlink w:history="1" r:id="rIdrcfx7f7mzufyg6rz8grwg">
+            <w:hyperlink w:history="1" r:id="rIdbk33akydjzqugnohi5uyz">
               <w:r>
                 <w:rPr>
                   <w:rFonts w:ascii="Arial" w:cs="Arial" w:eastAsia="Arial" w:hAnsi="Arial"/>
@@ -13902,7 +13902,7 @@
               <w:spacing w:after="10" w:before="0"/>
               <w:ind w:left="120"/>
             </w:pPr>
-            <w:hyperlink w:history="1" r:id="rIdvusjtkytrxno2sbu4ytoq">
+            <w:hyperlink w:history="1" r:id="rId6wzbsbdib4g_ycwrekml1">
               <w:r>
                 <w:rPr>
                   <w:rFonts w:ascii="Arial" w:cs="Arial" w:eastAsia="Arial" w:hAnsi="Arial"/>
@@ -14097,7 +14097,7 @@
             <w:pPr>
               <w:spacing w:after="20" w:before="0"/>
             </w:pPr>
-            <w:hyperlink w:history="1" r:id="rIdq95in-wswhuy8rysebvzo">
+            <w:hyperlink w:history="1" r:id="rIdbf0igizmlxlcz_xza2ubm">
               <w:r>
                 <w:rPr>
                   <w:rFonts w:ascii="Arial" w:cs="Arial" w:eastAsia="Arial" w:hAnsi="Arial"/>
@@ -14146,7 +14146,7 @@
               <w:spacing w:after="10" w:before="0"/>
               <w:ind w:left="120"/>
             </w:pPr>
-            <w:hyperlink w:history="1" r:id="rIdypzjf-yryikltrxgshwzy">
+            <w:hyperlink w:history="1" r:id="rIdujhpwzeo-1e16i0frmvd_">
               <w:r>
                 <w:rPr>
                   <w:rFonts w:ascii="Arial" w:cs="Arial" w:eastAsia="Arial" w:hAnsi="Arial"/>
@@ -14191,7 +14191,7 @@
             <w:pPr>
               <w:spacing w:after="20" w:before="0"/>
             </w:pPr>
-            <w:hyperlink w:history="1" r:id="rIdaboqzuj0egj5bbmfixeej">
+            <w:hyperlink w:history="1" r:id="rIdsyhh0sfocdsyy-u6zwcik">
               <w:r>
                 <w:rPr>
                   <w:rFonts w:ascii="Arial" w:cs="Arial" w:eastAsia="Arial" w:hAnsi="Arial"/>
@@ -14224,7 +14224,7 @@
               <w:spacing w:after="10" w:before="0"/>
               <w:ind w:left="120"/>
             </w:pPr>
-            <w:hyperlink w:history="1" r:id="rIdvsazh3knjvt2rtp7smrva">
+            <w:hyperlink w:history="1" r:id="rIdicxpdnj7hltup8usn7jln">
               <w:r>
                 <w:rPr>
                   <w:rFonts w:ascii="Arial" w:cs="Arial" w:eastAsia="Arial" w:hAnsi="Arial"/>
@@ -14736,7 +14736,7 @@
         </w:rPr>
         <w:t xml:space="preserve">© 2026 SeaVuria and ARES. Aligned with KICD objectives. Developed by SeaVuria; technical implementation by ARES (with AI assistance from Claude). Licensed under </w:t>
       </w:r>
-      <w:hyperlink w:history="1" r:id="rIdzizpgmhoaaz7_ut941uyw">
+      <w:hyperlink w:history="1" r:id="rIdvyaiygcqxw1b9fkj_tqjc">
         <w:r>
           <w:rPr>
             <w:rFonts w:ascii="Arial" w:cs="Arial" w:eastAsia="Arial" w:hAnsi="Arial"/>
@@ -14757,7 +14757,7 @@
         </w:rPr>
         <w:t xml:space="preserve"> (</w:t>
       </w:r>
-      <w:hyperlink w:history="1" r:id="rIdmt6ht5u9hieloh1qtadtm">
+      <w:hyperlink w:history="1" r:id="rIdjuho5_ohl-srugtzk03zi">
         <w:r>
           <w:rPr>
             <w:rFonts w:ascii="Arial" w:cs="Arial" w:eastAsia="Arial" w:hAnsi="Arial"/>
@@ -15770,7 +15770,7 @@
             <w:pPr>
               <w:spacing w:after="20" w:before="0"/>
             </w:pPr>
-            <w:hyperlink w:history="1" r:id="rIdnqyldvk6bl3t3typ5wva2">
+            <w:hyperlink w:history="1" r:id="rIddht-uvmskjveg1kifktun">
               <w:r>
                 <w:rPr>
                   <w:rFonts w:ascii="Arial" w:cs="Arial" w:eastAsia="Arial" w:hAnsi="Arial"/>
@@ -15803,7 +15803,7 @@
               <w:spacing w:after="10" w:before="0"/>
               <w:ind w:left="120"/>
             </w:pPr>
-            <w:hyperlink w:history="1" r:id="rIdbs28t_9xlwzxorkvazwp8">
+            <w:hyperlink w:history="1" r:id="rIdwgpqlwug3lgt6dwgqc1pj">
               <w:r>
                 <w:rPr>
                   <w:rFonts w:ascii="Arial" w:cs="Arial" w:eastAsia="Arial" w:hAnsi="Arial"/>
@@ -15848,7 +15848,7 @@
             <w:pPr>
               <w:spacing w:after="20" w:before="0"/>
             </w:pPr>
-            <w:hyperlink w:history="1" r:id="rId9u8rihves9zq86w86kogw">
+            <w:hyperlink w:history="1" r:id="rIdojlutp1umixg4m69tk72p">
               <w:r>
                 <w:rPr>
                   <w:rFonts w:ascii="Arial" w:cs="Arial" w:eastAsia="Arial" w:hAnsi="Arial"/>
@@ -15881,7 +15881,7 @@
               <w:spacing w:after="10" w:before="0"/>
               <w:ind w:left="120"/>
             </w:pPr>
-            <w:hyperlink w:history="1" r:id="rId0cyrhijqqxq6yith5edul">
+            <w:hyperlink w:history="1" r:id="rIdibltqwejcj713ctwwt4gl">
               <w:r>
                 <w:rPr>
                   <w:rFonts w:ascii="Arial" w:cs="Arial" w:eastAsia="Arial" w:hAnsi="Arial"/>
@@ -16076,7 +16076,7 @@
             <w:pPr>
               <w:spacing w:after="20" w:before="0"/>
             </w:pPr>
-            <w:hyperlink w:history="1" r:id="rIdf7vk_spbzvahfk4xa-fcx">
+            <w:hyperlink w:history="1" r:id="rIdsjgua1obdpf7-whbbvlrd">
               <w:r>
                 <w:rPr>
                   <w:rFonts w:ascii="Arial" w:cs="Arial" w:eastAsia="Arial" w:hAnsi="Arial"/>
@@ -16109,7 +16109,7 @@
               <w:spacing w:after="10" w:before="0"/>
               <w:ind w:left="120"/>
             </w:pPr>
-            <w:hyperlink w:history="1" r:id="rIdkxfws7hruc_cnxc_iqrmq">
+            <w:hyperlink w:history="1" r:id="rId3sxmv9dpcpotgjnisvbtz">
               <w:r>
                 <w:rPr>
                   <w:rFonts w:ascii="Arial" w:cs="Arial" w:eastAsia="Arial" w:hAnsi="Arial"/>
@@ -16154,7 +16154,7 @@
             <w:pPr>
               <w:spacing w:after="20" w:before="0"/>
             </w:pPr>
-            <w:hyperlink w:history="1" r:id="rId1dib9wrj1-tavyj6r0ffr">
+            <w:hyperlink w:history="1" r:id="rIdoutv93thdjjx0sc-d2wdl">
               <w:r>
                 <w:rPr>
                   <w:rFonts w:ascii="Arial" w:cs="Arial" w:eastAsia="Arial" w:hAnsi="Arial"/>
@@ -16187,7 +16187,7 @@
               <w:spacing w:after="10" w:before="0"/>
               <w:ind w:left="120"/>
             </w:pPr>
-            <w:hyperlink w:history="1" r:id="rIdtvf-tm8mdic6c-zv9mrpu">
+            <w:hyperlink w:history="1" r:id="rIdc1zwoovpc_53w7lq-bxot">
               <w:r>
                 <w:rPr>
                   <w:rFonts w:ascii="Arial" w:cs="Arial" w:eastAsia="Arial" w:hAnsi="Arial"/>
@@ -16382,7 +16382,7 @@
             <w:pPr>
               <w:spacing w:after="20" w:before="0"/>
             </w:pPr>
-            <w:hyperlink w:history="1" r:id="rIdp_ppggtrxmcm5eq4ojijh">
+            <w:hyperlink w:history="1" r:id="rIdmliknmdn8dotomfuqvfuv">
               <w:r>
                 <w:rPr>
                   <w:rFonts w:ascii="Arial" w:cs="Arial" w:eastAsia="Arial" w:hAnsi="Arial"/>
@@ -16415,7 +16415,7 @@
               <w:spacing w:after="10" w:before="0"/>
               <w:ind w:left="120"/>
             </w:pPr>
-            <w:hyperlink w:history="1" r:id="rIdxmkdhasgyrbmihewgoxhb">
+            <w:hyperlink w:history="1" r:id="rId62wfz4qfz3vbweqgi-63b">
               <w:r>
                 <w:rPr>
                   <w:rFonts w:ascii="Arial" w:cs="Arial" w:eastAsia="Arial" w:hAnsi="Arial"/>
@@ -16460,7 +16460,7 @@
             <w:pPr>
               <w:spacing w:after="20" w:before="0"/>
             </w:pPr>
-            <w:hyperlink w:history="1" r:id="rIds4-5xoc3fyq3h-a59luse">
+            <w:hyperlink w:history="1" r:id="rIdlb3capn7rpfa53sg62p3m">
               <w:r>
                 <w:rPr>
                   <w:rFonts w:ascii="Arial" w:cs="Arial" w:eastAsia="Arial" w:hAnsi="Arial"/>
@@ -16493,7 +16493,7 @@
               <w:spacing w:after="10" w:before="0"/>
               <w:ind w:left="120"/>
             </w:pPr>
-            <w:hyperlink w:history="1" r:id="rIdpuaxlwrqsn0czwykk8hfb">
+            <w:hyperlink w:history="1" r:id="rIdyplo7zs_k8vuoiadploe7">
               <w:r>
                 <w:rPr>
                   <w:rFonts w:ascii="Arial" w:cs="Arial" w:eastAsia="Arial" w:hAnsi="Arial"/>
@@ -16688,7 +16688,7 @@
             <w:pPr>
               <w:spacing w:after="20" w:before="0"/>
             </w:pPr>
-            <w:hyperlink w:history="1" r:id="rIdlir8t5guv4nhbhqz1hmhy">
+            <w:hyperlink w:history="1" r:id="rIderu_uuepwbyi0fz5c4oux">
               <w:r>
                 <w:rPr>
                   <w:rFonts w:ascii="Arial" w:cs="Arial" w:eastAsia="Arial" w:hAnsi="Arial"/>
@@ -16721,7 +16721,7 @@
               <w:spacing w:after="10" w:before="0"/>
               <w:ind w:left="120"/>
             </w:pPr>
-            <w:hyperlink w:history="1" r:id="rIdtiv0kfi4ueboytezrfmx9">
+            <w:hyperlink w:history="1" r:id="rIdn33ifobvu8qbn-ad1nry6">
               <w:r>
                 <w:rPr>
                   <w:rFonts w:ascii="Arial" w:cs="Arial" w:eastAsia="Arial" w:hAnsi="Arial"/>
@@ -16766,7 +16766,7 @@
             <w:pPr>
               <w:spacing w:after="20" w:before="0"/>
             </w:pPr>
-            <w:hyperlink w:history="1" r:id="rIdlfoubzcan2mr344u3zeyq">
+            <w:hyperlink w:history="1" r:id="rId5e1kng2vfkdfcauspsfcz">
               <w:r>
                 <w:rPr>
                   <w:rFonts w:ascii="Arial" w:cs="Arial" w:eastAsia="Arial" w:hAnsi="Arial"/>
@@ -16799,7 +16799,7 @@
               <w:spacing w:after="10" w:before="0"/>
               <w:ind w:left="120"/>
             </w:pPr>
-            <w:hyperlink w:history="1" r:id="rIdtlpyephiml1komyoa4i2x">
+            <w:hyperlink w:history="1" r:id="rId6e2_arasbrsvtwu3tozsg">
               <w:r>
                 <w:rPr>
                   <w:rFonts w:ascii="Arial" w:cs="Arial" w:eastAsia="Arial" w:hAnsi="Arial"/>
@@ -16994,7 +16994,7 @@
             <w:pPr>
               <w:spacing w:after="20" w:before="0"/>
             </w:pPr>
-            <w:hyperlink w:history="1" r:id="rId3eivjrkwuymq1tgc41gnh">
+            <w:hyperlink w:history="1" r:id="rIdplqthe5cvh1tkwq8xgojr">
               <w:r>
                 <w:rPr>
                   <w:rFonts w:ascii="Arial" w:cs="Arial" w:eastAsia="Arial" w:hAnsi="Arial"/>
@@ -17027,7 +17027,7 @@
               <w:spacing w:after="10" w:before="0"/>
               <w:ind w:left="120"/>
             </w:pPr>
-            <w:hyperlink w:history="1" r:id="rIdyi_ocxruuu2aqlzzyjtrl">
+            <w:hyperlink w:history="1" r:id="rId3juupk-lvjdfiextggffb">
               <w:r>
                 <w:rPr>
                   <w:rFonts w:ascii="Arial" w:cs="Arial" w:eastAsia="Arial" w:hAnsi="Arial"/>
@@ -17072,7 +17072,7 @@
             <w:pPr>
               <w:spacing w:after="20" w:before="0"/>
             </w:pPr>
-            <w:hyperlink w:history="1" r:id="rIdxo5bdlm2ogvgtjgzgpdjx">
+            <w:hyperlink w:history="1" r:id="rIdywcl6sofst6zlduh4tcng">
               <w:r>
                 <w:rPr>
                   <w:rFonts w:ascii="Arial" w:cs="Arial" w:eastAsia="Arial" w:hAnsi="Arial"/>
@@ -17105,7 +17105,7 @@
               <w:spacing w:after="10" w:before="0"/>
               <w:ind w:left="120"/>
             </w:pPr>
-            <w:hyperlink w:history="1" r:id="rIdt6ry5cn5ugucrmij_r9ry">
+            <w:hyperlink w:history="1" r:id="rIdp39adqxi3jws5-q1rdjz4">
               <w:r>
                 <w:rPr>
                   <w:rFonts w:ascii="Arial" w:cs="Arial" w:eastAsia="Arial" w:hAnsi="Arial"/>
@@ -17617,7 +17617,7 @@
         </w:rPr>
         <w:t xml:space="preserve">© 2026 SeaVuria and ARES. Aligned with KICD objectives. Developed by SeaVuria; technical implementation by ARES (with AI assistance from Claude). Licensed under </w:t>
       </w:r>
-      <w:hyperlink w:history="1" r:id="rId80izwg2ofeuaeajhijkkq">
+      <w:hyperlink w:history="1" r:id="rId78xpnee8ehkdbizltykgh">
         <w:r>
           <w:rPr>
             <w:rFonts w:ascii="Arial" w:cs="Arial" w:eastAsia="Arial" w:hAnsi="Arial"/>
@@ -17638,7 +17638,7 @@
         </w:rPr>
         <w:t xml:space="preserve"> (</w:t>
       </w:r>
-      <w:hyperlink w:history="1" r:id="rId2wkuyls7fmhmlg4cg3m-f">
+      <w:hyperlink w:history="1" r:id="rIdskz0q9vbtgke09_ntq107">
         <w:r>
           <w:rPr>
             <w:rFonts w:ascii="Arial" w:cs="Arial" w:eastAsia="Arial" w:hAnsi="Arial"/>
@@ -18651,7 +18651,7 @@
             <w:pPr>
               <w:spacing w:after="20" w:before="0"/>
             </w:pPr>
-            <w:hyperlink w:history="1" r:id="rIdh1r5phcffft4npvyphklk">
+            <w:hyperlink w:history="1" r:id="rIdvlppbk4xpzg2p68bu-zoi">
               <w:r>
                 <w:rPr>
                   <w:rFonts w:ascii="Arial" w:cs="Arial" w:eastAsia="Arial" w:hAnsi="Arial"/>
@@ -18700,7 +18700,7 @@
               <w:spacing w:after="10" w:before="0"/>
               <w:ind w:left="120"/>
             </w:pPr>
-            <w:hyperlink w:history="1" r:id="rIdegxi-ltcmynw7dzthacfc">
+            <w:hyperlink w:history="1" r:id="rIdbke-wjdpbga8uuvu1zhkm">
               <w:r>
                 <w:rPr>
                   <w:rFonts w:ascii="Arial" w:cs="Arial" w:eastAsia="Arial" w:hAnsi="Arial"/>
@@ -18745,7 +18745,7 @@
             <w:pPr>
               <w:spacing w:after="20" w:before="0"/>
             </w:pPr>
-            <w:hyperlink w:history="1" r:id="rIdhdniaukpwyvwobp3bceyi">
+            <w:hyperlink w:history="1" r:id="rId6o2ksddvycqczzjvjrb1w">
               <w:r>
                 <w:rPr>
                   <w:rFonts w:ascii="Arial" w:cs="Arial" w:eastAsia="Arial" w:hAnsi="Arial"/>
@@ -18778,7 +18778,7 @@
               <w:spacing w:after="10" w:before="0"/>
               <w:ind w:left="120"/>
             </w:pPr>
-            <w:hyperlink w:history="1" r:id="rId0glq9srxyncjhazrshhwc">
+            <w:hyperlink w:history="1" r:id="rIdv4nlf_byjiueit0kttk2c">
               <w:r>
                 <w:rPr>
                   <w:rFonts w:ascii="Arial" w:cs="Arial" w:eastAsia="Arial" w:hAnsi="Arial"/>
@@ -18973,7 +18973,7 @@
             <w:pPr>
               <w:spacing w:after="20" w:before="0"/>
             </w:pPr>
-            <w:hyperlink w:history="1" r:id="rIdzas6i3dpj_g1ovdb-nq1-">
+            <w:hyperlink w:history="1" r:id="rIdjjwxcofe6tbbhhjkldtxj">
               <w:r>
                 <w:rPr>
                   <w:rFonts w:ascii="Arial" w:cs="Arial" w:eastAsia="Arial" w:hAnsi="Arial"/>
@@ -19022,7 +19022,7 @@
               <w:spacing w:after="10" w:before="0"/>
               <w:ind w:left="120"/>
             </w:pPr>
-            <w:hyperlink w:history="1" r:id="rIdojiwh8giubosfff11jsqp">
+            <w:hyperlink w:history="1" r:id="rId0ihrz1bhmsruj__6zspo2">
               <w:r>
                 <w:rPr>
                   <w:rFonts w:ascii="Arial" w:cs="Arial" w:eastAsia="Arial" w:hAnsi="Arial"/>
@@ -19067,7 +19067,7 @@
             <w:pPr>
               <w:spacing w:after="20" w:before="0"/>
             </w:pPr>
-            <w:hyperlink w:history="1" r:id="rId-g8ppy8xiiowhzny8fjuh">
+            <w:hyperlink w:history="1" r:id="rId8eutmdr_-e5pfzz-1dsib">
               <w:r>
                 <w:rPr>
                   <w:rFonts w:ascii="Arial" w:cs="Arial" w:eastAsia="Arial" w:hAnsi="Arial"/>
@@ -19100,7 +19100,7 @@
               <w:spacing w:after="10" w:before="0"/>
               <w:ind w:left="120"/>
             </w:pPr>
-            <w:hyperlink w:history="1" r:id="rIdxzg4blv3mjuqc7rbp5bza">
+            <w:hyperlink w:history="1" r:id="rIdb7vwt5hd5t0iwpc6boupn">
               <w:r>
                 <w:rPr>
                   <w:rFonts w:ascii="Arial" w:cs="Arial" w:eastAsia="Arial" w:hAnsi="Arial"/>
@@ -19295,7 +19295,7 @@
             <w:pPr>
               <w:spacing w:after="20" w:before="0"/>
             </w:pPr>
-            <w:hyperlink w:history="1" r:id="rId7pv4gjwdrnq1-cjtcx3vj">
+            <w:hyperlink w:history="1" r:id="rIdce_pm4k6hg7ef5qstx8ft">
               <w:r>
                 <w:rPr>
                   <w:rFonts w:ascii="Arial" w:cs="Arial" w:eastAsia="Arial" w:hAnsi="Arial"/>
@@ -19344,7 +19344,7 @@
               <w:spacing w:after="10" w:before="0"/>
               <w:ind w:left="120"/>
             </w:pPr>
-            <w:hyperlink w:history="1" r:id="rId5j9zbwdftmr6onqkq4rd4">
+            <w:hyperlink w:history="1" r:id="rIdfvcez6rrwuqtoftmn3kcd">
               <w:r>
                 <w:rPr>
                   <w:rFonts w:ascii="Arial" w:cs="Arial" w:eastAsia="Arial" w:hAnsi="Arial"/>
@@ -19389,7 +19389,7 @@
             <w:pPr>
               <w:spacing w:after="20" w:before="0"/>
             </w:pPr>
-            <w:hyperlink w:history="1" r:id="rId0ovldbuzffc4mggprngeo">
+            <w:hyperlink w:history="1" r:id="rIdyspan3vanqolp1vmeu7ud">
               <w:r>
                 <w:rPr>
                   <w:rFonts w:ascii="Arial" w:cs="Arial" w:eastAsia="Arial" w:hAnsi="Arial"/>
@@ -19422,7 +19422,7 @@
               <w:spacing w:after="10" w:before="0"/>
               <w:ind w:left="120"/>
             </w:pPr>
-            <w:hyperlink w:history="1" r:id="rIdcfskvffd1udbtp5mparhj">
+            <w:hyperlink w:history="1" r:id="rIdr5dfx7ls3be8ui7nt6xmd">
               <w:r>
                 <w:rPr>
                   <w:rFonts w:ascii="Arial" w:cs="Arial" w:eastAsia="Arial" w:hAnsi="Arial"/>
@@ -19617,7 +19617,7 @@
             <w:pPr>
               <w:spacing w:after="20" w:before="0"/>
             </w:pPr>
-            <w:hyperlink w:history="1" r:id="rIdj1isppetokakhnvccbunu">
+            <w:hyperlink w:history="1" r:id="rIdn1gymkl-gbc8ijjtqheq0">
               <w:r>
                 <w:rPr>
                   <w:rFonts w:ascii="Arial" w:cs="Arial" w:eastAsia="Arial" w:hAnsi="Arial"/>
@@ -19666,7 +19666,7 @@
               <w:spacing w:after="10" w:before="0"/>
               <w:ind w:left="120"/>
             </w:pPr>
-            <w:hyperlink w:history="1" r:id="rIdpabk9fc5bb5y2sc8g46_n">
+            <w:hyperlink w:history="1" r:id="rIdc68ghxpa87mcch1jzbi8s">
               <w:r>
                 <w:rPr>
                   <w:rFonts w:ascii="Arial" w:cs="Arial" w:eastAsia="Arial" w:hAnsi="Arial"/>
@@ -19711,7 +19711,7 @@
             <w:pPr>
               <w:spacing w:after="20" w:before="0"/>
             </w:pPr>
-            <w:hyperlink w:history="1" r:id="rIdhk3pmeobcxbcgdi8oexrq">
+            <w:hyperlink w:history="1" r:id="rIdw7ndsgrdr7o3y0bsdighw">
               <w:r>
                 <w:rPr>
                   <w:rFonts w:ascii="Arial" w:cs="Arial" w:eastAsia="Arial" w:hAnsi="Arial"/>
@@ -19744,7 +19744,7 @@
               <w:spacing w:after="10" w:before="0"/>
               <w:ind w:left="120"/>
             </w:pPr>
-            <w:hyperlink w:history="1" r:id="rIdtsokgs7xbcu0rg_ue29sb">
+            <w:hyperlink w:history="1" r:id="rId0gore1ka3zpdkfwa7sype">
               <w:r>
                 <w:rPr>
                   <w:rFonts w:ascii="Arial" w:cs="Arial" w:eastAsia="Arial" w:hAnsi="Arial"/>
@@ -19939,7 +19939,7 @@
             <w:pPr>
               <w:spacing w:after="20" w:before="0"/>
             </w:pPr>
-            <w:hyperlink w:history="1" r:id="rIdisx9fldkmctlluxhmuicr">
+            <w:hyperlink w:history="1" r:id="rIdebu2o1kz4pladfkhkinwf">
               <w:r>
                 <w:rPr>
                   <w:rFonts w:ascii="Arial" w:cs="Arial" w:eastAsia="Arial" w:hAnsi="Arial"/>
@@ -19988,7 +19988,7 @@
               <w:spacing w:after="10" w:before="0"/>
               <w:ind w:left="120"/>
             </w:pPr>
-            <w:hyperlink w:history="1" r:id="rId-87lu_5uyrc7d7xjkvc8j">
+            <w:hyperlink w:history="1" r:id="rIdntoj8zzngtfbmj5km3ba2">
               <w:r>
                 <w:rPr>
                   <w:rFonts w:ascii="Arial" w:cs="Arial" w:eastAsia="Arial" w:hAnsi="Arial"/>
@@ -20033,7 +20033,7 @@
             <w:pPr>
               <w:spacing w:after="20" w:before="0"/>
             </w:pPr>
-            <w:hyperlink w:history="1" r:id="rId7ztm76dgoco0gulkkmy6h">
+            <w:hyperlink w:history="1" r:id="rIdprzkdu0zbuv22pablxpqa">
               <w:r>
                 <w:rPr>
                   <w:rFonts w:ascii="Arial" w:cs="Arial" w:eastAsia="Arial" w:hAnsi="Arial"/>
@@ -20082,7 +20082,7 @@
               <w:spacing w:after="10" w:before="0"/>
               <w:ind w:left="120"/>
             </w:pPr>
-            <w:hyperlink w:history="1" r:id="rIdcnii3yzlwjsdzmok-vmbs">
+            <w:hyperlink w:history="1" r:id="rId_ylbmsr7hfxcwlk_ygx9s">
               <w:r>
                 <w:rPr>
                   <w:rFonts w:ascii="Arial" w:cs="Arial" w:eastAsia="Arial" w:hAnsi="Arial"/>
@@ -20594,7 +20594,7 @@
         </w:rPr>
         <w:t xml:space="preserve">© 2026 SeaVuria and ARES. Aligned with KICD objectives. Developed by SeaVuria; technical implementation by ARES (with AI assistance from Claude). Licensed under </w:t>
       </w:r>
-      <w:hyperlink w:history="1" r:id="rIdbtnp0elfwbqc5tnw7jjx0">
+      <w:hyperlink w:history="1" r:id="rId3tkw8hre1ukey1xy96cnc">
         <w:r>
           <w:rPr>
             <w:rFonts w:ascii="Arial" w:cs="Arial" w:eastAsia="Arial" w:hAnsi="Arial"/>
@@ -20615,7 +20615,7 @@
         </w:rPr>
         <w:t xml:space="preserve"> (</w:t>
       </w:r>
-      <w:hyperlink w:history="1" r:id="rId3apq4mtehkgae83h9pfd0">
+      <w:hyperlink w:history="1" r:id="rIdoot3kaphlatsxi8izqhnl">
         <w:r>
           <w:rPr>
             <w:rFonts w:ascii="Arial" w:cs="Arial" w:eastAsia="Arial" w:hAnsi="Arial"/>
@@ -21628,7 +21628,7 @@
             <w:pPr>
               <w:spacing w:after="20" w:before="0"/>
             </w:pPr>
-            <w:hyperlink w:history="1" r:id="rIdbcdnr6ybhcyuoys_2o9zb">
+            <w:hyperlink w:history="1" r:id="rIdzrozwnksnmaoenumuqpey">
               <w:r>
                 <w:rPr>
                   <w:rFonts w:ascii="Arial" w:cs="Arial" w:eastAsia="Arial" w:hAnsi="Arial"/>
@@ -21661,7 +21661,7 @@
               <w:spacing w:after="10" w:before="0"/>
               <w:ind w:left="120"/>
             </w:pPr>
-            <w:hyperlink w:history="1" r:id="rId8tdglj6lss4gvuqqt3qgq">
+            <w:hyperlink w:history="1" r:id="rIdt-7g8qahbhvrqu9avpf99">
               <w:r>
                 <w:rPr>
                   <w:rFonts w:ascii="Arial" w:cs="Arial" w:eastAsia="Arial" w:hAnsi="Arial"/>
@@ -21706,7 +21706,7 @@
             <w:pPr>
               <w:spacing w:after="20" w:before="0"/>
             </w:pPr>
-            <w:hyperlink w:history="1" r:id="rIdlxxfqcqqyzbsgbvt5kxqf">
+            <w:hyperlink w:history="1" r:id="rId6pumkc-movxy6tcia6esc">
               <w:r>
                 <w:rPr>
                   <w:rFonts w:ascii="Arial" w:cs="Arial" w:eastAsia="Arial" w:hAnsi="Arial"/>
@@ -21739,7 +21739,7 @@
               <w:spacing w:after="10" w:before="0"/>
               <w:ind w:left="120"/>
             </w:pPr>
-            <w:hyperlink w:history="1" r:id="rIdpxezrz-sy6t70tm-7ti1e">
+            <w:hyperlink w:history="1" r:id="rIdgjnuuomuwktbor3o_rfud">
               <w:r>
                 <w:rPr>
                   <w:rFonts w:ascii="Arial" w:cs="Arial" w:eastAsia="Arial" w:hAnsi="Arial"/>
@@ -21934,7 +21934,7 @@
             <w:pPr>
               <w:spacing w:after="20" w:before="0"/>
             </w:pPr>
-            <w:hyperlink w:history="1" r:id="rIds85mn2yfd9qwhnahbbkfe">
+            <w:hyperlink w:history="1" r:id="rIdxmibr28ccivdp5qp_x7vm">
               <w:r>
                 <w:rPr>
                   <w:rFonts w:ascii="Arial" w:cs="Arial" w:eastAsia="Arial" w:hAnsi="Arial"/>
@@ -21967,7 +21967,7 @@
               <w:spacing w:after="10" w:before="0"/>
               <w:ind w:left="120"/>
             </w:pPr>
-            <w:hyperlink w:history="1" r:id="rIdaec2ka36xrc8gucnmzuvn">
+            <w:hyperlink w:history="1" r:id="rIdcwtc5zdvmlcpqnqjwb2bb">
               <w:r>
                 <w:rPr>
                   <w:rFonts w:ascii="Arial" w:cs="Arial" w:eastAsia="Arial" w:hAnsi="Arial"/>
@@ -22012,7 +22012,7 @@
             <w:pPr>
               <w:spacing w:after="20" w:before="0"/>
             </w:pPr>
-            <w:hyperlink w:history="1" r:id="rId_q3bscx27-en2og95zymv">
+            <w:hyperlink w:history="1" r:id="rIdrw4g9ckimvbna5iztewnu">
               <w:r>
                 <w:rPr>
                   <w:rFonts w:ascii="Arial" w:cs="Arial" w:eastAsia="Arial" w:hAnsi="Arial"/>
@@ -22045,7 +22045,7 @@
               <w:spacing w:after="10" w:before="0"/>
               <w:ind w:left="120"/>
             </w:pPr>
-            <w:hyperlink w:history="1" r:id="rIdjomivnjbufpeimgfvoo_p">
+            <w:hyperlink w:history="1" r:id="rIdkvvemot86r-uaag-mncqe">
               <w:r>
                 <w:rPr>
                   <w:rFonts w:ascii="Arial" w:cs="Arial" w:eastAsia="Arial" w:hAnsi="Arial"/>
@@ -22240,7 +22240,7 @@
             <w:pPr>
               <w:spacing w:after="20" w:before="0"/>
             </w:pPr>
-            <w:hyperlink w:history="1" r:id="rIdgf4hbwyo5ccsmo0dx1x78">
+            <w:hyperlink w:history="1" r:id="rIdfbm0smlq_sxs8sjpusvto">
               <w:r>
                 <w:rPr>
                   <w:rFonts w:ascii="Arial" w:cs="Arial" w:eastAsia="Arial" w:hAnsi="Arial"/>
@@ -22273,7 +22273,7 @@
               <w:spacing w:after="10" w:before="0"/>
               <w:ind w:left="120"/>
             </w:pPr>
-            <w:hyperlink w:history="1" r:id="rIdkamrwapg6ntflezbyx0au">
+            <w:hyperlink w:history="1" r:id="rIdpdvgwjuut0mmeauqafjyq">
               <w:r>
                 <w:rPr>
                   <w:rFonts w:ascii="Arial" w:cs="Arial" w:eastAsia="Arial" w:hAnsi="Arial"/>
@@ -22318,7 +22318,7 @@
             <w:pPr>
               <w:spacing w:after="20" w:before="0"/>
             </w:pPr>
-            <w:hyperlink w:history="1" r:id="rId46f7meaqt5cmqfqzhnwng">
+            <w:hyperlink w:history="1" r:id="rId0o6bhp5i1iui51yord1zc">
               <w:r>
                 <w:rPr>
                   <w:rFonts w:ascii="Arial" w:cs="Arial" w:eastAsia="Arial" w:hAnsi="Arial"/>
@@ -22351,7 +22351,7 @@
               <w:spacing w:after="10" w:before="0"/>
               <w:ind w:left="120"/>
             </w:pPr>
-            <w:hyperlink w:history="1" r:id="rIdvmamyuw5mucb_zehkd2qj">
+            <w:hyperlink w:history="1" r:id="rIdqroplazegdwi1niu7oexf">
               <w:r>
                 <w:rPr>
                   <w:rFonts w:ascii="Arial" w:cs="Arial" w:eastAsia="Arial" w:hAnsi="Arial"/>
@@ -22546,7 +22546,7 @@
             <w:pPr>
               <w:spacing w:after="20" w:before="0"/>
             </w:pPr>
-            <w:hyperlink w:history="1" r:id="rId_or-gokg3_hmai1wsebje">
+            <w:hyperlink w:history="1" r:id="rId3jkfw8g3eclgodeixn6ya">
               <w:r>
                 <w:rPr>
                   <w:rFonts w:ascii="Arial" w:cs="Arial" w:eastAsia="Arial" w:hAnsi="Arial"/>
@@ -22579,7 +22579,7 @@
               <w:spacing w:after="10" w:before="0"/>
               <w:ind w:left="120"/>
             </w:pPr>
-            <w:hyperlink w:history="1" r:id="rIdca5j3rqijlf2-r4vhl5yb">
+            <w:hyperlink w:history="1" r:id="rIdgqmetgzr53tqhujmxvoq4">
               <w:r>
                 <w:rPr>
                   <w:rFonts w:ascii="Arial" w:cs="Arial" w:eastAsia="Arial" w:hAnsi="Arial"/>
@@ -22624,7 +22624,7 @@
             <w:pPr>
               <w:spacing w:after="20" w:before="0"/>
             </w:pPr>
-            <w:hyperlink w:history="1" r:id="rId3-n1deroare8nqz_yzan7">
+            <w:hyperlink w:history="1" r:id="rIdhsoztq0i5otu0oxw5cpyh">
               <w:r>
                 <w:rPr>
                   <w:rFonts w:ascii="Arial" w:cs="Arial" w:eastAsia="Arial" w:hAnsi="Arial"/>
@@ -22657,7 +22657,7 @@
               <w:spacing w:after="10" w:before="0"/>
               <w:ind w:left="120"/>
             </w:pPr>
-            <w:hyperlink w:history="1" r:id="rIdmalfmvfqehuff5eyytrcd">
+            <w:hyperlink w:history="1" r:id="rIdvyhic59xf3udzlpyucojz">
               <w:r>
                 <w:rPr>
                   <w:rFonts w:ascii="Arial" w:cs="Arial" w:eastAsia="Arial" w:hAnsi="Arial"/>
@@ -22852,7 +22852,7 @@
             <w:pPr>
               <w:spacing w:after="20" w:before="0"/>
             </w:pPr>
-            <w:hyperlink w:history="1" r:id="rId4_fns4gxt1pixazg6mgsj">
+            <w:hyperlink w:history="1" r:id="rIdleod0h7x3oarjjgdlzzyx">
               <w:r>
                 <w:rPr>
                   <w:rFonts w:ascii="Arial" w:cs="Arial" w:eastAsia="Arial" w:hAnsi="Arial"/>
@@ -22885,7 +22885,7 @@
               <w:spacing w:after="10" w:before="0"/>
               <w:ind w:left="120"/>
             </w:pPr>
-            <w:hyperlink w:history="1" r:id="rIdyy0y35nq50_aekzznb_go">
+            <w:hyperlink w:history="1" r:id="rIdo2hduw1-6yl4zfxbdn3id">
               <w:r>
                 <w:rPr>
                   <w:rFonts w:ascii="Arial" w:cs="Arial" w:eastAsia="Arial" w:hAnsi="Arial"/>
@@ -22930,7 +22930,7 @@
             <w:pPr>
               <w:spacing w:after="20" w:before="0"/>
             </w:pPr>
-            <w:hyperlink w:history="1" r:id="rIddmsvdd_s8sdtslgz2scha">
+            <w:hyperlink w:history="1" r:id="rIdmwmej83x2isvfh6voqete">
               <w:r>
                 <w:rPr>
                   <w:rFonts w:ascii="Arial" w:cs="Arial" w:eastAsia="Arial" w:hAnsi="Arial"/>
@@ -22979,7 +22979,7 @@
               <w:spacing w:after="10" w:before="0"/>
               <w:ind w:left="120"/>
             </w:pPr>
-            <w:hyperlink w:history="1" r:id="rId_nlhsturz4egifv6qeej7">
+            <w:hyperlink w:history="1" r:id="rIdyphuuaj3zaf8dvhfagh-y">
               <w:r>
                 <w:rPr>
                   <w:rFonts w:ascii="Arial" w:cs="Arial" w:eastAsia="Arial" w:hAnsi="Arial"/>
@@ -23586,7 +23586,7 @@
         </w:rPr>
         <w:t xml:space="preserve">© 2026 SeaVuria and ARES. Aligned with KICD objectives. Developed by SeaVuria; technical implementation by ARES (with AI assistance from Claude). Licensed under </w:t>
       </w:r>
-      <w:hyperlink w:history="1" r:id="rIdpz1trtgucipt8znmvuhlu">
+      <w:hyperlink w:history="1" r:id="rIdt9padutg8ymxcwwx8acfs">
         <w:r>
           <w:rPr>
             <w:rFonts w:ascii="Arial" w:cs="Arial" w:eastAsia="Arial" w:hAnsi="Arial"/>
@@ -23607,7 +23607,7 @@
         </w:rPr>
         <w:t xml:space="preserve"> (</w:t>
       </w:r>
-      <w:hyperlink w:history="1" r:id="rId9cazes8as9mvwlxrjujqs">
+      <w:hyperlink w:history="1" r:id="rIdiywsebfo_cztqzpmqm0pl">
         <w:r>
           <w:rPr>
             <w:rFonts w:ascii="Arial" w:cs="Arial" w:eastAsia="Arial" w:hAnsi="Arial"/>
@@ -24620,7 +24620,7 @@
             <w:pPr>
               <w:spacing w:after="20" w:before="0"/>
             </w:pPr>
-            <w:hyperlink w:history="1" r:id="rId8qcu3y8gjj_swp1m0-czf">
+            <w:hyperlink w:history="1" r:id="rIdxwg8k55ycvtklekz6z0o3">
               <w:r>
                 <w:rPr>
                   <w:rFonts w:ascii="Arial" w:cs="Arial" w:eastAsia="Arial" w:hAnsi="Arial"/>
@@ -24653,7 +24653,7 @@
               <w:spacing w:after="10" w:before="0"/>
               <w:ind w:left="120"/>
             </w:pPr>
-            <w:hyperlink w:history="1" r:id="rId-ns1h16z2yfbun-0wmdpb">
+            <w:hyperlink w:history="1" r:id="rId9c27ogtegtizefqwvizxe">
               <w:r>
                 <w:rPr>
                   <w:rFonts w:ascii="Arial" w:cs="Arial" w:eastAsia="Arial" w:hAnsi="Arial"/>
@@ -24698,7 +24698,7 @@
             <w:pPr>
               <w:spacing w:after="20" w:before="0"/>
             </w:pPr>
-            <w:hyperlink w:history="1" r:id="rIdllxqgsfhxhtumogdzioyf">
+            <w:hyperlink w:history="1" r:id="rIdzzhmbsu2wfynigydt_o49">
               <w:r>
                 <w:rPr>
                   <w:rFonts w:ascii="Arial" w:cs="Arial" w:eastAsia="Arial" w:hAnsi="Arial"/>
@@ -24731,7 +24731,7 @@
               <w:spacing w:after="10" w:before="0"/>
               <w:ind w:left="120"/>
             </w:pPr>
-            <w:hyperlink w:history="1" r:id="rIdea2feelcvt9cyvdk8_cae">
+            <w:hyperlink w:history="1" r:id="rIdc3ef-idtszni8icjmtugv">
               <w:r>
                 <w:rPr>
                   <w:rFonts w:ascii="Arial" w:cs="Arial" w:eastAsia="Arial" w:hAnsi="Arial"/>
@@ -24926,7 +24926,7 @@
             <w:pPr>
               <w:spacing w:after="20" w:before="0"/>
             </w:pPr>
-            <w:hyperlink w:history="1" r:id="rId8rcrmcqle2d6mrspaaj4c">
+            <w:hyperlink w:history="1" r:id="rIdoaesrifvgvaczib9mxo64">
               <w:r>
                 <w:rPr>
                   <w:rFonts w:ascii="Arial" w:cs="Arial" w:eastAsia="Arial" w:hAnsi="Arial"/>
@@ -24959,7 +24959,7 @@
               <w:spacing w:after="10" w:before="0"/>
               <w:ind w:left="120"/>
             </w:pPr>
-            <w:hyperlink w:history="1" r:id="rIdbq8f7diypxszynifvdx_t">
+            <w:hyperlink w:history="1" r:id="rIdcd5nlehbymqtfs10m83z-">
               <w:r>
                 <w:rPr>
                   <w:rFonts w:ascii="Arial" w:cs="Arial" w:eastAsia="Arial" w:hAnsi="Arial"/>
@@ -25004,7 +25004,7 @@
             <w:pPr>
               <w:spacing w:after="20" w:before="0"/>
             </w:pPr>
-            <w:hyperlink w:history="1" r:id="rIdzqb3frwexbwzb70p9b_vk">
+            <w:hyperlink w:history="1" r:id="rIdikqpnlnk35xnldweferdx">
               <w:r>
                 <w:rPr>
                   <w:rFonts w:ascii="Arial" w:cs="Arial" w:eastAsia="Arial" w:hAnsi="Arial"/>
@@ -25037,7 +25037,7 @@
               <w:spacing w:after="10" w:before="0"/>
               <w:ind w:left="120"/>
             </w:pPr>
-            <w:hyperlink w:history="1" r:id="rId3vplrbpcyi_2kxo6fyz6e">
+            <w:hyperlink w:history="1" r:id="rIdybkw8iiuwsm1p6dn1gilu">
               <w:r>
                 <w:rPr>
                   <w:rFonts w:ascii="Arial" w:cs="Arial" w:eastAsia="Arial" w:hAnsi="Arial"/>
@@ -25232,7 +25232,7 @@
             <w:pPr>
               <w:spacing w:after="20" w:before="0"/>
             </w:pPr>
-            <w:hyperlink w:history="1" r:id="rId0iksewoazzmztwrjbfxlr">
+            <w:hyperlink w:history="1" r:id="rIdatgfzprpzbeaxbpmiob9s">
               <w:r>
                 <w:rPr>
                   <w:rFonts w:ascii="Arial" w:cs="Arial" w:eastAsia="Arial" w:hAnsi="Arial"/>
@@ -25281,7 +25281,7 @@
               <w:spacing w:after="10" w:before="0"/>
               <w:ind w:left="120"/>
             </w:pPr>
-            <w:hyperlink w:history="1" r:id="rIdija3d2gowwtsyexpj21hd">
+            <w:hyperlink w:history="1" r:id="rIdj-wplxzuzrtlawnge7mym">
               <w:r>
                 <w:rPr>
                   <w:rFonts w:ascii="Arial" w:cs="Arial" w:eastAsia="Arial" w:hAnsi="Arial"/>
@@ -25326,7 +25326,7 @@
             <w:pPr>
               <w:spacing w:after="20" w:before="0"/>
             </w:pPr>
-            <w:hyperlink w:history="1" r:id="rIdhox9esrmhx4t3tgjmbtte">
+            <w:hyperlink w:history="1" r:id="rIdx_d7bseuzoqov54zf_pvy">
               <w:r>
                 <w:rPr>
                   <w:rFonts w:ascii="Arial" w:cs="Arial" w:eastAsia="Arial" w:hAnsi="Arial"/>
@@ -25359,7 +25359,7 @@
               <w:spacing w:after="10" w:before="0"/>
               <w:ind w:left="120"/>
             </w:pPr>
-            <w:hyperlink w:history="1" r:id="rIdhidfgzbkzbjutc2haw5ni">
+            <w:hyperlink w:history="1" r:id="rIdwfvyv7gz3vmkq4gvknxqw">
               <w:r>
                 <w:rPr>
                   <w:rFonts w:ascii="Arial" w:cs="Arial" w:eastAsia="Arial" w:hAnsi="Arial"/>
@@ -25554,7 +25554,7 @@
             <w:pPr>
               <w:spacing w:after="20" w:before="0"/>
             </w:pPr>
-            <w:hyperlink w:history="1" r:id="rIdas4t8iakyk54uxagcwejr">
+            <w:hyperlink w:history="1" r:id="rIdxftxhungbajk_leludvap">
               <w:r>
                 <w:rPr>
                   <w:rFonts w:ascii="Arial" w:cs="Arial" w:eastAsia="Arial" w:hAnsi="Arial"/>
@@ -25603,7 +25603,7 @@
               <w:spacing w:after="10" w:before="0"/>
               <w:ind w:left="120"/>
             </w:pPr>
-            <w:hyperlink w:history="1" r:id="rIdvaimdepbevoeupupexwae">
+            <w:hyperlink w:history="1" r:id="rIdbgc2v1b08kynlhvt7xycc">
               <w:r>
                 <w:rPr>
                   <w:rFonts w:ascii="Arial" w:cs="Arial" w:eastAsia="Arial" w:hAnsi="Arial"/>
@@ -25648,7 +25648,7 @@
             <w:pPr>
               <w:spacing w:after="20" w:before="0"/>
             </w:pPr>
-            <w:hyperlink w:history="1" r:id="rIdxssaufvtwwbco6suxwu1h">
+            <w:hyperlink w:history="1" r:id="rIdmulbsiu2iikf12k8nilgf">
               <w:r>
                 <w:rPr>
                   <w:rFonts w:ascii="Arial" w:cs="Arial" w:eastAsia="Arial" w:hAnsi="Arial"/>
@@ -25681,7 +25681,7 @@
               <w:spacing w:after="10" w:before="0"/>
               <w:ind w:left="120"/>
             </w:pPr>
-            <w:hyperlink w:history="1" r:id="rIdqovpodj4u-hgdz6unu0rw">
+            <w:hyperlink w:history="1" r:id="rId2z-odyk1kegjmkz3ljupm">
               <w:r>
                 <w:rPr>
                   <w:rFonts w:ascii="Arial" w:cs="Arial" w:eastAsia="Arial" w:hAnsi="Arial"/>
@@ -25876,7 +25876,7 @@
             <w:pPr>
               <w:spacing w:after="20" w:before="0"/>
             </w:pPr>
-            <w:hyperlink w:history="1" r:id="rIdftcabr-tpe6xh8uzytp7w">
+            <w:hyperlink w:history="1" r:id="rIde918mjs3qfbya4swv_dcq">
               <w:r>
                 <w:rPr>
                   <w:rFonts w:ascii="Arial" w:cs="Arial" w:eastAsia="Arial" w:hAnsi="Arial"/>
@@ -25925,7 +25925,7 @@
               <w:spacing w:after="10" w:before="0"/>
               <w:ind w:left="120"/>
             </w:pPr>
-            <w:hyperlink w:history="1" r:id="rIdixs2bqfwmvzumoryi7ipu">
+            <w:hyperlink w:history="1" r:id="rIdxvhifozgybvbhk2nyan4b">
               <w:r>
                 <w:rPr>
                   <w:rFonts w:ascii="Arial" w:cs="Arial" w:eastAsia="Arial" w:hAnsi="Arial"/>
@@ -25970,7 +25970,7 @@
             <w:pPr>
               <w:spacing w:after="20" w:before="0"/>
             </w:pPr>
-            <w:hyperlink w:history="1" r:id="rIdc1pvmyymeka3arpsoips9">
+            <w:hyperlink w:history="1" r:id="rIdy09vztz_nz0rodpglrzb2">
               <w:r>
                 <w:rPr>
                   <w:rFonts w:ascii="Arial" w:cs="Arial" w:eastAsia="Arial" w:hAnsi="Arial"/>
@@ -26003,7 +26003,7 @@
               <w:spacing w:after="10" w:before="0"/>
               <w:ind w:left="120"/>
             </w:pPr>
-            <w:hyperlink w:history="1" r:id="rIdigmux3wf04ee4hjzzgxcl">
+            <w:hyperlink w:history="1" r:id="rIdu4e2jmmrz0avbi_v8ituc">
               <w:r>
                 <w:rPr>
                   <w:rFonts w:ascii="Arial" w:cs="Arial" w:eastAsia="Arial" w:hAnsi="Arial"/>
@@ -26515,7 +26515,7 @@
         </w:rPr>
         <w:t xml:space="preserve">© 2026 SeaVuria and ARES. Aligned with KICD objectives. Developed by SeaVuria; technical implementation by ARES (with AI assistance from Claude). Licensed under </w:t>
       </w:r>
-      <w:hyperlink w:history="1" r:id="rIduxirnmh5was4_rf32gdvx">
+      <w:hyperlink w:history="1" r:id="rIdo5-oxpggt3xrwfwpt37vj">
         <w:r>
           <w:rPr>
             <w:rFonts w:ascii="Arial" w:cs="Arial" w:eastAsia="Arial" w:hAnsi="Arial"/>
@@ -26536,7 +26536,7 @@
         </w:rPr>
         <w:t xml:space="preserve"> (</w:t>
       </w:r>
-      <w:hyperlink w:history="1" r:id="rIdtxr8bptuwf7sfrid6mjti">
+      <w:hyperlink w:history="1" r:id="rIdjelfh1au2kjidpr7yf0zp">
         <w:r>
           <w:rPr>
             <w:rFonts w:ascii="Arial" w:cs="Arial" w:eastAsia="Arial" w:hAnsi="Arial"/>

--- a/data/outputs/v2/Core_Mathematics/SS2.5_Area_of_Polygons/Core_Mathematics_Area_of_Polygons_CBE_LessonSequence.docx
+++ b/data/outputs/v2/Core_Mathematics/SS2.5_Area_of_Polygons/Core_Mathematics_Area_of_Polygons_CBE_LessonSequence.docx
@@ -2344,7 +2344,7 @@
         </w:rPr>
         <w:t xml:space="preserve">© 2026 SeaVuria and ARES. This work is licensed under a </w:t>
       </w:r>
-      <w:hyperlink w:history="1" r:id="rIdjw2_m0mpkigkpbgqavd4-">
+      <w:hyperlink w:history="1" r:id="rIdc5nxnzoofupybshywtzfz">
         <w:r>
           <w:rPr>
             <w:rFonts w:ascii="Arial" w:cs="Arial" w:eastAsia="Arial" w:hAnsi="Arial"/>
@@ -2364,7 +2364,7 @@
         </w:rPr>
         <w:t xml:space="preserve"> (</w:t>
       </w:r>
-      <w:hyperlink w:history="1" r:id="rId6lcaaswadvtwqg3uvcimu">
+      <w:hyperlink w:history="1" r:id="rIdubosqhzl3s0kl7zhhzsxt">
         <w:r>
           <w:rPr>
             <w:rFonts w:ascii="Arial" w:cs="Arial" w:eastAsia="Arial" w:hAnsi="Arial"/>
@@ -2384,7 +2384,7 @@
         </w:rPr>
         <w:t xml:space="preserve">). To view a copy of this license, visit </w:t>
       </w:r>
-      <w:hyperlink w:history="1" r:id="rIdf_tplvsfxmsqlxsdbiuzh">
+      <w:hyperlink w:history="1" r:id="rIdhvg5bxfrmaafvt7dfuiou">
         <w:r>
           <w:rPr>
             <w:rFonts w:ascii="Arial" w:cs="Arial" w:eastAsia="Arial" w:hAnsi="Arial"/>
@@ -3396,7 +3396,7 @@
             <w:pPr>
               <w:spacing w:after="20" w:before="0"/>
             </w:pPr>
-            <w:hyperlink w:history="1" r:id="rIdokeavahw1l0qdlroyoaoc">
+            <w:hyperlink w:history="1" r:id="rId2ojnbj4rj2hwto9htr3uc">
               <w:r>
                 <w:rPr>
                   <w:rFonts w:ascii="Arial" w:cs="Arial" w:eastAsia="Arial" w:hAnsi="Arial"/>
@@ -3429,7 +3429,7 @@
               <w:spacing w:after="10" w:before="0"/>
               <w:ind w:left="120"/>
             </w:pPr>
-            <w:hyperlink w:history="1" r:id="rIdez84yuvdztoen7v2opb8e">
+            <w:hyperlink w:history="1" r:id="rId4udhuecdlpuhn0_sxh_gc">
               <w:r>
                 <w:rPr>
                   <w:rFonts w:ascii="Arial" w:cs="Arial" w:eastAsia="Arial" w:hAnsi="Arial"/>
@@ -3474,7 +3474,7 @@
             <w:pPr>
               <w:spacing w:after="20" w:before="0"/>
             </w:pPr>
-            <w:hyperlink w:history="1" r:id="rIds6vgi5ub1hmtvgzivmeza">
+            <w:hyperlink w:history="1" r:id="rIdzexwfgkogi7bgfkrco1vj">
               <w:r>
                 <w:rPr>
                   <w:rFonts w:ascii="Arial" w:cs="Arial" w:eastAsia="Arial" w:hAnsi="Arial"/>
@@ -3507,7 +3507,7 @@
               <w:spacing w:after="10" w:before="0"/>
               <w:ind w:left="120"/>
             </w:pPr>
-            <w:hyperlink w:history="1" r:id="rIdminpwnae_5isaw-olddvs">
+            <w:hyperlink w:history="1" r:id="rIdpwmj57pgfcaxbllyy_cdt">
               <w:r>
                 <w:rPr>
                   <w:rFonts w:ascii="Arial" w:cs="Arial" w:eastAsia="Arial" w:hAnsi="Arial"/>
@@ -3702,7 +3702,7 @@
             <w:pPr>
               <w:spacing w:after="20" w:before="0"/>
             </w:pPr>
-            <w:hyperlink w:history="1" r:id="rIdknxf65pnzpdif3zmkttvj">
+            <w:hyperlink w:history="1" r:id="rIdi0zrfqcznqhguyct9sudq">
               <w:r>
                 <w:rPr>
                   <w:rFonts w:ascii="Arial" w:cs="Arial" w:eastAsia="Arial" w:hAnsi="Arial"/>
@@ -3735,7 +3735,7 @@
               <w:spacing w:after="10" w:before="0"/>
               <w:ind w:left="120"/>
             </w:pPr>
-            <w:hyperlink w:history="1" r:id="rIdr1tgufe1tnri3t6nu-19e">
+            <w:hyperlink w:history="1" r:id="rId1b1chlsyzmk3e8ouw0hdi">
               <w:r>
                 <w:rPr>
                   <w:rFonts w:ascii="Arial" w:cs="Arial" w:eastAsia="Arial" w:hAnsi="Arial"/>
@@ -3780,7 +3780,7 @@
             <w:pPr>
               <w:spacing w:after="20" w:before="0"/>
             </w:pPr>
-            <w:hyperlink w:history="1" r:id="rId5wdnlpsuwehisuqhbbzyn">
+            <w:hyperlink w:history="1" r:id="rIdwy9tvs0fxn2iyzfy9geso">
               <w:r>
                 <w:rPr>
                   <w:rFonts w:ascii="Arial" w:cs="Arial" w:eastAsia="Arial" w:hAnsi="Arial"/>
@@ -3813,7 +3813,7 @@
               <w:spacing w:after="10" w:before="0"/>
               <w:ind w:left="120"/>
             </w:pPr>
-            <w:hyperlink w:history="1" r:id="rIdv7whf8s2o1c9qgiwvw6cz">
+            <w:hyperlink w:history="1" r:id="rIdtqxqhfzqv4pxf6rahbbf7">
               <w:r>
                 <w:rPr>
                   <w:rFonts w:ascii="Arial" w:cs="Arial" w:eastAsia="Arial" w:hAnsi="Arial"/>
@@ -4008,7 +4008,7 @@
             <w:pPr>
               <w:spacing w:after="20" w:before="0"/>
             </w:pPr>
-            <w:hyperlink w:history="1" r:id="rIdsojb_meztuyqoajyu0hgl">
+            <w:hyperlink w:history="1" r:id="rIdtg0ry7wyoxwjlofwoimlf">
               <w:r>
                 <w:rPr>
                   <w:rFonts w:ascii="Arial" w:cs="Arial" w:eastAsia="Arial" w:hAnsi="Arial"/>
@@ -4041,7 +4041,7 @@
               <w:spacing w:after="10" w:before="0"/>
               <w:ind w:left="120"/>
             </w:pPr>
-            <w:hyperlink w:history="1" r:id="rIdo5z6mll-knr7sfvxenv_c">
+            <w:hyperlink w:history="1" r:id="rIdjntyqo3if_gnwc8aruyjm">
               <w:r>
                 <w:rPr>
                   <w:rFonts w:ascii="Arial" w:cs="Arial" w:eastAsia="Arial" w:hAnsi="Arial"/>
@@ -4086,7 +4086,7 @@
             <w:pPr>
               <w:spacing w:after="20" w:before="0"/>
             </w:pPr>
-            <w:hyperlink w:history="1" r:id="rId-7f-rfdop4xobj3trpjvi">
+            <w:hyperlink w:history="1" r:id="rIdbhbsv9ybbdykxe37savmc">
               <w:r>
                 <w:rPr>
                   <w:rFonts w:ascii="Arial" w:cs="Arial" w:eastAsia="Arial" w:hAnsi="Arial"/>
@@ -4119,7 +4119,7 @@
               <w:spacing w:after="10" w:before="0"/>
               <w:ind w:left="120"/>
             </w:pPr>
-            <w:hyperlink w:history="1" r:id="rId-qkll5ix4ucdn7zsmael0">
+            <w:hyperlink w:history="1" r:id="rIdeklq8puiwbth4luz_alec">
               <w:r>
                 <w:rPr>
                   <w:rFonts w:ascii="Arial" w:cs="Arial" w:eastAsia="Arial" w:hAnsi="Arial"/>
@@ -4314,7 +4314,7 @@
             <w:pPr>
               <w:spacing w:after="20" w:before="0"/>
             </w:pPr>
-            <w:hyperlink w:history="1" r:id="rIdnqckxzserf50fh5b44eui">
+            <w:hyperlink w:history="1" r:id="rId4wxqis3i_uxovqars5-ui">
               <w:r>
                 <w:rPr>
                   <w:rFonts w:ascii="Arial" w:cs="Arial" w:eastAsia="Arial" w:hAnsi="Arial"/>
@@ -4347,7 +4347,7 @@
               <w:spacing w:after="10" w:before="0"/>
               <w:ind w:left="120"/>
             </w:pPr>
-            <w:hyperlink w:history="1" r:id="rId-g0sjij8itd8ywilr2j2b">
+            <w:hyperlink w:history="1" r:id="rIdrmhpal75m5rnsr7-nqct4">
               <w:r>
                 <w:rPr>
                   <w:rFonts w:ascii="Arial" w:cs="Arial" w:eastAsia="Arial" w:hAnsi="Arial"/>
@@ -4392,7 +4392,7 @@
             <w:pPr>
               <w:spacing w:after="20" w:before="0"/>
             </w:pPr>
-            <w:hyperlink w:history="1" r:id="rIdvukd4lhgyhhjxsgovemqd">
+            <w:hyperlink w:history="1" r:id="rIduahwc3knmaye-lsgsk5ly">
               <w:r>
                 <w:rPr>
                   <w:rFonts w:ascii="Arial" w:cs="Arial" w:eastAsia="Arial" w:hAnsi="Arial"/>
@@ -4425,7 +4425,7 @@
               <w:spacing w:after="10" w:before="0"/>
               <w:ind w:left="120"/>
             </w:pPr>
-            <w:hyperlink w:history="1" r:id="rIdytyzixtzphpxf2drdkhda">
+            <w:hyperlink w:history="1" r:id="rIdjcwl3vze-m6-7b1r70zq4">
               <w:r>
                 <w:rPr>
                   <w:rFonts w:ascii="Arial" w:cs="Arial" w:eastAsia="Arial" w:hAnsi="Arial"/>
@@ -4620,7 +4620,7 @@
             <w:pPr>
               <w:spacing w:after="20" w:before="0"/>
             </w:pPr>
-            <w:hyperlink w:history="1" r:id="rIdnuplwbrgdhkyjx795hza9">
+            <w:hyperlink w:history="1" r:id="rIdke4245sd5dp4dl6tmneef">
               <w:r>
                 <w:rPr>
                   <w:rFonts w:ascii="Arial" w:cs="Arial" w:eastAsia="Arial" w:hAnsi="Arial"/>
@@ -4669,7 +4669,7 @@
               <w:spacing w:after="10" w:before="0"/>
               <w:ind w:left="120"/>
             </w:pPr>
-            <w:hyperlink w:history="1" r:id="rIdofxrzyzsx47vpxtdifu8q">
+            <w:hyperlink w:history="1" r:id="rIdmvzkqwfvhs8rrwdy1d5op">
               <w:r>
                 <w:rPr>
                   <w:rFonts w:ascii="Arial" w:cs="Arial" w:eastAsia="Arial" w:hAnsi="Arial"/>
@@ -4714,7 +4714,7 @@
             <w:pPr>
               <w:spacing w:after="20" w:before="0"/>
             </w:pPr>
-            <w:hyperlink w:history="1" r:id="rIdylyyy1job4_tcqcbby4rh">
+            <w:hyperlink w:history="1" r:id="rIdkpsutlgw4gu-d-fd_bu0v">
               <w:r>
                 <w:rPr>
                   <w:rFonts w:ascii="Arial" w:cs="Arial" w:eastAsia="Arial" w:hAnsi="Arial"/>
@@ -4763,7 +4763,7 @@
               <w:spacing w:after="10" w:before="0"/>
               <w:ind w:left="120"/>
             </w:pPr>
-            <w:hyperlink w:history="1" r:id="rIdkuhsdryylf3kw8ueafapa">
+            <w:hyperlink w:history="1" r:id="rIdwinefxrg3vdx1qkmmqkvt">
               <w:r>
                 <w:rPr>
                   <w:rFonts w:ascii="Arial" w:cs="Arial" w:eastAsia="Arial" w:hAnsi="Arial"/>
@@ -5275,7 +5275,7 @@
         </w:rPr>
         <w:t xml:space="preserve">© 2026 SeaVuria and ARES. Aligned with KICD objectives. Developed by SeaVuria; technical implementation by ARES (with AI assistance from Claude). Licensed under </w:t>
       </w:r>
-      <w:hyperlink w:history="1" r:id="rId7olicnfe0dzfpyztmverg">
+      <w:hyperlink w:history="1" r:id="rIdnqrwsji_t1_eo0ayriwaa">
         <w:r>
           <w:rPr>
             <w:rFonts w:ascii="Arial" w:cs="Arial" w:eastAsia="Arial" w:hAnsi="Arial"/>
@@ -5296,7 +5296,7 @@
         </w:rPr>
         <w:t xml:space="preserve"> (</w:t>
       </w:r>
-      <w:hyperlink w:history="1" r:id="rId7qwo6ai6d_patxwgn1prl">
+      <w:hyperlink w:history="1" r:id="rIdwish6ghwspxhcyhtmofyt">
         <w:r>
           <w:rPr>
             <w:rFonts w:ascii="Arial" w:cs="Arial" w:eastAsia="Arial" w:hAnsi="Arial"/>
@@ -6309,7 +6309,7 @@
             <w:pPr>
               <w:spacing w:after="20" w:before="0"/>
             </w:pPr>
-            <w:hyperlink w:history="1" r:id="rIdv0_8pgycpdjm4vpbppr3j">
+            <w:hyperlink w:history="1" r:id="rIdzhwnovpsk6qmurb4mjrs-">
               <w:r>
                 <w:rPr>
                   <w:rFonts w:ascii="Arial" w:cs="Arial" w:eastAsia="Arial" w:hAnsi="Arial"/>
@@ -6342,7 +6342,7 @@
               <w:spacing w:after="10" w:before="0"/>
               <w:ind w:left="120"/>
             </w:pPr>
-            <w:hyperlink w:history="1" r:id="rIdi6f9am8wcrdbmmzyvcadq">
+            <w:hyperlink w:history="1" r:id="rIdubypj-yhgm_bdtvmxpo20">
               <w:r>
                 <w:rPr>
                   <w:rFonts w:ascii="Arial" w:cs="Arial" w:eastAsia="Arial" w:hAnsi="Arial"/>
@@ -6387,7 +6387,7 @@
             <w:pPr>
               <w:spacing w:after="20" w:before="0"/>
             </w:pPr>
-            <w:hyperlink w:history="1" r:id="rIdjacytvzcjv6jkpianf0ga">
+            <w:hyperlink w:history="1" r:id="rIdrs_2nfuyau29cpqvpbfoc">
               <w:r>
                 <w:rPr>
                   <w:rFonts w:ascii="Arial" w:cs="Arial" w:eastAsia="Arial" w:hAnsi="Arial"/>
@@ -6420,7 +6420,7 @@
               <w:spacing w:after="10" w:before="0"/>
               <w:ind w:left="120"/>
             </w:pPr>
-            <w:hyperlink w:history="1" r:id="rIdzfe5h1y-qbc6fmv3eya_f">
+            <w:hyperlink w:history="1" r:id="rIdsppbcfnqduwyuogv8gx53">
               <w:r>
                 <w:rPr>
                   <w:rFonts w:ascii="Arial" w:cs="Arial" w:eastAsia="Arial" w:hAnsi="Arial"/>
@@ -6691,7 +6691,7 @@
             <w:pPr>
               <w:spacing w:after="20" w:before="0"/>
             </w:pPr>
-            <w:hyperlink w:history="1" r:id="rIddvwj4gwpou6kbsfxu7r2t">
+            <w:hyperlink w:history="1" r:id="rId79dsor28xfm4vzstgkuse">
               <w:r>
                 <w:rPr>
                   <w:rFonts w:ascii="Arial" w:cs="Arial" w:eastAsia="Arial" w:hAnsi="Arial"/>
@@ -6724,7 +6724,7 @@
               <w:spacing w:after="10" w:before="0"/>
               <w:ind w:left="120"/>
             </w:pPr>
-            <w:hyperlink w:history="1" r:id="rId4j4i0_pcucgmpjdwldqh3">
+            <w:hyperlink w:history="1" r:id="rIdoknu-kegwzuaaphk2ma53">
               <w:r>
                 <w:rPr>
                   <w:rFonts w:ascii="Arial" w:cs="Arial" w:eastAsia="Arial" w:hAnsi="Arial"/>
@@ -6769,7 +6769,7 @@
             <w:pPr>
               <w:spacing w:after="20" w:before="0"/>
             </w:pPr>
-            <w:hyperlink w:history="1" r:id="rIdl_xi-zsfttoilvgqlhqvt">
+            <w:hyperlink w:history="1" r:id="rIdyfk6tce9xljsoa4enod1o">
               <w:r>
                 <w:rPr>
                   <w:rFonts w:ascii="Arial" w:cs="Arial" w:eastAsia="Arial" w:hAnsi="Arial"/>
@@ -6802,7 +6802,7 @@
               <w:spacing w:after="10" w:before="0"/>
               <w:ind w:left="120"/>
             </w:pPr>
-            <w:hyperlink w:history="1" r:id="rIdrt3okk1ub2kgakcbbhpl7">
+            <w:hyperlink w:history="1" r:id="rId_y5u4oilhr3kxc0aur_9j">
               <w:r>
                 <w:rPr>
                   <w:rFonts w:ascii="Arial" w:cs="Arial" w:eastAsia="Arial" w:hAnsi="Arial"/>
@@ -7073,7 +7073,7 @@
             <w:pPr>
               <w:spacing w:after="20" w:before="0"/>
             </w:pPr>
-            <w:hyperlink w:history="1" r:id="rIdnzx7enths9q08txh65da7">
+            <w:hyperlink w:history="1" r:id="rIdgopaiemy4rm7iagfghffi">
               <w:r>
                 <w:rPr>
                   <w:rFonts w:ascii="Arial" w:cs="Arial" w:eastAsia="Arial" w:hAnsi="Arial"/>
@@ -7106,7 +7106,7 @@
               <w:spacing w:after="10" w:before="0"/>
               <w:ind w:left="120"/>
             </w:pPr>
-            <w:hyperlink w:history="1" r:id="rIdtqentvcb4ipcw_llkur7h">
+            <w:hyperlink w:history="1" r:id="rIdqqqrokgm0l34wutyxgej6">
               <w:r>
                 <w:rPr>
                   <w:rFonts w:ascii="Arial" w:cs="Arial" w:eastAsia="Arial" w:hAnsi="Arial"/>
@@ -7151,7 +7151,7 @@
             <w:pPr>
               <w:spacing w:after="20" w:before="0"/>
             </w:pPr>
-            <w:hyperlink w:history="1" r:id="rIdvftap83cftwkypkki56xw">
+            <w:hyperlink w:history="1" r:id="rIdsecli99jawrjjrooggb48">
               <w:r>
                 <w:rPr>
                   <w:rFonts w:ascii="Arial" w:cs="Arial" w:eastAsia="Arial" w:hAnsi="Arial"/>
@@ -7200,7 +7200,7 @@
               <w:spacing w:after="10" w:before="0"/>
               <w:ind w:left="120"/>
             </w:pPr>
-            <w:hyperlink w:history="1" r:id="rIdsuvteiw6urbhfi9kxxsam">
+            <w:hyperlink w:history="1" r:id="rIdevo45ipuhazhjtnic5r4v">
               <w:r>
                 <w:rPr>
                   <w:rFonts w:ascii="Arial" w:cs="Arial" w:eastAsia="Arial" w:hAnsi="Arial"/>
@@ -7490,7 +7490,7 @@
             <w:pPr>
               <w:spacing w:after="20" w:before="0"/>
             </w:pPr>
-            <w:hyperlink w:history="1" r:id="rIdklfdzqtjzqeifhwjumrfx">
+            <w:hyperlink w:history="1" r:id="rIdfmufh5aztt-e3aezdg7ei">
               <w:r>
                 <w:rPr>
                   <w:rFonts w:ascii="Arial" w:cs="Arial" w:eastAsia="Arial" w:hAnsi="Arial"/>
@@ -7523,7 +7523,7 @@
               <w:spacing w:after="10" w:before="0"/>
               <w:ind w:left="120"/>
             </w:pPr>
-            <w:hyperlink w:history="1" r:id="rIdugkzivhmmmpurtobx4i-x">
+            <w:hyperlink w:history="1" r:id="rIden24-vahodhikecijl2nr">
               <w:r>
                 <w:rPr>
                   <w:rFonts w:ascii="Arial" w:cs="Arial" w:eastAsia="Arial" w:hAnsi="Arial"/>
@@ -7568,7 +7568,7 @@
             <w:pPr>
               <w:spacing w:after="20" w:before="0"/>
             </w:pPr>
-            <w:hyperlink w:history="1" r:id="rIdxfx3grn4ubt2dki9ok8tb">
+            <w:hyperlink w:history="1" r:id="rId_eifbeuwbcvlmd0dor85i">
               <w:r>
                 <w:rPr>
                   <w:rFonts w:ascii="Arial" w:cs="Arial" w:eastAsia="Arial" w:hAnsi="Arial"/>
@@ -7617,7 +7617,7 @@
               <w:spacing w:after="10" w:before="0"/>
               <w:ind w:left="120"/>
             </w:pPr>
-            <w:hyperlink w:history="1" r:id="rIdi_jt2xlvg0ushpyvu7pai">
+            <w:hyperlink w:history="1" r:id="rIdepiaiopfqkuf9uarmpbhd">
               <w:r>
                 <w:rPr>
                   <w:rFonts w:ascii="Arial" w:cs="Arial" w:eastAsia="Arial" w:hAnsi="Arial"/>
@@ -7869,7 +7869,7 @@
             <w:pPr>
               <w:spacing w:after="20" w:before="0"/>
             </w:pPr>
-            <w:hyperlink w:history="1" r:id="rId9azxpiobnebuheuexgpof">
+            <w:hyperlink w:history="1" r:id="rIdm1hpet5n4lqs91cwz9f69">
               <w:r>
                 <w:rPr>
                   <w:rFonts w:ascii="Arial" w:cs="Arial" w:eastAsia="Arial" w:hAnsi="Arial"/>
@@ -7902,7 +7902,7 @@
               <w:spacing w:after="10" w:before="0"/>
               <w:ind w:left="120"/>
             </w:pPr>
-            <w:hyperlink w:history="1" r:id="rIdud-8uqchflvojfp5objro">
+            <w:hyperlink w:history="1" r:id="rIdnp1rbfhscklosn4tqz60t">
               <w:r>
                 <w:rPr>
                   <w:rFonts w:ascii="Arial" w:cs="Arial" w:eastAsia="Arial" w:hAnsi="Arial"/>
@@ -7947,7 +7947,7 @@
             <w:pPr>
               <w:spacing w:after="20" w:before="0"/>
             </w:pPr>
-            <w:hyperlink w:history="1" r:id="rIdbziphrkl3vjilwyza_7rj">
+            <w:hyperlink w:history="1" r:id="rIdtscvedqfjjmfkgp9zmvtb">
               <w:r>
                 <w:rPr>
                   <w:rFonts w:ascii="Arial" w:cs="Arial" w:eastAsia="Arial" w:hAnsi="Arial"/>
@@ -7996,7 +7996,7 @@
               <w:spacing w:after="10" w:before="0"/>
               <w:ind w:left="120"/>
             </w:pPr>
-            <w:hyperlink w:history="1" r:id="rIdfdcyuylpbznrsjzrf8nbp">
+            <w:hyperlink w:history="1" r:id="rId-cgcmdxfxpvg_woeo5ulm">
               <w:r>
                 <w:rPr>
                   <w:rFonts w:ascii="Arial" w:cs="Arial" w:eastAsia="Arial" w:hAnsi="Arial"/>
@@ -8603,7 +8603,7 @@
         </w:rPr>
         <w:t xml:space="preserve">© 2026 SeaVuria and ARES. Aligned with KICD objectives. Developed by SeaVuria; technical implementation by ARES (with AI assistance from Claude). Licensed under </w:t>
       </w:r>
-      <w:hyperlink w:history="1" r:id="rId9rovj2y2d5cqub5ltvud8">
+      <w:hyperlink w:history="1" r:id="rIdi1qmioxvot9cwpvzzxbaz">
         <w:r>
           <w:rPr>
             <w:rFonts w:ascii="Arial" w:cs="Arial" w:eastAsia="Arial" w:hAnsi="Arial"/>
@@ -8624,7 +8624,7 @@
         </w:rPr>
         <w:t xml:space="preserve"> (</w:t>
       </w:r>
-      <w:hyperlink w:history="1" r:id="rIdkgnb4ys9bt7ipaqmelzmj">
+      <w:hyperlink w:history="1" r:id="rId_elwjrh8n-5p3ibg-7wyd">
         <w:r>
           <w:rPr>
             <w:rFonts w:ascii="Arial" w:cs="Arial" w:eastAsia="Arial" w:hAnsi="Arial"/>
@@ -9836,7 +9836,7 @@
             <w:pPr>
               <w:spacing w:after="20" w:before="0"/>
             </w:pPr>
-            <w:hyperlink w:history="1" r:id="rIdk9ypews2iv93af3gxbtj4">
+            <w:hyperlink w:history="1" r:id="rIdrpdojtyjl-c-hgjwnwl4n">
               <w:r>
                 <w:rPr>
                   <w:rFonts w:ascii="Arial" w:cs="Arial" w:eastAsia="Arial" w:hAnsi="Arial"/>
@@ -9885,7 +9885,7 @@
               <w:spacing w:after="10" w:before="0"/>
               <w:ind w:left="120"/>
             </w:pPr>
-            <w:hyperlink w:history="1" r:id="rIdmb36oseawtteyqybhk06n">
+            <w:hyperlink w:history="1" r:id="rId0f8vdolp1dyhcmhxwesgy">
               <w:r>
                 <w:rPr>
                   <w:rFonts w:ascii="Arial" w:cs="Arial" w:eastAsia="Arial" w:hAnsi="Arial"/>
@@ -9930,7 +9930,7 @@
             <w:pPr>
               <w:spacing w:after="20" w:before="0"/>
             </w:pPr>
-            <w:hyperlink w:history="1" r:id="rIdojzawmxbm7xtg2oqho8zx">
+            <w:hyperlink w:history="1" r:id="rIdrnspurpujtcvzicp2kx6_">
               <w:r>
                 <w:rPr>
                   <w:rFonts w:ascii="Arial" w:cs="Arial" w:eastAsia="Arial" w:hAnsi="Arial"/>
@@ -9963,7 +9963,7 @@
               <w:spacing w:after="10" w:before="0"/>
               <w:ind w:left="120"/>
             </w:pPr>
-            <w:hyperlink w:history="1" r:id="rIdk-dfk-yiqueh5qlm4o3v-">
+            <w:hyperlink w:history="1" r:id="rIdt01a3qoqcbuymo8ontwc_">
               <w:r>
                 <w:rPr>
                   <w:rFonts w:ascii="Arial" w:cs="Arial" w:eastAsia="Arial" w:hAnsi="Arial"/>
@@ -10158,7 +10158,7 @@
             <w:pPr>
               <w:spacing w:after="20" w:before="0"/>
             </w:pPr>
-            <w:hyperlink w:history="1" r:id="rIdfc4ygpttmkovz0siofvgg">
+            <w:hyperlink w:history="1" r:id="rIdgrxmweoqz9wtojuedmq5y">
               <w:r>
                 <w:rPr>
                   <w:rFonts w:ascii="Arial" w:cs="Arial" w:eastAsia="Arial" w:hAnsi="Arial"/>
@@ -10207,7 +10207,7 @@
               <w:spacing w:after="10" w:before="0"/>
               <w:ind w:left="120"/>
             </w:pPr>
-            <w:hyperlink w:history="1" r:id="rIdm4qidoagreo8vup9euqel">
+            <w:hyperlink w:history="1" r:id="rIdibtmkp8hk-ilrqh_angyf">
               <w:r>
                 <w:rPr>
                   <w:rFonts w:ascii="Arial" w:cs="Arial" w:eastAsia="Arial" w:hAnsi="Arial"/>
@@ -10252,7 +10252,7 @@
             <w:pPr>
               <w:spacing w:after="20" w:before="0"/>
             </w:pPr>
-            <w:hyperlink w:history="1" r:id="rIdq-rag2sdn5hnjmh0wl9ib">
+            <w:hyperlink w:history="1" r:id="rIdv46kufxcxj22rzu4xbh2b">
               <w:r>
                 <w:rPr>
                   <w:rFonts w:ascii="Arial" w:cs="Arial" w:eastAsia="Arial" w:hAnsi="Arial"/>
@@ -10285,7 +10285,7 @@
               <w:spacing w:after="10" w:before="0"/>
               <w:ind w:left="120"/>
             </w:pPr>
-            <w:hyperlink w:history="1" r:id="rIdpc0ov6ujh1c-nmnizjspm">
+            <w:hyperlink w:history="1" r:id="rIdgnedgltaxktmsxv0vaxe6">
               <w:r>
                 <w:rPr>
                   <w:rFonts w:ascii="Arial" w:cs="Arial" w:eastAsia="Arial" w:hAnsi="Arial"/>
@@ -10480,7 +10480,7 @@
             <w:pPr>
               <w:spacing w:after="20" w:before="0"/>
             </w:pPr>
-            <w:hyperlink w:history="1" r:id="rIdcyipkztj3u9-whodtyhzp">
+            <w:hyperlink w:history="1" r:id="rIdlifu9831q3u4kp0_kqr2v">
               <w:r>
                 <w:rPr>
                   <w:rFonts w:ascii="Arial" w:cs="Arial" w:eastAsia="Arial" w:hAnsi="Arial"/>
@@ -10529,7 +10529,7 @@
               <w:spacing w:after="10" w:before="0"/>
               <w:ind w:left="120"/>
             </w:pPr>
-            <w:hyperlink w:history="1" r:id="rIdnwotrknvpwdogla326z8-">
+            <w:hyperlink w:history="1" r:id="rIdsot8ggrte6zh1x4un-rka">
               <w:r>
                 <w:rPr>
                   <w:rFonts w:ascii="Arial" w:cs="Arial" w:eastAsia="Arial" w:hAnsi="Arial"/>
@@ -10574,7 +10574,7 @@
             <w:pPr>
               <w:spacing w:after="20" w:before="0"/>
             </w:pPr>
-            <w:hyperlink w:history="1" r:id="rIdhlyfho67oc4p_3uki0hw9">
+            <w:hyperlink w:history="1" r:id="rIdawvpkabxzsi29gk759nve">
               <w:r>
                 <w:rPr>
                   <w:rFonts w:ascii="Arial" w:cs="Arial" w:eastAsia="Arial" w:hAnsi="Arial"/>
@@ -10607,7 +10607,7 @@
               <w:spacing w:after="10" w:before="0"/>
               <w:ind w:left="120"/>
             </w:pPr>
-            <w:hyperlink w:history="1" r:id="rIdarwmrpvm-g0-7mugjekwo">
+            <w:hyperlink w:history="1" r:id="rIdr6nwj5jrbdqbv95ekaknr">
               <w:r>
                 <w:rPr>
                   <w:rFonts w:ascii="Arial" w:cs="Arial" w:eastAsia="Arial" w:hAnsi="Arial"/>
@@ -10802,7 +10802,7 @@
             <w:pPr>
               <w:spacing w:after="20" w:before="0"/>
             </w:pPr>
-            <w:hyperlink w:history="1" r:id="rId6y8aksi6fyic7ndsjio8o">
+            <w:hyperlink w:history="1" r:id="rIdnn9vng55fetku8ow-tnuu">
               <w:r>
                 <w:rPr>
                   <w:rFonts w:ascii="Arial" w:cs="Arial" w:eastAsia="Arial" w:hAnsi="Arial"/>
@@ -10851,7 +10851,7 @@
               <w:spacing w:after="10" w:before="0"/>
               <w:ind w:left="120"/>
             </w:pPr>
-            <w:hyperlink w:history="1" r:id="rId2ukgmbv0j8kq8hzt8zk52">
+            <w:hyperlink w:history="1" r:id="rIddy-j1dcru-qhdphbmbms9">
               <w:r>
                 <w:rPr>
                   <w:rFonts w:ascii="Arial" w:cs="Arial" w:eastAsia="Arial" w:hAnsi="Arial"/>
@@ -10896,7 +10896,7 @@
             <w:pPr>
               <w:spacing w:after="20" w:before="0"/>
             </w:pPr>
-            <w:hyperlink w:history="1" r:id="rIdg65xokmfuzjy2odfmt-wa">
+            <w:hyperlink w:history="1" r:id="rIdwck3iho0sgu1pak3zmnev">
               <w:r>
                 <w:rPr>
                   <w:rFonts w:ascii="Arial" w:cs="Arial" w:eastAsia="Arial" w:hAnsi="Arial"/>
@@ -10929,7 +10929,7 @@
               <w:spacing w:after="10" w:before="0"/>
               <w:ind w:left="120"/>
             </w:pPr>
-            <w:hyperlink w:history="1" r:id="rIdatxqoog6mpfrdy84zzm9i">
+            <w:hyperlink w:history="1" r:id="rIdqhnqvw070yhcpcnsj9bfb">
               <w:r>
                 <w:rPr>
                   <w:rFonts w:ascii="Arial" w:cs="Arial" w:eastAsia="Arial" w:hAnsi="Arial"/>
@@ -11124,7 +11124,7 @@
             <w:pPr>
               <w:spacing w:after="20" w:before="0"/>
             </w:pPr>
-            <w:hyperlink w:history="1" r:id="rIdq0hhtychibdtiq8ekqyj5">
+            <w:hyperlink w:history="1" r:id="rIdjbkqlvinwd9pbfvjcbms8">
               <w:r>
                 <w:rPr>
                   <w:rFonts w:ascii="Arial" w:cs="Arial" w:eastAsia="Arial" w:hAnsi="Arial"/>
@@ -11173,7 +11173,7 @@
               <w:spacing w:after="10" w:before="0"/>
               <w:ind w:left="120"/>
             </w:pPr>
-            <w:hyperlink w:history="1" r:id="rIdqjg_8n2ypk9hnt0f0gbbz">
+            <w:hyperlink w:history="1" r:id="rIdeszg8c0qcslol08t8c1j4">
               <w:r>
                 <w:rPr>
                   <w:rFonts w:ascii="Arial" w:cs="Arial" w:eastAsia="Arial" w:hAnsi="Arial"/>
@@ -11218,7 +11218,7 @@
             <w:pPr>
               <w:spacing w:after="20" w:before="0"/>
             </w:pPr>
-            <w:hyperlink w:history="1" r:id="rIdxoqiayepxdn2vrkvpyv1g">
+            <w:hyperlink w:history="1" r:id="rIdkyo4csirk12m8hiwukuhk">
               <w:r>
                 <w:rPr>
                   <w:rFonts w:ascii="Arial" w:cs="Arial" w:eastAsia="Arial" w:hAnsi="Arial"/>
@@ -11251,7 +11251,7 @@
               <w:spacing w:after="10" w:before="0"/>
               <w:ind w:left="120"/>
             </w:pPr>
-            <w:hyperlink w:history="1" r:id="rIdhtfo3ykagzvnm3rye2ezf">
+            <w:hyperlink w:history="1" r:id="rIdtcajtrab9xxcylsbjv7n3">
               <w:r>
                 <w:rPr>
                   <w:rFonts w:ascii="Arial" w:cs="Arial" w:eastAsia="Arial" w:hAnsi="Arial"/>
@@ -11839,7 +11839,7 @@
         </w:rPr>
         <w:t xml:space="preserve">© 2026 SeaVuria and ARES. Aligned with KICD objectives. Developed by SeaVuria; technical implementation by ARES (with AI assistance from Claude). Licensed under </w:t>
       </w:r>
-      <w:hyperlink w:history="1" r:id="rIdtqlh0qcdjqfngsqvfxbbp">
+      <w:hyperlink w:history="1" r:id="rIdspuz4o2xf22rk7emktmv-">
         <w:r>
           <w:rPr>
             <w:rFonts w:ascii="Arial" w:cs="Arial" w:eastAsia="Arial" w:hAnsi="Arial"/>
@@ -11860,7 +11860,7 @@
         </w:rPr>
         <w:t xml:space="preserve"> (</w:t>
       </w:r>
-      <w:hyperlink w:history="1" r:id="rIdt2kw9xrhwrq_10gbvy8_x">
+      <w:hyperlink w:history="1" r:id="rIdyiciq04dae8zzibt8si5v">
         <w:r>
           <w:rPr>
             <w:rFonts w:ascii="Arial" w:cs="Arial" w:eastAsia="Arial" w:hAnsi="Arial"/>
@@ -12873,7 +12873,7 @@
             <w:pPr>
               <w:spacing w:after="20" w:before="0"/>
             </w:pPr>
-            <w:hyperlink w:history="1" r:id="rIdfctat_zlilzptm433jlic">
+            <w:hyperlink w:history="1" r:id="rId1mldwgvxt1vhbxwjtfttu">
               <w:r>
                 <w:rPr>
                   <w:rFonts w:ascii="Arial" w:cs="Arial" w:eastAsia="Arial" w:hAnsi="Arial"/>
@@ -12906,7 +12906,7 @@
               <w:spacing w:after="10" w:before="0"/>
               <w:ind w:left="120"/>
             </w:pPr>
-            <w:hyperlink w:history="1" r:id="rIdw6wxbih9if_qltxagqw58">
+            <w:hyperlink w:history="1" r:id="rId5kt5aikjuw9bbes2ljpfb">
               <w:r>
                 <w:rPr>
                   <w:rFonts w:ascii="Arial" w:cs="Arial" w:eastAsia="Arial" w:hAnsi="Arial"/>
@@ -12951,7 +12951,7 @@
             <w:pPr>
               <w:spacing w:after="20" w:before="0"/>
             </w:pPr>
-            <w:hyperlink w:history="1" r:id="rIdspixqw7y9fy3o_scqgoel">
+            <w:hyperlink w:history="1" r:id="rIdg4n0km-bha8gzqs8smy-c">
               <w:r>
                 <w:rPr>
                   <w:rFonts w:ascii="Arial" w:cs="Arial" w:eastAsia="Arial" w:hAnsi="Arial"/>
@@ -12984,7 +12984,7 @@
               <w:spacing w:after="10" w:before="0"/>
               <w:ind w:left="120"/>
             </w:pPr>
-            <w:hyperlink w:history="1" r:id="rIdh18ryz1ym1ioqvwclbgrd">
+            <w:hyperlink w:history="1" r:id="rIdbwv7va5yirzgcwohitp1k">
               <w:r>
                 <w:rPr>
                   <w:rFonts w:ascii="Arial" w:cs="Arial" w:eastAsia="Arial" w:hAnsi="Arial"/>
@@ -13179,7 +13179,7 @@
             <w:pPr>
               <w:spacing w:after="20" w:before="0"/>
             </w:pPr>
-            <w:hyperlink w:history="1" r:id="rIdkddcxqyhfxaixy9osbc60">
+            <w:hyperlink w:history="1" r:id="rIdjauiharohmgyuvbqssnpc">
               <w:r>
                 <w:rPr>
                   <w:rFonts w:ascii="Arial" w:cs="Arial" w:eastAsia="Arial" w:hAnsi="Arial"/>
@@ -13212,7 +13212,7 @@
               <w:spacing w:after="10" w:before="0"/>
               <w:ind w:left="120"/>
             </w:pPr>
-            <w:hyperlink w:history="1" r:id="rIdoxuaqpyrk5t83ko6o0vdz">
+            <w:hyperlink w:history="1" r:id="rIdenbwisw3eahnxs2nmptwv">
               <w:r>
                 <w:rPr>
                   <w:rFonts w:ascii="Arial" w:cs="Arial" w:eastAsia="Arial" w:hAnsi="Arial"/>
@@ -13257,7 +13257,7 @@
             <w:pPr>
               <w:spacing w:after="20" w:before="0"/>
             </w:pPr>
-            <w:hyperlink w:history="1" r:id="rIdy831lowf2zymndcezbeb4">
+            <w:hyperlink w:history="1" r:id="rIdoxc57a-ksqt28biwdhtzw">
               <w:r>
                 <w:rPr>
                   <w:rFonts w:ascii="Arial" w:cs="Arial" w:eastAsia="Arial" w:hAnsi="Arial"/>
@@ -13290,7 +13290,7 @@
               <w:spacing w:after="10" w:before="0"/>
               <w:ind w:left="120"/>
             </w:pPr>
-            <w:hyperlink w:history="1" r:id="rIdlcdidc4bcxbejijkprt2v">
+            <w:hyperlink w:history="1" r:id="rIdaqjrm1pfe83zy_hom7r3j">
               <w:r>
                 <w:rPr>
                   <w:rFonts w:ascii="Arial" w:cs="Arial" w:eastAsia="Arial" w:hAnsi="Arial"/>
@@ -13485,7 +13485,7 @@
             <w:pPr>
               <w:spacing w:after="20" w:before="0"/>
             </w:pPr>
-            <w:hyperlink w:history="1" r:id="rIdienobcuvzqesa_lcei7dv">
+            <w:hyperlink w:history="1" r:id="rIdowjpudkitb4ej6dc4edpe">
               <w:r>
                 <w:rPr>
                   <w:rFonts w:ascii="Arial" w:cs="Arial" w:eastAsia="Arial" w:hAnsi="Arial"/>
@@ -13518,7 +13518,7 @@
               <w:spacing w:after="10" w:before="0"/>
               <w:ind w:left="120"/>
             </w:pPr>
-            <w:hyperlink w:history="1" r:id="rIdczot6et1uj8yolnc_2ejm">
+            <w:hyperlink w:history="1" r:id="rIdcekxcgqlsvf-obvdgdb2l">
               <w:r>
                 <w:rPr>
                   <w:rFonts w:ascii="Arial" w:cs="Arial" w:eastAsia="Arial" w:hAnsi="Arial"/>
@@ -13563,7 +13563,7 @@
             <w:pPr>
               <w:spacing w:after="20" w:before="0"/>
             </w:pPr>
-            <w:hyperlink w:history="1" r:id="rIdmlstp47x3tz8v-nn_sndd">
+            <w:hyperlink w:history="1" r:id="rIdu4rmfbkp9o7cmp_s30n41">
               <w:r>
                 <w:rPr>
                   <w:rFonts w:ascii="Arial" w:cs="Arial" w:eastAsia="Arial" w:hAnsi="Arial"/>
@@ -13596,7 +13596,7 @@
               <w:spacing w:after="10" w:before="0"/>
               <w:ind w:left="120"/>
             </w:pPr>
-            <w:hyperlink w:history="1" r:id="rIdemdesltw1tewexfczvcku">
+            <w:hyperlink w:history="1" r:id="rIdgmnoh7fxzkiq_uuzsdt4-">
               <w:r>
                 <w:rPr>
                   <w:rFonts w:ascii="Arial" w:cs="Arial" w:eastAsia="Arial" w:hAnsi="Arial"/>
@@ -13791,7 +13791,7 @@
             <w:pPr>
               <w:spacing w:after="20" w:before="0"/>
             </w:pPr>
-            <w:hyperlink w:history="1" r:id="rIdhfh0cl7cf88ifyhjghokk">
+            <w:hyperlink w:history="1" r:id="rIdvazhpasfagpgkbe65ejg8">
               <w:r>
                 <w:rPr>
                   <w:rFonts w:ascii="Arial" w:cs="Arial" w:eastAsia="Arial" w:hAnsi="Arial"/>
@@ -13824,7 +13824,7 @@
               <w:spacing w:after="10" w:before="0"/>
               <w:ind w:left="120"/>
             </w:pPr>
-            <w:hyperlink w:history="1" r:id="rIdkkpaivasu7rybi9mjsczt">
+            <w:hyperlink w:history="1" r:id="rIdkmjgc65aoe0imizwuyfpv">
               <w:r>
                 <w:rPr>
                   <w:rFonts w:ascii="Arial" w:cs="Arial" w:eastAsia="Arial" w:hAnsi="Arial"/>
@@ -13869,7 +13869,7 @@
             <w:pPr>
               <w:spacing w:after="20" w:before="0"/>
             </w:pPr>
-            <w:hyperlink w:history="1" r:id="rIdbk33akydjzqugnohi5uyz">
+            <w:hyperlink w:history="1" r:id="rIdp1beyn-hdmdnurcdqv4zt">
               <w:r>
                 <w:rPr>
                   <w:rFonts w:ascii="Arial" w:cs="Arial" w:eastAsia="Arial" w:hAnsi="Arial"/>
@@ -13902,7 +13902,7 @@
               <w:spacing w:after="10" w:before="0"/>
               <w:ind w:left="120"/>
             </w:pPr>
-            <w:hyperlink w:history="1" r:id="rId6wzbsbdib4g_ycwrekml1">
+            <w:hyperlink w:history="1" r:id="rIdjn64buyfilk3qbi9ripo4">
               <w:r>
                 <w:rPr>
                   <w:rFonts w:ascii="Arial" w:cs="Arial" w:eastAsia="Arial" w:hAnsi="Arial"/>
@@ -14097,7 +14097,7 @@
             <w:pPr>
               <w:spacing w:after="20" w:before="0"/>
             </w:pPr>
-            <w:hyperlink w:history="1" r:id="rIdbf0igizmlxlcz_xza2ubm">
+            <w:hyperlink w:history="1" r:id="rIdlxxm99l_cpa2rkewce_wl">
               <w:r>
                 <w:rPr>
                   <w:rFonts w:ascii="Arial" w:cs="Arial" w:eastAsia="Arial" w:hAnsi="Arial"/>
@@ -14146,7 +14146,7 @@
               <w:spacing w:after="10" w:before="0"/>
               <w:ind w:left="120"/>
             </w:pPr>
-            <w:hyperlink w:history="1" r:id="rIdujhpwzeo-1e16i0frmvd_">
+            <w:hyperlink w:history="1" r:id="rIdvddgnrgot1jgbvztzhdon">
               <w:r>
                 <w:rPr>
                   <w:rFonts w:ascii="Arial" w:cs="Arial" w:eastAsia="Arial" w:hAnsi="Arial"/>
@@ -14191,7 +14191,7 @@
             <w:pPr>
               <w:spacing w:after="20" w:before="0"/>
             </w:pPr>
-            <w:hyperlink w:history="1" r:id="rIdsyhh0sfocdsyy-u6zwcik">
+            <w:hyperlink w:history="1" r:id="rIdhovg3swsy64yvj8ywlmre">
               <w:r>
                 <w:rPr>
                   <w:rFonts w:ascii="Arial" w:cs="Arial" w:eastAsia="Arial" w:hAnsi="Arial"/>
@@ -14224,7 +14224,7 @@
               <w:spacing w:after="10" w:before="0"/>
               <w:ind w:left="120"/>
             </w:pPr>
-            <w:hyperlink w:history="1" r:id="rIdicxpdnj7hltup8usn7jln">
+            <w:hyperlink w:history="1" r:id="rIdms05iuw0i-zppxc5elkl5">
               <w:r>
                 <w:rPr>
                   <w:rFonts w:ascii="Arial" w:cs="Arial" w:eastAsia="Arial" w:hAnsi="Arial"/>
@@ -14736,7 +14736,7 @@
         </w:rPr>
         <w:t xml:space="preserve">© 2026 SeaVuria and ARES. Aligned with KICD objectives. Developed by SeaVuria; technical implementation by ARES (with AI assistance from Claude). Licensed under </w:t>
       </w:r>
-      <w:hyperlink w:history="1" r:id="rIdvyaiygcqxw1b9fkj_tqjc">
+      <w:hyperlink w:history="1" r:id="rIdt5gr4sxkbxe4wbsmydvcw">
         <w:r>
           <w:rPr>
             <w:rFonts w:ascii="Arial" w:cs="Arial" w:eastAsia="Arial" w:hAnsi="Arial"/>
@@ -14757,7 +14757,7 @@
         </w:rPr>
         <w:t xml:space="preserve"> (</w:t>
       </w:r>
-      <w:hyperlink w:history="1" r:id="rIdjuho5_ohl-srugtzk03zi">
+      <w:hyperlink w:history="1" r:id="rIdzu_yh85qbnkjuboolhfry">
         <w:r>
           <w:rPr>
             <w:rFonts w:ascii="Arial" w:cs="Arial" w:eastAsia="Arial" w:hAnsi="Arial"/>
@@ -15770,7 +15770,7 @@
             <w:pPr>
               <w:spacing w:after="20" w:before="0"/>
             </w:pPr>
-            <w:hyperlink w:history="1" r:id="rIddht-uvmskjveg1kifktun">
+            <w:hyperlink w:history="1" r:id="rIdc4lzq3zj7ljoqgyjpndpl">
               <w:r>
                 <w:rPr>
                   <w:rFonts w:ascii="Arial" w:cs="Arial" w:eastAsia="Arial" w:hAnsi="Arial"/>
@@ -15803,7 +15803,7 @@
               <w:spacing w:after="10" w:before="0"/>
               <w:ind w:left="120"/>
             </w:pPr>
-            <w:hyperlink w:history="1" r:id="rIdwgpqlwug3lgt6dwgqc1pj">
+            <w:hyperlink w:history="1" r:id="rIdyjxopjluhkvmvf7m9wiso">
               <w:r>
                 <w:rPr>
                   <w:rFonts w:ascii="Arial" w:cs="Arial" w:eastAsia="Arial" w:hAnsi="Arial"/>
@@ -15848,7 +15848,7 @@
             <w:pPr>
               <w:spacing w:after="20" w:before="0"/>
             </w:pPr>
-            <w:hyperlink w:history="1" r:id="rIdojlutp1umixg4m69tk72p">
+            <w:hyperlink w:history="1" r:id="rIdnfrx0idz6pdwdkfxru8xt">
               <w:r>
                 <w:rPr>
                   <w:rFonts w:ascii="Arial" w:cs="Arial" w:eastAsia="Arial" w:hAnsi="Arial"/>
@@ -15881,7 +15881,7 @@
               <w:spacing w:after="10" w:before="0"/>
               <w:ind w:left="120"/>
             </w:pPr>
-            <w:hyperlink w:history="1" r:id="rIdibltqwejcj713ctwwt4gl">
+            <w:hyperlink w:history="1" r:id="rId1be6fixt8ldo_mlqy4jtp">
               <w:r>
                 <w:rPr>
                   <w:rFonts w:ascii="Arial" w:cs="Arial" w:eastAsia="Arial" w:hAnsi="Arial"/>
@@ -16076,7 +16076,7 @@
             <w:pPr>
               <w:spacing w:after="20" w:before="0"/>
             </w:pPr>
-            <w:hyperlink w:history="1" r:id="rIdsjgua1obdpf7-whbbvlrd">
+            <w:hyperlink w:history="1" r:id="rId3z8717ywu5oytnatsquyn">
               <w:r>
                 <w:rPr>
                   <w:rFonts w:ascii="Arial" w:cs="Arial" w:eastAsia="Arial" w:hAnsi="Arial"/>
@@ -16109,7 +16109,7 @@
               <w:spacing w:after="10" w:before="0"/>
               <w:ind w:left="120"/>
             </w:pPr>
-            <w:hyperlink w:history="1" r:id="rId3sxmv9dpcpotgjnisvbtz">
+            <w:hyperlink w:history="1" r:id="rId8fpgsmqactonoouvlkbdu">
               <w:r>
                 <w:rPr>
                   <w:rFonts w:ascii="Arial" w:cs="Arial" w:eastAsia="Arial" w:hAnsi="Arial"/>
@@ -16154,7 +16154,7 @@
             <w:pPr>
               <w:spacing w:after="20" w:before="0"/>
             </w:pPr>
-            <w:hyperlink w:history="1" r:id="rIdoutv93thdjjx0sc-d2wdl">
+            <w:hyperlink w:history="1" r:id="rIdyizgpyl0qiyudczlnzg8o">
               <w:r>
                 <w:rPr>
                   <w:rFonts w:ascii="Arial" w:cs="Arial" w:eastAsia="Arial" w:hAnsi="Arial"/>
@@ -16187,7 +16187,7 @@
               <w:spacing w:after="10" w:before="0"/>
               <w:ind w:left="120"/>
             </w:pPr>
-            <w:hyperlink w:history="1" r:id="rIdc1zwoovpc_53w7lq-bxot">
+            <w:hyperlink w:history="1" r:id="rIdl9oohm1c9t-j1tqhigm2m">
               <w:r>
                 <w:rPr>
                   <w:rFonts w:ascii="Arial" w:cs="Arial" w:eastAsia="Arial" w:hAnsi="Arial"/>
@@ -16382,7 +16382,7 @@
             <w:pPr>
               <w:spacing w:after="20" w:before="0"/>
             </w:pPr>
-            <w:hyperlink w:history="1" r:id="rIdmliknmdn8dotomfuqvfuv">
+            <w:hyperlink w:history="1" r:id="rIdzkh_w8ekh2aaym-xg5pnn">
               <w:r>
                 <w:rPr>
                   <w:rFonts w:ascii="Arial" w:cs="Arial" w:eastAsia="Arial" w:hAnsi="Arial"/>
@@ -16415,7 +16415,7 @@
               <w:spacing w:after="10" w:before="0"/>
               <w:ind w:left="120"/>
             </w:pPr>
-            <w:hyperlink w:history="1" r:id="rId62wfz4qfz3vbweqgi-63b">
+            <w:hyperlink w:history="1" r:id="rId0mdn0f3tej-bfkjqv3dcy">
               <w:r>
                 <w:rPr>
                   <w:rFonts w:ascii="Arial" w:cs="Arial" w:eastAsia="Arial" w:hAnsi="Arial"/>
@@ -16460,7 +16460,7 @@
             <w:pPr>
               <w:spacing w:after="20" w:before="0"/>
             </w:pPr>
-            <w:hyperlink w:history="1" r:id="rIdlb3capn7rpfa53sg62p3m">
+            <w:hyperlink w:history="1" r:id="rIdtmdjindjtaffn3btsvvll">
               <w:r>
                 <w:rPr>
                   <w:rFonts w:ascii="Arial" w:cs="Arial" w:eastAsia="Arial" w:hAnsi="Arial"/>
@@ -16493,7 +16493,7 @@
               <w:spacing w:after="10" w:before="0"/>
               <w:ind w:left="120"/>
             </w:pPr>
-            <w:hyperlink w:history="1" r:id="rIdyplo7zs_k8vuoiadploe7">
+            <w:hyperlink w:history="1" r:id="rIdpp67exysukd5nrkq6rjgq">
               <w:r>
                 <w:rPr>
                   <w:rFonts w:ascii="Arial" w:cs="Arial" w:eastAsia="Arial" w:hAnsi="Arial"/>
@@ -16688,7 +16688,7 @@
             <w:pPr>
               <w:spacing w:after="20" w:before="0"/>
             </w:pPr>
-            <w:hyperlink w:history="1" r:id="rIderu_uuepwbyi0fz5c4oux">
+            <w:hyperlink w:history="1" r:id="rIdkx6pnqptaum5s1uzgzzcb">
               <w:r>
                 <w:rPr>
                   <w:rFonts w:ascii="Arial" w:cs="Arial" w:eastAsia="Arial" w:hAnsi="Arial"/>
@@ -16721,7 +16721,7 @@
               <w:spacing w:after="10" w:before="0"/>
               <w:ind w:left="120"/>
             </w:pPr>
-            <w:hyperlink w:history="1" r:id="rIdn33ifobvu8qbn-ad1nry6">
+            <w:hyperlink w:history="1" r:id="rIdxrz4rxalmsfyoewq62iw0">
               <w:r>
                 <w:rPr>
                   <w:rFonts w:ascii="Arial" w:cs="Arial" w:eastAsia="Arial" w:hAnsi="Arial"/>
@@ -16766,7 +16766,7 @@
             <w:pPr>
               <w:spacing w:after="20" w:before="0"/>
             </w:pPr>
-            <w:hyperlink w:history="1" r:id="rId5e1kng2vfkdfcauspsfcz">
+            <w:hyperlink w:history="1" r:id="rIdjppkc0hzqkfkwtyzgcrec">
               <w:r>
                 <w:rPr>
                   <w:rFonts w:ascii="Arial" w:cs="Arial" w:eastAsia="Arial" w:hAnsi="Arial"/>
@@ -16799,7 +16799,7 @@
               <w:spacing w:after="10" w:before="0"/>
               <w:ind w:left="120"/>
             </w:pPr>
-            <w:hyperlink w:history="1" r:id="rId6e2_arasbrsvtwu3tozsg">
+            <w:hyperlink w:history="1" r:id="rIdpe8rqxkr5pb6bpm5xz2-n">
               <w:r>
                 <w:rPr>
                   <w:rFonts w:ascii="Arial" w:cs="Arial" w:eastAsia="Arial" w:hAnsi="Arial"/>
@@ -16994,7 +16994,7 @@
             <w:pPr>
               <w:spacing w:after="20" w:before="0"/>
             </w:pPr>
-            <w:hyperlink w:history="1" r:id="rIdplqthe5cvh1tkwq8xgojr">
+            <w:hyperlink w:history="1" r:id="rIdmtvlsv1a_noinzbayssgg">
               <w:r>
                 <w:rPr>
                   <w:rFonts w:ascii="Arial" w:cs="Arial" w:eastAsia="Arial" w:hAnsi="Arial"/>
@@ -17027,7 +17027,7 @@
               <w:spacing w:after="10" w:before="0"/>
               <w:ind w:left="120"/>
             </w:pPr>
-            <w:hyperlink w:history="1" r:id="rId3juupk-lvjdfiextggffb">
+            <w:hyperlink w:history="1" r:id="rIdjct3sjoshi0qx8m9vg4c4">
               <w:r>
                 <w:rPr>
                   <w:rFonts w:ascii="Arial" w:cs="Arial" w:eastAsia="Arial" w:hAnsi="Arial"/>
@@ -17072,7 +17072,7 @@
             <w:pPr>
               <w:spacing w:after="20" w:before="0"/>
             </w:pPr>
-            <w:hyperlink w:history="1" r:id="rIdywcl6sofst6zlduh4tcng">
+            <w:hyperlink w:history="1" r:id="rIdod1hrj4qgcimoxtjgu7jl">
               <w:r>
                 <w:rPr>
                   <w:rFonts w:ascii="Arial" w:cs="Arial" w:eastAsia="Arial" w:hAnsi="Arial"/>
@@ -17105,7 +17105,7 @@
               <w:spacing w:after="10" w:before="0"/>
               <w:ind w:left="120"/>
             </w:pPr>
-            <w:hyperlink w:history="1" r:id="rIdp39adqxi3jws5-q1rdjz4">
+            <w:hyperlink w:history="1" r:id="rId_j2ladgu4ygrqzh32ebjl">
               <w:r>
                 <w:rPr>
                   <w:rFonts w:ascii="Arial" w:cs="Arial" w:eastAsia="Arial" w:hAnsi="Arial"/>
@@ -17617,7 +17617,7 @@
         </w:rPr>
         <w:t xml:space="preserve">© 2026 SeaVuria and ARES. Aligned with KICD objectives. Developed by SeaVuria; technical implementation by ARES (with AI assistance from Claude). Licensed under </w:t>
       </w:r>
-      <w:hyperlink w:history="1" r:id="rId78xpnee8ehkdbizltykgh">
+      <w:hyperlink w:history="1" r:id="rIdjxikugf-di3bv8jn91o7f">
         <w:r>
           <w:rPr>
             <w:rFonts w:ascii="Arial" w:cs="Arial" w:eastAsia="Arial" w:hAnsi="Arial"/>
@@ -17638,7 +17638,7 @@
         </w:rPr>
         <w:t xml:space="preserve"> (</w:t>
       </w:r>
-      <w:hyperlink w:history="1" r:id="rIdskz0q9vbtgke09_ntq107">
+      <w:hyperlink w:history="1" r:id="rId8mfvhunefjfts5dwkdgmp">
         <w:r>
           <w:rPr>
             <w:rFonts w:ascii="Arial" w:cs="Arial" w:eastAsia="Arial" w:hAnsi="Arial"/>
@@ -18651,7 +18651,7 @@
             <w:pPr>
               <w:spacing w:after="20" w:before="0"/>
             </w:pPr>
-            <w:hyperlink w:history="1" r:id="rIdvlppbk4xpzg2p68bu-zoi">
+            <w:hyperlink w:history="1" r:id="rIdxaxogvysvoh1bkkkkhnjt">
               <w:r>
                 <w:rPr>
                   <w:rFonts w:ascii="Arial" w:cs="Arial" w:eastAsia="Arial" w:hAnsi="Arial"/>
@@ -18700,7 +18700,7 @@
               <w:spacing w:after="10" w:before="0"/>
               <w:ind w:left="120"/>
             </w:pPr>
-            <w:hyperlink w:history="1" r:id="rIdbke-wjdpbga8uuvu1zhkm">
+            <w:hyperlink w:history="1" r:id="rIdga-usvlwmsj_llc06_ipi">
               <w:r>
                 <w:rPr>
                   <w:rFonts w:ascii="Arial" w:cs="Arial" w:eastAsia="Arial" w:hAnsi="Arial"/>
@@ -18745,7 +18745,7 @@
             <w:pPr>
               <w:spacing w:after="20" w:before="0"/>
             </w:pPr>
-            <w:hyperlink w:history="1" r:id="rId6o2ksddvycqczzjvjrb1w">
+            <w:hyperlink w:history="1" r:id="rIdbm9g9gf-coaxibt7s-_vd">
               <w:r>
                 <w:rPr>
                   <w:rFonts w:ascii="Arial" w:cs="Arial" w:eastAsia="Arial" w:hAnsi="Arial"/>
@@ -18778,7 +18778,7 @@
               <w:spacing w:after="10" w:before="0"/>
               <w:ind w:left="120"/>
             </w:pPr>
-            <w:hyperlink w:history="1" r:id="rIdv4nlf_byjiueit0kttk2c">
+            <w:hyperlink w:history="1" r:id="rIdykh7unaubdz3wtch9ejth">
               <w:r>
                 <w:rPr>
                   <w:rFonts w:ascii="Arial" w:cs="Arial" w:eastAsia="Arial" w:hAnsi="Arial"/>
@@ -18973,7 +18973,7 @@
             <w:pPr>
               <w:spacing w:after="20" w:before="0"/>
             </w:pPr>
-            <w:hyperlink w:history="1" r:id="rIdjjwxcofe6tbbhhjkldtxj">
+            <w:hyperlink w:history="1" r:id="rIdrx5f8qfhlbytn-ogtrtsy">
               <w:r>
                 <w:rPr>
                   <w:rFonts w:ascii="Arial" w:cs="Arial" w:eastAsia="Arial" w:hAnsi="Arial"/>
@@ -19022,7 +19022,7 @@
               <w:spacing w:after="10" w:before="0"/>
               <w:ind w:left="120"/>
             </w:pPr>
-            <w:hyperlink w:history="1" r:id="rId0ihrz1bhmsruj__6zspo2">
+            <w:hyperlink w:history="1" r:id="rIdvuz-eg2xiwhrtlptfnroo">
               <w:r>
                 <w:rPr>
                   <w:rFonts w:ascii="Arial" w:cs="Arial" w:eastAsia="Arial" w:hAnsi="Arial"/>
@@ -19067,7 +19067,7 @@
             <w:pPr>
               <w:spacing w:after="20" w:before="0"/>
             </w:pPr>
-            <w:hyperlink w:history="1" r:id="rId8eutmdr_-e5pfzz-1dsib">
+            <w:hyperlink w:history="1" r:id="rIdhaojdo2hwmqih12ilqwcj">
               <w:r>
                 <w:rPr>
                   <w:rFonts w:ascii="Arial" w:cs="Arial" w:eastAsia="Arial" w:hAnsi="Arial"/>
@@ -19100,7 +19100,7 @@
               <w:spacing w:after="10" w:before="0"/>
               <w:ind w:left="120"/>
             </w:pPr>
-            <w:hyperlink w:history="1" r:id="rIdb7vwt5hd5t0iwpc6boupn">
+            <w:hyperlink w:history="1" r:id="rIdp5s0qvvu6rdl-epeefcck">
               <w:r>
                 <w:rPr>
                   <w:rFonts w:ascii="Arial" w:cs="Arial" w:eastAsia="Arial" w:hAnsi="Arial"/>
@@ -19295,7 +19295,7 @@
             <w:pPr>
               <w:spacing w:after="20" w:before="0"/>
             </w:pPr>
-            <w:hyperlink w:history="1" r:id="rIdce_pm4k6hg7ef5qstx8ft">
+            <w:hyperlink w:history="1" r:id="rIdh8tbofrojlb-qdablsjdc">
               <w:r>
                 <w:rPr>
                   <w:rFonts w:ascii="Arial" w:cs="Arial" w:eastAsia="Arial" w:hAnsi="Arial"/>
@@ -19344,7 +19344,7 @@
               <w:spacing w:after="10" w:before="0"/>
               <w:ind w:left="120"/>
             </w:pPr>
-            <w:hyperlink w:history="1" r:id="rIdfvcez6rrwuqtoftmn3kcd">
+            <w:hyperlink w:history="1" r:id="rIdarkjp5cw4g3kbyxmimvl3">
               <w:r>
                 <w:rPr>
                   <w:rFonts w:ascii="Arial" w:cs="Arial" w:eastAsia="Arial" w:hAnsi="Arial"/>
@@ -19389,7 +19389,7 @@
             <w:pPr>
               <w:spacing w:after="20" w:before="0"/>
             </w:pPr>
-            <w:hyperlink w:history="1" r:id="rIdyspan3vanqolp1vmeu7ud">
+            <w:hyperlink w:history="1" r:id="rIdqs7-htkv9sklw2rjvsuhd">
               <w:r>
                 <w:rPr>
                   <w:rFonts w:ascii="Arial" w:cs="Arial" w:eastAsia="Arial" w:hAnsi="Arial"/>
@@ -19422,7 +19422,7 @@
               <w:spacing w:after="10" w:before="0"/>
               <w:ind w:left="120"/>
             </w:pPr>
-            <w:hyperlink w:history="1" r:id="rIdr5dfx7ls3be8ui7nt6xmd">
+            <w:hyperlink w:history="1" r:id="rIdvspymykc98fve_-7eas01">
               <w:r>
                 <w:rPr>
                   <w:rFonts w:ascii="Arial" w:cs="Arial" w:eastAsia="Arial" w:hAnsi="Arial"/>
@@ -19617,7 +19617,7 @@
             <w:pPr>
               <w:spacing w:after="20" w:before="0"/>
             </w:pPr>
-            <w:hyperlink w:history="1" r:id="rIdn1gymkl-gbc8ijjtqheq0">
+            <w:hyperlink w:history="1" r:id="rIdav5amyhfrztkeq-a4jyb4">
               <w:r>
                 <w:rPr>
                   <w:rFonts w:ascii="Arial" w:cs="Arial" w:eastAsia="Arial" w:hAnsi="Arial"/>
@@ -19666,7 +19666,7 @@
               <w:spacing w:after="10" w:before="0"/>
               <w:ind w:left="120"/>
             </w:pPr>
-            <w:hyperlink w:history="1" r:id="rIdc68ghxpa87mcch1jzbi8s">
+            <w:hyperlink w:history="1" r:id="rIdm0305ti2f1ppcgdd-rmg-">
               <w:r>
                 <w:rPr>
                   <w:rFonts w:ascii="Arial" w:cs="Arial" w:eastAsia="Arial" w:hAnsi="Arial"/>
@@ -19711,7 +19711,7 @@
             <w:pPr>
               <w:spacing w:after="20" w:before="0"/>
             </w:pPr>
-            <w:hyperlink w:history="1" r:id="rIdw7ndsgrdr7o3y0bsdighw">
+            <w:hyperlink w:history="1" r:id="rIdwr4xusqwdqbo0ru_oqp-l">
               <w:r>
                 <w:rPr>
                   <w:rFonts w:ascii="Arial" w:cs="Arial" w:eastAsia="Arial" w:hAnsi="Arial"/>
@@ -19744,7 +19744,7 @@
               <w:spacing w:after="10" w:before="0"/>
               <w:ind w:left="120"/>
             </w:pPr>
-            <w:hyperlink w:history="1" r:id="rId0gore1ka3zpdkfwa7sype">
+            <w:hyperlink w:history="1" r:id="rIdq216uyagdnnscmpbrqsye">
               <w:r>
                 <w:rPr>
                   <w:rFonts w:ascii="Arial" w:cs="Arial" w:eastAsia="Arial" w:hAnsi="Arial"/>
@@ -19939,7 +19939,7 @@
             <w:pPr>
               <w:spacing w:after="20" w:before="0"/>
             </w:pPr>
-            <w:hyperlink w:history="1" r:id="rIdebu2o1kz4pladfkhkinwf">
+            <w:hyperlink w:history="1" r:id="rIdzhvre2nq3jvnbvgvna5c9">
               <w:r>
                 <w:rPr>
                   <w:rFonts w:ascii="Arial" w:cs="Arial" w:eastAsia="Arial" w:hAnsi="Arial"/>
@@ -19988,7 +19988,7 @@
               <w:spacing w:after="10" w:before="0"/>
               <w:ind w:left="120"/>
             </w:pPr>
-            <w:hyperlink w:history="1" r:id="rIdntoj8zzngtfbmj5km3ba2">
+            <w:hyperlink w:history="1" r:id="rId2ymlyryqjfnktkou3evqq">
               <w:r>
                 <w:rPr>
                   <w:rFonts w:ascii="Arial" w:cs="Arial" w:eastAsia="Arial" w:hAnsi="Arial"/>
@@ -20033,7 +20033,7 @@
             <w:pPr>
               <w:spacing w:after="20" w:before="0"/>
             </w:pPr>
-            <w:hyperlink w:history="1" r:id="rIdprzkdu0zbuv22pablxpqa">
+            <w:hyperlink w:history="1" r:id="rIdmscciekja4awxbupkbs1s">
               <w:r>
                 <w:rPr>
                   <w:rFonts w:ascii="Arial" w:cs="Arial" w:eastAsia="Arial" w:hAnsi="Arial"/>
@@ -20082,7 +20082,7 @@
               <w:spacing w:after="10" w:before="0"/>
               <w:ind w:left="120"/>
             </w:pPr>
-            <w:hyperlink w:history="1" r:id="rId_ylbmsr7hfxcwlk_ygx9s">
+            <w:hyperlink w:history="1" r:id="rIdhwp5ca5r1xajktyzxsccx">
               <w:r>
                 <w:rPr>
                   <w:rFonts w:ascii="Arial" w:cs="Arial" w:eastAsia="Arial" w:hAnsi="Arial"/>
@@ -20594,7 +20594,7 @@
         </w:rPr>
         <w:t xml:space="preserve">© 2026 SeaVuria and ARES. Aligned with KICD objectives. Developed by SeaVuria; technical implementation by ARES (with AI assistance from Claude). Licensed under </w:t>
       </w:r>
-      <w:hyperlink w:history="1" r:id="rId3tkw8hre1ukey1xy96cnc">
+      <w:hyperlink w:history="1" r:id="rIdhesoyqwl6vx-ioespdxln">
         <w:r>
           <w:rPr>
             <w:rFonts w:ascii="Arial" w:cs="Arial" w:eastAsia="Arial" w:hAnsi="Arial"/>
@@ -20615,7 +20615,7 @@
         </w:rPr>
         <w:t xml:space="preserve"> (</w:t>
       </w:r>
-      <w:hyperlink w:history="1" r:id="rIdoot3kaphlatsxi8izqhnl">
+      <w:hyperlink w:history="1" r:id="rIdhg8qiqfcjjih0jruhqobr">
         <w:r>
           <w:rPr>
             <w:rFonts w:ascii="Arial" w:cs="Arial" w:eastAsia="Arial" w:hAnsi="Arial"/>
@@ -21628,7 +21628,7 @@
             <w:pPr>
               <w:spacing w:after="20" w:before="0"/>
             </w:pPr>
-            <w:hyperlink w:history="1" r:id="rIdzrozwnksnmaoenumuqpey">
+            <w:hyperlink w:history="1" r:id="rIdzlae7uirvuhsylhkhzsqc">
               <w:r>
                 <w:rPr>
                   <w:rFonts w:ascii="Arial" w:cs="Arial" w:eastAsia="Arial" w:hAnsi="Arial"/>
@@ -21661,7 +21661,7 @@
               <w:spacing w:after="10" w:before="0"/>
               <w:ind w:left="120"/>
             </w:pPr>
-            <w:hyperlink w:history="1" r:id="rIdt-7g8qahbhvrqu9avpf99">
+            <w:hyperlink w:history="1" r:id="rIdvkqirrju_td6mtsot68cj">
               <w:r>
                 <w:rPr>
                   <w:rFonts w:ascii="Arial" w:cs="Arial" w:eastAsia="Arial" w:hAnsi="Arial"/>
@@ -21706,7 +21706,7 @@
             <w:pPr>
               <w:spacing w:after="20" w:before="0"/>
             </w:pPr>
-            <w:hyperlink w:history="1" r:id="rId6pumkc-movxy6tcia6esc">
+            <w:hyperlink w:history="1" r:id="rIdwlyl8xbl6-ye7sfelfxop">
               <w:r>
                 <w:rPr>
                   <w:rFonts w:ascii="Arial" w:cs="Arial" w:eastAsia="Arial" w:hAnsi="Arial"/>
@@ -21739,7 +21739,7 @@
               <w:spacing w:after="10" w:before="0"/>
               <w:ind w:left="120"/>
             </w:pPr>
-            <w:hyperlink w:history="1" r:id="rIdgjnuuomuwktbor3o_rfud">
+            <w:hyperlink w:history="1" r:id="rIdjxwwfg2kiowyaledu_hsw">
               <w:r>
                 <w:rPr>
                   <w:rFonts w:ascii="Arial" w:cs="Arial" w:eastAsia="Arial" w:hAnsi="Arial"/>
@@ -21934,7 +21934,7 @@
             <w:pPr>
               <w:spacing w:after="20" w:before="0"/>
             </w:pPr>
-            <w:hyperlink w:history="1" r:id="rIdxmibr28ccivdp5qp_x7vm">
+            <w:hyperlink w:history="1" r:id="rIdvd7y0oxvt23waf237ucpb">
               <w:r>
                 <w:rPr>
                   <w:rFonts w:ascii="Arial" w:cs="Arial" w:eastAsia="Arial" w:hAnsi="Arial"/>
@@ -21967,7 +21967,7 @@
               <w:spacing w:after="10" w:before="0"/>
               <w:ind w:left="120"/>
             </w:pPr>
-            <w:hyperlink w:history="1" r:id="rIdcwtc5zdvmlcpqnqjwb2bb">
+            <w:hyperlink w:history="1" r:id="rIdvfphrsg2pizrmtrv8focf">
               <w:r>
                 <w:rPr>
                   <w:rFonts w:ascii="Arial" w:cs="Arial" w:eastAsia="Arial" w:hAnsi="Arial"/>
@@ -22012,7 +22012,7 @@
             <w:pPr>
               <w:spacing w:after="20" w:before="0"/>
             </w:pPr>
-            <w:hyperlink w:history="1" r:id="rIdrw4g9ckimvbna5iztewnu">
+            <w:hyperlink w:history="1" r:id="rIdbgltdft4osaowtmccqyx9">
               <w:r>
                 <w:rPr>
                   <w:rFonts w:ascii="Arial" w:cs="Arial" w:eastAsia="Arial" w:hAnsi="Arial"/>
@@ -22045,7 +22045,7 @@
               <w:spacing w:after="10" w:before="0"/>
               <w:ind w:left="120"/>
             </w:pPr>
-            <w:hyperlink w:history="1" r:id="rIdkvvemot86r-uaag-mncqe">
+            <w:hyperlink w:history="1" r:id="rIddlx1fkaji9t-z8ju2l3qh">
               <w:r>
                 <w:rPr>
                   <w:rFonts w:ascii="Arial" w:cs="Arial" w:eastAsia="Arial" w:hAnsi="Arial"/>
@@ -22240,7 +22240,7 @@
             <w:pPr>
               <w:spacing w:after="20" w:before="0"/>
             </w:pPr>
-            <w:hyperlink w:history="1" r:id="rIdfbm0smlq_sxs8sjpusvto">
+            <w:hyperlink w:history="1" r:id="rIdts0qilburiyvh-bn9_z41">
               <w:r>
                 <w:rPr>
                   <w:rFonts w:ascii="Arial" w:cs="Arial" w:eastAsia="Arial" w:hAnsi="Arial"/>
@@ -22273,7 +22273,7 @@
               <w:spacing w:after="10" w:before="0"/>
               <w:ind w:left="120"/>
             </w:pPr>
-            <w:hyperlink w:history="1" r:id="rIdpdvgwjuut0mmeauqafjyq">
+            <w:hyperlink w:history="1" r:id="rIdk_hq-syqtud3vekoo4xu2">
               <w:r>
                 <w:rPr>
                   <w:rFonts w:ascii="Arial" w:cs="Arial" w:eastAsia="Arial" w:hAnsi="Arial"/>
@@ -22318,7 +22318,7 @@
             <w:pPr>
               <w:spacing w:after="20" w:before="0"/>
             </w:pPr>
-            <w:hyperlink w:history="1" r:id="rId0o6bhp5i1iui51yord1zc">
+            <w:hyperlink w:history="1" r:id="rId_dmbcg8aan-c-lfxf40dl">
               <w:r>
                 <w:rPr>
                   <w:rFonts w:ascii="Arial" w:cs="Arial" w:eastAsia="Arial" w:hAnsi="Arial"/>
@@ -22351,7 +22351,7 @@
               <w:spacing w:after="10" w:before="0"/>
               <w:ind w:left="120"/>
             </w:pPr>
-            <w:hyperlink w:history="1" r:id="rIdqroplazegdwi1niu7oexf">
+            <w:hyperlink w:history="1" r:id="rIdr34urr_27xuxrnlzm3_w6">
               <w:r>
                 <w:rPr>
                   <w:rFonts w:ascii="Arial" w:cs="Arial" w:eastAsia="Arial" w:hAnsi="Arial"/>
@@ -22546,7 +22546,7 @@
             <w:pPr>
               <w:spacing w:after="20" w:before="0"/>
             </w:pPr>
-            <w:hyperlink w:history="1" r:id="rId3jkfw8g3eclgodeixn6ya">
+            <w:hyperlink w:history="1" r:id="rIdzre7tvvkjbyh82unfx2wm">
               <w:r>
                 <w:rPr>
                   <w:rFonts w:ascii="Arial" w:cs="Arial" w:eastAsia="Arial" w:hAnsi="Arial"/>
@@ -22579,7 +22579,7 @@
               <w:spacing w:after="10" w:before="0"/>
               <w:ind w:left="120"/>
             </w:pPr>
-            <w:hyperlink w:history="1" r:id="rIdgqmetgzr53tqhujmxvoq4">
+            <w:hyperlink w:history="1" r:id="rIdlyp-q7pqqcssib_ymjxrk">
               <w:r>
                 <w:rPr>
                   <w:rFonts w:ascii="Arial" w:cs="Arial" w:eastAsia="Arial" w:hAnsi="Arial"/>
@@ -22624,7 +22624,7 @@
             <w:pPr>
               <w:spacing w:after="20" w:before="0"/>
             </w:pPr>
-            <w:hyperlink w:history="1" r:id="rIdhsoztq0i5otu0oxw5cpyh">
+            <w:hyperlink w:history="1" r:id="rId-tmt9yg3jeoacdwva_htp">
               <w:r>
                 <w:rPr>
                   <w:rFonts w:ascii="Arial" w:cs="Arial" w:eastAsia="Arial" w:hAnsi="Arial"/>
@@ -22657,7 +22657,7 @@
               <w:spacing w:after="10" w:before="0"/>
               <w:ind w:left="120"/>
             </w:pPr>
-            <w:hyperlink w:history="1" r:id="rIdvyhic59xf3udzlpyucojz">
+            <w:hyperlink w:history="1" r:id="rIdsn3dj062j0w7cvj7nhzr0">
               <w:r>
                 <w:rPr>
                   <w:rFonts w:ascii="Arial" w:cs="Arial" w:eastAsia="Arial" w:hAnsi="Arial"/>
@@ -22852,7 +22852,7 @@
             <w:pPr>
               <w:spacing w:after="20" w:before="0"/>
             </w:pPr>
-            <w:hyperlink w:history="1" r:id="rIdleod0h7x3oarjjgdlzzyx">
+            <w:hyperlink w:history="1" r:id="rId5klumlqxtnxq3w4ikwzha">
               <w:r>
                 <w:rPr>
                   <w:rFonts w:ascii="Arial" w:cs="Arial" w:eastAsia="Arial" w:hAnsi="Arial"/>
@@ -22885,7 +22885,7 @@
               <w:spacing w:after="10" w:before="0"/>
               <w:ind w:left="120"/>
             </w:pPr>
-            <w:hyperlink w:history="1" r:id="rIdo2hduw1-6yl4zfxbdn3id">
+            <w:hyperlink w:history="1" r:id="rIddfc7h8f_nviqyvyhz694p">
               <w:r>
                 <w:rPr>
                   <w:rFonts w:ascii="Arial" w:cs="Arial" w:eastAsia="Arial" w:hAnsi="Arial"/>
@@ -22930,7 +22930,7 @@
             <w:pPr>
               <w:spacing w:after="20" w:before="0"/>
             </w:pPr>
-            <w:hyperlink w:history="1" r:id="rIdmwmej83x2isvfh6voqete">
+            <w:hyperlink w:history="1" r:id="rIdaouzaawhr_owtphd3a3cm">
               <w:r>
                 <w:rPr>
                   <w:rFonts w:ascii="Arial" w:cs="Arial" w:eastAsia="Arial" w:hAnsi="Arial"/>
@@ -22979,7 +22979,7 @@
               <w:spacing w:after="10" w:before="0"/>
               <w:ind w:left="120"/>
             </w:pPr>
-            <w:hyperlink w:history="1" r:id="rIdyphuuaj3zaf8dvhfagh-y">
+            <w:hyperlink w:history="1" r:id="rId5qmmhgrl0lrczwmndfm43">
               <w:r>
                 <w:rPr>
                   <w:rFonts w:ascii="Arial" w:cs="Arial" w:eastAsia="Arial" w:hAnsi="Arial"/>
@@ -23586,7 +23586,7 @@
         </w:rPr>
         <w:t xml:space="preserve">© 2026 SeaVuria and ARES. Aligned with KICD objectives. Developed by SeaVuria; technical implementation by ARES (with AI assistance from Claude). Licensed under </w:t>
       </w:r>
-      <w:hyperlink w:history="1" r:id="rIdt9padutg8ymxcwwx8acfs">
+      <w:hyperlink w:history="1" r:id="rIdhxwjo4mgiuhuej1svn7um">
         <w:r>
           <w:rPr>
             <w:rFonts w:ascii="Arial" w:cs="Arial" w:eastAsia="Arial" w:hAnsi="Arial"/>
@@ -23607,7 +23607,7 @@
         </w:rPr>
         <w:t xml:space="preserve"> (</w:t>
       </w:r>
-      <w:hyperlink w:history="1" r:id="rIdiywsebfo_cztqzpmqm0pl">
+      <w:hyperlink w:history="1" r:id="rIdturutvs1fljqtchdzbog8">
         <w:r>
           <w:rPr>
             <w:rFonts w:ascii="Arial" w:cs="Arial" w:eastAsia="Arial" w:hAnsi="Arial"/>
@@ -24620,7 +24620,7 @@
             <w:pPr>
               <w:spacing w:after="20" w:before="0"/>
             </w:pPr>
-            <w:hyperlink w:history="1" r:id="rIdxwg8k55ycvtklekz6z0o3">
+            <w:hyperlink w:history="1" r:id="rIdiyqjfb2se8f0am5to74oq">
               <w:r>
                 <w:rPr>
                   <w:rFonts w:ascii="Arial" w:cs="Arial" w:eastAsia="Arial" w:hAnsi="Arial"/>
@@ -24653,7 +24653,7 @@
               <w:spacing w:after="10" w:before="0"/>
               <w:ind w:left="120"/>
             </w:pPr>
-            <w:hyperlink w:history="1" r:id="rId9c27ogtegtizefqwvizxe">
+            <w:hyperlink w:history="1" r:id="rIdjv223k9irngy0nch5erfd">
               <w:r>
                 <w:rPr>
                   <w:rFonts w:ascii="Arial" w:cs="Arial" w:eastAsia="Arial" w:hAnsi="Arial"/>
@@ -24698,7 +24698,7 @@
             <w:pPr>
               <w:spacing w:after="20" w:before="0"/>
             </w:pPr>
-            <w:hyperlink w:history="1" r:id="rIdzzhmbsu2wfynigydt_o49">
+            <w:hyperlink w:history="1" r:id="rId4sffe7b4pi72rkb39vhuo">
               <w:r>
                 <w:rPr>
                   <w:rFonts w:ascii="Arial" w:cs="Arial" w:eastAsia="Arial" w:hAnsi="Arial"/>
@@ -24731,7 +24731,7 @@
               <w:spacing w:after="10" w:before="0"/>
               <w:ind w:left="120"/>
             </w:pPr>
-            <w:hyperlink w:history="1" r:id="rIdc3ef-idtszni8icjmtugv">
+            <w:hyperlink w:history="1" r:id="rIdwl-etujil4zyjh1bdmqgc">
               <w:r>
                 <w:rPr>
                   <w:rFonts w:ascii="Arial" w:cs="Arial" w:eastAsia="Arial" w:hAnsi="Arial"/>
@@ -24926,7 +24926,7 @@
             <w:pPr>
               <w:spacing w:after="20" w:before="0"/>
             </w:pPr>
-            <w:hyperlink w:history="1" r:id="rIdoaesrifvgvaczib9mxo64">
+            <w:hyperlink w:history="1" r:id="rIdpx6lck9ibodpwjxubacph">
               <w:r>
                 <w:rPr>
                   <w:rFonts w:ascii="Arial" w:cs="Arial" w:eastAsia="Arial" w:hAnsi="Arial"/>
@@ -24959,7 +24959,7 @@
               <w:spacing w:after="10" w:before="0"/>
               <w:ind w:left="120"/>
             </w:pPr>
-            <w:hyperlink w:history="1" r:id="rIdcd5nlehbymqtfs10m83z-">
+            <w:hyperlink w:history="1" r:id="rIdvdkeeql1xvspusgzy0ktk">
               <w:r>
                 <w:rPr>
                   <w:rFonts w:ascii="Arial" w:cs="Arial" w:eastAsia="Arial" w:hAnsi="Arial"/>
@@ -25004,7 +25004,7 @@
             <w:pPr>
               <w:spacing w:after="20" w:before="0"/>
             </w:pPr>
-            <w:hyperlink w:history="1" r:id="rIdikqpnlnk35xnldweferdx">
+            <w:hyperlink w:history="1" r:id="rIda9kntwq5o_fscqqlejrlb">
               <w:r>
                 <w:rPr>
                   <w:rFonts w:ascii="Arial" w:cs="Arial" w:eastAsia="Arial" w:hAnsi="Arial"/>
@@ -25037,7 +25037,7 @@
               <w:spacing w:after="10" w:before="0"/>
               <w:ind w:left="120"/>
             </w:pPr>
-            <w:hyperlink w:history="1" r:id="rIdybkw8iiuwsm1p6dn1gilu">
+            <w:hyperlink w:history="1" r:id="rIdm5vb9qhb0h-uta7kipfvj">
               <w:r>
                 <w:rPr>
                   <w:rFonts w:ascii="Arial" w:cs="Arial" w:eastAsia="Arial" w:hAnsi="Arial"/>
@@ -25232,7 +25232,7 @@
             <w:pPr>
               <w:spacing w:after="20" w:before="0"/>
             </w:pPr>
-            <w:hyperlink w:history="1" r:id="rIdatgfzprpzbeaxbpmiob9s">
+            <w:hyperlink w:history="1" r:id="rId55oujerzfg9dwlfbjbfmk">
               <w:r>
                 <w:rPr>
                   <w:rFonts w:ascii="Arial" w:cs="Arial" w:eastAsia="Arial" w:hAnsi="Arial"/>
@@ -25281,7 +25281,7 @@
               <w:spacing w:after="10" w:before="0"/>
               <w:ind w:left="120"/>
             </w:pPr>
-            <w:hyperlink w:history="1" r:id="rIdj-wplxzuzrtlawnge7mym">
+            <w:hyperlink w:history="1" r:id="rIdycdk70qscvt8wgpfrpys0">
               <w:r>
                 <w:rPr>
                   <w:rFonts w:ascii="Arial" w:cs="Arial" w:eastAsia="Arial" w:hAnsi="Arial"/>
@@ -25326,7 +25326,7 @@
             <w:pPr>
               <w:spacing w:after="20" w:before="0"/>
             </w:pPr>
-            <w:hyperlink w:history="1" r:id="rIdx_d7bseuzoqov54zf_pvy">
+            <w:hyperlink w:history="1" r:id="rIduwqccwzhb0w4i9dm8pkta">
               <w:r>
                 <w:rPr>
                   <w:rFonts w:ascii="Arial" w:cs="Arial" w:eastAsia="Arial" w:hAnsi="Arial"/>
@@ -25359,7 +25359,7 @@
               <w:spacing w:after="10" w:before="0"/>
               <w:ind w:left="120"/>
             </w:pPr>
-            <w:hyperlink w:history="1" r:id="rIdwfvyv7gz3vmkq4gvknxqw">
+            <w:hyperlink w:history="1" r:id="rIdvf5-7rckwk2j0j1zh_pfn">
               <w:r>
                 <w:rPr>
                   <w:rFonts w:ascii="Arial" w:cs="Arial" w:eastAsia="Arial" w:hAnsi="Arial"/>
@@ -25554,7 +25554,7 @@
             <w:pPr>
               <w:spacing w:after="20" w:before="0"/>
             </w:pPr>
-            <w:hyperlink w:history="1" r:id="rIdxftxhungbajk_leludvap">
+            <w:hyperlink w:history="1" r:id="rId9x8xki0n-s_l6y4-ouh4c">
               <w:r>
                 <w:rPr>
                   <w:rFonts w:ascii="Arial" w:cs="Arial" w:eastAsia="Arial" w:hAnsi="Arial"/>
@@ -25603,7 +25603,7 @@
               <w:spacing w:after="10" w:before="0"/>
               <w:ind w:left="120"/>
             </w:pPr>
-            <w:hyperlink w:history="1" r:id="rIdbgc2v1b08kynlhvt7xycc">
+            <w:hyperlink w:history="1" r:id="rIdlaxyezgc6iftyrk2kyomv">
               <w:r>
                 <w:rPr>
                   <w:rFonts w:ascii="Arial" w:cs="Arial" w:eastAsia="Arial" w:hAnsi="Arial"/>
@@ -25648,7 +25648,7 @@
             <w:pPr>
               <w:spacing w:after="20" w:before="0"/>
             </w:pPr>
-            <w:hyperlink w:history="1" r:id="rIdmulbsiu2iikf12k8nilgf">
+            <w:hyperlink w:history="1" r:id="rIdt072l7_qekcfpifpph3_e">
               <w:r>
                 <w:rPr>
                   <w:rFonts w:ascii="Arial" w:cs="Arial" w:eastAsia="Arial" w:hAnsi="Arial"/>
@@ -25681,7 +25681,7 @@
               <w:spacing w:after="10" w:before="0"/>
               <w:ind w:left="120"/>
             </w:pPr>
-            <w:hyperlink w:history="1" r:id="rId2z-odyk1kegjmkz3ljupm">
+            <w:hyperlink w:history="1" r:id="rIdcoapsbrpou5hsp2wf3ked">
               <w:r>
                 <w:rPr>
                   <w:rFonts w:ascii="Arial" w:cs="Arial" w:eastAsia="Arial" w:hAnsi="Arial"/>
@@ -25876,7 +25876,7 @@
             <w:pPr>
               <w:spacing w:after="20" w:before="0"/>
             </w:pPr>
-            <w:hyperlink w:history="1" r:id="rIde918mjs3qfbya4swv_dcq">
+            <w:hyperlink w:history="1" r:id="rIdujougpfdz6misl9unmte1">
               <w:r>
                 <w:rPr>
                   <w:rFonts w:ascii="Arial" w:cs="Arial" w:eastAsia="Arial" w:hAnsi="Arial"/>
@@ -25925,7 +25925,7 @@
               <w:spacing w:after="10" w:before="0"/>
               <w:ind w:left="120"/>
             </w:pPr>
-            <w:hyperlink w:history="1" r:id="rIdxvhifozgybvbhk2nyan4b">
+            <w:hyperlink w:history="1" r:id="rIdp1wekz2ts-37voncf6skh">
               <w:r>
                 <w:rPr>
                   <w:rFonts w:ascii="Arial" w:cs="Arial" w:eastAsia="Arial" w:hAnsi="Arial"/>
@@ -25970,7 +25970,7 @@
             <w:pPr>
               <w:spacing w:after="20" w:before="0"/>
             </w:pPr>
-            <w:hyperlink w:history="1" r:id="rIdy09vztz_nz0rodpglrzb2">
+            <w:hyperlink w:history="1" r:id="rId1iqdgtymg_x5js0zsd08h">
               <w:r>
                 <w:rPr>
                   <w:rFonts w:ascii="Arial" w:cs="Arial" w:eastAsia="Arial" w:hAnsi="Arial"/>
@@ -26003,7 +26003,7 @@
               <w:spacing w:after="10" w:before="0"/>
               <w:ind w:left="120"/>
             </w:pPr>
-            <w:hyperlink w:history="1" r:id="rIdu4e2jmmrz0avbi_v8ituc">
+            <w:hyperlink w:history="1" r:id="rIdaw2v-wl_mz4hjqkc8jnxk">
               <w:r>
                 <w:rPr>
                   <w:rFonts w:ascii="Arial" w:cs="Arial" w:eastAsia="Arial" w:hAnsi="Arial"/>
@@ -26515,7 +26515,7 @@
         </w:rPr>
         <w:t xml:space="preserve">© 2026 SeaVuria and ARES. Aligned with KICD objectives. Developed by SeaVuria; technical implementation by ARES (with AI assistance from Claude). Licensed under </w:t>
       </w:r>
-      <w:hyperlink w:history="1" r:id="rIdo5-oxpggt3xrwfwpt37vj">
+      <w:hyperlink w:history="1" r:id="rIduovr9fngbhdrwxpglxusf">
         <w:r>
           <w:rPr>
             <w:rFonts w:ascii="Arial" w:cs="Arial" w:eastAsia="Arial" w:hAnsi="Arial"/>
@@ -26536,7 +26536,7 @@
         </w:rPr>
         <w:t xml:space="preserve"> (</w:t>
       </w:r>
-      <w:hyperlink w:history="1" r:id="rIdjelfh1au2kjidpr7yf0zp">
+      <w:hyperlink w:history="1" r:id="rIdfgucchgjr7cql391-fnqv">
         <w:r>
           <w:rPr>
             <w:rFonts w:ascii="Arial" w:cs="Arial" w:eastAsia="Arial" w:hAnsi="Arial"/>

--- a/data/outputs/v2/Core_Mathematics/SS2.5_Area_of_Polygons/Core_Mathematics_Area_of_Polygons_CBE_LessonSequence.docx
+++ b/data/outputs/v2/Core_Mathematics/SS2.5_Area_of_Polygons/Core_Mathematics_Area_of_Polygons_CBE_LessonSequence.docx
@@ -4,6 +4,7 @@
   <w:body>
     <w:p>
       <w:pPr>
+        <w:keepNext w:val="false"/>
         <w:spacing w:after="30" w:before="0"/>
         <w:jc w:val="center"/>
       </w:pPr>
@@ -23,6 +24,7 @@
     </w:p>
     <w:p>
       <w:pPr>
+        <w:keepNext w:val="false"/>
         <w:spacing w:after="60" w:before="0"/>
         <w:jc w:val="center"/>
       </w:pPr>
@@ -81,6 +83,7 @@
           </w:tcPr>
           <w:p>
             <w:pPr>
+              <w:keepNext w:val="false"/>
               <w:spacing w:after="40" w:before="0"/>
               <w:jc w:val="center"/>
             </w:pPr>
@@ -115,6 +118,7 @@
           </w:tcPr>
           <w:p>
             <w:pPr>
+              <w:keepNext w:val="false"/>
               <w:spacing w:after="40" w:before="0"/>
               <w:jc w:val="left"/>
             </w:pPr>
@@ -147,6 +151,7 @@
           </w:tcPr>
           <w:p>
             <w:pPr>
+              <w:keepNext w:val="false"/>
               <w:spacing w:after="40" w:before="0"/>
               <w:jc w:val="left"/>
             </w:pPr>
@@ -181,6 +186,7 @@
           </w:tcPr>
           <w:p>
             <w:pPr>
+              <w:keepNext w:val="false"/>
               <w:spacing w:after="40" w:before="0"/>
               <w:jc w:val="left"/>
             </w:pPr>
@@ -213,6 +219,7 @@
           </w:tcPr>
           <w:p>
             <w:pPr>
+              <w:keepNext w:val="false"/>
               <w:spacing w:after="40" w:before="0"/>
               <w:jc w:val="left"/>
             </w:pPr>
@@ -247,6 +254,7 @@
           </w:tcPr>
           <w:p>
             <w:pPr>
+              <w:keepNext w:val="false"/>
               <w:spacing w:after="40" w:before="0"/>
               <w:jc w:val="left"/>
             </w:pPr>
@@ -279,6 +287,7 @@
           </w:tcPr>
           <w:p>
             <w:pPr>
+              <w:keepNext w:val="false"/>
               <w:spacing w:after="40" w:before="0"/>
               <w:jc w:val="left"/>
             </w:pPr>
@@ -313,6 +322,7 @@
           </w:tcPr>
           <w:p>
             <w:pPr>
+              <w:keepNext w:val="false"/>
               <w:spacing w:after="40" w:before="0"/>
               <w:jc w:val="left"/>
             </w:pPr>
@@ -345,6 +355,7 @@
           </w:tcPr>
           <w:p>
             <w:pPr>
+              <w:keepNext w:val="false"/>
               <w:spacing w:after="40" w:before="0"/>
               <w:jc w:val="left"/>
             </w:pPr>
@@ -379,6 +390,7 @@
           </w:tcPr>
           <w:p>
             <w:pPr>
+              <w:keepNext w:val="false"/>
               <w:spacing w:after="40" w:before="0"/>
               <w:jc w:val="left"/>
             </w:pPr>
@@ -411,6 +423,7 @@
           </w:tcPr>
           <w:p>
             <w:pPr>
+              <w:keepNext w:val="false"/>
               <w:spacing w:after="40" w:before="0"/>
               <w:jc w:val="left"/>
             </w:pPr>
@@ -445,6 +458,7 @@
           </w:tcPr>
           <w:p>
             <w:pPr>
+              <w:keepNext w:val="false"/>
               <w:spacing w:after="40" w:before="0"/>
               <w:jc w:val="left"/>
             </w:pPr>
@@ -652,6 +666,7 @@
           </w:tcPr>
           <w:p>
             <w:pPr>
+              <w:keepNext w:val="false"/>
               <w:spacing w:after="40" w:before="0"/>
               <w:jc w:val="left"/>
             </w:pPr>
@@ -684,6 +699,7 @@
           </w:tcPr>
           <w:p>
             <w:pPr>
+              <w:keepNext w:val="false"/>
               <w:spacing w:after="40" w:before="0"/>
               <w:jc w:val="left"/>
             </w:pPr>
@@ -703,6 +719,7 @@
           </w:p>
           <w:p>
             <w:pPr>
+              <w:keepNext w:val="false"/>
               <w:spacing w:after="40" w:before="0"/>
               <w:jc w:val="left"/>
             </w:pPr>
@@ -722,6 +739,7 @@
           </w:p>
           <w:p>
             <w:pPr>
+              <w:keepNext w:val="false"/>
               <w:spacing w:after="40" w:before="0"/>
               <w:jc w:val="left"/>
             </w:pPr>
@@ -741,6 +759,7 @@
           </w:p>
           <w:p>
             <w:pPr>
+              <w:keepNext w:val="false"/>
               <w:spacing w:after="40" w:before="0"/>
               <w:jc w:val="left"/>
             </w:pPr>
@@ -760,6 +779,7 @@
           </w:p>
           <w:p>
             <w:pPr>
+              <w:keepNext w:val="false"/>
               <w:spacing w:after="40" w:before="0"/>
               <w:jc w:val="left"/>
             </w:pPr>
@@ -779,6 +799,7 @@
           </w:p>
           <w:p>
             <w:pPr>
+              <w:keepNext w:val="false"/>
               <w:spacing w:after="40" w:before="0"/>
               <w:jc w:val="left"/>
             </w:pPr>
@@ -798,6 +819,7 @@
           </w:p>
           <w:p>
             <w:pPr>
+              <w:keepNext w:val="false"/>
               <w:spacing w:after="40" w:before="0"/>
               <w:jc w:val="left"/>
             </w:pPr>
@@ -832,6 +854,7 @@
           </w:tcPr>
           <w:p>
             <w:pPr>
+              <w:keepNext w:val="false"/>
               <w:spacing w:after="40" w:before="0"/>
               <w:jc w:val="left"/>
             </w:pPr>
@@ -979,6 +1002,7 @@
           </w:tcPr>
           <w:p>
             <w:pPr>
+              <w:keepNext w:val="false"/>
               <w:spacing w:after="40" w:before="0"/>
               <w:jc w:val="left"/>
             </w:pPr>
@@ -1106,6 +1130,7 @@
           </w:tcPr>
           <w:p>
             <w:pPr>
+              <w:keepNext w:val="false"/>
               <w:spacing w:after="40" w:before="0"/>
               <w:jc w:val="left"/>
             </w:pPr>
@@ -1233,6 +1258,7 @@
           </w:tcPr>
           <w:p>
             <w:pPr>
+              <w:keepNext w:val="false"/>
               <w:spacing w:after="40" w:before="0"/>
               <w:jc w:val="left"/>
             </w:pPr>
@@ -1360,6 +1386,7 @@
           </w:tcPr>
           <w:p>
             <w:pPr>
+              <w:keepNext w:val="false"/>
               <w:spacing w:after="40" w:before="0"/>
               <w:jc w:val="left"/>
             </w:pPr>
@@ -1507,6 +1534,7 @@
           </w:tcPr>
           <w:p>
             <w:pPr>
+              <w:keepNext w:val="false"/>
               <w:spacing w:after="40" w:before="0"/>
               <w:jc w:val="left"/>
             </w:pPr>
@@ -1539,6 +1567,7 @@
           </w:tcPr>
           <w:p>
             <w:pPr>
+              <w:keepNext w:val="false"/>
               <w:spacing w:after="40" w:before="0"/>
               <w:jc w:val="left"/>
             </w:pPr>
@@ -1573,6 +1602,7 @@
           </w:tcPr>
           <w:p>
             <w:pPr>
+              <w:keepNext w:val="false"/>
               <w:spacing w:after="40" w:before="0"/>
               <w:jc w:val="left"/>
             </w:pPr>
@@ -1605,6 +1635,7 @@
           </w:tcPr>
           <w:p>
             <w:pPr>
+              <w:keepNext w:val="false"/>
               <w:spacing w:after="40" w:before="0"/>
               <w:jc w:val="left"/>
             </w:pPr>
@@ -1624,6 +1655,7 @@
           </w:p>
           <w:p>
             <w:pPr>
+              <w:keepNext w:val="false"/>
               <w:spacing w:after="40" w:before="0"/>
               <w:jc w:val="left"/>
             </w:pPr>
@@ -1643,6 +1675,7 @@
           </w:p>
           <w:p>
             <w:pPr>
+              <w:keepNext w:val="false"/>
               <w:spacing w:after="40" w:before="0"/>
               <w:jc w:val="left"/>
             </w:pPr>
@@ -1662,6 +1695,7 @@
           </w:p>
           <w:p>
             <w:pPr>
+              <w:keepNext w:val="false"/>
               <w:spacing w:after="40" w:before="0"/>
               <w:jc w:val="left"/>
             </w:pPr>
@@ -1681,6 +1715,7 @@
           </w:p>
           <w:p>
             <w:pPr>
+              <w:keepNext w:val="false"/>
               <w:spacing w:after="40" w:before="0"/>
               <w:jc w:val="left"/>
             </w:pPr>
@@ -1715,6 +1750,7 @@
           </w:tcPr>
           <w:p>
             <w:pPr>
+              <w:keepNext w:val="false"/>
               <w:spacing w:after="40" w:before="0"/>
               <w:jc w:val="left"/>
             </w:pPr>
@@ -1747,6 +1783,7 @@
           </w:tcPr>
           <w:p>
             <w:pPr>
+              <w:keepNext w:val="false"/>
               <w:spacing w:after="40" w:before="0"/>
               <w:jc w:val="left"/>
             </w:pPr>
@@ -1781,6 +1818,7 @@
           </w:tcPr>
           <w:p>
             <w:pPr>
+              <w:keepNext w:val="false"/>
               <w:spacing w:after="40" w:before="0"/>
               <w:jc w:val="left"/>
             </w:pPr>
@@ -1813,6 +1851,7 @@
           </w:tcPr>
           <w:p>
             <w:pPr>
+              <w:keepNext w:val="false"/>
               <w:spacing w:after="40" w:before="0"/>
               <w:jc w:val="left"/>
             </w:pPr>
@@ -1832,6 +1871,7 @@
           </w:p>
           <w:p>
             <w:pPr>
+              <w:keepNext w:val="false"/>
               <w:spacing w:after="40" w:before="0"/>
               <w:jc w:val="left"/>
             </w:pPr>
@@ -1851,6 +1891,7 @@
           </w:p>
           <w:p>
             <w:pPr>
+              <w:keepNext w:val="false"/>
               <w:spacing w:after="40" w:before="0"/>
               <w:jc w:val="left"/>
             </w:pPr>
@@ -1870,6 +1911,7 @@
           </w:p>
           <w:p>
             <w:pPr>
+              <w:keepNext w:val="false"/>
               <w:spacing w:after="40" w:before="0"/>
               <w:jc w:val="left"/>
             </w:pPr>
@@ -1889,6 +1931,7 @@
           </w:p>
           <w:p>
             <w:pPr>
+              <w:keepNext w:val="false"/>
               <w:spacing w:after="40" w:before="0"/>
               <w:jc w:val="left"/>
             </w:pPr>
@@ -1908,6 +1951,7 @@
           </w:p>
           <w:p>
             <w:pPr>
+              <w:keepNext w:val="false"/>
               <w:spacing w:after="40" w:before="0"/>
               <w:jc w:val="left"/>
             </w:pPr>
@@ -1927,6 +1971,7 @@
           </w:p>
           <w:p>
             <w:pPr>
+              <w:keepNext w:val="false"/>
               <w:spacing w:after="40" w:before="0"/>
               <w:jc w:val="left"/>
             </w:pPr>
@@ -1946,6 +1991,7 @@
           </w:p>
           <w:p>
             <w:pPr>
+              <w:keepNext w:val="false"/>
               <w:spacing w:after="40" w:before="0"/>
               <w:jc w:val="left"/>
             </w:pPr>
@@ -1965,6 +2011,7 @@
           </w:p>
           <w:p>
             <w:pPr>
+              <w:keepNext w:val="false"/>
               <w:spacing w:after="40" w:before="0"/>
               <w:jc w:val="left"/>
             </w:pPr>
@@ -1984,6 +2031,7 @@
           </w:p>
           <w:p>
             <w:pPr>
+              <w:keepNext w:val="false"/>
               <w:spacing w:after="40" w:before="0"/>
               <w:jc w:val="left"/>
             </w:pPr>
@@ -2003,6 +2051,7 @@
           </w:p>
           <w:p>
             <w:pPr>
+              <w:keepNext w:val="false"/>
               <w:spacing w:after="40" w:before="0"/>
               <w:jc w:val="left"/>
             </w:pPr>
@@ -2022,6 +2071,7 @@
           </w:p>
           <w:p>
             <w:pPr>
+              <w:keepNext w:val="false"/>
               <w:spacing w:after="40" w:before="0"/>
               <w:jc w:val="left"/>
             </w:pPr>
@@ -2041,6 +2091,7 @@
           </w:p>
           <w:p>
             <w:pPr>
+              <w:keepNext w:val="false"/>
               <w:spacing w:after="40" w:before="0"/>
               <w:jc w:val="left"/>
             </w:pPr>
@@ -2060,6 +2111,7 @@
           </w:p>
           <w:p>
             <w:pPr>
+              <w:keepNext w:val="false"/>
               <w:spacing w:after="40" w:before="0"/>
               <w:jc w:val="left"/>
             </w:pPr>
@@ -2079,6 +2131,7 @@
           </w:p>
           <w:p>
             <w:pPr>
+              <w:keepNext w:val="false"/>
               <w:spacing w:after="40" w:before="0"/>
               <w:jc w:val="left"/>
             </w:pPr>
@@ -2113,6 +2166,7 @@
           </w:tcPr>
           <w:p>
             <w:pPr>
+              <w:keepNext w:val="false"/>
               <w:spacing w:after="40" w:before="0"/>
               <w:jc w:val="left"/>
             </w:pPr>
@@ -2344,7 +2398,7 @@
         </w:rPr>
         <w:t xml:space="preserve">© 2026 SeaVuria and ARES. This work is licensed under a </w:t>
       </w:r>
-      <w:hyperlink w:history="1" r:id="rIdc5nxnzoofupybshywtzfz">
+      <w:hyperlink w:history="1" r:id="rIdsf5wqn1vijmdljwinmcez">
         <w:r>
           <w:rPr>
             <w:rFonts w:ascii="Arial" w:cs="Arial" w:eastAsia="Arial" w:hAnsi="Arial"/>
@@ -2364,7 +2418,7 @@
         </w:rPr>
         <w:t xml:space="preserve"> (</w:t>
       </w:r>
-      <w:hyperlink w:history="1" r:id="rIdubosqhzl3s0kl7zhhzsxt">
+      <w:hyperlink w:history="1" r:id="rIdzzafzhqdgt9ukyt1a2uws">
         <w:r>
           <w:rPr>
             <w:rFonts w:ascii="Arial" w:cs="Arial" w:eastAsia="Arial" w:hAnsi="Arial"/>
@@ -2384,7 +2438,7 @@
         </w:rPr>
         <w:t xml:space="preserve">). To view a copy of this license, visit </w:t>
       </w:r>
-      <w:hyperlink w:history="1" r:id="rIdhvg5bxfrmaafvt7dfuiou">
+      <w:hyperlink w:history="1" r:id="rId3qs800sl-df2hk7e_q0bv">
         <w:r>
           <w:rPr>
             <w:rFonts w:ascii="Arial" w:cs="Arial" w:eastAsia="Arial" w:hAnsi="Arial"/>
@@ -2443,6 +2497,7 @@
           </w:tcPr>
           <w:p>
             <w:pPr>
+              <w:keepNext w:val="false"/>
               <w:spacing w:after="40" w:before="0"/>
               <w:jc w:val="center"/>
             </w:pPr>
@@ -2478,6 +2533,7 @@
           </w:tcPr>
           <w:p>
             <w:pPr>
+              <w:keepNext w:val="false"/>
               <w:spacing w:after="40" w:before="0"/>
               <w:jc w:val="center"/>
             </w:pPr>
@@ -2512,6 +2568,7 @@
           </w:tcPr>
           <w:p>
             <w:pPr>
+              <w:keepNext w:val="false"/>
               <w:spacing w:after="40" w:before="0"/>
               <w:jc w:val="left"/>
             </w:pPr>
@@ -2544,6 +2601,7 @@
           </w:tcPr>
           <w:p>
             <w:pPr>
+              <w:keepNext w:val="false"/>
               <w:spacing w:after="40" w:before="0"/>
               <w:jc w:val="left"/>
             </w:pPr>
@@ -2578,6 +2636,7 @@
           </w:tcPr>
           <w:p>
             <w:pPr>
+              <w:keepNext w:val="false"/>
               <w:spacing w:after="40" w:before="0"/>
               <w:jc w:val="left"/>
             </w:pPr>
@@ -2610,6 +2669,7 @@
           </w:tcPr>
           <w:p>
             <w:pPr>
+              <w:keepNext w:val="false"/>
               <w:spacing w:after="40" w:before="0"/>
               <w:jc w:val="left"/>
             </w:pPr>
@@ -2644,6 +2704,7 @@
           </w:tcPr>
           <w:p>
             <w:pPr>
+              <w:keepNext w:val="false"/>
               <w:spacing w:after="40" w:before="0"/>
               <w:jc w:val="left"/>
             </w:pPr>
@@ -2676,6 +2737,7 @@
           </w:tcPr>
           <w:p>
             <w:pPr>
+              <w:keepNext w:val="false"/>
               <w:spacing w:after="40" w:before="0"/>
               <w:jc w:val="left"/>
             </w:pPr>
@@ -2710,6 +2772,7 @@
           </w:tcPr>
           <w:p>
             <w:pPr>
+              <w:keepNext w:val="false"/>
               <w:spacing w:after="40" w:before="0"/>
               <w:jc w:val="left"/>
             </w:pPr>
@@ -2742,6 +2805,7 @@
           </w:tcPr>
           <w:p>
             <w:pPr>
+              <w:keepNext w:val="false"/>
               <w:spacing w:after="40" w:before="0"/>
               <w:jc w:val="left"/>
             </w:pPr>
@@ -2776,6 +2840,7 @@
           </w:tcPr>
           <w:p>
             <w:pPr>
+              <w:keepNext w:val="false"/>
               <w:spacing w:after="40" w:before="0"/>
               <w:jc w:val="left"/>
             </w:pPr>
@@ -2808,6 +2873,7 @@
           </w:tcPr>
           <w:p>
             <w:pPr>
+              <w:keepNext w:val="false"/>
               <w:spacing w:after="40" w:before="0"/>
               <w:jc w:val="left"/>
             </w:pPr>
@@ -2842,6 +2908,7 @@
           </w:tcPr>
           <w:p>
             <w:pPr>
+              <w:keepNext w:val="false"/>
               <w:spacing w:after="40" w:before="0"/>
               <w:jc w:val="left"/>
             </w:pPr>
@@ -2874,6 +2941,7 @@
           </w:tcPr>
           <w:p>
             <w:pPr>
+              <w:keepNext w:val="false"/>
               <w:spacing w:after="40" w:before="0"/>
               <w:jc w:val="left"/>
             </w:pPr>
@@ -2908,6 +2976,7 @@
           </w:tcPr>
           <w:p>
             <w:pPr>
+              <w:keepNext w:val="false"/>
               <w:spacing w:after="40" w:before="0"/>
               <w:jc w:val="left"/>
             </w:pPr>
@@ -2940,6 +3009,7 @@
           </w:tcPr>
           <w:p>
             <w:pPr>
+              <w:keepNext w:val="false"/>
               <w:spacing w:after="40" w:before="0"/>
               <w:jc w:val="left"/>
             </w:pPr>
@@ -2974,6 +3044,7 @@
           </w:tcPr>
           <w:p>
             <w:pPr>
+              <w:keepNext w:val="false"/>
               <w:spacing w:after="40" w:before="0"/>
               <w:jc w:val="left"/>
             </w:pPr>
@@ -3006,6 +3077,7 @@
           </w:tcPr>
           <w:p>
             <w:pPr>
+              <w:keepNext w:val="false"/>
               <w:spacing w:after="40" w:before="0"/>
               <w:jc w:val="left"/>
             </w:pPr>
@@ -3065,6 +3137,7 @@
           </w:tcPr>
           <w:p>
             <w:pPr>
+              <w:keepNext w:val="false"/>
               <w:spacing w:after="40" w:before="0"/>
               <w:jc w:val="center"/>
             </w:pPr>
@@ -3099,6 +3172,7 @@
           </w:tcPr>
           <w:p>
             <w:pPr>
+              <w:keepNext w:val="false"/>
               <w:spacing w:after="40" w:before="0"/>
               <w:jc w:val="left"/>
             </w:pPr>
@@ -3163,6 +3237,7 @@
           </w:tcPr>
           <w:p>
             <w:pPr>
+              <w:keepNext w:val="false"/>
               <w:spacing w:after="40" w:before="0"/>
               <w:jc w:val="center"/>
             </w:pPr>
@@ -3197,6 +3272,7 @@
           </w:tcPr>
           <w:p>
             <w:pPr>
+              <w:keepNext w:val="false"/>
               <w:spacing w:after="40" w:before="0"/>
               <w:jc w:val="left"/>
             </w:pPr>
@@ -3229,6 +3305,7 @@
           </w:tcPr>
           <w:p>
             <w:pPr>
+              <w:keepNext w:val="false"/>
               <w:spacing w:after="40" w:before="0"/>
               <w:jc w:val="left"/>
             </w:pPr>
@@ -3261,6 +3338,7 @@
           </w:tcPr>
           <w:p>
             <w:pPr>
+              <w:keepNext w:val="false"/>
               <w:spacing w:after="40" w:before="0"/>
               <w:jc w:val="left"/>
             </w:pPr>
@@ -3293,6 +3371,7 @@
           </w:tcPr>
           <w:p>
             <w:pPr>
+              <w:keepNext w:val="false"/>
               <w:spacing w:after="40" w:before="0"/>
               <w:jc w:val="left"/>
             </w:pPr>
@@ -3325,6 +3404,7 @@
           </w:tcPr>
           <w:p>
             <w:pPr>
+              <w:keepNext w:val="false"/>
               <w:spacing w:after="40" w:before="0"/>
               <w:jc w:val="left"/>
             </w:pPr>
@@ -3359,6 +3439,7 @@
           </w:tcPr>
           <w:p>
             <w:pPr>
+              <w:keepNext w:val="false"/>
               <w:spacing w:after="40" w:before="0"/>
               <w:jc w:val="left"/>
             </w:pPr>
@@ -3396,7 +3477,7 @@
             <w:pPr>
               <w:spacing w:after="20" w:before="0"/>
             </w:pPr>
-            <w:hyperlink w:history="1" r:id="rId2ojnbj4rj2hwto9htr3uc">
+            <w:hyperlink w:history="1" r:id="rIdekibbdmw1leyadeqox88z">
               <w:r>
                 <w:rPr>
                   <w:rFonts w:ascii="Arial" w:cs="Arial" w:eastAsia="Arial" w:hAnsi="Arial"/>
@@ -3429,7 +3510,7 @@
               <w:spacing w:after="10" w:before="0"/>
               <w:ind w:left="120"/>
             </w:pPr>
-            <w:hyperlink w:history="1" r:id="rId4udhuecdlpuhn0_sxh_gc">
+            <w:hyperlink w:history="1" r:id="rId9vkb7rbvrsmg59x8nyw29">
               <w:r>
                 <w:rPr>
                   <w:rFonts w:ascii="Arial" w:cs="Arial" w:eastAsia="Arial" w:hAnsi="Arial"/>
@@ -3474,7 +3555,7 @@
             <w:pPr>
               <w:spacing w:after="20" w:before="0"/>
             </w:pPr>
-            <w:hyperlink w:history="1" r:id="rIdzexwfgkogi7bgfkrco1vj">
+            <w:hyperlink w:history="1" r:id="rIdlwf20wryyaaxdc1-79tmu">
               <w:r>
                 <w:rPr>
                   <w:rFonts w:ascii="Arial" w:cs="Arial" w:eastAsia="Arial" w:hAnsi="Arial"/>
@@ -3507,7 +3588,7 @@
               <w:spacing w:after="10" w:before="0"/>
               <w:ind w:left="120"/>
             </w:pPr>
-            <w:hyperlink w:history="1" r:id="rIdpwmj57pgfcaxbllyy_cdt">
+            <w:hyperlink w:history="1" r:id="rIdu-svfnwkcydxk5hfypiel">
               <w:r>
                 <w:rPr>
                   <w:rFonts w:ascii="Arial" w:cs="Arial" w:eastAsia="Arial" w:hAnsi="Arial"/>
@@ -3535,6 +3616,7 @@
           </w:tcPr>
           <w:p>
             <w:pPr>
+              <w:keepNext w:val="false"/>
               <w:spacing w:after="40" w:before="0"/>
               <w:jc w:val="left"/>
             </w:pPr>
@@ -3567,6 +3649,7 @@
           </w:tcPr>
           <w:p>
             <w:pPr>
+              <w:keepNext w:val="false"/>
               <w:spacing w:after="40" w:before="0"/>
               <w:jc w:val="left"/>
             </w:pPr>
@@ -3599,6 +3682,7 @@
           </w:tcPr>
           <w:p>
             <w:pPr>
+              <w:keepNext w:val="false"/>
               <w:spacing w:after="40" w:before="0"/>
               <w:jc w:val="left"/>
             </w:pPr>
@@ -3631,6 +3715,7 @@
           </w:tcPr>
           <w:p>
             <w:pPr>
+              <w:keepNext w:val="false"/>
               <w:spacing w:after="40" w:before="0"/>
               <w:jc w:val="left"/>
             </w:pPr>
@@ -3665,6 +3750,7 @@
           </w:tcPr>
           <w:p>
             <w:pPr>
+              <w:keepNext w:val="false"/>
               <w:spacing w:after="40" w:before="0"/>
               <w:jc w:val="left"/>
             </w:pPr>
@@ -3702,7 +3788,7 @@
             <w:pPr>
               <w:spacing w:after="20" w:before="0"/>
             </w:pPr>
-            <w:hyperlink w:history="1" r:id="rIdi0zrfqcznqhguyct9sudq">
+            <w:hyperlink w:history="1" r:id="rIdgdy-qgyan6aty5z1t39rn">
               <w:r>
                 <w:rPr>
                   <w:rFonts w:ascii="Arial" w:cs="Arial" w:eastAsia="Arial" w:hAnsi="Arial"/>
@@ -3735,7 +3821,7 @@
               <w:spacing w:after="10" w:before="0"/>
               <w:ind w:left="120"/>
             </w:pPr>
-            <w:hyperlink w:history="1" r:id="rId1b1chlsyzmk3e8ouw0hdi">
+            <w:hyperlink w:history="1" r:id="rIdhqub--v3yqkwgbff743nl">
               <w:r>
                 <w:rPr>
                   <w:rFonts w:ascii="Arial" w:cs="Arial" w:eastAsia="Arial" w:hAnsi="Arial"/>
@@ -3780,7 +3866,7 @@
             <w:pPr>
               <w:spacing w:after="20" w:before="0"/>
             </w:pPr>
-            <w:hyperlink w:history="1" r:id="rIdwy9tvs0fxn2iyzfy9geso">
+            <w:hyperlink w:history="1" r:id="rId5rmcqt0f-zedwzcdmsznx">
               <w:r>
                 <w:rPr>
                   <w:rFonts w:ascii="Arial" w:cs="Arial" w:eastAsia="Arial" w:hAnsi="Arial"/>
@@ -3813,7 +3899,7 @@
               <w:spacing w:after="10" w:before="0"/>
               <w:ind w:left="120"/>
             </w:pPr>
-            <w:hyperlink w:history="1" r:id="rIdtqxqhfzqv4pxf6rahbbf7">
+            <w:hyperlink w:history="1" r:id="rId0vkbe_p6gwtobbjrvpjds">
               <w:r>
                 <w:rPr>
                   <w:rFonts w:ascii="Arial" w:cs="Arial" w:eastAsia="Arial" w:hAnsi="Arial"/>
@@ -3841,6 +3927,7 @@
           </w:tcPr>
           <w:p>
             <w:pPr>
+              <w:keepNext w:val="false"/>
               <w:spacing w:after="40" w:before="0"/>
               <w:jc w:val="left"/>
             </w:pPr>
@@ -3873,6 +3960,7 @@
           </w:tcPr>
           <w:p>
             <w:pPr>
+              <w:keepNext w:val="false"/>
               <w:spacing w:after="40" w:before="0"/>
               <w:jc w:val="left"/>
             </w:pPr>
@@ -3905,6 +3993,7 @@
           </w:tcPr>
           <w:p>
             <w:pPr>
+              <w:keepNext w:val="false"/>
               <w:spacing w:after="40" w:before="0"/>
               <w:jc w:val="left"/>
             </w:pPr>
@@ -3937,6 +4026,7 @@
           </w:tcPr>
           <w:p>
             <w:pPr>
+              <w:keepNext w:val="false"/>
               <w:spacing w:after="40" w:before="0"/>
               <w:jc w:val="left"/>
             </w:pPr>
@@ -3971,6 +4061,7 @@
           </w:tcPr>
           <w:p>
             <w:pPr>
+              <w:keepNext w:val="false"/>
               <w:spacing w:after="40" w:before="0"/>
               <w:jc w:val="left"/>
             </w:pPr>
@@ -4008,7 +4099,7 @@
             <w:pPr>
               <w:spacing w:after="20" w:before="0"/>
             </w:pPr>
-            <w:hyperlink w:history="1" r:id="rIdtg0ry7wyoxwjlofwoimlf">
+            <w:hyperlink w:history="1" r:id="rIdjhnfmvmgxeuogx4g0oaju">
               <w:r>
                 <w:rPr>
                   <w:rFonts w:ascii="Arial" w:cs="Arial" w:eastAsia="Arial" w:hAnsi="Arial"/>
@@ -4041,7 +4132,7 @@
               <w:spacing w:after="10" w:before="0"/>
               <w:ind w:left="120"/>
             </w:pPr>
-            <w:hyperlink w:history="1" r:id="rIdjntyqo3if_gnwc8aruyjm">
+            <w:hyperlink w:history="1" r:id="rIdejq1uho4n0xvwgdctplrn">
               <w:r>
                 <w:rPr>
                   <w:rFonts w:ascii="Arial" w:cs="Arial" w:eastAsia="Arial" w:hAnsi="Arial"/>
@@ -4086,7 +4177,7 @@
             <w:pPr>
               <w:spacing w:after="20" w:before="0"/>
             </w:pPr>
-            <w:hyperlink w:history="1" r:id="rIdbhbsv9ybbdykxe37savmc">
+            <w:hyperlink w:history="1" r:id="rIddhqdx1kifv8lmp3dv4qxq">
               <w:r>
                 <w:rPr>
                   <w:rFonts w:ascii="Arial" w:cs="Arial" w:eastAsia="Arial" w:hAnsi="Arial"/>
@@ -4119,7 +4210,7 @@
               <w:spacing w:after="10" w:before="0"/>
               <w:ind w:left="120"/>
             </w:pPr>
-            <w:hyperlink w:history="1" r:id="rIdeklq8puiwbth4luz_alec">
+            <w:hyperlink w:history="1" r:id="rId616v4wpd2jpwwm1xgdd31">
               <w:r>
                 <w:rPr>
                   <w:rFonts w:ascii="Arial" w:cs="Arial" w:eastAsia="Arial" w:hAnsi="Arial"/>
@@ -4147,6 +4238,7 @@
           </w:tcPr>
           <w:p>
             <w:pPr>
+              <w:keepNext w:val="false"/>
               <w:spacing w:after="40" w:before="0"/>
               <w:jc w:val="left"/>
             </w:pPr>
@@ -4179,6 +4271,7 @@
           </w:tcPr>
           <w:p>
             <w:pPr>
+              <w:keepNext w:val="false"/>
               <w:spacing w:after="40" w:before="0"/>
               <w:jc w:val="left"/>
             </w:pPr>
@@ -4211,6 +4304,7 @@
           </w:tcPr>
           <w:p>
             <w:pPr>
+              <w:keepNext w:val="false"/>
               <w:spacing w:after="40" w:before="0"/>
               <w:jc w:val="left"/>
             </w:pPr>
@@ -4243,6 +4337,7 @@
           </w:tcPr>
           <w:p>
             <w:pPr>
+              <w:keepNext w:val="false"/>
               <w:spacing w:after="40" w:before="0"/>
               <w:jc w:val="left"/>
             </w:pPr>
@@ -4277,6 +4372,7 @@
           </w:tcPr>
           <w:p>
             <w:pPr>
+              <w:keepNext w:val="false"/>
               <w:spacing w:after="40" w:before="0"/>
               <w:jc w:val="left"/>
             </w:pPr>
@@ -4314,7 +4410,7 @@
             <w:pPr>
               <w:spacing w:after="20" w:before="0"/>
             </w:pPr>
-            <w:hyperlink w:history="1" r:id="rId4wxqis3i_uxovqars5-ui">
+            <w:hyperlink w:history="1" r:id="rIdnjsvxyhfvm812paezouct">
               <w:r>
                 <w:rPr>
                   <w:rFonts w:ascii="Arial" w:cs="Arial" w:eastAsia="Arial" w:hAnsi="Arial"/>
@@ -4347,7 +4443,7 @@
               <w:spacing w:after="10" w:before="0"/>
               <w:ind w:left="120"/>
             </w:pPr>
-            <w:hyperlink w:history="1" r:id="rIdrmhpal75m5rnsr7-nqct4">
+            <w:hyperlink w:history="1" r:id="rId4gk3l2rnodcbphei8b5wx">
               <w:r>
                 <w:rPr>
                   <w:rFonts w:ascii="Arial" w:cs="Arial" w:eastAsia="Arial" w:hAnsi="Arial"/>
@@ -4392,7 +4488,7 @@
             <w:pPr>
               <w:spacing w:after="20" w:before="0"/>
             </w:pPr>
-            <w:hyperlink w:history="1" r:id="rIduahwc3knmaye-lsgsk5ly">
+            <w:hyperlink w:history="1" r:id="rIdumzdsh2impnma5be5kvaw">
               <w:r>
                 <w:rPr>
                   <w:rFonts w:ascii="Arial" w:cs="Arial" w:eastAsia="Arial" w:hAnsi="Arial"/>
@@ -4425,7 +4521,7 @@
               <w:spacing w:after="10" w:before="0"/>
               <w:ind w:left="120"/>
             </w:pPr>
-            <w:hyperlink w:history="1" r:id="rIdjcwl3vze-m6-7b1r70zq4">
+            <w:hyperlink w:history="1" r:id="rIdeqmx1wtipu1zdpbvfgg33">
               <w:r>
                 <w:rPr>
                   <w:rFonts w:ascii="Arial" w:cs="Arial" w:eastAsia="Arial" w:hAnsi="Arial"/>
@@ -4453,6 +4549,7 @@
           </w:tcPr>
           <w:p>
             <w:pPr>
+              <w:keepNext w:val="false"/>
               <w:spacing w:after="40" w:before="0"/>
               <w:jc w:val="left"/>
             </w:pPr>
@@ -4485,6 +4582,7 @@
           </w:tcPr>
           <w:p>
             <w:pPr>
+              <w:keepNext w:val="false"/>
               <w:spacing w:after="40" w:before="0"/>
               <w:jc w:val="left"/>
             </w:pPr>
@@ -4517,6 +4615,7 @@
           </w:tcPr>
           <w:p>
             <w:pPr>
+              <w:keepNext w:val="false"/>
               <w:spacing w:after="40" w:before="0"/>
               <w:jc w:val="left"/>
             </w:pPr>
@@ -4549,6 +4648,7 @@
           </w:tcPr>
           <w:p>
             <w:pPr>
+              <w:keepNext w:val="false"/>
               <w:spacing w:after="40" w:before="0"/>
               <w:jc w:val="left"/>
             </w:pPr>
@@ -4583,6 +4683,7 @@
           </w:tcPr>
           <w:p>
             <w:pPr>
+              <w:keepNext w:val="false"/>
               <w:spacing w:after="40" w:before="0"/>
               <w:jc w:val="left"/>
             </w:pPr>
@@ -4620,7 +4721,7 @@
             <w:pPr>
               <w:spacing w:after="20" w:before="0"/>
             </w:pPr>
-            <w:hyperlink w:history="1" r:id="rIdke4245sd5dp4dl6tmneef">
+            <w:hyperlink w:history="1" r:id="rId4izjdqensb73frpv4im36">
               <w:r>
                 <w:rPr>
                   <w:rFonts w:ascii="Arial" w:cs="Arial" w:eastAsia="Arial" w:hAnsi="Arial"/>
@@ -4669,7 +4770,7 @@
               <w:spacing w:after="10" w:before="0"/>
               <w:ind w:left="120"/>
             </w:pPr>
-            <w:hyperlink w:history="1" r:id="rIdmvzkqwfvhs8rrwdy1d5op">
+            <w:hyperlink w:history="1" r:id="rIdxy4dwf4j9sxrgtavavm-n">
               <w:r>
                 <w:rPr>
                   <w:rFonts w:ascii="Arial" w:cs="Arial" w:eastAsia="Arial" w:hAnsi="Arial"/>
@@ -4714,7 +4815,7 @@
             <w:pPr>
               <w:spacing w:after="20" w:before="0"/>
             </w:pPr>
-            <w:hyperlink w:history="1" r:id="rIdkpsutlgw4gu-d-fd_bu0v">
+            <w:hyperlink w:history="1" r:id="rId0x2g1pxy_vsu1j01bhvu7">
               <w:r>
                 <w:rPr>
                   <w:rFonts w:ascii="Arial" w:cs="Arial" w:eastAsia="Arial" w:hAnsi="Arial"/>
@@ -4763,7 +4864,7 @@
               <w:spacing w:after="10" w:before="0"/>
               <w:ind w:left="120"/>
             </w:pPr>
-            <w:hyperlink w:history="1" r:id="rIdwinefxrg3vdx1qkmmqkvt">
+            <w:hyperlink w:history="1" r:id="rIdymzeatz3msly8z2gztb40">
               <w:r>
                 <w:rPr>
                   <w:rFonts w:ascii="Arial" w:cs="Arial" w:eastAsia="Arial" w:hAnsi="Arial"/>
@@ -4791,6 +4892,7 @@
           </w:tcPr>
           <w:p>
             <w:pPr>
+              <w:keepNext w:val="false"/>
               <w:spacing w:after="40" w:before="0"/>
               <w:jc w:val="left"/>
             </w:pPr>
@@ -4823,6 +4925,7 @@
           </w:tcPr>
           <w:p>
             <w:pPr>
+              <w:keepNext w:val="false"/>
               <w:spacing w:after="40" w:before="0"/>
               <w:jc w:val="left"/>
             </w:pPr>
@@ -4855,6 +4958,7 @@
           </w:tcPr>
           <w:p>
             <w:pPr>
+              <w:keepNext w:val="false"/>
               <w:spacing w:after="40" w:before="0"/>
               <w:jc w:val="left"/>
             </w:pPr>
@@ -4887,6 +4991,7 @@
           </w:tcPr>
           <w:p>
             <w:pPr>
+              <w:keepNext w:val="false"/>
               <w:spacing w:after="40" w:before="0"/>
               <w:jc w:val="left"/>
             </w:pPr>
@@ -4946,6 +5051,7 @@
           </w:tcPr>
           <w:p>
             <w:pPr>
+              <w:keepNext w:val="false"/>
               <w:spacing w:after="40" w:before="0"/>
               <w:jc w:val="center"/>
             </w:pPr>
@@ -4980,6 +5086,7 @@
           </w:tcPr>
           <w:p>
             <w:pPr>
+              <w:keepNext w:val="false"/>
               <w:spacing w:after="40" w:before="0"/>
               <w:jc w:val="left"/>
             </w:pPr>
@@ -5041,6 +5148,7 @@
           </w:tcPr>
           <w:p>
             <w:pPr>
+              <w:keepNext w:val="false"/>
               <w:spacing w:after="40" w:before="0"/>
               <w:jc w:val="center"/>
             </w:pPr>
@@ -5075,6 +5183,7 @@
           </w:tcPr>
           <w:p>
             <w:pPr>
+              <w:keepNext w:val="false"/>
               <w:spacing w:after="40" w:before="0"/>
               <w:jc w:val="left"/>
             </w:pPr>
@@ -5107,6 +5216,7 @@
           </w:tcPr>
           <w:p>
             <w:pPr>
+              <w:keepNext w:val="false"/>
               <w:spacing w:after="40" w:before="0"/>
               <w:jc w:val="left"/>
             </w:pPr>
@@ -5141,6 +5251,7 @@
           </w:tcPr>
           <w:p>
             <w:pPr>
+              <w:keepNext w:val="false"/>
               <w:spacing w:after="40" w:before="0"/>
               <w:jc w:val="left"/>
             </w:pPr>
@@ -5173,6 +5284,7 @@
           </w:tcPr>
           <w:p>
             <w:pPr>
+              <w:keepNext w:val="false"/>
               <w:spacing w:after="40" w:before="0"/>
               <w:jc w:val="left"/>
             </w:pPr>
@@ -5207,6 +5319,7 @@
           </w:tcPr>
           <w:p>
             <w:pPr>
+              <w:keepNext w:val="false"/>
               <w:spacing w:after="40" w:before="0"/>
               <w:jc w:val="left"/>
             </w:pPr>
@@ -5239,6 +5352,7 @@
           </w:tcPr>
           <w:p>
             <w:pPr>
+              <w:keepNext w:val="false"/>
               <w:spacing w:after="40" w:before="0"/>
               <w:jc w:val="left"/>
             </w:pPr>
@@ -5275,7 +5389,7 @@
         </w:rPr>
         <w:t xml:space="preserve">© 2026 SeaVuria and ARES. Aligned with KICD objectives. Developed by SeaVuria; technical implementation by ARES (with AI assistance from Claude). Licensed under </w:t>
       </w:r>
-      <w:hyperlink w:history="1" r:id="rIdnqrwsji_t1_eo0ayriwaa">
+      <w:hyperlink w:history="1" r:id="rIdi1kirry5y2sddl6rqgg64">
         <w:r>
           <w:rPr>
             <w:rFonts w:ascii="Arial" w:cs="Arial" w:eastAsia="Arial" w:hAnsi="Arial"/>
@@ -5296,7 +5410,7 @@
         </w:rPr>
         <w:t xml:space="preserve"> (</w:t>
       </w:r>
-      <w:hyperlink w:history="1" r:id="rIdwish6ghwspxhcyhtmofyt">
+      <w:hyperlink w:history="1" r:id="rIdftpbprmmwyugetilm5iq1">
         <w:r>
           <w:rPr>
             <w:rFonts w:ascii="Arial" w:cs="Arial" w:eastAsia="Arial" w:hAnsi="Arial"/>
@@ -5356,6 +5470,7 @@
           </w:tcPr>
           <w:p>
             <w:pPr>
+              <w:keepNext w:val="false"/>
               <w:spacing w:after="40" w:before="0"/>
               <w:jc w:val="center"/>
             </w:pPr>
@@ -5391,6 +5506,7 @@
           </w:tcPr>
           <w:p>
             <w:pPr>
+              <w:keepNext w:val="false"/>
               <w:spacing w:after="40" w:before="0"/>
               <w:jc w:val="center"/>
             </w:pPr>
@@ -5425,6 +5541,7 @@
           </w:tcPr>
           <w:p>
             <w:pPr>
+              <w:keepNext w:val="false"/>
               <w:spacing w:after="40" w:before="0"/>
               <w:jc w:val="left"/>
             </w:pPr>
@@ -5457,6 +5574,7 @@
           </w:tcPr>
           <w:p>
             <w:pPr>
+              <w:keepNext w:val="false"/>
               <w:spacing w:after="40" w:before="0"/>
               <w:jc w:val="left"/>
             </w:pPr>
@@ -5491,6 +5609,7 @@
           </w:tcPr>
           <w:p>
             <w:pPr>
+              <w:keepNext w:val="false"/>
               <w:spacing w:after="40" w:before="0"/>
               <w:jc w:val="left"/>
             </w:pPr>
@@ -5523,6 +5642,7 @@
           </w:tcPr>
           <w:p>
             <w:pPr>
+              <w:keepNext w:val="false"/>
               <w:spacing w:after="40" w:before="0"/>
               <w:jc w:val="left"/>
             </w:pPr>
@@ -5557,6 +5677,7 @@
           </w:tcPr>
           <w:p>
             <w:pPr>
+              <w:keepNext w:val="false"/>
               <w:spacing w:after="40" w:before="0"/>
               <w:jc w:val="left"/>
             </w:pPr>
@@ -5589,6 +5710,7 @@
           </w:tcPr>
           <w:p>
             <w:pPr>
+              <w:keepNext w:val="false"/>
               <w:spacing w:after="40" w:before="0"/>
               <w:jc w:val="left"/>
             </w:pPr>
@@ -5623,6 +5745,7 @@
           </w:tcPr>
           <w:p>
             <w:pPr>
+              <w:keepNext w:val="false"/>
               <w:spacing w:after="40" w:before="0"/>
               <w:jc w:val="left"/>
             </w:pPr>
@@ -5655,6 +5778,7 @@
           </w:tcPr>
           <w:p>
             <w:pPr>
+              <w:keepNext w:val="false"/>
               <w:spacing w:after="40" w:before="0"/>
               <w:jc w:val="left"/>
             </w:pPr>
@@ -5689,6 +5813,7 @@
           </w:tcPr>
           <w:p>
             <w:pPr>
+              <w:keepNext w:val="false"/>
               <w:spacing w:after="40" w:before="0"/>
               <w:jc w:val="left"/>
             </w:pPr>
@@ -5721,6 +5846,7 @@
           </w:tcPr>
           <w:p>
             <w:pPr>
+              <w:keepNext w:val="false"/>
               <w:spacing w:after="40" w:before="0"/>
               <w:jc w:val="left"/>
             </w:pPr>
@@ -5755,6 +5881,7 @@
           </w:tcPr>
           <w:p>
             <w:pPr>
+              <w:keepNext w:val="false"/>
               <w:spacing w:after="40" w:before="0"/>
               <w:jc w:val="left"/>
             </w:pPr>
@@ -5787,6 +5914,7 @@
           </w:tcPr>
           <w:p>
             <w:pPr>
+              <w:keepNext w:val="false"/>
               <w:spacing w:after="40" w:before="0"/>
               <w:jc w:val="left"/>
             </w:pPr>
@@ -5821,6 +5949,7 @@
           </w:tcPr>
           <w:p>
             <w:pPr>
+              <w:keepNext w:val="false"/>
               <w:spacing w:after="40" w:before="0"/>
               <w:jc w:val="left"/>
             </w:pPr>
@@ -5853,6 +5982,7 @@
           </w:tcPr>
           <w:p>
             <w:pPr>
+              <w:keepNext w:val="false"/>
               <w:spacing w:after="40" w:before="0"/>
               <w:jc w:val="left"/>
             </w:pPr>
@@ -5887,6 +6017,7 @@
           </w:tcPr>
           <w:p>
             <w:pPr>
+              <w:keepNext w:val="false"/>
               <w:spacing w:after="40" w:before="0"/>
               <w:jc w:val="left"/>
             </w:pPr>
@@ -5919,6 +6050,7 @@
           </w:tcPr>
           <w:p>
             <w:pPr>
+              <w:keepNext w:val="false"/>
               <w:spacing w:after="40" w:before="0"/>
               <w:jc w:val="left"/>
             </w:pPr>
@@ -5978,6 +6110,7 @@
           </w:tcPr>
           <w:p>
             <w:pPr>
+              <w:keepNext w:val="false"/>
               <w:spacing w:after="40" w:before="0"/>
               <w:jc w:val="center"/>
             </w:pPr>
@@ -6012,6 +6145,7 @@
           </w:tcPr>
           <w:p>
             <w:pPr>
+              <w:keepNext w:val="false"/>
               <w:spacing w:after="40" w:before="0"/>
               <w:jc w:val="left"/>
             </w:pPr>
@@ -6076,6 +6210,7 @@
           </w:tcPr>
           <w:p>
             <w:pPr>
+              <w:keepNext w:val="false"/>
               <w:spacing w:after="40" w:before="0"/>
               <w:jc w:val="center"/>
             </w:pPr>
@@ -6110,6 +6245,7 @@
           </w:tcPr>
           <w:p>
             <w:pPr>
+              <w:keepNext w:val="false"/>
               <w:spacing w:after="40" w:before="0"/>
               <w:jc w:val="left"/>
             </w:pPr>
@@ -6142,6 +6278,7 @@
           </w:tcPr>
           <w:p>
             <w:pPr>
+              <w:keepNext w:val="false"/>
               <w:spacing w:after="40" w:before="0"/>
               <w:jc w:val="left"/>
             </w:pPr>
@@ -6174,6 +6311,7 @@
           </w:tcPr>
           <w:p>
             <w:pPr>
+              <w:keepNext w:val="false"/>
               <w:spacing w:after="40" w:before="0"/>
               <w:jc w:val="left"/>
             </w:pPr>
@@ -6206,6 +6344,7 @@
           </w:tcPr>
           <w:p>
             <w:pPr>
+              <w:keepNext w:val="false"/>
               <w:spacing w:after="40" w:before="0"/>
               <w:jc w:val="left"/>
             </w:pPr>
@@ -6238,6 +6377,7 @@
           </w:tcPr>
           <w:p>
             <w:pPr>
+              <w:keepNext w:val="false"/>
               <w:spacing w:after="40" w:before="0"/>
               <w:jc w:val="left"/>
             </w:pPr>
@@ -6272,6 +6412,7 @@
           </w:tcPr>
           <w:p>
             <w:pPr>
+              <w:keepNext w:val="false"/>
               <w:spacing w:after="40" w:before="0"/>
               <w:jc w:val="left"/>
             </w:pPr>
@@ -6309,7 +6450,7 @@
             <w:pPr>
               <w:spacing w:after="20" w:before="0"/>
             </w:pPr>
-            <w:hyperlink w:history="1" r:id="rIdzhwnovpsk6qmurb4mjrs-">
+            <w:hyperlink w:history="1" r:id="rId6xsi8_iytl3sw4hgk_8k0">
               <w:r>
                 <w:rPr>
                   <w:rFonts w:ascii="Arial" w:cs="Arial" w:eastAsia="Arial" w:hAnsi="Arial"/>
@@ -6342,7 +6483,7 @@
               <w:spacing w:after="10" w:before="0"/>
               <w:ind w:left="120"/>
             </w:pPr>
-            <w:hyperlink w:history="1" r:id="rIdubypj-yhgm_bdtvmxpo20">
+            <w:hyperlink w:history="1" r:id="rId4_y52bx5h0b57eyht7bln">
               <w:r>
                 <w:rPr>
                   <w:rFonts w:ascii="Arial" w:cs="Arial" w:eastAsia="Arial" w:hAnsi="Arial"/>
@@ -6387,7 +6528,7 @@
             <w:pPr>
               <w:spacing w:after="20" w:before="0"/>
             </w:pPr>
-            <w:hyperlink w:history="1" r:id="rIdrs_2nfuyau29cpqvpbfoc">
+            <w:hyperlink w:history="1" r:id="rIdxrluxfmcd-hpo878xnm5x">
               <w:r>
                 <w:rPr>
                   <w:rFonts w:ascii="Arial" w:cs="Arial" w:eastAsia="Arial" w:hAnsi="Arial"/>
@@ -6420,7 +6561,7 @@
               <w:spacing w:after="10" w:before="0"/>
               <w:ind w:left="120"/>
             </w:pPr>
-            <w:hyperlink w:history="1" r:id="rIdsppbcfnqduwyuogv8gx53">
+            <w:hyperlink w:history="1" r:id="rIdeobkg1b3tofw9l4rqd9sf">
               <w:r>
                 <w:rPr>
                   <w:rFonts w:ascii="Arial" w:cs="Arial" w:eastAsia="Arial" w:hAnsi="Arial"/>
@@ -6448,6 +6589,7 @@
           </w:tcPr>
           <w:p>
             <w:pPr>
+              <w:keepNext w:val="false"/>
               <w:spacing w:after="40" w:before="0"/>
               <w:jc w:val="left"/>
             </w:pPr>
@@ -6480,6 +6622,7 @@
           </w:tcPr>
           <w:p>
             <w:pPr>
+              <w:keepNext w:val="false"/>
               <w:spacing w:after="40" w:before="0"/>
               <w:jc w:val="left"/>
             </w:pPr>
@@ -6499,6 +6642,7 @@
           </w:p>
           <w:p>
             <w:pPr>
+              <w:keepNext w:val="false"/>
               <w:spacing w:after="40" w:before="0"/>
               <w:jc w:val="left"/>
             </w:pPr>
@@ -6518,6 +6662,7 @@
           </w:p>
           <w:p>
             <w:pPr>
+              <w:keepNext w:val="false"/>
               <w:spacing w:after="40" w:before="0"/>
               <w:jc w:val="left"/>
             </w:pPr>
@@ -6537,6 +6682,7 @@
           </w:p>
           <w:p>
             <w:pPr>
+              <w:keepNext w:val="false"/>
               <w:spacing w:after="40" w:before="0"/>
               <w:jc w:val="left"/>
             </w:pPr>
@@ -6556,6 +6702,7 @@
           </w:p>
           <w:p>
             <w:pPr>
+              <w:keepNext w:val="false"/>
               <w:spacing w:after="40" w:before="0"/>
               <w:jc w:val="left"/>
             </w:pPr>
@@ -6588,6 +6735,7 @@
           </w:tcPr>
           <w:p>
             <w:pPr>
+              <w:keepNext w:val="false"/>
               <w:spacing w:after="40" w:before="0"/>
               <w:jc w:val="left"/>
             </w:pPr>
@@ -6620,6 +6768,7 @@
           </w:tcPr>
           <w:p>
             <w:pPr>
+              <w:keepNext w:val="false"/>
               <w:spacing w:after="40" w:before="0"/>
               <w:jc w:val="left"/>
             </w:pPr>
@@ -6654,6 +6803,7 @@
           </w:tcPr>
           <w:p>
             <w:pPr>
+              <w:keepNext w:val="false"/>
               <w:spacing w:after="40" w:before="0"/>
               <w:jc w:val="left"/>
             </w:pPr>
@@ -6691,7 +6841,7 @@
             <w:pPr>
               <w:spacing w:after="20" w:before="0"/>
             </w:pPr>
-            <w:hyperlink w:history="1" r:id="rId79dsor28xfm4vzstgkuse">
+            <w:hyperlink w:history="1" r:id="rIdwhxzuza4ddfkhgfkyuhd8">
               <w:r>
                 <w:rPr>
                   <w:rFonts w:ascii="Arial" w:cs="Arial" w:eastAsia="Arial" w:hAnsi="Arial"/>
@@ -6724,7 +6874,7 @@
               <w:spacing w:after="10" w:before="0"/>
               <w:ind w:left="120"/>
             </w:pPr>
-            <w:hyperlink w:history="1" r:id="rIdoknu-kegwzuaaphk2ma53">
+            <w:hyperlink w:history="1" r:id="rId41s6gnhigbp4sljwi6po5">
               <w:r>
                 <w:rPr>
                   <w:rFonts w:ascii="Arial" w:cs="Arial" w:eastAsia="Arial" w:hAnsi="Arial"/>
@@ -6769,7 +6919,7 @@
             <w:pPr>
               <w:spacing w:after="20" w:before="0"/>
             </w:pPr>
-            <w:hyperlink w:history="1" r:id="rIdyfk6tce9xljsoa4enod1o">
+            <w:hyperlink w:history="1" r:id="rIdkv6wkir3cparoibdu1dyi">
               <w:r>
                 <w:rPr>
                   <w:rFonts w:ascii="Arial" w:cs="Arial" w:eastAsia="Arial" w:hAnsi="Arial"/>
@@ -6802,7 +6952,7 @@
               <w:spacing w:after="10" w:before="0"/>
               <w:ind w:left="120"/>
             </w:pPr>
-            <w:hyperlink w:history="1" r:id="rId_y5u4oilhr3kxc0aur_9j">
+            <w:hyperlink w:history="1" r:id="rIdg8kh_tjxmzhh8kkzll1fx">
               <w:r>
                 <w:rPr>
                   <w:rFonts w:ascii="Arial" w:cs="Arial" w:eastAsia="Arial" w:hAnsi="Arial"/>
@@ -6830,6 +6980,7 @@
           </w:tcPr>
           <w:p>
             <w:pPr>
+              <w:keepNext w:val="false"/>
               <w:spacing w:after="40" w:before="0"/>
               <w:jc w:val="left"/>
             </w:pPr>
@@ -6862,6 +7013,7 @@
           </w:tcPr>
           <w:p>
             <w:pPr>
+              <w:keepNext w:val="false"/>
               <w:spacing w:after="40" w:before="0"/>
               <w:jc w:val="left"/>
             </w:pPr>
@@ -6881,6 +7033,7 @@
           </w:p>
           <w:p>
             <w:pPr>
+              <w:keepNext w:val="false"/>
               <w:spacing w:after="40" w:before="0"/>
               <w:jc w:val="left"/>
             </w:pPr>
@@ -6900,6 +7053,7 @@
           </w:p>
           <w:p>
             <w:pPr>
+              <w:keepNext w:val="false"/>
               <w:spacing w:after="40" w:before="0"/>
               <w:jc w:val="left"/>
             </w:pPr>
@@ -6919,6 +7073,7 @@
           </w:p>
           <w:p>
             <w:pPr>
+              <w:keepNext w:val="false"/>
               <w:spacing w:after="40" w:before="0"/>
               <w:jc w:val="left"/>
             </w:pPr>
@@ -6938,6 +7093,7 @@
           </w:p>
           <w:p>
             <w:pPr>
+              <w:keepNext w:val="false"/>
               <w:spacing w:after="40" w:before="0"/>
               <w:jc w:val="left"/>
             </w:pPr>
@@ -6970,6 +7126,7 @@
           </w:tcPr>
           <w:p>
             <w:pPr>
+              <w:keepNext w:val="false"/>
               <w:spacing w:after="40" w:before="0"/>
               <w:jc w:val="left"/>
             </w:pPr>
@@ -7002,6 +7159,7 @@
           </w:tcPr>
           <w:p>
             <w:pPr>
+              <w:keepNext w:val="false"/>
               <w:spacing w:after="40" w:before="0"/>
               <w:jc w:val="left"/>
             </w:pPr>
@@ -7036,6 +7194,7 @@
           </w:tcPr>
           <w:p>
             <w:pPr>
+              <w:keepNext w:val="false"/>
               <w:spacing w:after="40" w:before="0"/>
               <w:jc w:val="left"/>
             </w:pPr>
@@ -7073,7 +7232,7 @@
             <w:pPr>
               <w:spacing w:after="20" w:before="0"/>
             </w:pPr>
-            <w:hyperlink w:history="1" r:id="rIdgopaiemy4rm7iagfghffi">
+            <w:hyperlink w:history="1" r:id="rId2cojqmgdwc4_srxaup2f_">
               <w:r>
                 <w:rPr>
                   <w:rFonts w:ascii="Arial" w:cs="Arial" w:eastAsia="Arial" w:hAnsi="Arial"/>
@@ -7106,7 +7265,7 @@
               <w:spacing w:after="10" w:before="0"/>
               <w:ind w:left="120"/>
             </w:pPr>
-            <w:hyperlink w:history="1" r:id="rIdqqqrokgm0l34wutyxgej6">
+            <w:hyperlink w:history="1" r:id="rIdqjdpzjmrm5ih-f5ep9ll4">
               <w:r>
                 <w:rPr>
                   <w:rFonts w:ascii="Arial" w:cs="Arial" w:eastAsia="Arial" w:hAnsi="Arial"/>
@@ -7151,7 +7310,7 @@
             <w:pPr>
               <w:spacing w:after="20" w:before="0"/>
             </w:pPr>
-            <w:hyperlink w:history="1" r:id="rIdsecli99jawrjjrooggb48">
+            <w:hyperlink w:history="1" r:id="rId8ijoovq4jtl4_n0xnc3na">
               <w:r>
                 <w:rPr>
                   <w:rFonts w:ascii="Arial" w:cs="Arial" w:eastAsia="Arial" w:hAnsi="Arial"/>
@@ -7200,7 +7359,7 @@
               <w:spacing w:after="10" w:before="0"/>
               <w:ind w:left="120"/>
             </w:pPr>
-            <w:hyperlink w:history="1" r:id="rIdevo45ipuhazhjtnic5r4v">
+            <w:hyperlink w:history="1" r:id="rIdcotgfpexn6bdysmv7j6wc">
               <w:r>
                 <w:rPr>
                   <w:rFonts w:ascii="Arial" w:cs="Arial" w:eastAsia="Arial" w:hAnsi="Arial"/>
@@ -7228,6 +7387,7 @@
           </w:tcPr>
           <w:p>
             <w:pPr>
+              <w:keepNext w:val="false"/>
               <w:spacing w:after="40" w:before="0"/>
               <w:jc w:val="left"/>
             </w:pPr>
@@ -7260,6 +7420,7 @@
           </w:tcPr>
           <w:p>
             <w:pPr>
+              <w:keepNext w:val="false"/>
               <w:spacing w:after="40" w:before="0"/>
               <w:jc w:val="left"/>
             </w:pPr>
@@ -7279,6 +7440,7 @@
           </w:p>
           <w:p>
             <w:pPr>
+              <w:keepNext w:val="false"/>
               <w:spacing w:after="40" w:before="0"/>
               <w:jc w:val="left"/>
             </w:pPr>
@@ -7298,6 +7460,7 @@
           </w:p>
           <w:p>
             <w:pPr>
+              <w:keepNext w:val="false"/>
               <w:spacing w:after="40" w:before="0"/>
               <w:jc w:val="left"/>
             </w:pPr>
@@ -7317,6 +7480,7 @@
           </w:p>
           <w:p>
             <w:pPr>
+              <w:keepNext w:val="false"/>
               <w:spacing w:after="40" w:before="0"/>
               <w:jc w:val="left"/>
             </w:pPr>
@@ -7336,6 +7500,7 @@
           </w:p>
           <w:p>
             <w:pPr>
+              <w:keepNext w:val="false"/>
               <w:spacing w:after="40" w:before="0"/>
               <w:jc w:val="left"/>
             </w:pPr>
@@ -7355,6 +7520,7 @@
           </w:p>
           <w:p>
             <w:pPr>
+              <w:keepNext w:val="false"/>
               <w:spacing w:after="40" w:before="0"/>
               <w:jc w:val="left"/>
             </w:pPr>
@@ -7387,6 +7553,7 @@
           </w:tcPr>
           <w:p>
             <w:pPr>
+              <w:keepNext w:val="false"/>
               <w:spacing w:after="40" w:before="0"/>
               <w:jc w:val="left"/>
             </w:pPr>
@@ -7419,6 +7586,7 @@
           </w:tcPr>
           <w:p>
             <w:pPr>
+              <w:keepNext w:val="false"/>
               <w:spacing w:after="40" w:before="0"/>
               <w:jc w:val="left"/>
             </w:pPr>
@@ -7453,6 +7621,7 @@
           </w:tcPr>
           <w:p>
             <w:pPr>
+              <w:keepNext w:val="false"/>
               <w:spacing w:after="40" w:before="0"/>
               <w:jc w:val="left"/>
             </w:pPr>
@@ -7490,7 +7659,7 @@
             <w:pPr>
               <w:spacing w:after="20" w:before="0"/>
             </w:pPr>
-            <w:hyperlink w:history="1" r:id="rIdfmufh5aztt-e3aezdg7ei">
+            <w:hyperlink w:history="1" r:id="rIdpnlrqdfgq_k0l4fug0t4e">
               <w:r>
                 <w:rPr>
                   <w:rFonts w:ascii="Arial" w:cs="Arial" w:eastAsia="Arial" w:hAnsi="Arial"/>
@@ -7523,7 +7692,7 @@
               <w:spacing w:after="10" w:before="0"/>
               <w:ind w:left="120"/>
             </w:pPr>
-            <w:hyperlink w:history="1" r:id="rIden24-vahodhikecijl2nr">
+            <w:hyperlink w:history="1" r:id="rIdsj2qylblh9ihupddmrghw">
               <w:r>
                 <w:rPr>
                   <w:rFonts w:ascii="Arial" w:cs="Arial" w:eastAsia="Arial" w:hAnsi="Arial"/>
@@ -7568,7 +7737,7 @@
             <w:pPr>
               <w:spacing w:after="20" w:before="0"/>
             </w:pPr>
-            <w:hyperlink w:history="1" r:id="rId_eifbeuwbcvlmd0dor85i">
+            <w:hyperlink w:history="1" r:id="rIdvc8_actdphwwfscu4i1cd">
               <w:r>
                 <w:rPr>
                   <w:rFonts w:ascii="Arial" w:cs="Arial" w:eastAsia="Arial" w:hAnsi="Arial"/>
@@ -7617,7 +7786,7 @@
               <w:spacing w:after="10" w:before="0"/>
               <w:ind w:left="120"/>
             </w:pPr>
-            <w:hyperlink w:history="1" r:id="rIdepiaiopfqkuf9uarmpbhd">
+            <w:hyperlink w:history="1" r:id="rIdvfndve9hcsd_wg_yj3apm">
               <w:r>
                 <w:rPr>
                   <w:rFonts w:ascii="Arial" w:cs="Arial" w:eastAsia="Arial" w:hAnsi="Arial"/>
@@ -7645,6 +7814,7 @@
           </w:tcPr>
           <w:p>
             <w:pPr>
+              <w:keepNext w:val="false"/>
               <w:spacing w:after="40" w:before="0"/>
               <w:jc w:val="left"/>
             </w:pPr>
@@ -7677,6 +7847,7 @@
           </w:tcPr>
           <w:p>
             <w:pPr>
+              <w:keepNext w:val="false"/>
               <w:spacing w:after="40" w:before="0"/>
               <w:jc w:val="left"/>
             </w:pPr>
@@ -7696,6 +7867,7 @@
           </w:p>
           <w:p>
             <w:pPr>
+              <w:keepNext w:val="false"/>
               <w:spacing w:after="40" w:before="0"/>
               <w:jc w:val="left"/>
             </w:pPr>
@@ -7715,6 +7887,7 @@
           </w:p>
           <w:p>
             <w:pPr>
+              <w:keepNext w:val="false"/>
               <w:spacing w:after="40" w:before="0"/>
               <w:jc w:val="left"/>
             </w:pPr>
@@ -7734,6 +7907,7 @@
           </w:p>
           <w:p>
             <w:pPr>
+              <w:keepNext w:val="false"/>
               <w:spacing w:after="40" w:before="0"/>
               <w:jc w:val="left"/>
             </w:pPr>
@@ -7766,6 +7940,7 @@
           </w:tcPr>
           <w:p>
             <w:pPr>
+              <w:keepNext w:val="false"/>
               <w:spacing w:after="40" w:before="0"/>
               <w:jc w:val="left"/>
             </w:pPr>
@@ -7798,6 +7973,7 @@
           </w:tcPr>
           <w:p>
             <w:pPr>
+              <w:keepNext w:val="false"/>
               <w:spacing w:after="40" w:before="0"/>
               <w:jc w:val="left"/>
             </w:pPr>
@@ -7832,6 +8008,7 @@
           </w:tcPr>
           <w:p>
             <w:pPr>
+              <w:keepNext w:val="false"/>
               <w:spacing w:after="40" w:before="0"/>
               <w:jc w:val="left"/>
             </w:pPr>
@@ -7869,7 +8046,7 @@
             <w:pPr>
               <w:spacing w:after="20" w:before="0"/>
             </w:pPr>
-            <w:hyperlink w:history="1" r:id="rIdm1hpet5n4lqs91cwz9f69">
+            <w:hyperlink w:history="1" r:id="rIdnwomwjtpdjllic_an_z1v">
               <w:r>
                 <w:rPr>
                   <w:rFonts w:ascii="Arial" w:cs="Arial" w:eastAsia="Arial" w:hAnsi="Arial"/>
@@ -7902,7 +8079,7 @@
               <w:spacing w:after="10" w:before="0"/>
               <w:ind w:left="120"/>
             </w:pPr>
-            <w:hyperlink w:history="1" r:id="rIdnp1rbfhscklosn4tqz60t">
+            <w:hyperlink w:history="1" r:id="rIdpaipqebm5dljbezbw-nat">
               <w:r>
                 <w:rPr>
                   <w:rFonts w:ascii="Arial" w:cs="Arial" w:eastAsia="Arial" w:hAnsi="Arial"/>
@@ -7947,7 +8124,7 @@
             <w:pPr>
               <w:spacing w:after="20" w:before="0"/>
             </w:pPr>
-            <w:hyperlink w:history="1" r:id="rIdtscvedqfjjmfkgp9zmvtb">
+            <w:hyperlink w:history="1" r:id="rIdqadmwxyhqthfebclyoskf">
               <w:r>
                 <w:rPr>
                   <w:rFonts w:ascii="Arial" w:cs="Arial" w:eastAsia="Arial" w:hAnsi="Arial"/>
@@ -7996,7 +8173,7 @@
               <w:spacing w:after="10" w:before="0"/>
               <w:ind w:left="120"/>
             </w:pPr>
-            <w:hyperlink w:history="1" r:id="rId-cgcmdxfxpvg_woeo5ulm">
+            <w:hyperlink w:history="1" r:id="rIdb4bugqooabss6u0hrtgy1">
               <w:r>
                 <w:rPr>
                   <w:rFonts w:ascii="Arial" w:cs="Arial" w:eastAsia="Arial" w:hAnsi="Arial"/>
@@ -8024,6 +8201,7 @@
           </w:tcPr>
           <w:p>
             <w:pPr>
+              <w:keepNext w:val="false"/>
               <w:spacing w:after="40" w:before="0"/>
               <w:jc w:val="left"/>
             </w:pPr>
@@ -8056,6 +8234,7 @@
           </w:tcPr>
           <w:p>
             <w:pPr>
+              <w:keepNext w:val="false"/>
               <w:spacing w:after="40" w:before="0"/>
               <w:jc w:val="left"/>
             </w:pPr>
@@ -8075,6 +8254,7 @@
           </w:p>
           <w:p>
             <w:pPr>
+              <w:keepNext w:val="false"/>
               <w:spacing w:after="40" w:before="0"/>
               <w:jc w:val="left"/>
             </w:pPr>
@@ -8094,6 +8274,7 @@
           </w:p>
           <w:p>
             <w:pPr>
+              <w:keepNext w:val="false"/>
               <w:spacing w:after="40" w:before="0"/>
               <w:jc w:val="left"/>
             </w:pPr>
@@ -8113,6 +8294,7 @@
           </w:p>
           <w:p>
             <w:pPr>
+              <w:keepNext w:val="false"/>
               <w:spacing w:after="40" w:before="0"/>
               <w:jc w:val="left"/>
             </w:pPr>
@@ -8132,6 +8314,7 @@
           </w:p>
           <w:p>
             <w:pPr>
+              <w:keepNext w:val="false"/>
               <w:spacing w:after="40" w:before="0"/>
               <w:jc w:val="left"/>
             </w:pPr>
@@ -8151,6 +8334,7 @@
           </w:p>
           <w:p>
             <w:pPr>
+              <w:keepNext w:val="false"/>
               <w:spacing w:after="40" w:before="0"/>
               <w:jc w:val="left"/>
             </w:pPr>
@@ -8183,6 +8367,7 @@
           </w:tcPr>
           <w:p>
             <w:pPr>
+              <w:keepNext w:val="false"/>
               <w:spacing w:after="40" w:before="0"/>
               <w:jc w:val="left"/>
             </w:pPr>
@@ -8215,6 +8400,7 @@
           </w:tcPr>
           <w:p>
             <w:pPr>
+              <w:keepNext w:val="false"/>
               <w:spacing w:after="40" w:before="0"/>
               <w:jc w:val="left"/>
             </w:pPr>
@@ -8274,6 +8460,7 @@
           </w:tcPr>
           <w:p>
             <w:pPr>
+              <w:keepNext w:val="false"/>
               <w:spacing w:after="40" w:before="0"/>
               <w:jc w:val="center"/>
             </w:pPr>
@@ -8308,6 +8495,7 @@
           </w:tcPr>
           <w:p>
             <w:pPr>
+              <w:keepNext w:val="false"/>
               <w:spacing w:after="40" w:before="0"/>
               <w:jc w:val="left"/>
             </w:pPr>
@@ -8369,6 +8557,7 @@
           </w:tcPr>
           <w:p>
             <w:pPr>
+              <w:keepNext w:val="false"/>
               <w:spacing w:after="40" w:before="0"/>
               <w:jc w:val="center"/>
             </w:pPr>
@@ -8403,6 +8592,7 @@
           </w:tcPr>
           <w:p>
             <w:pPr>
+              <w:keepNext w:val="false"/>
               <w:spacing w:after="40" w:before="0"/>
               <w:jc w:val="left"/>
             </w:pPr>
@@ -8435,6 +8625,7 @@
           </w:tcPr>
           <w:p>
             <w:pPr>
+              <w:keepNext w:val="false"/>
               <w:spacing w:after="40" w:before="0"/>
               <w:jc w:val="left"/>
             </w:pPr>
@@ -8469,6 +8660,7 @@
           </w:tcPr>
           <w:p>
             <w:pPr>
+              <w:keepNext w:val="false"/>
               <w:spacing w:after="40" w:before="0"/>
               <w:jc w:val="left"/>
             </w:pPr>
@@ -8501,6 +8693,7 @@
           </w:tcPr>
           <w:p>
             <w:pPr>
+              <w:keepNext w:val="false"/>
               <w:spacing w:after="40" w:before="0"/>
               <w:jc w:val="left"/>
             </w:pPr>
@@ -8535,6 +8728,7 @@
           </w:tcPr>
           <w:p>
             <w:pPr>
+              <w:keepNext w:val="false"/>
               <w:spacing w:after="40" w:before="0"/>
               <w:jc w:val="left"/>
             </w:pPr>
@@ -8567,6 +8761,7 @@
           </w:tcPr>
           <w:p>
             <w:pPr>
+              <w:keepNext w:val="false"/>
               <w:spacing w:after="40" w:before="0"/>
               <w:jc w:val="left"/>
             </w:pPr>
@@ -8603,7 +8798,7 @@
         </w:rPr>
         <w:t xml:space="preserve">© 2026 SeaVuria and ARES. Aligned with KICD objectives. Developed by SeaVuria; technical implementation by ARES (with AI assistance from Claude). Licensed under </w:t>
       </w:r>
-      <w:hyperlink w:history="1" r:id="rIdi1qmioxvot9cwpvzzxbaz">
+      <w:hyperlink w:history="1" r:id="rIdhj_bm3vguulvm-yrosiio">
         <w:r>
           <w:rPr>
             <w:rFonts w:ascii="Arial" w:cs="Arial" w:eastAsia="Arial" w:hAnsi="Arial"/>
@@ -8624,7 +8819,7 @@
         </w:rPr>
         <w:t xml:space="preserve"> (</w:t>
       </w:r>
-      <w:hyperlink w:history="1" r:id="rId_elwjrh8n-5p3ibg-7wyd">
+      <w:hyperlink w:history="1" r:id="rId0qqr_a06rlt1catowogri">
         <w:r>
           <w:rPr>
             <w:rFonts w:ascii="Arial" w:cs="Arial" w:eastAsia="Arial" w:hAnsi="Arial"/>
@@ -8684,6 +8879,7 @@
           </w:tcPr>
           <w:p>
             <w:pPr>
+              <w:keepNext w:val="false"/>
               <w:spacing w:after="40" w:before="0"/>
               <w:jc w:val="center"/>
             </w:pPr>
@@ -8719,6 +8915,7 @@
           </w:tcPr>
           <w:p>
             <w:pPr>
+              <w:keepNext w:val="false"/>
               <w:spacing w:after="40" w:before="0"/>
               <w:jc w:val="center"/>
             </w:pPr>
@@ -8753,6 +8950,7 @@
           </w:tcPr>
           <w:p>
             <w:pPr>
+              <w:keepNext w:val="false"/>
               <w:spacing w:after="40" w:before="0"/>
               <w:jc w:val="left"/>
             </w:pPr>
@@ -8785,6 +8983,7 @@
           </w:tcPr>
           <w:p>
             <w:pPr>
+              <w:keepNext w:val="false"/>
               <w:spacing w:after="40" w:before="0"/>
               <w:jc w:val="left"/>
             </w:pPr>
@@ -8819,6 +9018,7 @@
           </w:tcPr>
           <w:p>
             <w:pPr>
+              <w:keepNext w:val="false"/>
               <w:spacing w:after="40" w:before="0"/>
               <w:jc w:val="left"/>
             </w:pPr>
@@ -8851,6 +9051,7 @@
           </w:tcPr>
           <w:p>
             <w:pPr>
+              <w:keepNext w:val="false"/>
               <w:spacing w:after="40" w:before="0"/>
               <w:jc w:val="left"/>
             </w:pPr>
@@ -8885,6 +9086,7 @@
           </w:tcPr>
           <w:p>
             <w:pPr>
+              <w:keepNext w:val="false"/>
               <w:spacing w:after="40" w:before="0"/>
               <w:jc w:val="left"/>
             </w:pPr>
@@ -9012,6 +9214,7 @@
           </w:tcPr>
           <w:p>
             <w:pPr>
+              <w:keepNext w:val="false"/>
               <w:spacing w:after="40" w:before="0"/>
               <w:jc w:val="left"/>
             </w:pPr>
@@ -9119,6 +9322,7 @@
           </w:tcPr>
           <w:p>
             <w:pPr>
+              <w:keepNext w:val="false"/>
               <w:spacing w:after="40" w:before="0"/>
               <w:jc w:val="left"/>
             </w:pPr>
@@ -9206,6 +9410,7 @@
           </w:tcPr>
           <w:p>
             <w:pPr>
+              <w:keepNext w:val="false"/>
               <w:spacing w:after="40" w:before="0"/>
               <w:jc w:val="left"/>
             </w:pPr>
@@ -9238,6 +9443,7 @@
           </w:tcPr>
           <w:p>
             <w:pPr>
+              <w:keepNext w:val="false"/>
               <w:spacing w:after="40" w:before="0"/>
               <w:jc w:val="left"/>
             </w:pPr>
@@ -9272,6 +9478,7 @@
           </w:tcPr>
           <w:p>
             <w:pPr>
+              <w:keepNext w:val="false"/>
               <w:spacing w:after="40" w:before="0"/>
               <w:jc w:val="left"/>
             </w:pPr>
@@ -9304,6 +9511,7 @@
           </w:tcPr>
           <w:p>
             <w:pPr>
+              <w:keepNext w:val="false"/>
               <w:spacing w:after="40" w:before="0"/>
               <w:jc w:val="left"/>
             </w:pPr>
@@ -9338,6 +9546,7 @@
           </w:tcPr>
           <w:p>
             <w:pPr>
+              <w:keepNext w:val="false"/>
               <w:spacing w:after="40" w:before="0"/>
               <w:jc w:val="left"/>
             </w:pPr>
@@ -9370,6 +9579,7 @@
           </w:tcPr>
           <w:p>
             <w:pPr>
+              <w:keepNext w:val="false"/>
               <w:spacing w:after="40" w:before="0"/>
               <w:jc w:val="left"/>
             </w:pPr>
@@ -9429,6 +9639,7 @@
           </w:tcPr>
           <w:p>
             <w:pPr>
+              <w:keepNext w:val="false"/>
               <w:spacing w:after="40" w:before="0"/>
               <w:jc w:val="center"/>
             </w:pPr>
@@ -9463,6 +9674,7 @@
           </w:tcPr>
           <w:p>
             <w:pPr>
+              <w:keepNext w:val="false"/>
               <w:spacing w:after="40" w:before="0"/>
               <w:jc w:val="left"/>
             </w:pPr>
@@ -9482,6 +9694,7 @@
           </w:p>
           <w:p>
             <w:pPr>
+              <w:keepNext w:val="false"/>
               <w:spacing w:after="40" w:before="0"/>
               <w:jc w:val="left"/>
             </w:pPr>
@@ -9501,6 +9714,7 @@
           </w:p>
           <w:p>
             <w:pPr>
+              <w:keepNext w:val="false"/>
               <w:spacing w:after="40" w:before="0"/>
               <w:jc w:val="left"/>
             </w:pPr>
@@ -9520,6 +9734,7 @@
           </w:p>
           <w:p>
             <w:pPr>
+              <w:keepNext w:val="false"/>
               <w:spacing w:after="40" w:before="0"/>
               <w:jc w:val="left"/>
             </w:pPr>
@@ -9539,6 +9754,7 @@
           </w:p>
           <w:p>
             <w:pPr>
+              <w:keepNext w:val="false"/>
               <w:spacing w:after="40" w:before="0"/>
               <w:jc w:val="left"/>
             </w:pPr>
@@ -9603,6 +9819,7 @@
           </w:tcPr>
           <w:p>
             <w:pPr>
+              <w:keepNext w:val="false"/>
               <w:spacing w:after="40" w:before="0"/>
               <w:jc w:val="center"/>
             </w:pPr>
@@ -9637,6 +9854,7 @@
           </w:tcPr>
           <w:p>
             <w:pPr>
+              <w:keepNext w:val="false"/>
               <w:spacing w:after="40" w:before="0"/>
               <w:jc w:val="left"/>
             </w:pPr>
@@ -9669,6 +9887,7 @@
           </w:tcPr>
           <w:p>
             <w:pPr>
+              <w:keepNext w:val="false"/>
               <w:spacing w:after="40" w:before="0"/>
               <w:jc w:val="left"/>
             </w:pPr>
@@ -9701,6 +9920,7 @@
           </w:tcPr>
           <w:p>
             <w:pPr>
+              <w:keepNext w:val="false"/>
               <w:spacing w:after="40" w:before="0"/>
               <w:jc w:val="left"/>
             </w:pPr>
@@ -9733,6 +9953,7 @@
           </w:tcPr>
           <w:p>
             <w:pPr>
+              <w:keepNext w:val="false"/>
               <w:spacing w:after="40" w:before="0"/>
               <w:jc w:val="left"/>
             </w:pPr>
@@ -9765,6 +9986,7 @@
           </w:tcPr>
           <w:p>
             <w:pPr>
+              <w:keepNext w:val="false"/>
               <w:spacing w:after="40" w:before="0"/>
               <w:jc w:val="left"/>
             </w:pPr>
@@ -9799,6 +10021,7 @@
           </w:tcPr>
           <w:p>
             <w:pPr>
+              <w:keepNext w:val="false"/>
               <w:spacing w:after="40" w:before="0"/>
               <w:jc w:val="left"/>
             </w:pPr>
@@ -9836,7 +10059,7 @@
             <w:pPr>
               <w:spacing w:after="20" w:before="0"/>
             </w:pPr>
-            <w:hyperlink w:history="1" r:id="rIdrpdojtyjl-c-hgjwnwl4n">
+            <w:hyperlink w:history="1" r:id="rIdaq3vjhxqb3amps6-vwr9d">
               <w:r>
                 <w:rPr>
                   <w:rFonts w:ascii="Arial" w:cs="Arial" w:eastAsia="Arial" w:hAnsi="Arial"/>
@@ -9885,7 +10108,7 @@
               <w:spacing w:after="10" w:before="0"/>
               <w:ind w:left="120"/>
             </w:pPr>
-            <w:hyperlink w:history="1" r:id="rId0f8vdolp1dyhcmhxwesgy">
+            <w:hyperlink w:history="1" r:id="rIdiev_nf_fka018-4wwa-lt">
               <w:r>
                 <w:rPr>
                   <w:rFonts w:ascii="Arial" w:cs="Arial" w:eastAsia="Arial" w:hAnsi="Arial"/>
@@ -9930,7 +10153,7 @@
             <w:pPr>
               <w:spacing w:after="20" w:before="0"/>
             </w:pPr>
-            <w:hyperlink w:history="1" r:id="rIdrnspurpujtcvzicp2kx6_">
+            <w:hyperlink w:history="1" r:id="rIdpbxjcksb68_ngb3krh7ip">
               <w:r>
                 <w:rPr>
                   <w:rFonts w:ascii="Arial" w:cs="Arial" w:eastAsia="Arial" w:hAnsi="Arial"/>
@@ -9963,7 +10186,7 @@
               <w:spacing w:after="10" w:before="0"/>
               <w:ind w:left="120"/>
             </w:pPr>
-            <w:hyperlink w:history="1" r:id="rIdt01a3qoqcbuymo8ontwc_">
+            <w:hyperlink w:history="1" r:id="rIddlyntkgekrhsn6q6wuw0t">
               <w:r>
                 <w:rPr>
                   <w:rFonts w:ascii="Arial" w:cs="Arial" w:eastAsia="Arial" w:hAnsi="Arial"/>
@@ -9991,6 +10214,7 @@
           </w:tcPr>
           <w:p>
             <w:pPr>
+              <w:keepNext w:val="false"/>
               <w:spacing w:after="40" w:before="0"/>
               <w:jc w:val="left"/>
             </w:pPr>
@@ -10023,6 +10247,7 @@
           </w:tcPr>
           <w:p>
             <w:pPr>
+              <w:keepNext w:val="false"/>
               <w:spacing w:after="40" w:before="0"/>
               <w:jc w:val="left"/>
             </w:pPr>
@@ -10055,6 +10280,7 @@
           </w:tcPr>
           <w:p>
             <w:pPr>
+              <w:keepNext w:val="false"/>
               <w:spacing w:after="40" w:before="0"/>
               <w:jc w:val="left"/>
             </w:pPr>
@@ -10087,6 +10313,7 @@
           </w:tcPr>
           <w:p>
             <w:pPr>
+              <w:keepNext w:val="false"/>
               <w:spacing w:after="40" w:before="0"/>
               <w:jc w:val="left"/>
             </w:pPr>
@@ -10121,6 +10348,7 @@
           </w:tcPr>
           <w:p>
             <w:pPr>
+              <w:keepNext w:val="false"/>
               <w:spacing w:after="40" w:before="0"/>
               <w:jc w:val="left"/>
             </w:pPr>
@@ -10158,7 +10386,7 @@
             <w:pPr>
               <w:spacing w:after="20" w:before="0"/>
             </w:pPr>
-            <w:hyperlink w:history="1" r:id="rIdgrxmweoqz9wtojuedmq5y">
+            <w:hyperlink w:history="1" r:id="rId_yqjvtasjamjanynqgny_">
               <w:r>
                 <w:rPr>
                   <w:rFonts w:ascii="Arial" w:cs="Arial" w:eastAsia="Arial" w:hAnsi="Arial"/>
@@ -10207,7 +10435,7 @@
               <w:spacing w:after="10" w:before="0"/>
               <w:ind w:left="120"/>
             </w:pPr>
-            <w:hyperlink w:history="1" r:id="rIdibtmkp8hk-ilrqh_angyf">
+            <w:hyperlink w:history="1" r:id="rId0eydjeanctescci6xnkc7">
               <w:r>
                 <w:rPr>
                   <w:rFonts w:ascii="Arial" w:cs="Arial" w:eastAsia="Arial" w:hAnsi="Arial"/>
@@ -10252,7 +10480,7 @@
             <w:pPr>
               <w:spacing w:after="20" w:before="0"/>
             </w:pPr>
-            <w:hyperlink w:history="1" r:id="rIdv46kufxcxj22rzu4xbh2b">
+            <w:hyperlink w:history="1" r:id="rIdpeoqv76ds-8vnmca5ywxt">
               <w:r>
                 <w:rPr>
                   <w:rFonts w:ascii="Arial" w:cs="Arial" w:eastAsia="Arial" w:hAnsi="Arial"/>
@@ -10285,7 +10513,7 @@
               <w:spacing w:after="10" w:before="0"/>
               <w:ind w:left="120"/>
             </w:pPr>
-            <w:hyperlink w:history="1" r:id="rIdgnedgltaxktmsxv0vaxe6">
+            <w:hyperlink w:history="1" r:id="rIdsmomd9wydfervku5ywufw">
               <w:r>
                 <w:rPr>
                   <w:rFonts w:ascii="Arial" w:cs="Arial" w:eastAsia="Arial" w:hAnsi="Arial"/>
@@ -10313,6 +10541,7 @@
           </w:tcPr>
           <w:p>
             <w:pPr>
+              <w:keepNext w:val="false"/>
               <w:spacing w:after="40" w:before="0"/>
               <w:jc w:val="left"/>
             </w:pPr>
@@ -10345,6 +10574,7 @@
           </w:tcPr>
           <w:p>
             <w:pPr>
+              <w:keepNext w:val="false"/>
               <w:spacing w:after="40" w:before="0"/>
               <w:jc w:val="left"/>
             </w:pPr>
@@ -10377,6 +10607,7 @@
           </w:tcPr>
           <w:p>
             <w:pPr>
+              <w:keepNext w:val="false"/>
               <w:spacing w:after="40" w:before="0"/>
               <w:jc w:val="left"/>
             </w:pPr>
@@ -10409,6 +10640,7 @@
           </w:tcPr>
           <w:p>
             <w:pPr>
+              <w:keepNext w:val="false"/>
               <w:spacing w:after="40" w:before="0"/>
               <w:jc w:val="left"/>
             </w:pPr>
@@ -10443,6 +10675,7 @@
           </w:tcPr>
           <w:p>
             <w:pPr>
+              <w:keepNext w:val="false"/>
               <w:spacing w:after="40" w:before="0"/>
               <w:jc w:val="left"/>
             </w:pPr>
@@ -10480,7 +10713,7 @@
             <w:pPr>
               <w:spacing w:after="20" w:before="0"/>
             </w:pPr>
-            <w:hyperlink w:history="1" r:id="rIdlifu9831q3u4kp0_kqr2v">
+            <w:hyperlink w:history="1" r:id="rIdlf5vaqnlcle4msgmk4vt-">
               <w:r>
                 <w:rPr>
                   <w:rFonts w:ascii="Arial" w:cs="Arial" w:eastAsia="Arial" w:hAnsi="Arial"/>
@@ -10529,7 +10762,7 @@
               <w:spacing w:after="10" w:before="0"/>
               <w:ind w:left="120"/>
             </w:pPr>
-            <w:hyperlink w:history="1" r:id="rIdsot8ggrte6zh1x4un-rka">
+            <w:hyperlink w:history="1" r:id="rId-etxikcm8qbku9sen7_20">
               <w:r>
                 <w:rPr>
                   <w:rFonts w:ascii="Arial" w:cs="Arial" w:eastAsia="Arial" w:hAnsi="Arial"/>
@@ -10574,7 +10807,7 @@
             <w:pPr>
               <w:spacing w:after="20" w:before="0"/>
             </w:pPr>
-            <w:hyperlink w:history="1" r:id="rIdawvpkabxzsi29gk759nve">
+            <w:hyperlink w:history="1" r:id="rIdij_rngacjwbagvomtpjkz">
               <w:r>
                 <w:rPr>
                   <w:rFonts w:ascii="Arial" w:cs="Arial" w:eastAsia="Arial" w:hAnsi="Arial"/>
@@ -10607,7 +10840,7 @@
               <w:spacing w:after="10" w:before="0"/>
               <w:ind w:left="120"/>
             </w:pPr>
-            <w:hyperlink w:history="1" r:id="rIdr6nwj5jrbdqbv95ekaknr">
+            <w:hyperlink w:history="1" r:id="rId-vg-fykjaixh1cvvyp_bn">
               <w:r>
                 <w:rPr>
                   <w:rFonts w:ascii="Arial" w:cs="Arial" w:eastAsia="Arial" w:hAnsi="Arial"/>
@@ -10635,6 +10868,7 @@
           </w:tcPr>
           <w:p>
             <w:pPr>
+              <w:keepNext w:val="false"/>
               <w:spacing w:after="40" w:before="0"/>
               <w:jc w:val="left"/>
             </w:pPr>
@@ -10667,6 +10901,7 @@
           </w:tcPr>
           <w:p>
             <w:pPr>
+              <w:keepNext w:val="false"/>
               <w:spacing w:after="40" w:before="0"/>
               <w:jc w:val="left"/>
             </w:pPr>
@@ -10699,6 +10934,7 @@
           </w:tcPr>
           <w:p>
             <w:pPr>
+              <w:keepNext w:val="false"/>
               <w:spacing w:after="40" w:before="0"/>
               <w:jc w:val="left"/>
             </w:pPr>
@@ -10731,6 +10967,7 @@
           </w:tcPr>
           <w:p>
             <w:pPr>
+              <w:keepNext w:val="false"/>
               <w:spacing w:after="40" w:before="0"/>
               <w:jc w:val="left"/>
             </w:pPr>
@@ -10765,6 +11002,7 @@
           </w:tcPr>
           <w:p>
             <w:pPr>
+              <w:keepNext w:val="false"/>
               <w:spacing w:after="40" w:before="0"/>
               <w:jc w:val="left"/>
             </w:pPr>
@@ -10802,7 +11040,7 @@
             <w:pPr>
               <w:spacing w:after="20" w:before="0"/>
             </w:pPr>
-            <w:hyperlink w:history="1" r:id="rIdnn9vng55fetku8ow-tnuu">
+            <w:hyperlink w:history="1" r:id="rId8sd_qzoinx-pqs23munfh">
               <w:r>
                 <w:rPr>
                   <w:rFonts w:ascii="Arial" w:cs="Arial" w:eastAsia="Arial" w:hAnsi="Arial"/>
@@ -10851,7 +11089,7 @@
               <w:spacing w:after="10" w:before="0"/>
               <w:ind w:left="120"/>
             </w:pPr>
-            <w:hyperlink w:history="1" r:id="rIddy-j1dcru-qhdphbmbms9">
+            <w:hyperlink w:history="1" r:id="rIdsyjkfaq61z1nmyhawgrlz">
               <w:r>
                 <w:rPr>
                   <w:rFonts w:ascii="Arial" w:cs="Arial" w:eastAsia="Arial" w:hAnsi="Arial"/>
@@ -10896,7 +11134,7 @@
             <w:pPr>
               <w:spacing w:after="20" w:before="0"/>
             </w:pPr>
-            <w:hyperlink w:history="1" r:id="rIdwck3iho0sgu1pak3zmnev">
+            <w:hyperlink w:history="1" r:id="rIdx0pyuiowd85wpwowesqnj">
               <w:r>
                 <w:rPr>
                   <w:rFonts w:ascii="Arial" w:cs="Arial" w:eastAsia="Arial" w:hAnsi="Arial"/>
@@ -10929,7 +11167,7 @@
               <w:spacing w:after="10" w:before="0"/>
               <w:ind w:left="120"/>
             </w:pPr>
-            <w:hyperlink w:history="1" r:id="rIdqhnqvw070yhcpcnsj9bfb">
+            <w:hyperlink w:history="1" r:id="rIda57cyey4qpnd7fhyykmrk">
               <w:r>
                 <w:rPr>
                   <w:rFonts w:ascii="Arial" w:cs="Arial" w:eastAsia="Arial" w:hAnsi="Arial"/>
@@ -10957,6 +11195,7 @@
           </w:tcPr>
           <w:p>
             <w:pPr>
+              <w:keepNext w:val="false"/>
               <w:spacing w:after="40" w:before="0"/>
               <w:jc w:val="left"/>
             </w:pPr>
@@ -10989,6 +11228,7 @@
           </w:tcPr>
           <w:p>
             <w:pPr>
+              <w:keepNext w:val="false"/>
               <w:spacing w:after="40" w:before="0"/>
               <w:jc w:val="left"/>
             </w:pPr>
@@ -11021,6 +11261,7 @@
           </w:tcPr>
           <w:p>
             <w:pPr>
+              <w:keepNext w:val="false"/>
               <w:spacing w:after="40" w:before="0"/>
               <w:jc w:val="left"/>
             </w:pPr>
@@ -11053,6 +11294,7 @@
           </w:tcPr>
           <w:p>
             <w:pPr>
+              <w:keepNext w:val="false"/>
               <w:spacing w:after="40" w:before="0"/>
               <w:jc w:val="left"/>
             </w:pPr>
@@ -11087,6 +11329,7 @@
           </w:tcPr>
           <w:p>
             <w:pPr>
+              <w:keepNext w:val="false"/>
               <w:spacing w:after="40" w:before="0"/>
               <w:jc w:val="left"/>
             </w:pPr>
@@ -11124,7 +11367,7 @@
             <w:pPr>
               <w:spacing w:after="20" w:before="0"/>
             </w:pPr>
-            <w:hyperlink w:history="1" r:id="rIdjbkqlvinwd9pbfvjcbms8">
+            <w:hyperlink w:history="1" r:id="rIdoq0pk1c3twoudets1y8ky">
               <w:r>
                 <w:rPr>
                   <w:rFonts w:ascii="Arial" w:cs="Arial" w:eastAsia="Arial" w:hAnsi="Arial"/>
@@ -11173,7 +11416,7 @@
               <w:spacing w:after="10" w:before="0"/>
               <w:ind w:left="120"/>
             </w:pPr>
-            <w:hyperlink w:history="1" r:id="rIdeszg8c0qcslol08t8c1j4">
+            <w:hyperlink w:history="1" r:id="rId-qpqqfonfvihxkn2vbag6">
               <w:r>
                 <w:rPr>
                   <w:rFonts w:ascii="Arial" w:cs="Arial" w:eastAsia="Arial" w:hAnsi="Arial"/>
@@ -11218,7 +11461,7 @@
             <w:pPr>
               <w:spacing w:after="20" w:before="0"/>
             </w:pPr>
-            <w:hyperlink w:history="1" r:id="rIdkyo4csirk12m8hiwukuhk">
+            <w:hyperlink w:history="1" r:id="rId35qbpx2wqhdulez-yb0uj">
               <w:r>
                 <w:rPr>
                   <w:rFonts w:ascii="Arial" w:cs="Arial" w:eastAsia="Arial" w:hAnsi="Arial"/>
@@ -11251,7 +11494,7 @@
               <w:spacing w:after="10" w:before="0"/>
               <w:ind w:left="120"/>
             </w:pPr>
-            <w:hyperlink w:history="1" r:id="rIdtcajtrab9xxcylsbjv7n3">
+            <w:hyperlink w:history="1" r:id="rId3bsjto49cw8atu-crochi">
               <w:r>
                 <w:rPr>
                   <w:rFonts w:ascii="Arial" w:cs="Arial" w:eastAsia="Arial" w:hAnsi="Arial"/>
@@ -11279,6 +11522,7 @@
           </w:tcPr>
           <w:p>
             <w:pPr>
+              <w:keepNext w:val="false"/>
               <w:spacing w:after="40" w:before="0"/>
               <w:jc w:val="left"/>
             </w:pPr>
@@ -11311,6 +11555,7 @@
           </w:tcPr>
           <w:p>
             <w:pPr>
+              <w:keepNext w:val="false"/>
               <w:spacing w:after="40" w:before="0"/>
               <w:jc w:val="left"/>
             </w:pPr>
@@ -11343,6 +11588,7 @@
           </w:tcPr>
           <w:p>
             <w:pPr>
+              <w:keepNext w:val="false"/>
               <w:spacing w:after="40" w:before="0"/>
               <w:jc w:val="left"/>
             </w:pPr>
@@ -11375,6 +11621,7 @@
           </w:tcPr>
           <w:p>
             <w:pPr>
+              <w:keepNext w:val="false"/>
               <w:spacing w:after="40" w:before="0"/>
               <w:jc w:val="left"/>
             </w:pPr>
@@ -11434,6 +11681,7 @@
           </w:tcPr>
           <w:p>
             <w:pPr>
+              <w:keepNext w:val="false"/>
               <w:spacing w:after="40" w:before="0"/>
               <w:jc w:val="center"/>
             </w:pPr>
@@ -11468,6 +11716,7 @@
           </w:tcPr>
           <w:p>
             <w:pPr>
+              <w:keepNext w:val="false"/>
               <w:spacing w:after="40" w:before="0"/>
               <w:jc w:val="left"/>
             </w:pPr>
@@ -11487,6 +11736,7 @@
           </w:p>
           <w:p>
             <w:pPr>
+              <w:keepNext w:val="false"/>
               <w:spacing w:after="40" w:before="0"/>
               <w:jc w:val="left"/>
             </w:pPr>
@@ -11506,6 +11756,7 @@
           </w:p>
           <w:p>
             <w:pPr>
+              <w:keepNext w:val="false"/>
               <w:spacing w:after="40" w:before="0"/>
               <w:jc w:val="left"/>
             </w:pPr>
@@ -11525,6 +11776,7 @@
           </w:p>
           <w:p>
             <w:pPr>
+              <w:keepNext w:val="false"/>
               <w:spacing w:after="40" w:before="0"/>
               <w:jc w:val="left"/>
             </w:pPr>
@@ -11544,6 +11796,7 @@
           </w:p>
           <w:p>
             <w:pPr>
+              <w:keepNext w:val="false"/>
               <w:spacing w:after="40" w:before="0"/>
               <w:jc w:val="left"/>
             </w:pPr>
@@ -11605,6 +11858,7 @@
           </w:tcPr>
           <w:p>
             <w:pPr>
+              <w:keepNext w:val="false"/>
               <w:spacing w:after="40" w:before="0"/>
               <w:jc w:val="center"/>
             </w:pPr>
@@ -11639,6 +11893,7 @@
           </w:tcPr>
           <w:p>
             <w:pPr>
+              <w:keepNext w:val="false"/>
               <w:spacing w:after="40" w:before="0"/>
               <w:jc w:val="left"/>
             </w:pPr>
@@ -11671,6 +11926,7 @@
           </w:tcPr>
           <w:p>
             <w:pPr>
+              <w:keepNext w:val="false"/>
               <w:spacing w:after="40" w:before="0"/>
               <w:jc w:val="left"/>
             </w:pPr>
@@ -11705,6 +11961,7 @@
           </w:tcPr>
           <w:p>
             <w:pPr>
+              <w:keepNext w:val="false"/>
               <w:spacing w:after="40" w:before="0"/>
               <w:jc w:val="left"/>
             </w:pPr>
@@ -11737,6 +11994,7 @@
           </w:tcPr>
           <w:p>
             <w:pPr>
+              <w:keepNext w:val="false"/>
               <w:spacing w:after="40" w:before="0"/>
               <w:jc w:val="left"/>
             </w:pPr>
@@ -11771,6 +12029,7 @@
           </w:tcPr>
           <w:p>
             <w:pPr>
+              <w:keepNext w:val="false"/>
               <w:spacing w:after="40" w:before="0"/>
               <w:jc w:val="left"/>
             </w:pPr>
@@ -11803,6 +12062,7 @@
           </w:tcPr>
           <w:p>
             <w:pPr>
+              <w:keepNext w:val="false"/>
               <w:spacing w:after="40" w:before="0"/>
               <w:jc w:val="left"/>
             </w:pPr>
@@ -11839,7 +12099,7 @@
         </w:rPr>
         <w:t xml:space="preserve">© 2026 SeaVuria and ARES. Aligned with KICD objectives. Developed by SeaVuria; technical implementation by ARES (with AI assistance from Claude). Licensed under </w:t>
       </w:r>
-      <w:hyperlink w:history="1" r:id="rIdspuz4o2xf22rk7emktmv-">
+      <w:hyperlink w:history="1" r:id="rIdlb8chil_pegww7hosltcr">
         <w:r>
           <w:rPr>
             <w:rFonts w:ascii="Arial" w:cs="Arial" w:eastAsia="Arial" w:hAnsi="Arial"/>
@@ -11860,7 +12120,7 @@
         </w:rPr>
         <w:t xml:space="preserve"> (</w:t>
       </w:r>
-      <w:hyperlink w:history="1" r:id="rIdyiciq04dae8zzibt8si5v">
+      <w:hyperlink w:history="1" r:id="rId3ohemlnq6ur_mxc1s4mto">
         <w:r>
           <w:rPr>
             <w:rFonts w:ascii="Arial" w:cs="Arial" w:eastAsia="Arial" w:hAnsi="Arial"/>
@@ -11920,6 +12180,7 @@
           </w:tcPr>
           <w:p>
             <w:pPr>
+              <w:keepNext w:val="false"/>
               <w:spacing w:after="40" w:before="0"/>
               <w:jc w:val="center"/>
             </w:pPr>
@@ -11955,6 +12216,7 @@
           </w:tcPr>
           <w:p>
             <w:pPr>
+              <w:keepNext w:val="false"/>
               <w:spacing w:after="40" w:before="0"/>
               <w:jc w:val="center"/>
             </w:pPr>
@@ -11989,6 +12251,7 @@
           </w:tcPr>
           <w:p>
             <w:pPr>
+              <w:keepNext w:val="false"/>
               <w:spacing w:after="40" w:before="0"/>
               <w:jc w:val="left"/>
             </w:pPr>
@@ -12021,6 +12284,7 @@
           </w:tcPr>
           <w:p>
             <w:pPr>
+              <w:keepNext w:val="false"/>
               <w:spacing w:after="40" w:before="0"/>
               <w:jc w:val="left"/>
             </w:pPr>
@@ -12055,6 +12319,7 @@
           </w:tcPr>
           <w:p>
             <w:pPr>
+              <w:keepNext w:val="false"/>
               <w:spacing w:after="40" w:before="0"/>
               <w:jc w:val="left"/>
             </w:pPr>
@@ -12087,6 +12352,7 @@
           </w:tcPr>
           <w:p>
             <w:pPr>
+              <w:keepNext w:val="false"/>
               <w:spacing w:after="40" w:before="0"/>
               <w:jc w:val="left"/>
             </w:pPr>
@@ -12121,6 +12387,7 @@
           </w:tcPr>
           <w:p>
             <w:pPr>
+              <w:keepNext w:val="false"/>
               <w:spacing w:after="40" w:before="0"/>
               <w:jc w:val="left"/>
             </w:pPr>
@@ -12153,6 +12420,7 @@
           </w:tcPr>
           <w:p>
             <w:pPr>
+              <w:keepNext w:val="false"/>
               <w:spacing w:after="40" w:before="0"/>
               <w:jc w:val="left"/>
             </w:pPr>
@@ -12187,6 +12455,7 @@
           </w:tcPr>
           <w:p>
             <w:pPr>
+              <w:keepNext w:val="false"/>
               <w:spacing w:after="40" w:before="0"/>
               <w:jc w:val="left"/>
             </w:pPr>
@@ -12219,6 +12488,7 @@
           </w:tcPr>
           <w:p>
             <w:pPr>
+              <w:keepNext w:val="false"/>
               <w:spacing w:after="40" w:before="0"/>
               <w:jc w:val="left"/>
             </w:pPr>
@@ -12253,6 +12523,7 @@
           </w:tcPr>
           <w:p>
             <w:pPr>
+              <w:keepNext w:val="false"/>
               <w:spacing w:after="40" w:before="0"/>
               <w:jc w:val="left"/>
             </w:pPr>
@@ -12285,6 +12556,7 @@
           </w:tcPr>
           <w:p>
             <w:pPr>
+              <w:keepNext w:val="false"/>
               <w:spacing w:after="40" w:before="0"/>
               <w:jc w:val="left"/>
             </w:pPr>
@@ -12319,6 +12591,7 @@
           </w:tcPr>
           <w:p>
             <w:pPr>
+              <w:keepNext w:val="false"/>
               <w:spacing w:after="40" w:before="0"/>
               <w:jc w:val="left"/>
             </w:pPr>
@@ -12351,6 +12624,7 @@
           </w:tcPr>
           <w:p>
             <w:pPr>
+              <w:keepNext w:val="false"/>
               <w:spacing w:after="40" w:before="0"/>
               <w:jc w:val="left"/>
             </w:pPr>
@@ -12385,6 +12659,7 @@
           </w:tcPr>
           <w:p>
             <w:pPr>
+              <w:keepNext w:val="false"/>
               <w:spacing w:after="40" w:before="0"/>
               <w:jc w:val="left"/>
             </w:pPr>
@@ -12417,6 +12692,7 @@
           </w:tcPr>
           <w:p>
             <w:pPr>
+              <w:keepNext w:val="false"/>
               <w:spacing w:after="40" w:before="0"/>
               <w:jc w:val="left"/>
             </w:pPr>
@@ -12451,6 +12727,7 @@
           </w:tcPr>
           <w:p>
             <w:pPr>
+              <w:keepNext w:val="false"/>
               <w:spacing w:after="40" w:before="0"/>
               <w:jc w:val="left"/>
             </w:pPr>
@@ -12483,6 +12760,7 @@
           </w:tcPr>
           <w:p>
             <w:pPr>
+              <w:keepNext w:val="false"/>
               <w:spacing w:after="40" w:before="0"/>
               <w:jc w:val="left"/>
             </w:pPr>
@@ -12542,6 +12820,7 @@
           </w:tcPr>
           <w:p>
             <w:pPr>
+              <w:keepNext w:val="false"/>
               <w:spacing w:after="40" w:before="0"/>
               <w:jc w:val="center"/>
             </w:pPr>
@@ -12576,6 +12855,7 @@
           </w:tcPr>
           <w:p>
             <w:pPr>
+              <w:keepNext w:val="false"/>
               <w:spacing w:after="40" w:before="0"/>
               <w:jc w:val="left"/>
             </w:pPr>
@@ -12640,6 +12920,7 @@
           </w:tcPr>
           <w:p>
             <w:pPr>
+              <w:keepNext w:val="false"/>
               <w:spacing w:after="40" w:before="0"/>
               <w:jc w:val="center"/>
             </w:pPr>
@@ -12674,6 +12955,7 @@
           </w:tcPr>
           <w:p>
             <w:pPr>
+              <w:keepNext w:val="false"/>
               <w:spacing w:after="40" w:before="0"/>
               <w:jc w:val="left"/>
             </w:pPr>
@@ -12706,6 +12988,7 @@
           </w:tcPr>
           <w:p>
             <w:pPr>
+              <w:keepNext w:val="false"/>
               <w:spacing w:after="40" w:before="0"/>
               <w:jc w:val="left"/>
             </w:pPr>
@@ -12738,6 +13021,7 @@
           </w:tcPr>
           <w:p>
             <w:pPr>
+              <w:keepNext w:val="false"/>
               <w:spacing w:after="40" w:before="0"/>
               <w:jc w:val="left"/>
             </w:pPr>
@@ -12770,6 +13054,7 @@
           </w:tcPr>
           <w:p>
             <w:pPr>
+              <w:keepNext w:val="false"/>
               <w:spacing w:after="40" w:before="0"/>
               <w:jc w:val="left"/>
             </w:pPr>
@@ -12802,6 +13087,7 @@
           </w:tcPr>
           <w:p>
             <w:pPr>
+              <w:keepNext w:val="false"/>
               <w:spacing w:after="40" w:before="0"/>
               <w:jc w:val="left"/>
             </w:pPr>
@@ -12836,6 +13122,7 @@
           </w:tcPr>
           <w:p>
             <w:pPr>
+              <w:keepNext w:val="false"/>
               <w:spacing w:after="40" w:before="0"/>
               <w:jc w:val="left"/>
             </w:pPr>
@@ -12873,7 +13160,7 @@
             <w:pPr>
               <w:spacing w:after="20" w:before="0"/>
             </w:pPr>
-            <w:hyperlink w:history="1" r:id="rId1mldwgvxt1vhbxwjtfttu">
+            <w:hyperlink w:history="1" r:id="rIdfmqrmas6qwlrewc28imbv">
               <w:r>
                 <w:rPr>
                   <w:rFonts w:ascii="Arial" w:cs="Arial" w:eastAsia="Arial" w:hAnsi="Arial"/>
@@ -12906,7 +13193,7 @@
               <w:spacing w:after="10" w:before="0"/>
               <w:ind w:left="120"/>
             </w:pPr>
-            <w:hyperlink w:history="1" r:id="rId5kt5aikjuw9bbes2ljpfb">
+            <w:hyperlink w:history="1" r:id="rId29omnrve3h73_tsfgpz9v">
               <w:r>
                 <w:rPr>
                   <w:rFonts w:ascii="Arial" w:cs="Arial" w:eastAsia="Arial" w:hAnsi="Arial"/>
@@ -12951,7 +13238,7 @@
             <w:pPr>
               <w:spacing w:after="20" w:before="0"/>
             </w:pPr>
-            <w:hyperlink w:history="1" r:id="rIdg4n0km-bha8gzqs8smy-c">
+            <w:hyperlink w:history="1" r:id="rId389rzbu9oqxlmk1encvaz">
               <w:r>
                 <w:rPr>
                   <w:rFonts w:ascii="Arial" w:cs="Arial" w:eastAsia="Arial" w:hAnsi="Arial"/>
@@ -12984,7 +13271,7 @@
               <w:spacing w:after="10" w:before="0"/>
               <w:ind w:left="120"/>
             </w:pPr>
-            <w:hyperlink w:history="1" r:id="rIdbwv7va5yirzgcwohitp1k">
+            <w:hyperlink w:history="1" r:id="rIdgctixobzenk6ljbfr2ywk">
               <w:r>
                 <w:rPr>
                   <w:rFonts w:ascii="Arial" w:cs="Arial" w:eastAsia="Arial" w:hAnsi="Arial"/>
@@ -13012,6 +13299,7 @@
           </w:tcPr>
           <w:p>
             <w:pPr>
+              <w:keepNext w:val="false"/>
               <w:spacing w:after="40" w:before="0"/>
               <w:jc w:val="left"/>
             </w:pPr>
@@ -13044,6 +13332,7 @@
           </w:tcPr>
           <w:p>
             <w:pPr>
+              <w:keepNext w:val="false"/>
               <w:spacing w:after="40" w:before="0"/>
               <w:jc w:val="left"/>
             </w:pPr>
@@ -13076,6 +13365,7 @@
           </w:tcPr>
           <w:p>
             <w:pPr>
+              <w:keepNext w:val="false"/>
               <w:spacing w:after="40" w:before="0"/>
               <w:jc w:val="left"/>
             </w:pPr>
@@ -13108,6 +13398,7 @@
           </w:tcPr>
           <w:p>
             <w:pPr>
+              <w:keepNext w:val="false"/>
               <w:spacing w:after="40" w:before="0"/>
               <w:jc w:val="left"/>
             </w:pPr>
@@ -13142,6 +13433,7 @@
           </w:tcPr>
           <w:p>
             <w:pPr>
+              <w:keepNext w:val="false"/>
               <w:spacing w:after="40" w:before="0"/>
               <w:jc w:val="left"/>
             </w:pPr>
@@ -13179,7 +13471,7 @@
             <w:pPr>
               <w:spacing w:after="20" w:before="0"/>
             </w:pPr>
-            <w:hyperlink w:history="1" r:id="rIdjauiharohmgyuvbqssnpc">
+            <w:hyperlink w:history="1" r:id="rIdzauzvhpgi4rofllu-tg6e">
               <w:r>
                 <w:rPr>
                   <w:rFonts w:ascii="Arial" w:cs="Arial" w:eastAsia="Arial" w:hAnsi="Arial"/>
@@ -13212,7 +13504,7 @@
               <w:spacing w:after="10" w:before="0"/>
               <w:ind w:left="120"/>
             </w:pPr>
-            <w:hyperlink w:history="1" r:id="rIdenbwisw3eahnxs2nmptwv">
+            <w:hyperlink w:history="1" r:id="rId43pzkegmzrwkig0ahdkmm">
               <w:r>
                 <w:rPr>
                   <w:rFonts w:ascii="Arial" w:cs="Arial" w:eastAsia="Arial" w:hAnsi="Arial"/>
@@ -13257,7 +13549,7 @@
             <w:pPr>
               <w:spacing w:after="20" w:before="0"/>
             </w:pPr>
-            <w:hyperlink w:history="1" r:id="rIdoxc57a-ksqt28biwdhtzw">
+            <w:hyperlink w:history="1" r:id="rId2zhkunuhndynovaf4gjin">
               <w:r>
                 <w:rPr>
                   <w:rFonts w:ascii="Arial" w:cs="Arial" w:eastAsia="Arial" w:hAnsi="Arial"/>
@@ -13290,7 +13582,7 @@
               <w:spacing w:after="10" w:before="0"/>
               <w:ind w:left="120"/>
             </w:pPr>
-            <w:hyperlink w:history="1" r:id="rIdaqjrm1pfe83zy_hom7r3j">
+            <w:hyperlink w:history="1" r:id="rIdfybzgmo0gmcv3zjrmcqlw">
               <w:r>
                 <w:rPr>
                   <w:rFonts w:ascii="Arial" w:cs="Arial" w:eastAsia="Arial" w:hAnsi="Arial"/>
@@ -13318,6 +13610,7 @@
           </w:tcPr>
           <w:p>
             <w:pPr>
+              <w:keepNext w:val="false"/>
               <w:spacing w:after="40" w:before="0"/>
               <w:jc w:val="left"/>
             </w:pPr>
@@ -13350,6 +13643,7 @@
           </w:tcPr>
           <w:p>
             <w:pPr>
+              <w:keepNext w:val="false"/>
               <w:spacing w:after="40" w:before="0"/>
               <w:jc w:val="left"/>
             </w:pPr>
@@ -13382,6 +13676,7 @@
           </w:tcPr>
           <w:p>
             <w:pPr>
+              <w:keepNext w:val="false"/>
               <w:spacing w:after="40" w:before="0"/>
               <w:jc w:val="left"/>
             </w:pPr>
@@ -13414,6 +13709,7 @@
           </w:tcPr>
           <w:p>
             <w:pPr>
+              <w:keepNext w:val="false"/>
               <w:spacing w:after="40" w:before="0"/>
               <w:jc w:val="left"/>
             </w:pPr>
@@ -13448,6 +13744,7 @@
           </w:tcPr>
           <w:p>
             <w:pPr>
+              <w:keepNext w:val="false"/>
               <w:spacing w:after="40" w:before="0"/>
               <w:jc w:val="left"/>
             </w:pPr>
@@ -13485,7 +13782,7 @@
             <w:pPr>
               <w:spacing w:after="20" w:before="0"/>
             </w:pPr>
-            <w:hyperlink w:history="1" r:id="rIdowjpudkitb4ej6dc4edpe">
+            <w:hyperlink w:history="1" r:id="rIdw8hgnc3d32-3pfb6uikhi">
               <w:r>
                 <w:rPr>
                   <w:rFonts w:ascii="Arial" w:cs="Arial" w:eastAsia="Arial" w:hAnsi="Arial"/>
@@ -13518,7 +13815,7 @@
               <w:spacing w:after="10" w:before="0"/>
               <w:ind w:left="120"/>
             </w:pPr>
-            <w:hyperlink w:history="1" r:id="rIdcekxcgqlsvf-obvdgdb2l">
+            <w:hyperlink w:history="1" r:id="rIdthpv0aihfgddwvv4hyltw">
               <w:r>
                 <w:rPr>
                   <w:rFonts w:ascii="Arial" w:cs="Arial" w:eastAsia="Arial" w:hAnsi="Arial"/>
@@ -13563,7 +13860,7 @@
             <w:pPr>
               <w:spacing w:after="20" w:before="0"/>
             </w:pPr>
-            <w:hyperlink w:history="1" r:id="rIdu4rmfbkp9o7cmp_s30n41">
+            <w:hyperlink w:history="1" r:id="rId6mfeshrysleiikngc8aus">
               <w:r>
                 <w:rPr>
                   <w:rFonts w:ascii="Arial" w:cs="Arial" w:eastAsia="Arial" w:hAnsi="Arial"/>
@@ -13596,7 +13893,7 @@
               <w:spacing w:after="10" w:before="0"/>
               <w:ind w:left="120"/>
             </w:pPr>
-            <w:hyperlink w:history="1" r:id="rIdgmnoh7fxzkiq_uuzsdt4-">
+            <w:hyperlink w:history="1" r:id="rIdmja5rcwruws5wpsb-hxdg">
               <w:r>
                 <w:rPr>
                   <w:rFonts w:ascii="Arial" w:cs="Arial" w:eastAsia="Arial" w:hAnsi="Arial"/>
@@ -13624,6 +13921,7 @@
           </w:tcPr>
           <w:p>
             <w:pPr>
+              <w:keepNext w:val="false"/>
               <w:spacing w:after="40" w:before="0"/>
               <w:jc w:val="left"/>
             </w:pPr>
@@ -13656,6 +13954,7 @@
           </w:tcPr>
           <w:p>
             <w:pPr>
+              <w:keepNext w:val="false"/>
               <w:spacing w:after="40" w:before="0"/>
               <w:jc w:val="left"/>
             </w:pPr>
@@ -13688,6 +13987,7 @@
           </w:tcPr>
           <w:p>
             <w:pPr>
+              <w:keepNext w:val="false"/>
               <w:spacing w:after="40" w:before="0"/>
               <w:jc w:val="left"/>
             </w:pPr>
@@ -13720,6 +14020,7 @@
           </w:tcPr>
           <w:p>
             <w:pPr>
+              <w:keepNext w:val="false"/>
               <w:spacing w:after="40" w:before="0"/>
               <w:jc w:val="left"/>
             </w:pPr>
@@ -13754,6 +14055,7 @@
           </w:tcPr>
           <w:p>
             <w:pPr>
+              <w:keepNext w:val="false"/>
               <w:spacing w:after="40" w:before="0"/>
               <w:jc w:val="left"/>
             </w:pPr>
@@ -13791,7 +14093,7 @@
             <w:pPr>
               <w:spacing w:after="20" w:before="0"/>
             </w:pPr>
-            <w:hyperlink w:history="1" r:id="rIdvazhpasfagpgkbe65ejg8">
+            <w:hyperlink w:history="1" r:id="rIdftnw9fdquq89sixyxpt-i">
               <w:r>
                 <w:rPr>
                   <w:rFonts w:ascii="Arial" w:cs="Arial" w:eastAsia="Arial" w:hAnsi="Arial"/>
@@ -13824,7 +14126,7 @@
               <w:spacing w:after="10" w:before="0"/>
               <w:ind w:left="120"/>
             </w:pPr>
-            <w:hyperlink w:history="1" r:id="rIdkmjgc65aoe0imizwuyfpv">
+            <w:hyperlink w:history="1" r:id="rIdyad-u2jmhg8aakl6owya5">
               <w:r>
                 <w:rPr>
                   <w:rFonts w:ascii="Arial" w:cs="Arial" w:eastAsia="Arial" w:hAnsi="Arial"/>
@@ -13869,7 +14171,7 @@
             <w:pPr>
               <w:spacing w:after="20" w:before="0"/>
             </w:pPr>
-            <w:hyperlink w:history="1" r:id="rIdp1beyn-hdmdnurcdqv4zt">
+            <w:hyperlink w:history="1" r:id="rIdh5jipn40ybfn5p5vapcm9">
               <w:r>
                 <w:rPr>
                   <w:rFonts w:ascii="Arial" w:cs="Arial" w:eastAsia="Arial" w:hAnsi="Arial"/>
@@ -13902,7 +14204,7 @@
               <w:spacing w:after="10" w:before="0"/>
               <w:ind w:left="120"/>
             </w:pPr>
-            <w:hyperlink w:history="1" r:id="rIdjn64buyfilk3qbi9ripo4">
+            <w:hyperlink w:history="1" r:id="rId6_xjkz5vtcnmfvd-bjwmn">
               <w:r>
                 <w:rPr>
                   <w:rFonts w:ascii="Arial" w:cs="Arial" w:eastAsia="Arial" w:hAnsi="Arial"/>
@@ -13930,6 +14232,7 @@
           </w:tcPr>
           <w:p>
             <w:pPr>
+              <w:keepNext w:val="false"/>
               <w:spacing w:after="40" w:before="0"/>
               <w:jc w:val="left"/>
             </w:pPr>
@@ -13962,6 +14265,7 @@
           </w:tcPr>
           <w:p>
             <w:pPr>
+              <w:keepNext w:val="false"/>
               <w:spacing w:after="40" w:before="0"/>
               <w:jc w:val="left"/>
             </w:pPr>
@@ -13994,6 +14298,7 @@
           </w:tcPr>
           <w:p>
             <w:pPr>
+              <w:keepNext w:val="false"/>
               <w:spacing w:after="40" w:before="0"/>
               <w:jc w:val="left"/>
             </w:pPr>
@@ -14026,6 +14331,7 @@
           </w:tcPr>
           <w:p>
             <w:pPr>
+              <w:keepNext w:val="false"/>
               <w:spacing w:after="40" w:before="0"/>
               <w:jc w:val="left"/>
             </w:pPr>
@@ -14060,6 +14366,7 @@
           </w:tcPr>
           <w:p>
             <w:pPr>
+              <w:keepNext w:val="false"/>
               <w:spacing w:after="40" w:before="0"/>
               <w:jc w:val="left"/>
             </w:pPr>
@@ -14097,7 +14404,7 @@
             <w:pPr>
               <w:spacing w:after="20" w:before="0"/>
             </w:pPr>
-            <w:hyperlink w:history="1" r:id="rIdlxxm99l_cpa2rkewce_wl">
+            <w:hyperlink w:history="1" r:id="rId7kzmmji9rdd8nv5jbuhes">
               <w:r>
                 <w:rPr>
                   <w:rFonts w:ascii="Arial" w:cs="Arial" w:eastAsia="Arial" w:hAnsi="Arial"/>
@@ -14146,7 +14453,7 @@
               <w:spacing w:after="10" w:before="0"/>
               <w:ind w:left="120"/>
             </w:pPr>
-            <w:hyperlink w:history="1" r:id="rIdvddgnrgot1jgbvztzhdon">
+            <w:hyperlink w:history="1" r:id="rIdkbzjeenpiuswga2kfgv_y">
               <w:r>
                 <w:rPr>
                   <w:rFonts w:ascii="Arial" w:cs="Arial" w:eastAsia="Arial" w:hAnsi="Arial"/>
@@ -14191,7 +14498,7 @@
             <w:pPr>
               <w:spacing w:after="20" w:before="0"/>
             </w:pPr>
-            <w:hyperlink w:history="1" r:id="rIdhovg3swsy64yvj8ywlmre">
+            <w:hyperlink w:history="1" r:id="rIdt1lvrosadns6dhb8lmb0j">
               <w:r>
                 <w:rPr>
                   <w:rFonts w:ascii="Arial" w:cs="Arial" w:eastAsia="Arial" w:hAnsi="Arial"/>
@@ -14224,7 +14531,7 @@
               <w:spacing w:after="10" w:before="0"/>
               <w:ind w:left="120"/>
             </w:pPr>
-            <w:hyperlink w:history="1" r:id="rIdms05iuw0i-zppxc5elkl5">
+            <w:hyperlink w:history="1" r:id="rIdm4fxugt0omj8ar-fpxuhq">
               <w:r>
                 <w:rPr>
                   <w:rFonts w:ascii="Arial" w:cs="Arial" w:eastAsia="Arial" w:hAnsi="Arial"/>
@@ -14252,6 +14559,7 @@
           </w:tcPr>
           <w:p>
             <w:pPr>
+              <w:keepNext w:val="false"/>
               <w:spacing w:after="40" w:before="0"/>
               <w:jc w:val="left"/>
             </w:pPr>
@@ -14284,6 +14592,7 @@
           </w:tcPr>
           <w:p>
             <w:pPr>
+              <w:keepNext w:val="false"/>
               <w:spacing w:after="40" w:before="0"/>
               <w:jc w:val="left"/>
             </w:pPr>
@@ -14316,6 +14625,7 @@
           </w:tcPr>
           <w:p>
             <w:pPr>
+              <w:keepNext w:val="false"/>
               <w:spacing w:after="40" w:before="0"/>
               <w:jc w:val="left"/>
             </w:pPr>
@@ -14348,6 +14658,7 @@
           </w:tcPr>
           <w:p>
             <w:pPr>
+              <w:keepNext w:val="false"/>
               <w:spacing w:after="40" w:before="0"/>
               <w:jc w:val="left"/>
             </w:pPr>
@@ -14407,6 +14718,7 @@
           </w:tcPr>
           <w:p>
             <w:pPr>
+              <w:keepNext w:val="false"/>
               <w:spacing w:after="40" w:before="0"/>
               <w:jc w:val="center"/>
             </w:pPr>
@@ -14441,6 +14753,7 @@
           </w:tcPr>
           <w:p>
             <w:pPr>
+              <w:keepNext w:val="false"/>
               <w:spacing w:after="40" w:before="0"/>
               <w:jc w:val="left"/>
             </w:pPr>
@@ -14502,6 +14815,7 @@
           </w:tcPr>
           <w:p>
             <w:pPr>
+              <w:keepNext w:val="false"/>
               <w:spacing w:after="40" w:before="0"/>
               <w:jc w:val="center"/>
             </w:pPr>
@@ -14536,6 +14850,7 @@
           </w:tcPr>
           <w:p>
             <w:pPr>
+              <w:keepNext w:val="false"/>
               <w:spacing w:after="40" w:before="0"/>
               <w:jc w:val="left"/>
             </w:pPr>
@@ -14568,6 +14883,7 @@
           </w:tcPr>
           <w:p>
             <w:pPr>
+              <w:keepNext w:val="false"/>
               <w:spacing w:after="40" w:before="0"/>
               <w:jc w:val="left"/>
             </w:pPr>
@@ -14602,6 +14918,7 @@
           </w:tcPr>
           <w:p>
             <w:pPr>
+              <w:keepNext w:val="false"/>
               <w:spacing w:after="40" w:before="0"/>
               <w:jc w:val="left"/>
             </w:pPr>
@@ -14634,6 +14951,7 @@
           </w:tcPr>
           <w:p>
             <w:pPr>
+              <w:keepNext w:val="false"/>
               <w:spacing w:after="40" w:before="0"/>
               <w:jc w:val="left"/>
             </w:pPr>
@@ -14668,6 +14986,7 @@
           </w:tcPr>
           <w:p>
             <w:pPr>
+              <w:keepNext w:val="false"/>
               <w:spacing w:after="40" w:before="0"/>
               <w:jc w:val="left"/>
             </w:pPr>
@@ -14700,6 +15019,7 @@
           </w:tcPr>
           <w:p>
             <w:pPr>
+              <w:keepNext w:val="false"/>
               <w:spacing w:after="40" w:before="0"/>
               <w:jc w:val="left"/>
             </w:pPr>
@@ -14736,7 +15056,7 @@
         </w:rPr>
         <w:t xml:space="preserve">© 2026 SeaVuria and ARES. Aligned with KICD objectives. Developed by SeaVuria; technical implementation by ARES (with AI assistance from Claude). Licensed under </w:t>
       </w:r>
-      <w:hyperlink w:history="1" r:id="rIdt5gr4sxkbxe4wbsmydvcw">
+      <w:hyperlink w:history="1" r:id="rId4otypklneo0nz9gd6uouo">
         <w:r>
           <w:rPr>
             <w:rFonts w:ascii="Arial" w:cs="Arial" w:eastAsia="Arial" w:hAnsi="Arial"/>
@@ -14757,7 +15077,7 @@
         </w:rPr>
         <w:t xml:space="preserve"> (</w:t>
       </w:r>
-      <w:hyperlink w:history="1" r:id="rIdzu_yh85qbnkjuboolhfry">
+      <w:hyperlink w:history="1" r:id="rIdmdzfalsk8ukaou9o7m9j9">
         <w:r>
           <w:rPr>
             <w:rFonts w:ascii="Arial" w:cs="Arial" w:eastAsia="Arial" w:hAnsi="Arial"/>
@@ -14817,6 +15137,7 @@
           </w:tcPr>
           <w:p>
             <w:pPr>
+              <w:keepNext w:val="false"/>
               <w:spacing w:after="40" w:before="0"/>
               <w:jc w:val="center"/>
             </w:pPr>
@@ -14852,6 +15173,7 @@
           </w:tcPr>
           <w:p>
             <w:pPr>
+              <w:keepNext w:val="false"/>
               <w:spacing w:after="40" w:before="0"/>
               <w:jc w:val="center"/>
             </w:pPr>
@@ -14886,6 +15208,7 @@
           </w:tcPr>
           <w:p>
             <w:pPr>
+              <w:keepNext w:val="false"/>
               <w:spacing w:after="40" w:before="0"/>
               <w:jc w:val="left"/>
             </w:pPr>
@@ -14918,6 +15241,7 @@
           </w:tcPr>
           <w:p>
             <w:pPr>
+              <w:keepNext w:val="false"/>
               <w:spacing w:after="40" w:before="0"/>
               <w:jc w:val="left"/>
             </w:pPr>
@@ -14952,6 +15276,7 @@
           </w:tcPr>
           <w:p>
             <w:pPr>
+              <w:keepNext w:val="false"/>
               <w:spacing w:after="40" w:before="0"/>
               <w:jc w:val="left"/>
             </w:pPr>
@@ -14984,6 +15309,7 @@
           </w:tcPr>
           <w:p>
             <w:pPr>
+              <w:keepNext w:val="false"/>
               <w:spacing w:after="40" w:before="0"/>
               <w:jc w:val="left"/>
             </w:pPr>
@@ -15018,6 +15344,7 @@
           </w:tcPr>
           <w:p>
             <w:pPr>
+              <w:keepNext w:val="false"/>
               <w:spacing w:after="40" w:before="0"/>
               <w:jc w:val="left"/>
             </w:pPr>
@@ -15050,6 +15377,7 @@
           </w:tcPr>
           <w:p>
             <w:pPr>
+              <w:keepNext w:val="false"/>
               <w:spacing w:after="40" w:before="0"/>
               <w:jc w:val="left"/>
             </w:pPr>
@@ -15084,6 +15412,7 @@
           </w:tcPr>
           <w:p>
             <w:pPr>
+              <w:keepNext w:val="false"/>
               <w:spacing w:after="40" w:before="0"/>
               <w:jc w:val="left"/>
             </w:pPr>
@@ -15116,6 +15445,7 @@
           </w:tcPr>
           <w:p>
             <w:pPr>
+              <w:keepNext w:val="false"/>
               <w:spacing w:after="40" w:before="0"/>
               <w:jc w:val="left"/>
             </w:pPr>
@@ -15150,6 +15480,7 @@
           </w:tcPr>
           <w:p>
             <w:pPr>
+              <w:keepNext w:val="false"/>
               <w:spacing w:after="40" w:before="0"/>
               <w:jc w:val="left"/>
             </w:pPr>
@@ -15182,6 +15513,7 @@
           </w:tcPr>
           <w:p>
             <w:pPr>
+              <w:keepNext w:val="false"/>
               <w:spacing w:after="40" w:before="0"/>
               <w:jc w:val="left"/>
             </w:pPr>
@@ -15216,6 +15548,7 @@
           </w:tcPr>
           <w:p>
             <w:pPr>
+              <w:keepNext w:val="false"/>
               <w:spacing w:after="40" w:before="0"/>
               <w:jc w:val="left"/>
             </w:pPr>
@@ -15248,6 +15581,7 @@
           </w:tcPr>
           <w:p>
             <w:pPr>
+              <w:keepNext w:val="false"/>
               <w:spacing w:after="40" w:before="0"/>
               <w:jc w:val="left"/>
             </w:pPr>
@@ -15282,6 +15616,7 @@
           </w:tcPr>
           <w:p>
             <w:pPr>
+              <w:keepNext w:val="false"/>
               <w:spacing w:after="40" w:before="0"/>
               <w:jc w:val="left"/>
             </w:pPr>
@@ -15314,6 +15649,7 @@
           </w:tcPr>
           <w:p>
             <w:pPr>
+              <w:keepNext w:val="false"/>
               <w:spacing w:after="40" w:before="0"/>
               <w:jc w:val="left"/>
             </w:pPr>
@@ -15348,6 +15684,7 @@
           </w:tcPr>
           <w:p>
             <w:pPr>
+              <w:keepNext w:val="false"/>
               <w:spacing w:after="40" w:before="0"/>
               <w:jc w:val="left"/>
             </w:pPr>
@@ -15380,6 +15717,7 @@
           </w:tcPr>
           <w:p>
             <w:pPr>
+              <w:keepNext w:val="false"/>
               <w:spacing w:after="40" w:before="0"/>
               <w:jc w:val="left"/>
             </w:pPr>
@@ -15439,6 +15777,7 @@
           </w:tcPr>
           <w:p>
             <w:pPr>
+              <w:keepNext w:val="false"/>
               <w:spacing w:after="40" w:before="0"/>
               <w:jc w:val="center"/>
             </w:pPr>
@@ -15473,6 +15812,7 @@
           </w:tcPr>
           <w:p>
             <w:pPr>
+              <w:keepNext w:val="false"/>
               <w:spacing w:after="40" w:before="0"/>
               <w:jc w:val="left"/>
             </w:pPr>
@@ -15537,6 +15877,7 @@
           </w:tcPr>
           <w:p>
             <w:pPr>
+              <w:keepNext w:val="false"/>
               <w:spacing w:after="40" w:before="0"/>
               <w:jc w:val="center"/>
             </w:pPr>
@@ -15571,6 +15912,7 @@
           </w:tcPr>
           <w:p>
             <w:pPr>
+              <w:keepNext w:val="false"/>
               <w:spacing w:after="40" w:before="0"/>
               <w:jc w:val="left"/>
             </w:pPr>
@@ -15603,6 +15945,7 @@
           </w:tcPr>
           <w:p>
             <w:pPr>
+              <w:keepNext w:val="false"/>
               <w:spacing w:after="40" w:before="0"/>
               <w:jc w:val="left"/>
             </w:pPr>
@@ -15635,6 +15978,7 @@
           </w:tcPr>
           <w:p>
             <w:pPr>
+              <w:keepNext w:val="false"/>
               <w:spacing w:after="40" w:before="0"/>
               <w:jc w:val="left"/>
             </w:pPr>
@@ -15667,6 +16011,7 @@
           </w:tcPr>
           <w:p>
             <w:pPr>
+              <w:keepNext w:val="false"/>
               <w:spacing w:after="40" w:before="0"/>
               <w:jc w:val="left"/>
             </w:pPr>
@@ -15699,6 +16044,7 @@
           </w:tcPr>
           <w:p>
             <w:pPr>
+              <w:keepNext w:val="false"/>
               <w:spacing w:after="40" w:before="0"/>
               <w:jc w:val="left"/>
             </w:pPr>
@@ -15733,6 +16079,7 @@
           </w:tcPr>
           <w:p>
             <w:pPr>
+              <w:keepNext w:val="false"/>
               <w:spacing w:after="40" w:before="0"/>
               <w:jc w:val="left"/>
             </w:pPr>
@@ -15770,7 +16117,7 @@
             <w:pPr>
               <w:spacing w:after="20" w:before="0"/>
             </w:pPr>
-            <w:hyperlink w:history="1" r:id="rIdc4lzq3zj7ljoqgyjpndpl">
+            <w:hyperlink w:history="1" r:id="rId8rxo4vxkuyfdqugbhy1ke">
               <w:r>
                 <w:rPr>
                   <w:rFonts w:ascii="Arial" w:cs="Arial" w:eastAsia="Arial" w:hAnsi="Arial"/>
@@ -15803,7 +16150,7 @@
               <w:spacing w:after="10" w:before="0"/>
               <w:ind w:left="120"/>
             </w:pPr>
-            <w:hyperlink w:history="1" r:id="rIdyjxopjluhkvmvf7m9wiso">
+            <w:hyperlink w:history="1" r:id="rIdhitb-efqd11lzodtrljzg">
               <w:r>
                 <w:rPr>
                   <w:rFonts w:ascii="Arial" w:cs="Arial" w:eastAsia="Arial" w:hAnsi="Arial"/>
@@ -15848,7 +16195,7 @@
             <w:pPr>
               <w:spacing w:after="20" w:before="0"/>
             </w:pPr>
-            <w:hyperlink w:history="1" r:id="rIdnfrx0idz6pdwdkfxru8xt">
+            <w:hyperlink w:history="1" r:id="rIdxtfae9r7nl-5lw_niykdo">
               <w:r>
                 <w:rPr>
                   <w:rFonts w:ascii="Arial" w:cs="Arial" w:eastAsia="Arial" w:hAnsi="Arial"/>
@@ -15881,7 +16228,7 @@
               <w:spacing w:after="10" w:before="0"/>
               <w:ind w:left="120"/>
             </w:pPr>
-            <w:hyperlink w:history="1" r:id="rId1be6fixt8ldo_mlqy4jtp">
+            <w:hyperlink w:history="1" r:id="rIdehls7yoqu4qjydtshd2dv">
               <w:r>
                 <w:rPr>
                   <w:rFonts w:ascii="Arial" w:cs="Arial" w:eastAsia="Arial" w:hAnsi="Arial"/>
@@ -15909,6 +16256,7 @@
           </w:tcPr>
           <w:p>
             <w:pPr>
+              <w:keepNext w:val="false"/>
               <w:spacing w:after="40" w:before="0"/>
               <w:jc w:val="left"/>
             </w:pPr>
@@ -15941,6 +16289,7 @@
           </w:tcPr>
           <w:p>
             <w:pPr>
+              <w:keepNext w:val="false"/>
               <w:spacing w:after="40" w:before="0"/>
               <w:jc w:val="left"/>
             </w:pPr>
@@ -15973,6 +16322,7 @@
           </w:tcPr>
           <w:p>
             <w:pPr>
+              <w:keepNext w:val="false"/>
               <w:spacing w:after="40" w:before="0"/>
               <w:jc w:val="left"/>
             </w:pPr>
@@ -16005,6 +16355,7 @@
           </w:tcPr>
           <w:p>
             <w:pPr>
+              <w:keepNext w:val="false"/>
               <w:spacing w:after="40" w:before="0"/>
               <w:jc w:val="left"/>
             </w:pPr>
@@ -16039,6 +16390,7 @@
           </w:tcPr>
           <w:p>
             <w:pPr>
+              <w:keepNext w:val="false"/>
               <w:spacing w:after="40" w:before="0"/>
               <w:jc w:val="left"/>
             </w:pPr>
@@ -16076,7 +16428,7 @@
             <w:pPr>
               <w:spacing w:after="20" w:before="0"/>
             </w:pPr>
-            <w:hyperlink w:history="1" r:id="rId3z8717ywu5oytnatsquyn">
+            <w:hyperlink w:history="1" r:id="rIdyb4dpk9bbwadk4kusxuap">
               <w:r>
                 <w:rPr>
                   <w:rFonts w:ascii="Arial" w:cs="Arial" w:eastAsia="Arial" w:hAnsi="Arial"/>
@@ -16109,7 +16461,7 @@
               <w:spacing w:after="10" w:before="0"/>
               <w:ind w:left="120"/>
             </w:pPr>
-            <w:hyperlink w:history="1" r:id="rId8fpgsmqactonoouvlkbdu">
+            <w:hyperlink w:history="1" r:id="rIdr2lkyihd6u8inztb8d2az">
               <w:r>
                 <w:rPr>
                   <w:rFonts w:ascii="Arial" w:cs="Arial" w:eastAsia="Arial" w:hAnsi="Arial"/>
@@ -16154,7 +16506,7 @@
             <w:pPr>
               <w:spacing w:after="20" w:before="0"/>
             </w:pPr>
-            <w:hyperlink w:history="1" r:id="rIdyizgpyl0qiyudczlnzg8o">
+            <w:hyperlink w:history="1" r:id="rIddypccbazy3sb1wqvnmmlq">
               <w:r>
                 <w:rPr>
                   <w:rFonts w:ascii="Arial" w:cs="Arial" w:eastAsia="Arial" w:hAnsi="Arial"/>
@@ -16187,7 +16539,7 @@
               <w:spacing w:after="10" w:before="0"/>
               <w:ind w:left="120"/>
             </w:pPr>
-            <w:hyperlink w:history="1" r:id="rIdl9oohm1c9t-j1tqhigm2m">
+            <w:hyperlink w:history="1" r:id="rIdhe2lip2952u4sl42awink">
               <w:r>
                 <w:rPr>
                   <w:rFonts w:ascii="Arial" w:cs="Arial" w:eastAsia="Arial" w:hAnsi="Arial"/>
@@ -16215,6 +16567,7 @@
           </w:tcPr>
           <w:p>
             <w:pPr>
+              <w:keepNext w:val="false"/>
               <w:spacing w:after="40" w:before="0"/>
               <w:jc w:val="left"/>
             </w:pPr>
@@ -16247,6 +16600,7 @@
           </w:tcPr>
           <w:p>
             <w:pPr>
+              <w:keepNext w:val="false"/>
               <w:spacing w:after="40" w:before="0"/>
               <w:jc w:val="left"/>
             </w:pPr>
@@ -16279,6 +16633,7 @@
           </w:tcPr>
           <w:p>
             <w:pPr>
+              <w:keepNext w:val="false"/>
               <w:spacing w:after="40" w:before="0"/>
               <w:jc w:val="left"/>
             </w:pPr>
@@ -16311,6 +16666,7 @@
           </w:tcPr>
           <w:p>
             <w:pPr>
+              <w:keepNext w:val="false"/>
               <w:spacing w:after="40" w:before="0"/>
               <w:jc w:val="left"/>
             </w:pPr>
@@ -16345,6 +16701,7 @@
           </w:tcPr>
           <w:p>
             <w:pPr>
+              <w:keepNext w:val="false"/>
               <w:spacing w:after="40" w:before="0"/>
               <w:jc w:val="left"/>
             </w:pPr>
@@ -16382,7 +16739,7 @@
             <w:pPr>
               <w:spacing w:after="20" w:before="0"/>
             </w:pPr>
-            <w:hyperlink w:history="1" r:id="rIdzkh_w8ekh2aaym-xg5pnn">
+            <w:hyperlink w:history="1" r:id="rIdky6znsmbl1scwllsygedp">
               <w:r>
                 <w:rPr>
                   <w:rFonts w:ascii="Arial" w:cs="Arial" w:eastAsia="Arial" w:hAnsi="Arial"/>
@@ -16415,7 +16772,7 @@
               <w:spacing w:after="10" w:before="0"/>
               <w:ind w:left="120"/>
             </w:pPr>
-            <w:hyperlink w:history="1" r:id="rId0mdn0f3tej-bfkjqv3dcy">
+            <w:hyperlink w:history="1" r:id="rIdxddkg_cvj-gbv7opwm024">
               <w:r>
                 <w:rPr>
                   <w:rFonts w:ascii="Arial" w:cs="Arial" w:eastAsia="Arial" w:hAnsi="Arial"/>
@@ -16460,7 +16817,7 @@
             <w:pPr>
               <w:spacing w:after="20" w:before="0"/>
             </w:pPr>
-            <w:hyperlink w:history="1" r:id="rIdtmdjindjtaffn3btsvvll">
+            <w:hyperlink w:history="1" r:id="rIdvt9uhz5gjmvilkybie-bj">
               <w:r>
                 <w:rPr>
                   <w:rFonts w:ascii="Arial" w:cs="Arial" w:eastAsia="Arial" w:hAnsi="Arial"/>
@@ -16493,7 +16850,7 @@
               <w:spacing w:after="10" w:before="0"/>
               <w:ind w:left="120"/>
             </w:pPr>
-            <w:hyperlink w:history="1" r:id="rIdpp67exysukd5nrkq6rjgq">
+            <w:hyperlink w:history="1" r:id="rIdjtcc7eiz5lgtleu3ywvzv">
               <w:r>
                 <w:rPr>
                   <w:rFonts w:ascii="Arial" w:cs="Arial" w:eastAsia="Arial" w:hAnsi="Arial"/>
@@ -16521,6 +16878,7 @@
           </w:tcPr>
           <w:p>
             <w:pPr>
+              <w:keepNext w:val="false"/>
               <w:spacing w:after="40" w:before="0"/>
               <w:jc w:val="left"/>
             </w:pPr>
@@ -16553,6 +16911,7 @@
           </w:tcPr>
           <w:p>
             <w:pPr>
+              <w:keepNext w:val="false"/>
               <w:spacing w:after="40" w:before="0"/>
               <w:jc w:val="left"/>
             </w:pPr>
@@ -16585,6 +16944,7 @@
           </w:tcPr>
           <w:p>
             <w:pPr>
+              <w:keepNext w:val="false"/>
               <w:spacing w:after="40" w:before="0"/>
               <w:jc w:val="left"/>
             </w:pPr>
@@ -16617,6 +16977,7 @@
           </w:tcPr>
           <w:p>
             <w:pPr>
+              <w:keepNext w:val="false"/>
               <w:spacing w:after="40" w:before="0"/>
               <w:jc w:val="left"/>
             </w:pPr>
@@ -16651,6 +17012,7 @@
           </w:tcPr>
           <w:p>
             <w:pPr>
+              <w:keepNext w:val="false"/>
               <w:spacing w:after="40" w:before="0"/>
               <w:jc w:val="left"/>
             </w:pPr>
@@ -16688,7 +17050,7 @@
             <w:pPr>
               <w:spacing w:after="20" w:before="0"/>
             </w:pPr>
-            <w:hyperlink w:history="1" r:id="rIdkx6pnqptaum5s1uzgzzcb">
+            <w:hyperlink w:history="1" r:id="rIdnumctcg3wp-ssdxu81nxm">
               <w:r>
                 <w:rPr>
                   <w:rFonts w:ascii="Arial" w:cs="Arial" w:eastAsia="Arial" w:hAnsi="Arial"/>
@@ -16721,7 +17083,7 @@
               <w:spacing w:after="10" w:before="0"/>
               <w:ind w:left="120"/>
             </w:pPr>
-            <w:hyperlink w:history="1" r:id="rIdxrz4rxalmsfyoewq62iw0">
+            <w:hyperlink w:history="1" r:id="rIdt4krw5jz2ar0qcls_ap7f">
               <w:r>
                 <w:rPr>
                   <w:rFonts w:ascii="Arial" w:cs="Arial" w:eastAsia="Arial" w:hAnsi="Arial"/>
@@ -16766,7 +17128,7 @@
             <w:pPr>
               <w:spacing w:after="20" w:before="0"/>
             </w:pPr>
-            <w:hyperlink w:history="1" r:id="rIdjppkc0hzqkfkwtyzgcrec">
+            <w:hyperlink w:history="1" r:id="rIdx6aghhcjsnhh4rwfczslt">
               <w:r>
                 <w:rPr>
                   <w:rFonts w:ascii="Arial" w:cs="Arial" w:eastAsia="Arial" w:hAnsi="Arial"/>
@@ -16799,7 +17161,7 @@
               <w:spacing w:after="10" w:before="0"/>
               <w:ind w:left="120"/>
             </w:pPr>
-            <w:hyperlink w:history="1" r:id="rIdpe8rqxkr5pb6bpm5xz2-n">
+            <w:hyperlink w:history="1" r:id="rIdgp7t6-rmxprh79tuovu70">
               <w:r>
                 <w:rPr>
                   <w:rFonts w:ascii="Arial" w:cs="Arial" w:eastAsia="Arial" w:hAnsi="Arial"/>
@@ -16827,6 +17189,7 @@
           </w:tcPr>
           <w:p>
             <w:pPr>
+              <w:keepNext w:val="false"/>
               <w:spacing w:after="40" w:before="0"/>
               <w:jc w:val="left"/>
             </w:pPr>
@@ -16859,6 +17222,7 @@
           </w:tcPr>
           <w:p>
             <w:pPr>
+              <w:keepNext w:val="false"/>
               <w:spacing w:after="40" w:before="0"/>
               <w:jc w:val="left"/>
             </w:pPr>
@@ -16891,6 +17255,7 @@
           </w:tcPr>
           <w:p>
             <w:pPr>
+              <w:keepNext w:val="false"/>
               <w:spacing w:after="40" w:before="0"/>
               <w:jc w:val="left"/>
             </w:pPr>
@@ -16923,6 +17288,7 @@
           </w:tcPr>
           <w:p>
             <w:pPr>
+              <w:keepNext w:val="false"/>
               <w:spacing w:after="40" w:before="0"/>
               <w:jc w:val="left"/>
             </w:pPr>
@@ -16957,6 +17323,7 @@
           </w:tcPr>
           <w:p>
             <w:pPr>
+              <w:keepNext w:val="false"/>
               <w:spacing w:after="40" w:before="0"/>
               <w:jc w:val="left"/>
             </w:pPr>
@@ -16994,7 +17361,7 @@
             <w:pPr>
               <w:spacing w:after="20" w:before="0"/>
             </w:pPr>
-            <w:hyperlink w:history="1" r:id="rIdmtvlsv1a_noinzbayssgg">
+            <w:hyperlink w:history="1" r:id="rIdkw07btms8ly_ndzwhsxmi">
               <w:r>
                 <w:rPr>
                   <w:rFonts w:ascii="Arial" w:cs="Arial" w:eastAsia="Arial" w:hAnsi="Arial"/>
@@ -17027,7 +17394,7 @@
               <w:spacing w:after="10" w:before="0"/>
               <w:ind w:left="120"/>
             </w:pPr>
-            <w:hyperlink w:history="1" r:id="rIdjct3sjoshi0qx8m9vg4c4">
+            <w:hyperlink w:history="1" r:id="rId5b5i54mdqman0an_gopvy">
               <w:r>
                 <w:rPr>
                   <w:rFonts w:ascii="Arial" w:cs="Arial" w:eastAsia="Arial" w:hAnsi="Arial"/>
@@ -17072,7 +17439,7 @@
             <w:pPr>
               <w:spacing w:after="20" w:before="0"/>
             </w:pPr>
-            <w:hyperlink w:history="1" r:id="rIdod1hrj4qgcimoxtjgu7jl">
+            <w:hyperlink w:history="1" r:id="rId3bbtkkpzg-tfia2upwm84">
               <w:r>
                 <w:rPr>
                   <w:rFonts w:ascii="Arial" w:cs="Arial" w:eastAsia="Arial" w:hAnsi="Arial"/>
@@ -17105,7 +17472,7 @@
               <w:spacing w:after="10" w:before="0"/>
               <w:ind w:left="120"/>
             </w:pPr>
-            <w:hyperlink w:history="1" r:id="rId_j2ladgu4ygrqzh32ebjl">
+            <w:hyperlink w:history="1" r:id="rId6bbxolqzjevz2sqkchbta">
               <w:r>
                 <w:rPr>
                   <w:rFonts w:ascii="Arial" w:cs="Arial" w:eastAsia="Arial" w:hAnsi="Arial"/>
@@ -17133,6 +17500,7 @@
           </w:tcPr>
           <w:p>
             <w:pPr>
+              <w:keepNext w:val="false"/>
               <w:spacing w:after="40" w:before="0"/>
               <w:jc w:val="left"/>
             </w:pPr>
@@ -17165,6 +17533,7 @@
           </w:tcPr>
           <w:p>
             <w:pPr>
+              <w:keepNext w:val="false"/>
               <w:spacing w:after="40" w:before="0"/>
               <w:jc w:val="left"/>
             </w:pPr>
@@ -17197,6 +17566,7 @@
           </w:tcPr>
           <w:p>
             <w:pPr>
+              <w:keepNext w:val="false"/>
               <w:spacing w:after="40" w:before="0"/>
               <w:jc w:val="left"/>
             </w:pPr>
@@ -17229,6 +17599,7 @@
           </w:tcPr>
           <w:p>
             <w:pPr>
+              <w:keepNext w:val="false"/>
               <w:spacing w:after="40" w:before="0"/>
               <w:jc w:val="left"/>
             </w:pPr>
@@ -17288,6 +17659,7 @@
           </w:tcPr>
           <w:p>
             <w:pPr>
+              <w:keepNext w:val="false"/>
               <w:spacing w:after="40" w:before="0"/>
               <w:jc w:val="center"/>
             </w:pPr>
@@ -17322,6 +17694,7 @@
           </w:tcPr>
           <w:p>
             <w:pPr>
+              <w:keepNext w:val="false"/>
               <w:spacing w:after="40" w:before="0"/>
               <w:jc w:val="left"/>
             </w:pPr>
@@ -17383,6 +17756,7 @@
           </w:tcPr>
           <w:p>
             <w:pPr>
+              <w:keepNext w:val="false"/>
               <w:spacing w:after="40" w:before="0"/>
               <w:jc w:val="center"/>
             </w:pPr>
@@ -17417,6 +17791,7 @@
           </w:tcPr>
           <w:p>
             <w:pPr>
+              <w:keepNext w:val="false"/>
               <w:spacing w:after="40" w:before="0"/>
               <w:jc w:val="left"/>
             </w:pPr>
@@ -17449,6 +17824,7 @@
           </w:tcPr>
           <w:p>
             <w:pPr>
+              <w:keepNext w:val="false"/>
               <w:spacing w:after="40" w:before="0"/>
               <w:jc w:val="left"/>
             </w:pPr>
@@ -17483,6 +17859,7 @@
           </w:tcPr>
           <w:p>
             <w:pPr>
+              <w:keepNext w:val="false"/>
               <w:spacing w:after="40" w:before="0"/>
               <w:jc w:val="left"/>
             </w:pPr>
@@ -17515,6 +17892,7 @@
           </w:tcPr>
           <w:p>
             <w:pPr>
+              <w:keepNext w:val="false"/>
               <w:spacing w:after="40" w:before="0"/>
               <w:jc w:val="left"/>
             </w:pPr>
@@ -17549,6 +17927,7 @@
           </w:tcPr>
           <w:p>
             <w:pPr>
+              <w:keepNext w:val="false"/>
               <w:spacing w:after="40" w:before="0"/>
               <w:jc w:val="left"/>
             </w:pPr>
@@ -17581,6 +17960,7 @@
           </w:tcPr>
           <w:p>
             <w:pPr>
+              <w:keepNext w:val="false"/>
               <w:spacing w:after="40" w:before="0"/>
               <w:jc w:val="left"/>
             </w:pPr>
@@ -17617,7 +17997,7 @@
         </w:rPr>
         <w:t xml:space="preserve">© 2026 SeaVuria and ARES. Aligned with KICD objectives. Developed by SeaVuria; technical implementation by ARES (with AI assistance from Claude). Licensed under </w:t>
       </w:r>
-      <w:hyperlink w:history="1" r:id="rIdjxikugf-di3bv8jn91o7f">
+      <w:hyperlink w:history="1" r:id="rId-dil7ytg95bvckgiltg05">
         <w:r>
           <w:rPr>
             <w:rFonts w:ascii="Arial" w:cs="Arial" w:eastAsia="Arial" w:hAnsi="Arial"/>
@@ -17638,7 +18018,7 @@
         </w:rPr>
         <w:t xml:space="preserve"> (</w:t>
       </w:r>
-      <w:hyperlink w:history="1" r:id="rId8mfvhunefjfts5dwkdgmp">
+      <w:hyperlink w:history="1" r:id="rId9zhw5tapg5fudjy3kgrcr">
         <w:r>
           <w:rPr>
             <w:rFonts w:ascii="Arial" w:cs="Arial" w:eastAsia="Arial" w:hAnsi="Arial"/>
@@ -17698,6 +18078,7 @@
           </w:tcPr>
           <w:p>
             <w:pPr>
+              <w:keepNext w:val="false"/>
               <w:spacing w:after="40" w:before="0"/>
               <w:jc w:val="center"/>
             </w:pPr>
@@ -17733,6 +18114,7 @@
           </w:tcPr>
           <w:p>
             <w:pPr>
+              <w:keepNext w:val="false"/>
               <w:spacing w:after="40" w:before="0"/>
               <w:jc w:val="center"/>
             </w:pPr>
@@ -17767,6 +18149,7 @@
           </w:tcPr>
           <w:p>
             <w:pPr>
+              <w:keepNext w:val="false"/>
               <w:spacing w:after="40" w:before="0"/>
               <w:jc w:val="left"/>
             </w:pPr>
@@ -17799,6 +18182,7 @@
           </w:tcPr>
           <w:p>
             <w:pPr>
+              <w:keepNext w:val="false"/>
               <w:spacing w:after="40" w:before="0"/>
               <w:jc w:val="left"/>
             </w:pPr>
@@ -17833,6 +18217,7 @@
           </w:tcPr>
           <w:p>
             <w:pPr>
+              <w:keepNext w:val="false"/>
               <w:spacing w:after="40" w:before="0"/>
               <w:jc w:val="left"/>
             </w:pPr>
@@ -17865,6 +18250,7 @@
           </w:tcPr>
           <w:p>
             <w:pPr>
+              <w:keepNext w:val="false"/>
               <w:spacing w:after="40" w:before="0"/>
               <w:jc w:val="left"/>
             </w:pPr>
@@ -17899,6 +18285,7 @@
           </w:tcPr>
           <w:p>
             <w:pPr>
+              <w:keepNext w:val="false"/>
               <w:spacing w:after="40" w:before="0"/>
               <w:jc w:val="left"/>
             </w:pPr>
@@ -17931,6 +18318,7 @@
           </w:tcPr>
           <w:p>
             <w:pPr>
+              <w:keepNext w:val="false"/>
               <w:spacing w:after="40" w:before="0"/>
               <w:jc w:val="left"/>
             </w:pPr>
@@ -17965,6 +18353,7 @@
           </w:tcPr>
           <w:p>
             <w:pPr>
+              <w:keepNext w:val="false"/>
               <w:spacing w:after="40" w:before="0"/>
               <w:jc w:val="left"/>
             </w:pPr>
@@ -17997,6 +18386,7 @@
           </w:tcPr>
           <w:p>
             <w:pPr>
+              <w:keepNext w:val="false"/>
               <w:spacing w:after="40" w:before="0"/>
               <w:jc w:val="left"/>
             </w:pPr>
@@ -18031,6 +18421,7 @@
           </w:tcPr>
           <w:p>
             <w:pPr>
+              <w:keepNext w:val="false"/>
               <w:spacing w:after="40" w:before="0"/>
               <w:jc w:val="left"/>
             </w:pPr>
@@ -18063,6 +18454,7 @@
           </w:tcPr>
           <w:p>
             <w:pPr>
+              <w:keepNext w:val="false"/>
               <w:spacing w:after="40" w:before="0"/>
               <w:jc w:val="left"/>
             </w:pPr>
@@ -18097,6 +18489,7 @@
           </w:tcPr>
           <w:p>
             <w:pPr>
+              <w:keepNext w:val="false"/>
               <w:spacing w:after="40" w:before="0"/>
               <w:jc w:val="left"/>
             </w:pPr>
@@ -18129,6 +18522,7 @@
           </w:tcPr>
           <w:p>
             <w:pPr>
+              <w:keepNext w:val="false"/>
               <w:spacing w:after="40" w:before="0"/>
               <w:jc w:val="left"/>
             </w:pPr>
@@ -18163,6 +18557,7 @@
           </w:tcPr>
           <w:p>
             <w:pPr>
+              <w:keepNext w:val="false"/>
               <w:spacing w:after="40" w:before="0"/>
               <w:jc w:val="left"/>
             </w:pPr>
@@ -18195,6 +18590,7 @@
           </w:tcPr>
           <w:p>
             <w:pPr>
+              <w:keepNext w:val="false"/>
               <w:spacing w:after="40" w:before="0"/>
               <w:jc w:val="left"/>
             </w:pPr>
@@ -18229,6 +18625,7 @@
           </w:tcPr>
           <w:p>
             <w:pPr>
+              <w:keepNext w:val="false"/>
               <w:spacing w:after="40" w:before="0"/>
               <w:jc w:val="left"/>
             </w:pPr>
@@ -18261,6 +18658,7 @@
           </w:tcPr>
           <w:p>
             <w:pPr>
+              <w:keepNext w:val="false"/>
               <w:spacing w:after="40" w:before="0"/>
               <w:jc w:val="left"/>
             </w:pPr>
@@ -18320,6 +18718,7 @@
           </w:tcPr>
           <w:p>
             <w:pPr>
+              <w:keepNext w:val="false"/>
               <w:spacing w:after="40" w:before="0"/>
               <w:jc w:val="center"/>
             </w:pPr>
@@ -18354,6 +18753,7 @@
           </w:tcPr>
           <w:p>
             <w:pPr>
+              <w:keepNext w:val="false"/>
               <w:spacing w:after="40" w:before="0"/>
               <w:jc w:val="left"/>
             </w:pPr>
@@ -18418,6 +18818,7 @@
           </w:tcPr>
           <w:p>
             <w:pPr>
+              <w:keepNext w:val="false"/>
               <w:spacing w:after="40" w:before="0"/>
               <w:jc w:val="center"/>
             </w:pPr>
@@ -18452,6 +18853,7 @@
           </w:tcPr>
           <w:p>
             <w:pPr>
+              <w:keepNext w:val="false"/>
               <w:spacing w:after="40" w:before="0"/>
               <w:jc w:val="left"/>
             </w:pPr>
@@ -18484,6 +18886,7 @@
           </w:tcPr>
           <w:p>
             <w:pPr>
+              <w:keepNext w:val="false"/>
               <w:spacing w:after="40" w:before="0"/>
               <w:jc w:val="left"/>
             </w:pPr>
@@ -18516,6 +18919,7 @@
           </w:tcPr>
           <w:p>
             <w:pPr>
+              <w:keepNext w:val="false"/>
               <w:spacing w:after="40" w:before="0"/>
               <w:jc w:val="left"/>
             </w:pPr>
@@ -18548,6 +18952,7 @@
           </w:tcPr>
           <w:p>
             <w:pPr>
+              <w:keepNext w:val="false"/>
               <w:spacing w:after="40" w:before="0"/>
               <w:jc w:val="left"/>
             </w:pPr>
@@ -18580,6 +18985,7 @@
           </w:tcPr>
           <w:p>
             <w:pPr>
+              <w:keepNext w:val="false"/>
               <w:spacing w:after="40" w:before="0"/>
               <w:jc w:val="left"/>
             </w:pPr>
@@ -18614,6 +19020,7 @@
           </w:tcPr>
           <w:p>
             <w:pPr>
+              <w:keepNext w:val="false"/>
               <w:spacing w:after="40" w:before="0"/>
               <w:jc w:val="left"/>
             </w:pPr>
@@ -18651,7 +19058,7 @@
             <w:pPr>
               <w:spacing w:after="20" w:before="0"/>
             </w:pPr>
-            <w:hyperlink w:history="1" r:id="rIdxaxogvysvoh1bkkkkhnjt">
+            <w:hyperlink w:history="1" r:id="rIdkfphtfaatnpfpjdp7ure7">
               <w:r>
                 <w:rPr>
                   <w:rFonts w:ascii="Arial" w:cs="Arial" w:eastAsia="Arial" w:hAnsi="Arial"/>
@@ -18700,7 +19107,7 @@
               <w:spacing w:after="10" w:before="0"/>
               <w:ind w:left="120"/>
             </w:pPr>
-            <w:hyperlink w:history="1" r:id="rIdga-usvlwmsj_llc06_ipi">
+            <w:hyperlink w:history="1" r:id="rIdulhdudgrqir3a7qtkfv7d">
               <w:r>
                 <w:rPr>
                   <w:rFonts w:ascii="Arial" w:cs="Arial" w:eastAsia="Arial" w:hAnsi="Arial"/>
@@ -18745,7 +19152,7 @@
             <w:pPr>
               <w:spacing w:after="20" w:before="0"/>
             </w:pPr>
-            <w:hyperlink w:history="1" r:id="rIdbm9g9gf-coaxibt7s-_vd">
+            <w:hyperlink w:history="1" r:id="rIdmjclexunwbjzfp2jqp1-8">
               <w:r>
                 <w:rPr>
                   <w:rFonts w:ascii="Arial" w:cs="Arial" w:eastAsia="Arial" w:hAnsi="Arial"/>
@@ -18778,7 +19185,7 @@
               <w:spacing w:after="10" w:before="0"/>
               <w:ind w:left="120"/>
             </w:pPr>
-            <w:hyperlink w:history="1" r:id="rIdykh7unaubdz3wtch9ejth">
+            <w:hyperlink w:history="1" r:id="rIdzcs3jtjpqyxk3r-dvge3b">
               <w:r>
                 <w:rPr>
                   <w:rFonts w:ascii="Arial" w:cs="Arial" w:eastAsia="Arial" w:hAnsi="Arial"/>
@@ -18806,6 +19213,7 @@
           </w:tcPr>
           <w:p>
             <w:pPr>
+              <w:keepNext w:val="false"/>
               <w:spacing w:after="40" w:before="0"/>
               <w:jc w:val="left"/>
             </w:pPr>
@@ -18838,6 +19246,7 @@
           </w:tcPr>
           <w:p>
             <w:pPr>
+              <w:keepNext w:val="false"/>
               <w:spacing w:after="40" w:before="0"/>
               <w:jc w:val="left"/>
             </w:pPr>
@@ -18870,6 +19279,7 @@
           </w:tcPr>
           <w:p>
             <w:pPr>
+              <w:keepNext w:val="false"/>
               <w:spacing w:after="40" w:before="0"/>
               <w:jc w:val="left"/>
             </w:pPr>
@@ -18902,6 +19312,7 @@
           </w:tcPr>
           <w:p>
             <w:pPr>
+              <w:keepNext w:val="false"/>
               <w:spacing w:after="40" w:before="0"/>
               <w:jc w:val="left"/>
             </w:pPr>
@@ -18936,6 +19347,7 @@
           </w:tcPr>
           <w:p>
             <w:pPr>
+              <w:keepNext w:val="false"/>
               <w:spacing w:after="40" w:before="0"/>
               <w:jc w:val="left"/>
             </w:pPr>
@@ -18973,7 +19385,7 @@
             <w:pPr>
               <w:spacing w:after="20" w:before="0"/>
             </w:pPr>
-            <w:hyperlink w:history="1" r:id="rIdrx5f8qfhlbytn-ogtrtsy">
+            <w:hyperlink w:history="1" r:id="rIdfdykjkr0wgj63lazwr7uf">
               <w:r>
                 <w:rPr>
                   <w:rFonts w:ascii="Arial" w:cs="Arial" w:eastAsia="Arial" w:hAnsi="Arial"/>
@@ -19022,7 +19434,7 @@
               <w:spacing w:after="10" w:before="0"/>
               <w:ind w:left="120"/>
             </w:pPr>
-            <w:hyperlink w:history="1" r:id="rIdvuz-eg2xiwhrtlptfnroo">
+            <w:hyperlink w:history="1" r:id="rIddhuniji7r9noexnxwpojd">
               <w:r>
                 <w:rPr>
                   <w:rFonts w:ascii="Arial" w:cs="Arial" w:eastAsia="Arial" w:hAnsi="Arial"/>
@@ -19067,7 +19479,7 @@
             <w:pPr>
               <w:spacing w:after="20" w:before="0"/>
             </w:pPr>
-            <w:hyperlink w:history="1" r:id="rIdhaojdo2hwmqih12ilqwcj">
+            <w:hyperlink w:history="1" r:id="rId9gwj6zhhupezyetniw8yd">
               <w:r>
                 <w:rPr>
                   <w:rFonts w:ascii="Arial" w:cs="Arial" w:eastAsia="Arial" w:hAnsi="Arial"/>
@@ -19100,7 +19512,7 @@
               <w:spacing w:after="10" w:before="0"/>
               <w:ind w:left="120"/>
             </w:pPr>
-            <w:hyperlink w:history="1" r:id="rIdp5s0qvvu6rdl-epeefcck">
+            <w:hyperlink w:history="1" r:id="rIdr1tqelwo6gcsyb3_wglkv">
               <w:r>
                 <w:rPr>
                   <w:rFonts w:ascii="Arial" w:cs="Arial" w:eastAsia="Arial" w:hAnsi="Arial"/>
@@ -19128,6 +19540,7 @@
           </w:tcPr>
           <w:p>
             <w:pPr>
+              <w:keepNext w:val="false"/>
               <w:spacing w:after="40" w:before="0"/>
               <w:jc w:val="left"/>
             </w:pPr>
@@ -19160,6 +19573,7 @@
           </w:tcPr>
           <w:p>
             <w:pPr>
+              <w:keepNext w:val="false"/>
               <w:spacing w:after="40" w:before="0"/>
               <w:jc w:val="left"/>
             </w:pPr>
@@ -19192,6 +19606,7 @@
           </w:tcPr>
           <w:p>
             <w:pPr>
+              <w:keepNext w:val="false"/>
               <w:spacing w:after="40" w:before="0"/>
               <w:jc w:val="left"/>
             </w:pPr>
@@ -19224,6 +19639,7 @@
           </w:tcPr>
           <w:p>
             <w:pPr>
+              <w:keepNext w:val="false"/>
               <w:spacing w:after="40" w:before="0"/>
               <w:jc w:val="left"/>
             </w:pPr>
@@ -19258,6 +19674,7 @@
           </w:tcPr>
           <w:p>
             <w:pPr>
+              <w:keepNext w:val="false"/>
               <w:spacing w:after="40" w:before="0"/>
               <w:jc w:val="left"/>
             </w:pPr>
@@ -19295,7 +19712,7 @@
             <w:pPr>
               <w:spacing w:after="20" w:before="0"/>
             </w:pPr>
-            <w:hyperlink w:history="1" r:id="rIdh8tbofrojlb-qdablsjdc">
+            <w:hyperlink w:history="1" r:id="rId9iv79yjutwvbh-6snmoq0">
               <w:r>
                 <w:rPr>
                   <w:rFonts w:ascii="Arial" w:cs="Arial" w:eastAsia="Arial" w:hAnsi="Arial"/>
@@ -19344,7 +19761,7 @@
               <w:spacing w:after="10" w:before="0"/>
               <w:ind w:left="120"/>
             </w:pPr>
-            <w:hyperlink w:history="1" r:id="rIdarkjp5cw4g3kbyxmimvl3">
+            <w:hyperlink w:history="1" r:id="rIdpea-va3xy6xutk_kmsud5">
               <w:r>
                 <w:rPr>
                   <w:rFonts w:ascii="Arial" w:cs="Arial" w:eastAsia="Arial" w:hAnsi="Arial"/>
@@ -19389,7 +19806,7 @@
             <w:pPr>
               <w:spacing w:after="20" w:before="0"/>
             </w:pPr>
-            <w:hyperlink w:history="1" r:id="rIdqs7-htkv9sklw2rjvsuhd">
+            <w:hyperlink w:history="1" r:id="rId7docw3df9jd_jgaupfhhj">
               <w:r>
                 <w:rPr>
                   <w:rFonts w:ascii="Arial" w:cs="Arial" w:eastAsia="Arial" w:hAnsi="Arial"/>
@@ -19422,7 +19839,7 @@
               <w:spacing w:after="10" w:before="0"/>
               <w:ind w:left="120"/>
             </w:pPr>
-            <w:hyperlink w:history="1" r:id="rIdvspymykc98fve_-7eas01">
+            <w:hyperlink w:history="1" r:id="rId2jhkcuudmr0yuojorlwrw">
               <w:r>
                 <w:rPr>
                   <w:rFonts w:ascii="Arial" w:cs="Arial" w:eastAsia="Arial" w:hAnsi="Arial"/>
@@ -19450,6 +19867,7 @@
           </w:tcPr>
           <w:p>
             <w:pPr>
+              <w:keepNext w:val="false"/>
               <w:spacing w:after="40" w:before="0"/>
               <w:jc w:val="left"/>
             </w:pPr>
@@ -19482,6 +19900,7 @@
           </w:tcPr>
           <w:p>
             <w:pPr>
+              <w:keepNext w:val="false"/>
               <w:spacing w:after="40" w:before="0"/>
               <w:jc w:val="left"/>
             </w:pPr>
@@ -19514,6 +19933,7 @@
           </w:tcPr>
           <w:p>
             <w:pPr>
+              <w:keepNext w:val="false"/>
               <w:spacing w:after="40" w:before="0"/>
               <w:jc w:val="left"/>
             </w:pPr>
@@ -19546,6 +19966,7 @@
           </w:tcPr>
           <w:p>
             <w:pPr>
+              <w:keepNext w:val="false"/>
               <w:spacing w:after="40" w:before="0"/>
               <w:jc w:val="left"/>
             </w:pPr>
@@ -19580,6 +20001,7 @@
           </w:tcPr>
           <w:p>
             <w:pPr>
+              <w:keepNext w:val="false"/>
               <w:spacing w:after="40" w:before="0"/>
               <w:jc w:val="left"/>
             </w:pPr>
@@ -19617,7 +20039,7 @@
             <w:pPr>
               <w:spacing w:after="20" w:before="0"/>
             </w:pPr>
-            <w:hyperlink w:history="1" r:id="rIdav5amyhfrztkeq-a4jyb4">
+            <w:hyperlink w:history="1" r:id="rIdq40pfdw_kuasgvjlknapy">
               <w:r>
                 <w:rPr>
                   <w:rFonts w:ascii="Arial" w:cs="Arial" w:eastAsia="Arial" w:hAnsi="Arial"/>
@@ -19666,7 +20088,7 @@
               <w:spacing w:after="10" w:before="0"/>
               <w:ind w:left="120"/>
             </w:pPr>
-            <w:hyperlink w:history="1" r:id="rIdm0305ti2f1ppcgdd-rmg-">
+            <w:hyperlink w:history="1" r:id="rId6_e_delh1afsil9wkm_tt">
               <w:r>
                 <w:rPr>
                   <w:rFonts w:ascii="Arial" w:cs="Arial" w:eastAsia="Arial" w:hAnsi="Arial"/>
@@ -19711,7 +20133,7 @@
             <w:pPr>
               <w:spacing w:after="20" w:before="0"/>
             </w:pPr>
-            <w:hyperlink w:history="1" r:id="rIdwr4xusqwdqbo0ru_oqp-l">
+            <w:hyperlink w:history="1" r:id="rIdsovhp0rzhczrwviqss2_g">
               <w:r>
                 <w:rPr>
                   <w:rFonts w:ascii="Arial" w:cs="Arial" w:eastAsia="Arial" w:hAnsi="Arial"/>
@@ -19744,7 +20166,7 @@
               <w:spacing w:after="10" w:before="0"/>
               <w:ind w:left="120"/>
             </w:pPr>
-            <w:hyperlink w:history="1" r:id="rIdq216uyagdnnscmpbrqsye">
+            <w:hyperlink w:history="1" r:id="rIddngj0e0iiw3giepaai93y">
               <w:r>
                 <w:rPr>
                   <w:rFonts w:ascii="Arial" w:cs="Arial" w:eastAsia="Arial" w:hAnsi="Arial"/>
@@ -19772,6 +20194,7 @@
           </w:tcPr>
           <w:p>
             <w:pPr>
+              <w:keepNext w:val="false"/>
               <w:spacing w:after="40" w:before="0"/>
               <w:jc w:val="left"/>
             </w:pPr>
@@ -19804,6 +20227,7 @@
           </w:tcPr>
           <w:p>
             <w:pPr>
+              <w:keepNext w:val="false"/>
               <w:spacing w:after="40" w:before="0"/>
               <w:jc w:val="left"/>
             </w:pPr>
@@ -19836,6 +20260,7 @@
           </w:tcPr>
           <w:p>
             <w:pPr>
+              <w:keepNext w:val="false"/>
               <w:spacing w:after="40" w:before="0"/>
               <w:jc w:val="left"/>
             </w:pPr>
@@ -19868,6 +20293,7 @@
           </w:tcPr>
           <w:p>
             <w:pPr>
+              <w:keepNext w:val="false"/>
               <w:spacing w:after="40" w:before="0"/>
               <w:jc w:val="left"/>
             </w:pPr>
@@ -19902,6 +20328,7 @@
           </w:tcPr>
           <w:p>
             <w:pPr>
+              <w:keepNext w:val="false"/>
               <w:spacing w:after="40" w:before="0"/>
               <w:jc w:val="left"/>
             </w:pPr>
@@ -19939,7 +20366,7 @@
             <w:pPr>
               <w:spacing w:after="20" w:before="0"/>
             </w:pPr>
-            <w:hyperlink w:history="1" r:id="rIdzhvre2nq3jvnbvgvna5c9">
+            <w:hyperlink w:history="1" r:id="rIduuuhjpcmkkgtsjc02brtg">
               <w:r>
                 <w:rPr>
                   <w:rFonts w:ascii="Arial" w:cs="Arial" w:eastAsia="Arial" w:hAnsi="Arial"/>
@@ -19988,7 +20415,7 @@
               <w:spacing w:after="10" w:before="0"/>
               <w:ind w:left="120"/>
             </w:pPr>
-            <w:hyperlink w:history="1" r:id="rId2ymlyryqjfnktkou3evqq">
+            <w:hyperlink w:history="1" r:id="rIdocw67o95ec5yeod4n0u5o">
               <w:r>
                 <w:rPr>
                   <w:rFonts w:ascii="Arial" w:cs="Arial" w:eastAsia="Arial" w:hAnsi="Arial"/>
@@ -20033,7 +20460,7 @@
             <w:pPr>
               <w:spacing w:after="20" w:before="0"/>
             </w:pPr>
-            <w:hyperlink w:history="1" r:id="rIdmscciekja4awxbupkbs1s">
+            <w:hyperlink w:history="1" r:id="rIdjx1r3atftf9xe7vr4lh_m">
               <w:r>
                 <w:rPr>
                   <w:rFonts w:ascii="Arial" w:cs="Arial" w:eastAsia="Arial" w:hAnsi="Arial"/>
@@ -20082,7 +20509,7 @@
               <w:spacing w:after="10" w:before="0"/>
               <w:ind w:left="120"/>
             </w:pPr>
-            <w:hyperlink w:history="1" r:id="rIdhwp5ca5r1xajktyzxsccx">
+            <w:hyperlink w:history="1" r:id="rId96kqzrouu8ifmp2pkxkkd">
               <w:r>
                 <w:rPr>
                   <w:rFonts w:ascii="Arial" w:cs="Arial" w:eastAsia="Arial" w:hAnsi="Arial"/>
@@ -20110,6 +20537,7 @@
           </w:tcPr>
           <w:p>
             <w:pPr>
+              <w:keepNext w:val="false"/>
               <w:spacing w:after="40" w:before="0"/>
               <w:jc w:val="left"/>
             </w:pPr>
@@ -20142,6 +20570,7 @@
           </w:tcPr>
           <w:p>
             <w:pPr>
+              <w:keepNext w:val="false"/>
               <w:spacing w:after="40" w:before="0"/>
               <w:jc w:val="left"/>
             </w:pPr>
@@ -20174,6 +20603,7 @@
           </w:tcPr>
           <w:p>
             <w:pPr>
+              <w:keepNext w:val="false"/>
               <w:spacing w:after="40" w:before="0"/>
               <w:jc w:val="left"/>
             </w:pPr>
@@ -20206,6 +20636,7 @@
           </w:tcPr>
           <w:p>
             <w:pPr>
+              <w:keepNext w:val="false"/>
               <w:spacing w:after="40" w:before="0"/>
               <w:jc w:val="left"/>
             </w:pPr>
@@ -20265,6 +20696,7 @@
           </w:tcPr>
           <w:p>
             <w:pPr>
+              <w:keepNext w:val="false"/>
               <w:spacing w:after="40" w:before="0"/>
               <w:jc w:val="center"/>
             </w:pPr>
@@ -20299,6 +20731,7 @@
           </w:tcPr>
           <w:p>
             <w:pPr>
+              <w:keepNext w:val="false"/>
               <w:spacing w:after="40" w:before="0"/>
               <w:jc w:val="left"/>
             </w:pPr>
@@ -20360,6 +20793,7 @@
           </w:tcPr>
           <w:p>
             <w:pPr>
+              <w:keepNext w:val="false"/>
               <w:spacing w:after="40" w:before="0"/>
               <w:jc w:val="center"/>
             </w:pPr>
@@ -20394,6 +20828,7 @@
           </w:tcPr>
           <w:p>
             <w:pPr>
+              <w:keepNext w:val="false"/>
               <w:spacing w:after="40" w:before="0"/>
               <w:jc w:val="left"/>
             </w:pPr>
@@ -20426,6 +20861,7 @@
           </w:tcPr>
           <w:p>
             <w:pPr>
+              <w:keepNext w:val="false"/>
               <w:spacing w:after="40" w:before="0"/>
               <w:jc w:val="left"/>
             </w:pPr>
@@ -20460,6 +20896,7 @@
           </w:tcPr>
           <w:p>
             <w:pPr>
+              <w:keepNext w:val="false"/>
               <w:spacing w:after="40" w:before="0"/>
               <w:jc w:val="left"/>
             </w:pPr>
@@ -20492,6 +20929,7 @@
           </w:tcPr>
           <w:p>
             <w:pPr>
+              <w:keepNext w:val="false"/>
               <w:spacing w:after="40" w:before="0"/>
               <w:jc w:val="left"/>
             </w:pPr>
@@ -20526,6 +20964,7 @@
           </w:tcPr>
           <w:p>
             <w:pPr>
+              <w:keepNext w:val="false"/>
               <w:spacing w:after="40" w:before="0"/>
               <w:jc w:val="left"/>
             </w:pPr>
@@ -20558,6 +20997,7 @@
           </w:tcPr>
           <w:p>
             <w:pPr>
+              <w:keepNext w:val="false"/>
               <w:spacing w:after="40" w:before="0"/>
               <w:jc w:val="left"/>
             </w:pPr>
@@ -20594,7 +21034,7 @@
         </w:rPr>
         <w:t xml:space="preserve">© 2026 SeaVuria and ARES. Aligned with KICD objectives. Developed by SeaVuria; technical implementation by ARES (with AI assistance from Claude). Licensed under </w:t>
       </w:r>
-      <w:hyperlink w:history="1" r:id="rIdhesoyqwl6vx-ioespdxln">
+      <w:hyperlink w:history="1" r:id="rIdnyanxyl26bsbarwygee5u">
         <w:r>
           <w:rPr>
             <w:rFonts w:ascii="Arial" w:cs="Arial" w:eastAsia="Arial" w:hAnsi="Arial"/>
@@ -20615,7 +21055,7 @@
         </w:rPr>
         <w:t xml:space="preserve"> (</w:t>
       </w:r>
-      <w:hyperlink w:history="1" r:id="rIdhg8qiqfcjjih0jruhqobr">
+      <w:hyperlink w:history="1" r:id="rIdyvnjjyjki1uzptl-r_e1r">
         <w:r>
           <w:rPr>
             <w:rFonts w:ascii="Arial" w:cs="Arial" w:eastAsia="Arial" w:hAnsi="Arial"/>
@@ -20675,6 +21115,7 @@
           </w:tcPr>
           <w:p>
             <w:pPr>
+              <w:keepNext w:val="false"/>
               <w:spacing w:after="40" w:before="0"/>
               <w:jc w:val="center"/>
             </w:pPr>
@@ -20710,6 +21151,7 @@
           </w:tcPr>
           <w:p>
             <w:pPr>
+              <w:keepNext w:val="false"/>
               <w:spacing w:after="40" w:before="0"/>
               <w:jc w:val="center"/>
             </w:pPr>
@@ -20744,6 +21186,7 @@
           </w:tcPr>
           <w:p>
             <w:pPr>
+              <w:keepNext w:val="false"/>
               <w:spacing w:after="40" w:before="0"/>
               <w:jc w:val="left"/>
             </w:pPr>
@@ -20776,6 +21219,7 @@
           </w:tcPr>
           <w:p>
             <w:pPr>
+              <w:keepNext w:val="false"/>
               <w:spacing w:after="40" w:before="0"/>
               <w:jc w:val="left"/>
             </w:pPr>
@@ -20810,6 +21254,7 @@
           </w:tcPr>
           <w:p>
             <w:pPr>
+              <w:keepNext w:val="false"/>
               <w:spacing w:after="40" w:before="0"/>
               <w:jc w:val="left"/>
             </w:pPr>
@@ -20842,6 +21287,7 @@
           </w:tcPr>
           <w:p>
             <w:pPr>
+              <w:keepNext w:val="false"/>
               <w:spacing w:after="40" w:before="0"/>
               <w:jc w:val="left"/>
             </w:pPr>
@@ -20876,6 +21322,7 @@
           </w:tcPr>
           <w:p>
             <w:pPr>
+              <w:keepNext w:val="false"/>
               <w:spacing w:after="40" w:before="0"/>
               <w:jc w:val="left"/>
             </w:pPr>
@@ -20908,6 +21355,7 @@
           </w:tcPr>
           <w:p>
             <w:pPr>
+              <w:keepNext w:val="false"/>
               <w:spacing w:after="40" w:before="0"/>
               <w:jc w:val="left"/>
             </w:pPr>
@@ -20942,6 +21390,7 @@
           </w:tcPr>
           <w:p>
             <w:pPr>
+              <w:keepNext w:val="false"/>
               <w:spacing w:after="40" w:before="0"/>
               <w:jc w:val="left"/>
             </w:pPr>
@@ -20974,6 +21423,7 @@
           </w:tcPr>
           <w:p>
             <w:pPr>
+              <w:keepNext w:val="false"/>
               <w:spacing w:after="40" w:before="0"/>
               <w:jc w:val="left"/>
             </w:pPr>
@@ -21008,6 +21458,7 @@
           </w:tcPr>
           <w:p>
             <w:pPr>
+              <w:keepNext w:val="false"/>
               <w:spacing w:after="40" w:before="0"/>
               <w:jc w:val="left"/>
             </w:pPr>
@@ -21040,6 +21491,7 @@
           </w:tcPr>
           <w:p>
             <w:pPr>
+              <w:keepNext w:val="false"/>
               <w:spacing w:after="40" w:before="0"/>
               <w:jc w:val="left"/>
             </w:pPr>
@@ -21074,6 +21526,7 @@
           </w:tcPr>
           <w:p>
             <w:pPr>
+              <w:keepNext w:val="false"/>
               <w:spacing w:after="40" w:before="0"/>
               <w:jc w:val="left"/>
             </w:pPr>
@@ -21106,6 +21559,7 @@
           </w:tcPr>
           <w:p>
             <w:pPr>
+              <w:keepNext w:val="false"/>
               <w:spacing w:after="40" w:before="0"/>
               <w:jc w:val="left"/>
             </w:pPr>
@@ -21140,6 +21594,7 @@
           </w:tcPr>
           <w:p>
             <w:pPr>
+              <w:keepNext w:val="false"/>
               <w:spacing w:after="40" w:before="0"/>
               <w:jc w:val="left"/>
             </w:pPr>
@@ -21172,6 +21627,7 @@
           </w:tcPr>
           <w:p>
             <w:pPr>
+              <w:keepNext w:val="false"/>
               <w:spacing w:after="40" w:before="0"/>
               <w:jc w:val="left"/>
             </w:pPr>
@@ -21206,6 +21662,7 @@
           </w:tcPr>
           <w:p>
             <w:pPr>
+              <w:keepNext w:val="false"/>
               <w:spacing w:after="40" w:before="0"/>
               <w:jc w:val="left"/>
             </w:pPr>
@@ -21238,6 +21695,7 @@
           </w:tcPr>
           <w:p>
             <w:pPr>
+              <w:keepNext w:val="false"/>
               <w:spacing w:after="40" w:before="0"/>
               <w:jc w:val="left"/>
             </w:pPr>
@@ -21297,6 +21755,7 @@
           </w:tcPr>
           <w:p>
             <w:pPr>
+              <w:keepNext w:val="false"/>
               <w:spacing w:after="40" w:before="0"/>
               <w:jc w:val="center"/>
             </w:pPr>
@@ -21331,6 +21790,7 @@
           </w:tcPr>
           <w:p>
             <w:pPr>
+              <w:keepNext w:val="false"/>
               <w:spacing w:after="40" w:before="0"/>
               <w:jc w:val="left"/>
             </w:pPr>
@@ -21395,6 +21855,7 @@
           </w:tcPr>
           <w:p>
             <w:pPr>
+              <w:keepNext w:val="false"/>
               <w:spacing w:after="40" w:before="0"/>
               <w:jc w:val="center"/>
             </w:pPr>
@@ -21429,6 +21890,7 @@
           </w:tcPr>
           <w:p>
             <w:pPr>
+              <w:keepNext w:val="false"/>
               <w:spacing w:after="40" w:before="0"/>
               <w:jc w:val="left"/>
             </w:pPr>
@@ -21461,6 +21923,7 @@
           </w:tcPr>
           <w:p>
             <w:pPr>
+              <w:keepNext w:val="false"/>
               <w:spacing w:after="40" w:before="0"/>
               <w:jc w:val="left"/>
             </w:pPr>
@@ -21493,6 +21956,7 @@
           </w:tcPr>
           <w:p>
             <w:pPr>
+              <w:keepNext w:val="false"/>
               <w:spacing w:after="40" w:before="0"/>
               <w:jc w:val="left"/>
             </w:pPr>
@@ -21525,6 +21989,7 @@
           </w:tcPr>
           <w:p>
             <w:pPr>
+              <w:keepNext w:val="false"/>
               <w:spacing w:after="40" w:before="0"/>
               <w:jc w:val="left"/>
             </w:pPr>
@@ -21557,6 +22022,7 @@
           </w:tcPr>
           <w:p>
             <w:pPr>
+              <w:keepNext w:val="false"/>
               <w:spacing w:after="40" w:before="0"/>
               <w:jc w:val="left"/>
             </w:pPr>
@@ -21591,6 +22057,7 @@
           </w:tcPr>
           <w:p>
             <w:pPr>
+              <w:keepNext w:val="false"/>
               <w:spacing w:after="40" w:before="0"/>
               <w:jc w:val="left"/>
             </w:pPr>
@@ -21628,7 +22095,7 @@
             <w:pPr>
               <w:spacing w:after="20" w:before="0"/>
             </w:pPr>
-            <w:hyperlink w:history="1" r:id="rIdzlae7uirvuhsylhkhzsqc">
+            <w:hyperlink w:history="1" r:id="rId6sgsh2t5vuomhgbu2gfhb">
               <w:r>
                 <w:rPr>
                   <w:rFonts w:ascii="Arial" w:cs="Arial" w:eastAsia="Arial" w:hAnsi="Arial"/>
@@ -21661,7 +22128,7 @@
               <w:spacing w:after="10" w:before="0"/>
               <w:ind w:left="120"/>
             </w:pPr>
-            <w:hyperlink w:history="1" r:id="rIdvkqirrju_td6mtsot68cj">
+            <w:hyperlink w:history="1" r:id="rIda7b6ksiomwyam9dt_u5jq">
               <w:r>
                 <w:rPr>
                   <w:rFonts w:ascii="Arial" w:cs="Arial" w:eastAsia="Arial" w:hAnsi="Arial"/>
@@ -21706,7 +22173,7 @@
             <w:pPr>
               <w:spacing w:after="20" w:before="0"/>
             </w:pPr>
-            <w:hyperlink w:history="1" r:id="rIdwlyl8xbl6-ye7sfelfxop">
+            <w:hyperlink w:history="1" r:id="rId-cahmp-fhqe0nifwmempp">
               <w:r>
                 <w:rPr>
                   <w:rFonts w:ascii="Arial" w:cs="Arial" w:eastAsia="Arial" w:hAnsi="Arial"/>
@@ -21739,7 +22206,7 @@
               <w:spacing w:after="10" w:before="0"/>
               <w:ind w:left="120"/>
             </w:pPr>
-            <w:hyperlink w:history="1" r:id="rIdjxwwfg2kiowyaledu_hsw">
+            <w:hyperlink w:history="1" r:id="rId2arhxvmr_e9uto6qtlt9e">
               <w:r>
                 <w:rPr>
                   <w:rFonts w:ascii="Arial" w:cs="Arial" w:eastAsia="Arial" w:hAnsi="Arial"/>
@@ -21767,6 +22234,7 @@
           </w:tcPr>
           <w:p>
             <w:pPr>
+              <w:keepNext w:val="false"/>
               <w:spacing w:after="40" w:before="0"/>
               <w:jc w:val="left"/>
             </w:pPr>
@@ -21799,6 +22267,7 @@
           </w:tcPr>
           <w:p>
             <w:pPr>
+              <w:keepNext w:val="false"/>
               <w:spacing w:after="40" w:before="0"/>
               <w:jc w:val="left"/>
             </w:pPr>
@@ -21831,6 +22300,7 @@
           </w:tcPr>
           <w:p>
             <w:pPr>
+              <w:keepNext w:val="false"/>
               <w:spacing w:after="40" w:before="0"/>
               <w:jc w:val="left"/>
             </w:pPr>
@@ -21863,6 +22333,7 @@
           </w:tcPr>
           <w:p>
             <w:pPr>
+              <w:keepNext w:val="false"/>
               <w:spacing w:after="40" w:before="0"/>
               <w:jc w:val="left"/>
             </w:pPr>
@@ -21897,6 +22368,7 @@
           </w:tcPr>
           <w:p>
             <w:pPr>
+              <w:keepNext w:val="false"/>
               <w:spacing w:after="40" w:before="0"/>
               <w:jc w:val="left"/>
             </w:pPr>
@@ -21934,7 +22406,7 @@
             <w:pPr>
               <w:spacing w:after="20" w:before="0"/>
             </w:pPr>
-            <w:hyperlink w:history="1" r:id="rIdvd7y0oxvt23waf237ucpb">
+            <w:hyperlink w:history="1" r:id="rId8o9zhlec4cwnnn8zbsimr">
               <w:r>
                 <w:rPr>
                   <w:rFonts w:ascii="Arial" w:cs="Arial" w:eastAsia="Arial" w:hAnsi="Arial"/>
@@ -21967,7 +22439,7 @@
               <w:spacing w:after="10" w:before="0"/>
               <w:ind w:left="120"/>
             </w:pPr>
-            <w:hyperlink w:history="1" r:id="rIdvfphrsg2pizrmtrv8focf">
+            <w:hyperlink w:history="1" r:id="rIddd-a45s0pnaudj2c5hjlc">
               <w:r>
                 <w:rPr>
                   <w:rFonts w:ascii="Arial" w:cs="Arial" w:eastAsia="Arial" w:hAnsi="Arial"/>
@@ -22012,7 +22484,7 @@
             <w:pPr>
               <w:spacing w:after="20" w:before="0"/>
             </w:pPr>
-            <w:hyperlink w:history="1" r:id="rIdbgltdft4osaowtmccqyx9">
+            <w:hyperlink w:history="1" r:id="rIdgmbnfihij36louurojfcu">
               <w:r>
                 <w:rPr>
                   <w:rFonts w:ascii="Arial" w:cs="Arial" w:eastAsia="Arial" w:hAnsi="Arial"/>
@@ -22045,7 +22517,7 @@
               <w:spacing w:after="10" w:before="0"/>
               <w:ind w:left="120"/>
             </w:pPr>
-            <w:hyperlink w:history="1" r:id="rIddlx1fkaji9t-z8ju2l3qh">
+            <w:hyperlink w:history="1" r:id="rId3ppsd8kviwsj2doigloya">
               <w:r>
                 <w:rPr>
                   <w:rFonts w:ascii="Arial" w:cs="Arial" w:eastAsia="Arial" w:hAnsi="Arial"/>
@@ -22073,6 +22545,7 @@
           </w:tcPr>
           <w:p>
             <w:pPr>
+              <w:keepNext w:val="false"/>
               <w:spacing w:after="40" w:before="0"/>
               <w:jc w:val="left"/>
             </w:pPr>
@@ -22105,6 +22578,7 @@
           </w:tcPr>
           <w:p>
             <w:pPr>
+              <w:keepNext w:val="false"/>
               <w:spacing w:after="40" w:before="0"/>
               <w:jc w:val="left"/>
             </w:pPr>
@@ -22137,6 +22611,7 @@
           </w:tcPr>
           <w:p>
             <w:pPr>
+              <w:keepNext w:val="false"/>
               <w:spacing w:after="40" w:before="0"/>
               <w:jc w:val="left"/>
             </w:pPr>
@@ -22169,6 +22644,7 @@
           </w:tcPr>
           <w:p>
             <w:pPr>
+              <w:keepNext w:val="false"/>
               <w:spacing w:after="40" w:before="0"/>
               <w:jc w:val="left"/>
             </w:pPr>
@@ -22203,6 +22679,7 @@
           </w:tcPr>
           <w:p>
             <w:pPr>
+              <w:keepNext w:val="false"/>
               <w:spacing w:after="40" w:before="0"/>
               <w:jc w:val="left"/>
             </w:pPr>
@@ -22240,7 +22717,7 @@
             <w:pPr>
               <w:spacing w:after="20" w:before="0"/>
             </w:pPr>
-            <w:hyperlink w:history="1" r:id="rIdts0qilburiyvh-bn9_z41">
+            <w:hyperlink w:history="1" r:id="rId-ripzeay-xkys_oky5cw-">
               <w:r>
                 <w:rPr>
                   <w:rFonts w:ascii="Arial" w:cs="Arial" w:eastAsia="Arial" w:hAnsi="Arial"/>
@@ -22273,7 +22750,7 @@
               <w:spacing w:after="10" w:before="0"/>
               <w:ind w:left="120"/>
             </w:pPr>
-            <w:hyperlink w:history="1" r:id="rIdk_hq-syqtud3vekoo4xu2">
+            <w:hyperlink w:history="1" r:id="rIdxo5878axtysiiljep-ql0">
               <w:r>
                 <w:rPr>
                   <w:rFonts w:ascii="Arial" w:cs="Arial" w:eastAsia="Arial" w:hAnsi="Arial"/>
@@ -22318,7 +22795,7 @@
             <w:pPr>
               <w:spacing w:after="20" w:before="0"/>
             </w:pPr>
-            <w:hyperlink w:history="1" r:id="rId_dmbcg8aan-c-lfxf40dl">
+            <w:hyperlink w:history="1" r:id="rIdnlseqvs5aznpvqkqjnbai">
               <w:r>
                 <w:rPr>
                   <w:rFonts w:ascii="Arial" w:cs="Arial" w:eastAsia="Arial" w:hAnsi="Arial"/>
@@ -22351,7 +22828,7 @@
               <w:spacing w:after="10" w:before="0"/>
               <w:ind w:left="120"/>
             </w:pPr>
-            <w:hyperlink w:history="1" r:id="rIdr34urr_27xuxrnlzm3_w6">
+            <w:hyperlink w:history="1" r:id="rIdq9vqy0p7gyr1viq8k1gof">
               <w:r>
                 <w:rPr>
                   <w:rFonts w:ascii="Arial" w:cs="Arial" w:eastAsia="Arial" w:hAnsi="Arial"/>
@@ -22379,6 +22856,7 @@
           </w:tcPr>
           <w:p>
             <w:pPr>
+              <w:keepNext w:val="false"/>
               <w:spacing w:after="40" w:before="0"/>
               <w:jc w:val="left"/>
             </w:pPr>
@@ -22411,6 +22889,7 @@
           </w:tcPr>
           <w:p>
             <w:pPr>
+              <w:keepNext w:val="false"/>
               <w:spacing w:after="40" w:before="0"/>
               <w:jc w:val="left"/>
             </w:pPr>
@@ -22443,6 +22922,7 @@
           </w:tcPr>
           <w:p>
             <w:pPr>
+              <w:keepNext w:val="false"/>
               <w:spacing w:after="40" w:before="0"/>
               <w:jc w:val="left"/>
             </w:pPr>
@@ -22475,6 +22955,7 @@
           </w:tcPr>
           <w:p>
             <w:pPr>
+              <w:keepNext w:val="false"/>
               <w:spacing w:after="40" w:before="0"/>
               <w:jc w:val="left"/>
             </w:pPr>
@@ -22509,6 +22990,7 @@
           </w:tcPr>
           <w:p>
             <w:pPr>
+              <w:keepNext w:val="false"/>
               <w:spacing w:after="40" w:before="0"/>
               <w:jc w:val="left"/>
             </w:pPr>
@@ -22546,7 +23028,7 @@
             <w:pPr>
               <w:spacing w:after="20" w:before="0"/>
             </w:pPr>
-            <w:hyperlink w:history="1" r:id="rIdzre7tvvkjbyh82unfx2wm">
+            <w:hyperlink w:history="1" r:id="rIdisl9crpyjtcmywyvvfikh">
               <w:r>
                 <w:rPr>
                   <w:rFonts w:ascii="Arial" w:cs="Arial" w:eastAsia="Arial" w:hAnsi="Arial"/>
@@ -22579,7 +23061,7 @@
               <w:spacing w:after="10" w:before="0"/>
               <w:ind w:left="120"/>
             </w:pPr>
-            <w:hyperlink w:history="1" r:id="rIdlyp-q7pqqcssib_ymjxrk">
+            <w:hyperlink w:history="1" r:id="rId4ndgy21kvdbrqfymybduc">
               <w:r>
                 <w:rPr>
                   <w:rFonts w:ascii="Arial" w:cs="Arial" w:eastAsia="Arial" w:hAnsi="Arial"/>
@@ -22624,7 +23106,7 @@
             <w:pPr>
               <w:spacing w:after="20" w:before="0"/>
             </w:pPr>
-            <w:hyperlink w:history="1" r:id="rId-tmt9yg3jeoacdwva_htp">
+            <w:hyperlink w:history="1" r:id="rIdxfzgcsancrt4kxdefw5cx">
               <w:r>
                 <w:rPr>
                   <w:rFonts w:ascii="Arial" w:cs="Arial" w:eastAsia="Arial" w:hAnsi="Arial"/>
@@ -22657,7 +23139,7 @@
               <w:spacing w:after="10" w:before="0"/>
               <w:ind w:left="120"/>
             </w:pPr>
-            <w:hyperlink w:history="1" r:id="rIdsn3dj062j0w7cvj7nhzr0">
+            <w:hyperlink w:history="1" r:id="rIdwqsm-hcvrof7zes_nzh1q">
               <w:r>
                 <w:rPr>
                   <w:rFonts w:ascii="Arial" w:cs="Arial" w:eastAsia="Arial" w:hAnsi="Arial"/>
@@ -22685,6 +23167,7 @@
           </w:tcPr>
           <w:p>
             <w:pPr>
+              <w:keepNext w:val="false"/>
               <w:spacing w:after="40" w:before="0"/>
               <w:jc w:val="left"/>
             </w:pPr>
@@ -22717,6 +23200,7 @@
           </w:tcPr>
           <w:p>
             <w:pPr>
+              <w:keepNext w:val="false"/>
               <w:spacing w:after="40" w:before="0"/>
               <w:jc w:val="left"/>
             </w:pPr>
@@ -22749,6 +23233,7 @@
           </w:tcPr>
           <w:p>
             <w:pPr>
+              <w:keepNext w:val="false"/>
               <w:spacing w:after="40" w:before="0"/>
               <w:jc w:val="left"/>
             </w:pPr>
@@ -22781,6 +23266,7 @@
           </w:tcPr>
           <w:p>
             <w:pPr>
+              <w:keepNext w:val="false"/>
               <w:spacing w:after="40" w:before="0"/>
               <w:jc w:val="left"/>
             </w:pPr>
@@ -22815,6 +23301,7 @@
           </w:tcPr>
           <w:p>
             <w:pPr>
+              <w:keepNext w:val="false"/>
               <w:spacing w:after="40" w:before="0"/>
               <w:jc w:val="left"/>
             </w:pPr>
@@ -22852,7 +23339,7 @@
             <w:pPr>
               <w:spacing w:after="20" w:before="0"/>
             </w:pPr>
-            <w:hyperlink w:history="1" r:id="rId5klumlqxtnxq3w4ikwzha">
+            <w:hyperlink w:history="1" r:id="rId_8ckrp2-sny3kae9s3aqk">
               <w:r>
                 <w:rPr>
                   <w:rFonts w:ascii="Arial" w:cs="Arial" w:eastAsia="Arial" w:hAnsi="Arial"/>
@@ -22885,7 +23372,7 @@
               <w:spacing w:after="10" w:before="0"/>
               <w:ind w:left="120"/>
             </w:pPr>
-            <w:hyperlink w:history="1" r:id="rIddfc7h8f_nviqyvyhz694p">
+            <w:hyperlink w:history="1" r:id="rId9oay3p7l42-fkihbl2gmb">
               <w:r>
                 <w:rPr>
                   <w:rFonts w:ascii="Arial" w:cs="Arial" w:eastAsia="Arial" w:hAnsi="Arial"/>
@@ -22930,7 +23417,7 @@
             <w:pPr>
               <w:spacing w:after="20" w:before="0"/>
             </w:pPr>
-            <w:hyperlink w:history="1" r:id="rIdaouzaawhr_owtphd3a3cm">
+            <w:hyperlink w:history="1" r:id="rIda00ppicvzgilanemz2coc">
               <w:r>
                 <w:rPr>
                   <w:rFonts w:ascii="Arial" w:cs="Arial" w:eastAsia="Arial" w:hAnsi="Arial"/>
@@ -22979,7 +23466,7 @@
               <w:spacing w:after="10" w:before="0"/>
               <w:ind w:left="120"/>
             </w:pPr>
-            <w:hyperlink w:history="1" r:id="rId5qmmhgrl0lrczwmndfm43">
+            <w:hyperlink w:history="1" r:id="rIdi0nydo9evza4xuv26jw0y">
               <w:r>
                 <w:rPr>
                   <w:rFonts w:ascii="Arial" w:cs="Arial" w:eastAsia="Arial" w:hAnsi="Arial"/>
@@ -23007,6 +23494,7 @@
           </w:tcPr>
           <w:p>
             <w:pPr>
+              <w:keepNext w:val="false"/>
               <w:spacing w:after="40" w:before="0"/>
               <w:jc w:val="left"/>
             </w:pPr>
@@ -23039,6 +23527,7 @@
           </w:tcPr>
           <w:p>
             <w:pPr>
+              <w:keepNext w:val="false"/>
               <w:spacing w:after="40" w:before="0"/>
               <w:jc w:val="left"/>
             </w:pPr>
@@ -23071,6 +23560,7 @@
           </w:tcPr>
           <w:p>
             <w:pPr>
+              <w:keepNext w:val="false"/>
               <w:spacing w:after="40" w:before="0"/>
               <w:jc w:val="left"/>
             </w:pPr>
@@ -23103,6 +23593,7 @@
           </w:tcPr>
           <w:p>
             <w:pPr>
+              <w:keepNext w:val="false"/>
               <w:spacing w:after="40" w:before="0"/>
               <w:jc w:val="left"/>
             </w:pPr>
@@ -23162,6 +23653,7 @@
           </w:tcPr>
           <w:p>
             <w:pPr>
+              <w:keepNext w:val="false"/>
               <w:spacing w:after="40" w:before="0"/>
               <w:jc w:val="center"/>
             </w:pPr>
@@ -23196,6 +23688,7 @@
           </w:tcPr>
           <w:p>
             <w:pPr>
+              <w:keepNext w:val="false"/>
               <w:spacing w:after="40" w:before="0"/>
               <w:jc w:val="left"/>
             </w:pPr>
@@ -23215,6 +23708,7 @@
           </w:p>
           <w:p>
             <w:pPr>
+              <w:keepNext w:val="false"/>
               <w:spacing w:after="40" w:before="0"/>
               <w:jc w:val="left"/>
             </w:pPr>
@@ -23234,6 +23728,7 @@
           </w:p>
           <w:p>
             <w:pPr>
+              <w:keepNext w:val="false"/>
               <w:spacing w:after="40" w:before="0"/>
               <w:jc w:val="left"/>
             </w:pPr>
@@ -23253,6 +23748,7 @@
           </w:p>
           <w:p>
             <w:pPr>
+              <w:keepNext w:val="false"/>
               <w:spacing w:after="40" w:before="0"/>
               <w:jc w:val="left"/>
             </w:pPr>
@@ -23272,6 +23768,7 @@
           </w:p>
           <w:p>
             <w:pPr>
+              <w:keepNext w:val="false"/>
               <w:spacing w:after="40" w:before="0"/>
               <w:jc w:val="left"/>
             </w:pPr>
@@ -23291,6 +23788,7 @@
           </w:p>
           <w:p>
             <w:pPr>
+              <w:keepNext w:val="false"/>
               <w:spacing w:after="40" w:before="0"/>
               <w:jc w:val="left"/>
             </w:pPr>
@@ -23352,6 +23850,7 @@
           </w:tcPr>
           <w:p>
             <w:pPr>
+              <w:keepNext w:val="false"/>
               <w:spacing w:after="40" w:before="0"/>
               <w:jc w:val="center"/>
             </w:pPr>
@@ -23386,6 +23885,7 @@
           </w:tcPr>
           <w:p>
             <w:pPr>
+              <w:keepNext w:val="false"/>
               <w:spacing w:after="40" w:before="0"/>
               <w:jc w:val="left"/>
             </w:pPr>
@@ -23418,6 +23918,7 @@
           </w:tcPr>
           <w:p>
             <w:pPr>
+              <w:keepNext w:val="false"/>
               <w:spacing w:after="40" w:before="0"/>
               <w:jc w:val="left"/>
             </w:pPr>
@@ -23452,6 +23953,7 @@
           </w:tcPr>
           <w:p>
             <w:pPr>
+              <w:keepNext w:val="false"/>
               <w:spacing w:after="40" w:before="0"/>
               <w:jc w:val="left"/>
             </w:pPr>
@@ -23484,6 +23986,7 @@
           </w:tcPr>
           <w:p>
             <w:pPr>
+              <w:keepNext w:val="false"/>
               <w:spacing w:after="40" w:before="0"/>
               <w:jc w:val="left"/>
             </w:pPr>
@@ -23518,6 +24021,7 @@
           </w:tcPr>
           <w:p>
             <w:pPr>
+              <w:keepNext w:val="false"/>
               <w:spacing w:after="40" w:before="0"/>
               <w:jc w:val="left"/>
             </w:pPr>
@@ -23550,6 +24054,7 @@
           </w:tcPr>
           <w:p>
             <w:pPr>
+              <w:keepNext w:val="false"/>
               <w:spacing w:after="40" w:before="0"/>
               <w:jc w:val="left"/>
             </w:pPr>
@@ -23586,7 +24091,7 @@
         </w:rPr>
         <w:t xml:space="preserve">© 2026 SeaVuria and ARES. Aligned with KICD objectives. Developed by SeaVuria; technical implementation by ARES (with AI assistance from Claude). Licensed under </w:t>
       </w:r>
-      <w:hyperlink w:history="1" r:id="rIdhxwjo4mgiuhuej1svn7um">
+      <w:hyperlink w:history="1" r:id="rIdijf6uuvyjgf5q51wjidq6">
         <w:r>
           <w:rPr>
             <w:rFonts w:ascii="Arial" w:cs="Arial" w:eastAsia="Arial" w:hAnsi="Arial"/>
@@ -23607,7 +24112,7 @@
         </w:rPr>
         <w:t xml:space="preserve"> (</w:t>
       </w:r>
-      <w:hyperlink w:history="1" r:id="rIdturutvs1fljqtchdzbog8">
+      <w:hyperlink w:history="1" r:id="rIddzdz4o36rfhtxgw4_jyj2">
         <w:r>
           <w:rPr>
             <w:rFonts w:ascii="Arial" w:cs="Arial" w:eastAsia="Arial" w:hAnsi="Arial"/>
@@ -23667,6 +24172,7 @@
           </w:tcPr>
           <w:p>
             <w:pPr>
+              <w:keepNext w:val="false"/>
               <w:spacing w:after="40" w:before="0"/>
               <w:jc w:val="center"/>
             </w:pPr>
@@ -23702,6 +24208,7 @@
           </w:tcPr>
           <w:p>
             <w:pPr>
+              <w:keepNext w:val="false"/>
               <w:spacing w:after="40" w:before="0"/>
               <w:jc w:val="center"/>
             </w:pPr>
@@ -23736,6 +24243,7 @@
           </w:tcPr>
           <w:p>
             <w:pPr>
+              <w:keepNext w:val="false"/>
               <w:spacing w:after="40" w:before="0"/>
               <w:jc w:val="left"/>
             </w:pPr>
@@ -23768,6 +24276,7 @@
           </w:tcPr>
           <w:p>
             <w:pPr>
+              <w:keepNext w:val="false"/>
               <w:spacing w:after="40" w:before="0"/>
               <w:jc w:val="left"/>
             </w:pPr>
@@ -23802,6 +24311,7 @@
           </w:tcPr>
           <w:p>
             <w:pPr>
+              <w:keepNext w:val="false"/>
               <w:spacing w:after="40" w:before="0"/>
               <w:jc w:val="left"/>
             </w:pPr>
@@ -23834,6 +24344,7 @@
           </w:tcPr>
           <w:p>
             <w:pPr>
+              <w:keepNext w:val="false"/>
               <w:spacing w:after="40" w:before="0"/>
               <w:jc w:val="left"/>
             </w:pPr>
@@ -23868,6 +24379,7 @@
           </w:tcPr>
           <w:p>
             <w:pPr>
+              <w:keepNext w:val="false"/>
               <w:spacing w:after="40" w:before="0"/>
               <w:jc w:val="left"/>
             </w:pPr>
@@ -23900,6 +24412,7 @@
           </w:tcPr>
           <w:p>
             <w:pPr>
+              <w:keepNext w:val="false"/>
               <w:spacing w:after="40" w:before="0"/>
               <w:jc w:val="left"/>
             </w:pPr>
@@ -23934,6 +24447,7 @@
           </w:tcPr>
           <w:p>
             <w:pPr>
+              <w:keepNext w:val="false"/>
               <w:spacing w:after="40" w:before="0"/>
               <w:jc w:val="left"/>
             </w:pPr>
@@ -23966,6 +24480,7 @@
           </w:tcPr>
           <w:p>
             <w:pPr>
+              <w:keepNext w:val="false"/>
               <w:spacing w:after="40" w:before="0"/>
               <w:jc w:val="left"/>
             </w:pPr>
@@ -24000,6 +24515,7 @@
           </w:tcPr>
           <w:p>
             <w:pPr>
+              <w:keepNext w:val="false"/>
               <w:spacing w:after="40" w:before="0"/>
               <w:jc w:val="left"/>
             </w:pPr>
@@ -24032,6 +24548,7 @@
           </w:tcPr>
           <w:p>
             <w:pPr>
+              <w:keepNext w:val="false"/>
               <w:spacing w:after="40" w:before="0"/>
               <w:jc w:val="left"/>
             </w:pPr>
@@ -24066,6 +24583,7 @@
           </w:tcPr>
           <w:p>
             <w:pPr>
+              <w:keepNext w:val="false"/>
               <w:spacing w:after="40" w:before="0"/>
               <w:jc w:val="left"/>
             </w:pPr>
@@ -24098,6 +24616,7 @@
           </w:tcPr>
           <w:p>
             <w:pPr>
+              <w:keepNext w:val="false"/>
               <w:spacing w:after="40" w:before="0"/>
               <w:jc w:val="left"/>
             </w:pPr>
@@ -24132,6 +24651,7 @@
           </w:tcPr>
           <w:p>
             <w:pPr>
+              <w:keepNext w:val="false"/>
               <w:spacing w:after="40" w:before="0"/>
               <w:jc w:val="left"/>
             </w:pPr>
@@ -24164,6 +24684,7 @@
           </w:tcPr>
           <w:p>
             <w:pPr>
+              <w:keepNext w:val="false"/>
               <w:spacing w:after="40" w:before="0"/>
               <w:jc w:val="left"/>
             </w:pPr>
@@ -24198,6 +24719,7 @@
           </w:tcPr>
           <w:p>
             <w:pPr>
+              <w:keepNext w:val="false"/>
               <w:spacing w:after="40" w:before="0"/>
               <w:jc w:val="left"/>
             </w:pPr>
@@ -24230,6 +24752,7 @@
           </w:tcPr>
           <w:p>
             <w:pPr>
+              <w:keepNext w:val="false"/>
               <w:spacing w:after="40" w:before="0"/>
               <w:jc w:val="left"/>
             </w:pPr>
@@ -24289,6 +24812,7 @@
           </w:tcPr>
           <w:p>
             <w:pPr>
+              <w:keepNext w:val="false"/>
               <w:spacing w:after="40" w:before="0"/>
               <w:jc w:val="center"/>
             </w:pPr>
@@ -24323,6 +24847,7 @@
           </w:tcPr>
           <w:p>
             <w:pPr>
+              <w:keepNext w:val="false"/>
               <w:spacing w:after="40" w:before="0"/>
               <w:jc w:val="left"/>
             </w:pPr>
@@ -24387,6 +24912,7 @@
           </w:tcPr>
           <w:p>
             <w:pPr>
+              <w:keepNext w:val="false"/>
               <w:spacing w:after="40" w:before="0"/>
               <w:jc w:val="center"/>
             </w:pPr>
@@ -24421,6 +24947,7 @@
           </w:tcPr>
           <w:p>
             <w:pPr>
+              <w:keepNext w:val="false"/>
               <w:spacing w:after="40" w:before="0"/>
               <w:jc w:val="left"/>
             </w:pPr>
@@ -24453,6 +24980,7 @@
           </w:tcPr>
           <w:p>
             <w:pPr>
+              <w:keepNext w:val="false"/>
               <w:spacing w:after="40" w:before="0"/>
               <w:jc w:val="left"/>
             </w:pPr>
@@ -24485,6 +25013,7 @@
           </w:tcPr>
           <w:p>
             <w:pPr>
+              <w:keepNext w:val="false"/>
               <w:spacing w:after="40" w:before="0"/>
               <w:jc w:val="left"/>
             </w:pPr>
@@ -24517,6 +25046,7 @@
           </w:tcPr>
           <w:p>
             <w:pPr>
+              <w:keepNext w:val="false"/>
               <w:spacing w:after="40" w:before="0"/>
               <w:jc w:val="left"/>
             </w:pPr>
@@ -24549,6 +25079,7 @@
           </w:tcPr>
           <w:p>
             <w:pPr>
+              <w:keepNext w:val="false"/>
               <w:spacing w:after="40" w:before="0"/>
               <w:jc w:val="left"/>
             </w:pPr>
@@ -24583,6 +25114,7 @@
           </w:tcPr>
           <w:p>
             <w:pPr>
+              <w:keepNext w:val="false"/>
               <w:spacing w:after="40" w:before="0"/>
               <w:jc w:val="left"/>
             </w:pPr>
@@ -24620,7 +25152,7 @@
             <w:pPr>
               <w:spacing w:after="20" w:before="0"/>
             </w:pPr>
-            <w:hyperlink w:history="1" r:id="rIdiyqjfb2se8f0am5to74oq">
+            <w:hyperlink w:history="1" r:id="rIdfcdsav7z2oaqrrotqae9h">
               <w:r>
                 <w:rPr>
                   <w:rFonts w:ascii="Arial" w:cs="Arial" w:eastAsia="Arial" w:hAnsi="Arial"/>
@@ -24653,7 +25185,7 @@
               <w:spacing w:after="10" w:before="0"/>
               <w:ind w:left="120"/>
             </w:pPr>
-            <w:hyperlink w:history="1" r:id="rIdjv223k9irngy0nch5erfd">
+            <w:hyperlink w:history="1" r:id="rIdyaco6ayphxly-xfv3u8tv">
               <w:r>
                 <w:rPr>
                   <w:rFonts w:ascii="Arial" w:cs="Arial" w:eastAsia="Arial" w:hAnsi="Arial"/>
@@ -24698,7 +25230,7 @@
             <w:pPr>
               <w:spacing w:after="20" w:before="0"/>
             </w:pPr>
-            <w:hyperlink w:history="1" r:id="rId4sffe7b4pi72rkb39vhuo">
+            <w:hyperlink w:history="1" r:id="rIdj2emoybyfjbmwtsfc7eze">
               <w:r>
                 <w:rPr>
                   <w:rFonts w:ascii="Arial" w:cs="Arial" w:eastAsia="Arial" w:hAnsi="Arial"/>
@@ -24731,7 +25263,7 @@
               <w:spacing w:after="10" w:before="0"/>
               <w:ind w:left="120"/>
             </w:pPr>
-            <w:hyperlink w:history="1" r:id="rIdwl-etujil4zyjh1bdmqgc">
+            <w:hyperlink w:history="1" r:id="rId5-opbrwhtyl9tv38nm_4p">
               <w:r>
                 <w:rPr>
                   <w:rFonts w:ascii="Arial" w:cs="Arial" w:eastAsia="Arial" w:hAnsi="Arial"/>
@@ -24759,6 +25291,7 @@
           </w:tcPr>
           <w:p>
             <w:pPr>
+              <w:keepNext w:val="false"/>
               <w:spacing w:after="40" w:before="0"/>
               <w:jc w:val="left"/>
             </w:pPr>
@@ -24791,6 +25324,7 @@
           </w:tcPr>
           <w:p>
             <w:pPr>
+              <w:keepNext w:val="false"/>
               <w:spacing w:after="40" w:before="0"/>
               <w:jc w:val="left"/>
             </w:pPr>
@@ -24823,6 +25357,7 @@
           </w:tcPr>
           <w:p>
             <w:pPr>
+              <w:keepNext w:val="false"/>
               <w:spacing w:after="40" w:before="0"/>
               <w:jc w:val="left"/>
             </w:pPr>
@@ -24855,6 +25390,7 @@
           </w:tcPr>
           <w:p>
             <w:pPr>
+              <w:keepNext w:val="false"/>
               <w:spacing w:after="40" w:before="0"/>
               <w:jc w:val="left"/>
             </w:pPr>
@@ -24889,6 +25425,7 @@
           </w:tcPr>
           <w:p>
             <w:pPr>
+              <w:keepNext w:val="false"/>
               <w:spacing w:after="40" w:before="0"/>
               <w:jc w:val="left"/>
             </w:pPr>
@@ -24926,7 +25463,7 @@
             <w:pPr>
               <w:spacing w:after="20" w:before="0"/>
             </w:pPr>
-            <w:hyperlink w:history="1" r:id="rIdpx6lck9ibodpwjxubacph">
+            <w:hyperlink w:history="1" r:id="rIde2agcy3fi11z7ip-cdmyt">
               <w:r>
                 <w:rPr>
                   <w:rFonts w:ascii="Arial" w:cs="Arial" w:eastAsia="Arial" w:hAnsi="Arial"/>
@@ -24959,7 +25496,7 @@
               <w:spacing w:after="10" w:before="0"/>
               <w:ind w:left="120"/>
             </w:pPr>
-            <w:hyperlink w:history="1" r:id="rIdvdkeeql1xvspusgzy0ktk">
+            <w:hyperlink w:history="1" r:id="rIdad2u4cbu3gqd3qzcrrgk9">
               <w:r>
                 <w:rPr>
                   <w:rFonts w:ascii="Arial" w:cs="Arial" w:eastAsia="Arial" w:hAnsi="Arial"/>
@@ -25004,7 +25541,7 @@
             <w:pPr>
               <w:spacing w:after="20" w:before="0"/>
             </w:pPr>
-            <w:hyperlink w:history="1" r:id="rIda9kntwq5o_fscqqlejrlb">
+            <w:hyperlink w:history="1" r:id="rIdrp1gnmqed3qdz2wutmw24">
               <w:r>
                 <w:rPr>
                   <w:rFonts w:ascii="Arial" w:cs="Arial" w:eastAsia="Arial" w:hAnsi="Arial"/>
@@ -25037,7 +25574,7 @@
               <w:spacing w:after="10" w:before="0"/>
               <w:ind w:left="120"/>
             </w:pPr>
-            <w:hyperlink w:history="1" r:id="rIdm5vb9qhb0h-uta7kipfvj">
+            <w:hyperlink w:history="1" r:id="rIdjk70v43fpr_1kedkt7_im">
               <w:r>
                 <w:rPr>
                   <w:rFonts w:ascii="Arial" w:cs="Arial" w:eastAsia="Arial" w:hAnsi="Arial"/>
@@ -25065,6 +25602,7 @@
           </w:tcPr>
           <w:p>
             <w:pPr>
+              <w:keepNext w:val="false"/>
               <w:spacing w:after="40" w:before="0"/>
               <w:jc w:val="left"/>
             </w:pPr>
@@ -25097,6 +25635,7 @@
           </w:tcPr>
           <w:p>
             <w:pPr>
+              <w:keepNext w:val="false"/>
               <w:spacing w:after="40" w:before="0"/>
               <w:jc w:val="left"/>
             </w:pPr>
@@ -25129,6 +25668,7 @@
           </w:tcPr>
           <w:p>
             <w:pPr>
+              <w:keepNext w:val="false"/>
               <w:spacing w:after="40" w:before="0"/>
               <w:jc w:val="left"/>
             </w:pPr>
@@ -25161,6 +25701,7 @@
           </w:tcPr>
           <w:p>
             <w:pPr>
+              <w:keepNext w:val="false"/>
               <w:spacing w:after="40" w:before="0"/>
               <w:jc w:val="left"/>
             </w:pPr>
@@ -25195,6 +25736,7 @@
           </w:tcPr>
           <w:p>
             <w:pPr>
+              <w:keepNext w:val="false"/>
               <w:spacing w:after="40" w:before="0"/>
               <w:jc w:val="left"/>
             </w:pPr>
@@ -25232,7 +25774,7 @@
             <w:pPr>
               <w:spacing w:after="20" w:before="0"/>
             </w:pPr>
-            <w:hyperlink w:history="1" r:id="rId55oujerzfg9dwlfbjbfmk">
+            <w:hyperlink w:history="1" r:id="rIdgdk2rjooo3ej1tbd09mui">
               <w:r>
                 <w:rPr>
                   <w:rFonts w:ascii="Arial" w:cs="Arial" w:eastAsia="Arial" w:hAnsi="Arial"/>
@@ -25281,7 +25823,7 @@
               <w:spacing w:after="10" w:before="0"/>
               <w:ind w:left="120"/>
             </w:pPr>
-            <w:hyperlink w:history="1" r:id="rIdycdk70qscvt8wgpfrpys0">
+            <w:hyperlink w:history="1" r:id="rId8a9dpnlcxu6df7o-xkxyx">
               <w:r>
                 <w:rPr>
                   <w:rFonts w:ascii="Arial" w:cs="Arial" w:eastAsia="Arial" w:hAnsi="Arial"/>
@@ -25326,7 +25868,7 @@
             <w:pPr>
               <w:spacing w:after="20" w:before="0"/>
             </w:pPr>
-            <w:hyperlink w:history="1" r:id="rIduwqccwzhb0w4i9dm8pkta">
+            <w:hyperlink w:history="1" r:id="rIdnxeluvizm4ifghcm7nuuh">
               <w:r>
                 <w:rPr>
                   <w:rFonts w:ascii="Arial" w:cs="Arial" w:eastAsia="Arial" w:hAnsi="Arial"/>
@@ -25359,7 +25901,7 @@
               <w:spacing w:after="10" w:before="0"/>
               <w:ind w:left="120"/>
             </w:pPr>
-            <w:hyperlink w:history="1" r:id="rIdvf5-7rckwk2j0j1zh_pfn">
+            <w:hyperlink w:history="1" r:id="rIdlmz9dam0_fmqqmv7grt20">
               <w:r>
                 <w:rPr>
                   <w:rFonts w:ascii="Arial" w:cs="Arial" w:eastAsia="Arial" w:hAnsi="Arial"/>
@@ -25387,6 +25929,7 @@
           </w:tcPr>
           <w:p>
             <w:pPr>
+              <w:keepNext w:val="false"/>
               <w:spacing w:after="40" w:before="0"/>
               <w:jc w:val="left"/>
             </w:pPr>
@@ -25419,6 +25962,7 @@
           </w:tcPr>
           <w:p>
             <w:pPr>
+              <w:keepNext w:val="false"/>
               <w:spacing w:after="40" w:before="0"/>
               <w:jc w:val="left"/>
             </w:pPr>
@@ -25451,6 +25995,7 @@
           </w:tcPr>
           <w:p>
             <w:pPr>
+              <w:keepNext w:val="false"/>
               <w:spacing w:after="40" w:before="0"/>
               <w:jc w:val="left"/>
             </w:pPr>
@@ -25483,6 +26028,7 @@
           </w:tcPr>
           <w:p>
             <w:pPr>
+              <w:keepNext w:val="false"/>
               <w:spacing w:after="40" w:before="0"/>
               <w:jc w:val="left"/>
             </w:pPr>
@@ -25517,6 +26063,7 @@
           </w:tcPr>
           <w:p>
             <w:pPr>
+              <w:keepNext w:val="false"/>
               <w:spacing w:after="40" w:before="0"/>
               <w:jc w:val="left"/>
             </w:pPr>
@@ -25554,7 +26101,7 @@
             <w:pPr>
               <w:spacing w:after="20" w:before="0"/>
             </w:pPr>
-            <w:hyperlink w:history="1" r:id="rId9x8xki0n-s_l6y4-ouh4c">
+            <w:hyperlink w:history="1" r:id="rId2179jbx8gntw-wstp46al">
               <w:r>
                 <w:rPr>
                   <w:rFonts w:ascii="Arial" w:cs="Arial" w:eastAsia="Arial" w:hAnsi="Arial"/>
@@ -25603,7 +26150,7 @@
               <w:spacing w:after="10" w:before="0"/>
               <w:ind w:left="120"/>
             </w:pPr>
-            <w:hyperlink w:history="1" r:id="rIdlaxyezgc6iftyrk2kyomv">
+            <w:hyperlink w:history="1" r:id="rIdtolsvezbggyazmxqxllku">
               <w:r>
                 <w:rPr>
                   <w:rFonts w:ascii="Arial" w:cs="Arial" w:eastAsia="Arial" w:hAnsi="Arial"/>
@@ -25648,7 +26195,7 @@
             <w:pPr>
               <w:spacing w:after="20" w:before="0"/>
             </w:pPr>
-            <w:hyperlink w:history="1" r:id="rIdt072l7_qekcfpifpph3_e">
+            <w:hyperlink w:history="1" r:id="rId6vxv-3nlf1mabw51k7ksc">
               <w:r>
                 <w:rPr>
                   <w:rFonts w:ascii="Arial" w:cs="Arial" w:eastAsia="Arial" w:hAnsi="Arial"/>
@@ -25681,7 +26228,7 @@
               <w:spacing w:after="10" w:before="0"/>
               <w:ind w:left="120"/>
             </w:pPr>
-            <w:hyperlink w:history="1" r:id="rIdcoapsbrpou5hsp2wf3ked">
+            <w:hyperlink w:history="1" r:id="rIdyast5vqrrjto5gqyk3ubd">
               <w:r>
                 <w:rPr>
                   <w:rFonts w:ascii="Arial" w:cs="Arial" w:eastAsia="Arial" w:hAnsi="Arial"/>
@@ -25709,6 +26256,7 @@
           </w:tcPr>
           <w:p>
             <w:pPr>
+              <w:keepNext w:val="false"/>
               <w:spacing w:after="40" w:before="0"/>
               <w:jc w:val="left"/>
             </w:pPr>
@@ -25741,6 +26289,7 @@
           </w:tcPr>
           <w:p>
             <w:pPr>
+              <w:keepNext w:val="false"/>
               <w:spacing w:after="40" w:before="0"/>
               <w:jc w:val="left"/>
             </w:pPr>
@@ -25773,6 +26322,7 @@
           </w:tcPr>
           <w:p>
             <w:pPr>
+              <w:keepNext w:val="false"/>
               <w:spacing w:after="40" w:before="0"/>
               <w:jc w:val="left"/>
             </w:pPr>
@@ -25805,6 +26355,7 @@
           </w:tcPr>
           <w:p>
             <w:pPr>
+              <w:keepNext w:val="false"/>
               <w:spacing w:after="40" w:before="0"/>
               <w:jc w:val="left"/>
             </w:pPr>
@@ -25839,6 +26390,7 @@
           </w:tcPr>
           <w:p>
             <w:pPr>
+              <w:keepNext w:val="false"/>
               <w:spacing w:after="40" w:before="0"/>
               <w:jc w:val="left"/>
             </w:pPr>
@@ -25876,7 +26428,7 @@
             <w:pPr>
               <w:spacing w:after="20" w:before="0"/>
             </w:pPr>
-            <w:hyperlink w:history="1" r:id="rIdujougpfdz6misl9unmte1">
+            <w:hyperlink w:history="1" r:id="rId-3gh9gztmdt0mask7iy3m">
               <w:r>
                 <w:rPr>
                   <w:rFonts w:ascii="Arial" w:cs="Arial" w:eastAsia="Arial" w:hAnsi="Arial"/>
@@ -25925,7 +26477,7 @@
               <w:spacing w:after="10" w:before="0"/>
               <w:ind w:left="120"/>
             </w:pPr>
-            <w:hyperlink w:history="1" r:id="rIdp1wekz2ts-37voncf6skh">
+            <w:hyperlink w:history="1" r:id="rIdtbin3kwx5hk8i9nm4ynim">
               <w:r>
                 <w:rPr>
                   <w:rFonts w:ascii="Arial" w:cs="Arial" w:eastAsia="Arial" w:hAnsi="Arial"/>
@@ -25970,7 +26522,7 @@
             <w:pPr>
               <w:spacing w:after="20" w:before="0"/>
             </w:pPr>
-            <w:hyperlink w:history="1" r:id="rId1iqdgtymg_x5js0zsd08h">
+            <w:hyperlink w:history="1" r:id="rIddfb_h8-a-21of1_nmknmc">
               <w:r>
                 <w:rPr>
                   <w:rFonts w:ascii="Arial" w:cs="Arial" w:eastAsia="Arial" w:hAnsi="Arial"/>
@@ -26003,7 +26555,7 @@
               <w:spacing w:after="10" w:before="0"/>
               <w:ind w:left="120"/>
             </w:pPr>
-            <w:hyperlink w:history="1" r:id="rIdaw2v-wl_mz4hjqkc8jnxk">
+            <w:hyperlink w:history="1" r:id="rIdhvrhjtl7elskbnhcatgre">
               <w:r>
                 <w:rPr>
                   <w:rFonts w:ascii="Arial" w:cs="Arial" w:eastAsia="Arial" w:hAnsi="Arial"/>
@@ -26031,6 +26583,7 @@
           </w:tcPr>
           <w:p>
             <w:pPr>
+              <w:keepNext w:val="false"/>
               <w:spacing w:after="40" w:before="0"/>
               <w:jc w:val="left"/>
             </w:pPr>
@@ -26063,6 +26616,7 @@
           </w:tcPr>
           <w:p>
             <w:pPr>
+              <w:keepNext w:val="false"/>
               <w:spacing w:after="40" w:before="0"/>
               <w:jc w:val="left"/>
             </w:pPr>
@@ -26095,6 +26649,7 @@
           </w:tcPr>
           <w:p>
             <w:pPr>
+              <w:keepNext w:val="false"/>
               <w:spacing w:after="40" w:before="0"/>
               <w:jc w:val="left"/>
             </w:pPr>
@@ -26127,6 +26682,7 @@
           </w:tcPr>
           <w:p>
             <w:pPr>
+              <w:keepNext w:val="false"/>
               <w:spacing w:after="40" w:before="0"/>
               <w:jc w:val="left"/>
             </w:pPr>
@@ -26186,6 +26742,7 @@
           </w:tcPr>
           <w:p>
             <w:pPr>
+              <w:keepNext w:val="false"/>
               <w:spacing w:after="40" w:before="0"/>
               <w:jc w:val="center"/>
             </w:pPr>
@@ -26220,6 +26777,7 @@
           </w:tcPr>
           <w:p>
             <w:pPr>
+              <w:keepNext w:val="false"/>
               <w:spacing w:after="40" w:before="0"/>
               <w:jc w:val="left"/>
             </w:pPr>
@@ -26281,6 +26839,7 @@
           </w:tcPr>
           <w:p>
             <w:pPr>
+              <w:keepNext w:val="false"/>
               <w:spacing w:after="40" w:before="0"/>
               <w:jc w:val="center"/>
             </w:pPr>
@@ -26315,6 +26874,7 @@
           </w:tcPr>
           <w:p>
             <w:pPr>
+              <w:keepNext w:val="false"/>
               <w:spacing w:after="40" w:before="0"/>
               <w:jc w:val="left"/>
             </w:pPr>
@@ -26347,6 +26907,7 @@
           </w:tcPr>
           <w:p>
             <w:pPr>
+              <w:keepNext w:val="false"/>
               <w:spacing w:after="40" w:before="0"/>
               <w:jc w:val="left"/>
             </w:pPr>
@@ -26381,6 +26942,7 @@
           </w:tcPr>
           <w:p>
             <w:pPr>
+              <w:keepNext w:val="false"/>
               <w:spacing w:after="40" w:before="0"/>
               <w:jc w:val="left"/>
             </w:pPr>
@@ -26413,6 +26975,7 @@
           </w:tcPr>
           <w:p>
             <w:pPr>
+              <w:keepNext w:val="false"/>
               <w:spacing w:after="40" w:before="0"/>
               <w:jc w:val="left"/>
             </w:pPr>
@@ -26447,6 +27010,7 @@
           </w:tcPr>
           <w:p>
             <w:pPr>
+              <w:keepNext w:val="false"/>
               <w:spacing w:after="40" w:before="0"/>
               <w:jc w:val="left"/>
             </w:pPr>
@@ -26479,6 +27043,7 @@
           </w:tcPr>
           <w:p>
             <w:pPr>
+              <w:keepNext w:val="false"/>
               <w:spacing w:after="40" w:before="0"/>
               <w:jc w:val="left"/>
             </w:pPr>
@@ -26515,7 +27080,7 @@
         </w:rPr>
         <w:t xml:space="preserve">© 2026 SeaVuria and ARES. Aligned with KICD objectives. Developed by SeaVuria; technical implementation by ARES (with AI assistance from Claude). Licensed under </w:t>
       </w:r>
-      <w:hyperlink w:history="1" r:id="rIduovr9fngbhdrwxpglxusf">
+      <w:hyperlink w:history="1" r:id="rIdczsklv2bymz-c1axu35bp">
         <w:r>
           <w:rPr>
             <w:rFonts w:ascii="Arial" w:cs="Arial" w:eastAsia="Arial" w:hAnsi="Arial"/>
@@ -26536,7 +27101,7 @@
         </w:rPr>
         <w:t xml:space="preserve"> (</w:t>
       </w:r>
-      <w:hyperlink w:history="1" r:id="rIdfgucchgjr7cql391-fnqv">
+      <w:hyperlink w:history="1" r:id="rIdv7dic6vb8camlpvktexqw">
         <w:r>
           <w:rPr>
             <w:rFonts w:ascii="Arial" w:cs="Arial" w:eastAsia="Arial" w:hAnsi="Arial"/>
@@ -26597,6 +27162,7 @@
           </w:tcPr>
           <w:p>
             <w:pPr>
+              <w:keepNext w:val="false"/>
               <w:spacing w:after="40" w:before="0"/>
               <w:jc w:val="center"/>
             </w:pPr>
@@ -26631,6 +27197,7 @@
           </w:tcPr>
           <w:p>
             <w:pPr>
+              <w:keepNext w:val="false"/>
               <w:spacing w:after="40" w:before="0"/>
               <w:jc w:val="left"/>
             </w:pPr>
@@ -26663,6 +27230,7 @@
           </w:tcPr>
           <w:p>
             <w:pPr>
+              <w:keepNext w:val="false"/>
               <w:spacing w:after="40" w:before="0"/>
               <w:jc w:val="left"/>
             </w:pPr>
@@ -26695,6 +27263,7 @@
           </w:tcPr>
           <w:p>
             <w:pPr>
+              <w:keepNext w:val="false"/>
               <w:spacing w:after="40" w:before="0"/>
               <w:jc w:val="left"/>
             </w:pPr>
@@ -26729,6 +27298,7 @@
           </w:tcPr>
           <w:p>
             <w:pPr>
+              <w:keepNext w:val="false"/>
               <w:spacing w:after="40" w:before="0"/>
               <w:jc w:val="left"/>
             </w:pPr>
@@ -26761,6 +27331,7 @@
           </w:tcPr>
           <w:p>
             <w:pPr>
+              <w:keepNext w:val="false"/>
               <w:spacing w:after="40" w:before="0"/>
               <w:jc w:val="left"/>
             </w:pPr>
@@ -26793,6 +27364,7 @@
           </w:tcPr>
           <w:p>
             <w:pPr>
+              <w:keepNext w:val="false"/>
               <w:spacing w:after="40" w:before="0"/>
               <w:jc w:val="left"/>
             </w:pPr>
@@ -26827,6 +27399,7 @@
           </w:tcPr>
           <w:p>
             <w:pPr>
+              <w:keepNext w:val="false"/>
               <w:spacing w:after="40" w:before="0"/>
               <w:jc w:val="left"/>
             </w:pPr>
@@ -26859,6 +27432,7 @@
           </w:tcPr>
           <w:p>
             <w:pPr>
+              <w:keepNext w:val="false"/>
               <w:spacing w:after="40" w:before="0"/>
               <w:jc w:val="left"/>
             </w:pPr>
@@ -26891,6 +27465,7 @@
           </w:tcPr>
           <w:p>
             <w:pPr>
+              <w:keepNext w:val="false"/>
               <w:spacing w:after="40" w:before="0"/>
               <w:jc w:val="left"/>
             </w:pPr>
@@ -26925,6 +27500,7 @@
           </w:tcPr>
           <w:p>
             <w:pPr>
+              <w:keepNext w:val="false"/>
               <w:spacing w:after="40" w:before="0"/>
               <w:jc w:val="left"/>
             </w:pPr>
@@ -26957,6 +27533,7 @@
           </w:tcPr>
           <w:p>
             <w:pPr>
+              <w:keepNext w:val="false"/>
               <w:spacing w:after="40" w:before="0"/>
               <w:jc w:val="left"/>
             </w:pPr>
@@ -26989,6 +27566,7 @@
           </w:tcPr>
           <w:p>
             <w:pPr>
+              <w:keepNext w:val="false"/>
               <w:spacing w:after="40" w:before="0"/>
               <w:jc w:val="left"/>
             </w:pPr>

--- a/data/outputs/v2/Core_Mathematics/SS2.5_Area_of_Polygons/Core_Mathematics_Area_of_Polygons_CBE_LessonSequence.docx
+++ b/data/outputs/v2/Core_Mathematics/SS2.5_Area_of_Polygons/Core_Mathematics_Area_of_Polygons_CBE_LessonSequence.docx
@@ -2398,7 +2398,7 @@
         </w:rPr>
         <w:t xml:space="preserve">© 2026 SeaVuria and ARES. This work is licensed under a </w:t>
       </w:r>
-      <w:hyperlink w:history="1" r:id="rIdsf5wqn1vijmdljwinmcez">
+      <w:hyperlink w:history="1" r:id="rIdvoea2po9dr2h5bqmws_1d">
         <w:r>
           <w:rPr>
             <w:rFonts w:ascii="Arial" w:cs="Arial" w:eastAsia="Arial" w:hAnsi="Arial"/>
@@ -2418,7 +2418,7 @@
         </w:rPr>
         <w:t xml:space="preserve"> (</w:t>
       </w:r>
-      <w:hyperlink w:history="1" r:id="rIdzzafzhqdgt9ukyt1a2uws">
+      <w:hyperlink w:history="1" r:id="rIdszraqevpy6ppsp5bqb8s6">
         <w:r>
           <w:rPr>
             <w:rFonts w:ascii="Arial" w:cs="Arial" w:eastAsia="Arial" w:hAnsi="Arial"/>
@@ -2438,7 +2438,7 @@
         </w:rPr>
         <w:t xml:space="preserve">). To view a copy of this license, visit </w:t>
       </w:r>
-      <w:hyperlink w:history="1" r:id="rId3qs800sl-df2hk7e_q0bv">
+      <w:hyperlink w:history="1" r:id="rId_w7vtpulnxvf0s1swnapb">
         <w:r>
           <w:rPr>
             <w:rFonts w:ascii="Arial" w:cs="Arial" w:eastAsia="Arial" w:hAnsi="Arial"/>
@@ -3477,7 +3477,7 @@
             <w:pPr>
               <w:spacing w:after="20" w:before="0"/>
             </w:pPr>
-            <w:hyperlink w:history="1" r:id="rIdekibbdmw1leyadeqox88z">
+            <w:hyperlink w:history="1" r:id="rIdnqu6evgzwoyykkkrzsiah">
               <w:r>
                 <w:rPr>
                   <w:rFonts w:ascii="Arial" w:cs="Arial" w:eastAsia="Arial" w:hAnsi="Arial"/>
@@ -3510,7 +3510,7 @@
               <w:spacing w:after="10" w:before="0"/>
               <w:ind w:left="120"/>
             </w:pPr>
-            <w:hyperlink w:history="1" r:id="rId9vkb7rbvrsmg59x8nyw29">
+            <w:hyperlink w:history="1" r:id="rId7hiwrsuhl5ljke4ww0biy">
               <w:r>
                 <w:rPr>
                   <w:rFonts w:ascii="Arial" w:cs="Arial" w:eastAsia="Arial" w:hAnsi="Arial"/>
@@ -3555,7 +3555,7 @@
             <w:pPr>
               <w:spacing w:after="20" w:before="0"/>
             </w:pPr>
-            <w:hyperlink w:history="1" r:id="rIdlwf20wryyaaxdc1-79tmu">
+            <w:hyperlink w:history="1" r:id="rIdlaev0vvy2-wnrzbxdx63y">
               <w:r>
                 <w:rPr>
                   <w:rFonts w:ascii="Arial" w:cs="Arial" w:eastAsia="Arial" w:hAnsi="Arial"/>
@@ -3588,7 +3588,7 @@
               <w:spacing w:after="10" w:before="0"/>
               <w:ind w:left="120"/>
             </w:pPr>
-            <w:hyperlink w:history="1" r:id="rIdu-svfnwkcydxk5hfypiel">
+            <w:hyperlink w:history="1" r:id="rIdbnbp1hlqice_dpgouritn">
               <w:r>
                 <w:rPr>
                   <w:rFonts w:ascii="Arial" w:cs="Arial" w:eastAsia="Arial" w:hAnsi="Arial"/>
@@ -3788,7 +3788,7 @@
             <w:pPr>
               <w:spacing w:after="20" w:before="0"/>
             </w:pPr>
-            <w:hyperlink w:history="1" r:id="rIdgdy-qgyan6aty5z1t39rn">
+            <w:hyperlink w:history="1" r:id="rIdhggxgawts7-sf2shgjv6-">
               <w:r>
                 <w:rPr>
                   <w:rFonts w:ascii="Arial" w:cs="Arial" w:eastAsia="Arial" w:hAnsi="Arial"/>
@@ -3821,7 +3821,7 @@
               <w:spacing w:after="10" w:before="0"/>
               <w:ind w:left="120"/>
             </w:pPr>
-            <w:hyperlink w:history="1" r:id="rIdhqub--v3yqkwgbff743nl">
+            <w:hyperlink w:history="1" r:id="rIdbb0fzxh8pjxtuyhjb5iix">
               <w:r>
                 <w:rPr>
                   <w:rFonts w:ascii="Arial" w:cs="Arial" w:eastAsia="Arial" w:hAnsi="Arial"/>
@@ -3866,7 +3866,7 @@
             <w:pPr>
               <w:spacing w:after="20" w:before="0"/>
             </w:pPr>
-            <w:hyperlink w:history="1" r:id="rId5rmcqt0f-zedwzcdmsznx">
+            <w:hyperlink w:history="1" r:id="rIdi6ew9d4eoytfp6tvuvzog">
               <w:r>
                 <w:rPr>
                   <w:rFonts w:ascii="Arial" w:cs="Arial" w:eastAsia="Arial" w:hAnsi="Arial"/>
@@ -3899,7 +3899,7 @@
               <w:spacing w:after="10" w:before="0"/>
               <w:ind w:left="120"/>
             </w:pPr>
-            <w:hyperlink w:history="1" r:id="rId0vkbe_p6gwtobbjrvpjds">
+            <w:hyperlink w:history="1" r:id="rId4otce9bbe6udpo5pgtucv">
               <w:r>
                 <w:rPr>
                   <w:rFonts w:ascii="Arial" w:cs="Arial" w:eastAsia="Arial" w:hAnsi="Arial"/>
@@ -4099,7 +4099,7 @@
             <w:pPr>
               <w:spacing w:after="20" w:before="0"/>
             </w:pPr>
-            <w:hyperlink w:history="1" r:id="rIdjhnfmvmgxeuogx4g0oaju">
+            <w:hyperlink w:history="1" r:id="rId1zpiqghwgvbzylr4-kum1">
               <w:r>
                 <w:rPr>
                   <w:rFonts w:ascii="Arial" w:cs="Arial" w:eastAsia="Arial" w:hAnsi="Arial"/>
@@ -4132,7 +4132,7 @@
               <w:spacing w:after="10" w:before="0"/>
               <w:ind w:left="120"/>
             </w:pPr>
-            <w:hyperlink w:history="1" r:id="rIdejq1uho4n0xvwgdctplrn">
+            <w:hyperlink w:history="1" r:id="rId8f2sdfgswes087584c1am">
               <w:r>
                 <w:rPr>
                   <w:rFonts w:ascii="Arial" w:cs="Arial" w:eastAsia="Arial" w:hAnsi="Arial"/>
@@ -4177,7 +4177,7 @@
             <w:pPr>
               <w:spacing w:after="20" w:before="0"/>
             </w:pPr>
-            <w:hyperlink w:history="1" r:id="rIddhqdx1kifv8lmp3dv4qxq">
+            <w:hyperlink w:history="1" r:id="rId3v0tyombco4imqt3rvpgl">
               <w:r>
                 <w:rPr>
                   <w:rFonts w:ascii="Arial" w:cs="Arial" w:eastAsia="Arial" w:hAnsi="Arial"/>
@@ -4210,7 +4210,7 @@
               <w:spacing w:after="10" w:before="0"/>
               <w:ind w:left="120"/>
             </w:pPr>
-            <w:hyperlink w:history="1" r:id="rId616v4wpd2jpwwm1xgdd31">
+            <w:hyperlink w:history="1" r:id="rIdf3cdi5ceu5tsn1d9ei4zh">
               <w:r>
                 <w:rPr>
                   <w:rFonts w:ascii="Arial" w:cs="Arial" w:eastAsia="Arial" w:hAnsi="Arial"/>
@@ -4410,7 +4410,7 @@
             <w:pPr>
               <w:spacing w:after="20" w:before="0"/>
             </w:pPr>
-            <w:hyperlink w:history="1" r:id="rIdnjsvxyhfvm812paezouct">
+            <w:hyperlink w:history="1" r:id="rIdijmqqec2piltpcj7di3jr">
               <w:r>
                 <w:rPr>
                   <w:rFonts w:ascii="Arial" w:cs="Arial" w:eastAsia="Arial" w:hAnsi="Arial"/>
@@ -4443,7 +4443,7 @@
               <w:spacing w:after="10" w:before="0"/>
               <w:ind w:left="120"/>
             </w:pPr>
-            <w:hyperlink w:history="1" r:id="rId4gk3l2rnodcbphei8b5wx">
+            <w:hyperlink w:history="1" r:id="rIdt8nj43vn9br3kyacmcasg">
               <w:r>
                 <w:rPr>
                   <w:rFonts w:ascii="Arial" w:cs="Arial" w:eastAsia="Arial" w:hAnsi="Arial"/>
@@ -4488,7 +4488,7 @@
             <w:pPr>
               <w:spacing w:after="20" w:before="0"/>
             </w:pPr>
-            <w:hyperlink w:history="1" r:id="rIdumzdsh2impnma5be5kvaw">
+            <w:hyperlink w:history="1" r:id="rIdtkw2hjnwh83tfxh-nxg37">
               <w:r>
                 <w:rPr>
                   <w:rFonts w:ascii="Arial" w:cs="Arial" w:eastAsia="Arial" w:hAnsi="Arial"/>
@@ -4521,7 +4521,7 @@
               <w:spacing w:after="10" w:before="0"/>
               <w:ind w:left="120"/>
             </w:pPr>
-            <w:hyperlink w:history="1" r:id="rIdeqmx1wtipu1zdpbvfgg33">
+            <w:hyperlink w:history="1" r:id="rIdsjyitula_d0avi99x6zzi">
               <w:r>
                 <w:rPr>
                   <w:rFonts w:ascii="Arial" w:cs="Arial" w:eastAsia="Arial" w:hAnsi="Arial"/>
@@ -4721,7 +4721,7 @@
             <w:pPr>
               <w:spacing w:after="20" w:before="0"/>
             </w:pPr>
-            <w:hyperlink w:history="1" r:id="rId4izjdqensb73frpv4im36">
+            <w:hyperlink w:history="1" r:id="rIdwq-nsdjstl9_ptcqyvduy">
               <w:r>
                 <w:rPr>
                   <w:rFonts w:ascii="Arial" w:cs="Arial" w:eastAsia="Arial" w:hAnsi="Arial"/>
@@ -4770,7 +4770,7 @@
               <w:spacing w:after="10" w:before="0"/>
               <w:ind w:left="120"/>
             </w:pPr>
-            <w:hyperlink w:history="1" r:id="rIdxy4dwf4j9sxrgtavavm-n">
+            <w:hyperlink w:history="1" r:id="rIdlnltf71axcn9ce4o9hnlg">
               <w:r>
                 <w:rPr>
                   <w:rFonts w:ascii="Arial" w:cs="Arial" w:eastAsia="Arial" w:hAnsi="Arial"/>
@@ -4815,7 +4815,7 @@
             <w:pPr>
               <w:spacing w:after="20" w:before="0"/>
             </w:pPr>
-            <w:hyperlink w:history="1" r:id="rId0x2g1pxy_vsu1j01bhvu7">
+            <w:hyperlink w:history="1" r:id="rIdtk9xa_nb_hlgnegs-ixnx">
               <w:r>
                 <w:rPr>
                   <w:rFonts w:ascii="Arial" w:cs="Arial" w:eastAsia="Arial" w:hAnsi="Arial"/>
@@ -4864,7 +4864,7 @@
               <w:spacing w:after="10" w:before="0"/>
               <w:ind w:left="120"/>
             </w:pPr>
-            <w:hyperlink w:history="1" r:id="rIdymzeatz3msly8z2gztb40">
+            <w:hyperlink w:history="1" r:id="rId2ezqem5ony7yuunm_9gro">
               <w:r>
                 <w:rPr>
                   <w:rFonts w:ascii="Arial" w:cs="Arial" w:eastAsia="Arial" w:hAnsi="Arial"/>
@@ -5389,7 +5389,7 @@
         </w:rPr>
         <w:t xml:space="preserve">© 2026 SeaVuria and ARES. Aligned with KICD objectives. Developed by SeaVuria; technical implementation by ARES (with AI assistance from Claude). Licensed under </w:t>
       </w:r>
-      <w:hyperlink w:history="1" r:id="rIdi1kirry5y2sddl6rqgg64">
+      <w:hyperlink w:history="1" r:id="rIdvi5b8ctyevfjebebzdvzp">
         <w:r>
           <w:rPr>
             <w:rFonts w:ascii="Arial" w:cs="Arial" w:eastAsia="Arial" w:hAnsi="Arial"/>
@@ -5410,7 +5410,7 @@
         </w:rPr>
         <w:t xml:space="preserve"> (</w:t>
       </w:r>
-      <w:hyperlink w:history="1" r:id="rIdftpbprmmwyugetilm5iq1">
+      <w:hyperlink w:history="1" r:id="rIdohmmciebtsluzjfbk9jm8">
         <w:r>
           <w:rPr>
             <w:rFonts w:ascii="Arial" w:cs="Arial" w:eastAsia="Arial" w:hAnsi="Arial"/>
@@ -6450,7 +6450,7 @@
             <w:pPr>
               <w:spacing w:after="20" w:before="0"/>
             </w:pPr>
-            <w:hyperlink w:history="1" r:id="rId6xsi8_iytl3sw4hgk_8k0">
+            <w:hyperlink w:history="1" r:id="rIdsfo-wpysxgpzuqxiuvpjj">
               <w:r>
                 <w:rPr>
                   <w:rFonts w:ascii="Arial" w:cs="Arial" w:eastAsia="Arial" w:hAnsi="Arial"/>
@@ -6483,7 +6483,7 @@
               <w:spacing w:after="10" w:before="0"/>
               <w:ind w:left="120"/>
             </w:pPr>
-            <w:hyperlink w:history="1" r:id="rId4_y52bx5h0b57eyht7bln">
+            <w:hyperlink w:history="1" r:id="rIdhiivluqhd2efum1irh6bu">
               <w:r>
                 <w:rPr>
                   <w:rFonts w:ascii="Arial" w:cs="Arial" w:eastAsia="Arial" w:hAnsi="Arial"/>
@@ -6528,7 +6528,7 @@
             <w:pPr>
               <w:spacing w:after="20" w:before="0"/>
             </w:pPr>
-            <w:hyperlink w:history="1" r:id="rIdxrluxfmcd-hpo878xnm5x">
+            <w:hyperlink w:history="1" r:id="rId7frfooem4br6mxshkyg-j">
               <w:r>
                 <w:rPr>
                   <w:rFonts w:ascii="Arial" w:cs="Arial" w:eastAsia="Arial" w:hAnsi="Arial"/>
@@ -6561,7 +6561,7 @@
               <w:spacing w:after="10" w:before="0"/>
               <w:ind w:left="120"/>
             </w:pPr>
-            <w:hyperlink w:history="1" r:id="rIdeobkg1b3tofw9l4rqd9sf">
+            <w:hyperlink w:history="1" r:id="rId30wximioovvjfmspvn_ys">
               <w:r>
                 <w:rPr>
                   <w:rFonts w:ascii="Arial" w:cs="Arial" w:eastAsia="Arial" w:hAnsi="Arial"/>
@@ -6841,7 +6841,7 @@
             <w:pPr>
               <w:spacing w:after="20" w:before="0"/>
             </w:pPr>
-            <w:hyperlink w:history="1" r:id="rIdwhxzuza4ddfkhgfkyuhd8">
+            <w:hyperlink w:history="1" r:id="rId-nasmg3r5uylh1mmcqfdh">
               <w:r>
                 <w:rPr>
                   <w:rFonts w:ascii="Arial" w:cs="Arial" w:eastAsia="Arial" w:hAnsi="Arial"/>
@@ -6874,7 +6874,7 @@
               <w:spacing w:after="10" w:before="0"/>
               <w:ind w:left="120"/>
             </w:pPr>
-            <w:hyperlink w:history="1" r:id="rId41s6gnhigbp4sljwi6po5">
+            <w:hyperlink w:history="1" r:id="rIdyujvaon3xuoyk_mm2sxhc">
               <w:r>
                 <w:rPr>
                   <w:rFonts w:ascii="Arial" w:cs="Arial" w:eastAsia="Arial" w:hAnsi="Arial"/>
@@ -6919,7 +6919,7 @@
             <w:pPr>
               <w:spacing w:after="20" w:before="0"/>
             </w:pPr>
-            <w:hyperlink w:history="1" r:id="rIdkv6wkir3cparoibdu1dyi">
+            <w:hyperlink w:history="1" r:id="rIdfoju3yhqe7ob0swso2q1v">
               <w:r>
                 <w:rPr>
                   <w:rFonts w:ascii="Arial" w:cs="Arial" w:eastAsia="Arial" w:hAnsi="Arial"/>
@@ -6952,7 +6952,7 @@
               <w:spacing w:after="10" w:before="0"/>
               <w:ind w:left="120"/>
             </w:pPr>
-            <w:hyperlink w:history="1" r:id="rIdg8kh_tjxmzhh8kkzll1fx">
+            <w:hyperlink w:history="1" r:id="rIdn_54glexl3-i-esmkzxff">
               <w:r>
                 <w:rPr>
                   <w:rFonts w:ascii="Arial" w:cs="Arial" w:eastAsia="Arial" w:hAnsi="Arial"/>
@@ -7232,7 +7232,7 @@
             <w:pPr>
               <w:spacing w:after="20" w:before="0"/>
             </w:pPr>
-            <w:hyperlink w:history="1" r:id="rId2cojqmgdwc4_srxaup2f_">
+            <w:hyperlink w:history="1" r:id="rIdhsdvmjqwn9lpwbrfn851c">
               <w:r>
                 <w:rPr>
                   <w:rFonts w:ascii="Arial" w:cs="Arial" w:eastAsia="Arial" w:hAnsi="Arial"/>
@@ -7265,7 +7265,7 @@
               <w:spacing w:after="10" w:before="0"/>
               <w:ind w:left="120"/>
             </w:pPr>
-            <w:hyperlink w:history="1" r:id="rIdqjdpzjmrm5ih-f5ep9ll4">
+            <w:hyperlink w:history="1" r:id="rIdcsm3pjvoc3zgyrlydoogn">
               <w:r>
                 <w:rPr>
                   <w:rFonts w:ascii="Arial" w:cs="Arial" w:eastAsia="Arial" w:hAnsi="Arial"/>
@@ -7310,7 +7310,7 @@
             <w:pPr>
               <w:spacing w:after="20" w:before="0"/>
             </w:pPr>
-            <w:hyperlink w:history="1" r:id="rId8ijoovq4jtl4_n0xnc3na">
+            <w:hyperlink w:history="1" r:id="rIdcs_iuwxw5yffovn2xqnhu">
               <w:r>
                 <w:rPr>
                   <w:rFonts w:ascii="Arial" w:cs="Arial" w:eastAsia="Arial" w:hAnsi="Arial"/>
@@ -7359,7 +7359,7 @@
               <w:spacing w:after="10" w:before="0"/>
               <w:ind w:left="120"/>
             </w:pPr>
-            <w:hyperlink w:history="1" r:id="rIdcotgfpexn6bdysmv7j6wc">
+            <w:hyperlink w:history="1" r:id="rIdubvvhuty9z5qegelhpzl2">
               <w:r>
                 <w:rPr>
                   <w:rFonts w:ascii="Arial" w:cs="Arial" w:eastAsia="Arial" w:hAnsi="Arial"/>
@@ -7659,7 +7659,7 @@
             <w:pPr>
               <w:spacing w:after="20" w:before="0"/>
             </w:pPr>
-            <w:hyperlink w:history="1" r:id="rIdpnlrqdfgq_k0l4fug0t4e">
+            <w:hyperlink w:history="1" r:id="rIdkf8d2lawhfjfnqguox7ur">
               <w:r>
                 <w:rPr>
                   <w:rFonts w:ascii="Arial" w:cs="Arial" w:eastAsia="Arial" w:hAnsi="Arial"/>
@@ -7692,7 +7692,7 @@
               <w:spacing w:after="10" w:before="0"/>
               <w:ind w:left="120"/>
             </w:pPr>
-            <w:hyperlink w:history="1" r:id="rIdsj2qylblh9ihupddmrghw">
+            <w:hyperlink w:history="1" r:id="rIdrfkksg8-_xiyifmzx8ke1">
               <w:r>
                 <w:rPr>
                   <w:rFonts w:ascii="Arial" w:cs="Arial" w:eastAsia="Arial" w:hAnsi="Arial"/>
@@ -7737,7 +7737,7 @@
             <w:pPr>
               <w:spacing w:after="20" w:before="0"/>
             </w:pPr>
-            <w:hyperlink w:history="1" r:id="rIdvc8_actdphwwfscu4i1cd">
+            <w:hyperlink w:history="1" r:id="rIdkdsfqbjn5jgukn10k0sam">
               <w:r>
                 <w:rPr>
                   <w:rFonts w:ascii="Arial" w:cs="Arial" w:eastAsia="Arial" w:hAnsi="Arial"/>
@@ -7786,7 +7786,7 @@
               <w:spacing w:after="10" w:before="0"/>
               <w:ind w:left="120"/>
             </w:pPr>
-            <w:hyperlink w:history="1" r:id="rIdvfndve9hcsd_wg_yj3apm">
+            <w:hyperlink w:history="1" r:id="rId3prcth8fv3xmy3kphttpb">
               <w:r>
                 <w:rPr>
                   <w:rFonts w:ascii="Arial" w:cs="Arial" w:eastAsia="Arial" w:hAnsi="Arial"/>
@@ -8046,7 +8046,7 @@
             <w:pPr>
               <w:spacing w:after="20" w:before="0"/>
             </w:pPr>
-            <w:hyperlink w:history="1" r:id="rIdnwomwjtpdjllic_an_z1v">
+            <w:hyperlink w:history="1" r:id="rIdubuxhjwajhngv9ipf8fdw">
               <w:r>
                 <w:rPr>
                   <w:rFonts w:ascii="Arial" w:cs="Arial" w:eastAsia="Arial" w:hAnsi="Arial"/>
@@ -8079,7 +8079,7 @@
               <w:spacing w:after="10" w:before="0"/>
               <w:ind w:left="120"/>
             </w:pPr>
-            <w:hyperlink w:history="1" r:id="rIdpaipqebm5dljbezbw-nat">
+            <w:hyperlink w:history="1" r:id="rId1hj1gclpdlsvo5gkk_5vd">
               <w:r>
                 <w:rPr>
                   <w:rFonts w:ascii="Arial" w:cs="Arial" w:eastAsia="Arial" w:hAnsi="Arial"/>
@@ -8124,7 +8124,7 @@
             <w:pPr>
               <w:spacing w:after="20" w:before="0"/>
             </w:pPr>
-            <w:hyperlink w:history="1" r:id="rIdqadmwxyhqthfebclyoskf">
+            <w:hyperlink w:history="1" r:id="rIdqze7z8wjkv2qjo_hf9_sl">
               <w:r>
                 <w:rPr>
                   <w:rFonts w:ascii="Arial" w:cs="Arial" w:eastAsia="Arial" w:hAnsi="Arial"/>
@@ -8173,7 +8173,7 @@
               <w:spacing w:after="10" w:before="0"/>
               <w:ind w:left="120"/>
             </w:pPr>
-            <w:hyperlink w:history="1" r:id="rIdb4bugqooabss6u0hrtgy1">
+            <w:hyperlink w:history="1" r:id="rIdvy0ndi5z6-qq4xr25ldsf">
               <w:r>
                 <w:rPr>
                   <w:rFonts w:ascii="Arial" w:cs="Arial" w:eastAsia="Arial" w:hAnsi="Arial"/>
@@ -8798,7 +8798,7 @@
         </w:rPr>
         <w:t xml:space="preserve">© 2026 SeaVuria and ARES. Aligned with KICD objectives. Developed by SeaVuria; technical implementation by ARES (with AI assistance from Claude). Licensed under </w:t>
       </w:r>
-      <w:hyperlink w:history="1" r:id="rIdhj_bm3vguulvm-yrosiio">
+      <w:hyperlink w:history="1" r:id="rIdkqrxb3cyoh8hxkbufi2ei">
         <w:r>
           <w:rPr>
             <w:rFonts w:ascii="Arial" w:cs="Arial" w:eastAsia="Arial" w:hAnsi="Arial"/>
@@ -8819,7 +8819,7 @@
         </w:rPr>
         <w:t xml:space="preserve"> (</w:t>
       </w:r>
-      <w:hyperlink w:history="1" r:id="rId0qqr_a06rlt1catowogri">
+      <w:hyperlink w:history="1" r:id="rIdhp1ink77fgxdvqmsdprn0">
         <w:r>
           <w:rPr>
             <w:rFonts w:ascii="Arial" w:cs="Arial" w:eastAsia="Arial" w:hAnsi="Arial"/>
@@ -10059,7 +10059,7 @@
             <w:pPr>
               <w:spacing w:after="20" w:before="0"/>
             </w:pPr>
-            <w:hyperlink w:history="1" r:id="rIdaq3vjhxqb3amps6-vwr9d">
+            <w:hyperlink w:history="1" r:id="rIdmdjggojoqabakj4kmyfsw">
               <w:r>
                 <w:rPr>
                   <w:rFonts w:ascii="Arial" w:cs="Arial" w:eastAsia="Arial" w:hAnsi="Arial"/>
@@ -10108,7 +10108,7 @@
               <w:spacing w:after="10" w:before="0"/>
               <w:ind w:left="120"/>
             </w:pPr>
-            <w:hyperlink w:history="1" r:id="rIdiev_nf_fka018-4wwa-lt">
+            <w:hyperlink w:history="1" r:id="rIdbzwhqtqxpxgbnyiot8-oc">
               <w:r>
                 <w:rPr>
                   <w:rFonts w:ascii="Arial" w:cs="Arial" w:eastAsia="Arial" w:hAnsi="Arial"/>
@@ -10153,7 +10153,7 @@
             <w:pPr>
               <w:spacing w:after="20" w:before="0"/>
             </w:pPr>
-            <w:hyperlink w:history="1" r:id="rIdpbxjcksb68_ngb3krh7ip">
+            <w:hyperlink w:history="1" r:id="rId0l1zw_hco200-ex-p7f8i">
               <w:r>
                 <w:rPr>
                   <w:rFonts w:ascii="Arial" w:cs="Arial" w:eastAsia="Arial" w:hAnsi="Arial"/>
@@ -10186,7 +10186,7 @@
               <w:spacing w:after="10" w:before="0"/>
               <w:ind w:left="120"/>
             </w:pPr>
-            <w:hyperlink w:history="1" r:id="rIddlyntkgekrhsn6q6wuw0t">
+            <w:hyperlink w:history="1" r:id="rIdx9w3tkie6lsio5lxgpn5z">
               <w:r>
                 <w:rPr>
                   <w:rFonts w:ascii="Arial" w:cs="Arial" w:eastAsia="Arial" w:hAnsi="Arial"/>
@@ -10386,7 +10386,7 @@
             <w:pPr>
               <w:spacing w:after="20" w:before="0"/>
             </w:pPr>
-            <w:hyperlink w:history="1" r:id="rId_yqjvtasjamjanynqgny_">
+            <w:hyperlink w:history="1" r:id="rIde-y5_omnsyqktunjnvywd">
               <w:r>
                 <w:rPr>
                   <w:rFonts w:ascii="Arial" w:cs="Arial" w:eastAsia="Arial" w:hAnsi="Arial"/>
@@ -10435,7 +10435,7 @@
               <w:spacing w:after="10" w:before="0"/>
               <w:ind w:left="120"/>
             </w:pPr>
-            <w:hyperlink w:history="1" r:id="rId0eydjeanctescci6xnkc7">
+            <w:hyperlink w:history="1" r:id="rIdtzcdbj9mb3nxeygckdm3c">
               <w:r>
                 <w:rPr>
                   <w:rFonts w:ascii="Arial" w:cs="Arial" w:eastAsia="Arial" w:hAnsi="Arial"/>
@@ -10480,7 +10480,7 @@
             <w:pPr>
               <w:spacing w:after="20" w:before="0"/>
             </w:pPr>
-            <w:hyperlink w:history="1" r:id="rIdpeoqv76ds-8vnmca5ywxt">
+            <w:hyperlink w:history="1" r:id="rIdhnn2c54qljrqmocnmqbjy">
               <w:r>
                 <w:rPr>
                   <w:rFonts w:ascii="Arial" w:cs="Arial" w:eastAsia="Arial" w:hAnsi="Arial"/>
@@ -10513,7 +10513,7 @@
               <w:spacing w:after="10" w:before="0"/>
               <w:ind w:left="120"/>
             </w:pPr>
-            <w:hyperlink w:history="1" r:id="rIdsmomd9wydfervku5ywufw">
+            <w:hyperlink w:history="1" r:id="rIdcqychtc5uyregt7xi_wfg">
               <w:r>
                 <w:rPr>
                   <w:rFonts w:ascii="Arial" w:cs="Arial" w:eastAsia="Arial" w:hAnsi="Arial"/>
@@ -10713,7 +10713,7 @@
             <w:pPr>
               <w:spacing w:after="20" w:before="0"/>
             </w:pPr>
-            <w:hyperlink w:history="1" r:id="rIdlf5vaqnlcle4msgmk4vt-">
+            <w:hyperlink w:history="1" r:id="rIdutrfpjdmmbk-ecgu1iwzk">
               <w:r>
                 <w:rPr>
                   <w:rFonts w:ascii="Arial" w:cs="Arial" w:eastAsia="Arial" w:hAnsi="Arial"/>
@@ -10762,7 +10762,7 @@
               <w:spacing w:after="10" w:before="0"/>
               <w:ind w:left="120"/>
             </w:pPr>
-            <w:hyperlink w:history="1" r:id="rId-etxikcm8qbku9sen7_20">
+            <w:hyperlink w:history="1" r:id="rIdidatn--c2rbgffuuznmrk">
               <w:r>
                 <w:rPr>
                   <w:rFonts w:ascii="Arial" w:cs="Arial" w:eastAsia="Arial" w:hAnsi="Arial"/>
@@ -10807,7 +10807,7 @@
             <w:pPr>
               <w:spacing w:after="20" w:before="0"/>
             </w:pPr>
-            <w:hyperlink w:history="1" r:id="rIdij_rngacjwbagvomtpjkz">
+            <w:hyperlink w:history="1" r:id="rIdldgqkjhxchqeyz2syfpoz">
               <w:r>
                 <w:rPr>
                   <w:rFonts w:ascii="Arial" w:cs="Arial" w:eastAsia="Arial" w:hAnsi="Arial"/>
@@ -10840,7 +10840,7 @@
               <w:spacing w:after="10" w:before="0"/>
               <w:ind w:left="120"/>
             </w:pPr>
-            <w:hyperlink w:history="1" r:id="rId-vg-fykjaixh1cvvyp_bn">
+            <w:hyperlink w:history="1" r:id="rIdwlzpqzu7bngg0bhuu3xh6">
               <w:r>
                 <w:rPr>
                   <w:rFonts w:ascii="Arial" w:cs="Arial" w:eastAsia="Arial" w:hAnsi="Arial"/>
@@ -11040,7 +11040,7 @@
             <w:pPr>
               <w:spacing w:after="20" w:before="0"/>
             </w:pPr>
-            <w:hyperlink w:history="1" r:id="rId8sd_qzoinx-pqs23munfh">
+            <w:hyperlink w:history="1" r:id="rIda0q4_2xacrg_8k-pk8gld">
               <w:r>
                 <w:rPr>
                   <w:rFonts w:ascii="Arial" w:cs="Arial" w:eastAsia="Arial" w:hAnsi="Arial"/>
@@ -11089,7 +11089,7 @@
               <w:spacing w:after="10" w:before="0"/>
               <w:ind w:left="120"/>
             </w:pPr>
-            <w:hyperlink w:history="1" r:id="rIdsyjkfaq61z1nmyhawgrlz">
+            <w:hyperlink w:history="1" r:id="rIdgjeyl_rgcqz_t7ogab4h1">
               <w:r>
                 <w:rPr>
                   <w:rFonts w:ascii="Arial" w:cs="Arial" w:eastAsia="Arial" w:hAnsi="Arial"/>
@@ -11134,7 +11134,7 @@
             <w:pPr>
               <w:spacing w:after="20" w:before="0"/>
             </w:pPr>
-            <w:hyperlink w:history="1" r:id="rIdx0pyuiowd85wpwowesqnj">
+            <w:hyperlink w:history="1" r:id="rIdbeqb2s_eqch01y9yea7x7">
               <w:r>
                 <w:rPr>
                   <w:rFonts w:ascii="Arial" w:cs="Arial" w:eastAsia="Arial" w:hAnsi="Arial"/>
@@ -11167,7 +11167,7 @@
               <w:spacing w:after="10" w:before="0"/>
               <w:ind w:left="120"/>
             </w:pPr>
-            <w:hyperlink w:history="1" r:id="rIda57cyey4qpnd7fhyykmrk">
+            <w:hyperlink w:history="1" r:id="rId6sttm7h2ycg-eeu-udwew">
               <w:r>
                 <w:rPr>
                   <w:rFonts w:ascii="Arial" w:cs="Arial" w:eastAsia="Arial" w:hAnsi="Arial"/>
@@ -11367,7 +11367,7 @@
             <w:pPr>
               <w:spacing w:after="20" w:before="0"/>
             </w:pPr>
-            <w:hyperlink w:history="1" r:id="rIdoq0pk1c3twoudets1y8ky">
+            <w:hyperlink w:history="1" r:id="rIdry-kwlcnogucf6bhsbqb5">
               <w:r>
                 <w:rPr>
                   <w:rFonts w:ascii="Arial" w:cs="Arial" w:eastAsia="Arial" w:hAnsi="Arial"/>
@@ -11416,7 +11416,7 @@
               <w:spacing w:after="10" w:before="0"/>
               <w:ind w:left="120"/>
             </w:pPr>
-            <w:hyperlink w:history="1" r:id="rId-qpqqfonfvihxkn2vbag6">
+            <w:hyperlink w:history="1" r:id="rIdazjnjioyeooxa-ajszg2q">
               <w:r>
                 <w:rPr>
                   <w:rFonts w:ascii="Arial" w:cs="Arial" w:eastAsia="Arial" w:hAnsi="Arial"/>
@@ -11461,7 +11461,7 @@
             <w:pPr>
               <w:spacing w:after="20" w:before="0"/>
             </w:pPr>
-            <w:hyperlink w:history="1" r:id="rId35qbpx2wqhdulez-yb0uj">
+            <w:hyperlink w:history="1" r:id="rIdkrrrqjzitqjg20zpfqnpn">
               <w:r>
                 <w:rPr>
                   <w:rFonts w:ascii="Arial" w:cs="Arial" w:eastAsia="Arial" w:hAnsi="Arial"/>
@@ -11494,7 +11494,7 @@
               <w:spacing w:after="10" w:before="0"/>
               <w:ind w:left="120"/>
             </w:pPr>
-            <w:hyperlink w:history="1" r:id="rId3bsjto49cw8atu-crochi">
+            <w:hyperlink w:history="1" r:id="rIdwa9735bztr7xgsjzol_xb">
               <w:r>
                 <w:rPr>
                   <w:rFonts w:ascii="Arial" w:cs="Arial" w:eastAsia="Arial" w:hAnsi="Arial"/>
@@ -12099,7 +12099,7 @@
         </w:rPr>
         <w:t xml:space="preserve">© 2026 SeaVuria and ARES. Aligned with KICD objectives. Developed by SeaVuria; technical implementation by ARES (with AI assistance from Claude). Licensed under </w:t>
       </w:r>
-      <w:hyperlink w:history="1" r:id="rIdlb8chil_pegww7hosltcr">
+      <w:hyperlink w:history="1" r:id="rIdpp_xtj5-mahtj0gwzvhmi">
         <w:r>
           <w:rPr>
             <w:rFonts w:ascii="Arial" w:cs="Arial" w:eastAsia="Arial" w:hAnsi="Arial"/>
@@ -12120,7 +12120,7 @@
         </w:rPr>
         <w:t xml:space="preserve"> (</w:t>
       </w:r>
-      <w:hyperlink w:history="1" r:id="rId3ohemlnq6ur_mxc1s4mto">
+      <w:hyperlink w:history="1" r:id="rIdn6fonbnqldeiosi0whec8">
         <w:r>
           <w:rPr>
             <w:rFonts w:ascii="Arial" w:cs="Arial" w:eastAsia="Arial" w:hAnsi="Arial"/>
@@ -13160,7 +13160,7 @@
             <w:pPr>
               <w:spacing w:after="20" w:before="0"/>
             </w:pPr>
-            <w:hyperlink w:history="1" r:id="rIdfmqrmas6qwlrewc28imbv">
+            <w:hyperlink w:history="1" r:id="rIdsobdclyg18s9drywodelp">
               <w:r>
                 <w:rPr>
                   <w:rFonts w:ascii="Arial" w:cs="Arial" w:eastAsia="Arial" w:hAnsi="Arial"/>
@@ -13193,7 +13193,7 @@
               <w:spacing w:after="10" w:before="0"/>
               <w:ind w:left="120"/>
             </w:pPr>
-            <w:hyperlink w:history="1" r:id="rId29omnrve3h73_tsfgpz9v">
+            <w:hyperlink w:history="1" r:id="rId0wo1hla6kowavilpbxsbl">
               <w:r>
                 <w:rPr>
                   <w:rFonts w:ascii="Arial" w:cs="Arial" w:eastAsia="Arial" w:hAnsi="Arial"/>
@@ -13238,7 +13238,7 @@
             <w:pPr>
               <w:spacing w:after="20" w:before="0"/>
             </w:pPr>
-            <w:hyperlink w:history="1" r:id="rId389rzbu9oqxlmk1encvaz">
+            <w:hyperlink w:history="1" r:id="rId9pzqgligoxzsnqgzaoabj">
               <w:r>
                 <w:rPr>
                   <w:rFonts w:ascii="Arial" w:cs="Arial" w:eastAsia="Arial" w:hAnsi="Arial"/>
@@ -13271,7 +13271,7 @@
               <w:spacing w:after="10" w:before="0"/>
               <w:ind w:left="120"/>
             </w:pPr>
-            <w:hyperlink w:history="1" r:id="rIdgctixobzenk6ljbfr2ywk">
+            <w:hyperlink w:history="1" r:id="rIddl9uf_3s1_h4fuxtda4na">
               <w:r>
                 <w:rPr>
                   <w:rFonts w:ascii="Arial" w:cs="Arial" w:eastAsia="Arial" w:hAnsi="Arial"/>
@@ -13471,7 +13471,7 @@
             <w:pPr>
               <w:spacing w:after="20" w:before="0"/>
             </w:pPr>
-            <w:hyperlink w:history="1" r:id="rIdzauzvhpgi4rofllu-tg6e">
+            <w:hyperlink w:history="1" r:id="rId_nufjogrvtz0chrrwrpqd">
               <w:r>
                 <w:rPr>
                   <w:rFonts w:ascii="Arial" w:cs="Arial" w:eastAsia="Arial" w:hAnsi="Arial"/>
@@ -13504,7 +13504,7 @@
               <w:spacing w:after="10" w:before="0"/>
               <w:ind w:left="120"/>
             </w:pPr>
-            <w:hyperlink w:history="1" r:id="rId43pzkegmzrwkig0ahdkmm">
+            <w:hyperlink w:history="1" r:id="rIdolmfn_a-qlec3tkjlmkhs">
               <w:r>
                 <w:rPr>
                   <w:rFonts w:ascii="Arial" w:cs="Arial" w:eastAsia="Arial" w:hAnsi="Arial"/>
@@ -13549,7 +13549,7 @@
             <w:pPr>
               <w:spacing w:after="20" w:before="0"/>
             </w:pPr>
-            <w:hyperlink w:history="1" r:id="rId2zhkunuhndynovaf4gjin">
+            <w:hyperlink w:history="1" r:id="rIdto4zfzgtyp8mxa7crg-qm">
               <w:r>
                 <w:rPr>
                   <w:rFonts w:ascii="Arial" w:cs="Arial" w:eastAsia="Arial" w:hAnsi="Arial"/>
@@ -13582,7 +13582,7 @@
               <w:spacing w:after="10" w:before="0"/>
               <w:ind w:left="120"/>
             </w:pPr>
-            <w:hyperlink w:history="1" r:id="rIdfybzgmo0gmcv3zjrmcqlw">
+            <w:hyperlink w:history="1" r:id="rId29jk3g6drutbvem3vo8dr">
               <w:r>
                 <w:rPr>
                   <w:rFonts w:ascii="Arial" w:cs="Arial" w:eastAsia="Arial" w:hAnsi="Arial"/>
@@ -13782,7 +13782,7 @@
             <w:pPr>
               <w:spacing w:after="20" w:before="0"/>
             </w:pPr>
-            <w:hyperlink w:history="1" r:id="rIdw8hgnc3d32-3pfb6uikhi">
+            <w:hyperlink w:history="1" r:id="rId8tckgd_iwnvmeo0cdtsxr">
               <w:r>
                 <w:rPr>
                   <w:rFonts w:ascii="Arial" w:cs="Arial" w:eastAsia="Arial" w:hAnsi="Arial"/>
@@ -13815,7 +13815,7 @@
               <w:spacing w:after="10" w:before="0"/>
               <w:ind w:left="120"/>
             </w:pPr>
-            <w:hyperlink w:history="1" r:id="rIdthpv0aihfgddwvv4hyltw">
+            <w:hyperlink w:history="1" r:id="rIdtg-h_ehvsu9ldqjo-672d">
               <w:r>
                 <w:rPr>
                   <w:rFonts w:ascii="Arial" w:cs="Arial" w:eastAsia="Arial" w:hAnsi="Arial"/>
@@ -13860,7 +13860,7 @@
             <w:pPr>
               <w:spacing w:after="20" w:before="0"/>
             </w:pPr>
-            <w:hyperlink w:history="1" r:id="rId6mfeshrysleiikngc8aus">
+            <w:hyperlink w:history="1" r:id="rIdkz870wx0g5aai99g-zhye">
               <w:r>
                 <w:rPr>
                   <w:rFonts w:ascii="Arial" w:cs="Arial" w:eastAsia="Arial" w:hAnsi="Arial"/>
@@ -13893,7 +13893,7 @@
               <w:spacing w:after="10" w:before="0"/>
               <w:ind w:left="120"/>
             </w:pPr>
-            <w:hyperlink w:history="1" r:id="rIdmja5rcwruws5wpsb-hxdg">
+            <w:hyperlink w:history="1" r:id="rId2yhcgrmwvefyhaheo-gtb">
               <w:r>
                 <w:rPr>
                   <w:rFonts w:ascii="Arial" w:cs="Arial" w:eastAsia="Arial" w:hAnsi="Arial"/>
@@ -14093,7 +14093,7 @@
             <w:pPr>
               <w:spacing w:after="20" w:before="0"/>
             </w:pPr>
-            <w:hyperlink w:history="1" r:id="rIdftnw9fdquq89sixyxpt-i">
+            <w:hyperlink w:history="1" r:id="rIddv017mqlh1tt6k2zsxxda">
               <w:r>
                 <w:rPr>
                   <w:rFonts w:ascii="Arial" w:cs="Arial" w:eastAsia="Arial" w:hAnsi="Arial"/>
@@ -14126,7 +14126,7 @@
               <w:spacing w:after="10" w:before="0"/>
               <w:ind w:left="120"/>
             </w:pPr>
-            <w:hyperlink w:history="1" r:id="rIdyad-u2jmhg8aakl6owya5">
+            <w:hyperlink w:history="1" r:id="rIdhlxbf6fjyipzitmf0xiv0">
               <w:r>
                 <w:rPr>
                   <w:rFonts w:ascii="Arial" w:cs="Arial" w:eastAsia="Arial" w:hAnsi="Arial"/>
@@ -14171,7 +14171,7 @@
             <w:pPr>
               <w:spacing w:after="20" w:before="0"/>
             </w:pPr>
-            <w:hyperlink w:history="1" r:id="rIdh5jipn40ybfn5p5vapcm9">
+            <w:hyperlink w:history="1" r:id="rIdlvu0jxx6lp8h23cxgmqgr">
               <w:r>
                 <w:rPr>
                   <w:rFonts w:ascii="Arial" w:cs="Arial" w:eastAsia="Arial" w:hAnsi="Arial"/>
@@ -14204,7 +14204,7 @@
               <w:spacing w:after="10" w:before="0"/>
               <w:ind w:left="120"/>
             </w:pPr>
-            <w:hyperlink w:history="1" r:id="rId6_xjkz5vtcnmfvd-bjwmn">
+            <w:hyperlink w:history="1" r:id="rIdr6crrq7nf66zfnaevdnk1">
               <w:r>
                 <w:rPr>
                   <w:rFonts w:ascii="Arial" w:cs="Arial" w:eastAsia="Arial" w:hAnsi="Arial"/>
@@ -14404,7 +14404,7 @@
             <w:pPr>
               <w:spacing w:after="20" w:before="0"/>
             </w:pPr>
-            <w:hyperlink w:history="1" r:id="rId7kzmmji9rdd8nv5jbuhes">
+            <w:hyperlink w:history="1" r:id="rIdpjiwvw3e3inx--l_utntg">
               <w:r>
                 <w:rPr>
                   <w:rFonts w:ascii="Arial" w:cs="Arial" w:eastAsia="Arial" w:hAnsi="Arial"/>
@@ -14453,7 +14453,7 @@
               <w:spacing w:after="10" w:before="0"/>
               <w:ind w:left="120"/>
             </w:pPr>
-            <w:hyperlink w:history="1" r:id="rIdkbzjeenpiuswga2kfgv_y">
+            <w:hyperlink w:history="1" r:id="rIdu6j5lbw7qafjanql8naxw">
               <w:r>
                 <w:rPr>
                   <w:rFonts w:ascii="Arial" w:cs="Arial" w:eastAsia="Arial" w:hAnsi="Arial"/>
@@ -14498,7 +14498,7 @@
             <w:pPr>
               <w:spacing w:after="20" w:before="0"/>
             </w:pPr>
-            <w:hyperlink w:history="1" r:id="rIdt1lvrosadns6dhb8lmb0j">
+            <w:hyperlink w:history="1" r:id="rIdwln67awqdf1vqvc4enycy">
               <w:r>
                 <w:rPr>
                   <w:rFonts w:ascii="Arial" w:cs="Arial" w:eastAsia="Arial" w:hAnsi="Arial"/>
@@ -14531,7 +14531,7 @@
               <w:spacing w:after="10" w:before="0"/>
               <w:ind w:left="120"/>
             </w:pPr>
-            <w:hyperlink w:history="1" r:id="rIdm4fxugt0omj8ar-fpxuhq">
+            <w:hyperlink w:history="1" r:id="rIdwcihpspel7-iynexhnacj">
               <w:r>
                 <w:rPr>
                   <w:rFonts w:ascii="Arial" w:cs="Arial" w:eastAsia="Arial" w:hAnsi="Arial"/>
@@ -15056,7 +15056,7 @@
         </w:rPr>
         <w:t xml:space="preserve">© 2026 SeaVuria and ARES. Aligned with KICD objectives. Developed by SeaVuria; technical implementation by ARES (with AI assistance from Claude). Licensed under </w:t>
       </w:r>
-      <w:hyperlink w:history="1" r:id="rId4otypklneo0nz9gd6uouo">
+      <w:hyperlink w:history="1" r:id="rIdne59aswjxiy50t0ze86do">
         <w:r>
           <w:rPr>
             <w:rFonts w:ascii="Arial" w:cs="Arial" w:eastAsia="Arial" w:hAnsi="Arial"/>
@@ -15077,7 +15077,7 @@
         </w:rPr>
         <w:t xml:space="preserve"> (</w:t>
       </w:r>
-      <w:hyperlink w:history="1" r:id="rIdmdzfalsk8ukaou9o7m9j9">
+      <w:hyperlink w:history="1" r:id="rIdtlhtemeg7qotq0-8cnf9i">
         <w:r>
           <w:rPr>
             <w:rFonts w:ascii="Arial" w:cs="Arial" w:eastAsia="Arial" w:hAnsi="Arial"/>
@@ -16117,7 +16117,7 @@
             <w:pPr>
               <w:spacing w:after="20" w:before="0"/>
             </w:pPr>
-            <w:hyperlink w:history="1" r:id="rId8rxo4vxkuyfdqugbhy1ke">
+            <w:hyperlink w:history="1" r:id="rIdvhwl3cwjp7pe6zdmvvrke">
               <w:r>
                 <w:rPr>
                   <w:rFonts w:ascii="Arial" w:cs="Arial" w:eastAsia="Arial" w:hAnsi="Arial"/>
@@ -16150,7 +16150,7 @@
               <w:spacing w:after="10" w:before="0"/>
               <w:ind w:left="120"/>
             </w:pPr>
-            <w:hyperlink w:history="1" r:id="rIdhitb-efqd11lzodtrljzg">
+            <w:hyperlink w:history="1" r:id="rIdbr_c2psrpsgr4s8khzejw">
               <w:r>
                 <w:rPr>
                   <w:rFonts w:ascii="Arial" w:cs="Arial" w:eastAsia="Arial" w:hAnsi="Arial"/>
@@ -16195,7 +16195,7 @@
             <w:pPr>
               <w:spacing w:after="20" w:before="0"/>
             </w:pPr>
-            <w:hyperlink w:history="1" r:id="rIdxtfae9r7nl-5lw_niykdo">
+            <w:hyperlink w:history="1" r:id="rIdmoaicvayvobyppxswccdl">
               <w:r>
                 <w:rPr>
                   <w:rFonts w:ascii="Arial" w:cs="Arial" w:eastAsia="Arial" w:hAnsi="Arial"/>
@@ -16228,7 +16228,7 @@
               <w:spacing w:after="10" w:before="0"/>
               <w:ind w:left="120"/>
             </w:pPr>
-            <w:hyperlink w:history="1" r:id="rIdehls7yoqu4qjydtshd2dv">
+            <w:hyperlink w:history="1" r:id="rIdtm3prow6gdhpxrywwupun">
               <w:r>
                 <w:rPr>
                   <w:rFonts w:ascii="Arial" w:cs="Arial" w:eastAsia="Arial" w:hAnsi="Arial"/>
@@ -16428,7 +16428,7 @@
             <w:pPr>
               <w:spacing w:after="20" w:before="0"/>
             </w:pPr>
-            <w:hyperlink w:history="1" r:id="rIdyb4dpk9bbwadk4kusxuap">
+            <w:hyperlink w:history="1" r:id="rId1irf5vnswejkka20donzo">
               <w:r>
                 <w:rPr>
                   <w:rFonts w:ascii="Arial" w:cs="Arial" w:eastAsia="Arial" w:hAnsi="Arial"/>
@@ -16461,7 +16461,7 @@
               <w:spacing w:after="10" w:before="0"/>
               <w:ind w:left="120"/>
             </w:pPr>
-            <w:hyperlink w:history="1" r:id="rIdr2lkyihd6u8inztb8d2az">
+            <w:hyperlink w:history="1" r:id="rIdxvibkwwxtulsghdc6bxui">
               <w:r>
                 <w:rPr>
                   <w:rFonts w:ascii="Arial" w:cs="Arial" w:eastAsia="Arial" w:hAnsi="Arial"/>
@@ -16506,7 +16506,7 @@
             <w:pPr>
               <w:spacing w:after="20" w:before="0"/>
             </w:pPr>
-            <w:hyperlink w:history="1" r:id="rIddypccbazy3sb1wqvnmmlq">
+            <w:hyperlink w:history="1" r:id="rId-dno7b4ddtpoqax7nb_la">
               <w:r>
                 <w:rPr>
                   <w:rFonts w:ascii="Arial" w:cs="Arial" w:eastAsia="Arial" w:hAnsi="Arial"/>
@@ -16539,7 +16539,7 @@
               <w:spacing w:after="10" w:before="0"/>
               <w:ind w:left="120"/>
             </w:pPr>
-            <w:hyperlink w:history="1" r:id="rIdhe2lip2952u4sl42awink">
+            <w:hyperlink w:history="1" r:id="rIdnyhd85cg2g0jtit_mclga">
               <w:r>
                 <w:rPr>
                   <w:rFonts w:ascii="Arial" w:cs="Arial" w:eastAsia="Arial" w:hAnsi="Arial"/>
@@ -16739,7 +16739,7 @@
             <w:pPr>
               <w:spacing w:after="20" w:before="0"/>
             </w:pPr>
-            <w:hyperlink w:history="1" r:id="rIdky6znsmbl1scwllsygedp">
+            <w:hyperlink w:history="1" r:id="rIdc_4xqlptv2bgqibhguwoo">
               <w:r>
                 <w:rPr>
                   <w:rFonts w:ascii="Arial" w:cs="Arial" w:eastAsia="Arial" w:hAnsi="Arial"/>
@@ -16772,7 +16772,7 @@
               <w:spacing w:after="10" w:before="0"/>
               <w:ind w:left="120"/>
             </w:pPr>
-            <w:hyperlink w:history="1" r:id="rIdxddkg_cvj-gbv7opwm024">
+            <w:hyperlink w:history="1" r:id="rIdailognqkzoikkdmrozrfu">
               <w:r>
                 <w:rPr>
                   <w:rFonts w:ascii="Arial" w:cs="Arial" w:eastAsia="Arial" w:hAnsi="Arial"/>
@@ -16817,7 +16817,7 @@
             <w:pPr>
               <w:spacing w:after="20" w:before="0"/>
             </w:pPr>
-            <w:hyperlink w:history="1" r:id="rIdvt9uhz5gjmvilkybie-bj">
+            <w:hyperlink w:history="1" r:id="rId4rlec3wky8kjn0srqreqz">
               <w:r>
                 <w:rPr>
                   <w:rFonts w:ascii="Arial" w:cs="Arial" w:eastAsia="Arial" w:hAnsi="Arial"/>
@@ -16850,7 +16850,7 @@
               <w:spacing w:after="10" w:before="0"/>
               <w:ind w:left="120"/>
             </w:pPr>
-            <w:hyperlink w:history="1" r:id="rIdjtcc7eiz5lgtleu3ywvzv">
+            <w:hyperlink w:history="1" r:id="rIdkxisk45452kmr0vy851kr">
               <w:r>
                 <w:rPr>
                   <w:rFonts w:ascii="Arial" w:cs="Arial" w:eastAsia="Arial" w:hAnsi="Arial"/>
@@ -17050,7 +17050,7 @@
             <w:pPr>
               <w:spacing w:after="20" w:before="0"/>
             </w:pPr>
-            <w:hyperlink w:history="1" r:id="rIdnumctcg3wp-ssdxu81nxm">
+            <w:hyperlink w:history="1" r:id="rId3tkyvijwkesacwn2n6mxv">
               <w:r>
                 <w:rPr>
                   <w:rFonts w:ascii="Arial" w:cs="Arial" w:eastAsia="Arial" w:hAnsi="Arial"/>
@@ -17083,7 +17083,7 @@
               <w:spacing w:after="10" w:before="0"/>
               <w:ind w:left="120"/>
             </w:pPr>
-            <w:hyperlink w:history="1" r:id="rIdt4krw5jz2ar0qcls_ap7f">
+            <w:hyperlink w:history="1" r:id="rIdnivahzfinysoubz9tht1w">
               <w:r>
                 <w:rPr>
                   <w:rFonts w:ascii="Arial" w:cs="Arial" w:eastAsia="Arial" w:hAnsi="Arial"/>
@@ -17128,7 +17128,7 @@
             <w:pPr>
               <w:spacing w:after="20" w:before="0"/>
             </w:pPr>
-            <w:hyperlink w:history="1" r:id="rIdx6aghhcjsnhh4rwfczslt">
+            <w:hyperlink w:history="1" r:id="rId6pacrp5wfadhe5ercj7ey">
               <w:r>
                 <w:rPr>
                   <w:rFonts w:ascii="Arial" w:cs="Arial" w:eastAsia="Arial" w:hAnsi="Arial"/>
@@ -17161,7 +17161,7 @@
               <w:spacing w:after="10" w:before="0"/>
               <w:ind w:left="120"/>
             </w:pPr>
-            <w:hyperlink w:history="1" r:id="rIdgp7t6-rmxprh79tuovu70">
+            <w:hyperlink w:history="1" r:id="rIdoy1gnil81xdcstodm6fm7">
               <w:r>
                 <w:rPr>
                   <w:rFonts w:ascii="Arial" w:cs="Arial" w:eastAsia="Arial" w:hAnsi="Arial"/>
@@ -17361,7 +17361,7 @@
             <w:pPr>
               <w:spacing w:after="20" w:before="0"/>
             </w:pPr>
-            <w:hyperlink w:history="1" r:id="rIdkw07btms8ly_ndzwhsxmi">
+            <w:hyperlink w:history="1" r:id="rIdygutnwf5sbzkmewlhgclm">
               <w:r>
                 <w:rPr>
                   <w:rFonts w:ascii="Arial" w:cs="Arial" w:eastAsia="Arial" w:hAnsi="Arial"/>
@@ -17394,7 +17394,7 @@
               <w:spacing w:after="10" w:before="0"/>
               <w:ind w:left="120"/>
             </w:pPr>
-            <w:hyperlink w:history="1" r:id="rId5b5i54mdqman0an_gopvy">
+            <w:hyperlink w:history="1" r:id="rIdd2dsn3lvhxqzwnkt9i9zb">
               <w:r>
                 <w:rPr>
                   <w:rFonts w:ascii="Arial" w:cs="Arial" w:eastAsia="Arial" w:hAnsi="Arial"/>
@@ -17439,7 +17439,7 @@
             <w:pPr>
               <w:spacing w:after="20" w:before="0"/>
             </w:pPr>
-            <w:hyperlink w:history="1" r:id="rId3bbtkkpzg-tfia2upwm84">
+            <w:hyperlink w:history="1" r:id="rIdazm4luwpew_uvyiveasyw">
               <w:r>
                 <w:rPr>
                   <w:rFonts w:ascii="Arial" w:cs="Arial" w:eastAsia="Arial" w:hAnsi="Arial"/>
@@ -17472,7 +17472,7 @@
               <w:spacing w:after="10" w:before="0"/>
               <w:ind w:left="120"/>
             </w:pPr>
-            <w:hyperlink w:history="1" r:id="rId6bbxolqzjevz2sqkchbta">
+            <w:hyperlink w:history="1" r:id="rId6xmp0qzgbdkhpv9k1cwfv">
               <w:r>
                 <w:rPr>
                   <w:rFonts w:ascii="Arial" w:cs="Arial" w:eastAsia="Arial" w:hAnsi="Arial"/>
@@ -17997,7 +17997,7 @@
         </w:rPr>
         <w:t xml:space="preserve">© 2026 SeaVuria and ARES. Aligned with KICD objectives. Developed by SeaVuria; technical implementation by ARES (with AI assistance from Claude). Licensed under </w:t>
       </w:r>
-      <w:hyperlink w:history="1" r:id="rId-dil7ytg95bvckgiltg05">
+      <w:hyperlink w:history="1" r:id="rIde1mchizadhbznfvjpj77s">
         <w:r>
           <w:rPr>
             <w:rFonts w:ascii="Arial" w:cs="Arial" w:eastAsia="Arial" w:hAnsi="Arial"/>
@@ -18018,7 +18018,7 @@
         </w:rPr>
         <w:t xml:space="preserve"> (</w:t>
       </w:r>
-      <w:hyperlink w:history="1" r:id="rId9zhw5tapg5fudjy3kgrcr">
+      <w:hyperlink w:history="1" r:id="rIdb3bod7urpo1jiuzgwa5xz">
         <w:r>
           <w:rPr>
             <w:rFonts w:ascii="Arial" w:cs="Arial" w:eastAsia="Arial" w:hAnsi="Arial"/>
@@ -19058,7 +19058,7 @@
             <w:pPr>
               <w:spacing w:after="20" w:before="0"/>
             </w:pPr>
-            <w:hyperlink w:history="1" r:id="rIdkfphtfaatnpfpjdp7ure7">
+            <w:hyperlink w:history="1" r:id="rIdc7rdhhgbkq0whdb95_n3r">
               <w:r>
                 <w:rPr>
                   <w:rFonts w:ascii="Arial" w:cs="Arial" w:eastAsia="Arial" w:hAnsi="Arial"/>
@@ -19107,7 +19107,7 @@
               <w:spacing w:after="10" w:before="0"/>
               <w:ind w:left="120"/>
             </w:pPr>
-            <w:hyperlink w:history="1" r:id="rIdulhdudgrqir3a7qtkfv7d">
+            <w:hyperlink w:history="1" r:id="rIdmqoc14szq3qsdgy8a_mvo">
               <w:r>
                 <w:rPr>
                   <w:rFonts w:ascii="Arial" w:cs="Arial" w:eastAsia="Arial" w:hAnsi="Arial"/>
@@ -19152,7 +19152,7 @@
             <w:pPr>
               <w:spacing w:after="20" w:before="0"/>
             </w:pPr>
-            <w:hyperlink w:history="1" r:id="rIdmjclexunwbjzfp2jqp1-8">
+            <w:hyperlink w:history="1" r:id="rIdrpqlkybsqj7-dq5eiha8w">
               <w:r>
                 <w:rPr>
                   <w:rFonts w:ascii="Arial" w:cs="Arial" w:eastAsia="Arial" w:hAnsi="Arial"/>
@@ -19185,7 +19185,7 @@
               <w:spacing w:after="10" w:before="0"/>
               <w:ind w:left="120"/>
             </w:pPr>
-            <w:hyperlink w:history="1" r:id="rIdzcs3jtjpqyxk3r-dvge3b">
+            <w:hyperlink w:history="1" r:id="rIdm8-kzwxipcinuoqnahiay">
               <w:r>
                 <w:rPr>
                   <w:rFonts w:ascii="Arial" w:cs="Arial" w:eastAsia="Arial" w:hAnsi="Arial"/>
@@ -19385,7 +19385,7 @@
             <w:pPr>
               <w:spacing w:after="20" w:before="0"/>
             </w:pPr>
-            <w:hyperlink w:history="1" r:id="rIdfdykjkr0wgj63lazwr7uf">
+            <w:hyperlink w:history="1" r:id="rIdhwmjmf58l9di5xa_wuuzu">
               <w:r>
                 <w:rPr>
                   <w:rFonts w:ascii="Arial" w:cs="Arial" w:eastAsia="Arial" w:hAnsi="Arial"/>
@@ -19434,7 +19434,7 @@
               <w:spacing w:after="10" w:before="0"/>
               <w:ind w:left="120"/>
             </w:pPr>
-            <w:hyperlink w:history="1" r:id="rIddhuniji7r9noexnxwpojd">
+            <w:hyperlink w:history="1" r:id="rIdnrgoqi32ixh9bo9dbj0pu">
               <w:r>
                 <w:rPr>
                   <w:rFonts w:ascii="Arial" w:cs="Arial" w:eastAsia="Arial" w:hAnsi="Arial"/>
@@ -19479,7 +19479,7 @@
             <w:pPr>
               <w:spacing w:after="20" w:before="0"/>
             </w:pPr>
-            <w:hyperlink w:history="1" r:id="rId9gwj6zhhupezyetniw8yd">
+            <w:hyperlink w:history="1" r:id="rIdv8ojxzrm0rhzzuv5elden">
               <w:r>
                 <w:rPr>
                   <w:rFonts w:ascii="Arial" w:cs="Arial" w:eastAsia="Arial" w:hAnsi="Arial"/>
@@ -19512,7 +19512,7 @@
               <w:spacing w:after="10" w:before="0"/>
               <w:ind w:left="120"/>
             </w:pPr>
-            <w:hyperlink w:history="1" r:id="rIdr1tqelwo6gcsyb3_wglkv">
+            <w:hyperlink w:history="1" r:id="rIdxzblrncbdvhgqqfktkfcu">
               <w:r>
                 <w:rPr>
                   <w:rFonts w:ascii="Arial" w:cs="Arial" w:eastAsia="Arial" w:hAnsi="Arial"/>
@@ -19712,7 +19712,7 @@
             <w:pPr>
               <w:spacing w:after="20" w:before="0"/>
             </w:pPr>
-            <w:hyperlink w:history="1" r:id="rId9iv79yjutwvbh-6snmoq0">
+            <w:hyperlink w:history="1" r:id="rIdwguagf4gkguxz57qnbhuv">
               <w:r>
                 <w:rPr>
                   <w:rFonts w:ascii="Arial" w:cs="Arial" w:eastAsia="Arial" w:hAnsi="Arial"/>
@@ -19761,7 +19761,7 @@
               <w:spacing w:after="10" w:before="0"/>
               <w:ind w:left="120"/>
             </w:pPr>
-            <w:hyperlink w:history="1" r:id="rIdpea-va3xy6xutk_kmsud5">
+            <w:hyperlink w:history="1" r:id="rIdeqnxbfayoe8z-dbrvflxb">
               <w:r>
                 <w:rPr>
                   <w:rFonts w:ascii="Arial" w:cs="Arial" w:eastAsia="Arial" w:hAnsi="Arial"/>
@@ -19806,7 +19806,7 @@
             <w:pPr>
               <w:spacing w:after="20" w:before="0"/>
             </w:pPr>
-            <w:hyperlink w:history="1" r:id="rId7docw3df9jd_jgaupfhhj">
+            <w:hyperlink w:history="1" r:id="rId0iurvf0trjjtos9psfysn">
               <w:r>
                 <w:rPr>
                   <w:rFonts w:ascii="Arial" w:cs="Arial" w:eastAsia="Arial" w:hAnsi="Arial"/>
@@ -19839,7 +19839,7 @@
               <w:spacing w:after="10" w:before="0"/>
               <w:ind w:left="120"/>
             </w:pPr>
-            <w:hyperlink w:history="1" r:id="rId2jhkcuudmr0yuojorlwrw">
+            <w:hyperlink w:history="1" r:id="rId4zrdh_l_4ggjebzx5q1kx">
               <w:r>
                 <w:rPr>
                   <w:rFonts w:ascii="Arial" w:cs="Arial" w:eastAsia="Arial" w:hAnsi="Arial"/>
@@ -20039,7 +20039,7 @@
             <w:pPr>
               <w:spacing w:after="20" w:before="0"/>
             </w:pPr>
-            <w:hyperlink w:history="1" r:id="rIdq40pfdw_kuasgvjlknapy">
+            <w:hyperlink w:history="1" r:id="rIdom-qlsop5akv7vn36waa-">
               <w:r>
                 <w:rPr>
                   <w:rFonts w:ascii="Arial" w:cs="Arial" w:eastAsia="Arial" w:hAnsi="Arial"/>
@@ -20088,7 +20088,7 @@
               <w:spacing w:after="10" w:before="0"/>
               <w:ind w:left="120"/>
             </w:pPr>
-            <w:hyperlink w:history="1" r:id="rId6_e_delh1afsil9wkm_tt">
+            <w:hyperlink w:history="1" r:id="rIdolcegqeqawhpyaryf3ukj">
               <w:r>
                 <w:rPr>
                   <w:rFonts w:ascii="Arial" w:cs="Arial" w:eastAsia="Arial" w:hAnsi="Arial"/>
@@ -20133,7 +20133,7 @@
             <w:pPr>
               <w:spacing w:after="20" w:before="0"/>
             </w:pPr>
-            <w:hyperlink w:history="1" r:id="rIdsovhp0rzhczrwviqss2_g">
+            <w:hyperlink w:history="1" r:id="rIdzyutqn2sxbt5igmy1-myf">
               <w:r>
                 <w:rPr>
                   <w:rFonts w:ascii="Arial" w:cs="Arial" w:eastAsia="Arial" w:hAnsi="Arial"/>
@@ -20166,7 +20166,7 @@
               <w:spacing w:after="10" w:before="0"/>
               <w:ind w:left="120"/>
             </w:pPr>
-            <w:hyperlink w:history="1" r:id="rIddngj0e0iiw3giepaai93y">
+            <w:hyperlink w:history="1" r:id="rIdb4fifp5wdymgde3brkxra">
               <w:r>
                 <w:rPr>
                   <w:rFonts w:ascii="Arial" w:cs="Arial" w:eastAsia="Arial" w:hAnsi="Arial"/>
@@ -20366,7 +20366,7 @@
             <w:pPr>
               <w:spacing w:after="20" w:before="0"/>
             </w:pPr>
-            <w:hyperlink w:history="1" r:id="rIduuuhjpcmkkgtsjc02brtg">
+            <w:hyperlink w:history="1" r:id="rId3ssthajab0zcnaultgsbu">
               <w:r>
                 <w:rPr>
                   <w:rFonts w:ascii="Arial" w:cs="Arial" w:eastAsia="Arial" w:hAnsi="Arial"/>
@@ -20415,7 +20415,7 @@
               <w:spacing w:after="10" w:before="0"/>
               <w:ind w:left="120"/>
             </w:pPr>
-            <w:hyperlink w:history="1" r:id="rIdocw67o95ec5yeod4n0u5o">
+            <w:hyperlink w:history="1" r:id="rIdniswvuolhwz37pvppl5e4">
               <w:r>
                 <w:rPr>
                   <w:rFonts w:ascii="Arial" w:cs="Arial" w:eastAsia="Arial" w:hAnsi="Arial"/>
@@ -20460,7 +20460,7 @@
             <w:pPr>
               <w:spacing w:after="20" w:before="0"/>
             </w:pPr>
-            <w:hyperlink w:history="1" r:id="rIdjx1r3atftf9xe7vr4lh_m">
+            <w:hyperlink w:history="1" r:id="rIdonfpphefush-q9ncixdug">
               <w:r>
                 <w:rPr>
                   <w:rFonts w:ascii="Arial" w:cs="Arial" w:eastAsia="Arial" w:hAnsi="Arial"/>
@@ -20509,7 +20509,7 @@
               <w:spacing w:after="10" w:before="0"/>
               <w:ind w:left="120"/>
             </w:pPr>
-            <w:hyperlink w:history="1" r:id="rId96kqzrouu8ifmp2pkxkkd">
+            <w:hyperlink w:history="1" r:id="rIdoaf7izqc7aeen-xpsma1g">
               <w:r>
                 <w:rPr>
                   <w:rFonts w:ascii="Arial" w:cs="Arial" w:eastAsia="Arial" w:hAnsi="Arial"/>
@@ -21034,7 +21034,7 @@
         </w:rPr>
         <w:t xml:space="preserve">© 2026 SeaVuria and ARES. Aligned with KICD objectives. Developed by SeaVuria; technical implementation by ARES (with AI assistance from Claude). Licensed under </w:t>
       </w:r>
-      <w:hyperlink w:history="1" r:id="rIdnyanxyl26bsbarwygee5u">
+      <w:hyperlink w:history="1" r:id="rIdr5grnl9ckre-8sogbfuxi">
         <w:r>
           <w:rPr>
             <w:rFonts w:ascii="Arial" w:cs="Arial" w:eastAsia="Arial" w:hAnsi="Arial"/>
@@ -21055,7 +21055,7 @@
         </w:rPr>
         <w:t xml:space="preserve"> (</w:t>
       </w:r>
-      <w:hyperlink w:history="1" r:id="rIdyvnjjyjki1uzptl-r_e1r">
+      <w:hyperlink w:history="1" r:id="rIdbsghlf_iivjitpcj0phhq">
         <w:r>
           <w:rPr>
             <w:rFonts w:ascii="Arial" w:cs="Arial" w:eastAsia="Arial" w:hAnsi="Arial"/>
@@ -22095,7 +22095,7 @@
             <w:pPr>
               <w:spacing w:after="20" w:before="0"/>
             </w:pPr>
-            <w:hyperlink w:history="1" r:id="rId6sgsh2t5vuomhgbu2gfhb">
+            <w:hyperlink w:history="1" r:id="rIdtij54szntr6fhrqih7qhu">
               <w:r>
                 <w:rPr>
                   <w:rFonts w:ascii="Arial" w:cs="Arial" w:eastAsia="Arial" w:hAnsi="Arial"/>
@@ -22128,7 +22128,7 @@
               <w:spacing w:after="10" w:before="0"/>
               <w:ind w:left="120"/>
             </w:pPr>
-            <w:hyperlink w:history="1" r:id="rIda7b6ksiomwyam9dt_u5jq">
+            <w:hyperlink w:history="1" r:id="rId6bm3ap2cqcwqppfw6-o6z">
               <w:r>
                 <w:rPr>
                   <w:rFonts w:ascii="Arial" w:cs="Arial" w:eastAsia="Arial" w:hAnsi="Arial"/>
@@ -22173,7 +22173,7 @@
             <w:pPr>
               <w:spacing w:after="20" w:before="0"/>
             </w:pPr>
-            <w:hyperlink w:history="1" r:id="rId-cahmp-fhqe0nifwmempp">
+            <w:hyperlink w:history="1" r:id="rIdhw_9qpo9rkj_78hfr8vlm">
               <w:r>
                 <w:rPr>
                   <w:rFonts w:ascii="Arial" w:cs="Arial" w:eastAsia="Arial" w:hAnsi="Arial"/>
@@ -22206,7 +22206,7 @@
               <w:spacing w:after="10" w:before="0"/>
               <w:ind w:left="120"/>
             </w:pPr>
-            <w:hyperlink w:history="1" r:id="rId2arhxvmr_e9uto6qtlt9e">
+            <w:hyperlink w:history="1" r:id="rIddbyinpupkfonduqbkhqhh">
               <w:r>
                 <w:rPr>
                   <w:rFonts w:ascii="Arial" w:cs="Arial" w:eastAsia="Arial" w:hAnsi="Arial"/>
@@ -22406,7 +22406,7 @@
             <w:pPr>
               <w:spacing w:after="20" w:before="0"/>
             </w:pPr>
-            <w:hyperlink w:history="1" r:id="rId8o9zhlec4cwnnn8zbsimr">
+            <w:hyperlink w:history="1" r:id="rIdu-fqlnb71tewpkie_9r4m">
               <w:r>
                 <w:rPr>
                   <w:rFonts w:ascii="Arial" w:cs="Arial" w:eastAsia="Arial" w:hAnsi="Arial"/>
@@ -22439,7 +22439,7 @@
               <w:spacing w:after="10" w:before="0"/>
               <w:ind w:left="120"/>
             </w:pPr>
-            <w:hyperlink w:history="1" r:id="rIddd-a45s0pnaudj2c5hjlc">
+            <w:hyperlink w:history="1" r:id="rIdyaivj91gejpblqu4modi4">
               <w:r>
                 <w:rPr>
                   <w:rFonts w:ascii="Arial" w:cs="Arial" w:eastAsia="Arial" w:hAnsi="Arial"/>
@@ -22484,7 +22484,7 @@
             <w:pPr>
               <w:spacing w:after="20" w:before="0"/>
             </w:pPr>
-            <w:hyperlink w:history="1" r:id="rIdgmbnfihij36louurojfcu">
+            <w:hyperlink w:history="1" r:id="rId_beovx-hjik_2e4jb1e8w">
               <w:r>
                 <w:rPr>
                   <w:rFonts w:ascii="Arial" w:cs="Arial" w:eastAsia="Arial" w:hAnsi="Arial"/>
@@ -22517,7 +22517,7 @@
               <w:spacing w:after="10" w:before="0"/>
               <w:ind w:left="120"/>
             </w:pPr>
-            <w:hyperlink w:history="1" r:id="rId3ppsd8kviwsj2doigloya">
+            <w:hyperlink w:history="1" r:id="rIdpuucly2u-lulwnyag9ozm">
               <w:r>
                 <w:rPr>
                   <w:rFonts w:ascii="Arial" w:cs="Arial" w:eastAsia="Arial" w:hAnsi="Arial"/>
@@ -22717,7 +22717,7 @@
             <w:pPr>
               <w:spacing w:after="20" w:before="0"/>
             </w:pPr>
-            <w:hyperlink w:history="1" r:id="rId-ripzeay-xkys_oky5cw-">
+            <w:hyperlink w:history="1" r:id="rId3ifqqtngabosvc9f0nikr">
               <w:r>
                 <w:rPr>
                   <w:rFonts w:ascii="Arial" w:cs="Arial" w:eastAsia="Arial" w:hAnsi="Arial"/>
@@ -22750,7 +22750,7 @@
               <w:spacing w:after="10" w:before="0"/>
               <w:ind w:left="120"/>
             </w:pPr>
-            <w:hyperlink w:history="1" r:id="rIdxo5878axtysiiljep-ql0">
+            <w:hyperlink w:history="1" r:id="rId-ojq8jkxdlxdcjzeepwhj">
               <w:r>
                 <w:rPr>
                   <w:rFonts w:ascii="Arial" w:cs="Arial" w:eastAsia="Arial" w:hAnsi="Arial"/>
@@ -22795,7 +22795,7 @@
             <w:pPr>
               <w:spacing w:after="20" w:before="0"/>
             </w:pPr>
-            <w:hyperlink w:history="1" r:id="rIdnlseqvs5aznpvqkqjnbai">
+            <w:hyperlink w:history="1" r:id="rIddohjzxrvblh2zpmtm4fc0">
               <w:r>
                 <w:rPr>
                   <w:rFonts w:ascii="Arial" w:cs="Arial" w:eastAsia="Arial" w:hAnsi="Arial"/>
@@ -22828,7 +22828,7 @@
               <w:spacing w:after="10" w:before="0"/>
               <w:ind w:left="120"/>
             </w:pPr>
-            <w:hyperlink w:history="1" r:id="rIdq9vqy0p7gyr1viq8k1gof">
+            <w:hyperlink w:history="1" r:id="rId8rtywskck5lnyhuifabdt">
               <w:r>
                 <w:rPr>
                   <w:rFonts w:ascii="Arial" w:cs="Arial" w:eastAsia="Arial" w:hAnsi="Arial"/>
@@ -23028,7 +23028,7 @@
             <w:pPr>
               <w:spacing w:after="20" w:before="0"/>
             </w:pPr>
-            <w:hyperlink w:history="1" r:id="rIdisl9crpyjtcmywyvvfikh">
+            <w:hyperlink w:history="1" r:id="rIdgyrg_7xztbn2zx6mfytfz">
               <w:r>
                 <w:rPr>
                   <w:rFonts w:ascii="Arial" w:cs="Arial" w:eastAsia="Arial" w:hAnsi="Arial"/>
@@ -23061,7 +23061,7 @@
               <w:spacing w:after="10" w:before="0"/>
               <w:ind w:left="120"/>
             </w:pPr>
-            <w:hyperlink w:history="1" r:id="rId4ndgy21kvdbrqfymybduc">
+            <w:hyperlink w:history="1" r:id="rIdxovqasfzbsw6nbsfqbakv">
               <w:r>
                 <w:rPr>
                   <w:rFonts w:ascii="Arial" w:cs="Arial" w:eastAsia="Arial" w:hAnsi="Arial"/>
@@ -23106,7 +23106,7 @@
             <w:pPr>
               <w:spacing w:after="20" w:before="0"/>
             </w:pPr>
-            <w:hyperlink w:history="1" r:id="rIdxfzgcsancrt4kxdefw5cx">
+            <w:hyperlink w:history="1" r:id="rIdeudy7yzybkeobyjzbp13z">
               <w:r>
                 <w:rPr>
                   <w:rFonts w:ascii="Arial" w:cs="Arial" w:eastAsia="Arial" w:hAnsi="Arial"/>
@@ -23139,7 +23139,7 @@
               <w:spacing w:after="10" w:before="0"/>
               <w:ind w:left="120"/>
             </w:pPr>
-            <w:hyperlink w:history="1" r:id="rIdwqsm-hcvrof7zes_nzh1q">
+            <w:hyperlink w:history="1" r:id="rIdfjbgalkqzxdr7leanmev5">
               <w:r>
                 <w:rPr>
                   <w:rFonts w:ascii="Arial" w:cs="Arial" w:eastAsia="Arial" w:hAnsi="Arial"/>
@@ -23339,7 +23339,7 @@
             <w:pPr>
               <w:spacing w:after="20" w:before="0"/>
             </w:pPr>
-            <w:hyperlink w:history="1" r:id="rId_8ckrp2-sny3kae9s3aqk">
+            <w:hyperlink w:history="1" r:id="rId4ub0zplil29ub8d0blngu">
               <w:r>
                 <w:rPr>
                   <w:rFonts w:ascii="Arial" w:cs="Arial" w:eastAsia="Arial" w:hAnsi="Arial"/>
@@ -23372,7 +23372,7 @@
               <w:spacing w:after="10" w:before="0"/>
               <w:ind w:left="120"/>
             </w:pPr>
-            <w:hyperlink w:history="1" r:id="rId9oay3p7l42-fkihbl2gmb">
+            <w:hyperlink w:history="1" r:id="rIdvzemdcthnpomv9hylolx7">
               <w:r>
                 <w:rPr>
                   <w:rFonts w:ascii="Arial" w:cs="Arial" w:eastAsia="Arial" w:hAnsi="Arial"/>
@@ -23417,7 +23417,7 @@
             <w:pPr>
               <w:spacing w:after="20" w:before="0"/>
             </w:pPr>
-            <w:hyperlink w:history="1" r:id="rIda00ppicvzgilanemz2coc">
+            <w:hyperlink w:history="1" r:id="rIdqapj9jws-rg4pqclx77q9">
               <w:r>
                 <w:rPr>
                   <w:rFonts w:ascii="Arial" w:cs="Arial" w:eastAsia="Arial" w:hAnsi="Arial"/>
@@ -23466,7 +23466,7 @@
               <w:spacing w:after="10" w:before="0"/>
               <w:ind w:left="120"/>
             </w:pPr>
-            <w:hyperlink w:history="1" r:id="rIdi0nydo9evza4xuv26jw0y">
+            <w:hyperlink w:history="1" r:id="rIdgtrsne1abuakw1ebokurv">
               <w:r>
                 <w:rPr>
                   <w:rFonts w:ascii="Arial" w:cs="Arial" w:eastAsia="Arial" w:hAnsi="Arial"/>
@@ -24091,7 +24091,7 @@
         </w:rPr>
         <w:t xml:space="preserve">© 2026 SeaVuria and ARES. Aligned with KICD objectives. Developed by SeaVuria; technical implementation by ARES (with AI assistance from Claude). Licensed under </w:t>
       </w:r>
-      <w:hyperlink w:history="1" r:id="rIdijf6uuvyjgf5q51wjidq6">
+      <w:hyperlink w:history="1" r:id="rIdkfxws9rzy1vqllpqyho3y">
         <w:r>
           <w:rPr>
             <w:rFonts w:ascii="Arial" w:cs="Arial" w:eastAsia="Arial" w:hAnsi="Arial"/>
@@ -24112,7 +24112,7 @@
         </w:rPr>
         <w:t xml:space="preserve"> (</w:t>
       </w:r>
-      <w:hyperlink w:history="1" r:id="rIddzdz4o36rfhtxgw4_jyj2">
+      <w:hyperlink w:history="1" r:id="rIdrcv51d8traoykbmqk7xc2">
         <w:r>
           <w:rPr>
             <w:rFonts w:ascii="Arial" w:cs="Arial" w:eastAsia="Arial" w:hAnsi="Arial"/>
@@ -25152,7 +25152,7 @@
             <w:pPr>
               <w:spacing w:after="20" w:before="0"/>
             </w:pPr>
-            <w:hyperlink w:history="1" r:id="rIdfcdsav7z2oaqrrotqae9h">
+            <w:hyperlink w:history="1" r:id="rIdbdnhjywx8ejqvo4-ubflf">
               <w:r>
                 <w:rPr>
                   <w:rFonts w:ascii="Arial" w:cs="Arial" w:eastAsia="Arial" w:hAnsi="Arial"/>
@@ -25185,7 +25185,7 @@
               <w:spacing w:after="10" w:before="0"/>
               <w:ind w:left="120"/>
             </w:pPr>
-            <w:hyperlink w:history="1" r:id="rIdyaco6ayphxly-xfv3u8tv">
+            <w:hyperlink w:history="1" r:id="rId3pohiap8ts_9sp-9eg-ox">
               <w:r>
                 <w:rPr>
                   <w:rFonts w:ascii="Arial" w:cs="Arial" w:eastAsia="Arial" w:hAnsi="Arial"/>
@@ -25230,7 +25230,7 @@
             <w:pPr>
               <w:spacing w:after="20" w:before="0"/>
             </w:pPr>
-            <w:hyperlink w:history="1" r:id="rIdj2emoybyfjbmwtsfc7eze">
+            <w:hyperlink w:history="1" r:id="rIdvusxw5gezfqj857andhdv">
               <w:r>
                 <w:rPr>
                   <w:rFonts w:ascii="Arial" w:cs="Arial" w:eastAsia="Arial" w:hAnsi="Arial"/>
@@ -25263,7 +25263,7 @@
               <w:spacing w:after="10" w:before="0"/>
               <w:ind w:left="120"/>
             </w:pPr>
-            <w:hyperlink w:history="1" r:id="rId5-opbrwhtyl9tv38nm_4p">
+            <w:hyperlink w:history="1" r:id="rIde5fxynorpgd1gxjl392ef">
               <w:r>
                 <w:rPr>
                   <w:rFonts w:ascii="Arial" w:cs="Arial" w:eastAsia="Arial" w:hAnsi="Arial"/>
@@ -25463,7 +25463,7 @@
             <w:pPr>
               <w:spacing w:after="20" w:before="0"/>
             </w:pPr>
-            <w:hyperlink w:history="1" r:id="rIde2agcy3fi11z7ip-cdmyt">
+            <w:hyperlink w:history="1" r:id="rIdxsrcwda2xjzov6khsiabt">
               <w:r>
                 <w:rPr>
                   <w:rFonts w:ascii="Arial" w:cs="Arial" w:eastAsia="Arial" w:hAnsi="Arial"/>
@@ -25496,7 +25496,7 @@
               <w:spacing w:after="10" w:before="0"/>
               <w:ind w:left="120"/>
             </w:pPr>
-            <w:hyperlink w:history="1" r:id="rIdad2u4cbu3gqd3qzcrrgk9">
+            <w:hyperlink w:history="1" r:id="rId8lwt4n_rvk12wjbhlb5rh">
               <w:r>
                 <w:rPr>
                   <w:rFonts w:ascii="Arial" w:cs="Arial" w:eastAsia="Arial" w:hAnsi="Arial"/>
@@ -25541,7 +25541,7 @@
             <w:pPr>
               <w:spacing w:after="20" w:before="0"/>
             </w:pPr>
-            <w:hyperlink w:history="1" r:id="rIdrp1gnmqed3qdz2wutmw24">
+            <w:hyperlink w:history="1" r:id="rIdsw9hgy4-spxhcqhvbw_0z">
               <w:r>
                 <w:rPr>
                   <w:rFonts w:ascii="Arial" w:cs="Arial" w:eastAsia="Arial" w:hAnsi="Arial"/>
@@ -25574,7 +25574,7 @@
               <w:spacing w:after="10" w:before="0"/>
               <w:ind w:left="120"/>
             </w:pPr>
-            <w:hyperlink w:history="1" r:id="rIdjk70v43fpr_1kedkt7_im">
+            <w:hyperlink w:history="1" r:id="rIdiyzvcnc-1uk23jmqlw8lk">
               <w:r>
                 <w:rPr>
                   <w:rFonts w:ascii="Arial" w:cs="Arial" w:eastAsia="Arial" w:hAnsi="Arial"/>
@@ -25774,7 +25774,7 @@
             <w:pPr>
               <w:spacing w:after="20" w:before="0"/>
             </w:pPr>
-            <w:hyperlink w:history="1" r:id="rIdgdk2rjooo3ej1tbd09mui">
+            <w:hyperlink w:history="1" r:id="rId7egphbnjgyj1jikqgvnv4">
               <w:r>
                 <w:rPr>
                   <w:rFonts w:ascii="Arial" w:cs="Arial" w:eastAsia="Arial" w:hAnsi="Arial"/>
@@ -25823,7 +25823,7 @@
               <w:spacing w:after="10" w:before="0"/>
               <w:ind w:left="120"/>
             </w:pPr>
-            <w:hyperlink w:history="1" r:id="rId8a9dpnlcxu6df7o-xkxyx">
+            <w:hyperlink w:history="1" r:id="rId7ah6_u1jdopq1b5ivewjl">
               <w:r>
                 <w:rPr>
                   <w:rFonts w:ascii="Arial" w:cs="Arial" w:eastAsia="Arial" w:hAnsi="Arial"/>
@@ -25868,7 +25868,7 @@
             <w:pPr>
               <w:spacing w:after="20" w:before="0"/>
             </w:pPr>
-            <w:hyperlink w:history="1" r:id="rIdnxeluvizm4ifghcm7nuuh">
+            <w:hyperlink w:history="1" r:id="rIdpjmpmlyvipunozy7in0kx">
               <w:r>
                 <w:rPr>
                   <w:rFonts w:ascii="Arial" w:cs="Arial" w:eastAsia="Arial" w:hAnsi="Arial"/>
@@ -25901,7 +25901,7 @@
               <w:spacing w:after="10" w:before="0"/>
               <w:ind w:left="120"/>
             </w:pPr>
-            <w:hyperlink w:history="1" r:id="rIdlmz9dam0_fmqqmv7grt20">
+            <w:hyperlink w:history="1" r:id="rIdphuglzzznwgsjtm-khq-m">
               <w:r>
                 <w:rPr>
                   <w:rFonts w:ascii="Arial" w:cs="Arial" w:eastAsia="Arial" w:hAnsi="Arial"/>
@@ -26101,7 +26101,7 @@
             <w:pPr>
               <w:spacing w:after="20" w:before="0"/>
             </w:pPr>
-            <w:hyperlink w:history="1" r:id="rId2179jbx8gntw-wstp46al">
+            <w:hyperlink w:history="1" r:id="rIdp_ctjkuvfjia4vesddsk0">
               <w:r>
                 <w:rPr>
                   <w:rFonts w:ascii="Arial" w:cs="Arial" w:eastAsia="Arial" w:hAnsi="Arial"/>
@@ -26150,7 +26150,7 @@
               <w:spacing w:after="10" w:before="0"/>
               <w:ind w:left="120"/>
             </w:pPr>
-            <w:hyperlink w:history="1" r:id="rIdtolsvezbggyazmxqxllku">
+            <w:hyperlink w:history="1" r:id="rIddgxbvfnrnyf138apcruvg">
               <w:r>
                 <w:rPr>
                   <w:rFonts w:ascii="Arial" w:cs="Arial" w:eastAsia="Arial" w:hAnsi="Arial"/>
@@ -26195,7 +26195,7 @@
             <w:pPr>
               <w:spacing w:after="20" w:before="0"/>
             </w:pPr>
-            <w:hyperlink w:history="1" r:id="rId6vxv-3nlf1mabw51k7ksc">
+            <w:hyperlink w:history="1" r:id="rIdg3ce8ndu5h1de-1wxlepo">
               <w:r>
                 <w:rPr>
                   <w:rFonts w:ascii="Arial" w:cs="Arial" w:eastAsia="Arial" w:hAnsi="Arial"/>
@@ -26228,7 +26228,7 @@
               <w:spacing w:after="10" w:before="0"/>
               <w:ind w:left="120"/>
             </w:pPr>
-            <w:hyperlink w:history="1" r:id="rIdyast5vqrrjto5gqyk3ubd">
+            <w:hyperlink w:history="1" r:id="rIdvqcjfv4crym4fc6rcyobr">
               <w:r>
                 <w:rPr>
                   <w:rFonts w:ascii="Arial" w:cs="Arial" w:eastAsia="Arial" w:hAnsi="Arial"/>
@@ -26428,7 +26428,7 @@
             <w:pPr>
               <w:spacing w:after="20" w:before="0"/>
             </w:pPr>
-            <w:hyperlink w:history="1" r:id="rId-3gh9gztmdt0mask7iy3m">
+            <w:hyperlink w:history="1" r:id="rIdij1a45-rwlvbbsryvux4p">
               <w:r>
                 <w:rPr>
                   <w:rFonts w:ascii="Arial" w:cs="Arial" w:eastAsia="Arial" w:hAnsi="Arial"/>
@@ -26477,7 +26477,7 @@
               <w:spacing w:after="10" w:before="0"/>
               <w:ind w:left="120"/>
             </w:pPr>
-            <w:hyperlink w:history="1" r:id="rIdtbin3kwx5hk8i9nm4ynim">
+            <w:hyperlink w:history="1" r:id="rIdyvfoj0-c9xy-gxjyxqbzx">
               <w:r>
                 <w:rPr>
                   <w:rFonts w:ascii="Arial" w:cs="Arial" w:eastAsia="Arial" w:hAnsi="Arial"/>
@@ -26522,7 +26522,7 @@
             <w:pPr>
               <w:spacing w:after="20" w:before="0"/>
             </w:pPr>
-            <w:hyperlink w:history="1" r:id="rIddfb_h8-a-21of1_nmknmc">
+            <w:hyperlink w:history="1" r:id="rIdpwrc2ciqrkwqr2mopisui">
               <w:r>
                 <w:rPr>
                   <w:rFonts w:ascii="Arial" w:cs="Arial" w:eastAsia="Arial" w:hAnsi="Arial"/>
@@ -26555,7 +26555,7 @@
               <w:spacing w:after="10" w:before="0"/>
               <w:ind w:left="120"/>
             </w:pPr>
-            <w:hyperlink w:history="1" r:id="rIdhvrhjtl7elskbnhcatgre">
+            <w:hyperlink w:history="1" r:id="rId7gtwibsxyfs_bwfn77rgj">
               <w:r>
                 <w:rPr>
                   <w:rFonts w:ascii="Arial" w:cs="Arial" w:eastAsia="Arial" w:hAnsi="Arial"/>
@@ -27080,7 +27080,7 @@
         </w:rPr>
         <w:t xml:space="preserve">© 2026 SeaVuria and ARES. Aligned with KICD objectives. Developed by SeaVuria; technical implementation by ARES (with AI assistance from Claude). Licensed under </w:t>
       </w:r>
-      <w:hyperlink w:history="1" r:id="rIdczsklv2bymz-c1axu35bp">
+      <w:hyperlink w:history="1" r:id="rIdqgltree56-yhe3putpuem">
         <w:r>
           <w:rPr>
             <w:rFonts w:ascii="Arial" w:cs="Arial" w:eastAsia="Arial" w:hAnsi="Arial"/>
@@ -27101,7 +27101,7 @@
         </w:rPr>
         <w:t xml:space="preserve"> (</w:t>
       </w:r>
-      <w:hyperlink w:history="1" r:id="rIdv7dic6vb8camlpvktexqw">
+      <w:hyperlink w:history="1" r:id="rIdz3rhheic-otpmtqxexh4k">
         <w:r>
           <w:rPr>
             <w:rFonts w:ascii="Arial" w:cs="Arial" w:eastAsia="Arial" w:hAnsi="Arial"/>
